--- a/docs/Entregas/DAM Plantilla memoria escrita.docx
+++ b/docs/Entregas/DAM Plantilla memoria escrita.docx
@@ -372,7 +372,7 @@
           <w:r>
             <w:fldChar w:fldCharType="separate"/>
           </w:r>
-          <w:hyperlink w:anchor="_Toc241264836" w:history="1">
+          <w:hyperlink w:anchor="_Toc242115528" w:history="1">
             <w:r>
               <w:rPr>
                 <w:rStyle w:val="Hipervnculo"/>
@@ -417,7 +417,7 @@
                 <w:noProof/>
                 <w:webHidden/>
               </w:rPr>
-              <w:instrText xml:space="preserve"> PAGEREF _Toc241264836 \h </w:instrText>
+              <w:instrText xml:space="preserve"> PAGEREF _Toc242115528 \h </w:instrText>
             </w:r>
             <w:r>
               <w:rPr>
@@ -437,7 +437,7 @@
                 <w:noProof/>
                 <w:webHidden/>
               </w:rPr>
-              <w:t>3</w:t>
+              <w:t>4</w:t>
             </w:r>
             <w:r>
               <w:rPr>
@@ -464,7 +464,7 @@
               <w14:ligatures w14:val="standardContextual"/>
             </w:rPr>
           </w:pPr>
-          <w:hyperlink w:anchor="_Toc241264837" w:history="1">
+          <w:hyperlink w:anchor="_Toc242115529" w:history="1">
             <w:r>
               <w:rPr>
                 <w:rStyle w:val="Hipervnculo"/>
@@ -488,7 +488,7 @@
                 <w:rStyle w:val="Hipervnculo"/>
                 <w:noProof/>
               </w:rPr>
-              <w:t>Motivación</w:t>
+              <w:t>Problema y contexto</w:t>
             </w:r>
             <w:r>
               <w:rPr>
@@ -509,7 +509,7 @@
                 <w:noProof/>
                 <w:webHidden/>
               </w:rPr>
-              <w:instrText xml:space="preserve"> PAGEREF _Toc241264837 \h </w:instrText>
+              <w:instrText xml:space="preserve"> PAGEREF _Toc242115529 \h </w:instrText>
             </w:r>
             <w:r>
               <w:rPr>
@@ -529,7 +529,7 @@
                 <w:noProof/>
                 <w:webHidden/>
               </w:rPr>
-              <w:t>3</w:t>
+              <w:t>4</w:t>
             </w:r>
             <w:r>
               <w:rPr>
@@ -556,7 +556,7 @@
               <w14:ligatures w14:val="standardContextual"/>
             </w:rPr>
           </w:pPr>
-          <w:hyperlink w:anchor="_Toc241264838" w:history="1">
+          <w:hyperlink w:anchor="_Toc242115530" w:history="1">
             <w:r>
               <w:rPr>
                 <w:rStyle w:val="Hipervnculo"/>
@@ -580,7 +580,7 @@
                 <w:rStyle w:val="Hipervnculo"/>
                 <w:noProof/>
               </w:rPr>
-              <w:t>Abstract</w:t>
+              <w:t>Usuarios destinatarios</w:t>
             </w:r>
             <w:r>
               <w:rPr>
@@ -601,7 +601,7 @@
                 <w:noProof/>
                 <w:webHidden/>
               </w:rPr>
-              <w:instrText xml:space="preserve"> PAGEREF _Toc241264838 \h </w:instrText>
+              <w:instrText xml:space="preserve"> PAGEREF _Toc242115530 \h </w:instrText>
             </w:r>
             <w:r>
               <w:rPr>
@@ -621,7 +621,7 @@
                 <w:noProof/>
                 <w:webHidden/>
               </w:rPr>
-              <w:t>3</w:t>
+              <w:t>4</w:t>
             </w:r>
             <w:r>
               <w:rPr>
@@ -648,7 +648,7 @@
               <w14:ligatures w14:val="standardContextual"/>
             </w:rPr>
           </w:pPr>
-          <w:hyperlink w:anchor="_Toc241264839" w:history="1">
+          <w:hyperlink w:anchor="_Toc242115531" w:history="1">
             <w:r>
               <w:rPr>
                 <w:rStyle w:val="Hipervnculo"/>
@@ -672,6 +672,282 @@
                 <w:rStyle w:val="Hipervnculo"/>
                 <w:noProof/>
               </w:rPr>
+              <w:t>Alcance</w:t>
+            </w:r>
+            <w:r>
+              <w:rPr>
+                <w:noProof/>
+                <w:webHidden/>
+              </w:rPr>
+              <w:tab/>
+            </w:r>
+            <w:r>
+              <w:rPr>
+                <w:noProof/>
+                <w:webHidden/>
+              </w:rPr>
+              <w:fldChar w:fldCharType="begin"/>
+            </w:r>
+            <w:r>
+              <w:rPr>
+                <w:noProof/>
+                <w:webHidden/>
+              </w:rPr>
+              <w:instrText xml:space="preserve"> PAGEREF _Toc242115531 \h </w:instrText>
+            </w:r>
+            <w:r>
+              <w:rPr>
+                <w:noProof/>
+                <w:webHidden/>
+              </w:rPr>
+            </w:r>
+            <w:r>
+              <w:rPr>
+                <w:noProof/>
+                <w:webHidden/>
+              </w:rPr>
+              <w:fldChar w:fldCharType="separate"/>
+            </w:r>
+            <w:r>
+              <w:rPr>
+                <w:noProof/>
+                <w:webHidden/>
+              </w:rPr>
+              <w:t>4</w:t>
+            </w:r>
+            <w:r>
+              <w:rPr>
+                <w:noProof/>
+                <w:webHidden/>
+              </w:rPr>
+              <w:fldChar w:fldCharType="end"/>
+            </w:r>
+          </w:hyperlink>
+        </w:p>
+        <w:p>
+          <w:pPr>
+            <w:pStyle w:val="TDC2"/>
+            <w:tabs>
+              <w:tab w:val="left" w:pos="960"/>
+              <w:tab w:val="right" w:leader="dot" w:pos="9019"/>
+            </w:tabs>
+            <w:rPr>
+              <w:rFonts w:asciiTheme="minorHAnsi" w:eastAsiaTheme="minorEastAsia" w:hAnsiTheme="minorHAnsi" w:cstheme="minorBidi"/>
+              <w:noProof/>
+              <w:kern w:val="2"/>
+              <w:sz w:val="24"/>
+              <w:lang w:val="es-ES"/>
+              <w14:ligatures w14:val="standardContextual"/>
+            </w:rPr>
+          </w:pPr>
+          <w:hyperlink w:anchor="_Toc242115532" w:history="1">
+            <w:r>
+              <w:rPr>
+                <w:rStyle w:val="Hipervnculo"/>
+                <w:noProof/>
+              </w:rPr>
+              <w:t>1.4.</w:t>
+            </w:r>
+            <w:r>
+              <w:rPr>
+                <w:rFonts w:asciiTheme="minorHAnsi" w:eastAsiaTheme="minorEastAsia" w:hAnsiTheme="minorHAnsi" w:cstheme="minorBidi"/>
+                <w:noProof/>
+                <w:kern w:val="2"/>
+                <w:sz w:val="24"/>
+                <w:lang w:val="es-ES"/>
+                <w14:ligatures w14:val="standardContextual"/>
+              </w:rPr>
+              <w:tab/>
+            </w:r>
+            <w:r>
+              <w:rPr>
+                <w:rStyle w:val="Hipervnculo"/>
+                <w:noProof/>
+              </w:rPr>
+              <w:t>Motivación</w:t>
+            </w:r>
+            <w:r>
+              <w:rPr>
+                <w:noProof/>
+                <w:webHidden/>
+              </w:rPr>
+              <w:tab/>
+            </w:r>
+            <w:r>
+              <w:rPr>
+                <w:noProof/>
+                <w:webHidden/>
+              </w:rPr>
+              <w:fldChar w:fldCharType="begin"/>
+            </w:r>
+            <w:r>
+              <w:rPr>
+                <w:noProof/>
+                <w:webHidden/>
+              </w:rPr>
+              <w:instrText xml:space="preserve"> PAGEREF _Toc242115532 \h </w:instrText>
+            </w:r>
+            <w:r>
+              <w:rPr>
+                <w:noProof/>
+                <w:webHidden/>
+              </w:rPr>
+            </w:r>
+            <w:r>
+              <w:rPr>
+                <w:noProof/>
+                <w:webHidden/>
+              </w:rPr>
+              <w:fldChar w:fldCharType="separate"/>
+            </w:r>
+            <w:r>
+              <w:rPr>
+                <w:noProof/>
+                <w:webHidden/>
+              </w:rPr>
+              <w:t>4</w:t>
+            </w:r>
+            <w:r>
+              <w:rPr>
+                <w:noProof/>
+                <w:webHidden/>
+              </w:rPr>
+              <w:fldChar w:fldCharType="end"/>
+            </w:r>
+          </w:hyperlink>
+        </w:p>
+        <w:p>
+          <w:pPr>
+            <w:pStyle w:val="TDC2"/>
+            <w:tabs>
+              <w:tab w:val="left" w:pos="960"/>
+              <w:tab w:val="right" w:leader="dot" w:pos="9019"/>
+            </w:tabs>
+            <w:rPr>
+              <w:rFonts w:asciiTheme="minorHAnsi" w:eastAsiaTheme="minorEastAsia" w:hAnsiTheme="minorHAnsi" w:cstheme="minorBidi"/>
+              <w:noProof/>
+              <w:kern w:val="2"/>
+              <w:sz w:val="24"/>
+              <w:lang w:val="es-ES"/>
+              <w14:ligatures w14:val="standardContextual"/>
+            </w:rPr>
+          </w:pPr>
+          <w:hyperlink w:anchor="_Toc242115533" w:history="1">
+            <w:r>
+              <w:rPr>
+                <w:rStyle w:val="Hipervnculo"/>
+                <w:noProof/>
+              </w:rPr>
+              <w:t>1.5.</w:t>
+            </w:r>
+            <w:r>
+              <w:rPr>
+                <w:rFonts w:asciiTheme="minorHAnsi" w:eastAsiaTheme="minorEastAsia" w:hAnsiTheme="minorHAnsi" w:cstheme="minorBidi"/>
+                <w:noProof/>
+                <w:kern w:val="2"/>
+                <w:sz w:val="24"/>
+                <w:lang w:val="es-ES"/>
+                <w14:ligatures w14:val="standardContextual"/>
+              </w:rPr>
+              <w:tab/>
+            </w:r>
+            <w:r>
+              <w:rPr>
+                <w:rStyle w:val="Hipervnculo"/>
+                <w:noProof/>
+              </w:rPr>
+              <w:t>Abstract</w:t>
+            </w:r>
+            <w:r>
+              <w:rPr>
+                <w:noProof/>
+                <w:webHidden/>
+              </w:rPr>
+              <w:tab/>
+            </w:r>
+            <w:r>
+              <w:rPr>
+                <w:noProof/>
+                <w:webHidden/>
+              </w:rPr>
+              <w:fldChar w:fldCharType="begin"/>
+            </w:r>
+            <w:r>
+              <w:rPr>
+                <w:noProof/>
+                <w:webHidden/>
+              </w:rPr>
+              <w:instrText xml:space="preserve"> PAGEREF _Toc242115533 \h </w:instrText>
+            </w:r>
+            <w:r>
+              <w:rPr>
+                <w:noProof/>
+                <w:webHidden/>
+              </w:rPr>
+            </w:r>
+            <w:r>
+              <w:rPr>
+                <w:noProof/>
+                <w:webHidden/>
+              </w:rPr>
+              <w:fldChar w:fldCharType="separate"/>
+            </w:r>
+            <w:r>
+              <w:rPr>
+                <w:noProof/>
+                <w:webHidden/>
+              </w:rPr>
+              <w:t>5</w:t>
+            </w:r>
+            <w:r>
+              <w:rPr>
+                <w:noProof/>
+                <w:webHidden/>
+              </w:rPr>
+              <w:fldChar w:fldCharType="end"/>
+            </w:r>
+          </w:hyperlink>
+        </w:p>
+        <w:p>
+          <w:pPr>
+            <w:pStyle w:val="TDC2"/>
+            <w:tabs>
+              <w:tab w:val="left" w:pos="960"/>
+              <w:tab w:val="right" w:leader="dot" w:pos="9019"/>
+            </w:tabs>
+            <w:rPr>
+              <w:rFonts w:asciiTheme="minorHAnsi" w:eastAsiaTheme="minorEastAsia" w:hAnsiTheme="minorHAnsi" w:cstheme="minorBidi"/>
+              <w:noProof/>
+              <w:kern w:val="2"/>
+              <w:sz w:val="24"/>
+              <w:lang w:val="es-ES"/>
+              <w14:ligatures w14:val="standardContextual"/>
+            </w:rPr>
+          </w:pPr>
+          <w:hyperlink w:anchor="_Toc242115534" w:history="1">
+            <w:r>
+              <w:rPr>
+                <w:rStyle w:val="Hipervnculo"/>
+                <w:noProof/>
+              </w:rPr>
+              <w:t>1.6.</w:t>
+            </w:r>
+            <w:r>
+              <w:rPr>
+                <w:rFonts w:asciiTheme="minorHAnsi" w:eastAsiaTheme="minorEastAsia" w:hAnsiTheme="minorHAnsi" w:cstheme="minorBidi"/>
+                <w:noProof/>
+                <w:kern w:val="2"/>
+                <w:sz w:val="24"/>
+                <w:lang w:val="es-ES"/>
+                <w14:ligatures w14:val="standardContextual"/>
+              </w:rPr>
+              <w:tab/>
+            </w:r>
+            <w:r>
+              <w:rPr>
+                <w:rStyle w:val="Hipervnculo"/>
+                <w:noProof/>
+              </w:rPr>
               <w:t>Objetivos propuestos (generales y específicos)</w:t>
             </w:r>
             <w:r>
@@ -693,7 +969,7 @@
                 <w:noProof/>
                 <w:webHidden/>
               </w:rPr>
-              <w:instrText xml:space="preserve"> PAGEREF _Toc241264839 \h </w:instrText>
+              <w:instrText xml:space="preserve"> PAGEREF _Toc242115534 \h </w:instrText>
             </w:r>
             <w:r>
               <w:rPr>
@@ -713,7 +989,7 @@
                 <w:noProof/>
                 <w:webHidden/>
               </w:rPr>
-              <w:t>3</w:t>
+              <w:t>5</w:t>
             </w:r>
             <w:r>
               <w:rPr>
@@ -740,7 +1016,7 @@
               <w14:ligatures w14:val="standardContextual"/>
             </w:rPr>
           </w:pPr>
-          <w:hyperlink w:anchor="_Toc241264840" w:history="1">
+          <w:hyperlink w:anchor="_Toc242115535" w:history="1">
             <w:r>
               <w:rPr>
                 <w:rStyle w:val="Hipervnculo"/>
@@ -785,7 +1061,7 @@
                 <w:noProof/>
                 <w:webHidden/>
               </w:rPr>
-              <w:instrText xml:space="preserve"> PAGEREF _Toc241264840 \h </w:instrText>
+              <w:instrText xml:space="preserve"> PAGEREF _Toc242115535 \h </w:instrText>
             </w:r>
             <w:r>
               <w:rPr>
@@ -805,7 +1081,7 @@
                 <w:noProof/>
                 <w:webHidden/>
               </w:rPr>
-              <w:t>5</w:t>
+              <w:t>7</w:t>
             </w:r>
             <w:r>
               <w:rPr>
@@ -832,7 +1108,7 @@
               <w14:ligatures w14:val="standardContextual"/>
             </w:rPr>
           </w:pPr>
-          <w:hyperlink w:anchor="_Toc241264841" w:history="1">
+          <w:hyperlink w:anchor="_Toc242115536" w:history="1">
             <w:r>
               <w:rPr>
                 <w:rStyle w:val="Hipervnculo"/>
@@ -877,7 +1153,7 @@
                 <w:noProof/>
                 <w:webHidden/>
               </w:rPr>
-              <w:instrText xml:space="preserve"> PAGEREF _Toc241264841 \h </w:instrText>
+              <w:instrText xml:space="preserve"> PAGEREF _Toc242115536 \h </w:instrText>
             </w:r>
             <w:r>
               <w:rPr>
@@ -897,7 +1173,7 @@
                 <w:noProof/>
                 <w:webHidden/>
               </w:rPr>
-              <w:t>6</w:t>
+              <w:t>8</w:t>
             </w:r>
             <w:r>
               <w:rPr>
@@ -924,7 +1200,7 @@
               <w14:ligatures w14:val="standardContextual"/>
             </w:rPr>
           </w:pPr>
-          <w:hyperlink w:anchor="_Toc241264842" w:history="1">
+          <w:hyperlink w:anchor="_Toc242115537" w:history="1">
             <w:r>
               <w:rPr>
                 <w:rStyle w:val="Hipervnculo"/>
@@ -969,7 +1245,7 @@
                 <w:noProof/>
                 <w:webHidden/>
               </w:rPr>
-              <w:instrText xml:space="preserve"> PAGEREF _Toc241264842 \h </w:instrText>
+              <w:instrText xml:space="preserve"> PAGEREF _Toc242115537 \h </w:instrText>
             </w:r>
             <w:r>
               <w:rPr>
@@ -989,7 +1265,7 @@
                 <w:noProof/>
                 <w:webHidden/>
               </w:rPr>
-              <w:t>7</w:t>
+              <w:t>9</w:t>
             </w:r>
             <w:r>
               <w:rPr>
@@ -1015,7 +1291,7 @@
               <w14:ligatures w14:val="standardContextual"/>
             </w:rPr>
           </w:pPr>
-          <w:hyperlink w:anchor="_Toc241264843" w:history="1">
+          <w:hyperlink w:anchor="_Toc242115538" w:history="1">
             <w:r>
               <w:rPr>
                 <w:rStyle w:val="Hipervnculo"/>
@@ -1042,7 +1318,7 @@
                 <w:noProof/>
                 <w:webHidden/>
               </w:rPr>
-              <w:instrText xml:space="preserve"> PAGEREF _Toc241264843 \h </w:instrText>
+              <w:instrText xml:space="preserve"> PAGEREF _Toc242115538 \h </w:instrText>
             </w:r>
             <w:r>
               <w:rPr>
@@ -1062,7 +1338,7 @@
                 <w:noProof/>
                 <w:webHidden/>
               </w:rPr>
-              <w:t>7</w:t>
+              <w:t>9</w:t>
             </w:r>
             <w:r>
               <w:rPr>
@@ -1089,7 +1365,7 @@
               <w14:ligatures w14:val="standardContextual"/>
             </w:rPr>
           </w:pPr>
-          <w:hyperlink w:anchor="_Toc241264844" w:history="1">
+          <w:hyperlink w:anchor="_Toc242115539" w:history="1">
             <w:r>
               <w:rPr>
                 <w:rStyle w:val="Hipervnculo"/>
@@ -1113,7 +1389,7 @@
                 <w:rStyle w:val="Hipervnculo"/>
                 <w:noProof/>
               </w:rPr>
-              <w:t>Planificación, Diagnóstico y Contexto Laboral</w:t>
+              <w:t>Planificación, Diagnóstico y Contexto Laboral 3-4pg</w:t>
             </w:r>
             <w:r>
               <w:rPr>
@@ -1134,7 +1410,7 @@
                 <w:noProof/>
                 <w:webHidden/>
               </w:rPr>
-              <w:instrText xml:space="preserve"> PAGEREF _Toc241264844 \h </w:instrText>
+              <w:instrText xml:space="preserve"> PAGEREF _Toc242115539 \h </w:instrText>
             </w:r>
             <w:r>
               <w:rPr>
@@ -1154,7 +1430,303 @@
                 <w:noProof/>
                 <w:webHidden/>
               </w:rPr>
-              <w:t>8</w:t>
+              <w:t>10</w:t>
+            </w:r>
+            <w:r>
+              <w:rPr>
+                <w:noProof/>
+                <w:webHidden/>
+              </w:rPr>
+              <w:fldChar w:fldCharType="end"/>
+            </w:r>
+          </w:hyperlink>
+        </w:p>
+        <w:p>
+          <w:pPr>
+            <w:pStyle w:val="TDC2"/>
+            <w:tabs>
+              <w:tab w:val="right" w:leader="dot" w:pos="9019"/>
+            </w:tabs>
+            <w:rPr>
+              <w:rFonts w:asciiTheme="minorHAnsi" w:eastAsiaTheme="minorEastAsia" w:hAnsiTheme="minorHAnsi" w:cstheme="minorBidi"/>
+              <w:noProof/>
+              <w:kern w:val="2"/>
+              <w:sz w:val="24"/>
+              <w:lang w:val="es-ES"/>
+              <w14:ligatures w14:val="standardContextual"/>
+            </w:rPr>
+          </w:pPr>
+          <w:hyperlink w:anchor="_Toc242115540" w:history="1">
+            <w:r>
+              <w:rPr>
+                <w:rStyle w:val="Hipervnculo"/>
+                <w:noProof/>
+                <w:lang w:val="es-ES"/>
+              </w:rPr>
+              <w:t>5.1. Contexto Laboral</w:t>
+            </w:r>
+            <w:r>
+              <w:rPr>
+                <w:noProof/>
+                <w:webHidden/>
+              </w:rPr>
+              <w:tab/>
+            </w:r>
+            <w:r>
+              <w:rPr>
+                <w:noProof/>
+                <w:webHidden/>
+              </w:rPr>
+              <w:fldChar w:fldCharType="begin"/>
+            </w:r>
+            <w:r>
+              <w:rPr>
+                <w:noProof/>
+                <w:webHidden/>
+              </w:rPr>
+              <w:instrText xml:space="preserve"> PAGEREF _Toc242115540 \h </w:instrText>
+            </w:r>
+            <w:r>
+              <w:rPr>
+                <w:noProof/>
+                <w:webHidden/>
+              </w:rPr>
+            </w:r>
+            <w:r>
+              <w:rPr>
+                <w:noProof/>
+                <w:webHidden/>
+              </w:rPr>
+              <w:fldChar w:fldCharType="separate"/>
+            </w:r>
+            <w:r>
+              <w:rPr>
+                <w:noProof/>
+                <w:webHidden/>
+              </w:rPr>
+              <w:t>10</w:t>
+            </w:r>
+            <w:r>
+              <w:rPr>
+                <w:noProof/>
+                <w:webHidden/>
+              </w:rPr>
+              <w:fldChar w:fldCharType="end"/>
+            </w:r>
+          </w:hyperlink>
+        </w:p>
+        <w:p>
+          <w:pPr>
+            <w:pStyle w:val="TDC2"/>
+            <w:tabs>
+              <w:tab w:val="right" w:leader="dot" w:pos="9019"/>
+            </w:tabs>
+            <w:rPr>
+              <w:rFonts w:asciiTheme="minorHAnsi" w:eastAsiaTheme="minorEastAsia" w:hAnsiTheme="minorHAnsi" w:cstheme="minorBidi"/>
+              <w:noProof/>
+              <w:kern w:val="2"/>
+              <w:sz w:val="24"/>
+              <w:lang w:val="es-ES"/>
+              <w14:ligatures w14:val="standardContextual"/>
+            </w:rPr>
+          </w:pPr>
+          <w:hyperlink w:anchor="_Toc242115541" w:history="1">
+            <w:r>
+              <w:rPr>
+                <w:rStyle w:val="Hipervnculo"/>
+                <w:noProof/>
+                <w:lang w:val="es-ES"/>
+              </w:rPr>
+              <w:t>5.2. Análisis DAFO</w:t>
+            </w:r>
+            <w:r>
+              <w:rPr>
+                <w:noProof/>
+                <w:webHidden/>
+              </w:rPr>
+              <w:tab/>
+            </w:r>
+            <w:r>
+              <w:rPr>
+                <w:noProof/>
+                <w:webHidden/>
+              </w:rPr>
+              <w:fldChar w:fldCharType="begin"/>
+            </w:r>
+            <w:r>
+              <w:rPr>
+                <w:noProof/>
+                <w:webHidden/>
+              </w:rPr>
+              <w:instrText xml:space="preserve"> PAGEREF _Toc242115541 \h </w:instrText>
+            </w:r>
+            <w:r>
+              <w:rPr>
+                <w:noProof/>
+                <w:webHidden/>
+              </w:rPr>
+            </w:r>
+            <w:r>
+              <w:rPr>
+                <w:noProof/>
+                <w:webHidden/>
+              </w:rPr>
+              <w:fldChar w:fldCharType="separate"/>
+            </w:r>
+            <w:r>
+              <w:rPr>
+                <w:noProof/>
+                <w:webHidden/>
+              </w:rPr>
+              <w:t>10</w:t>
+            </w:r>
+            <w:r>
+              <w:rPr>
+                <w:noProof/>
+                <w:webHidden/>
+              </w:rPr>
+              <w:fldChar w:fldCharType="end"/>
+            </w:r>
+          </w:hyperlink>
+        </w:p>
+        <w:p>
+          <w:pPr>
+            <w:pStyle w:val="TDC2"/>
+            <w:tabs>
+              <w:tab w:val="right" w:leader="dot" w:pos="9019"/>
+            </w:tabs>
+            <w:rPr>
+              <w:rFonts w:asciiTheme="minorHAnsi" w:eastAsiaTheme="minorEastAsia" w:hAnsiTheme="minorHAnsi" w:cstheme="minorBidi"/>
+              <w:noProof/>
+              <w:kern w:val="2"/>
+              <w:sz w:val="24"/>
+              <w:lang w:val="es-ES"/>
+              <w14:ligatures w14:val="standardContextual"/>
+            </w:rPr>
+          </w:pPr>
+          <w:hyperlink w:anchor="_Toc242115542" w:history="1">
+            <w:r>
+              <w:rPr>
+                <w:rStyle w:val="Hipervnculo"/>
+                <w:noProof/>
+                <w:lang w:val="es-ES"/>
+              </w:rPr>
+              <w:t>5.3. Planificación Inicial</w:t>
+            </w:r>
+            <w:r>
+              <w:rPr>
+                <w:noProof/>
+                <w:webHidden/>
+              </w:rPr>
+              <w:tab/>
+            </w:r>
+            <w:r>
+              <w:rPr>
+                <w:noProof/>
+                <w:webHidden/>
+              </w:rPr>
+              <w:fldChar w:fldCharType="begin"/>
+            </w:r>
+            <w:r>
+              <w:rPr>
+                <w:noProof/>
+                <w:webHidden/>
+              </w:rPr>
+              <w:instrText xml:space="preserve"> PAGEREF _Toc242115542 \h </w:instrText>
+            </w:r>
+            <w:r>
+              <w:rPr>
+                <w:noProof/>
+                <w:webHidden/>
+              </w:rPr>
+            </w:r>
+            <w:r>
+              <w:rPr>
+                <w:noProof/>
+                <w:webHidden/>
+              </w:rPr>
+              <w:fldChar w:fldCharType="separate"/>
+            </w:r>
+            <w:r>
+              <w:rPr>
+                <w:noProof/>
+                <w:webHidden/>
+              </w:rPr>
+              <w:t>11</w:t>
+            </w:r>
+            <w:r>
+              <w:rPr>
+                <w:noProof/>
+                <w:webHidden/>
+              </w:rPr>
+              <w:fldChar w:fldCharType="end"/>
+            </w:r>
+          </w:hyperlink>
+        </w:p>
+        <w:p>
+          <w:pPr>
+            <w:pStyle w:val="TDC2"/>
+            <w:tabs>
+              <w:tab w:val="right" w:leader="dot" w:pos="9019"/>
+            </w:tabs>
+            <w:rPr>
+              <w:rFonts w:asciiTheme="minorHAnsi" w:eastAsiaTheme="minorEastAsia" w:hAnsiTheme="minorHAnsi" w:cstheme="minorBidi"/>
+              <w:noProof/>
+              <w:kern w:val="2"/>
+              <w:sz w:val="24"/>
+              <w:lang w:val="es-ES"/>
+              <w14:ligatures w14:val="standardContextual"/>
+            </w:rPr>
+          </w:pPr>
+          <w:hyperlink w:anchor="_Toc242115543" w:history="1">
+            <w:r>
+              <w:rPr>
+                <w:rStyle w:val="Hipervnculo"/>
+                <w:noProof/>
+                <w:lang w:val="es-ES"/>
+              </w:rPr>
+              <w:t>5.4. Planificación Real y Desviaciones</w:t>
+            </w:r>
+            <w:r>
+              <w:rPr>
+                <w:noProof/>
+                <w:webHidden/>
+              </w:rPr>
+              <w:tab/>
+            </w:r>
+            <w:r>
+              <w:rPr>
+                <w:noProof/>
+                <w:webHidden/>
+              </w:rPr>
+              <w:fldChar w:fldCharType="begin"/>
+            </w:r>
+            <w:r>
+              <w:rPr>
+                <w:noProof/>
+                <w:webHidden/>
+              </w:rPr>
+              <w:instrText xml:space="preserve"> PAGEREF _Toc242115543 \h </w:instrText>
+            </w:r>
+            <w:r>
+              <w:rPr>
+                <w:noProof/>
+                <w:webHidden/>
+              </w:rPr>
+            </w:r>
+            <w:r>
+              <w:rPr>
+                <w:noProof/>
+                <w:webHidden/>
+              </w:rPr>
+              <w:fldChar w:fldCharType="separate"/>
+            </w:r>
+            <w:r>
+              <w:rPr>
+                <w:noProof/>
+                <w:webHidden/>
+              </w:rPr>
+              <w:t>12</w:t>
             </w:r>
             <w:r>
               <w:rPr>
@@ -1181,7 +1753,7 @@
               <w14:ligatures w14:val="standardContextual"/>
             </w:rPr>
           </w:pPr>
-          <w:hyperlink w:anchor="_Toc241264845" w:history="1">
+          <w:hyperlink w:anchor="_Toc242115544" w:history="1">
             <w:r>
               <w:rPr>
                 <w:rStyle w:val="Hipervnculo"/>
@@ -1226,7 +1798,7 @@
                 <w:noProof/>
                 <w:webHidden/>
               </w:rPr>
-              <w:instrText xml:space="preserve"> PAGEREF _Toc241264845 \h </w:instrText>
+              <w:instrText xml:space="preserve"> PAGEREF _Toc242115544 \h </w:instrText>
             </w:r>
             <w:r>
               <w:rPr>
@@ -1246,7 +1818,467 @@
                 <w:noProof/>
                 <w:webHidden/>
               </w:rPr>
-              <w:t>9</w:t>
+              <w:t>13</w:t>
+            </w:r>
+            <w:r>
+              <w:rPr>
+                <w:noProof/>
+                <w:webHidden/>
+              </w:rPr>
+              <w:fldChar w:fldCharType="end"/>
+            </w:r>
+          </w:hyperlink>
+        </w:p>
+        <w:p>
+          <w:pPr>
+            <w:pStyle w:val="TDC2"/>
+            <w:tabs>
+              <w:tab w:val="left" w:pos="960"/>
+              <w:tab w:val="right" w:leader="dot" w:pos="9019"/>
+            </w:tabs>
+            <w:rPr>
+              <w:rFonts w:asciiTheme="minorHAnsi" w:eastAsiaTheme="minorEastAsia" w:hAnsiTheme="minorHAnsi" w:cstheme="minorBidi"/>
+              <w:noProof/>
+              <w:kern w:val="2"/>
+              <w:sz w:val="24"/>
+              <w:lang w:val="es-ES"/>
+              <w14:ligatures w14:val="standardContextual"/>
+            </w:rPr>
+          </w:pPr>
+          <w:hyperlink w:anchor="_Toc242115545" w:history="1">
+            <w:r>
+              <w:rPr>
+                <w:rStyle w:val="Hipervnculo"/>
+                <w:noProof/>
+              </w:rPr>
+              <w:t>6.1.</w:t>
+            </w:r>
+            <w:r>
+              <w:rPr>
+                <w:rFonts w:asciiTheme="minorHAnsi" w:eastAsiaTheme="minorEastAsia" w:hAnsiTheme="minorHAnsi" w:cstheme="minorBidi"/>
+                <w:noProof/>
+                <w:kern w:val="2"/>
+                <w:sz w:val="24"/>
+                <w:lang w:val="es-ES"/>
+                <w14:ligatures w14:val="standardContextual"/>
+              </w:rPr>
+              <w:tab/>
+            </w:r>
+            <w:r>
+              <w:rPr>
+                <w:rStyle w:val="Hipervnculo"/>
+                <w:noProof/>
+              </w:rPr>
+              <w:t>requisitos funcionales</w:t>
+            </w:r>
+            <w:r>
+              <w:rPr>
+                <w:noProof/>
+                <w:webHidden/>
+              </w:rPr>
+              <w:tab/>
+            </w:r>
+            <w:r>
+              <w:rPr>
+                <w:noProof/>
+                <w:webHidden/>
+              </w:rPr>
+              <w:fldChar w:fldCharType="begin"/>
+            </w:r>
+            <w:r>
+              <w:rPr>
+                <w:noProof/>
+                <w:webHidden/>
+              </w:rPr>
+              <w:instrText xml:space="preserve"> PAGEREF _Toc242115545 \h </w:instrText>
+            </w:r>
+            <w:r>
+              <w:rPr>
+                <w:noProof/>
+                <w:webHidden/>
+              </w:rPr>
+            </w:r>
+            <w:r>
+              <w:rPr>
+                <w:noProof/>
+                <w:webHidden/>
+              </w:rPr>
+              <w:fldChar w:fldCharType="separate"/>
+            </w:r>
+            <w:r>
+              <w:rPr>
+                <w:noProof/>
+                <w:webHidden/>
+              </w:rPr>
+              <w:t>13</w:t>
+            </w:r>
+            <w:r>
+              <w:rPr>
+                <w:noProof/>
+                <w:webHidden/>
+              </w:rPr>
+              <w:fldChar w:fldCharType="end"/>
+            </w:r>
+          </w:hyperlink>
+        </w:p>
+        <w:p>
+          <w:pPr>
+            <w:pStyle w:val="TDC2"/>
+            <w:tabs>
+              <w:tab w:val="left" w:pos="960"/>
+              <w:tab w:val="right" w:leader="dot" w:pos="9019"/>
+            </w:tabs>
+            <w:rPr>
+              <w:rFonts w:asciiTheme="minorHAnsi" w:eastAsiaTheme="minorEastAsia" w:hAnsiTheme="minorHAnsi" w:cstheme="minorBidi"/>
+              <w:noProof/>
+              <w:kern w:val="2"/>
+              <w:sz w:val="24"/>
+              <w:lang w:val="es-ES"/>
+              <w14:ligatures w14:val="standardContextual"/>
+            </w:rPr>
+          </w:pPr>
+          <w:hyperlink w:anchor="_Toc242115546" w:history="1">
+            <w:r>
+              <w:rPr>
+                <w:rStyle w:val="Hipervnculo"/>
+                <w:noProof/>
+              </w:rPr>
+              <w:t>6.2.</w:t>
+            </w:r>
+            <w:r>
+              <w:rPr>
+                <w:rFonts w:asciiTheme="minorHAnsi" w:eastAsiaTheme="minorEastAsia" w:hAnsiTheme="minorHAnsi" w:cstheme="minorBidi"/>
+                <w:noProof/>
+                <w:kern w:val="2"/>
+                <w:sz w:val="24"/>
+                <w:lang w:val="es-ES"/>
+                <w14:ligatures w14:val="standardContextual"/>
+              </w:rPr>
+              <w:tab/>
+            </w:r>
+            <w:r>
+              <w:rPr>
+                <w:rStyle w:val="Hipervnculo"/>
+                <w:noProof/>
+              </w:rPr>
+              <w:t>requisitos no funcionales</w:t>
+            </w:r>
+            <w:r>
+              <w:rPr>
+                <w:noProof/>
+                <w:webHidden/>
+              </w:rPr>
+              <w:tab/>
+            </w:r>
+            <w:r>
+              <w:rPr>
+                <w:noProof/>
+                <w:webHidden/>
+              </w:rPr>
+              <w:fldChar w:fldCharType="begin"/>
+            </w:r>
+            <w:r>
+              <w:rPr>
+                <w:noProof/>
+                <w:webHidden/>
+              </w:rPr>
+              <w:instrText xml:space="preserve"> PAGEREF _Toc242115546 \h </w:instrText>
+            </w:r>
+            <w:r>
+              <w:rPr>
+                <w:noProof/>
+                <w:webHidden/>
+              </w:rPr>
+            </w:r>
+            <w:r>
+              <w:rPr>
+                <w:noProof/>
+                <w:webHidden/>
+              </w:rPr>
+              <w:fldChar w:fldCharType="separate"/>
+            </w:r>
+            <w:r>
+              <w:rPr>
+                <w:noProof/>
+                <w:webHidden/>
+              </w:rPr>
+              <w:t>13</w:t>
+            </w:r>
+            <w:r>
+              <w:rPr>
+                <w:noProof/>
+                <w:webHidden/>
+              </w:rPr>
+              <w:fldChar w:fldCharType="end"/>
+            </w:r>
+          </w:hyperlink>
+        </w:p>
+        <w:p>
+          <w:pPr>
+            <w:pStyle w:val="TDC2"/>
+            <w:tabs>
+              <w:tab w:val="left" w:pos="960"/>
+              <w:tab w:val="right" w:leader="dot" w:pos="9019"/>
+            </w:tabs>
+            <w:rPr>
+              <w:rFonts w:asciiTheme="minorHAnsi" w:eastAsiaTheme="minorEastAsia" w:hAnsiTheme="minorHAnsi" w:cstheme="minorBidi"/>
+              <w:noProof/>
+              <w:kern w:val="2"/>
+              <w:sz w:val="24"/>
+              <w:lang w:val="es-ES"/>
+              <w14:ligatures w14:val="standardContextual"/>
+            </w:rPr>
+          </w:pPr>
+          <w:hyperlink w:anchor="_Toc242115547" w:history="1">
+            <w:r>
+              <w:rPr>
+                <w:rStyle w:val="Hipervnculo"/>
+                <w:noProof/>
+              </w:rPr>
+              <w:t>6.3.</w:t>
+            </w:r>
+            <w:r>
+              <w:rPr>
+                <w:rFonts w:asciiTheme="minorHAnsi" w:eastAsiaTheme="minorEastAsia" w:hAnsiTheme="minorHAnsi" w:cstheme="minorBidi"/>
+                <w:noProof/>
+                <w:kern w:val="2"/>
+                <w:sz w:val="24"/>
+                <w:lang w:val="es-ES"/>
+                <w14:ligatures w14:val="standardContextual"/>
+              </w:rPr>
+              <w:tab/>
+            </w:r>
+            <w:r>
+              <w:rPr>
+                <w:rStyle w:val="Hipervnculo"/>
+                <w:noProof/>
+              </w:rPr>
+              <w:t>Reglas de negocio</w:t>
+            </w:r>
+            <w:r>
+              <w:rPr>
+                <w:noProof/>
+                <w:webHidden/>
+              </w:rPr>
+              <w:tab/>
+            </w:r>
+            <w:r>
+              <w:rPr>
+                <w:noProof/>
+                <w:webHidden/>
+              </w:rPr>
+              <w:fldChar w:fldCharType="begin"/>
+            </w:r>
+            <w:r>
+              <w:rPr>
+                <w:noProof/>
+                <w:webHidden/>
+              </w:rPr>
+              <w:instrText xml:space="preserve"> PAGEREF _Toc242115547 \h </w:instrText>
+            </w:r>
+            <w:r>
+              <w:rPr>
+                <w:noProof/>
+                <w:webHidden/>
+              </w:rPr>
+            </w:r>
+            <w:r>
+              <w:rPr>
+                <w:noProof/>
+                <w:webHidden/>
+              </w:rPr>
+              <w:fldChar w:fldCharType="separate"/>
+            </w:r>
+            <w:r>
+              <w:rPr>
+                <w:noProof/>
+                <w:webHidden/>
+              </w:rPr>
+              <w:t>14</w:t>
+            </w:r>
+            <w:r>
+              <w:rPr>
+                <w:noProof/>
+                <w:webHidden/>
+              </w:rPr>
+              <w:fldChar w:fldCharType="end"/>
+            </w:r>
+          </w:hyperlink>
+        </w:p>
+        <w:p>
+          <w:pPr>
+            <w:pStyle w:val="TDC2"/>
+            <w:tabs>
+              <w:tab w:val="left" w:pos="960"/>
+              <w:tab w:val="right" w:leader="dot" w:pos="9019"/>
+            </w:tabs>
+            <w:rPr>
+              <w:rFonts w:asciiTheme="minorHAnsi" w:eastAsiaTheme="minorEastAsia" w:hAnsiTheme="minorHAnsi" w:cstheme="minorBidi"/>
+              <w:noProof/>
+              <w:kern w:val="2"/>
+              <w:sz w:val="24"/>
+              <w:lang w:val="es-ES"/>
+              <w14:ligatures w14:val="standardContextual"/>
+            </w:rPr>
+          </w:pPr>
+          <w:hyperlink w:anchor="_Toc242115548" w:history="1">
+            <w:r>
+              <w:rPr>
+                <w:rStyle w:val="Hipervnculo"/>
+                <w:noProof/>
+              </w:rPr>
+              <w:t>6.4.</w:t>
+            </w:r>
+            <w:r>
+              <w:rPr>
+                <w:rFonts w:asciiTheme="minorHAnsi" w:eastAsiaTheme="minorEastAsia" w:hAnsiTheme="minorHAnsi" w:cstheme="minorBidi"/>
+                <w:noProof/>
+                <w:kern w:val="2"/>
+                <w:sz w:val="24"/>
+                <w:lang w:val="es-ES"/>
+                <w14:ligatures w14:val="standardContextual"/>
+              </w:rPr>
+              <w:tab/>
+            </w:r>
+            <w:r>
+              <w:rPr>
+                <w:rStyle w:val="Hipervnculo"/>
+                <w:noProof/>
+              </w:rPr>
+              <w:t>Actores y casos de uso</w:t>
+            </w:r>
+            <w:r>
+              <w:rPr>
+                <w:noProof/>
+                <w:webHidden/>
+              </w:rPr>
+              <w:tab/>
+            </w:r>
+            <w:r>
+              <w:rPr>
+                <w:noProof/>
+                <w:webHidden/>
+              </w:rPr>
+              <w:fldChar w:fldCharType="begin"/>
+            </w:r>
+            <w:r>
+              <w:rPr>
+                <w:noProof/>
+                <w:webHidden/>
+              </w:rPr>
+              <w:instrText xml:space="preserve"> PAGEREF _Toc242115548 \h </w:instrText>
+            </w:r>
+            <w:r>
+              <w:rPr>
+                <w:noProof/>
+                <w:webHidden/>
+              </w:rPr>
+            </w:r>
+            <w:r>
+              <w:rPr>
+                <w:noProof/>
+                <w:webHidden/>
+              </w:rPr>
+              <w:fldChar w:fldCharType="separate"/>
+            </w:r>
+            <w:r>
+              <w:rPr>
+                <w:noProof/>
+                <w:webHidden/>
+              </w:rPr>
+              <w:t>14</w:t>
+            </w:r>
+            <w:r>
+              <w:rPr>
+                <w:noProof/>
+                <w:webHidden/>
+              </w:rPr>
+              <w:fldChar w:fldCharType="end"/>
+            </w:r>
+          </w:hyperlink>
+        </w:p>
+        <w:p>
+          <w:pPr>
+            <w:pStyle w:val="TDC2"/>
+            <w:tabs>
+              <w:tab w:val="left" w:pos="960"/>
+              <w:tab w:val="right" w:leader="dot" w:pos="9019"/>
+            </w:tabs>
+            <w:rPr>
+              <w:rFonts w:asciiTheme="minorHAnsi" w:eastAsiaTheme="minorEastAsia" w:hAnsiTheme="minorHAnsi" w:cstheme="minorBidi"/>
+              <w:noProof/>
+              <w:kern w:val="2"/>
+              <w:sz w:val="24"/>
+              <w:lang w:val="es-ES"/>
+              <w14:ligatures w14:val="standardContextual"/>
+            </w:rPr>
+          </w:pPr>
+          <w:hyperlink w:anchor="_Toc242115549" w:history="1">
+            <w:r>
+              <w:rPr>
+                <w:rStyle w:val="Hipervnculo"/>
+                <w:noProof/>
+              </w:rPr>
+              <w:t>6.6.</w:t>
+            </w:r>
+            <w:r>
+              <w:rPr>
+                <w:rFonts w:asciiTheme="minorHAnsi" w:eastAsiaTheme="minorEastAsia" w:hAnsiTheme="minorHAnsi" w:cstheme="minorBidi"/>
+                <w:noProof/>
+                <w:kern w:val="2"/>
+                <w:sz w:val="24"/>
+                <w:lang w:val="es-ES"/>
+                <w14:ligatures w14:val="standardContextual"/>
+              </w:rPr>
+              <w:tab/>
+            </w:r>
+            <w:r>
+              <w:rPr>
+                <w:rStyle w:val="Hipervnculo"/>
+                <w:noProof/>
+              </w:rPr>
+              <w:t>diagramas de Clases</w:t>
+            </w:r>
+            <w:r>
+              <w:rPr>
+                <w:noProof/>
+                <w:webHidden/>
+              </w:rPr>
+              <w:tab/>
+            </w:r>
+            <w:r>
+              <w:rPr>
+                <w:noProof/>
+                <w:webHidden/>
+              </w:rPr>
+              <w:fldChar w:fldCharType="begin"/>
+            </w:r>
+            <w:r>
+              <w:rPr>
+                <w:noProof/>
+                <w:webHidden/>
+              </w:rPr>
+              <w:instrText xml:space="preserve"> PAGEREF _Toc242115549 \h </w:instrText>
+            </w:r>
+            <w:r>
+              <w:rPr>
+                <w:noProof/>
+                <w:webHidden/>
+              </w:rPr>
+            </w:r>
+            <w:r>
+              <w:rPr>
+                <w:noProof/>
+                <w:webHidden/>
+              </w:rPr>
+              <w:fldChar w:fldCharType="separate"/>
+            </w:r>
+            <w:r>
+              <w:rPr>
+                <w:noProof/>
+                <w:webHidden/>
+              </w:rPr>
+              <w:t>19</w:t>
             </w:r>
             <w:r>
               <w:rPr>
@@ -1273,7 +2305,7 @@
               <w14:ligatures w14:val="standardContextual"/>
             </w:rPr>
           </w:pPr>
-          <w:hyperlink w:anchor="_Toc241264846" w:history="1">
+          <w:hyperlink w:anchor="_Toc242115550" w:history="1">
             <w:r>
               <w:rPr>
                 <w:rStyle w:val="Hipervnculo"/>
@@ -1318,7 +2350,7 @@
                 <w:noProof/>
                 <w:webHidden/>
               </w:rPr>
-              <w:instrText xml:space="preserve"> PAGEREF _Toc241264846 \h </w:instrText>
+              <w:instrText xml:space="preserve"> PAGEREF _Toc242115550 \h </w:instrText>
             </w:r>
             <w:r>
               <w:rPr>
@@ -1338,7 +2370,7 @@
                 <w:noProof/>
                 <w:webHidden/>
               </w:rPr>
-              <w:t>10</w:t>
+              <w:t>21</w:t>
             </w:r>
             <w:r>
               <w:rPr>
@@ -1365,7 +2397,7 @@
               <w14:ligatures w14:val="standardContextual"/>
             </w:rPr>
           </w:pPr>
-          <w:hyperlink w:anchor="_Toc241264847" w:history="1">
+          <w:hyperlink w:anchor="_Toc242115551" w:history="1">
             <w:r>
               <w:rPr>
                 <w:rStyle w:val="Hipervnculo"/>
@@ -1389,7 +2421,7 @@
                 <w:rStyle w:val="Hipervnculo"/>
                 <w:noProof/>
               </w:rPr>
-              <w:t>necesidades y la finalidad</w:t>
+              <w:t>Wireframe</w:t>
             </w:r>
             <w:r>
               <w:rPr>
@@ -1410,7 +2442,7 @@
                 <w:noProof/>
                 <w:webHidden/>
               </w:rPr>
-              <w:instrText xml:space="preserve"> PAGEREF _Toc241264847 \h </w:instrText>
+              <w:instrText xml:space="preserve"> PAGEREF _Toc242115551 \h </w:instrText>
             </w:r>
             <w:r>
               <w:rPr>
@@ -1430,375 +2462,7 @@
                 <w:noProof/>
                 <w:webHidden/>
               </w:rPr>
-              <w:t>10</w:t>
-            </w:r>
-            <w:r>
-              <w:rPr>
-                <w:noProof/>
-                <w:webHidden/>
-              </w:rPr>
-              <w:fldChar w:fldCharType="end"/>
-            </w:r>
-          </w:hyperlink>
-        </w:p>
-        <w:p>
-          <w:pPr>
-            <w:pStyle w:val="TDC2"/>
-            <w:tabs>
-              <w:tab w:val="left" w:pos="960"/>
-              <w:tab w:val="right" w:leader="dot" w:pos="9019"/>
-            </w:tabs>
-            <w:rPr>
-              <w:rFonts w:asciiTheme="minorHAnsi" w:eastAsiaTheme="minorEastAsia" w:hAnsiTheme="minorHAnsi" w:cstheme="minorBidi"/>
-              <w:noProof/>
-              <w:kern w:val="2"/>
-              <w:sz w:val="24"/>
-              <w:lang w:val="es-ES"/>
-              <w14:ligatures w14:val="standardContextual"/>
-            </w:rPr>
-          </w:pPr>
-          <w:hyperlink w:anchor="_Toc241264848" w:history="1">
-            <w:r>
-              <w:rPr>
-                <w:rStyle w:val="Hipervnculo"/>
-                <w:noProof/>
-              </w:rPr>
-              <w:t>7.2.</w:t>
-            </w:r>
-            <w:r>
-              <w:rPr>
-                <w:rFonts w:asciiTheme="minorHAnsi" w:eastAsiaTheme="minorEastAsia" w:hAnsiTheme="minorHAnsi" w:cstheme="minorBidi"/>
-                <w:noProof/>
-                <w:kern w:val="2"/>
-                <w:sz w:val="24"/>
-                <w:lang w:val="es-ES"/>
-                <w14:ligatures w14:val="standardContextual"/>
-              </w:rPr>
-              <w:tab/>
-            </w:r>
-            <w:r>
-              <w:rPr>
-                <w:rStyle w:val="Hipervnculo"/>
-                <w:noProof/>
-              </w:rPr>
-              <w:t>requisitos funcionales y no funcionales</w:t>
-            </w:r>
-            <w:r>
-              <w:rPr>
-                <w:noProof/>
-                <w:webHidden/>
-              </w:rPr>
-              <w:tab/>
-            </w:r>
-            <w:r>
-              <w:rPr>
-                <w:noProof/>
-                <w:webHidden/>
-              </w:rPr>
-              <w:fldChar w:fldCharType="begin"/>
-            </w:r>
-            <w:r>
-              <w:rPr>
-                <w:noProof/>
-                <w:webHidden/>
-              </w:rPr>
-              <w:instrText xml:space="preserve"> PAGEREF _Toc241264848 \h </w:instrText>
-            </w:r>
-            <w:r>
-              <w:rPr>
-                <w:noProof/>
-                <w:webHidden/>
-              </w:rPr>
-            </w:r>
-            <w:r>
-              <w:rPr>
-                <w:noProof/>
-                <w:webHidden/>
-              </w:rPr>
-              <w:fldChar w:fldCharType="separate"/>
-            </w:r>
-            <w:r>
-              <w:rPr>
-                <w:noProof/>
-                <w:webHidden/>
-              </w:rPr>
-              <w:t>10</w:t>
-            </w:r>
-            <w:r>
-              <w:rPr>
-                <w:noProof/>
-                <w:webHidden/>
-              </w:rPr>
-              <w:fldChar w:fldCharType="end"/>
-            </w:r>
-          </w:hyperlink>
-        </w:p>
-        <w:p>
-          <w:pPr>
-            <w:pStyle w:val="TDC2"/>
-            <w:tabs>
-              <w:tab w:val="left" w:pos="960"/>
-              <w:tab w:val="right" w:leader="dot" w:pos="9019"/>
-            </w:tabs>
-            <w:rPr>
-              <w:rFonts w:asciiTheme="minorHAnsi" w:eastAsiaTheme="minorEastAsia" w:hAnsiTheme="minorHAnsi" w:cstheme="minorBidi"/>
-              <w:noProof/>
-              <w:kern w:val="2"/>
-              <w:sz w:val="24"/>
-              <w:lang w:val="es-ES"/>
-              <w14:ligatures w14:val="standardContextual"/>
-            </w:rPr>
-          </w:pPr>
-          <w:hyperlink w:anchor="_Toc241264849" w:history="1">
-            <w:r>
-              <w:rPr>
-                <w:rStyle w:val="Hipervnculo"/>
-                <w:noProof/>
-              </w:rPr>
-              <w:t>7.3.</w:t>
-            </w:r>
-            <w:r>
-              <w:rPr>
-                <w:rFonts w:asciiTheme="minorHAnsi" w:eastAsiaTheme="minorEastAsia" w:hAnsiTheme="minorHAnsi" w:cstheme="minorBidi"/>
-                <w:noProof/>
-                <w:kern w:val="2"/>
-                <w:sz w:val="24"/>
-                <w:lang w:val="es-ES"/>
-                <w14:ligatures w14:val="standardContextual"/>
-              </w:rPr>
-              <w:tab/>
-            </w:r>
-            <w:r>
-              <w:rPr>
-                <w:rStyle w:val="Hipervnculo"/>
-                <w:noProof/>
-              </w:rPr>
-              <w:t>diagramas de Entidad-Relación</w:t>
-            </w:r>
-            <w:r>
-              <w:rPr>
-                <w:noProof/>
-                <w:webHidden/>
-              </w:rPr>
-              <w:tab/>
-            </w:r>
-            <w:r>
-              <w:rPr>
-                <w:noProof/>
-                <w:webHidden/>
-              </w:rPr>
-              <w:fldChar w:fldCharType="begin"/>
-            </w:r>
-            <w:r>
-              <w:rPr>
-                <w:noProof/>
-                <w:webHidden/>
-              </w:rPr>
-              <w:instrText xml:space="preserve"> PAGEREF _Toc241264849 \h </w:instrText>
-            </w:r>
-            <w:r>
-              <w:rPr>
-                <w:noProof/>
-                <w:webHidden/>
-              </w:rPr>
-            </w:r>
-            <w:r>
-              <w:rPr>
-                <w:noProof/>
-                <w:webHidden/>
-              </w:rPr>
-              <w:fldChar w:fldCharType="separate"/>
-            </w:r>
-            <w:r>
-              <w:rPr>
-                <w:noProof/>
-                <w:webHidden/>
-              </w:rPr>
-              <w:t>11</w:t>
-            </w:r>
-            <w:r>
-              <w:rPr>
-                <w:noProof/>
-                <w:webHidden/>
-              </w:rPr>
-              <w:fldChar w:fldCharType="end"/>
-            </w:r>
-          </w:hyperlink>
-        </w:p>
-        <w:p>
-          <w:pPr>
-            <w:pStyle w:val="TDC2"/>
-            <w:tabs>
-              <w:tab w:val="left" w:pos="960"/>
-              <w:tab w:val="right" w:leader="dot" w:pos="9019"/>
-            </w:tabs>
-            <w:rPr>
-              <w:rFonts w:asciiTheme="minorHAnsi" w:eastAsiaTheme="minorEastAsia" w:hAnsiTheme="minorHAnsi" w:cstheme="minorBidi"/>
-              <w:noProof/>
-              <w:kern w:val="2"/>
-              <w:sz w:val="24"/>
-              <w:lang w:val="es-ES"/>
-              <w14:ligatures w14:val="standardContextual"/>
-            </w:rPr>
-          </w:pPr>
-          <w:hyperlink w:anchor="_Toc241264850" w:history="1">
-            <w:r>
-              <w:rPr>
-                <w:rStyle w:val="Hipervnculo"/>
-                <w:noProof/>
-              </w:rPr>
-              <w:t>7.4.</w:t>
-            </w:r>
-            <w:r>
-              <w:rPr>
-                <w:rFonts w:asciiTheme="minorHAnsi" w:eastAsiaTheme="minorEastAsia" w:hAnsiTheme="minorHAnsi" w:cstheme="minorBidi"/>
-                <w:noProof/>
-                <w:kern w:val="2"/>
-                <w:sz w:val="24"/>
-                <w:lang w:val="es-ES"/>
-                <w14:ligatures w14:val="standardContextual"/>
-              </w:rPr>
-              <w:tab/>
-            </w:r>
-            <w:r>
-              <w:rPr>
-                <w:rStyle w:val="Hipervnculo"/>
-                <w:noProof/>
-              </w:rPr>
-              <w:t>diagramas de Casos de Uso</w:t>
-            </w:r>
-            <w:r>
-              <w:rPr>
-                <w:noProof/>
-                <w:webHidden/>
-              </w:rPr>
-              <w:tab/>
-            </w:r>
-            <w:r>
-              <w:rPr>
-                <w:noProof/>
-                <w:webHidden/>
-              </w:rPr>
-              <w:fldChar w:fldCharType="begin"/>
-            </w:r>
-            <w:r>
-              <w:rPr>
-                <w:noProof/>
-                <w:webHidden/>
-              </w:rPr>
-              <w:instrText xml:space="preserve"> PAGEREF _Toc241264850 \h </w:instrText>
-            </w:r>
-            <w:r>
-              <w:rPr>
-                <w:noProof/>
-                <w:webHidden/>
-              </w:rPr>
-            </w:r>
-            <w:r>
-              <w:rPr>
-                <w:noProof/>
-                <w:webHidden/>
-              </w:rPr>
-              <w:fldChar w:fldCharType="separate"/>
-            </w:r>
-            <w:r>
-              <w:rPr>
-                <w:noProof/>
-                <w:webHidden/>
-              </w:rPr>
-              <w:t>13</w:t>
-            </w:r>
-            <w:r>
-              <w:rPr>
-                <w:noProof/>
-                <w:webHidden/>
-              </w:rPr>
-              <w:fldChar w:fldCharType="end"/>
-            </w:r>
-          </w:hyperlink>
-        </w:p>
-        <w:p>
-          <w:pPr>
-            <w:pStyle w:val="TDC2"/>
-            <w:tabs>
-              <w:tab w:val="left" w:pos="960"/>
-              <w:tab w:val="right" w:leader="dot" w:pos="9019"/>
-            </w:tabs>
-            <w:rPr>
-              <w:rFonts w:asciiTheme="minorHAnsi" w:eastAsiaTheme="minorEastAsia" w:hAnsiTheme="minorHAnsi" w:cstheme="minorBidi"/>
-              <w:noProof/>
-              <w:kern w:val="2"/>
-              <w:sz w:val="24"/>
-              <w:lang w:val="es-ES"/>
-              <w14:ligatures w14:val="standardContextual"/>
-            </w:rPr>
-          </w:pPr>
-          <w:hyperlink w:anchor="_Toc241264851" w:history="1">
-            <w:r>
-              <w:rPr>
-                <w:rStyle w:val="Hipervnculo"/>
-                <w:noProof/>
-              </w:rPr>
-              <w:t>7.5.</w:t>
-            </w:r>
-            <w:r>
-              <w:rPr>
-                <w:rFonts w:asciiTheme="minorHAnsi" w:eastAsiaTheme="minorEastAsia" w:hAnsiTheme="minorHAnsi" w:cstheme="minorBidi"/>
-                <w:noProof/>
-                <w:kern w:val="2"/>
-                <w:sz w:val="24"/>
-                <w:lang w:val="es-ES"/>
-                <w14:ligatures w14:val="standardContextual"/>
-              </w:rPr>
-              <w:tab/>
-            </w:r>
-            <w:r>
-              <w:rPr>
-                <w:rStyle w:val="Hipervnculo"/>
-                <w:noProof/>
-              </w:rPr>
-              <w:t>diagrama de clases</w:t>
-            </w:r>
-            <w:r>
-              <w:rPr>
-                <w:noProof/>
-                <w:webHidden/>
-              </w:rPr>
-              <w:tab/>
-            </w:r>
-            <w:r>
-              <w:rPr>
-                <w:noProof/>
-                <w:webHidden/>
-              </w:rPr>
-              <w:fldChar w:fldCharType="begin"/>
-            </w:r>
-            <w:r>
-              <w:rPr>
-                <w:noProof/>
-                <w:webHidden/>
-              </w:rPr>
-              <w:instrText xml:space="preserve"> PAGEREF _Toc241264851 \h </w:instrText>
-            </w:r>
-            <w:r>
-              <w:rPr>
-                <w:noProof/>
-                <w:webHidden/>
-              </w:rPr>
-            </w:r>
-            <w:r>
-              <w:rPr>
-                <w:noProof/>
-                <w:webHidden/>
-              </w:rPr>
-              <w:fldChar w:fldCharType="separate"/>
-            </w:r>
-            <w:r>
-              <w:rPr>
-                <w:noProof/>
-                <w:webHidden/>
-              </w:rPr>
-              <w:t>15</w:t>
+              <w:t>21</w:t>
             </w:r>
             <w:r>
               <w:rPr>
@@ -1825,7 +2489,7 @@
               <w14:ligatures w14:val="standardContextual"/>
             </w:rPr>
           </w:pPr>
-          <w:hyperlink w:anchor="_Toc241264852" w:history="1">
+          <w:hyperlink w:anchor="_Toc242115552" w:history="1">
             <w:r>
               <w:rPr>
                 <w:rStyle w:val="Hipervnculo"/>
@@ -1870,7 +2534,7 @@
                 <w:noProof/>
                 <w:webHidden/>
               </w:rPr>
-              <w:instrText xml:space="preserve"> PAGEREF _Toc241264852 \h </w:instrText>
+              <w:instrText xml:space="preserve"> PAGEREF _Toc242115552 \h </w:instrText>
             </w:r>
             <w:r>
               <w:rPr>
@@ -1890,7 +2554,7 @@
                 <w:noProof/>
                 <w:webHidden/>
               </w:rPr>
-              <w:t>17</w:t>
+              <w:t>22</w:t>
             </w:r>
             <w:r>
               <w:rPr>
@@ -1917,7 +2581,7 @@
               <w14:ligatures w14:val="standardContextual"/>
             </w:rPr>
           </w:pPr>
-          <w:hyperlink w:anchor="_Toc241264853" w:history="1">
+          <w:hyperlink w:anchor="_Toc242115553" w:history="1">
             <w:r>
               <w:rPr>
                 <w:rStyle w:val="Hipervnculo"/>
@@ -1962,7 +2626,7 @@
                 <w:noProof/>
                 <w:webHidden/>
               </w:rPr>
-              <w:instrText xml:space="preserve"> PAGEREF _Toc241264853 \h </w:instrText>
+              <w:instrText xml:space="preserve"> PAGEREF _Toc242115553 \h </w:instrText>
             </w:r>
             <w:r>
               <w:rPr>
@@ -1982,7 +2646,7 @@
                 <w:noProof/>
                 <w:webHidden/>
               </w:rPr>
-              <w:t>18</w:t>
+              <w:t>23</w:t>
             </w:r>
             <w:r>
               <w:rPr>
@@ -2009,7 +2673,7 @@
               <w14:ligatures w14:val="standardContextual"/>
             </w:rPr>
           </w:pPr>
-          <w:hyperlink w:anchor="_Toc241264854" w:history="1">
+          <w:hyperlink w:anchor="_Toc242115554" w:history="1">
             <w:r>
               <w:rPr>
                 <w:rStyle w:val="Hipervnculo"/>
@@ -2054,7 +2718,7 @@
                 <w:noProof/>
                 <w:webHidden/>
               </w:rPr>
-              <w:instrText xml:space="preserve"> PAGEREF _Toc241264854 \h </w:instrText>
+              <w:instrText xml:space="preserve"> PAGEREF _Toc242115554 \h </w:instrText>
             </w:r>
             <w:r>
               <w:rPr>
@@ -2074,7 +2738,7 @@
                 <w:noProof/>
                 <w:webHidden/>
               </w:rPr>
-              <w:t>19</w:t>
+              <w:t>24</w:t>
             </w:r>
             <w:r>
               <w:rPr>
@@ -2101,7 +2765,7 @@
               <w14:ligatures w14:val="standardContextual"/>
             </w:rPr>
           </w:pPr>
-          <w:hyperlink w:anchor="_Toc241264855" w:history="1">
+          <w:hyperlink w:anchor="_Toc242115555" w:history="1">
             <w:r>
               <w:rPr>
                 <w:rStyle w:val="Hipervnculo"/>
@@ -2146,7 +2810,7 @@
                 <w:noProof/>
                 <w:webHidden/>
               </w:rPr>
-              <w:instrText xml:space="preserve"> PAGEREF _Toc241264855 \h </w:instrText>
+              <w:instrText xml:space="preserve"> PAGEREF _Toc242115555 \h </w:instrText>
             </w:r>
             <w:r>
               <w:rPr>
@@ -2166,7 +2830,7 @@
                 <w:noProof/>
                 <w:webHidden/>
               </w:rPr>
-              <w:t>20</w:t>
+              <w:t>25</w:t>
             </w:r>
             <w:r>
               <w:rPr>
@@ -2193,7 +2857,7 @@
               <w14:ligatures w14:val="standardContextual"/>
             </w:rPr>
           </w:pPr>
-          <w:hyperlink w:anchor="_Toc241264856" w:history="1">
+          <w:hyperlink w:anchor="_Toc242115556" w:history="1">
             <w:r>
               <w:rPr>
                 <w:rStyle w:val="Hipervnculo"/>
@@ -2238,7 +2902,7 @@
                 <w:noProof/>
                 <w:webHidden/>
               </w:rPr>
-              <w:instrText xml:space="preserve"> PAGEREF _Toc241264856 \h </w:instrText>
+              <w:instrText xml:space="preserve"> PAGEREF _Toc242115556 \h </w:instrText>
             </w:r>
             <w:r>
               <w:rPr>
@@ -2258,7 +2922,7 @@
                 <w:noProof/>
                 <w:webHidden/>
               </w:rPr>
-              <w:t>21</w:t>
+              <w:t>26</w:t>
             </w:r>
             <w:r>
               <w:rPr>
@@ -2285,7 +2949,7 @@
               <w14:ligatures w14:val="standardContextual"/>
             </w:rPr>
           </w:pPr>
-          <w:hyperlink w:anchor="_Toc241264857" w:history="1">
+          <w:hyperlink w:anchor="_Toc242115557" w:history="1">
             <w:r>
               <w:rPr>
                 <w:rStyle w:val="Hipervnculo"/>
@@ -2330,7 +2994,7 @@
                 <w:noProof/>
                 <w:webHidden/>
               </w:rPr>
-              <w:instrText xml:space="preserve"> PAGEREF _Toc241264857 \h </w:instrText>
+              <w:instrText xml:space="preserve"> PAGEREF _Toc242115557 \h </w:instrText>
             </w:r>
             <w:r>
               <w:rPr>
@@ -2350,7 +3014,7 @@
                 <w:noProof/>
                 <w:webHidden/>
               </w:rPr>
-              <w:t>21</w:t>
+              <w:t>26</w:t>
             </w:r>
             <w:r>
               <w:rPr>
@@ -2377,7 +3041,7 @@
               <w14:ligatures w14:val="standardContextual"/>
             </w:rPr>
           </w:pPr>
-          <w:hyperlink w:anchor="_Toc241264858" w:history="1">
+          <w:hyperlink w:anchor="_Toc242115558" w:history="1">
             <w:r>
               <w:rPr>
                 <w:rStyle w:val="Hipervnculo"/>
@@ -2422,7 +3086,7 @@
                 <w:noProof/>
                 <w:webHidden/>
               </w:rPr>
-              <w:instrText xml:space="preserve"> PAGEREF _Toc241264858 \h </w:instrText>
+              <w:instrText xml:space="preserve"> PAGEREF _Toc242115558 \h </w:instrText>
             </w:r>
             <w:r>
               <w:rPr>
@@ -2442,7 +3106,7 @@
                 <w:noProof/>
                 <w:webHidden/>
               </w:rPr>
-              <w:t>21</w:t>
+              <w:t>26</w:t>
             </w:r>
             <w:r>
               <w:rPr>
@@ -2489,7 +3153,7 @@
           <w:numId w:val="1"/>
         </w:numPr>
       </w:pPr>
-      <w:bookmarkStart w:id="2" w:name="_Toc241264836"/>
+      <w:bookmarkStart w:id="2" w:name="_Toc242115528"/>
       <w:r>
         <w:lastRenderedPageBreak/>
         <w:t>Introducción</w:t>
@@ -2519,36 +3183,91 @@
           <w:numId w:val="1"/>
         </w:numPr>
       </w:pPr>
-      <w:bookmarkStart w:id="3" w:name="_Toc241264837"/>
-      <w:r>
-        <w:t>Motivación</w:t>
+      <w:bookmarkStart w:id="3" w:name="_Toc242115529"/>
+      <w:r>
+        <w:t>Problema y contexto</w:t>
       </w:r>
       <w:bookmarkEnd w:id="3"/>
     </w:p>
     <w:p>
-      <w:r>
-        <w:t xml:space="preserve">El tema escogido es la gestión de una clínica, que con unas variaciones se pudiera implementar en cualquier sector, la idea es crear una web donde el cliente pueda ver las especialidades y darse de alta pudiendo ver su historial y pedir citas. Una app de escritorio para los médicos y administrativos viendo información laboral y medico creando pulseras para los clientes con un </w:t>
+      <w:pPr>
+        <w:pStyle w:val="NormalWeb"/>
+        <w:numPr>
+          <w:ilvl w:val="0"/>
+          <w:numId w:val="14"/>
+        </w:numPr>
+        <w:spacing w:before="0" w:beforeAutospacing="0"/>
+        <w:rPr>
+          <w:rFonts w:ascii="Arial" w:hAnsi="Arial" w:cs="Arial"/>
+        </w:rPr>
+      </w:pPr>
+      <w:r>
+        <w:rPr>
+          <w:rFonts w:ascii="Arial" w:hAnsi="Arial" w:cs="Arial"/>
+          <w:b/>
+          <w:bCs/>
+        </w:rPr>
+        <w:t>Necesidades:</w:t>
+      </w:r>
+      <w:r>
+        <w:rPr>
+          <w:rFonts w:ascii="Arial" w:hAnsi="Arial" w:cs="Arial"/>
+        </w:rPr>
+        <w:t xml:space="preserve"> En el sector sanitario actual, existen clínicas que siguen dependiendo de procesos manuales y documentación física para la gestión de historiales, pruebas médicas y agendas de pacientes. Esta dependencia genera problemas graves de redundancia de datos, lentitud en la atención, dificultades para compartir información de forma inmediata entre el área de recepción y los despachos médicos, y un impacto medioambiental negativo. Además, la falta de un control de acceso digitalizado dificulta la trazabilidad de la información y la gestión segura de los datos sensibles. </w:t>
+      </w:r>
+    </w:p>
+    <w:p>
+      <w:pPr>
+        <w:pStyle w:val="NormalWeb"/>
+        <w:numPr>
+          <w:ilvl w:val="0"/>
+          <w:numId w:val="14"/>
+        </w:numPr>
+        <w:spacing w:before="0" w:beforeAutospacing="0"/>
+      </w:pPr>
+      <w:r>
+        <w:rPr>
+          <w:rFonts w:ascii="Arial" w:hAnsi="Arial" w:cs="Arial"/>
+          <w:b/>
+          <w:bCs/>
+        </w:rPr>
+        <w:t>Finalidad:</w:t>
+      </w:r>
+      <w:r>
+        <w:rPr>
+          <w:rFonts w:ascii="Arial" w:hAnsi="Arial" w:cs="Arial"/>
+        </w:rPr>
+        <w:t xml:space="preserve"> La finalidad de </w:t>
       </w:r>
       <w:proofErr w:type="spellStart"/>
       <w:r>
-        <w:t>qr</w:t>
+        <w:rPr>
+          <w:rFonts w:ascii="Arial" w:hAnsi="Arial" w:cs="Arial"/>
+        </w:rPr>
+        <w:t>MedManager</w:t>
       </w:r>
       <w:proofErr w:type="spellEnd"/>
       <w:r>
-        <w:t xml:space="preserve"> y nombre, una app Android para enfermeras y demás donde puedan escanear las pulseras y visualizar la información del cliente y sus pruebas.</w:t>
-      </w:r>
-    </w:p>
-    <w:p>
-      <w:r>
-        <w:t xml:space="preserve">La empresa seleccionada, la clínica, es porque abarca múltiples posibilidades y da la posibilidad de ejercer todo lo aprendido, base de datos, gestión de clientes, gestión de ficheros, datos sensibles, incluso sostenibilidad ya que podemos partir de actualizar una empresa que aun usa papel, puede que ya no queden </w:t>
-      </w:r>
-      <w:proofErr w:type="gramStart"/>
-      <w:r>
-        <w:t>muchas</w:t>
-      </w:r>
-      <w:proofErr w:type="gramEnd"/>
-      <w:r>
-        <w:t xml:space="preserve"> pero es para poder hacer un ejemplo y poder aplicar todas las áreas dadas.</w:t>
+        <w:rPr>
+          <w:rFonts w:ascii="Arial" w:hAnsi="Arial" w:cs="Arial"/>
+        </w:rPr>
+        <w:t xml:space="preserve"> es resolver estas carencias creando un ecosistema digital unificado de la clínica. El sistema busca automatizar la gestión diaria, garantizar que la información esté sincronizada en tiempo real, </w:t>
+      </w:r>
+      <w:r>
+        <w:rPr>
+          <w:rFonts w:ascii="Arial" w:hAnsi="Arial" w:cs="Arial"/>
+          <w:b/>
+          <w:bCs/>
+          <w:i/>
+          <w:iCs/>
+        </w:rPr>
+        <w:t>y agilizar la identificación de pacientes mediante pulseras impresas con códigos QR</w:t>
+      </w:r>
+      <w:r>
+        <w:rPr>
+          <w:rFonts w:ascii="Arial" w:hAnsi="Arial" w:cs="Arial"/>
+        </w:rPr>
+        <w:t>. Con ello, se persigue mejorar radicalmente la calidad de la asistencia, optimizar los tiempos de trabajo del personal, garantizar la seguridad de la información privada y establecer un modelo de negocio sostenible sin uso de papel.</w:t>
       </w:r>
     </w:p>
     <w:p>
@@ -2559,65 +3278,81 @@
           <w:numId w:val="1"/>
         </w:numPr>
       </w:pPr>
-      <w:bookmarkStart w:id="4" w:name="_Toc241264838"/>
+      <w:bookmarkStart w:id="4" w:name="_Toc242115530"/>
+      <w:r>
+        <w:t>Usuarios destinatarios</w:t>
+      </w:r>
+      <w:bookmarkEnd w:id="4"/>
+    </w:p>
+    <w:p>
+      <w:r>
+        <w:t xml:space="preserve">Está diseñada para personal de una clínica.  Al tener varias aplicaciones </w:t>
+      </w:r>
       <w:proofErr w:type="spellStart"/>
       <w:r>
-        <w:t>Abstract</w:t>
-      </w:r>
-      <w:bookmarkEnd w:id="4"/>
+        <w:t>habra</w:t>
+      </w:r>
       <w:proofErr w:type="spellEnd"/>
-    </w:p>
-    <w:p>
-      <w:r>
-        <w:t xml:space="preserve">El proyecto </w:t>
+      <w:r>
+        <w:t xml:space="preserve"> distintos destinatarios:</w:t>
+      </w:r>
+    </w:p>
+    <w:p>
+      <w:pPr>
+        <w:pStyle w:val="Prrafodelista"/>
+        <w:numPr>
+          <w:ilvl w:val="0"/>
+          <w:numId w:val="31"/>
+        </w:numPr>
+      </w:pPr>
+      <w:r>
+        <w:t xml:space="preserve">Personal </w:t>
       </w:r>
       <w:proofErr w:type="spellStart"/>
       <w:r>
-        <w:t>MedManager</w:t>
+        <w:t>medico</w:t>
       </w:r>
       <w:proofErr w:type="spellEnd"/>
       <w:r>
-        <w:t xml:space="preserve"> consiste en el diseño, desarrollo e implementación de un sistema informático multiplataforma orientado a la gestión integral de una clínica médica. El objetivo principal es la digitalización completa de los flujos de trabajo administrativos y asistenciales, sustituyendo el uso tradicional del papel por un entorno centralizado que fomenta la eficiencia y la sostenibilidad. La arquitectura técnica se compone de tres ejes fundamentales: una aplicación de escritorio desarrollada en </w:t>
+        <w:t>, podrán acceder a la aplicación de escritorio.</w:t>
+      </w:r>
+    </w:p>
+    <w:p>
+      <w:pPr>
+        <w:pStyle w:val="Prrafodelista"/>
+        <w:numPr>
+          <w:ilvl w:val="0"/>
+          <w:numId w:val="31"/>
+        </w:numPr>
+      </w:pPr>
+      <w:r>
+        <w:t>Personal de enfermería</w:t>
+      </w:r>
+      <w:r>
+        <w:t>, podrán acceder a la aplicación de escritorio.</w:t>
+      </w:r>
+    </w:p>
+    <w:p>
+      <w:pPr>
+        <w:pStyle w:val="Prrafodelista"/>
+        <w:numPr>
+          <w:ilvl w:val="0"/>
+          <w:numId w:val="31"/>
+        </w:numPr>
+      </w:pPr>
+      <w:r>
+        <w:t>Personal administrativo</w:t>
+      </w:r>
+      <w:r>
+        <w:t xml:space="preserve">, podrán acceder a la aplicación de </w:t>
       </w:r>
       <w:proofErr w:type="spellStart"/>
       <w:r>
-        <w:t>JavaFX</w:t>
+        <w:t>android</w:t>
       </w:r>
       <w:proofErr w:type="spellEnd"/>
       <w:r>
-        <w:t xml:space="preserve"> para el área de recepción y gestión administrativa; una aplicación móvil nativa en Android (</w:t>
-      </w:r>
-      <w:proofErr w:type="spellStart"/>
-      <w:r>
-        <w:t>Kotlin</w:t>
-      </w:r>
-      <w:proofErr w:type="spellEnd"/>
-      <w:r>
-        <w:t xml:space="preserve">) destinada al personal sanitario para agilizar consultas y validaciones mediante códigos QR; y un servidor </w:t>
-      </w:r>
-      <w:proofErr w:type="spellStart"/>
-      <w:r>
-        <w:t>backend</w:t>
-      </w:r>
-      <w:proofErr w:type="spellEnd"/>
-      <w:r>
-        <w:t xml:space="preserve"> concurrente programado en Java utilizando Sockets TCP/IP. Este servidor actúa como intermediario exclusivo entre los clientes y una base de datos relacional MySQL, gestionando la persistencia mediante el </w:t>
-      </w:r>
-      <w:proofErr w:type="spellStart"/>
-      <w:r>
-        <w:t>framework</w:t>
-      </w:r>
-      <w:proofErr w:type="spellEnd"/>
-      <w:r>
-        <w:t xml:space="preserve"> ORM </w:t>
-      </w:r>
-      <w:proofErr w:type="spellStart"/>
-      <w:r>
-        <w:t>Hibernate</w:t>
-      </w:r>
-      <w:proofErr w:type="spellEnd"/>
-      <w:r>
-        <w:t xml:space="preserve"> e implementando algoritmos hash para asegurar la privacidad de los datos y el control de acceso por roles.</w:t>
+        <w:t>.</w:t>
       </w:r>
     </w:p>
     <w:p>
@@ -2628,31 +3363,226 @@
           <w:numId w:val="1"/>
         </w:numPr>
       </w:pPr>
-      <w:bookmarkStart w:id="5" w:name="_Toc241264839"/>
-      <w:r>
-        <w:t>Objetivos propuestos (generales y específicos)</w:t>
+      <w:bookmarkStart w:id="5" w:name="_Toc242115531"/>
+      <w:r>
+        <w:t>Alcance</w:t>
       </w:r>
       <w:bookmarkEnd w:id="5"/>
     </w:p>
     <w:p>
-      <w:pPr>
+      <w:r>
+        <w:t xml:space="preserve">El alcance de </w:t>
+      </w:r>
+      <w:proofErr w:type="spellStart"/>
+      <w:r>
+        <w:t>MedManager</w:t>
+      </w:r>
+      <w:proofErr w:type="spellEnd"/>
+      <w:r>
+        <w:t xml:space="preserve"> abarca la gestión interna del flujo médico y administrativo de la clínica. El proyecto cubrirá el ciclo completo de citas, la creación y consulta de historiales médicos y la gestión de permisos según el perfil del trabajador. El sistema se limitará a la operativa clínica, por lo que no incluirá módulos de facturación, contabilidad, pasarelas de pago ni conexión con bases de datos externas estatales (como la Seguridad Social).</w:t>
+      </w:r>
+    </w:p>
+    <w:p>
+      <w:pPr>
+        <w:pStyle w:val="Ttulo2"/>
+        <w:numPr>
+          <w:ilvl w:val="1"/>
+          <w:numId w:val="1"/>
+        </w:numPr>
+      </w:pPr>
+      <w:bookmarkStart w:id="6" w:name="_Toc242115532"/>
+      <w:r>
+        <w:t>Motivación</w:t>
+      </w:r>
+      <w:bookmarkEnd w:id="6"/>
+    </w:p>
+    <w:p>
+      <w:r>
+        <w:t xml:space="preserve">El tema escogido es la gestión de una clínica, que con unas variaciones se pudiera implementar en cualquier sector. Una app de escritorio para los médicos y administrativos viendo información </w:t>
+      </w:r>
+      <w:r>
+        <w:t xml:space="preserve">del paciente tanto informes como citas, </w:t>
+      </w:r>
+      <w:r>
         <w:rPr>
           <w:b/>
           <w:bCs/>
-        </w:rPr>
-      </w:pPr>
+          <w:i/>
+          <w:iCs/>
+        </w:rPr>
+        <w:t xml:space="preserve">además parala </w:t>
+      </w:r>
+      <w:proofErr w:type="spellStart"/>
       <w:r>
         <w:rPr>
           <w:b/>
           <w:bCs/>
-        </w:rPr>
-        <w:t xml:space="preserve">Una base de </w:t>
-      </w:r>
-      <w:proofErr w:type="gramStart"/>
+          <w:i/>
+          <w:iCs/>
+        </w:rPr>
+        <w:t>recepcion</w:t>
+      </w:r>
+      <w:proofErr w:type="spellEnd"/>
       <w:r>
         <w:rPr>
           <w:b/>
           <w:bCs/>
+          <w:i/>
+          <w:iCs/>
+        </w:rPr>
+        <w:t xml:space="preserve"> y </w:t>
+      </w:r>
+      <w:r>
+        <w:rPr>
+          <w:b/>
+          <w:bCs/>
+          <w:i/>
+          <w:iCs/>
+        </w:rPr>
+        <w:lastRenderedPageBreak/>
+        <w:t xml:space="preserve">cribaje del paciente se </w:t>
+      </w:r>
+      <w:proofErr w:type="spellStart"/>
+      <w:r>
+        <w:rPr>
+          <w:b/>
+          <w:bCs/>
+          <w:i/>
+          <w:iCs/>
+        </w:rPr>
+        <w:t>crearian</w:t>
+      </w:r>
+      <w:proofErr w:type="spellEnd"/>
+      <w:r>
+        <w:rPr>
+          <w:b/>
+          <w:bCs/>
+          <w:i/>
+          <w:iCs/>
+        </w:rPr>
+        <w:t xml:space="preserve"> </w:t>
+      </w:r>
+      <w:r>
+        <w:rPr>
+          <w:b/>
+          <w:bCs/>
+          <w:i/>
+          <w:iCs/>
+        </w:rPr>
+        <w:t xml:space="preserve">pulseras con un </w:t>
+      </w:r>
+      <w:proofErr w:type="spellStart"/>
+      <w:r>
+        <w:rPr>
+          <w:b/>
+          <w:bCs/>
+          <w:i/>
+          <w:iCs/>
+        </w:rPr>
+        <w:t>qr</w:t>
+      </w:r>
+      <w:proofErr w:type="spellEnd"/>
+      <w:r>
+        <w:rPr>
+          <w:b/>
+          <w:bCs/>
+        </w:rPr>
+        <w:t>,</w:t>
+      </w:r>
+      <w:r>
+        <w:t xml:space="preserve"> una app Android para enfermeras </w:t>
+      </w:r>
+      <w:r>
+        <w:rPr>
+          <w:b/>
+          <w:bCs/>
+          <w:i/>
+          <w:iCs/>
+        </w:rPr>
+        <w:t>donde puedan escanear las pulseras</w:t>
+      </w:r>
+      <w:r>
+        <w:t xml:space="preserve"> y visualizar la información del cliente y </w:t>
+      </w:r>
+      <w:r>
+        <w:t>hacer el cribaje previo.</w:t>
+      </w:r>
+    </w:p>
+    <w:p>
+      <w:r>
+        <w:t xml:space="preserve">La empresa seleccionada, la clínica, es porque abarca múltiples posibilidades y da la posibilidad de ejercer todo lo aprendido, base de datos, gestión de clientes, gestión de ficheros, datos sensibles, incluso sostenibilidad ya que podemos partir de actualizar una empresa que aun usa papel, puede que ya no queden </w:t>
+      </w:r>
+      <w:proofErr w:type="gramStart"/>
+      <w:r>
+        <w:t>muchas</w:t>
+      </w:r>
+      <w:proofErr w:type="gramEnd"/>
+      <w:r>
+        <w:t xml:space="preserve"> pero es para poder hacer un ejemplo y poder aplicar todas las áreas dadas.</w:t>
+      </w:r>
+    </w:p>
+    <w:p>
+      <w:pPr>
+        <w:pStyle w:val="Ttulo2"/>
+        <w:numPr>
+          <w:ilvl w:val="1"/>
+          <w:numId w:val="1"/>
+        </w:numPr>
+      </w:pPr>
+      <w:bookmarkStart w:id="7" w:name="_Toc242115533"/>
+      <w:proofErr w:type="spellStart"/>
+      <w:r>
+        <w:t>Abstract</w:t>
+      </w:r>
+      <w:bookmarkEnd w:id="7"/>
+      <w:proofErr w:type="spellEnd"/>
+    </w:p>
+    <w:p>
+      <w:r>
+        <w:t xml:space="preserve">En ingles, resumen de la app, finalidad, tipo, </w:t>
+      </w:r>
+      <w:proofErr w:type="spellStart"/>
+      <w:r>
+        <w:t>tecnologias</w:t>
+      </w:r>
+      <w:proofErr w:type="spellEnd"/>
+      <w:r>
+        <w:t xml:space="preserve"> y resultado.</w:t>
+      </w:r>
+    </w:p>
+    <w:p>
+      <w:pPr>
+        <w:pStyle w:val="Ttulo2"/>
+        <w:numPr>
+          <w:ilvl w:val="1"/>
+          <w:numId w:val="1"/>
+        </w:numPr>
+      </w:pPr>
+      <w:bookmarkStart w:id="8" w:name="_Toc242115534"/>
+      <w:r>
+        <w:t>Objetivos propuestos (generales y específicos)</w:t>
+      </w:r>
+      <w:bookmarkEnd w:id="8"/>
+    </w:p>
+    <w:p>
+      <w:pPr>
+        <w:rPr>
+          <w:b/>
+          <w:bCs/>
+        </w:rPr>
+      </w:pPr>
+      <w:r>
+        <w:rPr>
+          <w:b/>
+          <w:bCs/>
+        </w:rPr>
+        <w:t xml:space="preserve">Una base de </w:t>
+      </w:r>
+      <w:proofErr w:type="gramStart"/>
+      <w:r>
+        <w:rPr>
+          <w:b/>
+          <w:bCs/>
         </w:rPr>
         <w:t xml:space="preserve">datos, </w:t>
       </w:r>
@@ -2667,7 +3597,15 @@
         <w:t>paciente</w:t>
       </w:r>
       <w:r>
-        <w:t xml:space="preserve">, los datos del personal, incluyendo citas, informes, horarios, todo lo necesario para el funcionamiento de la empresa y para el </w:t>
+        <w:t xml:space="preserve">, los datos del personal, incluyendo citas, </w:t>
+      </w:r>
+      <w:proofErr w:type="gramStart"/>
+      <w:r>
+        <w:t>informes,  todo</w:t>
+      </w:r>
+      <w:proofErr w:type="gramEnd"/>
+      <w:r>
+        <w:t xml:space="preserve"> lo necesario para el funcionamiento de la empresa y para el </w:t>
       </w:r>
       <w:r>
         <w:t>paciente</w:t>
@@ -2693,7 +3631,6 @@
         </w:rPr>
       </w:pPr>
       <w:r>
-        <w:lastRenderedPageBreak/>
         <w:t>Creación de entidades, sus atributos y sus relaciones, haciendo un diagrama E-R</w:t>
       </w:r>
     </w:p>
@@ -2780,29 +3717,37 @@
           <w:szCs w:val="22"/>
         </w:rPr>
         <w:br/>
-        <w:t xml:space="preserve">Una Aplicación de </w:t>
-      </w:r>
-      <w:proofErr w:type="gramStart"/>
-      <w:r>
-        <w:rPr>
-          <w:b/>
-          <w:bCs/>
+        <w:t>Una Aplicación de escritorio,</w:t>
+      </w:r>
+      <w:r>
+        <w:rPr>
           <w:szCs w:val="22"/>
         </w:rPr>
-        <w:t xml:space="preserve">escritorio, </w:t>
+        <w:t xml:space="preserve"> donde los </w:t>
       </w:r>
       <w:r>
         <w:rPr>
           <w:szCs w:val="22"/>
         </w:rPr>
-        <w:t xml:space="preserve"> donde</w:t>
-      </w:r>
-      <w:proofErr w:type="gramEnd"/>
+        <w:t>médicos y personal de secretaria</w:t>
+      </w:r>
       <w:r>
         <w:rPr>
           <w:szCs w:val="22"/>
         </w:rPr>
-        <w:t xml:space="preserve"> los trabajadores podrán acceder desde sus ordenadores, consultar pacientes, consultar citas, consultar sus horarios, agendar citas o modificaciones.</w:t>
+        <w:t xml:space="preserve"> podrán acceder desde sus ordenadores, consultar pacientes, consultar citas,</w:t>
+      </w:r>
+      <w:r>
+        <w:rPr>
+          <w:szCs w:val="22"/>
+        </w:rPr>
+        <w:t xml:space="preserve"> </w:t>
+      </w:r>
+      <w:r>
+        <w:rPr>
+          <w:szCs w:val="22"/>
+        </w:rPr>
+        <w:t>agendar citas o modificaciones.</w:t>
       </w:r>
       <w:r>
         <w:rPr>
@@ -2858,45 +3803,64 @@
     </w:p>
     <w:p>
       <w:pPr>
-        <w:rPr>
-          <w:szCs w:val="22"/>
-        </w:rPr>
-      </w:pPr>
-      <w:r>
-        <w:rPr>
-          <w:szCs w:val="22"/>
-        </w:rPr>
-        <w:t xml:space="preserve">Generación de </w:t>
-      </w:r>
-      <w:proofErr w:type="spellStart"/>
-      <w:r>
-        <w:rPr>
-          <w:szCs w:val="22"/>
-        </w:rPr>
-        <w:t>qr</w:t>
-      </w:r>
-      <w:proofErr w:type="spellEnd"/>
-      <w:r>
-        <w:rPr>
-          <w:szCs w:val="22"/>
-        </w:rPr>
-        <w:t xml:space="preserve"> para impresión de pulsera en recepción de </w:t>
-      </w:r>
-      <w:r>
-        <w:rPr>
-          <w:szCs w:val="22"/>
-        </w:rPr>
-        <w:t>pacientes</w:t>
-      </w:r>
-    </w:p>
-    <w:p>
-      <w:pPr>
+        <w:numPr>
+          <w:ilvl w:val="1"/>
+          <w:numId w:val="5"/>
+        </w:numPr>
         <w:suppressAutoHyphens/>
         <w:autoSpaceDN w:val="0"/>
         <w:spacing w:before="0" w:after="160" w:line="278" w:lineRule="auto"/>
         <w:jc w:val="left"/>
         <w:textAlignment w:val="baseline"/>
         <w:rPr>
+          <w:b/>
+          <w:bCs/>
+          <w:i/>
+          <w:iCs/>
+          <w:szCs w:val="22"/>
+        </w:rPr>
+      </w:pPr>
+      <w:r>
+        <w:rPr>
+          <w:b/>
+          <w:bCs/>
+          <w:i/>
+          <w:iCs/>
+          <w:szCs w:val="22"/>
+        </w:rPr>
+        <w:t xml:space="preserve">Generación de </w:t>
+      </w:r>
+      <w:proofErr w:type="spellStart"/>
+      <w:r>
+        <w:rPr>
+          <w:b/>
+          <w:bCs/>
+          <w:i/>
+          <w:iCs/>
+          <w:szCs w:val="22"/>
+        </w:rPr>
+        <w:t>qr</w:t>
+      </w:r>
+      <w:proofErr w:type="spellEnd"/>
+      <w:r>
+        <w:rPr>
+          <w:b/>
+          <w:bCs/>
+          <w:i/>
+          <w:iCs/>
+          <w:szCs w:val="22"/>
+        </w:rPr>
+        <w:t xml:space="preserve"> para impresión de pulsera en recepción de pacientes</w:t>
+      </w:r>
+    </w:p>
+    <w:p>
+      <w:pPr>
+        <w:suppressAutoHyphens/>
+        <w:autoSpaceDN w:val="0"/>
+        <w:spacing w:before="0" w:after="160" w:line="278" w:lineRule="auto"/>
+        <w:jc w:val="left"/>
+        <w:textAlignment w:val="baseline"/>
+        <w:rPr>
           <w:szCs w:val="22"/>
         </w:rPr>
       </w:pPr>
@@ -2912,7 +3876,19 @@
         <w:rPr>
           <w:szCs w:val="22"/>
         </w:rPr>
-        <w:t xml:space="preserve">donde los trabajadores podrán acceder a ficha del </w:t>
+        <w:t xml:space="preserve">donde los </w:t>
+      </w:r>
+      <w:r>
+        <w:rPr>
+          <w:szCs w:val="22"/>
+        </w:rPr>
+        <w:t>enfermeros y asistentes</w:t>
+      </w:r>
+      <w:r>
+        <w:rPr>
+          <w:szCs w:val="22"/>
+        </w:rPr>
+        <w:t xml:space="preserve"> podrán acceder a ficha del </w:t>
       </w:r>
       <w:r>
         <w:rPr>
@@ -2980,7 +3956,7 @@
         <w:rPr>
           <w:szCs w:val="22"/>
         </w:rPr>
-        <w:t>Autenticación por roles</w:t>
+        <w:t xml:space="preserve">Autenticación </w:t>
       </w:r>
     </w:p>
     <w:p>
@@ -3003,766 +3979,156 @@
         <w:rPr>
           <w:szCs w:val="22"/>
         </w:rPr>
-        <w:t>Módulo de Lectura QR</w:t>
-      </w:r>
-      <w:r>
-        <w:br w:type="page"/>
-      </w:r>
-    </w:p>
-    <w:p>
-      <w:pPr>
-        <w:pStyle w:val="Ttulo1"/>
+        <w:lastRenderedPageBreak/>
+        <w:t>Vision de informes y citas de pacientes</w:t>
+      </w:r>
+    </w:p>
+    <w:p>
+      <w:pPr>
         <w:numPr>
-          <w:ilvl w:val="0"/>
-          <w:numId w:val="1"/>
-        </w:numPr>
-      </w:pPr>
-      <w:bookmarkStart w:id="6" w:name="_Toc241264840"/>
-      <w:r>
-        <w:lastRenderedPageBreak/>
-        <w:t>Estado del Arte</w:t>
-      </w:r>
-      <w:bookmarkEnd w:id="6"/>
-      <w:r>
-        <w:t xml:space="preserve"> </w:t>
-      </w:r>
-    </w:p>
-    <w:p>
-      <w:r>
-        <w:t>(4-5 páginas)</w:t>
-      </w:r>
-      <w:r>
-        <w:br w:type="page"/>
-      </w:r>
-    </w:p>
-    <w:p>
-      <w:pPr>
-        <w:pStyle w:val="Ttulo1"/>
-        <w:numPr>
-          <w:ilvl w:val="0"/>
-          <w:numId w:val="1"/>
-        </w:numPr>
-      </w:pPr>
-      <w:bookmarkStart w:id="7" w:name="_Toc241264841"/>
-      <w:r>
-        <w:lastRenderedPageBreak/>
-        <w:t>Metodología usada</w:t>
-      </w:r>
-      <w:bookmarkEnd w:id="7"/>
-      <w:r>
-        <w:t xml:space="preserve"> </w:t>
-      </w:r>
-    </w:p>
-    <w:p>
-      <w:r>
-        <w:t>(2-4 páginas)</w:t>
-      </w:r>
-    </w:p>
-    <w:p>
-      <w:r>
-        <w:br w:type="page"/>
-      </w:r>
-    </w:p>
-    <w:p>
-      <w:pPr>
-        <w:pStyle w:val="Ttulo1"/>
-        <w:numPr>
-          <w:ilvl w:val="0"/>
-          <w:numId w:val="1"/>
-        </w:numPr>
-      </w:pPr>
-      <w:bookmarkStart w:id="8" w:name="_Toc241264842"/>
-      <w:r>
-        <w:lastRenderedPageBreak/>
-        <w:t>Tecnologías y herramientas utilizadas en el proyecto</w:t>
-      </w:r>
-      <w:bookmarkEnd w:id="8"/>
-    </w:p>
-    <w:p>
-      <w:r>
-        <w:t>(2-3 páginas)</w:t>
-      </w:r>
-    </w:p>
-    <w:p>
-      <w:pPr>
-        <w:pStyle w:val="Ttulo2"/>
-        <w:rPr>
-          <w:sz w:val="22"/>
-          <w:szCs w:val="22"/>
-        </w:rPr>
-      </w:pPr>
-      <w:bookmarkStart w:id="9" w:name="_Toc241170496"/>
-      <w:bookmarkStart w:id="10" w:name="_Toc241264843"/>
-      <w:r>
-        <w:rPr>
-          <w:sz w:val="22"/>
-          <w:szCs w:val="22"/>
-        </w:rPr>
-        <w:t>Para la aplicación de escritorio:</w:t>
-      </w:r>
-      <w:bookmarkEnd w:id="9"/>
-      <w:bookmarkEnd w:id="10"/>
-    </w:p>
-    <w:p>
-      <w:pPr>
-        <w:pStyle w:val="Prrafodelista"/>
-        <w:numPr>
-          <w:ilvl w:val="0"/>
-          <w:numId w:val="7"/>
-        </w:numPr>
-      </w:pPr>
-      <w:proofErr w:type="spellStart"/>
-      <w:r>
-        <w:t>JavaFx</w:t>
-      </w:r>
-      <w:proofErr w:type="spellEnd"/>
-    </w:p>
-    <w:p>
-      <w:pPr>
-        <w:pStyle w:val="Prrafodelista"/>
-        <w:numPr>
-          <w:ilvl w:val="0"/>
-          <w:numId w:val="7"/>
-        </w:numPr>
-      </w:pPr>
-      <w:r>
-        <w:t>Eclipse</w:t>
-      </w:r>
-    </w:p>
-    <w:p>
-      <w:pPr>
-        <w:pStyle w:val="Prrafodelista"/>
-        <w:numPr>
-          <w:ilvl w:val="0"/>
-          <w:numId w:val="7"/>
-        </w:numPr>
-      </w:pPr>
-      <w:proofErr w:type="spellStart"/>
-      <w:r>
-        <w:t>Hibernate</w:t>
-      </w:r>
-      <w:proofErr w:type="spellEnd"/>
-      <w:r>
-        <w:t xml:space="preserve"> (ORM)</w:t>
-      </w:r>
-    </w:p>
-    <w:p>
-      <w:pPr>
-        <w:pStyle w:val="Prrafodelista"/>
-        <w:numPr>
-          <w:ilvl w:val="0"/>
-          <w:numId w:val="7"/>
-        </w:numPr>
-      </w:pPr>
-      <w:r>
-        <w:t xml:space="preserve">Algoritmos hash </w:t>
-      </w:r>
-    </w:p>
-    <w:p>
-      <w:pPr>
-        <w:pStyle w:val="Prrafodelista"/>
-        <w:numPr>
-          <w:ilvl w:val="0"/>
-          <w:numId w:val="7"/>
-        </w:numPr>
-      </w:pPr>
-      <w:r>
-        <w:t>Junit</w:t>
-      </w:r>
-    </w:p>
-    <w:p>
-      <w:r>
-        <w:t>Para la aplicación Android:</w:t>
-      </w:r>
-    </w:p>
-    <w:p>
-      <w:pPr>
-        <w:pStyle w:val="Prrafodelista"/>
-        <w:numPr>
-          <w:ilvl w:val="0"/>
-          <w:numId w:val="7"/>
-        </w:numPr>
-      </w:pPr>
-      <w:r>
-        <w:t>Android Studio</w:t>
-      </w:r>
-    </w:p>
-    <w:p>
-      <w:pPr>
-        <w:pStyle w:val="Prrafodelista"/>
-        <w:numPr>
-          <w:ilvl w:val="0"/>
-          <w:numId w:val="7"/>
-        </w:numPr>
-      </w:pPr>
-      <w:proofErr w:type="spellStart"/>
-      <w:r>
-        <w:t>Kotlin</w:t>
-      </w:r>
-      <w:proofErr w:type="spellEnd"/>
-    </w:p>
-    <w:p>
-      <w:pPr>
-        <w:pStyle w:val="Prrafodelista"/>
-        <w:numPr>
-          <w:ilvl w:val="0"/>
-          <w:numId w:val="7"/>
-        </w:numPr>
-      </w:pPr>
-      <w:r>
-        <w:t>Para la Base de datos:</w:t>
-      </w:r>
-    </w:p>
-    <w:p>
-      <w:pPr>
-        <w:pStyle w:val="Prrafodelista"/>
-        <w:numPr>
-          <w:ilvl w:val="0"/>
-          <w:numId w:val="7"/>
-        </w:numPr>
-      </w:pPr>
-      <w:r>
-        <w:t>SQL</w:t>
-      </w:r>
-    </w:p>
-    <w:p>
-      <w:pPr>
-        <w:pStyle w:val="Prrafodelista"/>
-        <w:numPr>
-          <w:ilvl w:val="0"/>
-          <w:numId w:val="7"/>
-        </w:numPr>
-      </w:pPr>
-      <w:r>
-        <w:t>MySQL</w:t>
-      </w:r>
-    </w:p>
-    <w:p>
-      <w:pPr>
-        <w:ind w:left="360"/>
-      </w:pPr>
-      <w:r>
-        <w:t xml:space="preserve">Para la Comunicación, Concurrencia y </w:t>
-      </w:r>
-      <w:proofErr w:type="gramStart"/>
-      <w:r>
-        <w:t>Seguridad:.</w:t>
-      </w:r>
-      <w:proofErr w:type="gramEnd"/>
-      <w:r>
-        <w:t xml:space="preserve"> </w:t>
-      </w:r>
-    </w:p>
-    <w:p>
-      <w:pPr>
-        <w:pStyle w:val="Prrafodelista"/>
-        <w:numPr>
-          <w:ilvl w:val="0"/>
-          <w:numId w:val="7"/>
-        </w:numPr>
-      </w:pPr>
-      <w:proofErr w:type="spellStart"/>
-      <w:r>
-        <w:t>Backend</w:t>
-      </w:r>
-      <w:proofErr w:type="spellEnd"/>
-      <w:r>
-        <w:t xml:space="preserve">/Servicios: Desarrollo de un servidor propio basado en una capa de Sockets TCP/IP en Java para gestionar las peticiones concurrentes de los clientes sin atacar directamente a la base de datos.   </w:t>
-      </w:r>
-    </w:p>
-    <w:p>
-      <w:pPr>
-        <w:pStyle w:val="Prrafodelista"/>
-        <w:numPr>
-          <w:ilvl w:val="0"/>
-          <w:numId w:val="7"/>
-        </w:numPr>
-      </w:pPr>
-      <w:r>
-        <w:t xml:space="preserve">Seguridad: Librerías criptográficas de Java para aplicar algoritmos hash y cifrado de datos.  </w:t>
-      </w:r>
-    </w:p>
-    <w:p>
-      <w:pPr>
-        <w:ind w:left="360"/>
-      </w:pPr>
-      <w:r>
-        <w:t xml:space="preserve">Para el Control de Calidad y </w:t>
-      </w:r>
-      <w:proofErr w:type="spellStart"/>
-      <w:proofErr w:type="gramStart"/>
-      <w:r>
-        <w:t>Versiones:Pruebas</w:t>
-      </w:r>
-      <w:proofErr w:type="spellEnd"/>
-      <w:proofErr w:type="gramEnd"/>
-      <w:r>
-        <w:t xml:space="preserve">: </w:t>
-      </w:r>
-    </w:p>
-    <w:p>
-      <w:pPr>
-        <w:pStyle w:val="Prrafodelista"/>
-        <w:numPr>
-          <w:ilvl w:val="0"/>
-          <w:numId w:val="7"/>
-        </w:numPr>
-      </w:pPr>
-      <w:proofErr w:type="spellStart"/>
-      <w:r>
-        <w:t>JUnit</w:t>
-      </w:r>
-      <w:proofErr w:type="spellEnd"/>
-      <w:r>
-        <w:t xml:space="preserve"> para las pruebas unitarias.   </w:t>
-      </w:r>
-    </w:p>
-    <w:p>
-      <w:pPr>
-        <w:pStyle w:val="Prrafodelista"/>
-        <w:numPr>
-          <w:ilvl w:val="0"/>
-          <w:numId w:val="7"/>
-        </w:numPr>
-      </w:pPr>
-      <w:r>
-        <w:t>Repositorio: Git/GitHub para el control de versiones del código fuente</w:t>
-      </w:r>
-    </w:p>
-    <w:p>
-      <w:pPr>
-        <w:pStyle w:val="Prrafodelista"/>
-      </w:pPr>
-    </w:p>
-    <w:p>
-      <w:r>
-        <w:br w:type="page"/>
-      </w:r>
-    </w:p>
-    <w:p>
-      <w:pPr>
-        <w:pStyle w:val="Ttulo1"/>
-        <w:numPr>
-          <w:ilvl w:val="0"/>
-          <w:numId w:val="1"/>
-        </w:numPr>
-      </w:pPr>
-      <w:bookmarkStart w:id="11" w:name="_Toc241264844"/>
-      <w:r>
-        <w:lastRenderedPageBreak/>
-        <w:t>Planificación, Diagnóstico y Contexto Laboral</w:t>
-      </w:r>
-      <w:bookmarkEnd w:id="11"/>
-      <w:r>
-        <w:t xml:space="preserve"> </w:t>
-      </w:r>
-    </w:p>
-    <w:p>
-      <w:r>
-        <w:t>(3-4 páginas)</w:t>
-      </w:r>
-    </w:p>
-    <w:p>
-      <w:r>
-        <w:br w:type="page"/>
-      </w:r>
-    </w:p>
-    <w:p>
-      <w:pPr>
-        <w:pStyle w:val="Ttulo1"/>
-        <w:numPr>
-          <w:ilvl w:val="0"/>
-          <w:numId w:val="1"/>
-        </w:numPr>
-      </w:pPr>
-      <w:bookmarkStart w:id="12" w:name="_Toc241264845"/>
-      <w:r>
-        <w:lastRenderedPageBreak/>
-        <w:t>Análisis del proyecto</w:t>
-      </w:r>
-      <w:bookmarkEnd w:id="12"/>
-      <w:r>
-        <w:t xml:space="preserve"> </w:t>
-      </w:r>
-    </w:p>
-    <w:p>
-      <w:r>
-        <w:t>(8-16 páginas)</w:t>
-      </w:r>
-    </w:p>
-    <w:p/>
-    <w:p>
-      <w:r>
-        <w:br w:type="page"/>
-      </w:r>
-    </w:p>
-    <w:p>
-      <w:pPr>
-        <w:pStyle w:val="Ttulo1"/>
-        <w:numPr>
-          <w:ilvl w:val="0"/>
-          <w:numId w:val="1"/>
-        </w:numPr>
-      </w:pPr>
-      <w:bookmarkStart w:id="13" w:name="_Toc241264846"/>
-      <w:r>
-        <w:lastRenderedPageBreak/>
-        <w:t>Diseño del proyecto</w:t>
-      </w:r>
-      <w:bookmarkEnd w:id="13"/>
-      <w:r>
-        <w:t xml:space="preserve"> </w:t>
-      </w:r>
-    </w:p>
-    <w:p>
-      <w:r>
-        <w:t>(6-14 páginas)</w:t>
-      </w:r>
-    </w:p>
-    <w:p>
-      <w:pPr>
-        <w:pStyle w:val="Ttulo2"/>
-        <w:numPr>
-          <w:ilvl w:val="0"/>
-          <w:numId w:val="12"/>
-        </w:numPr>
-      </w:pPr>
-      <w:bookmarkStart w:id="14" w:name="_Toc241172014"/>
-      <w:bookmarkStart w:id="15" w:name="_Toc241264847"/>
-      <w:r>
-        <w:t>necesidades y la finalidad</w:t>
-      </w:r>
-      <w:bookmarkEnd w:id="14"/>
-      <w:bookmarkEnd w:id="15"/>
-    </w:p>
-    <w:p>
-      <w:pPr>
-        <w:pStyle w:val="NormalWeb"/>
-        <w:numPr>
-          <w:ilvl w:val="0"/>
-          <w:numId w:val="14"/>
-        </w:numPr>
-        <w:spacing w:before="0" w:beforeAutospacing="0"/>
-        <w:rPr>
-          <w:rFonts w:ascii="Arial" w:hAnsi="Arial" w:cs="Arial"/>
-        </w:rPr>
-      </w:pPr>
-      <w:r>
-        <w:rPr>
-          <w:rFonts w:ascii="Arial" w:hAnsi="Arial" w:cs="Arial"/>
-          <w:b/>
-          <w:bCs/>
-        </w:rPr>
-        <w:t>Necesidades:</w:t>
-      </w:r>
-      <w:r>
-        <w:rPr>
-          <w:rFonts w:ascii="Arial" w:hAnsi="Arial" w:cs="Arial"/>
-        </w:rPr>
-        <w:t xml:space="preserve"> En el sector sanitario actual, existen clínicas que siguen dependiendo de procesos manuales y documentación física para la gestión de historiales, pruebas médicas y agendas de pacientes. Esta dependencia genera problemas graves de redundancia de datos, lentitud en la atención, dificultades para compartir información de forma inmediata entre el área de recepción y los despachos médicos, y un impacto medioambiental negativo. Además, la falta de un control de acceso digitalizado dificulta la trazabilidad de la información y la gestión segura de los datos sensibles. </w:t>
-      </w:r>
-    </w:p>
-    <w:p>
-      <w:pPr>
-        <w:pStyle w:val="NormalWeb"/>
-        <w:numPr>
-          <w:ilvl w:val="0"/>
-          <w:numId w:val="14"/>
-        </w:numPr>
-        <w:spacing w:before="0" w:beforeAutospacing="0"/>
-      </w:pPr>
-      <w:r>
-        <w:rPr>
-          <w:rFonts w:ascii="Arial" w:hAnsi="Arial" w:cs="Arial"/>
-          <w:b/>
-          <w:bCs/>
-        </w:rPr>
-        <w:t>Finalidad:</w:t>
-      </w:r>
-      <w:r>
-        <w:rPr>
-          <w:rFonts w:ascii="Arial" w:hAnsi="Arial" w:cs="Arial"/>
-        </w:rPr>
-        <w:t xml:space="preserve"> La finalidad de </w:t>
-      </w:r>
-      <w:proofErr w:type="spellStart"/>
-      <w:r>
-        <w:rPr>
-          <w:rFonts w:ascii="Arial" w:hAnsi="Arial" w:cs="Arial"/>
-        </w:rPr>
-        <w:t>MedManager</w:t>
-      </w:r>
-      <w:proofErr w:type="spellEnd"/>
-      <w:r>
-        <w:rPr>
-          <w:rFonts w:ascii="Arial" w:hAnsi="Arial" w:cs="Arial"/>
-        </w:rPr>
-        <w:t xml:space="preserve"> es resolver estas carencias creando un ecosistema digital unificado que abarque todas las áreas de la clínica. El sistema busca automatizar la gestión diaria, garantizar que la información esté sincronizada en tiempo real, y agilizar la identificación de pacientes mediante pulseras impresas con códigos QR. Con ello, se persigue mejorar radicalmente la calidad de la asistencia, optimizar los tiempos de trabajo del personal, garantizar la seguridad de la información privada y establecer un modelo de negocio sostenible sin uso de papel.</w:t>
-      </w:r>
-    </w:p>
-    <w:p>
-      <w:pPr>
-        <w:pStyle w:val="Ttulo2"/>
-        <w:numPr>
-          <w:ilvl w:val="0"/>
-          <w:numId w:val="12"/>
-        </w:numPr>
-      </w:pPr>
-      <w:bookmarkStart w:id="16" w:name="_Toc241172015"/>
-      <w:bookmarkStart w:id="17" w:name="_Toc241264848"/>
-      <w:r>
-        <w:t>requisitos funcionales y no funcionale</w:t>
-      </w:r>
-      <w:r>
-        <w:t>s</w:t>
-      </w:r>
-      <w:bookmarkEnd w:id="16"/>
-      <w:bookmarkEnd w:id="17"/>
-    </w:p>
-    <w:p>
-      <w:r>
-        <w:t>Requisitos Funcionales (RF):</w:t>
-      </w:r>
-    </w:p>
-    <w:p>
-      <w:pPr>
-        <w:pStyle w:val="Prrafodelista"/>
-        <w:numPr>
-          <w:ilvl w:val="0"/>
-          <w:numId w:val="18"/>
-        </w:numPr>
-      </w:pPr>
-      <w:r>
-        <w:t xml:space="preserve">RF1. Autenticación y Autorización por Roles: El sistema debe exigir el inicio de sesión validando credenciales y habilitando vistas y funciones específicas según el rol del trabajador (Administrativo, Médico, Enfermero/a).   </w:t>
-      </w:r>
-    </w:p>
-    <w:p>
-      <w:pPr>
-        <w:pStyle w:val="Prrafodelista"/>
-        <w:numPr>
-          <w:ilvl w:val="0"/>
-          <w:numId w:val="18"/>
-        </w:numPr>
-      </w:pPr>
-      <w:r>
-        <w:t>RF2. Gestión Administrativa (CRUD): La aplicación de escritorio debe permitir a los usuarios autorizados crear, visualizar, actualizar y eliminar registros de pacientes, trabajadores, especialidades y horarios laborales.</w:t>
-      </w:r>
-    </w:p>
-    <w:p>
-      <w:pPr>
-        <w:pStyle w:val="Prrafodelista"/>
-        <w:numPr>
-          <w:ilvl w:val="0"/>
-          <w:numId w:val="18"/>
-        </w:numPr>
-      </w:pPr>
-      <w:r>
-        <w:t xml:space="preserve">RF3. Generación e Identificación QR: La aplicación de escritorio debe generar e imprimir un código QR con el nombre del cliente para su pulsera. La aplicación móvil Android debe incluir un módulo que utilice la cámara del dispositivo para escanear dicha pulsera y abrir automáticamente la ficha del paciente.   </w:t>
-      </w:r>
-    </w:p>
-    <w:p>
-      <w:pPr>
-        <w:pStyle w:val="Prrafodelista"/>
-        <w:numPr>
-          <w:ilvl w:val="0"/>
-          <w:numId w:val="18"/>
-        </w:numPr>
-      </w:pPr>
-      <w:r>
-        <w:t xml:space="preserve">RF4. Gestión de Citas e Historiales: El personal médico y de enfermería debe poder visualizar su horario laboral, consultar las citas asignadas para el día y registrar observaciones médicas o pruebas directamente en el historial clínico del paciente.   </w:t>
-      </w:r>
-    </w:p>
-    <w:p>
-      <w:pPr>
-        <w:pStyle w:val="Prrafodelista"/>
-        <w:numPr>
-          <w:ilvl w:val="0"/>
-          <w:numId w:val="18"/>
-        </w:numPr>
-      </w:pPr>
-      <w:r>
-        <w:t xml:space="preserve">RF5. Comunicación Intermedia Segura: Las aplicaciones cliente (escritorio y móvil) no accederán directamente a la base de datos, sino que enviarán peticiones </w:t>
-      </w:r>
-      <w:r>
-        <w:lastRenderedPageBreak/>
-        <w:t xml:space="preserve">estructuradas mediante Sockets a un servidor </w:t>
-      </w:r>
-      <w:proofErr w:type="spellStart"/>
-      <w:r>
-        <w:t>backend</w:t>
-      </w:r>
-      <w:proofErr w:type="spellEnd"/>
-      <w:r>
-        <w:t xml:space="preserve"> propio que procesará las consultas.</w:t>
-      </w:r>
-    </w:p>
-    <w:p>
-      <w:r>
-        <w:t>Requisitos No Funcionales (RNF):</w:t>
-      </w:r>
-    </w:p>
-    <w:p>
-      <w:pPr>
-        <w:pStyle w:val="Prrafodelista"/>
-        <w:numPr>
-          <w:ilvl w:val="0"/>
-          <w:numId w:val="19"/>
-        </w:numPr>
-      </w:pPr>
-      <w:r>
-        <w:t xml:space="preserve">RNF1. Seguridad y Criptografía: Las contraseñas de los usuarios deben almacenarse de forma unidireccional utilizando algoritmos hash, protegiendo así el acceso a datos sensibles.   </w:t>
-      </w:r>
-    </w:p>
-    <w:p>
-      <w:pPr>
-        <w:pStyle w:val="Prrafodelista"/>
-        <w:numPr>
-          <w:ilvl w:val="0"/>
-          <w:numId w:val="19"/>
-        </w:numPr>
-      </w:pPr>
-      <w:r>
-        <w:t xml:space="preserve">RNF2. Alta Concurrencia: El servidor </w:t>
-      </w:r>
-      <w:proofErr w:type="spellStart"/>
-      <w:r>
-        <w:t>backend</w:t>
-      </w:r>
-      <w:proofErr w:type="spellEnd"/>
-      <w:r>
-        <w:t xml:space="preserve"> Java debe estar estructurado mediante programación multihilo (</w:t>
-      </w:r>
-      <w:proofErr w:type="spellStart"/>
-      <w:r>
-        <w:t>Threads</w:t>
-      </w:r>
-      <w:proofErr w:type="spellEnd"/>
-      <w:r>
-        <w:t>) para ser capaz de recibir y atender peticiones simultáneas de la app móvil y de la app de escritorio sin bloquearse.</w:t>
-      </w:r>
-    </w:p>
-    <w:p>
-      <w:pPr>
-        <w:pStyle w:val="Prrafodelista"/>
-        <w:numPr>
-          <w:ilvl w:val="0"/>
-          <w:numId w:val="19"/>
-        </w:numPr>
-      </w:pPr>
-      <w:r>
-        <w:t>RNF3. Usabilidad (UX/UI): Las interfaces deben estar adaptadas a su entorno de uso: un entorno de escritorio con teclado/ratón (</w:t>
-      </w:r>
-      <w:proofErr w:type="spellStart"/>
-      <w:r>
-        <w:t>JavaFX</w:t>
-      </w:r>
-      <w:proofErr w:type="spellEnd"/>
-      <w:r>
-        <w:t xml:space="preserve">) para tareas administrativas densas, y un entorno táctil ágil y rápido (Android) para consultas rápidas de pie en planta.   </w:t>
-      </w:r>
-    </w:p>
-    <w:p>
-      <w:pPr>
-        <w:pStyle w:val="Prrafodelista"/>
-        <w:numPr>
-          <w:ilvl w:val="0"/>
-          <w:numId w:val="19"/>
-        </w:numPr>
-      </w:pPr>
-      <w:r>
-        <w:t xml:space="preserve">RNF4. Persistencia e Integridad: La base de datos (MySQL) debe mantener una estricta integridad referencial de los datos. La conexión entre el servidor y la base de datos se gestionará de manera segura utilizando </w:t>
-      </w:r>
-      <w:proofErr w:type="spellStart"/>
-      <w:r>
-        <w:t>Hibernate</w:t>
-      </w:r>
-      <w:proofErr w:type="spellEnd"/>
-      <w:r>
-        <w:t xml:space="preserve"> (ORM).   </w:t>
-      </w:r>
-    </w:p>
-    <w:p>
-      <w:pPr>
-        <w:pStyle w:val="Prrafodelista"/>
-        <w:numPr>
-          <w:ilvl w:val="0"/>
-          <w:numId w:val="19"/>
-        </w:numPr>
-      </w:pPr>
-      <w:r>
-        <w:t>RNF5. Sostenibilidad: Todo el ciclo de vida de la información, desde que el paciente entra hasta que se genera su informe, debe ocurrir en formato digital, cumpliendo con el objetivo ecológico de ser una empresa libre de papel.</w:t>
-      </w:r>
-    </w:p>
-    <w:p>
-      <w:pPr>
-        <w:pStyle w:val="Ttulo2"/>
-        <w:numPr>
-          <w:ilvl w:val="0"/>
-          <w:numId w:val="12"/>
-        </w:numPr>
-      </w:pPr>
-      <w:bookmarkStart w:id="18" w:name="_Toc241172016"/>
-      <w:bookmarkStart w:id="19" w:name="_Toc241264849"/>
-      <w:r>
-        <w:t>diagramas de Entidad-Relación</w:t>
-      </w:r>
-      <w:bookmarkEnd w:id="18"/>
-      <w:bookmarkEnd w:id="19"/>
-    </w:p>
-    <w:p>
-      <w:r>
-        <w:t>Guia para la construcción de E-R:</w:t>
-      </w:r>
-    </w:p>
-    <w:p>
-      <w:pPr>
-        <w:pStyle w:val="Prrafodelista"/>
-        <w:numPr>
-          <w:ilvl w:val="0"/>
-          <w:numId w:val="8"/>
+          <w:ilvl w:val="1"/>
+          <w:numId w:val="4"/>
         </w:numPr>
         <w:suppressAutoHyphens/>
         <w:autoSpaceDN w:val="0"/>
         <w:spacing w:before="0" w:after="160" w:line="278" w:lineRule="auto"/>
         <w:jc w:val="left"/>
         <w:textAlignment w:val="baseline"/>
-      </w:pPr>
-      <w:r>
-        <w:t>Entender el problema</w:t>
-      </w:r>
+        <w:rPr>
+          <w:b/>
+          <w:bCs/>
+        </w:rPr>
+      </w:pPr>
+      <w:r>
+        <w:rPr>
+          <w:szCs w:val="22"/>
+        </w:rPr>
+        <w:t>Módulo de Lectura QR</w:t>
+      </w:r>
+      <w:r>
+        <w:br w:type="page"/>
+      </w:r>
+    </w:p>
+    <w:p>
+      <w:pPr>
+        <w:pStyle w:val="Ttulo1"/>
+        <w:numPr>
+          <w:ilvl w:val="0"/>
+          <w:numId w:val="1"/>
+        </w:numPr>
+      </w:pPr>
+      <w:bookmarkStart w:id="9" w:name="_Toc242115535"/>
+      <w:r>
+        <w:lastRenderedPageBreak/>
+        <w:t>Estado del Arte</w:t>
+      </w:r>
+      <w:bookmarkEnd w:id="9"/>
+      <w:r>
+        <w:t xml:space="preserve"> </w:t>
+      </w:r>
+    </w:p>
+    <w:p>
+      <w:r>
+        <w:t>(4-5 páginas)</w:t>
+      </w:r>
+    </w:p>
+    <w:p>
+      <w:r>
+        <w:br w:type="page"/>
+      </w:r>
+    </w:p>
+    <w:p>
+      <w:pPr>
+        <w:pStyle w:val="Ttulo1"/>
+        <w:numPr>
+          <w:ilvl w:val="0"/>
+          <w:numId w:val="1"/>
+        </w:numPr>
+      </w:pPr>
+      <w:bookmarkStart w:id="10" w:name="_Toc242115536"/>
+      <w:r>
+        <w:lastRenderedPageBreak/>
+        <w:t>Metodología usada</w:t>
+      </w:r>
+      <w:bookmarkEnd w:id="10"/>
+      <w:r>
+        <w:t xml:space="preserve"> </w:t>
+      </w:r>
+    </w:p>
+    <w:p>
+      <w:r>
+        <w:t>(2-4 páginas)</w:t>
+      </w:r>
+    </w:p>
+    <w:p>
+      <w:r>
+        <w:br w:type="page"/>
+      </w:r>
+    </w:p>
+    <w:p>
+      <w:pPr>
+        <w:pStyle w:val="Ttulo1"/>
+        <w:numPr>
+          <w:ilvl w:val="0"/>
+          <w:numId w:val="1"/>
+        </w:numPr>
+      </w:pPr>
+      <w:bookmarkStart w:id="11" w:name="_Toc242115537"/>
+      <w:r>
+        <w:lastRenderedPageBreak/>
+        <w:t>Tecnologías y herramientas utilizadas en el proyecto</w:t>
+      </w:r>
+      <w:bookmarkEnd w:id="11"/>
+    </w:p>
+    <w:p>
+      <w:r>
+        <w:t>(2-3 páginas)</w:t>
+      </w:r>
+    </w:p>
+    <w:p>
+      <w:pPr>
+        <w:pStyle w:val="Ttulo2"/>
+        <w:rPr>
+          <w:sz w:val="22"/>
+          <w:szCs w:val="22"/>
+        </w:rPr>
+      </w:pPr>
+      <w:bookmarkStart w:id="12" w:name="_Toc241170496"/>
+      <w:bookmarkStart w:id="13" w:name="_Toc242115538"/>
+      <w:r>
+        <w:rPr>
+          <w:sz w:val="22"/>
+          <w:szCs w:val="22"/>
+        </w:rPr>
+        <w:t>Para la aplicación de escritorio:</w:t>
+      </w:r>
+      <w:bookmarkEnd w:id="12"/>
+      <w:bookmarkEnd w:id="13"/>
     </w:p>
     <w:p>
       <w:pPr>
         <w:pStyle w:val="Prrafodelista"/>
         <w:numPr>
           <w:ilvl w:val="0"/>
-          <w:numId w:val="8"/>
+          <w:numId w:val="7"/>
         </w:numPr>
-        <w:suppressAutoHyphens/>
-        <w:autoSpaceDN w:val="0"/>
-        <w:spacing w:before="0" w:after="160" w:line="278" w:lineRule="auto"/>
-        <w:jc w:val="left"/>
-        <w:textAlignment w:val="baseline"/>
-      </w:pPr>
-      <w:r>
-        <w:t>Identificar tipos de entidades</w:t>
-      </w:r>
+      </w:pPr>
+      <w:proofErr w:type="spellStart"/>
+      <w:r>
+        <w:t>JavaFx</w:t>
+      </w:r>
+      <w:proofErr w:type="spellEnd"/>
     </w:p>
     <w:p>
       <w:pPr>
         <w:pStyle w:val="Prrafodelista"/>
         <w:numPr>
           <w:ilvl w:val="0"/>
-          <w:numId w:val="8"/>
+          <w:numId w:val="7"/>
         </w:numPr>
-        <w:suppressAutoHyphens/>
-        <w:autoSpaceDN w:val="0"/>
-        <w:spacing w:before="0" w:after="160" w:line="278" w:lineRule="auto"/>
-        <w:jc w:val="left"/>
-        <w:textAlignment w:val="baseline"/>
-      </w:pPr>
-      <w:r>
-        <w:t>Identificar tipos de relaciones</w:t>
+      </w:pPr>
+      <w:r>
+        <w:t>Eclipse</w:t>
       </w:r>
     </w:p>
     <w:p>
@@ -3770,16 +4136,16 @@
         <w:pStyle w:val="Prrafodelista"/>
         <w:numPr>
           <w:ilvl w:val="0"/>
-          <w:numId w:val="8"/>
+          <w:numId w:val="7"/>
         </w:numPr>
-        <w:suppressAutoHyphens/>
-        <w:autoSpaceDN w:val="0"/>
-        <w:spacing w:before="0" w:after="160" w:line="278" w:lineRule="auto"/>
-        <w:jc w:val="left"/>
-        <w:textAlignment w:val="baseline"/>
-      </w:pPr>
-      <w:r>
-        <w:t>Buscar las cardinalidades</w:t>
+      </w:pPr>
+      <w:proofErr w:type="spellStart"/>
+      <w:r>
+        <w:t>Hibernate</w:t>
+      </w:r>
+      <w:proofErr w:type="spellEnd"/>
+      <w:r>
+        <w:t xml:space="preserve"> (ORM)</w:t>
       </w:r>
     </w:p>
     <w:p>
@@ -3787,16 +4153,11 @@
         <w:pStyle w:val="Prrafodelista"/>
         <w:numPr>
           <w:ilvl w:val="0"/>
-          <w:numId w:val="8"/>
+          <w:numId w:val="7"/>
         </w:numPr>
-        <w:suppressAutoHyphens/>
-        <w:autoSpaceDN w:val="0"/>
-        <w:spacing w:before="0" w:after="160" w:line="278" w:lineRule="auto"/>
-        <w:jc w:val="left"/>
-        <w:textAlignment w:val="baseline"/>
-      </w:pPr>
-      <w:r>
-        <w:t>Identificar los atributos de cada entidad</w:t>
+      </w:pPr>
+      <w:r>
+        <w:t xml:space="preserve">Algoritmos hash </w:t>
       </w:r>
     </w:p>
     <w:p>
@@ -3804,35 +4165,16 @@
         <w:pStyle w:val="Prrafodelista"/>
         <w:numPr>
           <w:ilvl w:val="0"/>
-          <w:numId w:val="8"/>
+          <w:numId w:val="7"/>
         </w:numPr>
-        <w:suppressAutoHyphens/>
-        <w:autoSpaceDN w:val="0"/>
-        <w:spacing w:before="0" w:after="160" w:line="278" w:lineRule="auto"/>
-        <w:jc w:val="left"/>
-        <w:textAlignment w:val="baseline"/>
-      </w:pPr>
-      <w:r>
-        <w:t>Identificar las claves de cada entidad</w:t>
-      </w:r>
-    </w:p>
-    <w:p>
-      <w:r>
-        <w:t>El problema es tener una base de datos para que gestione la empresa, tanto para pacientes como para trabajadores y donde se pueda consultar e introducir datos de ellos.</w:t>
-      </w:r>
-    </w:p>
-    <w:p>
-      <w:pPr>
-        <w:spacing w:after="0"/>
-      </w:pPr>
-      <w:r>
-        <w:br w:type="page"/>
-      </w:r>
-    </w:p>
-    <w:p>
-      <w:r>
-        <w:lastRenderedPageBreak/>
-        <w:t>Las entidades:</w:t>
+      </w:pPr>
+      <w:r>
+        <w:t>Junit</w:t>
+      </w:r>
+    </w:p>
+    <w:p>
+      <w:r>
+        <w:t>Para la aplicación Android:</w:t>
       </w:r>
     </w:p>
     <w:p>
@@ -3840,24 +4182,11 @@
         <w:pStyle w:val="Prrafodelista"/>
         <w:numPr>
           <w:ilvl w:val="0"/>
-          <w:numId w:val="9"/>
+          <w:numId w:val="7"/>
         </w:numPr>
-        <w:suppressAutoHyphens/>
-        <w:autoSpaceDN w:val="0"/>
-        <w:spacing w:before="0" w:after="160" w:line="278" w:lineRule="auto"/>
-        <w:jc w:val="left"/>
-        <w:textAlignment w:val="baseline"/>
-        <w:rPr>
-          <w:b/>
-          <w:bCs/>
-        </w:rPr>
-      </w:pPr>
-      <w:r>
-        <w:rPr>
-          <w:b/>
-          <w:bCs/>
-        </w:rPr>
-        <w:t>Paciente registrado</w:t>
+      </w:pPr>
+      <w:r>
+        <w:t>Android Studio</w:t>
       </w:r>
     </w:p>
     <w:p>
@@ -3865,281 +4194,25 @@
         <w:pStyle w:val="Prrafodelista"/>
         <w:numPr>
           <w:ilvl w:val="0"/>
-          <w:numId w:val="9"/>
+          <w:numId w:val="7"/>
         </w:numPr>
-        <w:suppressAutoHyphens/>
-        <w:autoSpaceDN w:val="0"/>
-        <w:spacing w:before="0" w:after="160" w:line="278" w:lineRule="auto"/>
-        <w:jc w:val="left"/>
-        <w:textAlignment w:val="baseline"/>
-        <w:rPr>
-          <w:b/>
-          <w:bCs/>
-        </w:rPr>
-      </w:pPr>
-      <w:r>
-        <w:rPr>
-          <w:b/>
-          <w:bCs/>
-        </w:rPr>
-        <w:t>Especialista</w:t>
-      </w:r>
-      <w:r>
-        <w:rPr>
-          <w:b/>
-          <w:bCs/>
-        </w:rPr>
-        <w:br/>
-      </w:r>
-      <w:r>
-        <w:t>Tipos:</w:t>
-      </w:r>
-    </w:p>
-    <w:p>
-      <w:pPr>
-        <w:pStyle w:val="Prrafodelista"/>
-        <w:numPr>
-          <w:ilvl w:val="1"/>
-          <w:numId w:val="9"/>
-        </w:numPr>
-        <w:suppressAutoHyphens/>
-        <w:autoSpaceDN w:val="0"/>
-        <w:spacing w:before="0" w:after="160" w:line="278" w:lineRule="auto"/>
-        <w:jc w:val="left"/>
-        <w:textAlignment w:val="baseline"/>
-      </w:pPr>
-      <w:r>
-        <w:t xml:space="preserve">Ginecología </w:t>
-      </w:r>
-    </w:p>
-    <w:p>
-      <w:pPr>
-        <w:pStyle w:val="Prrafodelista"/>
-        <w:numPr>
-          <w:ilvl w:val="1"/>
-          <w:numId w:val="9"/>
-        </w:numPr>
-        <w:suppressAutoHyphens/>
-        <w:autoSpaceDN w:val="0"/>
-        <w:spacing w:before="0" w:after="160" w:line="278" w:lineRule="auto"/>
-        <w:jc w:val="left"/>
-        <w:textAlignment w:val="baseline"/>
-      </w:pPr>
-      <w:r>
-        <w:t xml:space="preserve"> Análisis clínicos </w:t>
-      </w:r>
-    </w:p>
-    <w:p>
-      <w:pPr>
-        <w:pStyle w:val="Prrafodelista"/>
-        <w:numPr>
-          <w:ilvl w:val="1"/>
-          <w:numId w:val="9"/>
-        </w:numPr>
-        <w:suppressAutoHyphens/>
-        <w:autoSpaceDN w:val="0"/>
-        <w:spacing w:before="0" w:after="160" w:line="278" w:lineRule="auto"/>
-        <w:jc w:val="left"/>
-        <w:textAlignment w:val="baseline"/>
-      </w:pPr>
-      <w:r>
-        <w:t xml:space="preserve"> </w:t>
-      </w:r>
+      </w:pPr>
       <w:proofErr w:type="spellStart"/>
       <w:r>
-        <w:t>Pedriatria</w:t>
+        <w:t>Kotlin</w:t>
       </w:r>
       <w:proofErr w:type="spellEnd"/>
-      <w:r>
-        <w:t xml:space="preserve"> </w:t>
-      </w:r>
-    </w:p>
-    <w:p>
-      <w:pPr>
-        <w:pStyle w:val="Prrafodelista"/>
-        <w:numPr>
-          <w:ilvl w:val="1"/>
-          <w:numId w:val="9"/>
-        </w:numPr>
-        <w:suppressAutoHyphens/>
-        <w:autoSpaceDN w:val="0"/>
-        <w:spacing w:before="0" w:after="160" w:line="278" w:lineRule="auto"/>
-        <w:jc w:val="left"/>
-        <w:textAlignment w:val="baseline"/>
-      </w:pPr>
-      <w:r>
-        <w:t xml:space="preserve"> Alergología </w:t>
-      </w:r>
-    </w:p>
-    <w:p>
-      <w:pPr>
-        <w:pStyle w:val="Prrafodelista"/>
-        <w:numPr>
-          <w:ilvl w:val="1"/>
-          <w:numId w:val="9"/>
-        </w:numPr>
-        <w:suppressAutoHyphens/>
-        <w:autoSpaceDN w:val="0"/>
-        <w:spacing w:before="0" w:after="160" w:line="278" w:lineRule="auto"/>
-        <w:jc w:val="left"/>
-        <w:textAlignment w:val="baseline"/>
-      </w:pPr>
-      <w:r>
-        <w:t xml:space="preserve"> Aparato digestivo </w:t>
-      </w:r>
-    </w:p>
-    <w:p>
-      <w:pPr>
-        <w:pStyle w:val="Prrafodelista"/>
-        <w:numPr>
-          <w:ilvl w:val="1"/>
-          <w:numId w:val="9"/>
-        </w:numPr>
-        <w:suppressAutoHyphens/>
-        <w:autoSpaceDN w:val="0"/>
-        <w:spacing w:before="0" w:after="160" w:line="278" w:lineRule="auto"/>
-        <w:jc w:val="left"/>
-        <w:textAlignment w:val="baseline"/>
-      </w:pPr>
-      <w:r>
-        <w:t xml:space="preserve"> Cardiología </w:t>
-      </w:r>
-    </w:p>
-    <w:p>
-      <w:pPr>
-        <w:pStyle w:val="Prrafodelista"/>
-        <w:numPr>
-          <w:ilvl w:val="1"/>
-          <w:numId w:val="9"/>
-        </w:numPr>
-        <w:suppressAutoHyphens/>
-        <w:autoSpaceDN w:val="0"/>
-        <w:spacing w:before="0" w:after="160" w:line="278" w:lineRule="auto"/>
-        <w:jc w:val="left"/>
-        <w:textAlignment w:val="baseline"/>
-      </w:pPr>
-      <w:r>
-        <w:t xml:space="preserve"> Oftalmología </w:t>
-      </w:r>
-    </w:p>
-    <w:p>
-      <w:pPr>
-        <w:pStyle w:val="Prrafodelista"/>
-        <w:numPr>
-          <w:ilvl w:val="1"/>
-          <w:numId w:val="9"/>
-        </w:numPr>
-        <w:suppressAutoHyphens/>
-        <w:autoSpaceDN w:val="0"/>
-        <w:spacing w:before="0" w:after="160" w:line="278" w:lineRule="auto"/>
-        <w:jc w:val="left"/>
-        <w:textAlignment w:val="baseline"/>
-      </w:pPr>
-      <w:r>
-        <w:t xml:space="preserve"> Dermatología </w:t>
-      </w:r>
-    </w:p>
-    <w:p>
-      <w:pPr>
-        <w:pStyle w:val="Prrafodelista"/>
-        <w:numPr>
-          <w:ilvl w:val="1"/>
-          <w:numId w:val="9"/>
-        </w:numPr>
-        <w:suppressAutoHyphens/>
-        <w:autoSpaceDN w:val="0"/>
-        <w:spacing w:before="0" w:after="160" w:line="278" w:lineRule="auto"/>
-        <w:jc w:val="left"/>
-        <w:textAlignment w:val="baseline"/>
-      </w:pPr>
-      <w:r>
-        <w:t xml:space="preserve"> Endocrino y Nutrición </w:t>
-      </w:r>
     </w:p>
     <w:p>
       <w:pPr>
         <w:pStyle w:val="Prrafodelista"/>
         <w:numPr>
           <w:ilvl w:val="0"/>
-          <w:numId w:val="9"/>
+          <w:numId w:val="7"/>
         </w:numPr>
-        <w:suppressAutoHyphens/>
-        <w:autoSpaceDN w:val="0"/>
-        <w:spacing w:before="0" w:after="160" w:line="278" w:lineRule="auto"/>
-        <w:jc w:val="left"/>
-        <w:textAlignment w:val="baseline"/>
-        <w:rPr>
-          <w:b/>
-          <w:bCs/>
-        </w:rPr>
-      </w:pPr>
-      <w:r>
-        <w:rPr>
-          <w:b/>
-          <w:bCs/>
-        </w:rPr>
-        <w:t>Trabajadores</w:t>
-      </w:r>
-      <w:r>
-        <w:rPr>
-          <w:b/>
-          <w:bCs/>
-        </w:rPr>
-        <w:br/>
-      </w:r>
-      <w:r>
-        <w:t>Tipos:</w:t>
-      </w:r>
-    </w:p>
-    <w:p>
-      <w:pPr>
-        <w:pStyle w:val="Prrafodelista"/>
-        <w:numPr>
-          <w:ilvl w:val="1"/>
-          <w:numId w:val="9"/>
-        </w:numPr>
-        <w:suppressAutoHyphens/>
-        <w:autoSpaceDN w:val="0"/>
-        <w:spacing w:before="0" w:after="160" w:line="278" w:lineRule="auto"/>
-        <w:jc w:val="left"/>
-        <w:textAlignment w:val="baseline"/>
-      </w:pPr>
-      <w:r>
-        <w:t>Recepcionista</w:t>
-      </w:r>
-    </w:p>
-    <w:p>
-      <w:pPr>
-        <w:pStyle w:val="Prrafodelista"/>
-        <w:numPr>
-          <w:ilvl w:val="1"/>
-          <w:numId w:val="9"/>
-        </w:numPr>
-        <w:suppressAutoHyphens/>
-        <w:autoSpaceDN w:val="0"/>
-        <w:spacing w:before="0" w:after="160" w:line="278" w:lineRule="auto"/>
-        <w:jc w:val="left"/>
-        <w:textAlignment w:val="baseline"/>
-      </w:pPr>
-      <w:r>
-        <w:t>Enfermeros</w:t>
-      </w:r>
-    </w:p>
-    <w:p>
-      <w:pPr>
-        <w:pStyle w:val="Prrafodelista"/>
-        <w:numPr>
-          <w:ilvl w:val="1"/>
-          <w:numId w:val="9"/>
-        </w:numPr>
-        <w:suppressAutoHyphens/>
-        <w:autoSpaceDN w:val="0"/>
-        <w:spacing w:before="0" w:after="160" w:line="278" w:lineRule="auto"/>
-        <w:jc w:val="left"/>
-        <w:textAlignment w:val="baseline"/>
-      </w:pPr>
-      <w:r>
-        <w:t>Médicos</w:t>
+      </w:pPr>
+      <w:r>
+        <w:t>Para la Base de datos:</w:t>
       </w:r>
     </w:p>
     <w:p>
@@ -4147,24 +4220,11 @@
         <w:pStyle w:val="Prrafodelista"/>
         <w:numPr>
           <w:ilvl w:val="0"/>
-          <w:numId w:val="9"/>
+          <w:numId w:val="7"/>
         </w:numPr>
-        <w:suppressAutoHyphens/>
-        <w:autoSpaceDN w:val="0"/>
-        <w:spacing w:before="0" w:after="160" w:line="278" w:lineRule="auto"/>
-        <w:jc w:val="left"/>
-        <w:textAlignment w:val="baseline"/>
-        <w:rPr>
-          <w:b/>
-          <w:bCs/>
-        </w:rPr>
-      </w:pPr>
-      <w:r>
-        <w:rPr>
-          <w:b/>
-          <w:bCs/>
-        </w:rPr>
-        <w:t>Citas</w:t>
+      </w:pPr>
+      <w:r>
+        <w:t>SQL</w:t>
       </w:r>
     </w:p>
     <w:p>
@@ -4172,58 +4232,44 @@
         <w:pStyle w:val="Prrafodelista"/>
         <w:numPr>
           <w:ilvl w:val="0"/>
-          <w:numId w:val="9"/>
+          <w:numId w:val="7"/>
         </w:numPr>
-        <w:suppressAutoHyphens/>
-        <w:autoSpaceDN w:val="0"/>
-        <w:spacing w:before="0" w:after="160" w:line="278" w:lineRule="auto"/>
-        <w:jc w:val="left"/>
-        <w:textAlignment w:val="baseline"/>
-        <w:rPr>
-          <w:b/>
-          <w:bCs/>
-        </w:rPr>
-      </w:pPr>
-      <w:proofErr w:type="spellStart"/>
-      <w:r>
-        <w:rPr>
-          <w:b/>
-          <w:bCs/>
-        </w:rPr>
-        <w:t>Historial_Medico</w:t>
-      </w:r>
-      <w:proofErr w:type="spellEnd"/>
+      </w:pPr>
+      <w:r>
+        <w:t>MySQL</w:t>
+      </w:r>
+    </w:p>
+    <w:p>
+      <w:pPr>
+        <w:ind w:left="360"/>
+      </w:pPr>
+      <w:r>
+        <w:t xml:space="preserve">Para la Comunicación, Concurrencia y </w:t>
+      </w:r>
+      <w:proofErr w:type="gramStart"/>
+      <w:r>
+        <w:t>Seguridad:.</w:t>
+      </w:r>
+      <w:proofErr w:type="gramEnd"/>
+      <w:r>
+        <w:t xml:space="preserve"> </w:t>
+      </w:r>
     </w:p>
     <w:p>
       <w:pPr>
         <w:pStyle w:val="Prrafodelista"/>
         <w:numPr>
           <w:ilvl w:val="0"/>
-          <w:numId w:val="9"/>
+          <w:numId w:val="7"/>
         </w:numPr>
-        <w:suppressAutoHyphens/>
-        <w:autoSpaceDN w:val="0"/>
-        <w:spacing w:before="0" w:after="160" w:line="278" w:lineRule="auto"/>
-        <w:jc w:val="left"/>
-        <w:textAlignment w:val="baseline"/>
-        <w:rPr>
-          <w:b/>
-          <w:bCs/>
-        </w:rPr>
       </w:pPr>
       <w:proofErr w:type="spellStart"/>
       <w:r>
-        <w:rPr>
-          <w:b/>
-          <w:bCs/>
-        </w:rPr>
-        <w:t>Horario_Laboral</w:t>
+        <w:t>Backend</w:t>
       </w:r>
       <w:proofErr w:type="spellEnd"/>
-    </w:p>
-    <w:p>
-      <w:r>
-        <w:t>Las relaciones y Cardinalidades:</w:t>
+      <w:r>
+        <w:t xml:space="preserve">/Servicios: Desarrollo de un servidor propio basado en una capa de Sockets TCP/IP en Java para gestionar las peticiones concurrentes de los clientes sin atacar directamente a la base de datos.   </w:t>
       </w:r>
     </w:p>
     <w:p>
@@ -4231,16 +4277,29 @@
         <w:pStyle w:val="Prrafodelista"/>
         <w:numPr>
           <w:ilvl w:val="0"/>
-          <w:numId w:val="11"/>
+          <w:numId w:val="7"/>
         </w:numPr>
-        <w:suppressAutoHyphens/>
-        <w:autoSpaceDN w:val="0"/>
-        <w:spacing w:before="0" w:after="160" w:line="278" w:lineRule="auto"/>
-        <w:jc w:val="left"/>
-        <w:textAlignment w:val="baseline"/>
-      </w:pPr>
-      <w:r>
-        <w:t>Paciente — Cita (0, N) / (1, 1): Un paciente puede tener registradas desde 0 hasta N citas; una cita pertenece obligatoriamente a 1 paciente.</w:t>
+      </w:pPr>
+      <w:r>
+        <w:t xml:space="preserve">Seguridad: Librerías criptográficas de Java para aplicar algoritmos hash y cifrado de datos.  </w:t>
+      </w:r>
+    </w:p>
+    <w:p>
+      <w:pPr>
+        <w:ind w:left="360"/>
+      </w:pPr>
+      <w:r>
+        <w:t xml:space="preserve">Para el Control de Calidad y </w:t>
+      </w:r>
+      <w:proofErr w:type="spellStart"/>
+      <w:proofErr w:type="gramStart"/>
+      <w:r>
+        <w:t>Versiones:Pruebas</w:t>
+      </w:r>
+      <w:proofErr w:type="spellEnd"/>
+      <w:proofErr w:type="gramEnd"/>
+      <w:r>
+        <w:t xml:space="preserve">: </w:t>
       </w:r>
     </w:p>
     <w:p>
@@ -4248,16 +4307,16 @@
         <w:pStyle w:val="Prrafodelista"/>
         <w:numPr>
           <w:ilvl w:val="0"/>
-          <w:numId w:val="11"/>
+          <w:numId w:val="7"/>
         </w:numPr>
-        <w:suppressAutoHyphens/>
-        <w:autoSpaceDN w:val="0"/>
-        <w:spacing w:before="0" w:after="160" w:line="278" w:lineRule="auto"/>
-        <w:jc w:val="left"/>
-        <w:textAlignment w:val="baseline"/>
-      </w:pPr>
-      <w:r>
-        <w:t>Médico — Cita (0, N) / (1, 1): Un médico puede atender desde 0 hasta N citas; cada cita es atendida por 1 médico.</w:t>
+      </w:pPr>
+      <w:proofErr w:type="spellStart"/>
+      <w:r>
+        <w:t>JUnit</w:t>
+      </w:r>
+      <w:proofErr w:type="spellEnd"/>
+      <w:r>
+        <w:t xml:space="preserve"> para las pruebas unitarias.   </w:t>
       </w:r>
     </w:p>
     <w:p>
@@ -4265,548 +4324,713 @@
         <w:pStyle w:val="Prrafodelista"/>
         <w:numPr>
           <w:ilvl w:val="0"/>
-          <w:numId w:val="11"/>
+          <w:numId w:val="7"/>
         </w:numPr>
-        <w:suppressAutoHyphens/>
-        <w:autoSpaceDN w:val="0"/>
-        <w:spacing w:before="0" w:after="160" w:line="278" w:lineRule="auto"/>
-        <w:jc w:val="left"/>
-        <w:textAlignment w:val="baseline"/>
-      </w:pPr>
-      <w:r>
-        <w:t>Especialidad — Médico (1, N) / (1, 1): Una especialidad cuenta con 1 o varios médicos; cada médico pertenece a 1 especialidad titular.</w:t>
+      </w:pPr>
+      <w:r>
+        <w:t>Repositorio: Git/GitHub para el control de versiones del código fuente</w:t>
       </w:r>
     </w:p>
     <w:p>
       <w:pPr>
         <w:pStyle w:val="Prrafodelista"/>
+      </w:pPr>
+    </w:p>
+    <w:p>
+      <w:r>
+        <w:br w:type="page"/>
+      </w:r>
+    </w:p>
+    <w:p>
+      <w:pPr>
+        <w:pStyle w:val="Ttulo1"/>
         <w:numPr>
           <w:ilvl w:val="0"/>
-          <w:numId w:val="11"/>
+          <w:numId w:val="1"/>
         </w:numPr>
-        <w:suppressAutoHyphens/>
-        <w:autoSpaceDN w:val="0"/>
-        <w:spacing w:before="0" w:after="160" w:line="278" w:lineRule="auto"/>
-        <w:jc w:val="left"/>
-        <w:textAlignment w:val="baseline"/>
-      </w:pPr>
-      <w:r>
-        <w:t xml:space="preserve">Trabajador — </w:t>
-      </w:r>
-      <w:proofErr w:type="spellStart"/>
-      <w:r>
-        <w:t>Horario_Laboral</w:t>
-      </w:r>
-      <w:proofErr w:type="spellEnd"/>
-      <w:r>
-        <w:t xml:space="preserve"> (1, N) / (1, 1): Un trabajador tiene de 1 a N turnos registrados; cada turno corresponde a 1 trabajador.</w:t>
-      </w:r>
-    </w:p>
-    <w:p>
-      <w:pPr>
-        <w:pStyle w:val="Prrafodelista"/>
+      </w:pPr>
+      <w:bookmarkStart w:id="14" w:name="_Toc242115539"/>
+      <w:r>
+        <w:lastRenderedPageBreak/>
+        <w:t xml:space="preserve">Planificación, Diagnóstico y Contexto Laboral </w:t>
+      </w:r>
+      <w:r>
+        <w:t>3-4pg</w:t>
+      </w:r>
+      <w:bookmarkEnd w:id="14"/>
+    </w:p>
+    <w:p>
+      <w:pPr>
+        <w:pStyle w:val="Ttulo2"/>
+        <w:rPr>
+          <w:lang w:val="es-ES"/>
+        </w:rPr>
+      </w:pPr>
+      <w:bookmarkStart w:id="15" w:name="_Toc242115540"/>
+      <w:r>
+        <w:rPr>
+          <w:lang w:val="es-ES"/>
+        </w:rPr>
+        <w:t>5.1. Contexto Laboral</w:t>
+      </w:r>
+      <w:bookmarkEnd w:id="15"/>
+    </w:p>
+    <w:p>
+      <w:pPr>
+        <w:rPr>
+          <w:lang w:val="es-ES"/>
+        </w:rPr>
+      </w:pPr>
+      <w:r>
+        <w:rPr>
+          <w:lang w:val="es-ES"/>
+        </w:rPr>
+        <w:t xml:space="preserve">Este proyecto está diseñado para su implantación en una clínica médica o centro de salud. </w:t>
+      </w:r>
+    </w:p>
+    <w:p>
+      <w:pPr>
+        <w:rPr>
+          <w:lang w:val="es-ES"/>
+        </w:rPr>
+      </w:pPr>
+      <w:r>
+        <w:rPr>
+          <w:lang w:val="es-ES"/>
+        </w:rPr>
+        <w:t>P</w:t>
+      </w:r>
+      <w:r>
+        <w:rPr>
+          <w:lang w:val="es-ES"/>
+        </w:rPr>
+        <w:t xml:space="preserve">erfiles profesionales que intervienen y el valor que aporta: </w:t>
+      </w:r>
+    </w:p>
+    <w:p>
+      <w:pPr>
         <w:numPr>
           <w:ilvl w:val="0"/>
-          <w:numId w:val="11"/>
+          <w:numId w:val="28"/>
         </w:numPr>
-        <w:suppressAutoHyphens/>
-        <w:autoSpaceDN w:val="0"/>
-        <w:spacing w:before="0" w:after="160" w:line="278" w:lineRule="auto"/>
-        <w:jc w:val="left"/>
-        <w:textAlignment w:val="baseline"/>
-      </w:pPr>
-      <w:r>
-        <w:t xml:space="preserve">Paciente — </w:t>
+        <w:rPr>
+          <w:lang w:val="es-ES"/>
+        </w:rPr>
+      </w:pPr>
+      <w:r>
+        <w:rPr>
+          <w:b/>
+          <w:bCs/>
+          <w:lang w:val="es-ES"/>
+        </w:rPr>
+        <w:t>Usuarios</w:t>
+      </w:r>
+      <w:r>
+        <w:rPr>
+          <w:b/>
+          <w:bCs/>
+          <w:lang w:val="es-ES"/>
+        </w:rPr>
+        <w:t xml:space="preserve"> </w:t>
+      </w:r>
+      <w:r>
+        <w:rPr>
+          <w:b/>
+          <w:bCs/>
+          <w:lang w:val="es-ES"/>
+        </w:rPr>
+        <w:t>administrativos</w:t>
+      </w:r>
+      <w:r>
+        <w:rPr>
+          <w:b/>
+          <w:bCs/>
+          <w:lang w:val="es-ES"/>
+        </w:rPr>
+        <w:t>:</w:t>
+      </w:r>
+      <w:r>
+        <w:rPr>
+          <w:lang w:val="es-ES"/>
+        </w:rPr>
+        <w:t xml:space="preserve"> El personal administrativo utilizará la aplicación de escritorio (</w:t>
       </w:r>
       <w:proofErr w:type="spellStart"/>
       <w:r>
-        <w:t>Historial_Medico</w:t>
+        <w:rPr>
+          <w:lang w:val="es-ES"/>
+        </w:rPr>
+        <w:t>JavaFX</w:t>
       </w:r>
       <w:proofErr w:type="spellEnd"/>
       <w:r>
-        <w:t xml:space="preserve"> (0, N</w:t>
-      </w:r>
-      <w:proofErr w:type="gramStart"/>
-      <w:r>
-        <w:t>) :</w:t>
-      </w:r>
-      <w:proofErr w:type="gramEnd"/>
-      <w:r>
-        <w:t xml:space="preserve"> (1, 1)</w:t>
-      </w:r>
-    </w:p>
-    <w:p>
-      <w:pPr>
-        <w:pStyle w:val="Prrafodelista"/>
+        <w:rPr>
+          <w:lang w:val="es-ES"/>
+        </w:rPr>
+        <w:t xml:space="preserve">) para la gestión del CRUD de </w:t>
+      </w:r>
+      <w:r>
+        <w:rPr>
+          <w:lang w:val="es-ES"/>
+        </w:rPr>
+        <w:t>citas</w:t>
+      </w:r>
+      <w:r>
+        <w:rPr>
+          <w:lang w:val="es-ES"/>
+        </w:rPr>
+        <w:t xml:space="preserve"> y generación de códigos QR</w:t>
+      </w:r>
+    </w:p>
+    <w:p>
+      <w:pPr>
         <w:numPr>
           <w:ilvl w:val="0"/>
-          <w:numId w:val="11"/>
+          <w:numId w:val="28"/>
         </w:numPr>
-        <w:suppressAutoHyphens/>
-        <w:autoSpaceDN w:val="0"/>
-        <w:spacing w:before="0" w:after="160" w:line="278" w:lineRule="auto"/>
-        <w:jc w:val="left"/>
-        <w:textAlignment w:val="baseline"/>
-      </w:pPr>
-      <w:r>
-        <w:t xml:space="preserve">Cita — </w:t>
+        <w:rPr>
+          <w:lang w:val="es-ES"/>
+        </w:rPr>
+      </w:pPr>
+      <w:r>
+        <w:rPr>
+          <w:b/>
+          <w:bCs/>
+          <w:lang w:val="es-ES"/>
+        </w:rPr>
+        <w:t>Usuarios</w:t>
+      </w:r>
+      <w:r>
+        <w:rPr>
+          <w:b/>
+          <w:bCs/>
+          <w:lang w:val="es-ES"/>
+        </w:rPr>
+        <w:t xml:space="preserve"> </w:t>
+      </w:r>
+      <w:r>
+        <w:rPr>
+          <w:b/>
+          <w:bCs/>
+          <w:lang w:val="es-ES"/>
+        </w:rPr>
+        <w:t>Medicos</w:t>
+      </w:r>
+      <w:r>
+        <w:rPr>
+          <w:b/>
+          <w:bCs/>
+          <w:lang w:val="es-ES"/>
+        </w:rPr>
+        <w:t>:</w:t>
+      </w:r>
+      <w:r>
+        <w:rPr>
+          <w:lang w:val="es-ES"/>
+        </w:rPr>
+        <w:t xml:space="preserve"> </w:t>
+      </w:r>
+      <w:r>
+        <w:rPr>
+          <w:lang w:val="es-ES"/>
+        </w:rPr>
+        <w:t>El</w:t>
+      </w:r>
+      <w:r>
+        <w:rPr>
+          <w:lang w:val="es-ES"/>
+        </w:rPr>
+        <w:t xml:space="preserve"> personal médico utilizará </w:t>
+      </w:r>
+      <w:r>
+        <w:rPr>
+          <w:lang w:val="es-ES"/>
+        </w:rPr>
+        <w:t>la aplicación de escritorio (</w:t>
       </w:r>
       <w:proofErr w:type="spellStart"/>
       <w:r>
-        <w:t>Historial_Medico</w:t>
+        <w:rPr>
+          <w:lang w:val="es-ES"/>
+        </w:rPr>
+        <w:t>JavaFX</w:t>
       </w:r>
       <w:proofErr w:type="spellEnd"/>
       <w:r>
-        <w:t xml:space="preserve"> (0, 1</w:t>
-      </w:r>
-      <w:proofErr w:type="gramStart"/>
-      <w:r>
-        <w:t>) :</w:t>
-      </w:r>
-      <w:proofErr w:type="gramEnd"/>
-      <w:r>
-        <w:t xml:space="preserve"> (1, 1)</w:t>
-      </w:r>
-    </w:p>
-    <w:p>
-      <w:pPr>
-        <w:spacing w:after="0"/>
-      </w:pPr>
-      <w:r>
-        <w:br w:type="page"/>
-      </w:r>
-    </w:p>
-    <w:p>
-      <w:r>
-        <w:lastRenderedPageBreak/>
-        <w:t>Los atributos y claves de cada entidad:</w:t>
-      </w:r>
-    </w:p>
-    <w:p>
-      <w:pPr>
-        <w:pStyle w:val="Prrafodelista"/>
+        <w:rPr>
+          <w:lang w:val="es-ES"/>
+        </w:rPr>
+        <w:t>)</w:t>
+      </w:r>
+      <w:r>
+        <w:rPr>
+          <w:lang w:val="es-ES"/>
+        </w:rPr>
+        <w:t xml:space="preserve"> para la gestión </w:t>
+      </w:r>
+      <w:r>
+        <w:rPr>
+          <w:lang w:val="es-ES"/>
+        </w:rPr>
+        <w:t xml:space="preserve">del CRUD de </w:t>
+      </w:r>
+      <w:r>
+        <w:rPr>
+          <w:lang w:val="es-ES"/>
+        </w:rPr>
+        <w:t>informes.</w:t>
+      </w:r>
+    </w:p>
+    <w:p>
+      <w:pPr>
         <w:numPr>
           <w:ilvl w:val="0"/>
-          <w:numId w:val="10"/>
+          <w:numId w:val="28"/>
         </w:numPr>
-        <w:suppressAutoHyphens/>
-        <w:autoSpaceDN w:val="0"/>
-        <w:spacing w:before="0" w:after="160" w:line="278" w:lineRule="auto"/>
-        <w:jc w:val="left"/>
-        <w:textAlignment w:val="baseline"/>
-      </w:pPr>
-      <w:proofErr w:type="spellStart"/>
+        <w:rPr>
+          <w:lang w:val="es-ES"/>
+        </w:rPr>
+      </w:pPr>
       <w:r>
         <w:rPr>
           <w:b/>
           <w:bCs/>
-        </w:rPr>
-        <w:t>Horario_Laboral</w:t>
-      </w:r>
-      <w:proofErr w:type="spellEnd"/>
-      <w:r>
-        <w:t xml:space="preserve">: </w:t>
-      </w:r>
-      <w:proofErr w:type="spellStart"/>
-      <w:r>
-        <w:t>id_horario</w:t>
-      </w:r>
-      <w:proofErr w:type="spellEnd"/>
-      <w:r>
-        <w:t xml:space="preserve"> (PK), </w:t>
-      </w:r>
-      <w:proofErr w:type="spellStart"/>
-      <w:r>
-        <w:t>id_trabajador</w:t>
-      </w:r>
-      <w:proofErr w:type="spellEnd"/>
-      <w:r>
-        <w:t xml:space="preserve"> (FK), </w:t>
-      </w:r>
-      <w:proofErr w:type="spellStart"/>
-      <w:r>
-        <w:t>dia_semana</w:t>
-      </w:r>
-      <w:proofErr w:type="spellEnd"/>
-      <w:r>
-        <w:t xml:space="preserve"> (o fecha), </w:t>
-      </w:r>
-      <w:proofErr w:type="spellStart"/>
-      <w:r>
-        <w:t>hora_inicio</w:t>
-      </w:r>
-      <w:proofErr w:type="spellEnd"/>
-      <w:r>
-        <w:t xml:space="preserve">, </w:t>
-      </w:r>
-      <w:proofErr w:type="spellStart"/>
-      <w:r>
-        <w:t>hora_fin</w:t>
-      </w:r>
-      <w:proofErr w:type="spellEnd"/>
-      <w:r>
-        <w:t xml:space="preserve">, </w:t>
-      </w:r>
-      <w:proofErr w:type="spellStart"/>
-      <w:r>
-        <w:t>tipo_jornada</w:t>
-      </w:r>
-      <w:proofErr w:type="spellEnd"/>
-      <w:r>
-        <w:t xml:space="preserve"> / </w:t>
-      </w:r>
-      <w:proofErr w:type="spellStart"/>
-      <w:r>
-        <w:t>es_festivo</w:t>
-      </w:r>
-      <w:proofErr w:type="spellEnd"/>
-      <w:r>
-        <w:t>.</w:t>
-      </w:r>
-    </w:p>
-    <w:p>
-      <w:pPr>
-        <w:pStyle w:val="Prrafodelista"/>
+          <w:lang w:val="es-ES"/>
+        </w:rPr>
+        <w:t>Usuario</w:t>
+      </w:r>
+      <w:r>
+        <w:rPr>
+          <w:b/>
+          <w:bCs/>
+          <w:lang w:val="es-ES"/>
+        </w:rPr>
+        <w:t>s enfermeros</w:t>
+      </w:r>
+      <w:r>
+        <w:rPr>
+          <w:b/>
+          <w:bCs/>
+          <w:lang w:val="es-ES"/>
+        </w:rPr>
+        <w:t>:</w:t>
+      </w:r>
+      <w:r>
+        <w:rPr>
+          <w:lang w:val="es-ES"/>
+        </w:rPr>
+        <w:t xml:space="preserve"> </w:t>
+      </w:r>
+      <w:r>
+        <w:rPr>
+          <w:lang w:val="es-ES"/>
+        </w:rPr>
+        <w:t>El</w:t>
+      </w:r>
+      <w:r>
+        <w:rPr>
+          <w:lang w:val="es-ES"/>
+        </w:rPr>
+        <w:t xml:space="preserve"> personal </w:t>
+      </w:r>
+      <w:r>
+        <w:rPr>
+          <w:lang w:val="es-ES"/>
+        </w:rPr>
+        <w:t>de enfermería y asistentes</w:t>
+      </w:r>
+      <w:r>
+        <w:rPr>
+          <w:lang w:val="es-ES"/>
+        </w:rPr>
+        <w:t xml:space="preserve"> utilizar</w:t>
+      </w:r>
+      <w:r>
+        <w:rPr>
+          <w:lang w:val="es-ES"/>
+        </w:rPr>
+        <w:t>an</w:t>
+      </w:r>
+      <w:r>
+        <w:rPr>
+          <w:lang w:val="es-ES"/>
+        </w:rPr>
+        <w:t xml:space="preserve"> </w:t>
+      </w:r>
+      <w:r>
+        <w:rPr>
+          <w:lang w:val="es-ES"/>
+        </w:rPr>
+        <w:t>la aplicación móvil (Android) para la lectura de dichos QR</w:t>
+      </w:r>
+      <w:r>
+        <w:rPr>
+          <w:lang w:val="es-ES"/>
+        </w:rPr>
+        <w:t xml:space="preserve"> y con ello poder hacer un cribaje o asistir al paciente de forma informativa. </w:t>
+      </w:r>
+    </w:p>
+    <w:p>
+      <w:pPr>
         <w:numPr>
           <w:ilvl w:val="0"/>
-          <w:numId w:val="10"/>
+          <w:numId w:val="28"/>
         </w:numPr>
-        <w:suppressAutoHyphens/>
-        <w:autoSpaceDN w:val="0"/>
-        <w:spacing w:before="0" w:after="160" w:line="278" w:lineRule="auto"/>
-        <w:jc w:val="left"/>
-        <w:textAlignment w:val="baseline"/>
+        <w:rPr>
+          <w:lang w:val="es-ES"/>
+        </w:rPr>
       </w:pPr>
       <w:r>
         <w:rPr>
           <w:b/>
           <w:bCs/>
-        </w:rPr>
-        <w:t>Paciente</w:t>
-      </w:r>
-      <w:r>
-        <w:t xml:space="preserve">: </w:t>
+          <w:lang w:val="es-ES"/>
+        </w:rPr>
+        <w:t>Perfiles profesionales:</w:t>
+      </w:r>
+      <w:r>
+        <w:rPr>
+          <w:lang w:val="es-ES"/>
+        </w:rPr>
+        <w:t xml:space="preserve"> El desarrollo de este ecosistema requiere perfiles de Administrador de Bases de Datos (MySQL), Desarrollador </w:t>
       </w:r>
       <w:proofErr w:type="spellStart"/>
       <w:r>
-        <w:t>id_paciente</w:t>
+        <w:rPr>
+          <w:lang w:val="es-ES"/>
+        </w:rPr>
+        <w:t>Backend</w:t>
       </w:r>
       <w:proofErr w:type="spellEnd"/>
       <w:r>
-        <w:t xml:space="preserve"> (PK), </w:t>
+        <w:rPr>
+          <w:lang w:val="es-ES"/>
+        </w:rPr>
+        <w:t xml:space="preserve"> (Servidor Java Multihilo y Sockets) y Desarrollador </w:t>
       </w:r>
       <w:proofErr w:type="spellStart"/>
       <w:r>
-        <w:t>dni</w:t>
+        <w:rPr>
+          <w:lang w:val="es-ES"/>
+        </w:rPr>
+        <w:t>Frontend</w:t>
       </w:r>
       <w:proofErr w:type="spellEnd"/>
       <w:r>
-        <w:t xml:space="preserve">, nombre, apellidos, </w:t>
+        <w:rPr>
+          <w:lang w:val="es-ES"/>
+        </w:rPr>
+        <w:t>/Móvil (</w:t>
       </w:r>
       <w:proofErr w:type="spellStart"/>
       <w:r>
-        <w:t>telefono</w:t>
+        <w:rPr>
+          <w:lang w:val="es-ES"/>
+        </w:rPr>
+        <w:t>JavaFX</w:t>
       </w:r>
       <w:proofErr w:type="spellEnd"/>
       <w:r>
-        <w:t xml:space="preserve">, email, </w:t>
+        <w:rPr>
+          <w:lang w:val="es-ES"/>
+        </w:rPr>
+        <w:t xml:space="preserve"> y Android/</w:t>
       </w:r>
       <w:proofErr w:type="spellStart"/>
       <w:r>
-        <w:t>historial_clinico</w:t>
+        <w:rPr>
+          <w:lang w:val="es-ES"/>
+        </w:rPr>
+        <w:t>Kotlin</w:t>
       </w:r>
       <w:proofErr w:type="spellEnd"/>
       <w:r>
-        <w:t>.</w:t>
-      </w:r>
-    </w:p>
-    <w:p>
-      <w:pPr>
-        <w:pStyle w:val="Prrafodelista"/>
+        <w:rPr>
+          <w:lang w:val="es-ES"/>
+        </w:rPr>
+        <w:t>).</w:t>
+      </w:r>
+    </w:p>
+    <w:p>
+      <w:pPr>
         <w:numPr>
           <w:ilvl w:val="0"/>
-          <w:numId w:val="10"/>
+          <w:numId w:val="28"/>
         </w:numPr>
-        <w:suppressAutoHyphens/>
-        <w:autoSpaceDN w:val="0"/>
-        <w:spacing w:before="0" w:after="160" w:line="278" w:lineRule="auto"/>
-        <w:jc w:val="left"/>
-        <w:textAlignment w:val="baseline"/>
+        <w:rPr>
+          <w:lang w:val="es-ES"/>
+        </w:rPr>
       </w:pPr>
       <w:r>
         <w:rPr>
           <w:b/>
           <w:bCs/>
-        </w:rPr>
-        <w:t>Trabajador:</w:t>
-      </w:r>
-      <w:r>
-        <w:t xml:space="preserve"> </w:t>
-      </w:r>
-      <w:proofErr w:type="spellStart"/>
-      <w:r>
-        <w:t>id_trabajador</w:t>
-      </w:r>
-      <w:proofErr w:type="spellEnd"/>
-      <w:r>
-        <w:t xml:space="preserve"> (PK), </w:t>
-      </w:r>
-      <w:proofErr w:type="spellStart"/>
-      <w:r>
-        <w:t>dni</w:t>
-      </w:r>
-      <w:proofErr w:type="spellEnd"/>
-      <w:r>
-        <w:t xml:space="preserve">, nombre, apellidos, rol (Recepcionista, Enfermero, Médico), </w:t>
-      </w:r>
-      <w:proofErr w:type="spellStart"/>
-      <w:r>
-        <w:t>id_especialidad</w:t>
-      </w:r>
-      <w:proofErr w:type="spellEnd"/>
-      <w:r>
-        <w:t xml:space="preserve"> (FK, </w:t>
-      </w:r>
-      <w:proofErr w:type="spellStart"/>
-      <w:r>
-        <w:t>nullable</w:t>
-      </w:r>
-      <w:proofErr w:type="spellEnd"/>
-      <w:r>
-        <w:t xml:space="preserve"> si no es médico), usuario, </w:t>
-      </w:r>
-      <w:proofErr w:type="spellStart"/>
-      <w:r>
-        <w:t>password_hash</w:t>
-      </w:r>
-      <w:proofErr w:type="spellEnd"/>
-      <w:r>
-        <w:t>.</w:t>
-      </w:r>
-    </w:p>
-    <w:p>
-      <w:pPr>
-        <w:pStyle w:val="Prrafodelista"/>
+          <w:lang w:val="es-ES"/>
+        </w:rPr>
+        <w:t>Valor aportado:</w:t>
+      </w:r>
+      <w:r>
+        <w:rPr>
+          <w:lang w:val="es-ES"/>
+        </w:rPr>
+        <w:t xml:space="preserve"> Aporta una centralización segura de los datos médicos</w:t>
+      </w:r>
+      <w:r>
+        <w:rPr>
+          <w:lang w:val="es-ES"/>
+        </w:rPr>
+        <w:t xml:space="preserve"> de los pacientes</w:t>
+      </w:r>
+      <w:r>
+        <w:rPr>
+          <w:lang w:val="es-ES"/>
+        </w:rPr>
+        <w:t xml:space="preserve">. Al utilizar una arquitectura de Sockets, los </w:t>
+      </w:r>
+      <w:r>
+        <w:rPr>
+          <w:lang w:val="es-ES"/>
+        </w:rPr>
+        <w:t>usuarios</w:t>
+      </w:r>
+      <w:r>
+        <w:rPr>
+          <w:lang w:val="es-ES"/>
+        </w:rPr>
+        <w:t xml:space="preserve"> no atacan la base de datos directamente, añadiendo una capa de seguridad y control de concurrencia fundamental en entornos sanitarios.</w:t>
+      </w:r>
+    </w:p>
+    <w:p>
+      <w:pPr>
+        <w:pStyle w:val="Ttulo2"/>
+        <w:rPr>
+          <w:lang w:val="es-ES"/>
+        </w:rPr>
+      </w:pPr>
+      <w:bookmarkStart w:id="16" w:name="_Toc242115541"/>
+      <w:r>
+        <w:rPr>
+          <w:lang w:val="es-ES"/>
+        </w:rPr>
+        <w:t>5.2. Análisis DAFO</w:t>
+      </w:r>
+      <w:bookmarkEnd w:id="16"/>
+    </w:p>
+    <w:p>
+      <w:pPr>
+        <w:rPr>
+          <w:lang w:val="es-ES"/>
+        </w:rPr>
+      </w:pPr>
+      <w:r>
+        <w:rPr>
+          <w:lang w:val="es-ES"/>
+        </w:rPr>
+        <w:t xml:space="preserve">Se debe incluir un análisis DAFO aplicado al proyecto. </w:t>
+      </w:r>
+    </w:p>
+    <w:p>
+      <w:pPr>
         <w:numPr>
           <w:ilvl w:val="0"/>
-          <w:numId w:val="10"/>
+          <w:numId w:val="29"/>
         </w:numPr>
-        <w:suppressAutoHyphens/>
-        <w:autoSpaceDN w:val="0"/>
-        <w:spacing w:before="0" w:after="160" w:line="278" w:lineRule="auto"/>
-        <w:jc w:val="left"/>
-        <w:textAlignment w:val="baseline"/>
+        <w:rPr>
+          <w:lang w:val="es-ES"/>
+        </w:rPr>
       </w:pPr>
       <w:r>
         <w:rPr>
           <w:b/>
           <w:bCs/>
-        </w:rPr>
-        <w:t>Especialidad</w:t>
-      </w:r>
-      <w:r>
-        <w:t xml:space="preserve">: </w:t>
+          <w:lang w:val="es-ES"/>
+        </w:rPr>
+        <w:t>Fortalezas (Internas):</w:t>
+      </w:r>
+      <w:r>
+        <w:rPr>
+          <w:lang w:val="es-ES"/>
+        </w:rPr>
+        <w:t xml:space="preserve"> Uso de conexiones mediante Sockets que proporcionan un control total sobre el flujo de datos. Implementación de hilos (</w:t>
       </w:r>
       <w:proofErr w:type="spellStart"/>
       <w:r>
-        <w:t>id_especialidad</w:t>
+        <w:rPr>
+          <w:lang w:val="es-ES"/>
+        </w:rPr>
+        <w:t>multithreading</w:t>
       </w:r>
       <w:proofErr w:type="spellEnd"/>
       <w:r>
-        <w:t xml:space="preserve"> (PK), </w:t>
+        <w:rPr>
+          <w:lang w:val="es-ES"/>
+        </w:rPr>
+        <w:t>) tanto en el servidor como en la app móvil (</w:t>
       </w:r>
       <w:proofErr w:type="spellStart"/>
       <w:r>
-        <w:t>nombre_especialidad</w:t>
+        <w:rPr>
+          <w:lang w:val="es-ES"/>
+        </w:rPr>
+        <w:t>Coroutines</w:t>
       </w:r>
       <w:proofErr w:type="spellEnd"/>
       <w:r>
-        <w:t xml:space="preserve"> (Cardiología, Pediatría, Dermatología, etc.), </w:t>
-      </w:r>
-      <w:proofErr w:type="spellStart"/>
-      <w:r>
-        <w:t>descripcion</w:t>
-      </w:r>
-      <w:proofErr w:type="spellEnd"/>
-      <w:r>
-        <w:t>.</w:t>
-      </w:r>
-    </w:p>
-    <w:p>
-      <w:pPr>
-        <w:pStyle w:val="Prrafodelista"/>
+        <w:rPr>
+          <w:lang w:val="es-ES"/>
+        </w:rPr>
+        <w:t>) para evitar bloqueos en la interfaz.</w:t>
+      </w:r>
+    </w:p>
+    <w:p>
+      <w:pPr>
         <w:numPr>
           <w:ilvl w:val="0"/>
-          <w:numId w:val="10"/>
+          <w:numId w:val="29"/>
         </w:numPr>
-        <w:suppressAutoHyphens/>
-        <w:autoSpaceDN w:val="0"/>
-        <w:spacing w:before="0" w:after="160" w:line="278" w:lineRule="auto"/>
-        <w:jc w:val="left"/>
-        <w:textAlignment w:val="baseline"/>
+        <w:rPr>
+          <w:lang w:val="es-ES"/>
+        </w:rPr>
       </w:pPr>
       <w:r>
         <w:rPr>
           <w:b/>
           <w:bCs/>
-        </w:rPr>
-        <w:t>Cita:</w:t>
-      </w:r>
-      <w:r>
-        <w:t xml:space="preserve"> </w:t>
+          <w:lang w:val="es-ES"/>
+        </w:rPr>
+        <w:t>Debilidades (Internas):</w:t>
+      </w:r>
+      <w:r>
+        <w:rPr>
+          <w:lang w:val="es-ES"/>
+        </w:rPr>
+        <w:t xml:space="preserve"> La gestión manual de Sockets a bajo nivel y el mapeo ORM con </w:t>
       </w:r>
       <w:proofErr w:type="spellStart"/>
       <w:r>
-        <w:t>id_cita</w:t>
+        <w:rPr>
+          <w:lang w:val="es-ES"/>
+        </w:rPr>
+        <w:t>Hibernate</w:t>
       </w:r>
       <w:proofErr w:type="spellEnd"/>
       <w:r>
-        <w:t xml:space="preserve"> (PK), </w:t>
-      </w:r>
-      <w:proofErr w:type="spellStart"/>
-      <w:r>
-        <w:t>id_paciente</w:t>
-      </w:r>
-      <w:proofErr w:type="spellEnd"/>
-      <w:r>
-        <w:t xml:space="preserve"> (FK), </w:t>
-      </w:r>
-      <w:proofErr w:type="spellStart"/>
-      <w:r>
-        <w:t>id_trabajador</w:t>
-      </w:r>
-      <w:proofErr w:type="spellEnd"/>
-      <w:r>
-        <w:t xml:space="preserve"> (FK, médico asignado), </w:t>
-      </w:r>
-      <w:proofErr w:type="spellStart"/>
-      <w:r>
-        <w:t>fecha_hora</w:t>
-      </w:r>
-      <w:proofErr w:type="spellEnd"/>
-      <w:r>
-        <w:t xml:space="preserve">, estado (Pendiente, Realizada, Cancelada), </w:t>
-      </w:r>
-      <w:proofErr w:type="spellStart"/>
-      <w:r>
-        <w:t>motivo_consulta</w:t>
-      </w:r>
-      <w:proofErr w:type="spellEnd"/>
-      <w:r>
-        <w:t>, diagnostico.</w:t>
-      </w:r>
-    </w:p>
-    <w:p>
-      <w:pPr>
-        <w:pStyle w:val="Prrafodelista"/>
+        <w:rPr>
+          <w:lang w:val="es-ES"/>
+        </w:rPr>
+        <w:t xml:space="preserve"> incrementan la complejidad del código y requieren un control de excepciones exhaustivo.</w:t>
+      </w:r>
+    </w:p>
+    <w:p>
+      <w:pPr>
         <w:numPr>
           <w:ilvl w:val="0"/>
-          <w:numId w:val="10"/>
+          <w:numId w:val="29"/>
         </w:numPr>
-        <w:suppressAutoHyphens/>
-        <w:autoSpaceDN w:val="0"/>
-        <w:spacing w:before="0" w:after="160" w:line="278" w:lineRule="auto"/>
-        <w:jc w:val="left"/>
-        <w:textAlignment w:val="baseline"/>
-      </w:pPr>
-      <w:proofErr w:type="spellStart"/>
+        <w:rPr>
+          <w:lang w:val="es-ES"/>
+        </w:rPr>
+      </w:pPr>
       <w:r>
         <w:rPr>
           <w:b/>
           <w:bCs/>
-        </w:rPr>
-        <w:t>Historial_</w:t>
-      </w:r>
-      <w:proofErr w:type="gramStart"/>
+          <w:lang w:val="es-ES"/>
+        </w:rPr>
+        <w:t>Oportunidades (Externas):</w:t>
+      </w:r>
+      <w:r>
+        <w:rPr>
+          <w:lang w:val="es-ES"/>
+        </w:rPr>
+        <w:t xml:space="preserve"> Alta demanda de digitalización y eliminación de papel en clínicas médicas. La automatización mediante lectura de códigos QR agiliza la atención al paciente.</w:t>
+      </w:r>
+    </w:p>
+    <w:p>
+      <w:pPr>
+        <w:numPr>
+          <w:ilvl w:val="0"/>
+          <w:numId w:val="29"/>
+        </w:numPr>
+        <w:rPr>
+          <w:lang w:val="es-ES"/>
+        </w:rPr>
+      </w:pPr>
       <w:r>
         <w:rPr>
           <w:b/>
           <w:bCs/>
-        </w:rPr>
-        <w:t>Medico</w:t>
-      </w:r>
-      <w:proofErr w:type="spellEnd"/>
-      <w:r>
-        <w:t xml:space="preserve"> :</w:t>
-      </w:r>
-      <w:proofErr w:type="gramEnd"/>
-      <w:r>
-        <w:t xml:space="preserve"> </w:t>
-      </w:r>
-      <w:proofErr w:type="spellStart"/>
-      <w:r>
-        <w:t>id_historial</w:t>
-      </w:r>
-      <w:proofErr w:type="spellEnd"/>
-      <w:r>
-        <w:t xml:space="preserve"> (PK), </w:t>
-      </w:r>
-      <w:proofErr w:type="spellStart"/>
-      <w:r>
-        <w:t>id_paciente</w:t>
-      </w:r>
-      <w:proofErr w:type="spellEnd"/>
-      <w:r>
-        <w:t xml:space="preserve"> (FK), </w:t>
-      </w:r>
-      <w:proofErr w:type="spellStart"/>
-      <w:r>
-        <w:t>id_cita</w:t>
-      </w:r>
-      <w:proofErr w:type="spellEnd"/>
-      <w:r>
-        <w:t xml:space="preserve"> (FK), </w:t>
-      </w:r>
-      <w:proofErr w:type="spellStart"/>
-      <w:r>
-        <w:t>diagnostico</w:t>
-      </w:r>
-      <w:proofErr w:type="spellEnd"/>
-      <w:r>
-        <w:t xml:space="preserve">, tratamiento, </w:t>
-      </w:r>
-      <w:proofErr w:type="spellStart"/>
-      <w:r>
-        <w:t>fecha_registro</w:t>
-      </w:r>
-      <w:proofErr w:type="spellEnd"/>
-      <w:r>
-        <w:t>.</w:t>
-      </w:r>
-    </w:p>
-    <w:p>
-      <w:pPr>
-        <w:suppressAutoHyphens/>
-        <w:autoSpaceDN w:val="0"/>
-        <w:spacing w:before="0" w:after="160" w:line="278" w:lineRule="auto"/>
-        <w:jc w:val="left"/>
-        <w:textAlignment w:val="baseline"/>
-      </w:pPr>
-      <w:r>
-        <w:rPr>
-          <w:noProof/>
-        </w:rPr>
+          <w:lang w:val="es-ES"/>
+        </w:rPr>
+        <w:lastRenderedPageBreak/>
+        <w:t>Amenazas (Externas):</w:t>
+      </w:r>
+      <w:r>
+        <w:rPr>
+          <w:lang w:val="es-ES"/>
+        </w:rPr>
+        <w:t xml:space="preserve"> Existencia de un mercado saturado de software de gestión hospitalaria (HIS) estándar y la necesidad de cumplir con normativas estrictas de protección de datos (RGPD).</w:t>
+      </w:r>
+    </w:p>
+    <w:p>
+      <w:pPr>
+        <w:pStyle w:val="Ttulo2"/>
+        <w:rPr>
+          <w:lang w:val="es-ES"/>
+        </w:rPr>
+      </w:pPr>
+      <w:bookmarkStart w:id="17" w:name="_Toc242115542"/>
+      <w:r>
+        <w:rPr>
+          <w:lang w:val="es-ES"/>
+        </w:rPr>
+        <w:t>5.3. Planificación Inicial</w:t>
+      </w:r>
+      <w:bookmarkEnd w:id="17"/>
+    </w:p>
+    <w:p>
+      <w:pPr>
+        <w:rPr>
+          <w:lang w:val="es-ES"/>
+        </w:rPr>
+      </w:pPr>
+      <w:r>
+        <w:rPr>
+          <w:lang w:val="es-ES"/>
+        </w:rPr>
+        <w:t xml:space="preserve">Diagrama de Gantt inicial que </w:t>
+      </w:r>
+      <w:r>
+        <w:rPr>
+          <w:lang w:val="es-ES"/>
+        </w:rPr>
+        <w:t>representa</w:t>
+      </w:r>
+      <w:r>
+        <w:rPr>
+          <w:lang w:val="es-ES"/>
+        </w:rPr>
+        <w:t xml:space="preserve"> la planificación estimada</w:t>
+      </w:r>
+      <w:r>
+        <w:rPr>
+          <w:lang w:val="es-ES"/>
+        </w:rPr>
+        <w:t>:</w:t>
+      </w:r>
+    </w:p>
+    <w:p>
+      <w:pPr>
+        <w:rPr>
+          <w:lang w:val="es-ES"/>
+        </w:rPr>
+      </w:pPr>
+      <w:r>
         <w:drawing>
-          <wp:anchor distT="0" distB="0" distL="114300" distR="114300" simplePos="0" relativeHeight="251660288" behindDoc="1" locked="0" layoutInCell="1" allowOverlap="1" wp14:anchorId="1145F4E2" wp14:editId="1E77FD9F">
-            <wp:simplePos x="0" y="0"/>
-            <wp:positionH relativeFrom="column">
-              <wp:posOffset>546100</wp:posOffset>
-            </wp:positionH>
-            <wp:positionV relativeFrom="paragraph">
-              <wp:posOffset>3810</wp:posOffset>
-            </wp:positionV>
-            <wp:extent cx="4025900" cy="3073400"/>
-            <wp:effectExtent l="0" t="0" r="0" b="0"/>
-            <wp:wrapTight wrapText="bothSides">
-              <wp:wrapPolygon edited="0">
-                <wp:start x="0" y="0"/>
-                <wp:lineTo x="0" y="21421"/>
-                <wp:lineTo x="21464" y="21421"/>
-                <wp:lineTo x="21464" y="0"/>
-                <wp:lineTo x="0" y="0"/>
-              </wp:wrapPolygon>
-            </wp:wrapTight>
-            <wp:docPr id="1095214125" name="Imagen 1"/>
+          <wp:inline distT="0" distB="0" distL="0" distR="0" wp14:anchorId="0CFE10B2" wp14:editId="662D9BE0">
+            <wp:extent cx="5733415" cy="2462564"/>
+            <wp:effectExtent l="0" t="0" r="635" b="0"/>
+            <wp:docPr id="36525412" name="Imagen 1"/>
             <wp:cNvGraphicFramePr>
               <a:graphicFrameLocks xmlns:a="http://schemas.openxmlformats.org/drawingml/2006/main" noChangeAspect="1"/>
             </wp:cNvGraphicFramePr>
@@ -4835,7 +5059,7 @@
                   <pic:spPr bwMode="auto">
                     <a:xfrm>
                       <a:off x="0" y="0"/>
-                      <a:ext cx="4025900" cy="3073400"/>
+                      <a:ext cx="5733415" cy="2462564"/>
                     </a:xfrm>
                     <a:prstGeom prst="rect">
                       <a:avLst/>
@@ -4848,60 +5072,574 @@
                 </pic:pic>
               </a:graphicData>
             </a:graphic>
-            <wp14:sizeRelH relativeFrom="margin">
-              <wp14:pctWidth>0</wp14:pctWidth>
-            </wp14:sizeRelH>
-            <wp14:sizeRelV relativeFrom="margin">
-              <wp14:pctHeight>0</wp14:pctHeight>
-            </wp14:sizeRelV>
-          </wp:anchor>
+          </wp:inline>
         </w:drawing>
       </w:r>
     </w:p>
     <w:p>
       <w:pPr>
+        <w:rPr>
+          <w:lang w:val="es-ES"/>
+        </w:rPr>
+      </w:pPr>
+      <w:r>
+        <w:rPr>
+          <w:lang w:val="es-ES"/>
+        </w:rPr>
+        <w:t>Como se detalla en el cronograma (image_d1c204.png), el ciclo de vida del desarrollo se divide en los siguientes bloques secuenciales:</w:t>
+      </w:r>
+    </w:p>
+    <w:p>
+      <w:pPr>
+        <w:numPr>
+          <w:ilvl w:val="0"/>
+          <w:numId w:val="30"/>
+        </w:numPr>
+        <w:rPr>
+          <w:lang w:val="es-ES"/>
+        </w:rPr>
+      </w:pPr>
+      <w:r>
+        <w:rPr>
+          <w:b/>
+          <w:bCs/>
+          <w:lang w:val="es-ES"/>
+        </w:rPr>
+        <w:t>Documentación (28-9-26 al 8-12-26):</w:t>
+      </w:r>
+      <w:r>
+        <w:rPr>
+          <w:lang w:val="es-ES"/>
+        </w:rPr>
+        <w:t xml:space="preserve"> Fase transversal que abarca desde la introducción y metodología, hasta el diseño de diagramas (E-R y Clases) y la redacción de anexos.</w:t>
+      </w:r>
+    </w:p>
+    <w:p>
+      <w:pPr>
+        <w:numPr>
+          <w:ilvl w:val="0"/>
+          <w:numId w:val="30"/>
+        </w:numPr>
+        <w:rPr>
+          <w:lang w:val="es-ES"/>
+        </w:rPr>
+      </w:pPr>
+      <w:r>
+        <w:rPr>
+          <w:b/>
+          <w:bCs/>
+          <w:lang w:val="es-ES"/>
+        </w:rPr>
+        <w:t>Base de datos (22-10-26 al 31-10-26):</w:t>
+      </w:r>
+      <w:r>
+        <w:rPr>
+          <w:lang w:val="es-ES"/>
+        </w:rPr>
+        <w:t xml:space="preserve"> Creación del script DDL, </w:t>
+      </w:r>
+      <w:proofErr w:type="spellStart"/>
+      <w:r>
+        <w:rPr>
+          <w:lang w:val="es-ES"/>
+        </w:rPr>
+        <w:t>triggers</w:t>
+      </w:r>
+      <w:proofErr w:type="spellEnd"/>
+      <w:r>
+        <w:rPr>
+          <w:lang w:val="es-ES"/>
+        </w:rPr>
+        <w:t>, asignación de permisos de usuario y generación de datos de prueba en el entorno local (XAMPP/MySQL).</w:t>
+      </w:r>
+    </w:p>
+    <w:p>
+      <w:pPr>
+        <w:numPr>
+          <w:ilvl w:val="0"/>
+          <w:numId w:val="30"/>
+        </w:numPr>
+        <w:rPr>
+          <w:lang w:val="es-ES"/>
+        </w:rPr>
+      </w:pPr>
+      <w:r>
+        <w:rPr>
+          <w:b/>
+          <w:bCs/>
+          <w:lang w:val="es-ES"/>
+        </w:rPr>
+        <w:t>Servidor Java y Sockets (1-11-26 al 14-11-26):</w:t>
+      </w:r>
+      <w:r>
+        <w:rPr>
+          <w:lang w:val="es-ES"/>
+        </w:rPr>
+        <w:t xml:space="preserve"> Configuración de </w:t>
+      </w:r>
+      <w:proofErr w:type="spellStart"/>
+      <w:r>
+        <w:rPr>
+          <w:lang w:val="es-ES"/>
+        </w:rPr>
+        <w:t>Hibernate</w:t>
+      </w:r>
+      <w:proofErr w:type="spellEnd"/>
+      <w:r>
+        <w:rPr>
+          <w:lang w:val="es-ES"/>
+        </w:rPr>
+        <w:t xml:space="preserve"> (ORM) y desarrollo del bucle de </w:t>
+      </w:r>
+      <w:proofErr w:type="spellStart"/>
+      <w:r>
+        <w:rPr>
+          <w:lang w:val="es-ES"/>
+        </w:rPr>
+        <w:t>ServerSocket</w:t>
+      </w:r>
+      <w:proofErr w:type="spellEnd"/>
+      <w:r>
+        <w:rPr>
+          <w:lang w:val="es-ES"/>
+        </w:rPr>
+        <w:t xml:space="preserve"> multihilo para gestionar la concurrencia de respuestas a los clientes.</w:t>
+      </w:r>
+    </w:p>
+    <w:p>
+      <w:pPr>
+        <w:numPr>
+          <w:ilvl w:val="0"/>
+          <w:numId w:val="30"/>
+        </w:numPr>
+        <w:rPr>
+          <w:lang w:val="es-ES"/>
+        </w:rPr>
+      </w:pPr>
+      <w:r>
+        <w:rPr>
+          <w:b/>
+          <w:bCs/>
+          <w:lang w:val="es-ES"/>
+        </w:rPr>
+        <w:t xml:space="preserve">Aplicación Escritorio </w:t>
+      </w:r>
+      <w:proofErr w:type="spellStart"/>
+      <w:r>
+        <w:rPr>
+          <w:b/>
+          <w:bCs/>
+          <w:lang w:val="es-ES"/>
+        </w:rPr>
+        <w:t>JavaFX</w:t>
+      </w:r>
+      <w:proofErr w:type="spellEnd"/>
+      <w:r>
+        <w:rPr>
+          <w:b/>
+          <w:bCs/>
+          <w:lang w:val="es-ES"/>
+        </w:rPr>
+        <w:t xml:space="preserve"> (15-11-26 al 23-11-26):</w:t>
+      </w:r>
+      <w:r>
+        <w:rPr>
+          <w:lang w:val="es-ES"/>
+        </w:rPr>
+        <w:t xml:space="preserve"> Diseño de vistas XML, conexión del Socket cliente y desarrollo del CRUD de pacientes con generación de códigos QR.</w:t>
+      </w:r>
+    </w:p>
+    <w:p>
+      <w:pPr>
+        <w:numPr>
+          <w:ilvl w:val="0"/>
+          <w:numId w:val="30"/>
+        </w:numPr>
+        <w:rPr>
+          <w:lang w:val="es-ES"/>
+        </w:rPr>
+      </w:pPr>
+      <w:r>
+        <w:rPr>
+          <w:b/>
+          <w:bCs/>
+          <w:lang w:val="es-ES"/>
+        </w:rPr>
+        <w:t>Aplicación Móvil Android (24-11-26 al 1-12-26):</w:t>
+      </w:r>
+      <w:r>
+        <w:rPr>
+          <w:lang w:val="es-ES"/>
+        </w:rPr>
+        <w:t xml:space="preserve"> Desarrollo de la interfaz en </w:t>
+      </w:r>
+      <w:proofErr w:type="spellStart"/>
+      <w:r>
+        <w:rPr>
+          <w:lang w:val="es-ES"/>
+        </w:rPr>
+        <w:t>Kotlin</w:t>
+      </w:r>
+      <w:proofErr w:type="spellEnd"/>
+      <w:r>
+        <w:rPr>
+          <w:lang w:val="es-ES"/>
+        </w:rPr>
+        <w:t xml:space="preserve">, manejo de conexiones en segundo plano mediante </w:t>
+      </w:r>
+      <w:proofErr w:type="spellStart"/>
+      <w:r>
+        <w:rPr>
+          <w:lang w:val="es-ES"/>
+        </w:rPr>
+        <w:t>corrutinas</w:t>
+      </w:r>
+      <w:proofErr w:type="spellEnd"/>
+      <w:r>
+        <w:rPr>
+          <w:lang w:val="es-ES"/>
+        </w:rPr>
+        <w:t xml:space="preserve"> e integración de la cámara para la lectura del QR.</w:t>
+      </w:r>
+    </w:p>
+    <w:p>
+      <w:pPr>
+        <w:rPr>
+          <w:lang w:val="es-ES"/>
+        </w:rPr>
+      </w:pPr>
+    </w:p>
+    <w:p>
+      <w:pPr>
         <w:pStyle w:val="Ttulo2"/>
-      </w:pPr>
-      <w:bookmarkStart w:id="20" w:name="_Toc241172017"/>
-    </w:p>
-    <w:p/>
-    <w:p/>
-    <w:p/>
-    <w:p/>
-    <w:p>
-      <w:pPr>
-        <w:pStyle w:val="Ttulo2"/>
-      </w:pPr>
-    </w:p>
-    <w:p>
-      <w:pPr>
-        <w:pStyle w:val="Ttulo2"/>
-      </w:pPr>
-    </w:p>
-    <w:p>
-      <w:pPr>
-        <w:pStyle w:val="Ttulo2"/>
-      </w:pPr>
-    </w:p>
-    <w:p>
-      <w:pPr>
-        <w:pStyle w:val="Ttulo2"/>
-      </w:pPr>
+        <w:rPr>
+          <w:lang w:val="es-ES"/>
+        </w:rPr>
+      </w:pPr>
+      <w:bookmarkStart w:id="18" w:name="_Toc242115543"/>
+      <w:r>
+        <w:rPr>
+          <w:lang w:val="es-ES"/>
+        </w:rPr>
+        <w:t>5.4. Planificación Real y Desviaciones</w:t>
+      </w:r>
+      <w:bookmarkEnd w:id="18"/>
+    </w:p>
+    <w:p>
+      <w:pPr>
+        <w:rPr>
+          <w:lang w:val="es-ES"/>
+        </w:rPr>
+      </w:pPr>
+      <w:r>
+        <w:rPr>
+          <w:lang w:val="es-ES"/>
+        </w:rPr>
+        <w:t xml:space="preserve">(Nota: La normativa exige explicar las desviaciones relevantes y mostrar la planificación real. Este apartado debes dejarlo con el título puesto, pero lo rellenarás al final del semestre comparando lo que planeaste en "image_d1c204.png" con lo que realmente tardaste). </w:t>
+      </w:r>
+    </w:p>
+    <w:p>
+      <w:r>
+        <w:br w:type="page"/>
+      </w:r>
+    </w:p>
+    <w:p>
+      <w:pPr>
+        <w:pStyle w:val="Ttulo1"/>
+        <w:numPr>
+          <w:ilvl w:val="0"/>
+          <w:numId w:val="1"/>
+        </w:numPr>
+      </w:pPr>
+      <w:bookmarkStart w:id="19" w:name="_Toc242115544"/>
+      <w:r>
+        <w:lastRenderedPageBreak/>
+        <w:t>Análisis del proyecto</w:t>
+      </w:r>
+      <w:bookmarkEnd w:id="19"/>
+      <w:r>
+        <w:t xml:space="preserve"> </w:t>
+      </w:r>
+    </w:p>
+    <w:p>
+      <w:r>
+        <w:t>(8-16 páginas)</w:t>
+      </w:r>
     </w:p>
     <w:p>
       <w:pPr>
         <w:pStyle w:val="Ttulo2"/>
         <w:numPr>
+          <w:ilvl w:val="1"/>
+          <w:numId w:val="1"/>
+        </w:numPr>
+      </w:pPr>
+      <w:bookmarkStart w:id="20" w:name="_Toc242115545"/>
+      <w:r>
+        <w:t>requisitos funcionales</w:t>
+      </w:r>
+      <w:bookmarkEnd w:id="20"/>
+      <w:r>
+        <w:t xml:space="preserve"> </w:t>
+      </w:r>
+    </w:p>
+    <w:p>
+      <w:r>
+        <w:t>Requisitos Funcionales (RF):</w:t>
+      </w:r>
+    </w:p>
+    <w:p>
+      <w:pPr>
+        <w:pStyle w:val="Prrafodelista"/>
+        <w:numPr>
           <w:ilvl w:val="0"/>
-          <w:numId w:val="16"/>
+          <w:numId w:val="18"/>
         </w:numPr>
       </w:pPr>
-      <w:bookmarkStart w:id="21" w:name="_Toc241264850"/>
-      <w:r>
-        <w:t>diagramas de Casos de Uso</w:t>
-      </w:r>
-      <w:bookmarkEnd w:id="20"/>
+      <w:r>
+        <w:t xml:space="preserve">RF1. Autenticación y Autorización por Roles: El sistema debe exigir el inicio de sesión validando credenciales y habilitando vistas y funciones específicas según el rol del trabajador (Administrativo, Médico, Enfermero/a).   </w:t>
+      </w:r>
+    </w:p>
+    <w:p>
+      <w:pPr>
+        <w:pStyle w:val="Prrafodelista"/>
+        <w:numPr>
+          <w:ilvl w:val="0"/>
+          <w:numId w:val="18"/>
+        </w:numPr>
+      </w:pPr>
+      <w:r>
+        <w:t>RF2. Gestión Administrativa (CRUD): La aplicación de escritorio debe permitir a los usuarios autorizados crear, visualizar, actualizar y eliminar registros de pacientes, trabajadores, especialidades y horarios laborales.</w:t>
+      </w:r>
+    </w:p>
+    <w:p>
+      <w:pPr>
+        <w:pStyle w:val="Prrafodelista"/>
+        <w:numPr>
+          <w:ilvl w:val="0"/>
+          <w:numId w:val="18"/>
+        </w:numPr>
+      </w:pPr>
+      <w:r>
+        <w:t xml:space="preserve">RF3. Generación e Identificación QR: La aplicación de escritorio debe generar e imprimir un código QR con el nombre del cliente para su pulsera. La aplicación móvil Android debe incluir un módulo que utilice la cámara del dispositivo para escanear dicha pulsera y abrir automáticamente la ficha del paciente.   </w:t>
+      </w:r>
+    </w:p>
+    <w:p>
+      <w:pPr>
+        <w:pStyle w:val="Prrafodelista"/>
+        <w:numPr>
+          <w:ilvl w:val="0"/>
+          <w:numId w:val="18"/>
+        </w:numPr>
+      </w:pPr>
+      <w:r>
+        <w:t xml:space="preserve">RF4. Gestión de Citas e Historiales: El personal médico y de enfermería debe poder visualizar su horario laboral, consultar las citas asignadas para el día y registrar observaciones médicas o pruebas directamente en el historial clínico del paciente.   </w:t>
+      </w:r>
+    </w:p>
+    <w:p>
+      <w:pPr>
+        <w:pStyle w:val="Prrafodelista"/>
+        <w:numPr>
+          <w:ilvl w:val="0"/>
+          <w:numId w:val="18"/>
+        </w:numPr>
+      </w:pPr>
+      <w:r>
+        <w:t xml:space="preserve">RF5. Comunicación Intermedia Segura: Las aplicaciones cliente (escritorio y móvil) no accederán directamente a la base de datos, sino que enviarán peticiones estructuradas mediante Sockets a un servidor </w:t>
+      </w:r>
+      <w:proofErr w:type="spellStart"/>
+      <w:r>
+        <w:t>backend</w:t>
+      </w:r>
+      <w:proofErr w:type="spellEnd"/>
+      <w:r>
+        <w:t xml:space="preserve"> propio que procesará las consultas.</w:t>
+      </w:r>
+    </w:p>
+    <w:p>
+      <w:pPr>
+        <w:pStyle w:val="Ttulo2"/>
+        <w:numPr>
+          <w:ilvl w:val="1"/>
+          <w:numId w:val="1"/>
+        </w:numPr>
+      </w:pPr>
+      <w:bookmarkStart w:id="21" w:name="_Toc242115546"/>
+      <w:r>
+        <w:t>requisitos no funcionale</w:t>
+      </w:r>
+      <w:r>
+        <w:t>s</w:t>
+      </w:r>
       <w:bookmarkEnd w:id="21"/>
+    </w:p>
+    <w:p>
+      <w:pPr>
+        <w:pStyle w:val="Prrafodelista"/>
+        <w:numPr>
+          <w:ilvl w:val="0"/>
+          <w:numId w:val="34"/>
+        </w:numPr>
+      </w:pPr>
+      <w:r>
+        <w:t xml:space="preserve">RNF1. Seguridad y Criptografía: Las contraseñas de los usuarios deben almacenarse de forma unidireccional utilizando algoritmos hash, protegiendo así el acceso a datos sensibles.   </w:t>
+      </w:r>
+    </w:p>
+    <w:p>
+      <w:pPr>
+        <w:pStyle w:val="Prrafodelista"/>
+        <w:numPr>
+          <w:ilvl w:val="0"/>
+          <w:numId w:val="34"/>
+        </w:numPr>
+      </w:pPr>
+      <w:r>
+        <w:t xml:space="preserve">RNF2. Alta Concurrencia: El servidor </w:t>
+      </w:r>
+      <w:proofErr w:type="spellStart"/>
+      <w:r>
+        <w:t>backend</w:t>
+      </w:r>
+      <w:proofErr w:type="spellEnd"/>
+      <w:r>
+        <w:t xml:space="preserve"> Java debe estar estructurado mediante programación multihilo (</w:t>
+      </w:r>
+      <w:proofErr w:type="spellStart"/>
+      <w:r>
+        <w:t>Threads</w:t>
+      </w:r>
+      <w:proofErr w:type="spellEnd"/>
+      <w:r>
+        <w:t>) para ser capaz de recibir y atender peticiones simultáneas de la app móvil y de la app de escritorio sin bloquearse.</w:t>
+      </w:r>
+    </w:p>
+    <w:p>
+      <w:pPr>
+        <w:pStyle w:val="Prrafodelista"/>
+        <w:numPr>
+          <w:ilvl w:val="0"/>
+          <w:numId w:val="34"/>
+        </w:numPr>
+      </w:pPr>
+      <w:r>
+        <w:t>RNF3. Usabilidad (UX/UI): Las interfaces deben estar adaptadas a su entorno de uso: un entorno de escritorio con teclado/ratón (</w:t>
+      </w:r>
+      <w:proofErr w:type="spellStart"/>
+      <w:r>
+        <w:t>JavaFX</w:t>
+      </w:r>
+      <w:proofErr w:type="spellEnd"/>
+      <w:r>
+        <w:t xml:space="preserve">) para tareas administrativas densas, y un entorno táctil ágil y rápido (Android) para consultas rápidas de pie en planta.   </w:t>
+      </w:r>
+    </w:p>
+    <w:p>
+      <w:pPr>
+        <w:pStyle w:val="Prrafodelista"/>
+        <w:numPr>
+          <w:ilvl w:val="0"/>
+          <w:numId w:val="34"/>
+        </w:numPr>
+      </w:pPr>
+      <w:r>
+        <w:lastRenderedPageBreak/>
+        <w:t xml:space="preserve">RNF4. Persistencia e Integridad: La base de datos (MySQL) debe mantener una estricta integridad referencial de los datos. La conexión entre el servidor y la base de datos se gestionará de manera segura utilizando </w:t>
+      </w:r>
+      <w:proofErr w:type="spellStart"/>
+      <w:r>
+        <w:t>Hibernate</w:t>
+      </w:r>
+      <w:proofErr w:type="spellEnd"/>
+      <w:r>
+        <w:t xml:space="preserve"> (ORM).   </w:t>
+      </w:r>
+    </w:p>
+    <w:p>
+      <w:pPr>
+        <w:pStyle w:val="Ttulo2"/>
+        <w:numPr>
+          <w:ilvl w:val="1"/>
+          <w:numId w:val="1"/>
+        </w:numPr>
+      </w:pPr>
+      <w:bookmarkStart w:id="22" w:name="_Toc242115547"/>
+      <w:r>
+        <w:t>Reglas de negocio</w:t>
+      </w:r>
+      <w:bookmarkEnd w:id="22"/>
+    </w:p>
+    <w:p>
+      <w:pPr>
+        <w:pStyle w:val="Prrafodelista"/>
+        <w:numPr>
+          <w:ilvl w:val="0"/>
+          <w:numId w:val="35"/>
+        </w:numPr>
+      </w:pPr>
+      <w:r>
+        <w:t>Cliente no puede tener repetida una cita</w:t>
+      </w:r>
+    </w:p>
+    <w:p>
+      <w:pPr>
+        <w:pStyle w:val="Prrafodelista"/>
+        <w:numPr>
+          <w:ilvl w:val="0"/>
+          <w:numId w:val="35"/>
+        </w:numPr>
+      </w:pPr>
+      <w:r>
+        <w:t xml:space="preserve">Un medico no puede tener en una misma franja horaria de 15 min </w:t>
+      </w:r>
+      <w:proofErr w:type="spellStart"/>
+      <w:r>
+        <w:t>mas</w:t>
+      </w:r>
+      <w:proofErr w:type="spellEnd"/>
+      <w:r>
+        <w:t xml:space="preserve"> de una visita</w:t>
+      </w:r>
+    </w:p>
+    <w:p>
+      <w:pPr>
+        <w:pStyle w:val="Prrafodelista"/>
+        <w:numPr>
+          <w:ilvl w:val="0"/>
+          <w:numId w:val="35"/>
+        </w:numPr>
+      </w:pPr>
+      <w:r>
+        <w:t>Los administrativos y enfermeros no tendrán acceso de escritura, solo lectura, de los informes de pacientes</w:t>
+      </w:r>
+    </w:p>
+    <w:p>
+      <w:pPr>
+        <w:pStyle w:val="Prrafodelista"/>
+        <w:numPr>
+          <w:ilvl w:val="0"/>
+          <w:numId w:val="35"/>
+        </w:numPr>
+      </w:pPr>
+      <w:r>
+        <w:t>Solo los administrativos podrán generar y modificar citas</w:t>
+      </w:r>
+    </w:p>
+    <w:p>
+      <w:pPr>
+        <w:pStyle w:val="Ttulo2"/>
+        <w:numPr>
+          <w:ilvl w:val="1"/>
+          <w:numId w:val="1"/>
+        </w:numPr>
+      </w:pPr>
+      <w:bookmarkStart w:id="23" w:name="_Toc242115548"/>
+      <w:r>
+        <w:t>Ac</w:t>
+      </w:r>
+      <w:r>
+        <w:t>tores y casos de uso</w:t>
+      </w:r>
+      <w:bookmarkEnd w:id="23"/>
     </w:p>
     <w:p>
       <w:pPr>
@@ -5008,7 +5746,6 @@
           <w:bCs/>
           <w:lang w:val="es-ES"/>
         </w:rPr>
-        <w:lastRenderedPageBreak/>
         <w:t>CU-A0</w:t>
       </w:r>
       <w:r>
@@ -5246,6 +5983,7 @@
           <w:bCs/>
           <w:lang w:val="es-ES"/>
         </w:rPr>
+        <w:lastRenderedPageBreak/>
         <w:t>CU-M04. Registrar Diagnóstico/Tratamiento:</w:t>
       </w:r>
       <w:r>
@@ -5308,22 +6046,22 @@
           <w:numId w:val="22"/>
         </w:numPr>
         <w:rPr>
-          <w:lang w:val="es-ES"/>
-        </w:rPr>
-      </w:pPr>
-      <w:r>
-        <w:rPr>
           <w:b/>
           <w:bCs/>
-          <w:lang w:val="es-ES"/>
-        </w:rPr>
-        <w:t>CU-E02. Escanear Código QR:</w:t>
-      </w:r>
-      <w:r>
-        <w:rPr>
-          <w:lang w:val="es-ES"/>
-        </w:rPr>
-        <w:t xml:space="preserve"> Utilizar la cámara del dispositivo móvil para leer la pulsera del paciente.</w:t>
+          <w:i/>
+          <w:iCs/>
+          <w:lang w:val="es-ES"/>
+        </w:rPr>
+      </w:pPr>
+      <w:r>
+        <w:rPr>
+          <w:b/>
+          <w:bCs/>
+          <w:i/>
+          <w:iCs/>
+          <w:lang w:val="es-ES"/>
+        </w:rPr>
+        <w:t>CU-E02. Escanear Código QR: Utilizar la cámara del dispositivo móvil para leer la pulsera del paciente.</w:t>
       </w:r>
     </w:p>
     <w:p>
@@ -5365,9 +6103,8 @@
         <w:rPr>
           <w:noProof/>
         </w:rPr>
-        <w:lastRenderedPageBreak/>
         <w:drawing>
-          <wp:anchor distT="0" distB="0" distL="114300" distR="114300" simplePos="0" relativeHeight="251661312" behindDoc="0" locked="0" layoutInCell="1" allowOverlap="1" wp14:anchorId="501AFA8D" wp14:editId="6A62AFFD">
+          <wp:anchor distT="0" distB="0" distL="114300" distR="114300" simplePos="0" relativeHeight="251668480" behindDoc="0" locked="0" layoutInCell="1" allowOverlap="1" wp14:anchorId="6AD4FA92" wp14:editId="079D9DAA">
             <wp:simplePos x="0" y="0"/>
             <wp:positionH relativeFrom="margin">
               <wp:posOffset>-804545</wp:posOffset>
@@ -5444,23 +6181,1542 @@
         <w:t xml:space="preserve"> Registrar de forma rápida constantes vitales o confirmar la realización de una prueba (por ejemplo, una extracción de sangre) para que el médico la vea reflejada en su sistema</w:t>
       </w:r>
     </w:p>
-    <w:p/>
+    <w:p>
+      <w:pPr>
+        <w:pStyle w:val="Prrafodelista"/>
+        <w:numPr>
+          <w:ilvl w:val="1"/>
+          <w:numId w:val="1"/>
+        </w:numPr>
+        <w:rPr>
+          <w:color w:val="000000"/>
+          <w:sz w:val="28"/>
+          <w:szCs w:val="28"/>
+        </w:rPr>
+      </w:pPr>
+      <w:r>
+        <w:rPr>
+          <w:color w:val="000000"/>
+          <w:sz w:val="28"/>
+          <w:szCs w:val="28"/>
+        </w:rPr>
+        <w:t>diagramas de Entidad-Relación</w:t>
+      </w:r>
+    </w:p>
+    <w:p>
+      <w:pPr>
+        <w:rPr>
+          <w:color w:val="000000"/>
+          <w:sz w:val="28"/>
+          <w:szCs w:val="28"/>
+          <w:lang w:val="es-ES"/>
+        </w:rPr>
+      </w:pPr>
+      <w:r>
+        <w:rPr>
+          <w:color w:val="000000"/>
+          <w:sz w:val="28"/>
+          <w:szCs w:val="28"/>
+          <w:lang w:val="es-ES"/>
+        </w:rPr>
+        <w:t>Guia para la construcción de E-R:</w:t>
+      </w:r>
+    </w:p>
+    <w:p>
+      <w:pPr>
+        <w:numPr>
+          <w:ilvl w:val="0"/>
+          <w:numId w:val="36"/>
+        </w:numPr>
+        <w:rPr>
+          <w:color w:val="000000"/>
+          <w:sz w:val="28"/>
+          <w:szCs w:val="28"/>
+          <w:lang w:val="es-ES"/>
+        </w:rPr>
+      </w:pPr>
+      <w:r>
+        <w:rPr>
+          <w:color w:val="000000"/>
+          <w:sz w:val="28"/>
+          <w:szCs w:val="28"/>
+          <w:lang w:val="es-ES"/>
+        </w:rPr>
+        <w:t>Entender el problema</w:t>
+      </w:r>
+    </w:p>
+    <w:p>
+      <w:pPr>
+        <w:numPr>
+          <w:ilvl w:val="0"/>
+          <w:numId w:val="36"/>
+        </w:numPr>
+        <w:rPr>
+          <w:color w:val="000000"/>
+          <w:sz w:val="28"/>
+          <w:szCs w:val="28"/>
+          <w:lang w:val="es-ES"/>
+        </w:rPr>
+      </w:pPr>
+      <w:r>
+        <w:rPr>
+          <w:color w:val="000000"/>
+          <w:sz w:val="28"/>
+          <w:szCs w:val="28"/>
+          <w:lang w:val="es-ES"/>
+        </w:rPr>
+        <w:t>Identificar tipos de entidades</w:t>
+      </w:r>
+    </w:p>
+    <w:p>
+      <w:pPr>
+        <w:numPr>
+          <w:ilvl w:val="0"/>
+          <w:numId w:val="36"/>
+        </w:numPr>
+        <w:rPr>
+          <w:color w:val="000000"/>
+          <w:sz w:val="28"/>
+          <w:szCs w:val="28"/>
+          <w:lang w:val="es-ES"/>
+        </w:rPr>
+      </w:pPr>
+      <w:r>
+        <w:rPr>
+          <w:color w:val="000000"/>
+          <w:sz w:val="28"/>
+          <w:szCs w:val="28"/>
+          <w:lang w:val="es-ES"/>
+        </w:rPr>
+        <w:t>Identificar tipos de relaciones</w:t>
+      </w:r>
+    </w:p>
+    <w:p>
+      <w:pPr>
+        <w:numPr>
+          <w:ilvl w:val="0"/>
+          <w:numId w:val="36"/>
+        </w:numPr>
+        <w:rPr>
+          <w:color w:val="000000"/>
+          <w:sz w:val="28"/>
+          <w:szCs w:val="28"/>
+          <w:lang w:val="es-ES"/>
+        </w:rPr>
+      </w:pPr>
+      <w:r>
+        <w:rPr>
+          <w:color w:val="000000"/>
+          <w:sz w:val="28"/>
+          <w:szCs w:val="28"/>
+          <w:lang w:val="es-ES"/>
+        </w:rPr>
+        <w:lastRenderedPageBreak/>
+        <w:t>Buscar las cardinalidades</w:t>
+      </w:r>
+    </w:p>
+    <w:p>
+      <w:pPr>
+        <w:numPr>
+          <w:ilvl w:val="0"/>
+          <w:numId w:val="36"/>
+        </w:numPr>
+        <w:rPr>
+          <w:color w:val="000000"/>
+          <w:sz w:val="28"/>
+          <w:szCs w:val="28"/>
+          <w:lang w:val="es-ES"/>
+        </w:rPr>
+      </w:pPr>
+      <w:r>
+        <w:rPr>
+          <w:color w:val="000000"/>
+          <w:sz w:val="28"/>
+          <w:szCs w:val="28"/>
+          <w:lang w:val="es-ES"/>
+        </w:rPr>
+        <w:t>Identificar los atributos de cada entidad</w:t>
+      </w:r>
+    </w:p>
+    <w:p>
+      <w:pPr>
+        <w:numPr>
+          <w:ilvl w:val="0"/>
+          <w:numId w:val="36"/>
+        </w:numPr>
+        <w:rPr>
+          <w:color w:val="000000"/>
+          <w:sz w:val="28"/>
+          <w:szCs w:val="28"/>
+          <w:lang w:val="es-ES"/>
+        </w:rPr>
+      </w:pPr>
+      <w:r>
+        <w:rPr>
+          <w:color w:val="000000"/>
+          <w:sz w:val="28"/>
+          <w:szCs w:val="28"/>
+          <w:lang w:val="es-ES"/>
+        </w:rPr>
+        <w:t>Identificar las claves de cada entidad</w:t>
+      </w:r>
+    </w:p>
+    <w:p>
+      <w:pPr>
+        <w:rPr>
+          <w:color w:val="000000"/>
+          <w:sz w:val="28"/>
+          <w:szCs w:val="28"/>
+          <w:lang w:val="es-ES"/>
+        </w:rPr>
+      </w:pPr>
+      <w:r>
+        <w:rPr>
+          <w:color w:val="000000"/>
+          <w:sz w:val="28"/>
+          <w:szCs w:val="28"/>
+          <w:lang w:val="es-ES"/>
+        </w:rPr>
+        <w:t>El problema es tener una base de datos para que gestione la empresa, tanto para pacientes como para trabajadores y donde se pueda consultar e introducir datos de ellos.</w:t>
+      </w:r>
+    </w:p>
+    <w:p>
+      <w:pPr>
+        <w:rPr>
+          <w:color w:val="000000"/>
+          <w:sz w:val="28"/>
+          <w:szCs w:val="28"/>
+          <w:lang w:val="es-ES"/>
+        </w:rPr>
+      </w:pPr>
+      <w:r>
+        <w:rPr>
+          <w:b/>
+          <w:bCs/>
+          <w:color w:val="000000"/>
+          <w:sz w:val="28"/>
+          <w:szCs w:val="28"/>
+          <w:lang w:val="es-ES"/>
+        </w:rPr>
+        <w:t>Las entidades:</w:t>
+      </w:r>
+    </w:p>
+    <w:p>
+      <w:pPr>
+        <w:numPr>
+          <w:ilvl w:val="0"/>
+          <w:numId w:val="42"/>
+        </w:numPr>
+        <w:rPr>
+          <w:color w:val="000000"/>
+          <w:sz w:val="28"/>
+          <w:szCs w:val="28"/>
+          <w:lang w:val="es-ES"/>
+        </w:rPr>
+      </w:pPr>
+      <w:r>
+        <w:rPr>
+          <w:color w:val="000000"/>
+          <w:sz w:val="28"/>
+          <w:szCs w:val="28"/>
+          <w:lang w:val="es-ES"/>
+        </w:rPr>
+        <w:t>Paciente</w:t>
+      </w:r>
+    </w:p>
+    <w:p>
+      <w:pPr>
+        <w:numPr>
+          <w:ilvl w:val="0"/>
+          <w:numId w:val="42"/>
+        </w:numPr>
+        <w:rPr>
+          <w:color w:val="000000"/>
+          <w:sz w:val="28"/>
+          <w:szCs w:val="28"/>
+          <w:lang w:val="es-ES"/>
+        </w:rPr>
+      </w:pPr>
+      <w:r>
+        <w:rPr>
+          <w:color w:val="000000"/>
+          <w:sz w:val="28"/>
+          <w:szCs w:val="28"/>
+          <w:lang w:val="es-ES"/>
+        </w:rPr>
+        <w:t>Trabajador (Roles: Recepcionista, Enfermero, Médico)</w:t>
+      </w:r>
+    </w:p>
+    <w:p>
+      <w:pPr>
+        <w:numPr>
+          <w:ilvl w:val="0"/>
+          <w:numId w:val="42"/>
+        </w:numPr>
+        <w:rPr>
+          <w:color w:val="000000"/>
+          <w:sz w:val="28"/>
+          <w:szCs w:val="28"/>
+          <w:lang w:val="es-ES"/>
+        </w:rPr>
+      </w:pPr>
+      <w:r>
+        <w:rPr>
+          <w:color w:val="000000"/>
+          <w:sz w:val="28"/>
+          <w:szCs w:val="28"/>
+          <w:lang w:val="es-ES"/>
+        </w:rPr>
+        <w:t>Especialidad (Ejemplos: Cardiología, Pediatría, Análisis clínicos, etc.)</w:t>
+      </w:r>
+    </w:p>
+    <w:p>
+      <w:pPr>
+        <w:numPr>
+          <w:ilvl w:val="0"/>
+          <w:numId w:val="42"/>
+        </w:numPr>
+        <w:rPr>
+          <w:color w:val="000000"/>
+          <w:sz w:val="28"/>
+          <w:szCs w:val="28"/>
+          <w:lang w:val="es-ES"/>
+        </w:rPr>
+      </w:pPr>
+      <w:r>
+        <w:rPr>
+          <w:color w:val="000000"/>
+          <w:sz w:val="28"/>
+          <w:szCs w:val="28"/>
+          <w:lang w:val="es-ES"/>
+        </w:rPr>
+        <w:t>Cita</w:t>
+      </w:r>
+    </w:p>
+    <w:p>
+      <w:pPr>
+        <w:numPr>
+          <w:ilvl w:val="0"/>
+          <w:numId w:val="42"/>
+        </w:numPr>
+        <w:rPr>
+          <w:color w:val="000000"/>
+          <w:sz w:val="28"/>
+          <w:szCs w:val="28"/>
+          <w:lang w:val="es-ES"/>
+        </w:rPr>
+      </w:pPr>
+      <w:proofErr w:type="spellStart"/>
+      <w:r>
+        <w:rPr>
+          <w:color w:val="000000"/>
+          <w:sz w:val="28"/>
+          <w:szCs w:val="28"/>
+          <w:lang w:val="es-ES"/>
+        </w:rPr>
+        <w:t>Historial_Medico</w:t>
+      </w:r>
+      <w:proofErr w:type="spellEnd"/>
+    </w:p>
+    <w:p>
+      <w:pPr>
+        <w:rPr>
+          <w:color w:val="000000"/>
+          <w:sz w:val="28"/>
+          <w:szCs w:val="28"/>
+          <w:lang w:val="es-ES"/>
+        </w:rPr>
+      </w:pPr>
+      <w:r>
+        <w:rPr>
+          <w:b/>
+          <w:bCs/>
+          <w:color w:val="000000"/>
+          <w:sz w:val="28"/>
+          <w:szCs w:val="28"/>
+          <w:lang w:val="es-ES"/>
+        </w:rPr>
+        <w:t>Las relaciones y Cardinalidades:</w:t>
+      </w:r>
+    </w:p>
+    <w:p>
+      <w:pPr>
+        <w:numPr>
+          <w:ilvl w:val="0"/>
+          <w:numId w:val="43"/>
+        </w:numPr>
+        <w:rPr>
+          <w:color w:val="000000"/>
+          <w:sz w:val="28"/>
+          <w:szCs w:val="28"/>
+          <w:lang w:val="es-ES"/>
+        </w:rPr>
+      </w:pPr>
+      <w:r>
+        <w:rPr>
+          <w:b/>
+          <w:bCs/>
+          <w:color w:val="000000"/>
+          <w:sz w:val="28"/>
+          <w:szCs w:val="28"/>
+          <w:lang w:val="es-ES"/>
+        </w:rPr>
+        <w:t>Paciente — Cita (0, N) / (1, 1):</w:t>
+      </w:r>
+      <w:r>
+        <w:rPr>
+          <w:color w:val="000000"/>
+          <w:sz w:val="28"/>
+          <w:szCs w:val="28"/>
+          <w:lang w:val="es-ES"/>
+        </w:rPr>
+        <w:t xml:space="preserve"> Un paciente puede tener registradas desde 0 hasta N citas; una cita pertenece obligatoriamente a 1 paciente.</w:t>
+      </w:r>
+    </w:p>
+    <w:p>
+      <w:pPr>
+        <w:numPr>
+          <w:ilvl w:val="0"/>
+          <w:numId w:val="43"/>
+        </w:numPr>
+        <w:rPr>
+          <w:color w:val="000000"/>
+          <w:sz w:val="28"/>
+          <w:szCs w:val="28"/>
+          <w:lang w:val="es-ES"/>
+        </w:rPr>
+      </w:pPr>
+      <w:r>
+        <w:rPr>
+          <w:b/>
+          <w:bCs/>
+          <w:color w:val="000000"/>
+          <w:sz w:val="28"/>
+          <w:szCs w:val="28"/>
+          <w:lang w:val="es-ES"/>
+        </w:rPr>
+        <w:t>Médico — Cita (0, N) / (1, 1):</w:t>
+      </w:r>
+      <w:r>
+        <w:rPr>
+          <w:color w:val="000000"/>
+          <w:sz w:val="28"/>
+          <w:szCs w:val="28"/>
+          <w:lang w:val="es-ES"/>
+        </w:rPr>
+        <w:t xml:space="preserve"> Un médico puede atender desde 0 hasta N citas; cada cita es atendida por 1 médico.</w:t>
+      </w:r>
+    </w:p>
+    <w:p>
+      <w:pPr>
+        <w:numPr>
+          <w:ilvl w:val="0"/>
+          <w:numId w:val="43"/>
+        </w:numPr>
+        <w:rPr>
+          <w:color w:val="000000"/>
+          <w:sz w:val="28"/>
+          <w:szCs w:val="28"/>
+          <w:lang w:val="es-ES"/>
+        </w:rPr>
+      </w:pPr>
+      <w:r>
+        <w:rPr>
+          <w:b/>
+          <w:bCs/>
+          <w:color w:val="000000"/>
+          <w:sz w:val="28"/>
+          <w:szCs w:val="28"/>
+          <w:lang w:val="es-ES"/>
+        </w:rPr>
+        <w:t>Especialidad — Médico (1, N) / (1, 1):</w:t>
+      </w:r>
+      <w:r>
+        <w:rPr>
+          <w:color w:val="000000"/>
+          <w:sz w:val="28"/>
+          <w:szCs w:val="28"/>
+          <w:lang w:val="es-ES"/>
+        </w:rPr>
+        <w:t xml:space="preserve"> Una especialidad cuenta con 1 o varios médicos; cada médico pertenece a 1 especialidad titular.</w:t>
+      </w:r>
+    </w:p>
+    <w:p>
+      <w:pPr>
+        <w:numPr>
+          <w:ilvl w:val="0"/>
+          <w:numId w:val="43"/>
+        </w:numPr>
+        <w:rPr>
+          <w:color w:val="000000"/>
+          <w:sz w:val="28"/>
+          <w:szCs w:val="28"/>
+          <w:lang w:val="es-ES"/>
+        </w:rPr>
+      </w:pPr>
+      <w:r>
+        <w:rPr>
+          <w:b/>
+          <w:bCs/>
+          <w:color w:val="000000"/>
+          <w:sz w:val="28"/>
+          <w:szCs w:val="28"/>
+          <w:lang w:val="es-ES"/>
+        </w:rPr>
+        <w:lastRenderedPageBreak/>
+        <w:t xml:space="preserve">Paciente — </w:t>
+      </w:r>
+      <w:proofErr w:type="spellStart"/>
+      <w:r>
+        <w:rPr>
+          <w:b/>
+          <w:bCs/>
+          <w:color w:val="000000"/>
+          <w:sz w:val="28"/>
+          <w:szCs w:val="28"/>
+          <w:lang w:val="es-ES"/>
+        </w:rPr>
+        <w:t>Historial_Medico</w:t>
+      </w:r>
+      <w:proofErr w:type="spellEnd"/>
+      <w:r>
+        <w:rPr>
+          <w:b/>
+          <w:bCs/>
+          <w:color w:val="000000"/>
+          <w:sz w:val="28"/>
+          <w:szCs w:val="28"/>
+          <w:lang w:val="es-ES"/>
+        </w:rPr>
+        <w:t xml:space="preserve"> (0, N) / (1, 1):</w:t>
+      </w:r>
+      <w:r>
+        <w:rPr>
+          <w:color w:val="000000"/>
+          <w:sz w:val="28"/>
+          <w:szCs w:val="28"/>
+          <w:lang w:val="es-ES"/>
+        </w:rPr>
+        <w:t xml:space="preserve"> Un paciente puede tener de 0 a N registros en su historial; cada registro pertenece a 1 paciente.</w:t>
+      </w:r>
+    </w:p>
+    <w:p>
+      <w:pPr>
+        <w:numPr>
+          <w:ilvl w:val="0"/>
+          <w:numId w:val="43"/>
+        </w:numPr>
+        <w:rPr>
+          <w:color w:val="000000"/>
+          <w:sz w:val="28"/>
+          <w:szCs w:val="28"/>
+          <w:lang w:val="es-ES"/>
+        </w:rPr>
+      </w:pPr>
+      <w:r>
+        <w:rPr>
+          <w:b/>
+          <w:bCs/>
+          <w:color w:val="000000"/>
+          <w:sz w:val="28"/>
+          <w:szCs w:val="28"/>
+          <w:lang w:val="es-ES"/>
+        </w:rPr>
+        <w:t xml:space="preserve">Cita — </w:t>
+      </w:r>
+      <w:proofErr w:type="spellStart"/>
+      <w:r>
+        <w:rPr>
+          <w:b/>
+          <w:bCs/>
+          <w:color w:val="000000"/>
+          <w:sz w:val="28"/>
+          <w:szCs w:val="28"/>
+          <w:lang w:val="es-ES"/>
+        </w:rPr>
+        <w:t>Historial_Medico</w:t>
+      </w:r>
+      <w:proofErr w:type="spellEnd"/>
+      <w:r>
+        <w:rPr>
+          <w:b/>
+          <w:bCs/>
+          <w:color w:val="000000"/>
+          <w:sz w:val="28"/>
+          <w:szCs w:val="28"/>
+          <w:lang w:val="es-ES"/>
+        </w:rPr>
+        <w:t xml:space="preserve"> (0, 1) / (1, 1):</w:t>
+      </w:r>
+      <w:r>
+        <w:rPr>
+          <w:color w:val="000000"/>
+          <w:sz w:val="28"/>
+          <w:szCs w:val="28"/>
+          <w:lang w:val="es-ES"/>
+        </w:rPr>
+        <w:t xml:space="preserve"> Una cita puede generar 0 o 1 informe médico; cada informe proviene de 1 cita.</w:t>
+      </w:r>
+    </w:p>
+    <w:p>
+      <w:pPr>
+        <w:rPr>
+          <w:color w:val="000000"/>
+          <w:sz w:val="28"/>
+          <w:szCs w:val="28"/>
+          <w:lang w:val="es-ES"/>
+        </w:rPr>
+      </w:pPr>
+      <w:r>
+        <w:rPr>
+          <w:b/>
+          <w:bCs/>
+          <w:color w:val="000000"/>
+          <w:sz w:val="28"/>
+          <w:szCs w:val="28"/>
+          <w:lang w:val="es-ES"/>
+        </w:rPr>
+        <w:t>Los atributos y claves de cada entidad:</w:t>
+      </w:r>
+    </w:p>
+    <w:p>
+      <w:pPr>
+        <w:numPr>
+          <w:ilvl w:val="0"/>
+          <w:numId w:val="44"/>
+        </w:numPr>
+        <w:rPr>
+          <w:color w:val="000000"/>
+          <w:sz w:val="28"/>
+          <w:szCs w:val="28"/>
+          <w:lang w:val="es-ES"/>
+        </w:rPr>
+      </w:pPr>
+      <w:proofErr w:type="spellStart"/>
+      <w:r>
+        <w:rPr>
+          <w:b/>
+          <w:bCs/>
+          <w:color w:val="000000"/>
+          <w:sz w:val="28"/>
+          <w:szCs w:val="28"/>
+          <w:lang w:val="es-ES"/>
+        </w:rPr>
+        <w:t>Horario_Laboral</w:t>
+      </w:r>
+      <w:proofErr w:type="spellEnd"/>
+      <w:r>
+        <w:rPr>
+          <w:b/>
+          <w:bCs/>
+          <w:color w:val="000000"/>
+          <w:sz w:val="28"/>
+          <w:szCs w:val="28"/>
+          <w:lang w:val="es-ES"/>
+        </w:rPr>
+        <w:t>:</w:t>
+      </w:r>
+      <w:r>
+        <w:rPr>
+          <w:color w:val="000000"/>
+          <w:sz w:val="28"/>
+          <w:szCs w:val="28"/>
+          <w:lang w:val="es-ES"/>
+        </w:rPr>
+        <w:t xml:space="preserve"> </w:t>
+      </w:r>
+      <w:proofErr w:type="spellStart"/>
+      <w:r>
+        <w:rPr>
+          <w:color w:val="000000"/>
+          <w:sz w:val="28"/>
+          <w:szCs w:val="28"/>
+          <w:lang w:val="es-ES"/>
+        </w:rPr>
+        <w:t>id_horario</w:t>
+      </w:r>
+      <w:proofErr w:type="spellEnd"/>
+      <w:r>
+        <w:rPr>
+          <w:color w:val="000000"/>
+          <w:sz w:val="28"/>
+          <w:szCs w:val="28"/>
+          <w:lang w:val="es-ES"/>
+        </w:rPr>
+        <w:t xml:space="preserve"> (PK), </w:t>
+      </w:r>
+      <w:proofErr w:type="spellStart"/>
+      <w:r>
+        <w:rPr>
+          <w:color w:val="000000"/>
+          <w:sz w:val="28"/>
+          <w:szCs w:val="28"/>
+          <w:lang w:val="es-ES"/>
+        </w:rPr>
+        <w:t>id_trabajador</w:t>
+      </w:r>
+      <w:proofErr w:type="spellEnd"/>
+      <w:r>
+        <w:rPr>
+          <w:color w:val="000000"/>
+          <w:sz w:val="28"/>
+          <w:szCs w:val="28"/>
+          <w:lang w:val="es-ES"/>
+        </w:rPr>
+        <w:t xml:space="preserve"> (FK), </w:t>
+      </w:r>
+      <w:proofErr w:type="spellStart"/>
+      <w:r>
+        <w:rPr>
+          <w:color w:val="000000"/>
+          <w:sz w:val="28"/>
+          <w:szCs w:val="28"/>
+          <w:lang w:val="es-ES"/>
+        </w:rPr>
+        <w:t>dia_semana</w:t>
+      </w:r>
+      <w:proofErr w:type="spellEnd"/>
+      <w:r>
+        <w:rPr>
+          <w:color w:val="000000"/>
+          <w:sz w:val="28"/>
+          <w:szCs w:val="28"/>
+          <w:lang w:val="es-ES"/>
+        </w:rPr>
+        <w:t xml:space="preserve"> (o fecha), </w:t>
+      </w:r>
+      <w:proofErr w:type="spellStart"/>
+      <w:r>
+        <w:rPr>
+          <w:color w:val="000000"/>
+          <w:sz w:val="28"/>
+          <w:szCs w:val="28"/>
+          <w:lang w:val="es-ES"/>
+        </w:rPr>
+        <w:t>hora_inicio</w:t>
+      </w:r>
+      <w:proofErr w:type="spellEnd"/>
+      <w:r>
+        <w:rPr>
+          <w:color w:val="000000"/>
+          <w:sz w:val="28"/>
+          <w:szCs w:val="28"/>
+          <w:lang w:val="es-ES"/>
+        </w:rPr>
+        <w:t xml:space="preserve">, </w:t>
+      </w:r>
+      <w:proofErr w:type="spellStart"/>
+      <w:r>
+        <w:rPr>
+          <w:color w:val="000000"/>
+          <w:sz w:val="28"/>
+          <w:szCs w:val="28"/>
+          <w:lang w:val="es-ES"/>
+        </w:rPr>
+        <w:t>hora_fin</w:t>
+      </w:r>
+      <w:proofErr w:type="spellEnd"/>
+      <w:r>
+        <w:rPr>
+          <w:color w:val="000000"/>
+          <w:sz w:val="28"/>
+          <w:szCs w:val="28"/>
+          <w:lang w:val="es-ES"/>
+        </w:rPr>
+        <w:t xml:space="preserve">, </w:t>
+      </w:r>
+      <w:proofErr w:type="spellStart"/>
+      <w:r>
+        <w:rPr>
+          <w:color w:val="000000"/>
+          <w:sz w:val="28"/>
+          <w:szCs w:val="28"/>
+          <w:lang w:val="es-ES"/>
+        </w:rPr>
+        <w:t>tipo_jornada</w:t>
+      </w:r>
+      <w:proofErr w:type="spellEnd"/>
+      <w:r>
+        <w:rPr>
+          <w:color w:val="000000"/>
+          <w:sz w:val="28"/>
+          <w:szCs w:val="28"/>
+          <w:lang w:val="es-ES"/>
+        </w:rPr>
+        <w:t xml:space="preserve">, </w:t>
+      </w:r>
+      <w:proofErr w:type="spellStart"/>
+      <w:r>
+        <w:rPr>
+          <w:color w:val="000000"/>
+          <w:sz w:val="28"/>
+          <w:szCs w:val="28"/>
+          <w:lang w:val="es-ES"/>
+        </w:rPr>
+        <w:t>es_festivo</w:t>
+      </w:r>
+      <w:proofErr w:type="spellEnd"/>
+      <w:r>
+        <w:rPr>
+          <w:color w:val="000000"/>
+          <w:sz w:val="28"/>
+          <w:szCs w:val="28"/>
+          <w:lang w:val="es-ES"/>
+        </w:rPr>
+        <w:t>.</w:t>
+      </w:r>
+    </w:p>
+    <w:p>
+      <w:pPr>
+        <w:numPr>
+          <w:ilvl w:val="0"/>
+          <w:numId w:val="44"/>
+        </w:numPr>
+        <w:rPr>
+          <w:color w:val="000000"/>
+          <w:sz w:val="28"/>
+          <w:szCs w:val="28"/>
+          <w:lang w:val="es-ES"/>
+        </w:rPr>
+      </w:pPr>
+      <w:r>
+        <w:rPr>
+          <w:b/>
+          <w:bCs/>
+          <w:color w:val="000000"/>
+          <w:sz w:val="28"/>
+          <w:szCs w:val="28"/>
+          <w:lang w:val="es-ES"/>
+        </w:rPr>
+        <w:t>Paciente:</w:t>
+      </w:r>
+      <w:r>
+        <w:rPr>
+          <w:color w:val="000000"/>
+          <w:sz w:val="28"/>
+          <w:szCs w:val="28"/>
+          <w:lang w:val="es-ES"/>
+        </w:rPr>
+        <w:t xml:space="preserve"> </w:t>
+      </w:r>
+      <w:proofErr w:type="spellStart"/>
+      <w:r>
+        <w:rPr>
+          <w:color w:val="000000"/>
+          <w:sz w:val="28"/>
+          <w:szCs w:val="28"/>
+          <w:lang w:val="es-ES"/>
+        </w:rPr>
+        <w:t>id_paciente</w:t>
+      </w:r>
+      <w:proofErr w:type="spellEnd"/>
+      <w:r>
+        <w:rPr>
+          <w:color w:val="000000"/>
+          <w:sz w:val="28"/>
+          <w:szCs w:val="28"/>
+          <w:lang w:val="es-ES"/>
+        </w:rPr>
+        <w:t xml:space="preserve"> (PK), </w:t>
+      </w:r>
+      <w:proofErr w:type="spellStart"/>
+      <w:r>
+        <w:rPr>
+          <w:color w:val="000000"/>
+          <w:sz w:val="28"/>
+          <w:szCs w:val="28"/>
+          <w:lang w:val="es-ES"/>
+        </w:rPr>
+        <w:t>dni</w:t>
+      </w:r>
+      <w:proofErr w:type="spellEnd"/>
+      <w:r>
+        <w:rPr>
+          <w:color w:val="000000"/>
+          <w:sz w:val="28"/>
+          <w:szCs w:val="28"/>
+          <w:lang w:val="es-ES"/>
+        </w:rPr>
+        <w:t xml:space="preserve">, nombre, apellidos, </w:t>
+      </w:r>
+      <w:proofErr w:type="spellStart"/>
+      <w:r>
+        <w:rPr>
+          <w:color w:val="000000"/>
+          <w:sz w:val="28"/>
+          <w:szCs w:val="28"/>
+          <w:lang w:val="es-ES"/>
+        </w:rPr>
+        <w:t>telefono</w:t>
+      </w:r>
+      <w:proofErr w:type="spellEnd"/>
+      <w:r>
+        <w:rPr>
+          <w:color w:val="000000"/>
+          <w:sz w:val="28"/>
+          <w:szCs w:val="28"/>
+          <w:lang w:val="es-ES"/>
+        </w:rPr>
+        <w:t xml:space="preserve">, email, </w:t>
+      </w:r>
+      <w:proofErr w:type="spellStart"/>
+      <w:r>
+        <w:rPr>
+          <w:color w:val="000000"/>
+          <w:sz w:val="28"/>
+          <w:szCs w:val="28"/>
+          <w:lang w:val="es-ES"/>
+        </w:rPr>
+        <w:t>historial_clinico</w:t>
+      </w:r>
+      <w:proofErr w:type="spellEnd"/>
+      <w:r>
+        <w:rPr>
+          <w:color w:val="000000"/>
+          <w:sz w:val="28"/>
+          <w:szCs w:val="28"/>
+          <w:lang w:val="es-ES"/>
+        </w:rPr>
+        <w:t>.</w:t>
+      </w:r>
+    </w:p>
+    <w:p>
+      <w:pPr>
+        <w:numPr>
+          <w:ilvl w:val="0"/>
+          <w:numId w:val="44"/>
+        </w:numPr>
+        <w:rPr>
+          <w:color w:val="000000"/>
+          <w:sz w:val="28"/>
+          <w:szCs w:val="28"/>
+          <w:lang w:val="es-ES"/>
+        </w:rPr>
+      </w:pPr>
+      <w:r>
+        <w:rPr>
+          <w:b/>
+          <w:bCs/>
+          <w:color w:val="000000"/>
+          <w:sz w:val="28"/>
+          <w:szCs w:val="28"/>
+          <w:lang w:val="es-ES"/>
+        </w:rPr>
+        <w:t>Trabajador:</w:t>
+      </w:r>
+      <w:r>
+        <w:rPr>
+          <w:color w:val="000000"/>
+          <w:sz w:val="28"/>
+          <w:szCs w:val="28"/>
+          <w:lang w:val="es-ES"/>
+        </w:rPr>
+        <w:t xml:space="preserve"> </w:t>
+      </w:r>
+      <w:proofErr w:type="spellStart"/>
+      <w:r>
+        <w:rPr>
+          <w:color w:val="000000"/>
+          <w:sz w:val="28"/>
+          <w:szCs w:val="28"/>
+          <w:lang w:val="es-ES"/>
+        </w:rPr>
+        <w:t>id_trabajador</w:t>
+      </w:r>
+      <w:proofErr w:type="spellEnd"/>
+      <w:r>
+        <w:rPr>
+          <w:color w:val="000000"/>
+          <w:sz w:val="28"/>
+          <w:szCs w:val="28"/>
+          <w:lang w:val="es-ES"/>
+        </w:rPr>
+        <w:t xml:space="preserve"> (PK), </w:t>
+      </w:r>
+      <w:proofErr w:type="spellStart"/>
+      <w:r>
+        <w:rPr>
+          <w:color w:val="000000"/>
+          <w:sz w:val="28"/>
+          <w:szCs w:val="28"/>
+          <w:lang w:val="es-ES"/>
+        </w:rPr>
+        <w:t>dni</w:t>
+      </w:r>
+      <w:proofErr w:type="spellEnd"/>
+      <w:r>
+        <w:rPr>
+          <w:color w:val="000000"/>
+          <w:sz w:val="28"/>
+          <w:szCs w:val="28"/>
+          <w:lang w:val="es-ES"/>
+        </w:rPr>
+        <w:t xml:space="preserve">, nombre, apellidos, rol (Recepcionista, Enfermero, Médico), </w:t>
+      </w:r>
+      <w:proofErr w:type="spellStart"/>
+      <w:r>
+        <w:rPr>
+          <w:color w:val="000000"/>
+          <w:sz w:val="28"/>
+          <w:szCs w:val="28"/>
+          <w:lang w:val="es-ES"/>
+        </w:rPr>
+        <w:t>id_especialidad</w:t>
+      </w:r>
+      <w:proofErr w:type="spellEnd"/>
+      <w:r>
+        <w:rPr>
+          <w:color w:val="000000"/>
+          <w:sz w:val="28"/>
+          <w:szCs w:val="28"/>
+          <w:lang w:val="es-ES"/>
+        </w:rPr>
+        <w:t xml:space="preserve"> (FK, </w:t>
+      </w:r>
+      <w:proofErr w:type="spellStart"/>
+      <w:r>
+        <w:rPr>
+          <w:color w:val="000000"/>
+          <w:sz w:val="28"/>
+          <w:szCs w:val="28"/>
+          <w:lang w:val="es-ES"/>
+        </w:rPr>
+        <w:t>nullable</w:t>
+      </w:r>
+      <w:proofErr w:type="spellEnd"/>
+      <w:r>
+        <w:rPr>
+          <w:color w:val="000000"/>
+          <w:sz w:val="28"/>
+          <w:szCs w:val="28"/>
+          <w:lang w:val="es-ES"/>
+        </w:rPr>
+        <w:t xml:space="preserve"> si no es médico), usuario, </w:t>
+      </w:r>
+      <w:proofErr w:type="spellStart"/>
+      <w:r>
+        <w:rPr>
+          <w:color w:val="000000"/>
+          <w:sz w:val="28"/>
+          <w:szCs w:val="28"/>
+          <w:lang w:val="es-ES"/>
+        </w:rPr>
+        <w:t>password_hash</w:t>
+      </w:r>
+      <w:proofErr w:type="spellEnd"/>
+      <w:r>
+        <w:rPr>
+          <w:color w:val="000000"/>
+          <w:sz w:val="28"/>
+          <w:szCs w:val="28"/>
+          <w:lang w:val="es-ES"/>
+        </w:rPr>
+        <w:t>.</w:t>
+      </w:r>
+    </w:p>
+    <w:p>
+      <w:pPr>
+        <w:numPr>
+          <w:ilvl w:val="0"/>
+          <w:numId w:val="44"/>
+        </w:numPr>
+        <w:rPr>
+          <w:color w:val="000000"/>
+          <w:sz w:val="28"/>
+          <w:szCs w:val="28"/>
+          <w:lang w:val="es-ES"/>
+        </w:rPr>
+      </w:pPr>
+      <w:r>
+        <w:rPr>
+          <w:b/>
+          <w:bCs/>
+          <w:color w:val="000000"/>
+          <w:sz w:val="28"/>
+          <w:szCs w:val="28"/>
+          <w:lang w:val="es-ES"/>
+        </w:rPr>
+        <w:t>Especialidad:</w:t>
+      </w:r>
+      <w:r>
+        <w:rPr>
+          <w:color w:val="000000"/>
+          <w:sz w:val="28"/>
+          <w:szCs w:val="28"/>
+          <w:lang w:val="es-ES"/>
+        </w:rPr>
+        <w:t xml:space="preserve"> </w:t>
+      </w:r>
+      <w:proofErr w:type="spellStart"/>
+      <w:r>
+        <w:rPr>
+          <w:color w:val="000000"/>
+          <w:sz w:val="28"/>
+          <w:szCs w:val="28"/>
+          <w:lang w:val="es-ES"/>
+        </w:rPr>
+        <w:t>id_especialidad</w:t>
+      </w:r>
+      <w:proofErr w:type="spellEnd"/>
+      <w:r>
+        <w:rPr>
+          <w:color w:val="000000"/>
+          <w:sz w:val="28"/>
+          <w:szCs w:val="28"/>
+          <w:lang w:val="es-ES"/>
+        </w:rPr>
+        <w:t xml:space="preserve"> (PK), </w:t>
+      </w:r>
+      <w:proofErr w:type="spellStart"/>
+      <w:r>
+        <w:rPr>
+          <w:color w:val="000000"/>
+          <w:sz w:val="28"/>
+          <w:szCs w:val="28"/>
+          <w:lang w:val="es-ES"/>
+        </w:rPr>
+        <w:t>nombre_especialidad</w:t>
+      </w:r>
+      <w:proofErr w:type="spellEnd"/>
+      <w:r>
+        <w:rPr>
+          <w:color w:val="000000"/>
+          <w:sz w:val="28"/>
+          <w:szCs w:val="28"/>
+          <w:lang w:val="es-ES"/>
+        </w:rPr>
+        <w:t xml:space="preserve">, </w:t>
+      </w:r>
+      <w:proofErr w:type="spellStart"/>
+      <w:r>
+        <w:rPr>
+          <w:color w:val="000000"/>
+          <w:sz w:val="28"/>
+          <w:szCs w:val="28"/>
+          <w:lang w:val="es-ES"/>
+        </w:rPr>
+        <w:t>descripcion</w:t>
+      </w:r>
+      <w:proofErr w:type="spellEnd"/>
+      <w:r>
+        <w:rPr>
+          <w:color w:val="000000"/>
+          <w:sz w:val="28"/>
+          <w:szCs w:val="28"/>
+          <w:lang w:val="es-ES"/>
+        </w:rPr>
+        <w:t>.</w:t>
+      </w:r>
+    </w:p>
+    <w:p>
+      <w:pPr>
+        <w:numPr>
+          <w:ilvl w:val="0"/>
+          <w:numId w:val="44"/>
+        </w:numPr>
+        <w:rPr>
+          <w:color w:val="000000"/>
+          <w:sz w:val="28"/>
+          <w:szCs w:val="28"/>
+          <w:lang w:val="es-ES"/>
+        </w:rPr>
+      </w:pPr>
+      <w:r>
+        <w:rPr>
+          <w:b/>
+          <w:bCs/>
+          <w:color w:val="000000"/>
+          <w:sz w:val="28"/>
+          <w:szCs w:val="28"/>
+          <w:lang w:val="es-ES"/>
+        </w:rPr>
+        <w:t>Cita:</w:t>
+      </w:r>
+      <w:r>
+        <w:rPr>
+          <w:color w:val="000000"/>
+          <w:sz w:val="28"/>
+          <w:szCs w:val="28"/>
+          <w:lang w:val="es-ES"/>
+        </w:rPr>
+        <w:t xml:space="preserve"> </w:t>
+      </w:r>
+      <w:proofErr w:type="spellStart"/>
+      <w:r>
+        <w:rPr>
+          <w:color w:val="000000"/>
+          <w:sz w:val="28"/>
+          <w:szCs w:val="28"/>
+          <w:lang w:val="es-ES"/>
+        </w:rPr>
+        <w:t>id_cita</w:t>
+      </w:r>
+      <w:proofErr w:type="spellEnd"/>
+      <w:r>
+        <w:rPr>
+          <w:color w:val="000000"/>
+          <w:sz w:val="28"/>
+          <w:szCs w:val="28"/>
+          <w:lang w:val="es-ES"/>
+        </w:rPr>
+        <w:t xml:space="preserve"> (PK), </w:t>
+      </w:r>
+      <w:proofErr w:type="spellStart"/>
+      <w:r>
+        <w:rPr>
+          <w:color w:val="000000"/>
+          <w:sz w:val="28"/>
+          <w:szCs w:val="28"/>
+          <w:lang w:val="es-ES"/>
+        </w:rPr>
+        <w:t>id_paciente</w:t>
+      </w:r>
+      <w:proofErr w:type="spellEnd"/>
+      <w:r>
+        <w:rPr>
+          <w:color w:val="000000"/>
+          <w:sz w:val="28"/>
+          <w:szCs w:val="28"/>
+          <w:lang w:val="es-ES"/>
+        </w:rPr>
+        <w:t xml:space="preserve"> (FK), </w:t>
+      </w:r>
+      <w:proofErr w:type="spellStart"/>
+      <w:r>
+        <w:rPr>
+          <w:color w:val="000000"/>
+          <w:sz w:val="28"/>
+          <w:szCs w:val="28"/>
+          <w:lang w:val="es-ES"/>
+        </w:rPr>
+        <w:t>id_trabajador</w:t>
+      </w:r>
+      <w:proofErr w:type="spellEnd"/>
+      <w:r>
+        <w:rPr>
+          <w:color w:val="000000"/>
+          <w:sz w:val="28"/>
+          <w:szCs w:val="28"/>
+          <w:lang w:val="es-ES"/>
+        </w:rPr>
+        <w:t xml:space="preserve"> (FK, médico asignado), </w:t>
+      </w:r>
+      <w:proofErr w:type="spellStart"/>
+      <w:r>
+        <w:rPr>
+          <w:color w:val="000000"/>
+          <w:sz w:val="28"/>
+          <w:szCs w:val="28"/>
+          <w:lang w:val="es-ES"/>
+        </w:rPr>
+        <w:t>fecha_hora</w:t>
+      </w:r>
+      <w:proofErr w:type="spellEnd"/>
+      <w:r>
+        <w:rPr>
+          <w:color w:val="000000"/>
+          <w:sz w:val="28"/>
+          <w:szCs w:val="28"/>
+          <w:lang w:val="es-ES"/>
+        </w:rPr>
+        <w:t xml:space="preserve">, estado (Pendiente, Realizada, Cancelada), </w:t>
+      </w:r>
+      <w:proofErr w:type="spellStart"/>
+      <w:r>
+        <w:rPr>
+          <w:color w:val="000000"/>
+          <w:sz w:val="28"/>
+          <w:szCs w:val="28"/>
+          <w:lang w:val="es-ES"/>
+        </w:rPr>
+        <w:t>motivo_consulta</w:t>
+      </w:r>
+      <w:proofErr w:type="spellEnd"/>
+      <w:r>
+        <w:rPr>
+          <w:color w:val="000000"/>
+          <w:sz w:val="28"/>
+          <w:szCs w:val="28"/>
+          <w:lang w:val="es-ES"/>
+        </w:rPr>
+        <w:t>, diagnostico.</w:t>
+      </w:r>
+    </w:p>
+    <w:p>
+      <w:pPr>
+        <w:numPr>
+          <w:ilvl w:val="0"/>
+          <w:numId w:val="44"/>
+        </w:numPr>
+        <w:rPr>
+          <w:color w:val="000000"/>
+          <w:sz w:val="28"/>
+          <w:szCs w:val="28"/>
+          <w:lang w:val="es-ES"/>
+        </w:rPr>
+      </w:pPr>
+      <w:proofErr w:type="spellStart"/>
+      <w:r>
+        <w:rPr>
+          <w:b/>
+          <w:bCs/>
+          <w:color w:val="000000"/>
+          <w:sz w:val="28"/>
+          <w:szCs w:val="28"/>
+          <w:lang w:val="es-ES"/>
+        </w:rPr>
+        <w:t>Historial_Medico</w:t>
+      </w:r>
+      <w:proofErr w:type="spellEnd"/>
+      <w:r>
+        <w:rPr>
+          <w:b/>
+          <w:bCs/>
+          <w:color w:val="000000"/>
+          <w:sz w:val="28"/>
+          <w:szCs w:val="28"/>
+          <w:lang w:val="es-ES"/>
+        </w:rPr>
+        <w:t>:</w:t>
+      </w:r>
+      <w:r>
+        <w:rPr>
+          <w:color w:val="000000"/>
+          <w:sz w:val="28"/>
+          <w:szCs w:val="28"/>
+          <w:lang w:val="es-ES"/>
+        </w:rPr>
+        <w:t xml:space="preserve"> </w:t>
+      </w:r>
+      <w:proofErr w:type="spellStart"/>
+      <w:r>
+        <w:rPr>
+          <w:color w:val="000000"/>
+          <w:sz w:val="28"/>
+          <w:szCs w:val="28"/>
+          <w:lang w:val="es-ES"/>
+        </w:rPr>
+        <w:t>id_historial</w:t>
+      </w:r>
+      <w:proofErr w:type="spellEnd"/>
+      <w:r>
+        <w:rPr>
+          <w:color w:val="000000"/>
+          <w:sz w:val="28"/>
+          <w:szCs w:val="28"/>
+          <w:lang w:val="es-ES"/>
+        </w:rPr>
+        <w:t xml:space="preserve"> (PK), </w:t>
+      </w:r>
+      <w:proofErr w:type="spellStart"/>
+      <w:r>
+        <w:rPr>
+          <w:color w:val="000000"/>
+          <w:sz w:val="28"/>
+          <w:szCs w:val="28"/>
+          <w:lang w:val="es-ES"/>
+        </w:rPr>
+        <w:t>id_paciente</w:t>
+      </w:r>
+      <w:proofErr w:type="spellEnd"/>
+      <w:r>
+        <w:rPr>
+          <w:color w:val="000000"/>
+          <w:sz w:val="28"/>
+          <w:szCs w:val="28"/>
+          <w:lang w:val="es-ES"/>
+        </w:rPr>
+        <w:t xml:space="preserve"> (FK), </w:t>
+      </w:r>
+      <w:proofErr w:type="spellStart"/>
+      <w:r>
+        <w:rPr>
+          <w:color w:val="000000"/>
+          <w:sz w:val="28"/>
+          <w:szCs w:val="28"/>
+          <w:lang w:val="es-ES"/>
+        </w:rPr>
+        <w:t>id_cita</w:t>
+      </w:r>
+      <w:proofErr w:type="spellEnd"/>
+      <w:r>
+        <w:rPr>
+          <w:color w:val="000000"/>
+          <w:sz w:val="28"/>
+          <w:szCs w:val="28"/>
+          <w:lang w:val="es-ES"/>
+        </w:rPr>
+        <w:t xml:space="preserve"> (FK), </w:t>
+      </w:r>
+      <w:proofErr w:type="spellStart"/>
+      <w:r>
+        <w:rPr>
+          <w:color w:val="000000"/>
+          <w:sz w:val="28"/>
+          <w:szCs w:val="28"/>
+          <w:lang w:val="es-ES"/>
+        </w:rPr>
+        <w:t>diagnostico</w:t>
+      </w:r>
+      <w:proofErr w:type="spellEnd"/>
+      <w:r>
+        <w:rPr>
+          <w:color w:val="000000"/>
+          <w:sz w:val="28"/>
+          <w:szCs w:val="28"/>
+          <w:lang w:val="es-ES"/>
+        </w:rPr>
+        <w:t xml:space="preserve">, tratamiento, </w:t>
+      </w:r>
+      <w:proofErr w:type="spellStart"/>
+      <w:r>
+        <w:rPr>
+          <w:color w:val="000000"/>
+          <w:sz w:val="28"/>
+          <w:szCs w:val="28"/>
+          <w:lang w:val="es-ES"/>
+        </w:rPr>
+        <w:t>fecha_registro</w:t>
+      </w:r>
+      <w:proofErr w:type="spellEnd"/>
+      <w:r>
+        <w:rPr>
+          <w:color w:val="000000"/>
+          <w:sz w:val="28"/>
+          <w:szCs w:val="28"/>
+          <w:lang w:val="es-ES"/>
+        </w:rPr>
+        <w:t>.</w:t>
+      </w:r>
+    </w:p>
+    <w:p>
+      <w:pPr>
+        <w:rPr>
+          <w:color w:val="000000"/>
+          <w:sz w:val="28"/>
+          <w:szCs w:val="28"/>
+          <w:lang w:val="es-ES"/>
+        </w:rPr>
+      </w:pPr>
+    </w:p>
+    <w:p>
+      <w:pPr>
+        <w:rPr>
+          <w:color w:val="000000"/>
+          <w:sz w:val="28"/>
+          <w:szCs w:val="28"/>
+          <w:lang w:val="es-ES"/>
+        </w:rPr>
+      </w:pPr>
+    </w:p>
+    <w:p>
+      <w:pPr>
+        <w:rPr>
+          <w:color w:val="000000"/>
+          <w:sz w:val="28"/>
+          <w:szCs w:val="28"/>
+          <w:lang w:val="es-ES"/>
+        </w:rPr>
+      </w:pPr>
+    </w:p>
+    <w:p>
+      <w:pPr>
+        <w:rPr>
+          <w:color w:val="000000"/>
+          <w:sz w:val="28"/>
+          <w:szCs w:val="28"/>
+          <w:lang w:val="es-ES"/>
+        </w:rPr>
+      </w:pPr>
+    </w:p>
+    <w:p>
+      <w:pPr>
+        <w:rPr>
+          <w:color w:val="000000"/>
+          <w:sz w:val="28"/>
+          <w:szCs w:val="28"/>
+          <w:lang w:val="es-ES"/>
+        </w:rPr>
+      </w:pPr>
+    </w:p>
+    <w:p>
+      <w:pPr>
+        <w:rPr>
+          <w:color w:val="000000"/>
+          <w:sz w:val="28"/>
+          <w:szCs w:val="28"/>
+          <w:lang w:val="es-ES"/>
+        </w:rPr>
+      </w:pPr>
+    </w:p>
+    <w:p>
+      <w:pPr>
+        <w:rPr>
+          <w:color w:val="000000"/>
+          <w:sz w:val="28"/>
+          <w:szCs w:val="28"/>
+          <w:lang w:val="es-ES"/>
+        </w:rPr>
+      </w:pPr>
+    </w:p>
+    <w:p>
+      <w:pPr>
+        <w:rPr>
+          <w:color w:val="000000"/>
+          <w:sz w:val="28"/>
+          <w:szCs w:val="28"/>
+          <w:lang w:val="es-ES"/>
+        </w:rPr>
+      </w:pPr>
+    </w:p>
+    <w:p>
+      <w:pPr>
+        <w:rPr>
+          <w:color w:val="000000"/>
+          <w:sz w:val="28"/>
+          <w:szCs w:val="28"/>
+          <w:lang w:val="es-ES"/>
+        </w:rPr>
+      </w:pPr>
+    </w:p>
+    <w:p>
+      <w:pPr>
+        <w:rPr>
+          <w:color w:val="000000"/>
+          <w:sz w:val="28"/>
+          <w:szCs w:val="28"/>
+          <w:lang w:val="es-ES"/>
+        </w:rPr>
+      </w:pPr>
+    </w:p>
+    <w:p>
+      <w:pPr>
+        <w:rPr>
+          <w:color w:val="000000"/>
+          <w:sz w:val="28"/>
+          <w:szCs w:val="28"/>
+        </w:rPr>
+      </w:pPr>
+    </w:p>
     <w:p>
       <w:pPr>
         <w:pStyle w:val="Ttulo2"/>
         <w:numPr>
-          <w:ilvl w:val="0"/>
-          <w:numId w:val="17"/>
+          <w:ilvl w:val="1"/>
+          <w:numId w:val="1"/>
         </w:numPr>
       </w:pPr>
-      <w:bookmarkStart w:id="22" w:name="_Toc241172018"/>
-      <w:bookmarkStart w:id="23" w:name="_Toc241264851"/>
-      <w:r>
-        <w:t>diagrama de clases</w:t>
-      </w:r>
-      <w:bookmarkEnd w:id="22"/>
-      <w:bookmarkEnd w:id="23"/>
-    </w:p>
+      <w:bookmarkStart w:id="24" w:name="_Toc242115549"/>
+      <w:r>
+        <w:t xml:space="preserve">diagramas de </w:t>
+      </w:r>
+      <w:r>
+        <w:t>Clases</w:t>
+      </w:r>
+      <w:bookmarkEnd w:id="24"/>
+    </w:p>
+    <w:p/>
+    <w:p/>
     <w:p>
       <w:pPr>
         <w:rPr>
@@ -5770,106 +8026,14 @@
       </w:r>
     </w:p>
     <w:p>
-      <w:pPr>
-        <w:numPr>
-          <w:ilvl w:val="0"/>
-          <w:numId w:val="23"/>
-        </w:numPr>
-        <w:rPr>
-          <w:lang w:val="es-ES"/>
-        </w:rPr>
-      </w:pPr>
-      <w:r>
-        <w:rPr>
-          <w:b/>
-          <w:bCs/>
-          <w:lang w:val="es-ES"/>
-        </w:rPr>
-        <w:t xml:space="preserve">Clase </w:t>
-      </w:r>
-      <w:proofErr w:type="spellStart"/>
-      <w:r>
-        <w:rPr>
-          <w:b/>
-          <w:bCs/>
-          <w:lang w:val="es-ES"/>
-        </w:rPr>
-        <w:t>HorarioLaboral</w:t>
-      </w:r>
-      <w:proofErr w:type="spellEnd"/>
-      <w:r>
-        <w:rPr>
-          <w:lang w:val="es-ES"/>
-        </w:rPr>
-        <w:t xml:space="preserve">: Atributos privados (id, </w:t>
-      </w:r>
-      <w:proofErr w:type="spellStart"/>
-      <w:r>
-        <w:rPr>
-          <w:lang w:val="es-ES"/>
-        </w:rPr>
-        <w:t>diaSemana</w:t>
-      </w:r>
-      <w:proofErr w:type="spellEnd"/>
-      <w:r>
-        <w:rPr>
-          <w:lang w:val="es-ES"/>
-        </w:rPr>
-        <w:t xml:space="preserve">, </w:t>
-      </w:r>
-      <w:proofErr w:type="spellStart"/>
-      <w:r>
-        <w:rPr>
-          <w:lang w:val="es-ES"/>
-        </w:rPr>
-        <w:t>horaInicio</w:t>
-      </w:r>
-      <w:proofErr w:type="spellEnd"/>
-      <w:r>
-        <w:rPr>
-          <w:lang w:val="es-ES"/>
-        </w:rPr>
-        <w:t xml:space="preserve">, </w:t>
-      </w:r>
-      <w:proofErr w:type="spellStart"/>
-      <w:r>
-        <w:rPr>
-          <w:lang w:val="es-ES"/>
-        </w:rPr>
-        <w:t>horaFin</w:t>
-      </w:r>
-      <w:proofErr w:type="spellEnd"/>
-      <w:r>
-        <w:rPr>
-          <w:lang w:val="es-ES"/>
-        </w:rPr>
-        <w:t xml:space="preserve">, </w:t>
-      </w:r>
-      <w:proofErr w:type="spellStart"/>
-      <w:r>
-        <w:rPr>
-          <w:lang w:val="es-ES"/>
-        </w:rPr>
-        <w:t>trabajador_id</w:t>
-      </w:r>
-      <w:proofErr w:type="spellEnd"/>
-      <w:r>
-        <w:rPr>
-          <w:lang w:val="es-ES"/>
-        </w:rPr>
-        <w:t>).</w:t>
-      </w:r>
-    </w:p>
-    <w:p>
       <w:r>
         <w:rPr>
           <w:noProof/>
         </w:rPr>
-        <w:lastRenderedPageBreak/>
         <w:drawing>
-          <wp:inline distT="0" distB="0" distL="0" distR="0" wp14:anchorId="583A0BEE" wp14:editId="45E886E5">
-            <wp:extent cx="3522785" cy="2122508"/>
-            <wp:effectExtent l="0" t="0" r="1905" b="0"/>
+          <wp:inline distT="0" distB="0" distL="0" distR="0" wp14:anchorId="07477449" wp14:editId="7D0CCC9A">
+            <wp:extent cx="2541456" cy="2122170"/>
+            <wp:effectExtent l="0" t="0" r="0" b="0"/>
             <wp:docPr id="632324260" name="Imagen 2"/>
             <wp:cNvGraphicFramePr>
               <a:graphicFrameLocks xmlns:a="http://schemas.openxmlformats.org/drawingml/2006/main" noChangeAspect="1"/>
@@ -5883,7 +8047,7 @@
                       <a:picLocks noChangeAspect="1" noChangeArrowheads="1"/>
                     </pic:cNvPicPr>
                   </pic:nvPicPr>
-                  <pic:blipFill>
+                  <pic:blipFill rotWithShape="1">
                     <a:blip r:embed="rId12" cstate="print">
                       <a:extLst>
                         <a:ext uri="{28A0092B-C50C-407E-A947-70E740481C1C}">
@@ -5891,7 +8055,7 @@
                         </a:ext>
                       </a:extLst>
                     </a:blip>
-                    <a:srcRect/>
+                    <a:srcRect l="27845"/>
                     <a:stretch>
                       <a:fillRect/>
                     </a:stretch>
@@ -5899,7 +8063,7 @@
                   <pic:spPr bwMode="auto">
                     <a:xfrm>
                       <a:off x="0" y="0"/>
-                      <a:ext cx="3531409" cy="2127704"/>
+                      <a:ext cx="2548083" cy="2127704"/>
                     </a:xfrm>
                     <a:prstGeom prst="rect">
                       <a:avLst/>
@@ -5908,6 +8072,11 @@
                     <a:ln>
                       <a:noFill/>
                     </a:ln>
+                    <a:extLst>
+                      <a:ext uri="{53640926-AAD7-44D8-BBD7-CCE9431645EC}">
+                        <a14:shadowObscured xmlns:a14="http://schemas.microsoft.com/office/drawing/2010/main"/>
+                      </a:ext>
+                    </a:extLst>
                   </pic:spPr>
                 </pic:pic>
               </a:graphicData>
@@ -5929,6 +8098,7 @@
           <w:bCs/>
           <w:lang w:val="es-ES"/>
         </w:rPr>
+        <w:lastRenderedPageBreak/>
         <w:t>2. Capa de (</w:t>
       </w:r>
       <w:proofErr w:type="spellStart"/>
@@ -6335,7 +8505,7 @@
           <w:lang w:val="es-ES"/>
         </w:rPr>
         <w:drawing>
-          <wp:anchor distT="0" distB="0" distL="114300" distR="114300" simplePos="0" relativeHeight="251662336" behindDoc="0" locked="0" layoutInCell="1" allowOverlap="1" wp14:anchorId="1FA178D7" wp14:editId="68F40DB8">
+          <wp:anchor distT="0" distB="0" distL="114300" distR="114300" simplePos="0" relativeHeight="251670528" behindDoc="0" locked="0" layoutInCell="1" allowOverlap="1" wp14:anchorId="7899CBB9" wp14:editId="3F296694">
             <wp:simplePos x="0" y="0"/>
             <wp:positionH relativeFrom="margin">
               <wp:posOffset>2203449</wp:posOffset>
@@ -6524,7 +8694,6 @@
     <w:p/>
     <w:p/>
     <w:p/>
-    <w:p/>
     <w:p>
       <w:pPr>
         <w:rPr>
@@ -6781,6 +8950,7 @@
           <w:bCs/>
           <w:lang w:val="es-ES"/>
         </w:rPr>
+        <w:lastRenderedPageBreak/>
         <w:t>Controladores de Gestión (</w:t>
       </w:r>
       <w:proofErr w:type="spellStart"/>
@@ -6936,7 +9106,7 @@
           <w:noProof/>
         </w:rPr>
         <w:drawing>
-          <wp:anchor distT="0" distB="0" distL="114300" distR="114300" simplePos="0" relativeHeight="251663360" behindDoc="0" locked="0" layoutInCell="1" allowOverlap="1" wp14:anchorId="7DBD62C9" wp14:editId="36FE8B64">
+          <wp:anchor distT="0" distB="0" distL="114300" distR="114300" simplePos="0" relativeHeight="251672576" behindDoc="0" locked="0" layoutInCell="1" allowOverlap="1" wp14:anchorId="64FDDEFA" wp14:editId="7A601587">
             <wp:simplePos x="0" y="0"/>
             <wp:positionH relativeFrom="margin">
               <wp:posOffset>539750</wp:posOffset>
@@ -7114,19 +9284,42 @@
     <w:p/>
     <w:p/>
     <w:p/>
-    <w:p/>
+    <w:p>
+      <w:pPr>
+        <w:pStyle w:val="Ttulo1"/>
+        <w:numPr>
+          <w:ilvl w:val="0"/>
+          <w:numId w:val="1"/>
+        </w:numPr>
+      </w:pPr>
+      <w:bookmarkStart w:id="25" w:name="_Toc242115550"/>
+      <w:r>
+        <w:t>Diseño del proyecto</w:t>
+      </w:r>
+      <w:bookmarkEnd w:id="25"/>
+      <w:r>
+        <w:t xml:space="preserve"> </w:t>
+      </w:r>
+    </w:p>
+    <w:p>
+      <w:r>
+        <w:t>(6-14 páginas)</w:t>
+      </w:r>
+    </w:p>
     <w:p>
       <w:pPr>
         <w:pStyle w:val="Ttulo2"/>
-      </w:pPr>
-      <w:r>
-        <w:lastRenderedPageBreak/>
-        <w:t xml:space="preserve">7.5 </w:t>
-      </w:r>
+        <w:numPr>
+          <w:ilvl w:val="1"/>
+          <w:numId w:val="1"/>
+        </w:numPr>
+      </w:pPr>
+      <w:bookmarkStart w:id="26" w:name="_Toc242115551"/>
       <w:proofErr w:type="spellStart"/>
       <w:r>
         <w:t>Wireframe</w:t>
       </w:r>
+      <w:bookmarkEnd w:id="26"/>
       <w:proofErr w:type="spellEnd"/>
     </w:p>
     <w:p>
@@ -7175,6 +9368,7 @@
         <w:rPr>
           <w:noProof/>
         </w:rPr>
+        <w:lastRenderedPageBreak/>
         <w:drawing>
           <wp:anchor distT="0" distB="0" distL="114300" distR="114300" simplePos="0" relativeHeight="251666432" behindDoc="0" locked="0" layoutInCell="1" allowOverlap="1" wp14:anchorId="618DC9BF" wp14:editId="47D19E8C">
             <wp:simplePos x="0" y="0"/>
@@ -7242,7 +9436,7 @@
           <w:noProof/>
         </w:rPr>
         <w:drawing>
-          <wp:anchor distT="0" distB="0" distL="114300" distR="114300" simplePos="0" relativeHeight="251665408" behindDoc="0" locked="0" layoutInCell="1" allowOverlap="1" wp14:anchorId="6A7ECAE7" wp14:editId="3DF75FD8">
+          <wp:anchor distT="0" distB="0" distL="114300" distR="114300" simplePos="0" relativeHeight="251665408" behindDoc="0" locked="0" layoutInCell="1" allowOverlap="1" wp14:anchorId="6A7ECAE7" wp14:editId="073C3588">
             <wp:simplePos x="0" y="0"/>
             <wp:positionH relativeFrom="column">
               <wp:posOffset>3341370</wp:posOffset>
@@ -7309,7 +9503,7 @@
           <w:noProof/>
         </w:rPr>
         <w:drawing>
-          <wp:anchor distT="0" distB="0" distL="114300" distR="114300" simplePos="0" relativeHeight="251664384" behindDoc="0" locked="0" layoutInCell="1" allowOverlap="1" wp14:anchorId="524228E2" wp14:editId="213D0BB8">
+          <wp:anchor distT="0" distB="0" distL="114300" distR="114300" simplePos="0" relativeHeight="251664384" behindDoc="0" locked="0" layoutInCell="1" allowOverlap="1" wp14:anchorId="524228E2" wp14:editId="2650DD08">
             <wp:simplePos x="0" y="0"/>
             <wp:positionH relativeFrom="margin">
               <wp:posOffset>-22860</wp:posOffset>
@@ -7445,11 +9639,11 @@
           <w:numId w:val="1"/>
         </w:numPr>
       </w:pPr>
-      <w:bookmarkStart w:id="24" w:name="_Toc241264852"/>
+      <w:bookmarkStart w:id="27" w:name="_Toc242115552"/>
       <w:r>
         <w:t>Despliegue y pruebas</w:t>
       </w:r>
-      <w:bookmarkEnd w:id="24"/>
+      <w:bookmarkEnd w:id="27"/>
       <w:r>
         <w:t xml:space="preserve"> </w:t>
       </w:r>
@@ -7473,12 +9667,12 @@
           <w:numId w:val="1"/>
         </w:numPr>
       </w:pPr>
-      <w:bookmarkStart w:id="25" w:name="_Toc241264853"/>
+      <w:bookmarkStart w:id="28" w:name="_Toc242115553"/>
       <w:r>
         <w:lastRenderedPageBreak/>
         <w:t>Conclusiones</w:t>
       </w:r>
-      <w:bookmarkEnd w:id="25"/>
+      <w:bookmarkEnd w:id="28"/>
       <w:r>
         <w:t xml:space="preserve"> </w:t>
       </w:r>
@@ -7501,12 +9695,12 @@
           <w:numId w:val="1"/>
         </w:numPr>
       </w:pPr>
-      <w:bookmarkStart w:id="26" w:name="_Toc241264854"/>
+      <w:bookmarkStart w:id="29" w:name="_Toc242115554"/>
       <w:r>
         <w:lastRenderedPageBreak/>
         <w:t>Vías futuras</w:t>
       </w:r>
-      <w:bookmarkEnd w:id="26"/>
+      <w:bookmarkEnd w:id="29"/>
       <w:r>
         <w:t xml:space="preserve"> </w:t>
       </w:r>
@@ -7529,12 +9723,12 @@
           <w:numId w:val="1"/>
         </w:numPr>
       </w:pPr>
-      <w:bookmarkStart w:id="27" w:name="_Toc241264855"/>
+      <w:bookmarkStart w:id="30" w:name="_Toc242115555"/>
       <w:r>
         <w:lastRenderedPageBreak/>
         <w:t>Bibliografía/Webgrafía</w:t>
       </w:r>
-      <w:bookmarkEnd w:id="27"/>
+      <w:bookmarkEnd w:id="30"/>
       <w:r>
         <w:t xml:space="preserve"> </w:t>
       </w:r>
@@ -7557,12 +9751,12 @@
           <w:numId w:val="1"/>
         </w:numPr>
       </w:pPr>
-      <w:bookmarkStart w:id="28" w:name="_Toc241264856"/>
+      <w:bookmarkStart w:id="31" w:name="_Toc242115556"/>
       <w:r>
         <w:lastRenderedPageBreak/>
         <w:t>Anexos</w:t>
       </w:r>
-      <w:bookmarkEnd w:id="28"/>
+      <w:bookmarkEnd w:id="31"/>
     </w:p>
     <w:p>
       <w:pPr>
@@ -7572,11 +9766,11 @@
           <w:numId w:val="1"/>
         </w:numPr>
       </w:pPr>
-      <w:bookmarkStart w:id="29" w:name="_Toc241264857"/>
+      <w:bookmarkStart w:id="32" w:name="_Toc242115557"/>
       <w:r>
         <w:t>Manual de Instalación</w:t>
       </w:r>
-      <w:bookmarkEnd w:id="29"/>
+      <w:bookmarkEnd w:id="32"/>
     </w:p>
     <w:p/>
     <w:p>
@@ -7587,11 +9781,11 @@
           <w:numId w:val="1"/>
         </w:numPr>
       </w:pPr>
-      <w:bookmarkStart w:id="30" w:name="_Toc241264858"/>
+      <w:bookmarkStart w:id="33" w:name="_Toc242115558"/>
       <w:r>
         <w:t>Manual de Usuario</w:t>
       </w:r>
-      <w:bookmarkEnd w:id="30"/>
+      <w:bookmarkEnd w:id="33"/>
     </w:p>
     <w:p/>
     <w:p>
@@ -7617,12 +9811,12 @@
           <w:vertAlign w:val="subscript"/>
         </w:rPr>
       </w:pPr>
-      <w:bookmarkStart w:id="31" w:name="_heading=h.z337ya" w:colFirst="0" w:colLast="0"/>
-      <w:bookmarkEnd w:id="31"/>
-    </w:p>
-    <w:p>
-      <w:bookmarkStart w:id="32" w:name="_heading=h.3j2qqm3" w:colFirst="0" w:colLast="0"/>
-      <w:bookmarkEnd w:id="32"/>
+      <w:bookmarkStart w:id="34" w:name="_heading=h.z337ya" w:colFirst="0" w:colLast="0"/>
+      <w:bookmarkEnd w:id="34"/>
+    </w:p>
+    <w:p>
+      <w:bookmarkStart w:id="35" w:name="_heading=h.3j2qqm3" w:colFirst="0" w:colLast="0"/>
+      <w:bookmarkEnd w:id="35"/>
     </w:p>
     <w:p>
       <w:pPr>
@@ -8010,6 +10204,241 @@
     </w:lvl>
   </w:abstractNum>
   <w:abstractNum w:abstractNumId="1" w15:restartNumberingAfterBreak="0">
+    <w:nsid w:val="04415F17"/>
+    <w:multiLevelType w:val="hybridMultilevel"/>
+    <w:tmpl w:val="97B0C11C"/>
+    <w:lvl w:ilvl="0" w:tplc="0C0A000F">
+      <w:start w:val="1"/>
+      <w:numFmt w:val="decimal"/>
+      <w:lvlText w:val="%1."/>
+      <w:lvlJc w:val="left"/>
+      <w:pPr>
+        <w:ind w:left="720" w:hanging="360"/>
+      </w:pPr>
+    </w:lvl>
+    <w:lvl w:ilvl="1" w:tplc="0C0A0019" w:tentative="1">
+      <w:start w:val="1"/>
+      <w:numFmt w:val="lowerLetter"/>
+      <w:lvlText w:val="%2."/>
+      <w:lvlJc w:val="left"/>
+      <w:pPr>
+        <w:ind w:left="1440" w:hanging="360"/>
+      </w:pPr>
+    </w:lvl>
+    <w:lvl w:ilvl="2" w:tplc="0C0A001B" w:tentative="1">
+      <w:start w:val="1"/>
+      <w:numFmt w:val="lowerRoman"/>
+      <w:lvlText w:val="%3."/>
+      <w:lvlJc w:val="right"/>
+      <w:pPr>
+        <w:ind w:left="2160" w:hanging="180"/>
+      </w:pPr>
+    </w:lvl>
+    <w:lvl w:ilvl="3" w:tplc="0C0A000F" w:tentative="1">
+      <w:start w:val="1"/>
+      <w:numFmt w:val="decimal"/>
+      <w:lvlText w:val="%4."/>
+      <w:lvlJc w:val="left"/>
+      <w:pPr>
+        <w:ind w:left="2880" w:hanging="360"/>
+      </w:pPr>
+    </w:lvl>
+    <w:lvl w:ilvl="4" w:tplc="0C0A0019" w:tentative="1">
+      <w:start w:val="1"/>
+      <w:numFmt w:val="lowerLetter"/>
+      <w:lvlText w:val="%5."/>
+      <w:lvlJc w:val="left"/>
+      <w:pPr>
+        <w:ind w:left="3600" w:hanging="360"/>
+      </w:pPr>
+    </w:lvl>
+    <w:lvl w:ilvl="5" w:tplc="0C0A001B" w:tentative="1">
+      <w:start w:val="1"/>
+      <w:numFmt w:val="lowerRoman"/>
+      <w:lvlText w:val="%6."/>
+      <w:lvlJc w:val="right"/>
+      <w:pPr>
+        <w:ind w:left="4320" w:hanging="180"/>
+      </w:pPr>
+    </w:lvl>
+    <w:lvl w:ilvl="6" w:tplc="0C0A000F" w:tentative="1">
+      <w:start w:val="1"/>
+      <w:numFmt w:val="decimal"/>
+      <w:lvlText w:val="%7."/>
+      <w:lvlJc w:val="left"/>
+      <w:pPr>
+        <w:ind w:left="5040" w:hanging="360"/>
+      </w:pPr>
+    </w:lvl>
+    <w:lvl w:ilvl="7" w:tplc="0C0A0019" w:tentative="1">
+      <w:start w:val="1"/>
+      <w:numFmt w:val="lowerLetter"/>
+      <w:lvlText w:val="%8."/>
+      <w:lvlJc w:val="left"/>
+      <w:pPr>
+        <w:ind w:left="5760" w:hanging="360"/>
+      </w:pPr>
+    </w:lvl>
+    <w:lvl w:ilvl="8" w:tplc="0C0A001B" w:tentative="1">
+      <w:start w:val="1"/>
+      <w:numFmt w:val="lowerRoman"/>
+      <w:lvlText w:val="%9."/>
+      <w:lvlJc w:val="right"/>
+      <w:pPr>
+        <w:ind w:left="6480" w:hanging="180"/>
+      </w:pPr>
+    </w:lvl>
+  </w:abstractNum>
+  <w:abstractNum w:abstractNumId="2" w15:restartNumberingAfterBreak="0">
+    <w:nsid w:val="056C2FD3"/>
+    <w:multiLevelType w:val="multilevel"/>
+    <w:tmpl w:val="DACA28E4"/>
+    <w:lvl w:ilvl="0">
+      <w:start w:val="1"/>
+      <w:numFmt w:val="bullet"/>
+      <w:lvlText w:val=""/>
+      <w:lvlJc w:val="left"/>
+      <w:pPr>
+        <w:tabs>
+          <w:tab w:val="num" w:pos="720"/>
+        </w:tabs>
+        <w:ind w:left="720" w:hanging="360"/>
+      </w:pPr>
+      <w:rPr>
+        <w:rFonts w:ascii="Symbol" w:hAnsi="Symbol" w:hint="default"/>
+        <w:sz w:val="20"/>
+      </w:rPr>
+    </w:lvl>
+    <w:lvl w:ilvl="1" w:tentative="1">
+      <w:start w:val="1"/>
+      <w:numFmt w:val="bullet"/>
+      <w:lvlText w:val="o"/>
+      <w:lvlJc w:val="left"/>
+      <w:pPr>
+        <w:tabs>
+          <w:tab w:val="num" w:pos="1440"/>
+        </w:tabs>
+        <w:ind w:left="1440" w:hanging="360"/>
+      </w:pPr>
+      <w:rPr>
+        <w:rFonts w:ascii="Courier New" w:hAnsi="Courier New" w:hint="default"/>
+        <w:sz w:val="20"/>
+      </w:rPr>
+    </w:lvl>
+    <w:lvl w:ilvl="2" w:tentative="1">
+      <w:start w:val="1"/>
+      <w:numFmt w:val="bullet"/>
+      <w:lvlText w:val=""/>
+      <w:lvlJc w:val="left"/>
+      <w:pPr>
+        <w:tabs>
+          <w:tab w:val="num" w:pos="2160"/>
+        </w:tabs>
+        <w:ind w:left="2160" w:hanging="360"/>
+      </w:pPr>
+      <w:rPr>
+        <w:rFonts w:ascii="Wingdings" w:hAnsi="Wingdings" w:hint="default"/>
+        <w:sz w:val="20"/>
+      </w:rPr>
+    </w:lvl>
+    <w:lvl w:ilvl="3" w:tentative="1">
+      <w:start w:val="1"/>
+      <w:numFmt w:val="bullet"/>
+      <w:lvlText w:val=""/>
+      <w:lvlJc w:val="left"/>
+      <w:pPr>
+        <w:tabs>
+          <w:tab w:val="num" w:pos="2880"/>
+        </w:tabs>
+        <w:ind w:left="2880" w:hanging="360"/>
+      </w:pPr>
+      <w:rPr>
+        <w:rFonts w:ascii="Wingdings" w:hAnsi="Wingdings" w:hint="default"/>
+        <w:sz w:val="20"/>
+      </w:rPr>
+    </w:lvl>
+    <w:lvl w:ilvl="4" w:tentative="1">
+      <w:start w:val="1"/>
+      <w:numFmt w:val="bullet"/>
+      <w:lvlText w:val=""/>
+      <w:lvlJc w:val="left"/>
+      <w:pPr>
+        <w:tabs>
+          <w:tab w:val="num" w:pos="3600"/>
+        </w:tabs>
+        <w:ind w:left="3600" w:hanging="360"/>
+      </w:pPr>
+      <w:rPr>
+        <w:rFonts w:ascii="Wingdings" w:hAnsi="Wingdings" w:hint="default"/>
+        <w:sz w:val="20"/>
+      </w:rPr>
+    </w:lvl>
+    <w:lvl w:ilvl="5" w:tentative="1">
+      <w:start w:val="1"/>
+      <w:numFmt w:val="bullet"/>
+      <w:lvlText w:val=""/>
+      <w:lvlJc w:val="left"/>
+      <w:pPr>
+        <w:tabs>
+          <w:tab w:val="num" w:pos="4320"/>
+        </w:tabs>
+        <w:ind w:left="4320" w:hanging="360"/>
+      </w:pPr>
+      <w:rPr>
+        <w:rFonts w:ascii="Wingdings" w:hAnsi="Wingdings" w:hint="default"/>
+        <w:sz w:val="20"/>
+      </w:rPr>
+    </w:lvl>
+    <w:lvl w:ilvl="6" w:tentative="1">
+      <w:start w:val="1"/>
+      <w:numFmt w:val="bullet"/>
+      <w:lvlText w:val=""/>
+      <w:lvlJc w:val="left"/>
+      <w:pPr>
+        <w:tabs>
+          <w:tab w:val="num" w:pos="5040"/>
+        </w:tabs>
+        <w:ind w:left="5040" w:hanging="360"/>
+      </w:pPr>
+      <w:rPr>
+        <w:rFonts w:ascii="Wingdings" w:hAnsi="Wingdings" w:hint="default"/>
+        <w:sz w:val="20"/>
+      </w:rPr>
+    </w:lvl>
+    <w:lvl w:ilvl="7" w:tentative="1">
+      <w:start w:val="1"/>
+      <w:numFmt w:val="bullet"/>
+      <w:lvlText w:val=""/>
+      <w:lvlJc w:val="left"/>
+      <w:pPr>
+        <w:tabs>
+          <w:tab w:val="num" w:pos="5760"/>
+        </w:tabs>
+        <w:ind w:left="5760" w:hanging="360"/>
+      </w:pPr>
+      <w:rPr>
+        <w:rFonts w:ascii="Wingdings" w:hAnsi="Wingdings" w:hint="default"/>
+        <w:sz w:val="20"/>
+      </w:rPr>
+    </w:lvl>
+    <w:lvl w:ilvl="8" w:tentative="1">
+      <w:start w:val="1"/>
+      <w:numFmt w:val="bullet"/>
+      <w:lvlText w:val=""/>
+      <w:lvlJc w:val="left"/>
+      <w:pPr>
+        <w:tabs>
+          <w:tab w:val="num" w:pos="6480"/>
+        </w:tabs>
+        <w:ind w:left="6480" w:hanging="360"/>
+      </w:pPr>
+      <w:rPr>
+        <w:rFonts w:ascii="Wingdings" w:hAnsi="Wingdings" w:hint="default"/>
+        <w:sz w:val="20"/>
+      </w:rPr>
+    </w:lvl>
+  </w:abstractNum>
+  <w:abstractNum w:abstractNumId="3" w15:restartNumberingAfterBreak="0">
     <w:nsid w:val="0B073621"/>
     <w:multiLevelType w:val="hybridMultilevel"/>
     <w:tmpl w:val="94FAA3E6"/>
@@ -8122,7 +10551,7 @@
       </w:rPr>
     </w:lvl>
   </w:abstractNum>
-  <w:abstractNum w:abstractNumId="2" w15:restartNumberingAfterBreak="0">
+  <w:abstractNum w:abstractNumId="4" w15:restartNumberingAfterBreak="0">
     <w:nsid w:val="0B8E0180"/>
     <w:multiLevelType w:val="hybridMultilevel"/>
     <w:tmpl w:val="6B3AEBDC"/>
@@ -8235,7 +10664,7 @@
       </w:rPr>
     </w:lvl>
   </w:abstractNum>
-  <w:abstractNum w:abstractNumId="3" w15:restartNumberingAfterBreak="0">
+  <w:abstractNum w:abstractNumId="5" w15:restartNumberingAfterBreak="0">
     <w:nsid w:val="0CCA643E"/>
     <w:multiLevelType w:val="hybridMultilevel"/>
     <w:tmpl w:val="1136A8DA"/>
@@ -8324,7 +10753,96 @@
       </w:pPr>
     </w:lvl>
   </w:abstractNum>
-  <w:abstractNum w:abstractNumId="4" w15:restartNumberingAfterBreak="0">
+  <w:abstractNum w:abstractNumId="6" w15:restartNumberingAfterBreak="0">
+    <w:nsid w:val="0F9B6B13"/>
+    <w:multiLevelType w:val="hybridMultilevel"/>
+    <w:tmpl w:val="264C923A"/>
+    <w:lvl w:ilvl="0" w:tplc="E7F43182">
+      <w:start w:val="1"/>
+      <w:numFmt w:val="decimal"/>
+      <w:lvlText w:val="6.%1."/>
+      <w:lvlJc w:val="left"/>
+      <w:pPr>
+        <w:ind w:left="720" w:hanging="360"/>
+      </w:pPr>
+      <w:rPr>
+        <w:rFonts w:hint="default"/>
+      </w:rPr>
+    </w:lvl>
+    <w:lvl w:ilvl="1" w:tplc="0C0A0019" w:tentative="1">
+      <w:start w:val="1"/>
+      <w:numFmt w:val="lowerLetter"/>
+      <w:lvlText w:val="%2."/>
+      <w:lvlJc w:val="left"/>
+      <w:pPr>
+        <w:ind w:left="1440" w:hanging="360"/>
+      </w:pPr>
+    </w:lvl>
+    <w:lvl w:ilvl="2" w:tplc="0C0A001B" w:tentative="1">
+      <w:start w:val="1"/>
+      <w:numFmt w:val="lowerRoman"/>
+      <w:lvlText w:val="%3."/>
+      <w:lvlJc w:val="right"/>
+      <w:pPr>
+        <w:ind w:left="2160" w:hanging="180"/>
+      </w:pPr>
+    </w:lvl>
+    <w:lvl w:ilvl="3" w:tplc="0C0A000F" w:tentative="1">
+      <w:start w:val="1"/>
+      <w:numFmt w:val="decimal"/>
+      <w:lvlText w:val="%4."/>
+      <w:lvlJc w:val="left"/>
+      <w:pPr>
+        <w:ind w:left="2880" w:hanging="360"/>
+      </w:pPr>
+    </w:lvl>
+    <w:lvl w:ilvl="4" w:tplc="0C0A0019" w:tentative="1">
+      <w:start w:val="1"/>
+      <w:numFmt w:val="lowerLetter"/>
+      <w:lvlText w:val="%5."/>
+      <w:lvlJc w:val="left"/>
+      <w:pPr>
+        <w:ind w:left="3600" w:hanging="360"/>
+      </w:pPr>
+    </w:lvl>
+    <w:lvl w:ilvl="5" w:tplc="0C0A001B" w:tentative="1">
+      <w:start w:val="1"/>
+      <w:numFmt w:val="lowerRoman"/>
+      <w:lvlText w:val="%6."/>
+      <w:lvlJc w:val="right"/>
+      <w:pPr>
+        <w:ind w:left="4320" w:hanging="180"/>
+      </w:pPr>
+    </w:lvl>
+    <w:lvl w:ilvl="6" w:tplc="0C0A000F" w:tentative="1">
+      <w:start w:val="1"/>
+      <w:numFmt w:val="decimal"/>
+      <w:lvlText w:val="%7."/>
+      <w:lvlJc w:val="left"/>
+      <w:pPr>
+        <w:ind w:left="5040" w:hanging="360"/>
+      </w:pPr>
+    </w:lvl>
+    <w:lvl w:ilvl="7" w:tplc="0C0A0019" w:tentative="1">
+      <w:start w:val="1"/>
+      <w:numFmt w:val="lowerLetter"/>
+      <w:lvlText w:val="%8."/>
+      <w:lvlJc w:val="left"/>
+      <w:pPr>
+        <w:ind w:left="5760" w:hanging="360"/>
+      </w:pPr>
+    </w:lvl>
+    <w:lvl w:ilvl="8" w:tplc="0C0A001B" w:tentative="1">
+      <w:start w:val="1"/>
+      <w:numFmt w:val="lowerRoman"/>
+      <w:lvlText w:val="%9."/>
+      <w:lvlJc w:val="right"/>
+      <w:pPr>
+        <w:ind w:left="6480" w:hanging="180"/>
+      </w:pPr>
+    </w:lvl>
+  </w:abstractNum>
+  <w:abstractNum w:abstractNumId="7" w15:restartNumberingAfterBreak="0">
     <w:nsid w:val="11935620"/>
     <w:multiLevelType w:val="hybridMultilevel"/>
     <w:tmpl w:val="7F28A674"/>
@@ -8413,7 +10931,7 @@
       </w:pPr>
     </w:lvl>
   </w:abstractNum>
-  <w:abstractNum w:abstractNumId="5" w15:restartNumberingAfterBreak="0">
+  <w:abstractNum w:abstractNumId="8" w15:restartNumberingAfterBreak="0">
     <w:nsid w:val="13A67678"/>
     <w:multiLevelType w:val="hybridMultilevel"/>
     <w:tmpl w:val="64DA93DC"/>
@@ -8502,7 +11020,7 @@
       </w:pPr>
     </w:lvl>
   </w:abstractNum>
-  <w:abstractNum w:abstractNumId="6" w15:restartNumberingAfterBreak="0">
+  <w:abstractNum w:abstractNumId="9" w15:restartNumberingAfterBreak="0">
     <w:nsid w:val="16BE1A08"/>
     <w:multiLevelType w:val="multilevel"/>
     <w:tmpl w:val="CAFE20EE"/>
@@ -8651,7 +11169,156 @@
       </w:rPr>
     </w:lvl>
   </w:abstractNum>
-  <w:abstractNum w:abstractNumId="7" w15:restartNumberingAfterBreak="0">
+  <w:abstractNum w:abstractNumId="10" w15:restartNumberingAfterBreak="0">
+    <w:nsid w:val="1864790E"/>
+    <w:multiLevelType w:val="multilevel"/>
+    <w:tmpl w:val="C9CAFF74"/>
+    <w:lvl w:ilvl="0">
+      <w:start w:val="1"/>
+      <w:numFmt w:val="bullet"/>
+      <w:lvlText w:val=""/>
+      <w:lvlJc w:val="left"/>
+      <w:pPr>
+        <w:tabs>
+          <w:tab w:val="num" w:pos="720"/>
+        </w:tabs>
+        <w:ind w:left="720" w:hanging="360"/>
+      </w:pPr>
+      <w:rPr>
+        <w:rFonts w:ascii="Symbol" w:hAnsi="Symbol" w:hint="default"/>
+        <w:sz w:val="20"/>
+      </w:rPr>
+    </w:lvl>
+    <w:lvl w:ilvl="1" w:tentative="1">
+      <w:start w:val="1"/>
+      <w:numFmt w:val="bullet"/>
+      <w:lvlText w:val="o"/>
+      <w:lvlJc w:val="left"/>
+      <w:pPr>
+        <w:tabs>
+          <w:tab w:val="num" w:pos="1440"/>
+        </w:tabs>
+        <w:ind w:left="1440" w:hanging="360"/>
+      </w:pPr>
+      <w:rPr>
+        <w:rFonts w:ascii="Courier New" w:hAnsi="Courier New" w:hint="default"/>
+        <w:sz w:val="20"/>
+      </w:rPr>
+    </w:lvl>
+    <w:lvl w:ilvl="2" w:tentative="1">
+      <w:start w:val="1"/>
+      <w:numFmt w:val="bullet"/>
+      <w:lvlText w:val=""/>
+      <w:lvlJc w:val="left"/>
+      <w:pPr>
+        <w:tabs>
+          <w:tab w:val="num" w:pos="2160"/>
+        </w:tabs>
+        <w:ind w:left="2160" w:hanging="360"/>
+      </w:pPr>
+      <w:rPr>
+        <w:rFonts w:ascii="Wingdings" w:hAnsi="Wingdings" w:hint="default"/>
+        <w:sz w:val="20"/>
+      </w:rPr>
+    </w:lvl>
+    <w:lvl w:ilvl="3" w:tentative="1">
+      <w:start w:val="1"/>
+      <w:numFmt w:val="bullet"/>
+      <w:lvlText w:val=""/>
+      <w:lvlJc w:val="left"/>
+      <w:pPr>
+        <w:tabs>
+          <w:tab w:val="num" w:pos="2880"/>
+        </w:tabs>
+        <w:ind w:left="2880" w:hanging="360"/>
+      </w:pPr>
+      <w:rPr>
+        <w:rFonts w:ascii="Wingdings" w:hAnsi="Wingdings" w:hint="default"/>
+        <w:sz w:val="20"/>
+      </w:rPr>
+    </w:lvl>
+    <w:lvl w:ilvl="4" w:tentative="1">
+      <w:start w:val="1"/>
+      <w:numFmt w:val="bullet"/>
+      <w:lvlText w:val=""/>
+      <w:lvlJc w:val="left"/>
+      <w:pPr>
+        <w:tabs>
+          <w:tab w:val="num" w:pos="3600"/>
+        </w:tabs>
+        <w:ind w:left="3600" w:hanging="360"/>
+      </w:pPr>
+      <w:rPr>
+        <w:rFonts w:ascii="Wingdings" w:hAnsi="Wingdings" w:hint="default"/>
+        <w:sz w:val="20"/>
+      </w:rPr>
+    </w:lvl>
+    <w:lvl w:ilvl="5" w:tentative="1">
+      <w:start w:val="1"/>
+      <w:numFmt w:val="bullet"/>
+      <w:lvlText w:val=""/>
+      <w:lvlJc w:val="left"/>
+      <w:pPr>
+        <w:tabs>
+          <w:tab w:val="num" w:pos="4320"/>
+        </w:tabs>
+        <w:ind w:left="4320" w:hanging="360"/>
+      </w:pPr>
+      <w:rPr>
+        <w:rFonts w:ascii="Wingdings" w:hAnsi="Wingdings" w:hint="default"/>
+        <w:sz w:val="20"/>
+      </w:rPr>
+    </w:lvl>
+    <w:lvl w:ilvl="6" w:tentative="1">
+      <w:start w:val="1"/>
+      <w:numFmt w:val="bullet"/>
+      <w:lvlText w:val=""/>
+      <w:lvlJc w:val="left"/>
+      <w:pPr>
+        <w:tabs>
+          <w:tab w:val="num" w:pos="5040"/>
+        </w:tabs>
+        <w:ind w:left="5040" w:hanging="360"/>
+      </w:pPr>
+      <w:rPr>
+        <w:rFonts w:ascii="Wingdings" w:hAnsi="Wingdings" w:hint="default"/>
+        <w:sz w:val="20"/>
+      </w:rPr>
+    </w:lvl>
+    <w:lvl w:ilvl="7" w:tentative="1">
+      <w:start w:val="1"/>
+      <w:numFmt w:val="bullet"/>
+      <w:lvlText w:val=""/>
+      <w:lvlJc w:val="left"/>
+      <w:pPr>
+        <w:tabs>
+          <w:tab w:val="num" w:pos="5760"/>
+        </w:tabs>
+        <w:ind w:left="5760" w:hanging="360"/>
+      </w:pPr>
+      <w:rPr>
+        <w:rFonts w:ascii="Wingdings" w:hAnsi="Wingdings" w:hint="default"/>
+        <w:sz w:val="20"/>
+      </w:rPr>
+    </w:lvl>
+    <w:lvl w:ilvl="8" w:tentative="1">
+      <w:start w:val="1"/>
+      <w:numFmt w:val="bullet"/>
+      <w:lvlText w:val=""/>
+      <w:lvlJc w:val="left"/>
+      <w:pPr>
+        <w:tabs>
+          <w:tab w:val="num" w:pos="6480"/>
+        </w:tabs>
+        <w:ind w:left="6480" w:hanging="360"/>
+      </w:pPr>
+      <w:rPr>
+        <w:rFonts w:ascii="Wingdings" w:hAnsi="Wingdings" w:hint="default"/>
+        <w:sz w:val="20"/>
+      </w:rPr>
+    </w:lvl>
+  </w:abstractNum>
+  <w:abstractNum w:abstractNumId="11" w15:restartNumberingAfterBreak="0">
     <w:nsid w:val="19F80738"/>
     <w:multiLevelType w:val="hybridMultilevel"/>
     <w:tmpl w:val="41D4C086"/>
@@ -8740,7 +11407,7 @@
       </w:pPr>
     </w:lvl>
   </w:abstractNum>
-  <w:abstractNum w:abstractNumId="8" w15:restartNumberingAfterBreak="0">
+  <w:abstractNum w:abstractNumId="12" w15:restartNumberingAfterBreak="0">
     <w:nsid w:val="1C1805AA"/>
     <w:multiLevelType w:val="hybridMultilevel"/>
     <w:tmpl w:val="1264E3F2"/>
@@ -8853,7 +11520,245 @@
       </w:rPr>
     </w:lvl>
   </w:abstractNum>
-  <w:abstractNum w:abstractNumId="9" w15:restartNumberingAfterBreak="0">
+  <w:abstractNum w:abstractNumId="13" w15:restartNumberingAfterBreak="0">
+    <w:nsid w:val="1C2E4DB5"/>
+    <w:multiLevelType w:val="hybridMultilevel"/>
+    <w:tmpl w:val="3B66452E"/>
+    <w:lvl w:ilvl="0" w:tplc="E7F43182">
+      <w:start w:val="1"/>
+      <w:numFmt w:val="decimal"/>
+      <w:lvlText w:val="6.%1."/>
+      <w:lvlJc w:val="left"/>
+      <w:pPr>
+        <w:ind w:left="720" w:hanging="360"/>
+      </w:pPr>
+      <w:rPr>
+        <w:rFonts w:hint="default"/>
+      </w:rPr>
+    </w:lvl>
+    <w:lvl w:ilvl="1" w:tplc="FFFFFFFF" w:tentative="1">
+      <w:start w:val="1"/>
+      <w:numFmt w:val="lowerLetter"/>
+      <w:lvlText w:val="%2."/>
+      <w:lvlJc w:val="left"/>
+      <w:pPr>
+        <w:ind w:left="1440" w:hanging="360"/>
+      </w:pPr>
+    </w:lvl>
+    <w:lvl w:ilvl="2" w:tplc="FFFFFFFF" w:tentative="1">
+      <w:start w:val="1"/>
+      <w:numFmt w:val="lowerRoman"/>
+      <w:lvlText w:val="%3."/>
+      <w:lvlJc w:val="right"/>
+      <w:pPr>
+        <w:ind w:left="2160" w:hanging="180"/>
+      </w:pPr>
+    </w:lvl>
+    <w:lvl w:ilvl="3" w:tplc="FFFFFFFF" w:tentative="1">
+      <w:start w:val="1"/>
+      <w:numFmt w:val="decimal"/>
+      <w:lvlText w:val="%4."/>
+      <w:lvlJc w:val="left"/>
+      <w:pPr>
+        <w:ind w:left="2880" w:hanging="360"/>
+      </w:pPr>
+    </w:lvl>
+    <w:lvl w:ilvl="4" w:tplc="FFFFFFFF" w:tentative="1">
+      <w:start w:val="1"/>
+      <w:numFmt w:val="lowerLetter"/>
+      <w:lvlText w:val="%5."/>
+      <w:lvlJc w:val="left"/>
+      <w:pPr>
+        <w:ind w:left="3600" w:hanging="360"/>
+      </w:pPr>
+    </w:lvl>
+    <w:lvl w:ilvl="5" w:tplc="FFFFFFFF" w:tentative="1">
+      <w:start w:val="1"/>
+      <w:numFmt w:val="lowerRoman"/>
+      <w:lvlText w:val="%6."/>
+      <w:lvlJc w:val="right"/>
+      <w:pPr>
+        <w:ind w:left="4320" w:hanging="180"/>
+      </w:pPr>
+    </w:lvl>
+    <w:lvl w:ilvl="6" w:tplc="FFFFFFFF" w:tentative="1">
+      <w:start w:val="1"/>
+      <w:numFmt w:val="decimal"/>
+      <w:lvlText w:val="%7."/>
+      <w:lvlJc w:val="left"/>
+      <w:pPr>
+        <w:ind w:left="5040" w:hanging="360"/>
+      </w:pPr>
+    </w:lvl>
+    <w:lvl w:ilvl="7" w:tplc="FFFFFFFF" w:tentative="1">
+      <w:start w:val="1"/>
+      <w:numFmt w:val="lowerLetter"/>
+      <w:lvlText w:val="%8."/>
+      <w:lvlJc w:val="left"/>
+      <w:pPr>
+        <w:ind w:left="5760" w:hanging="360"/>
+      </w:pPr>
+    </w:lvl>
+    <w:lvl w:ilvl="8" w:tplc="FFFFFFFF" w:tentative="1">
+      <w:start w:val="1"/>
+      <w:numFmt w:val="lowerRoman"/>
+      <w:lvlText w:val="%9."/>
+      <w:lvlJc w:val="right"/>
+      <w:pPr>
+        <w:ind w:left="6480" w:hanging="180"/>
+      </w:pPr>
+    </w:lvl>
+  </w:abstractNum>
+  <w:abstractNum w:abstractNumId="14" w15:restartNumberingAfterBreak="0">
+    <w:nsid w:val="1C5E0A48"/>
+    <w:multiLevelType w:val="multilevel"/>
+    <w:tmpl w:val="4B8A4B92"/>
+    <w:lvl w:ilvl="0">
+      <w:start w:val="1"/>
+      <w:numFmt w:val="bullet"/>
+      <w:lvlText w:val=""/>
+      <w:lvlJc w:val="left"/>
+      <w:pPr>
+        <w:tabs>
+          <w:tab w:val="num" w:pos="720"/>
+        </w:tabs>
+        <w:ind w:left="720" w:hanging="360"/>
+      </w:pPr>
+      <w:rPr>
+        <w:rFonts w:ascii="Symbol" w:hAnsi="Symbol" w:hint="default"/>
+        <w:sz w:val="20"/>
+      </w:rPr>
+    </w:lvl>
+    <w:lvl w:ilvl="1" w:tentative="1">
+      <w:start w:val="1"/>
+      <w:numFmt w:val="bullet"/>
+      <w:lvlText w:val="o"/>
+      <w:lvlJc w:val="left"/>
+      <w:pPr>
+        <w:tabs>
+          <w:tab w:val="num" w:pos="1440"/>
+        </w:tabs>
+        <w:ind w:left="1440" w:hanging="360"/>
+      </w:pPr>
+      <w:rPr>
+        <w:rFonts w:ascii="Courier New" w:hAnsi="Courier New" w:hint="default"/>
+        <w:sz w:val="20"/>
+      </w:rPr>
+    </w:lvl>
+    <w:lvl w:ilvl="2" w:tentative="1">
+      <w:start w:val="1"/>
+      <w:numFmt w:val="bullet"/>
+      <w:lvlText w:val=""/>
+      <w:lvlJc w:val="left"/>
+      <w:pPr>
+        <w:tabs>
+          <w:tab w:val="num" w:pos="2160"/>
+        </w:tabs>
+        <w:ind w:left="2160" w:hanging="360"/>
+      </w:pPr>
+      <w:rPr>
+        <w:rFonts w:ascii="Wingdings" w:hAnsi="Wingdings" w:hint="default"/>
+        <w:sz w:val="20"/>
+      </w:rPr>
+    </w:lvl>
+    <w:lvl w:ilvl="3" w:tentative="1">
+      <w:start w:val="1"/>
+      <w:numFmt w:val="bullet"/>
+      <w:lvlText w:val=""/>
+      <w:lvlJc w:val="left"/>
+      <w:pPr>
+        <w:tabs>
+          <w:tab w:val="num" w:pos="2880"/>
+        </w:tabs>
+        <w:ind w:left="2880" w:hanging="360"/>
+      </w:pPr>
+      <w:rPr>
+        <w:rFonts w:ascii="Wingdings" w:hAnsi="Wingdings" w:hint="default"/>
+        <w:sz w:val="20"/>
+      </w:rPr>
+    </w:lvl>
+    <w:lvl w:ilvl="4" w:tentative="1">
+      <w:start w:val="1"/>
+      <w:numFmt w:val="bullet"/>
+      <w:lvlText w:val=""/>
+      <w:lvlJc w:val="left"/>
+      <w:pPr>
+        <w:tabs>
+          <w:tab w:val="num" w:pos="3600"/>
+        </w:tabs>
+        <w:ind w:left="3600" w:hanging="360"/>
+      </w:pPr>
+      <w:rPr>
+        <w:rFonts w:ascii="Wingdings" w:hAnsi="Wingdings" w:hint="default"/>
+        <w:sz w:val="20"/>
+      </w:rPr>
+    </w:lvl>
+    <w:lvl w:ilvl="5" w:tentative="1">
+      <w:start w:val="1"/>
+      <w:numFmt w:val="bullet"/>
+      <w:lvlText w:val=""/>
+      <w:lvlJc w:val="left"/>
+      <w:pPr>
+        <w:tabs>
+          <w:tab w:val="num" w:pos="4320"/>
+        </w:tabs>
+        <w:ind w:left="4320" w:hanging="360"/>
+      </w:pPr>
+      <w:rPr>
+        <w:rFonts w:ascii="Wingdings" w:hAnsi="Wingdings" w:hint="default"/>
+        <w:sz w:val="20"/>
+      </w:rPr>
+    </w:lvl>
+    <w:lvl w:ilvl="6" w:tentative="1">
+      <w:start w:val="1"/>
+      <w:numFmt w:val="bullet"/>
+      <w:lvlText w:val=""/>
+      <w:lvlJc w:val="left"/>
+      <w:pPr>
+        <w:tabs>
+          <w:tab w:val="num" w:pos="5040"/>
+        </w:tabs>
+        <w:ind w:left="5040" w:hanging="360"/>
+      </w:pPr>
+      <w:rPr>
+        <w:rFonts w:ascii="Wingdings" w:hAnsi="Wingdings" w:hint="default"/>
+        <w:sz w:val="20"/>
+      </w:rPr>
+    </w:lvl>
+    <w:lvl w:ilvl="7" w:tentative="1">
+      <w:start w:val="1"/>
+      <w:numFmt w:val="bullet"/>
+      <w:lvlText w:val=""/>
+      <w:lvlJc w:val="left"/>
+      <w:pPr>
+        <w:tabs>
+          <w:tab w:val="num" w:pos="5760"/>
+        </w:tabs>
+        <w:ind w:left="5760" w:hanging="360"/>
+      </w:pPr>
+      <w:rPr>
+        <w:rFonts w:ascii="Wingdings" w:hAnsi="Wingdings" w:hint="default"/>
+        <w:sz w:val="20"/>
+      </w:rPr>
+    </w:lvl>
+    <w:lvl w:ilvl="8" w:tentative="1">
+      <w:start w:val="1"/>
+      <w:numFmt w:val="bullet"/>
+      <w:lvlText w:val=""/>
+      <w:lvlJc w:val="left"/>
+      <w:pPr>
+        <w:tabs>
+          <w:tab w:val="num" w:pos="6480"/>
+        </w:tabs>
+        <w:ind w:left="6480" w:hanging="360"/>
+      </w:pPr>
+      <w:rPr>
+        <w:rFonts w:ascii="Wingdings" w:hAnsi="Wingdings" w:hint="default"/>
+        <w:sz w:val="20"/>
+      </w:rPr>
+    </w:lvl>
+  </w:abstractNum>
+  <w:abstractNum w:abstractNumId="15" w15:restartNumberingAfterBreak="0">
     <w:nsid w:val="1E497B12"/>
     <w:multiLevelType w:val="hybridMultilevel"/>
     <w:tmpl w:val="5F4C6ECC"/>
@@ -8966,7 +11871,7 @@
       </w:rPr>
     </w:lvl>
   </w:abstractNum>
-  <w:abstractNum w:abstractNumId="10" w15:restartNumberingAfterBreak="0">
+  <w:abstractNum w:abstractNumId="16" w15:restartNumberingAfterBreak="0">
     <w:nsid w:val="1EBC368F"/>
     <w:multiLevelType w:val="multilevel"/>
     <w:tmpl w:val="72DE3258"/>
@@ -9052,7 +11957,7 @@
       </w:pPr>
     </w:lvl>
   </w:abstractNum>
-  <w:abstractNum w:abstractNumId="11" w15:restartNumberingAfterBreak="0">
+  <w:abstractNum w:abstractNumId="17" w15:restartNumberingAfterBreak="0">
     <w:nsid w:val="25520362"/>
     <w:multiLevelType w:val="hybridMultilevel"/>
     <w:tmpl w:val="E2BE0E44"/>
@@ -9141,7 +12046,7 @@
       </w:pPr>
     </w:lvl>
   </w:abstractNum>
-  <w:abstractNum w:abstractNumId="12" w15:restartNumberingAfterBreak="0">
+  <w:abstractNum w:abstractNumId="18" w15:restartNumberingAfterBreak="0">
     <w:nsid w:val="25A868CF"/>
     <w:multiLevelType w:val="hybridMultilevel"/>
     <w:tmpl w:val="1F3EFD98"/>
@@ -9227,7 +12132,7 @@
       </w:pPr>
     </w:lvl>
   </w:abstractNum>
-  <w:abstractNum w:abstractNumId="13" w15:restartNumberingAfterBreak="0">
+  <w:abstractNum w:abstractNumId="19" w15:restartNumberingAfterBreak="0">
     <w:nsid w:val="27C85B7D"/>
     <w:multiLevelType w:val="multilevel"/>
     <w:tmpl w:val="3564B36C"/>
@@ -9376,7 +12281,7 @@
       </w:rPr>
     </w:lvl>
   </w:abstractNum>
-  <w:abstractNum w:abstractNumId="14" w15:restartNumberingAfterBreak="0">
+  <w:abstractNum w:abstractNumId="20" w15:restartNumberingAfterBreak="0">
     <w:nsid w:val="315F43C4"/>
     <w:multiLevelType w:val="multilevel"/>
     <w:tmpl w:val="40069E20"/>
@@ -9489,7 +12394,245 @@
       </w:rPr>
     </w:lvl>
   </w:abstractNum>
-  <w:abstractNum w:abstractNumId="15" w15:restartNumberingAfterBreak="0">
+  <w:abstractNum w:abstractNumId="21" w15:restartNumberingAfterBreak="0">
+    <w:nsid w:val="394F4EF4"/>
+    <w:multiLevelType w:val="multilevel"/>
+    <w:tmpl w:val="76540750"/>
+    <w:lvl w:ilvl="0">
+      <w:start w:val="1"/>
+      <w:numFmt w:val="bullet"/>
+      <w:lvlText w:val=""/>
+      <w:lvlJc w:val="left"/>
+      <w:pPr>
+        <w:tabs>
+          <w:tab w:val="num" w:pos="720"/>
+        </w:tabs>
+        <w:ind w:left="720" w:hanging="360"/>
+      </w:pPr>
+      <w:rPr>
+        <w:rFonts w:ascii="Symbol" w:hAnsi="Symbol" w:hint="default"/>
+        <w:sz w:val="20"/>
+      </w:rPr>
+    </w:lvl>
+    <w:lvl w:ilvl="1" w:tentative="1">
+      <w:start w:val="1"/>
+      <w:numFmt w:val="bullet"/>
+      <w:lvlText w:val="o"/>
+      <w:lvlJc w:val="left"/>
+      <w:pPr>
+        <w:tabs>
+          <w:tab w:val="num" w:pos="1440"/>
+        </w:tabs>
+        <w:ind w:left="1440" w:hanging="360"/>
+      </w:pPr>
+      <w:rPr>
+        <w:rFonts w:ascii="Courier New" w:hAnsi="Courier New" w:hint="default"/>
+        <w:sz w:val="20"/>
+      </w:rPr>
+    </w:lvl>
+    <w:lvl w:ilvl="2" w:tentative="1">
+      <w:start w:val="1"/>
+      <w:numFmt w:val="bullet"/>
+      <w:lvlText w:val=""/>
+      <w:lvlJc w:val="left"/>
+      <w:pPr>
+        <w:tabs>
+          <w:tab w:val="num" w:pos="2160"/>
+        </w:tabs>
+        <w:ind w:left="2160" w:hanging="360"/>
+      </w:pPr>
+      <w:rPr>
+        <w:rFonts w:ascii="Wingdings" w:hAnsi="Wingdings" w:hint="default"/>
+        <w:sz w:val="20"/>
+      </w:rPr>
+    </w:lvl>
+    <w:lvl w:ilvl="3" w:tentative="1">
+      <w:start w:val="1"/>
+      <w:numFmt w:val="bullet"/>
+      <w:lvlText w:val=""/>
+      <w:lvlJc w:val="left"/>
+      <w:pPr>
+        <w:tabs>
+          <w:tab w:val="num" w:pos="2880"/>
+        </w:tabs>
+        <w:ind w:left="2880" w:hanging="360"/>
+      </w:pPr>
+      <w:rPr>
+        <w:rFonts w:ascii="Wingdings" w:hAnsi="Wingdings" w:hint="default"/>
+        <w:sz w:val="20"/>
+      </w:rPr>
+    </w:lvl>
+    <w:lvl w:ilvl="4" w:tentative="1">
+      <w:start w:val="1"/>
+      <w:numFmt w:val="bullet"/>
+      <w:lvlText w:val=""/>
+      <w:lvlJc w:val="left"/>
+      <w:pPr>
+        <w:tabs>
+          <w:tab w:val="num" w:pos="3600"/>
+        </w:tabs>
+        <w:ind w:left="3600" w:hanging="360"/>
+      </w:pPr>
+      <w:rPr>
+        <w:rFonts w:ascii="Wingdings" w:hAnsi="Wingdings" w:hint="default"/>
+        <w:sz w:val="20"/>
+      </w:rPr>
+    </w:lvl>
+    <w:lvl w:ilvl="5" w:tentative="1">
+      <w:start w:val="1"/>
+      <w:numFmt w:val="bullet"/>
+      <w:lvlText w:val=""/>
+      <w:lvlJc w:val="left"/>
+      <w:pPr>
+        <w:tabs>
+          <w:tab w:val="num" w:pos="4320"/>
+        </w:tabs>
+        <w:ind w:left="4320" w:hanging="360"/>
+      </w:pPr>
+      <w:rPr>
+        <w:rFonts w:ascii="Wingdings" w:hAnsi="Wingdings" w:hint="default"/>
+        <w:sz w:val="20"/>
+      </w:rPr>
+    </w:lvl>
+    <w:lvl w:ilvl="6" w:tentative="1">
+      <w:start w:val="1"/>
+      <w:numFmt w:val="bullet"/>
+      <w:lvlText w:val=""/>
+      <w:lvlJc w:val="left"/>
+      <w:pPr>
+        <w:tabs>
+          <w:tab w:val="num" w:pos="5040"/>
+        </w:tabs>
+        <w:ind w:left="5040" w:hanging="360"/>
+      </w:pPr>
+      <w:rPr>
+        <w:rFonts w:ascii="Wingdings" w:hAnsi="Wingdings" w:hint="default"/>
+        <w:sz w:val="20"/>
+      </w:rPr>
+    </w:lvl>
+    <w:lvl w:ilvl="7" w:tentative="1">
+      <w:start w:val="1"/>
+      <w:numFmt w:val="bullet"/>
+      <w:lvlText w:val=""/>
+      <w:lvlJc w:val="left"/>
+      <w:pPr>
+        <w:tabs>
+          <w:tab w:val="num" w:pos="5760"/>
+        </w:tabs>
+        <w:ind w:left="5760" w:hanging="360"/>
+      </w:pPr>
+      <w:rPr>
+        <w:rFonts w:ascii="Wingdings" w:hAnsi="Wingdings" w:hint="default"/>
+        <w:sz w:val="20"/>
+      </w:rPr>
+    </w:lvl>
+    <w:lvl w:ilvl="8" w:tentative="1">
+      <w:start w:val="1"/>
+      <w:numFmt w:val="bullet"/>
+      <w:lvlText w:val=""/>
+      <w:lvlJc w:val="left"/>
+      <w:pPr>
+        <w:tabs>
+          <w:tab w:val="num" w:pos="6480"/>
+        </w:tabs>
+        <w:ind w:left="6480" w:hanging="360"/>
+      </w:pPr>
+      <w:rPr>
+        <w:rFonts w:ascii="Wingdings" w:hAnsi="Wingdings" w:hint="default"/>
+        <w:sz w:val="20"/>
+      </w:rPr>
+    </w:lvl>
+  </w:abstractNum>
+  <w:abstractNum w:abstractNumId="22" w15:restartNumberingAfterBreak="0">
+    <w:nsid w:val="39BF1185"/>
+    <w:multiLevelType w:val="multilevel"/>
+    <w:tmpl w:val="0AF85158"/>
+    <w:lvl w:ilvl="0">
+      <w:start w:val="1"/>
+      <w:numFmt w:val="bullet"/>
+      <w:lvlText w:val=""/>
+      <w:lvlJc w:val="left"/>
+      <w:pPr>
+        <w:ind w:left="360" w:hanging="360"/>
+      </w:pPr>
+      <w:rPr>
+        <w:rFonts w:ascii="Symbol" w:hAnsi="Symbol" w:hint="default"/>
+      </w:rPr>
+    </w:lvl>
+    <w:lvl w:ilvl="1">
+      <w:start w:val="1"/>
+      <w:numFmt w:val="decimal"/>
+      <w:lvlText w:val="%1.%2."/>
+      <w:lvlJc w:val="left"/>
+      <w:pPr>
+        <w:ind w:left="792" w:hanging="432"/>
+      </w:pPr>
+    </w:lvl>
+    <w:lvl w:ilvl="2">
+      <w:start w:val="1"/>
+      <w:numFmt w:val="decimal"/>
+      <w:lvlText w:val="%1.%2.%3."/>
+      <w:lvlJc w:val="left"/>
+      <w:pPr>
+        <w:ind w:left="1224" w:hanging="504"/>
+      </w:pPr>
+    </w:lvl>
+    <w:lvl w:ilvl="3">
+      <w:start w:val="1"/>
+      <w:numFmt w:val="decimal"/>
+      <w:lvlText w:val="%1.%2.%3.%4."/>
+      <w:lvlJc w:val="left"/>
+      <w:pPr>
+        <w:ind w:left="1728" w:hanging="647"/>
+      </w:pPr>
+    </w:lvl>
+    <w:lvl w:ilvl="4">
+      <w:start w:val="1"/>
+      <w:numFmt w:val="decimal"/>
+      <w:lvlText w:val="%1.%2.%3.%4.%5."/>
+      <w:lvlJc w:val="left"/>
+      <w:pPr>
+        <w:ind w:left="2232" w:hanging="792"/>
+      </w:pPr>
+    </w:lvl>
+    <w:lvl w:ilvl="5">
+      <w:start w:val="1"/>
+      <w:numFmt w:val="decimal"/>
+      <w:lvlText w:val="%1.%2.%3.%4.%5.%6."/>
+      <w:lvlJc w:val="left"/>
+      <w:pPr>
+        <w:ind w:left="2736" w:hanging="935"/>
+      </w:pPr>
+    </w:lvl>
+    <w:lvl w:ilvl="6">
+      <w:start w:val="1"/>
+      <w:numFmt w:val="decimal"/>
+      <w:lvlText w:val="%1.%2.%3.%4.%5.%6.%7."/>
+      <w:lvlJc w:val="left"/>
+      <w:pPr>
+        <w:ind w:left="3240" w:hanging="1080"/>
+      </w:pPr>
+    </w:lvl>
+    <w:lvl w:ilvl="7">
+      <w:start w:val="1"/>
+      <w:numFmt w:val="decimal"/>
+      <w:lvlText w:val="%1.%2.%3.%4.%5.%6.%7.%8."/>
+      <w:lvlJc w:val="left"/>
+      <w:pPr>
+        <w:ind w:left="3744" w:hanging="1224"/>
+      </w:pPr>
+    </w:lvl>
+    <w:lvl w:ilvl="8">
+      <w:start w:val="1"/>
+      <w:numFmt w:val="decimal"/>
+      <w:lvlText w:val="%1.%2.%3.%4.%5.%6.%7.%8.%9."/>
+      <w:lvlJc w:val="left"/>
+      <w:pPr>
+        <w:ind w:left="4320" w:hanging="1440"/>
+      </w:pPr>
+    </w:lvl>
+  </w:abstractNum>
+  <w:abstractNum w:abstractNumId="23" w15:restartNumberingAfterBreak="0">
     <w:nsid w:val="3B49303B"/>
     <w:multiLevelType w:val="hybridMultilevel"/>
     <w:tmpl w:val="EABE4226"/>
@@ -9602,7 +12745,7 @@
       </w:rPr>
     </w:lvl>
   </w:abstractNum>
-  <w:abstractNum w:abstractNumId="16" w15:restartNumberingAfterBreak="0">
+  <w:abstractNum w:abstractNumId="24" w15:restartNumberingAfterBreak="0">
     <w:nsid w:val="4F8F57FB"/>
     <w:multiLevelType w:val="hybridMultilevel"/>
     <w:tmpl w:val="0602BD0A"/>
@@ -9691,7 +12834,7 @@
       </w:pPr>
     </w:lvl>
   </w:abstractNum>
-  <w:abstractNum w:abstractNumId="17" w15:restartNumberingAfterBreak="0">
+  <w:abstractNum w:abstractNumId="25" w15:restartNumberingAfterBreak="0">
     <w:nsid w:val="505937FD"/>
     <w:multiLevelType w:val="hybridMultilevel"/>
     <w:tmpl w:val="41E8B920"/>
@@ -9777,7 +12920,7 @@
       </w:pPr>
     </w:lvl>
   </w:abstractNum>
-  <w:abstractNum w:abstractNumId="18" w15:restartNumberingAfterBreak="0">
+  <w:abstractNum w:abstractNumId="26" w15:restartNumberingAfterBreak="0">
     <w:nsid w:val="51555E00"/>
     <w:multiLevelType w:val="multilevel"/>
     <w:tmpl w:val="D41E289C"/>
@@ -9863,7 +13006,7 @@
       </w:pPr>
     </w:lvl>
   </w:abstractNum>
-  <w:abstractNum w:abstractNumId="19" w15:restartNumberingAfterBreak="0">
+  <w:abstractNum w:abstractNumId="27" w15:restartNumberingAfterBreak="0">
     <w:nsid w:val="518468B8"/>
     <w:multiLevelType w:val="multilevel"/>
     <w:tmpl w:val="56E2AEBE"/>
@@ -10012,7 +13155,7 @@
       </w:rPr>
     </w:lvl>
   </w:abstractNum>
-  <w:abstractNum w:abstractNumId="20" w15:restartNumberingAfterBreak="0">
+  <w:abstractNum w:abstractNumId="28" w15:restartNumberingAfterBreak="0">
     <w:nsid w:val="53633302"/>
     <w:multiLevelType w:val="hybridMultilevel"/>
     <w:tmpl w:val="243459B8"/>
@@ -10101,7 +13244,156 @@
       </w:pPr>
     </w:lvl>
   </w:abstractNum>
-  <w:abstractNum w:abstractNumId="21" w15:restartNumberingAfterBreak="0">
+  <w:abstractNum w:abstractNumId="29" w15:restartNumberingAfterBreak="0">
+    <w:nsid w:val="53DA2CAB"/>
+    <w:multiLevelType w:val="multilevel"/>
+    <w:tmpl w:val="BADAF078"/>
+    <w:lvl w:ilvl="0">
+      <w:start w:val="1"/>
+      <w:numFmt w:val="bullet"/>
+      <w:lvlText w:val=""/>
+      <w:lvlJc w:val="left"/>
+      <w:pPr>
+        <w:tabs>
+          <w:tab w:val="num" w:pos="720"/>
+        </w:tabs>
+        <w:ind w:left="720" w:hanging="360"/>
+      </w:pPr>
+      <w:rPr>
+        <w:rFonts w:ascii="Symbol" w:hAnsi="Symbol" w:hint="default"/>
+        <w:sz w:val="20"/>
+      </w:rPr>
+    </w:lvl>
+    <w:lvl w:ilvl="1" w:tentative="1">
+      <w:start w:val="1"/>
+      <w:numFmt w:val="bullet"/>
+      <w:lvlText w:val="o"/>
+      <w:lvlJc w:val="left"/>
+      <w:pPr>
+        <w:tabs>
+          <w:tab w:val="num" w:pos="1440"/>
+        </w:tabs>
+        <w:ind w:left="1440" w:hanging="360"/>
+      </w:pPr>
+      <w:rPr>
+        <w:rFonts w:ascii="Courier New" w:hAnsi="Courier New" w:hint="default"/>
+        <w:sz w:val="20"/>
+      </w:rPr>
+    </w:lvl>
+    <w:lvl w:ilvl="2" w:tentative="1">
+      <w:start w:val="1"/>
+      <w:numFmt w:val="bullet"/>
+      <w:lvlText w:val=""/>
+      <w:lvlJc w:val="left"/>
+      <w:pPr>
+        <w:tabs>
+          <w:tab w:val="num" w:pos="2160"/>
+        </w:tabs>
+        <w:ind w:left="2160" w:hanging="360"/>
+      </w:pPr>
+      <w:rPr>
+        <w:rFonts w:ascii="Wingdings" w:hAnsi="Wingdings" w:hint="default"/>
+        <w:sz w:val="20"/>
+      </w:rPr>
+    </w:lvl>
+    <w:lvl w:ilvl="3" w:tentative="1">
+      <w:start w:val="1"/>
+      <w:numFmt w:val="bullet"/>
+      <w:lvlText w:val=""/>
+      <w:lvlJc w:val="left"/>
+      <w:pPr>
+        <w:tabs>
+          <w:tab w:val="num" w:pos="2880"/>
+        </w:tabs>
+        <w:ind w:left="2880" w:hanging="360"/>
+      </w:pPr>
+      <w:rPr>
+        <w:rFonts w:ascii="Wingdings" w:hAnsi="Wingdings" w:hint="default"/>
+        <w:sz w:val="20"/>
+      </w:rPr>
+    </w:lvl>
+    <w:lvl w:ilvl="4" w:tentative="1">
+      <w:start w:val="1"/>
+      <w:numFmt w:val="bullet"/>
+      <w:lvlText w:val=""/>
+      <w:lvlJc w:val="left"/>
+      <w:pPr>
+        <w:tabs>
+          <w:tab w:val="num" w:pos="3600"/>
+        </w:tabs>
+        <w:ind w:left="3600" w:hanging="360"/>
+      </w:pPr>
+      <w:rPr>
+        <w:rFonts w:ascii="Wingdings" w:hAnsi="Wingdings" w:hint="default"/>
+        <w:sz w:val="20"/>
+      </w:rPr>
+    </w:lvl>
+    <w:lvl w:ilvl="5" w:tentative="1">
+      <w:start w:val="1"/>
+      <w:numFmt w:val="bullet"/>
+      <w:lvlText w:val=""/>
+      <w:lvlJc w:val="left"/>
+      <w:pPr>
+        <w:tabs>
+          <w:tab w:val="num" w:pos="4320"/>
+        </w:tabs>
+        <w:ind w:left="4320" w:hanging="360"/>
+      </w:pPr>
+      <w:rPr>
+        <w:rFonts w:ascii="Wingdings" w:hAnsi="Wingdings" w:hint="default"/>
+        <w:sz w:val="20"/>
+      </w:rPr>
+    </w:lvl>
+    <w:lvl w:ilvl="6" w:tentative="1">
+      <w:start w:val="1"/>
+      <w:numFmt w:val="bullet"/>
+      <w:lvlText w:val=""/>
+      <w:lvlJc w:val="left"/>
+      <w:pPr>
+        <w:tabs>
+          <w:tab w:val="num" w:pos="5040"/>
+        </w:tabs>
+        <w:ind w:left="5040" w:hanging="360"/>
+      </w:pPr>
+      <w:rPr>
+        <w:rFonts w:ascii="Wingdings" w:hAnsi="Wingdings" w:hint="default"/>
+        <w:sz w:val="20"/>
+      </w:rPr>
+    </w:lvl>
+    <w:lvl w:ilvl="7" w:tentative="1">
+      <w:start w:val="1"/>
+      <w:numFmt w:val="bullet"/>
+      <w:lvlText w:val=""/>
+      <w:lvlJc w:val="left"/>
+      <w:pPr>
+        <w:tabs>
+          <w:tab w:val="num" w:pos="5760"/>
+        </w:tabs>
+        <w:ind w:left="5760" w:hanging="360"/>
+      </w:pPr>
+      <w:rPr>
+        <w:rFonts w:ascii="Wingdings" w:hAnsi="Wingdings" w:hint="default"/>
+        <w:sz w:val="20"/>
+      </w:rPr>
+    </w:lvl>
+    <w:lvl w:ilvl="8" w:tentative="1">
+      <w:start w:val="1"/>
+      <w:numFmt w:val="bullet"/>
+      <w:lvlText w:val=""/>
+      <w:lvlJc w:val="left"/>
+      <w:pPr>
+        <w:tabs>
+          <w:tab w:val="num" w:pos="6480"/>
+        </w:tabs>
+        <w:ind w:left="6480" w:hanging="360"/>
+      </w:pPr>
+      <w:rPr>
+        <w:rFonts w:ascii="Wingdings" w:hAnsi="Wingdings" w:hint="default"/>
+        <w:sz w:val="20"/>
+      </w:rPr>
+    </w:lvl>
+  </w:abstractNum>
+  <w:abstractNum w:abstractNumId="30" w15:restartNumberingAfterBreak="0">
     <w:nsid w:val="54C37510"/>
     <w:multiLevelType w:val="hybridMultilevel"/>
     <w:tmpl w:val="6142A5C4"/>
@@ -10214,7 +13506,209 @@
       </w:rPr>
     </w:lvl>
   </w:abstractNum>
-  <w:abstractNum w:abstractNumId="22" w15:restartNumberingAfterBreak="0">
+  <w:abstractNum w:abstractNumId="31" w15:restartNumberingAfterBreak="0">
+    <w:nsid w:val="551F4C40"/>
+    <w:multiLevelType w:val="hybridMultilevel"/>
+    <w:tmpl w:val="D3F62BC6"/>
+    <w:lvl w:ilvl="0" w:tplc="0C0A0001">
+      <w:start w:val="1"/>
+      <w:numFmt w:val="bullet"/>
+      <w:lvlText w:val=""/>
+      <w:lvlJc w:val="left"/>
+      <w:pPr>
+        <w:ind w:left="720" w:hanging="360"/>
+      </w:pPr>
+      <w:rPr>
+        <w:rFonts w:ascii="Symbol" w:hAnsi="Symbol" w:hint="default"/>
+      </w:rPr>
+    </w:lvl>
+    <w:lvl w:ilvl="1" w:tplc="0C0A0003" w:tentative="1">
+      <w:start w:val="1"/>
+      <w:numFmt w:val="bullet"/>
+      <w:lvlText w:val="o"/>
+      <w:lvlJc w:val="left"/>
+      <w:pPr>
+        <w:ind w:left="1440" w:hanging="360"/>
+      </w:pPr>
+      <w:rPr>
+        <w:rFonts w:ascii="Courier New" w:hAnsi="Courier New" w:cs="Courier New" w:hint="default"/>
+      </w:rPr>
+    </w:lvl>
+    <w:lvl w:ilvl="2" w:tplc="0C0A0005" w:tentative="1">
+      <w:start w:val="1"/>
+      <w:numFmt w:val="bullet"/>
+      <w:lvlText w:val=""/>
+      <w:lvlJc w:val="left"/>
+      <w:pPr>
+        <w:ind w:left="2160" w:hanging="360"/>
+      </w:pPr>
+      <w:rPr>
+        <w:rFonts w:ascii="Wingdings" w:hAnsi="Wingdings" w:hint="default"/>
+      </w:rPr>
+    </w:lvl>
+    <w:lvl w:ilvl="3" w:tplc="0C0A0001" w:tentative="1">
+      <w:start w:val="1"/>
+      <w:numFmt w:val="bullet"/>
+      <w:lvlText w:val=""/>
+      <w:lvlJc w:val="left"/>
+      <w:pPr>
+        <w:ind w:left="2880" w:hanging="360"/>
+      </w:pPr>
+      <w:rPr>
+        <w:rFonts w:ascii="Symbol" w:hAnsi="Symbol" w:hint="default"/>
+      </w:rPr>
+    </w:lvl>
+    <w:lvl w:ilvl="4" w:tplc="0C0A0003" w:tentative="1">
+      <w:start w:val="1"/>
+      <w:numFmt w:val="bullet"/>
+      <w:lvlText w:val="o"/>
+      <w:lvlJc w:val="left"/>
+      <w:pPr>
+        <w:ind w:left="3600" w:hanging="360"/>
+      </w:pPr>
+      <w:rPr>
+        <w:rFonts w:ascii="Courier New" w:hAnsi="Courier New" w:cs="Courier New" w:hint="default"/>
+      </w:rPr>
+    </w:lvl>
+    <w:lvl w:ilvl="5" w:tplc="0C0A0005" w:tentative="1">
+      <w:start w:val="1"/>
+      <w:numFmt w:val="bullet"/>
+      <w:lvlText w:val=""/>
+      <w:lvlJc w:val="left"/>
+      <w:pPr>
+        <w:ind w:left="4320" w:hanging="360"/>
+      </w:pPr>
+      <w:rPr>
+        <w:rFonts w:ascii="Wingdings" w:hAnsi="Wingdings" w:hint="default"/>
+      </w:rPr>
+    </w:lvl>
+    <w:lvl w:ilvl="6" w:tplc="0C0A0001" w:tentative="1">
+      <w:start w:val="1"/>
+      <w:numFmt w:val="bullet"/>
+      <w:lvlText w:val=""/>
+      <w:lvlJc w:val="left"/>
+      <w:pPr>
+        <w:ind w:left="5040" w:hanging="360"/>
+      </w:pPr>
+      <w:rPr>
+        <w:rFonts w:ascii="Symbol" w:hAnsi="Symbol" w:hint="default"/>
+      </w:rPr>
+    </w:lvl>
+    <w:lvl w:ilvl="7" w:tplc="0C0A0003" w:tentative="1">
+      <w:start w:val="1"/>
+      <w:numFmt w:val="bullet"/>
+      <w:lvlText w:val="o"/>
+      <w:lvlJc w:val="left"/>
+      <w:pPr>
+        <w:ind w:left="5760" w:hanging="360"/>
+      </w:pPr>
+      <w:rPr>
+        <w:rFonts w:ascii="Courier New" w:hAnsi="Courier New" w:cs="Courier New" w:hint="default"/>
+      </w:rPr>
+    </w:lvl>
+    <w:lvl w:ilvl="8" w:tplc="0C0A0005" w:tentative="1">
+      <w:start w:val="1"/>
+      <w:numFmt w:val="bullet"/>
+      <w:lvlText w:val=""/>
+      <w:lvlJc w:val="left"/>
+      <w:pPr>
+        <w:ind w:left="6480" w:hanging="360"/>
+      </w:pPr>
+      <w:rPr>
+        <w:rFonts w:ascii="Wingdings" w:hAnsi="Wingdings" w:hint="default"/>
+      </w:rPr>
+    </w:lvl>
+  </w:abstractNum>
+  <w:abstractNum w:abstractNumId="32" w15:restartNumberingAfterBreak="0">
+    <w:nsid w:val="56C934E5"/>
+    <w:multiLevelType w:val="hybridMultilevel"/>
+    <w:tmpl w:val="C3922F62"/>
+    <w:lvl w:ilvl="0" w:tplc="E7F43182">
+      <w:start w:val="1"/>
+      <w:numFmt w:val="decimal"/>
+      <w:lvlText w:val="6.%1."/>
+      <w:lvlJc w:val="left"/>
+      <w:pPr>
+        <w:ind w:left="720" w:hanging="360"/>
+      </w:pPr>
+      <w:rPr>
+        <w:rFonts w:hint="default"/>
+      </w:rPr>
+    </w:lvl>
+    <w:lvl w:ilvl="1" w:tplc="0C0A0019" w:tentative="1">
+      <w:start w:val="1"/>
+      <w:numFmt w:val="lowerLetter"/>
+      <w:lvlText w:val="%2."/>
+      <w:lvlJc w:val="left"/>
+      <w:pPr>
+        <w:ind w:left="1440" w:hanging="360"/>
+      </w:pPr>
+    </w:lvl>
+    <w:lvl w:ilvl="2" w:tplc="0C0A001B" w:tentative="1">
+      <w:start w:val="1"/>
+      <w:numFmt w:val="lowerRoman"/>
+      <w:lvlText w:val="%3."/>
+      <w:lvlJc w:val="right"/>
+      <w:pPr>
+        <w:ind w:left="2160" w:hanging="180"/>
+      </w:pPr>
+    </w:lvl>
+    <w:lvl w:ilvl="3" w:tplc="0C0A000F" w:tentative="1">
+      <w:start w:val="1"/>
+      <w:numFmt w:val="decimal"/>
+      <w:lvlText w:val="%4."/>
+      <w:lvlJc w:val="left"/>
+      <w:pPr>
+        <w:ind w:left="2880" w:hanging="360"/>
+      </w:pPr>
+    </w:lvl>
+    <w:lvl w:ilvl="4" w:tplc="0C0A0019" w:tentative="1">
+      <w:start w:val="1"/>
+      <w:numFmt w:val="lowerLetter"/>
+      <w:lvlText w:val="%5."/>
+      <w:lvlJc w:val="left"/>
+      <w:pPr>
+        <w:ind w:left="3600" w:hanging="360"/>
+      </w:pPr>
+    </w:lvl>
+    <w:lvl w:ilvl="5" w:tplc="0C0A001B" w:tentative="1">
+      <w:start w:val="1"/>
+      <w:numFmt w:val="lowerRoman"/>
+      <w:lvlText w:val="%6."/>
+      <w:lvlJc w:val="right"/>
+      <w:pPr>
+        <w:ind w:left="4320" w:hanging="180"/>
+      </w:pPr>
+    </w:lvl>
+    <w:lvl w:ilvl="6" w:tplc="0C0A000F" w:tentative="1">
+      <w:start w:val="1"/>
+      <w:numFmt w:val="decimal"/>
+      <w:lvlText w:val="%7."/>
+      <w:lvlJc w:val="left"/>
+      <w:pPr>
+        <w:ind w:left="5040" w:hanging="360"/>
+      </w:pPr>
+    </w:lvl>
+    <w:lvl w:ilvl="7" w:tplc="0C0A0019" w:tentative="1">
+      <w:start w:val="1"/>
+      <w:numFmt w:val="lowerLetter"/>
+      <w:lvlText w:val="%8."/>
+      <w:lvlJc w:val="left"/>
+      <w:pPr>
+        <w:ind w:left="5760" w:hanging="360"/>
+      </w:pPr>
+    </w:lvl>
+    <w:lvl w:ilvl="8" w:tplc="0C0A001B" w:tentative="1">
+      <w:start w:val="1"/>
+      <w:numFmt w:val="lowerRoman"/>
+      <w:lvlText w:val="%9."/>
+      <w:lvlJc w:val="right"/>
+      <w:pPr>
+        <w:ind w:left="6480" w:hanging="180"/>
+      </w:pPr>
+    </w:lvl>
+  </w:abstractNum>
+  <w:abstractNum w:abstractNumId="33" w15:restartNumberingAfterBreak="0">
     <w:nsid w:val="57F942FB"/>
     <w:multiLevelType w:val="hybridMultilevel"/>
     <w:tmpl w:val="D0E0B0E6"/>
@@ -10327,7 +13821,156 @@
       </w:rPr>
     </w:lvl>
   </w:abstractNum>
-  <w:abstractNum w:abstractNumId="23" w15:restartNumberingAfterBreak="0">
+  <w:abstractNum w:abstractNumId="34" w15:restartNumberingAfterBreak="0">
+    <w:nsid w:val="6DD0147A"/>
+    <w:multiLevelType w:val="multilevel"/>
+    <w:tmpl w:val="78DE6110"/>
+    <w:lvl w:ilvl="0">
+      <w:start w:val="1"/>
+      <w:numFmt w:val="bullet"/>
+      <w:lvlText w:val=""/>
+      <w:lvlJc w:val="left"/>
+      <w:pPr>
+        <w:tabs>
+          <w:tab w:val="num" w:pos="720"/>
+        </w:tabs>
+        <w:ind w:left="720" w:hanging="360"/>
+      </w:pPr>
+      <w:rPr>
+        <w:rFonts w:ascii="Symbol" w:hAnsi="Symbol" w:hint="default"/>
+        <w:sz w:val="20"/>
+      </w:rPr>
+    </w:lvl>
+    <w:lvl w:ilvl="1" w:tentative="1">
+      <w:start w:val="1"/>
+      <w:numFmt w:val="bullet"/>
+      <w:lvlText w:val="o"/>
+      <w:lvlJc w:val="left"/>
+      <w:pPr>
+        <w:tabs>
+          <w:tab w:val="num" w:pos="1440"/>
+        </w:tabs>
+        <w:ind w:left="1440" w:hanging="360"/>
+      </w:pPr>
+      <w:rPr>
+        <w:rFonts w:ascii="Courier New" w:hAnsi="Courier New" w:hint="default"/>
+        <w:sz w:val="20"/>
+      </w:rPr>
+    </w:lvl>
+    <w:lvl w:ilvl="2" w:tentative="1">
+      <w:start w:val="1"/>
+      <w:numFmt w:val="bullet"/>
+      <w:lvlText w:val=""/>
+      <w:lvlJc w:val="left"/>
+      <w:pPr>
+        <w:tabs>
+          <w:tab w:val="num" w:pos="2160"/>
+        </w:tabs>
+        <w:ind w:left="2160" w:hanging="360"/>
+      </w:pPr>
+      <w:rPr>
+        <w:rFonts w:ascii="Wingdings" w:hAnsi="Wingdings" w:hint="default"/>
+        <w:sz w:val="20"/>
+      </w:rPr>
+    </w:lvl>
+    <w:lvl w:ilvl="3" w:tentative="1">
+      <w:start w:val="1"/>
+      <w:numFmt w:val="bullet"/>
+      <w:lvlText w:val=""/>
+      <w:lvlJc w:val="left"/>
+      <w:pPr>
+        <w:tabs>
+          <w:tab w:val="num" w:pos="2880"/>
+        </w:tabs>
+        <w:ind w:left="2880" w:hanging="360"/>
+      </w:pPr>
+      <w:rPr>
+        <w:rFonts w:ascii="Wingdings" w:hAnsi="Wingdings" w:hint="default"/>
+        <w:sz w:val="20"/>
+      </w:rPr>
+    </w:lvl>
+    <w:lvl w:ilvl="4" w:tentative="1">
+      <w:start w:val="1"/>
+      <w:numFmt w:val="bullet"/>
+      <w:lvlText w:val=""/>
+      <w:lvlJc w:val="left"/>
+      <w:pPr>
+        <w:tabs>
+          <w:tab w:val="num" w:pos="3600"/>
+        </w:tabs>
+        <w:ind w:left="3600" w:hanging="360"/>
+      </w:pPr>
+      <w:rPr>
+        <w:rFonts w:ascii="Wingdings" w:hAnsi="Wingdings" w:hint="default"/>
+        <w:sz w:val="20"/>
+      </w:rPr>
+    </w:lvl>
+    <w:lvl w:ilvl="5" w:tentative="1">
+      <w:start w:val="1"/>
+      <w:numFmt w:val="bullet"/>
+      <w:lvlText w:val=""/>
+      <w:lvlJc w:val="left"/>
+      <w:pPr>
+        <w:tabs>
+          <w:tab w:val="num" w:pos="4320"/>
+        </w:tabs>
+        <w:ind w:left="4320" w:hanging="360"/>
+      </w:pPr>
+      <w:rPr>
+        <w:rFonts w:ascii="Wingdings" w:hAnsi="Wingdings" w:hint="default"/>
+        <w:sz w:val="20"/>
+      </w:rPr>
+    </w:lvl>
+    <w:lvl w:ilvl="6" w:tentative="1">
+      <w:start w:val="1"/>
+      <w:numFmt w:val="bullet"/>
+      <w:lvlText w:val=""/>
+      <w:lvlJc w:val="left"/>
+      <w:pPr>
+        <w:tabs>
+          <w:tab w:val="num" w:pos="5040"/>
+        </w:tabs>
+        <w:ind w:left="5040" w:hanging="360"/>
+      </w:pPr>
+      <w:rPr>
+        <w:rFonts w:ascii="Wingdings" w:hAnsi="Wingdings" w:hint="default"/>
+        <w:sz w:val="20"/>
+      </w:rPr>
+    </w:lvl>
+    <w:lvl w:ilvl="7" w:tentative="1">
+      <w:start w:val="1"/>
+      <w:numFmt w:val="bullet"/>
+      <w:lvlText w:val=""/>
+      <w:lvlJc w:val="left"/>
+      <w:pPr>
+        <w:tabs>
+          <w:tab w:val="num" w:pos="5760"/>
+        </w:tabs>
+        <w:ind w:left="5760" w:hanging="360"/>
+      </w:pPr>
+      <w:rPr>
+        <w:rFonts w:ascii="Wingdings" w:hAnsi="Wingdings" w:hint="default"/>
+        <w:sz w:val="20"/>
+      </w:rPr>
+    </w:lvl>
+    <w:lvl w:ilvl="8" w:tentative="1">
+      <w:start w:val="1"/>
+      <w:numFmt w:val="bullet"/>
+      <w:lvlText w:val=""/>
+      <w:lvlJc w:val="left"/>
+      <w:pPr>
+        <w:tabs>
+          <w:tab w:val="num" w:pos="6480"/>
+        </w:tabs>
+        <w:ind w:left="6480" w:hanging="360"/>
+      </w:pPr>
+      <w:rPr>
+        <w:rFonts w:ascii="Wingdings" w:hAnsi="Wingdings" w:hint="default"/>
+        <w:sz w:val="20"/>
+      </w:rPr>
+    </w:lvl>
+  </w:abstractNum>
+  <w:abstractNum w:abstractNumId="35" w15:restartNumberingAfterBreak="0">
     <w:nsid w:val="756865E3"/>
     <w:multiLevelType w:val="multilevel"/>
     <w:tmpl w:val="FE96619C"/>
@@ -10476,7 +14119,7 @@
       </w:rPr>
     </w:lvl>
   </w:abstractNum>
-  <w:abstractNum w:abstractNumId="24" w15:restartNumberingAfterBreak="0">
+  <w:abstractNum w:abstractNumId="36" w15:restartNumberingAfterBreak="0">
     <w:nsid w:val="769A48FF"/>
     <w:multiLevelType w:val="multilevel"/>
     <w:tmpl w:val="B284F9E6"/>
@@ -10578,7 +14221,96 @@
       </w:rPr>
     </w:lvl>
   </w:abstractNum>
-  <w:abstractNum w:abstractNumId="25" w15:restartNumberingAfterBreak="0">
+  <w:abstractNum w:abstractNumId="37" w15:restartNumberingAfterBreak="0">
+    <w:nsid w:val="7B912E92"/>
+    <w:multiLevelType w:val="multilevel"/>
+    <w:tmpl w:val="0AF85158"/>
+    <w:lvl w:ilvl="0">
+      <w:start w:val="1"/>
+      <w:numFmt w:val="bullet"/>
+      <w:lvlText w:val=""/>
+      <w:lvlJc w:val="left"/>
+      <w:pPr>
+        <w:ind w:left="360" w:hanging="360"/>
+      </w:pPr>
+      <w:rPr>
+        <w:rFonts w:ascii="Symbol" w:hAnsi="Symbol" w:hint="default"/>
+      </w:rPr>
+    </w:lvl>
+    <w:lvl w:ilvl="1">
+      <w:start w:val="1"/>
+      <w:numFmt w:val="decimal"/>
+      <w:lvlText w:val="%1.%2."/>
+      <w:lvlJc w:val="left"/>
+      <w:pPr>
+        <w:ind w:left="792" w:hanging="432"/>
+      </w:pPr>
+    </w:lvl>
+    <w:lvl w:ilvl="2">
+      <w:start w:val="1"/>
+      <w:numFmt w:val="decimal"/>
+      <w:lvlText w:val="%1.%2.%3."/>
+      <w:lvlJc w:val="left"/>
+      <w:pPr>
+        <w:ind w:left="1224" w:hanging="504"/>
+      </w:pPr>
+    </w:lvl>
+    <w:lvl w:ilvl="3">
+      <w:start w:val="1"/>
+      <w:numFmt w:val="decimal"/>
+      <w:lvlText w:val="%1.%2.%3.%4."/>
+      <w:lvlJc w:val="left"/>
+      <w:pPr>
+        <w:ind w:left="1728" w:hanging="647"/>
+      </w:pPr>
+    </w:lvl>
+    <w:lvl w:ilvl="4">
+      <w:start w:val="1"/>
+      <w:numFmt w:val="decimal"/>
+      <w:lvlText w:val="%1.%2.%3.%4.%5."/>
+      <w:lvlJc w:val="left"/>
+      <w:pPr>
+        <w:ind w:left="2232" w:hanging="792"/>
+      </w:pPr>
+    </w:lvl>
+    <w:lvl w:ilvl="5">
+      <w:start w:val="1"/>
+      <w:numFmt w:val="decimal"/>
+      <w:lvlText w:val="%1.%2.%3.%4.%5.%6."/>
+      <w:lvlJc w:val="left"/>
+      <w:pPr>
+        <w:ind w:left="2736" w:hanging="935"/>
+      </w:pPr>
+    </w:lvl>
+    <w:lvl w:ilvl="6">
+      <w:start w:val="1"/>
+      <w:numFmt w:val="decimal"/>
+      <w:lvlText w:val="%1.%2.%3.%4.%5.%6.%7."/>
+      <w:lvlJc w:val="left"/>
+      <w:pPr>
+        <w:ind w:left="3240" w:hanging="1080"/>
+      </w:pPr>
+    </w:lvl>
+    <w:lvl w:ilvl="7">
+      <w:start w:val="1"/>
+      <w:numFmt w:val="decimal"/>
+      <w:lvlText w:val="%1.%2.%3.%4.%5.%6.%7.%8."/>
+      <w:lvlJc w:val="left"/>
+      <w:pPr>
+        <w:ind w:left="3744" w:hanging="1224"/>
+      </w:pPr>
+    </w:lvl>
+    <w:lvl w:ilvl="8">
+      <w:start w:val="1"/>
+      <w:numFmt w:val="decimal"/>
+      <w:lvlText w:val="%1.%2.%3.%4.%5.%6.%7.%8.%9."/>
+      <w:lvlJc w:val="left"/>
+      <w:pPr>
+        <w:ind w:left="4320" w:hanging="1440"/>
+      </w:pPr>
+    </w:lvl>
+  </w:abstractNum>
+  <w:abstractNum w:abstractNumId="38" w15:restartNumberingAfterBreak="0">
     <w:nsid w:val="7C6A485C"/>
     <w:multiLevelType w:val="hybridMultilevel"/>
     <w:tmpl w:val="50066974"/>
@@ -10691,7 +14423,7 @@
       </w:rPr>
     </w:lvl>
   </w:abstractNum>
-  <w:abstractNum w:abstractNumId="26" w15:restartNumberingAfterBreak="0">
+  <w:abstractNum w:abstractNumId="39" w15:restartNumberingAfterBreak="0">
     <w:nsid w:val="7FFA5EFB"/>
     <w:multiLevelType w:val="multilevel"/>
     <w:tmpl w:val="3DA2E75C"/>
@@ -10841,16 +14573,16 @@
     </w:lvl>
   </w:abstractNum>
   <w:num w:numId="1" w16cid:durableId="1808430329">
-    <w:abstractNumId w:val="10"/>
+    <w:abstractNumId w:val="16"/>
   </w:num>
   <w:num w:numId="2" w16cid:durableId="525365372">
-    <w:abstractNumId w:val="18"/>
+    <w:abstractNumId w:val="26"/>
   </w:num>
   <w:num w:numId="3" w16cid:durableId="1664620931">
-    <w:abstractNumId w:val="14"/>
+    <w:abstractNumId w:val="20"/>
   </w:num>
   <w:num w:numId="4" w16cid:durableId="758406701">
-    <w:abstractNumId w:val="24"/>
+    <w:abstractNumId w:val="36"/>
     <w:lvlOverride w:ilvl="0">
       <w:startOverride w:val="1"/>
     </w:lvlOverride>
@@ -10864,73 +14596,178 @@
     <w:lvlOverride w:ilvl="8"/>
   </w:num>
   <w:num w:numId="5" w16cid:durableId="1343505807">
+    <w:abstractNumId w:val="23"/>
+  </w:num>
+  <w:num w:numId="6" w16cid:durableId="1064061498">
+    <w:abstractNumId w:val="25"/>
+  </w:num>
+  <w:num w:numId="7" w16cid:durableId="914556358">
+    <w:abstractNumId w:val="8"/>
+  </w:num>
+  <w:num w:numId="8" w16cid:durableId="1938826045">
+    <w:abstractNumId w:val="18"/>
+  </w:num>
+  <w:num w:numId="9" w16cid:durableId="236747927">
+    <w:abstractNumId w:val="4"/>
+  </w:num>
+  <w:num w:numId="10" w16cid:durableId="629289006">
     <w:abstractNumId w:val="15"/>
   </w:num>
-  <w:num w:numId="6" w16cid:durableId="1064061498">
+  <w:num w:numId="11" w16cid:durableId="785658104">
+    <w:abstractNumId w:val="30"/>
+  </w:num>
+  <w:num w:numId="12" w16cid:durableId="1707293142">
+    <w:abstractNumId w:val="5"/>
+  </w:num>
+  <w:num w:numId="13" w16cid:durableId="1972981288">
+    <w:abstractNumId w:val="7"/>
+  </w:num>
+  <w:num w:numId="14" w16cid:durableId="253168290">
+    <w:abstractNumId w:val="11"/>
+  </w:num>
+  <w:num w:numId="15" w16cid:durableId="680670810">
+    <w:abstractNumId w:val="28"/>
+  </w:num>
+  <w:num w:numId="16" w16cid:durableId="237444939">
     <w:abstractNumId w:val="17"/>
   </w:num>
-  <w:num w:numId="7" w16cid:durableId="914556358">
-    <w:abstractNumId w:val="5"/>
-  </w:num>
-  <w:num w:numId="8" w16cid:durableId="1938826045">
-    <w:abstractNumId w:val="12"/>
-  </w:num>
-  <w:num w:numId="9" w16cid:durableId="236747927">
-    <w:abstractNumId w:val="2"/>
-  </w:num>
-  <w:num w:numId="10" w16cid:durableId="629289006">
-    <w:abstractNumId w:val="9"/>
-  </w:num>
-  <w:num w:numId="11" w16cid:durableId="785658104">
-    <w:abstractNumId w:val="21"/>
-  </w:num>
-  <w:num w:numId="12" w16cid:durableId="1707293142">
-    <w:abstractNumId w:val="3"/>
-  </w:num>
-  <w:num w:numId="13" w16cid:durableId="1972981288">
-    <w:abstractNumId w:val="4"/>
-  </w:num>
-  <w:num w:numId="14" w16cid:durableId="253168290">
-    <w:abstractNumId w:val="7"/>
-  </w:num>
-  <w:num w:numId="15" w16cid:durableId="680670810">
-    <w:abstractNumId w:val="20"/>
-  </w:num>
-  <w:num w:numId="16" w16cid:durableId="237444939">
-    <w:abstractNumId w:val="11"/>
-  </w:num>
   <w:num w:numId="17" w16cid:durableId="1765415652">
-    <w:abstractNumId w:val="16"/>
+    <w:abstractNumId w:val="24"/>
   </w:num>
   <w:num w:numId="18" w16cid:durableId="767429265">
-    <w:abstractNumId w:val="25"/>
+    <w:abstractNumId w:val="38"/>
   </w:num>
   <w:num w:numId="19" w16cid:durableId="1629237298">
-    <w:abstractNumId w:val="8"/>
+    <w:abstractNumId w:val="12"/>
   </w:num>
   <w:num w:numId="20" w16cid:durableId="948513654">
     <w:abstractNumId w:val="0"/>
   </w:num>
   <w:num w:numId="21" w16cid:durableId="1214191891">
+    <w:abstractNumId w:val="9"/>
+  </w:num>
+  <w:num w:numId="22" w16cid:durableId="1992519285">
+    <w:abstractNumId w:val="19"/>
+  </w:num>
+  <w:num w:numId="23" w16cid:durableId="2041280235">
+    <w:abstractNumId w:val="35"/>
+  </w:num>
+  <w:num w:numId="24" w16cid:durableId="474296130">
+    <w:abstractNumId w:val="27"/>
+  </w:num>
+  <w:num w:numId="25" w16cid:durableId="953052016">
+    <w:abstractNumId w:val="39"/>
+  </w:num>
+  <w:num w:numId="26" w16cid:durableId="239216498">
+    <w:abstractNumId w:val="3"/>
+  </w:num>
+  <w:num w:numId="27" w16cid:durableId="1064180269">
+    <w:abstractNumId w:val="33"/>
+  </w:num>
+  <w:num w:numId="28" w16cid:durableId="36203897">
+    <w:abstractNumId w:val="2"/>
+  </w:num>
+  <w:num w:numId="29" w16cid:durableId="1458180953">
+    <w:abstractNumId w:val="14"/>
+  </w:num>
+  <w:num w:numId="30" w16cid:durableId="337778451">
+    <w:abstractNumId w:val="34"/>
+  </w:num>
+  <w:num w:numId="31" w16cid:durableId="514076526">
+    <w:abstractNumId w:val="31"/>
+  </w:num>
+  <w:num w:numId="32" w16cid:durableId="207423678">
+    <w:abstractNumId w:val="1"/>
+  </w:num>
+  <w:num w:numId="33" w16cid:durableId="1726876089">
+    <w:abstractNumId w:val="13"/>
+  </w:num>
+  <w:num w:numId="34" w16cid:durableId="1336809403">
+    <w:abstractNumId w:val="37"/>
+  </w:num>
+  <w:num w:numId="35" w16cid:durableId="1429932310">
+    <w:abstractNumId w:val="22"/>
+  </w:num>
+  <w:num w:numId="36" w16cid:durableId="229924653">
+    <w:abstractNumId w:val="18"/>
+    <w:lvlOverride w:ilvl="0">
+      <w:startOverride w:val="1"/>
+    </w:lvlOverride>
+    <w:lvlOverride w:ilvl="1">
+      <w:startOverride w:val="1"/>
+    </w:lvlOverride>
+    <w:lvlOverride w:ilvl="2">
+      <w:startOverride w:val="1"/>
+    </w:lvlOverride>
+    <w:lvlOverride w:ilvl="3">
+      <w:startOverride w:val="1"/>
+    </w:lvlOverride>
+    <w:lvlOverride w:ilvl="4">
+      <w:startOverride w:val="1"/>
+    </w:lvlOverride>
+    <w:lvlOverride w:ilvl="5">
+      <w:startOverride w:val="1"/>
+    </w:lvlOverride>
+    <w:lvlOverride w:ilvl="6">
+      <w:startOverride w:val="1"/>
+    </w:lvlOverride>
+    <w:lvlOverride w:ilvl="7">
+      <w:startOverride w:val="1"/>
+    </w:lvlOverride>
+    <w:lvlOverride w:ilvl="8">
+      <w:startOverride w:val="1"/>
+    </w:lvlOverride>
+  </w:num>
+  <w:num w:numId="37" w16cid:durableId="2002733601">
+    <w:abstractNumId w:val="4"/>
+    <w:lvlOverride w:ilvl="0"/>
+    <w:lvlOverride w:ilvl="1"/>
+    <w:lvlOverride w:ilvl="2"/>
+    <w:lvlOverride w:ilvl="3"/>
+    <w:lvlOverride w:ilvl="4"/>
+    <w:lvlOverride w:ilvl="5"/>
+    <w:lvlOverride w:ilvl="6"/>
+    <w:lvlOverride w:ilvl="7"/>
+    <w:lvlOverride w:ilvl="8"/>
+  </w:num>
+  <w:num w:numId="38" w16cid:durableId="573247023">
+    <w:abstractNumId w:val="30"/>
+    <w:lvlOverride w:ilvl="0"/>
+    <w:lvlOverride w:ilvl="1"/>
+    <w:lvlOverride w:ilvl="2"/>
+    <w:lvlOverride w:ilvl="3"/>
+    <w:lvlOverride w:ilvl="4"/>
+    <w:lvlOverride w:ilvl="5"/>
+    <w:lvlOverride w:ilvl="6"/>
+    <w:lvlOverride w:ilvl="7"/>
+    <w:lvlOverride w:ilvl="8"/>
+  </w:num>
+  <w:num w:numId="39" w16cid:durableId="107966665">
+    <w:abstractNumId w:val="15"/>
+    <w:lvlOverride w:ilvl="0"/>
+    <w:lvlOverride w:ilvl="1"/>
+    <w:lvlOverride w:ilvl="2"/>
+    <w:lvlOverride w:ilvl="3"/>
+    <w:lvlOverride w:ilvl="4"/>
+    <w:lvlOverride w:ilvl="5"/>
+    <w:lvlOverride w:ilvl="6"/>
+    <w:lvlOverride w:ilvl="7"/>
+    <w:lvlOverride w:ilvl="8"/>
+  </w:num>
+  <w:num w:numId="40" w16cid:durableId="875964922">
     <w:abstractNumId w:val="6"/>
   </w:num>
-  <w:num w:numId="22" w16cid:durableId="1992519285">
-    <w:abstractNumId w:val="13"/>
+  <w:num w:numId="41" w16cid:durableId="192809182">
+    <w:abstractNumId w:val="32"/>
   </w:num>
-  <w:num w:numId="23" w16cid:durableId="2041280235">
-    <w:abstractNumId w:val="23"/>
+  <w:num w:numId="42" w16cid:durableId="1729377050">
+    <w:abstractNumId w:val="21"/>
   </w:num>
-  <w:num w:numId="24" w16cid:durableId="474296130">
-    <w:abstractNumId w:val="19"/>
+  <w:num w:numId="43" w16cid:durableId="1771466020">
+    <w:abstractNumId w:val="10"/>
   </w:num>
-  <w:num w:numId="25" w16cid:durableId="953052016">
-    <w:abstractNumId w:val="26"/>
-  </w:num>
-  <w:num w:numId="26" w16cid:durableId="239216498">
-    <w:abstractNumId w:val="1"/>
-  </w:num>
-  <w:num w:numId="27" w16cid:durableId="1064180269">
-    <w:abstractNumId w:val="22"/>
+  <w:num w:numId="44" w16cid:durableId="1945574721">
+    <w:abstractNumId w:val="29"/>
   </w:num>
 </w:numbering>
 </file>
@@ -11334,7 +15171,7 @@
   <w:style w:type="paragraph" w:default="1" w:styleId="Normal">
     <w:name w:val="Normal"/>
     <w:qFormat/>
-    <w:rsid w:val="006932F1"/>
+    <w:rsid w:val="00E86E33"/>
     <w:pPr>
       <w:spacing w:after="120"/>
     </w:pPr>
@@ -11460,7 +15297,6 @@
   <w:style w:type="character" w:default="1" w:styleId="Fuentedeprrafopredeter">
     <w:name w:val="Default Paragraph Font"/>
     <w:uiPriority w:val="1"/>
-    <w:semiHidden/>
     <w:unhideWhenUsed/>
   </w:style>
   <w:style w:type="table" w:default="1" w:styleId="Tablanormal">
@@ -12011,28 +15847,28 @@
 </file>
 
 <file path=customXml/item1.xml><?xml version="1.0" encoding="utf-8"?>
+<b:Sources xmlns:b="http://schemas.openxmlformats.org/officeDocument/2006/bibliography" xmlns="http://schemas.openxmlformats.org/officeDocument/2006/bibliography" SelectedStyle="\APASixthEditionOfficeOnline.xsl" StyleName="APA" Version="6"/>
+</file>
+
+<file path=customXml/item2.xml><?xml version="1.0" encoding="utf-8"?>
 <go:gDocsCustomXmlDataStorage xmlns:go="http://customooxmlschemas.google.com/" xmlns:r="http://schemas.openxmlformats.org/officeDocument/2006/relationships" uri="GoogleDocsCustomDataVersion2">
   <go:docsCustomData xmlns:go="http://customooxmlschemas.google.com/" roundtripDataSignature="AMtx7mjtTp76A7XcfsA3e8mJS6BPWqp4rA==">CgMxLjAyCGguZ2pkZ3hzMgloLjMwajB6bGwyCWguMWZvYjl0ZTIJaC4zem55c2g3MgloLjJldDkycDAyCGgudHlqY3d0MgloLjNkeTZ2a20yCWguMXQzaDVzZjIJaC40ZDM0b2c4MgloLjJzOGV5bzEyCWguMTdkcDh2dTIJaC4zcmRjcmpuMgloLjI2aW4xcmcyCGgubG54Yno5MgloLjM1bmt1bjIyCWguMWtzdjR1djIJaC40NHNpbmlvMgloLjJqeHN4cWgyCGguejMzN3lhMgloLjNqMnFxbTM4AHIhMW5lMFliWWRuQ3k4bG9vUWRRN2RCbXdrWjQzTkRTd0JD</go:docsCustomData>
 </go:gDocsCustomXmlDataStorage>
 </file>
 
-<file path=customXml/item2.xml><?xml version="1.0" encoding="utf-8"?>
-<b:Sources xmlns:b="http://schemas.openxmlformats.org/officeDocument/2006/bibliography" xmlns="http://schemas.openxmlformats.org/officeDocument/2006/bibliography" SelectedStyle="\APASixthEditionOfficeOnline.xsl" StyleName="APA" Version="6"/>
+<file path=customXml/itemProps1.xml><?xml version="1.0" encoding="utf-8"?>
+<ds:datastoreItem xmlns:ds="http://schemas.openxmlformats.org/officeDocument/2006/customXml" ds:itemID="{E66D56AF-1747-4E2C-9179-14FD0640A7CF}">
+  <ds:schemaRefs>
+    <ds:schemaRef ds:uri="http://schemas.openxmlformats.org/officeDocument/2006/bibliography"/>
+  </ds:schemaRefs>
+</ds:datastoreItem>
 </file>
 
-<file path=customXml/itemProps1.xml><?xml version="1.0" encoding="utf-8"?>
+<file path=customXml/itemProps2.xml><?xml version="1.0" encoding="utf-8"?>
 <ds:datastoreItem xmlns:ds="http://schemas.openxmlformats.org/officeDocument/2006/customXml" ds:itemID="{11111111-1234-1234-1234-123412341234}">
   <ds:schemaRefs>
     <ds:schemaRef ds:uri="http://customooxmlschemas.google.com/"/>
     <ds:schemaRef ds:uri="http://schemas.openxmlformats.org/officeDocument/2006/relationships"/>
   </ds:schemaRefs>
 </ds:datastoreItem>
-</file>
-
-<file path=customXml/itemProps2.xml><?xml version="1.0" encoding="utf-8"?>
-<ds:datastoreItem xmlns:ds="http://schemas.openxmlformats.org/officeDocument/2006/customXml" ds:itemID="{E66D56AF-1747-4E2C-9179-14FD0640A7CF}">
-  <ds:schemaRefs>
-    <ds:schemaRef ds:uri="http://schemas.openxmlformats.org/officeDocument/2006/bibliography"/>
-  </ds:schemaRefs>
-</ds:datastoreItem>
 </file>
--- a/docs/Entregas/DAM Plantilla memoria escrita.docx
+++ b/docs/Entregas/DAM Plantilla memoria escrita.docx
@@ -372,7 +372,7 @@
           <w:r>
             <w:fldChar w:fldCharType="separate"/>
           </w:r>
-          <w:hyperlink w:anchor="_Toc242115528" w:history="1">
+          <w:hyperlink w:anchor="_Toc242282598" w:history="1">
             <w:r>
               <w:rPr>
                 <w:rStyle w:val="Hipervnculo"/>
@@ -417,7 +417,7 @@
                 <w:noProof/>
                 <w:webHidden/>
               </w:rPr>
-              <w:instrText xml:space="preserve"> PAGEREF _Toc242115528 \h </w:instrText>
+              <w:instrText xml:space="preserve"> PAGEREF _Toc242282598 \h </w:instrText>
             </w:r>
             <w:r>
               <w:rPr>
@@ -464,7 +464,7 @@
               <w14:ligatures w14:val="standardContextual"/>
             </w:rPr>
           </w:pPr>
-          <w:hyperlink w:anchor="_Toc242115529" w:history="1">
+          <w:hyperlink w:anchor="_Toc242282599" w:history="1">
             <w:r>
               <w:rPr>
                 <w:rStyle w:val="Hipervnculo"/>
@@ -509,7 +509,7 @@
                 <w:noProof/>
                 <w:webHidden/>
               </w:rPr>
-              <w:instrText xml:space="preserve"> PAGEREF _Toc242115529 \h </w:instrText>
+              <w:instrText xml:space="preserve"> PAGEREF _Toc242282599 \h </w:instrText>
             </w:r>
             <w:r>
               <w:rPr>
@@ -556,7 +556,7 @@
               <w14:ligatures w14:val="standardContextual"/>
             </w:rPr>
           </w:pPr>
-          <w:hyperlink w:anchor="_Toc242115530" w:history="1">
+          <w:hyperlink w:anchor="_Toc242282600" w:history="1">
             <w:r>
               <w:rPr>
                 <w:rStyle w:val="Hipervnculo"/>
@@ -601,7 +601,7 @@
                 <w:noProof/>
                 <w:webHidden/>
               </w:rPr>
-              <w:instrText xml:space="preserve"> PAGEREF _Toc242115530 \h </w:instrText>
+              <w:instrText xml:space="preserve"> PAGEREF _Toc242282600 \h </w:instrText>
             </w:r>
             <w:r>
               <w:rPr>
@@ -648,7 +648,7 @@
               <w14:ligatures w14:val="standardContextual"/>
             </w:rPr>
           </w:pPr>
-          <w:hyperlink w:anchor="_Toc242115531" w:history="1">
+          <w:hyperlink w:anchor="_Toc242282601" w:history="1">
             <w:r>
               <w:rPr>
                 <w:rStyle w:val="Hipervnculo"/>
@@ -693,7 +693,7 @@
                 <w:noProof/>
                 <w:webHidden/>
               </w:rPr>
-              <w:instrText xml:space="preserve"> PAGEREF _Toc242115531 \h </w:instrText>
+              <w:instrText xml:space="preserve"> PAGEREF _Toc242282601 \h </w:instrText>
             </w:r>
             <w:r>
               <w:rPr>
@@ -740,7 +740,7 @@
               <w14:ligatures w14:val="standardContextual"/>
             </w:rPr>
           </w:pPr>
-          <w:hyperlink w:anchor="_Toc242115532" w:history="1">
+          <w:hyperlink w:anchor="_Toc242282602" w:history="1">
             <w:r>
               <w:rPr>
                 <w:rStyle w:val="Hipervnculo"/>
@@ -785,7 +785,7 @@
                 <w:noProof/>
                 <w:webHidden/>
               </w:rPr>
-              <w:instrText xml:space="preserve"> PAGEREF _Toc242115532 \h </w:instrText>
+              <w:instrText xml:space="preserve"> PAGEREF _Toc242282602 \h </w:instrText>
             </w:r>
             <w:r>
               <w:rPr>
@@ -832,7 +832,7 @@
               <w14:ligatures w14:val="standardContextual"/>
             </w:rPr>
           </w:pPr>
-          <w:hyperlink w:anchor="_Toc242115533" w:history="1">
+          <w:hyperlink w:anchor="_Toc242282603" w:history="1">
             <w:r>
               <w:rPr>
                 <w:rStyle w:val="Hipervnculo"/>
@@ -877,7 +877,7 @@
                 <w:noProof/>
                 <w:webHidden/>
               </w:rPr>
-              <w:instrText xml:space="preserve"> PAGEREF _Toc242115533 \h </w:instrText>
+              <w:instrText xml:space="preserve"> PAGEREF _Toc242282603 \h </w:instrText>
             </w:r>
             <w:r>
               <w:rPr>
@@ -924,7 +924,7 @@
               <w14:ligatures w14:val="standardContextual"/>
             </w:rPr>
           </w:pPr>
-          <w:hyperlink w:anchor="_Toc242115534" w:history="1">
+          <w:hyperlink w:anchor="_Toc242282604" w:history="1">
             <w:r>
               <w:rPr>
                 <w:rStyle w:val="Hipervnculo"/>
@@ -969,7 +969,7 @@
                 <w:noProof/>
                 <w:webHidden/>
               </w:rPr>
-              <w:instrText xml:space="preserve"> PAGEREF _Toc242115534 \h </w:instrText>
+              <w:instrText xml:space="preserve"> PAGEREF _Toc242282604 \h </w:instrText>
             </w:r>
             <w:r>
               <w:rPr>
@@ -1016,7 +1016,7 @@
               <w14:ligatures w14:val="standardContextual"/>
             </w:rPr>
           </w:pPr>
-          <w:hyperlink w:anchor="_Toc242115535" w:history="1">
+          <w:hyperlink w:anchor="_Toc242282605" w:history="1">
             <w:r>
               <w:rPr>
                 <w:rStyle w:val="Hipervnculo"/>
@@ -1061,7 +1061,7 @@
                 <w:noProof/>
                 <w:webHidden/>
               </w:rPr>
-              <w:instrText xml:space="preserve"> PAGEREF _Toc242115535 \h </w:instrText>
+              <w:instrText xml:space="preserve"> PAGEREF _Toc242282605 \h </w:instrText>
             </w:r>
             <w:r>
               <w:rPr>
@@ -1108,7 +1108,7 @@
               <w14:ligatures w14:val="standardContextual"/>
             </w:rPr>
           </w:pPr>
-          <w:hyperlink w:anchor="_Toc242115536" w:history="1">
+          <w:hyperlink w:anchor="_Toc242282606" w:history="1">
             <w:r>
               <w:rPr>
                 <w:rStyle w:val="Hipervnculo"/>
@@ -1153,7 +1153,7 @@
                 <w:noProof/>
                 <w:webHidden/>
               </w:rPr>
-              <w:instrText xml:space="preserve"> PAGEREF _Toc242115536 \h </w:instrText>
+              <w:instrText xml:space="preserve"> PAGEREF _Toc242282606 \h </w:instrText>
             </w:r>
             <w:r>
               <w:rPr>
@@ -1200,7 +1200,7 @@
               <w14:ligatures w14:val="standardContextual"/>
             </w:rPr>
           </w:pPr>
-          <w:hyperlink w:anchor="_Toc242115537" w:history="1">
+          <w:hyperlink w:anchor="_Toc242282607" w:history="1">
             <w:r>
               <w:rPr>
                 <w:rStyle w:val="Hipervnculo"/>
@@ -1245,7 +1245,7 @@
                 <w:noProof/>
                 <w:webHidden/>
               </w:rPr>
-              <w:instrText xml:space="preserve"> PAGEREF _Toc242115537 \h </w:instrText>
+              <w:instrText xml:space="preserve"> PAGEREF _Toc242282607 \h </w:instrText>
             </w:r>
             <w:r>
               <w:rPr>
@@ -1291,7 +1291,7 @@
               <w14:ligatures w14:val="standardContextual"/>
             </w:rPr>
           </w:pPr>
-          <w:hyperlink w:anchor="_Toc242115538" w:history="1">
+          <w:hyperlink w:anchor="_Toc242282608" w:history="1">
             <w:r>
               <w:rPr>
                 <w:rStyle w:val="Hipervnculo"/>
@@ -1318,7 +1318,7 @@
                 <w:noProof/>
                 <w:webHidden/>
               </w:rPr>
-              <w:instrText xml:space="preserve"> PAGEREF _Toc242115538 \h </w:instrText>
+              <w:instrText xml:space="preserve"> PAGEREF _Toc242282608 \h </w:instrText>
             </w:r>
             <w:r>
               <w:rPr>
@@ -1365,7 +1365,7 @@
               <w14:ligatures w14:val="standardContextual"/>
             </w:rPr>
           </w:pPr>
-          <w:hyperlink w:anchor="_Toc242115539" w:history="1">
+          <w:hyperlink w:anchor="_Toc242282609" w:history="1">
             <w:r>
               <w:rPr>
                 <w:rStyle w:val="Hipervnculo"/>
@@ -1410,7 +1410,7 @@
                 <w:noProof/>
                 <w:webHidden/>
               </w:rPr>
-              <w:instrText xml:space="preserve"> PAGEREF _Toc242115539 \h </w:instrText>
+              <w:instrText xml:space="preserve"> PAGEREF _Toc242282609 \h </w:instrText>
             </w:r>
             <w:r>
               <w:rPr>
@@ -1456,7 +1456,7 @@
               <w14:ligatures w14:val="standardContextual"/>
             </w:rPr>
           </w:pPr>
-          <w:hyperlink w:anchor="_Toc242115540" w:history="1">
+          <w:hyperlink w:anchor="_Toc242282610" w:history="1">
             <w:r>
               <w:rPr>
                 <w:rStyle w:val="Hipervnculo"/>
@@ -1484,7 +1484,7 @@
                 <w:noProof/>
                 <w:webHidden/>
               </w:rPr>
-              <w:instrText xml:space="preserve"> PAGEREF _Toc242115540 \h </w:instrText>
+              <w:instrText xml:space="preserve"> PAGEREF _Toc242282610 \h </w:instrText>
             </w:r>
             <w:r>
               <w:rPr>
@@ -1530,7 +1530,7 @@
               <w14:ligatures w14:val="standardContextual"/>
             </w:rPr>
           </w:pPr>
-          <w:hyperlink w:anchor="_Toc242115541" w:history="1">
+          <w:hyperlink w:anchor="_Toc242282611" w:history="1">
             <w:r>
               <w:rPr>
                 <w:rStyle w:val="Hipervnculo"/>
@@ -1558,7 +1558,7 @@
                 <w:noProof/>
                 <w:webHidden/>
               </w:rPr>
-              <w:instrText xml:space="preserve"> PAGEREF _Toc242115541 \h </w:instrText>
+              <w:instrText xml:space="preserve"> PAGEREF _Toc242282611 \h </w:instrText>
             </w:r>
             <w:r>
               <w:rPr>
@@ -1604,7 +1604,7 @@
               <w14:ligatures w14:val="standardContextual"/>
             </w:rPr>
           </w:pPr>
-          <w:hyperlink w:anchor="_Toc242115542" w:history="1">
+          <w:hyperlink w:anchor="_Toc242282612" w:history="1">
             <w:r>
               <w:rPr>
                 <w:rStyle w:val="Hipervnculo"/>
@@ -1632,7 +1632,7 @@
                 <w:noProof/>
                 <w:webHidden/>
               </w:rPr>
-              <w:instrText xml:space="preserve"> PAGEREF _Toc242115542 \h </w:instrText>
+              <w:instrText xml:space="preserve"> PAGEREF _Toc242282612 \h </w:instrText>
             </w:r>
             <w:r>
               <w:rPr>
@@ -1678,7 +1678,7 @@
               <w14:ligatures w14:val="standardContextual"/>
             </w:rPr>
           </w:pPr>
-          <w:hyperlink w:anchor="_Toc242115543" w:history="1">
+          <w:hyperlink w:anchor="_Toc242282613" w:history="1">
             <w:r>
               <w:rPr>
                 <w:rStyle w:val="Hipervnculo"/>
@@ -1706,7 +1706,7 @@
                 <w:noProof/>
                 <w:webHidden/>
               </w:rPr>
-              <w:instrText xml:space="preserve"> PAGEREF _Toc242115543 \h </w:instrText>
+              <w:instrText xml:space="preserve"> PAGEREF _Toc242282613 \h </w:instrText>
             </w:r>
             <w:r>
               <w:rPr>
@@ -1753,7 +1753,7 @@
               <w14:ligatures w14:val="standardContextual"/>
             </w:rPr>
           </w:pPr>
-          <w:hyperlink w:anchor="_Toc242115544" w:history="1">
+          <w:hyperlink w:anchor="_Toc242282614" w:history="1">
             <w:r>
               <w:rPr>
                 <w:rStyle w:val="Hipervnculo"/>
@@ -1798,7 +1798,7 @@
                 <w:noProof/>
                 <w:webHidden/>
               </w:rPr>
-              <w:instrText xml:space="preserve"> PAGEREF _Toc242115544 \h </w:instrText>
+              <w:instrText xml:space="preserve"> PAGEREF _Toc242282614 \h </w:instrText>
             </w:r>
             <w:r>
               <w:rPr>
@@ -1845,7 +1845,7 @@
               <w14:ligatures w14:val="standardContextual"/>
             </w:rPr>
           </w:pPr>
-          <w:hyperlink w:anchor="_Toc242115545" w:history="1">
+          <w:hyperlink w:anchor="_Toc242282615" w:history="1">
             <w:r>
               <w:rPr>
                 <w:rStyle w:val="Hipervnculo"/>
@@ -1890,7 +1890,7 @@
                 <w:noProof/>
                 <w:webHidden/>
               </w:rPr>
-              <w:instrText xml:space="preserve"> PAGEREF _Toc242115545 \h </w:instrText>
+              <w:instrText xml:space="preserve"> PAGEREF _Toc242282615 \h </w:instrText>
             </w:r>
             <w:r>
               <w:rPr>
@@ -1937,7 +1937,7 @@
               <w14:ligatures w14:val="standardContextual"/>
             </w:rPr>
           </w:pPr>
-          <w:hyperlink w:anchor="_Toc242115546" w:history="1">
+          <w:hyperlink w:anchor="_Toc242282616" w:history="1">
             <w:r>
               <w:rPr>
                 <w:rStyle w:val="Hipervnculo"/>
@@ -1982,7 +1982,7 @@
                 <w:noProof/>
                 <w:webHidden/>
               </w:rPr>
-              <w:instrText xml:space="preserve"> PAGEREF _Toc242115546 \h </w:instrText>
+              <w:instrText xml:space="preserve"> PAGEREF _Toc242282616 \h </w:instrText>
             </w:r>
             <w:r>
               <w:rPr>
@@ -2029,7 +2029,7 @@
               <w14:ligatures w14:val="standardContextual"/>
             </w:rPr>
           </w:pPr>
-          <w:hyperlink w:anchor="_Toc242115547" w:history="1">
+          <w:hyperlink w:anchor="_Toc242282617" w:history="1">
             <w:r>
               <w:rPr>
                 <w:rStyle w:val="Hipervnculo"/>
@@ -2074,7 +2074,7 @@
                 <w:noProof/>
                 <w:webHidden/>
               </w:rPr>
-              <w:instrText xml:space="preserve"> PAGEREF _Toc242115547 \h </w:instrText>
+              <w:instrText xml:space="preserve"> PAGEREF _Toc242282617 \h </w:instrText>
             </w:r>
             <w:r>
               <w:rPr>
@@ -2121,7 +2121,7 @@
               <w14:ligatures w14:val="standardContextual"/>
             </w:rPr>
           </w:pPr>
-          <w:hyperlink w:anchor="_Toc242115548" w:history="1">
+          <w:hyperlink w:anchor="_Toc242282618" w:history="1">
             <w:r>
               <w:rPr>
                 <w:rStyle w:val="Hipervnculo"/>
@@ -2166,7 +2166,7 @@
                 <w:noProof/>
                 <w:webHidden/>
               </w:rPr>
-              <w:instrText xml:space="preserve"> PAGEREF _Toc242115548 \h </w:instrText>
+              <w:instrText xml:space="preserve"> PAGEREF _Toc242282618 \h </w:instrText>
             </w:r>
             <w:r>
               <w:rPr>
@@ -2213,13 +2213,13 @@
               <w14:ligatures w14:val="standardContextual"/>
             </w:rPr>
           </w:pPr>
-          <w:hyperlink w:anchor="_Toc242115549" w:history="1">
+          <w:hyperlink w:anchor="_Toc242282619" w:history="1">
             <w:r>
               <w:rPr>
                 <w:rStyle w:val="Hipervnculo"/>
                 <w:noProof/>
               </w:rPr>
-              <w:t>6.6.</w:t>
+              <w:t>6.5.</w:t>
             </w:r>
             <w:r>
               <w:rPr>
@@ -2237,6 +2237,112 @@
                 <w:rStyle w:val="Hipervnculo"/>
                 <w:noProof/>
               </w:rPr>
+              <w:t>diagr</w:t>
+            </w:r>
+            <w:r>
+              <w:rPr>
+                <w:rStyle w:val="Hipervnculo"/>
+                <w:noProof/>
+              </w:rPr>
+              <w:t>a</w:t>
+            </w:r>
+            <w:r>
+              <w:rPr>
+                <w:rStyle w:val="Hipervnculo"/>
+                <w:noProof/>
+              </w:rPr>
+              <w:t>mas de Entidad-Relación</w:t>
+            </w:r>
+            <w:r>
+              <w:rPr>
+                <w:noProof/>
+                <w:webHidden/>
+              </w:rPr>
+              <w:tab/>
+            </w:r>
+            <w:r>
+              <w:rPr>
+                <w:noProof/>
+                <w:webHidden/>
+              </w:rPr>
+              <w:fldChar w:fldCharType="begin"/>
+            </w:r>
+            <w:r>
+              <w:rPr>
+                <w:noProof/>
+                <w:webHidden/>
+              </w:rPr>
+              <w:instrText xml:space="preserve"> PAGEREF _Toc242282619 \h </w:instrText>
+            </w:r>
+            <w:r>
+              <w:rPr>
+                <w:noProof/>
+                <w:webHidden/>
+              </w:rPr>
+            </w:r>
+            <w:r>
+              <w:rPr>
+                <w:noProof/>
+                <w:webHidden/>
+              </w:rPr>
+              <w:fldChar w:fldCharType="separate"/>
+            </w:r>
+            <w:r>
+              <w:rPr>
+                <w:noProof/>
+                <w:webHidden/>
+              </w:rPr>
+              <w:t>15</w:t>
+            </w:r>
+            <w:r>
+              <w:rPr>
+                <w:noProof/>
+                <w:webHidden/>
+              </w:rPr>
+              <w:fldChar w:fldCharType="end"/>
+            </w:r>
+          </w:hyperlink>
+        </w:p>
+        <w:p>
+          <w:pPr>
+            <w:pStyle w:val="TDC2"/>
+            <w:tabs>
+              <w:tab w:val="left" w:pos="960"/>
+              <w:tab w:val="right" w:leader="dot" w:pos="9019"/>
+            </w:tabs>
+            <w:rPr>
+              <w:rFonts w:asciiTheme="minorHAnsi" w:eastAsiaTheme="minorEastAsia" w:hAnsiTheme="minorHAnsi" w:cstheme="minorBidi"/>
+              <w:noProof/>
+              <w:kern w:val="2"/>
+              <w:sz w:val="24"/>
+              <w:lang w:val="es-ES"/>
+              <w14:ligatures w14:val="standardContextual"/>
+            </w:rPr>
+          </w:pPr>
+          <w:hyperlink w:anchor="_Toc242282620" w:history="1">
+            <w:r>
+              <w:rPr>
+                <w:rStyle w:val="Hipervnculo"/>
+                <w:noProof/>
+              </w:rPr>
+              <w:t>6.6.</w:t>
+            </w:r>
+            <w:r>
+              <w:rPr>
+                <w:rFonts w:asciiTheme="minorHAnsi" w:eastAsiaTheme="minorEastAsia" w:hAnsiTheme="minorHAnsi" w:cstheme="minorBidi"/>
+                <w:noProof/>
+                <w:kern w:val="2"/>
+                <w:sz w:val="24"/>
+                <w:lang w:val="es-ES"/>
+                <w14:ligatures w14:val="standardContextual"/>
+              </w:rPr>
+              <w:tab/>
+            </w:r>
+            <w:r>
+              <w:rPr>
+                <w:rStyle w:val="Hipervnculo"/>
+                <w:noProof/>
+              </w:rPr>
               <w:t>diagramas de Clases</w:t>
             </w:r>
             <w:r>
@@ -2258,7 +2364,7 @@
                 <w:noProof/>
                 <w:webHidden/>
               </w:rPr>
-              <w:instrText xml:space="preserve"> PAGEREF _Toc242115549 \h </w:instrText>
+              <w:instrText xml:space="preserve"> PAGEREF _Toc242282620 \h </w:instrText>
             </w:r>
             <w:r>
               <w:rPr>
@@ -2278,7 +2384,7 @@
                 <w:noProof/>
                 <w:webHidden/>
               </w:rPr>
-              <w:t>19</w:t>
+              <w:t>18</w:t>
             </w:r>
             <w:r>
               <w:rPr>
@@ -2305,7 +2411,7 @@
               <w14:ligatures w14:val="standardContextual"/>
             </w:rPr>
           </w:pPr>
-          <w:hyperlink w:anchor="_Toc242115550" w:history="1">
+          <w:hyperlink w:anchor="_Toc242282621" w:history="1">
             <w:r>
               <w:rPr>
                 <w:rStyle w:val="Hipervnculo"/>
@@ -2350,7 +2456,7 @@
                 <w:noProof/>
                 <w:webHidden/>
               </w:rPr>
-              <w:instrText xml:space="preserve"> PAGEREF _Toc242115550 \h </w:instrText>
+              <w:instrText xml:space="preserve"> PAGEREF _Toc242282621 \h </w:instrText>
             </w:r>
             <w:r>
               <w:rPr>
@@ -2370,7 +2476,7 @@
                 <w:noProof/>
                 <w:webHidden/>
               </w:rPr>
-              <w:t>21</w:t>
+              <w:t>20</w:t>
             </w:r>
             <w:r>
               <w:rPr>
@@ -2397,7 +2503,7 @@
               <w14:ligatures w14:val="standardContextual"/>
             </w:rPr>
           </w:pPr>
-          <w:hyperlink w:anchor="_Toc242115551" w:history="1">
+          <w:hyperlink w:anchor="_Toc242282622" w:history="1">
             <w:r>
               <w:rPr>
                 <w:rStyle w:val="Hipervnculo"/>
@@ -2442,7 +2548,7 @@
                 <w:noProof/>
                 <w:webHidden/>
               </w:rPr>
-              <w:instrText xml:space="preserve"> PAGEREF _Toc242115551 \h </w:instrText>
+              <w:instrText xml:space="preserve"> PAGEREF _Toc242282622 \h </w:instrText>
             </w:r>
             <w:r>
               <w:rPr>
@@ -2462,7 +2568,7 @@
                 <w:noProof/>
                 <w:webHidden/>
               </w:rPr>
-              <w:t>21</w:t>
+              <w:t>20</w:t>
             </w:r>
             <w:r>
               <w:rPr>
@@ -2489,7 +2595,7 @@
               <w14:ligatures w14:val="standardContextual"/>
             </w:rPr>
           </w:pPr>
-          <w:hyperlink w:anchor="_Toc242115552" w:history="1">
+          <w:hyperlink w:anchor="_Toc242282623" w:history="1">
             <w:r>
               <w:rPr>
                 <w:rStyle w:val="Hipervnculo"/>
@@ -2534,7 +2640,7 @@
                 <w:noProof/>
                 <w:webHidden/>
               </w:rPr>
-              <w:instrText xml:space="preserve"> PAGEREF _Toc242115552 \h </w:instrText>
+              <w:instrText xml:space="preserve"> PAGEREF _Toc242282623 \h </w:instrText>
             </w:r>
             <w:r>
               <w:rPr>
@@ -2554,7 +2660,7 @@
                 <w:noProof/>
                 <w:webHidden/>
               </w:rPr>
-              <w:t>22</w:t>
+              <w:t>21</w:t>
             </w:r>
             <w:r>
               <w:rPr>
@@ -2581,7 +2687,7 @@
               <w14:ligatures w14:val="standardContextual"/>
             </w:rPr>
           </w:pPr>
-          <w:hyperlink w:anchor="_Toc242115553" w:history="1">
+          <w:hyperlink w:anchor="_Toc242282624" w:history="1">
             <w:r>
               <w:rPr>
                 <w:rStyle w:val="Hipervnculo"/>
@@ -2626,7 +2732,7 @@
                 <w:noProof/>
                 <w:webHidden/>
               </w:rPr>
-              <w:instrText xml:space="preserve"> PAGEREF _Toc242115553 \h </w:instrText>
+              <w:instrText xml:space="preserve"> PAGEREF _Toc242282624 \h </w:instrText>
             </w:r>
             <w:r>
               <w:rPr>
@@ -2646,7 +2752,7 @@
                 <w:noProof/>
                 <w:webHidden/>
               </w:rPr>
-              <w:t>23</w:t>
+              <w:t>22</w:t>
             </w:r>
             <w:r>
               <w:rPr>
@@ -2673,7 +2779,7 @@
               <w14:ligatures w14:val="standardContextual"/>
             </w:rPr>
           </w:pPr>
-          <w:hyperlink w:anchor="_Toc242115554" w:history="1">
+          <w:hyperlink w:anchor="_Toc242282625" w:history="1">
             <w:r>
               <w:rPr>
                 <w:rStyle w:val="Hipervnculo"/>
@@ -2718,7 +2824,7 @@
                 <w:noProof/>
                 <w:webHidden/>
               </w:rPr>
-              <w:instrText xml:space="preserve"> PAGEREF _Toc242115554 \h </w:instrText>
+              <w:instrText xml:space="preserve"> PAGEREF _Toc242282625 \h </w:instrText>
             </w:r>
             <w:r>
               <w:rPr>
@@ -2738,7 +2844,7 @@
                 <w:noProof/>
                 <w:webHidden/>
               </w:rPr>
-              <w:t>24</w:t>
+              <w:t>23</w:t>
             </w:r>
             <w:r>
               <w:rPr>
@@ -2765,7 +2871,7 @@
               <w14:ligatures w14:val="standardContextual"/>
             </w:rPr>
           </w:pPr>
-          <w:hyperlink w:anchor="_Toc242115555" w:history="1">
+          <w:hyperlink w:anchor="_Toc242282626" w:history="1">
             <w:r>
               <w:rPr>
                 <w:rStyle w:val="Hipervnculo"/>
@@ -2810,7 +2916,7 @@
                 <w:noProof/>
                 <w:webHidden/>
               </w:rPr>
-              <w:instrText xml:space="preserve"> PAGEREF _Toc242115555 \h </w:instrText>
+              <w:instrText xml:space="preserve"> PAGEREF _Toc242282626 \h </w:instrText>
             </w:r>
             <w:r>
               <w:rPr>
@@ -2830,7 +2936,7 @@
                 <w:noProof/>
                 <w:webHidden/>
               </w:rPr>
-              <w:t>25</w:t>
+              <w:t>24</w:t>
             </w:r>
             <w:r>
               <w:rPr>
@@ -2857,7 +2963,7 @@
               <w14:ligatures w14:val="standardContextual"/>
             </w:rPr>
           </w:pPr>
-          <w:hyperlink w:anchor="_Toc242115556" w:history="1">
+          <w:hyperlink w:anchor="_Toc242282627" w:history="1">
             <w:r>
               <w:rPr>
                 <w:rStyle w:val="Hipervnculo"/>
@@ -2902,7 +3008,7 @@
                 <w:noProof/>
                 <w:webHidden/>
               </w:rPr>
-              <w:instrText xml:space="preserve"> PAGEREF _Toc242115556 \h </w:instrText>
+              <w:instrText xml:space="preserve"> PAGEREF _Toc242282627 \h </w:instrText>
             </w:r>
             <w:r>
               <w:rPr>
@@ -2922,7 +3028,7 @@
                 <w:noProof/>
                 <w:webHidden/>
               </w:rPr>
-              <w:t>26</w:t>
+              <w:t>25</w:t>
             </w:r>
             <w:r>
               <w:rPr>
@@ -2949,7 +3055,7 @@
               <w14:ligatures w14:val="standardContextual"/>
             </w:rPr>
           </w:pPr>
-          <w:hyperlink w:anchor="_Toc242115557" w:history="1">
+          <w:hyperlink w:anchor="_Toc242282628" w:history="1">
             <w:r>
               <w:rPr>
                 <w:rStyle w:val="Hipervnculo"/>
@@ -2994,7 +3100,7 @@
                 <w:noProof/>
                 <w:webHidden/>
               </w:rPr>
-              <w:instrText xml:space="preserve"> PAGEREF _Toc242115557 \h </w:instrText>
+              <w:instrText xml:space="preserve"> PAGEREF _Toc242282628 \h </w:instrText>
             </w:r>
             <w:r>
               <w:rPr>
@@ -3014,7 +3120,7 @@
                 <w:noProof/>
                 <w:webHidden/>
               </w:rPr>
-              <w:t>26</w:t>
+              <w:t>25</w:t>
             </w:r>
             <w:r>
               <w:rPr>
@@ -3041,7 +3147,7 @@
               <w14:ligatures w14:val="standardContextual"/>
             </w:rPr>
           </w:pPr>
-          <w:hyperlink w:anchor="_Toc242115558" w:history="1">
+          <w:hyperlink w:anchor="_Toc242282629" w:history="1">
             <w:r>
               <w:rPr>
                 <w:rStyle w:val="Hipervnculo"/>
@@ -3086,7 +3192,7 @@
                 <w:noProof/>
                 <w:webHidden/>
               </w:rPr>
-              <w:instrText xml:space="preserve"> PAGEREF _Toc242115558 \h </w:instrText>
+              <w:instrText xml:space="preserve"> PAGEREF _Toc242282629 \h </w:instrText>
             </w:r>
             <w:r>
               <w:rPr>
@@ -3106,7 +3212,7 @@
                 <w:noProof/>
                 <w:webHidden/>
               </w:rPr>
-              <w:t>26</w:t>
+              <w:t>25</w:t>
             </w:r>
             <w:r>
               <w:rPr>
@@ -3153,7 +3259,7 @@
           <w:numId w:val="1"/>
         </w:numPr>
       </w:pPr>
-      <w:bookmarkStart w:id="2" w:name="_Toc242115528"/>
+      <w:bookmarkStart w:id="2" w:name="_Toc242282598"/>
       <w:r>
         <w:lastRenderedPageBreak/>
         <w:t>Introducción</w:t>
@@ -3183,7 +3289,7 @@
           <w:numId w:val="1"/>
         </w:numPr>
       </w:pPr>
-      <w:bookmarkStart w:id="3" w:name="_Toc242115529"/>
+      <w:bookmarkStart w:id="3" w:name="_Toc242282599"/>
       <w:r>
         <w:t>Problema y contexto</w:t>
       </w:r>
@@ -3278,7 +3384,7 @@
           <w:numId w:val="1"/>
         </w:numPr>
       </w:pPr>
-      <w:bookmarkStart w:id="4" w:name="_Toc242115530"/>
+      <w:bookmarkStart w:id="4" w:name="_Toc242282600"/>
       <w:r>
         <w:t>Usuarios destinatarios</w:t>
       </w:r>
@@ -3326,10 +3432,7 @@
         </w:numPr>
       </w:pPr>
       <w:r>
-        <w:t>Personal de enfermería</w:t>
-      </w:r>
-      <w:r>
-        <w:t>, podrán acceder a la aplicación de escritorio.</w:t>
+        <w:t>Personal de enfermería, podrán acceder a la aplicación de escritorio.</w:t>
       </w:r>
     </w:p>
     <w:p>
@@ -3341,10 +3444,7 @@
         </w:numPr>
       </w:pPr>
       <w:r>
-        <w:t>Personal administrativo</w:t>
-      </w:r>
-      <w:r>
-        <w:t xml:space="preserve">, podrán acceder a la aplicación de </w:t>
+        <w:t xml:space="preserve">Personal administrativo, podrán acceder a la aplicación de </w:t>
       </w:r>
       <w:proofErr w:type="spellStart"/>
       <w:r>
@@ -3363,7 +3463,7 @@
           <w:numId w:val="1"/>
         </w:numPr>
       </w:pPr>
-      <w:bookmarkStart w:id="5" w:name="_Toc242115531"/>
+      <w:bookmarkStart w:id="5" w:name="_Toc242282601"/>
       <w:r>
         <w:t>Alcance</w:t>
       </w:r>
@@ -3390,7 +3490,7 @@
           <w:numId w:val="1"/>
         </w:numPr>
       </w:pPr>
-      <w:bookmarkStart w:id="6" w:name="_Toc242115532"/>
+      <w:bookmarkStart w:id="6" w:name="_Toc242282602"/>
       <w:r>
         <w:t>Motivación</w:t>
       </w:r>
@@ -3529,7 +3629,7 @@
           <w:numId w:val="1"/>
         </w:numPr>
       </w:pPr>
-      <w:bookmarkStart w:id="7" w:name="_Toc242115533"/>
+      <w:bookmarkStart w:id="7" w:name="_Toc242282603"/>
       <w:proofErr w:type="spellStart"/>
       <w:r>
         <w:t>Abstract</w:t>
@@ -3558,7 +3658,7 @@
           <w:numId w:val="1"/>
         </w:numPr>
       </w:pPr>
-      <w:bookmarkStart w:id="8" w:name="_Toc242115534"/>
+      <w:bookmarkStart w:id="8" w:name="_Toc242282604"/>
       <w:r>
         <w:t>Objetivos propuestos (generales y específicos)</w:t>
       </w:r>
@@ -4017,7 +4117,7 @@
           <w:numId w:val="1"/>
         </w:numPr>
       </w:pPr>
-      <w:bookmarkStart w:id="9" w:name="_Toc242115535"/>
+      <w:bookmarkStart w:id="9" w:name="_Toc242282605"/>
       <w:r>
         <w:lastRenderedPageBreak/>
         <w:t>Estado del Arte</w:t>
@@ -4045,7 +4145,7 @@
           <w:numId w:val="1"/>
         </w:numPr>
       </w:pPr>
-      <w:bookmarkStart w:id="10" w:name="_Toc242115536"/>
+      <w:bookmarkStart w:id="10" w:name="_Toc242282606"/>
       <w:r>
         <w:lastRenderedPageBreak/>
         <w:t>Metodología usada</w:t>
@@ -4073,7 +4173,7 @@
           <w:numId w:val="1"/>
         </w:numPr>
       </w:pPr>
-      <w:bookmarkStart w:id="11" w:name="_Toc242115537"/>
+      <w:bookmarkStart w:id="11" w:name="_Toc242282607"/>
       <w:r>
         <w:lastRenderedPageBreak/>
         <w:t>Tecnologías y herramientas utilizadas en el proyecto</w:t>
@@ -4094,7 +4194,7 @@
         </w:rPr>
       </w:pPr>
       <w:bookmarkStart w:id="12" w:name="_Toc241170496"/>
-      <w:bookmarkStart w:id="13" w:name="_Toc242115538"/>
+      <w:bookmarkStart w:id="13" w:name="_Toc242282608"/>
       <w:r>
         <w:rPr>
           <w:sz w:val="22"/>
@@ -4349,7 +4449,7 @@
           <w:numId w:val="1"/>
         </w:numPr>
       </w:pPr>
-      <w:bookmarkStart w:id="14" w:name="_Toc242115539"/>
+      <w:bookmarkStart w:id="14" w:name="_Toc242282609"/>
       <w:r>
         <w:lastRenderedPageBreak/>
         <w:t xml:space="preserve">Planificación, Diagnóstico y Contexto Laboral </w:t>
@@ -4366,7 +4466,7 @@
           <w:lang w:val="es-ES"/>
         </w:rPr>
       </w:pPr>
-      <w:bookmarkStart w:id="15" w:name="_Toc242115540"/>
+      <w:bookmarkStart w:id="15" w:name="_Toc242282610"/>
       <w:r>
         <w:rPr>
           <w:lang w:val="es-ES"/>
@@ -4506,15 +4606,7 @@
           <w:bCs/>
           <w:lang w:val="es-ES"/>
         </w:rPr>
-        <w:t xml:space="preserve"> </w:t>
-      </w:r>
-      <w:r>
-        <w:rPr>
-          <w:b/>
-          <w:bCs/>
-          <w:lang w:val="es-ES"/>
-        </w:rPr>
-        <w:t>Medicos</w:t>
+        <w:t xml:space="preserve"> Medicos</w:t>
       </w:r>
       <w:r>
         <w:rPr>
@@ -4807,7 +4899,7 @@
           <w:lang w:val="es-ES"/>
         </w:rPr>
       </w:pPr>
-      <w:bookmarkStart w:id="16" w:name="_Toc242115541"/>
+      <w:bookmarkStart w:id="16" w:name="_Toc242282611"/>
       <w:r>
         <w:rPr>
           <w:lang w:val="es-ES"/>
@@ -4979,7 +5071,7 @@
           <w:lang w:val="es-ES"/>
         </w:rPr>
       </w:pPr>
-      <w:bookmarkStart w:id="17" w:name="_Toc242115542"/>
+      <w:bookmarkStart w:id="17" w:name="_Toc242282612"/>
       <w:r>
         <w:rPr>
           <w:lang w:val="es-ES"/>
@@ -5026,6 +5118,9 @@
         </w:rPr>
       </w:pPr>
       <w:r>
+        <w:rPr>
+          <w:noProof/>
+        </w:rPr>
         <w:drawing>
           <wp:inline distT="0" distB="0" distL="0" distR="0" wp14:anchorId="0CFE10B2" wp14:editId="662D9BE0">
             <wp:extent cx="5733415" cy="2462564"/>
@@ -5316,7 +5411,7 @@
           <w:lang w:val="es-ES"/>
         </w:rPr>
       </w:pPr>
-      <w:bookmarkStart w:id="18" w:name="_Toc242115543"/>
+      <w:bookmarkStart w:id="18" w:name="_Toc242282613"/>
       <w:r>
         <w:rPr>
           <w:lang w:val="es-ES"/>
@@ -5351,7 +5446,7 @@
           <w:numId w:val="1"/>
         </w:numPr>
       </w:pPr>
-      <w:bookmarkStart w:id="19" w:name="_Toc242115544"/>
+      <w:bookmarkStart w:id="19" w:name="_Toc242282614"/>
       <w:r>
         <w:lastRenderedPageBreak/>
         <w:t>Análisis del proyecto</w:t>
@@ -5374,7 +5469,7 @@
           <w:numId w:val="1"/>
         </w:numPr>
       </w:pPr>
-      <w:bookmarkStart w:id="20" w:name="_Toc242115545"/>
+      <w:bookmarkStart w:id="20" w:name="_Toc242282615"/>
       <w:r>
         <w:t>requisitos funcionales</w:t>
       </w:r>
@@ -5464,7 +5559,7 @@
           <w:numId w:val="1"/>
         </w:numPr>
       </w:pPr>
-      <w:bookmarkStart w:id="21" w:name="_Toc242115546"/>
+      <w:bookmarkStart w:id="21" w:name="_Toc242282616"/>
       <w:r>
         <w:t>requisitos no funcionale</w:t>
       </w:r>
@@ -5562,7 +5657,7 @@
           <w:numId w:val="1"/>
         </w:numPr>
       </w:pPr>
-      <w:bookmarkStart w:id="22" w:name="_Toc242115547"/>
+      <w:bookmarkStart w:id="22" w:name="_Toc242282617"/>
       <w:r>
         <w:t>Reglas de negocio</w:t>
       </w:r>
@@ -5632,7 +5727,7 @@
           <w:numId w:val="1"/>
         </w:numPr>
       </w:pPr>
-      <w:bookmarkStart w:id="23" w:name="_Toc242115548"/>
+      <w:bookmarkStart w:id="23" w:name="_Toc242282618"/>
       <w:r>
         <w:t>Ac</w:t>
       </w:r>
@@ -6183,25 +6278,17 @@
     </w:p>
     <w:p>
       <w:pPr>
-        <w:pStyle w:val="Prrafodelista"/>
+        <w:pStyle w:val="Ttulo2"/>
         <w:numPr>
           <w:ilvl w:val="1"/>
           <w:numId w:val="1"/>
         </w:numPr>
-        <w:rPr>
-          <w:color w:val="000000"/>
-          <w:sz w:val="28"/>
-          <w:szCs w:val="28"/>
-        </w:rPr>
-      </w:pPr>
-      <w:r>
-        <w:rPr>
-          <w:color w:val="000000"/>
-          <w:sz w:val="28"/>
-          <w:szCs w:val="28"/>
-        </w:rPr>
+      </w:pPr>
+      <w:bookmarkStart w:id="24" w:name="_Toc242282619"/>
+      <w:r>
         <w:t>diagramas de Entidad-Relación</w:t>
       </w:r>
+      <w:bookmarkEnd w:id="24"/>
     </w:p>
     <w:p>
       <w:pPr>
@@ -6792,7 +6879,6 @@
           <w:lang w:val="es-ES"/>
         </w:rPr>
       </w:pPr>
-      <w:proofErr w:type="spellStart"/>
       <w:r>
         <w:rPr>
           <w:b/>
@@ -6802,9 +6888,129 @@
           <w:szCs w:val="28"/>
           <w:lang w:val="es-ES"/>
         </w:rPr>
-        <w:t>Horario_Laboral</w:t>
+        <w:t>Paciente:</w:t>
+      </w:r>
+      <w:r>
+        <w:rPr>
+          <w:color w:val="000000"/>
+          <w:sz w:val="28"/>
+          <w:szCs w:val="28"/>
+          <w:lang w:val="es-ES"/>
+        </w:rPr>
+        <w:t xml:space="preserve"> </w:t>
+      </w:r>
+      <w:proofErr w:type="spellStart"/>
+      <w:r>
+        <w:rPr>
+          <w:color w:val="000000"/>
+          <w:sz w:val="28"/>
+          <w:szCs w:val="28"/>
+          <w:lang w:val="es-ES"/>
+        </w:rPr>
+        <w:t>id_paciente</w:t>
       </w:r>
       <w:proofErr w:type="spellEnd"/>
+      <w:r>
+        <w:rPr>
+          <w:color w:val="000000"/>
+          <w:sz w:val="28"/>
+          <w:szCs w:val="28"/>
+          <w:lang w:val="es-ES"/>
+        </w:rPr>
+        <w:t xml:space="preserve"> (PK), </w:t>
+      </w:r>
+      <w:proofErr w:type="spellStart"/>
+      <w:r>
+        <w:rPr>
+          <w:color w:val="000000"/>
+          <w:sz w:val="28"/>
+          <w:szCs w:val="28"/>
+          <w:lang w:val="es-ES"/>
+        </w:rPr>
+        <w:t>dni</w:t>
+      </w:r>
+      <w:proofErr w:type="spellEnd"/>
+      <w:r>
+        <w:rPr>
+          <w:color w:val="000000"/>
+          <w:sz w:val="28"/>
+          <w:szCs w:val="28"/>
+          <w:lang w:val="es-ES"/>
+        </w:rPr>
+        <w:t xml:space="preserve">, nombre, apellidos, </w:t>
+      </w:r>
+      <w:proofErr w:type="spellStart"/>
+      <w:r>
+        <w:rPr>
+          <w:color w:val="000000"/>
+          <w:sz w:val="28"/>
+          <w:szCs w:val="28"/>
+          <w:lang w:val="es-ES"/>
+        </w:rPr>
+        <w:t>telefono</w:t>
+      </w:r>
+      <w:proofErr w:type="spellEnd"/>
+      <w:r>
+        <w:rPr>
+          <w:color w:val="000000"/>
+          <w:sz w:val="28"/>
+          <w:szCs w:val="28"/>
+          <w:lang w:val="es-ES"/>
+        </w:rPr>
+        <w:t xml:space="preserve">, email, </w:t>
+      </w:r>
+      <w:r>
+        <w:rPr>
+          <w:color w:val="000000"/>
+          <w:sz w:val="28"/>
+          <w:szCs w:val="28"/>
+          <w:lang w:val="es-ES"/>
+        </w:rPr>
+        <w:t xml:space="preserve">dirección, </w:t>
+      </w:r>
+      <w:proofErr w:type="spellStart"/>
+      <w:r>
+        <w:rPr>
+          <w:color w:val="000000"/>
+          <w:sz w:val="28"/>
+          <w:szCs w:val="28"/>
+          <w:lang w:val="es-ES"/>
+        </w:rPr>
+        <w:t>fecha_nacimiento</w:t>
+      </w:r>
+      <w:proofErr w:type="spellEnd"/>
+      <w:r>
+        <w:rPr>
+          <w:color w:val="000000"/>
+          <w:sz w:val="28"/>
+          <w:szCs w:val="28"/>
+          <w:lang w:val="es-ES"/>
+        </w:rPr>
+        <w:t>, activo</w:t>
+      </w:r>
+      <w:r>
+        <w:rPr>
+          <w:color w:val="000000"/>
+          <w:sz w:val="28"/>
+          <w:szCs w:val="28"/>
+          <w:lang w:val="es-ES"/>
+        </w:rPr>
+        <w:t>.</w:t>
+      </w:r>
+    </w:p>
+    <w:p>
+      <w:pPr>
+        <w:numPr>
+          <w:ilvl w:val="0"/>
+          <w:numId w:val="44"/>
+        </w:numPr>
+        <w:rPr>
+          <w:color w:val="000000"/>
+          <w:sz w:val="28"/>
+          <w:szCs w:val="28"/>
+          <w:lang w:val="es-ES"/>
+        </w:rPr>
+      </w:pPr>
       <w:r>
         <w:rPr>
           <w:b/>
@@ -6814,7 +7020,7 @@
           <w:szCs w:val="28"/>
           <w:lang w:val="es-ES"/>
         </w:rPr>
-        <w:t>:</w:t>
+        <w:t>Trabajador:</w:t>
       </w:r>
       <w:r>
         <w:rPr>
@@ -6833,7 +7039,7 @@
           <w:szCs w:val="28"/>
           <w:lang w:val="es-ES"/>
         </w:rPr>
-        <w:t>id_horario</w:t>
+        <w:t>id_trabajador</w:t>
       </w:r>
       <w:proofErr w:type="spellEnd"/>
       <w:r>
@@ -6853,7 +7059,7 @@
           <w:szCs w:val="28"/>
           <w:lang w:val="es-ES"/>
         </w:rPr>
-        <w:t>id_trabajador</w:t>
+        <w:t>dni</w:t>
       </w:r>
       <w:proofErr w:type="spellEnd"/>
       <w:r>
@@ -6863,9 +7069,8 @@
           <w:szCs w:val="28"/>
           <w:lang w:val="es-ES"/>
         </w:rPr>
-        <w:t xml:space="preserve"> (FK), </w:t>
-      </w:r>
-      <w:proofErr w:type="spellStart"/>
+        <w:t>, nombre, apellidos,</w:t>
+      </w:r>
       <w:r>
         <w:rPr>
           <w:color w:val="000000"/>
@@ -6873,9 +7078,8 @@
           <w:szCs w:val="28"/>
           <w:lang w:val="es-ES"/>
         </w:rPr>
-        <w:t>dia_semana</w:t>
-      </w:r>
-      <w:proofErr w:type="spellEnd"/>
+        <w:t xml:space="preserve"> teléfono,</w:t>
+      </w:r>
       <w:r>
         <w:rPr>
           <w:color w:val="000000"/>
@@ -6883,7 +7087,7 @@
           <w:szCs w:val="28"/>
           <w:lang w:val="es-ES"/>
         </w:rPr>
-        <w:t xml:space="preserve"> (o fecha), </w:t>
+        <w:t xml:space="preserve"> rol (Recepcionista, Enfermero, Médico), </w:t>
       </w:r>
       <w:proofErr w:type="spellStart"/>
       <w:r>
@@ -6893,7 +7097,7 @@
           <w:szCs w:val="28"/>
           <w:lang w:val="es-ES"/>
         </w:rPr>
-        <w:t>hora_inicio</w:t>
+        <w:t>id_especialidad</w:t>
       </w:r>
       <w:proofErr w:type="spellEnd"/>
       <w:r>
@@ -6903,7 +7107,7 @@
           <w:szCs w:val="28"/>
           <w:lang w:val="es-ES"/>
         </w:rPr>
-        <w:t xml:space="preserve">, </w:t>
+        <w:t xml:space="preserve"> (FK, </w:t>
       </w:r>
       <w:proofErr w:type="spellStart"/>
       <w:r>
@@ -6913,7 +7117,7 @@
           <w:szCs w:val="28"/>
           <w:lang w:val="es-ES"/>
         </w:rPr>
-        <w:t>hora_fin</w:t>
+        <w:t>nullable</w:t>
       </w:r>
       <w:proofErr w:type="spellEnd"/>
       <w:r>
@@ -6923,7 +7127,7 @@
           <w:szCs w:val="28"/>
           <w:lang w:val="es-ES"/>
         </w:rPr>
-        <w:t xml:space="preserve">, </w:t>
+        <w:t xml:space="preserve"> si no es médico), usuario, </w:t>
       </w:r>
       <w:proofErr w:type="spellStart"/>
       <w:r>
@@ -6933,27 +7137,7 @@
           <w:szCs w:val="28"/>
           <w:lang w:val="es-ES"/>
         </w:rPr>
-        <w:t>tipo_jornada</w:t>
-      </w:r>
-      <w:proofErr w:type="spellEnd"/>
-      <w:r>
-        <w:rPr>
-          <w:color w:val="000000"/>
-          <w:sz w:val="28"/>
-          <w:szCs w:val="28"/>
-          <w:lang w:val="es-ES"/>
-        </w:rPr>
-        <w:t xml:space="preserve">, </w:t>
-      </w:r>
-      <w:proofErr w:type="spellStart"/>
-      <w:r>
-        <w:rPr>
-          <w:color w:val="000000"/>
-          <w:sz w:val="28"/>
-          <w:szCs w:val="28"/>
-          <w:lang w:val="es-ES"/>
-        </w:rPr>
-        <w:t>es_festivo</w:t>
+        <w:t>password_hash</w:t>
       </w:r>
       <w:proofErr w:type="spellEnd"/>
       <w:r>
@@ -6988,7 +7172,7 @@
           <w:szCs w:val="28"/>
           <w:lang w:val="es-ES"/>
         </w:rPr>
-        <w:t>Paciente:</w:t>
+        <w:t>Especialidad:</w:t>
       </w:r>
       <w:r>
         <w:rPr>
@@ -7007,7 +7191,7 @@
           <w:szCs w:val="28"/>
           <w:lang w:val="es-ES"/>
         </w:rPr>
-        <w:t>id_paciente</w:t>
+        <w:t>id_especialidad</w:t>
       </w:r>
       <w:proofErr w:type="spellEnd"/>
       <w:r>
@@ -7027,7 +7211,7 @@
           <w:szCs w:val="28"/>
           <w:lang w:val="es-ES"/>
         </w:rPr>
-        <w:t>dni</w:t>
+        <w:t>nombre_especialidad</w:t>
       </w:r>
       <w:proofErr w:type="spellEnd"/>
       <w:r>
@@ -7037,7 +7221,7 @@
           <w:szCs w:val="28"/>
           <w:lang w:val="es-ES"/>
         </w:rPr>
-        <w:t xml:space="preserve">, nombre, apellidos, </w:t>
+        <w:t xml:space="preserve">, </w:t>
       </w:r>
       <w:proofErr w:type="spellStart"/>
       <w:r>
@@ -7047,27 +7231,7 @@
           <w:szCs w:val="28"/>
           <w:lang w:val="es-ES"/>
         </w:rPr>
-        <w:t>telefono</w:t>
-      </w:r>
-      <w:proofErr w:type="spellEnd"/>
-      <w:r>
-        <w:rPr>
-          <w:color w:val="000000"/>
-          <w:sz w:val="28"/>
-          <w:szCs w:val="28"/>
-          <w:lang w:val="es-ES"/>
-        </w:rPr>
-        <w:t xml:space="preserve">, email, </w:t>
-      </w:r>
-      <w:proofErr w:type="spellStart"/>
-      <w:r>
-        <w:rPr>
-          <w:color w:val="000000"/>
-          <w:sz w:val="28"/>
-          <w:szCs w:val="28"/>
-          <w:lang w:val="es-ES"/>
-        </w:rPr>
-        <w:t>historial_clinico</w:t>
+        <w:t>descripcion</w:t>
       </w:r>
       <w:proofErr w:type="spellEnd"/>
       <w:r>
@@ -7102,7 +7266,7 @@
           <w:szCs w:val="28"/>
           <w:lang w:val="es-ES"/>
         </w:rPr>
-        <w:t>Trabajador:</w:t>
+        <w:t>Cita:</w:t>
       </w:r>
       <w:r>
         <w:rPr>
@@ -7121,7 +7285,7 @@
           <w:szCs w:val="28"/>
           <w:lang w:val="es-ES"/>
         </w:rPr>
-        <w:t>id_trabajador</w:t>
+        <w:t>id_cita</w:t>
       </w:r>
       <w:proofErr w:type="spellEnd"/>
       <w:r>
@@ -7141,7 +7305,7 @@
           <w:szCs w:val="28"/>
           <w:lang w:val="es-ES"/>
         </w:rPr>
-        <w:t>dni</w:t>
+        <w:t>id_paciente</w:t>
       </w:r>
       <w:proofErr w:type="spellEnd"/>
       <w:r>
@@ -7151,7 +7315,7 @@
           <w:szCs w:val="28"/>
           <w:lang w:val="es-ES"/>
         </w:rPr>
-        <w:t xml:space="preserve">, nombre, apellidos, rol (Recepcionista, Enfermero, Médico), </w:t>
+        <w:t xml:space="preserve"> (FK), </w:t>
       </w:r>
       <w:proofErr w:type="spellStart"/>
       <w:r>
@@ -7161,7 +7325,7 @@
           <w:szCs w:val="28"/>
           <w:lang w:val="es-ES"/>
         </w:rPr>
-        <w:t>id_especialidad</w:t>
+        <w:t>id_trabajador</w:t>
       </w:r>
       <w:proofErr w:type="spellEnd"/>
       <w:r>
@@ -7171,7 +7335,7 @@
           <w:szCs w:val="28"/>
           <w:lang w:val="es-ES"/>
         </w:rPr>
-        <w:t xml:space="preserve"> (FK, </w:t>
+        <w:t xml:space="preserve"> (FK, médico asignado), </w:t>
       </w:r>
       <w:proofErr w:type="spellStart"/>
       <w:r>
@@ -7181,7 +7345,7 @@
           <w:szCs w:val="28"/>
           <w:lang w:val="es-ES"/>
         </w:rPr>
-        <w:t>nullable</w:t>
+        <w:t>fecha_hora</w:t>
       </w:r>
       <w:proofErr w:type="spellEnd"/>
       <w:r>
@@ -7191,7 +7355,7 @@
           <w:szCs w:val="28"/>
           <w:lang w:val="es-ES"/>
         </w:rPr>
-        <w:t xml:space="preserve"> si no es médico), usuario, </w:t>
+        <w:t xml:space="preserve">, estado (Pendiente, Realizada, Cancelada), </w:t>
       </w:r>
       <w:proofErr w:type="spellStart"/>
       <w:r>
@@ -7201,7 +7365,7 @@
           <w:szCs w:val="28"/>
           <w:lang w:val="es-ES"/>
         </w:rPr>
-        <w:t>password_hash</w:t>
+        <w:t>motivo_consulta</w:t>
       </w:r>
       <w:proofErr w:type="spellEnd"/>
       <w:r>
@@ -7211,7 +7375,7 @@
           <w:szCs w:val="28"/>
           <w:lang w:val="es-ES"/>
         </w:rPr>
-        <w:t>.</w:t>
+        <w:t>, diagnostico.</w:t>
       </w:r>
     </w:p>
     <w:p>
@@ -7227,6 +7391,7 @@
           <w:lang w:val="es-ES"/>
         </w:rPr>
       </w:pPr>
+      <w:proofErr w:type="spellStart"/>
       <w:r>
         <w:rPr>
           <w:b/>
@@ -7236,91 +7401,9 @@
           <w:szCs w:val="28"/>
           <w:lang w:val="es-ES"/>
         </w:rPr>
-        <w:t>Especialidad:</w:t>
-      </w:r>
-      <w:r>
-        <w:rPr>
-          <w:color w:val="000000"/>
-          <w:sz w:val="28"/>
-          <w:szCs w:val="28"/>
-          <w:lang w:val="es-ES"/>
-        </w:rPr>
-        <w:t xml:space="preserve"> </w:t>
-      </w:r>
-      <w:proofErr w:type="spellStart"/>
-      <w:r>
-        <w:rPr>
-          <w:color w:val="000000"/>
-          <w:sz w:val="28"/>
-          <w:szCs w:val="28"/>
-          <w:lang w:val="es-ES"/>
-        </w:rPr>
-        <w:t>id_especialidad</w:t>
+        <w:t>Historial_Medico</w:t>
       </w:r>
       <w:proofErr w:type="spellEnd"/>
-      <w:r>
-        <w:rPr>
-          <w:color w:val="000000"/>
-          <w:sz w:val="28"/>
-          <w:szCs w:val="28"/>
-          <w:lang w:val="es-ES"/>
-        </w:rPr>
-        <w:t xml:space="preserve"> (PK), </w:t>
-      </w:r>
-      <w:proofErr w:type="spellStart"/>
-      <w:r>
-        <w:rPr>
-          <w:color w:val="000000"/>
-          <w:sz w:val="28"/>
-          <w:szCs w:val="28"/>
-          <w:lang w:val="es-ES"/>
-        </w:rPr>
-        <w:t>nombre_especialidad</w:t>
-      </w:r>
-      <w:proofErr w:type="spellEnd"/>
-      <w:r>
-        <w:rPr>
-          <w:color w:val="000000"/>
-          <w:sz w:val="28"/>
-          <w:szCs w:val="28"/>
-          <w:lang w:val="es-ES"/>
-        </w:rPr>
-        <w:t xml:space="preserve">, </w:t>
-      </w:r>
-      <w:proofErr w:type="spellStart"/>
-      <w:r>
-        <w:rPr>
-          <w:color w:val="000000"/>
-          <w:sz w:val="28"/>
-          <w:szCs w:val="28"/>
-          <w:lang w:val="es-ES"/>
-        </w:rPr>
-        <w:t>descripcion</w:t>
-      </w:r>
-      <w:proofErr w:type="spellEnd"/>
-      <w:r>
-        <w:rPr>
-          <w:color w:val="000000"/>
-          <w:sz w:val="28"/>
-          <w:szCs w:val="28"/>
-          <w:lang w:val="es-ES"/>
-        </w:rPr>
-        <w:t>.</w:t>
-      </w:r>
-    </w:p>
-    <w:p>
-      <w:pPr>
-        <w:numPr>
-          <w:ilvl w:val="0"/>
-          <w:numId w:val="44"/>
-        </w:numPr>
-        <w:rPr>
-          <w:color w:val="000000"/>
-          <w:sz w:val="28"/>
-          <w:szCs w:val="28"/>
-          <w:lang w:val="es-ES"/>
-        </w:rPr>
-      </w:pPr>
       <w:r>
         <w:rPr>
           <w:b/>
@@ -7330,153 +7413,6 @@
           <w:szCs w:val="28"/>
           <w:lang w:val="es-ES"/>
         </w:rPr>
-        <w:t>Cita:</w:t>
-      </w:r>
-      <w:r>
-        <w:rPr>
-          <w:color w:val="000000"/>
-          <w:sz w:val="28"/>
-          <w:szCs w:val="28"/>
-          <w:lang w:val="es-ES"/>
-        </w:rPr>
-        <w:t xml:space="preserve"> </w:t>
-      </w:r>
-      <w:proofErr w:type="spellStart"/>
-      <w:r>
-        <w:rPr>
-          <w:color w:val="000000"/>
-          <w:sz w:val="28"/>
-          <w:szCs w:val="28"/>
-          <w:lang w:val="es-ES"/>
-        </w:rPr>
-        <w:t>id_cita</w:t>
-      </w:r>
-      <w:proofErr w:type="spellEnd"/>
-      <w:r>
-        <w:rPr>
-          <w:color w:val="000000"/>
-          <w:sz w:val="28"/>
-          <w:szCs w:val="28"/>
-          <w:lang w:val="es-ES"/>
-        </w:rPr>
-        <w:t xml:space="preserve"> (PK), </w:t>
-      </w:r>
-      <w:proofErr w:type="spellStart"/>
-      <w:r>
-        <w:rPr>
-          <w:color w:val="000000"/>
-          <w:sz w:val="28"/>
-          <w:szCs w:val="28"/>
-          <w:lang w:val="es-ES"/>
-        </w:rPr>
-        <w:t>id_paciente</w:t>
-      </w:r>
-      <w:proofErr w:type="spellEnd"/>
-      <w:r>
-        <w:rPr>
-          <w:color w:val="000000"/>
-          <w:sz w:val="28"/>
-          <w:szCs w:val="28"/>
-          <w:lang w:val="es-ES"/>
-        </w:rPr>
-        <w:t xml:space="preserve"> (FK), </w:t>
-      </w:r>
-      <w:proofErr w:type="spellStart"/>
-      <w:r>
-        <w:rPr>
-          <w:color w:val="000000"/>
-          <w:sz w:val="28"/>
-          <w:szCs w:val="28"/>
-          <w:lang w:val="es-ES"/>
-        </w:rPr>
-        <w:t>id_trabajador</w:t>
-      </w:r>
-      <w:proofErr w:type="spellEnd"/>
-      <w:r>
-        <w:rPr>
-          <w:color w:val="000000"/>
-          <w:sz w:val="28"/>
-          <w:szCs w:val="28"/>
-          <w:lang w:val="es-ES"/>
-        </w:rPr>
-        <w:t xml:space="preserve"> (FK, médico asignado), </w:t>
-      </w:r>
-      <w:proofErr w:type="spellStart"/>
-      <w:r>
-        <w:rPr>
-          <w:color w:val="000000"/>
-          <w:sz w:val="28"/>
-          <w:szCs w:val="28"/>
-          <w:lang w:val="es-ES"/>
-        </w:rPr>
-        <w:t>fecha_hora</w:t>
-      </w:r>
-      <w:proofErr w:type="spellEnd"/>
-      <w:r>
-        <w:rPr>
-          <w:color w:val="000000"/>
-          <w:sz w:val="28"/>
-          <w:szCs w:val="28"/>
-          <w:lang w:val="es-ES"/>
-        </w:rPr>
-        <w:t xml:space="preserve">, estado (Pendiente, Realizada, Cancelada), </w:t>
-      </w:r>
-      <w:proofErr w:type="spellStart"/>
-      <w:r>
-        <w:rPr>
-          <w:color w:val="000000"/>
-          <w:sz w:val="28"/>
-          <w:szCs w:val="28"/>
-          <w:lang w:val="es-ES"/>
-        </w:rPr>
-        <w:t>motivo_consulta</w:t>
-      </w:r>
-      <w:proofErr w:type="spellEnd"/>
-      <w:r>
-        <w:rPr>
-          <w:color w:val="000000"/>
-          <w:sz w:val="28"/>
-          <w:szCs w:val="28"/>
-          <w:lang w:val="es-ES"/>
-        </w:rPr>
-        <w:t>, diagnostico.</w:t>
-      </w:r>
-    </w:p>
-    <w:p>
-      <w:pPr>
-        <w:numPr>
-          <w:ilvl w:val="0"/>
-          <w:numId w:val="44"/>
-        </w:numPr>
-        <w:rPr>
-          <w:color w:val="000000"/>
-          <w:sz w:val="28"/>
-          <w:szCs w:val="28"/>
-          <w:lang w:val="es-ES"/>
-        </w:rPr>
-      </w:pPr>
-      <w:proofErr w:type="spellStart"/>
-      <w:r>
-        <w:rPr>
-          <w:b/>
-          <w:bCs/>
-          <w:color w:val="000000"/>
-          <w:sz w:val="28"/>
-          <w:szCs w:val="28"/>
-          <w:lang w:val="es-ES"/>
-        </w:rPr>
-        <w:t>Historial_Medico</w:t>
-      </w:r>
-      <w:proofErr w:type="spellEnd"/>
-      <w:r>
-        <w:rPr>
-          <w:b/>
-          <w:bCs/>
-          <w:color w:val="000000"/>
-          <w:sz w:val="28"/>
-          <w:szCs w:val="28"/>
-          <w:lang w:val="es-ES"/>
-        </w:rPr>
         <w:t>:</w:t>
       </w:r>
       <w:r>
@@ -7706,14 +7642,14 @@
           <w:numId w:val="1"/>
         </w:numPr>
       </w:pPr>
-      <w:bookmarkStart w:id="24" w:name="_Toc242115549"/>
+      <w:bookmarkStart w:id="25" w:name="_Toc242282620"/>
       <w:r>
         <w:t xml:space="preserve">diagramas de </w:t>
       </w:r>
       <w:r>
         <w:t>Clases</w:t>
       </w:r>
-      <w:bookmarkEnd w:id="24"/>
+      <w:bookmarkEnd w:id="25"/>
     </w:p>
     <w:p/>
     <w:p/>
@@ -8098,7 +8034,6 @@
           <w:bCs/>
           <w:lang w:val="es-ES"/>
         </w:rPr>
-        <w:lastRenderedPageBreak/>
         <w:t>2. Capa de (</w:t>
       </w:r>
       <w:proofErr w:type="spellStart"/>
@@ -8142,6 +8077,7 @@
           <w:bCs/>
           <w:lang w:val="es-ES"/>
         </w:rPr>
+        <w:lastRenderedPageBreak/>
         <w:t xml:space="preserve">Clase </w:t>
       </w:r>
       <w:proofErr w:type="spellStart"/>
@@ -8950,7 +8886,6 @@
           <w:bCs/>
           <w:lang w:val="es-ES"/>
         </w:rPr>
-        <w:lastRenderedPageBreak/>
         <w:t>Controladores de Gestión (</w:t>
       </w:r>
       <w:proofErr w:type="spellStart"/>
@@ -9012,6 +8947,7 @@
           <w:bCs/>
           <w:lang w:val="es-ES"/>
         </w:rPr>
+        <w:lastRenderedPageBreak/>
         <w:t>Atributos:</w:t>
       </w:r>
       <w:r>
@@ -9292,11 +9228,11 @@
           <w:numId w:val="1"/>
         </w:numPr>
       </w:pPr>
-      <w:bookmarkStart w:id="25" w:name="_Toc242115550"/>
+      <w:bookmarkStart w:id="26" w:name="_Toc242282621"/>
       <w:r>
         <w:t>Diseño del proyecto</w:t>
       </w:r>
-      <w:bookmarkEnd w:id="25"/>
+      <w:bookmarkEnd w:id="26"/>
       <w:r>
         <w:t xml:space="preserve"> </w:t>
       </w:r>
@@ -9314,12 +9250,12 @@
           <w:numId w:val="1"/>
         </w:numPr>
       </w:pPr>
-      <w:bookmarkStart w:id="26" w:name="_Toc242115551"/>
+      <w:bookmarkStart w:id="27" w:name="_Toc242282622"/>
       <w:proofErr w:type="spellStart"/>
       <w:r>
         <w:t>Wireframe</w:t>
       </w:r>
-      <w:bookmarkEnd w:id="26"/>
+      <w:bookmarkEnd w:id="27"/>
       <w:proofErr w:type="spellEnd"/>
     </w:p>
     <w:p>
@@ -9436,7 +9372,7 @@
           <w:noProof/>
         </w:rPr>
         <w:drawing>
-          <wp:anchor distT="0" distB="0" distL="114300" distR="114300" simplePos="0" relativeHeight="251665408" behindDoc="0" locked="0" layoutInCell="1" allowOverlap="1" wp14:anchorId="6A7ECAE7" wp14:editId="073C3588">
+          <wp:anchor distT="0" distB="0" distL="114300" distR="114300" simplePos="0" relativeHeight="251665408" behindDoc="0" locked="0" layoutInCell="1" allowOverlap="1" wp14:anchorId="6A7ECAE7" wp14:editId="2A4ADADF">
             <wp:simplePos x="0" y="0"/>
             <wp:positionH relativeFrom="column">
               <wp:posOffset>3341370</wp:posOffset>
@@ -9503,7 +9439,7 @@
           <w:noProof/>
         </w:rPr>
         <w:drawing>
-          <wp:anchor distT="0" distB="0" distL="114300" distR="114300" simplePos="0" relativeHeight="251664384" behindDoc="0" locked="0" layoutInCell="1" allowOverlap="1" wp14:anchorId="524228E2" wp14:editId="2650DD08">
+          <wp:anchor distT="0" distB="0" distL="114300" distR="114300" simplePos="0" relativeHeight="251664384" behindDoc="0" locked="0" layoutInCell="1" allowOverlap="1" wp14:anchorId="524228E2" wp14:editId="3F11D5FB">
             <wp:simplePos x="0" y="0"/>
             <wp:positionH relativeFrom="margin">
               <wp:posOffset>-22860</wp:posOffset>
@@ -9639,11 +9575,11 @@
           <w:numId w:val="1"/>
         </w:numPr>
       </w:pPr>
-      <w:bookmarkStart w:id="27" w:name="_Toc242115552"/>
+      <w:bookmarkStart w:id="28" w:name="_Toc242282623"/>
       <w:r>
         <w:t>Despliegue y pruebas</w:t>
       </w:r>
-      <w:bookmarkEnd w:id="27"/>
+      <w:bookmarkEnd w:id="28"/>
       <w:r>
         <w:t xml:space="preserve"> </w:t>
       </w:r>
@@ -9667,12 +9603,12 @@
           <w:numId w:val="1"/>
         </w:numPr>
       </w:pPr>
-      <w:bookmarkStart w:id="28" w:name="_Toc242115553"/>
+      <w:bookmarkStart w:id="29" w:name="_Toc242282624"/>
       <w:r>
         <w:lastRenderedPageBreak/>
         <w:t>Conclusiones</w:t>
       </w:r>
-      <w:bookmarkEnd w:id="28"/>
+      <w:bookmarkEnd w:id="29"/>
       <w:r>
         <w:t xml:space="preserve"> </w:t>
       </w:r>
@@ -9695,12 +9631,12 @@
           <w:numId w:val="1"/>
         </w:numPr>
       </w:pPr>
-      <w:bookmarkStart w:id="29" w:name="_Toc242115554"/>
+      <w:bookmarkStart w:id="30" w:name="_Toc242282625"/>
       <w:r>
         <w:lastRenderedPageBreak/>
         <w:t>Vías futuras</w:t>
       </w:r>
-      <w:bookmarkEnd w:id="29"/>
+      <w:bookmarkEnd w:id="30"/>
       <w:r>
         <w:t xml:space="preserve"> </w:t>
       </w:r>
@@ -9723,12 +9659,12 @@
           <w:numId w:val="1"/>
         </w:numPr>
       </w:pPr>
-      <w:bookmarkStart w:id="30" w:name="_Toc242115555"/>
+      <w:bookmarkStart w:id="31" w:name="_Toc242282626"/>
       <w:r>
         <w:lastRenderedPageBreak/>
         <w:t>Bibliografía/Webgrafía</w:t>
       </w:r>
-      <w:bookmarkEnd w:id="30"/>
+      <w:bookmarkEnd w:id="31"/>
       <w:r>
         <w:t xml:space="preserve"> </w:t>
       </w:r>
@@ -9751,12 +9687,12 @@
           <w:numId w:val="1"/>
         </w:numPr>
       </w:pPr>
-      <w:bookmarkStart w:id="31" w:name="_Toc242115556"/>
+      <w:bookmarkStart w:id="32" w:name="_Toc242282627"/>
       <w:r>
         <w:lastRenderedPageBreak/>
         <w:t>Anexos</w:t>
       </w:r>
-      <w:bookmarkEnd w:id="31"/>
+      <w:bookmarkEnd w:id="32"/>
     </w:p>
     <w:p>
       <w:pPr>
@@ -9766,11 +9702,11 @@
           <w:numId w:val="1"/>
         </w:numPr>
       </w:pPr>
-      <w:bookmarkStart w:id="32" w:name="_Toc242115557"/>
+      <w:bookmarkStart w:id="33" w:name="_Toc242282628"/>
       <w:r>
         <w:t>Manual de Instalación</w:t>
       </w:r>
-      <w:bookmarkEnd w:id="32"/>
+      <w:bookmarkEnd w:id="33"/>
     </w:p>
     <w:p/>
     <w:p>
@@ -9781,11 +9717,11 @@
           <w:numId w:val="1"/>
         </w:numPr>
       </w:pPr>
-      <w:bookmarkStart w:id="33" w:name="_Toc242115558"/>
+      <w:bookmarkStart w:id="34" w:name="_Toc242282629"/>
       <w:r>
         <w:t>Manual de Usuario</w:t>
       </w:r>
-      <w:bookmarkEnd w:id="33"/>
+      <w:bookmarkEnd w:id="34"/>
     </w:p>
     <w:p/>
     <w:p>
@@ -9811,12 +9747,12 @@
           <w:vertAlign w:val="subscript"/>
         </w:rPr>
       </w:pPr>
-      <w:bookmarkStart w:id="34" w:name="_heading=h.z337ya" w:colFirst="0" w:colLast="0"/>
-      <w:bookmarkEnd w:id="34"/>
-    </w:p>
-    <w:p>
-      <w:bookmarkStart w:id="35" w:name="_heading=h.3j2qqm3" w:colFirst="0" w:colLast="0"/>
+      <w:bookmarkStart w:id="35" w:name="_heading=h.z337ya" w:colFirst="0" w:colLast="0"/>
       <w:bookmarkEnd w:id="35"/>
+    </w:p>
+    <w:p>
+      <w:bookmarkStart w:id="36" w:name="_heading=h.3j2qqm3" w:colFirst="0" w:colLast="0"/>
+      <w:bookmarkEnd w:id="36"/>
     </w:p>
     <w:p>
       <w:pPr>
@@ -10843,6 +10779,92 @@
     </w:lvl>
   </w:abstractNum>
   <w:abstractNum w:abstractNumId="7" w15:restartNumberingAfterBreak="0">
+    <w:nsid w:val="111C0D7D"/>
+    <w:multiLevelType w:val="hybridMultilevel"/>
+    <w:tmpl w:val="59E29D2E"/>
+    <w:lvl w:ilvl="0" w:tplc="0C0A000F">
+      <w:start w:val="1"/>
+      <w:numFmt w:val="decimal"/>
+      <w:lvlText w:val="%1."/>
+      <w:lvlJc w:val="left"/>
+      <w:pPr>
+        <w:ind w:left="720" w:hanging="360"/>
+      </w:pPr>
+    </w:lvl>
+    <w:lvl w:ilvl="1" w:tplc="0C0A0019" w:tentative="1">
+      <w:start w:val="1"/>
+      <w:numFmt w:val="lowerLetter"/>
+      <w:lvlText w:val="%2."/>
+      <w:lvlJc w:val="left"/>
+      <w:pPr>
+        <w:ind w:left="1440" w:hanging="360"/>
+      </w:pPr>
+    </w:lvl>
+    <w:lvl w:ilvl="2" w:tplc="0C0A001B" w:tentative="1">
+      <w:start w:val="1"/>
+      <w:numFmt w:val="lowerRoman"/>
+      <w:lvlText w:val="%3."/>
+      <w:lvlJc w:val="right"/>
+      <w:pPr>
+        <w:ind w:left="2160" w:hanging="180"/>
+      </w:pPr>
+    </w:lvl>
+    <w:lvl w:ilvl="3" w:tplc="0C0A000F" w:tentative="1">
+      <w:start w:val="1"/>
+      <w:numFmt w:val="decimal"/>
+      <w:lvlText w:val="%4."/>
+      <w:lvlJc w:val="left"/>
+      <w:pPr>
+        <w:ind w:left="2880" w:hanging="360"/>
+      </w:pPr>
+    </w:lvl>
+    <w:lvl w:ilvl="4" w:tplc="0C0A0019" w:tentative="1">
+      <w:start w:val="1"/>
+      <w:numFmt w:val="lowerLetter"/>
+      <w:lvlText w:val="%5."/>
+      <w:lvlJc w:val="left"/>
+      <w:pPr>
+        <w:ind w:left="3600" w:hanging="360"/>
+      </w:pPr>
+    </w:lvl>
+    <w:lvl w:ilvl="5" w:tplc="0C0A001B" w:tentative="1">
+      <w:start w:val="1"/>
+      <w:numFmt w:val="lowerRoman"/>
+      <w:lvlText w:val="%6."/>
+      <w:lvlJc w:val="right"/>
+      <w:pPr>
+        <w:ind w:left="4320" w:hanging="180"/>
+      </w:pPr>
+    </w:lvl>
+    <w:lvl w:ilvl="6" w:tplc="0C0A000F" w:tentative="1">
+      <w:start w:val="1"/>
+      <w:numFmt w:val="decimal"/>
+      <w:lvlText w:val="%7."/>
+      <w:lvlJc w:val="left"/>
+      <w:pPr>
+        <w:ind w:left="5040" w:hanging="360"/>
+      </w:pPr>
+    </w:lvl>
+    <w:lvl w:ilvl="7" w:tplc="0C0A0019" w:tentative="1">
+      <w:start w:val="1"/>
+      <w:numFmt w:val="lowerLetter"/>
+      <w:lvlText w:val="%8."/>
+      <w:lvlJc w:val="left"/>
+      <w:pPr>
+        <w:ind w:left="5760" w:hanging="360"/>
+      </w:pPr>
+    </w:lvl>
+    <w:lvl w:ilvl="8" w:tplc="0C0A001B" w:tentative="1">
+      <w:start w:val="1"/>
+      <w:numFmt w:val="lowerRoman"/>
+      <w:lvlText w:val="%9."/>
+      <w:lvlJc w:val="right"/>
+      <w:pPr>
+        <w:ind w:left="6480" w:hanging="180"/>
+      </w:pPr>
+    </w:lvl>
+  </w:abstractNum>
+  <w:abstractNum w:abstractNumId="8" w15:restartNumberingAfterBreak="0">
     <w:nsid w:val="11935620"/>
     <w:multiLevelType w:val="hybridMultilevel"/>
     <w:tmpl w:val="7F28A674"/>
@@ -10931,7 +10953,7 @@
       </w:pPr>
     </w:lvl>
   </w:abstractNum>
-  <w:abstractNum w:abstractNumId="8" w15:restartNumberingAfterBreak="0">
+  <w:abstractNum w:abstractNumId="9" w15:restartNumberingAfterBreak="0">
     <w:nsid w:val="13A67678"/>
     <w:multiLevelType w:val="hybridMultilevel"/>
     <w:tmpl w:val="64DA93DC"/>
@@ -11020,7 +11042,7 @@
       </w:pPr>
     </w:lvl>
   </w:abstractNum>
-  <w:abstractNum w:abstractNumId="9" w15:restartNumberingAfterBreak="0">
+  <w:abstractNum w:abstractNumId="10" w15:restartNumberingAfterBreak="0">
     <w:nsid w:val="16BE1A08"/>
     <w:multiLevelType w:val="multilevel"/>
     <w:tmpl w:val="CAFE20EE"/>
@@ -11169,7 +11191,7 @@
       </w:rPr>
     </w:lvl>
   </w:abstractNum>
-  <w:abstractNum w:abstractNumId="10" w15:restartNumberingAfterBreak="0">
+  <w:abstractNum w:abstractNumId="11" w15:restartNumberingAfterBreak="0">
     <w:nsid w:val="1864790E"/>
     <w:multiLevelType w:val="multilevel"/>
     <w:tmpl w:val="C9CAFF74"/>
@@ -11318,7 +11340,7 @@
       </w:rPr>
     </w:lvl>
   </w:abstractNum>
-  <w:abstractNum w:abstractNumId="11" w15:restartNumberingAfterBreak="0">
+  <w:abstractNum w:abstractNumId="12" w15:restartNumberingAfterBreak="0">
     <w:nsid w:val="19F80738"/>
     <w:multiLevelType w:val="hybridMultilevel"/>
     <w:tmpl w:val="41D4C086"/>
@@ -11407,7 +11429,7 @@
       </w:pPr>
     </w:lvl>
   </w:abstractNum>
-  <w:abstractNum w:abstractNumId="12" w15:restartNumberingAfterBreak="0">
+  <w:abstractNum w:abstractNumId="13" w15:restartNumberingAfterBreak="0">
     <w:nsid w:val="1C1805AA"/>
     <w:multiLevelType w:val="hybridMultilevel"/>
     <w:tmpl w:val="1264E3F2"/>
@@ -11520,7 +11542,7 @@
       </w:rPr>
     </w:lvl>
   </w:abstractNum>
-  <w:abstractNum w:abstractNumId="13" w15:restartNumberingAfterBreak="0">
+  <w:abstractNum w:abstractNumId="14" w15:restartNumberingAfterBreak="0">
     <w:nsid w:val="1C2E4DB5"/>
     <w:multiLevelType w:val="hybridMultilevel"/>
     <w:tmpl w:val="3B66452E"/>
@@ -11609,7 +11631,7 @@
       </w:pPr>
     </w:lvl>
   </w:abstractNum>
-  <w:abstractNum w:abstractNumId="14" w15:restartNumberingAfterBreak="0">
+  <w:abstractNum w:abstractNumId="15" w15:restartNumberingAfterBreak="0">
     <w:nsid w:val="1C5E0A48"/>
     <w:multiLevelType w:val="multilevel"/>
     <w:tmpl w:val="4B8A4B92"/>
@@ -11758,7 +11780,7 @@
       </w:rPr>
     </w:lvl>
   </w:abstractNum>
-  <w:abstractNum w:abstractNumId="15" w15:restartNumberingAfterBreak="0">
+  <w:abstractNum w:abstractNumId="16" w15:restartNumberingAfterBreak="0">
     <w:nsid w:val="1E497B12"/>
     <w:multiLevelType w:val="hybridMultilevel"/>
     <w:tmpl w:val="5F4C6ECC"/>
@@ -11871,7 +11893,7 @@
       </w:rPr>
     </w:lvl>
   </w:abstractNum>
-  <w:abstractNum w:abstractNumId="16" w15:restartNumberingAfterBreak="0">
+  <w:abstractNum w:abstractNumId="17" w15:restartNumberingAfterBreak="0">
     <w:nsid w:val="1EBC368F"/>
     <w:multiLevelType w:val="multilevel"/>
     <w:tmpl w:val="72DE3258"/>
@@ -11957,7 +11979,7 @@
       </w:pPr>
     </w:lvl>
   </w:abstractNum>
-  <w:abstractNum w:abstractNumId="17" w15:restartNumberingAfterBreak="0">
+  <w:abstractNum w:abstractNumId="18" w15:restartNumberingAfterBreak="0">
     <w:nsid w:val="25520362"/>
     <w:multiLevelType w:val="hybridMultilevel"/>
     <w:tmpl w:val="E2BE0E44"/>
@@ -12046,7 +12068,7 @@
       </w:pPr>
     </w:lvl>
   </w:abstractNum>
-  <w:abstractNum w:abstractNumId="18" w15:restartNumberingAfterBreak="0">
+  <w:abstractNum w:abstractNumId="19" w15:restartNumberingAfterBreak="0">
     <w:nsid w:val="25A868CF"/>
     <w:multiLevelType w:val="hybridMultilevel"/>
     <w:tmpl w:val="1F3EFD98"/>
@@ -12132,7 +12154,7 @@
       </w:pPr>
     </w:lvl>
   </w:abstractNum>
-  <w:abstractNum w:abstractNumId="19" w15:restartNumberingAfterBreak="0">
+  <w:abstractNum w:abstractNumId="20" w15:restartNumberingAfterBreak="0">
     <w:nsid w:val="27C85B7D"/>
     <w:multiLevelType w:val="multilevel"/>
     <w:tmpl w:val="3564B36C"/>
@@ -12281,7 +12303,7 @@
       </w:rPr>
     </w:lvl>
   </w:abstractNum>
-  <w:abstractNum w:abstractNumId="20" w15:restartNumberingAfterBreak="0">
+  <w:abstractNum w:abstractNumId="21" w15:restartNumberingAfterBreak="0">
     <w:nsid w:val="315F43C4"/>
     <w:multiLevelType w:val="multilevel"/>
     <w:tmpl w:val="40069E20"/>
@@ -12394,7 +12416,7 @@
       </w:rPr>
     </w:lvl>
   </w:abstractNum>
-  <w:abstractNum w:abstractNumId="21" w15:restartNumberingAfterBreak="0">
+  <w:abstractNum w:abstractNumId="22" w15:restartNumberingAfterBreak="0">
     <w:nsid w:val="394F4EF4"/>
     <w:multiLevelType w:val="multilevel"/>
     <w:tmpl w:val="76540750"/>
@@ -12543,7 +12565,7 @@
       </w:rPr>
     </w:lvl>
   </w:abstractNum>
-  <w:abstractNum w:abstractNumId="22" w15:restartNumberingAfterBreak="0">
+  <w:abstractNum w:abstractNumId="23" w15:restartNumberingAfterBreak="0">
     <w:nsid w:val="39BF1185"/>
     <w:multiLevelType w:val="multilevel"/>
     <w:tmpl w:val="0AF85158"/>
@@ -12632,7 +12654,7 @@
       </w:pPr>
     </w:lvl>
   </w:abstractNum>
-  <w:abstractNum w:abstractNumId="23" w15:restartNumberingAfterBreak="0">
+  <w:abstractNum w:abstractNumId="24" w15:restartNumberingAfterBreak="0">
     <w:nsid w:val="3B49303B"/>
     <w:multiLevelType w:val="hybridMultilevel"/>
     <w:tmpl w:val="EABE4226"/>
@@ -12745,7 +12767,7 @@
       </w:rPr>
     </w:lvl>
   </w:abstractNum>
-  <w:abstractNum w:abstractNumId="24" w15:restartNumberingAfterBreak="0">
+  <w:abstractNum w:abstractNumId="25" w15:restartNumberingAfterBreak="0">
     <w:nsid w:val="4F8F57FB"/>
     <w:multiLevelType w:val="hybridMultilevel"/>
     <w:tmpl w:val="0602BD0A"/>
@@ -12834,7 +12856,7 @@
       </w:pPr>
     </w:lvl>
   </w:abstractNum>
-  <w:abstractNum w:abstractNumId="25" w15:restartNumberingAfterBreak="0">
+  <w:abstractNum w:abstractNumId="26" w15:restartNumberingAfterBreak="0">
     <w:nsid w:val="505937FD"/>
     <w:multiLevelType w:val="hybridMultilevel"/>
     <w:tmpl w:val="41E8B920"/>
@@ -12920,7 +12942,7 @@
       </w:pPr>
     </w:lvl>
   </w:abstractNum>
-  <w:abstractNum w:abstractNumId="26" w15:restartNumberingAfterBreak="0">
+  <w:abstractNum w:abstractNumId="27" w15:restartNumberingAfterBreak="0">
     <w:nsid w:val="51555E00"/>
     <w:multiLevelType w:val="multilevel"/>
     <w:tmpl w:val="D41E289C"/>
@@ -13006,7 +13028,7 @@
       </w:pPr>
     </w:lvl>
   </w:abstractNum>
-  <w:abstractNum w:abstractNumId="27" w15:restartNumberingAfterBreak="0">
+  <w:abstractNum w:abstractNumId="28" w15:restartNumberingAfterBreak="0">
     <w:nsid w:val="518468B8"/>
     <w:multiLevelType w:val="multilevel"/>
     <w:tmpl w:val="56E2AEBE"/>
@@ -13155,7 +13177,7 @@
       </w:rPr>
     </w:lvl>
   </w:abstractNum>
-  <w:abstractNum w:abstractNumId="28" w15:restartNumberingAfterBreak="0">
+  <w:abstractNum w:abstractNumId="29" w15:restartNumberingAfterBreak="0">
     <w:nsid w:val="53633302"/>
     <w:multiLevelType w:val="hybridMultilevel"/>
     <w:tmpl w:val="243459B8"/>
@@ -13244,7 +13266,7 @@
       </w:pPr>
     </w:lvl>
   </w:abstractNum>
-  <w:abstractNum w:abstractNumId="29" w15:restartNumberingAfterBreak="0">
+  <w:abstractNum w:abstractNumId="30" w15:restartNumberingAfterBreak="0">
     <w:nsid w:val="53DA2CAB"/>
     <w:multiLevelType w:val="multilevel"/>
     <w:tmpl w:val="BADAF078"/>
@@ -13393,7 +13415,7 @@
       </w:rPr>
     </w:lvl>
   </w:abstractNum>
-  <w:abstractNum w:abstractNumId="30" w15:restartNumberingAfterBreak="0">
+  <w:abstractNum w:abstractNumId="31" w15:restartNumberingAfterBreak="0">
     <w:nsid w:val="54C37510"/>
     <w:multiLevelType w:val="hybridMultilevel"/>
     <w:tmpl w:val="6142A5C4"/>
@@ -13506,7 +13528,7 @@
       </w:rPr>
     </w:lvl>
   </w:abstractNum>
-  <w:abstractNum w:abstractNumId="31" w15:restartNumberingAfterBreak="0">
+  <w:abstractNum w:abstractNumId="32" w15:restartNumberingAfterBreak="0">
     <w:nsid w:val="551F4C40"/>
     <w:multiLevelType w:val="hybridMultilevel"/>
     <w:tmpl w:val="D3F62BC6"/>
@@ -13619,7 +13641,7 @@
       </w:rPr>
     </w:lvl>
   </w:abstractNum>
-  <w:abstractNum w:abstractNumId="32" w15:restartNumberingAfterBreak="0">
+  <w:abstractNum w:abstractNumId="33" w15:restartNumberingAfterBreak="0">
     <w:nsid w:val="56C934E5"/>
     <w:multiLevelType w:val="hybridMultilevel"/>
     <w:tmpl w:val="C3922F62"/>
@@ -13708,7 +13730,7 @@
       </w:pPr>
     </w:lvl>
   </w:abstractNum>
-  <w:abstractNum w:abstractNumId="33" w15:restartNumberingAfterBreak="0">
+  <w:abstractNum w:abstractNumId="34" w15:restartNumberingAfterBreak="0">
     <w:nsid w:val="57F942FB"/>
     <w:multiLevelType w:val="hybridMultilevel"/>
     <w:tmpl w:val="D0E0B0E6"/>
@@ -13821,7 +13843,7 @@
       </w:rPr>
     </w:lvl>
   </w:abstractNum>
-  <w:abstractNum w:abstractNumId="34" w15:restartNumberingAfterBreak="0">
+  <w:abstractNum w:abstractNumId="35" w15:restartNumberingAfterBreak="0">
     <w:nsid w:val="6DD0147A"/>
     <w:multiLevelType w:val="multilevel"/>
     <w:tmpl w:val="78DE6110"/>
@@ -13970,7 +13992,7 @@
       </w:rPr>
     </w:lvl>
   </w:abstractNum>
-  <w:abstractNum w:abstractNumId="35" w15:restartNumberingAfterBreak="0">
+  <w:abstractNum w:abstractNumId="36" w15:restartNumberingAfterBreak="0">
     <w:nsid w:val="756865E3"/>
     <w:multiLevelType w:val="multilevel"/>
     <w:tmpl w:val="FE96619C"/>
@@ -14119,7 +14141,7 @@
       </w:rPr>
     </w:lvl>
   </w:abstractNum>
-  <w:abstractNum w:abstractNumId="36" w15:restartNumberingAfterBreak="0">
+  <w:abstractNum w:abstractNumId="37" w15:restartNumberingAfterBreak="0">
     <w:nsid w:val="769A48FF"/>
     <w:multiLevelType w:val="multilevel"/>
     <w:tmpl w:val="B284F9E6"/>
@@ -14221,7 +14243,7 @@
       </w:rPr>
     </w:lvl>
   </w:abstractNum>
-  <w:abstractNum w:abstractNumId="37" w15:restartNumberingAfterBreak="0">
+  <w:abstractNum w:abstractNumId="38" w15:restartNumberingAfterBreak="0">
     <w:nsid w:val="7B912E92"/>
     <w:multiLevelType w:val="multilevel"/>
     <w:tmpl w:val="0AF85158"/>
@@ -14310,7 +14332,7 @@
       </w:pPr>
     </w:lvl>
   </w:abstractNum>
-  <w:abstractNum w:abstractNumId="38" w15:restartNumberingAfterBreak="0">
+  <w:abstractNum w:abstractNumId="39" w15:restartNumberingAfterBreak="0">
     <w:nsid w:val="7C6A485C"/>
     <w:multiLevelType w:val="hybridMultilevel"/>
     <w:tmpl w:val="50066974"/>
@@ -14423,7 +14445,7 @@
       </w:rPr>
     </w:lvl>
   </w:abstractNum>
-  <w:abstractNum w:abstractNumId="39" w15:restartNumberingAfterBreak="0">
+  <w:abstractNum w:abstractNumId="40" w15:restartNumberingAfterBreak="0">
     <w:nsid w:val="7FFA5EFB"/>
     <w:multiLevelType w:val="multilevel"/>
     <w:tmpl w:val="3DA2E75C"/>
@@ -14573,16 +14595,16 @@
     </w:lvl>
   </w:abstractNum>
   <w:num w:numId="1" w16cid:durableId="1808430329">
-    <w:abstractNumId w:val="16"/>
+    <w:abstractNumId w:val="17"/>
   </w:num>
   <w:num w:numId="2" w16cid:durableId="525365372">
-    <w:abstractNumId w:val="26"/>
+    <w:abstractNumId w:val="27"/>
   </w:num>
   <w:num w:numId="3" w16cid:durableId="1664620931">
-    <w:abstractNumId w:val="20"/>
+    <w:abstractNumId w:val="21"/>
   </w:num>
   <w:num w:numId="4" w16cid:durableId="758406701">
-    <w:abstractNumId w:val="36"/>
+    <w:abstractNumId w:val="37"/>
     <w:lvlOverride w:ilvl="0">
       <w:startOverride w:val="1"/>
     </w:lvlOverride>
@@ -14596,100 +14618,100 @@
     <w:lvlOverride w:ilvl="8"/>
   </w:num>
   <w:num w:numId="5" w16cid:durableId="1343505807">
-    <w:abstractNumId w:val="23"/>
+    <w:abstractNumId w:val="24"/>
   </w:num>
   <w:num w:numId="6" w16cid:durableId="1064061498">
-    <w:abstractNumId w:val="25"/>
+    <w:abstractNumId w:val="26"/>
   </w:num>
   <w:num w:numId="7" w16cid:durableId="914556358">
-    <w:abstractNumId w:val="8"/>
+    <w:abstractNumId w:val="9"/>
   </w:num>
   <w:num w:numId="8" w16cid:durableId="1938826045">
-    <w:abstractNumId w:val="18"/>
+    <w:abstractNumId w:val="19"/>
   </w:num>
   <w:num w:numId="9" w16cid:durableId="236747927">
     <w:abstractNumId w:val="4"/>
   </w:num>
   <w:num w:numId="10" w16cid:durableId="629289006">
-    <w:abstractNumId w:val="15"/>
+    <w:abstractNumId w:val="16"/>
   </w:num>
   <w:num w:numId="11" w16cid:durableId="785658104">
-    <w:abstractNumId w:val="30"/>
+    <w:abstractNumId w:val="31"/>
   </w:num>
   <w:num w:numId="12" w16cid:durableId="1707293142">
     <w:abstractNumId w:val="5"/>
   </w:num>
   <w:num w:numId="13" w16cid:durableId="1972981288">
-    <w:abstractNumId w:val="7"/>
+    <w:abstractNumId w:val="8"/>
   </w:num>
   <w:num w:numId="14" w16cid:durableId="253168290">
-    <w:abstractNumId w:val="11"/>
+    <w:abstractNumId w:val="12"/>
   </w:num>
   <w:num w:numId="15" w16cid:durableId="680670810">
-    <w:abstractNumId w:val="28"/>
+    <w:abstractNumId w:val="29"/>
   </w:num>
   <w:num w:numId="16" w16cid:durableId="237444939">
-    <w:abstractNumId w:val="17"/>
+    <w:abstractNumId w:val="18"/>
   </w:num>
   <w:num w:numId="17" w16cid:durableId="1765415652">
-    <w:abstractNumId w:val="24"/>
+    <w:abstractNumId w:val="25"/>
   </w:num>
   <w:num w:numId="18" w16cid:durableId="767429265">
-    <w:abstractNumId w:val="38"/>
+    <w:abstractNumId w:val="39"/>
   </w:num>
   <w:num w:numId="19" w16cid:durableId="1629237298">
-    <w:abstractNumId w:val="12"/>
+    <w:abstractNumId w:val="13"/>
   </w:num>
   <w:num w:numId="20" w16cid:durableId="948513654">
     <w:abstractNumId w:val="0"/>
   </w:num>
   <w:num w:numId="21" w16cid:durableId="1214191891">
-    <w:abstractNumId w:val="9"/>
+    <w:abstractNumId w:val="10"/>
   </w:num>
   <w:num w:numId="22" w16cid:durableId="1992519285">
-    <w:abstractNumId w:val="19"/>
+    <w:abstractNumId w:val="20"/>
   </w:num>
   <w:num w:numId="23" w16cid:durableId="2041280235">
-    <w:abstractNumId w:val="35"/>
+    <w:abstractNumId w:val="36"/>
   </w:num>
   <w:num w:numId="24" w16cid:durableId="474296130">
-    <w:abstractNumId w:val="27"/>
+    <w:abstractNumId w:val="28"/>
   </w:num>
   <w:num w:numId="25" w16cid:durableId="953052016">
-    <w:abstractNumId w:val="39"/>
+    <w:abstractNumId w:val="40"/>
   </w:num>
   <w:num w:numId="26" w16cid:durableId="239216498">
     <w:abstractNumId w:val="3"/>
   </w:num>
   <w:num w:numId="27" w16cid:durableId="1064180269">
-    <w:abstractNumId w:val="33"/>
+    <w:abstractNumId w:val="34"/>
   </w:num>
   <w:num w:numId="28" w16cid:durableId="36203897">
     <w:abstractNumId w:val="2"/>
   </w:num>
   <w:num w:numId="29" w16cid:durableId="1458180953">
-    <w:abstractNumId w:val="14"/>
+    <w:abstractNumId w:val="15"/>
   </w:num>
   <w:num w:numId="30" w16cid:durableId="337778451">
-    <w:abstractNumId w:val="34"/>
+    <w:abstractNumId w:val="35"/>
   </w:num>
   <w:num w:numId="31" w16cid:durableId="514076526">
-    <w:abstractNumId w:val="31"/>
+    <w:abstractNumId w:val="32"/>
   </w:num>
   <w:num w:numId="32" w16cid:durableId="207423678">
     <w:abstractNumId w:val="1"/>
   </w:num>
   <w:num w:numId="33" w16cid:durableId="1726876089">
-    <w:abstractNumId w:val="13"/>
+    <w:abstractNumId w:val="14"/>
   </w:num>
   <w:num w:numId="34" w16cid:durableId="1336809403">
-    <w:abstractNumId w:val="37"/>
+    <w:abstractNumId w:val="38"/>
   </w:num>
   <w:num w:numId="35" w16cid:durableId="1429932310">
-    <w:abstractNumId w:val="22"/>
+    <w:abstractNumId w:val="23"/>
   </w:num>
   <w:num w:numId="36" w16cid:durableId="229924653">
-    <w:abstractNumId w:val="18"/>
+    <w:abstractNumId w:val="19"/>
     <w:lvlOverride w:ilvl="0">
       <w:startOverride w:val="1"/>
     </w:lvlOverride>
@@ -14720,54 +14742,30 @@
   </w:num>
   <w:num w:numId="37" w16cid:durableId="2002733601">
     <w:abstractNumId w:val="4"/>
-    <w:lvlOverride w:ilvl="0"/>
-    <w:lvlOverride w:ilvl="1"/>
-    <w:lvlOverride w:ilvl="2"/>
-    <w:lvlOverride w:ilvl="3"/>
-    <w:lvlOverride w:ilvl="4"/>
-    <w:lvlOverride w:ilvl="5"/>
-    <w:lvlOverride w:ilvl="6"/>
-    <w:lvlOverride w:ilvl="7"/>
-    <w:lvlOverride w:ilvl="8"/>
   </w:num>
   <w:num w:numId="38" w16cid:durableId="573247023">
-    <w:abstractNumId w:val="30"/>
-    <w:lvlOverride w:ilvl="0"/>
-    <w:lvlOverride w:ilvl="1"/>
-    <w:lvlOverride w:ilvl="2"/>
-    <w:lvlOverride w:ilvl="3"/>
-    <w:lvlOverride w:ilvl="4"/>
-    <w:lvlOverride w:ilvl="5"/>
-    <w:lvlOverride w:ilvl="6"/>
-    <w:lvlOverride w:ilvl="7"/>
-    <w:lvlOverride w:ilvl="8"/>
+    <w:abstractNumId w:val="31"/>
   </w:num>
   <w:num w:numId="39" w16cid:durableId="107966665">
-    <w:abstractNumId w:val="15"/>
-    <w:lvlOverride w:ilvl="0"/>
-    <w:lvlOverride w:ilvl="1"/>
-    <w:lvlOverride w:ilvl="2"/>
-    <w:lvlOverride w:ilvl="3"/>
-    <w:lvlOverride w:ilvl="4"/>
-    <w:lvlOverride w:ilvl="5"/>
-    <w:lvlOverride w:ilvl="6"/>
-    <w:lvlOverride w:ilvl="7"/>
-    <w:lvlOverride w:ilvl="8"/>
+    <w:abstractNumId w:val="16"/>
   </w:num>
   <w:num w:numId="40" w16cid:durableId="875964922">
     <w:abstractNumId w:val="6"/>
   </w:num>
   <w:num w:numId="41" w16cid:durableId="192809182">
-    <w:abstractNumId w:val="32"/>
+    <w:abstractNumId w:val="33"/>
   </w:num>
   <w:num w:numId="42" w16cid:durableId="1729377050">
-    <w:abstractNumId w:val="21"/>
+    <w:abstractNumId w:val="22"/>
   </w:num>
   <w:num w:numId="43" w16cid:durableId="1771466020">
-    <w:abstractNumId w:val="10"/>
+    <w:abstractNumId w:val="11"/>
   </w:num>
   <w:num w:numId="44" w16cid:durableId="1945574721">
-    <w:abstractNumId w:val="29"/>
+    <w:abstractNumId w:val="30"/>
+  </w:num>
+  <w:num w:numId="45" w16cid:durableId="7022">
+    <w:abstractNumId w:val="7"/>
   </w:num>
 </w:numbering>
 </file>
@@ -15297,6 +15295,7 @@
   <w:style w:type="character" w:default="1" w:styleId="Fuentedeprrafopredeter">
     <w:name w:val="Default Paragraph Font"/>
     <w:uiPriority w:val="1"/>
+    <w:semiHidden/>
     <w:unhideWhenUsed/>
   </w:style>
   <w:style w:type="table" w:default="1" w:styleId="Tablanormal">
@@ -15847,28 +15846,28 @@
 </file>
 
 <file path=customXml/item1.xml><?xml version="1.0" encoding="utf-8"?>
-<b:Sources xmlns:b="http://schemas.openxmlformats.org/officeDocument/2006/bibliography" xmlns="http://schemas.openxmlformats.org/officeDocument/2006/bibliography" SelectedStyle="\APASixthEditionOfficeOnline.xsl" StyleName="APA" Version="6"/>
-</file>
-
-<file path=customXml/item2.xml><?xml version="1.0" encoding="utf-8"?>
 <go:gDocsCustomXmlDataStorage xmlns:go="http://customooxmlschemas.google.com/" xmlns:r="http://schemas.openxmlformats.org/officeDocument/2006/relationships" uri="GoogleDocsCustomDataVersion2">
   <go:docsCustomData xmlns:go="http://customooxmlschemas.google.com/" roundtripDataSignature="AMtx7mjtTp76A7XcfsA3e8mJS6BPWqp4rA==">CgMxLjAyCGguZ2pkZ3hzMgloLjMwajB6bGwyCWguMWZvYjl0ZTIJaC4zem55c2g3MgloLjJldDkycDAyCGgudHlqY3d0MgloLjNkeTZ2a20yCWguMXQzaDVzZjIJaC40ZDM0b2c4MgloLjJzOGV5bzEyCWguMTdkcDh2dTIJaC4zcmRjcmpuMgloLjI2aW4xcmcyCGgubG54Yno5MgloLjM1bmt1bjIyCWguMWtzdjR1djIJaC40NHNpbmlvMgloLjJqeHN4cWgyCGguejMzN3lhMgloLjNqMnFxbTM4AHIhMW5lMFliWWRuQ3k4bG9vUWRRN2RCbXdrWjQzTkRTd0JD</go:docsCustomData>
 </go:gDocsCustomXmlDataStorage>
 </file>
 
-<file path=customXml/itemProps1.xml><?xml version="1.0" encoding="utf-8"?>
-<ds:datastoreItem xmlns:ds="http://schemas.openxmlformats.org/officeDocument/2006/customXml" ds:itemID="{E66D56AF-1747-4E2C-9179-14FD0640A7CF}">
-  <ds:schemaRefs>
-    <ds:schemaRef ds:uri="http://schemas.openxmlformats.org/officeDocument/2006/bibliography"/>
-  </ds:schemaRefs>
-</ds:datastoreItem>
+<file path=customXml/item2.xml><?xml version="1.0" encoding="utf-8"?>
+<b:Sources xmlns:b="http://schemas.openxmlformats.org/officeDocument/2006/bibliography" xmlns="http://schemas.openxmlformats.org/officeDocument/2006/bibliography" SelectedStyle="\APASixthEditionOfficeOnline.xsl" StyleName="APA" Version="6"/>
 </file>
 
-<file path=customXml/itemProps2.xml><?xml version="1.0" encoding="utf-8"?>
+<file path=customXml/itemProps1.xml><?xml version="1.0" encoding="utf-8"?>
 <ds:datastoreItem xmlns:ds="http://schemas.openxmlformats.org/officeDocument/2006/customXml" ds:itemID="{11111111-1234-1234-1234-123412341234}">
   <ds:schemaRefs>
     <ds:schemaRef ds:uri="http://customooxmlschemas.google.com/"/>
     <ds:schemaRef ds:uri="http://schemas.openxmlformats.org/officeDocument/2006/relationships"/>
   </ds:schemaRefs>
 </ds:datastoreItem>
+</file>
+
+<file path=customXml/itemProps2.xml><?xml version="1.0" encoding="utf-8"?>
+<ds:datastoreItem xmlns:ds="http://schemas.openxmlformats.org/officeDocument/2006/customXml" ds:itemID="{E66D56AF-1747-4E2C-9179-14FD0640A7CF}">
+  <ds:schemaRefs>
+    <ds:schemaRef ds:uri="http://schemas.openxmlformats.org/officeDocument/2006/bibliography"/>
+  </ds:schemaRefs>
+</ds:datastoreItem>
 </file>
--- a/docs/Entregas/DAM Plantilla memoria escrita.docx
+++ b/docs/Entregas/DAM Plantilla memoria escrita.docx
@@ -59,6 +59,7 @@
     <w:p>
       <w:pPr>
         <w:spacing w:line="240" w:lineRule="auto"/>
+        <w:ind w:left="720" w:hanging="720"/>
         <w:jc w:val="left"/>
         <w:rPr>
           <w:b/>
@@ -92,6 +93,7 @@
     <w:p>
       <w:pPr>
         <w:spacing w:before="0" w:after="160" w:line="259" w:lineRule="auto"/>
+        <w:ind w:left="720" w:hanging="720"/>
         <w:jc w:val="left"/>
         <w:rPr>
           <w:color w:val="7B7B7B"/>
@@ -107,7 +109,13 @@
         <w:rPr>
           <w:color w:val="7B7B7B"/>
         </w:rPr>
-        <w:t>Nombre y apellidos</w:t>
+        <w:t>Pau Sangenis</w:t>
+      </w:r>
+      <w:r>
+        <w:rPr>
+          <w:color w:val="7B7B7B"/>
+        </w:rPr>
+        <w:tab/>
       </w:r>
     </w:p>
     <w:p>
@@ -129,7 +137,7 @@
         <w:rPr>
           <w:color w:val="7B7B7B"/>
         </w:rPr>
-        <w:t>Nombre del tutor</w:t>
+        <w:t>Bea Serrano Lucio</w:t>
       </w:r>
     </w:p>
     <w:p>
@@ -146,28 +154,12 @@
         </w:rPr>
         <w:t xml:space="preserve">Fecha de entrega: </w:t>
       </w:r>
-      <w:proofErr w:type="spellStart"/>
       <w:r>
         <w:rPr>
           <w:color w:val="7B7B7B"/>
         </w:rPr>
-        <w:t>dd</w:t>
-      </w:r>
-      <w:proofErr w:type="spellEnd"/>
-      <w:r>
-        <w:rPr>
-          <w:color w:val="7B7B7B"/>
-        </w:rPr>
-        <w:t>/mm/</w:t>
-      </w:r>
-      <w:proofErr w:type="spellStart"/>
-      <w:r>
-        <w:rPr>
-          <w:color w:val="7B7B7B"/>
-        </w:rPr>
-        <w:t>aaaa</w:t>
-      </w:r>
-      <w:proofErr w:type="spellEnd"/>
+        <w:t>dd/mm/aaaa</w:t>
+      </w:r>
     </w:p>
     <w:p>
       <w:pPr>
@@ -199,7 +191,7 @@
         <w:rPr>
           <w:color w:val="7B7B7B"/>
         </w:rPr>
-        <w:t>4</w:t>
+        <w:t>6</w:t>
       </w:r>
       <w:r>
         <w:rPr>
@@ -211,7 +203,7 @@
         <w:rPr>
           <w:color w:val="7B7B7B"/>
         </w:rPr>
-        <w:t>5</w:t>
+        <w:t>7</w:t>
       </w:r>
     </w:p>
     <w:p>
@@ -2237,21 +2229,7 @@
                 <w:rStyle w:val="Hipervnculo"/>
                 <w:noProof/>
               </w:rPr>
-              <w:t>diagr</w:t>
-            </w:r>
-            <w:r>
-              <w:rPr>
-                <w:rStyle w:val="Hipervnculo"/>
-                <w:noProof/>
-              </w:rPr>
-              <w:t>a</w:t>
-            </w:r>
-            <w:r>
-              <w:rPr>
-                <w:rStyle w:val="Hipervnculo"/>
-                <w:noProof/>
-              </w:rPr>
-              <w:t>mas de Entidad-Relación</w:t>
+              <w:t>diagramas de Entidad-Relación</w:t>
             </w:r>
             <w:r>
               <w:rPr>
@@ -3343,21 +3321,7 @@
         <w:rPr>
           <w:rFonts w:ascii="Arial" w:hAnsi="Arial" w:cs="Arial"/>
         </w:rPr>
-        <w:t xml:space="preserve"> La finalidad de </w:t>
-      </w:r>
-      <w:proofErr w:type="spellStart"/>
-      <w:r>
-        <w:rPr>
-          <w:rFonts w:ascii="Arial" w:hAnsi="Arial" w:cs="Arial"/>
-        </w:rPr>
-        <w:t>MedManager</w:t>
-      </w:r>
-      <w:proofErr w:type="spellEnd"/>
-      <w:r>
-        <w:rPr>
-          <w:rFonts w:ascii="Arial" w:hAnsi="Arial" w:cs="Arial"/>
-        </w:rPr>
-        <w:t xml:space="preserve"> es resolver estas carencias creando un ecosistema digital unificado de la clínica. El sistema busca automatizar la gestión diaria, garantizar que la información esté sincronizada en tiempo real, </w:t>
+        <w:t xml:space="preserve"> La finalidad de MedManager es resolver estas carencias creando un ecosistema digital unificado de la clínica. El sistema busca automatizar la gestión diaria, garantizar que la información esté sincronizada en tiempo real, </w:t>
       </w:r>
       <w:r>
         <w:rPr>
@@ -3392,15 +3356,7 @@
     </w:p>
     <w:p>
       <w:r>
-        <w:t xml:space="preserve">Está diseñada para personal de una clínica.  Al tener varias aplicaciones </w:t>
-      </w:r>
-      <w:proofErr w:type="spellStart"/>
-      <w:r>
-        <w:t>habra</w:t>
-      </w:r>
-      <w:proofErr w:type="spellEnd"/>
-      <w:r>
-        <w:t xml:space="preserve"> distintos destinatarios:</w:t>
+        <w:t>Está diseñada para personal de una clínica.  Al tener varias aplicaciones habra distintos destinatarios:</w:t>
       </w:r>
     </w:p>
     <w:p>
@@ -3412,15 +3368,7 @@
         </w:numPr>
       </w:pPr>
       <w:r>
-        <w:t xml:space="preserve">Personal </w:t>
-      </w:r>
-      <w:proofErr w:type="spellStart"/>
-      <w:r>
-        <w:t>medico</w:t>
-      </w:r>
-      <w:proofErr w:type="spellEnd"/>
-      <w:r>
-        <w:t>, podrán acceder a la aplicación de escritorio.</w:t>
+        <w:t>Personal medico, podrán acceder a la aplicación de escritorio.</w:t>
       </w:r>
     </w:p>
     <w:p>
@@ -3444,15 +3392,7 @@
         </w:numPr>
       </w:pPr>
       <w:r>
-        <w:t xml:space="preserve">Personal administrativo, podrán acceder a la aplicación de </w:t>
-      </w:r>
-      <w:proofErr w:type="spellStart"/>
-      <w:r>
-        <w:t>android</w:t>
-      </w:r>
-      <w:proofErr w:type="spellEnd"/>
-      <w:r>
-        <w:t>.</w:t>
+        <w:t>Personal administrativo, podrán acceder a la aplicación de android.</w:t>
       </w:r>
     </w:p>
     <w:p>
@@ -3471,15 +3411,7 @@
     </w:p>
     <w:p>
       <w:r>
-        <w:t xml:space="preserve">El alcance de </w:t>
-      </w:r>
-      <w:proofErr w:type="spellStart"/>
-      <w:r>
-        <w:t>MedManager</w:t>
-      </w:r>
-      <w:proofErr w:type="spellEnd"/>
-      <w:r>
-        <w:t xml:space="preserve"> abarca la gestión interna del flujo médico y administrativo de la clínica. El proyecto cubrirá el ciclo completo de citas, la creación y consulta de historiales médicos y la gestión de permisos según el perfil del trabajador. El sistema se limitará a la operativa clínica, por lo que no incluirá módulos de facturación, contabilidad, pasarelas de pago ni conexión con bases de datos externas estatales (como la Seguridad Social).</w:t>
+        <w:t>El alcance de MedManager abarca la gestión interna del flujo médico y administrativo de la clínica. El proyecto cubrirá el ciclo completo de citas, la creación y consulta de historiales médicos y la gestión de permisos según el perfil del trabajador. El sistema se limitará a la operativa clínica, por lo que no incluirá módulos de facturación, contabilidad, pasarelas de pago ni conexión con bases de datos externas estatales (como la Seguridad Social).</w:t>
       </w:r>
     </w:p>
     <w:p>
@@ -3510,9 +3442,8 @@
           <w:i/>
           <w:iCs/>
         </w:rPr>
-        <w:t xml:space="preserve">además parala </w:t>
-      </w:r>
-      <w:proofErr w:type="spellStart"/>
+        <w:t xml:space="preserve">además parala recepcion y </w:t>
+      </w:r>
       <w:r>
         <w:rPr>
           <w:b/>
@@ -3520,9 +3451,9 @@
           <w:i/>
           <w:iCs/>
         </w:rPr>
-        <w:t>recepcion</w:t>
-      </w:r>
-      <w:proofErr w:type="spellEnd"/>
+        <w:lastRenderedPageBreak/>
+        <w:t xml:space="preserve">cribaje del paciente se crearian </w:t>
+      </w:r>
       <w:r>
         <w:rPr>
           <w:b/>
@@ -3530,7 +3461,17 @@
           <w:i/>
           <w:iCs/>
         </w:rPr>
-        <w:t xml:space="preserve"> y </w:t>
+        <w:t>pulseras con un qr</w:t>
+      </w:r>
+      <w:r>
+        <w:rPr>
+          <w:b/>
+          <w:bCs/>
+        </w:rPr>
+        <w:t>,</w:t>
+      </w:r>
+      <w:r>
+        <w:t xml:space="preserve"> una app Android para enfermeras </w:t>
       </w:r>
       <w:r>
         <w:rPr>
@@ -3539,66 +3480,6 @@
           <w:i/>
           <w:iCs/>
         </w:rPr>
-        <w:lastRenderedPageBreak/>
-        <w:t xml:space="preserve">cribaje del paciente se </w:t>
-      </w:r>
-      <w:proofErr w:type="spellStart"/>
-      <w:r>
-        <w:rPr>
-          <w:b/>
-          <w:bCs/>
-          <w:i/>
-          <w:iCs/>
-        </w:rPr>
-        <w:t>crearian</w:t>
-      </w:r>
-      <w:proofErr w:type="spellEnd"/>
-      <w:r>
-        <w:rPr>
-          <w:b/>
-          <w:bCs/>
-          <w:i/>
-          <w:iCs/>
-        </w:rPr>
-        <w:t xml:space="preserve"> </w:t>
-      </w:r>
-      <w:r>
-        <w:rPr>
-          <w:b/>
-          <w:bCs/>
-          <w:i/>
-          <w:iCs/>
-        </w:rPr>
-        <w:t xml:space="preserve">pulseras con un </w:t>
-      </w:r>
-      <w:proofErr w:type="spellStart"/>
-      <w:r>
-        <w:rPr>
-          <w:b/>
-          <w:bCs/>
-          <w:i/>
-          <w:iCs/>
-        </w:rPr>
-        <w:t>qr</w:t>
-      </w:r>
-      <w:proofErr w:type="spellEnd"/>
-      <w:r>
-        <w:rPr>
-          <w:b/>
-          <w:bCs/>
-        </w:rPr>
-        <w:t>,</w:t>
-      </w:r>
-      <w:r>
-        <w:t xml:space="preserve"> una app Android para enfermeras </w:t>
-      </w:r>
-      <w:r>
-        <w:rPr>
-          <w:b/>
-          <w:bCs/>
-          <w:i/>
-          <w:iCs/>
-        </w:rPr>
         <w:t>donde puedan escanear las pulseras</w:t>
       </w:r>
       <w:r>
@@ -3610,15 +3491,7 @@
     </w:p>
     <w:p>
       <w:r>
-        <w:t xml:space="preserve">La empresa seleccionada, la clínica, es porque abarca múltiples posibilidades y da la posibilidad de ejercer todo lo aprendido, base de datos, gestión de clientes, gestión de ficheros, datos sensibles, incluso sostenibilidad ya que podemos partir de actualizar una empresa que aun usa papel, puede que ya no queden </w:t>
-      </w:r>
-      <w:proofErr w:type="gramStart"/>
-      <w:r>
-        <w:t>muchas</w:t>
-      </w:r>
-      <w:proofErr w:type="gramEnd"/>
-      <w:r>
-        <w:t xml:space="preserve"> pero es para poder hacer un ejemplo y poder aplicar todas las áreas dadas.</w:t>
+        <w:t>La empresa seleccionada, la clínica, es porque abarca múltiples posibilidades y da la posibilidad de ejercer todo lo aprendido, base de datos, gestión de clientes, gestión de ficheros, datos sensibles, incluso sostenibilidad ya que podemos partir de actualizar una empresa que aun usa papel, puede que ya no queden muchas pero es para poder hacer un ejemplo y poder aplicar todas las áreas dadas.</w:t>
       </w:r>
     </w:p>
     <w:p>
@@ -3630,24 +3503,14 @@
         </w:numPr>
       </w:pPr>
       <w:bookmarkStart w:id="7" w:name="_Toc242282603"/>
-      <w:proofErr w:type="spellStart"/>
       <w:r>
         <w:t>Abstract</w:t>
       </w:r>
       <w:bookmarkEnd w:id="7"/>
-      <w:proofErr w:type="spellEnd"/>
-    </w:p>
-    <w:p>
-      <w:r>
-        <w:t xml:space="preserve">En ingles, resumen de la app, finalidad, tipo, </w:t>
-      </w:r>
-      <w:proofErr w:type="spellStart"/>
-      <w:r>
-        <w:t>tecnologias</w:t>
-      </w:r>
-      <w:proofErr w:type="spellEnd"/>
-      <w:r>
-        <w:t xml:space="preserve"> y resultado.</w:t>
+    </w:p>
+    <w:p>
+      <w:r>
+        <w:t>En ingles, resumen de la app, finalidad, tipo, tecnologias y resultado.</w:t>
       </w:r>
     </w:p>
     <w:p>
@@ -3676,36 +3539,16 @@
           <w:b/>
           <w:bCs/>
         </w:rPr>
-        <w:t xml:space="preserve">Una base de </w:t>
-      </w:r>
-      <w:proofErr w:type="gramStart"/>
-      <w:r>
-        <w:rPr>
-          <w:b/>
-          <w:bCs/>
-        </w:rPr>
-        <w:t xml:space="preserve">datos, </w:t>
-      </w:r>
-      <w:r>
-        <w:t xml:space="preserve"> donde</w:t>
-      </w:r>
-      <w:proofErr w:type="gramEnd"/>
-      <w:r>
-        <w:t xml:space="preserve"> se almacene los datos del </w:t>
+        <w:t xml:space="preserve">Una base de datos, </w:t>
+      </w:r>
+      <w:r>
+        <w:t xml:space="preserve"> donde se almacene los datos del </w:t>
       </w:r>
       <w:r>
         <w:t>paciente</w:t>
       </w:r>
       <w:r>
-        <w:t xml:space="preserve">, los datos del personal, incluyendo citas, </w:t>
-      </w:r>
-      <w:proofErr w:type="gramStart"/>
-      <w:r>
-        <w:t>informes,  todo</w:t>
-      </w:r>
-      <w:proofErr w:type="gramEnd"/>
-      <w:r>
-        <w:t xml:space="preserve"> lo necesario para el funcionamiento de la empresa y para el </w:t>
+        <w:t xml:space="preserve">, los datos del personal, incluyendo citas, informes,  todo lo necesario para el funcionamiento de la empresa y para el </w:t>
       </w:r>
       <w:r>
         <w:t>paciente</w:t>
@@ -3779,21 +3622,8 @@
         </w:rPr>
       </w:pPr>
       <w:r>
-        <w:t xml:space="preserve">Creación de funciones y </w:t>
-      </w:r>
-      <w:proofErr w:type="spellStart"/>
-      <w:r>
-        <w:t>triggers</w:t>
-      </w:r>
-      <w:proofErr w:type="spellEnd"/>
-      <w:r>
-        <w:t xml:space="preserve"> según </w:t>
-      </w:r>
-      <w:proofErr w:type="spellStart"/>
-      <w:r>
-        <w:t>necesida</w:t>
-      </w:r>
-      <w:proofErr w:type="spellEnd"/>
+        <w:t>Creación de funciones y triggers según necesida</w:t>
+      </w:r>
     </w:p>
     <w:p>
       <w:pPr>
@@ -3876,7 +3706,19 @@
         <w:rPr>
           <w:szCs w:val="22"/>
         </w:rPr>
-        <w:t>El uso de JAVAFX, para la creación de la app.</w:t>
+        <w:t xml:space="preserve">El uso de </w:t>
+      </w:r>
+      <w:r>
+        <w:rPr>
+          <w:szCs w:val="22"/>
+        </w:rPr>
+        <w:t>JavaSwing</w:t>
+      </w:r>
+      <w:r>
+        <w:rPr>
+          <w:szCs w:val="22"/>
+        </w:rPr>
+        <w:t>, para la creación de la app.</w:t>
       </w:r>
     </w:p>
     <w:p>
@@ -3928,29 +3770,7 @@
           <w:iCs/>
           <w:szCs w:val="22"/>
         </w:rPr>
-        <w:t xml:space="preserve">Generación de </w:t>
-      </w:r>
-      <w:proofErr w:type="spellStart"/>
-      <w:r>
-        <w:rPr>
-          <w:b/>
-          <w:bCs/>
-          <w:i/>
-          <w:iCs/>
-          <w:szCs w:val="22"/>
-        </w:rPr>
-        <w:t>qr</w:t>
-      </w:r>
-      <w:proofErr w:type="spellEnd"/>
-      <w:r>
-        <w:rPr>
-          <w:b/>
-          <w:bCs/>
-          <w:i/>
-          <w:iCs/>
-          <w:szCs w:val="22"/>
-        </w:rPr>
-        <w:t xml:space="preserve"> para impresión de pulsera en recepción de pacientes</w:t>
+        <w:t>Generación de qr para impresión de pulsera en recepción de pacientes</w:t>
       </w:r>
     </w:p>
     <w:p>
@@ -4000,21 +3820,7 @@
         <w:rPr>
           <w:szCs w:val="22"/>
         </w:rPr>
-        <w:t xml:space="preserve"> para no tener que estar en el ordenador, uso de </w:t>
-      </w:r>
-      <w:proofErr w:type="spellStart"/>
-      <w:r>
-        <w:rPr>
-          <w:szCs w:val="22"/>
-        </w:rPr>
-        <w:t>qr</w:t>
-      </w:r>
-      <w:proofErr w:type="spellEnd"/>
-      <w:r>
-        <w:rPr>
-          <w:szCs w:val="22"/>
-        </w:rPr>
-        <w:t xml:space="preserve"> para visualización de ficha del</w:t>
+        <w:t xml:space="preserve"> para no tener que estar en el ordenador, uso de qr para visualización de ficha del</w:t>
       </w:r>
       <w:r>
         <w:rPr>
@@ -4213,11 +4019,9 @@
           <w:numId w:val="7"/>
         </w:numPr>
       </w:pPr>
-      <w:proofErr w:type="spellStart"/>
-      <w:r>
-        <w:t>JavaFx</w:t>
-      </w:r>
-      <w:proofErr w:type="spellEnd"/>
+      <w:r>
+        <w:t>Java Swing</w:t>
+      </w:r>
     </w:p>
     <w:p>
       <w:pPr>
@@ -4239,13 +4043,8 @@
           <w:numId w:val="7"/>
         </w:numPr>
       </w:pPr>
-      <w:proofErr w:type="spellStart"/>
-      <w:r>
-        <w:t>Hibernate</w:t>
-      </w:r>
-      <w:proofErr w:type="spellEnd"/>
-      <w:r>
-        <w:t xml:space="preserve"> (ORM)</w:t>
+      <w:r>
+        <w:t>Hibernate (ORM)</w:t>
       </w:r>
     </w:p>
     <w:p>
@@ -4297,11 +4096,9 @@
           <w:numId w:val="7"/>
         </w:numPr>
       </w:pPr>
-      <w:proofErr w:type="spellStart"/>
       <w:r>
         <w:t>Kotlin</w:t>
       </w:r>
-      <w:proofErr w:type="spellEnd"/>
     </w:p>
     <w:p>
       <w:pPr>
@@ -4344,15 +4141,7 @@
         <w:ind w:left="360"/>
       </w:pPr>
       <w:r>
-        <w:t xml:space="preserve">Para la Comunicación, Concurrencia y </w:t>
-      </w:r>
-      <w:proofErr w:type="gramStart"/>
-      <w:r>
-        <w:t>Seguridad:.</w:t>
-      </w:r>
-      <w:proofErr w:type="gramEnd"/>
-      <w:r>
-        <w:t xml:space="preserve"> </w:t>
+        <w:t xml:space="preserve">Para la Comunicación, Concurrencia y Seguridad:. </w:t>
       </w:r>
     </w:p>
     <w:p>
@@ -4363,13 +4152,8 @@
           <w:numId w:val="7"/>
         </w:numPr>
       </w:pPr>
-      <w:proofErr w:type="spellStart"/>
-      <w:r>
-        <w:t>Backend</w:t>
-      </w:r>
-      <w:proofErr w:type="spellEnd"/>
-      <w:r>
-        <w:t xml:space="preserve">/Servicios: Desarrollo de un servidor propio basado en una capa de Sockets TCP/IP en Java para gestionar las peticiones concurrentes de los clientes sin atacar directamente a la base de datos.   </w:t>
+      <w:r>
+        <w:t xml:space="preserve">Backend/Servicios: Desarrollo de un servidor propio basado en una capa de Sockets TCP/IP en Java para gestionar las peticiones concurrentes de los clientes sin atacar directamente a la base de datos.   </w:t>
       </w:r>
     </w:p>
     <w:p>
@@ -4389,17 +4173,7 @@
         <w:ind w:left="360"/>
       </w:pPr>
       <w:r>
-        <w:t xml:space="preserve">Para el Control de Calidad y </w:t>
-      </w:r>
-      <w:proofErr w:type="spellStart"/>
-      <w:proofErr w:type="gramStart"/>
-      <w:r>
-        <w:t>Versiones:Pruebas</w:t>
-      </w:r>
-      <w:proofErr w:type="spellEnd"/>
-      <w:proofErr w:type="gramEnd"/>
-      <w:r>
-        <w:t xml:space="preserve">: </w:t>
+        <w:t xml:space="preserve">Para el Control de Calidad y Versiones:Pruebas: </w:t>
       </w:r>
     </w:p>
     <w:p>
@@ -4410,13 +4184,8 @@
           <w:numId w:val="7"/>
         </w:numPr>
       </w:pPr>
-      <w:proofErr w:type="spellStart"/>
-      <w:r>
-        <w:t>JUnit</w:t>
-      </w:r>
-      <w:proofErr w:type="spellEnd"/>
-      <w:r>
-        <w:t xml:space="preserve"> para las pruebas unitarias.   </w:t>
+      <w:r>
+        <w:t xml:space="preserve">JUnit para las pruebas unitarias.   </w:t>
       </w:r>
     </w:p>
     <w:p>
@@ -4555,14 +4324,9 @@
         </w:rPr>
         <w:t xml:space="preserve"> El personal administrativo utilizará la aplicación de escritorio (</w:t>
       </w:r>
-      <w:proofErr w:type="spellStart"/>
-      <w:r>
-        <w:rPr>
-          <w:lang w:val="es-ES"/>
-        </w:rPr>
-        <w:t>JavaFX</w:t>
-      </w:r>
-      <w:proofErr w:type="spellEnd"/>
+      <w:r>
+        <w:t>Java Swing</w:t>
+      </w:r>
       <w:r>
         <w:rPr>
           <w:lang w:val="es-ES"/>
@@ -4640,14 +4404,9 @@
         </w:rPr>
         <w:t>la aplicación de escritorio (</w:t>
       </w:r>
-      <w:proofErr w:type="spellStart"/>
-      <w:r>
-        <w:rPr>
-          <w:lang w:val="es-ES"/>
-        </w:rPr>
-        <w:t>JavaFX</w:t>
-      </w:r>
-      <w:proofErr w:type="spellEnd"/>
+      <w:r>
+        <w:t>Java Swing</w:t>
+      </w:r>
       <w:r>
         <w:rPr>
           <w:lang w:val="es-ES"/>
@@ -4784,63 +4543,19 @@
         <w:rPr>
           <w:lang w:val="es-ES"/>
         </w:rPr>
-        <w:t xml:space="preserve"> El desarrollo de este ecosistema requiere perfiles de Administrador de Bases de Datos (MySQL), Desarrollador </w:t>
-      </w:r>
-      <w:proofErr w:type="spellStart"/>
-      <w:r>
-        <w:rPr>
-          <w:lang w:val="es-ES"/>
-        </w:rPr>
-        <w:t>Backend</w:t>
-      </w:r>
-      <w:proofErr w:type="spellEnd"/>
-      <w:r>
-        <w:rPr>
-          <w:lang w:val="es-ES"/>
-        </w:rPr>
-        <w:t xml:space="preserve"> (Servidor Java Multihilo y Sockets) y Desarrollador </w:t>
-      </w:r>
-      <w:proofErr w:type="spellStart"/>
-      <w:r>
-        <w:rPr>
-          <w:lang w:val="es-ES"/>
-        </w:rPr>
-        <w:t>Frontend</w:t>
-      </w:r>
-      <w:proofErr w:type="spellEnd"/>
-      <w:r>
-        <w:rPr>
-          <w:lang w:val="es-ES"/>
-        </w:rPr>
-        <w:t>/Móvil (</w:t>
-      </w:r>
-      <w:proofErr w:type="spellStart"/>
-      <w:r>
-        <w:rPr>
-          <w:lang w:val="es-ES"/>
-        </w:rPr>
-        <w:t>JavaFX</w:t>
-      </w:r>
-      <w:proofErr w:type="spellEnd"/>
-      <w:r>
-        <w:rPr>
-          <w:lang w:val="es-ES"/>
-        </w:rPr>
-        <w:t xml:space="preserve"> y Android/</w:t>
-      </w:r>
-      <w:proofErr w:type="spellStart"/>
-      <w:r>
-        <w:rPr>
-          <w:lang w:val="es-ES"/>
-        </w:rPr>
-        <w:t>Kotlin</w:t>
-      </w:r>
-      <w:proofErr w:type="spellEnd"/>
-      <w:r>
-        <w:rPr>
-          <w:lang w:val="es-ES"/>
-        </w:rPr>
-        <w:t>).</w:t>
+        <w:t xml:space="preserve"> El desarrollo de este ecosistema requiere perfiles de Administrador de Bases de Datos (MySQL), Desarrollador Backend (Servidor Java Multihilo y Sockets) y Desarrollador Frontend/Móvil (</w:t>
+      </w:r>
+      <w:r>
+        <w:t>Java Swing</w:t>
+      </w:r>
+      <w:r>
+        <w:t xml:space="preserve"> </w:t>
+      </w:r>
+      <w:r>
+        <w:rPr>
+          <w:lang w:val="es-ES"/>
+        </w:rPr>
+        <w:t>y Android/Kotlin).</w:t>
       </w:r>
     </w:p>
     <w:p>
@@ -4943,35 +4658,7 @@
         <w:rPr>
           <w:lang w:val="es-ES"/>
         </w:rPr>
-        <w:t xml:space="preserve"> Uso de conexiones mediante Sockets que proporcionan un control total sobre el flujo de datos. Implementación de hilos (</w:t>
-      </w:r>
-      <w:proofErr w:type="spellStart"/>
-      <w:r>
-        <w:rPr>
-          <w:lang w:val="es-ES"/>
-        </w:rPr>
-        <w:t>multithreading</w:t>
-      </w:r>
-      <w:proofErr w:type="spellEnd"/>
-      <w:r>
-        <w:rPr>
-          <w:lang w:val="es-ES"/>
-        </w:rPr>
-        <w:t>) tanto en el servidor como en la app móvil (</w:t>
-      </w:r>
-      <w:proofErr w:type="spellStart"/>
-      <w:r>
-        <w:rPr>
-          <w:lang w:val="es-ES"/>
-        </w:rPr>
-        <w:t>Coroutines</w:t>
-      </w:r>
-      <w:proofErr w:type="spellEnd"/>
-      <w:r>
-        <w:rPr>
-          <w:lang w:val="es-ES"/>
-        </w:rPr>
-        <w:t>) para evitar bloqueos en la interfaz.</w:t>
+        <w:t xml:space="preserve"> Uso de conexiones mediante Sockets que proporcionan un control total sobre el flujo de datos. Implementación de hilos (multithreading) tanto en el servidor como en la app móvil (Coroutines) para evitar bloqueos en la interfaz.</w:t>
       </w:r>
     </w:p>
     <w:p>
@@ -4996,21 +4683,7 @@
         <w:rPr>
           <w:lang w:val="es-ES"/>
         </w:rPr>
-        <w:t xml:space="preserve"> La gestión manual de Sockets a bajo nivel y el mapeo ORM con </w:t>
-      </w:r>
-      <w:proofErr w:type="spellStart"/>
-      <w:r>
-        <w:rPr>
-          <w:lang w:val="es-ES"/>
-        </w:rPr>
-        <w:t>Hibernate</w:t>
-      </w:r>
-      <w:proofErr w:type="spellEnd"/>
-      <w:r>
-        <w:rPr>
-          <w:lang w:val="es-ES"/>
-        </w:rPr>
-        <w:t xml:space="preserve"> incrementan la complejidad del código y requieren un control de excepciones exhaustivo.</w:t>
+        <w:t xml:space="preserve"> La gestión manual de Sockets a bajo nivel y el mapeo ORM con Hibernate incrementan la complejidad del código y requieren un control de excepciones exhaustivo.</w:t>
       </w:r>
     </w:p>
     <w:p>
@@ -5231,21 +4904,7 @@
         <w:rPr>
           <w:lang w:val="es-ES"/>
         </w:rPr>
-        <w:t xml:space="preserve"> Creación del script DDL, </w:t>
-      </w:r>
-      <w:proofErr w:type="spellStart"/>
-      <w:r>
-        <w:rPr>
-          <w:lang w:val="es-ES"/>
-        </w:rPr>
-        <w:t>triggers</w:t>
-      </w:r>
-      <w:proofErr w:type="spellEnd"/>
-      <w:r>
-        <w:rPr>
-          <w:lang w:val="es-ES"/>
-        </w:rPr>
-        <w:t>, asignación de permisos de usuario y generación de datos de prueba en el entorno local (XAMPP/MySQL).</w:t>
+        <w:t xml:space="preserve"> Creación del script DDL, triggers, asignación de permisos de usuario y generación de datos de prueba en el entorno local (XAMPP/MySQL).</w:t>
       </w:r>
     </w:p>
     <w:p>
@@ -5270,35 +4929,7 @@
         <w:rPr>
           <w:lang w:val="es-ES"/>
         </w:rPr>
-        <w:t xml:space="preserve"> Configuración de </w:t>
-      </w:r>
-      <w:proofErr w:type="spellStart"/>
-      <w:r>
-        <w:rPr>
-          <w:lang w:val="es-ES"/>
-        </w:rPr>
-        <w:t>Hibernate</w:t>
-      </w:r>
-      <w:proofErr w:type="spellEnd"/>
-      <w:r>
-        <w:rPr>
-          <w:lang w:val="es-ES"/>
-        </w:rPr>
-        <w:t xml:space="preserve"> (ORM) y desarrollo del bucle de </w:t>
-      </w:r>
-      <w:proofErr w:type="spellStart"/>
-      <w:r>
-        <w:rPr>
-          <w:lang w:val="es-ES"/>
-        </w:rPr>
-        <w:t>ServerSocket</w:t>
-      </w:r>
-      <w:proofErr w:type="spellEnd"/>
-      <w:r>
-        <w:rPr>
-          <w:lang w:val="es-ES"/>
-        </w:rPr>
-        <w:t xml:space="preserve"> multihilo para gestionar la concurrencia de respuestas a los clientes.</w:t>
+        <w:t xml:space="preserve"> Configuración de Hibernate (ORM) y desarrollo del bucle de ServerSocket multihilo para gestionar la concurrencia de respuestas a los clientes.</w:t>
       </w:r>
     </w:p>
     <w:p>
@@ -5319,23 +4950,28 @@
         </w:rPr>
         <w:t xml:space="preserve">Aplicación Escritorio </w:t>
       </w:r>
-      <w:proofErr w:type="spellStart"/>
       <w:r>
         <w:rPr>
           <w:b/>
           <w:bCs/>
-          <w:lang w:val="es-ES"/>
-        </w:rPr>
-        <w:t>JavaFX</w:t>
-      </w:r>
-      <w:proofErr w:type="spellEnd"/>
+        </w:rPr>
+        <w:t>Java Swing</w:t>
+      </w:r>
       <w:r>
         <w:rPr>
           <w:b/>
           <w:bCs/>
           <w:lang w:val="es-ES"/>
         </w:rPr>
-        <w:t xml:space="preserve"> (15-11-26 al 23-11-26):</w:t>
+        <w:t xml:space="preserve"> </w:t>
+      </w:r>
+      <w:r>
+        <w:rPr>
+          <w:b/>
+          <w:bCs/>
+          <w:lang w:val="es-ES"/>
+        </w:rPr>
+        <w:t>(15-11-26 al 23-11-26):</w:t>
       </w:r>
       <w:r>
         <w:rPr>
@@ -5366,35 +5002,7 @@
         <w:rPr>
           <w:lang w:val="es-ES"/>
         </w:rPr>
-        <w:t xml:space="preserve"> Desarrollo de la interfaz en </w:t>
-      </w:r>
-      <w:proofErr w:type="spellStart"/>
-      <w:r>
-        <w:rPr>
-          <w:lang w:val="es-ES"/>
-        </w:rPr>
-        <w:t>Kotlin</w:t>
-      </w:r>
-      <w:proofErr w:type="spellEnd"/>
-      <w:r>
-        <w:rPr>
-          <w:lang w:val="es-ES"/>
-        </w:rPr>
-        <w:t xml:space="preserve">, manejo de conexiones en segundo plano mediante </w:t>
-      </w:r>
-      <w:proofErr w:type="spellStart"/>
-      <w:r>
-        <w:rPr>
-          <w:lang w:val="es-ES"/>
-        </w:rPr>
-        <w:t>corrutinas</w:t>
-      </w:r>
-      <w:proofErr w:type="spellEnd"/>
-      <w:r>
-        <w:rPr>
-          <w:lang w:val="es-ES"/>
-        </w:rPr>
-        <w:t xml:space="preserve"> e integración de la cámara para la lectura del QR.</w:t>
+        <w:t xml:space="preserve"> Desarrollo de la interfaz en Kotlin, manejo de conexiones en segundo plano mediante corrutinas e integración de la cámara para la lectura del QR.</w:t>
       </w:r>
     </w:p>
     <w:p>
@@ -5540,15 +5148,7 @@
         </w:numPr>
       </w:pPr>
       <w:r>
-        <w:t xml:space="preserve">RF5. Comunicación Intermedia Segura: Las aplicaciones cliente (escritorio y móvil) no accederán directamente a la base de datos, sino que enviarán peticiones estructuradas mediante Sockets a un servidor </w:t>
-      </w:r>
-      <w:proofErr w:type="spellStart"/>
-      <w:r>
-        <w:t>backend</w:t>
-      </w:r>
-      <w:proofErr w:type="spellEnd"/>
-      <w:r>
-        <w:t xml:space="preserve"> propio que procesará las consultas.</w:t>
+        <w:t>RF5. Comunicación Intermedia Segura: Las aplicaciones cliente (escritorio y móvil) no accederán directamente a la base de datos, sino que enviarán peticiones estructuradas mediante Sockets a un servidor backend propio que procesará las consultas.</w:t>
       </w:r>
     </w:p>
     <w:p>
@@ -5589,23 +5189,7 @@
         </w:numPr>
       </w:pPr>
       <w:r>
-        <w:t xml:space="preserve">RNF2. Alta Concurrencia: El servidor </w:t>
-      </w:r>
-      <w:proofErr w:type="spellStart"/>
-      <w:r>
-        <w:t>backend</w:t>
-      </w:r>
-      <w:proofErr w:type="spellEnd"/>
-      <w:r>
-        <w:t xml:space="preserve"> Java debe estar estructurado mediante programación multihilo (</w:t>
-      </w:r>
-      <w:proofErr w:type="spellStart"/>
-      <w:r>
-        <w:t>Threads</w:t>
-      </w:r>
-      <w:proofErr w:type="spellEnd"/>
-      <w:r>
-        <w:t>) para ser capaz de recibir y atender peticiones simultáneas de la app móvil y de la app de escritorio sin bloquearse.</w:t>
+        <w:t>RNF2. Alta Concurrencia: El servidor backend Java debe estar estructurado mediante programación multihilo (Threads) para ser capaz de recibir y atender peticiones simultáneas de la app móvil y de la app de escritorio sin bloquearse.</w:t>
       </w:r>
     </w:p>
     <w:p>
@@ -5619,11 +5203,9 @@
       <w:r>
         <w:t>RNF3. Usabilidad (UX/UI): Las interfaces deben estar adaptadas a su entorno de uso: un entorno de escritorio con teclado/ratón (</w:t>
       </w:r>
-      <w:proofErr w:type="spellStart"/>
-      <w:r>
-        <w:t>JavaFX</w:t>
-      </w:r>
-      <w:proofErr w:type="spellEnd"/>
+      <w:r>
+        <w:t>Java Swing</w:t>
+      </w:r>
       <w:r>
         <w:t xml:space="preserve">) para tareas administrativas densas, y un entorno táctil ágil y rápido (Android) para consultas rápidas de pie en planta.   </w:t>
       </w:r>
@@ -5638,15 +5220,7 @@
       </w:pPr>
       <w:r>
         <w:lastRenderedPageBreak/>
-        <w:t xml:space="preserve">RNF4. Persistencia e Integridad: La base de datos (MySQL) debe mantener una estricta integridad referencial de los datos. La conexión entre el servidor y la base de datos se gestionará de manera segura utilizando </w:t>
-      </w:r>
-      <w:proofErr w:type="spellStart"/>
-      <w:r>
-        <w:t>Hibernate</w:t>
-      </w:r>
-      <w:proofErr w:type="spellEnd"/>
-      <w:r>
-        <w:t xml:space="preserve"> (ORM).   </w:t>
+        <w:t xml:space="preserve">RNF4. Persistencia e Integridad: La base de datos (MySQL) debe mantener una estricta integridad referencial de los datos. La conexión entre el servidor y la base de datos se gestionará de manera segura utilizando Hibernate (ORM).   </w:t>
       </w:r>
     </w:p>
     <w:p>
@@ -5684,15 +5258,7 @@
         </w:numPr>
       </w:pPr>
       <w:r>
-        <w:t xml:space="preserve">Un medico no puede tener en una misma franja horaria de 15 min </w:t>
-      </w:r>
-      <w:proofErr w:type="spellStart"/>
-      <w:r>
-        <w:t>mas</w:t>
-      </w:r>
-      <w:proofErr w:type="spellEnd"/>
-      <w:r>
-        <w:t xml:space="preserve"> de una visita</w:t>
+        <w:t>Un medico no puede tener en una misma franja horaria de 15 min mas de una visita</w:t>
       </w:r>
     </w:p>
     <w:p>
@@ -5750,16 +5316,13 @@
         </w:rPr>
         <w:t xml:space="preserve">1. Actor: Administrativo / Recepcionista (Aplicación de Escritorio - </w:t>
       </w:r>
-      <w:proofErr w:type="spellStart"/>
       <w:r>
         <w:rPr>
           <w:b/>
           <w:bCs/>
-          <w:lang w:val="es-ES"/>
-        </w:rPr>
-        <w:t>JavaFX</w:t>
-      </w:r>
-      <w:proofErr w:type="spellEnd"/>
+        </w:rPr>
+        <w:t>Java Swing</w:t>
+      </w:r>
       <w:r>
         <w:rPr>
           <w:b/>
@@ -5962,16 +5525,13 @@
         </w:rPr>
         <w:t xml:space="preserve">2. Actor: Médico (Aplicación de Escritorio - </w:t>
       </w:r>
-      <w:proofErr w:type="spellStart"/>
       <w:r>
         <w:rPr>
           <w:b/>
           <w:bCs/>
-          <w:lang w:val="es-ES"/>
-        </w:rPr>
-        <w:t>JavaFX</w:t>
-      </w:r>
-      <w:proofErr w:type="spellEnd"/>
+        </w:rPr>
+        <w:t>Java Swing</w:t>
+      </w:r>
       <w:r>
         <w:rPr>
           <w:b/>
@@ -6593,7 +6153,6 @@
           <w:lang w:val="es-ES"/>
         </w:rPr>
       </w:pPr>
-      <w:proofErr w:type="spellStart"/>
       <w:r>
         <w:rPr>
           <w:color w:val="000000"/>
@@ -6603,7 +6162,6 @@
         </w:rPr>
         <w:t>Historial_Medico</w:t>
       </w:r>
-      <w:proofErr w:type="spellEnd"/>
     </w:p>
     <w:p>
       <w:pPr>
@@ -6751,9 +6309,31 @@
           <w:lang w:val="es-ES"/>
         </w:rPr>
         <w:lastRenderedPageBreak/>
-        <w:t xml:space="preserve">Paciente — </w:t>
-      </w:r>
-      <w:proofErr w:type="spellStart"/>
+        <w:t>Paciente — Historial_Medico (0, N) / (1, 1):</w:t>
+      </w:r>
+      <w:r>
+        <w:rPr>
+          <w:color w:val="000000"/>
+          <w:sz w:val="28"/>
+          <w:szCs w:val="28"/>
+          <w:lang w:val="es-ES"/>
+        </w:rPr>
+        <w:t xml:space="preserve"> Un paciente puede tener de 0 a N registros en su historial; cada registro pertenece a 1 paciente.</w:t>
+      </w:r>
+    </w:p>
+    <w:p>
+      <w:pPr>
+        <w:numPr>
+          <w:ilvl w:val="0"/>
+          <w:numId w:val="43"/>
+        </w:numPr>
+        <w:rPr>
+          <w:color w:val="000000"/>
+          <w:sz w:val="28"/>
+          <w:szCs w:val="28"/>
+          <w:lang w:val="es-ES"/>
+        </w:rPr>
+      </w:pPr>
       <w:r>
         <w:rPr>
           <w:b/>
@@ -6763,9 +6343,27 @@
           <w:szCs w:val="28"/>
           <w:lang w:val="es-ES"/>
         </w:rPr>
-        <w:t>Historial_Medico</w:t>
-      </w:r>
-      <w:proofErr w:type="spellEnd"/>
+        <w:t>Cita — Historial_Medico (0, 1) / (1, 1):</w:t>
+      </w:r>
+      <w:r>
+        <w:rPr>
+          <w:color w:val="000000"/>
+          <w:sz w:val="28"/>
+          <w:szCs w:val="28"/>
+          <w:lang w:val="es-ES"/>
+        </w:rPr>
+        <w:t xml:space="preserve"> Una cita puede generar 0 o 1 informe médico; cada informe proviene de 1 cita.</w:t>
+      </w:r>
+    </w:p>
+    <w:p>
+      <w:pPr>
+        <w:rPr>
+          <w:color w:val="000000"/>
+          <w:sz w:val="28"/>
+          <w:szCs w:val="28"/>
+          <w:lang w:val="es-ES"/>
+        </w:rPr>
+      </w:pPr>
       <w:r>
         <w:rPr>
           <w:b/>
@@ -6775,23 +6373,14 @@
           <w:szCs w:val="28"/>
           <w:lang w:val="es-ES"/>
         </w:rPr>
-        <w:t xml:space="preserve"> (0, N) / (1, 1):</w:t>
-      </w:r>
-      <w:r>
-        <w:rPr>
-          <w:color w:val="000000"/>
-          <w:sz w:val="28"/>
-          <w:szCs w:val="28"/>
-          <w:lang w:val="es-ES"/>
-        </w:rPr>
-        <w:t xml:space="preserve"> Un paciente puede tener de 0 a N registros en su historial; cada registro pertenece a 1 paciente.</w:t>
+        <w:t>Los atributos y claves de cada entidad:</w:t>
       </w:r>
     </w:p>
     <w:p>
       <w:pPr>
         <w:numPr>
           <w:ilvl w:val="0"/>
-          <w:numId w:val="43"/>
+          <w:numId w:val="44"/>
         </w:numPr>
         <w:rPr>
           <w:color w:val="000000"/>
@@ -6809,9 +6398,58 @@
           <w:szCs w:val="28"/>
           <w:lang w:val="es-ES"/>
         </w:rPr>
-        <w:t xml:space="preserve">Cita — </w:t>
-      </w:r>
-      <w:proofErr w:type="spellStart"/>
+        <w:t>Paciente:</w:t>
+      </w:r>
+      <w:r>
+        <w:rPr>
+          <w:color w:val="000000"/>
+          <w:sz w:val="28"/>
+          <w:szCs w:val="28"/>
+          <w:lang w:val="es-ES"/>
+        </w:rPr>
+        <w:t xml:space="preserve"> id_paciente (PK), dni, nombre, apellidos, telefono, email, </w:t>
+      </w:r>
+      <w:r>
+        <w:rPr>
+          <w:color w:val="000000"/>
+          <w:sz w:val="28"/>
+          <w:szCs w:val="28"/>
+          <w:lang w:val="es-ES"/>
+        </w:rPr>
+        <w:t>dirección, fecha_nacimiento</w:t>
+      </w:r>
+      <w:r>
+        <w:rPr>
+          <w:color w:val="000000"/>
+          <w:sz w:val="28"/>
+          <w:szCs w:val="28"/>
+          <w:lang w:val="es-ES"/>
+        </w:rPr>
+        <w:t>, activo</w:t>
+      </w:r>
+      <w:r>
+        <w:rPr>
+          <w:color w:val="000000"/>
+          <w:sz w:val="28"/>
+          <w:szCs w:val="28"/>
+          <w:lang w:val="es-ES"/>
+        </w:rPr>
+        <w:t>.</w:t>
+      </w:r>
+    </w:p>
+    <w:p>
+      <w:pPr>
+        <w:numPr>
+          <w:ilvl w:val="0"/>
+          <w:numId w:val="44"/>
+        </w:numPr>
+        <w:rPr>
+          <w:color w:val="000000"/>
+          <w:sz w:val="28"/>
+          <w:szCs w:val="28"/>
+          <w:lang w:val="es-ES"/>
+        </w:rPr>
+      </w:pPr>
       <w:r>
         <w:rPr>
           <w:b/>
@@ -6821,9 +6459,49 @@
           <w:szCs w:val="28"/>
           <w:lang w:val="es-ES"/>
         </w:rPr>
-        <w:t>Historial_Medico</w:t>
-      </w:r>
-      <w:proofErr w:type="spellEnd"/>
+        <w:t>Trabajador:</w:t>
+      </w:r>
+      <w:r>
+        <w:rPr>
+          <w:color w:val="000000"/>
+          <w:sz w:val="28"/>
+          <w:szCs w:val="28"/>
+          <w:lang w:val="es-ES"/>
+        </w:rPr>
+        <w:t xml:space="preserve"> id_trabajador (PK), dni, nombre, apellidos,</w:t>
+      </w:r>
+      <w:r>
+        <w:rPr>
+          <w:color w:val="000000"/>
+          <w:sz w:val="28"/>
+          <w:szCs w:val="28"/>
+          <w:lang w:val="es-ES"/>
+        </w:rPr>
+        <w:t xml:space="preserve"> teléfono,</w:t>
+      </w:r>
+      <w:r>
+        <w:rPr>
+          <w:color w:val="000000"/>
+          <w:sz w:val="28"/>
+          <w:szCs w:val="28"/>
+          <w:lang w:val="es-ES"/>
+        </w:rPr>
+        <w:t xml:space="preserve"> rol (Recepcionista, Enfermero, Médico), id_especialidad (FK, nullable si no es médico), usuario, password_hash.</w:t>
+      </w:r>
+    </w:p>
+    <w:p>
+      <w:pPr>
+        <w:numPr>
+          <w:ilvl w:val="0"/>
+          <w:numId w:val="44"/>
+        </w:numPr>
+        <w:rPr>
+          <w:color w:val="000000"/>
+          <w:sz w:val="28"/>
+          <w:szCs w:val="28"/>
+          <w:lang w:val="es-ES"/>
+        </w:rPr>
+      </w:pPr>
       <w:r>
         <w:rPr>
           <w:b/>
@@ -6833,7 +6511,7 @@
           <w:szCs w:val="28"/>
           <w:lang w:val="es-ES"/>
         </w:rPr>
-        <w:t xml:space="preserve"> (0, 1) / (1, 1):</w:t>
+        <w:t>Especialidad:</w:t>
       </w:r>
       <w:r>
         <w:rPr>
@@ -6842,11 +6520,15 @@
           <w:szCs w:val="28"/>
           <w:lang w:val="es-ES"/>
         </w:rPr>
-        <w:t xml:space="preserve"> Una cita puede generar 0 o 1 informe médico; cada informe proviene de 1 cita.</w:t>
-      </w:r>
-    </w:p>
-    <w:p>
-      <w:pPr>
+        <w:t xml:space="preserve"> id_especialidad (PK), nombre_especialidad, descripcion.</w:t>
+      </w:r>
+    </w:p>
+    <w:p>
+      <w:pPr>
+        <w:numPr>
+          <w:ilvl w:val="0"/>
+          <w:numId w:val="44"/>
+        </w:numPr>
         <w:rPr>
           <w:color w:val="000000"/>
           <w:sz w:val="28"/>
@@ -6863,7 +6545,16 @@
           <w:szCs w:val="28"/>
           <w:lang w:val="es-ES"/>
         </w:rPr>
-        <w:t>Los atributos y claves de cada entidad:</w:t>
+        <w:t>Cita:</w:t>
+      </w:r>
+      <w:r>
+        <w:rPr>
+          <w:color w:val="000000"/>
+          <w:sz w:val="28"/>
+          <w:szCs w:val="28"/>
+          <w:lang w:val="es-ES"/>
+        </w:rPr>
+        <w:t xml:space="preserve"> id_cita (PK), id_paciente (FK), id_trabajador (FK, médico asignado), fecha_hora, estado (Pendiente, Realizada, Cancelada), motivo_consulta, diagnostico.</w:t>
       </w:r>
     </w:p>
     <w:p>
@@ -6888,7 +6579,7 @@
           <w:szCs w:val="28"/>
           <w:lang w:val="es-ES"/>
         </w:rPr>
-        <w:t>Paciente:</w:t>
+        <w:t>Historial_Medico:</w:t>
       </w:r>
       <w:r>
         <w:rPr>
@@ -6897,632 +6588,7 @@
           <w:szCs w:val="28"/>
           <w:lang w:val="es-ES"/>
         </w:rPr>
-        <w:t xml:space="preserve"> </w:t>
-      </w:r>
-      <w:proofErr w:type="spellStart"/>
-      <w:r>
-        <w:rPr>
-          <w:color w:val="000000"/>
-          <w:sz w:val="28"/>
-          <w:szCs w:val="28"/>
-          <w:lang w:val="es-ES"/>
-        </w:rPr>
-        <w:t>id_paciente</w:t>
-      </w:r>
-      <w:proofErr w:type="spellEnd"/>
-      <w:r>
-        <w:rPr>
-          <w:color w:val="000000"/>
-          <w:sz w:val="28"/>
-          <w:szCs w:val="28"/>
-          <w:lang w:val="es-ES"/>
-        </w:rPr>
-        <w:t xml:space="preserve"> (PK), </w:t>
-      </w:r>
-      <w:proofErr w:type="spellStart"/>
-      <w:r>
-        <w:rPr>
-          <w:color w:val="000000"/>
-          <w:sz w:val="28"/>
-          <w:szCs w:val="28"/>
-          <w:lang w:val="es-ES"/>
-        </w:rPr>
-        <w:t>dni</w:t>
-      </w:r>
-      <w:proofErr w:type="spellEnd"/>
-      <w:r>
-        <w:rPr>
-          <w:color w:val="000000"/>
-          <w:sz w:val="28"/>
-          <w:szCs w:val="28"/>
-          <w:lang w:val="es-ES"/>
-        </w:rPr>
-        <w:t xml:space="preserve">, nombre, apellidos, </w:t>
-      </w:r>
-      <w:proofErr w:type="spellStart"/>
-      <w:r>
-        <w:rPr>
-          <w:color w:val="000000"/>
-          <w:sz w:val="28"/>
-          <w:szCs w:val="28"/>
-          <w:lang w:val="es-ES"/>
-        </w:rPr>
-        <w:t>telefono</w:t>
-      </w:r>
-      <w:proofErr w:type="spellEnd"/>
-      <w:r>
-        <w:rPr>
-          <w:color w:val="000000"/>
-          <w:sz w:val="28"/>
-          <w:szCs w:val="28"/>
-          <w:lang w:val="es-ES"/>
-        </w:rPr>
-        <w:t xml:space="preserve">, email, </w:t>
-      </w:r>
-      <w:r>
-        <w:rPr>
-          <w:color w:val="000000"/>
-          <w:sz w:val="28"/>
-          <w:szCs w:val="28"/>
-          <w:lang w:val="es-ES"/>
-        </w:rPr>
-        <w:t xml:space="preserve">dirección, </w:t>
-      </w:r>
-      <w:proofErr w:type="spellStart"/>
-      <w:r>
-        <w:rPr>
-          <w:color w:val="000000"/>
-          <w:sz w:val="28"/>
-          <w:szCs w:val="28"/>
-          <w:lang w:val="es-ES"/>
-        </w:rPr>
-        <w:t>fecha_nacimiento</w:t>
-      </w:r>
-      <w:proofErr w:type="spellEnd"/>
-      <w:r>
-        <w:rPr>
-          <w:color w:val="000000"/>
-          <w:sz w:val="28"/>
-          <w:szCs w:val="28"/>
-          <w:lang w:val="es-ES"/>
-        </w:rPr>
-        <w:t>, activo</w:t>
-      </w:r>
-      <w:r>
-        <w:rPr>
-          <w:color w:val="000000"/>
-          <w:sz w:val="28"/>
-          <w:szCs w:val="28"/>
-          <w:lang w:val="es-ES"/>
-        </w:rPr>
-        <w:t>.</w:t>
-      </w:r>
-    </w:p>
-    <w:p>
-      <w:pPr>
-        <w:numPr>
-          <w:ilvl w:val="0"/>
-          <w:numId w:val="44"/>
-        </w:numPr>
-        <w:rPr>
-          <w:color w:val="000000"/>
-          <w:sz w:val="28"/>
-          <w:szCs w:val="28"/>
-          <w:lang w:val="es-ES"/>
-        </w:rPr>
-      </w:pPr>
-      <w:r>
-        <w:rPr>
-          <w:b/>
-          <w:bCs/>
-          <w:color w:val="000000"/>
-          <w:sz w:val="28"/>
-          <w:szCs w:val="28"/>
-          <w:lang w:val="es-ES"/>
-        </w:rPr>
-        <w:t>Trabajador:</w:t>
-      </w:r>
-      <w:r>
-        <w:rPr>
-          <w:color w:val="000000"/>
-          <w:sz w:val="28"/>
-          <w:szCs w:val="28"/>
-          <w:lang w:val="es-ES"/>
-        </w:rPr>
-        <w:t xml:space="preserve"> </w:t>
-      </w:r>
-      <w:proofErr w:type="spellStart"/>
-      <w:r>
-        <w:rPr>
-          <w:color w:val="000000"/>
-          <w:sz w:val="28"/>
-          <w:szCs w:val="28"/>
-          <w:lang w:val="es-ES"/>
-        </w:rPr>
-        <w:t>id_trabajador</w:t>
-      </w:r>
-      <w:proofErr w:type="spellEnd"/>
-      <w:r>
-        <w:rPr>
-          <w:color w:val="000000"/>
-          <w:sz w:val="28"/>
-          <w:szCs w:val="28"/>
-          <w:lang w:val="es-ES"/>
-        </w:rPr>
-        <w:t xml:space="preserve"> (PK), </w:t>
-      </w:r>
-      <w:proofErr w:type="spellStart"/>
-      <w:r>
-        <w:rPr>
-          <w:color w:val="000000"/>
-          <w:sz w:val="28"/>
-          <w:szCs w:val="28"/>
-          <w:lang w:val="es-ES"/>
-        </w:rPr>
-        <w:t>dni</w:t>
-      </w:r>
-      <w:proofErr w:type="spellEnd"/>
-      <w:r>
-        <w:rPr>
-          <w:color w:val="000000"/>
-          <w:sz w:val="28"/>
-          <w:szCs w:val="28"/>
-          <w:lang w:val="es-ES"/>
-        </w:rPr>
-        <w:t>, nombre, apellidos,</w:t>
-      </w:r>
-      <w:r>
-        <w:rPr>
-          <w:color w:val="000000"/>
-          <w:sz w:val="28"/>
-          <w:szCs w:val="28"/>
-          <w:lang w:val="es-ES"/>
-        </w:rPr>
-        <w:t xml:space="preserve"> teléfono,</w:t>
-      </w:r>
-      <w:r>
-        <w:rPr>
-          <w:color w:val="000000"/>
-          <w:sz w:val="28"/>
-          <w:szCs w:val="28"/>
-          <w:lang w:val="es-ES"/>
-        </w:rPr>
-        <w:t xml:space="preserve"> rol (Recepcionista, Enfermero, Médico), </w:t>
-      </w:r>
-      <w:proofErr w:type="spellStart"/>
-      <w:r>
-        <w:rPr>
-          <w:color w:val="000000"/>
-          <w:sz w:val="28"/>
-          <w:szCs w:val="28"/>
-          <w:lang w:val="es-ES"/>
-        </w:rPr>
-        <w:t>id_especialidad</w:t>
-      </w:r>
-      <w:proofErr w:type="spellEnd"/>
-      <w:r>
-        <w:rPr>
-          <w:color w:val="000000"/>
-          <w:sz w:val="28"/>
-          <w:szCs w:val="28"/>
-          <w:lang w:val="es-ES"/>
-        </w:rPr>
-        <w:t xml:space="preserve"> (FK, </w:t>
-      </w:r>
-      <w:proofErr w:type="spellStart"/>
-      <w:r>
-        <w:rPr>
-          <w:color w:val="000000"/>
-          <w:sz w:val="28"/>
-          <w:szCs w:val="28"/>
-          <w:lang w:val="es-ES"/>
-        </w:rPr>
-        <w:t>nullable</w:t>
-      </w:r>
-      <w:proofErr w:type="spellEnd"/>
-      <w:r>
-        <w:rPr>
-          <w:color w:val="000000"/>
-          <w:sz w:val="28"/>
-          <w:szCs w:val="28"/>
-          <w:lang w:val="es-ES"/>
-        </w:rPr>
-        <w:t xml:space="preserve"> si no es médico), usuario, </w:t>
-      </w:r>
-      <w:proofErr w:type="spellStart"/>
-      <w:r>
-        <w:rPr>
-          <w:color w:val="000000"/>
-          <w:sz w:val="28"/>
-          <w:szCs w:val="28"/>
-          <w:lang w:val="es-ES"/>
-        </w:rPr>
-        <w:t>password_hash</w:t>
-      </w:r>
-      <w:proofErr w:type="spellEnd"/>
-      <w:r>
-        <w:rPr>
-          <w:color w:val="000000"/>
-          <w:sz w:val="28"/>
-          <w:szCs w:val="28"/>
-          <w:lang w:val="es-ES"/>
-        </w:rPr>
-        <w:t>.</w:t>
-      </w:r>
-    </w:p>
-    <w:p>
-      <w:pPr>
-        <w:numPr>
-          <w:ilvl w:val="0"/>
-          <w:numId w:val="44"/>
-        </w:numPr>
-        <w:rPr>
-          <w:color w:val="000000"/>
-          <w:sz w:val="28"/>
-          <w:szCs w:val="28"/>
-          <w:lang w:val="es-ES"/>
-        </w:rPr>
-      </w:pPr>
-      <w:r>
-        <w:rPr>
-          <w:b/>
-          <w:bCs/>
-          <w:color w:val="000000"/>
-          <w:sz w:val="28"/>
-          <w:szCs w:val="28"/>
-          <w:lang w:val="es-ES"/>
-        </w:rPr>
-        <w:t>Especialidad:</w:t>
-      </w:r>
-      <w:r>
-        <w:rPr>
-          <w:color w:val="000000"/>
-          <w:sz w:val="28"/>
-          <w:szCs w:val="28"/>
-          <w:lang w:val="es-ES"/>
-        </w:rPr>
-        <w:t xml:space="preserve"> </w:t>
-      </w:r>
-      <w:proofErr w:type="spellStart"/>
-      <w:r>
-        <w:rPr>
-          <w:color w:val="000000"/>
-          <w:sz w:val="28"/>
-          <w:szCs w:val="28"/>
-          <w:lang w:val="es-ES"/>
-        </w:rPr>
-        <w:t>id_especialidad</w:t>
-      </w:r>
-      <w:proofErr w:type="spellEnd"/>
-      <w:r>
-        <w:rPr>
-          <w:color w:val="000000"/>
-          <w:sz w:val="28"/>
-          <w:szCs w:val="28"/>
-          <w:lang w:val="es-ES"/>
-        </w:rPr>
-        <w:t xml:space="preserve"> (PK), </w:t>
-      </w:r>
-      <w:proofErr w:type="spellStart"/>
-      <w:r>
-        <w:rPr>
-          <w:color w:val="000000"/>
-          <w:sz w:val="28"/>
-          <w:szCs w:val="28"/>
-          <w:lang w:val="es-ES"/>
-        </w:rPr>
-        <w:t>nombre_especialidad</w:t>
-      </w:r>
-      <w:proofErr w:type="spellEnd"/>
-      <w:r>
-        <w:rPr>
-          <w:color w:val="000000"/>
-          <w:sz w:val="28"/>
-          <w:szCs w:val="28"/>
-          <w:lang w:val="es-ES"/>
-        </w:rPr>
-        <w:t xml:space="preserve">, </w:t>
-      </w:r>
-      <w:proofErr w:type="spellStart"/>
-      <w:r>
-        <w:rPr>
-          <w:color w:val="000000"/>
-          <w:sz w:val="28"/>
-          <w:szCs w:val="28"/>
-          <w:lang w:val="es-ES"/>
-        </w:rPr>
-        <w:t>descripcion</w:t>
-      </w:r>
-      <w:proofErr w:type="spellEnd"/>
-      <w:r>
-        <w:rPr>
-          <w:color w:val="000000"/>
-          <w:sz w:val="28"/>
-          <w:szCs w:val="28"/>
-          <w:lang w:val="es-ES"/>
-        </w:rPr>
-        <w:t>.</w:t>
-      </w:r>
-    </w:p>
-    <w:p>
-      <w:pPr>
-        <w:numPr>
-          <w:ilvl w:val="0"/>
-          <w:numId w:val="44"/>
-        </w:numPr>
-        <w:rPr>
-          <w:color w:val="000000"/>
-          <w:sz w:val="28"/>
-          <w:szCs w:val="28"/>
-          <w:lang w:val="es-ES"/>
-        </w:rPr>
-      </w:pPr>
-      <w:r>
-        <w:rPr>
-          <w:b/>
-          <w:bCs/>
-          <w:color w:val="000000"/>
-          <w:sz w:val="28"/>
-          <w:szCs w:val="28"/>
-          <w:lang w:val="es-ES"/>
-        </w:rPr>
-        <w:t>Cita:</w:t>
-      </w:r>
-      <w:r>
-        <w:rPr>
-          <w:color w:val="000000"/>
-          <w:sz w:val="28"/>
-          <w:szCs w:val="28"/>
-          <w:lang w:val="es-ES"/>
-        </w:rPr>
-        <w:t xml:space="preserve"> </w:t>
-      </w:r>
-      <w:proofErr w:type="spellStart"/>
-      <w:r>
-        <w:rPr>
-          <w:color w:val="000000"/>
-          <w:sz w:val="28"/>
-          <w:szCs w:val="28"/>
-          <w:lang w:val="es-ES"/>
-        </w:rPr>
-        <w:t>id_cita</w:t>
-      </w:r>
-      <w:proofErr w:type="spellEnd"/>
-      <w:r>
-        <w:rPr>
-          <w:color w:val="000000"/>
-          <w:sz w:val="28"/>
-          <w:szCs w:val="28"/>
-          <w:lang w:val="es-ES"/>
-        </w:rPr>
-        <w:t xml:space="preserve"> (PK), </w:t>
-      </w:r>
-      <w:proofErr w:type="spellStart"/>
-      <w:r>
-        <w:rPr>
-          <w:color w:val="000000"/>
-          <w:sz w:val="28"/>
-          <w:szCs w:val="28"/>
-          <w:lang w:val="es-ES"/>
-        </w:rPr>
-        <w:t>id_paciente</w:t>
-      </w:r>
-      <w:proofErr w:type="spellEnd"/>
-      <w:r>
-        <w:rPr>
-          <w:color w:val="000000"/>
-          <w:sz w:val="28"/>
-          <w:szCs w:val="28"/>
-          <w:lang w:val="es-ES"/>
-        </w:rPr>
-        <w:t xml:space="preserve"> (FK), </w:t>
-      </w:r>
-      <w:proofErr w:type="spellStart"/>
-      <w:r>
-        <w:rPr>
-          <w:color w:val="000000"/>
-          <w:sz w:val="28"/>
-          <w:szCs w:val="28"/>
-          <w:lang w:val="es-ES"/>
-        </w:rPr>
-        <w:t>id_trabajador</w:t>
-      </w:r>
-      <w:proofErr w:type="spellEnd"/>
-      <w:r>
-        <w:rPr>
-          <w:color w:val="000000"/>
-          <w:sz w:val="28"/>
-          <w:szCs w:val="28"/>
-          <w:lang w:val="es-ES"/>
-        </w:rPr>
-        <w:t xml:space="preserve"> (FK, médico asignado), </w:t>
-      </w:r>
-      <w:proofErr w:type="spellStart"/>
-      <w:r>
-        <w:rPr>
-          <w:color w:val="000000"/>
-          <w:sz w:val="28"/>
-          <w:szCs w:val="28"/>
-          <w:lang w:val="es-ES"/>
-        </w:rPr>
-        <w:t>fecha_hora</w:t>
-      </w:r>
-      <w:proofErr w:type="spellEnd"/>
-      <w:r>
-        <w:rPr>
-          <w:color w:val="000000"/>
-          <w:sz w:val="28"/>
-          <w:szCs w:val="28"/>
-          <w:lang w:val="es-ES"/>
-        </w:rPr>
-        <w:t xml:space="preserve">, estado (Pendiente, Realizada, Cancelada), </w:t>
-      </w:r>
-      <w:proofErr w:type="spellStart"/>
-      <w:r>
-        <w:rPr>
-          <w:color w:val="000000"/>
-          <w:sz w:val="28"/>
-          <w:szCs w:val="28"/>
-          <w:lang w:val="es-ES"/>
-        </w:rPr>
-        <w:t>motivo_consulta</w:t>
-      </w:r>
-      <w:proofErr w:type="spellEnd"/>
-      <w:r>
-        <w:rPr>
-          <w:color w:val="000000"/>
-          <w:sz w:val="28"/>
-          <w:szCs w:val="28"/>
-          <w:lang w:val="es-ES"/>
-        </w:rPr>
-        <w:t>, diagnostico.</w:t>
-      </w:r>
-    </w:p>
-    <w:p>
-      <w:pPr>
-        <w:numPr>
-          <w:ilvl w:val="0"/>
-          <w:numId w:val="44"/>
-        </w:numPr>
-        <w:rPr>
-          <w:color w:val="000000"/>
-          <w:sz w:val="28"/>
-          <w:szCs w:val="28"/>
-          <w:lang w:val="es-ES"/>
-        </w:rPr>
-      </w:pPr>
-      <w:proofErr w:type="spellStart"/>
-      <w:r>
-        <w:rPr>
-          <w:b/>
-          <w:bCs/>
-          <w:color w:val="000000"/>
-          <w:sz w:val="28"/>
-          <w:szCs w:val="28"/>
-          <w:lang w:val="es-ES"/>
-        </w:rPr>
-        <w:t>Historial_Medico</w:t>
-      </w:r>
-      <w:proofErr w:type="spellEnd"/>
-      <w:r>
-        <w:rPr>
-          <w:b/>
-          <w:bCs/>
-          <w:color w:val="000000"/>
-          <w:sz w:val="28"/>
-          <w:szCs w:val="28"/>
-          <w:lang w:val="es-ES"/>
-        </w:rPr>
-        <w:t>:</w:t>
-      </w:r>
-      <w:r>
-        <w:rPr>
-          <w:color w:val="000000"/>
-          <w:sz w:val="28"/>
-          <w:szCs w:val="28"/>
-          <w:lang w:val="es-ES"/>
-        </w:rPr>
-        <w:t xml:space="preserve"> </w:t>
-      </w:r>
-      <w:proofErr w:type="spellStart"/>
-      <w:r>
-        <w:rPr>
-          <w:color w:val="000000"/>
-          <w:sz w:val="28"/>
-          <w:szCs w:val="28"/>
-          <w:lang w:val="es-ES"/>
-        </w:rPr>
-        <w:t>id_historial</w:t>
-      </w:r>
-      <w:proofErr w:type="spellEnd"/>
-      <w:r>
-        <w:rPr>
-          <w:color w:val="000000"/>
-          <w:sz w:val="28"/>
-          <w:szCs w:val="28"/>
-          <w:lang w:val="es-ES"/>
-        </w:rPr>
-        <w:t xml:space="preserve"> (PK), </w:t>
-      </w:r>
-      <w:proofErr w:type="spellStart"/>
-      <w:r>
-        <w:rPr>
-          <w:color w:val="000000"/>
-          <w:sz w:val="28"/>
-          <w:szCs w:val="28"/>
-          <w:lang w:val="es-ES"/>
-        </w:rPr>
-        <w:t>id_paciente</w:t>
-      </w:r>
-      <w:proofErr w:type="spellEnd"/>
-      <w:r>
-        <w:rPr>
-          <w:color w:val="000000"/>
-          <w:sz w:val="28"/>
-          <w:szCs w:val="28"/>
-          <w:lang w:val="es-ES"/>
-        </w:rPr>
-        <w:t xml:space="preserve"> (FK), </w:t>
-      </w:r>
-      <w:proofErr w:type="spellStart"/>
-      <w:r>
-        <w:rPr>
-          <w:color w:val="000000"/>
-          <w:sz w:val="28"/>
-          <w:szCs w:val="28"/>
-          <w:lang w:val="es-ES"/>
-        </w:rPr>
-        <w:t>id_cita</w:t>
-      </w:r>
-      <w:proofErr w:type="spellEnd"/>
-      <w:r>
-        <w:rPr>
-          <w:color w:val="000000"/>
-          <w:sz w:val="28"/>
-          <w:szCs w:val="28"/>
-          <w:lang w:val="es-ES"/>
-        </w:rPr>
-        <w:t xml:space="preserve"> (FK), </w:t>
-      </w:r>
-      <w:proofErr w:type="spellStart"/>
-      <w:r>
-        <w:rPr>
-          <w:color w:val="000000"/>
-          <w:sz w:val="28"/>
-          <w:szCs w:val="28"/>
-          <w:lang w:val="es-ES"/>
-        </w:rPr>
-        <w:t>diagnostico</w:t>
-      </w:r>
-      <w:proofErr w:type="spellEnd"/>
-      <w:r>
-        <w:rPr>
-          <w:color w:val="000000"/>
-          <w:sz w:val="28"/>
-          <w:szCs w:val="28"/>
-          <w:lang w:val="es-ES"/>
-        </w:rPr>
-        <w:t xml:space="preserve">, tratamiento, </w:t>
-      </w:r>
-      <w:proofErr w:type="spellStart"/>
-      <w:r>
-        <w:rPr>
-          <w:color w:val="000000"/>
-          <w:sz w:val="28"/>
-          <w:szCs w:val="28"/>
-          <w:lang w:val="es-ES"/>
-        </w:rPr>
-        <w:t>fecha_registro</w:t>
-      </w:r>
-      <w:proofErr w:type="spellEnd"/>
-      <w:r>
-        <w:rPr>
-          <w:color w:val="000000"/>
-          <w:sz w:val="28"/>
-          <w:szCs w:val="28"/>
-          <w:lang w:val="es-ES"/>
-        </w:rPr>
-        <w:t>.</w:t>
+        <w:t xml:space="preserve"> id_historial (PK), id_paciente (FK), id_cita (FK), diagnostico, tratamiento, fecha_registro.</w:t>
       </w:r>
     </w:p>
     <w:p>
@@ -7665,45 +6731,13 @@
           <w:bCs/>
           <w:lang w:val="es-ES"/>
         </w:rPr>
-        <w:t xml:space="preserve">1. Capa de Dominio (Entidades </w:t>
-      </w:r>
-      <w:proofErr w:type="spellStart"/>
-      <w:r>
-        <w:rPr>
-          <w:b/>
-          <w:bCs/>
-          <w:lang w:val="es-ES"/>
-        </w:rPr>
-        <w:t>Hibernate</w:t>
-      </w:r>
-      <w:proofErr w:type="spellEnd"/>
-      <w:r>
-        <w:rPr>
-          <w:b/>
-          <w:bCs/>
-          <w:lang w:val="es-ES"/>
-        </w:rPr>
-        <w:t>)</w:t>
-      </w:r>
-      <w:r>
-        <w:rPr>
-          <w:lang w:val="es-ES"/>
-        </w:rPr>
-        <w:t xml:space="preserve"> Representa el núcleo de la lógica de negocio y mapea exactamente las tablas de la base de datos relacional mediante el ORM </w:t>
-      </w:r>
-      <w:proofErr w:type="spellStart"/>
-      <w:r>
-        <w:rPr>
-          <w:lang w:val="es-ES"/>
-        </w:rPr>
-        <w:t>Hibernate</w:t>
-      </w:r>
-      <w:proofErr w:type="spellEnd"/>
-      <w:r>
-        <w:rPr>
-          <w:lang w:val="es-ES"/>
-        </w:rPr>
-        <w:t>. Estas clases son compartidas en la lógica del servidor.</w:t>
+        <w:t>1. Capa de Dominio (Entidades Hibernate)</w:t>
+      </w:r>
+      <w:r>
+        <w:rPr>
+          <w:lang w:val="es-ES"/>
+        </w:rPr>
+        <w:t xml:space="preserve"> Representa el núcleo de la lógica de negocio y mapea exactamente las tablas de la base de datos relacional mediante el ORM Hibernate. Estas clases son compartidas en la lógica del servidor.</w:t>
       </w:r>
     </w:p>
     <w:p>
@@ -7728,37 +6762,8 @@
         <w:rPr>
           <w:lang w:val="es-ES"/>
         </w:rPr>
-        <w:t xml:space="preserve">: Atributos privados (id, </w:t>
-      </w:r>
-      <w:proofErr w:type="spellStart"/>
-      <w:r>
-        <w:rPr>
-          <w:lang w:val="es-ES"/>
-        </w:rPr>
-        <w:t>dni</w:t>
-      </w:r>
-      <w:proofErr w:type="spellEnd"/>
-      <w:r>
-        <w:rPr>
-          <w:lang w:val="es-ES"/>
-        </w:rPr>
-        <w:t xml:space="preserve">, nombre, apellidos, rol, </w:t>
-      </w:r>
-      <w:proofErr w:type="spellStart"/>
-      <w:r>
-        <w:rPr>
-          <w:lang w:val="es-ES"/>
-        </w:rPr>
-        <w:t>passwordHash</w:t>
-      </w:r>
-      <w:proofErr w:type="spellEnd"/>
-      <w:r>
-        <w:rPr>
-          <w:lang w:val="es-ES"/>
-        </w:rPr>
-        <w:t xml:space="preserve">). Métodos: </w:t>
-      </w:r>
-      <w:proofErr w:type="spellStart"/>
+        <w:t xml:space="preserve">: Atributos privados (id, dni, nombre, apellidos, rol, passwordHash). Métodos: </w:t>
+      </w:r>
       <w:r>
         <w:rPr>
           <w:i/>
@@ -7767,7 +6772,6 @@
         </w:rPr>
         <w:t>Getters</w:t>
       </w:r>
-      <w:proofErr w:type="spellEnd"/>
       <w:r>
         <w:rPr>
           <w:lang w:val="es-ES"/>
@@ -7786,29 +6790,7 @@
         <w:rPr>
           <w:lang w:val="es-ES"/>
         </w:rPr>
-        <w:t xml:space="preserve"> y </w:t>
-      </w:r>
-      <w:proofErr w:type="spellStart"/>
-      <w:proofErr w:type="gramStart"/>
-      <w:r>
-        <w:rPr>
-          <w:lang w:val="es-ES"/>
-        </w:rPr>
-        <w:t>validarCredenciales</w:t>
-      </w:r>
-      <w:proofErr w:type="spellEnd"/>
-      <w:r>
-        <w:rPr>
-          <w:lang w:val="es-ES"/>
-        </w:rPr>
-        <w:t>(</w:t>
-      </w:r>
-      <w:proofErr w:type="gramEnd"/>
-      <w:r>
-        <w:rPr>
-          <w:lang w:val="es-ES"/>
-        </w:rPr>
-        <w:t>).</w:t>
+        <w:t xml:space="preserve"> y validarCredenciales().</w:t>
       </w:r>
     </w:p>
     <w:p>
@@ -7833,37 +6815,8 @@
         <w:rPr>
           <w:lang w:val="es-ES"/>
         </w:rPr>
-        <w:t xml:space="preserve">: Atributos privados (id, </w:t>
-      </w:r>
-      <w:proofErr w:type="spellStart"/>
-      <w:r>
-        <w:rPr>
-          <w:lang w:val="es-ES"/>
-        </w:rPr>
-        <w:t>dni</w:t>
-      </w:r>
-      <w:proofErr w:type="spellEnd"/>
-      <w:r>
-        <w:rPr>
-          <w:lang w:val="es-ES"/>
-        </w:rPr>
-        <w:t xml:space="preserve">, nombre, </w:t>
-      </w:r>
-      <w:proofErr w:type="spellStart"/>
-      <w:r>
-        <w:rPr>
-          <w:lang w:val="es-ES"/>
-        </w:rPr>
-        <w:t>telefono</w:t>
-      </w:r>
-      <w:proofErr w:type="spellEnd"/>
-      <w:r>
-        <w:rPr>
-          <w:lang w:val="es-ES"/>
-        </w:rPr>
-        <w:t xml:space="preserve">, email). Métodos: </w:t>
-      </w:r>
-      <w:proofErr w:type="spellStart"/>
+        <w:t xml:space="preserve">: Atributos privados (id, dni, nombre, telefono, email). Métodos: </w:t>
+      </w:r>
       <w:r>
         <w:rPr>
           <w:i/>
@@ -7872,7 +6825,6 @@
         </w:rPr>
         <w:t>Getters</w:t>
       </w:r>
-      <w:proofErr w:type="spellEnd"/>
       <w:r>
         <w:rPr>
           <w:lang w:val="es-ES"/>
@@ -7916,49 +6868,7 @@
         <w:rPr>
           <w:lang w:val="es-ES"/>
         </w:rPr>
-        <w:t xml:space="preserve">: Atributos privados (id, </w:t>
-      </w:r>
-      <w:proofErr w:type="spellStart"/>
-      <w:r>
-        <w:rPr>
-          <w:lang w:val="es-ES"/>
-        </w:rPr>
-        <w:t>fechaHora</w:t>
-      </w:r>
-      <w:proofErr w:type="spellEnd"/>
-      <w:r>
-        <w:rPr>
-          <w:lang w:val="es-ES"/>
-        </w:rPr>
-        <w:t xml:space="preserve">, estado, motivo, </w:t>
-      </w:r>
-      <w:proofErr w:type="spellStart"/>
-      <w:r>
-        <w:rPr>
-          <w:lang w:val="es-ES"/>
-        </w:rPr>
-        <w:t>paciente_id</w:t>
-      </w:r>
-      <w:proofErr w:type="spellEnd"/>
-      <w:r>
-        <w:rPr>
-          <w:lang w:val="es-ES"/>
-        </w:rPr>
-        <w:t xml:space="preserve">, </w:t>
-      </w:r>
-      <w:proofErr w:type="spellStart"/>
-      <w:r>
-        <w:rPr>
-          <w:lang w:val="es-ES"/>
-        </w:rPr>
-        <w:t>trabajador_id</w:t>
-      </w:r>
-      <w:proofErr w:type="spellEnd"/>
-      <w:r>
-        <w:rPr>
-          <w:lang w:val="es-ES"/>
-        </w:rPr>
-        <w:t>).</w:t>
+        <w:t>: Atributos privados (id, fechaHora, estado, motivo, paciente_id, trabajador_id).</w:t>
       </w:r>
     </w:p>
     <w:p>
@@ -8034,25 +6944,7 @@
           <w:bCs/>
           <w:lang w:val="es-ES"/>
         </w:rPr>
-        <w:t>2. Capa de (</w:t>
-      </w:r>
-      <w:proofErr w:type="spellStart"/>
-      <w:r>
-        <w:rPr>
-          <w:b/>
-          <w:bCs/>
-          <w:lang w:val="es-ES"/>
-        </w:rPr>
-        <w:t>Backend</w:t>
-      </w:r>
-      <w:proofErr w:type="spellEnd"/>
-      <w:r>
-        <w:rPr>
-          <w:b/>
-          <w:bCs/>
-          <w:lang w:val="es-ES"/>
-        </w:rPr>
-        <w:t>)</w:t>
+        <w:t>2. Capa de (Backend)</w:t>
       </w:r>
       <w:r>
         <w:rPr>
@@ -8078,59 +6970,13 @@
           <w:lang w:val="es-ES"/>
         </w:rPr>
         <w:lastRenderedPageBreak/>
-        <w:t xml:space="preserve">Clase </w:t>
-      </w:r>
-      <w:proofErr w:type="spellStart"/>
-      <w:r>
-        <w:rPr>
-          <w:b/>
-          <w:bCs/>
-          <w:lang w:val="es-ES"/>
-        </w:rPr>
-        <w:t>ServidorTCP</w:t>
-      </w:r>
-      <w:proofErr w:type="spellEnd"/>
-      <w:r>
-        <w:rPr>
-          <w:lang w:val="es-ES"/>
-        </w:rPr>
-        <w:t xml:space="preserve">: Contiene el método </w:t>
-      </w:r>
-      <w:proofErr w:type="spellStart"/>
-      <w:proofErr w:type="gramStart"/>
-      <w:r>
-        <w:rPr>
-          <w:lang w:val="es-ES"/>
-        </w:rPr>
-        <w:t>main</w:t>
-      </w:r>
-      <w:proofErr w:type="spellEnd"/>
-      <w:r>
-        <w:rPr>
-          <w:lang w:val="es-ES"/>
-        </w:rPr>
-        <w:t>(</w:t>
-      </w:r>
-      <w:proofErr w:type="gramEnd"/>
-      <w:r>
-        <w:rPr>
-          <w:lang w:val="es-ES"/>
-        </w:rPr>
-        <w:t xml:space="preserve">) del servidor. Atributo </w:t>
-      </w:r>
-      <w:proofErr w:type="spellStart"/>
-      <w:r>
-        <w:rPr>
-          <w:lang w:val="es-ES"/>
-        </w:rPr>
-        <w:t>ServerSocket</w:t>
-      </w:r>
-      <w:proofErr w:type="spellEnd"/>
-      <w:r>
-        <w:rPr>
-          <w:lang w:val="es-ES"/>
-        </w:rPr>
-        <w:t>. Se encarga de escuchar conexiones entrantes en un puerto específico de forma infinita.</w:t>
+        <w:t>Clase ServidorTCP</w:t>
+      </w:r>
+      <w:r>
+        <w:rPr>
+          <w:lang w:val="es-ES"/>
+        </w:rPr>
+        <w:t>: Contiene el método main() del servidor. Atributo ServerSocket. Se encarga de escuchar conexiones entrantes en un puerto específico de forma infinita.</w:t>
       </w:r>
     </w:p>
     <w:p>
@@ -8149,91 +6995,13 @@
           <w:bCs/>
           <w:lang w:val="es-ES"/>
         </w:rPr>
-        <w:t xml:space="preserve">Clase </w:t>
-      </w:r>
-      <w:proofErr w:type="spellStart"/>
-      <w:r>
-        <w:rPr>
-          <w:b/>
-          <w:bCs/>
-          <w:lang w:val="es-ES"/>
-        </w:rPr>
-        <w:t>ManejadorCliente</w:t>
-      </w:r>
-      <w:proofErr w:type="spellEnd"/>
-      <w:r>
-        <w:rPr>
-          <w:b/>
-          <w:bCs/>
-          <w:lang w:val="es-ES"/>
-        </w:rPr>
-        <w:t xml:space="preserve"> (Hereda de </w:t>
-      </w:r>
-      <w:proofErr w:type="spellStart"/>
-      <w:r>
-        <w:rPr>
-          <w:b/>
-          <w:bCs/>
-          <w:lang w:val="es-ES"/>
-        </w:rPr>
-        <w:t>Thread</w:t>
-      </w:r>
-      <w:proofErr w:type="spellEnd"/>
-      <w:r>
-        <w:rPr>
-          <w:b/>
-          <w:bCs/>
-          <w:lang w:val="es-ES"/>
-        </w:rPr>
-        <w:t>)</w:t>
-      </w:r>
-      <w:r>
-        <w:rPr>
-          <w:lang w:val="es-ES"/>
-        </w:rPr>
-        <w:t xml:space="preserve">: Por cada cliente que se conecta, el servidor instancia un hilo de esta clase. Atributos: Socket, </w:t>
-      </w:r>
-      <w:proofErr w:type="spellStart"/>
-      <w:r>
-        <w:rPr>
-          <w:lang w:val="es-ES"/>
-        </w:rPr>
-        <w:t>ObjectInputStream</w:t>
-      </w:r>
-      <w:proofErr w:type="spellEnd"/>
-      <w:r>
-        <w:rPr>
-          <w:lang w:val="es-ES"/>
-        </w:rPr>
-        <w:t xml:space="preserve">, </w:t>
-      </w:r>
-      <w:proofErr w:type="spellStart"/>
-      <w:r>
-        <w:rPr>
-          <w:lang w:val="es-ES"/>
-        </w:rPr>
-        <w:t>ObjectOutputStream</w:t>
-      </w:r>
-      <w:proofErr w:type="spellEnd"/>
-      <w:r>
-        <w:rPr>
-          <w:lang w:val="es-ES"/>
-        </w:rPr>
-        <w:t xml:space="preserve">. Método principal: </w:t>
-      </w:r>
-      <w:proofErr w:type="gramStart"/>
-      <w:r>
-        <w:rPr>
-          <w:lang w:val="es-ES"/>
-        </w:rPr>
-        <w:t>run(</w:t>
-      </w:r>
-      <w:proofErr w:type="gramEnd"/>
-      <w:r>
-        <w:rPr>
-          <w:lang w:val="es-ES"/>
-        </w:rPr>
-        <w:t>), donde lee las peticiones del cliente y llama al DAO correspondiente.</w:t>
+        <w:t>Clase ManejadorCliente (Hereda de Thread)</w:t>
+      </w:r>
+      <w:r>
+        <w:rPr>
+          <w:lang w:val="es-ES"/>
+        </w:rPr>
+        <w:t>: Por cada cliente que se conecta, el servidor instancia un hilo de esta clase. Atributos: Socket, ObjectInputStream, ObjectOutputStream. Método principal: run(), donde lee las peticiones del cliente y llama al DAO correspondiente.</w:t>
       </w:r>
     </w:p>
     <w:p>
@@ -8252,175 +7020,13 @@
           <w:bCs/>
           <w:lang w:val="es-ES"/>
         </w:rPr>
-        <w:t xml:space="preserve">Clases DAO (Data Access </w:t>
-      </w:r>
-      <w:proofErr w:type="spellStart"/>
-      <w:r>
-        <w:rPr>
-          <w:b/>
-          <w:bCs/>
-          <w:lang w:val="es-ES"/>
-        </w:rPr>
-        <w:t>Object</w:t>
-      </w:r>
-      <w:proofErr w:type="spellEnd"/>
-      <w:r>
-        <w:rPr>
-          <w:b/>
-          <w:bCs/>
-          <w:lang w:val="es-ES"/>
-        </w:rPr>
-        <w:t>)</w:t>
-      </w:r>
-      <w:r>
-        <w:rPr>
-          <w:lang w:val="es-ES"/>
-        </w:rPr>
-        <w:t xml:space="preserve">: </w:t>
-      </w:r>
-      <w:proofErr w:type="spellStart"/>
-      <w:r>
-        <w:rPr>
-          <w:lang w:val="es-ES"/>
-        </w:rPr>
-        <w:t>PacienteDAO</w:t>
-      </w:r>
-      <w:proofErr w:type="spellEnd"/>
-      <w:r>
-        <w:rPr>
-          <w:lang w:val="es-ES"/>
-        </w:rPr>
-        <w:t xml:space="preserve">, </w:t>
-      </w:r>
-      <w:proofErr w:type="spellStart"/>
-      <w:r>
-        <w:rPr>
-          <w:lang w:val="es-ES"/>
-        </w:rPr>
-        <w:t>TrabajadorDAO</w:t>
-      </w:r>
-      <w:proofErr w:type="spellEnd"/>
-      <w:r>
-        <w:rPr>
-          <w:lang w:val="es-ES"/>
-        </w:rPr>
-        <w:t xml:space="preserve">, </w:t>
-      </w:r>
-      <w:proofErr w:type="spellStart"/>
-      <w:r>
-        <w:rPr>
-          <w:lang w:val="es-ES"/>
-        </w:rPr>
-        <w:t>CitaDAO</w:t>
-      </w:r>
-      <w:proofErr w:type="spellEnd"/>
-      <w:r>
-        <w:rPr>
-          <w:lang w:val="es-ES"/>
-        </w:rPr>
-        <w:t xml:space="preserve">. Contienen los métodos que interactúan con </w:t>
-      </w:r>
-      <w:proofErr w:type="spellStart"/>
-      <w:r>
-        <w:rPr>
-          <w:lang w:val="es-ES"/>
-        </w:rPr>
-        <w:t>Hibernate</w:t>
-      </w:r>
-      <w:proofErr w:type="spellEnd"/>
-      <w:r>
-        <w:rPr>
-          <w:lang w:val="es-ES"/>
-        </w:rPr>
-        <w:t xml:space="preserve"> (</w:t>
-      </w:r>
-      <w:proofErr w:type="spellStart"/>
-      <w:proofErr w:type="gramStart"/>
-      <w:r>
-        <w:rPr>
-          <w:lang w:val="es-ES"/>
-        </w:rPr>
-        <w:t>save</w:t>
-      </w:r>
-      <w:proofErr w:type="spellEnd"/>
-      <w:r>
-        <w:rPr>
-          <w:lang w:val="es-ES"/>
-        </w:rPr>
-        <w:t>(</w:t>
-      </w:r>
-      <w:proofErr w:type="gramEnd"/>
-      <w:r>
-        <w:rPr>
-          <w:lang w:val="es-ES"/>
-        </w:rPr>
-        <w:t xml:space="preserve">), </w:t>
-      </w:r>
-      <w:proofErr w:type="spellStart"/>
-      <w:proofErr w:type="gramStart"/>
-      <w:r>
-        <w:rPr>
-          <w:lang w:val="es-ES"/>
-        </w:rPr>
-        <w:t>update</w:t>
-      </w:r>
-      <w:proofErr w:type="spellEnd"/>
-      <w:r>
-        <w:rPr>
-          <w:lang w:val="es-ES"/>
-        </w:rPr>
-        <w:t>(</w:t>
-      </w:r>
-      <w:proofErr w:type="gramEnd"/>
-      <w:r>
-        <w:rPr>
-          <w:lang w:val="es-ES"/>
-        </w:rPr>
-        <w:t xml:space="preserve">), </w:t>
-      </w:r>
-      <w:proofErr w:type="spellStart"/>
-      <w:proofErr w:type="gramStart"/>
-      <w:r>
-        <w:rPr>
-          <w:lang w:val="es-ES"/>
-        </w:rPr>
-        <w:t>delete</w:t>
-      </w:r>
-      <w:proofErr w:type="spellEnd"/>
-      <w:r>
-        <w:rPr>
-          <w:lang w:val="es-ES"/>
-        </w:rPr>
-        <w:t>(</w:t>
-      </w:r>
-      <w:proofErr w:type="gramEnd"/>
-      <w:r>
-        <w:rPr>
-          <w:lang w:val="es-ES"/>
-        </w:rPr>
-        <w:t xml:space="preserve">), </w:t>
-      </w:r>
-      <w:proofErr w:type="spellStart"/>
-      <w:proofErr w:type="gramStart"/>
-      <w:r>
-        <w:rPr>
-          <w:lang w:val="es-ES"/>
-        </w:rPr>
-        <w:t>findById</w:t>
-      </w:r>
-      <w:proofErr w:type="spellEnd"/>
-      <w:r>
-        <w:rPr>
-          <w:lang w:val="es-ES"/>
-        </w:rPr>
-        <w:t>(</w:t>
-      </w:r>
-      <w:proofErr w:type="gramEnd"/>
-      <w:r>
-        <w:rPr>
-          <w:lang w:val="es-ES"/>
-        </w:rPr>
-        <w:t>)).</w:t>
+        <w:t>Clases DAO (Data Access Object)</w:t>
+      </w:r>
+      <w:r>
+        <w:rPr>
+          <w:lang w:val="es-ES"/>
+        </w:rPr>
+        <w:t>: PacienteDAO, TrabajadorDAO, CitaDAO. Contienen los métodos que interactúan con Hibernate (save(), update(), delete(), findById()).</w:t>
       </w:r>
     </w:p>
     <w:p>
@@ -8509,119 +7115,13 @@
           <w:bCs/>
           <w:lang w:val="es-ES"/>
         </w:rPr>
-        <w:t xml:space="preserve">Clase </w:t>
-      </w:r>
-      <w:proofErr w:type="spellStart"/>
-      <w:r>
-        <w:rPr>
-          <w:b/>
-          <w:bCs/>
-          <w:lang w:val="es-ES"/>
-        </w:rPr>
-        <w:t>PaqueteRed</w:t>
-      </w:r>
-      <w:proofErr w:type="spellEnd"/>
-      <w:r>
-        <w:rPr>
-          <w:b/>
-          <w:bCs/>
-          <w:lang w:val="es-ES"/>
-        </w:rPr>
-        <w:t xml:space="preserve"> (Implementa </w:t>
-      </w:r>
-      <w:proofErr w:type="spellStart"/>
-      <w:r>
-        <w:rPr>
-          <w:b/>
-          <w:bCs/>
-          <w:lang w:val="es-ES"/>
-        </w:rPr>
-        <w:t>Serializable</w:t>
-      </w:r>
-      <w:proofErr w:type="spellEnd"/>
-      <w:r>
-        <w:rPr>
-          <w:b/>
-          <w:bCs/>
-          <w:lang w:val="es-ES"/>
-        </w:rPr>
-        <w:t>)</w:t>
-      </w:r>
-      <w:r>
-        <w:rPr>
-          <w:lang w:val="es-ES"/>
-        </w:rPr>
-        <w:t xml:space="preserve">: Es el objeto vital que viaja por la red entre los clientes y el servidor. Atributos: String </w:t>
-      </w:r>
-      <w:proofErr w:type="spellStart"/>
-      <w:r>
-        <w:rPr>
-          <w:lang w:val="es-ES"/>
-        </w:rPr>
-        <w:t>accion</w:t>
-      </w:r>
-      <w:proofErr w:type="spellEnd"/>
-      <w:r>
-        <w:rPr>
-          <w:lang w:val="es-ES"/>
-        </w:rPr>
-        <w:t xml:space="preserve"> (</w:t>
-      </w:r>
-      <w:proofErr w:type="spellStart"/>
-      <w:r>
-        <w:rPr>
-          <w:lang w:val="es-ES"/>
-        </w:rPr>
-        <w:t>ej</w:t>
-      </w:r>
-      <w:proofErr w:type="spellEnd"/>
-      <w:r>
-        <w:rPr>
-          <w:lang w:val="es-ES"/>
-        </w:rPr>
-        <w:t xml:space="preserve">: "LOGIN", "GET_PACIENTES") y </w:t>
-      </w:r>
-      <w:proofErr w:type="spellStart"/>
-      <w:r>
-        <w:rPr>
-          <w:lang w:val="es-ES"/>
-        </w:rPr>
-        <w:t>Object</w:t>
-      </w:r>
-      <w:proofErr w:type="spellEnd"/>
-      <w:r>
-        <w:rPr>
-          <w:lang w:val="es-ES"/>
-        </w:rPr>
-        <w:t xml:space="preserve"> </w:t>
-      </w:r>
-      <w:proofErr w:type="spellStart"/>
-      <w:r>
-        <w:rPr>
-          <w:lang w:val="es-ES"/>
-        </w:rPr>
-        <w:t>payload</w:t>
-      </w:r>
-      <w:proofErr w:type="spellEnd"/>
-      <w:r>
-        <w:rPr>
-          <w:lang w:val="es-ES"/>
-        </w:rPr>
-        <w:t xml:space="preserve"> (los datos que se envían, como un objeto Paciente o un </w:t>
-      </w:r>
-      <w:proofErr w:type="spellStart"/>
-      <w:r>
-        <w:rPr>
-          <w:lang w:val="es-ES"/>
-        </w:rPr>
-        <w:t>ArrayList</w:t>
-      </w:r>
-      <w:proofErr w:type="spellEnd"/>
-      <w:r>
-        <w:rPr>
-          <w:lang w:val="es-ES"/>
-        </w:rPr>
-        <w:t>).</w:t>
+        <w:t>Clase PaqueteRed (Implementa Serializable)</w:t>
+      </w:r>
+      <w:r>
+        <w:rPr>
+          <w:lang w:val="es-ES"/>
+        </w:rPr>
+        <w:t>: Es el objeto vital que viaja por la red entre los clientes y el servidor. Atributos: String accion (ej: "LOGIN", "GET_PACIENTES") y Object payload (los datos que se envían, como un objeto Paciente o un ArrayList).</w:t>
       </w:r>
     </w:p>
     <w:p/>
@@ -8644,16 +7144,13 @@
         </w:rPr>
         <w:t xml:space="preserve">3. Capa de Cliente (Ejemplo Desktop </w:t>
       </w:r>
-      <w:proofErr w:type="spellStart"/>
       <w:r>
         <w:rPr>
           <w:b/>
           <w:bCs/>
-          <w:lang w:val="es-ES"/>
-        </w:rPr>
-        <w:t>JavaFX</w:t>
-      </w:r>
-      <w:proofErr w:type="spellEnd"/>
+        </w:rPr>
+        <w:t>Java Swing</w:t>
+      </w:r>
       <w:r>
         <w:rPr>
           <w:b/>
@@ -8685,18 +7182,8 @@
           <w:bCs/>
           <w:lang w:val="es-ES"/>
         </w:rPr>
-        <w:t xml:space="preserve">Clase </w:t>
-      </w:r>
-      <w:proofErr w:type="spellStart"/>
-      <w:r>
-        <w:rPr>
-          <w:b/>
-          <w:bCs/>
-          <w:lang w:val="es-ES"/>
-        </w:rPr>
-        <w:t>ClienteSocket</w:t>
-      </w:r>
-      <w:proofErr w:type="spellEnd"/>
+        <w:t>Clase ClienteSocket</w:t>
+      </w:r>
       <w:r>
         <w:rPr>
           <w:lang w:val="es-ES"/>
@@ -8715,73 +7202,7 @@
         <w:rPr>
           <w:lang w:val="es-ES"/>
         </w:rPr>
-        <w:t xml:space="preserve">. Mantiene la conexión abierta con el servidor. Métodos: </w:t>
-      </w:r>
-      <w:proofErr w:type="gramStart"/>
-      <w:r>
-        <w:rPr>
-          <w:lang w:val="es-ES"/>
-        </w:rPr>
-        <w:t>conectar(</w:t>
-      </w:r>
-      <w:proofErr w:type="gramEnd"/>
-      <w:r>
-        <w:rPr>
-          <w:lang w:val="es-ES"/>
-        </w:rPr>
-        <w:t xml:space="preserve">), </w:t>
-      </w:r>
-      <w:proofErr w:type="spellStart"/>
-      <w:proofErr w:type="gramStart"/>
-      <w:r>
-        <w:rPr>
-          <w:lang w:val="es-ES"/>
-        </w:rPr>
-        <w:t>enviarPeticion</w:t>
-      </w:r>
-      <w:proofErr w:type="spellEnd"/>
-      <w:r>
-        <w:rPr>
-          <w:lang w:val="es-ES"/>
-        </w:rPr>
-        <w:t>(</w:t>
-      </w:r>
-      <w:proofErr w:type="spellStart"/>
-      <w:proofErr w:type="gramEnd"/>
-      <w:r>
-        <w:rPr>
-          <w:lang w:val="es-ES"/>
-        </w:rPr>
-        <w:t>PaqueteRed</w:t>
-      </w:r>
-      <w:proofErr w:type="spellEnd"/>
-      <w:r>
-        <w:rPr>
-          <w:lang w:val="es-ES"/>
-        </w:rPr>
-        <w:t xml:space="preserve"> p), </w:t>
-      </w:r>
-      <w:proofErr w:type="spellStart"/>
-      <w:proofErr w:type="gramStart"/>
-      <w:r>
-        <w:rPr>
-          <w:lang w:val="es-ES"/>
-        </w:rPr>
-        <w:t>recibirRespuesta</w:t>
-      </w:r>
-      <w:proofErr w:type="spellEnd"/>
-      <w:r>
-        <w:rPr>
-          <w:lang w:val="es-ES"/>
-        </w:rPr>
-        <w:t>(</w:t>
-      </w:r>
-      <w:proofErr w:type="gramEnd"/>
-      <w:r>
-        <w:rPr>
-          <w:lang w:val="es-ES"/>
-        </w:rPr>
-        <w:t>).</w:t>
+        <w:t>. Mantiene la conexión abierta con el servidor. Métodos: conectar(), enviarPeticion(PaqueteRed p), recibirRespuesta().</w:t>
       </w:r>
     </w:p>
     <w:p>
@@ -8825,43 +7246,7 @@
           <w:bCs/>
           <w:lang w:val="es-ES"/>
         </w:rPr>
-        <w:t>Controladores Principales (</w:t>
-      </w:r>
-      <w:proofErr w:type="spellStart"/>
-      <w:r>
-        <w:rPr>
-          <w:b/>
-          <w:bCs/>
-          <w:lang w:val="es-ES"/>
-        </w:rPr>
-        <w:t>LoginController</w:t>
-      </w:r>
-      <w:proofErr w:type="spellEnd"/>
-      <w:r>
-        <w:rPr>
-          <w:b/>
-          <w:bCs/>
-          <w:lang w:val="es-ES"/>
-        </w:rPr>
-        <w:t xml:space="preserve">, </w:t>
-      </w:r>
-      <w:proofErr w:type="spellStart"/>
-      <w:r>
-        <w:rPr>
-          <w:b/>
-          <w:bCs/>
-          <w:lang w:val="es-ES"/>
-        </w:rPr>
-        <w:t>DashboardController</w:t>
-      </w:r>
-      <w:proofErr w:type="spellEnd"/>
-      <w:r>
-        <w:rPr>
-          <w:b/>
-          <w:bCs/>
-          <w:lang w:val="es-ES"/>
-        </w:rPr>
-        <w:t>)</w:t>
+        <w:t>Controladores Principales (LoginController, DashboardController)</w:t>
       </w:r>
       <w:r>
         <w:rPr>
@@ -8886,43 +7271,7 @@
           <w:bCs/>
           <w:lang w:val="es-ES"/>
         </w:rPr>
-        <w:t>Controladores de Gestión (</w:t>
-      </w:r>
-      <w:proofErr w:type="spellStart"/>
-      <w:r>
-        <w:rPr>
-          <w:b/>
-          <w:bCs/>
-          <w:lang w:val="es-ES"/>
-        </w:rPr>
-        <w:t>Ej</w:t>
-      </w:r>
-      <w:proofErr w:type="spellEnd"/>
-      <w:r>
-        <w:rPr>
-          <w:b/>
-          <w:bCs/>
-          <w:lang w:val="es-ES"/>
-        </w:rPr>
-        <w:t xml:space="preserve">: </w:t>
-      </w:r>
-      <w:proofErr w:type="spellStart"/>
-      <w:r>
-        <w:rPr>
-          <w:b/>
-          <w:bCs/>
-          <w:lang w:val="es-ES"/>
-        </w:rPr>
-        <w:t>PacienteFormController</w:t>
-      </w:r>
-      <w:proofErr w:type="spellEnd"/>
-      <w:r>
-        <w:rPr>
-          <w:b/>
-          <w:bCs/>
-          <w:lang w:val="es-ES"/>
-        </w:rPr>
-        <w:t>)</w:t>
+        <w:t>Controladores de Gestión (Ej: PacienteFormController)</w:t>
       </w:r>
       <w:r>
         <w:rPr>
@@ -8954,77 +7303,7 @@
         <w:rPr>
           <w:lang w:val="es-ES"/>
         </w:rPr>
-        <w:t xml:space="preserve"> Elementos de la interfaz gráfica (</w:t>
-      </w:r>
-      <w:proofErr w:type="spellStart"/>
-      <w:r>
-        <w:rPr>
-          <w:lang w:val="es-ES"/>
-        </w:rPr>
-        <w:t>TextField</w:t>
-      </w:r>
-      <w:proofErr w:type="spellEnd"/>
-      <w:r>
-        <w:rPr>
-          <w:lang w:val="es-ES"/>
-        </w:rPr>
-        <w:t xml:space="preserve"> </w:t>
-      </w:r>
-      <w:proofErr w:type="spellStart"/>
-      <w:r>
-        <w:rPr>
-          <w:lang w:val="es-ES"/>
-        </w:rPr>
-        <w:t>txtDni</w:t>
-      </w:r>
-      <w:proofErr w:type="spellEnd"/>
-      <w:r>
-        <w:rPr>
-          <w:lang w:val="es-ES"/>
-        </w:rPr>
-        <w:t xml:space="preserve">, </w:t>
-      </w:r>
-      <w:proofErr w:type="spellStart"/>
-      <w:r>
-        <w:rPr>
-          <w:lang w:val="es-ES"/>
-        </w:rPr>
-        <w:t>TextField</w:t>
-      </w:r>
-      <w:proofErr w:type="spellEnd"/>
-      <w:r>
-        <w:rPr>
-          <w:lang w:val="es-ES"/>
-        </w:rPr>
-        <w:t xml:space="preserve"> </w:t>
-      </w:r>
-      <w:proofErr w:type="spellStart"/>
-      <w:r>
-        <w:rPr>
-          <w:lang w:val="es-ES"/>
-        </w:rPr>
-        <w:t>txtNombre</w:t>
-      </w:r>
-      <w:proofErr w:type="spellEnd"/>
-      <w:r>
-        <w:rPr>
-          <w:lang w:val="es-ES"/>
-        </w:rPr>
-        <w:t xml:space="preserve">, Button </w:t>
-      </w:r>
-      <w:proofErr w:type="spellStart"/>
-      <w:r>
-        <w:rPr>
-          <w:lang w:val="es-ES"/>
-        </w:rPr>
-        <w:t>btnGuardar</w:t>
-      </w:r>
-      <w:proofErr w:type="spellEnd"/>
-      <w:r>
-        <w:rPr>
-          <w:lang w:val="es-ES"/>
-        </w:rPr>
-        <w:t>).</w:t>
+        <w:t xml:space="preserve"> Elementos de la interfaz gráfica (TextField txtDni, TextField txtNombre, Button btnGuardar).</w:t>
       </w:r>
     </w:p>
     <w:p>
@@ -9116,93 +7395,7 @@
         <w:rPr>
           <w:lang w:val="es-ES"/>
         </w:rPr>
-        <w:t xml:space="preserve"> </w:t>
-      </w:r>
-      <w:proofErr w:type="spellStart"/>
-      <w:proofErr w:type="gramStart"/>
-      <w:r>
-        <w:rPr>
-          <w:lang w:val="es-ES"/>
-        </w:rPr>
-        <w:t>validarFormulario</w:t>
-      </w:r>
-      <w:proofErr w:type="spellEnd"/>
-      <w:r>
-        <w:rPr>
-          <w:lang w:val="es-ES"/>
-        </w:rPr>
-        <w:t>(</w:t>
-      </w:r>
-      <w:proofErr w:type="gramEnd"/>
-      <w:r>
-        <w:rPr>
-          <w:lang w:val="es-ES"/>
-        </w:rPr>
-        <w:t xml:space="preserve">) (asegura que no haya campos vacíos) y </w:t>
-      </w:r>
-      <w:proofErr w:type="spellStart"/>
-      <w:proofErr w:type="gramStart"/>
-      <w:r>
-        <w:rPr>
-          <w:lang w:val="es-ES"/>
-        </w:rPr>
-        <w:t>guardarPaciente</w:t>
-      </w:r>
-      <w:proofErr w:type="spellEnd"/>
-      <w:r>
-        <w:rPr>
-          <w:lang w:val="es-ES"/>
-        </w:rPr>
-        <w:t>(</w:t>
-      </w:r>
-      <w:proofErr w:type="gramEnd"/>
-      <w:r>
-        <w:rPr>
-          <w:lang w:val="es-ES"/>
-        </w:rPr>
-        <w:t xml:space="preserve">). Este último captura los datos, instancia un objeto Paciente, crea un </w:t>
-      </w:r>
-      <w:proofErr w:type="spellStart"/>
-      <w:r>
-        <w:rPr>
-          <w:lang w:val="es-ES"/>
-        </w:rPr>
-        <w:t>PaqueteRed</w:t>
-      </w:r>
-      <w:proofErr w:type="spellEnd"/>
-      <w:r>
-        <w:rPr>
-          <w:lang w:val="es-ES"/>
-        </w:rPr>
-        <w:t xml:space="preserve"> con la instrucción "INSERTAR_PACIENTE" y lo transmite al </w:t>
-      </w:r>
-      <w:proofErr w:type="spellStart"/>
-      <w:r>
-        <w:rPr>
-          <w:lang w:val="es-ES"/>
-        </w:rPr>
-        <w:t>backend</w:t>
-      </w:r>
-      <w:proofErr w:type="spellEnd"/>
-      <w:r>
-        <w:rPr>
-          <w:lang w:val="es-ES"/>
-        </w:rPr>
-        <w:t xml:space="preserve"> a través de </w:t>
-      </w:r>
-      <w:proofErr w:type="spellStart"/>
-      <w:r>
-        <w:rPr>
-          <w:lang w:val="es-ES"/>
-        </w:rPr>
-        <w:t>ClienteSocket</w:t>
-      </w:r>
-      <w:proofErr w:type="spellEnd"/>
-      <w:r>
-        <w:rPr>
-          <w:lang w:val="es-ES"/>
-        </w:rPr>
-        <w:t>.</w:t>
+        <w:t xml:space="preserve"> validarFormulario() (asegura que no haya campos vacíos) y guardarPaciente(). Este último captura los datos, instancia un objeto Paciente, crea un PaqueteRed con la instrucción "INSERTAR_PACIENTE" y lo transmite al backend a través de ClienteSocket.</w:t>
       </w:r>
     </w:p>
     <w:p/>
@@ -9251,21 +7444,14 @@
         </w:numPr>
       </w:pPr>
       <w:bookmarkStart w:id="27" w:name="_Toc242282622"/>
-      <w:proofErr w:type="spellStart"/>
       <w:r>
         <w:t>Wireframe</w:t>
       </w:r>
       <w:bookmarkEnd w:id="27"/>
-      <w:proofErr w:type="spellEnd"/>
-    </w:p>
-    <w:p>
-      <w:proofErr w:type="spellStart"/>
-      <w:r>
-        <w:t>Wireframe</w:t>
-      </w:r>
-      <w:proofErr w:type="spellEnd"/>
-      <w:r>
-        <w:t xml:space="preserve"> App Android (Enfermera):</w:t>
+    </w:p>
+    <w:p>
+      <w:r>
+        <w:t>Wireframe App Android (Enfermera):</w:t>
       </w:r>
     </w:p>
     <w:p>
@@ -9372,7 +7558,7 @@
           <w:noProof/>
         </w:rPr>
         <w:drawing>
-          <wp:anchor distT="0" distB="0" distL="114300" distR="114300" simplePos="0" relativeHeight="251665408" behindDoc="0" locked="0" layoutInCell="1" allowOverlap="1" wp14:anchorId="6A7ECAE7" wp14:editId="2A4ADADF">
+          <wp:anchor distT="0" distB="0" distL="114300" distR="114300" simplePos="0" relativeHeight="251665408" behindDoc="0" locked="0" layoutInCell="1" allowOverlap="1" wp14:anchorId="6A7ECAE7" wp14:editId="60F43B07">
             <wp:simplePos x="0" y="0"/>
             <wp:positionH relativeFrom="column">
               <wp:posOffset>3341370</wp:posOffset>
@@ -9439,7 +7625,7 @@
           <w:noProof/>
         </w:rPr>
         <w:drawing>
-          <wp:anchor distT="0" distB="0" distL="114300" distR="114300" simplePos="0" relativeHeight="251664384" behindDoc="0" locked="0" layoutInCell="1" allowOverlap="1" wp14:anchorId="524228E2" wp14:editId="3F11D5FB">
+          <wp:anchor distT="0" distB="0" distL="114300" distR="114300" simplePos="0" relativeHeight="251664384" behindDoc="0" locked="0" layoutInCell="1" allowOverlap="1" wp14:anchorId="524228E2" wp14:editId="5CE89049">
             <wp:simplePos x="0" y="0"/>
             <wp:positionH relativeFrom="margin">
               <wp:posOffset>-22860</wp:posOffset>
@@ -9513,13 +7699,8 @@
     <w:p/>
     <w:p/>
     <w:p>
-      <w:proofErr w:type="spellStart"/>
-      <w:r>
-        <w:t>Wireframe</w:t>
-      </w:r>
-      <w:proofErr w:type="spellEnd"/>
-      <w:r>
-        <w:t xml:space="preserve"> App Escritorio (Administrativo/Médico):</w:t>
+      <w:r>
+        <w:t>Wireframe App Escritorio (Administrativo/Médico):</w:t>
       </w:r>
     </w:p>
     <w:p>
@@ -9543,15 +7724,7 @@
         </w:numPr>
       </w:pPr>
       <w:r>
-        <w:t>Menú principal (</w:t>
-      </w:r>
-      <w:proofErr w:type="spellStart"/>
-      <w:r>
-        <w:t>Dashboard</w:t>
-      </w:r>
-      <w:proofErr w:type="spellEnd"/>
-      <w:r>
-        <w:t>) con el panel lateral de navegación.</w:t>
+        <w:t>Menú principal (Dashboard) con el panel lateral de navegación.</w:t>
       </w:r>
     </w:p>
     <w:p>
@@ -15295,7 +13468,6 @@
   <w:style w:type="character" w:default="1" w:styleId="Fuentedeprrafopredeter">
     <w:name w:val="Default Paragraph Font"/>
     <w:uiPriority w:val="1"/>
-    <w:semiHidden/>
     <w:unhideWhenUsed/>
   </w:style>
   <w:style w:type="table" w:default="1" w:styleId="Tablanormal">
@@ -15846,28 +14018,28 @@
 </file>
 
 <file path=customXml/item1.xml><?xml version="1.0" encoding="utf-8"?>
+<b:Sources xmlns:b="http://schemas.openxmlformats.org/officeDocument/2006/bibliography" xmlns="http://schemas.openxmlformats.org/officeDocument/2006/bibliography" SelectedStyle="\APASixthEditionOfficeOnline.xsl" StyleName="APA" Version="6"/>
+</file>
+
+<file path=customXml/item2.xml><?xml version="1.0" encoding="utf-8"?>
 <go:gDocsCustomXmlDataStorage xmlns:go="http://customooxmlschemas.google.com/" xmlns:r="http://schemas.openxmlformats.org/officeDocument/2006/relationships" uri="GoogleDocsCustomDataVersion2">
   <go:docsCustomData xmlns:go="http://customooxmlschemas.google.com/" roundtripDataSignature="AMtx7mjtTp76A7XcfsA3e8mJS6BPWqp4rA==">CgMxLjAyCGguZ2pkZ3hzMgloLjMwajB6bGwyCWguMWZvYjl0ZTIJaC4zem55c2g3MgloLjJldDkycDAyCGgudHlqY3d0MgloLjNkeTZ2a20yCWguMXQzaDVzZjIJaC40ZDM0b2c4MgloLjJzOGV5bzEyCWguMTdkcDh2dTIJaC4zcmRjcmpuMgloLjI2aW4xcmcyCGgubG54Yno5MgloLjM1bmt1bjIyCWguMWtzdjR1djIJaC40NHNpbmlvMgloLjJqeHN4cWgyCGguejMzN3lhMgloLjNqMnFxbTM4AHIhMW5lMFliWWRuQ3k4bG9vUWRRN2RCbXdrWjQzTkRTd0JD</go:docsCustomData>
 </go:gDocsCustomXmlDataStorage>
 </file>
 
-<file path=customXml/item2.xml><?xml version="1.0" encoding="utf-8"?>
-<b:Sources xmlns:b="http://schemas.openxmlformats.org/officeDocument/2006/bibliography" xmlns="http://schemas.openxmlformats.org/officeDocument/2006/bibliography" SelectedStyle="\APASixthEditionOfficeOnline.xsl" StyleName="APA" Version="6"/>
+<file path=customXml/itemProps1.xml><?xml version="1.0" encoding="utf-8"?>
+<ds:datastoreItem xmlns:ds="http://schemas.openxmlformats.org/officeDocument/2006/customXml" ds:itemID="{E66D56AF-1747-4E2C-9179-14FD0640A7CF}">
+  <ds:schemaRefs>
+    <ds:schemaRef ds:uri="http://schemas.openxmlformats.org/officeDocument/2006/bibliography"/>
+  </ds:schemaRefs>
+</ds:datastoreItem>
 </file>
 
-<file path=customXml/itemProps1.xml><?xml version="1.0" encoding="utf-8"?>
+<file path=customXml/itemProps2.xml><?xml version="1.0" encoding="utf-8"?>
 <ds:datastoreItem xmlns:ds="http://schemas.openxmlformats.org/officeDocument/2006/customXml" ds:itemID="{11111111-1234-1234-1234-123412341234}">
   <ds:schemaRefs>
     <ds:schemaRef ds:uri="http://customooxmlschemas.google.com/"/>
     <ds:schemaRef ds:uri="http://schemas.openxmlformats.org/officeDocument/2006/relationships"/>
   </ds:schemaRefs>
 </ds:datastoreItem>
-</file>
-
-<file path=customXml/itemProps2.xml><?xml version="1.0" encoding="utf-8"?>
-<ds:datastoreItem xmlns:ds="http://schemas.openxmlformats.org/officeDocument/2006/customXml" ds:itemID="{E66D56AF-1747-4E2C-9179-14FD0640A7CF}">
-  <ds:schemaRefs>
-    <ds:schemaRef ds:uri="http://schemas.openxmlformats.org/officeDocument/2006/bibliography"/>
-  </ds:schemaRefs>
-</ds:datastoreItem>
 </file>
--- a/docs/Entregas/DAM Plantilla memoria escrita.docx
+++ b/docs/Entregas/DAM Plantilla memoria escrita.docx
@@ -364,7 +364,7 @@
           <w:r>
             <w:fldChar w:fldCharType="separate"/>
           </w:r>
-          <w:hyperlink w:anchor="_Toc242282598" w:history="1">
+          <w:hyperlink w:anchor="_Toc243251686" w:history="1">
             <w:r>
               <w:rPr>
                 <w:rStyle w:val="Hipervnculo"/>
@@ -409,7 +409,7 @@
                 <w:noProof/>
                 <w:webHidden/>
               </w:rPr>
-              <w:instrText xml:space="preserve"> PAGEREF _Toc242282598 \h </w:instrText>
+              <w:instrText xml:space="preserve"> PAGEREF _Toc243251686 \h </w:instrText>
             </w:r>
             <w:r>
               <w:rPr>
@@ -456,7 +456,7 @@
               <w14:ligatures w14:val="standardContextual"/>
             </w:rPr>
           </w:pPr>
-          <w:hyperlink w:anchor="_Toc242282599" w:history="1">
+          <w:hyperlink w:anchor="_Toc243251687" w:history="1">
             <w:r>
               <w:rPr>
                 <w:rStyle w:val="Hipervnculo"/>
@@ -501,7 +501,7 @@
                 <w:noProof/>
                 <w:webHidden/>
               </w:rPr>
-              <w:instrText xml:space="preserve"> PAGEREF _Toc242282599 \h </w:instrText>
+              <w:instrText xml:space="preserve"> PAGEREF _Toc243251687 \h </w:instrText>
             </w:r>
             <w:r>
               <w:rPr>
@@ -548,7 +548,7 @@
               <w14:ligatures w14:val="standardContextual"/>
             </w:rPr>
           </w:pPr>
-          <w:hyperlink w:anchor="_Toc242282600" w:history="1">
+          <w:hyperlink w:anchor="_Toc243251688" w:history="1">
             <w:r>
               <w:rPr>
                 <w:rStyle w:val="Hipervnculo"/>
@@ -593,7 +593,7 @@
                 <w:noProof/>
                 <w:webHidden/>
               </w:rPr>
-              <w:instrText xml:space="preserve"> PAGEREF _Toc242282600 \h </w:instrText>
+              <w:instrText xml:space="preserve"> PAGEREF _Toc243251688 \h </w:instrText>
             </w:r>
             <w:r>
               <w:rPr>
@@ -640,7 +640,7 @@
               <w14:ligatures w14:val="standardContextual"/>
             </w:rPr>
           </w:pPr>
-          <w:hyperlink w:anchor="_Toc242282601" w:history="1">
+          <w:hyperlink w:anchor="_Toc243251689" w:history="1">
             <w:r>
               <w:rPr>
                 <w:rStyle w:val="Hipervnculo"/>
@@ -685,7 +685,7 @@
                 <w:noProof/>
                 <w:webHidden/>
               </w:rPr>
-              <w:instrText xml:space="preserve"> PAGEREF _Toc242282601 \h </w:instrText>
+              <w:instrText xml:space="preserve"> PAGEREF _Toc243251689 \h </w:instrText>
             </w:r>
             <w:r>
               <w:rPr>
@@ -732,7 +732,7 @@
               <w14:ligatures w14:val="standardContextual"/>
             </w:rPr>
           </w:pPr>
-          <w:hyperlink w:anchor="_Toc242282602" w:history="1">
+          <w:hyperlink w:anchor="_Toc243251690" w:history="1">
             <w:r>
               <w:rPr>
                 <w:rStyle w:val="Hipervnculo"/>
@@ -777,7 +777,7 @@
                 <w:noProof/>
                 <w:webHidden/>
               </w:rPr>
-              <w:instrText xml:space="preserve"> PAGEREF _Toc242282602 \h </w:instrText>
+              <w:instrText xml:space="preserve"> PAGEREF _Toc243251690 \h </w:instrText>
             </w:r>
             <w:r>
               <w:rPr>
@@ -797,7 +797,7 @@
                 <w:noProof/>
                 <w:webHidden/>
               </w:rPr>
-              <w:t>4</w:t>
+              <w:t>5</w:t>
             </w:r>
             <w:r>
               <w:rPr>
@@ -824,7 +824,7 @@
               <w14:ligatures w14:val="standardContextual"/>
             </w:rPr>
           </w:pPr>
-          <w:hyperlink w:anchor="_Toc242282603" w:history="1">
+          <w:hyperlink w:anchor="_Toc243251691" w:history="1">
             <w:r>
               <w:rPr>
                 <w:rStyle w:val="Hipervnculo"/>
@@ -869,7 +869,7 @@
                 <w:noProof/>
                 <w:webHidden/>
               </w:rPr>
-              <w:instrText xml:space="preserve"> PAGEREF _Toc242282603 \h </w:instrText>
+              <w:instrText xml:space="preserve"> PAGEREF _Toc243251691 \h </w:instrText>
             </w:r>
             <w:r>
               <w:rPr>
@@ -916,7 +916,7 @@
               <w14:ligatures w14:val="standardContextual"/>
             </w:rPr>
           </w:pPr>
-          <w:hyperlink w:anchor="_Toc242282604" w:history="1">
+          <w:hyperlink w:anchor="_Toc243251692" w:history="1">
             <w:r>
               <w:rPr>
                 <w:rStyle w:val="Hipervnculo"/>
@@ -940,7 +940,21 @@
                 <w:rStyle w:val="Hipervnculo"/>
                 <w:noProof/>
               </w:rPr>
-              <w:t>Objetivos propuestos (generales y específicos)</w:t>
+              <w:t>Objetivos</w:t>
+            </w:r>
+            <w:r>
+              <w:rPr>
+                <w:rStyle w:val="Hipervnculo"/>
+                <w:noProof/>
+              </w:rPr>
+              <w:t xml:space="preserve"> </w:t>
+            </w:r>
+            <w:r>
+              <w:rPr>
+                <w:rStyle w:val="Hipervnculo"/>
+                <w:noProof/>
+              </w:rPr>
+              <w:t>propuestos (generales y específicos)</w:t>
             </w:r>
             <w:r>
               <w:rPr>
@@ -961,7 +975,7 @@
                 <w:noProof/>
                 <w:webHidden/>
               </w:rPr>
-              <w:instrText xml:space="preserve"> PAGEREF _Toc242282604 \h </w:instrText>
+              <w:instrText xml:space="preserve"> PAGEREF _Toc243251692 \h </w:instrText>
             </w:r>
             <w:r>
               <w:rPr>
@@ -1008,7 +1022,7 @@
               <w14:ligatures w14:val="standardContextual"/>
             </w:rPr>
           </w:pPr>
-          <w:hyperlink w:anchor="_Toc242282605" w:history="1">
+          <w:hyperlink w:anchor="_Toc243251693" w:history="1">
             <w:r>
               <w:rPr>
                 <w:rStyle w:val="Hipervnculo"/>
@@ -1053,7 +1067,7 @@
                 <w:noProof/>
                 <w:webHidden/>
               </w:rPr>
-              <w:instrText xml:space="preserve"> PAGEREF _Toc242282605 \h </w:instrText>
+              <w:instrText xml:space="preserve"> PAGEREF _Toc243251693 \h </w:instrText>
             </w:r>
             <w:r>
               <w:rPr>
@@ -1100,7 +1114,7 @@
               <w14:ligatures w14:val="standardContextual"/>
             </w:rPr>
           </w:pPr>
-          <w:hyperlink w:anchor="_Toc242282606" w:history="1">
+          <w:hyperlink w:anchor="_Toc243251694" w:history="1">
             <w:r>
               <w:rPr>
                 <w:rStyle w:val="Hipervnculo"/>
@@ -1145,7 +1159,7 @@
                 <w:noProof/>
                 <w:webHidden/>
               </w:rPr>
-              <w:instrText xml:space="preserve"> PAGEREF _Toc242282606 \h </w:instrText>
+              <w:instrText xml:space="preserve"> PAGEREF _Toc243251694 \h </w:instrText>
             </w:r>
             <w:r>
               <w:rPr>
@@ -1192,7 +1206,7 @@
               <w14:ligatures w14:val="standardContextual"/>
             </w:rPr>
           </w:pPr>
-          <w:hyperlink w:anchor="_Toc242282607" w:history="1">
+          <w:hyperlink w:anchor="_Toc243251695" w:history="1">
             <w:r>
               <w:rPr>
                 <w:rStyle w:val="Hipervnculo"/>
@@ -1237,80 +1251,7 @@
                 <w:noProof/>
                 <w:webHidden/>
               </w:rPr>
-              <w:instrText xml:space="preserve"> PAGEREF _Toc242282607 \h </w:instrText>
-            </w:r>
-            <w:r>
-              <w:rPr>
-                <w:noProof/>
-                <w:webHidden/>
-              </w:rPr>
-            </w:r>
-            <w:r>
-              <w:rPr>
-                <w:noProof/>
-                <w:webHidden/>
-              </w:rPr>
-              <w:fldChar w:fldCharType="separate"/>
-            </w:r>
-            <w:r>
-              <w:rPr>
-                <w:noProof/>
-                <w:webHidden/>
-              </w:rPr>
-              <w:t>9</w:t>
-            </w:r>
-            <w:r>
-              <w:rPr>
-                <w:noProof/>
-                <w:webHidden/>
-              </w:rPr>
-              <w:fldChar w:fldCharType="end"/>
-            </w:r>
-          </w:hyperlink>
-        </w:p>
-        <w:p>
-          <w:pPr>
-            <w:pStyle w:val="TDC2"/>
-            <w:tabs>
-              <w:tab w:val="right" w:leader="dot" w:pos="9019"/>
-            </w:tabs>
-            <w:rPr>
-              <w:rFonts w:asciiTheme="minorHAnsi" w:eastAsiaTheme="minorEastAsia" w:hAnsiTheme="minorHAnsi" w:cstheme="minorBidi"/>
-              <w:noProof/>
-              <w:kern w:val="2"/>
-              <w:sz w:val="24"/>
-              <w:lang w:val="es-ES"/>
-              <w14:ligatures w14:val="standardContextual"/>
-            </w:rPr>
-          </w:pPr>
-          <w:hyperlink w:anchor="_Toc242282608" w:history="1">
-            <w:r>
-              <w:rPr>
-                <w:rStyle w:val="Hipervnculo"/>
-                <w:noProof/>
-              </w:rPr>
-              <w:t>Para la aplicación de escritorio:</w:t>
-            </w:r>
-            <w:r>
-              <w:rPr>
-                <w:noProof/>
-                <w:webHidden/>
-              </w:rPr>
-              <w:tab/>
-            </w:r>
-            <w:r>
-              <w:rPr>
-                <w:noProof/>
-                <w:webHidden/>
-              </w:rPr>
-              <w:fldChar w:fldCharType="begin"/>
-            </w:r>
-            <w:r>
-              <w:rPr>
-                <w:noProof/>
-                <w:webHidden/>
-              </w:rPr>
-              <w:instrText xml:space="preserve"> PAGEREF _Toc242282608 \h </w:instrText>
+              <w:instrText xml:space="preserve"> PAGEREF _Toc243251695 \h </w:instrText>
             </w:r>
             <w:r>
               <w:rPr>
@@ -1357,7 +1298,7 @@
               <w14:ligatures w14:val="standardContextual"/>
             </w:rPr>
           </w:pPr>
-          <w:hyperlink w:anchor="_Toc242282609" w:history="1">
+          <w:hyperlink w:anchor="_Toc243251696" w:history="1">
             <w:r>
               <w:rPr>
                 <w:rStyle w:val="Hipervnculo"/>
@@ -1402,7 +1343,7 @@
                 <w:noProof/>
                 <w:webHidden/>
               </w:rPr>
-              <w:instrText xml:space="preserve"> PAGEREF _Toc242282609 \h </w:instrText>
+              <w:instrText xml:space="preserve"> PAGEREF _Toc243251696 \h </w:instrText>
             </w:r>
             <w:r>
               <w:rPr>
@@ -1448,7 +1389,7 @@
               <w14:ligatures w14:val="standardContextual"/>
             </w:rPr>
           </w:pPr>
-          <w:hyperlink w:anchor="_Toc242282610" w:history="1">
+          <w:hyperlink w:anchor="_Toc243251697" w:history="1">
             <w:r>
               <w:rPr>
                 <w:rStyle w:val="Hipervnculo"/>
@@ -1476,7 +1417,7 @@
                 <w:noProof/>
                 <w:webHidden/>
               </w:rPr>
-              <w:instrText xml:space="preserve"> PAGEREF _Toc242282610 \h </w:instrText>
+              <w:instrText xml:space="preserve"> PAGEREF _Toc243251697 \h </w:instrText>
             </w:r>
             <w:r>
               <w:rPr>
@@ -1522,7 +1463,7 @@
               <w14:ligatures w14:val="standardContextual"/>
             </w:rPr>
           </w:pPr>
-          <w:hyperlink w:anchor="_Toc242282611" w:history="1">
+          <w:hyperlink w:anchor="_Toc243251698" w:history="1">
             <w:r>
               <w:rPr>
                 <w:rStyle w:val="Hipervnculo"/>
@@ -1550,7 +1491,7 @@
                 <w:noProof/>
                 <w:webHidden/>
               </w:rPr>
-              <w:instrText xml:space="preserve"> PAGEREF _Toc242282611 \h </w:instrText>
+              <w:instrText xml:space="preserve"> PAGEREF _Toc243251698 \h </w:instrText>
             </w:r>
             <w:r>
               <w:rPr>
@@ -1596,7 +1537,7 @@
               <w14:ligatures w14:val="standardContextual"/>
             </w:rPr>
           </w:pPr>
-          <w:hyperlink w:anchor="_Toc242282612" w:history="1">
+          <w:hyperlink w:anchor="_Toc243251699" w:history="1">
             <w:r>
               <w:rPr>
                 <w:rStyle w:val="Hipervnculo"/>
@@ -1624,7 +1565,7 @@
                 <w:noProof/>
                 <w:webHidden/>
               </w:rPr>
-              <w:instrText xml:space="preserve"> PAGEREF _Toc242282612 \h </w:instrText>
+              <w:instrText xml:space="preserve"> PAGEREF _Toc243251699 \h </w:instrText>
             </w:r>
             <w:r>
               <w:rPr>
@@ -1670,7 +1611,7 @@
               <w14:ligatures w14:val="standardContextual"/>
             </w:rPr>
           </w:pPr>
-          <w:hyperlink w:anchor="_Toc242282613" w:history="1">
+          <w:hyperlink w:anchor="_Toc243251700" w:history="1">
             <w:r>
               <w:rPr>
                 <w:rStyle w:val="Hipervnculo"/>
@@ -1698,7 +1639,7 @@
                 <w:noProof/>
                 <w:webHidden/>
               </w:rPr>
-              <w:instrText xml:space="preserve"> PAGEREF _Toc242282613 \h </w:instrText>
+              <w:instrText xml:space="preserve"> PAGEREF _Toc243251700 \h </w:instrText>
             </w:r>
             <w:r>
               <w:rPr>
@@ -1745,7 +1686,7 @@
               <w14:ligatures w14:val="standardContextual"/>
             </w:rPr>
           </w:pPr>
-          <w:hyperlink w:anchor="_Toc242282614" w:history="1">
+          <w:hyperlink w:anchor="_Toc243251701" w:history="1">
             <w:r>
               <w:rPr>
                 <w:rStyle w:val="Hipervnculo"/>
@@ -1790,7 +1731,7 @@
                 <w:noProof/>
                 <w:webHidden/>
               </w:rPr>
-              <w:instrText xml:space="preserve"> PAGEREF _Toc242282614 \h </w:instrText>
+              <w:instrText xml:space="preserve"> PAGEREF _Toc243251701 \h </w:instrText>
             </w:r>
             <w:r>
               <w:rPr>
@@ -1837,7 +1778,7 @@
               <w14:ligatures w14:val="standardContextual"/>
             </w:rPr>
           </w:pPr>
-          <w:hyperlink w:anchor="_Toc242282615" w:history="1">
+          <w:hyperlink w:anchor="_Toc243251702" w:history="1">
             <w:r>
               <w:rPr>
                 <w:rStyle w:val="Hipervnculo"/>
@@ -1882,7 +1823,7 @@
                 <w:noProof/>
                 <w:webHidden/>
               </w:rPr>
-              <w:instrText xml:space="preserve"> PAGEREF _Toc242282615 \h </w:instrText>
+              <w:instrText xml:space="preserve"> PAGEREF _Toc243251702 \h </w:instrText>
             </w:r>
             <w:r>
               <w:rPr>
@@ -1929,7 +1870,7 @@
               <w14:ligatures w14:val="standardContextual"/>
             </w:rPr>
           </w:pPr>
-          <w:hyperlink w:anchor="_Toc242282616" w:history="1">
+          <w:hyperlink w:anchor="_Toc243251703" w:history="1">
             <w:r>
               <w:rPr>
                 <w:rStyle w:val="Hipervnculo"/>
@@ -1974,7 +1915,7 @@
                 <w:noProof/>
                 <w:webHidden/>
               </w:rPr>
-              <w:instrText xml:space="preserve"> PAGEREF _Toc242282616 \h </w:instrText>
+              <w:instrText xml:space="preserve"> PAGEREF _Toc243251703 \h </w:instrText>
             </w:r>
             <w:r>
               <w:rPr>
@@ -2021,7 +1962,7 @@
               <w14:ligatures w14:val="standardContextual"/>
             </w:rPr>
           </w:pPr>
-          <w:hyperlink w:anchor="_Toc242282617" w:history="1">
+          <w:hyperlink w:anchor="_Toc243251704" w:history="1">
             <w:r>
               <w:rPr>
                 <w:rStyle w:val="Hipervnculo"/>
@@ -2066,7 +2007,7 @@
                 <w:noProof/>
                 <w:webHidden/>
               </w:rPr>
-              <w:instrText xml:space="preserve"> PAGEREF _Toc242282617 \h </w:instrText>
+              <w:instrText xml:space="preserve"> PAGEREF _Toc243251704 \h </w:instrText>
             </w:r>
             <w:r>
               <w:rPr>
@@ -2113,7 +2054,7 @@
               <w14:ligatures w14:val="standardContextual"/>
             </w:rPr>
           </w:pPr>
-          <w:hyperlink w:anchor="_Toc242282618" w:history="1">
+          <w:hyperlink w:anchor="_Toc243251705" w:history="1">
             <w:r>
               <w:rPr>
                 <w:rStyle w:val="Hipervnculo"/>
@@ -2158,7 +2099,7 @@
                 <w:noProof/>
                 <w:webHidden/>
               </w:rPr>
-              <w:instrText xml:space="preserve"> PAGEREF _Toc242282618 \h </w:instrText>
+              <w:instrText xml:space="preserve"> PAGEREF _Toc243251705 \h </w:instrText>
             </w:r>
             <w:r>
               <w:rPr>
@@ -2205,7 +2146,7 @@
               <w14:ligatures w14:val="standardContextual"/>
             </w:rPr>
           </w:pPr>
-          <w:hyperlink w:anchor="_Toc242282619" w:history="1">
+          <w:hyperlink w:anchor="_Toc243251706" w:history="1">
             <w:r>
               <w:rPr>
                 <w:rStyle w:val="Hipervnculo"/>
@@ -2250,7 +2191,7 @@
                 <w:noProof/>
                 <w:webHidden/>
               </w:rPr>
-              <w:instrText xml:space="preserve"> PAGEREF _Toc242282619 \h </w:instrText>
+              <w:instrText xml:space="preserve"> PAGEREF _Toc243251706 \h </w:instrText>
             </w:r>
             <w:r>
               <w:rPr>
@@ -2297,7 +2238,7 @@
               <w14:ligatures w14:val="standardContextual"/>
             </w:rPr>
           </w:pPr>
-          <w:hyperlink w:anchor="_Toc242282620" w:history="1">
+          <w:hyperlink w:anchor="_Toc243251707" w:history="1">
             <w:r>
               <w:rPr>
                 <w:rStyle w:val="Hipervnculo"/>
@@ -2342,7 +2283,7 @@
                 <w:noProof/>
                 <w:webHidden/>
               </w:rPr>
-              <w:instrText xml:space="preserve"> PAGEREF _Toc242282620 \h </w:instrText>
+              <w:instrText xml:space="preserve"> PAGEREF _Toc243251707 \h </w:instrText>
             </w:r>
             <w:r>
               <w:rPr>
@@ -2389,7 +2330,7 @@
               <w14:ligatures w14:val="standardContextual"/>
             </w:rPr>
           </w:pPr>
-          <w:hyperlink w:anchor="_Toc242282621" w:history="1">
+          <w:hyperlink w:anchor="_Toc243251708" w:history="1">
             <w:r>
               <w:rPr>
                 <w:rStyle w:val="Hipervnculo"/>
@@ -2434,7 +2375,7 @@
                 <w:noProof/>
                 <w:webHidden/>
               </w:rPr>
-              <w:instrText xml:space="preserve"> PAGEREF _Toc242282621 \h </w:instrText>
+              <w:instrText xml:space="preserve"> PAGEREF _Toc243251708 \h </w:instrText>
             </w:r>
             <w:r>
               <w:rPr>
@@ -2481,7 +2422,7 @@
               <w14:ligatures w14:val="standardContextual"/>
             </w:rPr>
           </w:pPr>
-          <w:hyperlink w:anchor="_Toc242282622" w:history="1">
+          <w:hyperlink w:anchor="_Toc243251709" w:history="1">
             <w:r>
               <w:rPr>
                 <w:rStyle w:val="Hipervnculo"/>
@@ -2526,7 +2467,7 @@
                 <w:noProof/>
                 <w:webHidden/>
               </w:rPr>
-              <w:instrText xml:space="preserve"> PAGEREF _Toc242282622 \h </w:instrText>
+              <w:instrText xml:space="preserve"> PAGEREF _Toc243251709 \h </w:instrText>
             </w:r>
             <w:r>
               <w:rPr>
@@ -2573,7 +2514,7 @@
               <w14:ligatures w14:val="standardContextual"/>
             </w:rPr>
           </w:pPr>
-          <w:hyperlink w:anchor="_Toc242282623" w:history="1">
+          <w:hyperlink w:anchor="_Toc243251710" w:history="1">
             <w:r>
               <w:rPr>
                 <w:rStyle w:val="Hipervnculo"/>
@@ -2618,7 +2559,7 @@
                 <w:noProof/>
                 <w:webHidden/>
               </w:rPr>
-              <w:instrText xml:space="preserve"> PAGEREF _Toc242282623 \h </w:instrText>
+              <w:instrText xml:space="preserve"> PAGEREF _Toc243251710 \h </w:instrText>
             </w:r>
             <w:r>
               <w:rPr>
@@ -2665,7 +2606,7 @@
               <w14:ligatures w14:val="standardContextual"/>
             </w:rPr>
           </w:pPr>
-          <w:hyperlink w:anchor="_Toc242282624" w:history="1">
+          <w:hyperlink w:anchor="_Toc243251711" w:history="1">
             <w:r>
               <w:rPr>
                 <w:rStyle w:val="Hipervnculo"/>
@@ -2710,7 +2651,7 @@
                 <w:noProof/>
                 <w:webHidden/>
               </w:rPr>
-              <w:instrText xml:space="preserve"> PAGEREF _Toc242282624 \h </w:instrText>
+              <w:instrText xml:space="preserve"> PAGEREF _Toc243251711 \h </w:instrText>
             </w:r>
             <w:r>
               <w:rPr>
@@ -2757,7 +2698,7 @@
               <w14:ligatures w14:val="standardContextual"/>
             </w:rPr>
           </w:pPr>
-          <w:hyperlink w:anchor="_Toc242282625" w:history="1">
+          <w:hyperlink w:anchor="_Toc243251712" w:history="1">
             <w:r>
               <w:rPr>
                 <w:rStyle w:val="Hipervnculo"/>
@@ -2802,7 +2743,7 @@
                 <w:noProof/>
                 <w:webHidden/>
               </w:rPr>
-              <w:instrText xml:space="preserve"> PAGEREF _Toc242282625 \h </w:instrText>
+              <w:instrText xml:space="preserve"> PAGEREF _Toc243251712 \h </w:instrText>
             </w:r>
             <w:r>
               <w:rPr>
@@ -2849,7 +2790,7 @@
               <w14:ligatures w14:val="standardContextual"/>
             </w:rPr>
           </w:pPr>
-          <w:hyperlink w:anchor="_Toc242282626" w:history="1">
+          <w:hyperlink w:anchor="_Toc243251713" w:history="1">
             <w:r>
               <w:rPr>
                 <w:rStyle w:val="Hipervnculo"/>
@@ -2894,7 +2835,7 @@
                 <w:noProof/>
                 <w:webHidden/>
               </w:rPr>
-              <w:instrText xml:space="preserve"> PAGEREF _Toc242282626 \h </w:instrText>
+              <w:instrText xml:space="preserve"> PAGEREF _Toc243251713 \h </w:instrText>
             </w:r>
             <w:r>
               <w:rPr>
@@ -2941,7 +2882,7 @@
               <w14:ligatures w14:val="standardContextual"/>
             </w:rPr>
           </w:pPr>
-          <w:hyperlink w:anchor="_Toc242282627" w:history="1">
+          <w:hyperlink w:anchor="_Toc243251714" w:history="1">
             <w:r>
               <w:rPr>
                 <w:rStyle w:val="Hipervnculo"/>
@@ -2986,7 +2927,7 @@
                 <w:noProof/>
                 <w:webHidden/>
               </w:rPr>
-              <w:instrText xml:space="preserve"> PAGEREF _Toc242282627 \h </w:instrText>
+              <w:instrText xml:space="preserve"> PAGEREF _Toc243251714 \h </w:instrText>
             </w:r>
             <w:r>
               <w:rPr>
@@ -3033,7 +2974,7 @@
               <w14:ligatures w14:val="standardContextual"/>
             </w:rPr>
           </w:pPr>
-          <w:hyperlink w:anchor="_Toc242282628" w:history="1">
+          <w:hyperlink w:anchor="_Toc243251715" w:history="1">
             <w:r>
               <w:rPr>
                 <w:rStyle w:val="Hipervnculo"/>
@@ -3078,7 +3019,7 @@
                 <w:noProof/>
                 <w:webHidden/>
               </w:rPr>
-              <w:instrText xml:space="preserve"> PAGEREF _Toc242282628 \h </w:instrText>
+              <w:instrText xml:space="preserve"> PAGEREF _Toc243251715 \h </w:instrText>
             </w:r>
             <w:r>
               <w:rPr>
@@ -3125,7 +3066,7 @@
               <w14:ligatures w14:val="standardContextual"/>
             </w:rPr>
           </w:pPr>
-          <w:hyperlink w:anchor="_Toc242282629" w:history="1">
+          <w:hyperlink w:anchor="_Toc243251716" w:history="1">
             <w:r>
               <w:rPr>
                 <w:rStyle w:val="Hipervnculo"/>
@@ -3170,7 +3111,7 @@
                 <w:noProof/>
                 <w:webHidden/>
               </w:rPr>
-              <w:instrText xml:space="preserve"> PAGEREF _Toc242282629 \h </w:instrText>
+              <w:instrText xml:space="preserve"> PAGEREF _Toc243251716 \h </w:instrText>
             </w:r>
             <w:r>
               <w:rPr>
@@ -3237,7 +3178,7 @@
           <w:numId w:val="1"/>
         </w:numPr>
       </w:pPr>
-      <w:bookmarkStart w:id="2" w:name="_Toc242282598"/>
+      <w:bookmarkStart w:id="2" w:name="_Toc243251686"/>
       <w:r>
         <w:lastRenderedPageBreak/>
         <w:t>Introducción</w:t>
@@ -3252,7 +3193,7 @@
         <w:pStyle w:val="Prrafodelista"/>
         <w:numPr>
           <w:ilvl w:val="1"/>
-          <w:numId w:val="3"/>
+          <w:numId w:val="2"/>
         </w:numPr>
       </w:pPr>
       <w:r>
@@ -3267,7 +3208,7 @@
           <w:numId w:val="1"/>
         </w:numPr>
       </w:pPr>
-      <w:bookmarkStart w:id="3" w:name="_Toc242282599"/>
+      <w:bookmarkStart w:id="3" w:name="_Toc243251687"/>
       <w:r>
         <w:t>Problema y contexto</w:t>
       </w:r>
@@ -3278,7 +3219,7 @@
         <w:pStyle w:val="NormalWeb"/>
         <w:numPr>
           <w:ilvl w:val="0"/>
-          <w:numId w:val="14"/>
+          <w:numId w:val="4"/>
         </w:numPr>
         <w:spacing w:before="0" w:beforeAutospacing="0"/>
         <w:rPr>
@@ -3305,7 +3246,7 @@
         <w:pStyle w:val="NormalWeb"/>
         <w:numPr>
           <w:ilvl w:val="0"/>
-          <w:numId w:val="14"/>
+          <w:numId w:val="4"/>
         </w:numPr>
         <w:spacing w:before="0" w:beforeAutospacing="0"/>
       </w:pPr>
@@ -3348,7 +3289,7 @@
           <w:numId w:val="1"/>
         </w:numPr>
       </w:pPr>
-      <w:bookmarkStart w:id="4" w:name="_Toc242282600"/>
+      <w:bookmarkStart w:id="4" w:name="_Toc243251688"/>
       <w:r>
         <w:t>Usuarios destinatarios</w:t>
       </w:r>
@@ -3356,7 +3297,13 @@
     </w:p>
     <w:p>
       <w:r>
-        <w:t>Está diseñada para personal de una clínica.  Al tener varias aplicaciones habra distintos destinatarios:</w:t>
+        <w:t xml:space="preserve">Está diseñada para personal de una clínica.  Al tener varias aplicaciones </w:t>
+      </w:r>
+      <w:r>
+        <w:t>habrá</w:t>
+      </w:r>
+      <w:r>
+        <w:t xml:space="preserve"> distintos destinatarios:</w:t>
       </w:r>
     </w:p>
     <w:p>
@@ -3364,11 +3311,17 @@
         <w:pStyle w:val="Prrafodelista"/>
         <w:numPr>
           <w:ilvl w:val="0"/>
-          <w:numId w:val="31"/>
-        </w:numPr>
-      </w:pPr>
-      <w:r>
-        <w:t>Personal medico, podrán acceder a la aplicación de escritorio.</w:t>
+          <w:numId w:val="17"/>
+        </w:numPr>
+      </w:pPr>
+      <w:r>
+        <w:t xml:space="preserve">Personal </w:t>
+      </w:r>
+      <w:r>
+        <w:t>médico</w:t>
+      </w:r>
+      <w:r>
+        <w:t>, podrán acceder a la aplicación de escritorio.</w:t>
       </w:r>
     </w:p>
     <w:p>
@@ -3376,7 +3329,7 @@
         <w:pStyle w:val="Prrafodelista"/>
         <w:numPr>
           <w:ilvl w:val="0"/>
-          <w:numId w:val="31"/>
+          <w:numId w:val="17"/>
         </w:numPr>
       </w:pPr>
       <w:r>
@@ -3388,11 +3341,17 @@
         <w:pStyle w:val="Prrafodelista"/>
         <w:numPr>
           <w:ilvl w:val="0"/>
-          <w:numId w:val="31"/>
-        </w:numPr>
-      </w:pPr>
-      <w:r>
-        <w:t>Personal administrativo, podrán acceder a la aplicación de android.</w:t>
+          <w:numId w:val="17"/>
+        </w:numPr>
+      </w:pPr>
+      <w:r>
+        <w:t xml:space="preserve">Personal administrativo, podrán acceder a la aplicación de </w:t>
+      </w:r>
+      <w:r>
+        <w:t>Android</w:t>
+      </w:r>
+      <w:r>
+        <w:t>.</w:t>
       </w:r>
     </w:p>
     <w:p>
@@ -3403,7 +3362,7 @@
           <w:numId w:val="1"/>
         </w:numPr>
       </w:pPr>
-      <w:bookmarkStart w:id="5" w:name="_Toc242282601"/>
+      <w:bookmarkStart w:id="5" w:name="_Toc243251689"/>
       <w:r>
         <w:t>Alcance</w:t>
       </w:r>
@@ -3414,6 +3373,8 @@
         <w:t>El alcance de MedManager abarca la gestión interna del flujo médico y administrativo de la clínica. El proyecto cubrirá el ciclo completo de citas, la creación y consulta de historiales médicos y la gestión de permisos según el perfil del trabajador. El sistema se limitará a la operativa clínica, por lo que no incluirá módulos de facturación, contabilidad, pasarelas de pago ni conexión con bases de datos externas estatales (como la Seguridad Social).</w:t>
       </w:r>
     </w:p>
+    <w:p/>
+    <w:p/>
     <w:p>
       <w:pPr>
         <w:pStyle w:val="Ttulo2"/>
@@ -3422,1309 +3383,1279 @@
           <w:numId w:val="1"/>
         </w:numPr>
       </w:pPr>
-      <w:bookmarkStart w:id="6" w:name="_Toc242282602"/>
-      <w:r>
+      <w:bookmarkStart w:id="6" w:name="_Toc243251690"/>
+      <w:r>
+        <w:lastRenderedPageBreak/>
         <w:t>Motivación</w:t>
       </w:r>
       <w:bookmarkEnd w:id="6"/>
     </w:p>
     <w:p>
-      <w:r>
-        <w:t xml:space="preserve">El tema escogido es la gestión de una clínica, que con unas variaciones se pudiera implementar en cualquier sector. Una app de escritorio para los médicos y administrativos viendo información </w:t>
-      </w:r>
-      <w:r>
-        <w:t xml:space="preserve">del paciente tanto informes como citas, </w:t>
-      </w:r>
+      <w:pPr>
+        <w:pStyle w:val="NormalWeb"/>
+        <w:jc w:val="both"/>
+        <w:rPr>
+          <w:rFonts w:ascii="Arial" w:hAnsi="Arial" w:cs="Arial"/>
+          <w:sz w:val="22"/>
+          <w:szCs w:val="22"/>
+        </w:rPr>
+      </w:pPr>
+      <w:r>
+        <w:rPr>
+          <w:rFonts w:ascii="Arial" w:hAnsi="Arial" w:cs="Arial"/>
+          <w:sz w:val="22"/>
+          <w:szCs w:val="22"/>
+        </w:rPr>
+        <w:t>La elección de un sistema de gestión clínica para este proyecto nace directamente de una experiencia personal continuada como usuario del sistema sanitario. A lo largo de los años he tenido que acudir con frecuencia a diversas clínicas como paciente, lo que me ha permitido observar de cerca su funcionamiento organizativo y despertar una gran fascinación por cómo gestionan el flujo de trabajo entre recepción, consultas y salas de atención.</w:t>
+      </w:r>
+    </w:p>
+    <w:p>
+      <w:pPr>
+        <w:pStyle w:val="NormalWeb"/>
+        <w:jc w:val="both"/>
+        <w:rPr>
+          <w:rFonts w:ascii="Arial" w:hAnsi="Arial" w:cs="Arial"/>
+          <w:sz w:val="22"/>
+          <w:szCs w:val="22"/>
+        </w:rPr>
+      </w:pPr>
+      <w:r>
+        <w:rPr>
+          <w:rFonts w:ascii="Arial" w:hAnsi="Arial" w:cs="Arial"/>
+          <w:sz w:val="22"/>
+          <w:szCs w:val="22"/>
+        </w:rPr>
+        <w:t>Recientemente tuve la oportunidad de acudir a un centro médico altamente tecnificado e innovador. La experiencia allí fue sumamente positiva: la coordinación interna, la rapidez en la atención y la fluidez con la que circulaba la información entre los distintos profesionales demostraban las ventajas evidentes de un entorno completamente digitalizado. Esa vivencia me impulsó a plantearme el reto de crear un sistema informático que estuviera a la altura de esas nuevas tecnologías y que ofreciera ese mismo nivel de eficiencia y agilidad.</w:t>
+      </w:r>
+    </w:p>
+    <w:p>
+      <w:pPr>
+        <w:pStyle w:val="NormalWeb"/>
+        <w:jc w:val="both"/>
+        <w:rPr>
+          <w:rFonts w:ascii="Arial" w:hAnsi="Arial" w:cs="Arial"/>
+          <w:sz w:val="22"/>
+          <w:szCs w:val="22"/>
+        </w:rPr>
+      </w:pPr>
+      <w:r>
+        <w:rPr>
+          <w:rFonts w:ascii="Arial" w:hAnsi="Arial" w:cs="Arial"/>
+          <w:sz w:val="22"/>
+          <w:szCs w:val="22"/>
+        </w:rPr>
+        <w:t>Sin embargo, en contraste con estos centros de vanguardia, es habitual encontrar todavía muchas clínicas y policlínicas cuya infraestructura digital se encuentra obsoleta o fragmentada, dependiendo aún de procesos manuales o de fichas físicas. Esta realidad representa una gran oportunidad: diseñar un software accesible, seguro y multiplataforma que permita a estas clínicas menos modernizadas dar el salto hacia una operativa ágil y contemporánea.</w:t>
+      </w:r>
+    </w:p>
+    <w:p>
+      <w:pPr>
+        <w:pStyle w:val="NormalWeb"/>
+        <w:jc w:val="both"/>
+        <w:rPr>
+          <w:rFonts w:ascii="Arial" w:hAnsi="Arial" w:cs="Arial"/>
+          <w:sz w:val="22"/>
+          <w:szCs w:val="22"/>
+        </w:rPr>
+      </w:pPr>
+      <w:r>
+        <w:rPr>
+          <w:rFonts w:ascii="Arial" w:hAnsi="Arial" w:cs="Arial"/>
+          <w:sz w:val="22"/>
+          <w:szCs w:val="22"/>
+        </w:rPr>
+        <w:t>Desde el punto de vista académico y profesional dentro del ciclo DAM, este proyecto se convierte en el escenario idóneo para poner en práctica y consolidar de forma integral todo lo aprendido. Desarrollar una solución para este entorno exige abordar la gestión de bases de datos relacionales, el tratamiento riguroso de datos sensibles, el control de concurrencia mediante un servidor propio con Sockets y la creación de interfaces diferenciadas (escritorio en Java Swing para tareas administrativas y aplicación Android en Kotlin para el trabajo en movilidad). Con ello, no solo se busca recrear un modelo organizativo eficiente, sino también aportar una alternativa aplicable a centros que necesitan optimizar su flujo diario hacia un modelo sin uso de papel.</w:t>
+      </w:r>
+    </w:p>
+    <w:p/>
+    <w:p>
+      <w:pPr>
+        <w:pStyle w:val="Ttulo2"/>
+        <w:numPr>
+          <w:ilvl w:val="1"/>
+          <w:numId w:val="1"/>
+        </w:numPr>
+      </w:pPr>
+      <w:bookmarkStart w:id="7" w:name="_Toc243251691"/>
+      <w:r>
+        <w:t>Abstract</w:t>
+      </w:r>
+      <w:bookmarkEnd w:id="7"/>
+    </w:p>
+    <w:p>
+      <w:r>
+        <w:t>En ingles, resumen de la app, finalidad, tipo, tecnologias y resultado.</w:t>
+      </w:r>
+    </w:p>
+    <w:p>
+      <w:pPr>
+        <w:pStyle w:val="Ttulo2"/>
+        <w:numPr>
+          <w:ilvl w:val="1"/>
+          <w:numId w:val="1"/>
+        </w:numPr>
+      </w:pPr>
+      <w:bookmarkStart w:id="8" w:name="_Toc243251692"/>
+      <w:r>
+        <w:t>Objetivos propuestos (generales y específicos)</w:t>
+      </w:r>
+      <w:bookmarkEnd w:id="8"/>
+    </w:p>
+    <w:p>
+      <w:pPr>
+        <w:pStyle w:val="Prrafodelista"/>
+        <w:numPr>
+          <w:ilvl w:val="0"/>
+          <w:numId w:val="24"/>
+        </w:numPr>
+      </w:pPr>
+      <w:r>
+        <w:t>Objetivo General</w:t>
+      </w:r>
+    </w:p>
+    <w:p>
+      <w:r>
+        <w:t>Diseñar, desarrollar e implementar</w:t>
+      </w:r>
+      <w:r>
+        <w:t xml:space="preserve"> un sistema informático multiplataforma y seguro usando tanto aplicaciones de escritorio como de dispositivo móvil para la gestión de </w:t>
+      </w:r>
+      <w:proofErr w:type="gramStart"/>
+      <w:r>
+        <w:t>una  clínica</w:t>
+      </w:r>
+      <w:proofErr w:type="gramEnd"/>
+      <w:r>
+        <w:t xml:space="preserve"> médica a la que llamare MedManager, que centralice la información administrativa y asistencial en una base de datos </w:t>
+      </w:r>
+      <w:r>
+        <w:t>única</w:t>
+      </w:r>
+      <w:r>
+        <w:t xml:space="preserve"> y que se pueda usar por distintos usuarios </w:t>
+      </w:r>
+      <w:r>
+        <w:t>técnicos</w:t>
+      </w:r>
+      <w:r>
+        <w:t xml:space="preserve"> mediante un servidor intermedio propio.</w:t>
+      </w:r>
+    </w:p>
+    <w:p/>
+    <w:p>
+      <w:pPr>
+        <w:pStyle w:val="Prrafodelista"/>
+        <w:numPr>
+          <w:ilvl w:val="0"/>
+          <w:numId w:val="24"/>
+        </w:numPr>
+      </w:pPr>
+      <w:r>
+        <w:lastRenderedPageBreak/>
+        <w:t xml:space="preserve">Objetivo </w:t>
+      </w:r>
+      <w:r>
+        <w:t>Específicos</w:t>
+      </w:r>
+      <w:r>
+        <w:tab/>
+      </w:r>
+    </w:p>
+    <w:p>
+      <w:pPr>
+        <w:rPr>
+          <w:lang w:val="es-ES"/>
+        </w:rPr>
+      </w:pPr>
+      <w:r>
+        <w:rPr>
+          <w:lang w:val="es-ES"/>
+        </w:rPr>
+        <w:t>Para alcanzar el objetivo general planteado, se establecen los siguientes objetivos específicos:</w:t>
+      </w:r>
+    </w:p>
+    <w:p>
+      <w:pPr>
+        <w:pStyle w:val="Prrafodelista"/>
+        <w:numPr>
+          <w:ilvl w:val="1"/>
+          <w:numId w:val="24"/>
+        </w:numPr>
+        <w:rPr>
+          <w:lang w:val="es-ES"/>
+        </w:rPr>
+      </w:pPr>
+      <w:r>
+        <w:rPr>
+          <w:lang w:val="es-ES"/>
+        </w:rPr>
+        <w:t>Gestión de la información y persistencia centralizada:</w:t>
+      </w:r>
+    </w:p>
+    <w:p>
+      <w:pPr>
+        <w:pStyle w:val="Prrafodelista"/>
+        <w:numPr>
+          <w:ilvl w:val="2"/>
+          <w:numId w:val="24"/>
+        </w:numPr>
+        <w:rPr>
+          <w:lang w:val="es-ES"/>
+        </w:rPr>
+      </w:pPr>
+      <w:r>
+        <w:rPr>
+          <w:lang w:val="es-ES"/>
+        </w:rPr>
+        <w:t>Diseñar e implementar una base de datos relacional normalizada que garantice la integridad referencial y el almacenamiento persistente de pacientes, citas médicas, personal sanitario e historiales clínicos.</w:t>
+      </w:r>
+    </w:p>
+    <w:p>
+      <w:pPr>
+        <w:pStyle w:val="Prrafodelista"/>
+        <w:numPr>
+          <w:ilvl w:val="2"/>
+          <w:numId w:val="24"/>
+        </w:numPr>
+        <w:rPr>
+          <w:lang w:val="es-ES"/>
+        </w:rPr>
+      </w:pPr>
+      <w:r>
+        <w:rPr>
+          <w:lang w:val="es-ES"/>
+        </w:rPr>
+        <w:t>Centralizar el acceso a la base de datos a través de un servidor backend concurrente (multihilo) mediante Sockets TCP/IP, evitando la exposición directa de la base de datos a las aplicaciones cliente.</w:t>
+      </w:r>
+    </w:p>
+    <w:p>
+      <w:pPr>
+        <w:pStyle w:val="Prrafodelista"/>
+        <w:numPr>
+          <w:ilvl w:val="1"/>
+          <w:numId w:val="24"/>
+        </w:numPr>
+        <w:rPr>
+          <w:lang w:val="es-ES"/>
+        </w:rPr>
+      </w:pPr>
+      <w:r>
+        <w:rPr>
+          <w:lang w:val="es-ES"/>
+        </w:rPr>
+        <w:t>Operativa administrativa y médica (Aplicación de Escritorio):</w:t>
+      </w:r>
+    </w:p>
+    <w:p>
+      <w:pPr>
+        <w:pStyle w:val="Prrafodelista"/>
+        <w:numPr>
+          <w:ilvl w:val="2"/>
+          <w:numId w:val="24"/>
+        </w:numPr>
+        <w:rPr>
+          <w:lang w:val="es-ES"/>
+        </w:rPr>
+      </w:pPr>
+      <w:r>
+        <w:rPr>
+          <w:lang w:val="es-ES"/>
+        </w:rPr>
+        <w:t>Proporcionar un sistema de autenticación seguro basado en roles de usuario (médico y administrativo).</w:t>
+      </w:r>
+    </w:p>
+    <w:p>
+      <w:pPr>
+        <w:pStyle w:val="Prrafodelista"/>
+        <w:numPr>
+          <w:ilvl w:val="2"/>
+          <w:numId w:val="24"/>
+        </w:numPr>
+        <w:rPr>
+          <w:lang w:val="es-ES"/>
+        </w:rPr>
+      </w:pPr>
+      <w:r>
+        <w:rPr>
+          <w:lang w:val="es-ES"/>
+        </w:rPr>
+        <w:t>Permitir al personal administrativo la gestión completa (altas, bajas, modificaciones y consultas) de los datos de pacientes y la programación de citas médicas evitando solapamientos horarios.</w:t>
+      </w:r>
+    </w:p>
+    <w:p>
+      <w:pPr>
+        <w:pStyle w:val="Prrafodelista"/>
+        <w:numPr>
+          <w:ilvl w:val="2"/>
+          <w:numId w:val="24"/>
+        </w:numPr>
+        <w:rPr>
+          <w:lang w:val="es-ES"/>
+        </w:rPr>
+      </w:pPr>
+      <w:r>
+        <w:rPr>
+          <w:lang w:val="es-ES"/>
+        </w:rPr>
+        <w:t>Facilitar al personal facultativo la consulta de su agenda de consultas y la incorporación de diagnósticos y observaciones en el historial clínico de los pacientes.</w:t>
+      </w:r>
+    </w:p>
+    <w:p>
+      <w:pPr>
+        <w:pStyle w:val="Prrafodelista"/>
+        <w:numPr>
+          <w:ilvl w:val="2"/>
+          <w:numId w:val="24"/>
+        </w:numPr>
+        <w:rPr>
+          <w:lang w:val="es-ES"/>
+        </w:rPr>
+      </w:pPr>
+      <w:r>
+        <w:rPr>
+          <w:i/>
+          <w:iCs/>
+          <w:lang w:val="es-ES"/>
+        </w:rPr>
+        <w:t>Generar de forma opcional identificadores visuales (códigos QR) para agilizar la identificación de pacientes en recepción (mejora futura / funcionalidad pendiente).</w:t>
+      </w:r>
+    </w:p>
+    <w:p>
+      <w:pPr>
+        <w:pStyle w:val="Prrafodelista"/>
+        <w:numPr>
+          <w:ilvl w:val="1"/>
+          <w:numId w:val="24"/>
+        </w:numPr>
+        <w:rPr>
+          <w:lang w:val="es-ES"/>
+        </w:rPr>
+      </w:pPr>
+      <w:r>
+        <w:rPr>
+          <w:lang w:val="es-ES"/>
+        </w:rPr>
+        <w:t>Asistencia en movilidad (Aplicación Móvil):</w:t>
+      </w:r>
+    </w:p>
+    <w:p>
+      <w:pPr>
+        <w:pStyle w:val="Prrafodelista"/>
+        <w:numPr>
+          <w:ilvl w:val="2"/>
+          <w:numId w:val="24"/>
+        </w:numPr>
+        <w:rPr>
+          <w:lang w:val="es-ES"/>
+        </w:rPr>
+      </w:pPr>
+      <w:r>
+        <w:rPr>
+          <w:lang w:val="es-ES"/>
+        </w:rPr>
+        <w:t>Permitir al personal sanitario acceder de forma rápida y autenticada a la información esencial del paciente (constantes y pruebas del día) desde un dispositivo móvil.</w:t>
+      </w:r>
+    </w:p>
+    <w:p>
+      <w:pPr>
+        <w:pStyle w:val="Prrafodelista"/>
+        <w:numPr>
+          <w:ilvl w:val="2"/>
+          <w:numId w:val="24"/>
+        </w:numPr>
+        <w:rPr>
+          <w:lang w:val="es-ES"/>
+        </w:rPr>
+      </w:pPr>
+      <w:r>
+        <w:rPr>
+          <w:lang w:val="es-ES"/>
+        </w:rPr>
+        <w:t>Registrar observaciones e incidencias de enfermería en tiempo real para su consulta inmediata desde los puestos de escritorio.</w:t>
+      </w:r>
+    </w:p>
+    <w:p>
+      <w:pPr>
+        <w:pStyle w:val="Prrafodelista"/>
+        <w:numPr>
+          <w:ilvl w:val="2"/>
+          <w:numId w:val="24"/>
+        </w:numPr>
+        <w:rPr>
+          <w:lang w:val="es-ES"/>
+        </w:rPr>
+      </w:pPr>
+      <w:r>
+        <w:rPr>
+          <w:i/>
+          <w:iCs/>
+          <w:lang w:val="es-ES"/>
+        </w:rPr>
+        <w:t>Incorporar de forma opcional un lector de códigos QR mediante la cámara del terminal para la apertura instantánea de fichas médicas (mejora futura / funcionalidad pendiente).</w:t>
+      </w:r>
+    </w:p>
+    <w:p>
+      <w:pPr>
+        <w:pStyle w:val="Prrafodelista"/>
+        <w:numPr>
+          <w:ilvl w:val="1"/>
+          <w:numId w:val="24"/>
+        </w:numPr>
+        <w:rPr>
+          <w:lang w:val="es-ES"/>
+        </w:rPr>
+      </w:pPr>
+      <w:r>
+        <w:rPr>
+          <w:lang w:val="es-ES"/>
+        </w:rPr>
+        <w:t>Seguridad y protección de datos:</w:t>
+      </w:r>
+    </w:p>
+    <w:p>
+      <w:pPr>
+        <w:pStyle w:val="Prrafodelista"/>
+        <w:numPr>
+          <w:ilvl w:val="2"/>
+          <w:numId w:val="24"/>
+        </w:numPr>
+        <w:rPr>
+          <w:lang w:val="es-ES"/>
+        </w:rPr>
+      </w:pPr>
+      <w:r>
+        <w:rPr>
+          <w:lang w:val="es-ES"/>
+        </w:rPr>
+        <w:t xml:space="preserve">Implementar mecanismos de protección de credenciales mediante algoritmos de </w:t>
+      </w:r>
+      <w:r>
+        <w:rPr>
+          <w:i/>
+          <w:iCs/>
+          <w:lang w:val="es-ES"/>
+        </w:rPr>
+        <w:t>hashing</w:t>
+      </w:r>
+      <w:r>
+        <w:rPr>
+          <w:lang w:val="es-ES"/>
+        </w:rPr>
+        <w:t xml:space="preserve"> unidireccional para garantizar la privacidad de los usuarios y el cumplimiento de la normativa sobre datos sensibles.</w:t>
+      </w:r>
+    </w:p>
+    <w:p>
+      <w:pPr>
+        <w:pStyle w:val="Ttulo1"/>
+        <w:numPr>
+          <w:ilvl w:val="0"/>
+          <w:numId w:val="1"/>
+        </w:numPr>
+      </w:pPr>
+      <w:bookmarkStart w:id="9" w:name="_Toc243251693"/>
+      <w:r>
+        <w:lastRenderedPageBreak/>
+        <w:t>Estado del Arte</w:t>
+      </w:r>
+      <w:bookmarkEnd w:id="9"/>
+      <w:r>
+        <w:t xml:space="preserve"> </w:t>
+      </w:r>
+    </w:p>
+    <w:p>
+      <w:r>
+        <w:t>(4-5 páginas)</w:t>
+      </w:r>
+    </w:p>
+    <w:p>
+      <w:r>
+        <w:br w:type="page"/>
+      </w:r>
+    </w:p>
+    <w:p>
+      <w:pPr>
+        <w:pStyle w:val="Ttulo1"/>
+        <w:numPr>
+          <w:ilvl w:val="0"/>
+          <w:numId w:val="1"/>
+        </w:numPr>
+      </w:pPr>
+      <w:bookmarkStart w:id="10" w:name="_Toc243251694"/>
+      <w:r>
+        <w:lastRenderedPageBreak/>
+        <w:t>Metodología usada</w:t>
+      </w:r>
+      <w:bookmarkEnd w:id="10"/>
+      <w:r>
+        <w:t xml:space="preserve"> </w:t>
+      </w:r>
+    </w:p>
+    <w:p>
+      <w:r>
+        <w:t>(2-4 páginas)</w:t>
+      </w:r>
+    </w:p>
+    <w:p>
+      <w:r>
+        <w:br w:type="page"/>
+      </w:r>
+    </w:p>
+    <w:p>
+      <w:pPr>
+        <w:pStyle w:val="Ttulo1"/>
+        <w:numPr>
+          <w:ilvl w:val="0"/>
+          <w:numId w:val="1"/>
+        </w:numPr>
+      </w:pPr>
+      <w:bookmarkStart w:id="11" w:name="_Toc243251695"/>
+      <w:r>
+        <w:lastRenderedPageBreak/>
+        <w:t>Tecnologías y herramientas utilizadas en el proyecto</w:t>
+      </w:r>
+      <w:bookmarkEnd w:id="11"/>
+    </w:p>
+    <w:p>
+      <w:r>
+        <w:t>(2-3 páginas)</w:t>
+      </w:r>
+    </w:p>
+    <w:p>
+      <w:bookmarkStart w:id="12" w:name="_Toc241170496"/>
+      <w:r>
+        <w:t>Para la aplicación de escritorio:</w:t>
+      </w:r>
+      <w:bookmarkEnd w:id="12"/>
+    </w:p>
+    <w:p>
+      <w:pPr>
+        <w:pStyle w:val="Prrafodelista"/>
+        <w:numPr>
+          <w:ilvl w:val="0"/>
+          <w:numId w:val="3"/>
+        </w:numPr>
+      </w:pPr>
+      <w:r>
+        <w:t>Java Swing</w:t>
+      </w:r>
+    </w:p>
+    <w:p>
+      <w:pPr>
+        <w:pStyle w:val="Prrafodelista"/>
+        <w:numPr>
+          <w:ilvl w:val="0"/>
+          <w:numId w:val="3"/>
+        </w:numPr>
+      </w:pPr>
+      <w:r>
+        <w:t>Eclipse</w:t>
+      </w:r>
+    </w:p>
+    <w:p>
+      <w:pPr>
+        <w:pStyle w:val="Prrafodelista"/>
+        <w:numPr>
+          <w:ilvl w:val="0"/>
+          <w:numId w:val="3"/>
+        </w:numPr>
+      </w:pPr>
+      <w:r>
+        <w:t>Hibernate (ORM)</w:t>
+      </w:r>
+    </w:p>
+    <w:p>
+      <w:pPr>
+        <w:pStyle w:val="Prrafodelista"/>
+        <w:numPr>
+          <w:ilvl w:val="0"/>
+          <w:numId w:val="3"/>
+        </w:numPr>
+      </w:pPr>
+      <w:r>
+        <w:t xml:space="preserve">Algoritmos hash </w:t>
+      </w:r>
+    </w:p>
+    <w:p>
+      <w:pPr>
+        <w:pStyle w:val="Prrafodelista"/>
+        <w:numPr>
+          <w:ilvl w:val="0"/>
+          <w:numId w:val="3"/>
+        </w:numPr>
+      </w:pPr>
+      <w:r>
+        <w:t>Junit</w:t>
+      </w:r>
+    </w:p>
+    <w:p>
+      <w:r>
+        <w:t>Para la aplicación Android:</w:t>
+      </w:r>
+    </w:p>
+    <w:p>
+      <w:pPr>
+        <w:pStyle w:val="Prrafodelista"/>
+        <w:numPr>
+          <w:ilvl w:val="0"/>
+          <w:numId w:val="3"/>
+        </w:numPr>
+      </w:pPr>
+      <w:r>
+        <w:t>Android Studio</w:t>
+      </w:r>
+    </w:p>
+    <w:p>
+      <w:pPr>
+        <w:pStyle w:val="Prrafodelista"/>
+        <w:numPr>
+          <w:ilvl w:val="0"/>
+          <w:numId w:val="3"/>
+        </w:numPr>
+      </w:pPr>
+      <w:r>
+        <w:t>Kotlin</w:t>
+      </w:r>
+    </w:p>
+    <w:p>
+      <w:pPr>
+        <w:pStyle w:val="Prrafodelista"/>
+        <w:numPr>
+          <w:ilvl w:val="0"/>
+          <w:numId w:val="3"/>
+        </w:numPr>
+      </w:pPr>
+      <w:r>
+        <w:t>Para la Base de datos:</w:t>
+      </w:r>
+    </w:p>
+    <w:p>
+      <w:pPr>
+        <w:pStyle w:val="Prrafodelista"/>
+        <w:numPr>
+          <w:ilvl w:val="0"/>
+          <w:numId w:val="3"/>
+        </w:numPr>
+      </w:pPr>
+      <w:r>
+        <w:t>SQL</w:t>
+      </w:r>
+    </w:p>
+    <w:p>
+      <w:pPr>
+        <w:pStyle w:val="Prrafodelista"/>
+        <w:numPr>
+          <w:ilvl w:val="0"/>
+          <w:numId w:val="3"/>
+        </w:numPr>
+      </w:pPr>
+      <w:r>
+        <w:t>MySQL</w:t>
+      </w:r>
+    </w:p>
+    <w:p>
+      <w:pPr>
+        <w:ind w:left="360"/>
+      </w:pPr>
+      <w:r>
+        <w:t xml:space="preserve">Para la Comunicación, Concurrencia y </w:t>
+      </w:r>
+      <w:proofErr w:type="gramStart"/>
+      <w:r>
+        <w:t>Seguridad:.</w:t>
+      </w:r>
+      <w:proofErr w:type="gramEnd"/>
+      <w:r>
+        <w:t xml:space="preserve"> </w:t>
+      </w:r>
+    </w:p>
+    <w:p>
+      <w:pPr>
+        <w:pStyle w:val="Prrafodelista"/>
+        <w:numPr>
+          <w:ilvl w:val="0"/>
+          <w:numId w:val="3"/>
+        </w:numPr>
+      </w:pPr>
+      <w:r>
+        <w:t xml:space="preserve">Backend/Servicios: Desarrollo de un servidor propio basado en una capa de Sockets TCP/IP en Java para gestionar las peticiones concurrentes de los clientes sin atacar directamente a la base de datos.   </w:t>
+      </w:r>
+    </w:p>
+    <w:p>
+      <w:pPr>
+        <w:pStyle w:val="Prrafodelista"/>
+        <w:numPr>
+          <w:ilvl w:val="0"/>
+          <w:numId w:val="3"/>
+        </w:numPr>
+      </w:pPr>
+      <w:r>
+        <w:t xml:space="preserve">Seguridad: Librerías criptográficas de Java para aplicar algoritmos hash y cifrado de datos.  </w:t>
+      </w:r>
+    </w:p>
+    <w:p>
+      <w:pPr>
+        <w:ind w:left="360"/>
+      </w:pPr>
+      <w:r>
+        <w:t xml:space="preserve">Para el Control de Calidad y </w:t>
+      </w:r>
+      <w:proofErr w:type="gramStart"/>
+      <w:r>
+        <w:t>Versiones:Pruebas</w:t>
+      </w:r>
+      <w:proofErr w:type="gramEnd"/>
+      <w:r>
+        <w:t xml:space="preserve">: </w:t>
+      </w:r>
+    </w:p>
+    <w:p>
+      <w:pPr>
+        <w:pStyle w:val="Prrafodelista"/>
+        <w:numPr>
+          <w:ilvl w:val="0"/>
+          <w:numId w:val="3"/>
+        </w:numPr>
+      </w:pPr>
+      <w:r>
+        <w:t xml:space="preserve">JUnit para las pruebas unitarias.   </w:t>
+      </w:r>
+    </w:p>
+    <w:p>
+      <w:pPr>
+        <w:pStyle w:val="Prrafodelista"/>
+        <w:numPr>
+          <w:ilvl w:val="0"/>
+          <w:numId w:val="3"/>
+        </w:numPr>
+      </w:pPr>
+      <w:r>
+        <w:t>Repositorio: Git/GitHub para el control de versiones del código fuente</w:t>
+      </w:r>
+    </w:p>
+    <w:p>
+      <w:pPr>
+        <w:pStyle w:val="Prrafodelista"/>
+      </w:pPr>
+    </w:p>
+    <w:p>
+      <w:r>
+        <w:br w:type="page"/>
+      </w:r>
+    </w:p>
+    <w:p>
+      <w:pPr>
+        <w:pStyle w:val="Ttulo1"/>
+        <w:numPr>
+          <w:ilvl w:val="0"/>
+          <w:numId w:val="1"/>
+        </w:numPr>
+      </w:pPr>
+      <w:bookmarkStart w:id="13" w:name="_Toc243251696"/>
+      <w:r>
+        <w:lastRenderedPageBreak/>
+        <w:t xml:space="preserve">Planificación, Diagnóstico y Contexto Laboral </w:t>
+      </w:r>
+      <w:r>
+        <w:t>3-4pg</w:t>
+      </w:r>
+      <w:bookmarkEnd w:id="13"/>
+    </w:p>
+    <w:p>
+      <w:pPr>
+        <w:pStyle w:val="Ttulo2"/>
+        <w:rPr>
+          <w:lang w:val="es-ES"/>
+        </w:rPr>
+      </w:pPr>
+      <w:bookmarkStart w:id="14" w:name="_Toc243251697"/>
+      <w:r>
+        <w:rPr>
+          <w:lang w:val="es-ES"/>
+        </w:rPr>
+        <w:t>5.1. Contexto Laboral</w:t>
+      </w:r>
+      <w:bookmarkEnd w:id="14"/>
+    </w:p>
+    <w:p>
+      <w:pPr>
+        <w:rPr>
+          <w:lang w:val="es-ES"/>
+        </w:rPr>
+      </w:pPr>
+      <w:r>
+        <w:rPr>
+          <w:lang w:val="es-ES"/>
+        </w:rPr>
+        <w:t xml:space="preserve">Este proyecto está diseñado para su implantación en una clínica médica o centro de salud. </w:t>
+      </w:r>
+    </w:p>
+    <w:p>
+      <w:pPr>
+        <w:rPr>
+          <w:lang w:val="es-ES"/>
+        </w:rPr>
+      </w:pPr>
+      <w:r>
+        <w:rPr>
+          <w:lang w:val="es-ES"/>
+        </w:rPr>
+        <w:t>P</w:t>
+      </w:r>
+      <w:r>
+        <w:rPr>
+          <w:lang w:val="es-ES"/>
+        </w:rPr>
+        <w:t xml:space="preserve">erfiles profesionales que intervienen y el valor que aporta: </w:t>
+      </w:r>
+    </w:p>
+    <w:p>
+      <w:pPr>
+        <w:numPr>
+          <w:ilvl w:val="0"/>
+          <w:numId w:val="14"/>
+        </w:numPr>
+        <w:rPr>
+          <w:lang w:val="es-ES"/>
+        </w:rPr>
+      </w:pPr>
       <w:r>
         <w:rPr>
           <w:b/>
           <w:bCs/>
-          <w:i/>
-          <w:iCs/>
-        </w:rPr>
-        <w:t xml:space="preserve">además parala recepcion y </w:t>
+          <w:lang w:val="es-ES"/>
+        </w:rPr>
+        <w:t>Usuarios</w:t>
       </w:r>
       <w:r>
         <w:rPr>
           <w:b/>
           <w:bCs/>
-          <w:i/>
-          <w:iCs/>
-        </w:rPr>
-        <w:lastRenderedPageBreak/>
-        <w:t xml:space="preserve">cribaje del paciente se crearian </w:t>
+          <w:lang w:val="es-ES"/>
+        </w:rPr>
+        <w:t xml:space="preserve"> </w:t>
       </w:r>
       <w:r>
         <w:rPr>
           <w:b/>
           <w:bCs/>
-          <w:i/>
-          <w:iCs/>
-        </w:rPr>
-        <w:t>pulseras con un qr</w:t>
+          <w:lang w:val="es-ES"/>
+        </w:rPr>
+        <w:t>administrativos</w:t>
       </w:r>
       <w:r>
         <w:rPr>
           <w:b/>
           <w:bCs/>
-        </w:rPr>
-        <w:t>,</w:t>
-      </w:r>
-      <w:r>
-        <w:t xml:space="preserve"> una app Android para enfermeras </w:t>
-      </w:r>
+          <w:lang w:val="es-ES"/>
+        </w:rPr>
+        <w:t>:</w:t>
+      </w:r>
+      <w:r>
+        <w:rPr>
+          <w:lang w:val="es-ES"/>
+        </w:rPr>
+        <w:t xml:space="preserve"> El personal administrativo utilizará la aplicación de escritorio (</w:t>
+      </w:r>
+      <w:r>
+        <w:t>Java Swing</w:t>
+      </w:r>
+      <w:r>
+        <w:rPr>
+          <w:lang w:val="es-ES"/>
+        </w:rPr>
+        <w:t xml:space="preserve">) para la gestión del CRUD de </w:t>
+      </w:r>
+      <w:r>
+        <w:rPr>
+          <w:lang w:val="es-ES"/>
+        </w:rPr>
+        <w:t>citas</w:t>
+      </w:r>
+      <w:r>
+        <w:rPr>
+          <w:lang w:val="es-ES"/>
+        </w:rPr>
+        <w:t xml:space="preserve"> y generación de códigos QR</w:t>
+      </w:r>
+    </w:p>
+    <w:p>
+      <w:pPr>
+        <w:numPr>
+          <w:ilvl w:val="0"/>
+          <w:numId w:val="14"/>
+        </w:numPr>
+        <w:rPr>
+          <w:lang w:val="es-ES"/>
+        </w:rPr>
+      </w:pPr>
       <w:r>
         <w:rPr>
           <w:b/>
           <w:bCs/>
-          <w:i/>
-          <w:iCs/>
-        </w:rPr>
-        <w:t>donde puedan escanear las pulseras</w:t>
-      </w:r>
-      <w:r>
-        <w:t xml:space="preserve"> y visualizar la información del cliente y </w:t>
-      </w:r>
-      <w:r>
-        <w:t>hacer el cribaje previo.</w:t>
-      </w:r>
-    </w:p>
-    <w:p>
-      <w:r>
-        <w:t>La empresa seleccionada, la clínica, es porque abarca múltiples posibilidades y da la posibilidad de ejercer todo lo aprendido, base de datos, gestión de clientes, gestión de ficheros, datos sensibles, incluso sostenibilidad ya que podemos partir de actualizar una empresa que aun usa papel, puede que ya no queden muchas pero es para poder hacer un ejemplo y poder aplicar todas las áreas dadas.</w:t>
-      </w:r>
-    </w:p>
-    <w:p>
-      <w:pPr>
-        <w:pStyle w:val="Ttulo2"/>
-        <w:numPr>
-          <w:ilvl w:val="1"/>
-          <w:numId w:val="1"/>
-        </w:numPr>
-      </w:pPr>
-      <w:bookmarkStart w:id="7" w:name="_Toc242282603"/>
-      <w:r>
-        <w:t>Abstract</w:t>
-      </w:r>
-      <w:bookmarkEnd w:id="7"/>
-    </w:p>
-    <w:p>
-      <w:r>
-        <w:t>En ingles, resumen de la app, finalidad, tipo, tecnologias y resultado.</w:t>
-      </w:r>
-    </w:p>
-    <w:p>
-      <w:pPr>
-        <w:pStyle w:val="Ttulo2"/>
-        <w:numPr>
-          <w:ilvl w:val="1"/>
-          <w:numId w:val="1"/>
-        </w:numPr>
-      </w:pPr>
-      <w:bookmarkStart w:id="8" w:name="_Toc242282604"/>
-      <w:r>
-        <w:t>Objetivos propuestos (generales y específicos)</w:t>
-      </w:r>
-      <w:bookmarkEnd w:id="8"/>
-    </w:p>
-    <w:p>
-      <w:pPr>
+          <w:lang w:val="es-ES"/>
+        </w:rPr>
+        <w:t>Usuarios</w:t>
+      </w:r>
+      <w:r>
         <w:rPr>
           <w:b/>
           <w:bCs/>
-        </w:rPr>
-      </w:pPr>
+          <w:lang w:val="es-ES"/>
+        </w:rPr>
+        <w:t xml:space="preserve"> Medicos</w:t>
+      </w:r>
       <w:r>
         <w:rPr>
           <w:b/>
           <w:bCs/>
-        </w:rPr>
-        <w:t xml:space="preserve">Una base de datos, </w:t>
-      </w:r>
-      <w:r>
-        <w:t xml:space="preserve"> donde se almacene los datos del </w:t>
-      </w:r>
-      <w:r>
-        <w:t>paciente</w:t>
-      </w:r>
-      <w:r>
-        <w:t xml:space="preserve">, los datos del personal, incluyendo citas, informes,  todo lo necesario para el funcionamiento de la empresa y para el </w:t>
-      </w:r>
-      <w:r>
-        <w:t>paciente</w:t>
-      </w:r>
-      <w:r>
-        <w:t>, diferenciando los datos sensibles, diferenciando los niveles de permisos.</w:t>
-      </w:r>
-      <w:r>
-        <w:br/>
-        <w:t>Sus Objetivos Específicos:</w:t>
-      </w:r>
-    </w:p>
-    <w:p>
-      <w:pPr>
-        <w:pStyle w:val="Prrafodelista"/>
+          <w:lang w:val="es-ES"/>
+        </w:rPr>
+        <w:t>:</w:t>
+      </w:r>
+      <w:r>
+        <w:rPr>
+          <w:lang w:val="es-ES"/>
+        </w:rPr>
+        <w:t xml:space="preserve"> </w:t>
+      </w:r>
+      <w:r>
+        <w:rPr>
+          <w:lang w:val="es-ES"/>
+        </w:rPr>
+        <w:t>El</w:t>
+      </w:r>
+      <w:r>
+        <w:rPr>
+          <w:lang w:val="es-ES"/>
+        </w:rPr>
+        <w:t xml:space="preserve"> personal médico utilizará </w:t>
+      </w:r>
+      <w:r>
+        <w:rPr>
+          <w:lang w:val="es-ES"/>
+        </w:rPr>
+        <w:t>la aplicación de escritorio (</w:t>
+      </w:r>
+      <w:r>
+        <w:t>Java Swing</w:t>
+      </w:r>
+      <w:r>
+        <w:rPr>
+          <w:lang w:val="es-ES"/>
+        </w:rPr>
+        <w:t>)</w:t>
+      </w:r>
+      <w:r>
+        <w:rPr>
+          <w:lang w:val="es-ES"/>
+        </w:rPr>
+        <w:t xml:space="preserve"> para la gestión </w:t>
+      </w:r>
+      <w:r>
+        <w:rPr>
+          <w:lang w:val="es-ES"/>
+        </w:rPr>
+        <w:t xml:space="preserve">del CRUD de </w:t>
+      </w:r>
+      <w:r>
+        <w:rPr>
+          <w:lang w:val="es-ES"/>
+        </w:rPr>
+        <w:t>informes.</w:t>
+      </w:r>
+    </w:p>
+    <w:p>
+      <w:pPr>
         <w:numPr>
           <w:ilvl w:val="0"/>
-          <w:numId w:val="5"/>
-        </w:numPr>
+          <w:numId w:val="14"/>
+        </w:numPr>
+        <w:rPr>
+          <w:lang w:val="es-ES"/>
+        </w:rPr>
+      </w:pPr>
+      <w:r>
         <w:rPr>
           <w:b/>
           <w:bCs/>
-        </w:rPr>
-      </w:pPr>
-      <w:r>
-        <w:t>Creación de entidades, sus atributos y sus relaciones, haciendo un diagrama E-R</w:t>
-      </w:r>
-    </w:p>
-    <w:p>
-      <w:pPr>
-        <w:pStyle w:val="Prrafodelista"/>
-        <w:numPr>
-          <w:ilvl w:val="0"/>
-          <w:numId w:val="5"/>
-        </w:numPr>
+          <w:lang w:val="es-ES"/>
+        </w:rPr>
+        <w:t>Usuario</w:t>
+      </w:r>
+      <w:r>
         <w:rPr>
           <w:b/>
           <w:bCs/>
-        </w:rPr>
-      </w:pPr>
-      <w:r>
-        <w:t>Creación de las tablas, con sus campos, sus KEY primarias o secundarias.</w:t>
-      </w:r>
-    </w:p>
-    <w:p>
-      <w:pPr>
-        <w:pStyle w:val="Prrafodelista"/>
-        <w:numPr>
-          <w:ilvl w:val="0"/>
-          <w:numId w:val="5"/>
-        </w:numPr>
+          <w:lang w:val="es-ES"/>
+        </w:rPr>
+        <w:t>s enfermeros</w:t>
+      </w:r>
+      <w:r>
         <w:rPr>
           <w:b/>
           <w:bCs/>
-        </w:rPr>
-      </w:pPr>
-      <w:r>
-        <w:t>Creación de usuarios y permisos</w:t>
-      </w:r>
-    </w:p>
-    <w:p>
-      <w:pPr>
-        <w:pStyle w:val="Prrafodelista"/>
+          <w:lang w:val="es-ES"/>
+        </w:rPr>
+        <w:t>:</w:t>
+      </w:r>
+      <w:r>
+        <w:rPr>
+          <w:lang w:val="es-ES"/>
+        </w:rPr>
+        <w:t xml:space="preserve"> </w:t>
+      </w:r>
+      <w:r>
+        <w:rPr>
+          <w:lang w:val="es-ES"/>
+        </w:rPr>
+        <w:t>El</w:t>
+      </w:r>
+      <w:r>
+        <w:rPr>
+          <w:lang w:val="es-ES"/>
+        </w:rPr>
+        <w:t xml:space="preserve"> personal </w:t>
+      </w:r>
+      <w:r>
+        <w:rPr>
+          <w:lang w:val="es-ES"/>
+        </w:rPr>
+        <w:t>de enfermería y asistentes</w:t>
+      </w:r>
+      <w:r>
+        <w:rPr>
+          <w:lang w:val="es-ES"/>
+        </w:rPr>
+        <w:t xml:space="preserve"> utilizar</w:t>
+      </w:r>
+      <w:r>
+        <w:rPr>
+          <w:lang w:val="es-ES"/>
+        </w:rPr>
+        <w:t>an</w:t>
+      </w:r>
+      <w:r>
+        <w:rPr>
+          <w:lang w:val="es-ES"/>
+        </w:rPr>
+        <w:t xml:space="preserve"> </w:t>
+      </w:r>
+      <w:r>
+        <w:rPr>
+          <w:lang w:val="es-ES"/>
+        </w:rPr>
+        <w:t>la aplicación móvil (Android) para la lectura de dichos QR</w:t>
+      </w:r>
+      <w:r>
+        <w:rPr>
+          <w:lang w:val="es-ES"/>
+        </w:rPr>
+        <w:t xml:space="preserve"> y con ello poder hacer un cribaje o asistir al paciente de forma informativa. </w:t>
+      </w:r>
+    </w:p>
+    <w:p>
+      <w:pPr>
         <w:numPr>
           <w:ilvl w:val="0"/>
-          <w:numId w:val="5"/>
-        </w:numPr>
+          <w:numId w:val="14"/>
+        </w:numPr>
+        <w:rPr>
+          <w:lang w:val="es-ES"/>
+        </w:rPr>
+      </w:pPr>
+      <w:r>
         <w:rPr>
           <w:b/>
           <w:bCs/>
-        </w:rPr>
-      </w:pPr>
-      <w:r>
-        <w:t>Creación de funciones y triggers según necesida</w:t>
-      </w:r>
-    </w:p>
-    <w:p>
-      <w:pPr>
+          <w:lang w:val="es-ES"/>
+        </w:rPr>
+        <w:t>Perfiles profesionales:</w:t>
+      </w:r>
+      <w:r>
+        <w:rPr>
+          <w:lang w:val="es-ES"/>
+        </w:rPr>
+        <w:t xml:space="preserve"> El desarrollo de este ecosistema requiere perfiles de Administrador de Bases de Datos (MySQL), Desarrollador Backend (Servidor Java Multihilo y Sockets) y Desarrollador Frontend/Móvil (</w:t>
+      </w:r>
+      <w:r>
+        <w:t>Java Swing</w:t>
+      </w:r>
+      <w:r>
+        <w:t xml:space="preserve"> </w:t>
+      </w:r>
+      <w:r>
+        <w:rPr>
+          <w:lang w:val="es-ES"/>
+        </w:rPr>
+        <w:t>y Android/Kotlin).</w:t>
+      </w:r>
+    </w:p>
+    <w:p>
+      <w:pPr>
+        <w:numPr>
+          <w:ilvl w:val="0"/>
+          <w:numId w:val="14"/>
+        </w:numPr>
+        <w:rPr>
+          <w:lang w:val="es-ES"/>
+        </w:rPr>
+      </w:pPr>
+      <w:r>
         <w:rPr>
           <w:b/>
           <w:bCs/>
+          <w:lang w:val="es-ES"/>
+        </w:rPr>
+        <w:t>Valor aportado:</w:t>
+      </w:r>
+      <w:r>
+        <w:rPr>
+          <w:lang w:val="es-ES"/>
+        </w:rPr>
+        <w:t xml:space="preserve"> Aporta una centralización segura de los datos médicos</w:t>
+      </w:r>
+      <w:r>
+        <w:rPr>
+          <w:lang w:val="es-ES"/>
+        </w:rPr>
+        <w:t xml:space="preserve"> de los pacientes</w:t>
+      </w:r>
+      <w:r>
+        <w:rPr>
+          <w:lang w:val="es-ES"/>
+        </w:rPr>
+        <w:t xml:space="preserve">. Al utilizar una arquitectura de Sockets, los </w:t>
+      </w:r>
+      <w:r>
+        <w:rPr>
+          <w:lang w:val="es-ES"/>
+        </w:rPr>
+        <w:t>usuarios</w:t>
+      </w:r>
+      <w:r>
+        <w:rPr>
+          <w:lang w:val="es-ES"/>
+        </w:rPr>
+        <w:t xml:space="preserve"> no atacan la base de datos directamente, añadiendo una capa de seguridad y control de concurrencia fundamental en entornos sanitarios.</w:t>
+      </w:r>
+    </w:p>
+    <w:p>
+      <w:pPr>
+        <w:pStyle w:val="Ttulo2"/>
+        <w:rPr>
+          <w:lang w:val="es-ES"/>
+        </w:rPr>
+      </w:pPr>
+      <w:bookmarkStart w:id="15" w:name="_Toc243251698"/>
+      <w:r>
+        <w:rPr>
+          <w:lang w:val="es-ES"/>
+        </w:rPr>
+        <w:t>5.2. Análisis DAFO</w:t>
+      </w:r>
+      <w:bookmarkEnd w:id="15"/>
+    </w:p>
+    <w:p>
+      <w:pPr>
+        <w:rPr>
+          <w:lang w:val="es-ES"/>
+        </w:rPr>
+      </w:pPr>
+      <w:r>
+        <w:rPr>
+          <w:lang w:val="es-ES"/>
+        </w:rPr>
+        <w:t xml:space="preserve">Se debe incluir un análisis DAFO aplicado al proyecto. </w:t>
+      </w:r>
+    </w:p>
+    <w:p>
+      <w:pPr>
+        <w:numPr>
+          <w:ilvl w:val="0"/>
+          <w:numId w:val="15"/>
+        </w:numPr>
+        <w:rPr>
+          <w:lang w:val="es-ES"/>
         </w:rPr>
       </w:pPr>
       <w:r>
         <w:rPr>
           <w:b/>
           <w:bCs/>
-          <w:szCs w:val="22"/>
-        </w:rPr>
-        <w:br/>
-      </w:r>
+          <w:lang w:val="es-ES"/>
+        </w:rPr>
+        <w:t>Fortalezas (Internas):</w:t>
+      </w:r>
+      <w:r>
+        <w:rPr>
+          <w:lang w:val="es-ES"/>
+        </w:rPr>
+        <w:t xml:space="preserve"> Uso de conexiones mediante Sockets que proporcionan un control total sobre el flujo de datos. Implementación de hilos (multithreading) tanto en el servidor como en la app móvil (Coroutines) para evitar bloqueos en la interfaz.</w:t>
+      </w:r>
+    </w:p>
+    <w:p>
+      <w:pPr>
+        <w:numPr>
+          <w:ilvl w:val="0"/>
+          <w:numId w:val="15"/>
+        </w:numPr>
+        <w:rPr>
+          <w:lang w:val="es-ES"/>
+        </w:rPr>
+      </w:pPr>
       <w:r>
         <w:rPr>
           <w:b/>
           <w:bCs/>
-          <w:szCs w:val="22"/>
-        </w:rPr>
-        <w:br/>
-        <w:t>Una Aplicación de escritorio,</w:t>
-      </w:r>
-      <w:r>
-        <w:rPr>
-          <w:szCs w:val="22"/>
-        </w:rPr>
-        <w:t xml:space="preserve"> donde los </w:t>
-      </w:r>
-      <w:r>
-        <w:rPr>
-          <w:szCs w:val="22"/>
-        </w:rPr>
-        <w:t>médicos y personal de secretaria</w:t>
-      </w:r>
-      <w:r>
-        <w:rPr>
-          <w:szCs w:val="22"/>
-        </w:rPr>
-        <w:t xml:space="preserve"> podrán acceder desde sus ordenadores, consultar pacientes, consultar citas,</w:t>
-      </w:r>
-      <w:r>
-        <w:rPr>
-          <w:szCs w:val="22"/>
-        </w:rPr>
-        <w:t xml:space="preserve"> </w:t>
-      </w:r>
-      <w:r>
-        <w:rPr>
-          <w:szCs w:val="22"/>
-        </w:rPr>
-        <w:t>agendar citas o modificaciones.</w:t>
-      </w:r>
-      <w:r>
-        <w:rPr>
-          <w:szCs w:val="22"/>
-        </w:rPr>
-        <w:br/>
-        <w:t>Sus objetivos Específicos:</w:t>
-      </w:r>
-    </w:p>
-    <w:p>
-      <w:pPr>
-        <w:numPr>
-          <w:ilvl w:val="1"/>
-          <w:numId w:val="5"/>
-        </w:numPr>
-        <w:suppressAutoHyphens/>
-        <w:autoSpaceDN w:val="0"/>
-        <w:spacing w:before="0" w:after="160" w:line="278" w:lineRule="auto"/>
-        <w:jc w:val="left"/>
-        <w:textAlignment w:val="baseline"/>
-        <w:rPr>
-          <w:szCs w:val="22"/>
-        </w:rPr>
-      </w:pPr>
-      <w:r>
-        <w:rPr>
-          <w:szCs w:val="22"/>
-        </w:rPr>
-        <w:t xml:space="preserve">El uso de </w:t>
-      </w:r>
-      <w:r>
-        <w:rPr>
-          <w:szCs w:val="22"/>
-        </w:rPr>
-        <w:t>JavaSwing</w:t>
-      </w:r>
-      <w:r>
-        <w:rPr>
-          <w:szCs w:val="22"/>
-        </w:rPr>
-        <w:t>, para la creación de la app.</w:t>
-      </w:r>
-    </w:p>
-    <w:p>
-      <w:pPr>
-        <w:numPr>
-          <w:ilvl w:val="1"/>
-          <w:numId w:val="5"/>
-        </w:numPr>
-        <w:suppressAutoHyphens/>
-        <w:autoSpaceDN w:val="0"/>
-        <w:spacing w:before="0" w:after="160" w:line="278" w:lineRule="auto"/>
-        <w:jc w:val="left"/>
-        <w:textAlignment w:val="baseline"/>
-        <w:rPr>
-          <w:szCs w:val="22"/>
-        </w:rPr>
-      </w:pPr>
-      <w:r>
-        <w:rPr>
-          <w:szCs w:val="22"/>
-        </w:rPr>
-        <w:t>Gestión (CRUD)</w:t>
-      </w:r>
-    </w:p>
-    <w:p>
-      <w:pPr>
-        <w:numPr>
-          <w:ilvl w:val="1"/>
-          <w:numId w:val="5"/>
-        </w:numPr>
-        <w:suppressAutoHyphens/>
-        <w:autoSpaceDN w:val="0"/>
-        <w:spacing w:before="0" w:after="160" w:line="278" w:lineRule="auto"/>
-        <w:jc w:val="left"/>
-        <w:textAlignment w:val="baseline"/>
+          <w:lang w:val="es-ES"/>
+        </w:rPr>
+        <w:t>Debilidades (Internas):</w:t>
+      </w:r>
+      <w:r>
+        <w:rPr>
+          <w:lang w:val="es-ES"/>
+        </w:rPr>
+        <w:t xml:space="preserve"> La gestión manual de Sockets a bajo nivel y el mapeo ORM con Hibernate incrementan la complejidad del código y requieren un control de excepciones exhaustivo.</w:t>
+      </w:r>
+    </w:p>
+    <w:p>
+      <w:pPr>
+        <w:numPr>
+          <w:ilvl w:val="0"/>
+          <w:numId w:val="15"/>
+        </w:numPr>
+        <w:rPr>
+          <w:lang w:val="es-ES"/>
+        </w:rPr>
+      </w:pPr>
+      <w:r>
         <w:rPr>
           <w:b/>
           <w:bCs/>
-          <w:i/>
-          <w:iCs/>
-          <w:szCs w:val="22"/>
+          <w:lang w:val="es-ES"/>
+        </w:rPr>
+        <w:t>Oportunidades (Externas):</w:t>
+      </w:r>
+      <w:r>
+        <w:rPr>
+          <w:lang w:val="es-ES"/>
+        </w:rPr>
+        <w:t xml:space="preserve"> Alta demanda de digitalización y eliminación de papel en clínicas médicas. La automatización mediante lectura de códigos QR agiliza la atención al paciente.</w:t>
+      </w:r>
+    </w:p>
+    <w:p>
+      <w:pPr>
+        <w:numPr>
+          <w:ilvl w:val="0"/>
+          <w:numId w:val="15"/>
+        </w:numPr>
+        <w:rPr>
+          <w:lang w:val="es-ES"/>
         </w:rPr>
       </w:pPr>
       <w:r>
         <w:rPr>
           <w:b/>
           <w:bCs/>
-          <w:i/>
-          <w:iCs/>
-          <w:szCs w:val="22"/>
-        </w:rPr>
-        <w:t>Generación de qr para impresión de pulsera en recepción de pacientes</w:t>
-      </w:r>
-    </w:p>
-    <w:p>
-      <w:pPr>
-        <w:suppressAutoHyphens/>
-        <w:autoSpaceDN w:val="0"/>
-        <w:spacing w:before="0" w:after="160" w:line="278" w:lineRule="auto"/>
-        <w:jc w:val="left"/>
-        <w:textAlignment w:val="baseline"/>
-        <w:rPr>
-          <w:szCs w:val="22"/>
-        </w:rPr>
-      </w:pPr>
-      <w:r>
-        <w:rPr>
-          <w:b/>
-          <w:bCs/>
-          <w:szCs w:val="22"/>
-        </w:rPr>
-        <w:t xml:space="preserve">Una aplicación Android, </w:t>
-      </w:r>
-      <w:r>
-        <w:rPr>
-          <w:szCs w:val="22"/>
-        </w:rPr>
-        <w:t xml:space="preserve">donde los </w:t>
-      </w:r>
-      <w:r>
-        <w:rPr>
-          <w:szCs w:val="22"/>
-        </w:rPr>
-        <w:t>enfermeros y asistentes</w:t>
-      </w:r>
-      <w:r>
-        <w:rPr>
-          <w:szCs w:val="22"/>
-        </w:rPr>
-        <w:t xml:space="preserve"> podrán acceder a ficha del </w:t>
-      </w:r>
-      <w:r>
-        <w:rPr>
-          <w:szCs w:val="22"/>
-        </w:rPr>
-        <w:t>paciente</w:t>
-      </w:r>
-      <w:r>
-        <w:rPr>
-          <w:szCs w:val="22"/>
-        </w:rPr>
-        <w:t xml:space="preserve"> para no tener que estar en el ordenador, uso de qr para visualización de ficha del</w:t>
-      </w:r>
-      <w:r>
-        <w:rPr>
-          <w:szCs w:val="22"/>
-        </w:rPr>
-        <w:t xml:space="preserve"> paciente</w:t>
-      </w:r>
-      <w:r>
-        <w:rPr>
-          <w:szCs w:val="22"/>
-        </w:rPr>
-        <w:t xml:space="preserve"> y prueba que se ha de realizar en el día. </w:t>
-      </w:r>
-      <w:r>
-        <w:rPr>
-          <w:szCs w:val="22"/>
-        </w:rPr>
-        <w:br/>
-        <w:t>Sus objetivos Específicos:</w:t>
-      </w:r>
-    </w:p>
-    <w:p>
-      <w:pPr>
-        <w:numPr>
-          <w:ilvl w:val="1"/>
-          <w:numId w:val="4"/>
-        </w:numPr>
-        <w:suppressAutoHyphens/>
-        <w:autoSpaceDN w:val="0"/>
-        <w:spacing w:before="0" w:after="160" w:line="278" w:lineRule="auto"/>
-        <w:jc w:val="left"/>
-        <w:textAlignment w:val="baseline"/>
-        <w:rPr>
-          <w:b/>
-          <w:bCs/>
-        </w:rPr>
-      </w:pPr>
-      <w:r>
-        <w:rPr>
-          <w:szCs w:val="22"/>
-        </w:rPr>
-        <w:t xml:space="preserve">Autenticación </w:t>
-      </w:r>
-    </w:p>
-    <w:p>
-      <w:pPr>
-        <w:numPr>
-          <w:ilvl w:val="1"/>
-          <w:numId w:val="4"/>
-        </w:numPr>
-        <w:suppressAutoHyphens/>
-        <w:autoSpaceDN w:val="0"/>
-        <w:spacing w:before="0" w:after="160" w:line="278" w:lineRule="auto"/>
-        <w:jc w:val="left"/>
-        <w:textAlignment w:val="baseline"/>
-        <w:rPr>
-          <w:b/>
-          <w:bCs/>
-        </w:rPr>
-      </w:pPr>
-      <w:r>
-        <w:rPr>
-          <w:szCs w:val="22"/>
-        </w:rPr>
-        <w:lastRenderedPageBreak/>
-        <w:t>Vision de informes y citas de pacientes</w:t>
-      </w:r>
-    </w:p>
-    <w:p>
-      <w:pPr>
-        <w:numPr>
-          <w:ilvl w:val="1"/>
-          <w:numId w:val="4"/>
-        </w:numPr>
-        <w:suppressAutoHyphens/>
-        <w:autoSpaceDN w:val="0"/>
-        <w:spacing w:before="0" w:after="160" w:line="278" w:lineRule="auto"/>
-        <w:jc w:val="left"/>
-        <w:textAlignment w:val="baseline"/>
-        <w:rPr>
-          <w:b/>
-          <w:bCs/>
-        </w:rPr>
-      </w:pPr>
-      <w:r>
-        <w:rPr>
-          <w:szCs w:val="22"/>
-        </w:rPr>
-        <w:t>Módulo de Lectura QR</w:t>
-      </w:r>
-      <w:r>
-        <w:br w:type="page"/>
-      </w:r>
-    </w:p>
-    <w:p>
-      <w:pPr>
-        <w:pStyle w:val="Ttulo1"/>
-        <w:numPr>
-          <w:ilvl w:val="0"/>
-          <w:numId w:val="1"/>
-        </w:numPr>
-      </w:pPr>
-      <w:bookmarkStart w:id="9" w:name="_Toc242282605"/>
-      <w:r>
-        <w:lastRenderedPageBreak/>
-        <w:t>Estado del Arte</w:t>
-      </w:r>
-      <w:bookmarkEnd w:id="9"/>
-      <w:r>
-        <w:t xml:space="preserve"> </w:t>
-      </w:r>
-    </w:p>
-    <w:p>
-      <w:r>
-        <w:t>(4-5 páginas)</w:t>
-      </w:r>
-    </w:p>
-    <w:p>
-      <w:r>
-        <w:br w:type="page"/>
-      </w:r>
-    </w:p>
-    <w:p>
-      <w:pPr>
-        <w:pStyle w:val="Ttulo1"/>
-        <w:numPr>
-          <w:ilvl w:val="0"/>
-          <w:numId w:val="1"/>
-        </w:numPr>
-      </w:pPr>
-      <w:bookmarkStart w:id="10" w:name="_Toc242282606"/>
-      <w:r>
-        <w:lastRenderedPageBreak/>
-        <w:t>Metodología usada</w:t>
-      </w:r>
-      <w:bookmarkEnd w:id="10"/>
-      <w:r>
-        <w:t xml:space="preserve"> </w:t>
-      </w:r>
-    </w:p>
-    <w:p>
-      <w:r>
-        <w:t>(2-4 páginas)</w:t>
-      </w:r>
-    </w:p>
-    <w:p>
-      <w:r>
-        <w:br w:type="page"/>
-      </w:r>
-    </w:p>
-    <w:p>
-      <w:pPr>
-        <w:pStyle w:val="Ttulo1"/>
-        <w:numPr>
-          <w:ilvl w:val="0"/>
-          <w:numId w:val="1"/>
-        </w:numPr>
-      </w:pPr>
-      <w:bookmarkStart w:id="11" w:name="_Toc242282607"/>
-      <w:r>
-        <w:lastRenderedPageBreak/>
-        <w:t>Tecnologías y herramientas utilizadas en el proyecto</w:t>
-      </w:r>
-      <w:bookmarkEnd w:id="11"/>
-    </w:p>
-    <w:p>
-      <w:r>
-        <w:t>(2-3 páginas)</w:t>
-      </w:r>
-    </w:p>
-    <w:p>
-      <w:pPr>
-        <w:pStyle w:val="Ttulo2"/>
-        <w:rPr>
-          <w:sz w:val="22"/>
-          <w:szCs w:val="22"/>
-        </w:rPr>
-      </w:pPr>
-      <w:bookmarkStart w:id="12" w:name="_Toc241170496"/>
-      <w:bookmarkStart w:id="13" w:name="_Toc242282608"/>
-      <w:r>
-        <w:rPr>
-          <w:sz w:val="22"/>
-          <w:szCs w:val="22"/>
-        </w:rPr>
-        <w:t>Para la aplicación de escritorio:</w:t>
-      </w:r>
-      <w:bookmarkEnd w:id="12"/>
-      <w:bookmarkEnd w:id="13"/>
-    </w:p>
-    <w:p>
-      <w:pPr>
-        <w:pStyle w:val="Prrafodelista"/>
-        <w:numPr>
-          <w:ilvl w:val="0"/>
-          <w:numId w:val="7"/>
-        </w:numPr>
-      </w:pPr>
-      <w:r>
-        <w:t>Java Swing</w:t>
-      </w:r>
-    </w:p>
-    <w:p>
-      <w:pPr>
-        <w:pStyle w:val="Prrafodelista"/>
-        <w:numPr>
-          <w:ilvl w:val="0"/>
-          <w:numId w:val="7"/>
-        </w:numPr>
-      </w:pPr>
-      <w:r>
-        <w:t>Eclipse</w:t>
-      </w:r>
-    </w:p>
-    <w:p>
-      <w:pPr>
-        <w:pStyle w:val="Prrafodelista"/>
-        <w:numPr>
-          <w:ilvl w:val="0"/>
-          <w:numId w:val="7"/>
-        </w:numPr>
-      </w:pPr>
-      <w:r>
-        <w:t>Hibernate (ORM)</w:t>
-      </w:r>
-    </w:p>
-    <w:p>
-      <w:pPr>
-        <w:pStyle w:val="Prrafodelista"/>
-        <w:numPr>
-          <w:ilvl w:val="0"/>
-          <w:numId w:val="7"/>
-        </w:numPr>
-      </w:pPr>
-      <w:r>
-        <w:t xml:space="preserve">Algoritmos hash </w:t>
-      </w:r>
-    </w:p>
-    <w:p>
-      <w:pPr>
-        <w:pStyle w:val="Prrafodelista"/>
-        <w:numPr>
-          <w:ilvl w:val="0"/>
-          <w:numId w:val="7"/>
-        </w:numPr>
-      </w:pPr>
-      <w:r>
-        <w:t>Junit</w:t>
-      </w:r>
-    </w:p>
-    <w:p>
-      <w:r>
-        <w:t>Para la aplicación Android:</w:t>
-      </w:r>
-    </w:p>
-    <w:p>
-      <w:pPr>
-        <w:pStyle w:val="Prrafodelista"/>
-        <w:numPr>
-          <w:ilvl w:val="0"/>
-          <w:numId w:val="7"/>
-        </w:numPr>
-      </w:pPr>
-      <w:r>
-        <w:t>Android Studio</w:t>
-      </w:r>
-    </w:p>
-    <w:p>
-      <w:pPr>
-        <w:pStyle w:val="Prrafodelista"/>
-        <w:numPr>
-          <w:ilvl w:val="0"/>
-          <w:numId w:val="7"/>
-        </w:numPr>
-      </w:pPr>
-      <w:r>
-        <w:t>Kotlin</w:t>
-      </w:r>
-    </w:p>
-    <w:p>
-      <w:pPr>
-        <w:pStyle w:val="Prrafodelista"/>
-        <w:numPr>
-          <w:ilvl w:val="0"/>
-          <w:numId w:val="7"/>
-        </w:numPr>
-      </w:pPr>
-      <w:r>
-        <w:t>Para la Base de datos:</w:t>
-      </w:r>
-    </w:p>
-    <w:p>
-      <w:pPr>
-        <w:pStyle w:val="Prrafodelista"/>
-        <w:numPr>
-          <w:ilvl w:val="0"/>
-          <w:numId w:val="7"/>
-        </w:numPr>
-      </w:pPr>
-      <w:r>
-        <w:t>SQL</w:t>
-      </w:r>
-    </w:p>
-    <w:p>
-      <w:pPr>
-        <w:pStyle w:val="Prrafodelista"/>
-        <w:numPr>
-          <w:ilvl w:val="0"/>
-          <w:numId w:val="7"/>
-        </w:numPr>
-      </w:pPr>
-      <w:r>
-        <w:t>MySQL</w:t>
-      </w:r>
-    </w:p>
-    <w:p>
-      <w:pPr>
-        <w:ind w:left="360"/>
-      </w:pPr>
-      <w:r>
-        <w:t xml:space="preserve">Para la Comunicación, Concurrencia y Seguridad:. </w:t>
-      </w:r>
-    </w:p>
-    <w:p>
-      <w:pPr>
-        <w:pStyle w:val="Prrafodelista"/>
-        <w:numPr>
-          <w:ilvl w:val="0"/>
-          <w:numId w:val="7"/>
-        </w:numPr>
-      </w:pPr>
-      <w:r>
-        <w:t xml:space="preserve">Backend/Servicios: Desarrollo de un servidor propio basado en una capa de Sockets TCP/IP en Java para gestionar las peticiones concurrentes de los clientes sin atacar directamente a la base de datos.   </w:t>
-      </w:r>
-    </w:p>
-    <w:p>
-      <w:pPr>
-        <w:pStyle w:val="Prrafodelista"/>
-        <w:numPr>
-          <w:ilvl w:val="0"/>
-          <w:numId w:val="7"/>
-        </w:numPr>
-      </w:pPr>
-      <w:r>
-        <w:t xml:space="preserve">Seguridad: Librerías criptográficas de Java para aplicar algoritmos hash y cifrado de datos.  </w:t>
-      </w:r>
-    </w:p>
-    <w:p>
-      <w:pPr>
-        <w:ind w:left="360"/>
-      </w:pPr>
-      <w:r>
-        <w:t xml:space="preserve">Para el Control de Calidad y Versiones:Pruebas: </w:t>
-      </w:r>
-    </w:p>
-    <w:p>
-      <w:pPr>
-        <w:pStyle w:val="Prrafodelista"/>
-        <w:numPr>
-          <w:ilvl w:val="0"/>
-          <w:numId w:val="7"/>
-        </w:numPr>
-      </w:pPr>
-      <w:r>
-        <w:t xml:space="preserve">JUnit para las pruebas unitarias.   </w:t>
-      </w:r>
-    </w:p>
-    <w:p>
-      <w:pPr>
-        <w:pStyle w:val="Prrafodelista"/>
-        <w:numPr>
-          <w:ilvl w:val="0"/>
-          <w:numId w:val="7"/>
-        </w:numPr>
-      </w:pPr>
-      <w:r>
-        <w:t>Repositorio: Git/GitHub para el control de versiones del código fuente</w:t>
-      </w:r>
-    </w:p>
-    <w:p>
-      <w:pPr>
-        <w:pStyle w:val="Prrafodelista"/>
-      </w:pPr>
-    </w:p>
-    <w:p>
-      <w:r>
-        <w:br w:type="page"/>
-      </w:r>
-    </w:p>
-    <w:p>
-      <w:pPr>
-        <w:pStyle w:val="Ttulo1"/>
-        <w:numPr>
-          <w:ilvl w:val="0"/>
-          <w:numId w:val="1"/>
-        </w:numPr>
-      </w:pPr>
-      <w:bookmarkStart w:id="14" w:name="_Toc242282609"/>
-      <w:r>
-        <w:lastRenderedPageBreak/>
-        <w:t xml:space="preserve">Planificación, Diagnóstico y Contexto Laboral </w:t>
-      </w:r>
-      <w:r>
-        <w:t>3-4pg</w:t>
-      </w:r>
-      <w:bookmarkEnd w:id="14"/>
-    </w:p>
-    <w:p>
-      <w:pPr>
-        <w:pStyle w:val="Ttulo2"/>
-        <w:rPr>
-          <w:lang w:val="es-ES"/>
-        </w:rPr>
-      </w:pPr>
-      <w:bookmarkStart w:id="15" w:name="_Toc242282610"/>
-      <w:r>
-        <w:rPr>
-          <w:lang w:val="es-ES"/>
-        </w:rPr>
-        <w:t>5.1. Contexto Laboral</w:t>
-      </w:r>
-      <w:bookmarkEnd w:id="15"/>
-    </w:p>
-    <w:p>
-      <w:pPr>
-        <w:rPr>
-          <w:lang w:val="es-ES"/>
-        </w:rPr>
-      </w:pPr>
-      <w:r>
-        <w:rPr>
-          <w:lang w:val="es-ES"/>
-        </w:rPr>
-        <w:t xml:space="preserve">Este proyecto está diseñado para su implantación en una clínica médica o centro de salud. </w:t>
-      </w:r>
-    </w:p>
-    <w:p>
-      <w:pPr>
-        <w:rPr>
-          <w:lang w:val="es-ES"/>
-        </w:rPr>
-      </w:pPr>
-      <w:r>
-        <w:rPr>
-          <w:lang w:val="es-ES"/>
-        </w:rPr>
-        <w:t>P</w:t>
-      </w:r>
-      <w:r>
-        <w:rPr>
-          <w:lang w:val="es-ES"/>
-        </w:rPr>
-        <w:t xml:space="preserve">erfiles profesionales que intervienen y el valor que aporta: </w:t>
-      </w:r>
-    </w:p>
-    <w:p>
-      <w:pPr>
-        <w:numPr>
-          <w:ilvl w:val="0"/>
-          <w:numId w:val="28"/>
-        </w:numPr>
-        <w:rPr>
-          <w:lang w:val="es-ES"/>
-        </w:rPr>
-      </w:pPr>
-      <w:r>
-        <w:rPr>
-          <w:b/>
-          <w:bCs/>
-          <w:lang w:val="es-ES"/>
-        </w:rPr>
-        <w:t>Usuarios</w:t>
-      </w:r>
-      <w:r>
-        <w:rPr>
-          <w:b/>
-          <w:bCs/>
-          <w:lang w:val="es-ES"/>
-        </w:rPr>
-        <w:t xml:space="preserve"> </w:t>
-      </w:r>
-      <w:r>
-        <w:rPr>
-          <w:b/>
-          <w:bCs/>
-          <w:lang w:val="es-ES"/>
-        </w:rPr>
-        <w:t>administrativos</w:t>
-      </w:r>
-      <w:r>
-        <w:rPr>
-          <w:b/>
-          <w:bCs/>
-          <w:lang w:val="es-ES"/>
-        </w:rPr>
-        <w:t>:</w:t>
-      </w:r>
-      <w:r>
-        <w:rPr>
-          <w:lang w:val="es-ES"/>
-        </w:rPr>
-        <w:t xml:space="preserve"> El personal administrativo utilizará la aplicación de escritorio (</w:t>
-      </w:r>
-      <w:r>
-        <w:t>Java Swing</w:t>
-      </w:r>
-      <w:r>
-        <w:rPr>
-          <w:lang w:val="es-ES"/>
-        </w:rPr>
-        <w:t xml:space="preserve">) para la gestión del CRUD de </w:t>
-      </w:r>
-      <w:r>
-        <w:rPr>
-          <w:lang w:val="es-ES"/>
-        </w:rPr>
-        <w:t>citas</w:t>
-      </w:r>
-      <w:r>
-        <w:rPr>
-          <w:lang w:val="es-ES"/>
-        </w:rPr>
-        <w:t xml:space="preserve"> y generación de códigos QR</w:t>
-      </w:r>
-    </w:p>
-    <w:p>
-      <w:pPr>
-        <w:numPr>
-          <w:ilvl w:val="0"/>
-          <w:numId w:val="28"/>
-        </w:numPr>
-        <w:rPr>
-          <w:lang w:val="es-ES"/>
-        </w:rPr>
-      </w:pPr>
-      <w:r>
-        <w:rPr>
-          <w:b/>
-          <w:bCs/>
-          <w:lang w:val="es-ES"/>
-        </w:rPr>
-        <w:t>Usuarios</w:t>
-      </w:r>
-      <w:r>
-        <w:rPr>
-          <w:b/>
-          <w:bCs/>
-          <w:lang w:val="es-ES"/>
-        </w:rPr>
-        <w:t xml:space="preserve"> Medicos</w:t>
-      </w:r>
-      <w:r>
-        <w:rPr>
-          <w:b/>
-          <w:bCs/>
-          <w:lang w:val="es-ES"/>
-        </w:rPr>
-        <w:t>:</w:t>
-      </w:r>
-      <w:r>
-        <w:rPr>
-          <w:lang w:val="es-ES"/>
-        </w:rPr>
-        <w:t xml:space="preserve"> </w:t>
-      </w:r>
-      <w:r>
-        <w:rPr>
-          <w:lang w:val="es-ES"/>
-        </w:rPr>
-        <w:t>El</w:t>
-      </w:r>
-      <w:r>
-        <w:rPr>
-          <w:lang w:val="es-ES"/>
-        </w:rPr>
-        <w:t xml:space="preserve"> personal médico utilizará </w:t>
-      </w:r>
-      <w:r>
-        <w:rPr>
-          <w:lang w:val="es-ES"/>
-        </w:rPr>
-        <w:t>la aplicación de escritorio (</w:t>
-      </w:r>
-      <w:r>
-        <w:t>Java Swing</w:t>
-      </w:r>
-      <w:r>
-        <w:rPr>
-          <w:lang w:val="es-ES"/>
-        </w:rPr>
-        <w:t>)</w:t>
-      </w:r>
-      <w:r>
-        <w:rPr>
-          <w:lang w:val="es-ES"/>
-        </w:rPr>
-        <w:t xml:space="preserve"> para la gestión </w:t>
-      </w:r>
-      <w:r>
-        <w:rPr>
-          <w:lang w:val="es-ES"/>
-        </w:rPr>
-        <w:t xml:space="preserve">del CRUD de </w:t>
-      </w:r>
-      <w:r>
-        <w:rPr>
-          <w:lang w:val="es-ES"/>
-        </w:rPr>
-        <w:t>informes.</w:t>
-      </w:r>
-    </w:p>
-    <w:p>
-      <w:pPr>
-        <w:numPr>
-          <w:ilvl w:val="0"/>
-          <w:numId w:val="28"/>
-        </w:numPr>
-        <w:rPr>
-          <w:lang w:val="es-ES"/>
-        </w:rPr>
-      </w:pPr>
-      <w:r>
-        <w:rPr>
-          <w:b/>
-          <w:bCs/>
-          <w:lang w:val="es-ES"/>
-        </w:rPr>
-        <w:t>Usuario</w:t>
-      </w:r>
-      <w:r>
-        <w:rPr>
-          <w:b/>
-          <w:bCs/>
-          <w:lang w:val="es-ES"/>
-        </w:rPr>
-        <w:t>s enfermeros</w:t>
-      </w:r>
-      <w:r>
-        <w:rPr>
-          <w:b/>
-          <w:bCs/>
-          <w:lang w:val="es-ES"/>
-        </w:rPr>
-        <w:t>:</w:t>
-      </w:r>
-      <w:r>
-        <w:rPr>
-          <w:lang w:val="es-ES"/>
-        </w:rPr>
-        <w:t xml:space="preserve"> </w:t>
-      </w:r>
-      <w:r>
-        <w:rPr>
-          <w:lang w:val="es-ES"/>
-        </w:rPr>
-        <w:t>El</w:t>
-      </w:r>
-      <w:r>
-        <w:rPr>
-          <w:lang w:val="es-ES"/>
-        </w:rPr>
-        <w:t xml:space="preserve"> personal </w:t>
-      </w:r>
-      <w:r>
-        <w:rPr>
-          <w:lang w:val="es-ES"/>
-        </w:rPr>
-        <w:t>de enfermería y asistentes</w:t>
-      </w:r>
-      <w:r>
-        <w:rPr>
-          <w:lang w:val="es-ES"/>
-        </w:rPr>
-        <w:t xml:space="preserve"> utilizar</w:t>
-      </w:r>
-      <w:r>
-        <w:rPr>
-          <w:lang w:val="es-ES"/>
-        </w:rPr>
-        <w:t>an</w:t>
-      </w:r>
-      <w:r>
-        <w:rPr>
-          <w:lang w:val="es-ES"/>
-        </w:rPr>
-        <w:t xml:space="preserve"> </w:t>
-      </w:r>
-      <w:r>
-        <w:rPr>
-          <w:lang w:val="es-ES"/>
-        </w:rPr>
-        <w:t>la aplicación móvil (Android) para la lectura de dichos QR</w:t>
-      </w:r>
-      <w:r>
-        <w:rPr>
-          <w:lang w:val="es-ES"/>
-        </w:rPr>
-        <w:t xml:space="preserve"> y con ello poder hacer un cribaje o asistir al paciente de forma informativa. </w:t>
-      </w:r>
-    </w:p>
-    <w:p>
-      <w:pPr>
-        <w:numPr>
-          <w:ilvl w:val="0"/>
-          <w:numId w:val="28"/>
-        </w:numPr>
-        <w:rPr>
-          <w:lang w:val="es-ES"/>
-        </w:rPr>
-      </w:pPr>
-      <w:r>
-        <w:rPr>
-          <w:b/>
-          <w:bCs/>
-          <w:lang w:val="es-ES"/>
-        </w:rPr>
-        <w:t>Perfiles profesionales:</w:t>
-      </w:r>
-      <w:r>
-        <w:rPr>
-          <w:lang w:val="es-ES"/>
-        </w:rPr>
-        <w:t xml:space="preserve"> El desarrollo de este ecosistema requiere perfiles de Administrador de Bases de Datos (MySQL), Desarrollador Backend (Servidor Java Multihilo y Sockets) y Desarrollador Frontend/Móvil (</w:t>
-      </w:r>
-      <w:r>
-        <w:t>Java Swing</w:t>
-      </w:r>
-      <w:r>
-        <w:t xml:space="preserve"> </w:t>
-      </w:r>
-      <w:r>
-        <w:rPr>
-          <w:lang w:val="es-ES"/>
-        </w:rPr>
-        <w:t>y Android/Kotlin).</w:t>
-      </w:r>
-    </w:p>
-    <w:p>
-      <w:pPr>
-        <w:numPr>
-          <w:ilvl w:val="0"/>
-          <w:numId w:val="28"/>
-        </w:numPr>
-        <w:rPr>
-          <w:lang w:val="es-ES"/>
-        </w:rPr>
-      </w:pPr>
-      <w:r>
-        <w:rPr>
-          <w:b/>
-          <w:bCs/>
-          <w:lang w:val="es-ES"/>
-        </w:rPr>
-        <w:t>Valor aportado:</w:t>
-      </w:r>
-      <w:r>
-        <w:rPr>
-          <w:lang w:val="es-ES"/>
-        </w:rPr>
-        <w:t xml:space="preserve"> Aporta una centralización segura de los datos médicos</w:t>
-      </w:r>
-      <w:r>
-        <w:rPr>
-          <w:lang w:val="es-ES"/>
-        </w:rPr>
-        <w:t xml:space="preserve"> de los pacientes</w:t>
-      </w:r>
-      <w:r>
-        <w:rPr>
-          <w:lang w:val="es-ES"/>
-        </w:rPr>
-        <w:t xml:space="preserve">. Al utilizar una arquitectura de Sockets, los </w:t>
-      </w:r>
-      <w:r>
-        <w:rPr>
-          <w:lang w:val="es-ES"/>
-        </w:rPr>
-        <w:t>usuarios</w:t>
-      </w:r>
-      <w:r>
-        <w:rPr>
-          <w:lang w:val="es-ES"/>
-        </w:rPr>
-        <w:t xml:space="preserve"> no atacan la base de datos directamente, añadiendo una capa de seguridad y control de concurrencia fundamental en entornos sanitarios.</w:t>
-      </w:r>
-    </w:p>
-    <w:p>
-      <w:pPr>
-        <w:pStyle w:val="Ttulo2"/>
-        <w:rPr>
-          <w:lang w:val="es-ES"/>
-        </w:rPr>
-      </w:pPr>
-      <w:bookmarkStart w:id="16" w:name="_Toc242282611"/>
-      <w:r>
-        <w:rPr>
-          <w:lang w:val="es-ES"/>
-        </w:rPr>
-        <w:t>5.2. Análisis DAFO</w:t>
-      </w:r>
-      <w:bookmarkEnd w:id="16"/>
-    </w:p>
-    <w:p>
-      <w:pPr>
-        <w:rPr>
-          <w:lang w:val="es-ES"/>
-        </w:rPr>
-      </w:pPr>
-      <w:r>
-        <w:rPr>
-          <w:lang w:val="es-ES"/>
-        </w:rPr>
-        <w:t xml:space="preserve">Se debe incluir un análisis DAFO aplicado al proyecto. </w:t>
-      </w:r>
-    </w:p>
-    <w:p>
-      <w:pPr>
-        <w:numPr>
-          <w:ilvl w:val="0"/>
-          <w:numId w:val="29"/>
-        </w:numPr>
-        <w:rPr>
-          <w:lang w:val="es-ES"/>
-        </w:rPr>
-      </w:pPr>
-      <w:r>
-        <w:rPr>
-          <w:b/>
-          <w:bCs/>
-          <w:lang w:val="es-ES"/>
-        </w:rPr>
-        <w:t>Fortalezas (Internas):</w:t>
-      </w:r>
-      <w:r>
-        <w:rPr>
-          <w:lang w:val="es-ES"/>
-        </w:rPr>
-        <w:t xml:space="preserve"> Uso de conexiones mediante Sockets que proporcionan un control total sobre el flujo de datos. Implementación de hilos (multithreading) tanto en el servidor como en la app móvil (Coroutines) para evitar bloqueos en la interfaz.</w:t>
-      </w:r>
-    </w:p>
-    <w:p>
-      <w:pPr>
-        <w:numPr>
-          <w:ilvl w:val="0"/>
-          <w:numId w:val="29"/>
-        </w:numPr>
-        <w:rPr>
-          <w:lang w:val="es-ES"/>
-        </w:rPr>
-      </w:pPr>
-      <w:r>
-        <w:rPr>
-          <w:b/>
-          <w:bCs/>
-          <w:lang w:val="es-ES"/>
-        </w:rPr>
-        <w:t>Debilidades (Internas):</w:t>
-      </w:r>
-      <w:r>
-        <w:rPr>
-          <w:lang w:val="es-ES"/>
-        </w:rPr>
-        <w:t xml:space="preserve"> La gestión manual de Sockets a bajo nivel y el mapeo ORM con Hibernate incrementan la complejidad del código y requieren un control de excepciones exhaustivo.</w:t>
-      </w:r>
-    </w:p>
-    <w:p>
-      <w:pPr>
-        <w:numPr>
-          <w:ilvl w:val="0"/>
-          <w:numId w:val="29"/>
-        </w:numPr>
-        <w:rPr>
-          <w:lang w:val="es-ES"/>
-        </w:rPr>
-      </w:pPr>
-      <w:r>
-        <w:rPr>
-          <w:b/>
-          <w:bCs/>
-          <w:lang w:val="es-ES"/>
-        </w:rPr>
-        <w:t>Oportunidades (Externas):</w:t>
-      </w:r>
-      <w:r>
-        <w:rPr>
-          <w:lang w:val="es-ES"/>
-        </w:rPr>
-        <w:t xml:space="preserve"> Alta demanda de digitalización y eliminación de papel en clínicas médicas. La automatización mediante lectura de códigos QR agiliza la atención al paciente.</w:t>
-      </w:r>
-    </w:p>
-    <w:p>
-      <w:pPr>
-        <w:numPr>
-          <w:ilvl w:val="0"/>
-          <w:numId w:val="29"/>
-        </w:numPr>
-        <w:rPr>
-          <w:lang w:val="es-ES"/>
-        </w:rPr>
-      </w:pPr>
-      <w:r>
-        <w:rPr>
-          <w:b/>
-          <w:bCs/>
           <w:lang w:val="es-ES"/>
         </w:rPr>
         <w:lastRenderedPageBreak/>
@@ -4744,14 +4675,14 @@
           <w:lang w:val="es-ES"/>
         </w:rPr>
       </w:pPr>
-      <w:bookmarkStart w:id="17" w:name="_Toc242282612"/>
+      <w:bookmarkStart w:id="16" w:name="_Toc243251699"/>
       <w:r>
         <w:rPr>
           <w:lang w:val="es-ES"/>
         </w:rPr>
         <w:t>5.3. Planificación Inicial</w:t>
       </w:r>
-      <w:bookmarkEnd w:id="17"/>
+      <w:bookmarkEnd w:id="16"/>
     </w:p>
     <w:p>
       <w:pPr>
@@ -4861,7 +4792,7 @@
       <w:pPr>
         <w:numPr>
           <w:ilvl w:val="0"/>
-          <w:numId w:val="30"/>
+          <w:numId w:val="16"/>
         </w:numPr>
         <w:rPr>
           <w:lang w:val="es-ES"/>
@@ -4886,7 +4817,7 @@
       <w:pPr>
         <w:numPr>
           <w:ilvl w:val="0"/>
-          <w:numId w:val="30"/>
+          <w:numId w:val="16"/>
         </w:numPr>
         <w:rPr>
           <w:lang w:val="es-ES"/>
@@ -4911,7 +4842,7 @@
       <w:pPr>
         <w:numPr>
           <w:ilvl w:val="0"/>
-          <w:numId w:val="30"/>
+          <w:numId w:val="16"/>
         </w:numPr>
         <w:rPr>
           <w:lang w:val="es-ES"/>
@@ -4936,7 +4867,7 @@
       <w:pPr>
         <w:numPr>
           <w:ilvl w:val="0"/>
-          <w:numId w:val="30"/>
+          <w:numId w:val="16"/>
         </w:numPr>
         <w:rPr>
           <w:lang w:val="es-ES"/>
@@ -4984,7 +4915,7 @@
       <w:pPr>
         <w:numPr>
           <w:ilvl w:val="0"/>
-          <w:numId w:val="30"/>
+          <w:numId w:val="16"/>
         </w:numPr>
         <w:rPr>
           <w:lang w:val="es-ES"/>
@@ -5019,14 +4950,14 @@
           <w:lang w:val="es-ES"/>
         </w:rPr>
       </w:pPr>
-      <w:bookmarkStart w:id="18" w:name="_Toc242282613"/>
+      <w:bookmarkStart w:id="17" w:name="_Toc243251700"/>
       <w:r>
         <w:rPr>
           <w:lang w:val="es-ES"/>
         </w:rPr>
         <w:t>5.4. Planificación Real y Desviaciones</w:t>
       </w:r>
-      <w:bookmarkEnd w:id="18"/>
+      <w:bookmarkEnd w:id="17"/>
     </w:p>
     <w:p>
       <w:pPr>
@@ -5054,12 +4985,12 @@
           <w:numId w:val="1"/>
         </w:numPr>
       </w:pPr>
-      <w:bookmarkStart w:id="19" w:name="_Toc242282614"/>
+      <w:bookmarkStart w:id="18" w:name="_Toc243251701"/>
       <w:r>
         <w:lastRenderedPageBreak/>
         <w:t>Análisis del proyecto</w:t>
       </w:r>
-      <w:bookmarkEnd w:id="19"/>
+      <w:bookmarkEnd w:id="18"/>
       <w:r>
         <w:t xml:space="preserve"> </w:t>
       </w:r>
@@ -5077,19 +5008,96 @@
           <w:numId w:val="1"/>
         </w:numPr>
       </w:pPr>
-      <w:bookmarkStart w:id="20" w:name="_Toc242282615"/>
+      <w:bookmarkStart w:id="19" w:name="_Toc243251702"/>
       <w:r>
         <w:t>requisitos funcionales</w:t>
       </w:r>
+      <w:bookmarkEnd w:id="19"/>
+      <w:r>
+        <w:t xml:space="preserve"> </w:t>
+      </w:r>
+    </w:p>
+    <w:p>
+      <w:r>
+        <w:t>Requisitos Funcionales (RF):</w:t>
+      </w:r>
+    </w:p>
+    <w:p>
+      <w:pPr>
+        <w:pStyle w:val="Prrafodelista"/>
+        <w:numPr>
+          <w:ilvl w:val="0"/>
+          <w:numId w:val="5"/>
+        </w:numPr>
+      </w:pPr>
+      <w:r>
+        <w:t xml:space="preserve">RF1. Autenticación y Autorización por Roles: El sistema debe exigir el inicio de sesión validando credenciales y habilitando vistas y funciones específicas según el rol del trabajador (Administrativo, Médico, Enfermero/a).   </w:t>
+      </w:r>
+    </w:p>
+    <w:p>
+      <w:pPr>
+        <w:pStyle w:val="Prrafodelista"/>
+        <w:numPr>
+          <w:ilvl w:val="0"/>
+          <w:numId w:val="5"/>
+        </w:numPr>
+      </w:pPr>
+      <w:r>
+        <w:t>RF2. Gestión Administrativa (CRUD): La aplicación de escritorio debe permitir a los usuarios autorizados crear, visualizar, actualizar y eliminar registros de pacientes, trabajadores, especialidades y horarios laborales.</w:t>
+      </w:r>
+    </w:p>
+    <w:p>
+      <w:pPr>
+        <w:pStyle w:val="Prrafodelista"/>
+        <w:numPr>
+          <w:ilvl w:val="0"/>
+          <w:numId w:val="5"/>
+        </w:numPr>
+      </w:pPr>
+      <w:r>
+        <w:t xml:space="preserve">RF3. Generación e Identificación QR: La aplicación de escritorio debe generar e imprimir un código QR con el nombre del cliente para su pulsera. La aplicación móvil Android debe incluir un módulo que utilice la cámara del dispositivo para escanear dicha pulsera y abrir automáticamente la ficha del paciente.   </w:t>
+      </w:r>
+    </w:p>
+    <w:p>
+      <w:pPr>
+        <w:pStyle w:val="Prrafodelista"/>
+        <w:numPr>
+          <w:ilvl w:val="0"/>
+          <w:numId w:val="5"/>
+        </w:numPr>
+      </w:pPr>
+      <w:r>
+        <w:t xml:space="preserve">RF4. Gestión de Citas e Historiales: El personal médico y de enfermería debe poder visualizar su horario laboral, consultar las citas asignadas para el día y registrar observaciones médicas o pruebas directamente en el historial clínico del paciente.   </w:t>
+      </w:r>
+    </w:p>
+    <w:p>
+      <w:pPr>
+        <w:pStyle w:val="Prrafodelista"/>
+        <w:numPr>
+          <w:ilvl w:val="0"/>
+          <w:numId w:val="5"/>
+        </w:numPr>
+      </w:pPr>
+      <w:r>
+        <w:t>RF5. Comunicación Intermedia Segura: Las aplicaciones cliente (escritorio y móvil) no accederán directamente a la base de datos, sino que enviarán peticiones estructuradas mediante Sockets a un servidor backend propio que procesará las consultas.</w:t>
+      </w:r>
+    </w:p>
+    <w:p>
+      <w:pPr>
+        <w:pStyle w:val="Ttulo2"/>
+        <w:numPr>
+          <w:ilvl w:val="1"/>
+          <w:numId w:val="1"/>
+        </w:numPr>
+      </w:pPr>
+      <w:bookmarkStart w:id="20" w:name="_Toc243251703"/>
+      <w:r>
+        <w:t>requisitos no funcionale</w:t>
+      </w:r>
+      <w:r>
+        <w:t>s</w:t>
+      </w:r>
       <w:bookmarkEnd w:id="20"/>
-      <w:r>
-        <w:t xml:space="preserve"> </w:t>
-      </w:r>
-    </w:p>
-    <w:p>
-      <w:r>
-        <w:t>Requisitos Funcionales (RF):</w:t>
-      </w:r>
     </w:p>
     <w:p>
       <w:pPr>
@@ -5100,7 +5108,7 @@
         </w:numPr>
       </w:pPr>
       <w:r>
-        <w:t xml:space="preserve">RF1. Autenticación y Autorización por Roles: El sistema debe exigir el inicio de sesión validando credenciales y habilitando vistas y funciones específicas según el rol del trabajador (Administrativo, Médico, Enfermero/a).   </w:t>
+        <w:t xml:space="preserve">RNF1. Seguridad y Criptografía: Las contraseñas de los usuarios deben almacenarse de forma unidireccional utilizando algoritmos hash, protegiendo así el acceso a datos sensibles.   </w:t>
       </w:r>
     </w:p>
     <w:p>
@@ -5112,7 +5120,7 @@
         </w:numPr>
       </w:pPr>
       <w:r>
-        <w:t>RF2. Gestión Administrativa (CRUD): La aplicación de escritorio debe permitir a los usuarios autorizados crear, visualizar, actualizar y eliminar registros de pacientes, trabajadores, especialidades y horarios laborales.</w:t>
+        <w:t>RNF2. Alta Concurrencia: El servidor backend Java debe estar estructurado mediante programación multihilo (Threads) para ser capaz de recibir y atender peticiones simultáneas de la app móvil y de la app de escritorio sin bloquearse.</w:t>
       </w:r>
     </w:p>
     <w:p>
@@ -5124,7 +5132,13 @@
         </w:numPr>
       </w:pPr>
       <w:r>
-        <w:t xml:space="preserve">RF3. Generación e Identificación QR: La aplicación de escritorio debe generar e imprimir un código QR con el nombre del cliente para su pulsera. La aplicación móvil Android debe incluir un módulo que utilice la cámara del dispositivo para escanear dicha pulsera y abrir automáticamente la ficha del paciente.   </w:t>
+        <w:t>RNF3. Usabilidad (UX/UI): Las interfaces deben estar adaptadas a su entorno de uso: un entorno de escritorio con teclado/ratón (</w:t>
+      </w:r>
+      <w:r>
+        <w:t>Java Swing</w:t>
+      </w:r>
+      <w:r>
+        <w:t xml:space="preserve">) para tareas administrativas densas, y un entorno táctil ágil y rápido (Android) para consultas rápidas de pie en planta.   </w:t>
       </w:r>
     </w:p>
     <w:p>
@@ -5136,19 +5150,8 @@
         </w:numPr>
       </w:pPr>
       <w:r>
-        <w:t xml:space="preserve">RF4. Gestión de Citas e Historiales: El personal médico y de enfermería debe poder visualizar su horario laboral, consultar las citas asignadas para el día y registrar observaciones médicas o pruebas directamente en el historial clínico del paciente.   </w:t>
-      </w:r>
-    </w:p>
-    <w:p>
-      <w:pPr>
-        <w:pStyle w:val="Prrafodelista"/>
-        <w:numPr>
-          <w:ilvl w:val="0"/>
-          <w:numId w:val="18"/>
-        </w:numPr>
-      </w:pPr>
-      <w:r>
-        <w:t>RF5. Comunicación Intermedia Segura: Las aplicaciones cliente (escritorio y móvil) no accederán directamente a la base de datos, sino que enviarán peticiones estructuradas mediante Sockets a un servidor backend propio que procesará las consultas.</w:t>
+        <w:lastRenderedPageBreak/>
+        <w:t xml:space="preserve">RNF4. Persistencia e Integridad: La base de datos (MySQL) debe mantener una estricta integridad referencial de los datos. La conexión entre el servidor y la base de datos se gestionará de manera segura utilizando Hibernate (ORM).   </w:t>
       </w:r>
     </w:p>
     <w:p>
@@ -5159,12 +5162,9 @@
           <w:numId w:val="1"/>
         </w:numPr>
       </w:pPr>
-      <w:bookmarkStart w:id="21" w:name="_Toc242282616"/>
-      <w:r>
-        <w:t>requisitos no funcionale</w:t>
-      </w:r>
-      <w:r>
-        <w:t>s</w:t>
+      <w:bookmarkStart w:id="21" w:name="_Toc243251704"/>
+      <w:r>
+        <w:t>Reglas de negocio</w:t>
       </w:r>
       <w:bookmarkEnd w:id="21"/>
     </w:p>
@@ -5173,11 +5173,11 @@
         <w:pStyle w:val="Prrafodelista"/>
         <w:numPr>
           <w:ilvl w:val="0"/>
-          <w:numId w:val="34"/>
-        </w:numPr>
-      </w:pPr>
-      <w:r>
-        <w:t xml:space="preserve">RNF1. Seguridad y Criptografía: Las contraseñas de los usuarios deben almacenarse de forma unidireccional utilizando algoritmos hash, protegiendo así el acceso a datos sensibles.   </w:t>
+          <w:numId w:val="19"/>
+        </w:numPr>
+      </w:pPr>
+      <w:r>
+        <w:t>Cliente no puede tener repetida una cita</w:t>
       </w:r>
     </w:p>
     <w:p>
@@ -5185,11 +5185,11 @@
         <w:pStyle w:val="Prrafodelista"/>
         <w:numPr>
           <w:ilvl w:val="0"/>
-          <w:numId w:val="34"/>
-        </w:numPr>
-      </w:pPr>
-      <w:r>
-        <w:t>RNF2. Alta Concurrencia: El servidor backend Java debe estar estructurado mediante programación multihilo (Threads) para ser capaz de recibir y atender peticiones simultáneas de la app móvil y de la app de escritorio sin bloquearse.</w:t>
+          <w:numId w:val="19"/>
+        </w:numPr>
+      </w:pPr>
+      <w:r>
+        <w:t>Un medico no puede tener en una misma franja horaria de 15 min mas de una visita</w:t>
       </w:r>
     </w:p>
     <w:p>
@@ -5197,17 +5197,11 @@
         <w:pStyle w:val="Prrafodelista"/>
         <w:numPr>
           <w:ilvl w:val="0"/>
-          <w:numId w:val="34"/>
-        </w:numPr>
-      </w:pPr>
-      <w:r>
-        <w:t>RNF3. Usabilidad (UX/UI): Las interfaces deben estar adaptadas a su entorno de uso: un entorno de escritorio con teclado/ratón (</w:t>
-      </w:r>
-      <w:r>
-        <w:t>Java Swing</w:t>
-      </w:r>
-      <w:r>
-        <w:t xml:space="preserve">) para tareas administrativas densas, y un entorno táctil ágil y rápido (Android) para consultas rápidas de pie en planta.   </w:t>
+          <w:numId w:val="19"/>
+        </w:numPr>
+      </w:pPr>
+      <w:r>
+        <w:t>Los administrativos y enfermeros no tendrán acceso de escritura, solo lectura, de los informes de pacientes</w:t>
       </w:r>
     </w:p>
     <w:p>
@@ -5215,12 +5209,11 @@
         <w:pStyle w:val="Prrafodelista"/>
         <w:numPr>
           <w:ilvl w:val="0"/>
-          <w:numId w:val="34"/>
-        </w:numPr>
-      </w:pPr>
-      <w:r>
-        <w:lastRenderedPageBreak/>
-        <w:t xml:space="preserve">RNF4. Persistencia e Integridad: La base de datos (MySQL) debe mantener una estricta integridad referencial de los datos. La conexión entre el servidor y la base de datos se gestionará de manera segura utilizando Hibernate (ORM).   </w:t>
+          <w:numId w:val="19"/>
+        </w:numPr>
+      </w:pPr>
+      <w:r>
+        <w:t>Solo los administrativos podrán generar y modificar citas</w:t>
       </w:r>
     </w:p>
     <w:p>
@@ -5231,76 +5224,14 @@
           <w:numId w:val="1"/>
         </w:numPr>
       </w:pPr>
-      <w:bookmarkStart w:id="22" w:name="_Toc242282617"/>
-      <w:r>
-        <w:t>Reglas de negocio</w:t>
+      <w:bookmarkStart w:id="22" w:name="_Toc243251705"/>
+      <w:r>
+        <w:t>Ac</w:t>
+      </w:r>
+      <w:r>
+        <w:t>tores y casos de uso</w:t>
       </w:r>
       <w:bookmarkEnd w:id="22"/>
-    </w:p>
-    <w:p>
-      <w:pPr>
-        <w:pStyle w:val="Prrafodelista"/>
-        <w:numPr>
-          <w:ilvl w:val="0"/>
-          <w:numId w:val="35"/>
-        </w:numPr>
-      </w:pPr>
-      <w:r>
-        <w:t>Cliente no puede tener repetida una cita</w:t>
-      </w:r>
-    </w:p>
-    <w:p>
-      <w:pPr>
-        <w:pStyle w:val="Prrafodelista"/>
-        <w:numPr>
-          <w:ilvl w:val="0"/>
-          <w:numId w:val="35"/>
-        </w:numPr>
-      </w:pPr>
-      <w:r>
-        <w:t>Un medico no puede tener en una misma franja horaria de 15 min mas de una visita</w:t>
-      </w:r>
-    </w:p>
-    <w:p>
-      <w:pPr>
-        <w:pStyle w:val="Prrafodelista"/>
-        <w:numPr>
-          <w:ilvl w:val="0"/>
-          <w:numId w:val="35"/>
-        </w:numPr>
-      </w:pPr>
-      <w:r>
-        <w:t>Los administrativos y enfermeros no tendrán acceso de escritura, solo lectura, de los informes de pacientes</w:t>
-      </w:r>
-    </w:p>
-    <w:p>
-      <w:pPr>
-        <w:pStyle w:val="Prrafodelista"/>
-        <w:numPr>
-          <w:ilvl w:val="0"/>
-          <w:numId w:val="35"/>
-        </w:numPr>
-      </w:pPr>
-      <w:r>
-        <w:t>Solo los administrativos podrán generar y modificar citas</w:t>
-      </w:r>
-    </w:p>
-    <w:p>
-      <w:pPr>
-        <w:pStyle w:val="Ttulo2"/>
-        <w:numPr>
-          <w:ilvl w:val="1"/>
-          <w:numId w:val="1"/>
-        </w:numPr>
-      </w:pPr>
-      <w:bookmarkStart w:id="23" w:name="_Toc242282618"/>
-      <w:r>
-        <w:t>Ac</w:t>
-      </w:r>
-      <w:r>
-        <w:t>tores y casos de uso</w:t>
-      </w:r>
-      <w:bookmarkEnd w:id="23"/>
     </w:p>
     <w:p>
       <w:pPr>
@@ -5342,7 +5273,7 @@
       <w:pPr>
         <w:numPr>
           <w:ilvl w:val="0"/>
-          <w:numId w:val="20"/>
+          <w:numId w:val="6"/>
         </w:numPr>
         <w:rPr>
           <w:lang w:val="es-ES"/>
@@ -5367,7 +5298,7 @@
       <w:pPr>
         <w:numPr>
           <w:ilvl w:val="0"/>
-          <w:numId w:val="20"/>
+          <w:numId w:val="6"/>
         </w:numPr>
         <w:rPr>
           <w:lang w:val="es-ES"/>
@@ -5392,7 +5323,7 @@
       <w:pPr>
         <w:numPr>
           <w:ilvl w:val="0"/>
-          <w:numId w:val="20"/>
+          <w:numId w:val="6"/>
         </w:numPr>
         <w:rPr>
           <w:lang w:val="es-ES"/>
@@ -5433,7 +5364,7 @@
       <w:pPr>
         <w:numPr>
           <w:ilvl w:val="0"/>
-          <w:numId w:val="20"/>
+          <w:numId w:val="6"/>
         </w:numPr>
         <w:rPr>
           <w:lang w:val="es-ES"/>
@@ -5474,7 +5405,7 @@
       <w:pPr>
         <w:numPr>
           <w:ilvl w:val="0"/>
-          <w:numId w:val="20"/>
+          <w:numId w:val="6"/>
         </w:numPr>
         <w:rPr>
           <w:lang w:val="es-ES"/>
@@ -5551,7 +5482,7 @@
       <w:pPr>
         <w:numPr>
           <w:ilvl w:val="0"/>
-          <w:numId w:val="21"/>
+          <w:numId w:val="7"/>
         </w:numPr>
         <w:rPr>
           <w:lang w:val="es-ES"/>
@@ -5576,7 +5507,7 @@
       <w:pPr>
         <w:numPr>
           <w:ilvl w:val="0"/>
-          <w:numId w:val="21"/>
+          <w:numId w:val="7"/>
         </w:numPr>
         <w:rPr>
           <w:lang w:val="es-ES"/>
@@ -5601,7 +5532,7 @@
       <w:pPr>
         <w:numPr>
           <w:ilvl w:val="0"/>
-          <w:numId w:val="21"/>
+          <w:numId w:val="7"/>
         </w:numPr>
         <w:rPr>
           <w:lang w:val="es-ES"/>
@@ -5626,7 +5557,7 @@
       <w:pPr>
         <w:numPr>
           <w:ilvl w:val="0"/>
-          <w:numId w:val="21"/>
+          <w:numId w:val="7"/>
         </w:numPr>
         <w:rPr>
           <w:lang w:val="es-ES"/>
@@ -5673,7 +5604,7 @@
       <w:pPr>
         <w:numPr>
           <w:ilvl w:val="0"/>
-          <w:numId w:val="22"/>
+          <w:numId w:val="8"/>
         </w:numPr>
         <w:rPr>
           <w:lang w:val="es-ES"/>
@@ -5698,7 +5629,7 @@
       <w:pPr>
         <w:numPr>
           <w:ilvl w:val="0"/>
-          <w:numId w:val="22"/>
+          <w:numId w:val="8"/>
         </w:numPr>
         <w:rPr>
           <w:b/>
@@ -5723,7 +5654,7 @@
       <w:pPr>
         <w:numPr>
           <w:ilvl w:val="0"/>
-          <w:numId w:val="22"/>
+          <w:numId w:val="8"/>
         </w:numPr>
         <w:rPr>
           <w:lang w:val="es-ES"/>
@@ -5748,7 +5679,7 @@
       <w:pPr>
         <w:numPr>
           <w:ilvl w:val="0"/>
-          <w:numId w:val="22"/>
+          <w:numId w:val="8"/>
         </w:numPr>
         <w:rPr>
           <w:lang w:val="es-ES"/>
@@ -5844,11 +5775,11 @@
           <w:numId w:val="1"/>
         </w:numPr>
       </w:pPr>
-      <w:bookmarkStart w:id="24" w:name="_Toc242282619"/>
+      <w:bookmarkStart w:id="23" w:name="_Toc243251706"/>
       <w:r>
         <w:t>diagramas de Entidad-Relación</w:t>
       </w:r>
-      <w:bookmarkEnd w:id="24"/>
+      <w:bookmarkEnd w:id="23"/>
     </w:p>
     <w:p>
       <w:pPr>
@@ -5873,7 +5804,7 @@
       <w:pPr>
         <w:numPr>
           <w:ilvl w:val="0"/>
-          <w:numId w:val="36"/>
+          <w:numId w:val="20"/>
         </w:numPr>
         <w:rPr>
           <w:color w:val="000000"/>
@@ -5896,7 +5827,7 @@
       <w:pPr>
         <w:numPr>
           <w:ilvl w:val="0"/>
-          <w:numId w:val="36"/>
+          <w:numId w:val="20"/>
         </w:numPr>
         <w:rPr>
           <w:color w:val="000000"/>
@@ -5919,7 +5850,7 @@
       <w:pPr>
         <w:numPr>
           <w:ilvl w:val="0"/>
-          <w:numId w:val="36"/>
+          <w:numId w:val="20"/>
         </w:numPr>
         <w:rPr>
           <w:color w:val="000000"/>
@@ -5942,7 +5873,7 @@
       <w:pPr>
         <w:numPr>
           <w:ilvl w:val="0"/>
-          <w:numId w:val="36"/>
+          <w:numId w:val="20"/>
         </w:numPr>
         <w:rPr>
           <w:color w:val="000000"/>
@@ -5966,7 +5897,7 @@
       <w:pPr>
         <w:numPr>
           <w:ilvl w:val="0"/>
-          <w:numId w:val="36"/>
+          <w:numId w:val="20"/>
         </w:numPr>
         <w:rPr>
           <w:color w:val="000000"/>
@@ -5989,7 +5920,7 @@
       <w:pPr>
         <w:numPr>
           <w:ilvl w:val="0"/>
-          <w:numId w:val="36"/>
+          <w:numId w:val="20"/>
         </w:numPr>
         <w:rPr>
           <w:color w:val="000000"/>
@@ -6052,7 +5983,7 @@
       <w:pPr>
         <w:numPr>
           <w:ilvl w:val="0"/>
-          <w:numId w:val="42"/>
+          <w:numId w:val="21"/>
         </w:numPr>
         <w:rPr>
           <w:color w:val="000000"/>
@@ -6075,7 +6006,7 @@
       <w:pPr>
         <w:numPr>
           <w:ilvl w:val="0"/>
-          <w:numId w:val="42"/>
+          <w:numId w:val="21"/>
         </w:numPr>
         <w:rPr>
           <w:color w:val="000000"/>
@@ -6098,7 +6029,7 @@
       <w:pPr>
         <w:numPr>
           <w:ilvl w:val="0"/>
-          <w:numId w:val="42"/>
+          <w:numId w:val="21"/>
         </w:numPr>
         <w:rPr>
           <w:color w:val="000000"/>
@@ -6121,7 +6052,7 @@
       <w:pPr>
         <w:numPr>
           <w:ilvl w:val="0"/>
-          <w:numId w:val="42"/>
+          <w:numId w:val="21"/>
         </w:numPr>
         <w:rPr>
           <w:color w:val="000000"/>
@@ -6144,7 +6075,7 @@
       <w:pPr>
         <w:numPr>
           <w:ilvl w:val="0"/>
-          <w:numId w:val="42"/>
+          <w:numId w:val="21"/>
         </w:numPr>
         <w:rPr>
           <w:color w:val="000000"/>
@@ -6188,7 +6119,7 @@
       <w:pPr>
         <w:numPr>
           <w:ilvl w:val="0"/>
-          <w:numId w:val="43"/>
+          <w:numId w:val="22"/>
         </w:numPr>
         <w:rPr>
           <w:color w:val="000000"/>
@@ -6222,7 +6153,7 @@
       <w:pPr>
         <w:numPr>
           <w:ilvl w:val="0"/>
-          <w:numId w:val="43"/>
+          <w:numId w:val="22"/>
         </w:numPr>
         <w:rPr>
           <w:color w:val="000000"/>
@@ -6256,7 +6187,7 @@
       <w:pPr>
         <w:numPr>
           <w:ilvl w:val="0"/>
-          <w:numId w:val="43"/>
+          <w:numId w:val="22"/>
         </w:numPr>
         <w:rPr>
           <w:color w:val="000000"/>
@@ -6290,7 +6221,7 @@
       <w:pPr>
         <w:numPr>
           <w:ilvl w:val="0"/>
-          <w:numId w:val="43"/>
+          <w:numId w:val="22"/>
         </w:numPr>
         <w:rPr>
           <w:color w:val="000000"/>
@@ -6325,7 +6256,7 @@
       <w:pPr>
         <w:numPr>
           <w:ilvl w:val="0"/>
-          <w:numId w:val="43"/>
+          <w:numId w:val="22"/>
         </w:numPr>
         <w:rPr>
           <w:color w:val="000000"/>
@@ -6380,7 +6311,7 @@
       <w:pPr>
         <w:numPr>
           <w:ilvl w:val="0"/>
-          <w:numId w:val="44"/>
+          <w:numId w:val="23"/>
         </w:numPr>
         <w:rPr>
           <w:color w:val="000000"/>
@@ -6441,7 +6372,7 @@
       <w:pPr>
         <w:numPr>
           <w:ilvl w:val="0"/>
-          <w:numId w:val="44"/>
+          <w:numId w:val="23"/>
         </w:numPr>
         <w:rPr>
           <w:color w:val="000000"/>
@@ -6493,7 +6424,7 @@
       <w:pPr>
         <w:numPr>
           <w:ilvl w:val="0"/>
-          <w:numId w:val="44"/>
+          <w:numId w:val="23"/>
         </w:numPr>
         <w:rPr>
           <w:color w:val="000000"/>
@@ -6527,7 +6458,7 @@
       <w:pPr>
         <w:numPr>
           <w:ilvl w:val="0"/>
-          <w:numId w:val="44"/>
+          <w:numId w:val="23"/>
         </w:numPr>
         <w:rPr>
           <w:color w:val="000000"/>
@@ -6561,7 +6492,7 @@
       <w:pPr>
         <w:numPr>
           <w:ilvl w:val="0"/>
-          <w:numId w:val="44"/>
+          <w:numId w:val="23"/>
         </w:numPr>
         <w:rPr>
           <w:color w:val="000000"/>
@@ -6708,14 +6639,14 @@
           <w:numId w:val="1"/>
         </w:numPr>
       </w:pPr>
-      <w:bookmarkStart w:id="25" w:name="_Toc242282620"/>
+      <w:bookmarkStart w:id="24" w:name="_Toc243251707"/>
       <w:r>
         <w:t xml:space="preserve">diagramas de </w:t>
       </w:r>
       <w:r>
         <w:t>Clases</w:t>
       </w:r>
-      <w:bookmarkEnd w:id="25"/>
+      <w:bookmarkEnd w:id="24"/>
     </w:p>
     <w:p/>
     <w:p/>
@@ -6744,7 +6675,7 @@
       <w:pPr>
         <w:numPr>
           <w:ilvl w:val="0"/>
-          <w:numId w:val="23"/>
+          <w:numId w:val="9"/>
         </w:numPr>
         <w:rPr>
           <w:lang w:val="es-ES"/>
@@ -6790,14 +6721,28 @@
         <w:rPr>
           <w:lang w:val="es-ES"/>
         </w:rPr>
-        <w:t xml:space="preserve"> y validarCredenciales().</w:t>
+        <w:t xml:space="preserve"> y </w:t>
+      </w:r>
+      <w:proofErr w:type="gramStart"/>
+      <w:r>
+        <w:rPr>
+          <w:lang w:val="es-ES"/>
+        </w:rPr>
+        <w:t>validarCredenciales(</w:t>
+      </w:r>
+      <w:proofErr w:type="gramEnd"/>
+      <w:r>
+        <w:rPr>
+          <w:lang w:val="es-ES"/>
+        </w:rPr>
+        <w:t>).</w:t>
       </w:r>
     </w:p>
     <w:p>
       <w:pPr>
         <w:numPr>
           <w:ilvl w:val="0"/>
-          <w:numId w:val="23"/>
+          <w:numId w:val="9"/>
         </w:numPr>
         <w:rPr>
           <w:lang w:val="es-ES"/>
@@ -6850,7 +6795,7 @@
       <w:pPr>
         <w:numPr>
           <w:ilvl w:val="0"/>
-          <w:numId w:val="23"/>
+          <w:numId w:val="9"/>
         </w:numPr>
         <w:rPr>
           <w:lang w:val="es-ES"/>
@@ -6957,7 +6902,7 @@
       <w:pPr>
         <w:numPr>
           <w:ilvl w:val="0"/>
-          <w:numId w:val="24"/>
+          <w:numId w:val="10"/>
         </w:numPr>
         <w:rPr>
           <w:lang w:val="es-ES"/>
@@ -6976,14 +6921,28 @@
         <w:rPr>
           <w:lang w:val="es-ES"/>
         </w:rPr>
-        <w:t>: Contiene el método main() del servidor. Atributo ServerSocket. Se encarga de escuchar conexiones entrantes en un puerto específico de forma infinita.</w:t>
+        <w:t xml:space="preserve">: Contiene el método </w:t>
+      </w:r>
+      <w:proofErr w:type="gramStart"/>
+      <w:r>
+        <w:rPr>
+          <w:lang w:val="es-ES"/>
+        </w:rPr>
+        <w:t>main(</w:t>
+      </w:r>
+      <w:proofErr w:type="gramEnd"/>
+      <w:r>
+        <w:rPr>
+          <w:lang w:val="es-ES"/>
+        </w:rPr>
+        <w:t>) del servidor. Atributo ServerSocket. Se encarga de escuchar conexiones entrantes en un puerto específico de forma infinita.</w:t>
       </w:r>
     </w:p>
     <w:p>
       <w:pPr>
         <w:numPr>
           <w:ilvl w:val="0"/>
-          <w:numId w:val="24"/>
+          <w:numId w:val="10"/>
         </w:numPr>
         <w:rPr>
           <w:lang w:val="es-ES"/>
@@ -7001,14 +6960,28 @@
         <w:rPr>
           <w:lang w:val="es-ES"/>
         </w:rPr>
-        <w:t>: Por cada cliente que se conecta, el servidor instancia un hilo de esta clase. Atributos: Socket, ObjectInputStream, ObjectOutputStream. Método principal: run(), donde lee las peticiones del cliente y llama al DAO correspondiente.</w:t>
+        <w:t xml:space="preserve">: Por cada cliente que se conecta, el servidor instancia un hilo de esta clase. Atributos: Socket, ObjectInputStream, ObjectOutputStream. Método principal: </w:t>
+      </w:r>
+      <w:proofErr w:type="gramStart"/>
+      <w:r>
+        <w:rPr>
+          <w:lang w:val="es-ES"/>
+        </w:rPr>
+        <w:t>run(</w:t>
+      </w:r>
+      <w:proofErr w:type="gramEnd"/>
+      <w:r>
+        <w:rPr>
+          <w:lang w:val="es-ES"/>
+        </w:rPr>
+        <w:t>), donde lee las peticiones del cliente y llama al DAO correspondiente.</w:t>
       </w:r>
     </w:p>
     <w:p>
       <w:pPr>
         <w:numPr>
           <w:ilvl w:val="0"/>
-          <w:numId w:val="24"/>
+          <w:numId w:val="10"/>
         </w:numPr>
         <w:rPr>
           <w:lang w:val="es-ES"/>
@@ -7026,14 +6999,70 @@
         <w:rPr>
           <w:lang w:val="es-ES"/>
         </w:rPr>
-        <w:t>: PacienteDAO, TrabajadorDAO, CitaDAO. Contienen los métodos que interactúan con Hibernate (save(), update(), delete(), findById()).</w:t>
+        <w:t>: PacienteDAO, TrabajadorDAO, CitaDAO. Contienen los métodos que interactúan con Hibernate (</w:t>
+      </w:r>
+      <w:proofErr w:type="gramStart"/>
+      <w:r>
+        <w:rPr>
+          <w:lang w:val="es-ES"/>
+        </w:rPr>
+        <w:t>save(</w:t>
+      </w:r>
+      <w:proofErr w:type="gramEnd"/>
+      <w:r>
+        <w:rPr>
+          <w:lang w:val="es-ES"/>
+        </w:rPr>
+        <w:t xml:space="preserve">), </w:t>
+      </w:r>
+      <w:proofErr w:type="gramStart"/>
+      <w:r>
+        <w:rPr>
+          <w:lang w:val="es-ES"/>
+        </w:rPr>
+        <w:t>update(</w:t>
+      </w:r>
+      <w:proofErr w:type="gramEnd"/>
+      <w:r>
+        <w:rPr>
+          <w:lang w:val="es-ES"/>
+        </w:rPr>
+        <w:t xml:space="preserve">), </w:t>
+      </w:r>
+      <w:proofErr w:type="gramStart"/>
+      <w:r>
+        <w:rPr>
+          <w:lang w:val="es-ES"/>
+        </w:rPr>
+        <w:t>delete(</w:t>
+      </w:r>
+      <w:proofErr w:type="gramEnd"/>
+      <w:r>
+        <w:rPr>
+          <w:lang w:val="es-ES"/>
+        </w:rPr>
+        <w:t xml:space="preserve">), </w:t>
+      </w:r>
+      <w:proofErr w:type="gramStart"/>
+      <w:r>
+        <w:rPr>
+          <w:lang w:val="es-ES"/>
+        </w:rPr>
+        <w:t>findById(</w:t>
+      </w:r>
+      <w:proofErr w:type="gramEnd"/>
+      <w:r>
+        <w:rPr>
+          <w:lang w:val="es-ES"/>
+        </w:rPr>
+        <w:t>)).</w:t>
       </w:r>
     </w:p>
     <w:p>
       <w:pPr>
         <w:numPr>
           <w:ilvl w:val="0"/>
-          <w:numId w:val="24"/>
+          <w:numId w:val="10"/>
         </w:numPr>
         <w:rPr>
           <w:lang w:val="es-ES"/>
@@ -7170,7 +7199,7 @@
       <w:pPr>
         <w:numPr>
           <w:ilvl w:val="0"/>
-          <w:numId w:val="25"/>
+          <w:numId w:val="11"/>
         </w:numPr>
         <w:rPr>
           <w:lang w:val="es-ES"/>
@@ -7202,14 +7231,56 @@
         <w:rPr>
           <w:lang w:val="es-ES"/>
         </w:rPr>
-        <w:t>. Mantiene la conexión abierta con el servidor. Métodos: conectar(), enviarPeticion(PaqueteRed p), recibirRespuesta().</w:t>
+        <w:t xml:space="preserve">. Mantiene la conexión abierta con el servidor. Métodos: </w:t>
+      </w:r>
+      <w:proofErr w:type="gramStart"/>
+      <w:r>
+        <w:rPr>
+          <w:lang w:val="es-ES"/>
+        </w:rPr>
+        <w:t>conectar(</w:t>
+      </w:r>
+      <w:proofErr w:type="gramEnd"/>
+      <w:r>
+        <w:rPr>
+          <w:lang w:val="es-ES"/>
+        </w:rPr>
+        <w:t xml:space="preserve">), </w:t>
+      </w:r>
+      <w:proofErr w:type="gramStart"/>
+      <w:r>
+        <w:rPr>
+          <w:lang w:val="es-ES"/>
+        </w:rPr>
+        <w:t>enviarPeticion(</w:t>
+      </w:r>
+      <w:proofErr w:type="gramEnd"/>
+      <w:r>
+        <w:rPr>
+          <w:lang w:val="es-ES"/>
+        </w:rPr>
+        <w:t xml:space="preserve">PaqueteRed p), </w:t>
+      </w:r>
+      <w:proofErr w:type="gramStart"/>
+      <w:r>
+        <w:rPr>
+          <w:lang w:val="es-ES"/>
+        </w:rPr>
+        <w:t>recibirRespuesta(</w:t>
+      </w:r>
+      <w:proofErr w:type="gramEnd"/>
+      <w:r>
+        <w:rPr>
+          <w:lang w:val="es-ES"/>
+        </w:rPr>
+        <w:t>).</w:t>
       </w:r>
     </w:p>
     <w:p>
       <w:pPr>
         <w:numPr>
           <w:ilvl w:val="0"/>
-          <w:numId w:val="25"/>
+          <w:numId w:val="11"/>
         </w:numPr>
         <w:rPr>
           <w:lang w:val="es-ES"/>
@@ -7234,7 +7305,7 @@
       <w:pPr>
         <w:numPr>
           <w:ilvl w:val="0"/>
-          <w:numId w:val="25"/>
+          <w:numId w:val="11"/>
         </w:numPr>
         <w:rPr>
           <w:lang w:val="es-ES"/>
@@ -7259,7 +7330,7 @@
       <w:pPr>
         <w:numPr>
           <w:ilvl w:val="0"/>
-          <w:numId w:val="25"/>
+          <w:numId w:val="11"/>
         </w:numPr>
         <w:rPr>
           <w:lang w:val="es-ES"/>
@@ -7284,7 +7355,7 @@
       <w:pPr>
         <w:numPr>
           <w:ilvl w:val="1"/>
-          <w:numId w:val="25"/>
+          <w:numId w:val="11"/>
         </w:numPr>
         <w:rPr>
           <w:lang w:val="es-ES"/>
@@ -7310,7 +7381,7 @@
       <w:pPr>
         <w:numPr>
           <w:ilvl w:val="1"/>
-          <w:numId w:val="25"/>
+          <w:numId w:val="11"/>
         </w:numPr>
         <w:rPr>
           <w:lang w:val="es-ES"/>
@@ -7395,7 +7466,35 @@
         <w:rPr>
           <w:lang w:val="es-ES"/>
         </w:rPr>
-        <w:t xml:space="preserve"> validarFormulario() (asegura que no haya campos vacíos) y guardarPaciente(). Este último captura los datos, instancia un objeto Paciente, crea un PaqueteRed con la instrucción "INSERTAR_PACIENTE" y lo transmite al backend a través de ClienteSocket.</w:t>
+        <w:t xml:space="preserve"> </w:t>
+      </w:r>
+      <w:proofErr w:type="gramStart"/>
+      <w:r>
+        <w:rPr>
+          <w:lang w:val="es-ES"/>
+        </w:rPr>
+        <w:t>validarFormulario(</w:t>
+      </w:r>
+      <w:proofErr w:type="gramEnd"/>
+      <w:r>
+        <w:rPr>
+          <w:lang w:val="es-ES"/>
+        </w:rPr>
+        <w:t xml:space="preserve">) (asegura que no haya campos vacíos) y </w:t>
+      </w:r>
+      <w:proofErr w:type="gramStart"/>
+      <w:r>
+        <w:rPr>
+          <w:lang w:val="es-ES"/>
+        </w:rPr>
+        <w:t>guardarPaciente(</w:t>
+      </w:r>
+      <w:proofErr w:type="gramEnd"/>
+      <w:r>
+        <w:rPr>
+          <w:lang w:val="es-ES"/>
+        </w:rPr>
+        <w:t>). Este último captura los datos, instancia un objeto Paciente, crea un PaqueteRed con la instrucción "INSERTAR_PACIENTE" y lo transmite al backend a través de ClienteSocket.</w:t>
       </w:r>
     </w:p>
     <w:p/>
@@ -7421,11 +7520,11 @@
           <w:numId w:val="1"/>
         </w:numPr>
       </w:pPr>
-      <w:bookmarkStart w:id="26" w:name="_Toc242282621"/>
+      <w:bookmarkStart w:id="25" w:name="_Toc243251708"/>
       <w:r>
         <w:t>Diseño del proyecto</w:t>
       </w:r>
-      <w:bookmarkEnd w:id="26"/>
+      <w:bookmarkEnd w:id="25"/>
       <w:r>
         <w:t xml:space="preserve"> </w:t>
       </w:r>
@@ -7443,11 +7542,11 @@
           <w:numId w:val="1"/>
         </w:numPr>
       </w:pPr>
-      <w:bookmarkStart w:id="27" w:name="_Toc242282622"/>
+      <w:bookmarkStart w:id="26" w:name="_Toc243251709"/>
       <w:r>
         <w:t>Wireframe</w:t>
       </w:r>
-      <w:bookmarkEnd w:id="27"/>
+      <w:bookmarkEnd w:id="26"/>
     </w:p>
     <w:p>
       <w:r>
@@ -7459,7 +7558,7 @@
         <w:pStyle w:val="Prrafodelista"/>
         <w:numPr>
           <w:ilvl w:val="0"/>
-          <w:numId w:val="26"/>
+          <w:numId w:val="12"/>
         </w:numPr>
       </w:pPr>
       <w:r>
@@ -7471,7 +7570,7 @@
         <w:pStyle w:val="Prrafodelista"/>
         <w:numPr>
           <w:ilvl w:val="0"/>
-          <w:numId w:val="26"/>
+          <w:numId w:val="12"/>
         </w:numPr>
       </w:pPr>
       <w:r>
@@ -7483,7 +7582,7 @@
         <w:pStyle w:val="Prrafodelista"/>
         <w:numPr>
           <w:ilvl w:val="0"/>
-          <w:numId w:val="26"/>
+          <w:numId w:val="12"/>
         </w:numPr>
       </w:pPr>
       <w:r>
@@ -7708,7 +7807,7 @@
         <w:pStyle w:val="Prrafodelista"/>
         <w:numPr>
           <w:ilvl w:val="0"/>
-          <w:numId w:val="27"/>
+          <w:numId w:val="13"/>
         </w:numPr>
       </w:pPr>
       <w:r>
@@ -7720,7 +7819,7 @@
         <w:pStyle w:val="Prrafodelista"/>
         <w:numPr>
           <w:ilvl w:val="0"/>
-          <w:numId w:val="27"/>
+          <w:numId w:val="13"/>
         </w:numPr>
       </w:pPr>
       <w:r>
@@ -7732,7 +7831,7 @@
         <w:pStyle w:val="Prrafodelista"/>
         <w:numPr>
           <w:ilvl w:val="0"/>
-          <w:numId w:val="27"/>
+          <w:numId w:val="13"/>
         </w:numPr>
       </w:pPr>
       <w:r>
@@ -7748,11 +7847,11 @@
           <w:numId w:val="1"/>
         </w:numPr>
       </w:pPr>
-      <w:bookmarkStart w:id="28" w:name="_Toc242282623"/>
+      <w:bookmarkStart w:id="27" w:name="_Toc243251710"/>
       <w:r>
         <w:t>Despliegue y pruebas</w:t>
       </w:r>
-      <w:bookmarkEnd w:id="28"/>
+      <w:bookmarkEnd w:id="27"/>
       <w:r>
         <w:t xml:space="preserve"> </w:t>
       </w:r>
@@ -7776,12 +7875,12 @@
           <w:numId w:val="1"/>
         </w:numPr>
       </w:pPr>
-      <w:bookmarkStart w:id="29" w:name="_Toc242282624"/>
+      <w:bookmarkStart w:id="28" w:name="_Toc243251711"/>
       <w:r>
         <w:lastRenderedPageBreak/>
         <w:t>Conclusiones</w:t>
       </w:r>
-      <w:bookmarkEnd w:id="29"/>
+      <w:bookmarkEnd w:id="28"/>
       <w:r>
         <w:t xml:space="preserve"> </w:t>
       </w:r>
@@ -7804,12 +7903,12 @@
           <w:numId w:val="1"/>
         </w:numPr>
       </w:pPr>
-      <w:bookmarkStart w:id="30" w:name="_Toc242282625"/>
+      <w:bookmarkStart w:id="29" w:name="_Toc243251712"/>
       <w:r>
         <w:lastRenderedPageBreak/>
         <w:t>Vías futuras</w:t>
       </w:r>
-      <w:bookmarkEnd w:id="30"/>
+      <w:bookmarkEnd w:id="29"/>
       <w:r>
         <w:t xml:space="preserve"> </w:t>
       </w:r>
@@ -7832,12 +7931,12 @@
           <w:numId w:val="1"/>
         </w:numPr>
       </w:pPr>
-      <w:bookmarkStart w:id="31" w:name="_Toc242282626"/>
+      <w:bookmarkStart w:id="30" w:name="_Toc243251713"/>
       <w:r>
         <w:lastRenderedPageBreak/>
         <w:t>Bibliografía/Webgrafía</w:t>
       </w:r>
-      <w:bookmarkEnd w:id="31"/>
+      <w:bookmarkEnd w:id="30"/>
       <w:r>
         <w:t xml:space="preserve"> </w:t>
       </w:r>
@@ -7860,12 +7959,12 @@
           <w:numId w:val="1"/>
         </w:numPr>
       </w:pPr>
-      <w:bookmarkStart w:id="32" w:name="_Toc242282627"/>
+      <w:bookmarkStart w:id="31" w:name="_Toc243251714"/>
       <w:r>
         <w:lastRenderedPageBreak/>
         <w:t>Anexos</w:t>
       </w:r>
-      <w:bookmarkEnd w:id="32"/>
+      <w:bookmarkEnd w:id="31"/>
     </w:p>
     <w:p>
       <w:pPr>
@@ -7875,11 +7974,11 @@
           <w:numId w:val="1"/>
         </w:numPr>
       </w:pPr>
-      <w:bookmarkStart w:id="33" w:name="_Toc242282628"/>
+      <w:bookmarkStart w:id="32" w:name="_Toc243251715"/>
       <w:r>
         <w:t>Manual de Instalación</w:t>
       </w:r>
-      <w:bookmarkEnd w:id="33"/>
+      <w:bookmarkEnd w:id="32"/>
     </w:p>
     <w:p/>
     <w:p>
@@ -7890,11 +7989,11 @@
           <w:numId w:val="1"/>
         </w:numPr>
       </w:pPr>
-      <w:bookmarkStart w:id="34" w:name="_Toc242282629"/>
+      <w:bookmarkStart w:id="33" w:name="_Toc243251716"/>
       <w:r>
         <w:t>Manual de Usuario</w:t>
       </w:r>
-      <w:bookmarkEnd w:id="34"/>
+      <w:bookmarkEnd w:id="33"/>
     </w:p>
     <w:p/>
     <w:p>
@@ -7920,12 +8019,12 @@
           <w:vertAlign w:val="subscript"/>
         </w:rPr>
       </w:pPr>
-      <w:bookmarkStart w:id="35" w:name="_heading=h.z337ya" w:colFirst="0" w:colLast="0"/>
+      <w:bookmarkStart w:id="34" w:name="_heading=h.z337ya" w:colFirst="0" w:colLast="0"/>
+      <w:bookmarkEnd w:id="34"/>
+    </w:p>
+    <w:p>
+      <w:bookmarkStart w:id="35" w:name="_heading=h.3j2qqm3" w:colFirst="0" w:colLast="0"/>
       <w:bookmarkEnd w:id="35"/>
-    </w:p>
-    <w:p>
-      <w:bookmarkStart w:id="36" w:name="_heading=h.3j2qqm3" w:colFirst="0" w:colLast="0"/>
-      <w:bookmarkEnd w:id="36"/>
     </w:p>
     <w:p>
       <w:pPr>
@@ -7985,7 +8084,8 @@
     </w:p>
     <w:sectPr>
       <w:headerReference w:type="default" r:id="rId18"/>
-      <w:headerReference w:type="first" r:id="rId19"/>
+      <w:footerReference w:type="default" r:id="rId19"/>
+      <w:headerReference w:type="first" r:id="rId20"/>
       <w:pgSz w:w="11909" w:h="16834"/>
       <w:pgMar w:top="1440" w:right="1440" w:bottom="1440" w:left="1440" w:header="720" w:footer="0" w:gutter="0"/>
       <w:pgNumType w:start="1"/>
@@ -8019,6 +8119,51 @@
     </w:p>
   </w:endnote>
 </w:endnotes>
+</file>
+
+<file path=word/footer1.xml><?xml version="1.0" encoding="utf-8"?>
+<w:ftr xmlns:wpc="http://schemas.microsoft.com/office/word/2010/wordprocessingCanvas" xmlns:cx="http://schemas.microsoft.com/office/drawing/2014/chartex" xmlns:cx1="http://schemas.microsoft.com/office/drawing/2015/9/8/chartex" xmlns:cx2="http://schemas.microsoft.com/office/drawing/2015/10/21/chartex" xmlns:cx3="http://schemas.microsoft.com/office/drawing/2016/5/9/chartex" xmlns:cx4="http://schemas.microsoft.com/office/drawing/2016/5/10/chartex" xmlns:cx5="http://schemas.microsoft.com/office/drawing/2016/5/11/chartex" xmlns:cx6="http://schemas.microsoft.com/office/drawing/2016/5/12/chartex" xmlns:cx7="http://schemas.microsoft.com/office/drawing/2016/5/13/chartex" xmlns:cx8="http://schemas.microsoft.com/office/drawing/2016/5/14/chartex" xmlns:mc="http://schemas.openxmlformats.org/markup-compatibility/2006" xmlns:aink="http://schemas.microsoft.com/office/drawing/2016/ink" xmlns:am3d="http://schemas.microsoft.com/office/drawing/2017/model3d" xmlns:o="urn:schemas-microsoft-com:office:office" xmlns:oel="http://schemas.microsoft.com/office/2019/extlst" xmlns:r="http://schemas.openxmlformats.org/officeDocument/2006/relationships" xmlns:m="http://schemas.openxmlformats.org/officeDocument/2006/math" xmlns:v="urn:schemas-microsoft-com:vml" xmlns:wp14="http://schemas.microsoft.com/office/word/2010/wordprocessingDrawing" xmlns:wp="http://schemas.openxmlformats.org/drawingml/2006/wordprocessingDrawing" xmlns:w10="urn:schemas-microsoft-com:office:word" xmlns:w="http://schemas.openxmlformats.org/wordprocessingml/2006/main" xmlns:w14="http://schemas.microsoft.com/office/word/2010/wordml" xmlns:w15="http://schemas.microsoft.com/office/word/2012/wordml" xmlns:w16cex="http://schemas.microsoft.com/office/word/2018/wordml/cex" xmlns:w16cid="http://schemas.microsoft.com/office/word/2016/wordml/cid" xmlns:w16="http://schemas.microsoft.com/office/word/2018/wordml" xmlns:w16du="http://schemas.microsoft.com/office/word/2023/wordml/word16du" xmlns:w16sdtdh="http://schemas.microsoft.com/office/word/2020/wordml/sdtdatahash" xmlns:w16sdtfl="http://schemas.microsoft.com/office/word/2024/wordml/sdtformatlock" xmlns:w16se="http://schemas.microsoft.com/office/word/2015/wordml/symex" xmlns:wpg="http://schemas.microsoft.com/office/word/2010/wordprocessingGroup" xmlns:wpi="http://schemas.microsoft.com/office/word/2010/wordprocessingInk" xmlns:wne="http://schemas.microsoft.com/office/word/2006/wordml" xmlns:wps="http://schemas.microsoft.com/office/word/2010/wordprocessingShape" mc:Ignorable="w14 w15 w16se w16cid w16 w16cex w16sdtdh w16sdtfl w16du wp14">
+  <w:sdt>
+    <w:sdtPr>
+      <w:id w:val="-430587330"/>
+      <w:docPartObj>
+        <w:docPartGallery w:val="Page Numbers (Bottom of Page)"/>
+        <w:docPartUnique/>
+      </w:docPartObj>
+    </w:sdtPr>
+    <w:sdtContent>
+      <w:p>
+        <w:pPr>
+          <w:pStyle w:val="Piedepgina"/>
+          <w:jc w:val="right"/>
+        </w:pPr>
+        <w:r>
+          <w:fldChar w:fldCharType="begin"/>
+        </w:r>
+        <w:r>
+          <w:instrText>PAGE   \* MERGEFORMAT</w:instrText>
+        </w:r>
+        <w:r>
+          <w:fldChar w:fldCharType="separate"/>
+        </w:r>
+        <w:r>
+          <w:rPr>
+            <w:lang w:val="es-ES"/>
+          </w:rPr>
+          <w:t>2</w:t>
+        </w:r>
+        <w:r>
+          <w:fldChar w:fldCharType="end"/>
+        </w:r>
+      </w:p>
+    </w:sdtContent>
+  </w:sdt>
+  <w:p>
+    <w:pPr>
+      <w:pStyle w:val="Piedepgina"/>
+    </w:pPr>
+  </w:p>
+</w:ftr>
 </file>
 
 <file path=word/footnotes.xml><?xml version="1.0" encoding="utf-8"?>
@@ -8313,92 +8458,6 @@
     </w:lvl>
   </w:abstractNum>
   <w:abstractNum w:abstractNumId="1" w15:restartNumberingAfterBreak="0">
-    <w:nsid w:val="04415F17"/>
-    <w:multiLevelType w:val="hybridMultilevel"/>
-    <w:tmpl w:val="97B0C11C"/>
-    <w:lvl w:ilvl="0" w:tplc="0C0A000F">
-      <w:start w:val="1"/>
-      <w:numFmt w:val="decimal"/>
-      <w:lvlText w:val="%1."/>
-      <w:lvlJc w:val="left"/>
-      <w:pPr>
-        <w:ind w:left="720" w:hanging="360"/>
-      </w:pPr>
-    </w:lvl>
-    <w:lvl w:ilvl="1" w:tplc="0C0A0019" w:tentative="1">
-      <w:start w:val="1"/>
-      <w:numFmt w:val="lowerLetter"/>
-      <w:lvlText w:val="%2."/>
-      <w:lvlJc w:val="left"/>
-      <w:pPr>
-        <w:ind w:left="1440" w:hanging="360"/>
-      </w:pPr>
-    </w:lvl>
-    <w:lvl w:ilvl="2" w:tplc="0C0A001B" w:tentative="1">
-      <w:start w:val="1"/>
-      <w:numFmt w:val="lowerRoman"/>
-      <w:lvlText w:val="%3."/>
-      <w:lvlJc w:val="right"/>
-      <w:pPr>
-        <w:ind w:left="2160" w:hanging="180"/>
-      </w:pPr>
-    </w:lvl>
-    <w:lvl w:ilvl="3" w:tplc="0C0A000F" w:tentative="1">
-      <w:start w:val="1"/>
-      <w:numFmt w:val="decimal"/>
-      <w:lvlText w:val="%4."/>
-      <w:lvlJc w:val="left"/>
-      <w:pPr>
-        <w:ind w:left="2880" w:hanging="360"/>
-      </w:pPr>
-    </w:lvl>
-    <w:lvl w:ilvl="4" w:tplc="0C0A0019" w:tentative="1">
-      <w:start w:val="1"/>
-      <w:numFmt w:val="lowerLetter"/>
-      <w:lvlText w:val="%5."/>
-      <w:lvlJc w:val="left"/>
-      <w:pPr>
-        <w:ind w:left="3600" w:hanging="360"/>
-      </w:pPr>
-    </w:lvl>
-    <w:lvl w:ilvl="5" w:tplc="0C0A001B" w:tentative="1">
-      <w:start w:val="1"/>
-      <w:numFmt w:val="lowerRoman"/>
-      <w:lvlText w:val="%6."/>
-      <w:lvlJc w:val="right"/>
-      <w:pPr>
-        <w:ind w:left="4320" w:hanging="180"/>
-      </w:pPr>
-    </w:lvl>
-    <w:lvl w:ilvl="6" w:tplc="0C0A000F" w:tentative="1">
-      <w:start w:val="1"/>
-      <w:numFmt w:val="decimal"/>
-      <w:lvlText w:val="%7."/>
-      <w:lvlJc w:val="left"/>
-      <w:pPr>
-        <w:ind w:left="5040" w:hanging="360"/>
-      </w:pPr>
-    </w:lvl>
-    <w:lvl w:ilvl="7" w:tplc="0C0A0019" w:tentative="1">
-      <w:start w:val="1"/>
-      <w:numFmt w:val="lowerLetter"/>
-      <w:lvlText w:val="%8."/>
-      <w:lvlJc w:val="left"/>
-      <w:pPr>
-        <w:ind w:left="5760" w:hanging="360"/>
-      </w:pPr>
-    </w:lvl>
-    <w:lvl w:ilvl="8" w:tplc="0C0A001B" w:tentative="1">
-      <w:start w:val="1"/>
-      <w:numFmt w:val="lowerRoman"/>
-      <w:lvlText w:val="%9."/>
-      <w:lvlJc w:val="right"/>
-      <w:pPr>
-        <w:ind w:left="6480" w:hanging="180"/>
-      </w:pPr>
-    </w:lvl>
-  </w:abstractNum>
-  <w:abstractNum w:abstractNumId="2" w15:restartNumberingAfterBreak="0">
     <w:nsid w:val="056C2FD3"/>
     <w:multiLevelType w:val="multilevel"/>
     <w:tmpl w:val="DACA28E4"/>
@@ -8547,7 +8606,7 @@
       </w:rPr>
     </w:lvl>
   </w:abstractNum>
-  <w:abstractNum w:abstractNumId="3" w15:restartNumberingAfterBreak="0">
+  <w:abstractNum w:abstractNumId="2" w15:restartNumberingAfterBreak="0">
     <w:nsid w:val="0B073621"/>
     <w:multiLevelType w:val="hybridMultilevel"/>
     <w:tmpl w:val="94FAA3E6"/>
@@ -8660,473 +8719,7 @@
       </w:rPr>
     </w:lvl>
   </w:abstractNum>
-  <w:abstractNum w:abstractNumId="4" w15:restartNumberingAfterBreak="0">
-    <w:nsid w:val="0B8E0180"/>
-    <w:multiLevelType w:val="hybridMultilevel"/>
-    <w:tmpl w:val="6B3AEBDC"/>
-    <w:lvl w:ilvl="0" w:tplc="0C0A0001">
-      <w:start w:val="1"/>
-      <w:numFmt w:val="bullet"/>
-      <w:lvlText w:val=""/>
-      <w:lvlJc w:val="left"/>
-      <w:pPr>
-        <w:ind w:left="720" w:hanging="360"/>
-      </w:pPr>
-      <w:rPr>
-        <w:rFonts w:ascii="Symbol" w:hAnsi="Symbol" w:hint="default"/>
-      </w:rPr>
-    </w:lvl>
-    <w:lvl w:ilvl="1" w:tplc="0C0A0003">
-      <w:start w:val="1"/>
-      <w:numFmt w:val="bullet"/>
-      <w:lvlText w:val="o"/>
-      <w:lvlJc w:val="left"/>
-      <w:pPr>
-        <w:ind w:left="1440" w:hanging="360"/>
-      </w:pPr>
-      <w:rPr>
-        <w:rFonts w:ascii="Courier New" w:hAnsi="Courier New" w:cs="Courier New" w:hint="default"/>
-      </w:rPr>
-    </w:lvl>
-    <w:lvl w:ilvl="2" w:tplc="0C0A0005" w:tentative="1">
-      <w:start w:val="1"/>
-      <w:numFmt w:val="bullet"/>
-      <w:lvlText w:val=""/>
-      <w:lvlJc w:val="left"/>
-      <w:pPr>
-        <w:ind w:left="2160" w:hanging="360"/>
-      </w:pPr>
-      <w:rPr>
-        <w:rFonts w:ascii="Wingdings" w:hAnsi="Wingdings" w:hint="default"/>
-      </w:rPr>
-    </w:lvl>
-    <w:lvl w:ilvl="3" w:tplc="0C0A0001" w:tentative="1">
-      <w:start w:val="1"/>
-      <w:numFmt w:val="bullet"/>
-      <w:lvlText w:val=""/>
-      <w:lvlJc w:val="left"/>
-      <w:pPr>
-        <w:ind w:left="2880" w:hanging="360"/>
-      </w:pPr>
-      <w:rPr>
-        <w:rFonts w:ascii="Symbol" w:hAnsi="Symbol" w:hint="default"/>
-      </w:rPr>
-    </w:lvl>
-    <w:lvl w:ilvl="4" w:tplc="0C0A0003" w:tentative="1">
-      <w:start w:val="1"/>
-      <w:numFmt w:val="bullet"/>
-      <w:lvlText w:val="o"/>
-      <w:lvlJc w:val="left"/>
-      <w:pPr>
-        <w:ind w:left="3600" w:hanging="360"/>
-      </w:pPr>
-      <w:rPr>
-        <w:rFonts w:ascii="Courier New" w:hAnsi="Courier New" w:cs="Courier New" w:hint="default"/>
-      </w:rPr>
-    </w:lvl>
-    <w:lvl w:ilvl="5" w:tplc="0C0A0005" w:tentative="1">
-      <w:start w:val="1"/>
-      <w:numFmt w:val="bullet"/>
-      <w:lvlText w:val=""/>
-      <w:lvlJc w:val="left"/>
-      <w:pPr>
-        <w:ind w:left="4320" w:hanging="360"/>
-      </w:pPr>
-      <w:rPr>
-        <w:rFonts w:ascii="Wingdings" w:hAnsi="Wingdings" w:hint="default"/>
-      </w:rPr>
-    </w:lvl>
-    <w:lvl w:ilvl="6" w:tplc="0C0A0001" w:tentative="1">
-      <w:start w:val="1"/>
-      <w:numFmt w:val="bullet"/>
-      <w:lvlText w:val=""/>
-      <w:lvlJc w:val="left"/>
-      <w:pPr>
-        <w:ind w:left="5040" w:hanging="360"/>
-      </w:pPr>
-      <w:rPr>
-        <w:rFonts w:ascii="Symbol" w:hAnsi="Symbol" w:hint="default"/>
-      </w:rPr>
-    </w:lvl>
-    <w:lvl w:ilvl="7" w:tplc="0C0A0003" w:tentative="1">
-      <w:start w:val="1"/>
-      <w:numFmt w:val="bullet"/>
-      <w:lvlText w:val="o"/>
-      <w:lvlJc w:val="left"/>
-      <w:pPr>
-        <w:ind w:left="5760" w:hanging="360"/>
-      </w:pPr>
-      <w:rPr>
-        <w:rFonts w:ascii="Courier New" w:hAnsi="Courier New" w:cs="Courier New" w:hint="default"/>
-      </w:rPr>
-    </w:lvl>
-    <w:lvl w:ilvl="8" w:tplc="0C0A0005" w:tentative="1">
-      <w:start w:val="1"/>
-      <w:numFmt w:val="bullet"/>
-      <w:lvlText w:val=""/>
-      <w:lvlJc w:val="left"/>
-      <w:pPr>
-        <w:ind w:left="6480" w:hanging="360"/>
-      </w:pPr>
-      <w:rPr>
-        <w:rFonts w:ascii="Wingdings" w:hAnsi="Wingdings" w:hint="default"/>
-      </w:rPr>
-    </w:lvl>
-  </w:abstractNum>
-  <w:abstractNum w:abstractNumId="5" w15:restartNumberingAfterBreak="0">
-    <w:nsid w:val="0CCA643E"/>
-    <w:multiLevelType w:val="hybridMultilevel"/>
-    <w:tmpl w:val="1136A8DA"/>
-    <w:lvl w:ilvl="0" w:tplc="4364E754">
-      <w:start w:val="1"/>
-      <w:numFmt w:val="decimal"/>
-      <w:lvlText w:val="7.%1."/>
-      <w:lvlJc w:val="left"/>
-      <w:pPr>
-        <w:ind w:left="720" w:hanging="360"/>
-      </w:pPr>
-      <w:rPr>
-        <w:rFonts w:hint="default"/>
-      </w:rPr>
-    </w:lvl>
-    <w:lvl w:ilvl="1" w:tplc="0C0A0019" w:tentative="1">
-      <w:start w:val="1"/>
-      <w:numFmt w:val="lowerLetter"/>
-      <w:lvlText w:val="%2."/>
-      <w:lvlJc w:val="left"/>
-      <w:pPr>
-        <w:ind w:left="1440" w:hanging="360"/>
-      </w:pPr>
-    </w:lvl>
-    <w:lvl w:ilvl="2" w:tplc="0C0A001B" w:tentative="1">
-      <w:start w:val="1"/>
-      <w:numFmt w:val="lowerRoman"/>
-      <w:lvlText w:val="%3."/>
-      <w:lvlJc w:val="right"/>
-      <w:pPr>
-        <w:ind w:left="2160" w:hanging="180"/>
-      </w:pPr>
-    </w:lvl>
-    <w:lvl w:ilvl="3" w:tplc="0C0A000F" w:tentative="1">
-      <w:start w:val="1"/>
-      <w:numFmt w:val="decimal"/>
-      <w:lvlText w:val="%4."/>
-      <w:lvlJc w:val="left"/>
-      <w:pPr>
-        <w:ind w:left="2880" w:hanging="360"/>
-      </w:pPr>
-    </w:lvl>
-    <w:lvl w:ilvl="4" w:tplc="0C0A0019" w:tentative="1">
-      <w:start w:val="1"/>
-      <w:numFmt w:val="lowerLetter"/>
-      <w:lvlText w:val="%5."/>
-      <w:lvlJc w:val="left"/>
-      <w:pPr>
-        <w:ind w:left="3600" w:hanging="360"/>
-      </w:pPr>
-    </w:lvl>
-    <w:lvl w:ilvl="5" w:tplc="0C0A001B" w:tentative="1">
-      <w:start w:val="1"/>
-      <w:numFmt w:val="lowerRoman"/>
-      <w:lvlText w:val="%6."/>
-      <w:lvlJc w:val="right"/>
-      <w:pPr>
-        <w:ind w:left="4320" w:hanging="180"/>
-      </w:pPr>
-    </w:lvl>
-    <w:lvl w:ilvl="6" w:tplc="0C0A000F" w:tentative="1">
-      <w:start w:val="1"/>
-      <w:numFmt w:val="decimal"/>
-      <w:lvlText w:val="%7."/>
-      <w:lvlJc w:val="left"/>
-      <w:pPr>
-        <w:ind w:left="5040" w:hanging="360"/>
-      </w:pPr>
-    </w:lvl>
-    <w:lvl w:ilvl="7" w:tplc="0C0A0019" w:tentative="1">
-      <w:start w:val="1"/>
-      <w:numFmt w:val="lowerLetter"/>
-      <w:lvlText w:val="%8."/>
-      <w:lvlJc w:val="left"/>
-      <w:pPr>
-        <w:ind w:left="5760" w:hanging="360"/>
-      </w:pPr>
-    </w:lvl>
-    <w:lvl w:ilvl="8" w:tplc="0C0A001B" w:tentative="1">
-      <w:start w:val="1"/>
-      <w:numFmt w:val="lowerRoman"/>
-      <w:lvlText w:val="%9."/>
-      <w:lvlJc w:val="right"/>
-      <w:pPr>
-        <w:ind w:left="6480" w:hanging="180"/>
-      </w:pPr>
-    </w:lvl>
-  </w:abstractNum>
-  <w:abstractNum w:abstractNumId="6" w15:restartNumberingAfterBreak="0">
-    <w:nsid w:val="0F9B6B13"/>
-    <w:multiLevelType w:val="hybridMultilevel"/>
-    <w:tmpl w:val="264C923A"/>
-    <w:lvl w:ilvl="0" w:tplc="E7F43182">
-      <w:start w:val="1"/>
-      <w:numFmt w:val="decimal"/>
-      <w:lvlText w:val="6.%1."/>
-      <w:lvlJc w:val="left"/>
-      <w:pPr>
-        <w:ind w:left="720" w:hanging="360"/>
-      </w:pPr>
-      <w:rPr>
-        <w:rFonts w:hint="default"/>
-      </w:rPr>
-    </w:lvl>
-    <w:lvl w:ilvl="1" w:tplc="0C0A0019" w:tentative="1">
-      <w:start w:val="1"/>
-      <w:numFmt w:val="lowerLetter"/>
-      <w:lvlText w:val="%2."/>
-      <w:lvlJc w:val="left"/>
-      <w:pPr>
-        <w:ind w:left="1440" w:hanging="360"/>
-      </w:pPr>
-    </w:lvl>
-    <w:lvl w:ilvl="2" w:tplc="0C0A001B" w:tentative="1">
-      <w:start w:val="1"/>
-      <w:numFmt w:val="lowerRoman"/>
-      <w:lvlText w:val="%3."/>
-      <w:lvlJc w:val="right"/>
-      <w:pPr>
-        <w:ind w:left="2160" w:hanging="180"/>
-      </w:pPr>
-    </w:lvl>
-    <w:lvl w:ilvl="3" w:tplc="0C0A000F" w:tentative="1">
-      <w:start w:val="1"/>
-      <w:numFmt w:val="decimal"/>
-      <w:lvlText w:val="%4."/>
-      <w:lvlJc w:val="left"/>
-      <w:pPr>
-        <w:ind w:left="2880" w:hanging="360"/>
-      </w:pPr>
-    </w:lvl>
-    <w:lvl w:ilvl="4" w:tplc="0C0A0019" w:tentative="1">
-      <w:start w:val="1"/>
-      <w:numFmt w:val="lowerLetter"/>
-      <w:lvlText w:val="%5."/>
-      <w:lvlJc w:val="left"/>
-      <w:pPr>
-        <w:ind w:left="3600" w:hanging="360"/>
-      </w:pPr>
-    </w:lvl>
-    <w:lvl w:ilvl="5" w:tplc="0C0A001B" w:tentative="1">
-      <w:start w:val="1"/>
-      <w:numFmt w:val="lowerRoman"/>
-      <w:lvlText w:val="%6."/>
-      <w:lvlJc w:val="right"/>
-      <w:pPr>
-        <w:ind w:left="4320" w:hanging="180"/>
-      </w:pPr>
-    </w:lvl>
-    <w:lvl w:ilvl="6" w:tplc="0C0A000F" w:tentative="1">
-      <w:start w:val="1"/>
-      <w:numFmt w:val="decimal"/>
-      <w:lvlText w:val="%7."/>
-      <w:lvlJc w:val="left"/>
-      <w:pPr>
-        <w:ind w:left="5040" w:hanging="360"/>
-      </w:pPr>
-    </w:lvl>
-    <w:lvl w:ilvl="7" w:tplc="0C0A0019" w:tentative="1">
-      <w:start w:val="1"/>
-      <w:numFmt w:val="lowerLetter"/>
-      <w:lvlText w:val="%8."/>
-      <w:lvlJc w:val="left"/>
-      <w:pPr>
-        <w:ind w:left="5760" w:hanging="360"/>
-      </w:pPr>
-    </w:lvl>
-    <w:lvl w:ilvl="8" w:tplc="0C0A001B" w:tentative="1">
-      <w:start w:val="1"/>
-      <w:numFmt w:val="lowerRoman"/>
-      <w:lvlText w:val="%9."/>
-      <w:lvlJc w:val="right"/>
-      <w:pPr>
-        <w:ind w:left="6480" w:hanging="180"/>
-      </w:pPr>
-    </w:lvl>
-  </w:abstractNum>
-  <w:abstractNum w:abstractNumId="7" w15:restartNumberingAfterBreak="0">
-    <w:nsid w:val="111C0D7D"/>
-    <w:multiLevelType w:val="hybridMultilevel"/>
-    <w:tmpl w:val="59E29D2E"/>
-    <w:lvl w:ilvl="0" w:tplc="0C0A000F">
-      <w:start w:val="1"/>
-      <w:numFmt w:val="decimal"/>
-      <w:lvlText w:val="%1."/>
-      <w:lvlJc w:val="left"/>
-      <w:pPr>
-        <w:ind w:left="720" w:hanging="360"/>
-      </w:pPr>
-    </w:lvl>
-    <w:lvl w:ilvl="1" w:tplc="0C0A0019" w:tentative="1">
-      <w:start w:val="1"/>
-      <w:numFmt w:val="lowerLetter"/>
-      <w:lvlText w:val="%2."/>
-      <w:lvlJc w:val="left"/>
-      <w:pPr>
-        <w:ind w:left="1440" w:hanging="360"/>
-      </w:pPr>
-    </w:lvl>
-    <w:lvl w:ilvl="2" w:tplc="0C0A001B" w:tentative="1">
-      <w:start w:val="1"/>
-      <w:numFmt w:val="lowerRoman"/>
-      <w:lvlText w:val="%3."/>
-      <w:lvlJc w:val="right"/>
-      <w:pPr>
-        <w:ind w:left="2160" w:hanging="180"/>
-      </w:pPr>
-    </w:lvl>
-    <w:lvl w:ilvl="3" w:tplc="0C0A000F" w:tentative="1">
-      <w:start w:val="1"/>
-      <w:numFmt w:val="decimal"/>
-      <w:lvlText w:val="%4."/>
-      <w:lvlJc w:val="left"/>
-      <w:pPr>
-        <w:ind w:left="2880" w:hanging="360"/>
-      </w:pPr>
-    </w:lvl>
-    <w:lvl w:ilvl="4" w:tplc="0C0A0019" w:tentative="1">
-      <w:start w:val="1"/>
-      <w:numFmt w:val="lowerLetter"/>
-      <w:lvlText w:val="%5."/>
-      <w:lvlJc w:val="left"/>
-      <w:pPr>
-        <w:ind w:left="3600" w:hanging="360"/>
-      </w:pPr>
-    </w:lvl>
-    <w:lvl w:ilvl="5" w:tplc="0C0A001B" w:tentative="1">
-      <w:start w:val="1"/>
-      <w:numFmt w:val="lowerRoman"/>
-      <w:lvlText w:val="%6."/>
-      <w:lvlJc w:val="right"/>
-      <w:pPr>
-        <w:ind w:left="4320" w:hanging="180"/>
-      </w:pPr>
-    </w:lvl>
-    <w:lvl w:ilvl="6" w:tplc="0C0A000F" w:tentative="1">
-      <w:start w:val="1"/>
-      <w:numFmt w:val="decimal"/>
-      <w:lvlText w:val="%7."/>
-      <w:lvlJc w:val="left"/>
-      <w:pPr>
-        <w:ind w:left="5040" w:hanging="360"/>
-      </w:pPr>
-    </w:lvl>
-    <w:lvl w:ilvl="7" w:tplc="0C0A0019" w:tentative="1">
-      <w:start w:val="1"/>
-      <w:numFmt w:val="lowerLetter"/>
-      <w:lvlText w:val="%8."/>
-      <w:lvlJc w:val="left"/>
-      <w:pPr>
-        <w:ind w:left="5760" w:hanging="360"/>
-      </w:pPr>
-    </w:lvl>
-    <w:lvl w:ilvl="8" w:tplc="0C0A001B" w:tentative="1">
-      <w:start w:val="1"/>
-      <w:numFmt w:val="lowerRoman"/>
-      <w:lvlText w:val="%9."/>
-      <w:lvlJc w:val="right"/>
-      <w:pPr>
-        <w:ind w:left="6480" w:hanging="180"/>
-      </w:pPr>
-    </w:lvl>
-  </w:abstractNum>
-  <w:abstractNum w:abstractNumId="8" w15:restartNumberingAfterBreak="0">
-    <w:nsid w:val="11935620"/>
-    <w:multiLevelType w:val="hybridMultilevel"/>
-    <w:tmpl w:val="7F28A674"/>
-    <w:lvl w:ilvl="0" w:tplc="E9B44F22">
-      <w:start w:val="1"/>
-      <w:numFmt w:val="decimal"/>
-      <w:lvlText w:val="7.%1."/>
-      <w:lvlJc w:val="left"/>
-      <w:pPr>
-        <w:ind w:left="720" w:hanging="360"/>
-      </w:pPr>
-      <w:rPr>
-        <w:rFonts w:hint="default"/>
-      </w:rPr>
-    </w:lvl>
-    <w:lvl w:ilvl="1" w:tplc="0C0A0019" w:tentative="1">
-      <w:start w:val="1"/>
-      <w:numFmt w:val="lowerLetter"/>
-      <w:lvlText w:val="%2."/>
-      <w:lvlJc w:val="left"/>
-      <w:pPr>
-        <w:ind w:left="1440" w:hanging="360"/>
-      </w:pPr>
-    </w:lvl>
-    <w:lvl w:ilvl="2" w:tplc="0C0A001B" w:tentative="1">
-      <w:start w:val="1"/>
-      <w:numFmt w:val="lowerRoman"/>
-      <w:lvlText w:val="%3."/>
-      <w:lvlJc w:val="right"/>
-      <w:pPr>
-        <w:ind w:left="2160" w:hanging="180"/>
-      </w:pPr>
-    </w:lvl>
-    <w:lvl w:ilvl="3" w:tplc="0C0A000F" w:tentative="1">
-      <w:start w:val="1"/>
-      <w:numFmt w:val="decimal"/>
-      <w:lvlText w:val="%4."/>
-      <w:lvlJc w:val="left"/>
-      <w:pPr>
-        <w:ind w:left="2880" w:hanging="360"/>
-      </w:pPr>
-    </w:lvl>
-    <w:lvl w:ilvl="4" w:tplc="0C0A0019" w:tentative="1">
-      <w:start w:val="1"/>
-      <w:numFmt w:val="lowerLetter"/>
-      <w:lvlText w:val="%5."/>
-      <w:lvlJc w:val="left"/>
-      <w:pPr>
-        <w:ind w:left="3600" w:hanging="360"/>
-      </w:pPr>
-    </w:lvl>
-    <w:lvl w:ilvl="5" w:tplc="0C0A001B" w:tentative="1">
-      <w:start w:val="1"/>
-      <w:numFmt w:val="lowerRoman"/>
-      <w:lvlText w:val="%6."/>
-      <w:lvlJc w:val="right"/>
-      <w:pPr>
-        <w:ind w:left="4320" w:hanging="180"/>
-      </w:pPr>
-    </w:lvl>
-    <w:lvl w:ilvl="6" w:tplc="0C0A000F" w:tentative="1">
-      <w:start w:val="1"/>
-      <w:numFmt w:val="decimal"/>
-      <w:lvlText w:val="%7."/>
-      <w:lvlJc w:val="left"/>
-      <w:pPr>
-        <w:ind w:left="5040" w:hanging="360"/>
-      </w:pPr>
-    </w:lvl>
-    <w:lvl w:ilvl="7" w:tplc="0C0A0019" w:tentative="1">
-      <w:start w:val="1"/>
-      <w:numFmt w:val="lowerLetter"/>
-      <w:lvlText w:val="%8."/>
-      <w:lvlJc w:val="left"/>
-      <w:pPr>
-        <w:ind w:left="5760" w:hanging="360"/>
-      </w:pPr>
-    </w:lvl>
-    <w:lvl w:ilvl="8" w:tplc="0C0A001B" w:tentative="1">
-      <w:start w:val="1"/>
-      <w:numFmt w:val="lowerRoman"/>
-      <w:lvlText w:val="%9."/>
-      <w:lvlJc w:val="right"/>
-      <w:pPr>
-        <w:ind w:left="6480" w:hanging="180"/>
-      </w:pPr>
-    </w:lvl>
-  </w:abstractNum>
-  <w:abstractNum w:abstractNumId="9" w15:restartNumberingAfterBreak="0">
+  <w:abstractNum w:abstractNumId="3" w15:restartNumberingAfterBreak="0">
     <w:nsid w:val="13A67678"/>
     <w:multiLevelType w:val="hybridMultilevel"/>
     <w:tmpl w:val="64DA93DC"/>
@@ -9215,7 +8808,120 @@
       </w:pPr>
     </w:lvl>
   </w:abstractNum>
-  <w:abstractNum w:abstractNumId="10" w15:restartNumberingAfterBreak="0">
+  <w:abstractNum w:abstractNumId="4" w15:restartNumberingAfterBreak="0">
+    <w:nsid w:val="149123F3"/>
+    <w:multiLevelType w:val="hybridMultilevel"/>
+    <w:tmpl w:val="2E8E7B3A"/>
+    <w:lvl w:ilvl="0" w:tplc="0C0A0001">
+      <w:start w:val="1"/>
+      <w:numFmt w:val="bullet"/>
+      <w:lvlText w:val=""/>
+      <w:lvlJc w:val="left"/>
+      <w:pPr>
+        <w:ind w:left="720" w:hanging="360"/>
+      </w:pPr>
+      <w:rPr>
+        <w:rFonts w:ascii="Symbol" w:hAnsi="Symbol" w:hint="default"/>
+      </w:rPr>
+    </w:lvl>
+    <w:lvl w:ilvl="1" w:tplc="0C0A0003">
+      <w:start w:val="1"/>
+      <w:numFmt w:val="bullet"/>
+      <w:lvlText w:val="o"/>
+      <w:lvlJc w:val="left"/>
+      <w:pPr>
+        <w:ind w:left="1440" w:hanging="360"/>
+      </w:pPr>
+      <w:rPr>
+        <w:rFonts w:ascii="Courier New" w:hAnsi="Courier New" w:cs="Courier New" w:hint="default"/>
+      </w:rPr>
+    </w:lvl>
+    <w:lvl w:ilvl="2" w:tplc="0C0A0005">
+      <w:start w:val="1"/>
+      <w:numFmt w:val="bullet"/>
+      <w:lvlText w:val=""/>
+      <w:lvlJc w:val="left"/>
+      <w:pPr>
+        <w:ind w:left="2160" w:hanging="360"/>
+      </w:pPr>
+      <w:rPr>
+        <w:rFonts w:ascii="Wingdings" w:hAnsi="Wingdings" w:hint="default"/>
+      </w:rPr>
+    </w:lvl>
+    <w:lvl w:ilvl="3" w:tplc="0C0A0001" w:tentative="1">
+      <w:start w:val="1"/>
+      <w:numFmt w:val="bullet"/>
+      <w:lvlText w:val=""/>
+      <w:lvlJc w:val="left"/>
+      <w:pPr>
+        <w:ind w:left="2880" w:hanging="360"/>
+      </w:pPr>
+      <w:rPr>
+        <w:rFonts w:ascii="Symbol" w:hAnsi="Symbol" w:hint="default"/>
+      </w:rPr>
+    </w:lvl>
+    <w:lvl w:ilvl="4" w:tplc="0C0A0003" w:tentative="1">
+      <w:start w:val="1"/>
+      <w:numFmt w:val="bullet"/>
+      <w:lvlText w:val="o"/>
+      <w:lvlJc w:val="left"/>
+      <w:pPr>
+        <w:ind w:left="3600" w:hanging="360"/>
+      </w:pPr>
+      <w:rPr>
+        <w:rFonts w:ascii="Courier New" w:hAnsi="Courier New" w:cs="Courier New" w:hint="default"/>
+      </w:rPr>
+    </w:lvl>
+    <w:lvl w:ilvl="5" w:tplc="0C0A0005" w:tentative="1">
+      <w:start w:val="1"/>
+      <w:numFmt w:val="bullet"/>
+      <w:lvlText w:val=""/>
+      <w:lvlJc w:val="left"/>
+      <w:pPr>
+        <w:ind w:left="4320" w:hanging="360"/>
+      </w:pPr>
+      <w:rPr>
+        <w:rFonts w:ascii="Wingdings" w:hAnsi="Wingdings" w:hint="default"/>
+      </w:rPr>
+    </w:lvl>
+    <w:lvl w:ilvl="6" w:tplc="0C0A0001" w:tentative="1">
+      <w:start w:val="1"/>
+      <w:numFmt w:val="bullet"/>
+      <w:lvlText w:val=""/>
+      <w:lvlJc w:val="left"/>
+      <w:pPr>
+        <w:ind w:left="5040" w:hanging="360"/>
+      </w:pPr>
+      <w:rPr>
+        <w:rFonts w:ascii="Symbol" w:hAnsi="Symbol" w:hint="default"/>
+      </w:rPr>
+    </w:lvl>
+    <w:lvl w:ilvl="7" w:tplc="0C0A0003" w:tentative="1">
+      <w:start w:val="1"/>
+      <w:numFmt w:val="bullet"/>
+      <w:lvlText w:val="o"/>
+      <w:lvlJc w:val="left"/>
+      <w:pPr>
+        <w:ind w:left="5760" w:hanging="360"/>
+      </w:pPr>
+      <w:rPr>
+        <w:rFonts w:ascii="Courier New" w:hAnsi="Courier New" w:cs="Courier New" w:hint="default"/>
+      </w:rPr>
+    </w:lvl>
+    <w:lvl w:ilvl="8" w:tplc="0C0A0005" w:tentative="1">
+      <w:start w:val="1"/>
+      <w:numFmt w:val="bullet"/>
+      <w:lvlText w:val=""/>
+      <w:lvlJc w:val="left"/>
+      <w:pPr>
+        <w:ind w:left="6480" w:hanging="360"/>
+      </w:pPr>
+      <w:rPr>
+        <w:rFonts w:ascii="Wingdings" w:hAnsi="Wingdings" w:hint="default"/>
+      </w:rPr>
+    </w:lvl>
+  </w:abstractNum>
+  <w:abstractNum w:abstractNumId="5" w15:restartNumberingAfterBreak="0">
     <w:nsid w:val="16BE1A08"/>
     <w:multiLevelType w:val="multilevel"/>
     <w:tmpl w:val="CAFE20EE"/>
@@ -9364,7 +9070,7 @@
       </w:rPr>
     </w:lvl>
   </w:abstractNum>
-  <w:abstractNum w:abstractNumId="11" w15:restartNumberingAfterBreak="0">
+  <w:abstractNum w:abstractNumId="6" w15:restartNumberingAfterBreak="0">
     <w:nsid w:val="1864790E"/>
     <w:multiLevelType w:val="multilevel"/>
     <w:tmpl w:val="C9CAFF74"/>
@@ -9513,7 +9219,7 @@
       </w:rPr>
     </w:lvl>
   </w:abstractNum>
-  <w:abstractNum w:abstractNumId="12" w15:restartNumberingAfterBreak="0">
+  <w:abstractNum w:abstractNumId="7" w15:restartNumberingAfterBreak="0">
     <w:nsid w:val="19F80738"/>
     <w:multiLevelType w:val="hybridMultilevel"/>
     <w:tmpl w:val="41D4C086"/>
@@ -9602,209 +9308,7 @@
       </w:pPr>
     </w:lvl>
   </w:abstractNum>
-  <w:abstractNum w:abstractNumId="13" w15:restartNumberingAfterBreak="0">
-    <w:nsid w:val="1C1805AA"/>
-    <w:multiLevelType w:val="hybridMultilevel"/>
-    <w:tmpl w:val="1264E3F2"/>
-    <w:lvl w:ilvl="0" w:tplc="0C0A0001">
-      <w:start w:val="1"/>
-      <w:numFmt w:val="bullet"/>
-      <w:lvlText w:val=""/>
-      <w:lvlJc w:val="left"/>
-      <w:pPr>
-        <w:ind w:left="720" w:hanging="360"/>
-      </w:pPr>
-      <w:rPr>
-        <w:rFonts w:ascii="Symbol" w:hAnsi="Symbol" w:hint="default"/>
-      </w:rPr>
-    </w:lvl>
-    <w:lvl w:ilvl="1" w:tplc="0C0A0003" w:tentative="1">
-      <w:start w:val="1"/>
-      <w:numFmt w:val="bullet"/>
-      <w:lvlText w:val="o"/>
-      <w:lvlJc w:val="left"/>
-      <w:pPr>
-        <w:ind w:left="1440" w:hanging="360"/>
-      </w:pPr>
-      <w:rPr>
-        <w:rFonts w:ascii="Courier New" w:hAnsi="Courier New" w:cs="Courier New" w:hint="default"/>
-      </w:rPr>
-    </w:lvl>
-    <w:lvl w:ilvl="2" w:tplc="0C0A0005" w:tentative="1">
-      <w:start w:val="1"/>
-      <w:numFmt w:val="bullet"/>
-      <w:lvlText w:val=""/>
-      <w:lvlJc w:val="left"/>
-      <w:pPr>
-        <w:ind w:left="2160" w:hanging="360"/>
-      </w:pPr>
-      <w:rPr>
-        <w:rFonts w:ascii="Wingdings" w:hAnsi="Wingdings" w:hint="default"/>
-      </w:rPr>
-    </w:lvl>
-    <w:lvl w:ilvl="3" w:tplc="0C0A0001" w:tentative="1">
-      <w:start w:val="1"/>
-      <w:numFmt w:val="bullet"/>
-      <w:lvlText w:val=""/>
-      <w:lvlJc w:val="left"/>
-      <w:pPr>
-        <w:ind w:left="2880" w:hanging="360"/>
-      </w:pPr>
-      <w:rPr>
-        <w:rFonts w:ascii="Symbol" w:hAnsi="Symbol" w:hint="default"/>
-      </w:rPr>
-    </w:lvl>
-    <w:lvl w:ilvl="4" w:tplc="0C0A0003" w:tentative="1">
-      <w:start w:val="1"/>
-      <w:numFmt w:val="bullet"/>
-      <w:lvlText w:val="o"/>
-      <w:lvlJc w:val="left"/>
-      <w:pPr>
-        <w:ind w:left="3600" w:hanging="360"/>
-      </w:pPr>
-      <w:rPr>
-        <w:rFonts w:ascii="Courier New" w:hAnsi="Courier New" w:cs="Courier New" w:hint="default"/>
-      </w:rPr>
-    </w:lvl>
-    <w:lvl w:ilvl="5" w:tplc="0C0A0005" w:tentative="1">
-      <w:start w:val="1"/>
-      <w:numFmt w:val="bullet"/>
-      <w:lvlText w:val=""/>
-      <w:lvlJc w:val="left"/>
-      <w:pPr>
-        <w:ind w:left="4320" w:hanging="360"/>
-      </w:pPr>
-      <w:rPr>
-        <w:rFonts w:ascii="Wingdings" w:hAnsi="Wingdings" w:hint="default"/>
-      </w:rPr>
-    </w:lvl>
-    <w:lvl w:ilvl="6" w:tplc="0C0A0001" w:tentative="1">
-      <w:start w:val="1"/>
-      <w:numFmt w:val="bullet"/>
-      <w:lvlText w:val=""/>
-      <w:lvlJc w:val="left"/>
-      <w:pPr>
-        <w:ind w:left="5040" w:hanging="360"/>
-      </w:pPr>
-      <w:rPr>
-        <w:rFonts w:ascii="Symbol" w:hAnsi="Symbol" w:hint="default"/>
-      </w:rPr>
-    </w:lvl>
-    <w:lvl w:ilvl="7" w:tplc="0C0A0003" w:tentative="1">
-      <w:start w:val="1"/>
-      <w:numFmt w:val="bullet"/>
-      <w:lvlText w:val="o"/>
-      <w:lvlJc w:val="left"/>
-      <w:pPr>
-        <w:ind w:left="5760" w:hanging="360"/>
-      </w:pPr>
-      <w:rPr>
-        <w:rFonts w:ascii="Courier New" w:hAnsi="Courier New" w:cs="Courier New" w:hint="default"/>
-      </w:rPr>
-    </w:lvl>
-    <w:lvl w:ilvl="8" w:tplc="0C0A0005" w:tentative="1">
-      <w:start w:val="1"/>
-      <w:numFmt w:val="bullet"/>
-      <w:lvlText w:val=""/>
-      <w:lvlJc w:val="left"/>
-      <w:pPr>
-        <w:ind w:left="6480" w:hanging="360"/>
-      </w:pPr>
-      <w:rPr>
-        <w:rFonts w:ascii="Wingdings" w:hAnsi="Wingdings" w:hint="default"/>
-      </w:rPr>
-    </w:lvl>
-  </w:abstractNum>
-  <w:abstractNum w:abstractNumId="14" w15:restartNumberingAfterBreak="0">
-    <w:nsid w:val="1C2E4DB5"/>
-    <w:multiLevelType w:val="hybridMultilevel"/>
-    <w:tmpl w:val="3B66452E"/>
-    <w:lvl w:ilvl="0" w:tplc="E7F43182">
-      <w:start w:val="1"/>
-      <w:numFmt w:val="decimal"/>
-      <w:lvlText w:val="6.%1."/>
-      <w:lvlJc w:val="left"/>
-      <w:pPr>
-        <w:ind w:left="720" w:hanging="360"/>
-      </w:pPr>
-      <w:rPr>
-        <w:rFonts w:hint="default"/>
-      </w:rPr>
-    </w:lvl>
-    <w:lvl w:ilvl="1" w:tplc="FFFFFFFF" w:tentative="1">
-      <w:start w:val="1"/>
-      <w:numFmt w:val="lowerLetter"/>
-      <w:lvlText w:val="%2."/>
-      <w:lvlJc w:val="left"/>
-      <w:pPr>
-        <w:ind w:left="1440" w:hanging="360"/>
-      </w:pPr>
-    </w:lvl>
-    <w:lvl w:ilvl="2" w:tplc="FFFFFFFF" w:tentative="1">
-      <w:start w:val="1"/>
-      <w:numFmt w:val="lowerRoman"/>
-      <w:lvlText w:val="%3."/>
-      <w:lvlJc w:val="right"/>
-      <w:pPr>
-        <w:ind w:left="2160" w:hanging="180"/>
-      </w:pPr>
-    </w:lvl>
-    <w:lvl w:ilvl="3" w:tplc="FFFFFFFF" w:tentative="1">
-      <w:start w:val="1"/>
-      <w:numFmt w:val="decimal"/>
-      <w:lvlText w:val="%4."/>
-      <w:lvlJc w:val="left"/>
-      <w:pPr>
-        <w:ind w:left="2880" w:hanging="360"/>
-      </w:pPr>
-    </w:lvl>
-    <w:lvl w:ilvl="4" w:tplc="FFFFFFFF" w:tentative="1">
-      <w:start w:val="1"/>
-      <w:numFmt w:val="lowerLetter"/>
-      <w:lvlText w:val="%5."/>
-      <w:lvlJc w:val="left"/>
-      <w:pPr>
-        <w:ind w:left="3600" w:hanging="360"/>
-      </w:pPr>
-    </w:lvl>
-    <w:lvl w:ilvl="5" w:tplc="FFFFFFFF" w:tentative="1">
-      <w:start w:val="1"/>
-      <w:numFmt w:val="lowerRoman"/>
-      <w:lvlText w:val="%6."/>
-      <w:lvlJc w:val="right"/>
-      <w:pPr>
-        <w:ind w:left="4320" w:hanging="180"/>
-      </w:pPr>
-    </w:lvl>
-    <w:lvl w:ilvl="6" w:tplc="FFFFFFFF" w:tentative="1">
-      <w:start w:val="1"/>
-      <w:numFmt w:val="decimal"/>
-      <w:lvlText w:val="%7."/>
-      <w:lvlJc w:val="left"/>
-      <w:pPr>
-        <w:ind w:left="5040" w:hanging="360"/>
-      </w:pPr>
-    </w:lvl>
-    <w:lvl w:ilvl="7" w:tplc="FFFFFFFF" w:tentative="1">
-      <w:start w:val="1"/>
-      <w:numFmt w:val="lowerLetter"/>
-      <w:lvlText w:val="%8."/>
-      <w:lvlJc w:val="left"/>
-      <w:pPr>
-        <w:ind w:left="5760" w:hanging="360"/>
-      </w:pPr>
-    </w:lvl>
-    <w:lvl w:ilvl="8" w:tplc="FFFFFFFF" w:tentative="1">
-      <w:start w:val="1"/>
-      <w:numFmt w:val="lowerRoman"/>
-      <w:lvlText w:val="%9."/>
-      <w:lvlJc w:val="right"/>
-      <w:pPr>
-        <w:ind w:left="6480" w:hanging="180"/>
-      </w:pPr>
-    </w:lvl>
-  </w:abstractNum>
-  <w:abstractNum w:abstractNumId="15" w15:restartNumberingAfterBreak="0">
+  <w:abstractNum w:abstractNumId="8" w15:restartNumberingAfterBreak="0">
     <w:nsid w:val="1C5E0A48"/>
     <w:multiLevelType w:val="multilevel"/>
     <w:tmpl w:val="4B8A4B92"/>
@@ -9953,120 +9457,7 @@
       </w:rPr>
     </w:lvl>
   </w:abstractNum>
-  <w:abstractNum w:abstractNumId="16" w15:restartNumberingAfterBreak="0">
-    <w:nsid w:val="1E497B12"/>
-    <w:multiLevelType w:val="hybridMultilevel"/>
-    <w:tmpl w:val="5F4C6ECC"/>
-    <w:lvl w:ilvl="0" w:tplc="0C0A0001">
-      <w:start w:val="1"/>
-      <w:numFmt w:val="bullet"/>
-      <w:lvlText w:val=""/>
-      <w:lvlJc w:val="left"/>
-      <w:pPr>
-        <w:ind w:left="720" w:hanging="360"/>
-      </w:pPr>
-      <w:rPr>
-        <w:rFonts w:ascii="Symbol" w:hAnsi="Symbol" w:hint="default"/>
-      </w:rPr>
-    </w:lvl>
-    <w:lvl w:ilvl="1" w:tplc="0C0A0003" w:tentative="1">
-      <w:start w:val="1"/>
-      <w:numFmt w:val="bullet"/>
-      <w:lvlText w:val="o"/>
-      <w:lvlJc w:val="left"/>
-      <w:pPr>
-        <w:ind w:left="1440" w:hanging="360"/>
-      </w:pPr>
-      <w:rPr>
-        <w:rFonts w:ascii="Courier New" w:hAnsi="Courier New" w:cs="Courier New" w:hint="default"/>
-      </w:rPr>
-    </w:lvl>
-    <w:lvl w:ilvl="2" w:tplc="0C0A0005" w:tentative="1">
-      <w:start w:val="1"/>
-      <w:numFmt w:val="bullet"/>
-      <w:lvlText w:val=""/>
-      <w:lvlJc w:val="left"/>
-      <w:pPr>
-        <w:ind w:left="2160" w:hanging="360"/>
-      </w:pPr>
-      <w:rPr>
-        <w:rFonts w:ascii="Wingdings" w:hAnsi="Wingdings" w:hint="default"/>
-      </w:rPr>
-    </w:lvl>
-    <w:lvl w:ilvl="3" w:tplc="0C0A0001" w:tentative="1">
-      <w:start w:val="1"/>
-      <w:numFmt w:val="bullet"/>
-      <w:lvlText w:val=""/>
-      <w:lvlJc w:val="left"/>
-      <w:pPr>
-        <w:ind w:left="2880" w:hanging="360"/>
-      </w:pPr>
-      <w:rPr>
-        <w:rFonts w:ascii="Symbol" w:hAnsi="Symbol" w:hint="default"/>
-      </w:rPr>
-    </w:lvl>
-    <w:lvl w:ilvl="4" w:tplc="0C0A0003" w:tentative="1">
-      <w:start w:val="1"/>
-      <w:numFmt w:val="bullet"/>
-      <w:lvlText w:val="o"/>
-      <w:lvlJc w:val="left"/>
-      <w:pPr>
-        <w:ind w:left="3600" w:hanging="360"/>
-      </w:pPr>
-      <w:rPr>
-        <w:rFonts w:ascii="Courier New" w:hAnsi="Courier New" w:cs="Courier New" w:hint="default"/>
-      </w:rPr>
-    </w:lvl>
-    <w:lvl w:ilvl="5" w:tplc="0C0A0005" w:tentative="1">
-      <w:start w:val="1"/>
-      <w:numFmt w:val="bullet"/>
-      <w:lvlText w:val=""/>
-      <w:lvlJc w:val="left"/>
-      <w:pPr>
-        <w:ind w:left="4320" w:hanging="360"/>
-      </w:pPr>
-      <w:rPr>
-        <w:rFonts w:ascii="Wingdings" w:hAnsi="Wingdings" w:hint="default"/>
-      </w:rPr>
-    </w:lvl>
-    <w:lvl w:ilvl="6" w:tplc="0C0A0001" w:tentative="1">
-      <w:start w:val="1"/>
-      <w:numFmt w:val="bullet"/>
-      <w:lvlText w:val=""/>
-      <w:lvlJc w:val="left"/>
-      <w:pPr>
-        <w:ind w:left="5040" w:hanging="360"/>
-      </w:pPr>
-      <w:rPr>
-        <w:rFonts w:ascii="Symbol" w:hAnsi="Symbol" w:hint="default"/>
-      </w:rPr>
-    </w:lvl>
-    <w:lvl w:ilvl="7" w:tplc="0C0A0003" w:tentative="1">
-      <w:start w:val="1"/>
-      <w:numFmt w:val="bullet"/>
-      <w:lvlText w:val="o"/>
-      <w:lvlJc w:val="left"/>
-      <w:pPr>
-        <w:ind w:left="5760" w:hanging="360"/>
-      </w:pPr>
-      <w:rPr>
-        <w:rFonts w:ascii="Courier New" w:hAnsi="Courier New" w:cs="Courier New" w:hint="default"/>
-      </w:rPr>
-    </w:lvl>
-    <w:lvl w:ilvl="8" w:tplc="0C0A0005" w:tentative="1">
-      <w:start w:val="1"/>
-      <w:numFmt w:val="bullet"/>
-      <w:lvlText w:val=""/>
-      <w:lvlJc w:val="left"/>
-      <w:pPr>
-        <w:ind w:left="6480" w:hanging="360"/>
-      </w:pPr>
-      <w:rPr>
-        <w:rFonts w:ascii="Wingdings" w:hAnsi="Wingdings" w:hint="default"/>
-      </w:rPr>
-    </w:lvl>
-  </w:abstractNum>
-  <w:abstractNum w:abstractNumId="17" w15:restartNumberingAfterBreak="0">
+  <w:abstractNum w:abstractNumId="9" w15:restartNumberingAfterBreak="0">
     <w:nsid w:val="1EBC368F"/>
     <w:multiLevelType w:val="multilevel"/>
     <w:tmpl w:val="72DE3258"/>
@@ -10152,96 +9543,7 @@
       </w:pPr>
     </w:lvl>
   </w:abstractNum>
-  <w:abstractNum w:abstractNumId="18" w15:restartNumberingAfterBreak="0">
-    <w:nsid w:val="25520362"/>
-    <w:multiLevelType w:val="hybridMultilevel"/>
-    <w:tmpl w:val="E2BE0E44"/>
-    <w:lvl w:ilvl="0" w:tplc="0DC24BBE">
-      <w:start w:val="4"/>
-      <w:numFmt w:val="decimal"/>
-      <w:lvlText w:val="7.%1."/>
-      <w:lvlJc w:val="left"/>
-      <w:pPr>
-        <w:ind w:left="720" w:hanging="360"/>
-      </w:pPr>
-      <w:rPr>
-        <w:rFonts w:hint="default"/>
-      </w:rPr>
-    </w:lvl>
-    <w:lvl w:ilvl="1" w:tplc="0C0A0019" w:tentative="1">
-      <w:start w:val="1"/>
-      <w:numFmt w:val="lowerLetter"/>
-      <w:lvlText w:val="%2."/>
-      <w:lvlJc w:val="left"/>
-      <w:pPr>
-        <w:ind w:left="1440" w:hanging="360"/>
-      </w:pPr>
-    </w:lvl>
-    <w:lvl w:ilvl="2" w:tplc="0C0A001B" w:tentative="1">
-      <w:start w:val="1"/>
-      <w:numFmt w:val="lowerRoman"/>
-      <w:lvlText w:val="%3."/>
-      <w:lvlJc w:val="right"/>
-      <w:pPr>
-        <w:ind w:left="2160" w:hanging="180"/>
-      </w:pPr>
-    </w:lvl>
-    <w:lvl w:ilvl="3" w:tplc="0C0A000F" w:tentative="1">
-      <w:start w:val="1"/>
-      <w:numFmt w:val="decimal"/>
-      <w:lvlText w:val="%4."/>
-      <w:lvlJc w:val="left"/>
-      <w:pPr>
-        <w:ind w:left="2880" w:hanging="360"/>
-      </w:pPr>
-    </w:lvl>
-    <w:lvl w:ilvl="4" w:tplc="0C0A0019" w:tentative="1">
-      <w:start w:val="1"/>
-      <w:numFmt w:val="lowerLetter"/>
-      <w:lvlText w:val="%5."/>
-      <w:lvlJc w:val="left"/>
-      <w:pPr>
-        <w:ind w:left="3600" w:hanging="360"/>
-      </w:pPr>
-    </w:lvl>
-    <w:lvl w:ilvl="5" w:tplc="0C0A001B" w:tentative="1">
-      <w:start w:val="1"/>
-      <w:numFmt w:val="lowerRoman"/>
-      <w:lvlText w:val="%6."/>
-      <w:lvlJc w:val="right"/>
-      <w:pPr>
-        <w:ind w:left="4320" w:hanging="180"/>
-      </w:pPr>
-    </w:lvl>
-    <w:lvl w:ilvl="6" w:tplc="0C0A000F" w:tentative="1">
-      <w:start w:val="1"/>
-      <w:numFmt w:val="decimal"/>
-      <w:lvlText w:val="%7."/>
-      <w:lvlJc w:val="left"/>
-      <w:pPr>
-        <w:ind w:left="5040" w:hanging="360"/>
-      </w:pPr>
-    </w:lvl>
-    <w:lvl w:ilvl="7" w:tplc="0C0A0019" w:tentative="1">
-      <w:start w:val="1"/>
-      <w:numFmt w:val="lowerLetter"/>
-      <w:lvlText w:val="%8."/>
-      <w:lvlJc w:val="left"/>
-      <w:pPr>
-        <w:ind w:left="5760" w:hanging="360"/>
-      </w:pPr>
-    </w:lvl>
-    <w:lvl w:ilvl="8" w:tplc="0C0A001B" w:tentative="1">
-      <w:start w:val="1"/>
-      <w:numFmt w:val="lowerRoman"/>
-      <w:lvlText w:val="%9."/>
-      <w:lvlJc w:val="right"/>
-      <w:pPr>
-        <w:ind w:left="6480" w:hanging="180"/>
-      </w:pPr>
-    </w:lvl>
-  </w:abstractNum>
-  <w:abstractNum w:abstractNumId="19" w15:restartNumberingAfterBreak="0">
+  <w:abstractNum w:abstractNumId="10" w15:restartNumberingAfterBreak="0">
     <w:nsid w:val="25A868CF"/>
     <w:multiLevelType w:val="hybridMultilevel"/>
     <w:tmpl w:val="1F3EFD98"/>
@@ -10327,7 +9629,7 @@
       </w:pPr>
     </w:lvl>
   </w:abstractNum>
-  <w:abstractNum w:abstractNumId="20" w15:restartNumberingAfterBreak="0">
+  <w:abstractNum w:abstractNumId="11" w15:restartNumberingAfterBreak="0">
     <w:nsid w:val="27C85B7D"/>
     <w:multiLevelType w:val="multilevel"/>
     <w:tmpl w:val="3564B36C"/>
@@ -10476,7 +9778,7 @@
       </w:rPr>
     </w:lvl>
   </w:abstractNum>
-  <w:abstractNum w:abstractNumId="21" w15:restartNumberingAfterBreak="0">
+  <w:abstractNum w:abstractNumId="12" w15:restartNumberingAfterBreak="0">
     <w:nsid w:val="315F43C4"/>
     <w:multiLevelType w:val="multilevel"/>
     <w:tmpl w:val="40069E20"/>
@@ -10589,7 +9891,7 @@
       </w:rPr>
     </w:lvl>
   </w:abstractNum>
-  <w:abstractNum w:abstractNumId="22" w15:restartNumberingAfterBreak="0">
+  <w:abstractNum w:abstractNumId="13" w15:restartNumberingAfterBreak="0">
     <w:nsid w:val="394F4EF4"/>
     <w:multiLevelType w:val="multilevel"/>
     <w:tmpl w:val="76540750"/>
@@ -10738,7 +10040,7 @@
       </w:rPr>
     </w:lvl>
   </w:abstractNum>
-  <w:abstractNum w:abstractNumId="23" w15:restartNumberingAfterBreak="0">
+  <w:abstractNum w:abstractNumId="14" w15:restartNumberingAfterBreak="0">
     <w:nsid w:val="39BF1185"/>
     <w:multiLevelType w:val="multilevel"/>
     <w:tmpl w:val="0AF85158"/>
@@ -10827,381 +10129,7 @@
       </w:pPr>
     </w:lvl>
   </w:abstractNum>
-  <w:abstractNum w:abstractNumId="24" w15:restartNumberingAfterBreak="0">
-    <w:nsid w:val="3B49303B"/>
-    <w:multiLevelType w:val="hybridMultilevel"/>
-    <w:tmpl w:val="EABE4226"/>
-    <w:lvl w:ilvl="0" w:tplc="0C0A0001">
-      <w:start w:val="1"/>
-      <w:numFmt w:val="bullet"/>
-      <w:lvlText w:val=""/>
-      <w:lvlJc w:val="left"/>
-      <w:pPr>
-        <w:ind w:left="720" w:hanging="360"/>
-      </w:pPr>
-      <w:rPr>
-        <w:rFonts w:ascii="Symbol" w:hAnsi="Symbol" w:hint="default"/>
-      </w:rPr>
-    </w:lvl>
-    <w:lvl w:ilvl="1" w:tplc="0C0A0003">
-      <w:start w:val="1"/>
-      <w:numFmt w:val="bullet"/>
-      <w:lvlText w:val="o"/>
-      <w:lvlJc w:val="left"/>
-      <w:pPr>
-        <w:ind w:left="1440" w:hanging="360"/>
-      </w:pPr>
-      <w:rPr>
-        <w:rFonts w:ascii="Courier New" w:hAnsi="Courier New" w:cs="Courier New" w:hint="default"/>
-      </w:rPr>
-    </w:lvl>
-    <w:lvl w:ilvl="2" w:tplc="0C0A0005" w:tentative="1">
-      <w:start w:val="1"/>
-      <w:numFmt w:val="bullet"/>
-      <w:lvlText w:val=""/>
-      <w:lvlJc w:val="left"/>
-      <w:pPr>
-        <w:ind w:left="2160" w:hanging="360"/>
-      </w:pPr>
-      <w:rPr>
-        <w:rFonts w:ascii="Wingdings" w:hAnsi="Wingdings" w:hint="default"/>
-      </w:rPr>
-    </w:lvl>
-    <w:lvl w:ilvl="3" w:tplc="0C0A0001" w:tentative="1">
-      <w:start w:val="1"/>
-      <w:numFmt w:val="bullet"/>
-      <w:lvlText w:val=""/>
-      <w:lvlJc w:val="left"/>
-      <w:pPr>
-        <w:ind w:left="2880" w:hanging="360"/>
-      </w:pPr>
-      <w:rPr>
-        <w:rFonts w:ascii="Symbol" w:hAnsi="Symbol" w:hint="default"/>
-      </w:rPr>
-    </w:lvl>
-    <w:lvl w:ilvl="4" w:tplc="0C0A0003" w:tentative="1">
-      <w:start w:val="1"/>
-      <w:numFmt w:val="bullet"/>
-      <w:lvlText w:val="o"/>
-      <w:lvlJc w:val="left"/>
-      <w:pPr>
-        <w:ind w:left="3600" w:hanging="360"/>
-      </w:pPr>
-      <w:rPr>
-        <w:rFonts w:ascii="Courier New" w:hAnsi="Courier New" w:cs="Courier New" w:hint="default"/>
-      </w:rPr>
-    </w:lvl>
-    <w:lvl w:ilvl="5" w:tplc="0C0A0005" w:tentative="1">
-      <w:start w:val="1"/>
-      <w:numFmt w:val="bullet"/>
-      <w:lvlText w:val=""/>
-      <w:lvlJc w:val="left"/>
-      <w:pPr>
-        <w:ind w:left="4320" w:hanging="360"/>
-      </w:pPr>
-      <w:rPr>
-        <w:rFonts w:ascii="Wingdings" w:hAnsi="Wingdings" w:hint="default"/>
-      </w:rPr>
-    </w:lvl>
-    <w:lvl w:ilvl="6" w:tplc="0C0A0001" w:tentative="1">
-      <w:start w:val="1"/>
-      <w:numFmt w:val="bullet"/>
-      <w:lvlText w:val=""/>
-      <w:lvlJc w:val="left"/>
-      <w:pPr>
-        <w:ind w:left="5040" w:hanging="360"/>
-      </w:pPr>
-      <w:rPr>
-        <w:rFonts w:ascii="Symbol" w:hAnsi="Symbol" w:hint="default"/>
-      </w:rPr>
-    </w:lvl>
-    <w:lvl w:ilvl="7" w:tplc="0C0A0003" w:tentative="1">
-      <w:start w:val="1"/>
-      <w:numFmt w:val="bullet"/>
-      <w:lvlText w:val="o"/>
-      <w:lvlJc w:val="left"/>
-      <w:pPr>
-        <w:ind w:left="5760" w:hanging="360"/>
-      </w:pPr>
-      <w:rPr>
-        <w:rFonts w:ascii="Courier New" w:hAnsi="Courier New" w:cs="Courier New" w:hint="default"/>
-      </w:rPr>
-    </w:lvl>
-    <w:lvl w:ilvl="8" w:tplc="0C0A0005" w:tentative="1">
-      <w:start w:val="1"/>
-      <w:numFmt w:val="bullet"/>
-      <w:lvlText w:val=""/>
-      <w:lvlJc w:val="left"/>
-      <w:pPr>
-        <w:ind w:left="6480" w:hanging="360"/>
-      </w:pPr>
-      <w:rPr>
-        <w:rFonts w:ascii="Wingdings" w:hAnsi="Wingdings" w:hint="default"/>
-      </w:rPr>
-    </w:lvl>
-  </w:abstractNum>
-  <w:abstractNum w:abstractNumId="25" w15:restartNumberingAfterBreak="0">
-    <w:nsid w:val="4F8F57FB"/>
-    <w:multiLevelType w:val="hybridMultilevel"/>
-    <w:tmpl w:val="0602BD0A"/>
-    <w:lvl w:ilvl="0" w:tplc="53DA38EA">
-      <w:start w:val="5"/>
-      <w:numFmt w:val="decimal"/>
-      <w:lvlText w:val="7.%1."/>
-      <w:lvlJc w:val="left"/>
-      <w:pPr>
-        <w:ind w:left="720" w:hanging="360"/>
-      </w:pPr>
-      <w:rPr>
-        <w:rFonts w:hint="default"/>
-      </w:rPr>
-    </w:lvl>
-    <w:lvl w:ilvl="1" w:tplc="0C0A0019" w:tentative="1">
-      <w:start w:val="1"/>
-      <w:numFmt w:val="lowerLetter"/>
-      <w:lvlText w:val="%2."/>
-      <w:lvlJc w:val="left"/>
-      <w:pPr>
-        <w:ind w:left="1440" w:hanging="360"/>
-      </w:pPr>
-    </w:lvl>
-    <w:lvl w:ilvl="2" w:tplc="0C0A001B" w:tentative="1">
-      <w:start w:val="1"/>
-      <w:numFmt w:val="lowerRoman"/>
-      <w:lvlText w:val="%3."/>
-      <w:lvlJc w:val="right"/>
-      <w:pPr>
-        <w:ind w:left="2160" w:hanging="180"/>
-      </w:pPr>
-    </w:lvl>
-    <w:lvl w:ilvl="3" w:tplc="0C0A000F" w:tentative="1">
-      <w:start w:val="1"/>
-      <w:numFmt w:val="decimal"/>
-      <w:lvlText w:val="%4."/>
-      <w:lvlJc w:val="left"/>
-      <w:pPr>
-        <w:ind w:left="2880" w:hanging="360"/>
-      </w:pPr>
-    </w:lvl>
-    <w:lvl w:ilvl="4" w:tplc="0C0A0019" w:tentative="1">
-      <w:start w:val="1"/>
-      <w:numFmt w:val="lowerLetter"/>
-      <w:lvlText w:val="%5."/>
-      <w:lvlJc w:val="left"/>
-      <w:pPr>
-        <w:ind w:left="3600" w:hanging="360"/>
-      </w:pPr>
-    </w:lvl>
-    <w:lvl w:ilvl="5" w:tplc="0C0A001B" w:tentative="1">
-      <w:start w:val="1"/>
-      <w:numFmt w:val="lowerRoman"/>
-      <w:lvlText w:val="%6."/>
-      <w:lvlJc w:val="right"/>
-      <w:pPr>
-        <w:ind w:left="4320" w:hanging="180"/>
-      </w:pPr>
-    </w:lvl>
-    <w:lvl w:ilvl="6" w:tplc="0C0A000F" w:tentative="1">
-      <w:start w:val="1"/>
-      <w:numFmt w:val="decimal"/>
-      <w:lvlText w:val="%7."/>
-      <w:lvlJc w:val="left"/>
-      <w:pPr>
-        <w:ind w:left="5040" w:hanging="360"/>
-      </w:pPr>
-    </w:lvl>
-    <w:lvl w:ilvl="7" w:tplc="0C0A0019" w:tentative="1">
-      <w:start w:val="1"/>
-      <w:numFmt w:val="lowerLetter"/>
-      <w:lvlText w:val="%8."/>
-      <w:lvlJc w:val="left"/>
-      <w:pPr>
-        <w:ind w:left="5760" w:hanging="360"/>
-      </w:pPr>
-    </w:lvl>
-    <w:lvl w:ilvl="8" w:tplc="0C0A001B" w:tentative="1">
-      <w:start w:val="1"/>
-      <w:numFmt w:val="lowerRoman"/>
-      <w:lvlText w:val="%9."/>
-      <w:lvlJc w:val="right"/>
-      <w:pPr>
-        <w:ind w:left="6480" w:hanging="180"/>
-      </w:pPr>
-    </w:lvl>
-  </w:abstractNum>
-  <w:abstractNum w:abstractNumId="26" w15:restartNumberingAfterBreak="0">
-    <w:nsid w:val="505937FD"/>
-    <w:multiLevelType w:val="hybridMultilevel"/>
-    <w:tmpl w:val="41E8B920"/>
-    <w:lvl w:ilvl="0" w:tplc="0C0A0011">
-      <w:start w:val="1"/>
-      <w:numFmt w:val="decimal"/>
-      <w:lvlText w:val="%1)"/>
-      <w:lvlJc w:val="left"/>
-      <w:pPr>
-        <w:ind w:left="720" w:hanging="360"/>
-      </w:pPr>
-    </w:lvl>
-    <w:lvl w:ilvl="1" w:tplc="0C0A0019" w:tentative="1">
-      <w:start w:val="1"/>
-      <w:numFmt w:val="lowerLetter"/>
-      <w:lvlText w:val="%2."/>
-      <w:lvlJc w:val="left"/>
-      <w:pPr>
-        <w:ind w:left="1440" w:hanging="360"/>
-      </w:pPr>
-    </w:lvl>
-    <w:lvl w:ilvl="2" w:tplc="0C0A001B" w:tentative="1">
-      <w:start w:val="1"/>
-      <w:numFmt w:val="lowerRoman"/>
-      <w:lvlText w:val="%3."/>
-      <w:lvlJc w:val="right"/>
-      <w:pPr>
-        <w:ind w:left="2160" w:hanging="180"/>
-      </w:pPr>
-    </w:lvl>
-    <w:lvl w:ilvl="3" w:tplc="0C0A000F" w:tentative="1">
-      <w:start w:val="1"/>
-      <w:numFmt w:val="decimal"/>
-      <w:lvlText w:val="%4."/>
-      <w:lvlJc w:val="left"/>
-      <w:pPr>
-        <w:ind w:left="2880" w:hanging="360"/>
-      </w:pPr>
-    </w:lvl>
-    <w:lvl w:ilvl="4" w:tplc="0C0A0019" w:tentative="1">
-      <w:start w:val="1"/>
-      <w:numFmt w:val="lowerLetter"/>
-      <w:lvlText w:val="%5."/>
-      <w:lvlJc w:val="left"/>
-      <w:pPr>
-        <w:ind w:left="3600" w:hanging="360"/>
-      </w:pPr>
-    </w:lvl>
-    <w:lvl w:ilvl="5" w:tplc="0C0A001B" w:tentative="1">
-      <w:start w:val="1"/>
-      <w:numFmt w:val="lowerRoman"/>
-      <w:lvlText w:val="%6."/>
-      <w:lvlJc w:val="right"/>
-      <w:pPr>
-        <w:ind w:left="4320" w:hanging="180"/>
-      </w:pPr>
-    </w:lvl>
-    <w:lvl w:ilvl="6" w:tplc="0C0A000F" w:tentative="1">
-      <w:start w:val="1"/>
-      <w:numFmt w:val="decimal"/>
-      <w:lvlText w:val="%7."/>
-      <w:lvlJc w:val="left"/>
-      <w:pPr>
-        <w:ind w:left="5040" w:hanging="360"/>
-      </w:pPr>
-    </w:lvl>
-    <w:lvl w:ilvl="7" w:tplc="0C0A0019" w:tentative="1">
-      <w:start w:val="1"/>
-      <w:numFmt w:val="lowerLetter"/>
-      <w:lvlText w:val="%8."/>
-      <w:lvlJc w:val="left"/>
-      <w:pPr>
-        <w:ind w:left="5760" w:hanging="360"/>
-      </w:pPr>
-    </w:lvl>
-    <w:lvl w:ilvl="8" w:tplc="0C0A001B" w:tentative="1">
-      <w:start w:val="1"/>
-      <w:numFmt w:val="lowerRoman"/>
-      <w:lvlText w:val="%9."/>
-      <w:lvlJc w:val="right"/>
-      <w:pPr>
-        <w:ind w:left="6480" w:hanging="180"/>
-      </w:pPr>
-    </w:lvl>
-  </w:abstractNum>
-  <w:abstractNum w:abstractNumId="27" w15:restartNumberingAfterBreak="0">
-    <w:nsid w:val="51555E00"/>
-    <w:multiLevelType w:val="multilevel"/>
-    <w:tmpl w:val="D41E289C"/>
-    <w:lvl w:ilvl="0">
-      <w:start w:val="1"/>
-      <w:numFmt w:val="decimal"/>
-      <w:lvlText w:val="%1."/>
-      <w:lvlJc w:val="left"/>
-      <w:pPr>
-        <w:ind w:left="360" w:hanging="360"/>
-      </w:pPr>
-    </w:lvl>
-    <w:lvl w:ilvl="1">
-      <w:start w:val="1"/>
-      <w:numFmt w:val="decimal"/>
-      <w:lvlText w:val="%1.%2."/>
-      <w:lvlJc w:val="left"/>
-      <w:pPr>
-        <w:ind w:left="792" w:hanging="432"/>
-      </w:pPr>
-    </w:lvl>
-    <w:lvl w:ilvl="2">
-      <w:start w:val="1"/>
-      <w:numFmt w:val="decimal"/>
-      <w:lvlText w:val="%1.%2.%3."/>
-      <w:lvlJc w:val="left"/>
-      <w:pPr>
-        <w:ind w:left="1224" w:hanging="504"/>
-      </w:pPr>
-    </w:lvl>
-    <w:lvl w:ilvl="3">
-      <w:start w:val="1"/>
-      <w:numFmt w:val="decimal"/>
-      <w:lvlText w:val="%1.%2.%3.%4."/>
-      <w:lvlJc w:val="left"/>
-      <w:pPr>
-        <w:ind w:left="1728" w:hanging="647"/>
-      </w:pPr>
-    </w:lvl>
-    <w:lvl w:ilvl="4">
-      <w:start w:val="1"/>
-      <w:numFmt w:val="decimal"/>
-      <w:lvlText w:val="%1.%2.%3.%4.%5."/>
-      <w:lvlJc w:val="left"/>
-      <w:pPr>
-        <w:ind w:left="2232" w:hanging="792"/>
-      </w:pPr>
-    </w:lvl>
-    <w:lvl w:ilvl="5">
-      <w:start w:val="1"/>
-      <w:numFmt w:val="decimal"/>
-      <w:lvlText w:val="%1.%2.%3.%4.%5.%6."/>
-      <w:lvlJc w:val="left"/>
-      <w:pPr>
-        <w:ind w:left="2736" w:hanging="935"/>
-      </w:pPr>
-    </w:lvl>
-    <w:lvl w:ilvl="6">
-      <w:start w:val="1"/>
-      <w:numFmt w:val="decimal"/>
-      <w:lvlText w:val="%1.%2.%3.%4.%5.%6.%7."/>
-      <w:lvlJc w:val="left"/>
-      <w:pPr>
-        <w:ind w:left="3240" w:hanging="1080"/>
-      </w:pPr>
-    </w:lvl>
-    <w:lvl w:ilvl="7">
-      <w:start w:val="1"/>
-      <w:numFmt w:val="decimal"/>
-      <w:lvlText w:val="%1.%2.%3.%4.%5.%6.%7.%8."/>
-      <w:lvlJc w:val="left"/>
-      <w:pPr>
-        <w:ind w:left="3744" w:hanging="1224"/>
-      </w:pPr>
-    </w:lvl>
-    <w:lvl w:ilvl="8">
-      <w:start w:val="1"/>
-      <w:numFmt w:val="decimal"/>
-      <w:lvlText w:val="%1.%2.%3.%4.%5.%6.%7.%8.%9."/>
-      <w:lvlJc w:val="left"/>
-      <w:pPr>
-        <w:ind w:left="4320" w:hanging="1440"/>
-      </w:pPr>
-    </w:lvl>
-  </w:abstractNum>
-  <w:abstractNum w:abstractNumId="28" w15:restartNumberingAfterBreak="0">
+  <w:abstractNum w:abstractNumId="15" w15:restartNumberingAfterBreak="0">
     <w:nsid w:val="518468B8"/>
     <w:multiLevelType w:val="multilevel"/>
     <w:tmpl w:val="56E2AEBE"/>
@@ -11350,96 +10278,7 @@
       </w:rPr>
     </w:lvl>
   </w:abstractNum>
-  <w:abstractNum w:abstractNumId="29" w15:restartNumberingAfterBreak="0">
-    <w:nsid w:val="53633302"/>
-    <w:multiLevelType w:val="hybridMultilevel"/>
-    <w:tmpl w:val="243459B8"/>
-    <w:lvl w:ilvl="0" w:tplc="E9B44F22">
-      <w:start w:val="1"/>
-      <w:numFmt w:val="decimal"/>
-      <w:lvlText w:val="7.%1."/>
-      <w:lvlJc w:val="left"/>
-      <w:pPr>
-        <w:ind w:left="720" w:hanging="360"/>
-      </w:pPr>
-      <w:rPr>
-        <w:rFonts w:hint="default"/>
-      </w:rPr>
-    </w:lvl>
-    <w:lvl w:ilvl="1" w:tplc="0C0A0019" w:tentative="1">
-      <w:start w:val="1"/>
-      <w:numFmt w:val="lowerLetter"/>
-      <w:lvlText w:val="%2."/>
-      <w:lvlJc w:val="left"/>
-      <w:pPr>
-        <w:ind w:left="1440" w:hanging="360"/>
-      </w:pPr>
-    </w:lvl>
-    <w:lvl w:ilvl="2" w:tplc="0C0A001B" w:tentative="1">
-      <w:start w:val="1"/>
-      <w:numFmt w:val="lowerRoman"/>
-      <w:lvlText w:val="%3."/>
-      <w:lvlJc w:val="right"/>
-      <w:pPr>
-        <w:ind w:left="2160" w:hanging="180"/>
-      </w:pPr>
-    </w:lvl>
-    <w:lvl w:ilvl="3" w:tplc="0C0A000F" w:tentative="1">
-      <w:start w:val="1"/>
-      <w:numFmt w:val="decimal"/>
-      <w:lvlText w:val="%4."/>
-      <w:lvlJc w:val="left"/>
-      <w:pPr>
-        <w:ind w:left="2880" w:hanging="360"/>
-      </w:pPr>
-    </w:lvl>
-    <w:lvl w:ilvl="4" w:tplc="0C0A0019" w:tentative="1">
-      <w:start w:val="1"/>
-      <w:numFmt w:val="lowerLetter"/>
-      <w:lvlText w:val="%5."/>
-      <w:lvlJc w:val="left"/>
-      <w:pPr>
-        <w:ind w:left="3600" w:hanging="360"/>
-      </w:pPr>
-    </w:lvl>
-    <w:lvl w:ilvl="5" w:tplc="0C0A001B" w:tentative="1">
-      <w:start w:val="1"/>
-      <w:numFmt w:val="lowerRoman"/>
-      <w:lvlText w:val="%6."/>
-      <w:lvlJc w:val="right"/>
-      <w:pPr>
-        <w:ind w:left="4320" w:hanging="180"/>
-      </w:pPr>
-    </w:lvl>
-    <w:lvl w:ilvl="6" w:tplc="0C0A000F" w:tentative="1">
-      <w:start w:val="1"/>
-      <w:numFmt w:val="decimal"/>
-      <w:lvlText w:val="%7."/>
-      <w:lvlJc w:val="left"/>
-      <w:pPr>
-        <w:ind w:left="5040" w:hanging="360"/>
-      </w:pPr>
-    </w:lvl>
-    <w:lvl w:ilvl="7" w:tplc="0C0A0019" w:tentative="1">
-      <w:start w:val="1"/>
-      <w:numFmt w:val="lowerLetter"/>
-      <w:lvlText w:val="%8."/>
-      <w:lvlJc w:val="left"/>
-      <w:pPr>
-        <w:ind w:left="5760" w:hanging="360"/>
-      </w:pPr>
-    </w:lvl>
-    <w:lvl w:ilvl="8" w:tplc="0C0A001B" w:tentative="1">
-      <w:start w:val="1"/>
-      <w:numFmt w:val="lowerRoman"/>
-      <w:lvlText w:val="%9."/>
-      <w:lvlJc w:val="right"/>
-      <w:pPr>
-        <w:ind w:left="6480" w:hanging="180"/>
-      </w:pPr>
-    </w:lvl>
-  </w:abstractNum>
-  <w:abstractNum w:abstractNumId="30" w15:restartNumberingAfterBreak="0">
+  <w:abstractNum w:abstractNumId="16" w15:restartNumberingAfterBreak="0">
     <w:nsid w:val="53DA2CAB"/>
     <w:multiLevelType w:val="multilevel"/>
     <w:tmpl w:val="BADAF078"/>
@@ -11588,120 +10427,7 @@
       </w:rPr>
     </w:lvl>
   </w:abstractNum>
-  <w:abstractNum w:abstractNumId="31" w15:restartNumberingAfterBreak="0">
-    <w:nsid w:val="54C37510"/>
-    <w:multiLevelType w:val="hybridMultilevel"/>
-    <w:tmpl w:val="6142A5C4"/>
-    <w:lvl w:ilvl="0" w:tplc="0C0A0001">
-      <w:start w:val="1"/>
-      <w:numFmt w:val="bullet"/>
-      <w:lvlText w:val=""/>
-      <w:lvlJc w:val="left"/>
-      <w:pPr>
-        <w:ind w:left="720" w:hanging="360"/>
-      </w:pPr>
-      <w:rPr>
-        <w:rFonts w:ascii="Symbol" w:hAnsi="Symbol" w:hint="default"/>
-      </w:rPr>
-    </w:lvl>
-    <w:lvl w:ilvl="1" w:tplc="0C0A0003" w:tentative="1">
-      <w:start w:val="1"/>
-      <w:numFmt w:val="bullet"/>
-      <w:lvlText w:val="o"/>
-      <w:lvlJc w:val="left"/>
-      <w:pPr>
-        <w:ind w:left="1440" w:hanging="360"/>
-      </w:pPr>
-      <w:rPr>
-        <w:rFonts w:ascii="Courier New" w:hAnsi="Courier New" w:cs="Courier New" w:hint="default"/>
-      </w:rPr>
-    </w:lvl>
-    <w:lvl w:ilvl="2" w:tplc="0C0A0005" w:tentative="1">
-      <w:start w:val="1"/>
-      <w:numFmt w:val="bullet"/>
-      <w:lvlText w:val=""/>
-      <w:lvlJc w:val="left"/>
-      <w:pPr>
-        <w:ind w:left="2160" w:hanging="360"/>
-      </w:pPr>
-      <w:rPr>
-        <w:rFonts w:ascii="Wingdings" w:hAnsi="Wingdings" w:hint="default"/>
-      </w:rPr>
-    </w:lvl>
-    <w:lvl w:ilvl="3" w:tplc="0C0A0001" w:tentative="1">
-      <w:start w:val="1"/>
-      <w:numFmt w:val="bullet"/>
-      <w:lvlText w:val=""/>
-      <w:lvlJc w:val="left"/>
-      <w:pPr>
-        <w:ind w:left="2880" w:hanging="360"/>
-      </w:pPr>
-      <w:rPr>
-        <w:rFonts w:ascii="Symbol" w:hAnsi="Symbol" w:hint="default"/>
-      </w:rPr>
-    </w:lvl>
-    <w:lvl w:ilvl="4" w:tplc="0C0A0003" w:tentative="1">
-      <w:start w:val="1"/>
-      <w:numFmt w:val="bullet"/>
-      <w:lvlText w:val="o"/>
-      <w:lvlJc w:val="left"/>
-      <w:pPr>
-        <w:ind w:left="3600" w:hanging="360"/>
-      </w:pPr>
-      <w:rPr>
-        <w:rFonts w:ascii="Courier New" w:hAnsi="Courier New" w:cs="Courier New" w:hint="default"/>
-      </w:rPr>
-    </w:lvl>
-    <w:lvl w:ilvl="5" w:tplc="0C0A0005" w:tentative="1">
-      <w:start w:val="1"/>
-      <w:numFmt w:val="bullet"/>
-      <w:lvlText w:val=""/>
-      <w:lvlJc w:val="left"/>
-      <w:pPr>
-        <w:ind w:left="4320" w:hanging="360"/>
-      </w:pPr>
-      <w:rPr>
-        <w:rFonts w:ascii="Wingdings" w:hAnsi="Wingdings" w:hint="default"/>
-      </w:rPr>
-    </w:lvl>
-    <w:lvl w:ilvl="6" w:tplc="0C0A0001" w:tentative="1">
-      <w:start w:val="1"/>
-      <w:numFmt w:val="bullet"/>
-      <w:lvlText w:val=""/>
-      <w:lvlJc w:val="left"/>
-      <w:pPr>
-        <w:ind w:left="5040" w:hanging="360"/>
-      </w:pPr>
-      <w:rPr>
-        <w:rFonts w:ascii="Symbol" w:hAnsi="Symbol" w:hint="default"/>
-      </w:rPr>
-    </w:lvl>
-    <w:lvl w:ilvl="7" w:tplc="0C0A0003" w:tentative="1">
-      <w:start w:val="1"/>
-      <w:numFmt w:val="bullet"/>
-      <w:lvlText w:val="o"/>
-      <w:lvlJc w:val="left"/>
-      <w:pPr>
-        <w:ind w:left="5760" w:hanging="360"/>
-      </w:pPr>
-      <w:rPr>
-        <w:rFonts w:ascii="Courier New" w:hAnsi="Courier New" w:cs="Courier New" w:hint="default"/>
-      </w:rPr>
-    </w:lvl>
-    <w:lvl w:ilvl="8" w:tplc="0C0A0005" w:tentative="1">
-      <w:start w:val="1"/>
-      <w:numFmt w:val="bullet"/>
-      <w:lvlText w:val=""/>
-      <w:lvlJc w:val="left"/>
-      <w:pPr>
-        <w:ind w:left="6480" w:hanging="360"/>
-      </w:pPr>
-      <w:rPr>
-        <w:rFonts w:ascii="Wingdings" w:hAnsi="Wingdings" w:hint="default"/>
-      </w:rPr>
-    </w:lvl>
-  </w:abstractNum>
-  <w:abstractNum w:abstractNumId="32" w15:restartNumberingAfterBreak="0">
+  <w:abstractNum w:abstractNumId="17" w15:restartNumberingAfterBreak="0">
     <w:nsid w:val="551F4C40"/>
     <w:multiLevelType w:val="hybridMultilevel"/>
     <w:tmpl w:val="D3F62BC6"/>
@@ -11814,96 +10540,7 @@
       </w:rPr>
     </w:lvl>
   </w:abstractNum>
-  <w:abstractNum w:abstractNumId="33" w15:restartNumberingAfterBreak="0">
-    <w:nsid w:val="56C934E5"/>
-    <w:multiLevelType w:val="hybridMultilevel"/>
-    <w:tmpl w:val="C3922F62"/>
-    <w:lvl w:ilvl="0" w:tplc="E7F43182">
-      <w:start w:val="1"/>
-      <w:numFmt w:val="decimal"/>
-      <w:lvlText w:val="6.%1."/>
-      <w:lvlJc w:val="left"/>
-      <w:pPr>
-        <w:ind w:left="720" w:hanging="360"/>
-      </w:pPr>
-      <w:rPr>
-        <w:rFonts w:hint="default"/>
-      </w:rPr>
-    </w:lvl>
-    <w:lvl w:ilvl="1" w:tplc="0C0A0019" w:tentative="1">
-      <w:start w:val="1"/>
-      <w:numFmt w:val="lowerLetter"/>
-      <w:lvlText w:val="%2."/>
-      <w:lvlJc w:val="left"/>
-      <w:pPr>
-        <w:ind w:left="1440" w:hanging="360"/>
-      </w:pPr>
-    </w:lvl>
-    <w:lvl w:ilvl="2" w:tplc="0C0A001B" w:tentative="1">
-      <w:start w:val="1"/>
-      <w:numFmt w:val="lowerRoman"/>
-      <w:lvlText w:val="%3."/>
-      <w:lvlJc w:val="right"/>
-      <w:pPr>
-        <w:ind w:left="2160" w:hanging="180"/>
-      </w:pPr>
-    </w:lvl>
-    <w:lvl w:ilvl="3" w:tplc="0C0A000F" w:tentative="1">
-      <w:start w:val="1"/>
-      <w:numFmt w:val="decimal"/>
-      <w:lvlText w:val="%4."/>
-      <w:lvlJc w:val="left"/>
-      <w:pPr>
-        <w:ind w:left="2880" w:hanging="360"/>
-      </w:pPr>
-    </w:lvl>
-    <w:lvl w:ilvl="4" w:tplc="0C0A0019" w:tentative="1">
-      <w:start w:val="1"/>
-      <w:numFmt w:val="lowerLetter"/>
-      <w:lvlText w:val="%5."/>
-      <w:lvlJc w:val="left"/>
-      <w:pPr>
-        <w:ind w:left="3600" w:hanging="360"/>
-      </w:pPr>
-    </w:lvl>
-    <w:lvl w:ilvl="5" w:tplc="0C0A001B" w:tentative="1">
-      <w:start w:val="1"/>
-      <w:numFmt w:val="lowerRoman"/>
-      <w:lvlText w:val="%6."/>
-      <w:lvlJc w:val="right"/>
-      <w:pPr>
-        <w:ind w:left="4320" w:hanging="180"/>
-      </w:pPr>
-    </w:lvl>
-    <w:lvl w:ilvl="6" w:tplc="0C0A000F" w:tentative="1">
-      <w:start w:val="1"/>
-      <w:numFmt w:val="decimal"/>
-      <w:lvlText w:val="%7."/>
-      <w:lvlJc w:val="left"/>
-      <w:pPr>
-        <w:ind w:left="5040" w:hanging="360"/>
-      </w:pPr>
-    </w:lvl>
-    <w:lvl w:ilvl="7" w:tplc="0C0A0019" w:tentative="1">
-      <w:start w:val="1"/>
-      <w:numFmt w:val="lowerLetter"/>
-      <w:lvlText w:val="%8."/>
-      <w:lvlJc w:val="left"/>
-      <w:pPr>
-        <w:ind w:left="5760" w:hanging="360"/>
-      </w:pPr>
-    </w:lvl>
-    <w:lvl w:ilvl="8" w:tplc="0C0A001B" w:tentative="1">
-      <w:start w:val="1"/>
-      <w:numFmt w:val="lowerRoman"/>
-      <w:lvlText w:val="%9."/>
-      <w:lvlJc w:val="right"/>
-      <w:pPr>
-        <w:ind w:left="6480" w:hanging="180"/>
-      </w:pPr>
-    </w:lvl>
-  </w:abstractNum>
-  <w:abstractNum w:abstractNumId="34" w15:restartNumberingAfterBreak="0">
+  <w:abstractNum w:abstractNumId="18" w15:restartNumberingAfterBreak="0">
     <w:nsid w:val="57F942FB"/>
     <w:multiLevelType w:val="hybridMultilevel"/>
     <w:tmpl w:val="D0E0B0E6"/>
@@ -12016,7 +10653,7 @@
       </w:rPr>
     </w:lvl>
   </w:abstractNum>
-  <w:abstractNum w:abstractNumId="35" w15:restartNumberingAfterBreak="0">
+  <w:abstractNum w:abstractNumId="19" w15:restartNumberingAfterBreak="0">
     <w:nsid w:val="6DD0147A"/>
     <w:multiLevelType w:val="multilevel"/>
     <w:tmpl w:val="78DE6110"/>
@@ -12165,7 +10802,7 @@
       </w:rPr>
     </w:lvl>
   </w:abstractNum>
-  <w:abstractNum w:abstractNumId="36" w15:restartNumberingAfterBreak="0">
+  <w:abstractNum w:abstractNumId="20" w15:restartNumberingAfterBreak="0">
     <w:nsid w:val="756865E3"/>
     <w:multiLevelType w:val="multilevel"/>
     <w:tmpl w:val="FE96619C"/>
@@ -12314,109 +10951,7 @@
       </w:rPr>
     </w:lvl>
   </w:abstractNum>
-  <w:abstractNum w:abstractNumId="37" w15:restartNumberingAfterBreak="0">
-    <w:nsid w:val="769A48FF"/>
-    <w:multiLevelType w:val="multilevel"/>
-    <w:tmpl w:val="B284F9E6"/>
-    <w:lvl w:ilvl="0">
-      <w:start w:val="1"/>
-      <w:numFmt w:val="decimal"/>
-      <w:lvlText w:val="%1."/>
-      <w:lvlJc w:val="left"/>
-      <w:pPr>
-        <w:ind w:left="283" w:hanging="283"/>
-      </w:pPr>
-    </w:lvl>
-    <w:lvl w:ilvl="1">
-      <w:numFmt w:val="bullet"/>
-      <w:lvlText w:val="•"/>
-      <w:lvlJc w:val="left"/>
-      <w:pPr>
-        <w:ind w:left="992" w:hanging="283"/>
-      </w:pPr>
-      <w:rPr>
-        <w:rFonts w:ascii="OpenSymbol" w:eastAsia="OpenSymbol" w:hAnsi="OpenSymbol" w:cs="OpenSymbol"/>
-      </w:rPr>
-    </w:lvl>
-    <w:lvl w:ilvl="2">
-      <w:numFmt w:val="bullet"/>
-      <w:lvlText w:val="•"/>
-      <w:lvlJc w:val="left"/>
-      <w:pPr>
-        <w:ind w:left="1701" w:hanging="283"/>
-      </w:pPr>
-      <w:rPr>
-        <w:rFonts w:ascii="OpenSymbol" w:eastAsia="OpenSymbol" w:hAnsi="OpenSymbol" w:cs="OpenSymbol"/>
-      </w:rPr>
-    </w:lvl>
-    <w:lvl w:ilvl="3">
-      <w:numFmt w:val="bullet"/>
-      <w:lvlText w:val="•"/>
-      <w:lvlJc w:val="left"/>
-      <w:pPr>
-        <w:ind w:left="2410" w:hanging="283"/>
-      </w:pPr>
-      <w:rPr>
-        <w:rFonts w:ascii="OpenSymbol" w:eastAsia="OpenSymbol" w:hAnsi="OpenSymbol" w:cs="OpenSymbol"/>
-      </w:rPr>
-    </w:lvl>
-    <w:lvl w:ilvl="4">
-      <w:numFmt w:val="bullet"/>
-      <w:lvlText w:val="•"/>
-      <w:lvlJc w:val="left"/>
-      <w:pPr>
-        <w:ind w:left="3119" w:hanging="283"/>
-      </w:pPr>
-      <w:rPr>
-        <w:rFonts w:ascii="OpenSymbol" w:eastAsia="OpenSymbol" w:hAnsi="OpenSymbol" w:cs="OpenSymbol"/>
-      </w:rPr>
-    </w:lvl>
-    <w:lvl w:ilvl="5">
-      <w:numFmt w:val="bullet"/>
-      <w:lvlText w:val="•"/>
-      <w:lvlJc w:val="left"/>
-      <w:pPr>
-        <w:ind w:left="3828" w:hanging="283"/>
-      </w:pPr>
-      <w:rPr>
-        <w:rFonts w:ascii="OpenSymbol" w:eastAsia="OpenSymbol" w:hAnsi="OpenSymbol" w:cs="OpenSymbol"/>
-      </w:rPr>
-    </w:lvl>
-    <w:lvl w:ilvl="6">
-      <w:numFmt w:val="bullet"/>
-      <w:lvlText w:val="•"/>
-      <w:lvlJc w:val="left"/>
-      <w:pPr>
-        <w:ind w:left="4537" w:hanging="283"/>
-      </w:pPr>
-      <w:rPr>
-        <w:rFonts w:ascii="OpenSymbol" w:eastAsia="OpenSymbol" w:hAnsi="OpenSymbol" w:cs="OpenSymbol"/>
-      </w:rPr>
-    </w:lvl>
-    <w:lvl w:ilvl="7">
-      <w:numFmt w:val="bullet"/>
-      <w:lvlText w:val="•"/>
-      <w:lvlJc w:val="left"/>
-      <w:pPr>
-        <w:ind w:left="5246" w:hanging="283"/>
-      </w:pPr>
-      <w:rPr>
-        <w:rFonts w:ascii="OpenSymbol" w:eastAsia="OpenSymbol" w:hAnsi="OpenSymbol" w:cs="OpenSymbol"/>
-      </w:rPr>
-    </w:lvl>
-    <w:lvl w:ilvl="8">
-      <w:numFmt w:val="bullet"/>
-      <w:lvlText w:val="•"/>
-      <w:lvlJc w:val="left"/>
-      <w:pPr>
-        <w:ind w:left="5955" w:hanging="283"/>
-      </w:pPr>
-      <w:rPr>
-        <w:rFonts w:ascii="OpenSymbol" w:eastAsia="OpenSymbol" w:hAnsi="OpenSymbol" w:cs="OpenSymbol"/>
-      </w:rPr>
-    </w:lvl>
-  </w:abstractNum>
-  <w:abstractNum w:abstractNumId="38" w15:restartNumberingAfterBreak="0">
+  <w:abstractNum w:abstractNumId="21" w15:restartNumberingAfterBreak="0">
     <w:nsid w:val="7B912E92"/>
     <w:multiLevelType w:val="multilevel"/>
     <w:tmpl w:val="0AF85158"/>
@@ -12505,7 +11040,7 @@
       </w:pPr>
     </w:lvl>
   </w:abstractNum>
-  <w:abstractNum w:abstractNumId="39" w15:restartNumberingAfterBreak="0">
+  <w:abstractNum w:abstractNumId="22" w15:restartNumberingAfterBreak="0">
     <w:nsid w:val="7C6A485C"/>
     <w:multiLevelType w:val="hybridMultilevel"/>
     <w:tmpl w:val="50066974"/>
@@ -12618,7 +11153,7 @@
       </w:rPr>
     </w:lvl>
   </w:abstractNum>
-  <w:abstractNum w:abstractNumId="40" w15:restartNumberingAfterBreak="0">
+  <w:abstractNum w:abstractNumId="23" w15:restartNumberingAfterBreak="0">
     <w:nsid w:val="7FFA5EFB"/>
     <w:multiLevelType w:val="multilevel"/>
     <w:tmpl w:val="3DA2E75C"/>
@@ -12768,123 +11303,64 @@
     </w:lvl>
   </w:abstractNum>
   <w:num w:numId="1" w16cid:durableId="1808430329">
+    <w:abstractNumId w:val="9"/>
+  </w:num>
+  <w:num w:numId="2" w16cid:durableId="1664620931">
+    <w:abstractNumId w:val="12"/>
+  </w:num>
+  <w:num w:numId="3" w16cid:durableId="914556358">
+    <w:abstractNumId w:val="3"/>
+  </w:num>
+  <w:num w:numId="4" w16cid:durableId="253168290">
+    <w:abstractNumId w:val="7"/>
+  </w:num>
+  <w:num w:numId="5" w16cid:durableId="767429265">
+    <w:abstractNumId w:val="22"/>
+  </w:num>
+  <w:num w:numId="6" w16cid:durableId="948513654">
+    <w:abstractNumId w:val="0"/>
+  </w:num>
+  <w:num w:numId="7" w16cid:durableId="1214191891">
+    <w:abstractNumId w:val="5"/>
+  </w:num>
+  <w:num w:numId="8" w16cid:durableId="1992519285">
+    <w:abstractNumId w:val="11"/>
+  </w:num>
+  <w:num w:numId="9" w16cid:durableId="2041280235">
+    <w:abstractNumId w:val="20"/>
+  </w:num>
+  <w:num w:numId="10" w16cid:durableId="474296130">
+    <w:abstractNumId w:val="15"/>
+  </w:num>
+  <w:num w:numId="11" w16cid:durableId="953052016">
+    <w:abstractNumId w:val="23"/>
+  </w:num>
+  <w:num w:numId="12" w16cid:durableId="239216498">
+    <w:abstractNumId w:val="2"/>
+  </w:num>
+  <w:num w:numId="13" w16cid:durableId="1064180269">
+    <w:abstractNumId w:val="18"/>
+  </w:num>
+  <w:num w:numId="14" w16cid:durableId="36203897">
+    <w:abstractNumId w:val="1"/>
+  </w:num>
+  <w:num w:numId="15" w16cid:durableId="1458180953">
+    <w:abstractNumId w:val="8"/>
+  </w:num>
+  <w:num w:numId="16" w16cid:durableId="337778451">
+    <w:abstractNumId w:val="19"/>
+  </w:num>
+  <w:num w:numId="17" w16cid:durableId="514076526">
     <w:abstractNumId w:val="17"/>
   </w:num>
-  <w:num w:numId="2" w16cid:durableId="525365372">
-    <w:abstractNumId w:val="27"/>
-  </w:num>
-  <w:num w:numId="3" w16cid:durableId="1664620931">
+  <w:num w:numId="18" w16cid:durableId="1336809403">
     <w:abstractNumId w:val="21"/>
   </w:num>
-  <w:num w:numId="4" w16cid:durableId="758406701">
-    <w:abstractNumId w:val="37"/>
-    <w:lvlOverride w:ilvl="0">
-      <w:startOverride w:val="1"/>
-    </w:lvlOverride>
-    <w:lvlOverride w:ilvl="1"/>
-    <w:lvlOverride w:ilvl="2"/>
-    <w:lvlOverride w:ilvl="3"/>
-    <w:lvlOverride w:ilvl="4"/>
-    <w:lvlOverride w:ilvl="5"/>
-    <w:lvlOverride w:ilvl="6"/>
-    <w:lvlOverride w:ilvl="7"/>
-    <w:lvlOverride w:ilvl="8"/>
-  </w:num>
-  <w:num w:numId="5" w16cid:durableId="1343505807">
-    <w:abstractNumId w:val="24"/>
-  </w:num>
-  <w:num w:numId="6" w16cid:durableId="1064061498">
-    <w:abstractNumId w:val="26"/>
-  </w:num>
-  <w:num w:numId="7" w16cid:durableId="914556358">
-    <w:abstractNumId w:val="9"/>
-  </w:num>
-  <w:num w:numId="8" w16cid:durableId="1938826045">
-    <w:abstractNumId w:val="19"/>
-  </w:num>
-  <w:num w:numId="9" w16cid:durableId="236747927">
-    <w:abstractNumId w:val="4"/>
-  </w:num>
-  <w:num w:numId="10" w16cid:durableId="629289006">
-    <w:abstractNumId w:val="16"/>
-  </w:num>
-  <w:num w:numId="11" w16cid:durableId="785658104">
-    <w:abstractNumId w:val="31"/>
-  </w:num>
-  <w:num w:numId="12" w16cid:durableId="1707293142">
-    <w:abstractNumId w:val="5"/>
-  </w:num>
-  <w:num w:numId="13" w16cid:durableId="1972981288">
-    <w:abstractNumId w:val="8"/>
-  </w:num>
-  <w:num w:numId="14" w16cid:durableId="253168290">
-    <w:abstractNumId w:val="12"/>
-  </w:num>
-  <w:num w:numId="15" w16cid:durableId="680670810">
-    <w:abstractNumId w:val="29"/>
-  </w:num>
-  <w:num w:numId="16" w16cid:durableId="237444939">
-    <w:abstractNumId w:val="18"/>
-  </w:num>
-  <w:num w:numId="17" w16cid:durableId="1765415652">
-    <w:abstractNumId w:val="25"/>
-  </w:num>
-  <w:num w:numId="18" w16cid:durableId="767429265">
-    <w:abstractNumId w:val="39"/>
-  </w:num>
-  <w:num w:numId="19" w16cid:durableId="1629237298">
-    <w:abstractNumId w:val="13"/>
-  </w:num>
-  <w:num w:numId="20" w16cid:durableId="948513654">
-    <w:abstractNumId w:val="0"/>
-  </w:num>
-  <w:num w:numId="21" w16cid:durableId="1214191891">
-    <w:abstractNumId w:val="10"/>
-  </w:num>
-  <w:num w:numId="22" w16cid:durableId="1992519285">
-    <w:abstractNumId w:val="20"/>
-  </w:num>
-  <w:num w:numId="23" w16cid:durableId="2041280235">
-    <w:abstractNumId w:val="36"/>
-  </w:num>
-  <w:num w:numId="24" w16cid:durableId="474296130">
-    <w:abstractNumId w:val="28"/>
-  </w:num>
-  <w:num w:numId="25" w16cid:durableId="953052016">
-    <w:abstractNumId w:val="40"/>
-  </w:num>
-  <w:num w:numId="26" w16cid:durableId="239216498">
-    <w:abstractNumId w:val="3"/>
-  </w:num>
-  <w:num w:numId="27" w16cid:durableId="1064180269">
-    <w:abstractNumId w:val="34"/>
-  </w:num>
-  <w:num w:numId="28" w16cid:durableId="36203897">
-    <w:abstractNumId w:val="2"/>
-  </w:num>
-  <w:num w:numId="29" w16cid:durableId="1458180953">
-    <w:abstractNumId w:val="15"/>
-  </w:num>
-  <w:num w:numId="30" w16cid:durableId="337778451">
-    <w:abstractNumId w:val="35"/>
-  </w:num>
-  <w:num w:numId="31" w16cid:durableId="514076526">
-    <w:abstractNumId w:val="32"/>
-  </w:num>
-  <w:num w:numId="32" w16cid:durableId="207423678">
-    <w:abstractNumId w:val="1"/>
-  </w:num>
-  <w:num w:numId="33" w16cid:durableId="1726876089">
+  <w:num w:numId="19" w16cid:durableId="1429932310">
     <w:abstractNumId w:val="14"/>
   </w:num>
-  <w:num w:numId="34" w16cid:durableId="1336809403">
-    <w:abstractNumId w:val="38"/>
-  </w:num>
-  <w:num w:numId="35" w16cid:durableId="1429932310">
-    <w:abstractNumId w:val="23"/>
-  </w:num>
-  <w:num w:numId="36" w16cid:durableId="229924653">
-    <w:abstractNumId w:val="19"/>
+  <w:num w:numId="20" w16cid:durableId="229924653">
+    <w:abstractNumId w:val="10"/>
     <w:lvlOverride w:ilvl="0">
       <w:startOverride w:val="1"/>
     </w:lvlOverride>
@@ -12913,33 +11389,19 @@
       <w:startOverride w:val="1"/>
     </w:lvlOverride>
   </w:num>
-  <w:num w:numId="37" w16cid:durableId="2002733601">
+  <w:num w:numId="21" w16cid:durableId="1729377050">
+    <w:abstractNumId w:val="13"/>
+  </w:num>
+  <w:num w:numId="22" w16cid:durableId="1771466020">
+    <w:abstractNumId w:val="6"/>
+  </w:num>
+  <w:num w:numId="23" w16cid:durableId="1945574721">
+    <w:abstractNumId w:val="16"/>
+  </w:num>
+  <w:num w:numId="24" w16cid:durableId="1497108377">
     <w:abstractNumId w:val="4"/>
   </w:num>
-  <w:num w:numId="38" w16cid:durableId="573247023">
-    <w:abstractNumId w:val="31"/>
-  </w:num>
-  <w:num w:numId="39" w16cid:durableId="107966665">
-    <w:abstractNumId w:val="16"/>
-  </w:num>
-  <w:num w:numId="40" w16cid:durableId="875964922">
-    <w:abstractNumId w:val="6"/>
-  </w:num>
-  <w:num w:numId="41" w16cid:durableId="192809182">
-    <w:abstractNumId w:val="33"/>
-  </w:num>
-  <w:num w:numId="42" w16cid:durableId="1729377050">
-    <w:abstractNumId w:val="22"/>
-  </w:num>
-  <w:num w:numId="43" w16cid:durableId="1771466020">
-    <w:abstractNumId w:val="11"/>
-  </w:num>
-  <w:num w:numId="44" w16cid:durableId="1945574721">
-    <w:abstractNumId w:val="30"/>
-  </w:num>
-  <w:num w:numId="45" w16cid:durableId="7022">
-    <w:abstractNumId w:val="7"/>
-  </w:num>
+  <w:numIdMacAtCleanup w:val="24"/>
 </w:numbering>
 </file>
 

--- a/docs/Entregas/DAM Plantilla memoria escrita.docx
+++ b/docs/Entregas/DAM Plantilla memoria escrita.docx
@@ -154,12 +154,28 @@
         </w:rPr>
         <w:t xml:space="preserve">Fecha de entrega: </w:t>
       </w:r>
+      <w:proofErr w:type="spellStart"/>
       <w:r>
         <w:rPr>
           <w:color w:val="7B7B7B"/>
         </w:rPr>
-        <w:t>dd/mm/aaaa</w:t>
-      </w:r>
+        <w:t>dd</w:t>
+      </w:r>
+      <w:proofErr w:type="spellEnd"/>
+      <w:r>
+        <w:rPr>
+          <w:color w:val="7B7B7B"/>
+        </w:rPr>
+        <w:t>/mm/</w:t>
+      </w:r>
+      <w:proofErr w:type="spellStart"/>
+      <w:r>
+        <w:rPr>
+          <w:color w:val="7B7B7B"/>
+        </w:rPr>
+        <w:t>aaaa</w:t>
+      </w:r>
+      <w:proofErr w:type="spellEnd"/>
     </w:p>
     <w:p>
       <w:pPr>
@@ -364,7 +380,7 @@
           <w:r>
             <w:fldChar w:fldCharType="separate"/>
           </w:r>
-          <w:hyperlink w:anchor="_Toc243251686" w:history="1">
+          <w:hyperlink w:anchor="_Toc243254077" w:history="1">
             <w:r>
               <w:rPr>
                 <w:rStyle w:val="Hipervnculo"/>
@@ -409,7 +425,7 @@
                 <w:noProof/>
                 <w:webHidden/>
               </w:rPr>
-              <w:instrText xml:space="preserve"> PAGEREF _Toc243251686 \h </w:instrText>
+              <w:instrText xml:space="preserve"> PAGEREF _Toc243254077 \h </w:instrText>
             </w:r>
             <w:r>
               <w:rPr>
@@ -456,7 +472,7 @@
               <w14:ligatures w14:val="standardContextual"/>
             </w:rPr>
           </w:pPr>
-          <w:hyperlink w:anchor="_Toc243251687" w:history="1">
+          <w:hyperlink w:anchor="_Toc243254078" w:history="1">
             <w:r>
               <w:rPr>
                 <w:rStyle w:val="Hipervnculo"/>
@@ -501,7 +517,7 @@
                 <w:noProof/>
                 <w:webHidden/>
               </w:rPr>
-              <w:instrText xml:space="preserve"> PAGEREF _Toc243251687 \h </w:instrText>
+              <w:instrText xml:space="preserve"> PAGEREF _Toc243254078 \h </w:instrText>
             </w:r>
             <w:r>
               <w:rPr>
@@ -548,7 +564,7 @@
               <w14:ligatures w14:val="standardContextual"/>
             </w:rPr>
           </w:pPr>
-          <w:hyperlink w:anchor="_Toc243251688" w:history="1">
+          <w:hyperlink w:anchor="_Toc243254079" w:history="1">
             <w:r>
               <w:rPr>
                 <w:rStyle w:val="Hipervnculo"/>
@@ -593,7 +609,7 @@
                 <w:noProof/>
                 <w:webHidden/>
               </w:rPr>
-              <w:instrText xml:space="preserve"> PAGEREF _Toc243251688 \h </w:instrText>
+              <w:instrText xml:space="preserve"> PAGEREF _Toc243254079 \h </w:instrText>
             </w:r>
             <w:r>
               <w:rPr>
@@ -640,7 +656,7 @@
               <w14:ligatures w14:val="standardContextual"/>
             </w:rPr>
           </w:pPr>
-          <w:hyperlink w:anchor="_Toc243251689" w:history="1">
+          <w:hyperlink w:anchor="_Toc243254080" w:history="1">
             <w:r>
               <w:rPr>
                 <w:rStyle w:val="Hipervnculo"/>
@@ -685,7 +701,7 @@
                 <w:noProof/>
                 <w:webHidden/>
               </w:rPr>
-              <w:instrText xml:space="preserve"> PAGEREF _Toc243251689 \h </w:instrText>
+              <w:instrText xml:space="preserve"> PAGEREF _Toc243254080 \h </w:instrText>
             </w:r>
             <w:r>
               <w:rPr>
@@ -732,7 +748,7 @@
               <w14:ligatures w14:val="standardContextual"/>
             </w:rPr>
           </w:pPr>
-          <w:hyperlink w:anchor="_Toc243251690" w:history="1">
+          <w:hyperlink w:anchor="_Toc243254081" w:history="1">
             <w:r>
               <w:rPr>
                 <w:rStyle w:val="Hipervnculo"/>
@@ -777,7 +793,7 @@
                 <w:noProof/>
                 <w:webHidden/>
               </w:rPr>
-              <w:instrText xml:space="preserve"> PAGEREF _Toc243251690 \h </w:instrText>
+              <w:instrText xml:space="preserve"> PAGEREF _Toc243254081 \h </w:instrText>
             </w:r>
             <w:r>
               <w:rPr>
@@ -824,7 +840,7 @@
               <w14:ligatures w14:val="standardContextual"/>
             </w:rPr>
           </w:pPr>
-          <w:hyperlink w:anchor="_Toc243251691" w:history="1">
+          <w:hyperlink w:anchor="_Toc243254082" w:history="1">
             <w:r>
               <w:rPr>
                 <w:rStyle w:val="Hipervnculo"/>
@@ -869,7 +885,7 @@
                 <w:noProof/>
                 <w:webHidden/>
               </w:rPr>
-              <w:instrText xml:space="preserve"> PAGEREF _Toc243251691 \h </w:instrText>
+              <w:instrText xml:space="preserve"> PAGEREF _Toc243254082 \h </w:instrText>
             </w:r>
             <w:r>
               <w:rPr>
@@ -916,7 +932,7 @@
               <w14:ligatures w14:val="standardContextual"/>
             </w:rPr>
           </w:pPr>
-          <w:hyperlink w:anchor="_Toc243251692" w:history="1">
+          <w:hyperlink w:anchor="_Toc243254083" w:history="1">
             <w:r>
               <w:rPr>
                 <w:rStyle w:val="Hipervnculo"/>
@@ -940,21 +956,7 @@
                 <w:rStyle w:val="Hipervnculo"/>
                 <w:noProof/>
               </w:rPr>
-              <w:t>Objetivos</w:t>
-            </w:r>
-            <w:r>
-              <w:rPr>
-                <w:rStyle w:val="Hipervnculo"/>
-                <w:noProof/>
-              </w:rPr>
-              <w:t xml:space="preserve"> </w:t>
-            </w:r>
-            <w:r>
-              <w:rPr>
-                <w:rStyle w:val="Hipervnculo"/>
-                <w:noProof/>
-              </w:rPr>
-              <w:t>propuestos (generales y específicos)</w:t>
+              <w:t>Objetivos propuestos (generales y específicos)</w:t>
             </w:r>
             <w:r>
               <w:rPr>
@@ -975,7 +977,7 @@
                 <w:noProof/>
                 <w:webHidden/>
               </w:rPr>
-              <w:instrText xml:space="preserve"> PAGEREF _Toc243251692 \h </w:instrText>
+              <w:instrText xml:space="preserve"> PAGEREF _Toc243254083 \h </w:instrText>
             </w:r>
             <w:r>
               <w:rPr>
@@ -1022,7 +1024,7 @@
               <w14:ligatures w14:val="standardContextual"/>
             </w:rPr>
           </w:pPr>
-          <w:hyperlink w:anchor="_Toc243251693" w:history="1">
+          <w:hyperlink w:anchor="_Toc243254084" w:history="1">
             <w:r>
               <w:rPr>
                 <w:rStyle w:val="Hipervnculo"/>
@@ -1067,7 +1069,7 @@
                 <w:noProof/>
                 <w:webHidden/>
               </w:rPr>
-              <w:instrText xml:space="preserve"> PAGEREF _Toc243251693 \h </w:instrText>
+              <w:instrText xml:space="preserve"> PAGEREF _Toc243254084 \h </w:instrText>
             </w:r>
             <w:r>
               <w:rPr>
@@ -1114,7 +1116,7 @@
               <w14:ligatures w14:val="standardContextual"/>
             </w:rPr>
           </w:pPr>
-          <w:hyperlink w:anchor="_Toc243251694" w:history="1">
+          <w:hyperlink w:anchor="_Toc243254085" w:history="1">
             <w:r>
               <w:rPr>
                 <w:rStyle w:val="Hipervnculo"/>
@@ -1159,7 +1161,7 @@
                 <w:noProof/>
                 <w:webHidden/>
               </w:rPr>
-              <w:instrText xml:space="preserve"> PAGEREF _Toc243251694 \h </w:instrText>
+              <w:instrText xml:space="preserve"> PAGEREF _Toc243254085 \h </w:instrText>
             </w:r>
             <w:r>
               <w:rPr>
@@ -1206,7 +1208,7 @@
               <w14:ligatures w14:val="standardContextual"/>
             </w:rPr>
           </w:pPr>
-          <w:hyperlink w:anchor="_Toc243251695" w:history="1">
+          <w:hyperlink w:anchor="_Toc243254086" w:history="1">
             <w:r>
               <w:rPr>
                 <w:rStyle w:val="Hipervnculo"/>
@@ -1251,7 +1253,7 @@
                 <w:noProof/>
                 <w:webHidden/>
               </w:rPr>
-              <w:instrText xml:space="preserve"> PAGEREF _Toc243251695 \h </w:instrText>
+              <w:instrText xml:space="preserve"> PAGEREF _Toc243254086 \h </w:instrText>
             </w:r>
             <w:r>
               <w:rPr>
@@ -1298,7 +1300,7 @@
               <w14:ligatures w14:val="standardContextual"/>
             </w:rPr>
           </w:pPr>
-          <w:hyperlink w:anchor="_Toc243251696" w:history="1">
+          <w:hyperlink w:anchor="_Toc243254087" w:history="1">
             <w:r>
               <w:rPr>
                 <w:rStyle w:val="Hipervnculo"/>
@@ -1343,7 +1345,7 @@
                 <w:noProof/>
                 <w:webHidden/>
               </w:rPr>
-              <w:instrText xml:space="preserve"> PAGEREF _Toc243251696 \h </w:instrText>
+              <w:instrText xml:space="preserve"> PAGEREF _Toc243254087 \h </w:instrText>
             </w:r>
             <w:r>
               <w:rPr>
@@ -1389,7 +1391,7 @@
               <w14:ligatures w14:val="standardContextual"/>
             </w:rPr>
           </w:pPr>
-          <w:hyperlink w:anchor="_Toc243251697" w:history="1">
+          <w:hyperlink w:anchor="_Toc243254088" w:history="1">
             <w:r>
               <w:rPr>
                 <w:rStyle w:val="Hipervnculo"/>
@@ -1417,7 +1419,7 @@
                 <w:noProof/>
                 <w:webHidden/>
               </w:rPr>
-              <w:instrText xml:space="preserve"> PAGEREF _Toc243251697 \h </w:instrText>
+              <w:instrText xml:space="preserve"> PAGEREF _Toc243254088 \h </w:instrText>
             </w:r>
             <w:r>
               <w:rPr>
@@ -1463,7 +1465,7 @@
               <w14:ligatures w14:val="standardContextual"/>
             </w:rPr>
           </w:pPr>
-          <w:hyperlink w:anchor="_Toc243251698" w:history="1">
+          <w:hyperlink w:anchor="_Toc243254089" w:history="1">
             <w:r>
               <w:rPr>
                 <w:rStyle w:val="Hipervnculo"/>
@@ -1491,7 +1493,7 @@
                 <w:noProof/>
                 <w:webHidden/>
               </w:rPr>
-              <w:instrText xml:space="preserve"> PAGEREF _Toc243251698 \h </w:instrText>
+              <w:instrText xml:space="preserve"> PAGEREF _Toc243254089 \h </w:instrText>
             </w:r>
             <w:r>
               <w:rPr>
@@ -1537,7 +1539,7 @@
               <w14:ligatures w14:val="standardContextual"/>
             </w:rPr>
           </w:pPr>
-          <w:hyperlink w:anchor="_Toc243251699" w:history="1">
+          <w:hyperlink w:anchor="_Toc243254090" w:history="1">
             <w:r>
               <w:rPr>
                 <w:rStyle w:val="Hipervnculo"/>
@@ -1565,7 +1567,7 @@
                 <w:noProof/>
                 <w:webHidden/>
               </w:rPr>
-              <w:instrText xml:space="preserve"> PAGEREF _Toc243251699 \h </w:instrText>
+              <w:instrText xml:space="preserve"> PAGEREF _Toc243254090 \h </w:instrText>
             </w:r>
             <w:r>
               <w:rPr>
@@ -1611,7 +1613,7 @@
               <w14:ligatures w14:val="standardContextual"/>
             </w:rPr>
           </w:pPr>
-          <w:hyperlink w:anchor="_Toc243251700" w:history="1">
+          <w:hyperlink w:anchor="_Toc243254091" w:history="1">
             <w:r>
               <w:rPr>
                 <w:rStyle w:val="Hipervnculo"/>
@@ -1639,7 +1641,7 @@
                 <w:noProof/>
                 <w:webHidden/>
               </w:rPr>
-              <w:instrText xml:space="preserve"> PAGEREF _Toc243251700 \h </w:instrText>
+              <w:instrText xml:space="preserve"> PAGEREF _Toc243254091 \h </w:instrText>
             </w:r>
             <w:r>
               <w:rPr>
@@ -1686,7 +1688,7 @@
               <w14:ligatures w14:val="standardContextual"/>
             </w:rPr>
           </w:pPr>
-          <w:hyperlink w:anchor="_Toc243251701" w:history="1">
+          <w:hyperlink w:anchor="_Toc243254092" w:history="1">
             <w:r>
               <w:rPr>
                 <w:rStyle w:val="Hipervnculo"/>
@@ -1731,7 +1733,7 @@
                 <w:noProof/>
                 <w:webHidden/>
               </w:rPr>
-              <w:instrText xml:space="preserve"> PAGEREF _Toc243251701 \h </w:instrText>
+              <w:instrText xml:space="preserve"> PAGEREF _Toc243254092 \h </w:instrText>
             </w:r>
             <w:r>
               <w:rPr>
@@ -1778,7 +1780,7 @@
               <w14:ligatures w14:val="standardContextual"/>
             </w:rPr>
           </w:pPr>
-          <w:hyperlink w:anchor="_Toc243251702" w:history="1">
+          <w:hyperlink w:anchor="_Toc243254093" w:history="1">
             <w:r>
               <w:rPr>
                 <w:rStyle w:val="Hipervnculo"/>
@@ -1823,7 +1825,7 @@
                 <w:noProof/>
                 <w:webHidden/>
               </w:rPr>
-              <w:instrText xml:space="preserve"> PAGEREF _Toc243251702 \h </w:instrText>
+              <w:instrText xml:space="preserve"> PAGEREF _Toc243254093 \h </w:instrText>
             </w:r>
             <w:r>
               <w:rPr>
@@ -1870,7 +1872,7 @@
               <w14:ligatures w14:val="standardContextual"/>
             </w:rPr>
           </w:pPr>
-          <w:hyperlink w:anchor="_Toc243251703" w:history="1">
+          <w:hyperlink w:anchor="_Toc243254094" w:history="1">
             <w:r>
               <w:rPr>
                 <w:rStyle w:val="Hipervnculo"/>
@@ -1915,7 +1917,7 @@
                 <w:noProof/>
                 <w:webHidden/>
               </w:rPr>
-              <w:instrText xml:space="preserve"> PAGEREF _Toc243251703 \h </w:instrText>
+              <w:instrText xml:space="preserve"> PAGEREF _Toc243254094 \h </w:instrText>
             </w:r>
             <w:r>
               <w:rPr>
@@ -1962,7 +1964,7 @@
               <w14:ligatures w14:val="standardContextual"/>
             </w:rPr>
           </w:pPr>
-          <w:hyperlink w:anchor="_Toc243251704" w:history="1">
+          <w:hyperlink w:anchor="_Toc243254095" w:history="1">
             <w:r>
               <w:rPr>
                 <w:rStyle w:val="Hipervnculo"/>
@@ -2007,7 +2009,7 @@
                 <w:noProof/>
                 <w:webHidden/>
               </w:rPr>
-              <w:instrText xml:space="preserve"> PAGEREF _Toc243251704 \h </w:instrText>
+              <w:instrText xml:space="preserve"> PAGEREF _Toc243254095 \h </w:instrText>
             </w:r>
             <w:r>
               <w:rPr>
@@ -2054,7 +2056,7 @@
               <w14:ligatures w14:val="standardContextual"/>
             </w:rPr>
           </w:pPr>
-          <w:hyperlink w:anchor="_Toc243251705" w:history="1">
+          <w:hyperlink w:anchor="_Toc243254096" w:history="1">
             <w:r>
               <w:rPr>
                 <w:rStyle w:val="Hipervnculo"/>
@@ -2099,7 +2101,7 @@
                 <w:noProof/>
                 <w:webHidden/>
               </w:rPr>
-              <w:instrText xml:space="preserve"> PAGEREF _Toc243251705 \h </w:instrText>
+              <w:instrText xml:space="preserve"> PAGEREF _Toc243254096 \h </w:instrText>
             </w:r>
             <w:r>
               <w:rPr>
@@ -2146,7 +2148,7 @@
               <w14:ligatures w14:val="standardContextual"/>
             </w:rPr>
           </w:pPr>
-          <w:hyperlink w:anchor="_Toc243251706" w:history="1">
+          <w:hyperlink w:anchor="_Toc243254097" w:history="1">
             <w:r>
               <w:rPr>
                 <w:rStyle w:val="Hipervnculo"/>
@@ -2191,7 +2193,7 @@
                 <w:noProof/>
                 <w:webHidden/>
               </w:rPr>
-              <w:instrText xml:space="preserve"> PAGEREF _Toc243251706 \h </w:instrText>
+              <w:instrText xml:space="preserve"> PAGEREF _Toc243254097 \h </w:instrText>
             </w:r>
             <w:r>
               <w:rPr>
@@ -2238,7 +2240,7 @@
               <w14:ligatures w14:val="standardContextual"/>
             </w:rPr>
           </w:pPr>
-          <w:hyperlink w:anchor="_Toc243251707" w:history="1">
+          <w:hyperlink w:anchor="_Toc243254098" w:history="1">
             <w:r>
               <w:rPr>
                 <w:rStyle w:val="Hipervnculo"/>
@@ -2283,7 +2285,7 @@
                 <w:noProof/>
                 <w:webHidden/>
               </w:rPr>
-              <w:instrText xml:space="preserve"> PAGEREF _Toc243251707 \h </w:instrText>
+              <w:instrText xml:space="preserve"> PAGEREF _Toc243254098 \h </w:instrText>
             </w:r>
             <w:r>
               <w:rPr>
@@ -2330,7 +2332,7 @@
               <w14:ligatures w14:val="standardContextual"/>
             </w:rPr>
           </w:pPr>
-          <w:hyperlink w:anchor="_Toc243251708" w:history="1">
+          <w:hyperlink w:anchor="_Toc243254099" w:history="1">
             <w:r>
               <w:rPr>
                 <w:rStyle w:val="Hipervnculo"/>
@@ -2375,7 +2377,7 @@
                 <w:noProof/>
                 <w:webHidden/>
               </w:rPr>
-              <w:instrText xml:space="preserve"> PAGEREF _Toc243251708 \h </w:instrText>
+              <w:instrText xml:space="preserve"> PAGEREF _Toc243254099 \h </w:instrText>
             </w:r>
             <w:r>
               <w:rPr>
@@ -2422,7 +2424,7 @@
               <w14:ligatures w14:val="standardContextual"/>
             </w:rPr>
           </w:pPr>
-          <w:hyperlink w:anchor="_Toc243251709" w:history="1">
+          <w:hyperlink w:anchor="_Toc243254100" w:history="1">
             <w:r>
               <w:rPr>
                 <w:rStyle w:val="Hipervnculo"/>
@@ -2467,7 +2469,7 @@
                 <w:noProof/>
                 <w:webHidden/>
               </w:rPr>
-              <w:instrText xml:space="preserve"> PAGEREF _Toc243251709 \h </w:instrText>
+              <w:instrText xml:space="preserve"> PAGEREF _Toc243254100 \h </w:instrText>
             </w:r>
             <w:r>
               <w:rPr>
@@ -2514,7 +2516,7 @@
               <w14:ligatures w14:val="standardContextual"/>
             </w:rPr>
           </w:pPr>
-          <w:hyperlink w:anchor="_Toc243251710" w:history="1">
+          <w:hyperlink w:anchor="_Toc243254101" w:history="1">
             <w:r>
               <w:rPr>
                 <w:rStyle w:val="Hipervnculo"/>
@@ -2559,7 +2561,7 @@
                 <w:noProof/>
                 <w:webHidden/>
               </w:rPr>
-              <w:instrText xml:space="preserve"> PAGEREF _Toc243251710 \h </w:instrText>
+              <w:instrText xml:space="preserve"> PAGEREF _Toc243254101 \h </w:instrText>
             </w:r>
             <w:r>
               <w:rPr>
@@ -2606,7 +2608,7 @@
               <w14:ligatures w14:val="standardContextual"/>
             </w:rPr>
           </w:pPr>
-          <w:hyperlink w:anchor="_Toc243251711" w:history="1">
+          <w:hyperlink w:anchor="_Toc243254102" w:history="1">
             <w:r>
               <w:rPr>
                 <w:rStyle w:val="Hipervnculo"/>
@@ -2651,7 +2653,7 @@
                 <w:noProof/>
                 <w:webHidden/>
               </w:rPr>
-              <w:instrText xml:space="preserve"> PAGEREF _Toc243251711 \h </w:instrText>
+              <w:instrText xml:space="preserve"> PAGEREF _Toc243254102 \h </w:instrText>
             </w:r>
             <w:r>
               <w:rPr>
@@ -2698,7 +2700,7 @@
               <w14:ligatures w14:val="standardContextual"/>
             </w:rPr>
           </w:pPr>
-          <w:hyperlink w:anchor="_Toc243251712" w:history="1">
+          <w:hyperlink w:anchor="_Toc243254103" w:history="1">
             <w:r>
               <w:rPr>
                 <w:rStyle w:val="Hipervnculo"/>
@@ -2743,7 +2745,7 @@
                 <w:noProof/>
                 <w:webHidden/>
               </w:rPr>
-              <w:instrText xml:space="preserve"> PAGEREF _Toc243251712 \h </w:instrText>
+              <w:instrText xml:space="preserve"> PAGEREF _Toc243254103 \h </w:instrText>
             </w:r>
             <w:r>
               <w:rPr>
@@ -2790,7 +2792,7 @@
               <w14:ligatures w14:val="standardContextual"/>
             </w:rPr>
           </w:pPr>
-          <w:hyperlink w:anchor="_Toc243251713" w:history="1">
+          <w:hyperlink w:anchor="_Toc243254104" w:history="1">
             <w:r>
               <w:rPr>
                 <w:rStyle w:val="Hipervnculo"/>
@@ -2835,7 +2837,7 @@
                 <w:noProof/>
                 <w:webHidden/>
               </w:rPr>
-              <w:instrText xml:space="preserve"> PAGEREF _Toc243251713 \h </w:instrText>
+              <w:instrText xml:space="preserve"> PAGEREF _Toc243254104 \h </w:instrText>
             </w:r>
             <w:r>
               <w:rPr>
@@ -2882,7 +2884,7 @@
               <w14:ligatures w14:val="standardContextual"/>
             </w:rPr>
           </w:pPr>
-          <w:hyperlink w:anchor="_Toc243251714" w:history="1">
+          <w:hyperlink w:anchor="_Toc243254105" w:history="1">
             <w:r>
               <w:rPr>
                 <w:rStyle w:val="Hipervnculo"/>
@@ -2927,7 +2929,7 @@
                 <w:noProof/>
                 <w:webHidden/>
               </w:rPr>
-              <w:instrText xml:space="preserve"> PAGEREF _Toc243251714 \h </w:instrText>
+              <w:instrText xml:space="preserve"> PAGEREF _Toc243254105 \h </w:instrText>
             </w:r>
             <w:r>
               <w:rPr>
@@ -2974,7 +2976,7 @@
               <w14:ligatures w14:val="standardContextual"/>
             </w:rPr>
           </w:pPr>
-          <w:hyperlink w:anchor="_Toc243251715" w:history="1">
+          <w:hyperlink w:anchor="_Toc243254106" w:history="1">
             <w:r>
               <w:rPr>
                 <w:rStyle w:val="Hipervnculo"/>
@@ -3019,7 +3021,7 @@
                 <w:noProof/>
                 <w:webHidden/>
               </w:rPr>
-              <w:instrText xml:space="preserve"> PAGEREF _Toc243251715 \h </w:instrText>
+              <w:instrText xml:space="preserve"> PAGEREF _Toc243254106 \h </w:instrText>
             </w:r>
             <w:r>
               <w:rPr>
@@ -3066,7 +3068,7 @@
               <w14:ligatures w14:val="standardContextual"/>
             </w:rPr>
           </w:pPr>
-          <w:hyperlink w:anchor="_Toc243251716" w:history="1">
+          <w:hyperlink w:anchor="_Toc243254107" w:history="1">
             <w:r>
               <w:rPr>
                 <w:rStyle w:val="Hipervnculo"/>
@@ -3111,7 +3113,7 @@
                 <w:noProof/>
                 <w:webHidden/>
               </w:rPr>
-              <w:instrText xml:space="preserve"> PAGEREF _Toc243251716 \h </w:instrText>
+              <w:instrText xml:space="preserve"> PAGEREF _Toc243254107 \h </w:instrText>
             </w:r>
             <w:r>
               <w:rPr>
@@ -3178,7 +3180,7 @@
           <w:numId w:val="1"/>
         </w:numPr>
       </w:pPr>
-      <w:bookmarkStart w:id="2" w:name="_Toc243251686"/>
+      <w:bookmarkStart w:id="2" w:name="_Toc243254077"/>
       <w:r>
         <w:lastRenderedPageBreak/>
         <w:t>Introducción</w:t>
@@ -3208,7 +3210,7 @@
           <w:numId w:val="1"/>
         </w:numPr>
       </w:pPr>
-      <w:bookmarkStart w:id="3" w:name="_Toc243251687"/>
+      <w:bookmarkStart w:id="3" w:name="_Toc243254078"/>
       <w:r>
         <w:t>Problema y contexto</w:t>
       </w:r>
@@ -3262,7 +3264,21 @@
         <w:rPr>
           <w:rFonts w:ascii="Arial" w:hAnsi="Arial" w:cs="Arial"/>
         </w:rPr>
-        <w:t xml:space="preserve"> La finalidad de MedManager es resolver estas carencias creando un ecosistema digital unificado de la clínica. El sistema busca automatizar la gestión diaria, garantizar que la información esté sincronizada en tiempo real, </w:t>
+        <w:t xml:space="preserve"> La finalidad de </w:t>
+      </w:r>
+      <w:proofErr w:type="spellStart"/>
+      <w:r>
+        <w:rPr>
+          <w:rFonts w:ascii="Arial" w:hAnsi="Arial" w:cs="Arial"/>
+        </w:rPr>
+        <w:t>MedManager</w:t>
+      </w:r>
+      <w:proofErr w:type="spellEnd"/>
+      <w:r>
+        <w:rPr>
+          <w:rFonts w:ascii="Arial" w:hAnsi="Arial" w:cs="Arial"/>
+        </w:rPr>
+        <w:t xml:space="preserve"> es resolver estas carencias creando un ecosistema digital unificado de la clínica. El sistema busca automatizar la gestión diaria, garantizar que la información esté sincronizada en tiempo real, </w:t>
       </w:r>
       <w:r>
         <w:rPr>
@@ -3289,7 +3305,7 @@
           <w:numId w:val="1"/>
         </w:numPr>
       </w:pPr>
-      <w:bookmarkStart w:id="4" w:name="_Toc243251688"/>
+      <w:bookmarkStart w:id="4" w:name="_Toc243254079"/>
       <w:r>
         <w:t>Usuarios destinatarios</w:t>
       </w:r>
@@ -3362,7 +3378,7 @@
           <w:numId w:val="1"/>
         </w:numPr>
       </w:pPr>
-      <w:bookmarkStart w:id="5" w:name="_Toc243251689"/>
+      <w:bookmarkStart w:id="5" w:name="_Toc243254080"/>
       <w:r>
         <w:t>Alcance</w:t>
       </w:r>
@@ -3370,7 +3386,15 @@
     </w:p>
     <w:p>
       <w:r>
-        <w:t>El alcance de MedManager abarca la gestión interna del flujo médico y administrativo de la clínica. El proyecto cubrirá el ciclo completo de citas, la creación y consulta de historiales médicos y la gestión de permisos según el perfil del trabajador. El sistema se limitará a la operativa clínica, por lo que no incluirá módulos de facturación, contabilidad, pasarelas de pago ni conexión con bases de datos externas estatales (como la Seguridad Social).</w:t>
+        <w:t xml:space="preserve">El alcance de </w:t>
+      </w:r>
+      <w:proofErr w:type="spellStart"/>
+      <w:r>
+        <w:t>MedManager</w:t>
+      </w:r>
+      <w:proofErr w:type="spellEnd"/>
+      <w:r>
+        <w:t xml:space="preserve"> abarca la gestión interna del flujo médico y administrativo de la clínica. El proyecto cubrirá el ciclo completo de citas, la creación y consulta de historiales médicos y la gestión de permisos según el perfil del trabajador. El sistema se limitará a la operativa clínica, por lo que no incluirá módulos de facturación, contabilidad, pasarelas de pago ni conexión con bases de datos externas estatales (como la Seguridad Social).</w:t>
       </w:r>
     </w:p>
     <w:p/>
@@ -3383,7 +3407,7 @@
           <w:numId w:val="1"/>
         </w:numPr>
       </w:pPr>
-      <w:bookmarkStart w:id="6" w:name="_Toc243251690"/>
+      <w:bookmarkStart w:id="6" w:name="_Toc243254081"/>
       <w:r>
         <w:lastRenderedPageBreak/>
         <w:t>Motivación</w:t>
@@ -3463,7 +3487,25 @@
           <w:sz w:val="22"/>
           <w:szCs w:val="22"/>
         </w:rPr>
-        <w:t>Desde el punto de vista académico y profesional dentro del ciclo DAM, este proyecto se convierte en el escenario idóneo para poner en práctica y consolidar de forma integral todo lo aprendido. Desarrollar una solución para este entorno exige abordar la gestión de bases de datos relacionales, el tratamiento riguroso de datos sensibles, el control de concurrencia mediante un servidor propio con Sockets y la creación de interfaces diferenciadas (escritorio en Java Swing para tareas administrativas y aplicación Android en Kotlin para el trabajo en movilidad). Con ello, no solo se busca recrear un modelo organizativo eficiente, sino también aportar una alternativa aplicable a centros que necesitan optimizar su flujo diario hacia un modelo sin uso de papel.</w:t>
+        <w:t xml:space="preserve">Desde el punto de vista académico y profesional dentro del ciclo DAM, este proyecto se convierte en el escenario idóneo para poner en práctica y consolidar de forma integral todo lo aprendido. Desarrollar una solución para este entorno exige abordar la gestión de bases de datos relacionales, el tratamiento riguroso de datos sensibles, el control de concurrencia mediante un servidor propio con Sockets y la creación de interfaces diferenciadas (escritorio en Java Swing para tareas administrativas y aplicación Android en </w:t>
+      </w:r>
+      <w:proofErr w:type="spellStart"/>
+      <w:r>
+        <w:rPr>
+          <w:rFonts w:ascii="Arial" w:hAnsi="Arial" w:cs="Arial"/>
+          <w:sz w:val="22"/>
+          <w:szCs w:val="22"/>
+        </w:rPr>
+        <w:t>Kotlin</w:t>
+      </w:r>
+      <w:proofErr w:type="spellEnd"/>
+      <w:r>
+        <w:rPr>
+          <w:rFonts w:ascii="Arial" w:hAnsi="Arial" w:cs="Arial"/>
+          <w:sz w:val="22"/>
+          <w:szCs w:val="22"/>
+        </w:rPr>
+        <w:t xml:space="preserve"> para el trabajo en movilidad). Con ello, no solo se busca recrear un modelo organizativo eficiente, sino también aportar una alternativa aplicable a centros que necesitan optimizar su flujo diario hacia un modelo sin uso de papel.</w:t>
       </w:r>
     </w:p>
     <w:p/>
@@ -3475,15 +3517,25 @@
           <w:numId w:val="1"/>
         </w:numPr>
       </w:pPr>
-      <w:bookmarkStart w:id="7" w:name="_Toc243251691"/>
+      <w:bookmarkStart w:id="7" w:name="_Toc243254082"/>
+      <w:proofErr w:type="spellStart"/>
       <w:r>
         <w:t>Abstract</w:t>
       </w:r>
       <w:bookmarkEnd w:id="7"/>
-    </w:p>
-    <w:p>
-      <w:r>
-        <w:t>En ingles, resumen de la app, finalidad, tipo, tecnologias y resultado.</w:t>
+      <w:proofErr w:type="spellEnd"/>
+    </w:p>
+    <w:p>
+      <w:r>
+        <w:t xml:space="preserve">En ingles, resumen de la app, finalidad, tipo, </w:t>
+      </w:r>
+      <w:proofErr w:type="spellStart"/>
+      <w:r>
+        <w:t>tecnologias</w:t>
+      </w:r>
+      <w:proofErr w:type="spellEnd"/>
+      <w:r>
+        <w:t xml:space="preserve"> y resultado.</w:t>
       </w:r>
     </w:p>
     <w:p>
@@ -3494,7 +3546,7 @@
           <w:numId w:val="1"/>
         </w:numPr>
       </w:pPr>
-      <w:bookmarkStart w:id="8" w:name="_Toc243251692"/>
+      <w:bookmarkStart w:id="8" w:name="_Toc243254083"/>
       <w:r>
         <w:t>Objetivos propuestos (generales y específicos)</w:t>
       </w:r>
@@ -3525,7 +3577,15 @@
       </w:r>
       <w:proofErr w:type="gramEnd"/>
       <w:r>
-        <w:t xml:space="preserve"> médica a la que llamare MedManager, que centralice la información administrativa y asistencial en una base de datos </w:t>
+        <w:t xml:space="preserve"> médica a la que llamare </w:t>
+      </w:r>
+      <w:proofErr w:type="spellStart"/>
+      <w:r>
+        <w:t>MedManager</w:t>
+      </w:r>
+      <w:proofErr w:type="spellEnd"/>
+      <w:r>
+        <w:t xml:space="preserve">, que centralice la información administrativa y asistencial en una base de datos </w:t>
       </w:r>
       <w:r>
         <w:t>única</w:t>
@@ -3624,7 +3684,21 @@
         <w:rPr>
           <w:lang w:val="es-ES"/>
         </w:rPr>
-        <w:t>Centralizar el acceso a la base de datos a través de un servidor backend concurrente (multihilo) mediante Sockets TCP/IP, evitando la exposición directa de la base de datos a las aplicaciones cliente.</w:t>
+        <w:t xml:space="preserve">Centralizar el acceso a la base de datos a través de un servidor </w:t>
+      </w:r>
+      <w:proofErr w:type="spellStart"/>
+      <w:r>
+        <w:rPr>
+          <w:lang w:val="es-ES"/>
+        </w:rPr>
+        <w:t>backend</w:t>
+      </w:r>
+      <w:proofErr w:type="spellEnd"/>
+      <w:r>
+        <w:rPr>
+          <w:lang w:val="es-ES"/>
+        </w:rPr>
+        <w:t xml:space="preserve"> concurrente (multihilo) mediante Sockets TCP/IP, evitando la exposición directa de la base de datos a las aplicaciones cliente.</w:t>
       </w:r>
     </w:p>
     <w:p>
@@ -3828,6 +3902,7 @@
         </w:rPr>
         <w:t xml:space="preserve">Implementar mecanismos de protección de credenciales mediante algoritmos de </w:t>
       </w:r>
+      <w:proofErr w:type="spellStart"/>
       <w:r>
         <w:rPr>
           <w:i/>
@@ -3836,6 +3911,7 @@
         </w:rPr>
         <w:t>hashing</w:t>
       </w:r>
+      <w:proofErr w:type="spellEnd"/>
       <w:r>
         <w:rPr>
           <w:lang w:val="es-ES"/>
@@ -3851,7 +3927,7 @@
           <w:numId w:val="1"/>
         </w:numPr>
       </w:pPr>
-      <w:bookmarkStart w:id="9" w:name="_Toc243251693"/>
+      <w:bookmarkStart w:id="9" w:name="_Toc243254084"/>
       <w:r>
         <w:lastRenderedPageBreak/>
         <w:t>Estado del Arte</w:t>
@@ -3879,7 +3955,7 @@
           <w:numId w:val="1"/>
         </w:numPr>
       </w:pPr>
-      <w:bookmarkStart w:id="10" w:name="_Toc243251694"/>
+      <w:bookmarkStart w:id="10" w:name="_Toc243254085"/>
       <w:r>
         <w:lastRenderedPageBreak/>
         <w:t>Metodología usada</w:t>
@@ -3907,7 +3983,7 @@
           <w:numId w:val="1"/>
         </w:numPr>
       </w:pPr>
-      <w:bookmarkStart w:id="11" w:name="_Toc243251695"/>
+      <w:bookmarkStart w:id="11" w:name="_Toc243254086"/>
       <w:r>
         <w:lastRenderedPageBreak/>
         <w:t>Tecnologías y herramientas utilizadas en el proyecto</w:t>
@@ -3958,8 +4034,13 @@
           <w:numId w:val="3"/>
         </w:numPr>
       </w:pPr>
-      <w:r>
-        <w:t>Hibernate (ORM)</w:t>
+      <w:proofErr w:type="spellStart"/>
+      <w:r>
+        <w:t>Hibernate</w:t>
+      </w:r>
+      <w:proofErr w:type="spellEnd"/>
+      <w:r>
+        <w:t xml:space="preserve"> (ORM)</w:t>
       </w:r>
     </w:p>
     <w:p>
@@ -4011,9 +4092,11 @@
           <w:numId w:val="3"/>
         </w:numPr>
       </w:pPr>
+      <w:proofErr w:type="spellStart"/>
       <w:r>
         <w:t>Kotlin</w:t>
       </w:r>
+      <w:proofErr w:type="spellEnd"/>
     </w:p>
     <w:p>
       <w:pPr>
@@ -4075,8 +4158,13 @@
           <w:numId w:val="3"/>
         </w:numPr>
       </w:pPr>
-      <w:r>
-        <w:t xml:space="preserve">Backend/Servicios: Desarrollo de un servidor propio basado en una capa de Sockets TCP/IP en Java para gestionar las peticiones concurrentes de los clientes sin atacar directamente a la base de datos.   </w:t>
+      <w:proofErr w:type="spellStart"/>
+      <w:r>
+        <w:t>Backend</w:t>
+      </w:r>
+      <w:proofErr w:type="spellEnd"/>
+      <w:r>
+        <w:t xml:space="preserve">/Servicios: Desarrollo de un servidor propio basado en una capa de Sockets TCP/IP en Java para gestionar las peticiones concurrentes de los clientes sin atacar directamente a la base de datos.   </w:t>
       </w:r>
     </w:p>
     <w:p>
@@ -4098,10 +4186,12 @@
       <w:r>
         <w:t xml:space="preserve">Para el Control de Calidad y </w:t>
       </w:r>
+      <w:proofErr w:type="spellStart"/>
       <w:proofErr w:type="gramStart"/>
       <w:r>
         <w:t>Versiones:Pruebas</w:t>
       </w:r>
+      <w:proofErr w:type="spellEnd"/>
       <w:proofErr w:type="gramEnd"/>
       <w:r>
         <w:t xml:space="preserve">: </w:t>
@@ -4115,8 +4205,13 @@
           <w:numId w:val="3"/>
         </w:numPr>
       </w:pPr>
-      <w:r>
-        <w:t xml:space="preserve">JUnit para las pruebas unitarias.   </w:t>
+      <w:proofErr w:type="spellStart"/>
+      <w:r>
+        <w:t>JUnit</w:t>
+      </w:r>
+      <w:proofErr w:type="spellEnd"/>
+      <w:r>
+        <w:t xml:space="preserve"> para las pruebas unitarias.   </w:t>
       </w:r>
     </w:p>
     <w:p>
@@ -4149,7 +4244,7 @@
           <w:numId w:val="1"/>
         </w:numPr>
       </w:pPr>
-      <w:bookmarkStart w:id="13" w:name="_Toc243251696"/>
+      <w:bookmarkStart w:id="13" w:name="_Toc243254087"/>
       <w:r>
         <w:lastRenderedPageBreak/>
         <w:t xml:space="preserve">Planificación, Diagnóstico y Contexto Laboral </w:t>
@@ -4166,7 +4261,7 @@
           <w:lang w:val="es-ES"/>
         </w:rPr>
       </w:pPr>
-      <w:bookmarkStart w:id="14" w:name="_Toc243251697"/>
+      <w:bookmarkStart w:id="14" w:name="_Toc243254088"/>
       <w:r>
         <w:rPr>
           <w:lang w:val="es-ES"/>
@@ -4474,7 +4569,35 @@
         <w:rPr>
           <w:lang w:val="es-ES"/>
         </w:rPr>
-        <w:t xml:space="preserve"> El desarrollo de este ecosistema requiere perfiles de Administrador de Bases de Datos (MySQL), Desarrollador Backend (Servidor Java Multihilo y Sockets) y Desarrollador Frontend/Móvil (</w:t>
+        <w:t xml:space="preserve"> El desarrollo de este ecosistema requiere perfiles de Administrador de Bases de Datos (MySQL), Desarrollador </w:t>
+      </w:r>
+      <w:proofErr w:type="spellStart"/>
+      <w:r>
+        <w:rPr>
+          <w:lang w:val="es-ES"/>
+        </w:rPr>
+        <w:t>Backend</w:t>
+      </w:r>
+      <w:proofErr w:type="spellEnd"/>
+      <w:r>
+        <w:rPr>
+          <w:lang w:val="es-ES"/>
+        </w:rPr>
+        <w:t xml:space="preserve"> (Servidor Java Multihilo y Sockets) y Desarrollador </w:t>
+      </w:r>
+      <w:proofErr w:type="spellStart"/>
+      <w:r>
+        <w:rPr>
+          <w:lang w:val="es-ES"/>
+        </w:rPr>
+        <w:t>Frontend</w:t>
+      </w:r>
+      <w:proofErr w:type="spellEnd"/>
+      <w:r>
+        <w:rPr>
+          <w:lang w:val="es-ES"/>
+        </w:rPr>
+        <w:t>/Móvil (</w:t>
       </w:r>
       <w:r>
         <w:t>Java Swing</w:t>
@@ -4486,7 +4609,21 @@
         <w:rPr>
           <w:lang w:val="es-ES"/>
         </w:rPr>
-        <w:t>y Android/Kotlin).</w:t>
+        <w:t>y Android/</w:t>
+      </w:r>
+      <w:proofErr w:type="spellStart"/>
+      <w:r>
+        <w:rPr>
+          <w:lang w:val="es-ES"/>
+        </w:rPr>
+        <w:t>Kotlin</w:t>
+      </w:r>
+      <w:proofErr w:type="spellEnd"/>
+      <w:r>
+        <w:rPr>
+          <w:lang w:val="es-ES"/>
+        </w:rPr>
+        <w:t>).</w:t>
       </w:r>
     </w:p>
     <w:p>
@@ -4545,7 +4682,7 @@
           <w:lang w:val="es-ES"/>
         </w:rPr>
       </w:pPr>
-      <w:bookmarkStart w:id="15" w:name="_Toc243251698"/>
+      <w:bookmarkStart w:id="15" w:name="_Toc243254089"/>
       <w:r>
         <w:rPr>
           <w:lang w:val="es-ES"/>
@@ -4589,7 +4726,35 @@
         <w:rPr>
           <w:lang w:val="es-ES"/>
         </w:rPr>
-        <w:t xml:space="preserve"> Uso de conexiones mediante Sockets que proporcionan un control total sobre el flujo de datos. Implementación de hilos (multithreading) tanto en el servidor como en la app móvil (Coroutines) para evitar bloqueos en la interfaz.</w:t>
+        <w:t xml:space="preserve"> Uso de conexiones mediante Sockets que proporcionan un control total sobre el flujo de datos. Implementación de hilos (</w:t>
+      </w:r>
+      <w:proofErr w:type="spellStart"/>
+      <w:r>
+        <w:rPr>
+          <w:lang w:val="es-ES"/>
+        </w:rPr>
+        <w:t>multithreading</w:t>
+      </w:r>
+      <w:proofErr w:type="spellEnd"/>
+      <w:r>
+        <w:rPr>
+          <w:lang w:val="es-ES"/>
+        </w:rPr>
+        <w:t>) tanto en el servidor como en la app móvil (</w:t>
+      </w:r>
+      <w:proofErr w:type="spellStart"/>
+      <w:r>
+        <w:rPr>
+          <w:lang w:val="es-ES"/>
+        </w:rPr>
+        <w:t>Coroutines</w:t>
+      </w:r>
+      <w:proofErr w:type="spellEnd"/>
+      <w:r>
+        <w:rPr>
+          <w:lang w:val="es-ES"/>
+        </w:rPr>
+        <w:t>) para evitar bloqueos en la interfaz.</w:t>
       </w:r>
     </w:p>
     <w:p>
@@ -4614,7 +4779,21 @@
         <w:rPr>
           <w:lang w:val="es-ES"/>
         </w:rPr>
-        <w:t xml:space="preserve"> La gestión manual de Sockets a bajo nivel y el mapeo ORM con Hibernate incrementan la complejidad del código y requieren un control de excepciones exhaustivo.</w:t>
+        <w:t xml:space="preserve"> La gestión manual de Sockets a bajo nivel y el mapeo ORM con </w:t>
+      </w:r>
+      <w:proofErr w:type="spellStart"/>
+      <w:r>
+        <w:rPr>
+          <w:lang w:val="es-ES"/>
+        </w:rPr>
+        <w:t>Hibernate</w:t>
+      </w:r>
+      <w:proofErr w:type="spellEnd"/>
+      <w:r>
+        <w:rPr>
+          <w:lang w:val="es-ES"/>
+        </w:rPr>
+        <w:t xml:space="preserve"> incrementan la complejidad del código y requieren un control de excepciones exhaustivo.</w:t>
       </w:r>
     </w:p>
     <w:p>
@@ -4675,7 +4854,7 @@
           <w:lang w:val="es-ES"/>
         </w:rPr>
       </w:pPr>
-      <w:bookmarkStart w:id="16" w:name="_Toc243251699"/>
+      <w:bookmarkStart w:id="16" w:name="_Toc243254090"/>
       <w:r>
         <w:rPr>
           <w:lang w:val="es-ES"/>
@@ -4835,7 +5014,21 @@
         <w:rPr>
           <w:lang w:val="es-ES"/>
         </w:rPr>
-        <w:t xml:space="preserve"> Creación del script DDL, triggers, asignación de permisos de usuario y generación de datos de prueba en el entorno local (XAMPP/MySQL).</w:t>
+        <w:t xml:space="preserve"> Creación del script DDL, </w:t>
+      </w:r>
+      <w:proofErr w:type="spellStart"/>
+      <w:r>
+        <w:rPr>
+          <w:lang w:val="es-ES"/>
+        </w:rPr>
+        <w:t>triggers</w:t>
+      </w:r>
+      <w:proofErr w:type="spellEnd"/>
+      <w:r>
+        <w:rPr>
+          <w:lang w:val="es-ES"/>
+        </w:rPr>
+        <w:t>, asignación de permisos de usuario y generación de datos de prueba en el entorno local (XAMPP/MySQL).</w:t>
       </w:r>
     </w:p>
     <w:p>
@@ -4860,7 +5053,35 @@
         <w:rPr>
           <w:lang w:val="es-ES"/>
         </w:rPr>
-        <w:t xml:space="preserve"> Configuración de Hibernate (ORM) y desarrollo del bucle de ServerSocket multihilo para gestionar la concurrencia de respuestas a los clientes.</w:t>
+        <w:t xml:space="preserve"> Configuración de </w:t>
+      </w:r>
+      <w:proofErr w:type="spellStart"/>
+      <w:r>
+        <w:rPr>
+          <w:lang w:val="es-ES"/>
+        </w:rPr>
+        <w:t>Hibernate</w:t>
+      </w:r>
+      <w:proofErr w:type="spellEnd"/>
+      <w:r>
+        <w:rPr>
+          <w:lang w:val="es-ES"/>
+        </w:rPr>
+        <w:t xml:space="preserve"> (ORM) y desarrollo del bucle de </w:t>
+      </w:r>
+      <w:proofErr w:type="spellStart"/>
+      <w:r>
+        <w:rPr>
+          <w:lang w:val="es-ES"/>
+        </w:rPr>
+        <w:t>ServerSocket</w:t>
+      </w:r>
+      <w:proofErr w:type="spellEnd"/>
+      <w:r>
+        <w:rPr>
+          <w:lang w:val="es-ES"/>
+        </w:rPr>
+        <w:t xml:space="preserve"> multihilo para gestionar la concurrencia de respuestas a los clientes.</w:t>
       </w:r>
     </w:p>
     <w:p>
@@ -4933,7 +5154,35 @@
         <w:rPr>
           <w:lang w:val="es-ES"/>
         </w:rPr>
-        <w:t xml:space="preserve"> Desarrollo de la interfaz en Kotlin, manejo de conexiones en segundo plano mediante corrutinas e integración de la cámara para la lectura del QR.</w:t>
+        <w:t xml:space="preserve"> Desarrollo de la interfaz en </w:t>
+      </w:r>
+      <w:proofErr w:type="spellStart"/>
+      <w:r>
+        <w:rPr>
+          <w:lang w:val="es-ES"/>
+        </w:rPr>
+        <w:t>Kotlin</w:t>
+      </w:r>
+      <w:proofErr w:type="spellEnd"/>
+      <w:r>
+        <w:rPr>
+          <w:lang w:val="es-ES"/>
+        </w:rPr>
+        <w:t xml:space="preserve">, manejo de conexiones en segundo plano mediante </w:t>
+      </w:r>
+      <w:proofErr w:type="spellStart"/>
+      <w:r>
+        <w:rPr>
+          <w:lang w:val="es-ES"/>
+        </w:rPr>
+        <w:t>corrutinas</w:t>
+      </w:r>
+      <w:proofErr w:type="spellEnd"/>
+      <w:r>
+        <w:rPr>
+          <w:lang w:val="es-ES"/>
+        </w:rPr>
+        <w:t xml:space="preserve"> e integración de la cámara para la lectura del QR.</w:t>
       </w:r>
     </w:p>
     <w:p>
@@ -4950,7 +5199,7 @@
           <w:lang w:val="es-ES"/>
         </w:rPr>
       </w:pPr>
-      <w:bookmarkStart w:id="17" w:name="_Toc243251700"/>
+      <w:bookmarkStart w:id="17" w:name="_Toc243254091"/>
       <w:r>
         <w:rPr>
           <w:lang w:val="es-ES"/>
@@ -4985,7 +5234,7 @@
           <w:numId w:val="1"/>
         </w:numPr>
       </w:pPr>
-      <w:bookmarkStart w:id="18" w:name="_Toc243251701"/>
+      <w:bookmarkStart w:id="18" w:name="_Toc243254092"/>
       <w:r>
         <w:lastRenderedPageBreak/>
         <w:t>Análisis del proyecto</w:t>
@@ -5008,7 +5257,7 @@
           <w:numId w:val="1"/>
         </w:numPr>
       </w:pPr>
-      <w:bookmarkStart w:id="19" w:name="_Toc243251702"/>
+      <w:bookmarkStart w:id="19" w:name="_Toc243254093"/>
       <w:r>
         <w:t>requisitos funcionales</w:t>
       </w:r>
@@ -5079,7 +5328,15 @@
         </w:numPr>
       </w:pPr>
       <w:r>
-        <w:t>RF5. Comunicación Intermedia Segura: Las aplicaciones cliente (escritorio y móvil) no accederán directamente a la base de datos, sino que enviarán peticiones estructuradas mediante Sockets a un servidor backend propio que procesará las consultas.</w:t>
+        <w:t xml:space="preserve">RF5. Comunicación Intermedia Segura: Las aplicaciones cliente (escritorio y móvil) no accederán directamente a la base de datos, sino que enviarán peticiones estructuradas mediante Sockets a un servidor </w:t>
+      </w:r>
+      <w:proofErr w:type="spellStart"/>
+      <w:r>
+        <w:t>backend</w:t>
+      </w:r>
+      <w:proofErr w:type="spellEnd"/>
+      <w:r>
+        <w:t xml:space="preserve"> propio que procesará las consultas.</w:t>
       </w:r>
     </w:p>
     <w:p>
@@ -5090,7 +5347,7 @@
           <w:numId w:val="1"/>
         </w:numPr>
       </w:pPr>
-      <w:bookmarkStart w:id="20" w:name="_Toc243251703"/>
+      <w:bookmarkStart w:id="20" w:name="_Toc243254094"/>
       <w:r>
         <w:t>requisitos no funcionale</w:t>
       </w:r>
@@ -5120,7 +5377,23 @@
         </w:numPr>
       </w:pPr>
       <w:r>
-        <w:t>RNF2. Alta Concurrencia: El servidor backend Java debe estar estructurado mediante programación multihilo (Threads) para ser capaz de recibir y atender peticiones simultáneas de la app móvil y de la app de escritorio sin bloquearse.</w:t>
+        <w:t xml:space="preserve">RNF2. Alta Concurrencia: El servidor </w:t>
+      </w:r>
+      <w:proofErr w:type="spellStart"/>
+      <w:r>
+        <w:t>backend</w:t>
+      </w:r>
+      <w:proofErr w:type="spellEnd"/>
+      <w:r>
+        <w:t xml:space="preserve"> Java debe estar estructurado mediante programación multihilo (</w:t>
+      </w:r>
+      <w:proofErr w:type="spellStart"/>
+      <w:r>
+        <w:t>Threads</w:t>
+      </w:r>
+      <w:proofErr w:type="spellEnd"/>
+      <w:r>
+        <w:t>) para ser capaz de recibir y atender peticiones simultáneas de la app móvil y de la app de escritorio sin bloquearse.</w:t>
       </w:r>
     </w:p>
     <w:p>
@@ -5151,7 +5424,15 @@
       </w:pPr>
       <w:r>
         <w:lastRenderedPageBreak/>
-        <w:t xml:space="preserve">RNF4. Persistencia e Integridad: La base de datos (MySQL) debe mantener una estricta integridad referencial de los datos. La conexión entre el servidor y la base de datos se gestionará de manera segura utilizando Hibernate (ORM).   </w:t>
+        <w:t xml:space="preserve">RNF4. Persistencia e Integridad: La base de datos (MySQL) debe mantener una estricta integridad referencial de los datos. La conexión entre el servidor y la base de datos se gestionará de manera segura utilizando </w:t>
+      </w:r>
+      <w:proofErr w:type="spellStart"/>
+      <w:r>
+        <w:t>Hibernate</w:t>
+      </w:r>
+      <w:proofErr w:type="spellEnd"/>
+      <w:r>
+        <w:t xml:space="preserve"> (ORM).   </w:t>
       </w:r>
     </w:p>
     <w:p>
@@ -5162,7 +5443,7 @@
           <w:numId w:val="1"/>
         </w:numPr>
       </w:pPr>
-      <w:bookmarkStart w:id="21" w:name="_Toc243251704"/>
+      <w:bookmarkStart w:id="21" w:name="_Toc243254095"/>
       <w:r>
         <w:t>Reglas de negocio</w:t>
       </w:r>
@@ -5189,7 +5470,15 @@
         </w:numPr>
       </w:pPr>
       <w:r>
-        <w:t>Un medico no puede tener en una misma franja horaria de 15 min mas de una visita</w:t>
+        <w:t xml:space="preserve">Un medico no puede tener en una misma franja horaria de 15 min </w:t>
+      </w:r>
+      <w:proofErr w:type="spellStart"/>
+      <w:r>
+        <w:t>mas</w:t>
+      </w:r>
+      <w:proofErr w:type="spellEnd"/>
+      <w:r>
+        <w:t xml:space="preserve"> de una visita</w:t>
       </w:r>
     </w:p>
     <w:p>
@@ -5224,7 +5513,7 @@
           <w:numId w:val="1"/>
         </w:numPr>
       </w:pPr>
-      <w:bookmarkStart w:id="22" w:name="_Toc243251705"/>
+      <w:bookmarkStart w:id="22" w:name="_Toc243254096"/>
       <w:r>
         <w:t>Ac</w:t>
       </w:r>
@@ -5775,7 +6064,7 @@
           <w:numId w:val="1"/>
         </w:numPr>
       </w:pPr>
-      <w:bookmarkStart w:id="23" w:name="_Toc243251706"/>
+      <w:bookmarkStart w:id="23" w:name="_Toc243254097"/>
       <w:r>
         <w:t>diagramas de Entidad-Relación</w:t>
       </w:r>
@@ -6084,6 +6373,7 @@
           <w:lang w:val="es-ES"/>
         </w:rPr>
       </w:pPr>
+      <w:proofErr w:type="spellStart"/>
       <w:r>
         <w:rPr>
           <w:color w:val="000000"/>
@@ -6093,6 +6383,7 @@
         </w:rPr>
         <w:t>Historial_Medico</w:t>
       </w:r>
+      <w:proofErr w:type="spellEnd"/>
     </w:p>
     <w:p>
       <w:pPr>
@@ -6240,31 +6531,9 @@
           <w:lang w:val="es-ES"/>
         </w:rPr>
         <w:lastRenderedPageBreak/>
-        <w:t>Paciente — Historial_Medico (0, N) / (1, 1):</w:t>
-      </w:r>
-      <w:r>
-        <w:rPr>
-          <w:color w:val="000000"/>
-          <w:sz w:val="28"/>
-          <w:szCs w:val="28"/>
-          <w:lang w:val="es-ES"/>
-        </w:rPr>
-        <w:t xml:space="preserve"> Un paciente puede tener de 0 a N registros en su historial; cada registro pertenece a 1 paciente.</w:t>
-      </w:r>
-    </w:p>
-    <w:p>
-      <w:pPr>
-        <w:numPr>
-          <w:ilvl w:val="0"/>
-          <w:numId w:val="22"/>
-        </w:numPr>
-        <w:rPr>
-          <w:color w:val="000000"/>
-          <w:sz w:val="28"/>
-          <w:szCs w:val="28"/>
-          <w:lang w:val="es-ES"/>
-        </w:rPr>
-      </w:pPr>
+        <w:t xml:space="preserve">Paciente — </w:t>
+      </w:r>
+      <w:proofErr w:type="spellStart"/>
       <w:r>
         <w:rPr>
           <w:b/>
@@ -6274,27 +6543,9 @@
           <w:szCs w:val="28"/>
           <w:lang w:val="es-ES"/>
         </w:rPr>
-        <w:t>Cita — Historial_Medico (0, 1) / (1, 1):</w:t>
-      </w:r>
-      <w:r>
-        <w:rPr>
-          <w:color w:val="000000"/>
-          <w:sz w:val="28"/>
-          <w:szCs w:val="28"/>
-          <w:lang w:val="es-ES"/>
-        </w:rPr>
-        <w:t xml:space="preserve"> Una cita puede generar 0 o 1 informe médico; cada informe proviene de 1 cita.</w:t>
-      </w:r>
-    </w:p>
-    <w:p>
-      <w:pPr>
-        <w:rPr>
-          <w:color w:val="000000"/>
-          <w:sz w:val="28"/>
-          <w:szCs w:val="28"/>
-          <w:lang w:val="es-ES"/>
-        </w:rPr>
-      </w:pPr>
+        <w:t>Historial_Medico</w:t>
+      </w:r>
+      <w:proofErr w:type="spellEnd"/>
       <w:r>
         <w:rPr>
           <w:b/>
@@ -6304,14 +6555,23 @@
           <w:szCs w:val="28"/>
           <w:lang w:val="es-ES"/>
         </w:rPr>
-        <w:t>Los atributos y claves de cada entidad:</w:t>
+        <w:t xml:space="preserve"> (0, N) / (1, 1):</w:t>
+      </w:r>
+      <w:r>
+        <w:rPr>
+          <w:color w:val="000000"/>
+          <w:sz w:val="28"/>
+          <w:szCs w:val="28"/>
+          <w:lang w:val="es-ES"/>
+        </w:rPr>
+        <w:t xml:space="preserve"> Un paciente puede tener de 0 a N registros en su historial; cada registro pertenece a 1 paciente.</w:t>
       </w:r>
     </w:p>
     <w:p>
       <w:pPr>
         <w:numPr>
           <w:ilvl w:val="0"/>
-          <w:numId w:val="23"/>
+          <w:numId w:val="22"/>
         </w:numPr>
         <w:rPr>
           <w:color w:val="000000"/>
@@ -6329,58 +6589,9 @@
           <w:szCs w:val="28"/>
           <w:lang w:val="es-ES"/>
         </w:rPr>
-        <w:t>Paciente:</w:t>
-      </w:r>
-      <w:r>
-        <w:rPr>
-          <w:color w:val="000000"/>
-          <w:sz w:val="28"/>
-          <w:szCs w:val="28"/>
-          <w:lang w:val="es-ES"/>
-        </w:rPr>
-        <w:t xml:space="preserve"> id_paciente (PK), dni, nombre, apellidos, telefono, email, </w:t>
-      </w:r>
-      <w:r>
-        <w:rPr>
-          <w:color w:val="000000"/>
-          <w:sz w:val="28"/>
-          <w:szCs w:val="28"/>
-          <w:lang w:val="es-ES"/>
-        </w:rPr>
-        <w:t>dirección, fecha_nacimiento</w:t>
-      </w:r>
-      <w:r>
-        <w:rPr>
-          <w:color w:val="000000"/>
-          <w:sz w:val="28"/>
-          <w:szCs w:val="28"/>
-          <w:lang w:val="es-ES"/>
-        </w:rPr>
-        <w:t>, activo</w:t>
-      </w:r>
-      <w:r>
-        <w:rPr>
-          <w:color w:val="000000"/>
-          <w:sz w:val="28"/>
-          <w:szCs w:val="28"/>
-          <w:lang w:val="es-ES"/>
-        </w:rPr>
-        <w:t>.</w:t>
-      </w:r>
-    </w:p>
-    <w:p>
-      <w:pPr>
-        <w:numPr>
-          <w:ilvl w:val="0"/>
-          <w:numId w:val="23"/>
-        </w:numPr>
-        <w:rPr>
-          <w:color w:val="000000"/>
-          <w:sz w:val="28"/>
-          <w:szCs w:val="28"/>
-          <w:lang w:val="es-ES"/>
-        </w:rPr>
-      </w:pPr>
+        <w:t xml:space="preserve">Cita — </w:t>
+      </w:r>
+      <w:proofErr w:type="spellStart"/>
       <w:r>
         <w:rPr>
           <w:b/>
@@ -6390,49 +6601,9 @@
           <w:szCs w:val="28"/>
           <w:lang w:val="es-ES"/>
         </w:rPr>
-        <w:t>Trabajador:</w:t>
-      </w:r>
-      <w:r>
-        <w:rPr>
-          <w:color w:val="000000"/>
-          <w:sz w:val="28"/>
-          <w:szCs w:val="28"/>
-          <w:lang w:val="es-ES"/>
-        </w:rPr>
-        <w:t xml:space="preserve"> id_trabajador (PK), dni, nombre, apellidos,</w:t>
-      </w:r>
-      <w:r>
-        <w:rPr>
-          <w:color w:val="000000"/>
-          <w:sz w:val="28"/>
-          <w:szCs w:val="28"/>
-          <w:lang w:val="es-ES"/>
-        </w:rPr>
-        <w:t xml:space="preserve"> teléfono,</w:t>
-      </w:r>
-      <w:r>
-        <w:rPr>
-          <w:color w:val="000000"/>
-          <w:sz w:val="28"/>
-          <w:szCs w:val="28"/>
-          <w:lang w:val="es-ES"/>
-        </w:rPr>
-        <w:t xml:space="preserve"> rol (Recepcionista, Enfermero, Médico), id_especialidad (FK, nullable si no es médico), usuario, password_hash.</w:t>
-      </w:r>
-    </w:p>
-    <w:p>
-      <w:pPr>
-        <w:numPr>
-          <w:ilvl w:val="0"/>
-          <w:numId w:val="23"/>
-        </w:numPr>
-        <w:rPr>
-          <w:color w:val="000000"/>
-          <w:sz w:val="28"/>
-          <w:szCs w:val="28"/>
-          <w:lang w:val="es-ES"/>
-        </w:rPr>
-      </w:pPr>
+        <w:t>Historial_Medico</w:t>
+      </w:r>
+      <w:proofErr w:type="spellEnd"/>
       <w:r>
         <w:rPr>
           <w:b/>
@@ -6442,7 +6613,7 @@
           <w:szCs w:val="28"/>
           <w:lang w:val="es-ES"/>
         </w:rPr>
-        <w:t>Especialidad:</w:t>
+        <w:t xml:space="preserve"> (0, 1) / (1, 1):</w:t>
       </w:r>
       <w:r>
         <w:rPr>
@@ -6451,15 +6622,11 @@
           <w:szCs w:val="28"/>
           <w:lang w:val="es-ES"/>
         </w:rPr>
-        <w:t xml:space="preserve"> id_especialidad (PK), nombre_especialidad, descripcion.</w:t>
-      </w:r>
-    </w:p>
-    <w:p>
-      <w:pPr>
-        <w:numPr>
-          <w:ilvl w:val="0"/>
-          <w:numId w:val="23"/>
-        </w:numPr>
+        <w:t xml:space="preserve"> Una cita puede generar 0 o 1 informe médico; cada informe proviene de 1 cita.</w:t>
+      </w:r>
+    </w:p>
+    <w:p>
+      <w:pPr>
         <w:rPr>
           <w:color w:val="000000"/>
           <w:sz w:val="28"/>
@@ -6476,16 +6643,7 @@
           <w:szCs w:val="28"/>
           <w:lang w:val="es-ES"/>
         </w:rPr>
-        <w:t>Cita:</w:t>
-      </w:r>
-      <w:r>
-        <w:rPr>
-          <w:color w:val="000000"/>
-          <w:sz w:val="28"/>
-          <w:szCs w:val="28"/>
-          <w:lang w:val="es-ES"/>
-        </w:rPr>
-        <w:t xml:space="preserve"> id_cita (PK), id_paciente (FK), id_trabajador (FK, médico asignado), fecha_hora, estado (Pendiente, Realizada, Cancelada), motivo_consulta, diagnostico.</w:t>
+        <w:t>Los atributos y claves de cada entidad:</w:t>
       </w:r>
     </w:p>
     <w:p>
@@ -6510,7 +6668,7 @@
           <w:szCs w:val="28"/>
           <w:lang w:val="es-ES"/>
         </w:rPr>
-        <w:t>Historial_Medico:</w:t>
+        <w:t>Paciente:</w:t>
       </w:r>
       <w:r>
         <w:rPr>
@@ -6519,115 +6677,740 @@
           <w:szCs w:val="28"/>
           <w:lang w:val="es-ES"/>
         </w:rPr>
-        <w:t xml:space="preserve"> id_historial (PK), id_paciente (FK), id_cita (FK), diagnostico, tratamiento, fecha_registro.</w:t>
-      </w:r>
-    </w:p>
-    <w:p>
-      <w:pPr>
+        <w:t xml:space="preserve"> </w:t>
+      </w:r>
+      <w:proofErr w:type="spellStart"/>
+      <w:r>
         <w:rPr>
           <w:color w:val="000000"/>
           <w:sz w:val="28"/>
           <w:szCs w:val="28"/>
           <w:lang w:val="es-ES"/>
         </w:rPr>
-      </w:pPr>
-    </w:p>
-    <w:p>
-      <w:pPr>
+        <w:t>id_paciente</w:t>
+      </w:r>
+      <w:proofErr w:type="spellEnd"/>
+      <w:r>
         <w:rPr>
           <w:color w:val="000000"/>
           <w:sz w:val="28"/>
           <w:szCs w:val="28"/>
           <w:lang w:val="es-ES"/>
         </w:rPr>
-      </w:pPr>
-    </w:p>
-    <w:p>
-      <w:pPr>
+        <w:t xml:space="preserve"> (PK), </w:t>
+      </w:r>
+      <w:proofErr w:type="spellStart"/>
+      <w:r>
         <w:rPr>
           <w:color w:val="000000"/>
           <w:sz w:val="28"/>
           <w:szCs w:val="28"/>
           <w:lang w:val="es-ES"/>
         </w:rPr>
-      </w:pPr>
-    </w:p>
-    <w:p>
-      <w:pPr>
+        <w:t>dni</w:t>
+      </w:r>
+      <w:proofErr w:type="spellEnd"/>
+      <w:r>
         <w:rPr>
           <w:color w:val="000000"/>
           <w:sz w:val="28"/>
           <w:szCs w:val="28"/>
           <w:lang w:val="es-ES"/>
         </w:rPr>
-      </w:pPr>
-    </w:p>
-    <w:p>
-      <w:pPr>
+        <w:t xml:space="preserve">, nombre, apellidos, </w:t>
+      </w:r>
+      <w:proofErr w:type="spellStart"/>
+      <w:r>
         <w:rPr>
           <w:color w:val="000000"/>
           <w:sz w:val="28"/>
           <w:szCs w:val="28"/>
           <w:lang w:val="es-ES"/>
         </w:rPr>
-      </w:pPr>
-    </w:p>
-    <w:p>
-      <w:pPr>
+        <w:t>telefono</w:t>
+      </w:r>
+      <w:proofErr w:type="spellEnd"/>
+      <w:r>
         <w:rPr>
           <w:color w:val="000000"/>
           <w:sz w:val="28"/>
           <w:szCs w:val="28"/>
           <w:lang w:val="es-ES"/>
         </w:rPr>
-      </w:pPr>
-    </w:p>
-    <w:p>
-      <w:pPr>
+        <w:t xml:space="preserve">, email, </w:t>
+      </w:r>
+      <w:r>
         <w:rPr>
           <w:color w:val="000000"/>
           <w:sz w:val="28"/>
           <w:szCs w:val="28"/>
           <w:lang w:val="es-ES"/>
         </w:rPr>
-      </w:pPr>
-    </w:p>
-    <w:p>
-      <w:pPr>
+        <w:t xml:space="preserve">dirección, </w:t>
+      </w:r>
+      <w:proofErr w:type="spellStart"/>
+      <w:r>
         <w:rPr>
           <w:color w:val="000000"/>
           <w:sz w:val="28"/>
           <w:szCs w:val="28"/>
           <w:lang w:val="es-ES"/>
         </w:rPr>
-      </w:pPr>
-    </w:p>
-    <w:p>
-      <w:pPr>
+        <w:t>fecha_nacimiento</w:t>
+      </w:r>
+      <w:proofErr w:type="spellEnd"/>
+      <w:r>
         <w:rPr>
           <w:color w:val="000000"/>
           <w:sz w:val="28"/>
           <w:szCs w:val="28"/>
           <w:lang w:val="es-ES"/>
         </w:rPr>
-      </w:pPr>
-    </w:p>
-    <w:p>
-      <w:pPr>
+        <w:t>, activo</w:t>
+      </w:r>
+      <w:r>
         <w:rPr>
           <w:color w:val="000000"/>
           <w:sz w:val="28"/>
           <w:szCs w:val="28"/>
           <w:lang w:val="es-ES"/>
         </w:rPr>
-      </w:pPr>
-    </w:p>
-    <w:p>
-      <w:pPr>
+        <w:t>.</w:t>
+      </w:r>
+    </w:p>
+    <w:p>
+      <w:pPr>
+        <w:numPr>
+          <w:ilvl w:val="0"/>
+          <w:numId w:val="23"/>
+        </w:numPr>
         <w:rPr>
           <w:color w:val="000000"/>
           <w:sz w:val="28"/>
           <w:szCs w:val="28"/>
+          <w:lang w:val="es-ES"/>
+        </w:rPr>
+      </w:pPr>
+      <w:r>
+        <w:rPr>
+          <w:b/>
+          <w:bCs/>
+          <w:color w:val="000000"/>
+          <w:sz w:val="28"/>
+          <w:szCs w:val="28"/>
+          <w:lang w:val="es-ES"/>
+        </w:rPr>
+        <w:t>Trabajador:</w:t>
+      </w:r>
+      <w:r>
+        <w:rPr>
+          <w:color w:val="000000"/>
+          <w:sz w:val="28"/>
+          <w:szCs w:val="28"/>
+          <w:lang w:val="es-ES"/>
+        </w:rPr>
+        <w:t xml:space="preserve"> </w:t>
+      </w:r>
+      <w:proofErr w:type="spellStart"/>
+      <w:r>
+        <w:rPr>
+          <w:color w:val="000000"/>
+          <w:sz w:val="28"/>
+          <w:szCs w:val="28"/>
+          <w:lang w:val="es-ES"/>
+        </w:rPr>
+        <w:t>id_trabajador</w:t>
+      </w:r>
+      <w:proofErr w:type="spellEnd"/>
+      <w:r>
+        <w:rPr>
+          <w:color w:val="000000"/>
+          <w:sz w:val="28"/>
+          <w:szCs w:val="28"/>
+          <w:lang w:val="es-ES"/>
+        </w:rPr>
+        <w:t xml:space="preserve"> (PK), </w:t>
+      </w:r>
+      <w:proofErr w:type="spellStart"/>
+      <w:r>
+        <w:rPr>
+          <w:color w:val="000000"/>
+          <w:sz w:val="28"/>
+          <w:szCs w:val="28"/>
+          <w:lang w:val="es-ES"/>
+        </w:rPr>
+        <w:t>dni</w:t>
+      </w:r>
+      <w:proofErr w:type="spellEnd"/>
+      <w:r>
+        <w:rPr>
+          <w:color w:val="000000"/>
+          <w:sz w:val="28"/>
+          <w:szCs w:val="28"/>
+          <w:lang w:val="es-ES"/>
+        </w:rPr>
+        <w:t>, nombre, apellidos,</w:t>
+      </w:r>
+      <w:r>
+        <w:rPr>
+          <w:color w:val="000000"/>
+          <w:sz w:val="28"/>
+          <w:szCs w:val="28"/>
+          <w:lang w:val="es-ES"/>
+        </w:rPr>
+        <w:t xml:space="preserve"> teléfono,</w:t>
+      </w:r>
+      <w:r>
+        <w:rPr>
+          <w:color w:val="000000"/>
+          <w:sz w:val="28"/>
+          <w:szCs w:val="28"/>
+          <w:lang w:val="es-ES"/>
+        </w:rPr>
+        <w:t xml:space="preserve"> rol (Recepcionista, Enfermero, Médico), </w:t>
+      </w:r>
+      <w:proofErr w:type="spellStart"/>
+      <w:r>
+        <w:rPr>
+          <w:color w:val="000000"/>
+          <w:sz w:val="28"/>
+          <w:szCs w:val="28"/>
+          <w:lang w:val="es-ES"/>
+        </w:rPr>
+        <w:t>id_especialidad</w:t>
+      </w:r>
+      <w:proofErr w:type="spellEnd"/>
+      <w:r>
+        <w:rPr>
+          <w:color w:val="000000"/>
+          <w:sz w:val="28"/>
+          <w:szCs w:val="28"/>
+          <w:lang w:val="es-ES"/>
+        </w:rPr>
+        <w:t xml:space="preserve"> (FK, </w:t>
+      </w:r>
+      <w:proofErr w:type="spellStart"/>
+      <w:r>
+        <w:rPr>
+          <w:color w:val="000000"/>
+          <w:sz w:val="28"/>
+          <w:szCs w:val="28"/>
+          <w:lang w:val="es-ES"/>
+        </w:rPr>
+        <w:t>nullable</w:t>
+      </w:r>
+      <w:proofErr w:type="spellEnd"/>
+      <w:r>
+        <w:rPr>
+          <w:color w:val="000000"/>
+          <w:sz w:val="28"/>
+          <w:szCs w:val="28"/>
+          <w:lang w:val="es-ES"/>
+        </w:rPr>
+        <w:t xml:space="preserve"> si no es médico), usuario, </w:t>
+      </w:r>
+      <w:proofErr w:type="spellStart"/>
+      <w:r>
+        <w:rPr>
+          <w:color w:val="000000"/>
+          <w:sz w:val="28"/>
+          <w:szCs w:val="28"/>
+          <w:lang w:val="es-ES"/>
+        </w:rPr>
+        <w:t>password_hash</w:t>
+      </w:r>
+      <w:proofErr w:type="spellEnd"/>
+      <w:r>
+        <w:rPr>
+          <w:color w:val="000000"/>
+          <w:sz w:val="28"/>
+          <w:szCs w:val="28"/>
+          <w:lang w:val="es-ES"/>
+        </w:rPr>
+        <w:t>.</w:t>
+      </w:r>
+    </w:p>
+    <w:p>
+      <w:pPr>
+        <w:numPr>
+          <w:ilvl w:val="0"/>
+          <w:numId w:val="23"/>
+        </w:numPr>
+        <w:rPr>
+          <w:color w:val="000000"/>
+          <w:sz w:val="28"/>
+          <w:szCs w:val="28"/>
+          <w:lang w:val="es-ES"/>
+        </w:rPr>
+      </w:pPr>
+      <w:r>
+        <w:rPr>
+          <w:b/>
+          <w:bCs/>
+          <w:color w:val="000000"/>
+          <w:sz w:val="28"/>
+          <w:szCs w:val="28"/>
+          <w:lang w:val="es-ES"/>
+        </w:rPr>
+        <w:t>Especialidad:</w:t>
+      </w:r>
+      <w:r>
+        <w:rPr>
+          <w:color w:val="000000"/>
+          <w:sz w:val="28"/>
+          <w:szCs w:val="28"/>
+          <w:lang w:val="es-ES"/>
+        </w:rPr>
+        <w:t xml:space="preserve"> </w:t>
+      </w:r>
+      <w:proofErr w:type="spellStart"/>
+      <w:r>
+        <w:rPr>
+          <w:color w:val="000000"/>
+          <w:sz w:val="28"/>
+          <w:szCs w:val="28"/>
+          <w:lang w:val="es-ES"/>
+        </w:rPr>
+        <w:t>id_especialidad</w:t>
+      </w:r>
+      <w:proofErr w:type="spellEnd"/>
+      <w:r>
+        <w:rPr>
+          <w:color w:val="000000"/>
+          <w:sz w:val="28"/>
+          <w:szCs w:val="28"/>
+          <w:lang w:val="es-ES"/>
+        </w:rPr>
+        <w:t xml:space="preserve"> (PK), </w:t>
+      </w:r>
+      <w:proofErr w:type="spellStart"/>
+      <w:r>
+        <w:rPr>
+          <w:color w:val="000000"/>
+          <w:sz w:val="28"/>
+          <w:szCs w:val="28"/>
+          <w:lang w:val="es-ES"/>
+        </w:rPr>
+        <w:t>nombre_especialidad</w:t>
+      </w:r>
+      <w:proofErr w:type="spellEnd"/>
+      <w:r>
+        <w:rPr>
+          <w:color w:val="000000"/>
+          <w:sz w:val="28"/>
+          <w:szCs w:val="28"/>
+          <w:lang w:val="es-ES"/>
+        </w:rPr>
+        <w:t xml:space="preserve">, </w:t>
+      </w:r>
+      <w:proofErr w:type="spellStart"/>
+      <w:r>
+        <w:rPr>
+          <w:color w:val="000000"/>
+          <w:sz w:val="28"/>
+          <w:szCs w:val="28"/>
+          <w:lang w:val="es-ES"/>
+        </w:rPr>
+        <w:t>descripcion</w:t>
+      </w:r>
+      <w:proofErr w:type="spellEnd"/>
+      <w:r>
+        <w:rPr>
+          <w:color w:val="000000"/>
+          <w:sz w:val="28"/>
+          <w:szCs w:val="28"/>
+          <w:lang w:val="es-ES"/>
+        </w:rPr>
+        <w:t>.</w:t>
+      </w:r>
+    </w:p>
+    <w:p>
+      <w:pPr>
+        <w:numPr>
+          <w:ilvl w:val="0"/>
+          <w:numId w:val="23"/>
+        </w:numPr>
+        <w:rPr>
+          <w:color w:val="000000"/>
+          <w:sz w:val="28"/>
+          <w:szCs w:val="28"/>
+          <w:lang w:val="es-ES"/>
+        </w:rPr>
+      </w:pPr>
+      <w:r>
+        <w:rPr>
+          <w:b/>
+          <w:bCs/>
+          <w:color w:val="000000"/>
+          <w:sz w:val="28"/>
+          <w:szCs w:val="28"/>
+          <w:lang w:val="es-ES"/>
+        </w:rPr>
+        <w:t>Cita:</w:t>
+      </w:r>
+      <w:r>
+        <w:rPr>
+          <w:color w:val="000000"/>
+          <w:sz w:val="28"/>
+          <w:szCs w:val="28"/>
+          <w:lang w:val="es-ES"/>
+        </w:rPr>
+        <w:t xml:space="preserve"> </w:t>
+      </w:r>
+      <w:proofErr w:type="spellStart"/>
+      <w:r>
+        <w:rPr>
+          <w:color w:val="000000"/>
+          <w:sz w:val="28"/>
+          <w:szCs w:val="28"/>
+          <w:lang w:val="es-ES"/>
+        </w:rPr>
+        <w:t>id_cita</w:t>
+      </w:r>
+      <w:proofErr w:type="spellEnd"/>
+      <w:r>
+        <w:rPr>
+          <w:color w:val="000000"/>
+          <w:sz w:val="28"/>
+          <w:szCs w:val="28"/>
+          <w:lang w:val="es-ES"/>
+        </w:rPr>
+        <w:t xml:space="preserve"> (PK), </w:t>
+      </w:r>
+      <w:proofErr w:type="spellStart"/>
+      <w:r>
+        <w:rPr>
+          <w:color w:val="000000"/>
+          <w:sz w:val="28"/>
+          <w:szCs w:val="28"/>
+          <w:lang w:val="es-ES"/>
+        </w:rPr>
+        <w:t>id_paciente</w:t>
+      </w:r>
+      <w:proofErr w:type="spellEnd"/>
+      <w:r>
+        <w:rPr>
+          <w:color w:val="000000"/>
+          <w:sz w:val="28"/>
+          <w:szCs w:val="28"/>
+          <w:lang w:val="es-ES"/>
+        </w:rPr>
+        <w:t xml:space="preserve"> (FK), </w:t>
+      </w:r>
+      <w:proofErr w:type="spellStart"/>
+      <w:r>
+        <w:rPr>
+          <w:color w:val="000000"/>
+          <w:sz w:val="28"/>
+          <w:szCs w:val="28"/>
+          <w:lang w:val="es-ES"/>
+        </w:rPr>
+        <w:t>id_trabajador</w:t>
+      </w:r>
+      <w:proofErr w:type="spellEnd"/>
+      <w:r>
+        <w:rPr>
+          <w:color w:val="000000"/>
+          <w:sz w:val="28"/>
+          <w:szCs w:val="28"/>
+          <w:lang w:val="es-ES"/>
+        </w:rPr>
+        <w:t xml:space="preserve"> (FK, médico asignado), </w:t>
+      </w:r>
+      <w:proofErr w:type="spellStart"/>
+      <w:r>
+        <w:rPr>
+          <w:color w:val="000000"/>
+          <w:sz w:val="28"/>
+          <w:szCs w:val="28"/>
+          <w:lang w:val="es-ES"/>
+        </w:rPr>
+        <w:t>fecha_hora</w:t>
+      </w:r>
+      <w:proofErr w:type="spellEnd"/>
+      <w:r>
+        <w:rPr>
+          <w:color w:val="000000"/>
+          <w:sz w:val="28"/>
+          <w:szCs w:val="28"/>
+          <w:lang w:val="es-ES"/>
+        </w:rPr>
+        <w:t xml:space="preserve">, estado (Pendiente, Realizada, Cancelada), </w:t>
+      </w:r>
+      <w:proofErr w:type="spellStart"/>
+      <w:r>
+        <w:rPr>
+          <w:color w:val="000000"/>
+          <w:sz w:val="28"/>
+          <w:szCs w:val="28"/>
+          <w:lang w:val="es-ES"/>
+        </w:rPr>
+        <w:t>motivo_consulta</w:t>
+      </w:r>
+      <w:proofErr w:type="spellEnd"/>
+      <w:r>
+        <w:rPr>
+          <w:color w:val="000000"/>
+          <w:sz w:val="28"/>
+          <w:szCs w:val="28"/>
+          <w:lang w:val="es-ES"/>
+        </w:rPr>
+        <w:t>, diagnostico.</w:t>
+      </w:r>
+    </w:p>
+    <w:p>
+      <w:pPr>
+        <w:numPr>
+          <w:ilvl w:val="0"/>
+          <w:numId w:val="23"/>
+        </w:numPr>
+        <w:rPr>
+          <w:color w:val="000000"/>
+          <w:sz w:val="28"/>
+          <w:szCs w:val="28"/>
+          <w:lang w:val="es-ES"/>
+        </w:rPr>
+      </w:pPr>
+      <w:proofErr w:type="spellStart"/>
+      <w:r>
+        <w:rPr>
+          <w:b/>
+          <w:bCs/>
+          <w:color w:val="000000"/>
+          <w:sz w:val="28"/>
+          <w:szCs w:val="28"/>
+          <w:lang w:val="es-ES"/>
+        </w:rPr>
+        <w:t>Historial_Medico</w:t>
+      </w:r>
+      <w:proofErr w:type="spellEnd"/>
+      <w:r>
+        <w:rPr>
+          <w:b/>
+          <w:bCs/>
+          <w:color w:val="000000"/>
+          <w:sz w:val="28"/>
+          <w:szCs w:val="28"/>
+          <w:lang w:val="es-ES"/>
+        </w:rPr>
+        <w:t>:</w:t>
+      </w:r>
+      <w:r>
+        <w:rPr>
+          <w:color w:val="000000"/>
+          <w:sz w:val="28"/>
+          <w:szCs w:val="28"/>
+          <w:lang w:val="es-ES"/>
+        </w:rPr>
+        <w:t xml:space="preserve"> </w:t>
+      </w:r>
+      <w:proofErr w:type="spellStart"/>
+      <w:r>
+        <w:rPr>
+          <w:color w:val="000000"/>
+          <w:sz w:val="28"/>
+          <w:szCs w:val="28"/>
+          <w:lang w:val="es-ES"/>
+        </w:rPr>
+        <w:t>id_historial</w:t>
+      </w:r>
+      <w:proofErr w:type="spellEnd"/>
+      <w:r>
+        <w:rPr>
+          <w:color w:val="000000"/>
+          <w:sz w:val="28"/>
+          <w:szCs w:val="28"/>
+          <w:lang w:val="es-ES"/>
+        </w:rPr>
+        <w:t xml:space="preserve"> (PK), </w:t>
+      </w:r>
+      <w:proofErr w:type="spellStart"/>
+      <w:r>
+        <w:rPr>
+          <w:color w:val="000000"/>
+          <w:sz w:val="28"/>
+          <w:szCs w:val="28"/>
+          <w:lang w:val="es-ES"/>
+        </w:rPr>
+        <w:t>id_paciente</w:t>
+      </w:r>
+      <w:proofErr w:type="spellEnd"/>
+      <w:r>
+        <w:rPr>
+          <w:color w:val="000000"/>
+          <w:sz w:val="28"/>
+          <w:szCs w:val="28"/>
+          <w:lang w:val="es-ES"/>
+        </w:rPr>
+        <w:t xml:space="preserve"> (FK), </w:t>
+      </w:r>
+      <w:proofErr w:type="spellStart"/>
+      <w:r>
+        <w:rPr>
+          <w:color w:val="000000"/>
+          <w:sz w:val="28"/>
+          <w:szCs w:val="28"/>
+          <w:lang w:val="es-ES"/>
+        </w:rPr>
+        <w:t>id_cita</w:t>
+      </w:r>
+      <w:proofErr w:type="spellEnd"/>
+      <w:r>
+        <w:rPr>
+          <w:color w:val="000000"/>
+          <w:sz w:val="28"/>
+          <w:szCs w:val="28"/>
+          <w:lang w:val="es-ES"/>
+        </w:rPr>
+        <w:t xml:space="preserve"> (FK), </w:t>
+      </w:r>
+      <w:proofErr w:type="spellStart"/>
+      <w:r>
+        <w:rPr>
+          <w:color w:val="000000"/>
+          <w:sz w:val="28"/>
+          <w:szCs w:val="28"/>
+          <w:lang w:val="es-ES"/>
+        </w:rPr>
+        <w:t>diagnostico</w:t>
+      </w:r>
+      <w:proofErr w:type="spellEnd"/>
+      <w:r>
+        <w:rPr>
+          <w:color w:val="000000"/>
+          <w:sz w:val="28"/>
+          <w:szCs w:val="28"/>
+          <w:lang w:val="es-ES"/>
+        </w:rPr>
+        <w:t xml:space="preserve">, tratamiento, </w:t>
+      </w:r>
+      <w:proofErr w:type="spellStart"/>
+      <w:r>
+        <w:rPr>
+          <w:color w:val="000000"/>
+          <w:sz w:val="28"/>
+          <w:szCs w:val="28"/>
+          <w:lang w:val="es-ES"/>
+        </w:rPr>
+        <w:t>fecha_registro</w:t>
+      </w:r>
+      <w:proofErr w:type="spellEnd"/>
+      <w:r>
+        <w:rPr>
+          <w:color w:val="000000"/>
+          <w:sz w:val="28"/>
+          <w:szCs w:val="28"/>
+          <w:lang w:val="es-ES"/>
+        </w:rPr>
+        <w:t>.</w:t>
+      </w:r>
+    </w:p>
+    <w:p>
+      <w:pPr>
+        <w:rPr>
+          <w:color w:val="000000"/>
+          <w:sz w:val="28"/>
+          <w:szCs w:val="28"/>
+          <w:lang w:val="es-ES"/>
+        </w:rPr>
+      </w:pPr>
+    </w:p>
+    <w:p>
+      <w:pPr>
+        <w:rPr>
+          <w:color w:val="000000"/>
+          <w:sz w:val="28"/>
+          <w:szCs w:val="28"/>
+          <w:lang w:val="es-ES"/>
+        </w:rPr>
+      </w:pPr>
+    </w:p>
+    <w:p>
+      <w:pPr>
+        <w:rPr>
+          <w:color w:val="000000"/>
+          <w:sz w:val="28"/>
+          <w:szCs w:val="28"/>
+          <w:lang w:val="es-ES"/>
+        </w:rPr>
+      </w:pPr>
+    </w:p>
+    <w:p>
+      <w:pPr>
+        <w:rPr>
+          <w:color w:val="000000"/>
+          <w:sz w:val="28"/>
+          <w:szCs w:val="28"/>
+          <w:lang w:val="es-ES"/>
+        </w:rPr>
+      </w:pPr>
+    </w:p>
+    <w:p>
+      <w:pPr>
+        <w:rPr>
+          <w:color w:val="000000"/>
+          <w:sz w:val="28"/>
+          <w:szCs w:val="28"/>
+          <w:lang w:val="es-ES"/>
+        </w:rPr>
+      </w:pPr>
+    </w:p>
+    <w:p>
+      <w:pPr>
+        <w:rPr>
+          <w:color w:val="000000"/>
+          <w:sz w:val="28"/>
+          <w:szCs w:val="28"/>
+          <w:lang w:val="es-ES"/>
+        </w:rPr>
+      </w:pPr>
+    </w:p>
+    <w:p>
+      <w:pPr>
+        <w:rPr>
+          <w:color w:val="000000"/>
+          <w:sz w:val="28"/>
+          <w:szCs w:val="28"/>
+          <w:lang w:val="es-ES"/>
+        </w:rPr>
+      </w:pPr>
+    </w:p>
+    <w:p>
+      <w:pPr>
+        <w:rPr>
+          <w:color w:val="000000"/>
+          <w:sz w:val="28"/>
+          <w:szCs w:val="28"/>
+          <w:lang w:val="es-ES"/>
+        </w:rPr>
+      </w:pPr>
+    </w:p>
+    <w:p>
+      <w:pPr>
+        <w:rPr>
+          <w:color w:val="000000"/>
+          <w:sz w:val="28"/>
+          <w:szCs w:val="28"/>
+          <w:lang w:val="es-ES"/>
+        </w:rPr>
+      </w:pPr>
+    </w:p>
+    <w:p>
+      <w:pPr>
+        <w:rPr>
+          <w:color w:val="000000"/>
+          <w:sz w:val="28"/>
+          <w:szCs w:val="28"/>
+          <w:lang w:val="es-ES"/>
+        </w:rPr>
+      </w:pPr>
+    </w:p>
+    <w:p>
+      <w:pPr>
+        <w:rPr>
+          <w:color w:val="000000"/>
+          <w:sz w:val="28"/>
+          <w:szCs w:val="28"/>
         </w:rPr>
       </w:pPr>
     </w:p>
@@ -6639,7 +7422,7 @@
           <w:numId w:val="1"/>
         </w:numPr>
       </w:pPr>
-      <w:bookmarkStart w:id="24" w:name="_Toc243251707"/>
+      <w:bookmarkStart w:id="24" w:name="_Toc243254098"/>
       <w:r>
         <w:t xml:space="preserve">diagramas de </w:t>
       </w:r>
@@ -6662,13 +7445,45 @@
           <w:bCs/>
           <w:lang w:val="es-ES"/>
         </w:rPr>
-        <w:t>1. Capa de Dominio (Entidades Hibernate)</w:t>
-      </w:r>
-      <w:r>
-        <w:rPr>
-          <w:lang w:val="es-ES"/>
-        </w:rPr>
-        <w:t xml:space="preserve"> Representa el núcleo de la lógica de negocio y mapea exactamente las tablas de la base de datos relacional mediante el ORM Hibernate. Estas clases son compartidas en la lógica del servidor.</w:t>
+        <w:t xml:space="preserve">1. Capa de Dominio (Entidades </w:t>
+      </w:r>
+      <w:proofErr w:type="spellStart"/>
+      <w:r>
+        <w:rPr>
+          <w:b/>
+          <w:bCs/>
+          <w:lang w:val="es-ES"/>
+        </w:rPr>
+        <w:t>Hibernate</w:t>
+      </w:r>
+      <w:proofErr w:type="spellEnd"/>
+      <w:r>
+        <w:rPr>
+          <w:b/>
+          <w:bCs/>
+          <w:lang w:val="es-ES"/>
+        </w:rPr>
+        <w:t>)</w:t>
+      </w:r>
+      <w:r>
+        <w:rPr>
+          <w:lang w:val="es-ES"/>
+        </w:rPr>
+        <w:t xml:space="preserve"> Representa el núcleo de la lógica de negocio y mapea exactamente las tablas de la base de datos relacional mediante el ORM </w:t>
+      </w:r>
+      <w:proofErr w:type="spellStart"/>
+      <w:r>
+        <w:rPr>
+          <w:lang w:val="es-ES"/>
+        </w:rPr>
+        <w:t>Hibernate</w:t>
+      </w:r>
+      <w:proofErr w:type="spellEnd"/>
+      <w:r>
+        <w:rPr>
+          <w:lang w:val="es-ES"/>
+        </w:rPr>
+        <w:t>. Estas clases son compartidas en la lógica del servidor.</w:t>
       </w:r>
     </w:p>
     <w:p>
@@ -6693,8 +7508,37 @@
         <w:rPr>
           <w:lang w:val="es-ES"/>
         </w:rPr>
-        <w:t xml:space="preserve">: Atributos privados (id, dni, nombre, apellidos, rol, passwordHash). Métodos: </w:t>
-      </w:r>
+        <w:t xml:space="preserve">: Atributos privados (id, </w:t>
+      </w:r>
+      <w:proofErr w:type="spellStart"/>
+      <w:r>
+        <w:rPr>
+          <w:lang w:val="es-ES"/>
+        </w:rPr>
+        <w:t>dni</w:t>
+      </w:r>
+      <w:proofErr w:type="spellEnd"/>
+      <w:r>
+        <w:rPr>
+          <w:lang w:val="es-ES"/>
+        </w:rPr>
+        <w:t xml:space="preserve">, nombre, apellidos, rol, </w:t>
+      </w:r>
+      <w:proofErr w:type="spellStart"/>
+      <w:r>
+        <w:rPr>
+          <w:lang w:val="es-ES"/>
+        </w:rPr>
+        <w:t>passwordHash</w:t>
+      </w:r>
+      <w:proofErr w:type="spellEnd"/>
+      <w:r>
+        <w:rPr>
+          <w:lang w:val="es-ES"/>
+        </w:rPr>
+        <w:t xml:space="preserve">). Métodos: </w:t>
+      </w:r>
+      <w:proofErr w:type="spellStart"/>
       <w:r>
         <w:rPr>
           <w:i/>
@@ -6703,6 +7547,7 @@
         </w:rPr>
         <w:t>Getters</w:t>
       </w:r>
+      <w:proofErr w:type="spellEnd"/>
       <w:r>
         <w:rPr>
           <w:lang w:val="es-ES"/>
@@ -6723,12 +7568,20 @@
         </w:rPr>
         <w:t xml:space="preserve"> y </w:t>
       </w:r>
+      <w:proofErr w:type="spellStart"/>
       <w:proofErr w:type="gramStart"/>
       <w:r>
         <w:rPr>
           <w:lang w:val="es-ES"/>
         </w:rPr>
-        <w:t>validarCredenciales(</w:t>
+        <w:t>validarCredenciales</w:t>
+      </w:r>
+      <w:proofErr w:type="spellEnd"/>
+      <w:r>
+        <w:rPr>
+          <w:lang w:val="es-ES"/>
+        </w:rPr>
+        <w:t>(</w:t>
       </w:r>
       <w:proofErr w:type="gramEnd"/>
       <w:r>
@@ -6760,8 +7613,37 @@
         <w:rPr>
           <w:lang w:val="es-ES"/>
         </w:rPr>
-        <w:t xml:space="preserve">: Atributos privados (id, dni, nombre, telefono, email). Métodos: </w:t>
-      </w:r>
+        <w:t xml:space="preserve">: Atributos privados (id, </w:t>
+      </w:r>
+      <w:proofErr w:type="spellStart"/>
+      <w:r>
+        <w:rPr>
+          <w:lang w:val="es-ES"/>
+        </w:rPr>
+        <w:t>dni</w:t>
+      </w:r>
+      <w:proofErr w:type="spellEnd"/>
+      <w:r>
+        <w:rPr>
+          <w:lang w:val="es-ES"/>
+        </w:rPr>
+        <w:t xml:space="preserve">, nombre, </w:t>
+      </w:r>
+      <w:proofErr w:type="spellStart"/>
+      <w:r>
+        <w:rPr>
+          <w:lang w:val="es-ES"/>
+        </w:rPr>
+        <w:t>telefono</w:t>
+      </w:r>
+      <w:proofErr w:type="spellEnd"/>
+      <w:r>
+        <w:rPr>
+          <w:lang w:val="es-ES"/>
+        </w:rPr>
+        <w:t xml:space="preserve">, email). Métodos: </w:t>
+      </w:r>
+      <w:proofErr w:type="spellStart"/>
       <w:r>
         <w:rPr>
           <w:i/>
@@ -6770,6 +7652,7 @@
         </w:rPr>
         <w:t>Getters</w:t>
       </w:r>
+      <w:proofErr w:type="spellEnd"/>
       <w:r>
         <w:rPr>
           <w:lang w:val="es-ES"/>
@@ -6813,7 +7696,49 @@
         <w:rPr>
           <w:lang w:val="es-ES"/>
         </w:rPr>
-        <w:t>: Atributos privados (id, fechaHora, estado, motivo, paciente_id, trabajador_id).</w:t>
+        <w:t xml:space="preserve">: Atributos privados (id, </w:t>
+      </w:r>
+      <w:proofErr w:type="spellStart"/>
+      <w:r>
+        <w:rPr>
+          <w:lang w:val="es-ES"/>
+        </w:rPr>
+        <w:t>fechaHora</w:t>
+      </w:r>
+      <w:proofErr w:type="spellEnd"/>
+      <w:r>
+        <w:rPr>
+          <w:lang w:val="es-ES"/>
+        </w:rPr>
+        <w:t xml:space="preserve">, estado, motivo, </w:t>
+      </w:r>
+      <w:proofErr w:type="spellStart"/>
+      <w:r>
+        <w:rPr>
+          <w:lang w:val="es-ES"/>
+        </w:rPr>
+        <w:t>paciente_id</w:t>
+      </w:r>
+      <w:proofErr w:type="spellEnd"/>
+      <w:r>
+        <w:rPr>
+          <w:lang w:val="es-ES"/>
+        </w:rPr>
+        <w:t xml:space="preserve">, </w:t>
+      </w:r>
+      <w:proofErr w:type="spellStart"/>
+      <w:r>
+        <w:rPr>
+          <w:lang w:val="es-ES"/>
+        </w:rPr>
+        <w:t>trabajador_id</w:t>
+      </w:r>
+      <w:proofErr w:type="spellEnd"/>
+      <w:r>
+        <w:rPr>
+          <w:lang w:val="es-ES"/>
+        </w:rPr>
+        <w:t>).</w:t>
       </w:r>
     </w:p>
     <w:p>
@@ -6889,7 +7814,25 @@
           <w:bCs/>
           <w:lang w:val="es-ES"/>
         </w:rPr>
-        <w:t>2. Capa de (Backend)</w:t>
+        <w:t>2. Capa de (</w:t>
+      </w:r>
+      <w:proofErr w:type="spellStart"/>
+      <w:r>
+        <w:rPr>
+          <w:b/>
+          <w:bCs/>
+          <w:lang w:val="es-ES"/>
+        </w:rPr>
+        <w:t>Backend</w:t>
+      </w:r>
+      <w:proofErr w:type="spellEnd"/>
+      <w:r>
+        <w:rPr>
+          <w:b/>
+          <w:bCs/>
+          <w:lang w:val="es-ES"/>
+        </w:rPr>
+        <w:t>)</w:t>
       </w:r>
       <w:r>
         <w:rPr>
@@ -6915,27 +7858,59 @@
           <w:lang w:val="es-ES"/>
         </w:rPr>
         <w:lastRenderedPageBreak/>
-        <w:t>Clase ServidorTCP</w:t>
-      </w:r>
+        <w:t xml:space="preserve">Clase </w:t>
+      </w:r>
+      <w:proofErr w:type="spellStart"/>
+      <w:r>
+        <w:rPr>
+          <w:b/>
+          <w:bCs/>
+          <w:lang w:val="es-ES"/>
+        </w:rPr>
+        <w:t>ServidorTCP</w:t>
+      </w:r>
+      <w:proofErr w:type="spellEnd"/>
       <w:r>
         <w:rPr>
           <w:lang w:val="es-ES"/>
         </w:rPr>
         <w:t xml:space="preserve">: Contiene el método </w:t>
       </w:r>
+      <w:proofErr w:type="spellStart"/>
       <w:proofErr w:type="gramStart"/>
       <w:r>
         <w:rPr>
           <w:lang w:val="es-ES"/>
         </w:rPr>
-        <w:t>main(</w:t>
+        <w:t>main</w:t>
+      </w:r>
+      <w:proofErr w:type="spellEnd"/>
+      <w:r>
+        <w:rPr>
+          <w:lang w:val="es-ES"/>
+        </w:rPr>
+        <w:t>(</w:t>
       </w:r>
       <w:proofErr w:type="gramEnd"/>
       <w:r>
         <w:rPr>
           <w:lang w:val="es-ES"/>
         </w:rPr>
-        <w:t>) del servidor. Atributo ServerSocket. Se encarga de escuchar conexiones entrantes en un puerto específico de forma infinita.</w:t>
+        <w:t xml:space="preserve">) del servidor. Atributo </w:t>
+      </w:r>
+      <w:proofErr w:type="spellStart"/>
+      <w:r>
+        <w:rPr>
+          <w:lang w:val="es-ES"/>
+        </w:rPr>
+        <w:t>ServerSocket</w:t>
+      </w:r>
+      <w:proofErr w:type="spellEnd"/>
+      <w:r>
+        <w:rPr>
+          <w:lang w:val="es-ES"/>
+        </w:rPr>
+        <w:t>. Se encarga de escuchar conexiones entrantes en un puerto específico de forma infinita.</w:t>
       </w:r>
     </w:p>
     <w:p>
@@ -6954,13 +7929,77 @@
           <w:bCs/>
           <w:lang w:val="es-ES"/>
         </w:rPr>
-        <w:t>Clase ManejadorCliente (Hereda de Thread)</w:t>
-      </w:r>
-      <w:r>
-        <w:rPr>
-          <w:lang w:val="es-ES"/>
-        </w:rPr>
-        <w:t xml:space="preserve">: Por cada cliente que se conecta, el servidor instancia un hilo de esta clase. Atributos: Socket, ObjectInputStream, ObjectOutputStream. Método principal: </w:t>
+        <w:t xml:space="preserve">Clase </w:t>
+      </w:r>
+      <w:proofErr w:type="spellStart"/>
+      <w:r>
+        <w:rPr>
+          <w:b/>
+          <w:bCs/>
+          <w:lang w:val="es-ES"/>
+        </w:rPr>
+        <w:t>ManejadorCliente</w:t>
+      </w:r>
+      <w:proofErr w:type="spellEnd"/>
+      <w:r>
+        <w:rPr>
+          <w:b/>
+          <w:bCs/>
+          <w:lang w:val="es-ES"/>
+        </w:rPr>
+        <w:t xml:space="preserve"> (Hereda de </w:t>
+      </w:r>
+      <w:proofErr w:type="spellStart"/>
+      <w:r>
+        <w:rPr>
+          <w:b/>
+          <w:bCs/>
+          <w:lang w:val="es-ES"/>
+        </w:rPr>
+        <w:t>Thread</w:t>
+      </w:r>
+      <w:proofErr w:type="spellEnd"/>
+      <w:r>
+        <w:rPr>
+          <w:b/>
+          <w:bCs/>
+          <w:lang w:val="es-ES"/>
+        </w:rPr>
+        <w:t>)</w:t>
+      </w:r>
+      <w:r>
+        <w:rPr>
+          <w:lang w:val="es-ES"/>
+        </w:rPr>
+        <w:t xml:space="preserve">: Por cada cliente que se conecta, el servidor instancia un hilo de esta clase. Atributos: Socket, </w:t>
+      </w:r>
+      <w:proofErr w:type="spellStart"/>
+      <w:r>
+        <w:rPr>
+          <w:lang w:val="es-ES"/>
+        </w:rPr>
+        <w:t>ObjectInputStream</w:t>
+      </w:r>
+      <w:proofErr w:type="spellEnd"/>
+      <w:r>
+        <w:rPr>
+          <w:lang w:val="es-ES"/>
+        </w:rPr>
+        <w:t xml:space="preserve">, </w:t>
+      </w:r>
+      <w:proofErr w:type="spellStart"/>
+      <w:r>
+        <w:rPr>
+          <w:lang w:val="es-ES"/>
+        </w:rPr>
+        <w:t>ObjectOutputStream</w:t>
+      </w:r>
+      <w:proofErr w:type="spellEnd"/>
+      <w:r>
+        <w:rPr>
+          <w:lang w:val="es-ES"/>
+        </w:rPr>
+        <w:t xml:space="preserve">. Método principal: </w:t>
       </w:r>
       <w:proofErr w:type="gramStart"/>
       <w:r>
@@ -6993,20 +8032,102 @@
           <w:bCs/>
           <w:lang w:val="es-ES"/>
         </w:rPr>
-        <w:t>Clases DAO (Data Access Object)</w:t>
-      </w:r>
-      <w:r>
-        <w:rPr>
-          <w:lang w:val="es-ES"/>
-        </w:rPr>
-        <w:t>: PacienteDAO, TrabajadorDAO, CitaDAO. Contienen los métodos que interactúan con Hibernate (</w:t>
-      </w:r>
+        <w:t xml:space="preserve">Clases DAO (Data Access </w:t>
+      </w:r>
+      <w:proofErr w:type="spellStart"/>
+      <w:r>
+        <w:rPr>
+          <w:b/>
+          <w:bCs/>
+          <w:lang w:val="es-ES"/>
+        </w:rPr>
+        <w:t>Object</w:t>
+      </w:r>
+      <w:proofErr w:type="spellEnd"/>
+      <w:r>
+        <w:rPr>
+          <w:b/>
+          <w:bCs/>
+          <w:lang w:val="es-ES"/>
+        </w:rPr>
+        <w:t>)</w:t>
+      </w:r>
+      <w:r>
+        <w:rPr>
+          <w:lang w:val="es-ES"/>
+        </w:rPr>
+        <w:t xml:space="preserve">: </w:t>
+      </w:r>
+      <w:proofErr w:type="spellStart"/>
+      <w:r>
+        <w:rPr>
+          <w:lang w:val="es-ES"/>
+        </w:rPr>
+        <w:t>PacienteDAO</w:t>
+      </w:r>
+      <w:proofErr w:type="spellEnd"/>
+      <w:r>
+        <w:rPr>
+          <w:lang w:val="es-ES"/>
+        </w:rPr>
+        <w:t xml:space="preserve">, </w:t>
+      </w:r>
+      <w:proofErr w:type="spellStart"/>
+      <w:r>
+        <w:rPr>
+          <w:lang w:val="es-ES"/>
+        </w:rPr>
+        <w:t>TrabajadorDAO</w:t>
+      </w:r>
+      <w:proofErr w:type="spellEnd"/>
+      <w:r>
+        <w:rPr>
+          <w:lang w:val="es-ES"/>
+        </w:rPr>
+        <w:t xml:space="preserve">, </w:t>
+      </w:r>
+      <w:proofErr w:type="spellStart"/>
+      <w:r>
+        <w:rPr>
+          <w:lang w:val="es-ES"/>
+        </w:rPr>
+        <w:t>CitaDAO</w:t>
+      </w:r>
+      <w:proofErr w:type="spellEnd"/>
+      <w:r>
+        <w:rPr>
+          <w:lang w:val="es-ES"/>
+        </w:rPr>
+        <w:t xml:space="preserve">. Contienen los métodos que interactúan con </w:t>
+      </w:r>
+      <w:proofErr w:type="spellStart"/>
+      <w:r>
+        <w:rPr>
+          <w:lang w:val="es-ES"/>
+        </w:rPr>
+        <w:t>Hibernate</w:t>
+      </w:r>
+      <w:proofErr w:type="spellEnd"/>
+      <w:r>
+        <w:rPr>
+          <w:lang w:val="es-ES"/>
+        </w:rPr>
+        <w:t xml:space="preserve"> (</w:t>
+      </w:r>
+      <w:proofErr w:type="spellStart"/>
       <w:proofErr w:type="gramStart"/>
       <w:r>
         <w:rPr>
           <w:lang w:val="es-ES"/>
         </w:rPr>
-        <w:t>save(</w:t>
+        <w:t>save</w:t>
+      </w:r>
+      <w:proofErr w:type="spellEnd"/>
+      <w:r>
+        <w:rPr>
+          <w:lang w:val="es-ES"/>
+        </w:rPr>
+        <w:t>(</w:t>
       </w:r>
       <w:proofErr w:type="gramEnd"/>
       <w:r>
@@ -7015,12 +8136,20 @@
         </w:rPr>
         <w:t xml:space="preserve">), </w:t>
       </w:r>
+      <w:proofErr w:type="spellStart"/>
       <w:proofErr w:type="gramStart"/>
       <w:r>
         <w:rPr>
           <w:lang w:val="es-ES"/>
         </w:rPr>
-        <w:t>update(</w:t>
+        <w:t>update</w:t>
+      </w:r>
+      <w:proofErr w:type="spellEnd"/>
+      <w:r>
+        <w:rPr>
+          <w:lang w:val="es-ES"/>
+        </w:rPr>
+        <w:t>(</w:t>
       </w:r>
       <w:proofErr w:type="gramEnd"/>
       <w:r>
@@ -7029,12 +8158,20 @@
         </w:rPr>
         <w:t xml:space="preserve">), </w:t>
       </w:r>
+      <w:proofErr w:type="spellStart"/>
       <w:proofErr w:type="gramStart"/>
       <w:r>
         <w:rPr>
           <w:lang w:val="es-ES"/>
         </w:rPr>
-        <w:t>delete(</w:t>
+        <w:t>delete</w:t>
+      </w:r>
+      <w:proofErr w:type="spellEnd"/>
+      <w:r>
+        <w:rPr>
+          <w:lang w:val="es-ES"/>
+        </w:rPr>
+        <w:t>(</w:t>
       </w:r>
       <w:proofErr w:type="gramEnd"/>
       <w:r>
@@ -7043,12 +8180,20 @@
         </w:rPr>
         <w:t xml:space="preserve">), </w:t>
       </w:r>
+      <w:proofErr w:type="spellStart"/>
       <w:proofErr w:type="gramStart"/>
       <w:r>
         <w:rPr>
           <w:lang w:val="es-ES"/>
         </w:rPr>
-        <w:t>findById(</w:t>
+        <w:t>findById</w:t>
+      </w:r>
+      <w:proofErr w:type="spellEnd"/>
+      <w:r>
+        <w:rPr>
+          <w:lang w:val="es-ES"/>
+        </w:rPr>
+        <w:t>(</w:t>
       </w:r>
       <w:proofErr w:type="gramEnd"/>
       <w:r>
@@ -7144,13 +8289,119 @@
           <w:bCs/>
           <w:lang w:val="es-ES"/>
         </w:rPr>
-        <w:t>Clase PaqueteRed (Implementa Serializable)</w:t>
-      </w:r>
-      <w:r>
-        <w:rPr>
-          <w:lang w:val="es-ES"/>
-        </w:rPr>
-        <w:t>: Es el objeto vital que viaja por la red entre los clientes y el servidor. Atributos: String accion (ej: "LOGIN", "GET_PACIENTES") y Object payload (los datos que se envían, como un objeto Paciente o un ArrayList).</w:t>
+        <w:t xml:space="preserve">Clase </w:t>
+      </w:r>
+      <w:proofErr w:type="spellStart"/>
+      <w:r>
+        <w:rPr>
+          <w:b/>
+          <w:bCs/>
+          <w:lang w:val="es-ES"/>
+        </w:rPr>
+        <w:t>PaqueteRed</w:t>
+      </w:r>
+      <w:proofErr w:type="spellEnd"/>
+      <w:r>
+        <w:rPr>
+          <w:b/>
+          <w:bCs/>
+          <w:lang w:val="es-ES"/>
+        </w:rPr>
+        <w:t xml:space="preserve"> (Implementa </w:t>
+      </w:r>
+      <w:proofErr w:type="spellStart"/>
+      <w:r>
+        <w:rPr>
+          <w:b/>
+          <w:bCs/>
+          <w:lang w:val="es-ES"/>
+        </w:rPr>
+        <w:t>Serializable</w:t>
+      </w:r>
+      <w:proofErr w:type="spellEnd"/>
+      <w:r>
+        <w:rPr>
+          <w:b/>
+          <w:bCs/>
+          <w:lang w:val="es-ES"/>
+        </w:rPr>
+        <w:t>)</w:t>
+      </w:r>
+      <w:r>
+        <w:rPr>
+          <w:lang w:val="es-ES"/>
+        </w:rPr>
+        <w:t xml:space="preserve">: Es el objeto vital que viaja por la red entre los clientes y el servidor. Atributos: String </w:t>
+      </w:r>
+      <w:proofErr w:type="spellStart"/>
+      <w:r>
+        <w:rPr>
+          <w:lang w:val="es-ES"/>
+        </w:rPr>
+        <w:t>accion</w:t>
+      </w:r>
+      <w:proofErr w:type="spellEnd"/>
+      <w:r>
+        <w:rPr>
+          <w:lang w:val="es-ES"/>
+        </w:rPr>
+        <w:t xml:space="preserve"> (</w:t>
+      </w:r>
+      <w:proofErr w:type="spellStart"/>
+      <w:r>
+        <w:rPr>
+          <w:lang w:val="es-ES"/>
+        </w:rPr>
+        <w:t>ej</w:t>
+      </w:r>
+      <w:proofErr w:type="spellEnd"/>
+      <w:r>
+        <w:rPr>
+          <w:lang w:val="es-ES"/>
+        </w:rPr>
+        <w:t xml:space="preserve">: "LOGIN", "GET_PACIENTES") y </w:t>
+      </w:r>
+      <w:proofErr w:type="spellStart"/>
+      <w:r>
+        <w:rPr>
+          <w:lang w:val="es-ES"/>
+        </w:rPr>
+        <w:t>Object</w:t>
+      </w:r>
+      <w:proofErr w:type="spellEnd"/>
+      <w:r>
+        <w:rPr>
+          <w:lang w:val="es-ES"/>
+        </w:rPr>
+        <w:t xml:space="preserve"> </w:t>
+      </w:r>
+      <w:proofErr w:type="spellStart"/>
+      <w:r>
+        <w:rPr>
+          <w:lang w:val="es-ES"/>
+        </w:rPr>
+        <w:t>payload</w:t>
+      </w:r>
+      <w:proofErr w:type="spellEnd"/>
+      <w:r>
+        <w:rPr>
+          <w:lang w:val="es-ES"/>
+        </w:rPr>
+        <w:t xml:space="preserve"> (los datos que se envían, como un objeto Paciente o un </w:t>
+      </w:r>
+      <w:proofErr w:type="spellStart"/>
+      <w:r>
+        <w:rPr>
+          <w:lang w:val="es-ES"/>
+        </w:rPr>
+        <w:t>ArrayList</w:t>
+      </w:r>
+      <w:proofErr w:type="spellEnd"/>
+      <w:r>
+        <w:rPr>
+          <w:lang w:val="es-ES"/>
+        </w:rPr>
+        <w:t>).</w:t>
       </w:r>
     </w:p>
     <w:p/>
@@ -7211,8 +8462,18 @@
           <w:bCs/>
           <w:lang w:val="es-ES"/>
         </w:rPr>
-        <w:t>Clase ClienteSocket</w:t>
-      </w:r>
+        <w:t xml:space="preserve">Clase </w:t>
+      </w:r>
+      <w:proofErr w:type="spellStart"/>
+      <w:r>
+        <w:rPr>
+          <w:b/>
+          <w:bCs/>
+          <w:lang w:val="es-ES"/>
+        </w:rPr>
+        <w:t>ClienteSocket</w:t>
+      </w:r>
+      <w:proofErr w:type="spellEnd"/>
       <w:r>
         <w:rPr>
           <w:lang w:val="es-ES"/>
@@ -7247,26 +8508,50 @@
         </w:rPr>
         <w:t xml:space="preserve">), </w:t>
       </w:r>
+      <w:proofErr w:type="spellStart"/>
       <w:proofErr w:type="gramStart"/>
       <w:r>
         <w:rPr>
           <w:lang w:val="es-ES"/>
         </w:rPr>
-        <w:t>enviarPeticion(</w:t>
-      </w:r>
+        <w:t>enviarPeticion</w:t>
+      </w:r>
+      <w:proofErr w:type="spellEnd"/>
+      <w:r>
+        <w:rPr>
+          <w:lang w:val="es-ES"/>
+        </w:rPr>
+        <w:t>(</w:t>
+      </w:r>
+      <w:proofErr w:type="spellStart"/>
       <w:proofErr w:type="gramEnd"/>
       <w:r>
         <w:rPr>
           <w:lang w:val="es-ES"/>
         </w:rPr>
-        <w:t xml:space="preserve">PaqueteRed p), </w:t>
-      </w:r>
+        <w:t>PaqueteRed</w:t>
+      </w:r>
+      <w:proofErr w:type="spellEnd"/>
+      <w:r>
+        <w:rPr>
+          <w:lang w:val="es-ES"/>
+        </w:rPr>
+        <w:t xml:space="preserve"> p), </w:t>
+      </w:r>
+      <w:proofErr w:type="spellStart"/>
       <w:proofErr w:type="gramStart"/>
       <w:r>
         <w:rPr>
           <w:lang w:val="es-ES"/>
         </w:rPr>
-        <w:t>recibirRespuesta(</w:t>
+        <w:t>recibirRespuesta</w:t>
+      </w:r>
+      <w:proofErr w:type="spellEnd"/>
+      <w:r>
+        <w:rPr>
+          <w:lang w:val="es-ES"/>
+        </w:rPr>
+        <w:t>(</w:t>
       </w:r>
       <w:proofErr w:type="gramEnd"/>
       <w:r>
@@ -7317,7 +8602,43 @@
           <w:bCs/>
           <w:lang w:val="es-ES"/>
         </w:rPr>
-        <w:t>Controladores Principales (LoginController, DashboardController)</w:t>
+        <w:t>Controladores Principales (</w:t>
+      </w:r>
+      <w:proofErr w:type="spellStart"/>
+      <w:r>
+        <w:rPr>
+          <w:b/>
+          <w:bCs/>
+          <w:lang w:val="es-ES"/>
+        </w:rPr>
+        <w:t>LoginController</w:t>
+      </w:r>
+      <w:proofErr w:type="spellEnd"/>
+      <w:r>
+        <w:rPr>
+          <w:b/>
+          <w:bCs/>
+          <w:lang w:val="es-ES"/>
+        </w:rPr>
+        <w:t xml:space="preserve">, </w:t>
+      </w:r>
+      <w:proofErr w:type="spellStart"/>
+      <w:r>
+        <w:rPr>
+          <w:b/>
+          <w:bCs/>
+          <w:lang w:val="es-ES"/>
+        </w:rPr>
+        <w:t>DashboardController</w:t>
+      </w:r>
+      <w:proofErr w:type="spellEnd"/>
+      <w:r>
+        <w:rPr>
+          <w:b/>
+          <w:bCs/>
+          <w:lang w:val="es-ES"/>
+        </w:rPr>
+        <w:t>)</w:t>
       </w:r>
       <w:r>
         <w:rPr>
@@ -7342,7 +8663,43 @@
           <w:bCs/>
           <w:lang w:val="es-ES"/>
         </w:rPr>
-        <w:t>Controladores de Gestión (Ej: PacienteFormController)</w:t>
+        <w:t>Controladores de Gestión (</w:t>
+      </w:r>
+      <w:proofErr w:type="spellStart"/>
+      <w:r>
+        <w:rPr>
+          <w:b/>
+          <w:bCs/>
+          <w:lang w:val="es-ES"/>
+        </w:rPr>
+        <w:t>Ej</w:t>
+      </w:r>
+      <w:proofErr w:type="spellEnd"/>
+      <w:r>
+        <w:rPr>
+          <w:b/>
+          <w:bCs/>
+          <w:lang w:val="es-ES"/>
+        </w:rPr>
+        <w:t xml:space="preserve">: </w:t>
+      </w:r>
+      <w:proofErr w:type="spellStart"/>
+      <w:r>
+        <w:rPr>
+          <w:b/>
+          <w:bCs/>
+          <w:lang w:val="es-ES"/>
+        </w:rPr>
+        <w:t>PacienteFormController</w:t>
+      </w:r>
+      <w:proofErr w:type="spellEnd"/>
+      <w:r>
+        <w:rPr>
+          <w:b/>
+          <w:bCs/>
+          <w:lang w:val="es-ES"/>
+        </w:rPr>
+        <w:t>)</w:t>
       </w:r>
       <w:r>
         <w:rPr>
@@ -7374,7 +8731,77 @@
         <w:rPr>
           <w:lang w:val="es-ES"/>
         </w:rPr>
-        <w:t xml:space="preserve"> Elementos de la interfaz gráfica (TextField txtDni, TextField txtNombre, Button btnGuardar).</w:t>
+        <w:t xml:space="preserve"> Elementos de la interfaz gráfica (</w:t>
+      </w:r>
+      <w:proofErr w:type="spellStart"/>
+      <w:r>
+        <w:rPr>
+          <w:lang w:val="es-ES"/>
+        </w:rPr>
+        <w:t>TextField</w:t>
+      </w:r>
+      <w:proofErr w:type="spellEnd"/>
+      <w:r>
+        <w:rPr>
+          <w:lang w:val="es-ES"/>
+        </w:rPr>
+        <w:t xml:space="preserve"> </w:t>
+      </w:r>
+      <w:proofErr w:type="spellStart"/>
+      <w:r>
+        <w:rPr>
+          <w:lang w:val="es-ES"/>
+        </w:rPr>
+        <w:t>txtDni</w:t>
+      </w:r>
+      <w:proofErr w:type="spellEnd"/>
+      <w:r>
+        <w:rPr>
+          <w:lang w:val="es-ES"/>
+        </w:rPr>
+        <w:t xml:space="preserve">, </w:t>
+      </w:r>
+      <w:proofErr w:type="spellStart"/>
+      <w:r>
+        <w:rPr>
+          <w:lang w:val="es-ES"/>
+        </w:rPr>
+        <w:t>TextField</w:t>
+      </w:r>
+      <w:proofErr w:type="spellEnd"/>
+      <w:r>
+        <w:rPr>
+          <w:lang w:val="es-ES"/>
+        </w:rPr>
+        <w:t xml:space="preserve"> </w:t>
+      </w:r>
+      <w:proofErr w:type="spellStart"/>
+      <w:r>
+        <w:rPr>
+          <w:lang w:val="es-ES"/>
+        </w:rPr>
+        <w:t>txtNombre</w:t>
+      </w:r>
+      <w:proofErr w:type="spellEnd"/>
+      <w:r>
+        <w:rPr>
+          <w:lang w:val="es-ES"/>
+        </w:rPr>
+        <w:t xml:space="preserve">, Button </w:t>
+      </w:r>
+      <w:proofErr w:type="spellStart"/>
+      <w:r>
+        <w:rPr>
+          <w:lang w:val="es-ES"/>
+        </w:rPr>
+        <w:t>btnGuardar</w:t>
+      </w:r>
+      <w:proofErr w:type="spellEnd"/>
+      <w:r>
+        <w:rPr>
+          <w:lang w:val="es-ES"/>
+        </w:rPr>
+        <w:t>).</w:t>
       </w:r>
     </w:p>
     <w:p>
@@ -7468,12 +8895,20 @@
         </w:rPr>
         <w:t xml:space="preserve"> </w:t>
       </w:r>
+      <w:proofErr w:type="spellStart"/>
       <w:proofErr w:type="gramStart"/>
       <w:r>
         <w:rPr>
           <w:lang w:val="es-ES"/>
         </w:rPr>
-        <w:t>validarFormulario(</w:t>
+        <w:t>validarFormulario</w:t>
+      </w:r>
+      <w:proofErr w:type="spellEnd"/>
+      <w:r>
+        <w:rPr>
+          <w:lang w:val="es-ES"/>
+        </w:rPr>
+        <w:t>(</w:t>
       </w:r>
       <w:proofErr w:type="gramEnd"/>
       <w:r>
@@ -7482,19 +8917,69 @@
         </w:rPr>
         <w:t xml:space="preserve">) (asegura que no haya campos vacíos) y </w:t>
       </w:r>
+      <w:proofErr w:type="spellStart"/>
       <w:proofErr w:type="gramStart"/>
       <w:r>
         <w:rPr>
           <w:lang w:val="es-ES"/>
         </w:rPr>
-        <w:t>guardarPaciente(</w:t>
+        <w:t>guardarPaciente</w:t>
+      </w:r>
+      <w:proofErr w:type="spellEnd"/>
+      <w:r>
+        <w:rPr>
+          <w:lang w:val="es-ES"/>
+        </w:rPr>
+        <w:t>(</w:t>
       </w:r>
       <w:proofErr w:type="gramEnd"/>
       <w:r>
         <w:rPr>
           <w:lang w:val="es-ES"/>
         </w:rPr>
-        <w:t>). Este último captura los datos, instancia un objeto Paciente, crea un PaqueteRed con la instrucción "INSERTAR_PACIENTE" y lo transmite al backend a través de ClienteSocket.</w:t>
+        <w:t xml:space="preserve">). Este último captura los datos, instancia un objeto Paciente, crea un </w:t>
+      </w:r>
+      <w:proofErr w:type="spellStart"/>
+      <w:r>
+        <w:rPr>
+          <w:lang w:val="es-ES"/>
+        </w:rPr>
+        <w:t>PaqueteRed</w:t>
+      </w:r>
+      <w:proofErr w:type="spellEnd"/>
+      <w:r>
+        <w:rPr>
+          <w:lang w:val="es-ES"/>
+        </w:rPr>
+        <w:t xml:space="preserve"> con la instrucción "INSERTAR_PACIENTE" y lo transmite al </w:t>
+      </w:r>
+      <w:proofErr w:type="spellStart"/>
+      <w:r>
+        <w:rPr>
+          <w:lang w:val="es-ES"/>
+        </w:rPr>
+        <w:t>backend</w:t>
+      </w:r>
+      <w:proofErr w:type="spellEnd"/>
+      <w:r>
+        <w:rPr>
+          <w:lang w:val="es-ES"/>
+        </w:rPr>
+        <w:t xml:space="preserve"> a través de </w:t>
+      </w:r>
+      <w:proofErr w:type="spellStart"/>
+      <w:r>
+        <w:rPr>
+          <w:lang w:val="es-ES"/>
+        </w:rPr>
+        <w:t>ClienteSocket</w:t>
+      </w:r>
+      <w:proofErr w:type="spellEnd"/>
+      <w:r>
+        <w:rPr>
+          <w:lang w:val="es-ES"/>
+        </w:rPr>
+        <w:t>.</w:t>
       </w:r>
     </w:p>
     <w:p/>
@@ -7520,7 +9005,7 @@
           <w:numId w:val="1"/>
         </w:numPr>
       </w:pPr>
-      <w:bookmarkStart w:id="25" w:name="_Toc243251708"/>
+      <w:bookmarkStart w:id="25" w:name="_Toc243254099"/>
       <w:r>
         <w:t>Diseño del proyecto</w:t>
       </w:r>
@@ -7542,15 +9027,22 @@
           <w:numId w:val="1"/>
         </w:numPr>
       </w:pPr>
-      <w:bookmarkStart w:id="26" w:name="_Toc243251709"/>
+      <w:bookmarkStart w:id="26" w:name="_Toc243254100"/>
+      <w:proofErr w:type="spellStart"/>
       <w:r>
         <w:t>Wireframe</w:t>
       </w:r>
       <w:bookmarkEnd w:id="26"/>
-    </w:p>
-    <w:p>
-      <w:r>
-        <w:t>Wireframe App Android (Enfermera):</w:t>
+      <w:proofErr w:type="spellEnd"/>
+    </w:p>
+    <w:p>
+      <w:proofErr w:type="spellStart"/>
+      <w:r>
+        <w:t>Wireframe</w:t>
+      </w:r>
+      <w:proofErr w:type="spellEnd"/>
+      <w:r>
+        <w:t xml:space="preserve"> App Android (Enfermera):</w:t>
       </w:r>
     </w:p>
     <w:p>
@@ -7657,7 +9149,7 @@
           <w:noProof/>
         </w:rPr>
         <w:drawing>
-          <wp:anchor distT="0" distB="0" distL="114300" distR="114300" simplePos="0" relativeHeight="251665408" behindDoc="0" locked="0" layoutInCell="1" allowOverlap="1" wp14:anchorId="6A7ECAE7" wp14:editId="60F43B07">
+          <wp:anchor distT="0" distB="0" distL="114300" distR="114300" simplePos="0" relativeHeight="251665408" behindDoc="0" locked="0" layoutInCell="1" allowOverlap="1" wp14:anchorId="6A7ECAE7" wp14:editId="783B0076">
             <wp:simplePos x="0" y="0"/>
             <wp:positionH relativeFrom="column">
               <wp:posOffset>3341370</wp:posOffset>
@@ -7724,7 +9216,7 @@
           <w:noProof/>
         </w:rPr>
         <w:drawing>
-          <wp:anchor distT="0" distB="0" distL="114300" distR="114300" simplePos="0" relativeHeight="251664384" behindDoc="0" locked="0" layoutInCell="1" allowOverlap="1" wp14:anchorId="524228E2" wp14:editId="5CE89049">
+          <wp:anchor distT="0" distB="0" distL="114300" distR="114300" simplePos="0" relativeHeight="251664384" behindDoc="0" locked="0" layoutInCell="1" allowOverlap="1" wp14:anchorId="524228E2" wp14:editId="6AD7EA0E">
             <wp:simplePos x="0" y="0"/>
             <wp:positionH relativeFrom="margin">
               <wp:posOffset>-22860</wp:posOffset>
@@ -7798,8 +9290,13 @@
     <w:p/>
     <w:p/>
     <w:p>
-      <w:r>
-        <w:t>Wireframe App Escritorio (Administrativo/Médico):</w:t>
+      <w:proofErr w:type="spellStart"/>
+      <w:r>
+        <w:t>Wireframe</w:t>
+      </w:r>
+      <w:proofErr w:type="spellEnd"/>
+      <w:r>
+        <w:t xml:space="preserve"> App Escritorio (Administrativo/Médico):</w:t>
       </w:r>
     </w:p>
     <w:p>
@@ -7823,7 +9320,15 @@
         </w:numPr>
       </w:pPr>
       <w:r>
-        <w:t>Menú principal (Dashboard) con el panel lateral de navegación.</w:t>
+        <w:t>Menú principal (</w:t>
+      </w:r>
+      <w:proofErr w:type="spellStart"/>
+      <w:r>
+        <w:t>Dashboard</w:t>
+      </w:r>
+      <w:proofErr w:type="spellEnd"/>
+      <w:r>
+        <w:t>) con el panel lateral de navegación.</w:t>
       </w:r>
     </w:p>
     <w:p>
@@ -7847,7 +9352,7 @@
           <w:numId w:val="1"/>
         </w:numPr>
       </w:pPr>
-      <w:bookmarkStart w:id="27" w:name="_Toc243251710"/>
+      <w:bookmarkStart w:id="27" w:name="_Toc243254101"/>
       <w:r>
         <w:t>Despliegue y pruebas</w:t>
       </w:r>
@@ -7875,7 +9380,7 @@
           <w:numId w:val="1"/>
         </w:numPr>
       </w:pPr>
-      <w:bookmarkStart w:id="28" w:name="_Toc243251711"/>
+      <w:bookmarkStart w:id="28" w:name="_Toc243254102"/>
       <w:r>
         <w:lastRenderedPageBreak/>
         <w:t>Conclusiones</w:t>
@@ -7903,7 +9408,7 @@
           <w:numId w:val="1"/>
         </w:numPr>
       </w:pPr>
-      <w:bookmarkStart w:id="29" w:name="_Toc243251712"/>
+      <w:bookmarkStart w:id="29" w:name="_Toc243254103"/>
       <w:r>
         <w:lastRenderedPageBreak/>
         <w:t>Vías futuras</w:t>
@@ -7931,7 +9436,7 @@
           <w:numId w:val="1"/>
         </w:numPr>
       </w:pPr>
-      <w:bookmarkStart w:id="30" w:name="_Toc243251713"/>
+      <w:bookmarkStart w:id="30" w:name="_Toc243254104"/>
       <w:r>
         <w:lastRenderedPageBreak/>
         <w:t>Bibliografía/Webgrafía</w:t>
@@ -7959,7 +9464,7 @@
           <w:numId w:val="1"/>
         </w:numPr>
       </w:pPr>
-      <w:bookmarkStart w:id="31" w:name="_Toc243251714"/>
+      <w:bookmarkStart w:id="31" w:name="_Toc243254105"/>
       <w:r>
         <w:lastRenderedPageBreak/>
         <w:t>Anexos</w:t>
@@ -7974,7 +9479,7 @@
           <w:numId w:val="1"/>
         </w:numPr>
       </w:pPr>
-      <w:bookmarkStart w:id="32" w:name="_Toc243251715"/>
+      <w:bookmarkStart w:id="32" w:name="_Toc243254106"/>
       <w:r>
         <w:t>Manual de Instalación</w:t>
       </w:r>
@@ -7989,7 +9494,7 @@
           <w:numId w:val="1"/>
         </w:numPr>
       </w:pPr>
-      <w:bookmarkStart w:id="33" w:name="_Toc243251716"/>
+      <w:bookmarkStart w:id="33" w:name="_Toc243254107"/>
       <w:r>
         <w:t>Manual de Usuario</w:t>
       </w:r>
@@ -11930,6 +13435,7 @@
   <w:style w:type="character" w:default="1" w:styleId="Fuentedeprrafopredeter">
     <w:name w:val="Default Paragraph Font"/>
     <w:uiPriority w:val="1"/>
+    <w:semiHidden/>
     <w:unhideWhenUsed/>
   </w:style>
   <w:style w:type="table" w:default="1" w:styleId="Tablanormal">
@@ -12480,28 +13986,28 @@
 </file>
 
 <file path=customXml/item1.xml><?xml version="1.0" encoding="utf-8"?>
-<b:Sources xmlns:b="http://schemas.openxmlformats.org/officeDocument/2006/bibliography" xmlns="http://schemas.openxmlformats.org/officeDocument/2006/bibliography" SelectedStyle="\APASixthEditionOfficeOnline.xsl" StyleName="APA" Version="6"/>
-</file>
-
-<file path=customXml/item2.xml><?xml version="1.0" encoding="utf-8"?>
 <go:gDocsCustomXmlDataStorage xmlns:go="http://customooxmlschemas.google.com/" xmlns:r="http://schemas.openxmlformats.org/officeDocument/2006/relationships" uri="GoogleDocsCustomDataVersion2">
   <go:docsCustomData xmlns:go="http://customooxmlschemas.google.com/" roundtripDataSignature="AMtx7mjtTp76A7XcfsA3e8mJS6BPWqp4rA==">CgMxLjAyCGguZ2pkZ3hzMgloLjMwajB6bGwyCWguMWZvYjl0ZTIJaC4zem55c2g3MgloLjJldDkycDAyCGgudHlqY3d0MgloLjNkeTZ2a20yCWguMXQzaDVzZjIJaC40ZDM0b2c4MgloLjJzOGV5bzEyCWguMTdkcDh2dTIJaC4zcmRjcmpuMgloLjI2aW4xcmcyCGgubG54Yno5MgloLjM1bmt1bjIyCWguMWtzdjR1djIJaC40NHNpbmlvMgloLjJqeHN4cWgyCGguejMzN3lhMgloLjNqMnFxbTM4AHIhMW5lMFliWWRuQ3k4bG9vUWRRN2RCbXdrWjQzTkRTd0JD</go:docsCustomData>
 </go:gDocsCustomXmlDataStorage>
 </file>
 
-<file path=customXml/itemProps1.xml><?xml version="1.0" encoding="utf-8"?>
-<ds:datastoreItem xmlns:ds="http://schemas.openxmlformats.org/officeDocument/2006/customXml" ds:itemID="{E66D56AF-1747-4E2C-9179-14FD0640A7CF}">
-  <ds:schemaRefs>
-    <ds:schemaRef ds:uri="http://schemas.openxmlformats.org/officeDocument/2006/bibliography"/>
-  </ds:schemaRefs>
-</ds:datastoreItem>
+<file path=customXml/item2.xml><?xml version="1.0" encoding="utf-8"?>
+<b:Sources xmlns:b="http://schemas.openxmlformats.org/officeDocument/2006/bibliography" xmlns="http://schemas.openxmlformats.org/officeDocument/2006/bibliography" SelectedStyle="\APASixthEditionOfficeOnline.xsl" StyleName="APA" Version="6"/>
 </file>
 
-<file path=customXml/itemProps2.xml><?xml version="1.0" encoding="utf-8"?>
+<file path=customXml/itemProps1.xml><?xml version="1.0" encoding="utf-8"?>
 <ds:datastoreItem xmlns:ds="http://schemas.openxmlformats.org/officeDocument/2006/customXml" ds:itemID="{11111111-1234-1234-1234-123412341234}">
   <ds:schemaRefs>
     <ds:schemaRef ds:uri="http://customooxmlschemas.google.com/"/>
     <ds:schemaRef ds:uri="http://schemas.openxmlformats.org/officeDocument/2006/relationships"/>
   </ds:schemaRefs>
 </ds:datastoreItem>
+</file>
+
+<file path=customXml/itemProps2.xml><?xml version="1.0" encoding="utf-8"?>
+<ds:datastoreItem xmlns:ds="http://schemas.openxmlformats.org/officeDocument/2006/customXml" ds:itemID="{E66D56AF-1747-4E2C-9179-14FD0640A7CF}">
+  <ds:schemaRefs>
+    <ds:schemaRef ds:uri="http://schemas.openxmlformats.org/officeDocument/2006/bibliography"/>
+  </ds:schemaRefs>
+</ds:datastoreItem>
 </file>
--- a/docs/Entregas/DAM Plantilla memoria escrita.docx
+++ b/docs/Entregas/DAM Plantilla memoria escrita.docx
@@ -154,28 +154,12 @@
         </w:rPr>
         <w:t xml:space="preserve">Fecha de entrega: </w:t>
       </w:r>
-      <w:proofErr w:type="spellStart"/>
       <w:r>
         <w:rPr>
           <w:color w:val="7B7B7B"/>
         </w:rPr>
-        <w:t>dd</w:t>
-      </w:r>
-      <w:proofErr w:type="spellEnd"/>
-      <w:r>
-        <w:rPr>
-          <w:color w:val="7B7B7B"/>
-        </w:rPr>
-        <w:t>/mm/</w:t>
-      </w:r>
-      <w:proofErr w:type="spellStart"/>
-      <w:r>
-        <w:rPr>
-          <w:color w:val="7B7B7B"/>
-        </w:rPr>
-        <w:t>aaaa</w:t>
-      </w:r>
-      <w:proofErr w:type="spellEnd"/>
+        <w:t>dd/mm/aaaa</w:t>
+      </w:r>
     </w:p>
     <w:p>
       <w:pPr>
@@ -3264,21 +3248,7 @@
         <w:rPr>
           <w:rFonts w:ascii="Arial" w:hAnsi="Arial" w:cs="Arial"/>
         </w:rPr>
-        <w:t xml:space="preserve"> La finalidad de </w:t>
-      </w:r>
-      <w:proofErr w:type="spellStart"/>
-      <w:r>
-        <w:rPr>
-          <w:rFonts w:ascii="Arial" w:hAnsi="Arial" w:cs="Arial"/>
-        </w:rPr>
-        <w:t>MedManager</w:t>
-      </w:r>
-      <w:proofErr w:type="spellEnd"/>
-      <w:r>
-        <w:rPr>
-          <w:rFonts w:ascii="Arial" w:hAnsi="Arial" w:cs="Arial"/>
-        </w:rPr>
-        <w:t xml:space="preserve"> es resolver estas carencias creando un ecosistema digital unificado de la clínica. El sistema busca automatizar la gestión diaria, garantizar que la información esté sincronizada en tiempo real, </w:t>
+        <w:t xml:space="preserve"> La finalidad de MedManager es resolver estas carencias creando un ecosistema digital unificado de la clínica. El sistema busca automatizar la gestión diaria, garantizar que la información esté sincronizada en tiempo real, </w:t>
       </w:r>
       <w:r>
         <w:rPr>
@@ -3386,15 +3356,7 @@
     </w:p>
     <w:p>
       <w:r>
-        <w:t xml:space="preserve">El alcance de </w:t>
-      </w:r>
-      <w:proofErr w:type="spellStart"/>
-      <w:r>
-        <w:t>MedManager</w:t>
-      </w:r>
-      <w:proofErr w:type="spellEnd"/>
-      <w:r>
-        <w:t xml:space="preserve"> abarca la gestión interna del flujo médico y administrativo de la clínica. El proyecto cubrirá el ciclo completo de citas, la creación y consulta de historiales médicos y la gestión de permisos según el perfil del trabajador. El sistema se limitará a la operativa clínica, por lo que no incluirá módulos de facturación, contabilidad, pasarelas de pago ni conexión con bases de datos externas estatales (como la Seguridad Social).</w:t>
+        <w:t>El alcance de MedManager abarca la gestión interna del flujo médico y administrativo de la clínica. El proyecto cubrirá el ciclo completo de citas, la creación y consulta de historiales médicos y la gestión de permisos según el perfil del trabajador. El sistema se limitará a la operativa clínica, por lo que no incluirá módulos de facturación, contabilidad, pasarelas de pago ni conexión con bases de datos externas estatales (como la Seguridad Social).</w:t>
       </w:r>
     </w:p>
     <w:p/>
@@ -3487,25 +3449,7 @@
           <w:sz w:val="22"/>
           <w:szCs w:val="22"/>
         </w:rPr>
-        <w:t xml:space="preserve">Desde el punto de vista académico y profesional dentro del ciclo DAM, este proyecto se convierte en el escenario idóneo para poner en práctica y consolidar de forma integral todo lo aprendido. Desarrollar una solución para este entorno exige abordar la gestión de bases de datos relacionales, el tratamiento riguroso de datos sensibles, el control de concurrencia mediante un servidor propio con Sockets y la creación de interfaces diferenciadas (escritorio en Java Swing para tareas administrativas y aplicación Android en </w:t>
-      </w:r>
-      <w:proofErr w:type="spellStart"/>
-      <w:r>
-        <w:rPr>
-          <w:rFonts w:ascii="Arial" w:hAnsi="Arial" w:cs="Arial"/>
-          <w:sz w:val="22"/>
-          <w:szCs w:val="22"/>
-        </w:rPr>
-        <w:t>Kotlin</w:t>
-      </w:r>
-      <w:proofErr w:type="spellEnd"/>
-      <w:r>
-        <w:rPr>
-          <w:rFonts w:ascii="Arial" w:hAnsi="Arial" w:cs="Arial"/>
-          <w:sz w:val="22"/>
-          <w:szCs w:val="22"/>
-        </w:rPr>
-        <w:t xml:space="preserve"> para el trabajo en movilidad). Con ello, no solo se busca recrear un modelo organizativo eficiente, sino también aportar una alternativa aplicable a centros que necesitan optimizar su flujo diario hacia un modelo sin uso de papel.</w:t>
+        <w:t>Desde el punto de vista académico y profesional dentro del ciclo DAM, este proyecto se convierte en el escenario idóneo para poner en práctica y consolidar de forma integral todo lo aprendido. Desarrollar una solución para este entorno exige abordar la gestión de bases de datos relacionales, el tratamiento riguroso de datos sensibles, el control de concurrencia mediante un servidor propio con Sockets y la creación de interfaces diferenciadas (escritorio en Java Swing para tareas administrativas y aplicación Android en Kotlin para el trabajo en movilidad). Con ello, no solo se busca recrear un modelo organizativo eficiente, sino también aportar una alternativa aplicable a centros que necesitan optimizar su flujo diario hacia un modelo sin uso de papel.</w:t>
       </w:r>
     </w:p>
     <w:p/>
@@ -3518,24 +3462,14 @@
         </w:numPr>
       </w:pPr>
       <w:bookmarkStart w:id="7" w:name="_Toc243254082"/>
-      <w:proofErr w:type="spellStart"/>
       <w:r>
         <w:t>Abstract</w:t>
       </w:r>
       <w:bookmarkEnd w:id="7"/>
-      <w:proofErr w:type="spellEnd"/>
-    </w:p>
-    <w:p>
-      <w:r>
-        <w:t xml:space="preserve">En ingles, resumen de la app, finalidad, tipo, </w:t>
-      </w:r>
-      <w:proofErr w:type="spellStart"/>
-      <w:r>
-        <w:t>tecnologias</w:t>
-      </w:r>
-      <w:proofErr w:type="spellEnd"/>
-      <w:r>
-        <w:t xml:space="preserve"> y resultado.</w:t>
+    </w:p>
+    <w:p>
+      <w:r>
+        <w:t>En ingles, resumen de la app, finalidad, tipo, tecnologias y resultado.</w:t>
       </w:r>
     </w:p>
     <w:p>
@@ -3569,23 +3503,7 @@
         <w:t>Diseñar, desarrollar e implementar</w:t>
       </w:r>
       <w:r>
-        <w:t xml:space="preserve"> un sistema informático multiplataforma y seguro usando tanto aplicaciones de escritorio como de dispositivo móvil para la gestión de </w:t>
-      </w:r>
-      <w:proofErr w:type="gramStart"/>
-      <w:r>
-        <w:t>una  clínica</w:t>
-      </w:r>
-      <w:proofErr w:type="gramEnd"/>
-      <w:r>
-        <w:t xml:space="preserve"> médica a la que llamare </w:t>
-      </w:r>
-      <w:proofErr w:type="spellStart"/>
-      <w:r>
-        <w:t>MedManager</w:t>
-      </w:r>
-      <w:proofErr w:type="spellEnd"/>
-      <w:r>
-        <w:t xml:space="preserve">, que centralice la información administrativa y asistencial en una base de datos </w:t>
+        <w:t xml:space="preserve"> un sistema informático multiplataforma y seguro usando tanto aplicaciones de escritorio como de dispositivo móvil para la gestión de una  clínica médica a la que llamare MedManager, que centralice la información administrativa y asistencial en una base de datos </w:t>
       </w:r>
       <w:r>
         <w:t>única</w:t>
@@ -3684,21 +3602,7 @@
         <w:rPr>
           <w:lang w:val="es-ES"/>
         </w:rPr>
-        <w:t xml:space="preserve">Centralizar el acceso a la base de datos a través de un servidor </w:t>
-      </w:r>
-      <w:proofErr w:type="spellStart"/>
-      <w:r>
-        <w:rPr>
-          <w:lang w:val="es-ES"/>
-        </w:rPr>
-        <w:t>backend</w:t>
-      </w:r>
-      <w:proofErr w:type="spellEnd"/>
-      <w:r>
-        <w:rPr>
-          <w:lang w:val="es-ES"/>
-        </w:rPr>
-        <w:t xml:space="preserve"> concurrente (multihilo) mediante Sockets TCP/IP, evitando la exposición directa de la base de datos a las aplicaciones cliente.</w:t>
+        <w:t>Centralizar el acceso a la base de datos a través de un servidor backend concurrente (multihilo) mediante Sockets TCP/IP, evitando la exposición directa de la base de datos a las aplicaciones cliente.</w:t>
       </w:r>
     </w:p>
     <w:p>
@@ -3902,7 +3806,6 @@
         </w:rPr>
         <w:t xml:space="preserve">Implementar mecanismos de protección de credenciales mediante algoritmos de </w:t>
       </w:r>
-      <w:proofErr w:type="spellStart"/>
       <w:r>
         <w:rPr>
           <w:i/>
@@ -3911,7 +3814,6 @@
         </w:rPr>
         <w:t>hashing</w:t>
       </w:r>
-      <w:proofErr w:type="spellEnd"/>
       <w:r>
         <w:rPr>
           <w:lang w:val="es-ES"/>
@@ -3938,11 +3840,602 @@
       </w:r>
     </w:p>
     <w:p>
-      <w:r>
-        <w:t>(4-5 páginas)</w:t>
-      </w:r>
-    </w:p>
-    <w:p>
+      <w:pPr>
+        <w:pStyle w:val="Ttulo2"/>
+      </w:pPr>
+      <w:r>
+        <w:t xml:space="preserve">2.1 </w:t>
+      </w:r>
+      <w:r>
+        <w:t>Planteamiento de la búsqueda y situación actual</w:t>
+      </w:r>
+    </w:p>
+    <w:p>
+      <w:pPr>
+        <w:rPr>
+          <w:lang w:val="es-ES"/>
+        </w:rPr>
+      </w:pPr>
+      <w:r>
+        <w:rPr>
+          <w:lang w:val="es-ES"/>
+        </w:rPr>
+        <w:t xml:space="preserve">Para el diseño de la aplicación de MedManager, la base de datos, la aplicación de escritorio, la aplicación móvil y la comunicación, se ha realizado una búsqueda real en el mercado de gestión de clínicas y centros médicos. Esta búsqueda tiene el objetivo de ver cómo funcionan las aplicaciones reales en el sector y poder compararlas con mis ideas para ver si son eficaces o no, pudiendo cubrir problemas que tengan estas y aportando alguna innovación o mejora si es posible. Con este análisis sabremos qué funciones tendrá nuestro proyecto. </w:t>
+      </w:r>
+    </w:p>
+    <w:p>
+      <w:pPr>
+        <w:rPr>
+          <w:lang w:val="es-ES"/>
+        </w:rPr>
+      </w:pPr>
+      <w:r>
+        <w:rPr>
+          <w:lang w:val="es-ES"/>
+        </w:rPr>
+        <w:t xml:space="preserve">La situación actual de las clínicas pequeñas y medianas es que han de dejar de usar el papel, ya que es más eficiente y rentable tener centralizada en un servidor toda la información para poder ser consultada rápidamente y que pueda cumplir con las normativas e inspecciones. </w:t>
+      </w:r>
+    </w:p>
+    <w:p>
+      <w:pPr>
+        <w:rPr>
+          <w:lang w:val="es-ES"/>
+        </w:rPr>
+      </w:pPr>
+      <w:r>
+        <w:rPr>
+          <w:lang w:val="es-ES"/>
+        </w:rPr>
+        <w:t xml:space="preserve">Para la búsqueda de software específico he usado el portal </w:t>
+      </w:r>
+      <w:hyperlink r:id="rId10" w:tgtFrame="_blank" w:history="1">
+        <w:r>
+          <w:rPr>
+            <w:rStyle w:val="Hipervnculo"/>
+            <w:lang w:val="es-ES"/>
+          </w:rPr>
+          <w:t>www.capterra.com</w:t>
+        </w:r>
+      </w:hyperlink>
+      <w:r>
+        <w:rPr>
+          <w:lang w:val="es-ES"/>
+        </w:rPr>
+        <w:t xml:space="preserve"> (Capterra, 2026), ya que ofrece todo tipo de software disponible y explica qué nos puede aportar. Se puede apreciar que hay dos tendencias para el sector de clínicas: </w:t>
+      </w:r>
+    </w:p>
+    <w:p>
+      <w:pPr>
+        <w:numPr>
+          <w:ilvl w:val="0"/>
+          <w:numId w:val="26"/>
+        </w:numPr>
+        <w:rPr>
+          <w:lang w:val="es-ES"/>
+        </w:rPr>
+      </w:pPr>
+      <w:r>
+        <w:rPr>
+          <w:b/>
+          <w:bCs/>
+          <w:lang w:val="es-ES"/>
+        </w:rPr>
+        <w:t>Programas centrados en grandes hospitales:</w:t>
+      </w:r>
+      <w:r>
+        <w:rPr>
+          <w:lang w:val="es-ES"/>
+        </w:rPr>
+        <w:t xml:space="preserve"> Incluyen todo tipo de módulos parecidos a un ERP donde se gestionan facturación, contabilidad, resultados médicos, citas, pacientes, etc. Normalmente, este tipo de software, al abarcar todo, suele ser caro y difícil tanto de implementar como de actualizar y usar. </w:t>
+      </w:r>
+    </w:p>
+    <w:p>
+      <w:pPr>
+        <w:numPr>
+          <w:ilvl w:val="0"/>
+          <w:numId w:val="26"/>
+        </w:numPr>
+        <w:rPr>
+          <w:lang w:val="es-ES"/>
+        </w:rPr>
+      </w:pPr>
+      <w:r>
+        <w:rPr>
+          <w:b/>
+          <w:bCs/>
+          <w:lang w:val="es-ES"/>
+        </w:rPr>
+        <w:t>Programas que usan modelo SaaS (web en la nube):</w:t>
+      </w:r>
+      <w:r>
+        <w:rPr>
+          <w:lang w:val="es-ES"/>
+        </w:rPr>
+        <w:t xml:space="preserve"> Son ligeros, ya que no precisan una instalación y suelen usarse desde cualquier dispositivo, pero te obligan a contratar un mantenimiento y una suscripción periódica.</w:t>
+      </w:r>
+    </w:p>
+    <w:p>
+      <w:pPr>
+        <w:rPr>
+          <w:lang w:val="es-ES"/>
+        </w:rPr>
+      </w:pPr>
+      <w:r>
+        <w:rPr>
+          <w:lang w:val="es-ES"/>
+        </w:rPr>
+        <w:t xml:space="preserve">Teniendo en cuenta estas dos opciones, mi planteamiento de proyecto está enfocado a que no sea tan pesado como los pensados para grandes instalaciones ni obligue a pagar una suscripción a un modelo SaaS, sino que esté centrado en citas, informes y pacientes, evitando que la empresa tenga que contratar módulos o servicios adicionales que no necesita. </w:t>
+      </w:r>
+    </w:p>
+    <w:p>
+      <w:pPr>
+        <w:pStyle w:val="Ttulo2"/>
+      </w:pPr>
+      <w:r>
+        <w:t xml:space="preserve">2.2 </w:t>
+      </w:r>
+      <w:r>
+        <w:t>Análisis de soluciones existentes</w:t>
+      </w:r>
+    </w:p>
+    <w:p>
+      <w:r>
+        <w:t>Usando la web comentada he encontrado estas cuatro aplicaciones que me han servido para comparar sus prestaciones y funcionalidades</w:t>
+      </w:r>
+    </w:p>
+    <w:p/>
+    <w:p>
+      <w:pPr>
+        <w:pStyle w:val="Prrafodelista"/>
+        <w:numPr>
+          <w:ilvl w:val="0"/>
+          <w:numId w:val="28"/>
+        </w:numPr>
+        <w:jc w:val="left"/>
+        <w:rPr>
+          <w:lang w:val="en-GB"/>
+        </w:rPr>
+      </w:pPr>
+      <w:r>
+        <w:rPr>
+          <w:lang w:val="en-GB"/>
+        </w:rPr>
+        <w:lastRenderedPageBreak/>
+        <w:t>SoftClinic GenX</w:t>
+      </w:r>
+      <w:r>
+        <w:rPr>
+          <w:lang w:val="en-GB"/>
+        </w:rPr>
+        <w:br/>
+      </w:r>
+      <w:r>
+        <w:drawing>
+          <wp:inline distT="0" distB="0" distL="0" distR="0" wp14:anchorId="4181B245" wp14:editId="1590D12B">
+            <wp:extent cx="4413250" cy="2766528"/>
+            <wp:effectExtent l="0" t="0" r="6350" b="0"/>
+            <wp:docPr id="3746434" name="Imagen 1"/>
+            <wp:cNvGraphicFramePr>
+              <a:graphicFrameLocks xmlns:a="http://schemas.openxmlformats.org/drawingml/2006/main" noChangeAspect="1"/>
+            </wp:cNvGraphicFramePr>
+            <a:graphic xmlns:a="http://schemas.openxmlformats.org/drawingml/2006/main">
+              <a:graphicData uri="http://schemas.openxmlformats.org/drawingml/2006/picture">
+                <pic:pic xmlns:pic="http://schemas.openxmlformats.org/drawingml/2006/picture">
+                  <pic:nvPicPr>
+                    <pic:cNvPr id="3746434" name=""/>
+                    <pic:cNvPicPr/>
+                  </pic:nvPicPr>
+                  <pic:blipFill>
+                    <a:blip r:embed="rId11"/>
+                    <a:stretch>
+                      <a:fillRect/>
+                    </a:stretch>
+                  </pic:blipFill>
+                  <pic:spPr>
+                    <a:xfrm>
+                      <a:off x="0" y="0"/>
+                      <a:ext cx="4429125" cy="2776480"/>
+                    </a:xfrm>
+                    <a:prstGeom prst="rect">
+                      <a:avLst/>
+                    </a:prstGeom>
+                  </pic:spPr>
+                </pic:pic>
+              </a:graphicData>
+            </a:graphic>
+          </wp:inline>
+        </w:drawing>
+      </w:r>
+      <w:r>
+        <w:rPr>
+          <w:lang w:val="en-GB"/>
+        </w:rPr>
+        <w:br/>
+      </w:r>
+      <w:hyperlink r:id="rId12" w:history="1">
+        <w:r>
+          <w:rPr>
+            <w:rStyle w:val="Hipervnculo"/>
+            <w:lang w:val="en-GB"/>
+          </w:rPr>
+          <w:t>https://www.softclinicsoftware.com/</w:t>
+        </w:r>
+      </w:hyperlink>
+    </w:p>
+    <w:p>
+      <w:pPr>
+        <w:jc w:val="left"/>
+        <w:rPr>
+          <w:lang w:val="en-GB"/>
+        </w:rPr>
+      </w:pPr>
+      <w:r>
+        <w:t>Esta aplicación cuenta con varios tipos de software en su pagina web, centrados en la gestion medica, tiene para clinicas, laboratorios, farmacias y hospitales, esta dividido por modulos y es usado en mas de 45 paises.</w:t>
+      </w:r>
+      <w:r>
+        <w:br/>
+        <w:t>Centrandonos en la parte de clinicas, nos definen sus caracteristicas :</w:t>
+      </w:r>
+    </w:p>
+    <w:p>
+      <w:pPr>
+        <w:pStyle w:val="Prrafodelista"/>
+        <w:numPr>
+          <w:ilvl w:val="0"/>
+          <w:numId w:val="24"/>
+        </w:numPr>
+        <w:jc w:val="left"/>
+      </w:pPr>
+      <w:r>
+        <w:t>Cita</w:t>
+      </w:r>
+    </w:p>
+    <w:p>
+      <w:pPr>
+        <w:pStyle w:val="Prrafodelista"/>
+        <w:numPr>
+          <w:ilvl w:val="0"/>
+          <w:numId w:val="24"/>
+        </w:numPr>
+        <w:jc w:val="left"/>
+      </w:pPr>
+      <w:r>
+        <w:t>OPD</w:t>
+      </w:r>
+    </w:p>
+    <w:p>
+      <w:pPr>
+        <w:pStyle w:val="Prrafodelista"/>
+        <w:numPr>
+          <w:ilvl w:val="0"/>
+          <w:numId w:val="24"/>
+        </w:numPr>
+        <w:jc w:val="left"/>
+      </w:pPr>
+      <w:r>
+        <w:t>Facturación y contabilidad</w:t>
+      </w:r>
+    </w:p>
+    <w:p>
+      <w:pPr>
+        <w:pStyle w:val="Prrafodelista"/>
+        <w:numPr>
+          <w:ilvl w:val="0"/>
+          <w:numId w:val="24"/>
+        </w:numPr>
+        <w:jc w:val="left"/>
+      </w:pPr>
+      <w:r>
+        <w:t>Notas de enfermeria</w:t>
+      </w:r>
+    </w:p>
+    <w:p>
+      <w:pPr>
+        <w:pStyle w:val="Prrafodelista"/>
+        <w:numPr>
+          <w:ilvl w:val="0"/>
+          <w:numId w:val="24"/>
+        </w:numPr>
+        <w:jc w:val="left"/>
+      </w:pPr>
+      <w:r>
+        <w:t>Prescripcion</w:t>
+      </w:r>
+    </w:p>
+    <w:p>
+      <w:pPr>
+        <w:pStyle w:val="Prrafodelista"/>
+        <w:numPr>
+          <w:ilvl w:val="0"/>
+          <w:numId w:val="24"/>
+        </w:numPr>
+        <w:jc w:val="left"/>
+      </w:pPr>
+      <w:r>
+        <w:t>Gestor de archivos</w:t>
+      </w:r>
+    </w:p>
+    <w:p>
+      <w:pPr>
+        <w:pStyle w:val="Prrafodelista"/>
+        <w:numPr>
+          <w:ilvl w:val="0"/>
+          <w:numId w:val="24"/>
+        </w:numPr>
+        <w:jc w:val="left"/>
+      </w:pPr>
+      <w:r>
+        <w:t>Inventario</w:t>
+      </w:r>
+    </w:p>
+    <w:p>
+      <w:pPr>
+        <w:pStyle w:val="Prrafodelista"/>
+        <w:numPr>
+          <w:ilvl w:val="0"/>
+          <w:numId w:val="24"/>
+        </w:numPr>
+        <w:jc w:val="left"/>
+      </w:pPr>
+      <w:r>
+        <w:t>Base de datos en la nube</w:t>
+      </w:r>
+    </w:p>
+    <w:p>
+      <w:pPr>
+        <w:pStyle w:val="Prrafodelista"/>
+        <w:numPr>
+          <w:ilvl w:val="0"/>
+          <w:numId w:val="24"/>
+        </w:numPr>
+        <w:jc w:val="left"/>
+      </w:pPr>
+      <w:r>
+        <w:t>Informes</w:t>
+      </w:r>
+    </w:p>
+    <w:p>
+      <w:pPr>
+        <w:pStyle w:val="Prrafodelista"/>
+        <w:numPr>
+          <w:ilvl w:val="0"/>
+          <w:numId w:val="24"/>
+        </w:numPr>
+        <w:jc w:val="left"/>
+      </w:pPr>
+      <w:r>
+        <w:t>Telemedicina</w:t>
+      </w:r>
+    </w:p>
+    <w:p>
+      <w:pPr>
+        <w:jc w:val="left"/>
+      </w:pPr>
+      <w:r>
+        <w:t>Podemos concluir con las ventajas y limitaciones:</w:t>
+      </w:r>
+    </w:p>
+    <w:p>
+      <w:pPr>
+        <w:pStyle w:val="Prrafodelista"/>
+        <w:numPr>
+          <w:ilvl w:val="0"/>
+          <w:numId w:val="29"/>
+        </w:numPr>
+        <w:jc w:val="left"/>
+      </w:pPr>
+      <w:r>
+        <w:t>Muy completo</w:t>
+      </w:r>
+    </w:p>
+    <w:p>
+      <w:pPr>
+        <w:pStyle w:val="Prrafodelista"/>
+        <w:numPr>
+          <w:ilvl w:val="0"/>
+          <w:numId w:val="29"/>
+        </w:numPr>
+        <w:jc w:val="left"/>
+      </w:pPr>
+      <w:r>
+        <w:t>Versión de escritorio</w:t>
+      </w:r>
+    </w:p>
+    <w:p>
+      <w:pPr>
+        <w:pStyle w:val="Prrafodelista"/>
+        <w:numPr>
+          <w:ilvl w:val="0"/>
+          <w:numId w:val="29"/>
+        </w:numPr>
+        <w:jc w:val="left"/>
+      </w:pPr>
+      <w:r>
+        <w:t>pensado más como un ERP grande</w:t>
+      </w:r>
+    </w:p>
+    <w:p>
+      <w:pPr>
+        <w:pStyle w:val="Prrafodelista"/>
+        <w:numPr>
+          <w:ilvl w:val="0"/>
+          <w:numId w:val="29"/>
+        </w:numPr>
+        <w:jc w:val="left"/>
+      </w:pPr>
+      <w:r>
+        <w:t>Costoso</w:t>
+      </w:r>
+    </w:p>
+    <w:p>
+      <w:pPr>
+        <w:pStyle w:val="Prrafodelista"/>
+        <w:numPr>
+          <w:ilvl w:val="0"/>
+          <w:numId w:val="28"/>
+        </w:numPr>
+        <w:jc w:val="left"/>
+      </w:pPr>
+      <w:r>
+        <w:lastRenderedPageBreak/>
+        <w:t>The WorxHub</w:t>
+      </w:r>
+      <w:r>
+        <w:br/>
+      </w:r>
+      <w:r>
+        <w:drawing>
+          <wp:inline distT="0" distB="0" distL="0" distR="0" wp14:anchorId="3B0E8528" wp14:editId="02EC6EAB">
+            <wp:extent cx="5733415" cy="3668395"/>
+            <wp:effectExtent l="0" t="0" r="635" b="8255"/>
+            <wp:docPr id="1075145580" name="Imagen 1"/>
+            <wp:cNvGraphicFramePr>
+              <a:graphicFrameLocks xmlns:a="http://schemas.openxmlformats.org/drawingml/2006/main" noChangeAspect="1"/>
+            </wp:cNvGraphicFramePr>
+            <a:graphic xmlns:a="http://schemas.openxmlformats.org/drawingml/2006/main">
+              <a:graphicData uri="http://schemas.openxmlformats.org/drawingml/2006/picture">
+                <pic:pic xmlns:pic="http://schemas.openxmlformats.org/drawingml/2006/picture">
+                  <pic:nvPicPr>
+                    <pic:cNvPr id="1075145580" name=""/>
+                    <pic:cNvPicPr/>
+                  </pic:nvPicPr>
+                  <pic:blipFill>
+                    <a:blip r:embed="rId13"/>
+                    <a:stretch>
+                      <a:fillRect/>
+                    </a:stretch>
+                  </pic:blipFill>
+                  <pic:spPr>
+                    <a:xfrm>
+                      <a:off x="0" y="0"/>
+                      <a:ext cx="5733415" cy="3668395"/>
+                    </a:xfrm>
+                    <a:prstGeom prst="rect">
+                      <a:avLst/>
+                    </a:prstGeom>
+                  </pic:spPr>
+                </pic:pic>
+              </a:graphicData>
+            </a:graphic>
+          </wp:inline>
+        </w:drawing>
+      </w:r>
+    </w:p>
+    <w:p>
+      <w:pPr>
+        <w:pStyle w:val="Prrafodelista"/>
+        <w:numPr>
+          <w:ilvl w:val="0"/>
+          <w:numId w:val="28"/>
+        </w:numPr>
+        <w:jc w:val="left"/>
+      </w:pPr>
+      <w:r>
+        <w:t>Clinic Cloud</w:t>
+      </w:r>
+      <w:r>
+        <w:br/>
+      </w:r>
+      <w:r>
+        <w:drawing>
+          <wp:inline distT="0" distB="0" distL="0" distR="0" wp14:anchorId="4CE41791" wp14:editId="21AE98FA">
+            <wp:extent cx="5733415" cy="4245610"/>
+            <wp:effectExtent l="0" t="0" r="635" b="2540"/>
+            <wp:docPr id="540363186" name="Imagen 1"/>
+            <wp:cNvGraphicFramePr>
+              <a:graphicFrameLocks xmlns:a="http://schemas.openxmlformats.org/drawingml/2006/main" noChangeAspect="1"/>
+            </wp:cNvGraphicFramePr>
+            <a:graphic xmlns:a="http://schemas.openxmlformats.org/drawingml/2006/main">
+              <a:graphicData uri="http://schemas.openxmlformats.org/drawingml/2006/picture">
+                <pic:pic xmlns:pic="http://schemas.openxmlformats.org/drawingml/2006/picture">
+                  <pic:nvPicPr>
+                    <pic:cNvPr id="540363186" name=""/>
+                    <pic:cNvPicPr/>
+                  </pic:nvPicPr>
+                  <pic:blipFill>
+                    <a:blip r:embed="rId14"/>
+                    <a:stretch>
+                      <a:fillRect/>
+                    </a:stretch>
+                  </pic:blipFill>
+                  <pic:spPr>
+                    <a:xfrm>
+                      <a:off x="0" y="0"/>
+                      <a:ext cx="5733415" cy="4245610"/>
+                    </a:xfrm>
+                    <a:prstGeom prst="rect">
+                      <a:avLst/>
+                    </a:prstGeom>
+                  </pic:spPr>
+                </pic:pic>
+              </a:graphicData>
+            </a:graphic>
+          </wp:inline>
+        </w:drawing>
+      </w:r>
+    </w:p>
+    <w:p>
+      <w:pPr>
+        <w:pStyle w:val="Prrafodelista"/>
+        <w:numPr>
+          <w:ilvl w:val="0"/>
+          <w:numId w:val="28"/>
+        </w:numPr>
+        <w:jc w:val="left"/>
+      </w:pPr>
+      <w:r>
+        <w:lastRenderedPageBreak/>
+        <w:t>HMS Pro+</w:t>
+      </w:r>
+      <w:r>
+        <w:br/>
+      </w:r>
+      <w:r>
+        <w:drawing>
+          <wp:inline distT="0" distB="0" distL="0" distR="0" wp14:anchorId="4E833912" wp14:editId="359B4BF4">
+            <wp:extent cx="5733415" cy="3778250"/>
+            <wp:effectExtent l="0" t="0" r="635" b="0"/>
+            <wp:docPr id="1494071645" name="Imagen 1"/>
+            <wp:cNvGraphicFramePr>
+              <a:graphicFrameLocks xmlns:a="http://schemas.openxmlformats.org/drawingml/2006/main" noChangeAspect="1"/>
+            </wp:cNvGraphicFramePr>
+            <a:graphic xmlns:a="http://schemas.openxmlformats.org/drawingml/2006/main">
+              <a:graphicData uri="http://schemas.openxmlformats.org/drawingml/2006/picture">
+                <pic:pic xmlns:pic="http://schemas.openxmlformats.org/drawingml/2006/picture">
+                  <pic:nvPicPr>
+                    <pic:cNvPr id="1494071645" name=""/>
+                    <pic:cNvPicPr/>
+                  </pic:nvPicPr>
+                  <pic:blipFill>
+                    <a:blip r:embed="rId15"/>
+                    <a:stretch>
+                      <a:fillRect/>
+                    </a:stretch>
+                  </pic:blipFill>
+                  <pic:spPr>
+                    <a:xfrm>
+                      <a:off x="0" y="0"/>
+                      <a:ext cx="5733415" cy="3778250"/>
+                    </a:xfrm>
+                    <a:prstGeom prst="rect">
+                      <a:avLst/>
+                    </a:prstGeom>
+                  </pic:spPr>
+                </pic:pic>
+              </a:graphicData>
+            </a:graphic>
+          </wp:inline>
+        </w:drawing>
+      </w:r>
+    </w:p>
+    <w:p>
+      <w:pPr>
+        <w:pStyle w:val="Prrafodelista"/>
+        <w:numPr>
+          <w:ilvl w:val="0"/>
+          <w:numId w:val="28"/>
+        </w:numPr>
+      </w:pPr>
       <w:r>
         <w:br w:type="page"/>
       </w:r>
@@ -4034,13 +4527,8 @@
           <w:numId w:val="3"/>
         </w:numPr>
       </w:pPr>
-      <w:proofErr w:type="spellStart"/>
-      <w:r>
-        <w:t>Hibernate</w:t>
-      </w:r>
-      <w:proofErr w:type="spellEnd"/>
-      <w:r>
-        <w:t xml:space="preserve"> (ORM)</w:t>
+      <w:r>
+        <w:t>Hibernate (ORM)</w:t>
       </w:r>
     </w:p>
     <w:p>
@@ -4092,11 +4580,9 @@
           <w:numId w:val="3"/>
         </w:numPr>
       </w:pPr>
-      <w:proofErr w:type="spellStart"/>
       <w:r>
         <w:t>Kotlin</w:t>
       </w:r>
-      <w:proofErr w:type="spellEnd"/>
     </w:p>
     <w:p>
       <w:pPr>
@@ -4139,15 +4625,7 @@
         <w:ind w:left="360"/>
       </w:pPr>
       <w:r>
-        <w:t xml:space="preserve">Para la Comunicación, Concurrencia y </w:t>
-      </w:r>
-      <w:proofErr w:type="gramStart"/>
-      <w:r>
-        <w:t>Seguridad:.</w:t>
-      </w:r>
-      <w:proofErr w:type="gramEnd"/>
-      <w:r>
-        <w:t xml:space="preserve"> </w:t>
+        <w:t xml:space="preserve">Para la Comunicación, Concurrencia y Seguridad:. </w:t>
       </w:r>
     </w:p>
     <w:p>
@@ -4158,13 +4636,8 @@
           <w:numId w:val="3"/>
         </w:numPr>
       </w:pPr>
-      <w:proofErr w:type="spellStart"/>
-      <w:r>
-        <w:t>Backend</w:t>
-      </w:r>
-      <w:proofErr w:type="spellEnd"/>
-      <w:r>
-        <w:t xml:space="preserve">/Servicios: Desarrollo de un servidor propio basado en una capa de Sockets TCP/IP en Java para gestionar las peticiones concurrentes de los clientes sin atacar directamente a la base de datos.   </w:t>
+      <w:r>
+        <w:t xml:space="preserve">Backend/Servicios: Desarrollo de un servidor propio basado en una capa de Sockets TCP/IP en Java para gestionar las peticiones concurrentes de los clientes sin atacar directamente a la base de datos.   </w:t>
       </w:r>
     </w:p>
     <w:p>
@@ -4184,17 +4657,7 @@
         <w:ind w:left="360"/>
       </w:pPr>
       <w:r>
-        <w:t xml:space="preserve">Para el Control de Calidad y </w:t>
-      </w:r>
-      <w:proofErr w:type="spellStart"/>
-      <w:proofErr w:type="gramStart"/>
-      <w:r>
-        <w:t>Versiones:Pruebas</w:t>
-      </w:r>
-      <w:proofErr w:type="spellEnd"/>
-      <w:proofErr w:type="gramEnd"/>
-      <w:r>
-        <w:t xml:space="preserve">: </w:t>
+        <w:t xml:space="preserve">Para el Control de Calidad y Versiones:Pruebas: </w:t>
       </w:r>
     </w:p>
     <w:p>
@@ -4205,13 +4668,8 @@
           <w:numId w:val="3"/>
         </w:numPr>
       </w:pPr>
-      <w:proofErr w:type="spellStart"/>
-      <w:r>
-        <w:t>JUnit</w:t>
-      </w:r>
-      <w:proofErr w:type="spellEnd"/>
-      <w:r>
-        <w:t xml:space="preserve"> para las pruebas unitarias.   </w:t>
+      <w:r>
+        <w:t xml:space="preserve">JUnit para las pruebas unitarias.   </w:t>
       </w:r>
     </w:p>
     <w:p>
@@ -4569,35 +5027,7 @@
         <w:rPr>
           <w:lang w:val="es-ES"/>
         </w:rPr>
-        <w:t xml:space="preserve"> El desarrollo de este ecosistema requiere perfiles de Administrador de Bases de Datos (MySQL), Desarrollador </w:t>
-      </w:r>
-      <w:proofErr w:type="spellStart"/>
-      <w:r>
-        <w:rPr>
-          <w:lang w:val="es-ES"/>
-        </w:rPr>
-        <w:t>Backend</w:t>
-      </w:r>
-      <w:proofErr w:type="spellEnd"/>
-      <w:r>
-        <w:rPr>
-          <w:lang w:val="es-ES"/>
-        </w:rPr>
-        <w:t xml:space="preserve"> (Servidor Java Multihilo y Sockets) y Desarrollador </w:t>
-      </w:r>
-      <w:proofErr w:type="spellStart"/>
-      <w:r>
-        <w:rPr>
-          <w:lang w:val="es-ES"/>
-        </w:rPr>
-        <w:t>Frontend</w:t>
-      </w:r>
-      <w:proofErr w:type="spellEnd"/>
-      <w:r>
-        <w:rPr>
-          <w:lang w:val="es-ES"/>
-        </w:rPr>
-        <w:t>/Móvil (</w:t>
+        <w:t xml:space="preserve"> El desarrollo de este ecosistema requiere perfiles de Administrador de Bases de Datos (MySQL), Desarrollador Backend (Servidor Java Multihilo y Sockets) y Desarrollador Frontend/Móvil (</w:t>
       </w:r>
       <w:r>
         <w:t>Java Swing</w:t>
@@ -4609,21 +5039,7 @@
         <w:rPr>
           <w:lang w:val="es-ES"/>
         </w:rPr>
-        <w:t>y Android/</w:t>
-      </w:r>
-      <w:proofErr w:type="spellStart"/>
-      <w:r>
-        <w:rPr>
-          <w:lang w:val="es-ES"/>
-        </w:rPr>
-        <w:t>Kotlin</w:t>
-      </w:r>
-      <w:proofErr w:type="spellEnd"/>
-      <w:r>
-        <w:rPr>
-          <w:lang w:val="es-ES"/>
-        </w:rPr>
-        <w:t>).</w:t>
+        <w:t>y Android/Kotlin).</w:t>
       </w:r>
     </w:p>
     <w:p>
@@ -4726,35 +5142,7 @@
         <w:rPr>
           <w:lang w:val="es-ES"/>
         </w:rPr>
-        <w:t xml:space="preserve"> Uso de conexiones mediante Sockets que proporcionan un control total sobre el flujo de datos. Implementación de hilos (</w:t>
-      </w:r>
-      <w:proofErr w:type="spellStart"/>
-      <w:r>
-        <w:rPr>
-          <w:lang w:val="es-ES"/>
-        </w:rPr>
-        <w:t>multithreading</w:t>
-      </w:r>
-      <w:proofErr w:type="spellEnd"/>
-      <w:r>
-        <w:rPr>
-          <w:lang w:val="es-ES"/>
-        </w:rPr>
-        <w:t>) tanto en el servidor como en la app móvil (</w:t>
-      </w:r>
-      <w:proofErr w:type="spellStart"/>
-      <w:r>
-        <w:rPr>
-          <w:lang w:val="es-ES"/>
-        </w:rPr>
-        <w:t>Coroutines</w:t>
-      </w:r>
-      <w:proofErr w:type="spellEnd"/>
-      <w:r>
-        <w:rPr>
-          <w:lang w:val="es-ES"/>
-        </w:rPr>
-        <w:t>) para evitar bloqueos en la interfaz.</w:t>
+        <w:t xml:space="preserve"> Uso de conexiones mediante Sockets que proporcionan un control total sobre el flujo de datos. Implementación de hilos (multithreading) tanto en el servidor como en la app móvil (Coroutines) para evitar bloqueos en la interfaz.</w:t>
       </w:r>
     </w:p>
     <w:p>
@@ -4779,21 +5167,7 @@
         <w:rPr>
           <w:lang w:val="es-ES"/>
         </w:rPr>
-        <w:t xml:space="preserve"> La gestión manual de Sockets a bajo nivel y el mapeo ORM con </w:t>
-      </w:r>
-      <w:proofErr w:type="spellStart"/>
-      <w:r>
-        <w:rPr>
-          <w:lang w:val="es-ES"/>
-        </w:rPr>
-        <w:t>Hibernate</w:t>
-      </w:r>
-      <w:proofErr w:type="spellEnd"/>
-      <w:r>
-        <w:rPr>
-          <w:lang w:val="es-ES"/>
-        </w:rPr>
-        <w:t xml:space="preserve"> incrementan la complejidad del código y requieren un control de excepciones exhaustivo.</w:t>
+        <w:t xml:space="preserve"> La gestión manual de Sockets a bajo nivel y el mapeo ORM con Hibernate incrementan la complejidad del código y requieren un control de excepciones exhaustivo.</w:t>
       </w:r>
     </w:p>
     <w:p>
@@ -4922,7 +5296,7 @@
                     </pic:cNvPicPr>
                   </pic:nvPicPr>
                   <pic:blipFill>
-                    <a:blip r:embed="rId10">
+                    <a:blip r:embed="rId16">
                       <a:extLst>
                         <a:ext uri="{28A0092B-C50C-407E-A947-70E740481C1C}">
                           <a14:useLocalDpi xmlns:a14="http://schemas.microsoft.com/office/drawing/2010/main" val="0"/>
@@ -5014,21 +5388,7 @@
         <w:rPr>
           <w:lang w:val="es-ES"/>
         </w:rPr>
-        <w:t xml:space="preserve"> Creación del script DDL, </w:t>
-      </w:r>
-      <w:proofErr w:type="spellStart"/>
-      <w:r>
-        <w:rPr>
-          <w:lang w:val="es-ES"/>
-        </w:rPr>
-        <w:t>triggers</w:t>
-      </w:r>
-      <w:proofErr w:type="spellEnd"/>
-      <w:r>
-        <w:rPr>
-          <w:lang w:val="es-ES"/>
-        </w:rPr>
-        <w:t>, asignación de permisos de usuario y generación de datos de prueba en el entorno local (XAMPP/MySQL).</w:t>
+        <w:t xml:space="preserve"> Creación del script DDL, triggers, asignación de permisos de usuario y generación de datos de prueba en el entorno local (XAMPP/MySQL).</w:t>
       </w:r>
     </w:p>
     <w:p>
@@ -5053,35 +5413,7 @@
         <w:rPr>
           <w:lang w:val="es-ES"/>
         </w:rPr>
-        <w:t xml:space="preserve"> Configuración de </w:t>
-      </w:r>
-      <w:proofErr w:type="spellStart"/>
-      <w:r>
-        <w:rPr>
-          <w:lang w:val="es-ES"/>
-        </w:rPr>
-        <w:t>Hibernate</w:t>
-      </w:r>
-      <w:proofErr w:type="spellEnd"/>
-      <w:r>
-        <w:rPr>
-          <w:lang w:val="es-ES"/>
-        </w:rPr>
-        <w:t xml:space="preserve"> (ORM) y desarrollo del bucle de </w:t>
-      </w:r>
-      <w:proofErr w:type="spellStart"/>
-      <w:r>
-        <w:rPr>
-          <w:lang w:val="es-ES"/>
-        </w:rPr>
-        <w:t>ServerSocket</w:t>
-      </w:r>
-      <w:proofErr w:type="spellEnd"/>
-      <w:r>
-        <w:rPr>
-          <w:lang w:val="es-ES"/>
-        </w:rPr>
-        <w:t xml:space="preserve"> multihilo para gestionar la concurrencia de respuestas a los clientes.</w:t>
+        <w:t xml:space="preserve"> Configuración de Hibernate (ORM) y desarrollo del bucle de ServerSocket multihilo para gestionar la concurrencia de respuestas a los clientes.</w:t>
       </w:r>
     </w:p>
     <w:p>
@@ -5154,35 +5486,7 @@
         <w:rPr>
           <w:lang w:val="es-ES"/>
         </w:rPr>
-        <w:t xml:space="preserve"> Desarrollo de la interfaz en </w:t>
-      </w:r>
-      <w:proofErr w:type="spellStart"/>
-      <w:r>
-        <w:rPr>
-          <w:lang w:val="es-ES"/>
-        </w:rPr>
-        <w:t>Kotlin</w:t>
-      </w:r>
-      <w:proofErr w:type="spellEnd"/>
-      <w:r>
-        <w:rPr>
-          <w:lang w:val="es-ES"/>
-        </w:rPr>
-        <w:t xml:space="preserve">, manejo de conexiones en segundo plano mediante </w:t>
-      </w:r>
-      <w:proofErr w:type="spellStart"/>
-      <w:r>
-        <w:rPr>
-          <w:lang w:val="es-ES"/>
-        </w:rPr>
-        <w:t>corrutinas</w:t>
-      </w:r>
-      <w:proofErr w:type="spellEnd"/>
-      <w:r>
-        <w:rPr>
-          <w:lang w:val="es-ES"/>
-        </w:rPr>
-        <w:t xml:space="preserve"> e integración de la cámara para la lectura del QR.</w:t>
+        <w:t xml:space="preserve"> Desarrollo de la interfaz en Kotlin, manejo de conexiones en segundo plano mediante corrutinas e integración de la cámara para la lectura del QR.</w:t>
       </w:r>
     </w:p>
     <w:p>
@@ -5328,15 +5632,7 @@
         </w:numPr>
       </w:pPr>
       <w:r>
-        <w:t xml:space="preserve">RF5. Comunicación Intermedia Segura: Las aplicaciones cliente (escritorio y móvil) no accederán directamente a la base de datos, sino que enviarán peticiones estructuradas mediante Sockets a un servidor </w:t>
-      </w:r>
-      <w:proofErr w:type="spellStart"/>
-      <w:r>
-        <w:t>backend</w:t>
-      </w:r>
-      <w:proofErr w:type="spellEnd"/>
-      <w:r>
-        <w:t xml:space="preserve"> propio que procesará las consultas.</w:t>
+        <w:t>RF5. Comunicación Intermedia Segura: Las aplicaciones cliente (escritorio y móvil) no accederán directamente a la base de datos, sino que enviarán peticiones estructuradas mediante Sockets a un servidor backend propio que procesará las consultas.</w:t>
       </w:r>
     </w:p>
     <w:p>
@@ -5377,23 +5673,7 @@
         </w:numPr>
       </w:pPr>
       <w:r>
-        <w:t xml:space="preserve">RNF2. Alta Concurrencia: El servidor </w:t>
-      </w:r>
-      <w:proofErr w:type="spellStart"/>
-      <w:r>
-        <w:t>backend</w:t>
-      </w:r>
-      <w:proofErr w:type="spellEnd"/>
-      <w:r>
-        <w:t xml:space="preserve"> Java debe estar estructurado mediante programación multihilo (</w:t>
-      </w:r>
-      <w:proofErr w:type="spellStart"/>
-      <w:r>
-        <w:t>Threads</w:t>
-      </w:r>
-      <w:proofErr w:type="spellEnd"/>
-      <w:r>
-        <w:t>) para ser capaz de recibir y atender peticiones simultáneas de la app móvil y de la app de escritorio sin bloquearse.</w:t>
+        <w:t>RNF2. Alta Concurrencia: El servidor backend Java debe estar estructurado mediante programación multihilo (Threads) para ser capaz de recibir y atender peticiones simultáneas de la app móvil y de la app de escritorio sin bloquearse.</w:t>
       </w:r>
     </w:p>
     <w:p>
@@ -5424,15 +5704,7 @@
       </w:pPr>
       <w:r>
         <w:lastRenderedPageBreak/>
-        <w:t xml:space="preserve">RNF4. Persistencia e Integridad: La base de datos (MySQL) debe mantener una estricta integridad referencial de los datos. La conexión entre el servidor y la base de datos se gestionará de manera segura utilizando </w:t>
-      </w:r>
-      <w:proofErr w:type="spellStart"/>
-      <w:r>
-        <w:t>Hibernate</w:t>
-      </w:r>
-      <w:proofErr w:type="spellEnd"/>
-      <w:r>
-        <w:t xml:space="preserve"> (ORM).   </w:t>
+        <w:t xml:space="preserve">RNF4. Persistencia e Integridad: La base de datos (MySQL) debe mantener una estricta integridad referencial de los datos. La conexión entre el servidor y la base de datos se gestionará de manera segura utilizando Hibernate (ORM).   </w:t>
       </w:r>
     </w:p>
     <w:p>
@@ -5470,15 +5742,7 @@
         </w:numPr>
       </w:pPr>
       <w:r>
-        <w:t xml:space="preserve">Un medico no puede tener en una misma franja horaria de 15 min </w:t>
-      </w:r>
-      <w:proofErr w:type="spellStart"/>
-      <w:r>
-        <w:t>mas</w:t>
-      </w:r>
-      <w:proofErr w:type="spellEnd"/>
-      <w:r>
-        <w:t xml:space="preserve"> de una visita</w:t>
+        <w:t>Un medico no puede tener en una misma franja horaria de 15 min mas de una visita</w:t>
       </w:r>
     </w:p>
     <w:p>
@@ -6004,7 +6268,7 @@
                     </pic:cNvPicPr>
                   </pic:nvPicPr>
                   <pic:blipFill>
-                    <a:blip r:embed="rId11" cstate="print">
+                    <a:blip r:embed="rId17" cstate="print">
                       <a:extLst>
                         <a:ext uri="{28A0092B-C50C-407E-A947-70E740481C1C}">
                           <a14:useLocalDpi xmlns:a14="http://schemas.microsoft.com/office/drawing/2010/main" val="0"/>
@@ -6373,7 +6637,6 @@
           <w:lang w:val="es-ES"/>
         </w:rPr>
       </w:pPr>
-      <w:proofErr w:type="spellStart"/>
       <w:r>
         <w:rPr>
           <w:color w:val="000000"/>
@@ -6383,7 +6646,6 @@
         </w:rPr>
         <w:t>Historial_Medico</w:t>
       </w:r>
-      <w:proofErr w:type="spellEnd"/>
     </w:p>
     <w:p>
       <w:pPr>
@@ -6531,9 +6793,31 @@
           <w:lang w:val="es-ES"/>
         </w:rPr>
         <w:lastRenderedPageBreak/>
-        <w:t xml:space="preserve">Paciente — </w:t>
-      </w:r>
-      <w:proofErr w:type="spellStart"/>
+        <w:t>Paciente — Historial_Medico (0, N) / (1, 1):</w:t>
+      </w:r>
+      <w:r>
+        <w:rPr>
+          <w:color w:val="000000"/>
+          <w:sz w:val="28"/>
+          <w:szCs w:val="28"/>
+          <w:lang w:val="es-ES"/>
+        </w:rPr>
+        <w:t xml:space="preserve"> Un paciente puede tener de 0 a N registros en su historial; cada registro pertenece a 1 paciente.</w:t>
+      </w:r>
+    </w:p>
+    <w:p>
+      <w:pPr>
+        <w:numPr>
+          <w:ilvl w:val="0"/>
+          <w:numId w:val="22"/>
+        </w:numPr>
+        <w:rPr>
+          <w:color w:val="000000"/>
+          <w:sz w:val="28"/>
+          <w:szCs w:val="28"/>
+          <w:lang w:val="es-ES"/>
+        </w:rPr>
+      </w:pPr>
       <w:r>
         <w:rPr>
           <w:b/>
@@ -6543,9 +6827,27 @@
           <w:szCs w:val="28"/>
           <w:lang w:val="es-ES"/>
         </w:rPr>
-        <w:t>Historial_Medico</w:t>
-      </w:r>
-      <w:proofErr w:type="spellEnd"/>
+        <w:t>Cita — Historial_Medico (0, 1) / (1, 1):</w:t>
+      </w:r>
+      <w:r>
+        <w:rPr>
+          <w:color w:val="000000"/>
+          <w:sz w:val="28"/>
+          <w:szCs w:val="28"/>
+          <w:lang w:val="es-ES"/>
+        </w:rPr>
+        <w:t xml:space="preserve"> Una cita puede generar 0 o 1 informe médico; cada informe proviene de 1 cita.</w:t>
+      </w:r>
+    </w:p>
+    <w:p>
+      <w:pPr>
+        <w:rPr>
+          <w:color w:val="000000"/>
+          <w:sz w:val="28"/>
+          <w:szCs w:val="28"/>
+          <w:lang w:val="es-ES"/>
+        </w:rPr>
+      </w:pPr>
       <w:r>
         <w:rPr>
           <w:b/>
@@ -6555,23 +6857,14 @@
           <w:szCs w:val="28"/>
           <w:lang w:val="es-ES"/>
         </w:rPr>
-        <w:t xml:space="preserve"> (0, N) / (1, 1):</w:t>
-      </w:r>
-      <w:r>
-        <w:rPr>
-          <w:color w:val="000000"/>
-          <w:sz w:val="28"/>
-          <w:szCs w:val="28"/>
-          <w:lang w:val="es-ES"/>
-        </w:rPr>
-        <w:t xml:space="preserve"> Un paciente puede tener de 0 a N registros en su historial; cada registro pertenece a 1 paciente.</w:t>
+        <w:t>Los atributos y claves de cada entidad:</w:t>
       </w:r>
     </w:p>
     <w:p>
       <w:pPr>
         <w:numPr>
           <w:ilvl w:val="0"/>
-          <w:numId w:val="22"/>
+          <w:numId w:val="23"/>
         </w:numPr>
         <w:rPr>
           <w:color w:val="000000"/>
@@ -6589,9 +6882,58 @@
           <w:szCs w:val="28"/>
           <w:lang w:val="es-ES"/>
         </w:rPr>
-        <w:t xml:space="preserve">Cita — </w:t>
-      </w:r>
-      <w:proofErr w:type="spellStart"/>
+        <w:t>Paciente:</w:t>
+      </w:r>
+      <w:r>
+        <w:rPr>
+          <w:color w:val="000000"/>
+          <w:sz w:val="28"/>
+          <w:szCs w:val="28"/>
+          <w:lang w:val="es-ES"/>
+        </w:rPr>
+        <w:t xml:space="preserve"> id_paciente (PK), dni, nombre, apellidos, telefono, email, </w:t>
+      </w:r>
+      <w:r>
+        <w:rPr>
+          <w:color w:val="000000"/>
+          <w:sz w:val="28"/>
+          <w:szCs w:val="28"/>
+          <w:lang w:val="es-ES"/>
+        </w:rPr>
+        <w:t>dirección, fecha_nacimiento</w:t>
+      </w:r>
+      <w:r>
+        <w:rPr>
+          <w:color w:val="000000"/>
+          <w:sz w:val="28"/>
+          <w:szCs w:val="28"/>
+          <w:lang w:val="es-ES"/>
+        </w:rPr>
+        <w:t>, activo</w:t>
+      </w:r>
+      <w:r>
+        <w:rPr>
+          <w:color w:val="000000"/>
+          <w:sz w:val="28"/>
+          <w:szCs w:val="28"/>
+          <w:lang w:val="es-ES"/>
+        </w:rPr>
+        <w:t>.</w:t>
+      </w:r>
+    </w:p>
+    <w:p>
+      <w:pPr>
+        <w:numPr>
+          <w:ilvl w:val="0"/>
+          <w:numId w:val="23"/>
+        </w:numPr>
+        <w:rPr>
+          <w:color w:val="000000"/>
+          <w:sz w:val="28"/>
+          <w:szCs w:val="28"/>
+          <w:lang w:val="es-ES"/>
+        </w:rPr>
+      </w:pPr>
       <w:r>
         <w:rPr>
           <w:b/>
@@ -6601,9 +6943,49 @@
           <w:szCs w:val="28"/>
           <w:lang w:val="es-ES"/>
         </w:rPr>
-        <w:t>Historial_Medico</w:t>
-      </w:r>
-      <w:proofErr w:type="spellEnd"/>
+        <w:t>Trabajador:</w:t>
+      </w:r>
+      <w:r>
+        <w:rPr>
+          <w:color w:val="000000"/>
+          <w:sz w:val="28"/>
+          <w:szCs w:val="28"/>
+          <w:lang w:val="es-ES"/>
+        </w:rPr>
+        <w:t xml:space="preserve"> id_trabajador (PK), dni, nombre, apellidos,</w:t>
+      </w:r>
+      <w:r>
+        <w:rPr>
+          <w:color w:val="000000"/>
+          <w:sz w:val="28"/>
+          <w:szCs w:val="28"/>
+          <w:lang w:val="es-ES"/>
+        </w:rPr>
+        <w:t xml:space="preserve"> teléfono,</w:t>
+      </w:r>
+      <w:r>
+        <w:rPr>
+          <w:color w:val="000000"/>
+          <w:sz w:val="28"/>
+          <w:szCs w:val="28"/>
+          <w:lang w:val="es-ES"/>
+        </w:rPr>
+        <w:t xml:space="preserve"> rol (Recepcionista, Enfermero, Médico), id_especialidad (FK, nullable si no es médico), usuario, password_hash.</w:t>
+      </w:r>
+    </w:p>
+    <w:p>
+      <w:pPr>
+        <w:numPr>
+          <w:ilvl w:val="0"/>
+          <w:numId w:val="23"/>
+        </w:numPr>
+        <w:rPr>
+          <w:color w:val="000000"/>
+          <w:sz w:val="28"/>
+          <w:szCs w:val="28"/>
+          <w:lang w:val="es-ES"/>
+        </w:rPr>
+      </w:pPr>
       <w:r>
         <w:rPr>
           <w:b/>
@@ -6613,7 +6995,7 @@
           <w:szCs w:val="28"/>
           <w:lang w:val="es-ES"/>
         </w:rPr>
-        <w:t xml:space="preserve"> (0, 1) / (1, 1):</w:t>
+        <w:t>Especialidad:</w:t>
       </w:r>
       <w:r>
         <w:rPr>
@@ -6622,11 +7004,15 @@
           <w:szCs w:val="28"/>
           <w:lang w:val="es-ES"/>
         </w:rPr>
-        <w:t xml:space="preserve"> Una cita puede generar 0 o 1 informe médico; cada informe proviene de 1 cita.</w:t>
-      </w:r>
-    </w:p>
-    <w:p>
-      <w:pPr>
+        <w:t xml:space="preserve"> id_especialidad (PK), nombre_especialidad, descripcion.</w:t>
+      </w:r>
+    </w:p>
+    <w:p>
+      <w:pPr>
+        <w:numPr>
+          <w:ilvl w:val="0"/>
+          <w:numId w:val="23"/>
+        </w:numPr>
         <w:rPr>
           <w:color w:val="000000"/>
           <w:sz w:val="28"/>
@@ -6643,7 +7029,16 @@
           <w:szCs w:val="28"/>
           <w:lang w:val="es-ES"/>
         </w:rPr>
-        <w:t>Los atributos y claves de cada entidad:</w:t>
+        <w:t>Cita:</w:t>
+      </w:r>
+      <w:r>
+        <w:rPr>
+          <w:color w:val="000000"/>
+          <w:sz w:val="28"/>
+          <w:szCs w:val="28"/>
+          <w:lang w:val="es-ES"/>
+        </w:rPr>
+        <w:t xml:space="preserve"> id_cita (PK), id_paciente (FK), id_trabajador (FK, médico asignado), fecha_hora, estado (Pendiente, Realizada, Cancelada), motivo_consulta, diagnostico.</w:t>
       </w:r>
     </w:p>
     <w:p>
@@ -6668,7 +7063,7 @@
           <w:szCs w:val="28"/>
           <w:lang w:val="es-ES"/>
         </w:rPr>
-        <w:t>Paciente:</w:t>
+        <w:t>Historial_Medico:</w:t>
       </w:r>
       <w:r>
         <w:rPr>
@@ -6677,117 +7072,140 @@
           <w:szCs w:val="28"/>
           <w:lang w:val="es-ES"/>
         </w:rPr>
-        <w:t xml:space="preserve"> </w:t>
-      </w:r>
-      <w:proofErr w:type="spellStart"/>
-      <w:r>
+        <w:t xml:space="preserve"> id_historial (PK), id_paciente (FK), id_cita (FK), diagnostico, tratamiento, fecha_registro.</w:t>
+      </w:r>
+    </w:p>
+    <w:p>
+      <w:pPr>
         <w:rPr>
           <w:color w:val="000000"/>
           <w:sz w:val="28"/>
           <w:szCs w:val="28"/>
           <w:lang w:val="es-ES"/>
         </w:rPr>
-        <w:t>id_paciente</w:t>
-      </w:r>
-      <w:proofErr w:type="spellEnd"/>
-      <w:r>
+      </w:pPr>
+    </w:p>
+    <w:p>
+      <w:pPr>
         <w:rPr>
           <w:color w:val="000000"/>
           <w:sz w:val="28"/>
           <w:szCs w:val="28"/>
           <w:lang w:val="es-ES"/>
         </w:rPr>
-        <w:t xml:space="preserve"> (PK), </w:t>
-      </w:r>
-      <w:proofErr w:type="spellStart"/>
-      <w:r>
+      </w:pPr>
+    </w:p>
+    <w:p>
+      <w:pPr>
         <w:rPr>
           <w:color w:val="000000"/>
           <w:sz w:val="28"/>
           <w:szCs w:val="28"/>
           <w:lang w:val="es-ES"/>
         </w:rPr>
-        <w:t>dni</w:t>
-      </w:r>
-      <w:proofErr w:type="spellEnd"/>
-      <w:r>
+      </w:pPr>
+    </w:p>
+    <w:p>
+      <w:pPr>
         <w:rPr>
           <w:color w:val="000000"/>
           <w:sz w:val="28"/>
           <w:szCs w:val="28"/>
           <w:lang w:val="es-ES"/>
         </w:rPr>
-        <w:t xml:space="preserve">, nombre, apellidos, </w:t>
-      </w:r>
-      <w:proofErr w:type="spellStart"/>
-      <w:r>
+      </w:pPr>
+    </w:p>
+    <w:p>
+      <w:pPr>
         <w:rPr>
           <w:color w:val="000000"/>
           <w:sz w:val="28"/>
           <w:szCs w:val="28"/>
           <w:lang w:val="es-ES"/>
         </w:rPr>
-        <w:t>telefono</w:t>
-      </w:r>
-      <w:proofErr w:type="spellEnd"/>
-      <w:r>
+      </w:pPr>
+    </w:p>
+    <w:p>
+      <w:pPr>
         <w:rPr>
           <w:color w:val="000000"/>
           <w:sz w:val="28"/>
           <w:szCs w:val="28"/>
           <w:lang w:val="es-ES"/>
         </w:rPr>
-        <w:t xml:space="preserve">, email, </w:t>
-      </w:r>
-      <w:r>
+      </w:pPr>
+    </w:p>
+    <w:p>
+      <w:pPr>
         <w:rPr>
           <w:color w:val="000000"/>
           <w:sz w:val="28"/>
           <w:szCs w:val="28"/>
           <w:lang w:val="es-ES"/>
         </w:rPr>
-        <w:t xml:space="preserve">dirección, </w:t>
-      </w:r>
-      <w:proofErr w:type="spellStart"/>
-      <w:r>
+      </w:pPr>
+    </w:p>
+    <w:p>
+      <w:pPr>
         <w:rPr>
           <w:color w:val="000000"/>
           <w:sz w:val="28"/>
           <w:szCs w:val="28"/>
           <w:lang w:val="es-ES"/>
         </w:rPr>
-        <w:t>fecha_nacimiento</w:t>
-      </w:r>
-      <w:proofErr w:type="spellEnd"/>
-      <w:r>
+      </w:pPr>
+    </w:p>
+    <w:p>
+      <w:pPr>
         <w:rPr>
           <w:color w:val="000000"/>
           <w:sz w:val="28"/>
           <w:szCs w:val="28"/>
           <w:lang w:val="es-ES"/>
         </w:rPr>
-        <w:t>, activo</w:t>
-      </w:r>
-      <w:r>
+      </w:pPr>
+    </w:p>
+    <w:p>
+      <w:pPr>
         <w:rPr>
           <w:color w:val="000000"/>
           <w:sz w:val="28"/>
           <w:szCs w:val="28"/>
           <w:lang w:val="es-ES"/>
         </w:rPr>
-        <w:t>.</w:t>
-      </w:r>
-    </w:p>
-    <w:p>
-      <w:pPr>
-        <w:numPr>
-          <w:ilvl w:val="0"/>
-          <w:numId w:val="23"/>
-        </w:numPr>
+      </w:pPr>
+    </w:p>
+    <w:p>
+      <w:pPr>
         <w:rPr>
           <w:color w:val="000000"/>
           <w:sz w:val="28"/>
           <w:szCs w:val="28"/>
+        </w:rPr>
+      </w:pPr>
+    </w:p>
+    <w:p>
+      <w:pPr>
+        <w:pStyle w:val="Ttulo2"/>
+        <w:numPr>
+          <w:ilvl w:val="1"/>
+          <w:numId w:val="1"/>
+        </w:numPr>
+      </w:pPr>
+      <w:bookmarkStart w:id="24" w:name="_Toc243254098"/>
+      <w:r>
+        <w:t xml:space="preserve">diagramas de </w:t>
+      </w:r>
+      <w:r>
+        <w:t>Clases</w:t>
+      </w:r>
+      <w:bookmarkEnd w:id="24"/>
+    </w:p>
+    <w:p/>
+    <w:p/>
+    <w:p>
+      <w:pPr>
+        <w:rPr>
           <w:lang w:val="es-ES"/>
         </w:rPr>
       </w:pPr>
@@ -6795,151 +7213,24 @@
         <w:rPr>
           <w:b/>
           <w:bCs/>
-          <w:color w:val="000000"/>
-          <w:sz w:val="28"/>
-          <w:szCs w:val="28"/>
-          <w:lang w:val="es-ES"/>
-        </w:rPr>
-        <w:t>Trabajador:</w:t>
-      </w:r>
-      <w:r>
-        <w:rPr>
-          <w:color w:val="000000"/>
-          <w:sz w:val="28"/>
-          <w:szCs w:val="28"/>
-          <w:lang w:val="es-ES"/>
-        </w:rPr>
-        <w:t xml:space="preserve"> </w:t>
-      </w:r>
-      <w:proofErr w:type="spellStart"/>
-      <w:r>
-        <w:rPr>
-          <w:color w:val="000000"/>
-          <w:sz w:val="28"/>
-          <w:szCs w:val="28"/>
-          <w:lang w:val="es-ES"/>
-        </w:rPr>
-        <w:t>id_trabajador</w:t>
-      </w:r>
-      <w:proofErr w:type="spellEnd"/>
-      <w:r>
-        <w:rPr>
-          <w:color w:val="000000"/>
-          <w:sz w:val="28"/>
-          <w:szCs w:val="28"/>
-          <w:lang w:val="es-ES"/>
-        </w:rPr>
-        <w:t xml:space="preserve"> (PK), </w:t>
-      </w:r>
-      <w:proofErr w:type="spellStart"/>
-      <w:r>
-        <w:rPr>
-          <w:color w:val="000000"/>
-          <w:sz w:val="28"/>
-          <w:szCs w:val="28"/>
-          <w:lang w:val="es-ES"/>
-        </w:rPr>
-        <w:t>dni</w:t>
-      </w:r>
-      <w:proofErr w:type="spellEnd"/>
-      <w:r>
-        <w:rPr>
-          <w:color w:val="000000"/>
-          <w:sz w:val="28"/>
-          <w:szCs w:val="28"/>
-          <w:lang w:val="es-ES"/>
-        </w:rPr>
-        <w:t>, nombre, apellidos,</w:t>
-      </w:r>
-      <w:r>
-        <w:rPr>
-          <w:color w:val="000000"/>
-          <w:sz w:val="28"/>
-          <w:szCs w:val="28"/>
-          <w:lang w:val="es-ES"/>
-        </w:rPr>
-        <w:t xml:space="preserve"> teléfono,</w:t>
-      </w:r>
-      <w:r>
-        <w:rPr>
-          <w:color w:val="000000"/>
-          <w:sz w:val="28"/>
-          <w:szCs w:val="28"/>
-          <w:lang w:val="es-ES"/>
-        </w:rPr>
-        <w:t xml:space="preserve"> rol (Recepcionista, Enfermero, Médico), </w:t>
-      </w:r>
-      <w:proofErr w:type="spellStart"/>
-      <w:r>
-        <w:rPr>
-          <w:color w:val="000000"/>
-          <w:sz w:val="28"/>
-          <w:szCs w:val="28"/>
-          <w:lang w:val="es-ES"/>
-        </w:rPr>
-        <w:t>id_especialidad</w:t>
-      </w:r>
-      <w:proofErr w:type="spellEnd"/>
-      <w:r>
-        <w:rPr>
-          <w:color w:val="000000"/>
-          <w:sz w:val="28"/>
-          <w:szCs w:val="28"/>
-          <w:lang w:val="es-ES"/>
-        </w:rPr>
-        <w:t xml:space="preserve"> (FK, </w:t>
-      </w:r>
-      <w:proofErr w:type="spellStart"/>
-      <w:r>
-        <w:rPr>
-          <w:color w:val="000000"/>
-          <w:sz w:val="28"/>
-          <w:szCs w:val="28"/>
-          <w:lang w:val="es-ES"/>
-        </w:rPr>
-        <w:t>nullable</w:t>
-      </w:r>
-      <w:proofErr w:type="spellEnd"/>
-      <w:r>
-        <w:rPr>
-          <w:color w:val="000000"/>
-          <w:sz w:val="28"/>
-          <w:szCs w:val="28"/>
-          <w:lang w:val="es-ES"/>
-        </w:rPr>
-        <w:t xml:space="preserve"> si no es médico), usuario, </w:t>
-      </w:r>
-      <w:proofErr w:type="spellStart"/>
-      <w:r>
-        <w:rPr>
-          <w:color w:val="000000"/>
-          <w:sz w:val="28"/>
-          <w:szCs w:val="28"/>
-          <w:lang w:val="es-ES"/>
-        </w:rPr>
-        <w:t>password_hash</w:t>
-      </w:r>
-      <w:proofErr w:type="spellEnd"/>
-      <w:r>
-        <w:rPr>
-          <w:color w:val="000000"/>
-          <w:sz w:val="28"/>
-          <w:szCs w:val="28"/>
-          <w:lang w:val="es-ES"/>
-        </w:rPr>
-        <w:t>.</w:t>
+          <w:lang w:val="es-ES"/>
+        </w:rPr>
+        <w:t>1. Capa de Dominio (Entidades Hibernate)</w:t>
+      </w:r>
+      <w:r>
+        <w:rPr>
+          <w:lang w:val="es-ES"/>
+        </w:rPr>
+        <w:t xml:space="preserve"> Representa el núcleo de la lógica de negocio y mapea exactamente las tablas de la base de datos relacional mediante el ORM Hibernate. Estas clases son compartidas en la lógica del servidor.</w:t>
       </w:r>
     </w:p>
     <w:p>
       <w:pPr>
         <w:numPr>
           <w:ilvl w:val="0"/>
-          <w:numId w:val="23"/>
-        </w:numPr>
-        <w:rPr>
-          <w:color w:val="000000"/>
-          <w:sz w:val="28"/>
-          <w:szCs w:val="28"/>
+          <w:numId w:val="9"/>
+        </w:numPr>
+        <w:rPr>
           <w:lang w:val="es-ES"/>
         </w:rPr>
       </w:pPr>
@@ -6947,93 +7238,52 @@
         <w:rPr>
           <w:b/>
           <w:bCs/>
-          <w:color w:val="000000"/>
-          <w:sz w:val="28"/>
-          <w:szCs w:val="28"/>
-          <w:lang w:val="es-ES"/>
-        </w:rPr>
-        <w:t>Especialidad:</w:t>
-      </w:r>
-      <w:r>
-        <w:rPr>
-          <w:color w:val="000000"/>
-          <w:sz w:val="28"/>
-          <w:szCs w:val="28"/>
-          <w:lang w:val="es-ES"/>
-        </w:rPr>
-        <w:t xml:space="preserve"> </w:t>
-      </w:r>
-      <w:proofErr w:type="spellStart"/>
-      <w:r>
-        <w:rPr>
-          <w:color w:val="000000"/>
-          <w:sz w:val="28"/>
-          <w:szCs w:val="28"/>
-          <w:lang w:val="es-ES"/>
-        </w:rPr>
-        <w:t>id_especialidad</w:t>
-      </w:r>
-      <w:proofErr w:type="spellEnd"/>
-      <w:r>
-        <w:rPr>
-          <w:color w:val="000000"/>
-          <w:sz w:val="28"/>
-          <w:szCs w:val="28"/>
-          <w:lang w:val="es-ES"/>
-        </w:rPr>
-        <w:t xml:space="preserve"> (PK), </w:t>
-      </w:r>
-      <w:proofErr w:type="spellStart"/>
-      <w:r>
-        <w:rPr>
-          <w:color w:val="000000"/>
-          <w:sz w:val="28"/>
-          <w:szCs w:val="28"/>
-          <w:lang w:val="es-ES"/>
-        </w:rPr>
-        <w:t>nombre_especialidad</w:t>
-      </w:r>
-      <w:proofErr w:type="spellEnd"/>
-      <w:r>
-        <w:rPr>
-          <w:color w:val="000000"/>
-          <w:sz w:val="28"/>
-          <w:szCs w:val="28"/>
+          <w:lang w:val="es-ES"/>
+        </w:rPr>
+        <w:t>Clase Trabajador</w:t>
+      </w:r>
+      <w:r>
+        <w:rPr>
+          <w:lang w:val="es-ES"/>
+        </w:rPr>
+        <w:t xml:space="preserve">: Atributos privados (id, dni, nombre, apellidos, rol, passwordHash). Métodos: </w:t>
+      </w:r>
+      <w:r>
+        <w:rPr>
+          <w:i/>
+          <w:iCs/>
+          <w:lang w:val="es-ES"/>
+        </w:rPr>
+        <w:t>Getters</w:t>
+      </w:r>
+      <w:r>
+        <w:rPr>
           <w:lang w:val="es-ES"/>
         </w:rPr>
         <w:t xml:space="preserve">, </w:t>
       </w:r>
-      <w:proofErr w:type="spellStart"/>
-      <w:r>
-        <w:rPr>
-          <w:color w:val="000000"/>
-          <w:sz w:val="28"/>
-          <w:szCs w:val="28"/>
-          <w:lang w:val="es-ES"/>
-        </w:rPr>
-        <w:t>descripcion</w:t>
-      </w:r>
-      <w:proofErr w:type="spellEnd"/>
-      <w:r>
-        <w:rPr>
-          <w:color w:val="000000"/>
-          <w:sz w:val="28"/>
-          <w:szCs w:val="28"/>
-          <w:lang w:val="es-ES"/>
-        </w:rPr>
-        <w:t>.</w:t>
+      <w:r>
+        <w:rPr>
+          <w:i/>
+          <w:iCs/>
+          <w:lang w:val="es-ES"/>
+        </w:rPr>
+        <w:t>Setters</w:t>
+      </w:r>
+      <w:r>
+        <w:rPr>
+          <w:lang w:val="es-ES"/>
+        </w:rPr>
+        <w:t xml:space="preserve"> y validarCredenciales().</w:t>
       </w:r>
     </w:p>
     <w:p>
       <w:pPr>
         <w:numPr>
           <w:ilvl w:val="0"/>
-          <w:numId w:val="23"/>
-        </w:numPr>
-        <w:rPr>
-          <w:color w:val="000000"/>
-          <w:sz w:val="28"/>
-          <w:szCs w:val="28"/>
+          <w:numId w:val="9"/>
+        </w:numPr>
+        <w:rPr>
           <w:lang w:val="es-ES"/>
         </w:rPr>
       </w:pPr>
@@ -7041,653 +7291,59 @@
         <w:rPr>
           <w:b/>
           <w:bCs/>
-          <w:color w:val="000000"/>
-          <w:sz w:val="28"/>
-          <w:szCs w:val="28"/>
-          <w:lang w:val="es-ES"/>
-        </w:rPr>
-        <w:t>Cita:</w:t>
-      </w:r>
-      <w:r>
-        <w:rPr>
-          <w:color w:val="000000"/>
-          <w:sz w:val="28"/>
-          <w:szCs w:val="28"/>
-          <w:lang w:val="es-ES"/>
-        </w:rPr>
-        <w:t xml:space="preserve"> </w:t>
-      </w:r>
-      <w:proofErr w:type="spellStart"/>
-      <w:r>
-        <w:rPr>
-          <w:color w:val="000000"/>
-          <w:sz w:val="28"/>
-          <w:szCs w:val="28"/>
-          <w:lang w:val="es-ES"/>
-        </w:rPr>
-        <w:t>id_cita</w:t>
-      </w:r>
-      <w:proofErr w:type="spellEnd"/>
-      <w:r>
-        <w:rPr>
-          <w:color w:val="000000"/>
-          <w:sz w:val="28"/>
-          <w:szCs w:val="28"/>
-          <w:lang w:val="es-ES"/>
-        </w:rPr>
-        <w:t xml:space="preserve"> (PK), </w:t>
-      </w:r>
-      <w:proofErr w:type="spellStart"/>
-      <w:r>
-        <w:rPr>
-          <w:color w:val="000000"/>
-          <w:sz w:val="28"/>
-          <w:szCs w:val="28"/>
-          <w:lang w:val="es-ES"/>
-        </w:rPr>
-        <w:t>id_paciente</w:t>
-      </w:r>
-      <w:proofErr w:type="spellEnd"/>
-      <w:r>
-        <w:rPr>
-          <w:color w:val="000000"/>
-          <w:sz w:val="28"/>
-          <w:szCs w:val="28"/>
-          <w:lang w:val="es-ES"/>
-        </w:rPr>
-        <w:t xml:space="preserve"> (FK), </w:t>
-      </w:r>
-      <w:proofErr w:type="spellStart"/>
-      <w:r>
-        <w:rPr>
-          <w:color w:val="000000"/>
-          <w:sz w:val="28"/>
-          <w:szCs w:val="28"/>
-          <w:lang w:val="es-ES"/>
-        </w:rPr>
-        <w:t>id_trabajador</w:t>
-      </w:r>
-      <w:proofErr w:type="spellEnd"/>
-      <w:r>
-        <w:rPr>
-          <w:color w:val="000000"/>
-          <w:sz w:val="28"/>
-          <w:szCs w:val="28"/>
-          <w:lang w:val="es-ES"/>
-        </w:rPr>
-        <w:t xml:space="preserve"> (FK, médico asignado), </w:t>
-      </w:r>
-      <w:proofErr w:type="spellStart"/>
-      <w:r>
-        <w:rPr>
-          <w:color w:val="000000"/>
-          <w:sz w:val="28"/>
-          <w:szCs w:val="28"/>
-          <w:lang w:val="es-ES"/>
-        </w:rPr>
-        <w:t>fecha_hora</w:t>
-      </w:r>
-      <w:proofErr w:type="spellEnd"/>
-      <w:r>
-        <w:rPr>
-          <w:color w:val="000000"/>
-          <w:sz w:val="28"/>
-          <w:szCs w:val="28"/>
-          <w:lang w:val="es-ES"/>
-        </w:rPr>
-        <w:t xml:space="preserve">, estado (Pendiente, Realizada, Cancelada), </w:t>
-      </w:r>
-      <w:proofErr w:type="spellStart"/>
-      <w:r>
-        <w:rPr>
-          <w:color w:val="000000"/>
-          <w:sz w:val="28"/>
-          <w:szCs w:val="28"/>
-          <w:lang w:val="es-ES"/>
-        </w:rPr>
-        <w:t>motivo_consulta</w:t>
-      </w:r>
-      <w:proofErr w:type="spellEnd"/>
-      <w:r>
-        <w:rPr>
-          <w:color w:val="000000"/>
-          <w:sz w:val="28"/>
-          <w:szCs w:val="28"/>
-          <w:lang w:val="es-ES"/>
-        </w:rPr>
-        <w:t>, diagnostico.</w:t>
+          <w:lang w:val="es-ES"/>
+        </w:rPr>
+        <w:t>Clase Paciente</w:t>
+      </w:r>
+      <w:r>
+        <w:rPr>
+          <w:lang w:val="es-ES"/>
+        </w:rPr>
+        <w:t xml:space="preserve">: Atributos privados (id, dni, nombre, telefono, email). Métodos: </w:t>
+      </w:r>
+      <w:r>
+        <w:rPr>
+          <w:i/>
+          <w:iCs/>
+          <w:lang w:val="es-ES"/>
+        </w:rPr>
+        <w:t>Getters</w:t>
+      </w:r>
+      <w:r>
+        <w:rPr>
+          <w:lang w:val="es-ES"/>
+        </w:rPr>
+        <w:t xml:space="preserve"> y </w:t>
+      </w:r>
+      <w:r>
+        <w:rPr>
+          <w:i/>
+          <w:iCs/>
+          <w:lang w:val="es-ES"/>
+        </w:rPr>
+        <w:t>Setters</w:t>
+      </w:r>
+      <w:r>
+        <w:rPr>
+          <w:lang w:val="es-ES"/>
+        </w:rPr>
+        <w:t>.</w:t>
       </w:r>
     </w:p>
     <w:p>
       <w:pPr>
         <w:numPr>
           <w:ilvl w:val="0"/>
-          <w:numId w:val="23"/>
-        </w:numPr>
-        <w:rPr>
-          <w:color w:val="000000"/>
-          <w:sz w:val="28"/>
-          <w:szCs w:val="28"/>
-          <w:lang w:val="es-ES"/>
-        </w:rPr>
-      </w:pPr>
-      <w:proofErr w:type="spellStart"/>
+          <w:numId w:val="9"/>
+        </w:numPr>
+        <w:rPr>
+          <w:lang w:val="es-ES"/>
+        </w:rPr>
+      </w:pPr>
       <w:r>
         <w:rPr>
           <w:b/>
           <w:bCs/>
-          <w:color w:val="000000"/>
-          <w:sz w:val="28"/>
-          <w:szCs w:val="28"/>
-          <w:lang w:val="es-ES"/>
-        </w:rPr>
-        <w:t>Historial_Medico</w:t>
-      </w:r>
-      <w:proofErr w:type="spellEnd"/>
-      <w:r>
-        <w:rPr>
-          <w:b/>
-          <w:bCs/>
-          <w:color w:val="000000"/>
-          <w:sz w:val="28"/>
-          <w:szCs w:val="28"/>
-          <w:lang w:val="es-ES"/>
-        </w:rPr>
-        <w:t>:</w:t>
-      </w:r>
-      <w:r>
-        <w:rPr>
-          <w:color w:val="000000"/>
-          <w:sz w:val="28"/>
-          <w:szCs w:val="28"/>
-          <w:lang w:val="es-ES"/>
-        </w:rPr>
-        <w:t xml:space="preserve"> </w:t>
-      </w:r>
-      <w:proofErr w:type="spellStart"/>
-      <w:r>
-        <w:rPr>
-          <w:color w:val="000000"/>
-          <w:sz w:val="28"/>
-          <w:szCs w:val="28"/>
-          <w:lang w:val="es-ES"/>
-        </w:rPr>
-        <w:t>id_historial</w:t>
-      </w:r>
-      <w:proofErr w:type="spellEnd"/>
-      <w:r>
-        <w:rPr>
-          <w:color w:val="000000"/>
-          <w:sz w:val="28"/>
-          <w:szCs w:val="28"/>
-          <w:lang w:val="es-ES"/>
-        </w:rPr>
-        <w:t xml:space="preserve"> (PK), </w:t>
-      </w:r>
-      <w:proofErr w:type="spellStart"/>
-      <w:r>
-        <w:rPr>
-          <w:color w:val="000000"/>
-          <w:sz w:val="28"/>
-          <w:szCs w:val="28"/>
-          <w:lang w:val="es-ES"/>
-        </w:rPr>
-        <w:t>id_paciente</w:t>
-      </w:r>
-      <w:proofErr w:type="spellEnd"/>
-      <w:r>
-        <w:rPr>
-          <w:color w:val="000000"/>
-          <w:sz w:val="28"/>
-          <w:szCs w:val="28"/>
-          <w:lang w:val="es-ES"/>
-        </w:rPr>
-        <w:t xml:space="preserve"> (FK), </w:t>
-      </w:r>
-      <w:proofErr w:type="spellStart"/>
-      <w:r>
-        <w:rPr>
-          <w:color w:val="000000"/>
-          <w:sz w:val="28"/>
-          <w:szCs w:val="28"/>
-          <w:lang w:val="es-ES"/>
-        </w:rPr>
-        <w:t>id_cita</w:t>
-      </w:r>
-      <w:proofErr w:type="spellEnd"/>
-      <w:r>
-        <w:rPr>
-          <w:color w:val="000000"/>
-          <w:sz w:val="28"/>
-          <w:szCs w:val="28"/>
-          <w:lang w:val="es-ES"/>
-        </w:rPr>
-        <w:t xml:space="preserve"> (FK), </w:t>
-      </w:r>
-      <w:proofErr w:type="spellStart"/>
-      <w:r>
-        <w:rPr>
-          <w:color w:val="000000"/>
-          <w:sz w:val="28"/>
-          <w:szCs w:val="28"/>
-          <w:lang w:val="es-ES"/>
-        </w:rPr>
-        <w:t>diagnostico</w:t>
-      </w:r>
-      <w:proofErr w:type="spellEnd"/>
-      <w:r>
-        <w:rPr>
-          <w:color w:val="000000"/>
-          <w:sz w:val="28"/>
-          <w:szCs w:val="28"/>
-          <w:lang w:val="es-ES"/>
-        </w:rPr>
-        <w:t xml:space="preserve">, tratamiento, </w:t>
-      </w:r>
-      <w:proofErr w:type="spellStart"/>
-      <w:r>
-        <w:rPr>
-          <w:color w:val="000000"/>
-          <w:sz w:val="28"/>
-          <w:szCs w:val="28"/>
-          <w:lang w:val="es-ES"/>
-        </w:rPr>
-        <w:t>fecha_registro</w:t>
-      </w:r>
-      <w:proofErr w:type="spellEnd"/>
-      <w:r>
-        <w:rPr>
-          <w:color w:val="000000"/>
-          <w:sz w:val="28"/>
-          <w:szCs w:val="28"/>
-          <w:lang w:val="es-ES"/>
-        </w:rPr>
-        <w:t>.</w:t>
-      </w:r>
-    </w:p>
-    <w:p>
-      <w:pPr>
-        <w:rPr>
-          <w:color w:val="000000"/>
-          <w:sz w:val="28"/>
-          <w:szCs w:val="28"/>
-          <w:lang w:val="es-ES"/>
-        </w:rPr>
-      </w:pPr>
-    </w:p>
-    <w:p>
-      <w:pPr>
-        <w:rPr>
-          <w:color w:val="000000"/>
-          <w:sz w:val="28"/>
-          <w:szCs w:val="28"/>
-          <w:lang w:val="es-ES"/>
-        </w:rPr>
-      </w:pPr>
-    </w:p>
-    <w:p>
-      <w:pPr>
-        <w:rPr>
-          <w:color w:val="000000"/>
-          <w:sz w:val="28"/>
-          <w:szCs w:val="28"/>
-          <w:lang w:val="es-ES"/>
-        </w:rPr>
-      </w:pPr>
-    </w:p>
-    <w:p>
-      <w:pPr>
-        <w:rPr>
-          <w:color w:val="000000"/>
-          <w:sz w:val="28"/>
-          <w:szCs w:val="28"/>
-          <w:lang w:val="es-ES"/>
-        </w:rPr>
-      </w:pPr>
-    </w:p>
-    <w:p>
-      <w:pPr>
-        <w:rPr>
-          <w:color w:val="000000"/>
-          <w:sz w:val="28"/>
-          <w:szCs w:val="28"/>
-          <w:lang w:val="es-ES"/>
-        </w:rPr>
-      </w:pPr>
-    </w:p>
-    <w:p>
-      <w:pPr>
-        <w:rPr>
-          <w:color w:val="000000"/>
-          <w:sz w:val="28"/>
-          <w:szCs w:val="28"/>
-          <w:lang w:val="es-ES"/>
-        </w:rPr>
-      </w:pPr>
-    </w:p>
-    <w:p>
-      <w:pPr>
-        <w:rPr>
-          <w:color w:val="000000"/>
-          <w:sz w:val="28"/>
-          <w:szCs w:val="28"/>
-          <w:lang w:val="es-ES"/>
-        </w:rPr>
-      </w:pPr>
-    </w:p>
-    <w:p>
-      <w:pPr>
-        <w:rPr>
-          <w:color w:val="000000"/>
-          <w:sz w:val="28"/>
-          <w:szCs w:val="28"/>
-          <w:lang w:val="es-ES"/>
-        </w:rPr>
-      </w:pPr>
-    </w:p>
-    <w:p>
-      <w:pPr>
-        <w:rPr>
-          <w:color w:val="000000"/>
-          <w:sz w:val="28"/>
-          <w:szCs w:val="28"/>
-          <w:lang w:val="es-ES"/>
-        </w:rPr>
-      </w:pPr>
-    </w:p>
-    <w:p>
-      <w:pPr>
-        <w:rPr>
-          <w:color w:val="000000"/>
-          <w:sz w:val="28"/>
-          <w:szCs w:val="28"/>
-          <w:lang w:val="es-ES"/>
-        </w:rPr>
-      </w:pPr>
-    </w:p>
-    <w:p>
-      <w:pPr>
-        <w:rPr>
-          <w:color w:val="000000"/>
-          <w:sz w:val="28"/>
-          <w:szCs w:val="28"/>
-        </w:rPr>
-      </w:pPr>
-    </w:p>
-    <w:p>
-      <w:pPr>
-        <w:pStyle w:val="Ttulo2"/>
-        <w:numPr>
-          <w:ilvl w:val="1"/>
-          <w:numId w:val="1"/>
-        </w:numPr>
-      </w:pPr>
-      <w:bookmarkStart w:id="24" w:name="_Toc243254098"/>
-      <w:r>
-        <w:t xml:space="preserve">diagramas de </w:t>
-      </w:r>
-      <w:r>
-        <w:t>Clases</w:t>
-      </w:r>
-      <w:bookmarkEnd w:id="24"/>
-    </w:p>
-    <w:p/>
-    <w:p/>
-    <w:p>
-      <w:pPr>
-        <w:rPr>
-          <w:lang w:val="es-ES"/>
-        </w:rPr>
-      </w:pPr>
-      <w:r>
-        <w:rPr>
-          <w:b/>
-          <w:bCs/>
-          <w:lang w:val="es-ES"/>
-        </w:rPr>
-        <w:t xml:space="preserve">1. Capa de Dominio (Entidades </w:t>
-      </w:r>
-      <w:proofErr w:type="spellStart"/>
-      <w:r>
-        <w:rPr>
-          <w:b/>
-          <w:bCs/>
-          <w:lang w:val="es-ES"/>
-        </w:rPr>
-        <w:t>Hibernate</w:t>
-      </w:r>
-      <w:proofErr w:type="spellEnd"/>
-      <w:r>
-        <w:rPr>
-          <w:b/>
-          <w:bCs/>
-          <w:lang w:val="es-ES"/>
-        </w:rPr>
-        <w:t>)</w:t>
-      </w:r>
-      <w:r>
-        <w:rPr>
-          <w:lang w:val="es-ES"/>
-        </w:rPr>
-        <w:t xml:space="preserve"> Representa el núcleo de la lógica de negocio y mapea exactamente las tablas de la base de datos relacional mediante el ORM </w:t>
-      </w:r>
-      <w:proofErr w:type="spellStart"/>
-      <w:r>
-        <w:rPr>
-          <w:lang w:val="es-ES"/>
-        </w:rPr>
-        <w:t>Hibernate</w:t>
-      </w:r>
-      <w:proofErr w:type="spellEnd"/>
-      <w:r>
-        <w:rPr>
-          <w:lang w:val="es-ES"/>
-        </w:rPr>
-        <w:t>. Estas clases son compartidas en la lógica del servidor.</w:t>
-      </w:r>
-    </w:p>
-    <w:p>
-      <w:pPr>
-        <w:numPr>
-          <w:ilvl w:val="0"/>
-          <w:numId w:val="9"/>
-        </w:numPr>
-        <w:rPr>
-          <w:lang w:val="es-ES"/>
-        </w:rPr>
-      </w:pPr>
-      <w:r>
-        <w:rPr>
-          <w:b/>
-          <w:bCs/>
-          <w:lang w:val="es-ES"/>
-        </w:rPr>
-        <w:t>Clase Trabajador</w:t>
-      </w:r>
-      <w:r>
-        <w:rPr>
-          <w:lang w:val="es-ES"/>
-        </w:rPr>
-        <w:t xml:space="preserve">: Atributos privados (id, </w:t>
-      </w:r>
-      <w:proofErr w:type="spellStart"/>
-      <w:r>
-        <w:rPr>
-          <w:lang w:val="es-ES"/>
-        </w:rPr>
-        <w:t>dni</w:t>
-      </w:r>
-      <w:proofErr w:type="spellEnd"/>
-      <w:r>
-        <w:rPr>
-          <w:lang w:val="es-ES"/>
-        </w:rPr>
-        <w:t xml:space="preserve">, nombre, apellidos, rol, </w:t>
-      </w:r>
-      <w:proofErr w:type="spellStart"/>
-      <w:r>
-        <w:rPr>
-          <w:lang w:val="es-ES"/>
-        </w:rPr>
-        <w:t>passwordHash</w:t>
-      </w:r>
-      <w:proofErr w:type="spellEnd"/>
-      <w:r>
-        <w:rPr>
-          <w:lang w:val="es-ES"/>
-        </w:rPr>
-        <w:t xml:space="preserve">). Métodos: </w:t>
-      </w:r>
-      <w:proofErr w:type="spellStart"/>
-      <w:r>
-        <w:rPr>
-          <w:i/>
-          <w:iCs/>
-          <w:lang w:val="es-ES"/>
-        </w:rPr>
-        <w:t>Getters</w:t>
-      </w:r>
-      <w:proofErr w:type="spellEnd"/>
-      <w:r>
-        <w:rPr>
-          <w:lang w:val="es-ES"/>
-        </w:rPr>
-        <w:t xml:space="preserve">, </w:t>
-      </w:r>
-      <w:r>
-        <w:rPr>
-          <w:i/>
-          <w:iCs/>
-          <w:lang w:val="es-ES"/>
-        </w:rPr>
-        <w:t>Setters</w:t>
-      </w:r>
-      <w:r>
-        <w:rPr>
-          <w:lang w:val="es-ES"/>
-        </w:rPr>
-        <w:t xml:space="preserve"> y </w:t>
-      </w:r>
-      <w:proofErr w:type="spellStart"/>
-      <w:proofErr w:type="gramStart"/>
-      <w:r>
-        <w:rPr>
-          <w:lang w:val="es-ES"/>
-        </w:rPr>
-        <w:t>validarCredenciales</w:t>
-      </w:r>
-      <w:proofErr w:type="spellEnd"/>
-      <w:r>
-        <w:rPr>
-          <w:lang w:val="es-ES"/>
-        </w:rPr>
-        <w:t>(</w:t>
-      </w:r>
-      <w:proofErr w:type="gramEnd"/>
-      <w:r>
-        <w:rPr>
-          <w:lang w:val="es-ES"/>
-        </w:rPr>
-        <w:t>).</w:t>
-      </w:r>
-    </w:p>
-    <w:p>
-      <w:pPr>
-        <w:numPr>
-          <w:ilvl w:val="0"/>
-          <w:numId w:val="9"/>
-        </w:numPr>
-        <w:rPr>
-          <w:lang w:val="es-ES"/>
-        </w:rPr>
-      </w:pPr>
-      <w:r>
-        <w:rPr>
-          <w:b/>
-          <w:bCs/>
-          <w:lang w:val="es-ES"/>
-        </w:rPr>
-        <w:t>Clase Paciente</w:t>
-      </w:r>
-      <w:r>
-        <w:rPr>
-          <w:lang w:val="es-ES"/>
-        </w:rPr>
-        <w:t xml:space="preserve">: Atributos privados (id, </w:t>
-      </w:r>
-      <w:proofErr w:type="spellStart"/>
-      <w:r>
-        <w:rPr>
-          <w:lang w:val="es-ES"/>
-        </w:rPr>
-        <w:t>dni</w:t>
-      </w:r>
-      <w:proofErr w:type="spellEnd"/>
-      <w:r>
-        <w:rPr>
-          <w:lang w:val="es-ES"/>
-        </w:rPr>
-        <w:t xml:space="preserve">, nombre, </w:t>
-      </w:r>
-      <w:proofErr w:type="spellStart"/>
-      <w:r>
-        <w:rPr>
-          <w:lang w:val="es-ES"/>
-        </w:rPr>
-        <w:t>telefono</w:t>
-      </w:r>
-      <w:proofErr w:type="spellEnd"/>
-      <w:r>
-        <w:rPr>
-          <w:lang w:val="es-ES"/>
-        </w:rPr>
-        <w:t xml:space="preserve">, email). Métodos: </w:t>
-      </w:r>
-      <w:proofErr w:type="spellStart"/>
-      <w:r>
-        <w:rPr>
-          <w:i/>
-          <w:iCs/>
-          <w:lang w:val="es-ES"/>
-        </w:rPr>
-        <w:t>Getters</w:t>
-      </w:r>
-      <w:proofErr w:type="spellEnd"/>
-      <w:r>
-        <w:rPr>
-          <w:lang w:val="es-ES"/>
-        </w:rPr>
-        <w:t xml:space="preserve"> y </w:t>
-      </w:r>
-      <w:r>
-        <w:rPr>
-          <w:i/>
-          <w:iCs/>
-          <w:lang w:val="es-ES"/>
-        </w:rPr>
-        <w:t>Setters</w:t>
-      </w:r>
-      <w:r>
-        <w:rPr>
-          <w:lang w:val="es-ES"/>
-        </w:rPr>
-        <w:t>.</w:t>
-      </w:r>
-    </w:p>
-    <w:p>
-      <w:pPr>
-        <w:numPr>
-          <w:ilvl w:val="0"/>
-          <w:numId w:val="9"/>
-        </w:numPr>
-        <w:rPr>
-          <w:lang w:val="es-ES"/>
-        </w:rPr>
-      </w:pPr>
-      <w:r>
-        <w:rPr>
-          <w:b/>
-          <w:bCs/>
           <w:lang w:val="es-ES"/>
         </w:rPr>
         <w:t>Clase Cita</w:t>
@@ -7696,49 +7352,7 @@
         <w:rPr>
           <w:lang w:val="es-ES"/>
         </w:rPr>
-        <w:t xml:space="preserve">: Atributos privados (id, </w:t>
-      </w:r>
-      <w:proofErr w:type="spellStart"/>
-      <w:r>
-        <w:rPr>
-          <w:lang w:val="es-ES"/>
-        </w:rPr>
-        <w:t>fechaHora</w:t>
-      </w:r>
-      <w:proofErr w:type="spellEnd"/>
-      <w:r>
-        <w:rPr>
-          <w:lang w:val="es-ES"/>
-        </w:rPr>
-        <w:t xml:space="preserve">, estado, motivo, </w:t>
-      </w:r>
-      <w:proofErr w:type="spellStart"/>
-      <w:r>
-        <w:rPr>
-          <w:lang w:val="es-ES"/>
-        </w:rPr>
-        <w:t>paciente_id</w:t>
-      </w:r>
-      <w:proofErr w:type="spellEnd"/>
-      <w:r>
-        <w:rPr>
-          <w:lang w:val="es-ES"/>
-        </w:rPr>
-        <w:t xml:space="preserve">, </w:t>
-      </w:r>
-      <w:proofErr w:type="spellStart"/>
-      <w:r>
-        <w:rPr>
-          <w:lang w:val="es-ES"/>
-        </w:rPr>
-        <w:t>trabajador_id</w:t>
-      </w:r>
-      <w:proofErr w:type="spellEnd"/>
-      <w:r>
-        <w:rPr>
-          <w:lang w:val="es-ES"/>
-        </w:rPr>
-        <w:t>).</w:t>
+        <w:t>: Atributos privados (id, fechaHora, estado, motivo, paciente_id, trabajador_id).</w:t>
       </w:r>
     </w:p>
     <w:p>
@@ -7764,7 +7378,7 @@
                     </pic:cNvPicPr>
                   </pic:nvPicPr>
                   <pic:blipFill rotWithShape="1">
-                    <a:blip r:embed="rId12" cstate="print">
+                    <a:blip r:embed="rId18" cstate="print">
                       <a:extLst>
                         <a:ext uri="{28A0092B-C50C-407E-A947-70E740481C1C}">
                           <a14:useLocalDpi xmlns:a14="http://schemas.microsoft.com/office/drawing/2010/main" val="0"/>
@@ -7814,31 +7428,64 @@
           <w:bCs/>
           <w:lang w:val="es-ES"/>
         </w:rPr>
-        <w:t>2. Capa de (</w:t>
-      </w:r>
-      <w:proofErr w:type="spellStart"/>
+        <w:t>2. Capa de (Backend)</w:t>
+      </w:r>
+      <w:r>
+        <w:rPr>
+          <w:lang w:val="es-ES"/>
+        </w:rPr>
+        <w:t xml:space="preserve"> Se encarga de la concurrencia y la gestión de peticiones a la base de datos a través de Sockets TCP/IP.</w:t>
+      </w:r>
+    </w:p>
+    <w:p>
+      <w:pPr>
+        <w:numPr>
+          <w:ilvl w:val="0"/>
+          <w:numId w:val="10"/>
+        </w:numPr>
+        <w:rPr>
+          <w:lang w:val="es-ES"/>
+        </w:rPr>
+      </w:pPr>
       <w:r>
         <w:rPr>
           <w:b/>
           <w:bCs/>
           <w:lang w:val="es-ES"/>
         </w:rPr>
-        <w:t>Backend</w:t>
-      </w:r>
-      <w:proofErr w:type="spellEnd"/>
+        <w:lastRenderedPageBreak/>
+        <w:t>Clase ServidorTCP</w:t>
+      </w:r>
+      <w:r>
+        <w:rPr>
+          <w:lang w:val="es-ES"/>
+        </w:rPr>
+        <w:t>: Contiene el método main() del servidor. Atributo ServerSocket. Se encarga de escuchar conexiones entrantes en un puerto específico de forma infinita.</w:t>
+      </w:r>
+    </w:p>
+    <w:p>
+      <w:pPr>
+        <w:numPr>
+          <w:ilvl w:val="0"/>
+          <w:numId w:val="10"/>
+        </w:numPr>
+        <w:rPr>
+          <w:lang w:val="es-ES"/>
+        </w:rPr>
+      </w:pPr>
       <w:r>
         <w:rPr>
           <w:b/>
           <w:bCs/>
           <w:lang w:val="es-ES"/>
         </w:rPr>
-        <w:t>)</w:t>
-      </w:r>
-      <w:r>
-        <w:rPr>
-          <w:lang w:val="es-ES"/>
-        </w:rPr>
-        <w:t xml:space="preserve"> Se encarga de la concurrencia y la gestión de peticiones a la base de datos a través de Sockets TCP/IP.</w:t>
+        <w:t>Clase ManejadorCliente (Hereda de Thread)</w:t>
+      </w:r>
+      <w:r>
+        <w:rPr>
+          <w:lang w:val="es-ES"/>
+        </w:rPr>
+        <w:t>: Por cada cliente que se conecta, el servidor instancia un hilo de esta clase. Atributos: Socket, ObjectInputStream, ObjectOutputStream. Método principal: run(), donde lee las peticiones del cliente y llama al DAO correspondiente.</w:t>
       </w:r>
     </w:p>
     <w:p>
@@ -7857,350 +7504,13 @@
           <w:bCs/>
           <w:lang w:val="es-ES"/>
         </w:rPr>
-        <w:lastRenderedPageBreak/>
-        <w:t xml:space="preserve">Clase </w:t>
-      </w:r>
-      <w:proofErr w:type="spellStart"/>
-      <w:r>
-        <w:rPr>
-          <w:b/>
-          <w:bCs/>
-          <w:lang w:val="es-ES"/>
-        </w:rPr>
-        <w:t>ServidorTCP</w:t>
-      </w:r>
-      <w:proofErr w:type="spellEnd"/>
-      <w:r>
-        <w:rPr>
-          <w:lang w:val="es-ES"/>
-        </w:rPr>
-        <w:t xml:space="preserve">: Contiene el método </w:t>
-      </w:r>
-      <w:proofErr w:type="spellStart"/>
-      <w:proofErr w:type="gramStart"/>
-      <w:r>
-        <w:rPr>
-          <w:lang w:val="es-ES"/>
-        </w:rPr>
-        <w:t>main</w:t>
-      </w:r>
-      <w:proofErr w:type="spellEnd"/>
-      <w:r>
-        <w:rPr>
-          <w:lang w:val="es-ES"/>
-        </w:rPr>
-        <w:t>(</w:t>
-      </w:r>
-      <w:proofErr w:type="gramEnd"/>
-      <w:r>
-        <w:rPr>
-          <w:lang w:val="es-ES"/>
-        </w:rPr>
-        <w:t xml:space="preserve">) del servidor. Atributo </w:t>
-      </w:r>
-      <w:proofErr w:type="spellStart"/>
-      <w:r>
-        <w:rPr>
-          <w:lang w:val="es-ES"/>
-        </w:rPr>
-        <w:t>ServerSocket</w:t>
-      </w:r>
-      <w:proofErr w:type="spellEnd"/>
-      <w:r>
-        <w:rPr>
-          <w:lang w:val="es-ES"/>
-        </w:rPr>
-        <w:t>. Se encarga de escuchar conexiones entrantes en un puerto específico de forma infinita.</w:t>
-      </w:r>
-    </w:p>
-    <w:p>
-      <w:pPr>
-        <w:numPr>
-          <w:ilvl w:val="0"/>
-          <w:numId w:val="10"/>
-        </w:numPr>
-        <w:rPr>
-          <w:lang w:val="es-ES"/>
-        </w:rPr>
-      </w:pPr>
-      <w:r>
-        <w:rPr>
-          <w:b/>
-          <w:bCs/>
-          <w:lang w:val="es-ES"/>
-        </w:rPr>
-        <w:t xml:space="preserve">Clase </w:t>
-      </w:r>
-      <w:proofErr w:type="spellStart"/>
-      <w:r>
-        <w:rPr>
-          <w:b/>
-          <w:bCs/>
-          <w:lang w:val="es-ES"/>
-        </w:rPr>
-        <w:t>ManejadorCliente</w:t>
-      </w:r>
-      <w:proofErr w:type="spellEnd"/>
-      <w:r>
-        <w:rPr>
-          <w:b/>
-          <w:bCs/>
-          <w:lang w:val="es-ES"/>
-        </w:rPr>
-        <w:t xml:space="preserve"> (Hereda de </w:t>
-      </w:r>
-      <w:proofErr w:type="spellStart"/>
-      <w:r>
-        <w:rPr>
-          <w:b/>
-          <w:bCs/>
-          <w:lang w:val="es-ES"/>
-        </w:rPr>
-        <w:t>Thread</w:t>
-      </w:r>
-      <w:proofErr w:type="spellEnd"/>
-      <w:r>
-        <w:rPr>
-          <w:b/>
-          <w:bCs/>
-          <w:lang w:val="es-ES"/>
-        </w:rPr>
-        <w:t>)</w:t>
-      </w:r>
-      <w:r>
-        <w:rPr>
-          <w:lang w:val="es-ES"/>
-        </w:rPr>
-        <w:t xml:space="preserve">: Por cada cliente que se conecta, el servidor instancia un hilo de esta clase. Atributos: Socket, </w:t>
-      </w:r>
-      <w:proofErr w:type="spellStart"/>
-      <w:r>
-        <w:rPr>
-          <w:lang w:val="es-ES"/>
-        </w:rPr>
-        <w:t>ObjectInputStream</w:t>
-      </w:r>
-      <w:proofErr w:type="spellEnd"/>
-      <w:r>
-        <w:rPr>
-          <w:lang w:val="es-ES"/>
-        </w:rPr>
-        <w:t xml:space="preserve">, </w:t>
-      </w:r>
-      <w:proofErr w:type="spellStart"/>
-      <w:r>
-        <w:rPr>
-          <w:lang w:val="es-ES"/>
-        </w:rPr>
-        <w:t>ObjectOutputStream</w:t>
-      </w:r>
-      <w:proofErr w:type="spellEnd"/>
-      <w:r>
-        <w:rPr>
-          <w:lang w:val="es-ES"/>
-        </w:rPr>
-        <w:t xml:space="preserve">. Método principal: </w:t>
-      </w:r>
-      <w:proofErr w:type="gramStart"/>
-      <w:r>
-        <w:rPr>
-          <w:lang w:val="es-ES"/>
-        </w:rPr>
-        <w:t>run(</w:t>
-      </w:r>
-      <w:proofErr w:type="gramEnd"/>
-      <w:r>
-        <w:rPr>
-          <w:lang w:val="es-ES"/>
-        </w:rPr>
-        <w:t>), donde lee las peticiones del cliente y llama al DAO correspondiente.</w:t>
-      </w:r>
-    </w:p>
-    <w:p>
-      <w:pPr>
-        <w:numPr>
-          <w:ilvl w:val="0"/>
-          <w:numId w:val="10"/>
-        </w:numPr>
-        <w:rPr>
-          <w:lang w:val="es-ES"/>
-        </w:rPr>
-      </w:pPr>
-      <w:r>
-        <w:rPr>
-          <w:b/>
-          <w:bCs/>
-          <w:lang w:val="es-ES"/>
-        </w:rPr>
-        <w:t xml:space="preserve">Clases DAO (Data Access </w:t>
-      </w:r>
-      <w:proofErr w:type="spellStart"/>
-      <w:r>
-        <w:rPr>
-          <w:b/>
-          <w:bCs/>
-          <w:lang w:val="es-ES"/>
-        </w:rPr>
-        <w:t>Object</w:t>
-      </w:r>
-      <w:proofErr w:type="spellEnd"/>
-      <w:r>
-        <w:rPr>
-          <w:b/>
-          <w:bCs/>
-          <w:lang w:val="es-ES"/>
-        </w:rPr>
-        <w:t>)</w:t>
-      </w:r>
-      <w:r>
-        <w:rPr>
-          <w:lang w:val="es-ES"/>
-        </w:rPr>
-        <w:t xml:space="preserve">: </w:t>
-      </w:r>
-      <w:proofErr w:type="spellStart"/>
-      <w:r>
-        <w:rPr>
-          <w:lang w:val="es-ES"/>
-        </w:rPr>
-        <w:t>PacienteDAO</w:t>
-      </w:r>
-      <w:proofErr w:type="spellEnd"/>
-      <w:r>
-        <w:rPr>
-          <w:lang w:val="es-ES"/>
-        </w:rPr>
-        <w:t xml:space="preserve">, </w:t>
-      </w:r>
-      <w:proofErr w:type="spellStart"/>
-      <w:r>
-        <w:rPr>
-          <w:lang w:val="es-ES"/>
-        </w:rPr>
-        <w:t>TrabajadorDAO</w:t>
-      </w:r>
-      <w:proofErr w:type="spellEnd"/>
-      <w:r>
-        <w:rPr>
-          <w:lang w:val="es-ES"/>
-        </w:rPr>
-        <w:t xml:space="preserve">, </w:t>
-      </w:r>
-      <w:proofErr w:type="spellStart"/>
-      <w:r>
-        <w:rPr>
-          <w:lang w:val="es-ES"/>
-        </w:rPr>
-        <w:t>CitaDAO</w:t>
-      </w:r>
-      <w:proofErr w:type="spellEnd"/>
-      <w:r>
-        <w:rPr>
-          <w:lang w:val="es-ES"/>
-        </w:rPr>
-        <w:t xml:space="preserve">. Contienen los métodos que interactúan con </w:t>
-      </w:r>
-      <w:proofErr w:type="spellStart"/>
-      <w:r>
-        <w:rPr>
-          <w:lang w:val="es-ES"/>
-        </w:rPr>
-        <w:t>Hibernate</w:t>
-      </w:r>
-      <w:proofErr w:type="spellEnd"/>
-      <w:r>
-        <w:rPr>
-          <w:lang w:val="es-ES"/>
-        </w:rPr>
-        <w:t xml:space="preserve"> (</w:t>
-      </w:r>
-      <w:proofErr w:type="spellStart"/>
-      <w:proofErr w:type="gramStart"/>
-      <w:r>
-        <w:rPr>
-          <w:lang w:val="es-ES"/>
-        </w:rPr>
-        <w:t>save</w:t>
-      </w:r>
-      <w:proofErr w:type="spellEnd"/>
-      <w:r>
-        <w:rPr>
-          <w:lang w:val="es-ES"/>
-        </w:rPr>
-        <w:t>(</w:t>
-      </w:r>
-      <w:proofErr w:type="gramEnd"/>
-      <w:r>
-        <w:rPr>
-          <w:lang w:val="es-ES"/>
-        </w:rPr>
-        <w:t xml:space="preserve">), </w:t>
-      </w:r>
-      <w:proofErr w:type="spellStart"/>
-      <w:proofErr w:type="gramStart"/>
-      <w:r>
-        <w:rPr>
-          <w:lang w:val="es-ES"/>
-        </w:rPr>
-        <w:t>update</w:t>
-      </w:r>
-      <w:proofErr w:type="spellEnd"/>
-      <w:r>
-        <w:rPr>
-          <w:lang w:val="es-ES"/>
-        </w:rPr>
-        <w:t>(</w:t>
-      </w:r>
-      <w:proofErr w:type="gramEnd"/>
-      <w:r>
-        <w:rPr>
-          <w:lang w:val="es-ES"/>
-        </w:rPr>
-        <w:t xml:space="preserve">), </w:t>
-      </w:r>
-      <w:proofErr w:type="spellStart"/>
-      <w:proofErr w:type="gramStart"/>
-      <w:r>
-        <w:rPr>
-          <w:lang w:val="es-ES"/>
-        </w:rPr>
-        <w:t>delete</w:t>
-      </w:r>
-      <w:proofErr w:type="spellEnd"/>
-      <w:r>
-        <w:rPr>
-          <w:lang w:val="es-ES"/>
-        </w:rPr>
-        <w:t>(</w:t>
-      </w:r>
-      <w:proofErr w:type="gramEnd"/>
-      <w:r>
-        <w:rPr>
-          <w:lang w:val="es-ES"/>
-        </w:rPr>
-        <w:t xml:space="preserve">), </w:t>
-      </w:r>
-      <w:proofErr w:type="spellStart"/>
-      <w:proofErr w:type="gramStart"/>
-      <w:r>
-        <w:rPr>
-          <w:lang w:val="es-ES"/>
-        </w:rPr>
-        <w:t>findById</w:t>
-      </w:r>
-      <w:proofErr w:type="spellEnd"/>
-      <w:r>
-        <w:rPr>
-          <w:lang w:val="es-ES"/>
-        </w:rPr>
-        <w:t>(</w:t>
-      </w:r>
-      <w:proofErr w:type="gramEnd"/>
-      <w:r>
-        <w:rPr>
-          <w:lang w:val="es-ES"/>
-        </w:rPr>
-        <w:t>)).</w:t>
+        <w:t>Clases DAO (Data Access Object)</w:t>
+      </w:r>
+      <w:r>
+        <w:rPr>
+          <w:lang w:val="es-ES"/>
+        </w:rPr>
+        <w:t>: PacienteDAO, TrabajadorDAO, CitaDAO. Contienen los métodos que interactúan con Hibernate (save(), update(), delete(), findById()).</w:t>
       </w:r>
     </w:p>
     <w:p>
@@ -8246,7 +7556,7 @@
                     </pic:cNvPicPr>
                   </pic:nvPicPr>
                   <pic:blipFill>
-                    <a:blip r:embed="rId13" cstate="print">
+                    <a:blip r:embed="rId19" cstate="print">
                       <a:extLst>
                         <a:ext uri="{28A0092B-C50C-407E-A947-70E740481C1C}">
                           <a14:useLocalDpi xmlns:a14="http://schemas.microsoft.com/office/drawing/2010/main" val="0"/>
@@ -8289,119 +7599,13 @@
           <w:bCs/>
           <w:lang w:val="es-ES"/>
         </w:rPr>
-        <w:t xml:space="preserve">Clase </w:t>
-      </w:r>
-      <w:proofErr w:type="spellStart"/>
-      <w:r>
-        <w:rPr>
-          <w:b/>
-          <w:bCs/>
-          <w:lang w:val="es-ES"/>
-        </w:rPr>
-        <w:t>PaqueteRed</w:t>
-      </w:r>
-      <w:proofErr w:type="spellEnd"/>
-      <w:r>
-        <w:rPr>
-          <w:b/>
-          <w:bCs/>
-          <w:lang w:val="es-ES"/>
-        </w:rPr>
-        <w:t xml:space="preserve"> (Implementa </w:t>
-      </w:r>
-      <w:proofErr w:type="spellStart"/>
-      <w:r>
-        <w:rPr>
-          <w:b/>
-          <w:bCs/>
-          <w:lang w:val="es-ES"/>
-        </w:rPr>
-        <w:t>Serializable</w:t>
-      </w:r>
-      <w:proofErr w:type="spellEnd"/>
-      <w:r>
-        <w:rPr>
-          <w:b/>
-          <w:bCs/>
-          <w:lang w:val="es-ES"/>
-        </w:rPr>
-        <w:t>)</w:t>
-      </w:r>
-      <w:r>
-        <w:rPr>
-          <w:lang w:val="es-ES"/>
-        </w:rPr>
-        <w:t xml:space="preserve">: Es el objeto vital que viaja por la red entre los clientes y el servidor. Atributos: String </w:t>
-      </w:r>
-      <w:proofErr w:type="spellStart"/>
-      <w:r>
-        <w:rPr>
-          <w:lang w:val="es-ES"/>
-        </w:rPr>
-        <w:t>accion</w:t>
-      </w:r>
-      <w:proofErr w:type="spellEnd"/>
-      <w:r>
-        <w:rPr>
-          <w:lang w:val="es-ES"/>
-        </w:rPr>
-        <w:t xml:space="preserve"> (</w:t>
-      </w:r>
-      <w:proofErr w:type="spellStart"/>
-      <w:r>
-        <w:rPr>
-          <w:lang w:val="es-ES"/>
-        </w:rPr>
-        <w:t>ej</w:t>
-      </w:r>
-      <w:proofErr w:type="spellEnd"/>
-      <w:r>
-        <w:rPr>
-          <w:lang w:val="es-ES"/>
-        </w:rPr>
-        <w:t xml:space="preserve">: "LOGIN", "GET_PACIENTES") y </w:t>
-      </w:r>
-      <w:proofErr w:type="spellStart"/>
-      <w:r>
-        <w:rPr>
-          <w:lang w:val="es-ES"/>
-        </w:rPr>
-        <w:t>Object</w:t>
-      </w:r>
-      <w:proofErr w:type="spellEnd"/>
-      <w:r>
-        <w:rPr>
-          <w:lang w:val="es-ES"/>
-        </w:rPr>
-        <w:t xml:space="preserve"> </w:t>
-      </w:r>
-      <w:proofErr w:type="spellStart"/>
-      <w:r>
-        <w:rPr>
-          <w:lang w:val="es-ES"/>
-        </w:rPr>
-        <w:t>payload</w:t>
-      </w:r>
-      <w:proofErr w:type="spellEnd"/>
-      <w:r>
-        <w:rPr>
-          <w:lang w:val="es-ES"/>
-        </w:rPr>
-        <w:t xml:space="preserve"> (los datos que se envían, como un objeto Paciente o un </w:t>
-      </w:r>
-      <w:proofErr w:type="spellStart"/>
-      <w:r>
-        <w:rPr>
-          <w:lang w:val="es-ES"/>
-        </w:rPr>
-        <w:t>ArrayList</w:t>
-      </w:r>
-      <w:proofErr w:type="spellEnd"/>
-      <w:r>
-        <w:rPr>
-          <w:lang w:val="es-ES"/>
-        </w:rPr>
-        <w:t>).</w:t>
+        <w:t>Clase PaqueteRed (Implementa Serializable)</w:t>
+      </w:r>
+      <w:r>
+        <w:rPr>
+          <w:lang w:val="es-ES"/>
+        </w:rPr>
+        <w:t>: Es el objeto vital que viaja por la red entre los clientes y el servidor. Atributos: String accion (ej: "LOGIN", "GET_PACIENTES") y Object payload (los datos que se envían, como un objeto Paciente o un ArrayList).</w:t>
       </w:r>
     </w:p>
     <w:p/>
@@ -8462,103 +7666,52 @@
           <w:bCs/>
           <w:lang w:val="es-ES"/>
         </w:rPr>
-        <w:t xml:space="preserve">Clase </w:t>
-      </w:r>
-      <w:proofErr w:type="spellStart"/>
+        <w:t>Clase ClienteSocket</w:t>
+      </w:r>
+      <w:r>
+        <w:rPr>
+          <w:lang w:val="es-ES"/>
+        </w:rPr>
+        <w:t xml:space="preserve">: Patrón </w:t>
+      </w:r>
+      <w:r>
+        <w:rPr>
+          <w:i/>
+          <w:iCs/>
+          <w:lang w:val="es-ES"/>
+        </w:rPr>
+        <w:t>Singleton</w:t>
+      </w:r>
+      <w:r>
+        <w:rPr>
+          <w:lang w:val="es-ES"/>
+        </w:rPr>
+        <w:t>. Mantiene la conexión abierta con el servidor. Métodos: conectar(), enviarPeticion(PaqueteRed p), recibirRespuesta().</w:t>
+      </w:r>
+    </w:p>
+    <w:p>
+      <w:pPr>
+        <w:numPr>
+          <w:ilvl w:val="0"/>
+          <w:numId w:val="11"/>
+        </w:numPr>
+        <w:rPr>
+          <w:lang w:val="es-ES"/>
+        </w:rPr>
+      </w:pPr>
       <w:r>
         <w:rPr>
           <w:b/>
           <w:bCs/>
           <w:lang w:val="es-ES"/>
         </w:rPr>
-        <w:t>ClienteSocket</w:t>
-      </w:r>
-      <w:proofErr w:type="spellEnd"/>
-      <w:r>
-        <w:rPr>
-          <w:lang w:val="es-ES"/>
-        </w:rPr>
-        <w:t xml:space="preserve">: Patrón </w:t>
-      </w:r>
-      <w:r>
-        <w:rPr>
-          <w:i/>
-          <w:iCs/>
-          <w:lang w:val="es-ES"/>
-        </w:rPr>
-        <w:t>Singleton</w:t>
-      </w:r>
-      <w:r>
-        <w:rPr>
-          <w:lang w:val="es-ES"/>
-        </w:rPr>
-        <w:t xml:space="preserve">. Mantiene la conexión abierta con el servidor. Métodos: </w:t>
-      </w:r>
-      <w:proofErr w:type="gramStart"/>
-      <w:r>
-        <w:rPr>
-          <w:lang w:val="es-ES"/>
-        </w:rPr>
-        <w:t>conectar(</w:t>
-      </w:r>
-      <w:proofErr w:type="gramEnd"/>
-      <w:r>
-        <w:rPr>
-          <w:lang w:val="es-ES"/>
-        </w:rPr>
-        <w:t xml:space="preserve">), </w:t>
-      </w:r>
-      <w:proofErr w:type="spellStart"/>
-      <w:proofErr w:type="gramStart"/>
-      <w:r>
-        <w:rPr>
-          <w:lang w:val="es-ES"/>
-        </w:rPr>
-        <w:t>enviarPeticion</w:t>
-      </w:r>
-      <w:proofErr w:type="spellEnd"/>
-      <w:r>
-        <w:rPr>
-          <w:lang w:val="es-ES"/>
-        </w:rPr>
-        <w:t>(</w:t>
-      </w:r>
-      <w:proofErr w:type="spellStart"/>
-      <w:proofErr w:type="gramEnd"/>
-      <w:r>
-        <w:rPr>
-          <w:lang w:val="es-ES"/>
-        </w:rPr>
-        <w:t>PaqueteRed</w:t>
-      </w:r>
-      <w:proofErr w:type="spellEnd"/>
-      <w:r>
-        <w:rPr>
-          <w:lang w:val="es-ES"/>
-        </w:rPr>
-        <w:t xml:space="preserve"> p), </w:t>
-      </w:r>
-      <w:proofErr w:type="spellStart"/>
-      <w:proofErr w:type="gramStart"/>
-      <w:r>
-        <w:rPr>
-          <w:lang w:val="es-ES"/>
-        </w:rPr>
-        <w:t>recibirRespuesta</w:t>
-      </w:r>
-      <w:proofErr w:type="spellEnd"/>
-      <w:r>
-        <w:rPr>
-          <w:lang w:val="es-ES"/>
-        </w:rPr>
-        <w:t>(</w:t>
-      </w:r>
-      <w:proofErr w:type="gramEnd"/>
-      <w:r>
-        <w:rPr>
-          <w:lang w:val="es-ES"/>
-        </w:rPr>
-        <w:t>).</w:t>
+        <w:t>Clases Modelos Locales (Data Transfer):</w:t>
+      </w:r>
+      <w:r>
+        <w:rPr>
+          <w:lang w:val="es-ES"/>
+        </w:rPr>
+        <w:t xml:space="preserve"> Clases réplica de la capa de dominio (Paciente, Cita) que se utilizan temporalmente en el cliente para estructurar la información antes de enviarla o tras recibirla.</w:t>
       </w:r>
     </w:p>
     <w:p>
@@ -8577,13 +7730,13 @@
           <w:bCs/>
           <w:lang w:val="es-ES"/>
         </w:rPr>
-        <w:t>Clases Modelos Locales (Data Transfer):</w:t>
-      </w:r>
-      <w:r>
-        <w:rPr>
-          <w:lang w:val="es-ES"/>
-        </w:rPr>
-        <w:t xml:space="preserve"> Clases réplica de la capa de dominio (Paciente, Cita) que se utilizan temporalmente en el cliente para estructurar la información antes de enviarla o tras recibirla.</w:t>
+        <w:t>Controladores Principales (LoginController, DashboardController)</w:t>
+      </w:r>
+      <w:r>
+        <w:rPr>
+          <w:lang w:val="es-ES"/>
+        </w:rPr>
+        <w:t>: Clases que enlazan los archivos FXML (la interfaz principal) con el código Java.</w:t>
       </w:r>
     </w:p>
     <w:p>
@@ -8602,128 +7755,31 @@
           <w:bCs/>
           <w:lang w:val="es-ES"/>
         </w:rPr>
-        <w:t>Controladores Principales (</w:t>
-      </w:r>
-      <w:proofErr w:type="spellStart"/>
+        <w:t>Controladores de Gestión (Ej: PacienteFormController)</w:t>
+      </w:r>
+      <w:r>
+        <w:rPr>
+          <w:lang w:val="es-ES"/>
+        </w:rPr>
+        <w:t>: Clase encargada de la lógica de creación y modificación de registros.</w:t>
+      </w:r>
+    </w:p>
+    <w:p>
+      <w:pPr>
+        <w:numPr>
+          <w:ilvl w:val="1"/>
+          <w:numId w:val="11"/>
+        </w:numPr>
+        <w:rPr>
+          <w:lang w:val="es-ES"/>
+        </w:rPr>
+      </w:pPr>
       <w:r>
         <w:rPr>
           <w:b/>
           <w:bCs/>
           <w:lang w:val="es-ES"/>
         </w:rPr>
-        <w:t>LoginController</w:t>
-      </w:r>
-      <w:proofErr w:type="spellEnd"/>
-      <w:r>
-        <w:rPr>
-          <w:b/>
-          <w:bCs/>
-          <w:lang w:val="es-ES"/>
-        </w:rPr>
-        <w:t xml:space="preserve">, </w:t>
-      </w:r>
-      <w:proofErr w:type="spellStart"/>
-      <w:r>
-        <w:rPr>
-          <w:b/>
-          <w:bCs/>
-          <w:lang w:val="es-ES"/>
-        </w:rPr>
-        <w:t>DashboardController</w:t>
-      </w:r>
-      <w:proofErr w:type="spellEnd"/>
-      <w:r>
-        <w:rPr>
-          <w:b/>
-          <w:bCs/>
-          <w:lang w:val="es-ES"/>
-        </w:rPr>
-        <w:t>)</w:t>
-      </w:r>
-      <w:r>
-        <w:rPr>
-          <w:lang w:val="es-ES"/>
-        </w:rPr>
-        <w:t>: Clases que enlazan los archivos FXML (la interfaz principal) con el código Java.</w:t>
-      </w:r>
-    </w:p>
-    <w:p>
-      <w:pPr>
-        <w:numPr>
-          <w:ilvl w:val="0"/>
-          <w:numId w:val="11"/>
-        </w:numPr>
-        <w:rPr>
-          <w:lang w:val="es-ES"/>
-        </w:rPr>
-      </w:pPr>
-      <w:r>
-        <w:rPr>
-          <w:b/>
-          <w:bCs/>
-          <w:lang w:val="es-ES"/>
-        </w:rPr>
-        <w:t>Controladores de Gestión (</w:t>
-      </w:r>
-      <w:proofErr w:type="spellStart"/>
-      <w:r>
-        <w:rPr>
-          <w:b/>
-          <w:bCs/>
-          <w:lang w:val="es-ES"/>
-        </w:rPr>
-        <w:t>Ej</w:t>
-      </w:r>
-      <w:proofErr w:type="spellEnd"/>
-      <w:r>
-        <w:rPr>
-          <w:b/>
-          <w:bCs/>
-          <w:lang w:val="es-ES"/>
-        </w:rPr>
-        <w:t xml:space="preserve">: </w:t>
-      </w:r>
-      <w:proofErr w:type="spellStart"/>
-      <w:r>
-        <w:rPr>
-          <w:b/>
-          <w:bCs/>
-          <w:lang w:val="es-ES"/>
-        </w:rPr>
-        <w:t>PacienteFormController</w:t>
-      </w:r>
-      <w:proofErr w:type="spellEnd"/>
-      <w:r>
-        <w:rPr>
-          <w:b/>
-          <w:bCs/>
-          <w:lang w:val="es-ES"/>
-        </w:rPr>
-        <w:t>)</w:t>
-      </w:r>
-      <w:r>
-        <w:rPr>
-          <w:lang w:val="es-ES"/>
-        </w:rPr>
-        <w:t>: Clase encargada de la lógica de creación y modificación de registros.</w:t>
-      </w:r>
-    </w:p>
-    <w:p>
-      <w:pPr>
-        <w:numPr>
-          <w:ilvl w:val="1"/>
-          <w:numId w:val="11"/>
-        </w:numPr>
-        <w:rPr>
-          <w:lang w:val="es-ES"/>
-        </w:rPr>
-      </w:pPr>
-      <w:r>
-        <w:rPr>
-          <w:b/>
-          <w:bCs/>
-          <w:lang w:val="es-ES"/>
-        </w:rPr>
         <w:lastRenderedPageBreak/>
         <w:t>Atributos:</w:t>
       </w:r>
@@ -8731,77 +7787,7 @@
         <w:rPr>
           <w:lang w:val="es-ES"/>
         </w:rPr>
-        <w:t xml:space="preserve"> Elementos de la interfaz gráfica (</w:t>
-      </w:r>
-      <w:proofErr w:type="spellStart"/>
-      <w:r>
-        <w:rPr>
-          <w:lang w:val="es-ES"/>
-        </w:rPr>
-        <w:t>TextField</w:t>
-      </w:r>
-      <w:proofErr w:type="spellEnd"/>
-      <w:r>
-        <w:rPr>
-          <w:lang w:val="es-ES"/>
-        </w:rPr>
-        <w:t xml:space="preserve"> </w:t>
-      </w:r>
-      <w:proofErr w:type="spellStart"/>
-      <w:r>
-        <w:rPr>
-          <w:lang w:val="es-ES"/>
-        </w:rPr>
-        <w:t>txtDni</w:t>
-      </w:r>
-      <w:proofErr w:type="spellEnd"/>
-      <w:r>
-        <w:rPr>
-          <w:lang w:val="es-ES"/>
-        </w:rPr>
-        <w:t xml:space="preserve">, </w:t>
-      </w:r>
-      <w:proofErr w:type="spellStart"/>
-      <w:r>
-        <w:rPr>
-          <w:lang w:val="es-ES"/>
-        </w:rPr>
-        <w:t>TextField</w:t>
-      </w:r>
-      <w:proofErr w:type="spellEnd"/>
-      <w:r>
-        <w:rPr>
-          <w:lang w:val="es-ES"/>
-        </w:rPr>
-        <w:t xml:space="preserve"> </w:t>
-      </w:r>
-      <w:proofErr w:type="spellStart"/>
-      <w:r>
-        <w:rPr>
-          <w:lang w:val="es-ES"/>
-        </w:rPr>
-        <w:t>txtNombre</w:t>
-      </w:r>
-      <w:proofErr w:type="spellEnd"/>
-      <w:r>
-        <w:rPr>
-          <w:lang w:val="es-ES"/>
-        </w:rPr>
-        <w:t xml:space="preserve">, Button </w:t>
-      </w:r>
-      <w:proofErr w:type="spellStart"/>
-      <w:r>
-        <w:rPr>
-          <w:lang w:val="es-ES"/>
-        </w:rPr>
-        <w:t>btnGuardar</w:t>
-      </w:r>
-      <w:proofErr w:type="spellEnd"/>
-      <w:r>
-        <w:rPr>
-          <w:lang w:val="es-ES"/>
-        </w:rPr>
-        <w:t>).</w:t>
+        <w:t xml:space="preserve"> Elementos de la interfaz gráfica (TextField txtDni, TextField txtNombre, Button btnGuardar).</w:t>
       </w:r>
     </w:p>
     <w:p>
@@ -8844,7 +7830,7 @@
                     </pic:cNvPicPr>
                   </pic:nvPicPr>
                   <pic:blipFill>
-                    <a:blip r:embed="rId14" cstate="print">
+                    <a:blip r:embed="rId20" cstate="print">
                       <a:extLst>
                         <a:ext uri="{28A0092B-C50C-407E-A947-70E740481C1C}">
                           <a14:useLocalDpi xmlns:a14="http://schemas.microsoft.com/office/drawing/2010/main" val="0"/>
@@ -8893,93 +7879,7 @@
         <w:rPr>
           <w:lang w:val="es-ES"/>
         </w:rPr>
-        <w:t xml:space="preserve"> </w:t>
-      </w:r>
-      <w:proofErr w:type="spellStart"/>
-      <w:proofErr w:type="gramStart"/>
-      <w:r>
-        <w:rPr>
-          <w:lang w:val="es-ES"/>
-        </w:rPr>
-        <w:t>validarFormulario</w:t>
-      </w:r>
-      <w:proofErr w:type="spellEnd"/>
-      <w:r>
-        <w:rPr>
-          <w:lang w:val="es-ES"/>
-        </w:rPr>
-        <w:t>(</w:t>
-      </w:r>
-      <w:proofErr w:type="gramEnd"/>
-      <w:r>
-        <w:rPr>
-          <w:lang w:val="es-ES"/>
-        </w:rPr>
-        <w:t xml:space="preserve">) (asegura que no haya campos vacíos) y </w:t>
-      </w:r>
-      <w:proofErr w:type="spellStart"/>
-      <w:proofErr w:type="gramStart"/>
-      <w:r>
-        <w:rPr>
-          <w:lang w:val="es-ES"/>
-        </w:rPr>
-        <w:t>guardarPaciente</w:t>
-      </w:r>
-      <w:proofErr w:type="spellEnd"/>
-      <w:r>
-        <w:rPr>
-          <w:lang w:val="es-ES"/>
-        </w:rPr>
-        <w:t>(</w:t>
-      </w:r>
-      <w:proofErr w:type="gramEnd"/>
-      <w:r>
-        <w:rPr>
-          <w:lang w:val="es-ES"/>
-        </w:rPr>
-        <w:t xml:space="preserve">). Este último captura los datos, instancia un objeto Paciente, crea un </w:t>
-      </w:r>
-      <w:proofErr w:type="spellStart"/>
-      <w:r>
-        <w:rPr>
-          <w:lang w:val="es-ES"/>
-        </w:rPr>
-        <w:t>PaqueteRed</w:t>
-      </w:r>
-      <w:proofErr w:type="spellEnd"/>
-      <w:r>
-        <w:rPr>
-          <w:lang w:val="es-ES"/>
-        </w:rPr>
-        <w:t xml:space="preserve"> con la instrucción "INSERTAR_PACIENTE" y lo transmite al </w:t>
-      </w:r>
-      <w:proofErr w:type="spellStart"/>
-      <w:r>
-        <w:rPr>
-          <w:lang w:val="es-ES"/>
-        </w:rPr>
-        <w:t>backend</w:t>
-      </w:r>
-      <w:proofErr w:type="spellEnd"/>
-      <w:r>
-        <w:rPr>
-          <w:lang w:val="es-ES"/>
-        </w:rPr>
-        <w:t xml:space="preserve"> a través de </w:t>
-      </w:r>
-      <w:proofErr w:type="spellStart"/>
-      <w:r>
-        <w:rPr>
-          <w:lang w:val="es-ES"/>
-        </w:rPr>
-        <w:t>ClienteSocket</w:t>
-      </w:r>
-      <w:proofErr w:type="spellEnd"/>
-      <w:r>
-        <w:rPr>
-          <w:lang w:val="es-ES"/>
-        </w:rPr>
-        <w:t>.</w:t>
+        <w:t xml:space="preserve"> validarFormulario() (asegura que no haya campos vacíos) y guardarPaciente(). Este último captura los datos, instancia un objeto Paciente, crea un PaqueteRed con la instrucción "INSERTAR_PACIENTE" y lo transmite al backend a través de ClienteSocket.</w:t>
       </w:r>
     </w:p>
     <w:p/>
@@ -9028,21 +7928,14 @@
         </w:numPr>
       </w:pPr>
       <w:bookmarkStart w:id="26" w:name="_Toc243254100"/>
-      <w:proofErr w:type="spellStart"/>
       <w:r>
         <w:t>Wireframe</w:t>
       </w:r>
       <w:bookmarkEnd w:id="26"/>
-      <w:proofErr w:type="spellEnd"/>
-    </w:p>
-    <w:p>
-      <w:proofErr w:type="spellStart"/>
-      <w:r>
-        <w:t>Wireframe</w:t>
-      </w:r>
-      <w:proofErr w:type="spellEnd"/>
-      <w:r>
-        <w:t xml:space="preserve"> App Android (Enfermera):</w:t>
+    </w:p>
+    <w:p>
+      <w:r>
+        <w:t>Wireframe App Android (Enfermera):</w:t>
       </w:r>
     </w:p>
     <w:p>
@@ -9108,7 +8001,7 @@
                     </pic:cNvPicPr>
                   </pic:nvPicPr>
                   <pic:blipFill>
-                    <a:blip r:embed="rId15">
+                    <a:blip r:embed="rId21">
                       <a:extLst>
                         <a:ext uri="{28A0092B-C50C-407E-A947-70E740481C1C}">
                           <a14:useLocalDpi xmlns:a14="http://schemas.microsoft.com/office/drawing/2010/main" val="0"/>
@@ -9149,7 +8042,7 @@
           <w:noProof/>
         </w:rPr>
         <w:drawing>
-          <wp:anchor distT="0" distB="0" distL="114300" distR="114300" simplePos="0" relativeHeight="251665408" behindDoc="0" locked="0" layoutInCell="1" allowOverlap="1" wp14:anchorId="6A7ECAE7" wp14:editId="783B0076">
+          <wp:anchor distT="0" distB="0" distL="114300" distR="114300" simplePos="0" relativeHeight="251665408" behindDoc="0" locked="0" layoutInCell="1" allowOverlap="1" wp14:anchorId="6A7ECAE7" wp14:editId="2901425E">
             <wp:simplePos x="0" y="0"/>
             <wp:positionH relativeFrom="column">
               <wp:posOffset>3341370</wp:posOffset>
@@ -9174,7 +8067,7 @@
                     </pic:cNvPicPr>
                   </pic:nvPicPr>
                   <pic:blipFill>
-                    <a:blip r:embed="rId16" cstate="print">
+                    <a:blip r:embed="rId22" cstate="print">
                       <a:extLst>
                         <a:ext uri="{28A0092B-C50C-407E-A947-70E740481C1C}">
                           <a14:useLocalDpi xmlns:a14="http://schemas.microsoft.com/office/drawing/2010/main" val="0"/>
@@ -9216,7 +8109,7 @@
           <w:noProof/>
         </w:rPr>
         <w:drawing>
-          <wp:anchor distT="0" distB="0" distL="114300" distR="114300" simplePos="0" relativeHeight="251664384" behindDoc="0" locked="0" layoutInCell="1" allowOverlap="1" wp14:anchorId="524228E2" wp14:editId="6AD7EA0E">
+          <wp:anchor distT="0" distB="0" distL="114300" distR="114300" simplePos="0" relativeHeight="251664384" behindDoc="0" locked="0" layoutInCell="1" allowOverlap="1" wp14:anchorId="524228E2" wp14:editId="41F32C8F">
             <wp:simplePos x="0" y="0"/>
             <wp:positionH relativeFrom="margin">
               <wp:posOffset>-22860</wp:posOffset>
@@ -9241,7 +8134,7 @@
                     </pic:cNvPicPr>
                   </pic:nvPicPr>
                   <pic:blipFill>
-                    <a:blip r:embed="rId17" cstate="print">
+                    <a:blip r:embed="rId23" cstate="print">
                       <a:extLst>
                         <a:ext uri="{28A0092B-C50C-407E-A947-70E740481C1C}">
                           <a14:useLocalDpi xmlns:a14="http://schemas.microsoft.com/office/drawing/2010/main" val="0"/>
@@ -9290,13 +8183,8 @@
     <w:p/>
     <w:p/>
     <w:p>
-      <w:proofErr w:type="spellStart"/>
-      <w:r>
-        <w:t>Wireframe</w:t>
-      </w:r>
-      <w:proofErr w:type="spellEnd"/>
-      <w:r>
-        <w:t xml:space="preserve"> App Escritorio (Administrativo/Médico):</w:t>
+      <w:r>
+        <w:t>Wireframe App Escritorio (Administrativo/Médico):</w:t>
       </w:r>
     </w:p>
     <w:p>
@@ -9320,15 +8208,7 @@
         </w:numPr>
       </w:pPr>
       <w:r>
-        <w:t>Menú principal (</w:t>
-      </w:r>
-      <w:proofErr w:type="spellStart"/>
-      <w:r>
-        <w:t>Dashboard</w:t>
-      </w:r>
-      <w:proofErr w:type="spellEnd"/>
-      <w:r>
-        <w:t>) con el panel lateral de navegación.</w:t>
+        <w:t>Menú principal (Dashboard) con el panel lateral de navegación.</w:t>
       </w:r>
     </w:p>
     <w:p>
@@ -9588,9 +8468,9 @@
       </w:r>
     </w:p>
     <w:sectPr>
-      <w:headerReference w:type="default" r:id="rId18"/>
-      <w:footerReference w:type="default" r:id="rId19"/>
-      <w:headerReference w:type="first" r:id="rId20"/>
+      <w:headerReference w:type="default" r:id="rId24"/>
+      <w:footerReference w:type="default" r:id="rId25"/>
+      <w:headerReference w:type="first" r:id="rId26"/>
       <w:pgSz w:w="11909" w:h="16834"/>
       <w:pgMar w:top="1440" w:right="1440" w:bottom="1440" w:left="1440" w:header="720" w:footer="0" w:gutter="0"/>
       <w:pgNumType w:start="1"/>
@@ -10316,7 +9196,7 @@
   <w:abstractNum w:abstractNumId="4" w15:restartNumberingAfterBreak="0">
     <w:nsid w:val="149123F3"/>
     <w:multiLevelType w:val="hybridMultilevel"/>
-    <w:tmpl w:val="2E8E7B3A"/>
+    <w:tmpl w:val="0F36FE30"/>
     <w:lvl w:ilvl="0" w:tplc="0C0A0001">
       <w:start w:val="1"/>
       <w:numFmt w:val="bullet"/>
@@ -10427,6 +9307,92 @@
     </w:lvl>
   </w:abstractNum>
   <w:abstractNum w:abstractNumId="5" w15:restartNumberingAfterBreak="0">
+    <w:nsid w:val="153559C5"/>
+    <w:multiLevelType w:val="hybridMultilevel"/>
+    <w:tmpl w:val="683C6268"/>
+    <w:lvl w:ilvl="0" w:tplc="0C0A000F">
+      <w:start w:val="1"/>
+      <w:numFmt w:val="decimal"/>
+      <w:lvlText w:val="%1."/>
+      <w:lvlJc w:val="left"/>
+      <w:pPr>
+        <w:ind w:left="720" w:hanging="360"/>
+      </w:pPr>
+    </w:lvl>
+    <w:lvl w:ilvl="1" w:tplc="0C0A0019" w:tentative="1">
+      <w:start w:val="1"/>
+      <w:numFmt w:val="lowerLetter"/>
+      <w:lvlText w:val="%2."/>
+      <w:lvlJc w:val="left"/>
+      <w:pPr>
+        <w:ind w:left="1440" w:hanging="360"/>
+      </w:pPr>
+    </w:lvl>
+    <w:lvl w:ilvl="2" w:tplc="0C0A001B" w:tentative="1">
+      <w:start w:val="1"/>
+      <w:numFmt w:val="lowerRoman"/>
+      <w:lvlText w:val="%3."/>
+      <w:lvlJc w:val="right"/>
+      <w:pPr>
+        <w:ind w:left="2160" w:hanging="180"/>
+      </w:pPr>
+    </w:lvl>
+    <w:lvl w:ilvl="3" w:tplc="0C0A000F" w:tentative="1">
+      <w:start w:val="1"/>
+      <w:numFmt w:val="decimal"/>
+      <w:lvlText w:val="%4."/>
+      <w:lvlJc w:val="left"/>
+      <w:pPr>
+        <w:ind w:left="2880" w:hanging="360"/>
+      </w:pPr>
+    </w:lvl>
+    <w:lvl w:ilvl="4" w:tplc="0C0A0019" w:tentative="1">
+      <w:start w:val="1"/>
+      <w:numFmt w:val="lowerLetter"/>
+      <w:lvlText w:val="%5."/>
+      <w:lvlJc w:val="left"/>
+      <w:pPr>
+        <w:ind w:left="3600" w:hanging="360"/>
+      </w:pPr>
+    </w:lvl>
+    <w:lvl w:ilvl="5" w:tplc="0C0A001B" w:tentative="1">
+      <w:start w:val="1"/>
+      <w:numFmt w:val="lowerRoman"/>
+      <w:lvlText w:val="%6."/>
+      <w:lvlJc w:val="right"/>
+      <w:pPr>
+        <w:ind w:left="4320" w:hanging="180"/>
+      </w:pPr>
+    </w:lvl>
+    <w:lvl w:ilvl="6" w:tplc="0C0A000F" w:tentative="1">
+      <w:start w:val="1"/>
+      <w:numFmt w:val="decimal"/>
+      <w:lvlText w:val="%7."/>
+      <w:lvlJc w:val="left"/>
+      <w:pPr>
+        <w:ind w:left="5040" w:hanging="360"/>
+      </w:pPr>
+    </w:lvl>
+    <w:lvl w:ilvl="7" w:tplc="0C0A0019" w:tentative="1">
+      <w:start w:val="1"/>
+      <w:numFmt w:val="lowerLetter"/>
+      <w:lvlText w:val="%8."/>
+      <w:lvlJc w:val="left"/>
+      <w:pPr>
+        <w:ind w:left="5760" w:hanging="360"/>
+      </w:pPr>
+    </w:lvl>
+    <w:lvl w:ilvl="8" w:tplc="0C0A001B" w:tentative="1">
+      <w:start w:val="1"/>
+      <w:numFmt w:val="lowerRoman"/>
+      <w:lvlText w:val="%9."/>
+      <w:lvlJc w:val="right"/>
+      <w:pPr>
+        <w:ind w:left="6480" w:hanging="180"/>
+      </w:pPr>
+    </w:lvl>
+  </w:abstractNum>
+  <w:abstractNum w:abstractNumId="6" w15:restartNumberingAfterBreak="0">
     <w:nsid w:val="16BE1A08"/>
     <w:multiLevelType w:val="multilevel"/>
     <w:tmpl w:val="CAFE20EE"/>
@@ -10575,7 +9541,7 @@
       </w:rPr>
     </w:lvl>
   </w:abstractNum>
-  <w:abstractNum w:abstractNumId="6" w15:restartNumberingAfterBreak="0">
+  <w:abstractNum w:abstractNumId="7" w15:restartNumberingAfterBreak="0">
     <w:nsid w:val="1864790E"/>
     <w:multiLevelType w:val="multilevel"/>
     <w:tmpl w:val="C9CAFF74"/>
@@ -10724,7 +9690,7 @@
       </w:rPr>
     </w:lvl>
   </w:abstractNum>
-  <w:abstractNum w:abstractNumId="7" w15:restartNumberingAfterBreak="0">
+  <w:abstractNum w:abstractNumId="8" w15:restartNumberingAfterBreak="0">
     <w:nsid w:val="19F80738"/>
     <w:multiLevelType w:val="hybridMultilevel"/>
     <w:tmpl w:val="41D4C086"/>
@@ -10813,7 +9779,7 @@
       </w:pPr>
     </w:lvl>
   </w:abstractNum>
-  <w:abstractNum w:abstractNumId="8" w15:restartNumberingAfterBreak="0">
+  <w:abstractNum w:abstractNumId="9" w15:restartNumberingAfterBreak="0">
     <w:nsid w:val="1C5E0A48"/>
     <w:multiLevelType w:val="multilevel"/>
     <w:tmpl w:val="4B8A4B92"/>
@@ -10962,7 +9928,7 @@
       </w:rPr>
     </w:lvl>
   </w:abstractNum>
-  <w:abstractNum w:abstractNumId="9" w15:restartNumberingAfterBreak="0">
+  <w:abstractNum w:abstractNumId="10" w15:restartNumberingAfterBreak="0">
     <w:nsid w:val="1EBC368F"/>
     <w:multiLevelType w:val="multilevel"/>
     <w:tmpl w:val="72DE3258"/>
@@ -11048,7 +10014,7 @@
       </w:pPr>
     </w:lvl>
   </w:abstractNum>
-  <w:abstractNum w:abstractNumId="10" w15:restartNumberingAfterBreak="0">
+  <w:abstractNum w:abstractNumId="11" w15:restartNumberingAfterBreak="0">
     <w:nsid w:val="25A868CF"/>
     <w:multiLevelType w:val="hybridMultilevel"/>
     <w:tmpl w:val="1F3EFD98"/>
@@ -11134,7 +10100,7 @@
       </w:pPr>
     </w:lvl>
   </w:abstractNum>
-  <w:abstractNum w:abstractNumId="11" w15:restartNumberingAfterBreak="0">
+  <w:abstractNum w:abstractNumId="12" w15:restartNumberingAfterBreak="0">
     <w:nsid w:val="27C85B7D"/>
     <w:multiLevelType w:val="multilevel"/>
     <w:tmpl w:val="3564B36C"/>
@@ -11283,7 +10249,206 @@
       </w:rPr>
     </w:lvl>
   </w:abstractNum>
-  <w:abstractNum w:abstractNumId="12" w15:restartNumberingAfterBreak="0">
+  <w:abstractNum w:abstractNumId="13" w15:restartNumberingAfterBreak="0">
+    <w:nsid w:val="29E15677"/>
+    <w:multiLevelType w:val="hybridMultilevel"/>
+    <w:tmpl w:val="DB26BBDE"/>
+    <w:lvl w:ilvl="0" w:tplc="0C0A000F">
+      <w:start w:val="1"/>
+      <w:numFmt w:val="decimal"/>
+      <w:lvlText w:val="%1."/>
+      <w:lvlJc w:val="left"/>
+      <w:pPr>
+        <w:ind w:left="3600" w:hanging="360"/>
+      </w:pPr>
+    </w:lvl>
+    <w:lvl w:ilvl="1" w:tplc="0C0A0019" w:tentative="1">
+      <w:start w:val="1"/>
+      <w:numFmt w:val="lowerLetter"/>
+      <w:lvlText w:val="%2."/>
+      <w:lvlJc w:val="left"/>
+      <w:pPr>
+        <w:ind w:left="4320" w:hanging="360"/>
+      </w:pPr>
+    </w:lvl>
+    <w:lvl w:ilvl="2" w:tplc="0C0A001B" w:tentative="1">
+      <w:start w:val="1"/>
+      <w:numFmt w:val="lowerRoman"/>
+      <w:lvlText w:val="%3."/>
+      <w:lvlJc w:val="right"/>
+      <w:pPr>
+        <w:ind w:left="5040" w:hanging="180"/>
+      </w:pPr>
+    </w:lvl>
+    <w:lvl w:ilvl="3" w:tplc="0C0A000F" w:tentative="1">
+      <w:start w:val="1"/>
+      <w:numFmt w:val="decimal"/>
+      <w:lvlText w:val="%4."/>
+      <w:lvlJc w:val="left"/>
+      <w:pPr>
+        <w:ind w:left="5760" w:hanging="360"/>
+      </w:pPr>
+    </w:lvl>
+    <w:lvl w:ilvl="4" w:tplc="0C0A0019" w:tentative="1">
+      <w:start w:val="1"/>
+      <w:numFmt w:val="lowerLetter"/>
+      <w:lvlText w:val="%5."/>
+      <w:lvlJc w:val="left"/>
+      <w:pPr>
+        <w:ind w:left="6480" w:hanging="360"/>
+      </w:pPr>
+    </w:lvl>
+    <w:lvl w:ilvl="5" w:tplc="0C0A001B" w:tentative="1">
+      <w:start w:val="1"/>
+      <w:numFmt w:val="lowerRoman"/>
+      <w:lvlText w:val="%6."/>
+      <w:lvlJc w:val="right"/>
+      <w:pPr>
+        <w:ind w:left="7200" w:hanging="180"/>
+      </w:pPr>
+    </w:lvl>
+    <w:lvl w:ilvl="6" w:tplc="0C0A000F" w:tentative="1">
+      <w:start w:val="1"/>
+      <w:numFmt w:val="decimal"/>
+      <w:lvlText w:val="%7."/>
+      <w:lvlJc w:val="left"/>
+      <w:pPr>
+        <w:ind w:left="7920" w:hanging="360"/>
+      </w:pPr>
+    </w:lvl>
+    <w:lvl w:ilvl="7" w:tplc="0C0A0019" w:tentative="1">
+      <w:start w:val="1"/>
+      <w:numFmt w:val="lowerLetter"/>
+      <w:lvlText w:val="%8."/>
+      <w:lvlJc w:val="left"/>
+      <w:pPr>
+        <w:ind w:left="8640" w:hanging="360"/>
+      </w:pPr>
+    </w:lvl>
+    <w:lvl w:ilvl="8" w:tplc="0C0A001B" w:tentative="1">
+      <w:start w:val="1"/>
+      <w:numFmt w:val="lowerRoman"/>
+      <w:lvlText w:val="%9."/>
+      <w:lvlJc w:val="right"/>
+      <w:pPr>
+        <w:ind w:left="9360" w:hanging="180"/>
+      </w:pPr>
+    </w:lvl>
+  </w:abstractNum>
+  <w:abstractNum w:abstractNumId="14" w15:restartNumberingAfterBreak="0">
+    <w:nsid w:val="30AF720B"/>
+    <w:multiLevelType w:val="hybridMultilevel"/>
+    <w:tmpl w:val="E586F792"/>
+    <w:lvl w:ilvl="0" w:tplc="0C0A0001">
+      <w:start w:val="1"/>
+      <w:numFmt w:val="bullet"/>
+      <w:lvlText w:val=""/>
+      <w:lvlJc w:val="left"/>
+      <w:pPr>
+        <w:ind w:left="720" w:hanging="360"/>
+      </w:pPr>
+      <w:rPr>
+        <w:rFonts w:ascii="Symbol" w:hAnsi="Symbol" w:hint="default"/>
+      </w:rPr>
+    </w:lvl>
+    <w:lvl w:ilvl="1" w:tplc="0C0A0003" w:tentative="1">
+      <w:start w:val="1"/>
+      <w:numFmt w:val="bullet"/>
+      <w:lvlText w:val="o"/>
+      <w:lvlJc w:val="left"/>
+      <w:pPr>
+        <w:ind w:left="1440" w:hanging="360"/>
+      </w:pPr>
+      <w:rPr>
+        <w:rFonts w:ascii="Courier New" w:hAnsi="Courier New" w:cs="Courier New" w:hint="default"/>
+      </w:rPr>
+    </w:lvl>
+    <w:lvl w:ilvl="2" w:tplc="0C0A0005" w:tentative="1">
+      <w:start w:val="1"/>
+      <w:numFmt w:val="bullet"/>
+      <w:lvlText w:val=""/>
+      <w:lvlJc w:val="left"/>
+      <w:pPr>
+        <w:ind w:left="2160" w:hanging="360"/>
+      </w:pPr>
+      <w:rPr>
+        <w:rFonts w:ascii="Wingdings" w:hAnsi="Wingdings" w:hint="default"/>
+      </w:rPr>
+    </w:lvl>
+    <w:lvl w:ilvl="3" w:tplc="0C0A0001" w:tentative="1">
+      <w:start w:val="1"/>
+      <w:numFmt w:val="bullet"/>
+      <w:lvlText w:val=""/>
+      <w:lvlJc w:val="left"/>
+      <w:pPr>
+        <w:ind w:left="2880" w:hanging="360"/>
+      </w:pPr>
+      <w:rPr>
+        <w:rFonts w:ascii="Symbol" w:hAnsi="Symbol" w:hint="default"/>
+      </w:rPr>
+    </w:lvl>
+    <w:lvl w:ilvl="4" w:tplc="0C0A0003" w:tentative="1">
+      <w:start w:val="1"/>
+      <w:numFmt w:val="bullet"/>
+      <w:lvlText w:val="o"/>
+      <w:lvlJc w:val="left"/>
+      <w:pPr>
+        <w:ind w:left="3600" w:hanging="360"/>
+      </w:pPr>
+      <w:rPr>
+        <w:rFonts w:ascii="Courier New" w:hAnsi="Courier New" w:cs="Courier New" w:hint="default"/>
+      </w:rPr>
+    </w:lvl>
+    <w:lvl w:ilvl="5" w:tplc="0C0A0005" w:tentative="1">
+      <w:start w:val="1"/>
+      <w:numFmt w:val="bullet"/>
+      <w:lvlText w:val=""/>
+      <w:lvlJc w:val="left"/>
+      <w:pPr>
+        <w:ind w:left="4320" w:hanging="360"/>
+      </w:pPr>
+      <w:rPr>
+        <w:rFonts w:ascii="Wingdings" w:hAnsi="Wingdings" w:hint="default"/>
+      </w:rPr>
+    </w:lvl>
+    <w:lvl w:ilvl="6" w:tplc="0C0A0001" w:tentative="1">
+      <w:start w:val="1"/>
+      <w:numFmt w:val="bullet"/>
+      <w:lvlText w:val=""/>
+      <w:lvlJc w:val="left"/>
+      <w:pPr>
+        <w:ind w:left="5040" w:hanging="360"/>
+      </w:pPr>
+      <w:rPr>
+        <w:rFonts w:ascii="Symbol" w:hAnsi="Symbol" w:hint="default"/>
+      </w:rPr>
+    </w:lvl>
+    <w:lvl w:ilvl="7" w:tplc="0C0A0003" w:tentative="1">
+      <w:start w:val="1"/>
+      <w:numFmt w:val="bullet"/>
+      <w:lvlText w:val="o"/>
+      <w:lvlJc w:val="left"/>
+      <w:pPr>
+        <w:ind w:left="5760" w:hanging="360"/>
+      </w:pPr>
+      <w:rPr>
+        <w:rFonts w:ascii="Courier New" w:hAnsi="Courier New" w:cs="Courier New" w:hint="default"/>
+      </w:rPr>
+    </w:lvl>
+    <w:lvl w:ilvl="8" w:tplc="0C0A0005" w:tentative="1">
+      <w:start w:val="1"/>
+      <w:numFmt w:val="bullet"/>
+      <w:lvlText w:val=""/>
+      <w:lvlJc w:val="left"/>
+      <w:pPr>
+        <w:ind w:left="6480" w:hanging="360"/>
+      </w:pPr>
+      <w:rPr>
+        <w:rFonts w:ascii="Wingdings" w:hAnsi="Wingdings" w:hint="default"/>
+      </w:rPr>
+    </w:lvl>
+  </w:abstractNum>
+  <w:abstractNum w:abstractNumId="15" w15:restartNumberingAfterBreak="0">
     <w:nsid w:val="315F43C4"/>
     <w:multiLevelType w:val="multilevel"/>
     <w:tmpl w:val="40069E20"/>
@@ -11396,7 +10561,7 @@
       </w:rPr>
     </w:lvl>
   </w:abstractNum>
-  <w:abstractNum w:abstractNumId="13" w15:restartNumberingAfterBreak="0">
+  <w:abstractNum w:abstractNumId="16" w15:restartNumberingAfterBreak="0">
     <w:nsid w:val="394F4EF4"/>
     <w:multiLevelType w:val="multilevel"/>
     <w:tmpl w:val="76540750"/>
@@ -11545,7 +10710,7 @@
       </w:rPr>
     </w:lvl>
   </w:abstractNum>
-  <w:abstractNum w:abstractNumId="14" w15:restartNumberingAfterBreak="0">
+  <w:abstractNum w:abstractNumId="17" w15:restartNumberingAfterBreak="0">
     <w:nsid w:val="39BF1185"/>
     <w:multiLevelType w:val="multilevel"/>
     <w:tmpl w:val="0AF85158"/>
@@ -11634,7 +10799,7 @@
       </w:pPr>
     </w:lvl>
   </w:abstractNum>
-  <w:abstractNum w:abstractNumId="15" w15:restartNumberingAfterBreak="0">
+  <w:abstractNum w:abstractNumId="18" w15:restartNumberingAfterBreak="0">
     <w:nsid w:val="518468B8"/>
     <w:multiLevelType w:val="multilevel"/>
     <w:tmpl w:val="56E2AEBE"/>
@@ -11783,7 +10948,7 @@
       </w:rPr>
     </w:lvl>
   </w:abstractNum>
-  <w:abstractNum w:abstractNumId="16" w15:restartNumberingAfterBreak="0">
+  <w:abstractNum w:abstractNumId="19" w15:restartNumberingAfterBreak="0">
     <w:nsid w:val="53DA2CAB"/>
     <w:multiLevelType w:val="multilevel"/>
     <w:tmpl w:val="BADAF078"/>
@@ -11932,7 +11097,7 @@
       </w:rPr>
     </w:lvl>
   </w:abstractNum>
-  <w:abstractNum w:abstractNumId="17" w15:restartNumberingAfterBreak="0">
+  <w:abstractNum w:abstractNumId="20" w15:restartNumberingAfterBreak="0">
     <w:nsid w:val="551F4C40"/>
     <w:multiLevelType w:val="hybridMultilevel"/>
     <w:tmpl w:val="D3F62BC6"/>
@@ -12045,7 +11210,7 @@
       </w:rPr>
     </w:lvl>
   </w:abstractNum>
-  <w:abstractNum w:abstractNumId="18" w15:restartNumberingAfterBreak="0">
+  <w:abstractNum w:abstractNumId="21" w15:restartNumberingAfterBreak="0">
     <w:nsid w:val="57F942FB"/>
     <w:multiLevelType w:val="hybridMultilevel"/>
     <w:tmpl w:val="D0E0B0E6"/>
@@ -12158,7 +11323,7 @@
       </w:rPr>
     </w:lvl>
   </w:abstractNum>
-  <w:abstractNum w:abstractNumId="19" w15:restartNumberingAfterBreak="0">
+  <w:abstractNum w:abstractNumId="22" w15:restartNumberingAfterBreak="0">
     <w:nsid w:val="6DD0147A"/>
     <w:multiLevelType w:val="multilevel"/>
     <w:tmpl w:val="78DE6110"/>
@@ -12307,7 +11472,7 @@
       </w:rPr>
     </w:lvl>
   </w:abstractNum>
-  <w:abstractNum w:abstractNumId="20" w15:restartNumberingAfterBreak="0">
+  <w:abstractNum w:abstractNumId="23" w15:restartNumberingAfterBreak="0">
     <w:nsid w:val="756865E3"/>
     <w:multiLevelType w:val="multilevel"/>
     <w:tmpl w:val="FE96619C"/>
@@ -12456,7 +11621,7 @@
       </w:rPr>
     </w:lvl>
   </w:abstractNum>
-  <w:abstractNum w:abstractNumId="21" w15:restartNumberingAfterBreak="0">
+  <w:abstractNum w:abstractNumId="24" w15:restartNumberingAfterBreak="0">
     <w:nsid w:val="7B912E92"/>
     <w:multiLevelType w:val="multilevel"/>
     <w:tmpl w:val="0AF85158"/>
@@ -12545,7 +11710,156 @@
       </w:pPr>
     </w:lvl>
   </w:abstractNum>
-  <w:abstractNum w:abstractNumId="22" w15:restartNumberingAfterBreak="0">
+  <w:abstractNum w:abstractNumId="25" w15:restartNumberingAfterBreak="0">
+    <w:nsid w:val="7C645274"/>
+    <w:multiLevelType w:val="multilevel"/>
+    <w:tmpl w:val="C93A6E2A"/>
+    <w:lvl w:ilvl="0">
+      <w:start w:val="1"/>
+      <w:numFmt w:val="bullet"/>
+      <w:lvlText w:val=""/>
+      <w:lvlJc w:val="left"/>
+      <w:pPr>
+        <w:tabs>
+          <w:tab w:val="num" w:pos="720"/>
+        </w:tabs>
+        <w:ind w:left="720" w:hanging="360"/>
+      </w:pPr>
+      <w:rPr>
+        <w:rFonts w:ascii="Symbol" w:hAnsi="Symbol" w:hint="default"/>
+        <w:sz w:val="20"/>
+      </w:rPr>
+    </w:lvl>
+    <w:lvl w:ilvl="1" w:tentative="1">
+      <w:start w:val="1"/>
+      <w:numFmt w:val="bullet"/>
+      <w:lvlText w:val="o"/>
+      <w:lvlJc w:val="left"/>
+      <w:pPr>
+        <w:tabs>
+          <w:tab w:val="num" w:pos="1440"/>
+        </w:tabs>
+        <w:ind w:left="1440" w:hanging="360"/>
+      </w:pPr>
+      <w:rPr>
+        <w:rFonts w:ascii="Courier New" w:hAnsi="Courier New" w:hint="default"/>
+        <w:sz w:val="20"/>
+      </w:rPr>
+    </w:lvl>
+    <w:lvl w:ilvl="2" w:tentative="1">
+      <w:start w:val="1"/>
+      <w:numFmt w:val="bullet"/>
+      <w:lvlText w:val=""/>
+      <w:lvlJc w:val="left"/>
+      <w:pPr>
+        <w:tabs>
+          <w:tab w:val="num" w:pos="2160"/>
+        </w:tabs>
+        <w:ind w:left="2160" w:hanging="360"/>
+      </w:pPr>
+      <w:rPr>
+        <w:rFonts w:ascii="Wingdings" w:hAnsi="Wingdings" w:hint="default"/>
+        <w:sz w:val="20"/>
+      </w:rPr>
+    </w:lvl>
+    <w:lvl w:ilvl="3" w:tentative="1">
+      <w:start w:val="1"/>
+      <w:numFmt w:val="bullet"/>
+      <w:lvlText w:val=""/>
+      <w:lvlJc w:val="left"/>
+      <w:pPr>
+        <w:tabs>
+          <w:tab w:val="num" w:pos="2880"/>
+        </w:tabs>
+        <w:ind w:left="2880" w:hanging="360"/>
+      </w:pPr>
+      <w:rPr>
+        <w:rFonts w:ascii="Wingdings" w:hAnsi="Wingdings" w:hint="default"/>
+        <w:sz w:val="20"/>
+      </w:rPr>
+    </w:lvl>
+    <w:lvl w:ilvl="4" w:tentative="1">
+      <w:start w:val="1"/>
+      <w:numFmt w:val="bullet"/>
+      <w:lvlText w:val=""/>
+      <w:lvlJc w:val="left"/>
+      <w:pPr>
+        <w:tabs>
+          <w:tab w:val="num" w:pos="3600"/>
+        </w:tabs>
+        <w:ind w:left="3600" w:hanging="360"/>
+      </w:pPr>
+      <w:rPr>
+        <w:rFonts w:ascii="Wingdings" w:hAnsi="Wingdings" w:hint="default"/>
+        <w:sz w:val="20"/>
+      </w:rPr>
+    </w:lvl>
+    <w:lvl w:ilvl="5" w:tentative="1">
+      <w:start w:val="1"/>
+      <w:numFmt w:val="bullet"/>
+      <w:lvlText w:val=""/>
+      <w:lvlJc w:val="left"/>
+      <w:pPr>
+        <w:tabs>
+          <w:tab w:val="num" w:pos="4320"/>
+        </w:tabs>
+        <w:ind w:left="4320" w:hanging="360"/>
+      </w:pPr>
+      <w:rPr>
+        <w:rFonts w:ascii="Wingdings" w:hAnsi="Wingdings" w:hint="default"/>
+        <w:sz w:val="20"/>
+      </w:rPr>
+    </w:lvl>
+    <w:lvl w:ilvl="6" w:tentative="1">
+      <w:start w:val="1"/>
+      <w:numFmt w:val="bullet"/>
+      <w:lvlText w:val=""/>
+      <w:lvlJc w:val="left"/>
+      <w:pPr>
+        <w:tabs>
+          <w:tab w:val="num" w:pos="5040"/>
+        </w:tabs>
+        <w:ind w:left="5040" w:hanging="360"/>
+      </w:pPr>
+      <w:rPr>
+        <w:rFonts w:ascii="Wingdings" w:hAnsi="Wingdings" w:hint="default"/>
+        <w:sz w:val="20"/>
+      </w:rPr>
+    </w:lvl>
+    <w:lvl w:ilvl="7" w:tentative="1">
+      <w:start w:val="1"/>
+      <w:numFmt w:val="bullet"/>
+      <w:lvlText w:val=""/>
+      <w:lvlJc w:val="left"/>
+      <w:pPr>
+        <w:tabs>
+          <w:tab w:val="num" w:pos="5760"/>
+        </w:tabs>
+        <w:ind w:left="5760" w:hanging="360"/>
+      </w:pPr>
+      <w:rPr>
+        <w:rFonts w:ascii="Wingdings" w:hAnsi="Wingdings" w:hint="default"/>
+        <w:sz w:val="20"/>
+      </w:rPr>
+    </w:lvl>
+    <w:lvl w:ilvl="8" w:tentative="1">
+      <w:start w:val="1"/>
+      <w:numFmt w:val="bullet"/>
+      <w:lvlText w:val=""/>
+      <w:lvlJc w:val="left"/>
+      <w:pPr>
+        <w:tabs>
+          <w:tab w:val="num" w:pos="6480"/>
+        </w:tabs>
+        <w:ind w:left="6480" w:hanging="360"/>
+      </w:pPr>
+      <w:rPr>
+        <w:rFonts w:ascii="Wingdings" w:hAnsi="Wingdings" w:hint="default"/>
+        <w:sz w:val="20"/>
+      </w:rPr>
+    </w:lvl>
+  </w:abstractNum>
+  <w:abstractNum w:abstractNumId="26" w15:restartNumberingAfterBreak="0">
     <w:nsid w:val="7C6A485C"/>
     <w:multiLevelType w:val="hybridMultilevel"/>
     <w:tmpl w:val="50066974"/>
@@ -12658,7 +11972,7 @@
       </w:rPr>
     </w:lvl>
   </w:abstractNum>
-  <w:abstractNum w:abstractNumId="23" w15:restartNumberingAfterBreak="0">
+  <w:abstractNum w:abstractNumId="27" w15:restartNumberingAfterBreak="0">
     <w:nsid w:val="7FFA5EFB"/>
     <w:multiLevelType w:val="multilevel"/>
     <w:tmpl w:val="3DA2E75C"/>
@@ -12808,64 +12122,64 @@
     </w:lvl>
   </w:abstractNum>
   <w:num w:numId="1" w16cid:durableId="1808430329">
-    <w:abstractNumId w:val="9"/>
+    <w:abstractNumId w:val="10"/>
   </w:num>
   <w:num w:numId="2" w16cid:durableId="1664620931">
-    <w:abstractNumId w:val="12"/>
+    <w:abstractNumId w:val="15"/>
   </w:num>
   <w:num w:numId="3" w16cid:durableId="914556358">
     <w:abstractNumId w:val="3"/>
   </w:num>
   <w:num w:numId="4" w16cid:durableId="253168290">
-    <w:abstractNumId w:val="7"/>
+    <w:abstractNumId w:val="8"/>
   </w:num>
   <w:num w:numId="5" w16cid:durableId="767429265">
-    <w:abstractNumId w:val="22"/>
+    <w:abstractNumId w:val="26"/>
   </w:num>
   <w:num w:numId="6" w16cid:durableId="948513654">
     <w:abstractNumId w:val="0"/>
   </w:num>
   <w:num w:numId="7" w16cid:durableId="1214191891">
-    <w:abstractNumId w:val="5"/>
+    <w:abstractNumId w:val="6"/>
   </w:num>
   <w:num w:numId="8" w16cid:durableId="1992519285">
-    <w:abstractNumId w:val="11"/>
+    <w:abstractNumId w:val="12"/>
   </w:num>
   <w:num w:numId="9" w16cid:durableId="2041280235">
-    <w:abstractNumId w:val="20"/>
+    <w:abstractNumId w:val="23"/>
   </w:num>
   <w:num w:numId="10" w16cid:durableId="474296130">
-    <w:abstractNumId w:val="15"/>
+    <w:abstractNumId w:val="18"/>
   </w:num>
   <w:num w:numId="11" w16cid:durableId="953052016">
-    <w:abstractNumId w:val="23"/>
+    <w:abstractNumId w:val="27"/>
   </w:num>
   <w:num w:numId="12" w16cid:durableId="239216498">
     <w:abstractNumId w:val="2"/>
   </w:num>
   <w:num w:numId="13" w16cid:durableId="1064180269">
-    <w:abstractNumId w:val="18"/>
+    <w:abstractNumId w:val="21"/>
   </w:num>
   <w:num w:numId="14" w16cid:durableId="36203897">
     <w:abstractNumId w:val="1"/>
   </w:num>
   <w:num w:numId="15" w16cid:durableId="1458180953">
-    <w:abstractNumId w:val="8"/>
+    <w:abstractNumId w:val="9"/>
   </w:num>
   <w:num w:numId="16" w16cid:durableId="337778451">
-    <w:abstractNumId w:val="19"/>
+    <w:abstractNumId w:val="22"/>
   </w:num>
   <w:num w:numId="17" w16cid:durableId="514076526">
+    <w:abstractNumId w:val="20"/>
+  </w:num>
+  <w:num w:numId="18" w16cid:durableId="1336809403">
+    <w:abstractNumId w:val="24"/>
+  </w:num>
+  <w:num w:numId="19" w16cid:durableId="1429932310">
     <w:abstractNumId w:val="17"/>
   </w:num>
-  <w:num w:numId="18" w16cid:durableId="1336809403">
-    <w:abstractNumId w:val="21"/>
-  </w:num>
-  <w:num w:numId="19" w16cid:durableId="1429932310">
-    <w:abstractNumId w:val="14"/>
-  </w:num>
   <w:num w:numId="20" w16cid:durableId="229924653">
-    <w:abstractNumId w:val="10"/>
+    <w:abstractNumId w:val="11"/>
     <w:lvlOverride w:ilvl="0">
       <w:startOverride w:val="1"/>
     </w:lvlOverride>
@@ -12895,16 +12209,31 @@
     </w:lvlOverride>
   </w:num>
   <w:num w:numId="21" w16cid:durableId="1729377050">
-    <w:abstractNumId w:val="13"/>
+    <w:abstractNumId w:val="16"/>
   </w:num>
   <w:num w:numId="22" w16cid:durableId="1771466020">
-    <w:abstractNumId w:val="6"/>
+    <w:abstractNumId w:val="7"/>
   </w:num>
   <w:num w:numId="23" w16cid:durableId="1945574721">
-    <w:abstractNumId w:val="16"/>
+    <w:abstractNumId w:val="19"/>
   </w:num>
   <w:num w:numId="24" w16cid:durableId="1497108377">
     <w:abstractNumId w:val="4"/>
+  </w:num>
+  <w:num w:numId="25" w16cid:durableId="690493405">
+    <w:abstractNumId w:val="11"/>
+  </w:num>
+  <w:num w:numId="26" w16cid:durableId="1639530216">
+    <w:abstractNumId w:val="25"/>
+  </w:num>
+  <w:num w:numId="27" w16cid:durableId="1545480902">
+    <w:abstractNumId w:val="13"/>
+  </w:num>
+  <w:num w:numId="28" w16cid:durableId="1196234239">
+    <w:abstractNumId w:val="5"/>
+  </w:num>
+  <w:num w:numId="29" w16cid:durableId="1746418008">
+    <w:abstractNumId w:val="14"/>
   </w:num>
   <w:numIdMacAtCleanup w:val="24"/>
 </w:numbering>
@@ -13435,7 +12764,6 @@
   <w:style w:type="character" w:default="1" w:styleId="Fuentedeprrafopredeter">
     <w:name w:val="Default Paragraph Font"/>
     <w:uiPriority w:val="1"/>
-    <w:semiHidden/>
     <w:unhideWhenUsed/>
   </w:style>
   <w:style w:type="table" w:default="1" w:styleId="Tablanormal">
@@ -13660,6 +12988,18 @@
       <w:rFonts w:ascii="Times New Roman" w:eastAsia="Times New Roman" w:hAnsi="Times New Roman" w:cs="Times New Roman"/>
       <w:sz w:val="24"/>
       <w:lang w:val="es-ES"/>
+    </w:rPr>
+  </w:style>
+  <w:style w:type="character" w:styleId="Mencinsinresolver">
+    <w:name w:val="Unresolved Mention"/>
+    <w:basedOn w:val="Fuentedeprrafopredeter"/>
+    <w:uiPriority w:val="99"/>
+    <w:semiHidden/>
+    <w:unhideWhenUsed/>
+    <w:rsid w:val="00C73D00"/>
+    <w:rPr>
+      <w:color w:val="605E5C"/>
+      <w:shd w:val="clear" w:color="auto" w:fill="E1DFDD"/>
     </w:rPr>
   </w:style>
 </w:styles>

--- a/docs/Entregas/DAM Plantilla memoria escrita.docx
+++ b/docs/Entregas/DAM Plantilla memoria escrita.docx
@@ -154,12 +154,28 @@
         </w:rPr>
         <w:t xml:space="preserve">Fecha de entrega: </w:t>
       </w:r>
+      <w:proofErr w:type="spellStart"/>
       <w:r>
         <w:rPr>
           <w:color w:val="7B7B7B"/>
         </w:rPr>
-        <w:t>dd/mm/aaaa</w:t>
-      </w:r>
+        <w:t>dd</w:t>
+      </w:r>
+      <w:proofErr w:type="spellEnd"/>
+      <w:r>
+        <w:rPr>
+          <w:color w:val="7B7B7B"/>
+        </w:rPr>
+        <w:t>/mm/</w:t>
+      </w:r>
+      <w:proofErr w:type="spellStart"/>
+      <w:r>
+        <w:rPr>
+          <w:color w:val="7B7B7B"/>
+        </w:rPr>
+        <w:t>aaaa</w:t>
+      </w:r>
+      <w:proofErr w:type="spellEnd"/>
     </w:p>
     <w:p>
       <w:pPr>
@@ -364,7 +380,7 @@
           <w:r>
             <w:fldChar w:fldCharType="separate"/>
           </w:r>
-          <w:hyperlink w:anchor="_Toc243254077" w:history="1">
+          <w:hyperlink w:anchor="_Toc244078891" w:history="1">
             <w:r>
               <w:rPr>
                 <w:rStyle w:val="Hipervnculo"/>
@@ -409,7 +425,7 @@
                 <w:noProof/>
                 <w:webHidden/>
               </w:rPr>
-              <w:instrText xml:space="preserve"> PAGEREF _Toc243254077 \h </w:instrText>
+              <w:instrText xml:space="preserve"> PAGEREF _Toc244078891 \h </w:instrText>
             </w:r>
             <w:r>
               <w:rPr>
@@ -456,7 +472,7 @@
               <w14:ligatures w14:val="standardContextual"/>
             </w:rPr>
           </w:pPr>
-          <w:hyperlink w:anchor="_Toc243254078" w:history="1">
+          <w:hyperlink w:anchor="_Toc244078892" w:history="1">
             <w:r>
               <w:rPr>
                 <w:rStyle w:val="Hipervnculo"/>
@@ -501,7 +517,7 @@
                 <w:noProof/>
                 <w:webHidden/>
               </w:rPr>
-              <w:instrText xml:space="preserve"> PAGEREF _Toc243254078 \h </w:instrText>
+              <w:instrText xml:space="preserve"> PAGEREF _Toc244078892 \h </w:instrText>
             </w:r>
             <w:r>
               <w:rPr>
@@ -548,7 +564,7 @@
               <w14:ligatures w14:val="standardContextual"/>
             </w:rPr>
           </w:pPr>
-          <w:hyperlink w:anchor="_Toc243254079" w:history="1">
+          <w:hyperlink w:anchor="_Toc244078893" w:history="1">
             <w:r>
               <w:rPr>
                 <w:rStyle w:val="Hipervnculo"/>
@@ -593,7 +609,7 @@
                 <w:noProof/>
                 <w:webHidden/>
               </w:rPr>
-              <w:instrText xml:space="preserve"> PAGEREF _Toc243254079 \h </w:instrText>
+              <w:instrText xml:space="preserve"> PAGEREF _Toc244078893 \h </w:instrText>
             </w:r>
             <w:r>
               <w:rPr>
@@ -640,7 +656,7 @@
               <w14:ligatures w14:val="standardContextual"/>
             </w:rPr>
           </w:pPr>
-          <w:hyperlink w:anchor="_Toc243254080" w:history="1">
+          <w:hyperlink w:anchor="_Toc244078894" w:history="1">
             <w:r>
               <w:rPr>
                 <w:rStyle w:val="Hipervnculo"/>
@@ -685,7 +701,7 @@
                 <w:noProof/>
                 <w:webHidden/>
               </w:rPr>
-              <w:instrText xml:space="preserve"> PAGEREF _Toc243254080 \h </w:instrText>
+              <w:instrText xml:space="preserve"> PAGEREF _Toc244078894 \h </w:instrText>
             </w:r>
             <w:r>
               <w:rPr>
@@ -732,7 +748,7 @@
               <w14:ligatures w14:val="standardContextual"/>
             </w:rPr>
           </w:pPr>
-          <w:hyperlink w:anchor="_Toc243254081" w:history="1">
+          <w:hyperlink w:anchor="_Toc244078895" w:history="1">
             <w:r>
               <w:rPr>
                 <w:rStyle w:val="Hipervnculo"/>
@@ -777,7 +793,7 @@
                 <w:noProof/>
                 <w:webHidden/>
               </w:rPr>
-              <w:instrText xml:space="preserve"> PAGEREF _Toc243254081 \h </w:instrText>
+              <w:instrText xml:space="preserve"> PAGEREF _Toc244078895 \h </w:instrText>
             </w:r>
             <w:r>
               <w:rPr>
@@ -824,7 +840,7 @@
               <w14:ligatures w14:val="standardContextual"/>
             </w:rPr>
           </w:pPr>
-          <w:hyperlink w:anchor="_Toc243254082" w:history="1">
+          <w:hyperlink w:anchor="_Toc244078896" w:history="1">
             <w:r>
               <w:rPr>
                 <w:rStyle w:val="Hipervnculo"/>
@@ -869,7 +885,7 @@
                 <w:noProof/>
                 <w:webHidden/>
               </w:rPr>
-              <w:instrText xml:space="preserve"> PAGEREF _Toc243254082 \h </w:instrText>
+              <w:instrText xml:space="preserve"> PAGEREF _Toc244078896 \h </w:instrText>
             </w:r>
             <w:r>
               <w:rPr>
@@ -916,7 +932,7 @@
               <w14:ligatures w14:val="standardContextual"/>
             </w:rPr>
           </w:pPr>
-          <w:hyperlink w:anchor="_Toc243254083" w:history="1">
+          <w:hyperlink w:anchor="_Toc244078897" w:history="1">
             <w:r>
               <w:rPr>
                 <w:rStyle w:val="Hipervnculo"/>
@@ -961,7 +977,7 @@
                 <w:noProof/>
                 <w:webHidden/>
               </w:rPr>
-              <w:instrText xml:space="preserve"> PAGEREF _Toc243254083 \h </w:instrText>
+              <w:instrText xml:space="preserve"> PAGEREF _Toc244078897 \h </w:instrText>
             </w:r>
             <w:r>
               <w:rPr>
@@ -1008,7 +1024,7 @@
               <w14:ligatures w14:val="standardContextual"/>
             </w:rPr>
           </w:pPr>
-          <w:hyperlink w:anchor="_Toc243254084" w:history="1">
+          <w:hyperlink w:anchor="_Toc244078898" w:history="1">
             <w:r>
               <w:rPr>
                 <w:rStyle w:val="Hipervnculo"/>
@@ -1053,7 +1069,153 @@
                 <w:noProof/>
                 <w:webHidden/>
               </w:rPr>
-              <w:instrText xml:space="preserve"> PAGEREF _Toc243254084 \h </w:instrText>
+              <w:instrText xml:space="preserve"> PAGEREF _Toc244078898 \h </w:instrText>
+            </w:r>
+            <w:r>
+              <w:rPr>
+                <w:noProof/>
+                <w:webHidden/>
+              </w:rPr>
+            </w:r>
+            <w:r>
+              <w:rPr>
+                <w:noProof/>
+                <w:webHidden/>
+              </w:rPr>
+              <w:fldChar w:fldCharType="separate"/>
+            </w:r>
+            <w:r>
+              <w:rPr>
+                <w:noProof/>
+                <w:webHidden/>
+              </w:rPr>
+              <w:t>7</w:t>
+            </w:r>
+            <w:r>
+              <w:rPr>
+                <w:noProof/>
+                <w:webHidden/>
+              </w:rPr>
+              <w:fldChar w:fldCharType="end"/>
+            </w:r>
+          </w:hyperlink>
+        </w:p>
+        <w:p>
+          <w:pPr>
+            <w:pStyle w:val="TDC2"/>
+            <w:tabs>
+              <w:tab w:val="right" w:leader="dot" w:pos="9019"/>
+            </w:tabs>
+            <w:rPr>
+              <w:rFonts w:asciiTheme="minorHAnsi" w:eastAsiaTheme="minorEastAsia" w:hAnsiTheme="minorHAnsi" w:cstheme="minorBidi"/>
+              <w:noProof/>
+              <w:kern w:val="2"/>
+              <w:sz w:val="24"/>
+              <w:lang w:val="es-ES"/>
+              <w14:ligatures w14:val="standardContextual"/>
+            </w:rPr>
+          </w:pPr>
+          <w:hyperlink w:anchor="_Toc244078899" w:history="1">
+            <w:r>
+              <w:rPr>
+                <w:rStyle w:val="Hipervnculo"/>
+                <w:noProof/>
+              </w:rPr>
+              <w:t>2.1 Planteamiento de la búsqueda y situación actual</w:t>
+            </w:r>
+            <w:r>
+              <w:rPr>
+                <w:noProof/>
+                <w:webHidden/>
+              </w:rPr>
+              <w:tab/>
+            </w:r>
+            <w:r>
+              <w:rPr>
+                <w:noProof/>
+                <w:webHidden/>
+              </w:rPr>
+              <w:fldChar w:fldCharType="begin"/>
+            </w:r>
+            <w:r>
+              <w:rPr>
+                <w:noProof/>
+                <w:webHidden/>
+              </w:rPr>
+              <w:instrText xml:space="preserve"> PAGEREF _Toc244078899 \h </w:instrText>
+            </w:r>
+            <w:r>
+              <w:rPr>
+                <w:noProof/>
+                <w:webHidden/>
+              </w:rPr>
+            </w:r>
+            <w:r>
+              <w:rPr>
+                <w:noProof/>
+                <w:webHidden/>
+              </w:rPr>
+              <w:fldChar w:fldCharType="separate"/>
+            </w:r>
+            <w:r>
+              <w:rPr>
+                <w:noProof/>
+                <w:webHidden/>
+              </w:rPr>
+              <w:t>7</w:t>
+            </w:r>
+            <w:r>
+              <w:rPr>
+                <w:noProof/>
+                <w:webHidden/>
+              </w:rPr>
+              <w:fldChar w:fldCharType="end"/>
+            </w:r>
+          </w:hyperlink>
+        </w:p>
+        <w:p>
+          <w:pPr>
+            <w:pStyle w:val="TDC2"/>
+            <w:tabs>
+              <w:tab w:val="right" w:leader="dot" w:pos="9019"/>
+            </w:tabs>
+            <w:rPr>
+              <w:rFonts w:asciiTheme="minorHAnsi" w:eastAsiaTheme="minorEastAsia" w:hAnsiTheme="minorHAnsi" w:cstheme="minorBidi"/>
+              <w:noProof/>
+              <w:kern w:val="2"/>
+              <w:sz w:val="24"/>
+              <w:lang w:val="es-ES"/>
+              <w14:ligatures w14:val="standardContextual"/>
+            </w:rPr>
+          </w:pPr>
+          <w:hyperlink w:anchor="_Toc244078900" w:history="1">
+            <w:r>
+              <w:rPr>
+                <w:rStyle w:val="Hipervnculo"/>
+                <w:noProof/>
+              </w:rPr>
+              <w:t>2.2 Análisis de soluciones existentes</w:t>
+            </w:r>
+            <w:r>
+              <w:rPr>
+                <w:noProof/>
+                <w:webHidden/>
+              </w:rPr>
+              <w:tab/>
+            </w:r>
+            <w:r>
+              <w:rPr>
+                <w:noProof/>
+                <w:webHidden/>
+              </w:rPr>
+              <w:fldChar w:fldCharType="begin"/>
+            </w:r>
+            <w:r>
+              <w:rPr>
+                <w:noProof/>
+                <w:webHidden/>
+              </w:rPr>
+              <w:instrText xml:space="preserve"> PAGEREF _Toc244078900 \h </w:instrText>
             </w:r>
             <w:r>
               <w:rPr>
@@ -1100,7 +1262,7 @@
               <w14:ligatures w14:val="standardContextual"/>
             </w:rPr>
           </w:pPr>
-          <w:hyperlink w:anchor="_Toc243254085" w:history="1">
+          <w:hyperlink w:anchor="_Toc244078901" w:history="1">
             <w:r>
               <w:rPr>
                 <w:rStyle w:val="Hipervnculo"/>
@@ -1145,7 +1307,7 @@
                 <w:noProof/>
                 <w:webHidden/>
               </w:rPr>
-              <w:instrText xml:space="preserve"> PAGEREF _Toc243254085 \h </w:instrText>
+              <w:instrText xml:space="preserve"> PAGEREF _Toc244078901 \h </w:instrText>
             </w:r>
             <w:r>
               <w:rPr>
@@ -1165,7 +1327,7 @@
                 <w:noProof/>
                 <w:webHidden/>
               </w:rPr>
-              <w:t>8</w:t>
+              <w:t>11</w:t>
             </w:r>
             <w:r>
               <w:rPr>
@@ -1192,7 +1354,7 @@
               <w14:ligatures w14:val="standardContextual"/>
             </w:rPr>
           </w:pPr>
-          <w:hyperlink w:anchor="_Toc243254086" w:history="1">
+          <w:hyperlink w:anchor="_Toc244078902" w:history="1">
             <w:r>
               <w:rPr>
                 <w:rStyle w:val="Hipervnculo"/>
@@ -1237,7 +1399,7 @@
                 <w:noProof/>
                 <w:webHidden/>
               </w:rPr>
-              <w:instrText xml:space="preserve"> PAGEREF _Toc243254086 \h </w:instrText>
+              <w:instrText xml:space="preserve"> PAGEREF _Toc244078902 \h </w:instrText>
             </w:r>
             <w:r>
               <w:rPr>
@@ -1257,7 +1419,7 @@
                 <w:noProof/>
                 <w:webHidden/>
               </w:rPr>
-              <w:t>9</w:t>
+              <w:t>12</w:t>
             </w:r>
             <w:r>
               <w:rPr>
@@ -1284,7 +1446,7 @@
               <w14:ligatures w14:val="standardContextual"/>
             </w:rPr>
           </w:pPr>
-          <w:hyperlink w:anchor="_Toc243254087" w:history="1">
+          <w:hyperlink w:anchor="_Toc244078903" w:history="1">
             <w:r>
               <w:rPr>
                 <w:rStyle w:val="Hipervnculo"/>
@@ -1329,7 +1491,7 @@
                 <w:noProof/>
                 <w:webHidden/>
               </w:rPr>
-              <w:instrText xml:space="preserve"> PAGEREF _Toc243254087 \h </w:instrText>
+              <w:instrText xml:space="preserve"> PAGEREF _Toc244078903 \h </w:instrText>
             </w:r>
             <w:r>
               <w:rPr>
@@ -1349,7 +1511,7 @@
                 <w:noProof/>
                 <w:webHidden/>
               </w:rPr>
-              <w:t>10</w:t>
+              <w:t>13</w:t>
             </w:r>
             <w:r>
               <w:rPr>
@@ -1375,7 +1537,7 @@
               <w14:ligatures w14:val="standardContextual"/>
             </w:rPr>
           </w:pPr>
-          <w:hyperlink w:anchor="_Toc243254088" w:history="1">
+          <w:hyperlink w:anchor="_Toc244078904" w:history="1">
             <w:r>
               <w:rPr>
                 <w:rStyle w:val="Hipervnculo"/>
@@ -1403,7 +1565,7 @@
                 <w:noProof/>
                 <w:webHidden/>
               </w:rPr>
-              <w:instrText xml:space="preserve"> PAGEREF _Toc243254088 \h </w:instrText>
+              <w:instrText xml:space="preserve"> PAGEREF _Toc244078904 \h </w:instrText>
             </w:r>
             <w:r>
               <w:rPr>
@@ -1423,7 +1585,7 @@
                 <w:noProof/>
                 <w:webHidden/>
               </w:rPr>
-              <w:t>10</w:t>
+              <w:t>13</w:t>
             </w:r>
             <w:r>
               <w:rPr>
@@ -1449,7 +1611,7 @@
               <w14:ligatures w14:val="standardContextual"/>
             </w:rPr>
           </w:pPr>
-          <w:hyperlink w:anchor="_Toc243254089" w:history="1">
+          <w:hyperlink w:anchor="_Toc244078905" w:history="1">
             <w:r>
               <w:rPr>
                 <w:rStyle w:val="Hipervnculo"/>
@@ -1477,7 +1639,7 @@
                 <w:noProof/>
                 <w:webHidden/>
               </w:rPr>
-              <w:instrText xml:space="preserve"> PAGEREF _Toc243254089 \h </w:instrText>
+              <w:instrText xml:space="preserve"> PAGEREF _Toc244078905 \h </w:instrText>
             </w:r>
             <w:r>
               <w:rPr>
@@ -1497,7 +1659,7 @@
                 <w:noProof/>
                 <w:webHidden/>
               </w:rPr>
-              <w:t>10</w:t>
+              <w:t>13</w:t>
             </w:r>
             <w:r>
               <w:rPr>
@@ -1523,7 +1685,7 @@
               <w14:ligatures w14:val="standardContextual"/>
             </w:rPr>
           </w:pPr>
-          <w:hyperlink w:anchor="_Toc243254090" w:history="1">
+          <w:hyperlink w:anchor="_Toc244078906" w:history="1">
             <w:r>
               <w:rPr>
                 <w:rStyle w:val="Hipervnculo"/>
@@ -1551,7 +1713,7 @@
                 <w:noProof/>
                 <w:webHidden/>
               </w:rPr>
-              <w:instrText xml:space="preserve"> PAGEREF _Toc243254090 \h </w:instrText>
+              <w:instrText xml:space="preserve"> PAGEREF _Toc244078906 \h </w:instrText>
             </w:r>
             <w:r>
               <w:rPr>
@@ -1571,7 +1733,7 @@
                 <w:noProof/>
                 <w:webHidden/>
               </w:rPr>
-              <w:t>11</w:t>
+              <w:t>14</w:t>
             </w:r>
             <w:r>
               <w:rPr>
@@ -1597,7 +1759,7 @@
               <w14:ligatures w14:val="standardContextual"/>
             </w:rPr>
           </w:pPr>
-          <w:hyperlink w:anchor="_Toc243254091" w:history="1">
+          <w:hyperlink w:anchor="_Toc244078907" w:history="1">
             <w:r>
               <w:rPr>
                 <w:rStyle w:val="Hipervnculo"/>
@@ -1625,7 +1787,7 @@
                 <w:noProof/>
                 <w:webHidden/>
               </w:rPr>
-              <w:instrText xml:space="preserve"> PAGEREF _Toc243254091 \h </w:instrText>
+              <w:instrText xml:space="preserve"> PAGEREF _Toc244078907 \h </w:instrText>
             </w:r>
             <w:r>
               <w:rPr>
@@ -1645,7 +1807,7 @@
                 <w:noProof/>
                 <w:webHidden/>
               </w:rPr>
-              <w:t>12</w:t>
+              <w:t>15</w:t>
             </w:r>
             <w:r>
               <w:rPr>
@@ -1672,7 +1834,7 @@
               <w14:ligatures w14:val="standardContextual"/>
             </w:rPr>
           </w:pPr>
-          <w:hyperlink w:anchor="_Toc243254092" w:history="1">
+          <w:hyperlink w:anchor="_Toc244078908" w:history="1">
             <w:r>
               <w:rPr>
                 <w:rStyle w:val="Hipervnculo"/>
@@ -1717,7 +1879,7 @@
                 <w:noProof/>
                 <w:webHidden/>
               </w:rPr>
-              <w:instrText xml:space="preserve"> PAGEREF _Toc243254092 \h </w:instrText>
+              <w:instrText xml:space="preserve"> PAGEREF _Toc244078908 \h </w:instrText>
             </w:r>
             <w:r>
               <w:rPr>
@@ -1737,7 +1899,7 @@
                 <w:noProof/>
                 <w:webHidden/>
               </w:rPr>
-              <w:t>13</w:t>
+              <w:t>16</w:t>
             </w:r>
             <w:r>
               <w:rPr>
@@ -1764,7 +1926,7 @@
               <w14:ligatures w14:val="standardContextual"/>
             </w:rPr>
           </w:pPr>
-          <w:hyperlink w:anchor="_Toc243254093" w:history="1">
+          <w:hyperlink w:anchor="_Toc244078909" w:history="1">
             <w:r>
               <w:rPr>
                 <w:rStyle w:val="Hipervnculo"/>
@@ -1809,7 +1971,7 @@
                 <w:noProof/>
                 <w:webHidden/>
               </w:rPr>
-              <w:instrText xml:space="preserve"> PAGEREF _Toc243254093 \h </w:instrText>
+              <w:instrText xml:space="preserve"> PAGEREF _Toc244078909 \h </w:instrText>
             </w:r>
             <w:r>
               <w:rPr>
@@ -1829,7 +1991,7 @@
                 <w:noProof/>
                 <w:webHidden/>
               </w:rPr>
-              <w:t>13</w:t>
+              <w:t>16</w:t>
             </w:r>
             <w:r>
               <w:rPr>
@@ -1856,7 +2018,7 @@
               <w14:ligatures w14:val="standardContextual"/>
             </w:rPr>
           </w:pPr>
-          <w:hyperlink w:anchor="_Toc243254094" w:history="1">
+          <w:hyperlink w:anchor="_Toc244078910" w:history="1">
             <w:r>
               <w:rPr>
                 <w:rStyle w:val="Hipervnculo"/>
@@ -1901,7 +2063,7 @@
                 <w:noProof/>
                 <w:webHidden/>
               </w:rPr>
-              <w:instrText xml:space="preserve"> PAGEREF _Toc243254094 \h </w:instrText>
+              <w:instrText xml:space="preserve"> PAGEREF _Toc244078910 \h </w:instrText>
             </w:r>
             <w:r>
               <w:rPr>
@@ -1921,7 +2083,7 @@
                 <w:noProof/>
                 <w:webHidden/>
               </w:rPr>
-              <w:t>13</w:t>
+              <w:t>16</w:t>
             </w:r>
             <w:r>
               <w:rPr>
@@ -1948,7 +2110,7 @@
               <w14:ligatures w14:val="standardContextual"/>
             </w:rPr>
           </w:pPr>
-          <w:hyperlink w:anchor="_Toc243254095" w:history="1">
+          <w:hyperlink w:anchor="_Toc244078911" w:history="1">
             <w:r>
               <w:rPr>
                 <w:rStyle w:val="Hipervnculo"/>
@@ -1993,7 +2155,7 @@
                 <w:noProof/>
                 <w:webHidden/>
               </w:rPr>
-              <w:instrText xml:space="preserve"> PAGEREF _Toc243254095 \h </w:instrText>
+              <w:instrText xml:space="preserve"> PAGEREF _Toc244078911 \h </w:instrText>
             </w:r>
             <w:r>
               <w:rPr>
@@ -2013,7 +2175,7 @@
                 <w:noProof/>
                 <w:webHidden/>
               </w:rPr>
-              <w:t>14</w:t>
+              <w:t>17</w:t>
             </w:r>
             <w:r>
               <w:rPr>
@@ -2040,7 +2202,7 @@
               <w14:ligatures w14:val="standardContextual"/>
             </w:rPr>
           </w:pPr>
-          <w:hyperlink w:anchor="_Toc243254096" w:history="1">
+          <w:hyperlink w:anchor="_Toc244078912" w:history="1">
             <w:r>
               <w:rPr>
                 <w:rStyle w:val="Hipervnculo"/>
@@ -2085,7 +2247,7 @@
                 <w:noProof/>
                 <w:webHidden/>
               </w:rPr>
-              <w:instrText xml:space="preserve"> PAGEREF _Toc243254096 \h </w:instrText>
+              <w:instrText xml:space="preserve"> PAGEREF _Toc244078912 \h </w:instrText>
             </w:r>
             <w:r>
               <w:rPr>
@@ -2105,7 +2267,7 @@
                 <w:noProof/>
                 <w:webHidden/>
               </w:rPr>
-              <w:t>14</w:t>
+              <w:t>17</w:t>
             </w:r>
             <w:r>
               <w:rPr>
@@ -2132,7 +2294,7 @@
               <w14:ligatures w14:val="standardContextual"/>
             </w:rPr>
           </w:pPr>
-          <w:hyperlink w:anchor="_Toc243254097" w:history="1">
+          <w:hyperlink w:anchor="_Toc244078913" w:history="1">
             <w:r>
               <w:rPr>
                 <w:rStyle w:val="Hipervnculo"/>
@@ -2177,7 +2339,7 @@
                 <w:noProof/>
                 <w:webHidden/>
               </w:rPr>
-              <w:instrText xml:space="preserve"> PAGEREF _Toc243254097 \h </w:instrText>
+              <w:instrText xml:space="preserve"> PAGEREF _Toc244078913 \h </w:instrText>
             </w:r>
             <w:r>
               <w:rPr>
@@ -2197,7 +2359,7 @@
                 <w:noProof/>
                 <w:webHidden/>
               </w:rPr>
-              <w:t>15</w:t>
+              <w:t>18</w:t>
             </w:r>
             <w:r>
               <w:rPr>
@@ -2224,7 +2386,7 @@
               <w14:ligatures w14:val="standardContextual"/>
             </w:rPr>
           </w:pPr>
-          <w:hyperlink w:anchor="_Toc243254098" w:history="1">
+          <w:hyperlink w:anchor="_Toc244078914" w:history="1">
             <w:r>
               <w:rPr>
                 <w:rStyle w:val="Hipervnculo"/>
@@ -2269,7 +2431,7 @@
                 <w:noProof/>
                 <w:webHidden/>
               </w:rPr>
-              <w:instrText xml:space="preserve"> PAGEREF _Toc243254098 \h </w:instrText>
+              <w:instrText xml:space="preserve"> PAGEREF _Toc244078914 \h </w:instrText>
             </w:r>
             <w:r>
               <w:rPr>
@@ -2289,7 +2451,7 @@
                 <w:noProof/>
                 <w:webHidden/>
               </w:rPr>
-              <w:t>18</w:t>
+              <w:t>21</w:t>
             </w:r>
             <w:r>
               <w:rPr>
@@ -2316,7 +2478,7 @@
               <w14:ligatures w14:val="standardContextual"/>
             </w:rPr>
           </w:pPr>
-          <w:hyperlink w:anchor="_Toc243254099" w:history="1">
+          <w:hyperlink w:anchor="_Toc244078915" w:history="1">
             <w:r>
               <w:rPr>
                 <w:rStyle w:val="Hipervnculo"/>
@@ -2361,7 +2523,7 @@
                 <w:noProof/>
                 <w:webHidden/>
               </w:rPr>
-              <w:instrText xml:space="preserve"> PAGEREF _Toc243254099 \h </w:instrText>
+              <w:instrText xml:space="preserve"> PAGEREF _Toc244078915 \h </w:instrText>
             </w:r>
             <w:r>
               <w:rPr>
@@ -2381,7 +2543,7 @@
                 <w:noProof/>
                 <w:webHidden/>
               </w:rPr>
-              <w:t>20</w:t>
+              <w:t>23</w:t>
             </w:r>
             <w:r>
               <w:rPr>
@@ -2408,7 +2570,7 @@
               <w14:ligatures w14:val="standardContextual"/>
             </w:rPr>
           </w:pPr>
-          <w:hyperlink w:anchor="_Toc243254100" w:history="1">
+          <w:hyperlink w:anchor="_Toc244078916" w:history="1">
             <w:r>
               <w:rPr>
                 <w:rStyle w:val="Hipervnculo"/>
@@ -2453,7 +2615,7 @@
                 <w:noProof/>
                 <w:webHidden/>
               </w:rPr>
-              <w:instrText xml:space="preserve"> PAGEREF _Toc243254100 \h </w:instrText>
+              <w:instrText xml:space="preserve"> PAGEREF _Toc244078916 \h </w:instrText>
             </w:r>
             <w:r>
               <w:rPr>
@@ -2473,7 +2635,7 @@
                 <w:noProof/>
                 <w:webHidden/>
               </w:rPr>
-              <w:t>20</w:t>
+              <w:t>23</w:t>
             </w:r>
             <w:r>
               <w:rPr>
@@ -2500,7 +2662,7 @@
               <w14:ligatures w14:val="standardContextual"/>
             </w:rPr>
           </w:pPr>
-          <w:hyperlink w:anchor="_Toc243254101" w:history="1">
+          <w:hyperlink w:anchor="_Toc244078917" w:history="1">
             <w:r>
               <w:rPr>
                 <w:rStyle w:val="Hipervnculo"/>
@@ -2545,7 +2707,7 @@
                 <w:noProof/>
                 <w:webHidden/>
               </w:rPr>
-              <w:instrText xml:space="preserve"> PAGEREF _Toc243254101 \h </w:instrText>
+              <w:instrText xml:space="preserve"> PAGEREF _Toc244078917 \h </w:instrText>
             </w:r>
             <w:r>
               <w:rPr>
@@ -2565,7 +2727,7 @@
                 <w:noProof/>
                 <w:webHidden/>
               </w:rPr>
-              <w:t>21</w:t>
+              <w:t>24</w:t>
             </w:r>
             <w:r>
               <w:rPr>
@@ -2592,7 +2754,7 @@
               <w14:ligatures w14:val="standardContextual"/>
             </w:rPr>
           </w:pPr>
-          <w:hyperlink w:anchor="_Toc243254102" w:history="1">
+          <w:hyperlink w:anchor="_Toc244078918" w:history="1">
             <w:r>
               <w:rPr>
                 <w:rStyle w:val="Hipervnculo"/>
@@ -2637,7 +2799,7 @@
                 <w:noProof/>
                 <w:webHidden/>
               </w:rPr>
-              <w:instrText xml:space="preserve"> PAGEREF _Toc243254102 \h </w:instrText>
+              <w:instrText xml:space="preserve"> PAGEREF _Toc244078918 \h </w:instrText>
             </w:r>
             <w:r>
               <w:rPr>
@@ -2657,7 +2819,7 @@
                 <w:noProof/>
                 <w:webHidden/>
               </w:rPr>
-              <w:t>22</w:t>
+              <w:t>25</w:t>
             </w:r>
             <w:r>
               <w:rPr>
@@ -2684,7 +2846,7 @@
               <w14:ligatures w14:val="standardContextual"/>
             </w:rPr>
           </w:pPr>
-          <w:hyperlink w:anchor="_Toc243254103" w:history="1">
+          <w:hyperlink w:anchor="_Toc244078919" w:history="1">
             <w:r>
               <w:rPr>
                 <w:rStyle w:val="Hipervnculo"/>
@@ -2729,7 +2891,7 @@
                 <w:noProof/>
                 <w:webHidden/>
               </w:rPr>
-              <w:instrText xml:space="preserve"> PAGEREF _Toc243254103 \h </w:instrText>
+              <w:instrText xml:space="preserve"> PAGEREF _Toc244078919 \h </w:instrText>
             </w:r>
             <w:r>
               <w:rPr>
@@ -2749,7 +2911,7 @@
                 <w:noProof/>
                 <w:webHidden/>
               </w:rPr>
-              <w:t>23</w:t>
+              <w:t>26</w:t>
             </w:r>
             <w:r>
               <w:rPr>
@@ -2776,7 +2938,7 @@
               <w14:ligatures w14:val="standardContextual"/>
             </w:rPr>
           </w:pPr>
-          <w:hyperlink w:anchor="_Toc243254104" w:history="1">
+          <w:hyperlink w:anchor="_Toc244078920" w:history="1">
             <w:r>
               <w:rPr>
                 <w:rStyle w:val="Hipervnculo"/>
@@ -2821,7 +2983,7 @@
                 <w:noProof/>
                 <w:webHidden/>
               </w:rPr>
-              <w:instrText xml:space="preserve"> PAGEREF _Toc243254104 \h </w:instrText>
+              <w:instrText xml:space="preserve"> PAGEREF _Toc244078920 \h </w:instrText>
             </w:r>
             <w:r>
               <w:rPr>
@@ -2841,7 +3003,7 @@
                 <w:noProof/>
                 <w:webHidden/>
               </w:rPr>
-              <w:t>24</w:t>
+              <w:t>27</w:t>
             </w:r>
             <w:r>
               <w:rPr>
@@ -2868,7 +3030,7 @@
               <w14:ligatures w14:val="standardContextual"/>
             </w:rPr>
           </w:pPr>
-          <w:hyperlink w:anchor="_Toc243254105" w:history="1">
+          <w:hyperlink w:anchor="_Toc244078921" w:history="1">
             <w:r>
               <w:rPr>
                 <w:rStyle w:val="Hipervnculo"/>
@@ -2913,7 +3075,7 @@
                 <w:noProof/>
                 <w:webHidden/>
               </w:rPr>
-              <w:instrText xml:space="preserve"> PAGEREF _Toc243254105 \h </w:instrText>
+              <w:instrText xml:space="preserve"> PAGEREF _Toc244078921 \h </w:instrText>
             </w:r>
             <w:r>
               <w:rPr>
@@ -2933,7 +3095,7 @@
                 <w:noProof/>
                 <w:webHidden/>
               </w:rPr>
-              <w:t>25</w:t>
+              <w:t>28</w:t>
             </w:r>
             <w:r>
               <w:rPr>
@@ -2960,7 +3122,7 @@
               <w14:ligatures w14:val="standardContextual"/>
             </w:rPr>
           </w:pPr>
-          <w:hyperlink w:anchor="_Toc243254106" w:history="1">
+          <w:hyperlink w:anchor="_Toc244078922" w:history="1">
             <w:r>
               <w:rPr>
                 <w:rStyle w:val="Hipervnculo"/>
@@ -3005,7 +3167,7 @@
                 <w:noProof/>
                 <w:webHidden/>
               </w:rPr>
-              <w:instrText xml:space="preserve"> PAGEREF _Toc243254106 \h </w:instrText>
+              <w:instrText xml:space="preserve"> PAGEREF _Toc244078922 \h </w:instrText>
             </w:r>
             <w:r>
               <w:rPr>
@@ -3025,7 +3187,7 @@
                 <w:noProof/>
                 <w:webHidden/>
               </w:rPr>
-              <w:t>25</w:t>
+              <w:t>28</w:t>
             </w:r>
             <w:r>
               <w:rPr>
@@ -3052,7 +3214,7 @@
               <w14:ligatures w14:val="standardContextual"/>
             </w:rPr>
           </w:pPr>
-          <w:hyperlink w:anchor="_Toc243254107" w:history="1">
+          <w:hyperlink w:anchor="_Toc244078923" w:history="1">
             <w:r>
               <w:rPr>
                 <w:rStyle w:val="Hipervnculo"/>
@@ -3097,7 +3259,7 @@
                 <w:noProof/>
                 <w:webHidden/>
               </w:rPr>
-              <w:instrText xml:space="preserve"> PAGEREF _Toc243254107 \h </w:instrText>
+              <w:instrText xml:space="preserve"> PAGEREF _Toc244078923 \h </w:instrText>
             </w:r>
             <w:r>
               <w:rPr>
@@ -3117,7 +3279,7 @@
                 <w:noProof/>
                 <w:webHidden/>
               </w:rPr>
-              <w:t>25</w:t>
+              <w:t>28</w:t>
             </w:r>
             <w:r>
               <w:rPr>
@@ -3164,7 +3326,7 @@
           <w:numId w:val="1"/>
         </w:numPr>
       </w:pPr>
-      <w:bookmarkStart w:id="2" w:name="_Toc243254077"/>
+      <w:bookmarkStart w:id="2" w:name="_Toc244078891"/>
       <w:r>
         <w:lastRenderedPageBreak/>
         <w:t>Introducción</w:t>
@@ -3194,7 +3356,7 @@
           <w:numId w:val="1"/>
         </w:numPr>
       </w:pPr>
-      <w:bookmarkStart w:id="3" w:name="_Toc243254078"/>
+      <w:bookmarkStart w:id="3" w:name="_Toc244078892"/>
       <w:r>
         <w:t>Problema y contexto</w:t>
       </w:r>
@@ -3248,7 +3410,21 @@
         <w:rPr>
           <w:rFonts w:ascii="Arial" w:hAnsi="Arial" w:cs="Arial"/>
         </w:rPr>
-        <w:t xml:space="preserve"> La finalidad de MedManager es resolver estas carencias creando un ecosistema digital unificado de la clínica. El sistema busca automatizar la gestión diaria, garantizar que la información esté sincronizada en tiempo real, </w:t>
+        <w:t xml:space="preserve"> La finalidad de </w:t>
+      </w:r>
+      <w:proofErr w:type="spellStart"/>
+      <w:r>
+        <w:rPr>
+          <w:rFonts w:ascii="Arial" w:hAnsi="Arial" w:cs="Arial"/>
+        </w:rPr>
+        <w:t>MedManager</w:t>
+      </w:r>
+      <w:proofErr w:type="spellEnd"/>
+      <w:r>
+        <w:rPr>
+          <w:rFonts w:ascii="Arial" w:hAnsi="Arial" w:cs="Arial"/>
+        </w:rPr>
+        <w:t xml:space="preserve"> es resolver estas carencias creando un ecosistema digital unificado de la clínica. El sistema busca automatizar la gestión diaria, garantizar que la información esté sincronizada en tiempo real, </w:t>
       </w:r>
       <w:r>
         <w:rPr>
@@ -3275,7 +3451,7 @@
           <w:numId w:val="1"/>
         </w:numPr>
       </w:pPr>
-      <w:bookmarkStart w:id="4" w:name="_Toc243254079"/>
+      <w:bookmarkStart w:id="4" w:name="_Toc244078893"/>
       <w:r>
         <w:t>Usuarios destinatarios</w:t>
       </w:r>
@@ -3348,7 +3524,7 @@
           <w:numId w:val="1"/>
         </w:numPr>
       </w:pPr>
-      <w:bookmarkStart w:id="5" w:name="_Toc243254080"/>
+      <w:bookmarkStart w:id="5" w:name="_Toc244078894"/>
       <w:r>
         <w:t>Alcance</w:t>
       </w:r>
@@ -3356,7 +3532,15 @@
     </w:p>
     <w:p>
       <w:r>
-        <w:t>El alcance de MedManager abarca la gestión interna del flujo médico y administrativo de la clínica. El proyecto cubrirá el ciclo completo de citas, la creación y consulta de historiales médicos y la gestión de permisos según el perfil del trabajador. El sistema se limitará a la operativa clínica, por lo que no incluirá módulos de facturación, contabilidad, pasarelas de pago ni conexión con bases de datos externas estatales (como la Seguridad Social).</w:t>
+        <w:t xml:space="preserve">El alcance de </w:t>
+      </w:r>
+      <w:proofErr w:type="spellStart"/>
+      <w:r>
+        <w:t>MedManager</w:t>
+      </w:r>
+      <w:proofErr w:type="spellEnd"/>
+      <w:r>
+        <w:t xml:space="preserve"> abarca la gestión interna del flujo médico y administrativo de la clínica. El proyecto cubrirá el ciclo completo de citas, la creación y consulta de historiales médicos y la gestión de permisos según el perfil del trabajador. El sistema se limitará a la operativa clínica, por lo que no incluirá módulos de facturación, contabilidad, pasarelas de pago ni conexión con bases de datos externas estatales (como la Seguridad Social).</w:t>
       </w:r>
     </w:p>
     <w:p/>
@@ -3369,7 +3553,7 @@
           <w:numId w:val="1"/>
         </w:numPr>
       </w:pPr>
-      <w:bookmarkStart w:id="6" w:name="_Toc243254081"/>
+      <w:bookmarkStart w:id="6" w:name="_Toc244078895"/>
       <w:r>
         <w:lastRenderedPageBreak/>
         <w:t>Motivación</w:t>
@@ -3449,7 +3633,25 @@
           <w:sz w:val="22"/>
           <w:szCs w:val="22"/>
         </w:rPr>
-        <w:t>Desde el punto de vista académico y profesional dentro del ciclo DAM, este proyecto se convierte en el escenario idóneo para poner en práctica y consolidar de forma integral todo lo aprendido. Desarrollar una solución para este entorno exige abordar la gestión de bases de datos relacionales, el tratamiento riguroso de datos sensibles, el control de concurrencia mediante un servidor propio con Sockets y la creación de interfaces diferenciadas (escritorio en Java Swing para tareas administrativas y aplicación Android en Kotlin para el trabajo en movilidad). Con ello, no solo se busca recrear un modelo organizativo eficiente, sino también aportar una alternativa aplicable a centros que necesitan optimizar su flujo diario hacia un modelo sin uso de papel.</w:t>
+        <w:t xml:space="preserve">Desde el punto de vista académico y profesional dentro del ciclo DAM, este proyecto se convierte en el escenario idóneo para poner en práctica y consolidar de forma integral todo lo aprendido. Desarrollar una solución para este entorno exige abordar la gestión de bases de datos relacionales, el tratamiento riguroso de datos sensibles, el control de concurrencia mediante un servidor propio con Sockets y la creación de interfaces diferenciadas (escritorio en Java Swing para tareas administrativas y aplicación Android en </w:t>
+      </w:r>
+      <w:proofErr w:type="spellStart"/>
+      <w:r>
+        <w:rPr>
+          <w:rFonts w:ascii="Arial" w:hAnsi="Arial" w:cs="Arial"/>
+          <w:sz w:val="22"/>
+          <w:szCs w:val="22"/>
+        </w:rPr>
+        <w:t>Kotlin</w:t>
+      </w:r>
+      <w:proofErr w:type="spellEnd"/>
+      <w:r>
+        <w:rPr>
+          <w:rFonts w:ascii="Arial" w:hAnsi="Arial" w:cs="Arial"/>
+          <w:sz w:val="22"/>
+          <w:szCs w:val="22"/>
+        </w:rPr>
+        <w:t xml:space="preserve"> para el trabajo en movilidad). Con ello, no solo se busca recrear un modelo organizativo eficiente, sino también aportar una alternativa aplicable a centros que necesitan optimizar su flujo diario hacia un modelo sin uso de papel.</w:t>
       </w:r>
     </w:p>
     <w:p/>
@@ -3461,15 +3663,25 @@
           <w:numId w:val="1"/>
         </w:numPr>
       </w:pPr>
-      <w:bookmarkStart w:id="7" w:name="_Toc243254082"/>
+      <w:bookmarkStart w:id="7" w:name="_Toc244078896"/>
+      <w:proofErr w:type="spellStart"/>
       <w:r>
         <w:t>Abstract</w:t>
       </w:r>
       <w:bookmarkEnd w:id="7"/>
-    </w:p>
-    <w:p>
-      <w:r>
-        <w:t>En ingles, resumen de la app, finalidad, tipo, tecnologias y resultado.</w:t>
+      <w:proofErr w:type="spellEnd"/>
+    </w:p>
+    <w:p>
+      <w:r>
+        <w:t xml:space="preserve">En ingles, resumen de la app, finalidad, tipo, </w:t>
+      </w:r>
+      <w:proofErr w:type="spellStart"/>
+      <w:r>
+        <w:t>tecnologias</w:t>
+      </w:r>
+      <w:proofErr w:type="spellEnd"/>
+      <w:r>
+        <w:t xml:space="preserve"> y resultado.</w:t>
       </w:r>
     </w:p>
     <w:p>
@@ -3480,7 +3692,7 @@
           <w:numId w:val="1"/>
         </w:numPr>
       </w:pPr>
-      <w:bookmarkStart w:id="8" w:name="_Toc243254083"/>
+      <w:bookmarkStart w:id="8" w:name="_Toc244078897"/>
       <w:r>
         <w:t>Objetivos propuestos (generales y específicos)</w:t>
       </w:r>
@@ -3503,7 +3715,23 @@
         <w:t>Diseñar, desarrollar e implementar</w:t>
       </w:r>
       <w:r>
-        <w:t xml:space="preserve"> un sistema informático multiplataforma y seguro usando tanto aplicaciones de escritorio como de dispositivo móvil para la gestión de una  clínica médica a la que llamare MedManager, que centralice la información administrativa y asistencial en una base de datos </w:t>
+        <w:t xml:space="preserve"> un sistema informático multiplataforma y seguro usando tanto aplicaciones de escritorio como de dispositivo móvil para la gestión de </w:t>
+      </w:r>
+      <w:proofErr w:type="gramStart"/>
+      <w:r>
+        <w:t>una  clínica</w:t>
+      </w:r>
+      <w:proofErr w:type="gramEnd"/>
+      <w:r>
+        <w:t xml:space="preserve"> médica a la que llamare </w:t>
+      </w:r>
+      <w:proofErr w:type="spellStart"/>
+      <w:r>
+        <w:t>MedManager</w:t>
+      </w:r>
+      <w:proofErr w:type="spellEnd"/>
+      <w:r>
+        <w:t xml:space="preserve">, que centralice la información administrativa y asistencial en una base de datos </w:t>
       </w:r>
       <w:r>
         <w:t>única</w:t>
@@ -3602,7 +3830,21 @@
         <w:rPr>
           <w:lang w:val="es-ES"/>
         </w:rPr>
-        <w:t>Centralizar el acceso a la base de datos a través de un servidor backend concurrente (multihilo) mediante Sockets TCP/IP, evitando la exposición directa de la base de datos a las aplicaciones cliente.</w:t>
+        <w:t xml:space="preserve">Centralizar el acceso a la base de datos a través de un servidor </w:t>
+      </w:r>
+      <w:proofErr w:type="spellStart"/>
+      <w:r>
+        <w:rPr>
+          <w:lang w:val="es-ES"/>
+        </w:rPr>
+        <w:t>backend</w:t>
+      </w:r>
+      <w:proofErr w:type="spellEnd"/>
+      <w:r>
+        <w:rPr>
+          <w:lang w:val="es-ES"/>
+        </w:rPr>
+        <w:t xml:space="preserve"> concurrente (multihilo) mediante Sockets TCP/IP, evitando la exposición directa de la base de datos a las aplicaciones cliente.</w:t>
       </w:r>
     </w:p>
     <w:p>
@@ -3806,6 +4048,7 @@
         </w:rPr>
         <w:t xml:space="preserve">Implementar mecanismos de protección de credenciales mediante algoritmos de </w:t>
       </w:r>
+      <w:proofErr w:type="spellStart"/>
       <w:r>
         <w:rPr>
           <w:i/>
@@ -3814,6 +4057,7 @@
         </w:rPr>
         <w:t>hashing</w:t>
       </w:r>
+      <w:proofErr w:type="spellEnd"/>
       <w:r>
         <w:rPr>
           <w:lang w:val="es-ES"/>
@@ -3829,7 +4073,7 @@
           <w:numId w:val="1"/>
         </w:numPr>
       </w:pPr>
-      <w:bookmarkStart w:id="9" w:name="_Toc243254084"/>
+      <w:bookmarkStart w:id="9" w:name="_Toc244078898"/>
       <w:r>
         <w:lastRenderedPageBreak/>
         <w:t>Estado del Arte</w:t>
@@ -3843,24 +4087,40 @@
       <w:pPr>
         <w:pStyle w:val="Ttulo2"/>
       </w:pPr>
+      <w:bookmarkStart w:id="10" w:name="_Toc244078899"/>
       <w:r>
         <w:t xml:space="preserve">2.1 </w:t>
       </w:r>
       <w:r>
         <w:t>Planteamiento de la búsqueda y situación actual</w:t>
       </w:r>
-    </w:p>
-    <w:p>
-      <w:pPr>
-        <w:rPr>
-          <w:lang w:val="es-ES"/>
-        </w:rPr>
-      </w:pPr>
-      <w:r>
-        <w:rPr>
-          <w:lang w:val="es-ES"/>
-        </w:rPr>
-        <w:t xml:space="preserve">Para el diseño de la aplicación de MedManager, la base de datos, la aplicación de escritorio, la aplicación móvil y la comunicación, se ha realizado una búsqueda real en el mercado de gestión de clínicas y centros médicos. Esta búsqueda tiene el objetivo de ver cómo funcionan las aplicaciones reales en el sector y poder compararlas con mis ideas para ver si son eficaces o no, pudiendo cubrir problemas que tengan estas y aportando alguna innovación o mejora si es posible. Con este análisis sabremos qué funciones tendrá nuestro proyecto. </w:t>
+      <w:bookmarkEnd w:id="10"/>
+    </w:p>
+    <w:p>
+      <w:pPr>
+        <w:rPr>
+          <w:lang w:val="es-ES"/>
+        </w:rPr>
+      </w:pPr>
+      <w:r>
+        <w:rPr>
+          <w:lang w:val="es-ES"/>
+        </w:rPr>
+        <w:t xml:space="preserve">Para el diseño de la aplicación de </w:t>
+      </w:r>
+      <w:proofErr w:type="spellStart"/>
+      <w:r>
+        <w:rPr>
+          <w:lang w:val="es-ES"/>
+        </w:rPr>
+        <w:t>MedManager</w:t>
+      </w:r>
+      <w:proofErr w:type="spellEnd"/>
+      <w:r>
+        <w:rPr>
+          <w:lang w:val="es-ES"/>
+        </w:rPr>
+        <w:t xml:space="preserve">, la base de datos, la aplicación de escritorio, la aplicación móvil y la comunicación, se ha realizado una búsqueda real en el mercado de gestión de clínicas y centros médicos. Esta búsqueda tiene el objetivo de ver cómo funcionan las aplicaciones reales en el sector y poder compararlas con mis ideas para ver si son eficaces o no, pudiendo cubrir problemas que tengan estas y aportando alguna innovación o mejora si es posible. Con este análisis sabremos qué funciones tendrá nuestro proyecto. </w:t>
       </w:r>
     </w:p>
     <w:p>
@@ -3901,7 +4161,21 @@
         <w:rPr>
           <w:lang w:val="es-ES"/>
         </w:rPr>
-        <w:t xml:space="preserve"> (Capterra, 2026), ya que ofrece todo tipo de software disponible y explica qué nos puede aportar. Se puede apreciar que hay dos tendencias para el sector de clínicas: </w:t>
+        <w:t xml:space="preserve"> (</w:t>
+      </w:r>
+      <w:proofErr w:type="spellStart"/>
+      <w:r>
+        <w:rPr>
+          <w:lang w:val="es-ES"/>
+        </w:rPr>
+        <w:t>Capterra</w:t>
+      </w:r>
+      <w:proofErr w:type="spellEnd"/>
+      <w:r>
+        <w:rPr>
+          <w:lang w:val="es-ES"/>
+        </w:rPr>
+        <w:t xml:space="preserve">, 2026), ya que ofrece todo tipo de software disponible y explica qué nos puede aportar. Se puede apreciar que hay dos tendencias para el sector de clínicas: </w:t>
       </w:r>
     </w:p>
     <w:p>
@@ -3971,12 +4245,14 @@
       <w:pPr>
         <w:pStyle w:val="Ttulo2"/>
       </w:pPr>
+      <w:bookmarkStart w:id="11" w:name="_Toc244078900"/>
       <w:r>
         <w:t xml:space="preserve">2.2 </w:t>
       </w:r>
       <w:r>
         <w:t>Análisis de soluciones existentes</w:t>
       </w:r>
+      <w:bookmarkEnd w:id="11"/>
     </w:p>
     <w:p>
       <w:r>
@@ -3996,12 +4272,20 @@
           <w:lang w:val="en-GB"/>
         </w:rPr>
       </w:pPr>
+      <w:proofErr w:type="spellStart"/>
       <w:r>
         <w:rPr>
           <w:lang w:val="en-GB"/>
         </w:rPr>
         <w:lastRenderedPageBreak/>
-        <w:t>SoftClinic GenX</w:t>
+        <w:t>SoftClinic</w:t>
+      </w:r>
+      <w:proofErr w:type="spellEnd"/>
+      <w:r>
+        <w:rPr>
+          <w:lang w:val="en-GB"/>
+        </w:rPr>
+        <w:t xml:space="preserve"> GenX</w:t>
       </w:r>
       <w:r>
         <w:rPr>
@@ -4070,12 +4354,101 @@
         </w:rPr>
       </w:pPr>
       <w:r>
-        <w:t>Esta aplicación cuenta con varios tipos de software en su pagina web, centrados en la gestion medica, tiene para clinicas, laboratorios, farmacias y hospitales, esta dividido por modulos y es usado en mas de 45 paises.</w:t>
+        <w:t xml:space="preserve">Esta aplicación cuenta con varios tipos de software en su </w:t>
+      </w:r>
+      <w:proofErr w:type="spellStart"/>
+      <w:r>
+        <w:t>pagina</w:t>
+      </w:r>
+      <w:proofErr w:type="spellEnd"/>
+      <w:r>
+        <w:t xml:space="preserve"> web, centrados en la </w:t>
+      </w:r>
+      <w:proofErr w:type="spellStart"/>
+      <w:r>
+        <w:t>gestion</w:t>
+      </w:r>
+      <w:proofErr w:type="spellEnd"/>
+      <w:r>
+        <w:t xml:space="preserve"> </w:t>
+      </w:r>
+      <w:proofErr w:type="spellStart"/>
+      <w:r>
+        <w:t>medica</w:t>
+      </w:r>
+      <w:proofErr w:type="spellEnd"/>
+      <w:r>
+        <w:t xml:space="preserve">, tiene para </w:t>
+      </w:r>
+      <w:proofErr w:type="spellStart"/>
+      <w:r>
+        <w:t>clinicas</w:t>
+      </w:r>
+      <w:proofErr w:type="spellEnd"/>
+      <w:r>
+        <w:t xml:space="preserve">, laboratorios, farmacias y hospitales, </w:t>
+      </w:r>
+      <w:proofErr w:type="spellStart"/>
+      <w:r>
+        <w:t>esta</w:t>
+      </w:r>
+      <w:proofErr w:type="spellEnd"/>
+      <w:r>
+        <w:t xml:space="preserve"> dividido por </w:t>
+      </w:r>
+      <w:proofErr w:type="spellStart"/>
+      <w:r>
+        <w:t>modulos</w:t>
+      </w:r>
+      <w:proofErr w:type="spellEnd"/>
+      <w:r>
+        <w:t xml:space="preserve"> y es usado en </w:t>
+      </w:r>
+      <w:proofErr w:type="spellStart"/>
+      <w:r>
+        <w:t>mas</w:t>
+      </w:r>
+      <w:proofErr w:type="spellEnd"/>
+      <w:r>
+        <w:t xml:space="preserve"> de 45 </w:t>
+      </w:r>
+      <w:proofErr w:type="spellStart"/>
+      <w:r>
+        <w:t>paises</w:t>
+      </w:r>
+      <w:proofErr w:type="spellEnd"/>
+      <w:r>
+        <w:t>.</w:t>
       </w:r>
       <w:r>
         <w:br/>
-        <w:t>Centrandonos en la parte de clinicas, nos definen sus caracteristicas :</w:t>
-      </w:r>
+      </w:r>
+      <w:proofErr w:type="spellStart"/>
+      <w:r>
+        <w:t>Centrandonos</w:t>
+      </w:r>
+      <w:proofErr w:type="spellEnd"/>
+      <w:r>
+        <w:t xml:space="preserve"> en la parte de </w:t>
+      </w:r>
+      <w:proofErr w:type="spellStart"/>
+      <w:r>
+        <w:t>clinicas</w:t>
+      </w:r>
+      <w:proofErr w:type="spellEnd"/>
+      <w:r>
+        <w:t xml:space="preserve">, nos definen sus </w:t>
+      </w:r>
+      <w:proofErr w:type="spellStart"/>
+      <w:proofErr w:type="gramStart"/>
+      <w:r>
+        <w:t>caracteristicas</w:t>
+      </w:r>
+      <w:proofErr w:type="spellEnd"/>
+      <w:r>
+        <w:t xml:space="preserve"> :</w:t>
+      </w:r>
+      <w:proofErr w:type="gramEnd"/>
     </w:p>
     <w:p>
       <w:pPr>
@@ -4126,8 +4499,13 @@
         <w:jc w:val="left"/>
       </w:pPr>
       <w:r>
-        <w:t>Notas de enfermeria</w:t>
-      </w:r>
+        <w:t xml:space="preserve">Notas de </w:t>
+      </w:r>
+      <w:proofErr w:type="spellStart"/>
+      <w:r>
+        <w:t>enfermeria</w:t>
+      </w:r>
+      <w:proofErr w:type="spellEnd"/>
     </w:p>
     <w:p>
       <w:pPr>
@@ -4138,9 +4516,11 @@
         </w:numPr>
         <w:jc w:val="left"/>
       </w:pPr>
+      <w:proofErr w:type="spellStart"/>
       <w:r>
         <w:t>Prescripcion</w:t>
       </w:r>
+      <w:proofErr w:type="spellEnd"/>
     </w:p>
     <w:p>
       <w:pPr>
@@ -4278,8 +4658,13 @@
       </w:pPr>
       <w:r>
         <w:lastRenderedPageBreak/>
-        <w:t>The WorxHub</w:t>
-      </w:r>
+        <w:t xml:space="preserve">The </w:t>
+      </w:r>
+      <w:proofErr w:type="spellStart"/>
+      <w:r>
+        <w:t>WorxHub</w:t>
+      </w:r>
+      <w:proofErr w:type="spellEnd"/>
       <w:r>
         <w:br/>
       </w:r>
@@ -4330,8 +4715,13 @@
         </w:numPr>
         <w:jc w:val="left"/>
       </w:pPr>
-      <w:r>
-        <w:t>Clinic Cloud</w:t>
+      <w:proofErr w:type="spellStart"/>
+      <w:r>
+        <w:t>Clinic</w:t>
+      </w:r>
+      <w:proofErr w:type="spellEnd"/>
+      <w:r>
+        <w:t xml:space="preserve"> Cloud</w:t>
       </w:r>
       <w:r>
         <w:br/>
@@ -4448,12 +4838,12 @@
           <w:numId w:val="1"/>
         </w:numPr>
       </w:pPr>
-      <w:bookmarkStart w:id="10" w:name="_Toc243254085"/>
+      <w:bookmarkStart w:id="12" w:name="_Toc244078901"/>
       <w:r>
         <w:lastRenderedPageBreak/>
         <w:t>Metodología usada</w:t>
       </w:r>
-      <w:bookmarkEnd w:id="10"/>
+      <w:bookmarkEnd w:id="12"/>
       <w:r>
         <w:t xml:space="preserve"> </w:t>
       </w:r>
@@ -4476,12 +4866,12 @@
           <w:numId w:val="1"/>
         </w:numPr>
       </w:pPr>
-      <w:bookmarkStart w:id="11" w:name="_Toc243254086"/>
+      <w:bookmarkStart w:id="13" w:name="_Toc244078902"/>
       <w:r>
         <w:lastRenderedPageBreak/>
         <w:t>Tecnologías y herramientas utilizadas en el proyecto</w:t>
       </w:r>
-      <w:bookmarkEnd w:id="11"/>
+      <w:bookmarkEnd w:id="13"/>
     </w:p>
     <w:p>
       <w:r>
@@ -4489,11 +4879,11 @@
       </w:r>
     </w:p>
     <w:p>
-      <w:bookmarkStart w:id="12" w:name="_Toc241170496"/>
+      <w:bookmarkStart w:id="14" w:name="_Toc241170496"/>
       <w:r>
         <w:t>Para la aplicación de escritorio:</w:t>
       </w:r>
-      <w:bookmarkEnd w:id="12"/>
+      <w:bookmarkEnd w:id="14"/>
     </w:p>
     <w:p>
       <w:pPr>
@@ -4527,8 +4917,13 @@
           <w:numId w:val="3"/>
         </w:numPr>
       </w:pPr>
-      <w:r>
-        <w:t>Hibernate (ORM)</w:t>
+      <w:proofErr w:type="spellStart"/>
+      <w:r>
+        <w:t>Hibernate</w:t>
+      </w:r>
+      <w:proofErr w:type="spellEnd"/>
+      <w:r>
+        <w:t xml:space="preserve"> (ORM)</w:t>
       </w:r>
     </w:p>
     <w:p>
@@ -4580,9 +4975,11 @@
           <w:numId w:val="3"/>
         </w:numPr>
       </w:pPr>
+      <w:proofErr w:type="spellStart"/>
       <w:r>
         <w:t>Kotlin</w:t>
       </w:r>
+      <w:proofErr w:type="spellEnd"/>
     </w:p>
     <w:p>
       <w:pPr>
@@ -4625,7 +5022,15 @@
         <w:ind w:left="360"/>
       </w:pPr>
       <w:r>
-        <w:t xml:space="preserve">Para la Comunicación, Concurrencia y Seguridad:. </w:t>
+        <w:t xml:space="preserve">Para la Comunicación, Concurrencia y </w:t>
+      </w:r>
+      <w:proofErr w:type="gramStart"/>
+      <w:r>
+        <w:t>Seguridad:.</w:t>
+      </w:r>
+      <w:proofErr w:type="gramEnd"/>
+      <w:r>
+        <w:t xml:space="preserve"> </w:t>
       </w:r>
     </w:p>
     <w:p>
@@ -4636,8 +5041,13 @@
           <w:numId w:val="3"/>
         </w:numPr>
       </w:pPr>
-      <w:r>
-        <w:t xml:space="preserve">Backend/Servicios: Desarrollo de un servidor propio basado en una capa de Sockets TCP/IP en Java para gestionar las peticiones concurrentes de los clientes sin atacar directamente a la base de datos.   </w:t>
+      <w:proofErr w:type="spellStart"/>
+      <w:r>
+        <w:t>Backend</w:t>
+      </w:r>
+      <w:proofErr w:type="spellEnd"/>
+      <w:r>
+        <w:t xml:space="preserve">/Servicios: Desarrollo de un servidor propio basado en una capa de Sockets TCP/IP en Java para gestionar las peticiones concurrentes de los clientes sin atacar directamente a la base de datos.   </w:t>
       </w:r>
     </w:p>
     <w:p>
@@ -4657,7 +5067,17 @@
         <w:ind w:left="360"/>
       </w:pPr>
       <w:r>
-        <w:t xml:space="preserve">Para el Control de Calidad y Versiones:Pruebas: </w:t>
+        <w:t xml:space="preserve">Para el Control de Calidad y </w:t>
+      </w:r>
+      <w:proofErr w:type="spellStart"/>
+      <w:proofErr w:type="gramStart"/>
+      <w:r>
+        <w:t>Versiones:Pruebas</w:t>
+      </w:r>
+      <w:proofErr w:type="spellEnd"/>
+      <w:proofErr w:type="gramEnd"/>
+      <w:r>
+        <w:t xml:space="preserve">: </w:t>
       </w:r>
     </w:p>
     <w:p>
@@ -4668,8 +5088,13 @@
           <w:numId w:val="3"/>
         </w:numPr>
       </w:pPr>
-      <w:r>
-        <w:t xml:space="preserve">JUnit para las pruebas unitarias.   </w:t>
+      <w:proofErr w:type="spellStart"/>
+      <w:r>
+        <w:t>JUnit</w:t>
+      </w:r>
+      <w:proofErr w:type="spellEnd"/>
+      <w:r>
+        <w:t xml:space="preserve"> para las pruebas unitarias.   </w:t>
       </w:r>
     </w:p>
     <w:p>
@@ -4702,7 +5127,7 @@
           <w:numId w:val="1"/>
         </w:numPr>
       </w:pPr>
-      <w:bookmarkStart w:id="13" w:name="_Toc243254087"/>
+      <w:bookmarkStart w:id="15" w:name="_Toc244078903"/>
       <w:r>
         <w:lastRenderedPageBreak/>
         <w:t xml:space="preserve">Planificación, Diagnóstico y Contexto Laboral </w:t>
@@ -4710,7 +5135,7 @@
       <w:r>
         <w:t>3-4pg</w:t>
       </w:r>
-      <w:bookmarkEnd w:id="13"/>
+      <w:bookmarkEnd w:id="15"/>
     </w:p>
     <w:p>
       <w:pPr>
@@ -4719,14 +5144,14 @@
           <w:lang w:val="es-ES"/>
         </w:rPr>
       </w:pPr>
-      <w:bookmarkStart w:id="14" w:name="_Toc243254088"/>
+      <w:bookmarkStart w:id="16" w:name="_Toc244078904"/>
       <w:r>
         <w:rPr>
           <w:lang w:val="es-ES"/>
         </w:rPr>
         <w:t>5.1. Contexto Laboral</w:t>
       </w:r>
-      <w:bookmarkEnd w:id="14"/>
+      <w:bookmarkEnd w:id="16"/>
     </w:p>
     <w:p>
       <w:pPr>
@@ -5027,7 +5452,35 @@
         <w:rPr>
           <w:lang w:val="es-ES"/>
         </w:rPr>
-        <w:t xml:space="preserve"> El desarrollo de este ecosistema requiere perfiles de Administrador de Bases de Datos (MySQL), Desarrollador Backend (Servidor Java Multihilo y Sockets) y Desarrollador Frontend/Móvil (</w:t>
+        <w:t xml:space="preserve"> El desarrollo de este ecosistema requiere perfiles de Administrador de Bases de Datos (MySQL), Desarrollador </w:t>
+      </w:r>
+      <w:proofErr w:type="spellStart"/>
+      <w:r>
+        <w:rPr>
+          <w:lang w:val="es-ES"/>
+        </w:rPr>
+        <w:t>Backend</w:t>
+      </w:r>
+      <w:proofErr w:type="spellEnd"/>
+      <w:r>
+        <w:rPr>
+          <w:lang w:val="es-ES"/>
+        </w:rPr>
+        <w:t xml:space="preserve"> (Servidor Java Multihilo y Sockets) y Desarrollador </w:t>
+      </w:r>
+      <w:proofErr w:type="spellStart"/>
+      <w:r>
+        <w:rPr>
+          <w:lang w:val="es-ES"/>
+        </w:rPr>
+        <w:t>Frontend</w:t>
+      </w:r>
+      <w:proofErr w:type="spellEnd"/>
+      <w:r>
+        <w:rPr>
+          <w:lang w:val="es-ES"/>
+        </w:rPr>
+        <w:t>/Móvil (</w:t>
       </w:r>
       <w:r>
         <w:t>Java Swing</w:t>
@@ -5039,7 +5492,21 @@
         <w:rPr>
           <w:lang w:val="es-ES"/>
         </w:rPr>
-        <w:t>y Android/Kotlin).</w:t>
+        <w:t>y Android/</w:t>
+      </w:r>
+      <w:proofErr w:type="spellStart"/>
+      <w:r>
+        <w:rPr>
+          <w:lang w:val="es-ES"/>
+        </w:rPr>
+        <w:t>Kotlin</w:t>
+      </w:r>
+      <w:proofErr w:type="spellEnd"/>
+      <w:r>
+        <w:rPr>
+          <w:lang w:val="es-ES"/>
+        </w:rPr>
+        <w:t>).</w:t>
       </w:r>
     </w:p>
     <w:p>
@@ -5098,14 +5565,14 @@
           <w:lang w:val="es-ES"/>
         </w:rPr>
       </w:pPr>
-      <w:bookmarkStart w:id="15" w:name="_Toc243254089"/>
+      <w:bookmarkStart w:id="17" w:name="_Toc244078905"/>
       <w:r>
         <w:rPr>
           <w:lang w:val="es-ES"/>
         </w:rPr>
         <w:t>5.2. Análisis DAFO</w:t>
       </w:r>
-      <w:bookmarkEnd w:id="15"/>
+      <w:bookmarkEnd w:id="17"/>
     </w:p>
     <w:p>
       <w:pPr>
@@ -5142,7 +5609,35 @@
         <w:rPr>
           <w:lang w:val="es-ES"/>
         </w:rPr>
-        <w:t xml:space="preserve"> Uso de conexiones mediante Sockets que proporcionan un control total sobre el flujo de datos. Implementación de hilos (multithreading) tanto en el servidor como en la app móvil (Coroutines) para evitar bloqueos en la interfaz.</w:t>
+        <w:t xml:space="preserve"> Uso de conexiones mediante Sockets que proporcionan un control total sobre el flujo de datos. Implementación de hilos (</w:t>
+      </w:r>
+      <w:proofErr w:type="spellStart"/>
+      <w:r>
+        <w:rPr>
+          <w:lang w:val="es-ES"/>
+        </w:rPr>
+        <w:t>multithreading</w:t>
+      </w:r>
+      <w:proofErr w:type="spellEnd"/>
+      <w:r>
+        <w:rPr>
+          <w:lang w:val="es-ES"/>
+        </w:rPr>
+        <w:t>) tanto en el servidor como en la app móvil (</w:t>
+      </w:r>
+      <w:proofErr w:type="spellStart"/>
+      <w:r>
+        <w:rPr>
+          <w:lang w:val="es-ES"/>
+        </w:rPr>
+        <w:t>Coroutines</w:t>
+      </w:r>
+      <w:proofErr w:type="spellEnd"/>
+      <w:r>
+        <w:rPr>
+          <w:lang w:val="es-ES"/>
+        </w:rPr>
+        <w:t>) para evitar bloqueos en la interfaz.</w:t>
       </w:r>
     </w:p>
     <w:p>
@@ -5167,7 +5662,21 @@
         <w:rPr>
           <w:lang w:val="es-ES"/>
         </w:rPr>
-        <w:t xml:space="preserve"> La gestión manual de Sockets a bajo nivel y el mapeo ORM con Hibernate incrementan la complejidad del código y requieren un control de excepciones exhaustivo.</w:t>
+        <w:t xml:space="preserve"> La gestión manual de Sockets a bajo nivel y el mapeo ORM con </w:t>
+      </w:r>
+      <w:proofErr w:type="spellStart"/>
+      <w:r>
+        <w:rPr>
+          <w:lang w:val="es-ES"/>
+        </w:rPr>
+        <w:t>Hibernate</w:t>
+      </w:r>
+      <w:proofErr w:type="spellEnd"/>
+      <w:r>
+        <w:rPr>
+          <w:lang w:val="es-ES"/>
+        </w:rPr>
+        <w:t xml:space="preserve"> incrementan la complejidad del código y requieren un control de excepciones exhaustivo.</w:t>
       </w:r>
     </w:p>
     <w:p>
@@ -5228,14 +5737,14 @@
           <w:lang w:val="es-ES"/>
         </w:rPr>
       </w:pPr>
-      <w:bookmarkStart w:id="16" w:name="_Toc243254090"/>
+      <w:bookmarkStart w:id="18" w:name="_Toc244078906"/>
       <w:r>
         <w:rPr>
           <w:lang w:val="es-ES"/>
         </w:rPr>
         <w:t>5.3. Planificación Inicial</w:t>
       </w:r>
-      <w:bookmarkEnd w:id="16"/>
+      <w:bookmarkEnd w:id="18"/>
     </w:p>
     <w:p>
       <w:pPr>
@@ -5388,7 +5897,21 @@
         <w:rPr>
           <w:lang w:val="es-ES"/>
         </w:rPr>
-        <w:t xml:space="preserve"> Creación del script DDL, triggers, asignación de permisos de usuario y generación de datos de prueba en el entorno local (XAMPP/MySQL).</w:t>
+        <w:t xml:space="preserve"> Creación del script DDL, </w:t>
+      </w:r>
+      <w:proofErr w:type="spellStart"/>
+      <w:r>
+        <w:rPr>
+          <w:lang w:val="es-ES"/>
+        </w:rPr>
+        <w:t>triggers</w:t>
+      </w:r>
+      <w:proofErr w:type="spellEnd"/>
+      <w:r>
+        <w:rPr>
+          <w:lang w:val="es-ES"/>
+        </w:rPr>
+        <w:t>, asignación de permisos de usuario y generación de datos de prueba en el entorno local (XAMPP/MySQL).</w:t>
       </w:r>
     </w:p>
     <w:p>
@@ -5413,7 +5936,35 @@
         <w:rPr>
           <w:lang w:val="es-ES"/>
         </w:rPr>
-        <w:t xml:space="preserve"> Configuración de Hibernate (ORM) y desarrollo del bucle de ServerSocket multihilo para gestionar la concurrencia de respuestas a los clientes.</w:t>
+        <w:t xml:space="preserve"> Configuración de </w:t>
+      </w:r>
+      <w:proofErr w:type="spellStart"/>
+      <w:r>
+        <w:rPr>
+          <w:lang w:val="es-ES"/>
+        </w:rPr>
+        <w:t>Hibernate</w:t>
+      </w:r>
+      <w:proofErr w:type="spellEnd"/>
+      <w:r>
+        <w:rPr>
+          <w:lang w:val="es-ES"/>
+        </w:rPr>
+        <w:t xml:space="preserve"> (ORM) y desarrollo del bucle de </w:t>
+      </w:r>
+      <w:proofErr w:type="spellStart"/>
+      <w:r>
+        <w:rPr>
+          <w:lang w:val="es-ES"/>
+        </w:rPr>
+        <w:t>ServerSocket</w:t>
+      </w:r>
+      <w:proofErr w:type="spellEnd"/>
+      <w:r>
+        <w:rPr>
+          <w:lang w:val="es-ES"/>
+        </w:rPr>
+        <w:t xml:space="preserve"> multihilo para gestionar la concurrencia de respuestas a los clientes.</w:t>
       </w:r>
     </w:p>
     <w:p>
@@ -5486,7 +6037,35 @@
         <w:rPr>
           <w:lang w:val="es-ES"/>
         </w:rPr>
-        <w:t xml:space="preserve"> Desarrollo de la interfaz en Kotlin, manejo de conexiones en segundo plano mediante corrutinas e integración de la cámara para la lectura del QR.</w:t>
+        <w:t xml:space="preserve"> Desarrollo de la interfaz en </w:t>
+      </w:r>
+      <w:proofErr w:type="spellStart"/>
+      <w:r>
+        <w:rPr>
+          <w:lang w:val="es-ES"/>
+        </w:rPr>
+        <w:t>Kotlin</w:t>
+      </w:r>
+      <w:proofErr w:type="spellEnd"/>
+      <w:r>
+        <w:rPr>
+          <w:lang w:val="es-ES"/>
+        </w:rPr>
+        <w:t xml:space="preserve">, manejo de conexiones en segundo plano mediante </w:t>
+      </w:r>
+      <w:proofErr w:type="spellStart"/>
+      <w:r>
+        <w:rPr>
+          <w:lang w:val="es-ES"/>
+        </w:rPr>
+        <w:t>corrutinas</w:t>
+      </w:r>
+      <w:proofErr w:type="spellEnd"/>
+      <w:r>
+        <w:rPr>
+          <w:lang w:val="es-ES"/>
+        </w:rPr>
+        <w:t xml:space="preserve"> e integración de la cámara para la lectura del QR.</w:t>
       </w:r>
     </w:p>
     <w:p>
@@ -5503,14 +6082,14 @@
           <w:lang w:val="es-ES"/>
         </w:rPr>
       </w:pPr>
-      <w:bookmarkStart w:id="17" w:name="_Toc243254091"/>
+      <w:bookmarkStart w:id="19" w:name="_Toc244078907"/>
       <w:r>
         <w:rPr>
           <w:lang w:val="es-ES"/>
         </w:rPr>
         <w:t>5.4. Planificación Real y Desviaciones</w:t>
       </w:r>
-      <w:bookmarkEnd w:id="17"/>
+      <w:bookmarkEnd w:id="19"/>
     </w:p>
     <w:p>
       <w:pPr>
@@ -5538,12 +6117,12 @@
           <w:numId w:val="1"/>
         </w:numPr>
       </w:pPr>
-      <w:bookmarkStart w:id="18" w:name="_Toc243254092"/>
+      <w:bookmarkStart w:id="20" w:name="_Toc244078908"/>
       <w:r>
         <w:lastRenderedPageBreak/>
         <w:t>Análisis del proyecto</w:t>
       </w:r>
-      <w:bookmarkEnd w:id="18"/>
+      <w:bookmarkEnd w:id="20"/>
       <w:r>
         <w:t xml:space="preserve"> </w:t>
       </w:r>
@@ -5561,11 +6140,11 @@
           <w:numId w:val="1"/>
         </w:numPr>
       </w:pPr>
-      <w:bookmarkStart w:id="19" w:name="_Toc243254093"/>
+      <w:bookmarkStart w:id="21" w:name="_Toc244078909"/>
       <w:r>
         <w:t>requisitos funcionales</w:t>
       </w:r>
-      <w:bookmarkEnd w:id="19"/>
+      <w:bookmarkEnd w:id="21"/>
       <w:r>
         <w:t xml:space="preserve"> </w:t>
       </w:r>
@@ -5632,7 +6211,15 @@
         </w:numPr>
       </w:pPr>
       <w:r>
-        <w:t>RF5. Comunicación Intermedia Segura: Las aplicaciones cliente (escritorio y móvil) no accederán directamente a la base de datos, sino que enviarán peticiones estructuradas mediante Sockets a un servidor backend propio que procesará las consultas.</w:t>
+        <w:t xml:space="preserve">RF5. Comunicación Intermedia Segura: Las aplicaciones cliente (escritorio y móvil) no accederán directamente a la base de datos, sino que enviarán peticiones estructuradas mediante Sockets a un servidor </w:t>
+      </w:r>
+      <w:proofErr w:type="spellStart"/>
+      <w:r>
+        <w:t>backend</w:t>
+      </w:r>
+      <w:proofErr w:type="spellEnd"/>
+      <w:r>
+        <w:t xml:space="preserve"> propio que procesará las consultas.</w:t>
       </w:r>
     </w:p>
     <w:p>
@@ -5643,14 +6230,14 @@
           <w:numId w:val="1"/>
         </w:numPr>
       </w:pPr>
-      <w:bookmarkStart w:id="20" w:name="_Toc243254094"/>
+      <w:bookmarkStart w:id="22" w:name="_Toc244078910"/>
       <w:r>
         <w:t>requisitos no funcionale</w:t>
       </w:r>
       <w:r>
         <w:t>s</w:t>
       </w:r>
-      <w:bookmarkEnd w:id="20"/>
+      <w:bookmarkEnd w:id="22"/>
     </w:p>
     <w:p>
       <w:pPr>
@@ -5673,7 +6260,23 @@
         </w:numPr>
       </w:pPr>
       <w:r>
-        <w:t>RNF2. Alta Concurrencia: El servidor backend Java debe estar estructurado mediante programación multihilo (Threads) para ser capaz de recibir y atender peticiones simultáneas de la app móvil y de la app de escritorio sin bloquearse.</w:t>
+        <w:t xml:space="preserve">RNF2. Alta Concurrencia: El servidor </w:t>
+      </w:r>
+      <w:proofErr w:type="spellStart"/>
+      <w:r>
+        <w:t>backend</w:t>
+      </w:r>
+      <w:proofErr w:type="spellEnd"/>
+      <w:r>
+        <w:t xml:space="preserve"> Java debe estar estructurado mediante programación multihilo (</w:t>
+      </w:r>
+      <w:proofErr w:type="spellStart"/>
+      <w:r>
+        <w:t>Threads</w:t>
+      </w:r>
+      <w:proofErr w:type="spellEnd"/>
+      <w:r>
+        <w:t>) para ser capaz de recibir y atender peticiones simultáneas de la app móvil y de la app de escritorio sin bloquearse.</w:t>
       </w:r>
     </w:p>
     <w:p>
@@ -5704,7 +6307,15 @@
       </w:pPr>
       <w:r>
         <w:lastRenderedPageBreak/>
-        <w:t xml:space="preserve">RNF4. Persistencia e Integridad: La base de datos (MySQL) debe mantener una estricta integridad referencial de los datos. La conexión entre el servidor y la base de datos se gestionará de manera segura utilizando Hibernate (ORM).   </w:t>
+        <w:t xml:space="preserve">RNF4. Persistencia e Integridad: La base de datos (MySQL) debe mantener una estricta integridad referencial de los datos. La conexión entre el servidor y la base de datos se gestionará de manera segura utilizando </w:t>
+      </w:r>
+      <w:proofErr w:type="spellStart"/>
+      <w:r>
+        <w:t>Hibernate</w:t>
+      </w:r>
+      <w:proofErr w:type="spellEnd"/>
+      <w:r>
+        <w:t xml:space="preserve"> (ORM).   </w:t>
       </w:r>
     </w:p>
     <w:p>
@@ -5715,11 +6326,11 @@
           <w:numId w:val="1"/>
         </w:numPr>
       </w:pPr>
-      <w:bookmarkStart w:id="21" w:name="_Toc243254095"/>
+      <w:bookmarkStart w:id="23" w:name="_Toc244078911"/>
       <w:r>
         <w:t>Reglas de negocio</w:t>
       </w:r>
-      <w:bookmarkEnd w:id="21"/>
+      <w:bookmarkEnd w:id="23"/>
     </w:p>
     <w:p>
       <w:pPr>
@@ -5742,7 +6353,15 @@
         </w:numPr>
       </w:pPr>
       <w:r>
-        <w:t>Un medico no puede tener en una misma franja horaria de 15 min mas de una visita</w:t>
+        <w:t xml:space="preserve">Un medico no puede tener en una misma franja horaria de 15 min </w:t>
+      </w:r>
+      <w:proofErr w:type="spellStart"/>
+      <w:r>
+        <w:t>mas</w:t>
+      </w:r>
+      <w:proofErr w:type="spellEnd"/>
+      <w:r>
+        <w:t xml:space="preserve"> de una visita</w:t>
       </w:r>
     </w:p>
     <w:p>
@@ -5777,14 +6396,14 @@
           <w:numId w:val="1"/>
         </w:numPr>
       </w:pPr>
-      <w:bookmarkStart w:id="22" w:name="_Toc243254096"/>
+      <w:bookmarkStart w:id="24" w:name="_Toc244078912"/>
       <w:r>
         <w:t>Ac</w:t>
       </w:r>
       <w:r>
         <w:t>tores y casos de uso</w:t>
       </w:r>
-      <w:bookmarkEnd w:id="22"/>
+      <w:bookmarkEnd w:id="24"/>
     </w:p>
     <w:p>
       <w:pPr>
@@ -6328,11 +6947,11 @@
           <w:numId w:val="1"/>
         </w:numPr>
       </w:pPr>
-      <w:bookmarkStart w:id="23" w:name="_Toc243254097"/>
+      <w:bookmarkStart w:id="25" w:name="_Toc244078913"/>
       <w:r>
         <w:t>diagramas de Entidad-Relación</w:t>
       </w:r>
-      <w:bookmarkEnd w:id="23"/>
+      <w:bookmarkEnd w:id="25"/>
     </w:p>
     <w:p>
       <w:pPr>
@@ -6637,6 +7256,7 @@
           <w:lang w:val="es-ES"/>
         </w:rPr>
       </w:pPr>
+      <w:proofErr w:type="spellStart"/>
       <w:r>
         <w:rPr>
           <w:color w:val="000000"/>
@@ -6646,6 +7266,7 @@
         </w:rPr>
         <w:t>Historial_Medico</w:t>
       </w:r>
+      <w:proofErr w:type="spellEnd"/>
     </w:p>
     <w:p>
       <w:pPr>
@@ -6793,31 +7414,9 @@
           <w:lang w:val="es-ES"/>
         </w:rPr>
         <w:lastRenderedPageBreak/>
-        <w:t>Paciente — Historial_Medico (0, N) / (1, 1):</w:t>
-      </w:r>
-      <w:r>
-        <w:rPr>
-          <w:color w:val="000000"/>
-          <w:sz w:val="28"/>
-          <w:szCs w:val="28"/>
-          <w:lang w:val="es-ES"/>
-        </w:rPr>
-        <w:t xml:space="preserve"> Un paciente puede tener de 0 a N registros en su historial; cada registro pertenece a 1 paciente.</w:t>
-      </w:r>
-    </w:p>
-    <w:p>
-      <w:pPr>
-        <w:numPr>
-          <w:ilvl w:val="0"/>
-          <w:numId w:val="22"/>
-        </w:numPr>
-        <w:rPr>
-          <w:color w:val="000000"/>
-          <w:sz w:val="28"/>
-          <w:szCs w:val="28"/>
-          <w:lang w:val="es-ES"/>
-        </w:rPr>
-      </w:pPr>
+        <w:t xml:space="preserve">Paciente — </w:t>
+      </w:r>
+      <w:proofErr w:type="spellStart"/>
       <w:r>
         <w:rPr>
           <w:b/>
@@ -6827,27 +7426,9 @@
           <w:szCs w:val="28"/>
           <w:lang w:val="es-ES"/>
         </w:rPr>
-        <w:t>Cita — Historial_Medico (0, 1) / (1, 1):</w:t>
-      </w:r>
-      <w:r>
-        <w:rPr>
-          <w:color w:val="000000"/>
-          <w:sz w:val="28"/>
-          <w:szCs w:val="28"/>
-          <w:lang w:val="es-ES"/>
-        </w:rPr>
-        <w:t xml:space="preserve"> Una cita puede generar 0 o 1 informe médico; cada informe proviene de 1 cita.</w:t>
-      </w:r>
-    </w:p>
-    <w:p>
-      <w:pPr>
-        <w:rPr>
-          <w:color w:val="000000"/>
-          <w:sz w:val="28"/>
-          <w:szCs w:val="28"/>
-          <w:lang w:val="es-ES"/>
-        </w:rPr>
-      </w:pPr>
+        <w:t>Historial_Medico</w:t>
+      </w:r>
+      <w:proofErr w:type="spellEnd"/>
       <w:r>
         <w:rPr>
           <w:b/>
@@ -6857,14 +7438,23 @@
           <w:szCs w:val="28"/>
           <w:lang w:val="es-ES"/>
         </w:rPr>
-        <w:t>Los atributos y claves de cada entidad:</w:t>
+        <w:t xml:space="preserve"> (0, N) / (1, 1):</w:t>
+      </w:r>
+      <w:r>
+        <w:rPr>
+          <w:color w:val="000000"/>
+          <w:sz w:val="28"/>
+          <w:szCs w:val="28"/>
+          <w:lang w:val="es-ES"/>
+        </w:rPr>
+        <w:t xml:space="preserve"> Un paciente puede tener de 0 a N registros en su historial; cada registro pertenece a 1 paciente.</w:t>
       </w:r>
     </w:p>
     <w:p>
       <w:pPr>
         <w:numPr>
           <w:ilvl w:val="0"/>
-          <w:numId w:val="23"/>
+          <w:numId w:val="22"/>
         </w:numPr>
         <w:rPr>
           <w:color w:val="000000"/>
@@ -6882,58 +7472,9 @@
           <w:szCs w:val="28"/>
           <w:lang w:val="es-ES"/>
         </w:rPr>
-        <w:t>Paciente:</w:t>
-      </w:r>
-      <w:r>
-        <w:rPr>
-          <w:color w:val="000000"/>
-          <w:sz w:val="28"/>
-          <w:szCs w:val="28"/>
-          <w:lang w:val="es-ES"/>
-        </w:rPr>
-        <w:t xml:space="preserve"> id_paciente (PK), dni, nombre, apellidos, telefono, email, </w:t>
-      </w:r>
-      <w:r>
-        <w:rPr>
-          <w:color w:val="000000"/>
-          <w:sz w:val="28"/>
-          <w:szCs w:val="28"/>
-          <w:lang w:val="es-ES"/>
-        </w:rPr>
-        <w:t>dirección, fecha_nacimiento</w:t>
-      </w:r>
-      <w:r>
-        <w:rPr>
-          <w:color w:val="000000"/>
-          <w:sz w:val="28"/>
-          <w:szCs w:val="28"/>
-          <w:lang w:val="es-ES"/>
-        </w:rPr>
-        <w:t>, activo</w:t>
-      </w:r>
-      <w:r>
-        <w:rPr>
-          <w:color w:val="000000"/>
-          <w:sz w:val="28"/>
-          <w:szCs w:val="28"/>
-          <w:lang w:val="es-ES"/>
-        </w:rPr>
-        <w:t>.</w:t>
-      </w:r>
-    </w:p>
-    <w:p>
-      <w:pPr>
-        <w:numPr>
-          <w:ilvl w:val="0"/>
-          <w:numId w:val="23"/>
-        </w:numPr>
-        <w:rPr>
-          <w:color w:val="000000"/>
-          <w:sz w:val="28"/>
-          <w:szCs w:val="28"/>
-          <w:lang w:val="es-ES"/>
-        </w:rPr>
-      </w:pPr>
+        <w:t xml:space="preserve">Cita — </w:t>
+      </w:r>
+      <w:proofErr w:type="spellStart"/>
       <w:r>
         <w:rPr>
           <w:b/>
@@ -6943,49 +7484,9 @@
           <w:szCs w:val="28"/>
           <w:lang w:val="es-ES"/>
         </w:rPr>
-        <w:t>Trabajador:</w:t>
-      </w:r>
-      <w:r>
-        <w:rPr>
-          <w:color w:val="000000"/>
-          <w:sz w:val="28"/>
-          <w:szCs w:val="28"/>
-          <w:lang w:val="es-ES"/>
-        </w:rPr>
-        <w:t xml:space="preserve"> id_trabajador (PK), dni, nombre, apellidos,</w:t>
-      </w:r>
-      <w:r>
-        <w:rPr>
-          <w:color w:val="000000"/>
-          <w:sz w:val="28"/>
-          <w:szCs w:val="28"/>
-          <w:lang w:val="es-ES"/>
-        </w:rPr>
-        <w:t xml:space="preserve"> teléfono,</w:t>
-      </w:r>
-      <w:r>
-        <w:rPr>
-          <w:color w:val="000000"/>
-          <w:sz w:val="28"/>
-          <w:szCs w:val="28"/>
-          <w:lang w:val="es-ES"/>
-        </w:rPr>
-        <w:t xml:space="preserve"> rol (Recepcionista, Enfermero, Médico), id_especialidad (FK, nullable si no es médico), usuario, password_hash.</w:t>
-      </w:r>
-    </w:p>
-    <w:p>
-      <w:pPr>
-        <w:numPr>
-          <w:ilvl w:val="0"/>
-          <w:numId w:val="23"/>
-        </w:numPr>
-        <w:rPr>
-          <w:color w:val="000000"/>
-          <w:sz w:val="28"/>
-          <w:szCs w:val="28"/>
-          <w:lang w:val="es-ES"/>
-        </w:rPr>
-      </w:pPr>
+        <w:t>Historial_Medico</w:t>
+      </w:r>
+      <w:proofErr w:type="spellEnd"/>
       <w:r>
         <w:rPr>
           <w:b/>
@@ -6995,7 +7496,7 @@
           <w:szCs w:val="28"/>
           <w:lang w:val="es-ES"/>
         </w:rPr>
-        <w:t>Especialidad:</w:t>
+        <w:t xml:space="preserve"> (0, 1) / (1, 1):</w:t>
       </w:r>
       <w:r>
         <w:rPr>
@@ -7004,15 +7505,11 @@
           <w:szCs w:val="28"/>
           <w:lang w:val="es-ES"/>
         </w:rPr>
-        <w:t xml:space="preserve"> id_especialidad (PK), nombre_especialidad, descripcion.</w:t>
-      </w:r>
-    </w:p>
-    <w:p>
-      <w:pPr>
-        <w:numPr>
-          <w:ilvl w:val="0"/>
-          <w:numId w:val="23"/>
-        </w:numPr>
+        <w:t xml:space="preserve"> Una cita puede generar 0 o 1 informe médico; cada informe proviene de 1 cita.</w:t>
+      </w:r>
+    </w:p>
+    <w:p>
+      <w:pPr>
         <w:rPr>
           <w:color w:val="000000"/>
           <w:sz w:val="28"/>
@@ -7029,16 +7526,7 @@
           <w:szCs w:val="28"/>
           <w:lang w:val="es-ES"/>
         </w:rPr>
-        <w:t>Cita:</w:t>
-      </w:r>
-      <w:r>
-        <w:rPr>
-          <w:color w:val="000000"/>
-          <w:sz w:val="28"/>
-          <w:szCs w:val="28"/>
-          <w:lang w:val="es-ES"/>
-        </w:rPr>
-        <w:t xml:space="preserve"> id_cita (PK), id_paciente (FK), id_trabajador (FK, médico asignado), fecha_hora, estado (Pendiente, Realizada, Cancelada), motivo_consulta, diagnostico.</w:t>
+        <w:t>Los atributos y claves de cada entidad:</w:t>
       </w:r>
     </w:p>
     <w:p>
@@ -7063,7 +7551,7 @@
           <w:szCs w:val="28"/>
           <w:lang w:val="es-ES"/>
         </w:rPr>
-        <w:t>Historial_Medico:</w:t>
+        <w:t>Paciente:</w:t>
       </w:r>
       <w:r>
         <w:rPr>
@@ -7072,115 +7560,740 @@
           <w:szCs w:val="28"/>
           <w:lang w:val="es-ES"/>
         </w:rPr>
-        <w:t xml:space="preserve"> id_historial (PK), id_paciente (FK), id_cita (FK), diagnostico, tratamiento, fecha_registro.</w:t>
-      </w:r>
-    </w:p>
-    <w:p>
-      <w:pPr>
+        <w:t xml:space="preserve"> </w:t>
+      </w:r>
+      <w:proofErr w:type="spellStart"/>
+      <w:r>
         <w:rPr>
           <w:color w:val="000000"/>
           <w:sz w:val="28"/>
           <w:szCs w:val="28"/>
           <w:lang w:val="es-ES"/>
         </w:rPr>
-      </w:pPr>
-    </w:p>
-    <w:p>
-      <w:pPr>
+        <w:t>id_paciente</w:t>
+      </w:r>
+      <w:proofErr w:type="spellEnd"/>
+      <w:r>
         <w:rPr>
           <w:color w:val="000000"/>
           <w:sz w:val="28"/>
           <w:szCs w:val="28"/>
           <w:lang w:val="es-ES"/>
         </w:rPr>
-      </w:pPr>
-    </w:p>
-    <w:p>
-      <w:pPr>
+        <w:t xml:space="preserve"> (PK), </w:t>
+      </w:r>
+      <w:proofErr w:type="spellStart"/>
+      <w:r>
         <w:rPr>
           <w:color w:val="000000"/>
           <w:sz w:val="28"/>
           <w:szCs w:val="28"/>
           <w:lang w:val="es-ES"/>
         </w:rPr>
-      </w:pPr>
-    </w:p>
-    <w:p>
-      <w:pPr>
+        <w:t>dni</w:t>
+      </w:r>
+      <w:proofErr w:type="spellEnd"/>
+      <w:r>
         <w:rPr>
           <w:color w:val="000000"/>
           <w:sz w:val="28"/>
           <w:szCs w:val="28"/>
           <w:lang w:val="es-ES"/>
         </w:rPr>
-      </w:pPr>
-    </w:p>
-    <w:p>
-      <w:pPr>
+        <w:t xml:space="preserve">, nombre, apellidos, </w:t>
+      </w:r>
+      <w:proofErr w:type="spellStart"/>
+      <w:r>
         <w:rPr>
           <w:color w:val="000000"/>
           <w:sz w:val="28"/>
           <w:szCs w:val="28"/>
           <w:lang w:val="es-ES"/>
         </w:rPr>
-      </w:pPr>
-    </w:p>
-    <w:p>
-      <w:pPr>
+        <w:t>telefono</w:t>
+      </w:r>
+      <w:proofErr w:type="spellEnd"/>
+      <w:r>
         <w:rPr>
           <w:color w:val="000000"/>
           <w:sz w:val="28"/>
           <w:szCs w:val="28"/>
           <w:lang w:val="es-ES"/>
         </w:rPr>
-      </w:pPr>
-    </w:p>
-    <w:p>
-      <w:pPr>
+        <w:t xml:space="preserve">, email, </w:t>
+      </w:r>
+      <w:r>
         <w:rPr>
           <w:color w:val="000000"/>
           <w:sz w:val="28"/>
           <w:szCs w:val="28"/>
           <w:lang w:val="es-ES"/>
         </w:rPr>
-      </w:pPr>
-    </w:p>
-    <w:p>
-      <w:pPr>
+        <w:t xml:space="preserve">dirección, </w:t>
+      </w:r>
+      <w:proofErr w:type="spellStart"/>
+      <w:r>
         <w:rPr>
           <w:color w:val="000000"/>
           <w:sz w:val="28"/>
           <w:szCs w:val="28"/>
           <w:lang w:val="es-ES"/>
         </w:rPr>
-      </w:pPr>
-    </w:p>
-    <w:p>
-      <w:pPr>
+        <w:t>fecha_nacimiento</w:t>
+      </w:r>
+      <w:proofErr w:type="spellEnd"/>
+      <w:r>
         <w:rPr>
           <w:color w:val="000000"/>
           <w:sz w:val="28"/>
           <w:szCs w:val="28"/>
           <w:lang w:val="es-ES"/>
         </w:rPr>
-      </w:pPr>
-    </w:p>
-    <w:p>
-      <w:pPr>
+        <w:t>, activo</w:t>
+      </w:r>
+      <w:r>
         <w:rPr>
           <w:color w:val="000000"/>
           <w:sz w:val="28"/>
           <w:szCs w:val="28"/>
           <w:lang w:val="es-ES"/>
         </w:rPr>
-      </w:pPr>
-    </w:p>
-    <w:p>
-      <w:pPr>
+        <w:t>.</w:t>
+      </w:r>
+    </w:p>
+    <w:p>
+      <w:pPr>
+        <w:numPr>
+          <w:ilvl w:val="0"/>
+          <w:numId w:val="23"/>
+        </w:numPr>
         <w:rPr>
           <w:color w:val="000000"/>
           <w:sz w:val="28"/>
           <w:szCs w:val="28"/>
+          <w:lang w:val="es-ES"/>
+        </w:rPr>
+      </w:pPr>
+      <w:r>
+        <w:rPr>
+          <w:b/>
+          <w:bCs/>
+          <w:color w:val="000000"/>
+          <w:sz w:val="28"/>
+          <w:szCs w:val="28"/>
+          <w:lang w:val="es-ES"/>
+        </w:rPr>
+        <w:t>Trabajador:</w:t>
+      </w:r>
+      <w:r>
+        <w:rPr>
+          <w:color w:val="000000"/>
+          <w:sz w:val="28"/>
+          <w:szCs w:val="28"/>
+          <w:lang w:val="es-ES"/>
+        </w:rPr>
+        <w:t xml:space="preserve"> </w:t>
+      </w:r>
+      <w:proofErr w:type="spellStart"/>
+      <w:r>
+        <w:rPr>
+          <w:color w:val="000000"/>
+          <w:sz w:val="28"/>
+          <w:szCs w:val="28"/>
+          <w:lang w:val="es-ES"/>
+        </w:rPr>
+        <w:t>id_trabajador</w:t>
+      </w:r>
+      <w:proofErr w:type="spellEnd"/>
+      <w:r>
+        <w:rPr>
+          <w:color w:val="000000"/>
+          <w:sz w:val="28"/>
+          <w:szCs w:val="28"/>
+          <w:lang w:val="es-ES"/>
+        </w:rPr>
+        <w:t xml:space="preserve"> (PK), </w:t>
+      </w:r>
+      <w:proofErr w:type="spellStart"/>
+      <w:r>
+        <w:rPr>
+          <w:color w:val="000000"/>
+          <w:sz w:val="28"/>
+          <w:szCs w:val="28"/>
+          <w:lang w:val="es-ES"/>
+        </w:rPr>
+        <w:t>dni</w:t>
+      </w:r>
+      <w:proofErr w:type="spellEnd"/>
+      <w:r>
+        <w:rPr>
+          <w:color w:val="000000"/>
+          <w:sz w:val="28"/>
+          <w:szCs w:val="28"/>
+          <w:lang w:val="es-ES"/>
+        </w:rPr>
+        <w:t>, nombre, apellidos,</w:t>
+      </w:r>
+      <w:r>
+        <w:rPr>
+          <w:color w:val="000000"/>
+          <w:sz w:val="28"/>
+          <w:szCs w:val="28"/>
+          <w:lang w:val="es-ES"/>
+        </w:rPr>
+        <w:t xml:space="preserve"> teléfono,</w:t>
+      </w:r>
+      <w:r>
+        <w:rPr>
+          <w:color w:val="000000"/>
+          <w:sz w:val="28"/>
+          <w:szCs w:val="28"/>
+          <w:lang w:val="es-ES"/>
+        </w:rPr>
+        <w:t xml:space="preserve"> rol (Recepcionista, Enfermero, Médico), </w:t>
+      </w:r>
+      <w:proofErr w:type="spellStart"/>
+      <w:r>
+        <w:rPr>
+          <w:color w:val="000000"/>
+          <w:sz w:val="28"/>
+          <w:szCs w:val="28"/>
+          <w:lang w:val="es-ES"/>
+        </w:rPr>
+        <w:t>id_especialidad</w:t>
+      </w:r>
+      <w:proofErr w:type="spellEnd"/>
+      <w:r>
+        <w:rPr>
+          <w:color w:val="000000"/>
+          <w:sz w:val="28"/>
+          <w:szCs w:val="28"/>
+          <w:lang w:val="es-ES"/>
+        </w:rPr>
+        <w:t xml:space="preserve"> (FK, </w:t>
+      </w:r>
+      <w:proofErr w:type="spellStart"/>
+      <w:r>
+        <w:rPr>
+          <w:color w:val="000000"/>
+          <w:sz w:val="28"/>
+          <w:szCs w:val="28"/>
+          <w:lang w:val="es-ES"/>
+        </w:rPr>
+        <w:t>nullable</w:t>
+      </w:r>
+      <w:proofErr w:type="spellEnd"/>
+      <w:r>
+        <w:rPr>
+          <w:color w:val="000000"/>
+          <w:sz w:val="28"/>
+          <w:szCs w:val="28"/>
+          <w:lang w:val="es-ES"/>
+        </w:rPr>
+        <w:t xml:space="preserve"> si no es médico), usuario, </w:t>
+      </w:r>
+      <w:proofErr w:type="spellStart"/>
+      <w:r>
+        <w:rPr>
+          <w:color w:val="000000"/>
+          <w:sz w:val="28"/>
+          <w:szCs w:val="28"/>
+          <w:lang w:val="es-ES"/>
+        </w:rPr>
+        <w:t>password_hash</w:t>
+      </w:r>
+      <w:proofErr w:type="spellEnd"/>
+      <w:r>
+        <w:rPr>
+          <w:color w:val="000000"/>
+          <w:sz w:val="28"/>
+          <w:szCs w:val="28"/>
+          <w:lang w:val="es-ES"/>
+        </w:rPr>
+        <w:t>.</w:t>
+      </w:r>
+    </w:p>
+    <w:p>
+      <w:pPr>
+        <w:numPr>
+          <w:ilvl w:val="0"/>
+          <w:numId w:val="23"/>
+        </w:numPr>
+        <w:rPr>
+          <w:color w:val="000000"/>
+          <w:sz w:val="28"/>
+          <w:szCs w:val="28"/>
+          <w:lang w:val="es-ES"/>
+        </w:rPr>
+      </w:pPr>
+      <w:r>
+        <w:rPr>
+          <w:b/>
+          <w:bCs/>
+          <w:color w:val="000000"/>
+          <w:sz w:val="28"/>
+          <w:szCs w:val="28"/>
+          <w:lang w:val="es-ES"/>
+        </w:rPr>
+        <w:t>Especialidad:</w:t>
+      </w:r>
+      <w:r>
+        <w:rPr>
+          <w:color w:val="000000"/>
+          <w:sz w:val="28"/>
+          <w:szCs w:val="28"/>
+          <w:lang w:val="es-ES"/>
+        </w:rPr>
+        <w:t xml:space="preserve"> </w:t>
+      </w:r>
+      <w:proofErr w:type="spellStart"/>
+      <w:r>
+        <w:rPr>
+          <w:color w:val="000000"/>
+          <w:sz w:val="28"/>
+          <w:szCs w:val="28"/>
+          <w:lang w:val="es-ES"/>
+        </w:rPr>
+        <w:t>id_especialidad</w:t>
+      </w:r>
+      <w:proofErr w:type="spellEnd"/>
+      <w:r>
+        <w:rPr>
+          <w:color w:val="000000"/>
+          <w:sz w:val="28"/>
+          <w:szCs w:val="28"/>
+          <w:lang w:val="es-ES"/>
+        </w:rPr>
+        <w:t xml:space="preserve"> (PK), </w:t>
+      </w:r>
+      <w:proofErr w:type="spellStart"/>
+      <w:r>
+        <w:rPr>
+          <w:color w:val="000000"/>
+          <w:sz w:val="28"/>
+          <w:szCs w:val="28"/>
+          <w:lang w:val="es-ES"/>
+        </w:rPr>
+        <w:t>nombre_especialidad</w:t>
+      </w:r>
+      <w:proofErr w:type="spellEnd"/>
+      <w:r>
+        <w:rPr>
+          <w:color w:val="000000"/>
+          <w:sz w:val="28"/>
+          <w:szCs w:val="28"/>
+          <w:lang w:val="es-ES"/>
+        </w:rPr>
+        <w:t xml:space="preserve">, </w:t>
+      </w:r>
+      <w:proofErr w:type="spellStart"/>
+      <w:r>
+        <w:rPr>
+          <w:color w:val="000000"/>
+          <w:sz w:val="28"/>
+          <w:szCs w:val="28"/>
+          <w:lang w:val="es-ES"/>
+        </w:rPr>
+        <w:t>descripcion</w:t>
+      </w:r>
+      <w:proofErr w:type="spellEnd"/>
+      <w:r>
+        <w:rPr>
+          <w:color w:val="000000"/>
+          <w:sz w:val="28"/>
+          <w:szCs w:val="28"/>
+          <w:lang w:val="es-ES"/>
+        </w:rPr>
+        <w:t>.</w:t>
+      </w:r>
+    </w:p>
+    <w:p>
+      <w:pPr>
+        <w:numPr>
+          <w:ilvl w:val="0"/>
+          <w:numId w:val="23"/>
+        </w:numPr>
+        <w:rPr>
+          <w:color w:val="000000"/>
+          <w:sz w:val="28"/>
+          <w:szCs w:val="28"/>
+          <w:lang w:val="es-ES"/>
+        </w:rPr>
+      </w:pPr>
+      <w:r>
+        <w:rPr>
+          <w:b/>
+          <w:bCs/>
+          <w:color w:val="000000"/>
+          <w:sz w:val="28"/>
+          <w:szCs w:val="28"/>
+          <w:lang w:val="es-ES"/>
+        </w:rPr>
+        <w:t>Cita:</w:t>
+      </w:r>
+      <w:r>
+        <w:rPr>
+          <w:color w:val="000000"/>
+          <w:sz w:val="28"/>
+          <w:szCs w:val="28"/>
+          <w:lang w:val="es-ES"/>
+        </w:rPr>
+        <w:t xml:space="preserve"> </w:t>
+      </w:r>
+      <w:proofErr w:type="spellStart"/>
+      <w:r>
+        <w:rPr>
+          <w:color w:val="000000"/>
+          <w:sz w:val="28"/>
+          <w:szCs w:val="28"/>
+          <w:lang w:val="es-ES"/>
+        </w:rPr>
+        <w:t>id_cita</w:t>
+      </w:r>
+      <w:proofErr w:type="spellEnd"/>
+      <w:r>
+        <w:rPr>
+          <w:color w:val="000000"/>
+          <w:sz w:val="28"/>
+          <w:szCs w:val="28"/>
+          <w:lang w:val="es-ES"/>
+        </w:rPr>
+        <w:t xml:space="preserve"> (PK), </w:t>
+      </w:r>
+      <w:proofErr w:type="spellStart"/>
+      <w:r>
+        <w:rPr>
+          <w:color w:val="000000"/>
+          <w:sz w:val="28"/>
+          <w:szCs w:val="28"/>
+          <w:lang w:val="es-ES"/>
+        </w:rPr>
+        <w:t>id_paciente</w:t>
+      </w:r>
+      <w:proofErr w:type="spellEnd"/>
+      <w:r>
+        <w:rPr>
+          <w:color w:val="000000"/>
+          <w:sz w:val="28"/>
+          <w:szCs w:val="28"/>
+          <w:lang w:val="es-ES"/>
+        </w:rPr>
+        <w:t xml:space="preserve"> (FK), </w:t>
+      </w:r>
+      <w:proofErr w:type="spellStart"/>
+      <w:r>
+        <w:rPr>
+          <w:color w:val="000000"/>
+          <w:sz w:val="28"/>
+          <w:szCs w:val="28"/>
+          <w:lang w:val="es-ES"/>
+        </w:rPr>
+        <w:t>id_trabajador</w:t>
+      </w:r>
+      <w:proofErr w:type="spellEnd"/>
+      <w:r>
+        <w:rPr>
+          <w:color w:val="000000"/>
+          <w:sz w:val="28"/>
+          <w:szCs w:val="28"/>
+          <w:lang w:val="es-ES"/>
+        </w:rPr>
+        <w:t xml:space="preserve"> (FK, médico asignado), </w:t>
+      </w:r>
+      <w:proofErr w:type="spellStart"/>
+      <w:r>
+        <w:rPr>
+          <w:color w:val="000000"/>
+          <w:sz w:val="28"/>
+          <w:szCs w:val="28"/>
+          <w:lang w:val="es-ES"/>
+        </w:rPr>
+        <w:t>fecha_hora</w:t>
+      </w:r>
+      <w:proofErr w:type="spellEnd"/>
+      <w:r>
+        <w:rPr>
+          <w:color w:val="000000"/>
+          <w:sz w:val="28"/>
+          <w:szCs w:val="28"/>
+          <w:lang w:val="es-ES"/>
+        </w:rPr>
+        <w:t xml:space="preserve">, estado (Pendiente, Realizada, Cancelada), </w:t>
+      </w:r>
+      <w:proofErr w:type="spellStart"/>
+      <w:r>
+        <w:rPr>
+          <w:color w:val="000000"/>
+          <w:sz w:val="28"/>
+          <w:szCs w:val="28"/>
+          <w:lang w:val="es-ES"/>
+        </w:rPr>
+        <w:t>motivo_consulta</w:t>
+      </w:r>
+      <w:proofErr w:type="spellEnd"/>
+      <w:r>
+        <w:rPr>
+          <w:color w:val="000000"/>
+          <w:sz w:val="28"/>
+          <w:szCs w:val="28"/>
+          <w:lang w:val="es-ES"/>
+        </w:rPr>
+        <w:t>, diagnostico.</w:t>
+      </w:r>
+    </w:p>
+    <w:p>
+      <w:pPr>
+        <w:numPr>
+          <w:ilvl w:val="0"/>
+          <w:numId w:val="23"/>
+        </w:numPr>
+        <w:rPr>
+          <w:color w:val="000000"/>
+          <w:sz w:val="28"/>
+          <w:szCs w:val="28"/>
+          <w:lang w:val="es-ES"/>
+        </w:rPr>
+      </w:pPr>
+      <w:proofErr w:type="spellStart"/>
+      <w:r>
+        <w:rPr>
+          <w:b/>
+          <w:bCs/>
+          <w:color w:val="000000"/>
+          <w:sz w:val="28"/>
+          <w:szCs w:val="28"/>
+          <w:lang w:val="es-ES"/>
+        </w:rPr>
+        <w:t>Historial_Medico</w:t>
+      </w:r>
+      <w:proofErr w:type="spellEnd"/>
+      <w:r>
+        <w:rPr>
+          <w:b/>
+          <w:bCs/>
+          <w:color w:val="000000"/>
+          <w:sz w:val="28"/>
+          <w:szCs w:val="28"/>
+          <w:lang w:val="es-ES"/>
+        </w:rPr>
+        <w:t>:</w:t>
+      </w:r>
+      <w:r>
+        <w:rPr>
+          <w:color w:val="000000"/>
+          <w:sz w:val="28"/>
+          <w:szCs w:val="28"/>
+          <w:lang w:val="es-ES"/>
+        </w:rPr>
+        <w:t xml:space="preserve"> </w:t>
+      </w:r>
+      <w:proofErr w:type="spellStart"/>
+      <w:r>
+        <w:rPr>
+          <w:color w:val="000000"/>
+          <w:sz w:val="28"/>
+          <w:szCs w:val="28"/>
+          <w:lang w:val="es-ES"/>
+        </w:rPr>
+        <w:t>id_historial</w:t>
+      </w:r>
+      <w:proofErr w:type="spellEnd"/>
+      <w:r>
+        <w:rPr>
+          <w:color w:val="000000"/>
+          <w:sz w:val="28"/>
+          <w:szCs w:val="28"/>
+          <w:lang w:val="es-ES"/>
+        </w:rPr>
+        <w:t xml:space="preserve"> (PK), </w:t>
+      </w:r>
+      <w:proofErr w:type="spellStart"/>
+      <w:r>
+        <w:rPr>
+          <w:color w:val="000000"/>
+          <w:sz w:val="28"/>
+          <w:szCs w:val="28"/>
+          <w:lang w:val="es-ES"/>
+        </w:rPr>
+        <w:t>id_paciente</w:t>
+      </w:r>
+      <w:proofErr w:type="spellEnd"/>
+      <w:r>
+        <w:rPr>
+          <w:color w:val="000000"/>
+          <w:sz w:val="28"/>
+          <w:szCs w:val="28"/>
+          <w:lang w:val="es-ES"/>
+        </w:rPr>
+        <w:t xml:space="preserve"> (FK), </w:t>
+      </w:r>
+      <w:proofErr w:type="spellStart"/>
+      <w:r>
+        <w:rPr>
+          <w:color w:val="000000"/>
+          <w:sz w:val="28"/>
+          <w:szCs w:val="28"/>
+          <w:lang w:val="es-ES"/>
+        </w:rPr>
+        <w:t>id_cita</w:t>
+      </w:r>
+      <w:proofErr w:type="spellEnd"/>
+      <w:r>
+        <w:rPr>
+          <w:color w:val="000000"/>
+          <w:sz w:val="28"/>
+          <w:szCs w:val="28"/>
+          <w:lang w:val="es-ES"/>
+        </w:rPr>
+        <w:t xml:space="preserve"> (FK), </w:t>
+      </w:r>
+      <w:proofErr w:type="spellStart"/>
+      <w:r>
+        <w:rPr>
+          <w:color w:val="000000"/>
+          <w:sz w:val="28"/>
+          <w:szCs w:val="28"/>
+          <w:lang w:val="es-ES"/>
+        </w:rPr>
+        <w:t>diagnostico</w:t>
+      </w:r>
+      <w:proofErr w:type="spellEnd"/>
+      <w:r>
+        <w:rPr>
+          <w:color w:val="000000"/>
+          <w:sz w:val="28"/>
+          <w:szCs w:val="28"/>
+          <w:lang w:val="es-ES"/>
+        </w:rPr>
+        <w:t xml:space="preserve">, tratamiento, </w:t>
+      </w:r>
+      <w:proofErr w:type="spellStart"/>
+      <w:r>
+        <w:rPr>
+          <w:color w:val="000000"/>
+          <w:sz w:val="28"/>
+          <w:szCs w:val="28"/>
+          <w:lang w:val="es-ES"/>
+        </w:rPr>
+        <w:t>fecha_registro</w:t>
+      </w:r>
+      <w:proofErr w:type="spellEnd"/>
+      <w:r>
+        <w:rPr>
+          <w:color w:val="000000"/>
+          <w:sz w:val="28"/>
+          <w:szCs w:val="28"/>
+          <w:lang w:val="es-ES"/>
+        </w:rPr>
+        <w:t>.</w:t>
+      </w:r>
+    </w:p>
+    <w:p>
+      <w:pPr>
+        <w:rPr>
+          <w:color w:val="000000"/>
+          <w:sz w:val="28"/>
+          <w:szCs w:val="28"/>
+          <w:lang w:val="es-ES"/>
+        </w:rPr>
+      </w:pPr>
+    </w:p>
+    <w:p>
+      <w:pPr>
+        <w:rPr>
+          <w:color w:val="000000"/>
+          <w:sz w:val="28"/>
+          <w:szCs w:val="28"/>
+          <w:lang w:val="es-ES"/>
+        </w:rPr>
+      </w:pPr>
+    </w:p>
+    <w:p>
+      <w:pPr>
+        <w:rPr>
+          <w:color w:val="000000"/>
+          <w:sz w:val="28"/>
+          <w:szCs w:val="28"/>
+          <w:lang w:val="es-ES"/>
+        </w:rPr>
+      </w:pPr>
+    </w:p>
+    <w:p>
+      <w:pPr>
+        <w:rPr>
+          <w:color w:val="000000"/>
+          <w:sz w:val="28"/>
+          <w:szCs w:val="28"/>
+          <w:lang w:val="es-ES"/>
+        </w:rPr>
+      </w:pPr>
+    </w:p>
+    <w:p>
+      <w:pPr>
+        <w:rPr>
+          <w:color w:val="000000"/>
+          <w:sz w:val="28"/>
+          <w:szCs w:val="28"/>
+          <w:lang w:val="es-ES"/>
+        </w:rPr>
+      </w:pPr>
+    </w:p>
+    <w:p>
+      <w:pPr>
+        <w:rPr>
+          <w:color w:val="000000"/>
+          <w:sz w:val="28"/>
+          <w:szCs w:val="28"/>
+          <w:lang w:val="es-ES"/>
+        </w:rPr>
+      </w:pPr>
+    </w:p>
+    <w:p>
+      <w:pPr>
+        <w:rPr>
+          <w:color w:val="000000"/>
+          <w:sz w:val="28"/>
+          <w:szCs w:val="28"/>
+          <w:lang w:val="es-ES"/>
+        </w:rPr>
+      </w:pPr>
+    </w:p>
+    <w:p>
+      <w:pPr>
+        <w:rPr>
+          <w:color w:val="000000"/>
+          <w:sz w:val="28"/>
+          <w:szCs w:val="28"/>
+          <w:lang w:val="es-ES"/>
+        </w:rPr>
+      </w:pPr>
+    </w:p>
+    <w:p>
+      <w:pPr>
+        <w:rPr>
+          <w:color w:val="000000"/>
+          <w:sz w:val="28"/>
+          <w:szCs w:val="28"/>
+          <w:lang w:val="es-ES"/>
+        </w:rPr>
+      </w:pPr>
+    </w:p>
+    <w:p>
+      <w:pPr>
+        <w:rPr>
+          <w:color w:val="000000"/>
+          <w:sz w:val="28"/>
+          <w:szCs w:val="28"/>
+          <w:lang w:val="es-ES"/>
+        </w:rPr>
+      </w:pPr>
+    </w:p>
+    <w:p>
+      <w:pPr>
+        <w:rPr>
+          <w:color w:val="000000"/>
+          <w:sz w:val="28"/>
+          <w:szCs w:val="28"/>
         </w:rPr>
       </w:pPr>
     </w:p>
@@ -7192,14 +8305,14 @@
           <w:numId w:val="1"/>
         </w:numPr>
       </w:pPr>
-      <w:bookmarkStart w:id="24" w:name="_Toc243254098"/>
+      <w:bookmarkStart w:id="26" w:name="_Toc244078914"/>
       <w:r>
         <w:t xml:space="preserve">diagramas de </w:t>
       </w:r>
       <w:r>
         <w:t>Clases</w:t>
       </w:r>
-      <w:bookmarkEnd w:id="24"/>
+      <w:bookmarkEnd w:id="26"/>
     </w:p>
     <w:p/>
     <w:p/>
@@ -7215,13 +8328,45 @@
           <w:bCs/>
           <w:lang w:val="es-ES"/>
         </w:rPr>
-        <w:t>1. Capa de Dominio (Entidades Hibernate)</w:t>
-      </w:r>
-      <w:r>
-        <w:rPr>
-          <w:lang w:val="es-ES"/>
-        </w:rPr>
-        <w:t xml:space="preserve"> Representa el núcleo de la lógica de negocio y mapea exactamente las tablas de la base de datos relacional mediante el ORM Hibernate. Estas clases son compartidas en la lógica del servidor.</w:t>
+        <w:t xml:space="preserve">1. Capa de Dominio (Entidades </w:t>
+      </w:r>
+      <w:proofErr w:type="spellStart"/>
+      <w:r>
+        <w:rPr>
+          <w:b/>
+          <w:bCs/>
+          <w:lang w:val="es-ES"/>
+        </w:rPr>
+        <w:t>Hibernate</w:t>
+      </w:r>
+      <w:proofErr w:type="spellEnd"/>
+      <w:r>
+        <w:rPr>
+          <w:b/>
+          <w:bCs/>
+          <w:lang w:val="es-ES"/>
+        </w:rPr>
+        <w:t>)</w:t>
+      </w:r>
+      <w:r>
+        <w:rPr>
+          <w:lang w:val="es-ES"/>
+        </w:rPr>
+        <w:t xml:space="preserve"> Representa el núcleo de la lógica de negocio y mapea exactamente las tablas de la base de datos relacional mediante el ORM </w:t>
+      </w:r>
+      <w:proofErr w:type="spellStart"/>
+      <w:r>
+        <w:rPr>
+          <w:lang w:val="es-ES"/>
+        </w:rPr>
+        <w:t>Hibernate</w:t>
+      </w:r>
+      <w:proofErr w:type="spellEnd"/>
+      <w:r>
+        <w:rPr>
+          <w:lang w:val="es-ES"/>
+        </w:rPr>
+        <w:t>. Estas clases son compartidas en la lógica del servidor.</w:t>
       </w:r>
     </w:p>
     <w:p>
@@ -7246,8 +8391,37 @@
         <w:rPr>
           <w:lang w:val="es-ES"/>
         </w:rPr>
-        <w:t xml:space="preserve">: Atributos privados (id, dni, nombre, apellidos, rol, passwordHash). Métodos: </w:t>
-      </w:r>
+        <w:t xml:space="preserve">: Atributos privados (id, </w:t>
+      </w:r>
+      <w:proofErr w:type="spellStart"/>
+      <w:r>
+        <w:rPr>
+          <w:lang w:val="es-ES"/>
+        </w:rPr>
+        <w:t>dni</w:t>
+      </w:r>
+      <w:proofErr w:type="spellEnd"/>
+      <w:r>
+        <w:rPr>
+          <w:lang w:val="es-ES"/>
+        </w:rPr>
+        <w:t xml:space="preserve">, nombre, apellidos, rol, </w:t>
+      </w:r>
+      <w:proofErr w:type="spellStart"/>
+      <w:r>
+        <w:rPr>
+          <w:lang w:val="es-ES"/>
+        </w:rPr>
+        <w:t>passwordHash</w:t>
+      </w:r>
+      <w:proofErr w:type="spellEnd"/>
+      <w:r>
+        <w:rPr>
+          <w:lang w:val="es-ES"/>
+        </w:rPr>
+        <w:t xml:space="preserve">). Métodos: </w:t>
+      </w:r>
+      <w:proofErr w:type="spellStart"/>
       <w:r>
         <w:rPr>
           <w:i/>
@@ -7256,6 +8430,7 @@
         </w:rPr>
         <w:t>Getters</w:t>
       </w:r>
+      <w:proofErr w:type="spellEnd"/>
       <w:r>
         <w:rPr>
           <w:lang w:val="es-ES"/>
@@ -7274,7 +8449,29 @@
         <w:rPr>
           <w:lang w:val="es-ES"/>
         </w:rPr>
-        <w:t xml:space="preserve"> y validarCredenciales().</w:t>
+        <w:t xml:space="preserve"> y </w:t>
+      </w:r>
+      <w:proofErr w:type="spellStart"/>
+      <w:proofErr w:type="gramStart"/>
+      <w:r>
+        <w:rPr>
+          <w:lang w:val="es-ES"/>
+        </w:rPr>
+        <w:t>validarCredenciales</w:t>
+      </w:r>
+      <w:proofErr w:type="spellEnd"/>
+      <w:r>
+        <w:rPr>
+          <w:lang w:val="es-ES"/>
+        </w:rPr>
+        <w:t>(</w:t>
+      </w:r>
+      <w:proofErr w:type="gramEnd"/>
+      <w:r>
+        <w:rPr>
+          <w:lang w:val="es-ES"/>
+        </w:rPr>
+        <w:t>).</w:t>
       </w:r>
     </w:p>
     <w:p>
@@ -7299,8 +8496,37 @@
         <w:rPr>
           <w:lang w:val="es-ES"/>
         </w:rPr>
-        <w:t xml:space="preserve">: Atributos privados (id, dni, nombre, telefono, email). Métodos: </w:t>
-      </w:r>
+        <w:t xml:space="preserve">: Atributos privados (id, </w:t>
+      </w:r>
+      <w:proofErr w:type="spellStart"/>
+      <w:r>
+        <w:rPr>
+          <w:lang w:val="es-ES"/>
+        </w:rPr>
+        <w:t>dni</w:t>
+      </w:r>
+      <w:proofErr w:type="spellEnd"/>
+      <w:r>
+        <w:rPr>
+          <w:lang w:val="es-ES"/>
+        </w:rPr>
+        <w:t xml:space="preserve">, nombre, </w:t>
+      </w:r>
+      <w:proofErr w:type="spellStart"/>
+      <w:r>
+        <w:rPr>
+          <w:lang w:val="es-ES"/>
+        </w:rPr>
+        <w:t>telefono</w:t>
+      </w:r>
+      <w:proofErr w:type="spellEnd"/>
+      <w:r>
+        <w:rPr>
+          <w:lang w:val="es-ES"/>
+        </w:rPr>
+        <w:t xml:space="preserve">, email). Métodos: </w:t>
+      </w:r>
+      <w:proofErr w:type="spellStart"/>
       <w:r>
         <w:rPr>
           <w:i/>
@@ -7309,6 +8535,7 @@
         </w:rPr>
         <w:t>Getters</w:t>
       </w:r>
+      <w:proofErr w:type="spellEnd"/>
       <w:r>
         <w:rPr>
           <w:lang w:val="es-ES"/>
@@ -7352,7 +8579,49 @@
         <w:rPr>
           <w:lang w:val="es-ES"/>
         </w:rPr>
-        <w:t>: Atributos privados (id, fechaHora, estado, motivo, paciente_id, trabajador_id).</w:t>
+        <w:t xml:space="preserve">: Atributos privados (id, </w:t>
+      </w:r>
+      <w:proofErr w:type="spellStart"/>
+      <w:r>
+        <w:rPr>
+          <w:lang w:val="es-ES"/>
+        </w:rPr>
+        <w:t>fechaHora</w:t>
+      </w:r>
+      <w:proofErr w:type="spellEnd"/>
+      <w:r>
+        <w:rPr>
+          <w:lang w:val="es-ES"/>
+        </w:rPr>
+        <w:t xml:space="preserve">, estado, motivo, </w:t>
+      </w:r>
+      <w:proofErr w:type="spellStart"/>
+      <w:r>
+        <w:rPr>
+          <w:lang w:val="es-ES"/>
+        </w:rPr>
+        <w:t>paciente_id</w:t>
+      </w:r>
+      <w:proofErr w:type="spellEnd"/>
+      <w:r>
+        <w:rPr>
+          <w:lang w:val="es-ES"/>
+        </w:rPr>
+        <w:t xml:space="preserve">, </w:t>
+      </w:r>
+      <w:proofErr w:type="spellStart"/>
+      <w:r>
+        <w:rPr>
+          <w:lang w:val="es-ES"/>
+        </w:rPr>
+        <w:t>trabajador_id</w:t>
+      </w:r>
+      <w:proofErr w:type="spellEnd"/>
+      <w:r>
+        <w:rPr>
+          <w:lang w:val="es-ES"/>
+        </w:rPr>
+        <w:t>).</w:t>
       </w:r>
     </w:p>
     <w:p>
@@ -7428,7 +8697,25 @@
           <w:bCs/>
           <w:lang w:val="es-ES"/>
         </w:rPr>
-        <w:t>2. Capa de (Backend)</w:t>
+        <w:t>2. Capa de (</w:t>
+      </w:r>
+      <w:proofErr w:type="spellStart"/>
+      <w:r>
+        <w:rPr>
+          <w:b/>
+          <w:bCs/>
+          <w:lang w:val="es-ES"/>
+        </w:rPr>
+        <w:t>Backend</w:t>
+      </w:r>
+      <w:proofErr w:type="spellEnd"/>
+      <w:r>
+        <w:rPr>
+          <w:b/>
+          <w:bCs/>
+          <w:lang w:val="es-ES"/>
+        </w:rPr>
+        <w:t>)</w:t>
       </w:r>
       <w:r>
         <w:rPr>
@@ -7454,13 +8741,59 @@
           <w:lang w:val="es-ES"/>
         </w:rPr>
         <w:lastRenderedPageBreak/>
-        <w:t>Clase ServidorTCP</w:t>
-      </w:r>
-      <w:r>
-        <w:rPr>
-          <w:lang w:val="es-ES"/>
-        </w:rPr>
-        <w:t>: Contiene el método main() del servidor. Atributo ServerSocket. Se encarga de escuchar conexiones entrantes en un puerto específico de forma infinita.</w:t>
+        <w:t xml:space="preserve">Clase </w:t>
+      </w:r>
+      <w:proofErr w:type="spellStart"/>
+      <w:r>
+        <w:rPr>
+          <w:b/>
+          <w:bCs/>
+          <w:lang w:val="es-ES"/>
+        </w:rPr>
+        <w:t>ServidorTCP</w:t>
+      </w:r>
+      <w:proofErr w:type="spellEnd"/>
+      <w:r>
+        <w:rPr>
+          <w:lang w:val="es-ES"/>
+        </w:rPr>
+        <w:t xml:space="preserve">: Contiene el método </w:t>
+      </w:r>
+      <w:proofErr w:type="spellStart"/>
+      <w:proofErr w:type="gramStart"/>
+      <w:r>
+        <w:rPr>
+          <w:lang w:val="es-ES"/>
+        </w:rPr>
+        <w:t>main</w:t>
+      </w:r>
+      <w:proofErr w:type="spellEnd"/>
+      <w:r>
+        <w:rPr>
+          <w:lang w:val="es-ES"/>
+        </w:rPr>
+        <w:t>(</w:t>
+      </w:r>
+      <w:proofErr w:type="gramEnd"/>
+      <w:r>
+        <w:rPr>
+          <w:lang w:val="es-ES"/>
+        </w:rPr>
+        <w:t xml:space="preserve">) del servidor. Atributo </w:t>
+      </w:r>
+      <w:proofErr w:type="spellStart"/>
+      <w:r>
+        <w:rPr>
+          <w:lang w:val="es-ES"/>
+        </w:rPr>
+        <w:t>ServerSocket</w:t>
+      </w:r>
+      <w:proofErr w:type="spellEnd"/>
+      <w:r>
+        <w:rPr>
+          <w:lang w:val="es-ES"/>
+        </w:rPr>
+        <w:t>. Se encarga de escuchar conexiones entrantes en un puerto específico de forma infinita.</w:t>
       </w:r>
     </w:p>
     <w:p>
@@ -7479,13 +8812,91 @@
           <w:bCs/>
           <w:lang w:val="es-ES"/>
         </w:rPr>
-        <w:t>Clase ManejadorCliente (Hereda de Thread)</w:t>
-      </w:r>
-      <w:r>
-        <w:rPr>
-          <w:lang w:val="es-ES"/>
-        </w:rPr>
-        <w:t>: Por cada cliente que se conecta, el servidor instancia un hilo de esta clase. Atributos: Socket, ObjectInputStream, ObjectOutputStream. Método principal: run(), donde lee las peticiones del cliente y llama al DAO correspondiente.</w:t>
+        <w:t xml:space="preserve">Clase </w:t>
+      </w:r>
+      <w:proofErr w:type="spellStart"/>
+      <w:r>
+        <w:rPr>
+          <w:b/>
+          <w:bCs/>
+          <w:lang w:val="es-ES"/>
+        </w:rPr>
+        <w:t>ManejadorCliente</w:t>
+      </w:r>
+      <w:proofErr w:type="spellEnd"/>
+      <w:r>
+        <w:rPr>
+          <w:b/>
+          <w:bCs/>
+          <w:lang w:val="es-ES"/>
+        </w:rPr>
+        <w:t xml:space="preserve"> (Hereda de </w:t>
+      </w:r>
+      <w:proofErr w:type="spellStart"/>
+      <w:r>
+        <w:rPr>
+          <w:b/>
+          <w:bCs/>
+          <w:lang w:val="es-ES"/>
+        </w:rPr>
+        <w:t>Thread</w:t>
+      </w:r>
+      <w:proofErr w:type="spellEnd"/>
+      <w:r>
+        <w:rPr>
+          <w:b/>
+          <w:bCs/>
+          <w:lang w:val="es-ES"/>
+        </w:rPr>
+        <w:t>)</w:t>
+      </w:r>
+      <w:r>
+        <w:rPr>
+          <w:lang w:val="es-ES"/>
+        </w:rPr>
+        <w:t xml:space="preserve">: Por cada cliente que se conecta, el servidor instancia un hilo de esta clase. Atributos: Socket, </w:t>
+      </w:r>
+      <w:proofErr w:type="spellStart"/>
+      <w:r>
+        <w:rPr>
+          <w:lang w:val="es-ES"/>
+        </w:rPr>
+        <w:t>ObjectInputStream</w:t>
+      </w:r>
+      <w:proofErr w:type="spellEnd"/>
+      <w:r>
+        <w:rPr>
+          <w:lang w:val="es-ES"/>
+        </w:rPr>
+        <w:t xml:space="preserve">, </w:t>
+      </w:r>
+      <w:proofErr w:type="spellStart"/>
+      <w:r>
+        <w:rPr>
+          <w:lang w:val="es-ES"/>
+        </w:rPr>
+        <w:t>ObjectOutputStream</w:t>
+      </w:r>
+      <w:proofErr w:type="spellEnd"/>
+      <w:r>
+        <w:rPr>
+          <w:lang w:val="es-ES"/>
+        </w:rPr>
+        <w:t xml:space="preserve">. Método principal: </w:t>
+      </w:r>
+      <w:proofErr w:type="gramStart"/>
+      <w:r>
+        <w:rPr>
+          <w:lang w:val="es-ES"/>
+        </w:rPr>
+        <w:t>run(</w:t>
+      </w:r>
+      <w:proofErr w:type="gramEnd"/>
+      <w:r>
+        <w:rPr>
+          <w:lang w:val="es-ES"/>
+        </w:rPr>
+        <w:t>), donde lee las peticiones del cliente y llama al DAO correspondiente.</w:t>
       </w:r>
     </w:p>
     <w:p>
@@ -7504,13 +8915,175 @@
           <w:bCs/>
           <w:lang w:val="es-ES"/>
         </w:rPr>
-        <w:t>Clases DAO (Data Access Object)</w:t>
-      </w:r>
-      <w:r>
-        <w:rPr>
-          <w:lang w:val="es-ES"/>
-        </w:rPr>
-        <w:t>: PacienteDAO, TrabajadorDAO, CitaDAO. Contienen los métodos que interactúan con Hibernate (save(), update(), delete(), findById()).</w:t>
+        <w:t xml:space="preserve">Clases DAO (Data Access </w:t>
+      </w:r>
+      <w:proofErr w:type="spellStart"/>
+      <w:r>
+        <w:rPr>
+          <w:b/>
+          <w:bCs/>
+          <w:lang w:val="es-ES"/>
+        </w:rPr>
+        <w:t>Object</w:t>
+      </w:r>
+      <w:proofErr w:type="spellEnd"/>
+      <w:r>
+        <w:rPr>
+          <w:b/>
+          <w:bCs/>
+          <w:lang w:val="es-ES"/>
+        </w:rPr>
+        <w:t>)</w:t>
+      </w:r>
+      <w:r>
+        <w:rPr>
+          <w:lang w:val="es-ES"/>
+        </w:rPr>
+        <w:t xml:space="preserve">: </w:t>
+      </w:r>
+      <w:proofErr w:type="spellStart"/>
+      <w:r>
+        <w:rPr>
+          <w:lang w:val="es-ES"/>
+        </w:rPr>
+        <w:t>PacienteDAO</w:t>
+      </w:r>
+      <w:proofErr w:type="spellEnd"/>
+      <w:r>
+        <w:rPr>
+          <w:lang w:val="es-ES"/>
+        </w:rPr>
+        <w:t xml:space="preserve">, </w:t>
+      </w:r>
+      <w:proofErr w:type="spellStart"/>
+      <w:r>
+        <w:rPr>
+          <w:lang w:val="es-ES"/>
+        </w:rPr>
+        <w:t>TrabajadorDAO</w:t>
+      </w:r>
+      <w:proofErr w:type="spellEnd"/>
+      <w:r>
+        <w:rPr>
+          <w:lang w:val="es-ES"/>
+        </w:rPr>
+        <w:t xml:space="preserve">, </w:t>
+      </w:r>
+      <w:proofErr w:type="spellStart"/>
+      <w:r>
+        <w:rPr>
+          <w:lang w:val="es-ES"/>
+        </w:rPr>
+        <w:t>CitaDAO</w:t>
+      </w:r>
+      <w:proofErr w:type="spellEnd"/>
+      <w:r>
+        <w:rPr>
+          <w:lang w:val="es-ES"/>
+        </w:rPr>
+        <w:t xml:space="preserve">. Contienen los métodos que interactúan con </w:t>
+      </w:r>
+      <w:proofErr w:type="spellStart"/>
+      <w:r>
+        <w:rPr>
+          <w:lang w:val="es-ES"/>
+        </w:rPr>
+        <w:t>Hibernate</w:t>
+      </w:r>
+      <w:proofErr w:type="spellEnd"/>
+      <w:r>
+        <w:rPr>
+          <w:lang w:val="es-ES"/>
+        </w:rPr>
+        <w:t xml:space="preserve"> (</w:t>
+      </w:r>
+      <w:proofErr w:type="spellStart"/>
+      <w:proofErr w:type="gramStart"/>
+      <w:r>
+        <w:rPr>
+          <w:lang w:val="es-ES"/>
+        </w:rPr>
+        <w:t>save</w:t>
+      </w:r>
+      <w:proofErr w:type="spellEnd"/>
+      <w:r>
+        <w:rPr>
+          <w:lang w:val="es-ES"/>
+        </w:rPr>
+        <w:t>(</w:t>
+      </w:r>
+      <w:proofErr w:type="gramEnd"/>
+      <w:r>
+        <w:rPr>
+          <w:lang w:val="es-ES"/>
+        </w:rPr>
+        <w:t xml:space="preserve">), </w:t>
+      </w:r>
+      <w:proofErr w:type="spellStart"/>
+      <w:proofErr w:type="gramStart"/>
+      <w:r>
+        <w:rPr>
+          <w:lang w:val="es-ES"/>
+        </w:rPr>
+        <w:t>update</w:t>
+      </w:r>
+      <w:proofErr w:type="spellEnd"/>
+      <w:r>
+        <w:rPr>
+          <w:lang w:val="es-ES"/>
+        </w:rPr>
+        <w:t>(</w:t>
+      </w:r>
+      <w:proofErr w:type="gramEnd"/>
+      <w:r>
+        <w:rPr>
+          <w:lang w:val="es-ES"/>
+        </w:rPr>
+        <w:t xml:space="preserve">), </w:t>
+      </w:r>
+      <w:proofErr w:type="spellStart"/>
+      <w:proofErr w:type="gramStart"/>
+      <w:r>
+        <w:rPr>
+          <w:lang w:val="es-ES"/>
+        </w:rPr>
+        <w:t>delete</w:t>
+      </w:r>
+      <w:proofErr w:type="spellEnd"/>
+      <w:r>
+        <w:rPr>
+          <w:lang w:val="es-ES"/>
+        </w:rPr>
+        <w:t>(</w:t>
+      </w:r>
+      <w:proofErr w:type="gramEnd"/>
+      <w:r>
+        <w:rPr>
+          <w:lang w:val="es-ES"/>
+        </w:rPr>
+        <w:t xml:space="preserve">), </w:t>
+      </w:r>
+      <w:proofErr w:type="spellStart"/>
+      <w:proofErr w:type="gramStart"/>
+      <w:r>
+        <w:rPr>
+          <w:lang w:val="es-ES"/>
+        </w:rPr>
+        <w:t>findById</w:t>
+      </w:r>
+      <w:proofErr w:type="spellEnd"/>
+      <w:r>
+        <w:rPr>
+          <w:lang w:val="es-ES"/>
+        </w:rPr>
+        <w:t>(</w:t>
+      </w:r>
+      <w:proofErr w:type="gramEnd"/>
+      <w:r>
+        <w:rPr>
+          <w:lang w:val="es-ES"/>
+        </w:rPr>
+        <w:t>)).</w:t>
       </w:r>
     </w:p>
     <w:p>
@@ -7599,13 +9172,119 @@
           <w:bCs/>
           <w:lang w:val="es-ES"/>
         </w:rPr>
-        <w:t>Clase PaqueteRed (Implementa Serializable)</w:t>
-      </w:r>
-      <w:r>
-        <w:rPr>
-          <w:lang w:val="es-ES"/>
-        </w:rPr>
-        <w:t>: Es el objeto vital que viaja por la red entre los clientes y el servidor. Atributos: String accion (ej: "LOGIN", "GET_PACIENTES") y Object payload (los datos que se envían, como un objeto Paciente o un ArrayList).</w:t>
+        <w:t xml:space="preserve">Clase </w:t>
+      </w:r>
+      <w:proofErr w:type="spellStart"/>
+      <w:r>
+        <w:rPr>
+          <w:b/>
+          <w:bCs/>
+          <w:lang w:val="es-ES"/>
+        </w:rPr>
+        <w:t>PaqueteRed</w:t>
+      </w:r>
+      <w:proofErr w:type="spellEnd"/>
+      <w:r>
+        <w:rPr>
+          <w:b/>
+          <w:bCs/>
+          <w:lang w:val="es-ES"/>
+        </w:rPr>
+        <w:t xml:space="preserve"> (Implementa </w:t>
+      </w:r>
+      <w:proofErr w:type="spellStart"/>
+      <w:r>
+        <w:rPr>
+          <w:b/>
+          <w:bCs/>
+          <w:lang w:val="es-ES"/>
+        </w:rPr>
+        <w:t>Serializable</w:t>
+      </w:r>
+      <w:proofErr w:type="spellEnd"/>
+      <w:r>
+        <w:rPr>
+          <w:b/>
+          <w:bCs/>
+          <w:lang w:val="es-ES"/>
+        </w:rPr>
+        <w:t>)</w:t>
+      </w:r>
+      <w:r>
+        <w:rPr>
+          <w:lang w:val="es-ES"/>
+        </w:rPr>
+        <w:t xml:space="preserve">: Es el objeto vital que viaja por la red entre los clientes y el servidor. Atributos: String </w:t>
+      </w:r>
+      <w:proofErr w:type="spellStart"/>
+      <w:r>
+        <w:rPr>
+          <w:lang w:val="es-ES"/>
+        </w:rPr>
+        <w:t>accion</w:t>
+      </w:r>
+      <w:proofErr w:type="spellEnd"/>
+      <w:r>
+        <w:rPr>
+          <w:lang w:val="es-ES"/>
+        </w:rPr>
+        <w:t xml:space="preserve"> (</w:t>
+      </w:r>
+      <w:proofErr w:type="spellStart"/>
+      <w:r>
+        <w:rPr>
+          <w:lang w:val="es-ES"/>
+        </w:rPr>
+        <w:t>ej</w:t>
+      </w:r>
+      <w:proofErr w:type="spellEnd"/>
+      <w:r>
+        <w:rPr>
+          <w:lang w:val="es-ES"/>
+        </w:rPr>
+        <w:t xml:space="preserve">: "LOGIN", "GET_PACIENTES") y </w:t>
+      </w:r>
+      <w:proofErr w:type="spellStart"/>
+      <w:r>
+        <w:rPr>
+          <w:lang w:val="es-ES"/>
+        </w:rPr>
+        <w:t>Object</w:t>
+      </w:r>
+      <w:proofErr w:type="spellEnd"/>
+      <w:r>
+        <w:rPr>
+          <w:lang w:val="es-ES"/>
+        </w:rPr>
+        <w:t xml:space="preserve"> </w:t>
+      </w:r>
+      <w:proofErr w:type="spellStart"/>
+      <w:r>
+        <w:rPr>
+          <w:lang w:val="es-ES"/>
+        </w:rPr>
+        <w:t>payload</w:t>
+      </w:r>
+      <w:proofErr w:type="spellEnd"/>
+      <w:r>
+        <w:rPr>
+          <w:lang w:val="es-ES"/>
+        </w:rPr>
+        <w:t xml:space="preserve"> (los datos que se envían, como un objeto Paciente o un </w:t>
+      </w:r>
+      <w:proofErr w:type="spellStart"/>
+      <w:r>
+        <w:rPr>
+          <w:lang w:val="es-ES"/>
+        </w:rPr>
+        <w:t>ArrayList</w:t>
+      </w:r>
+      <w:proofErr w:type="spellEnd"/>
+      <w:r>
+        <w:rPr>
+          <w:lang w:val="es-ES"/>
+        </w:rPr>
+        <w:t>).</w:t>
       </w:r>
     </w:p>
     <w:p/>
@@ -7666,8 +9345,18 @@
           <w:bCs/>
           <w:lang w:val="es-ES"/>
         </w:rPr>
-        <w:t>Clase ClienteSocket</w:t>
-      </w:r>
+        <w:t xml:space="preserve">Clase </w:t>
+      </w:r>
+      <w:proofErr w:type="spellStart"/>
+      <w:r>
+        <w:rPr>
+          <w:b/>
+          <w:bCs/>
+          <w:lang w:val="es-ES"/>
+        </w:rPr>
+        <w:t>ClienteSocket</w:t>
+      </w:r>
+      <w:proofErr w:type="spellEnd"/>
       <w:r>
         <w:rPr>
           <w:lang w:val="es-ES"/>
@@ -7686,7 +9375,73 @@
         <w:rPr>
           <w:lang w:val="es-ES"/>
         </w:rPr>
-        <w:t>. Mantiene la conexión abierta con el servidor. Métodos: conectar(), enviarPeticion(PaqueteRed p), recibirRespuesta().</w:t>
+        <w:t xml:space="preserve">. Mantiene la conexión abierta con el servidor. Métodos: </w:t>
+      </w:r>
+      <w:proofErr w:type="gramStart"/>
+      <w:r>
+        <w:rPr>
+          <w:lang w:val="es-ES"/>
+        </w:rPr>
+        <w:t>conectar(</w:t>
+      </w:r>
+      <w:proofErr w:type="gramEnd"/>
+      <w:r>
+        <w:rPr>
+          <w:lang w:val="es-ES"/>
+        </w:rPr>
+        <w:t xml:space="preserve">), </w:t>
+      </w:r>
+      <w:proofErr w:type="spellStart"/>
+      <w:proofErr w:type="gramStart"/>
+      <w:r>
+        <w:rPr>
+          <w:lang w:val="es-ES"/>
+        </w:rPr>
+        <w:t>enviarPeticion</w:t>
+      </w:r>
+      <w:proofErr w:type="spellEnd"/>
+      <w:r>
+        <w:rPr>
+          <w:lang w:val="es-ES"/>
+        </w:rPr>
+        <w:t>(</w:t>
+      </w:r>
+      <w:proofErr w:type="spellStart"/>
+      <w:proofErr w:type="gramEnd"/>
+      <w:r>
+        <w:rPr>
+          <w:lang w:val="es-ES"/>
+        </w:rPr>
+        <w:t>PaqueteRed</w:t>
+      </w:r>
+      <w:proofErr w:type="spellEnd"/>
+      <w:r>
+        <w:rPr>
+          <w:lang w:val="es-ES"/>
+        </w:rPr>
+        <w:t xml:space="preserve"> p), </w:t>
+      </w:r>
+      <w:proofErr w:type="spellStart"/>
+      <w:proofErr w:type="gramStart"/>
+      <w:r>
+        <w:rPr>
+          <w:lang w:val="es-ES"/>
+        </w:rPr>
+        <w:t>recibirRespuesta</w:t>
+      </w:r>
+      <w:proofErr w:type="spellEnd"/>
+      <w:r>
+        <w:rPr>
+          <w:lang w:val="es-ES"/>
+        </w:rPr>
+        <w:t>(</w:t>
+      </w:r>
+      <w:proofErr w:type="gramEnd"/>
+      <w:r>
+        <w:rPr>
+          <w:lang w:val="es-ES"/>
+        </w:rPr>
+        <w:t>).</w:t>
       </w:r>
     </w:p>
     <w:p>
@@ -7730,7 +9485,43 @@
           <w:bCs/>
           <w:lang w:val="es-ES"/>
         </w:rPr>
-        <w:t>Controladores Principales (LoginController, DashboardController)</w:t>
+        <w:t>Controladores Principales (</w:t>
+      </w:r>
+      <w:proofErr w:type="spellStart"/>
+      <w:r>
+        <w:rPr>
+          <w:b/>
+          <w:bCs/>
+          <w:lang w:val="es-ES"/>
+        </w:rPr>
+        <w:t>LoginController</w:t>
+      </w:r>
+      <w:proofErr w:type="spellEnd"/>
+      <w:r>
+        <w:rPr>
+          <w:b/>
+          <w:bCs/>
+          <w:lang w:val="es-ES"/>
+        </w:rPr>
+        <w:t xml:space="preserve">, </w:t>
+      </w:r>
+      <w:proofErr w:type="spellStart"/>
+      <w:r>
+        <w:rPr>
+          <w:b/>
+          <w:bCs/>
+          <w:lang w:val="es-ES"/>
+        </w:rPr>
+        <w:t>DashboardController</w:t>
+      </w:r>
+      <w:proofErr w:type="spellEnd"/>
+      <w:r>
+        <w:rPr>
+          <w:b/>
+          <w:bCs/>
+          <w:lang w:val="es-ES"/>
+        </w:rPr>
+        <w:t>)</w:t>
       </w:r>
       <w:r>
         <w:rPr>
@@ -7755,7 +9546,43 @@
           <w:bCs/>
           <w:lang w:val="es-ES"/>
         </w:rPr>
-        <w:t>Controladores de Gestión (Ej: PacienteFormController)</w:t>
+        <w:t>Controladores de Gestión (</w:t>
+      </w:r>
+      <w:proofErr w:type="spellStart"/>
+      <w:r>
+        <w:rPr>
+          <w:b/>
+          <w:bCs/>
+          <w:lang w:val="es-ES"/>
+        </w:rPr>
+        <w:t>Ej</w:t>
+      </w:r>
+      <w:proofErr w:type="spellEnd"/>
+      <w:r>
+        <w:rPr>
+          <w:b/>
+          <w:bCs/>
+          <w:lang w:val="es-ES"/>
+        </w:rPr>
+        <w:t xml:space="preserve">: </w:t>
+      </w:r>
+      <w:proofErr w:type="spellStart"/>
+      <w:r>
+        <w:rPr>
+          <w:b/>
+          <w:bCs/>
+          <w:lang w:val="es-ES"/>
+        </w:rPr>
+        <w:t>PacienteFormController</w:t>
+      </w:r>
+      <w:proofErr w:type="spellEnd"/>
+      <w:r>
+        <w:rPr>
+          <w:b/>
+          <w:bCs/>
+          <w:lang w:val="es-ES"/>
+        </w:rPr>
+        <w:t>)</w:t>
       </w:r>
       <w:r>
         <w:rPr>
@@ -7787,7 +9614,77 @@
         <w:rPr>
           <w:lang w:val="es-ES"/>
         </w:rPr>
-        <w:t xml:space="preserve"> Elementos de la interfaz gráfica (TextField txtDni, TextField txtNombre, Button btnGuardar).</w:t>
+        <w:t xml:space="preserve"> Elementos de la interfaz gráfica (</w:t>
+      </w:r>
+      <w:proofErr w:type="spellStart"/>
+      <w:r>
+        <w:rPr>
+          <w:lang w:val="es-ES"/>
+        </w:rPr>
+        <w:t>TextField</w:t>
+      </w:r>
+      <w:proofErr w:type="spellEnd"/>
+      <w:r>
+        <w:rPr>
+          <w:lang w:val="es-ES"/>
+        </w:rPr>
+        <w:t xml:space="preserve"> </w:t>
+      </w:r>
+      <w:proofErr w:type="spellStart"/>
+      <w:r>
+        <w:rPr>
+          <w:lang w:val="es-ES"/>
+        </w:rPr>
+        <w:t>txtDni</w:t>
+      </w:r>
+      <w:proofErr w:type="spellEnd"/>
+      <w:r>
+        <w:rPr>
+          <w:lang w:val="es-ES"/>
+        </w:rPr>
+        <w:t xml:space="preserve">, </w:t>
+      </w:r>
+      <w:proofErr w:type="spellStart"/>
+      <w:r>
+        <w:rPr>
+          <w:lang w:val="es-ES"/>
+        </w:rPr>
+        <w:t>TextField</w:t>
+      </w:r>
+      <w:proofErr w:type="spellEnd"/>
+      <w:r>
+        <w:rPr>
+          <w:lang w:val="es-ES"/>
+        </w:rPr>
+        <w:t xml:space="preserve"> </w:t>
+      </w:r>
+      <w:proofErr w:type="spellStart"/>
+      <w:r>
+        <w:rPr>
+          <w:lang w:val="es-ES"/>
+        </w:rPr>
+        <w:t>txtNombre</w:t>
+      </w:r>
+      <w:proofErr w:type="spellEnd"/>
+      <w:r>
+        <w:rPr>
+          <w:lang w:val="es-ES"/>
+        </w:rPr>
+        <w:t xml:space="preserve">, Button </w:t>
+      </w:r>
+      <w:proofErr w:type="spellStart"/>
+      <w:r>
+        <w:rPr>
+          <w:lang w:val="es-ES"/>
+        </w:rPr>
+        <w:t>btnGuardar</w:t>
+      </w:r>
+      <w:proofErr w:type="spellEnd"/>
+      <w:r>
+        <w:rPr>
+          <w:lang w:val="es-ES"/>
+        </w:rPr>
+        <w:t>).</w:t>
       </w:r>
     </w:p>
     <w:p>
@@ -7879,7 +9776,93 @@
         <w:rPr>
           <w:lang w:val="es-ES"/>
         </w:rPr>
-        <w:t xml:space="preserve"> validarFormulario() (asegura que no haya campos vacíos) y guardarPaciente(). Este último captura los datos, instancia un objeto Paciente, crea un PaqueteRed con la instrucción "INSERTAR_PACIENTE" y lo transmite al backend a través de ClienteSocket.</w:t>
+        <w:t xml:space="preserve"> </w:t>
+      </w:r>
+      <w:proofErr w:type="spellStart"/>
+      <w:proofErr w:type="gramStart"/>
+      <w:r>
+        <w:rPr>
+          <w:lang w:val="es-ES"/>
+        </w:rPr>
+        <w:t>validarFormulario</w:t>
+      </w:r>
+      <w:proofErr w:type="spellEnd"/>
+      <w:r>
+        <w:rPr>
+          <w:lang w:val="es-ES"/>
+        </w:rPr>
+        <w:t>(</w:t>
+      </w:r>
+      <w:proofErr w:type="gramEnd"/>
+      <w:r>
+        <w:rPr>
+          <w:lang w:val="es-ES"/>
+        </w:rPr>
+        <w:t xml:space="preserve">) (asegura que no haya campos vacíos) y </w:t>
+      </w:r>
+      <w:proofErr w:type="spellStart"/>
+      <w:proofErr w:type="gramStart"/>
+      <w:r>
+        <w:rPr>
+          <w:lang w:val="es-ES"/>
+        </w:rPr>
+        <w:t>guardarPaciente</w:t>
+      </w:r>
+      <w:proofErr w:type="spellEnd"/>
+      <w:r>
+        <w:rPr>
+          <w:lang w:val="es-ES"/>
+        </w:rPr>
+        <w:t>(</w:t>
+      </w:r>
+      <w:proofErr w:type="gramEnd"/>
+      <w:r>
+        <w:rPr>
+          <w:lang w:val="es-ES"/>
+        </w:rPr>
+        <w:t xml:space="preserve">). Este último captura los datos, instancia un objeto Paciente, crea un </w:t>
+      </w:r>
+      <w:proofErr w:type="spellStart"/>
+      <w:r>
+        <w:rPr>
+          <w:lang w:val="es-ES"/>
+        </w:rPr>
+        <w:t>PaqueteRed</w:t>
+      </w:r>
+      <w:proofErr w:type="spellEnd"/>
+      <w:r>
+        <w:rPr>
+          <w:lang w:val="es-ES"/>
+        </w:rPr>
+        <w:t xml:space="preserve"> con la instrucción "INSERTAR_PACIENTE" y lo transmite al </w:t>
+      </w:r>
+      <w:proofErr w:type="spellStart"/>
+      <w:r>
+        <w:rPr>
+          <w:lang w:val="es-ES"/>
+        </w:rPr>
+        <w:t>backend</w:t>
+      </w:r>
+      <w:proofErr w:type="spellEnd"/>
+      <w:r>
+        <w:rPr>
+          <w:lang w:val="es-ES"/>
+        </w:rPr>
+        <w:t xml:space="preserve"> a través de </w:t>
+      </w:r>
+      <w:proofErr w:type="spellStart"/>
+      <w:r>
+        <w:rPr>
+          <w:lang w:val="es-ES"/>
+        </w:rPr>
+        <w:t>ClienteSocket</w:t>
+      </w:r>
+      <w:proofErr w:type="spellEnd"/>
+      <w:r>
+        <w:rPr>
+          <w:lang w:val="es-ES"/>
+        </w:rPr>
+        <w:t>.</w:t>
       </w:r>
     </w:p>
     <w:p/>
@@ -7905,11 +9888,11 @@
           <w:numId w:val="1"/>
         </w:numPr>
       </w:pPr>
-      <w:bookmarkStart w:id="25" w:name="_Toc243254099"/>
+      <w:bookmarkStart w:id="27" w:name="_Toc244078915"/>
       <w:r>
         <w:t>Diseño del proyecto</w:t>
       </w:r>
-      <w:bookmarkEnd w:id="25"/>
+      <w:bookmarkEnd w:id="27"/>
       <w:r>
         <w:t xml:space="preserve"> </w:t>
       </w:r>
@@ -7927,15 +9910,22 @@
           <w:numId w:val="1"/>
         </w:numPr>
       </w:pPr>
-      <w:bookmarkStart w:id="26" w:name="_Toc243254100"/>
+      <w:bookmarkStart w:id="28" w:name="_Toc244078916"/>
+      <w:proofErr w:type="spellStart"/>
       <w:r>
         <w:t>Wireframe</w:t>
       </w:r>
-      <w:bookmarkEnd w:id="26"/>
-    </w:p>
-    <w:p>
-      <w:r>
-        <w:t>Wireframe App Android (Enfermera):</w:t>
+      <w:bookmarkEnd w:id="28"/>
+      <w:proofErr w:type="spellEnd"/>
+    </w:p>
+    <w:p>
+      <w:proofErr w:type="spellStart"/>
+      <w:r>
+        <w:t>Wireframe</w:t>
+      </w:r>
+      <w:proofErr w:type="spellEnd"/>
+      <w:r>
+        <w:t xml:space="preserve"> App Android (Enfermera):</w:t>
       </w:r>
     </w:p>
     <w:p>
@@ -8183,8 +10173,13 @@
     <w:p/>
     <w:p/>
     <w:p>
-      <w:r>
-        <w:t>Wireframe App Escritorio (Administrativo/Médico):</w:t>
+      <w:proofErr w:type="spellStart"/>
+      <w:r>
+        <w:t>Wireframe</w:t>
+      </w:r>
+      <w:proofErr w:type="spellEnd"/>
+      <w:r>
+        <w:t xml:space="preserve"> App Escritorio (Administrativo/Médico):</w:t>
       </w:r>
     </w:p>
     <w:p>
@@ -8208,7 +10203,15 @@
         </w:numPr>
       </w:pPr>
       <w:r>
-        <w:t>Menú principal (Dashboard) con el panel lateral de navegación.</w:t>
+        <w:t>Menú principal (</w:t>
+      </w:r>
+      <w:proofErr w:type="spellStart"/>
+      <w:r>
+        <w:t>Dashboard</w:t>
+      </w:r>
+      <w:proofErr w:type="spellEnd"/>
+      <w:r>
+        <w:t>) con el panel lateral de navegación.</w:t>
       </w:r>
     </w:p>
     <w:p>
@@ -8232,11 +10235,11 @@
           <w:numId w:val="1"/>
         </w:numPr>
       </w:pPr>
-      <w:bookmarkStart w:id="27" w:name="_Toc243254101"/>
+      <w:bookmarkStart w:id="29" w:name="_Toc244078917"/>
       <w:r>
         <w:t>Despliegue y pruebas</w:t>
       </w:r>
-      <w:bookmarkEnd w:id="27"/>
+      <w:bookmarkEnd w:id="29"/>
       <w:r>
         <w:t xml:space="preserve"> </w:t>
       </w:r>
@@ -8260,12 +10263,12 @@
           <w:numId w:val="1"/>
         </w:numPr>
       </w:pPr>
-      <w:bookmarkStart w:id="28" w:name="_Toc243254102"/>
+      <w:bookmarkStart w:id="30" w:name="_Toc244078918"/>
       <w:r>
         <w:lastRenderedPageBreak/>
         <w:t>Conclusiones</w:t>
       </w:r>
-      <w:bookmarkEnd w:id="28"/>
+      <w:bookmarkEnd w:id="30"/>
       <w:r>
         <w:t xml:space="preserve"> </w:t>
       </w:r>
@@ -8288,12 +10291,12 @@
           <w:numId w:val="1"/>
         </w:numPr>
       </w:pPr>
-      <w:bookmarkStart w:id="29" w:name="_Toc243254103"/>
+      <w:bookmarkStart w:id="31" w:name="_Toc244078919"/>
       <w:r>
         <w:lastRenderedPageBreak/>
         <w:t>Vías futuras</w:t>
       </w:r>
-      <w:bookmarkEnd w:id="29"/>
+      <w:bookmarkEnd w:id="31"/>
       <w:r>
         <w:t xml:space="preserve"> </w:t>
       </w:r>
@@ -8316,12 +10319,12 @@
           <w:numId w:val="1"/>
         </w:numPr>
       </w:pPr>
-      <w:bookmarkStart w:id="30" w:name="_Toc243254104"/>
+      <w:bookmarkStart w:id="32" w:name="_Toc244078920"/>
       <w:r>
         <w:lastRenderedPageBreak/>
         <w:t>Bibliografía/Webgrafía</w:t>
       </w:r>
-      <w:bookmarkEnd w:id="30"/>
+      <w:bookmarkEnd w:id="32"/>
       <w:r>
         <w:t xml:space="preserve"> </w:t>
       </w:r>
@@ -8344,12 +10347,12 @@
           <w:numId w:val="1"/>
         </w:numPr>
       </w:pPr>
-      <w:bookmarkStart w:id="31" w:name="_Toc243254105"/>
+      <w:bookmarkStart w:id="33" w:name="_Toc244078921"/>
       <w:r>
         <w:lastRenderedPageBreak/>
         <w:t>Anexos</w:t>
       </w:r>
-      <w:bookmarkEnd w:id="31"/>
+      <w:bookmarkEnd w:id="33"/>
     </w:p>
     <w:p>
       <w:pPr>
@@ -8359,11 +10362,11 @@
           <w:numId w:val="1"/>
         </w:numPr>
       </w:pPr>
-      <w:bookmarkStart w:id="32" w:name="_Toc243254106"/>
+      <w:bookmarkStart w:id="34" w:name="_Toc244078922"/>
       <w:r>
         <w:t>Manual de Instalación</w:t>
       </w:r>
-      <w:bookmarkEnd w:id="32"/>
+      <w:bookmarkEnd w:id="34"/>
     </w:p>
     <w:p/>
     <w:p>
@@ -8374,11 +10377,11 @@
           <w:numId w:val="1"/>
         </w:numPr>
       </w:pPr>
-      <w:bookmarkStart w:id="33" w:name="_Toc243254107"/>
+      <w:bookmarkStart w:id="35" w:name="_Toc244078923"/>
       <w:r>
         <w:t>Manual de Usuario</w:t>
       </w:r>
-      <w:bookmarkEnd w:id="33"/>
+      <w:bookmarkEnd w:id="35"/>
     </w:p>
     <w:p/>
     <w:p>
@@ -8404,12 +10407,12 @@
           <w:vertAlign w:val="subscript"/>
         </w:rPr>
       </w:pPr>
-      <w:bookmarkStart w:id="34" w:name="_heading=h.z337ya" w:colFirst="0" w:colLast="0"/>
-      <w:bookmarkEnd w:id="34"/>
-    </w:p>
-    <w:p>
-      <w:bookmarkStart w:id="35" w:name="_heading=h.3j2qqm3" w:colFirst="0" w:colLast="0"/>
-      <w:bookmarkEnd w:id="35"/>
+      <w:bookmarkStart w:id="36" w:name="_heading=h.z337ya" w:colFirst="0" w:colLast="0"/>
+      <w:bookmarkEnd w:id="36"/>
+    </w:p>
+    <w:p>
+      <w:bookmarkStart w:id="37" w:name="_heading=h.3j2qqm3" w:colFirst="0" w:colLast="0"/>
+      <w:bookmarkEnd w:id="37"/>
     </w:p>
     <w:p>
       <w:pPr>

--- a/docs/Entregas/DAM Plantilla memoria escrita.docx
+++ b/docs/Entregas/DAM Plantilla memoria escrita.docx
@@ -154,28 +154,12 @@
         </w:rPr>
         <w:t xml:space="preserve">Fecha de entrega: </w:t>
       </w:r>
-      <w:proofErr w:type="spellStart"/>
       <w:r>
         <w:rPr>
           <w:color w:val="7B7B7B"/>
         </w:rPr>
-        <w:t>dd</w:t>
-      </w:r>
-      <w:proofErr w:type="spellEnd"/>
-      <w:r>
-        <w:rPr>
-          <w:color w:val="7B7B7B"/>
-        </w:rPr>
-        <w:t>/mm/</w:t>
-      </w:r>
-      <w:proofErr w:type="spellStart"/>
-      <w:r>
-        <w:rPr>
-          <w:color w:val="7B7B7B"/>
-        </w:rPr>
-        <w:t>aaaa</w:t>
-      </w:r>
-      <w:proofErr w:type="spellEnd"/>
+        <w:t>dd/mm/aaaa</w:t>
+      </w:r>
     </w:p>
     <w:p>
       <w:pPr>
@@ -1194,7 +1178,21 @@
                 <w:rStyle w:val="Hipervnculo"/>
                 <w:noProof/>
               </w:rPr>
-              <w:t>2.2 Análisis de soluciones existentes</w:t>
+              <w:t>2.2 Análisis d</w:t>
+            </w:r>
+            <w:r>
+              <w:rPr>
+                <w:rStyle w:val="Hipervnculo"/>
+                <w:noProof/>
+              </w:rPr>
+              <w:t>e</w:t>
+            </w:r>
+            <w:r>
+              <w:rPr>
+                <w:rStyle w:val="Hipervnculo"/>
+                <w:noProof/>
+              </w:rPr>
+              <w:t xml:space="preserve"> soluciones existentes</w:t>
             </w:r>
             <w:r>
               <w:rPr>
@@ -3410,21 +3408,7 @@
         <w:rPr>
           <w:rFonts w:ascii="Arial" w:hAnsi="Arial" w:cs="Arial"/>
         </w:rPr>
-        <w:t xml:space="preserve"> La finalidad de </w:t>
-      </w:r>
-      <w:proofErr w:type="spellStart"/>
-      <w:r>
-        <w:rPr>
-          <w:rFonts w:ascii="Arial" w:hAnsi="Arial" w:cs="Arial"/>
-        </w:rPr>
-        <w:t>MedManager</w:t>
-      </w:r>
-      <w:proofErr w:type="spellEnd"/>
-      <w:r>
-        <w:rPr>
-          <w:rFonts w:ascii="Arial" w:hAnsi="Arial" w:cs="Arial"/>
-        </w:rPr>
-        <w:t xml:space="preserve"> es resolver estas carencias creando un ecosistema digital unificado de la clínica. El sistema busca automatizar la gestión diaria, garantizar que la información esté sincronizada en tiempo real, </w:t>
+        <w:t xml:space="preserve"> La finalidad de MedManager es resolver estas carencias creando un ecosistema digital unificado de la clínica. El sistema busca automatizar la gestión diaria, garantizar que la información esté sincronizada en tiempo real, </w:t>
       </w:r>
       <w:r>
         <w:rPr>
@@ -3532,15 +3516,7 @@
     </w:p>
     <w:p>
       <w:r>
-        <w:t xml:space="preserve">El alcance de </w:t>
-      </w:r>
-      <w:proofErr w:type="spellStart"/>
-      <w:r>
-        <w:t>MedManager</w:t>
-      </w:r>
-      <w:proofErr w:type="spellEnd"/>
-      <w:r>
-        <w:t xml:space="preserve"> abarca la gestión interna del flujo médico y administrativo de la clínica. El proyecto cubrirá el ciclo completo de citas, la creación y consulta de historiales médicos y la gestión de permisos según el perfil del trabajador. El sistema se limitará a la operativa clínica, por lo que no incluirá módulos de facturación, contabilidad, pasarelas de pago ni conexión con bases de datos externas estatales (como la Seguridad Social).</w:t>
+        <w:t>El alcance de MedManager abarca la gestión interna del flujo médico y administrativo de la clínica. El proyecto cubrirá el ciclo completo de citas, la creación y consulta de historiales médicos y la gestión de permisos según el perfil del trabajador. El sistema se limitará a la operativa clínica, por lo que no incluirá módulos de facturación, contabilidad, pasarelas de pago ni conexión con bases de datos externas estatales (como la Seguridad Social).</w:t>
       </w:r>
     </w:p>
     <w:p/>
@@ -3633,25 +3609,7 @@
           <w:sz w:val="22"/>
           <w:szCs w:val="22"/>
         </w:rPr>
-        <w:t xml:space="preserve">Desde el punto de vista académico y profesional dentro del ciclo DAM, este proyecto se convierte en el escenario idóneo para poner en práctica y consolidar de forma integral todo lo aprendido. Desarrollar una solución para este entorno exige abordar la gestión de bases de datos relacionales, el tratamiento riguroso de datos sensibles, el control de concurrencia mediante un servidor propio con Sockets y la creación de interfaces diferenciadas (escritorio en Java Swing para tareas administrativas y aplicación Android en </w:t>
-      </w:r>
-      <w:proofErr w:type="spellStart"/>
-      <w:r>
-        <w:rPr>
-          <w:rFonts w:ascii="Arial" w:hAnsi="Arial" w:cs="Arial"/>
-          <w:sz w:val="22"/>
-          <w:szCs w:val="22"/>
-        </w:rPr>
-        <w:t>Kotlin</w:t>
-      </w:r>
-      <w:proofErr w:type="spellEnd"/>
-      <w:r>
-        <w:rPr>
-          <w:rFonts w:ascii="Arial" w:hAnsi="Arial" w:cs="Arial"/>
-          <w:sz w:val="22"/>
-          <w:szCs w:val="22"/>
-        </w:rPr>
-        <w:t xml:space="preserve"> para el trabajo en movilidad). Con ello, no solo se busca recrear un modelo organizativo eficiente, sino también aportar una alternativa aplicable a centros que necesitan optimizar su flujo diario hacia un modelo sin uso de papel.</w:t>
+        <w:t>Desde el punto de vista académico y profesional dentro del ciclo DAM, este proyecto se convierte en el escenario idóneo para poner en práctica y consolidar de forma integral todo lo aprendido. Desarrollar una solución para este entorno exige abordar la gestión de bases de datos relacionales, el tratamiento riguroso de datos sensibles, el control de concurrencia mediante un servidor propio con Sockets y la creación de interfaces diferenciadas (escritorio en Java Swing para tareas administrativas y aplicación Android en Kotlin para el trabajo en movilidad). Con ello, no solo se busca recrear un modelo organizativo eficiente, sino también aportar una alternativa aplicable a centros que necesitan optimizar su flujo diario hacia un modelo sin uso de papel.</w:t>
       </w:r>
     </w:p>
     <w:p/>
@@ -3664,24 +3622,14 @@
         </w:numPr>
       </w:pPr>
       <w:bookmarkStart w:id="7" w:name="_Toc244078896"/>
-      <w:proofErr w:type="spellStart"/>
       <w:r>
         <w:t>Abstract</w:t>
       </w:r>
       <w:bookmarkEnd w:id="7"/>
-      <w:proofErr w:type="spellEnd"/>
-    </w:p>
-    <w:p>
-      <w:r>
-        <w:t xml:space="preserve">En ingles, resumen de la app, finalidad, tipo, </w:t>
-      </w:r>
-      <w:proofErr w:type="spellStart"/>
-      <w:r>
-        <w:t>tecnologias</w:t>
-      </w:r>
-      <w:proofErr w:type="spellEnd"/>
-      <w:r>
-        <w:t xml:space="preserve"> y resultado.</w:t>
+    </w:p>
+    <w:p>
+      <w:r>
+        <w:t>En ingles, resumen de la app, finalidad, tipo, tecnologias y resultado.</w:t>
       </w:r>
     </w:p>
     <w:p>
@@ -3723,15 +3671,7 @@
       </w:r>
       <w:proofErr w:type="gramEnd"/>
       <w:r>
-        <w:t xml:space="preserve"> médica a la que llamare </w:t>
-      </w:r>
-      <w:proofErr w:type="spellStart"/>
-      <w:r>
-        <w:t>MedManager</w:t>
-      </w:r>
-      <w:proofErr w:type="spellEnd"/>
-      <w:r>
-        <w:t xml:space="preserve">, que centralice la información administrativa y asistencial en una base de datos </w:t>
+        <w:t xml:space="preserve"> médica a la que llamare MedManager, que centralice la información administrativa y asistencial en una base de datos </w:t>
       </w:r>
       <w:r>
         <w:t>única</w:t>
@@ -3830,21 +3770,7 @@
         <w:rPr>
           <w:lang w:val="es-ES"/>
         </w:rPr>
-        <w:t xml:space="preserve">Centralizar el acceso a la base de datos a través de un servidor </w:t>
-      </w:r>
-      <w:proofErr w:type="spellStart"/>
-      <w:r>
-        <w:rPr>
-          <w:lang w:val="es-ES"/>
-        </w:rPr>
-        <w:t>backend</w:t>
-      </w:r>
-      <w:proofErr w:type="spellEnd"/>
-      <w:r>
-        <w:rPr>
-          <w:lang w:val="es-ES"/>
-        </w:rPr>
-        <w:t xml:space="preserve"> concurrente (multihilo) mediante Sockets TCP/IP, evitando la exposición directa de la base de datos a las aplicaciones cliente.</w:t>
+        <w:t>Centralizar el acceso a la base de datos a través de un servidor backend concurrente (multihilo) mediante Sockets TCP/IP, evitando la exposición directa de la base de datos a las aplicaciones cliente.</w:t>
       </w:r>
     </w:p>
     <w:p>
@@ -4048,7 +3974,6 @@
         </w:rPr>
         <w:t xml:space="preserve">Implementar mecanismos de protección de credenciales mediante algoritmos de </w:t>
       </w:r>
-      <w:proofErr w:type="spellStart"/>
       <w:r>
         <w:rPr>
           <w:i/>
@@ -4057,7 +3982,6 @@
         </w:rPr>
         <w:t>hashing</w:t>
       </w:r>
-      <w:proofErr w:type="spellEnd"/>
       <w:r>
         <w:rPr>
           <w:lang w:val="es-ES"/>
@@ -4106,21 +4030,7 @@
         <w:rPr>
           <w:lang w:val="es-ES"/>
         </w:rPr>
-        <w:t xml:space="preserve">Para el diseño de la aplicación de </w:t>
-      </w:r>
-      <w:proofErr w:type="spellStart"/>
-      <w:r>
-        <w:rPr>
-          <w:lang w:val="es-ES"/>
-        </w:rPr>
-        <w:t>MedManager</w:t>
-      </w:r>
-      <w:proofErr w:type="spellEnd"/>
-      <w:r>
-        <w:rPr>
-          <w:lang w:val="es-ES"/>
-        </w:rPr>
-        <w:t xml:space="preserve">, la base de datos, la aplicación de escritorio, la aplicación móvil y la comunicación, se ha realizado una búsqueda real en el mercado de gestión de clínicas y centros médicos. Esta búsqueda tiene el objetivo de ver cómo funcionan las aplicaciones reales en el sector y poder compararlas con mis ideas para ver si son eficaces o no, pudiendo cubrir problemas que tengan estas y aportando alguna innovación o mejora si es posible. Con este análisis sabremos qué funciones tendrá nuestro proyecto. </w:t>
+        <w:t xml:space="preserve">Para el diseño de la aplicación de MedManager, la base de datos, la aplicación de escritorio, la aplicación móvil y la comunicación, se ha realizado una búsqueda real en el mercado de gestión de clínicas y centros médicos. Esta búsqueda tiene el objetivo de ver cómo funcionan las aplicaciones reales en el sector y poder compararlas con mis ideas para ver si son eficaces o no, pudiendo cubrir problemas que tengan estas y aportando alguna innovación o mejora si es posible. Con este análisis sabremos qué funciones tendrá nuestro proyecto. </w:t>
       </w:r>
     </w:p>
     <w:p>
@@ -4161,21 +4071,7 @@
         <w:rPr>
           <w:lang w:val="es-ES"/>
         </w:rPr>
-        <w:t xml:space="preserve"> (</w:t>
-      </w:r>
-      <w:proofErr w:type="spellStart"/>
-      <w:r>
-        <w:rPr>
-          <w:lang w:val="es-ES"/>
-        </w:rPr>
-        <w:t>Capterra</w:t>
-      </w:r>
-      <w:proofErr w:type="spellEnd"/>
-      <w:r>
-        <w:rPr>
-          <w:lang w:val="es-ES"/>
-        </w:rPr>
-        <w:t xml:space="preserve">, 2026), ya que ofrece todo tipo de software disponible y explica qué nos puede aportar. Se puede apreciar que hay dos tendencias para el sector de clínicas: </w:t>
+        <w:t xml:space="preserve"> (Capterra, 2026), ya que ofrece todo tipo de software disponible y explica qué nos puede aportar. Se puede apreciar que hay dos tendencias para el sector de clínicas: </w:t>
       </w:r>
     </w:p>
     <w:p>
@@ -4243,10 +4139,39 @@
     </w:p>
     <w:p>
       <w:pPr>
+        <w:rPr>
+          <w:lang w:val="es-ES"/>
+        </w:rPr>
+      </w:pPr>
+    </w:p>
+    <w:p>
+      <w:pPr>
+        <w:rPr>
+          <w:lang w:val="es-ES"/>
+        </w:rPr>
+      </w:pPr>
+    </w:p>
+    <w:p>
+      <w:pPr>
+        <w:rPr>
+          <w:lang w:val="es-ES"/>
+        </w:rPr>
+      </w:pPr>
+    </w:p>
+    <w:p>
+      <w:pPr>
+        <w:rPr>
+          <w:lang w:val="es-ES"/>
+        </w:rPr>
+      </w:pPr>
+    </w:p>
+    <w:p>
+      <w:pPr>
         <w:pStyle w:val="Ttulo2"/>
       </w:pPr>
       <w:bookmarkStart w:id="11" w:name="_Toc244078900"/>
       <w:r>
+        <w:lastRenderedPageBreak/>
         <w:t xml:space="preserve">2.2 </w:t>
       </w:r>
       <w:r>
@@ -4259,7 +4184,6 @@
         <w:t>Usando la web comentada he encontrado estas cuatro aplicaciones que me han servido para comparar sus prestaciones y funcionalidades</w:t>
       </w:r>
     </w:p>
-    <w:p/>
     <w:p>
       <w:pPr>
         <w:pStyle w:val="Prrafodelista"/>
@@ -4272,32 +4196,26 @@
           <w:lang w:val="en-GB"/>
         </w:rPr>
       </w:pPr>
-      <w:proofErr w:type="spellStart"/>
       <w:r>
         <w:rPr>
           <w:lang w:val="en-GB"/>
         </w:rPr>
-        <w:lastRenderedPageBreak/>
-        <w:t>SoftClinic</w:t>
-      </w:r>
-      <w:proofErr w:type="spellEnd"/>
+        <w:t>SoftClinic GenX</w:t>
+      </w:r>
       <w:r>
         <w:rPr>
           <w:lang w:val="en-GB"/>
         </w:rPr>
-        <w:t xml:space="preserve"> GenX</w:t>
-      </w:r>
-      <w:r>
-        <w:rPr>
-          <w:lang w:val="en-GB"/>
-        </w:rPr>
         <w:br/>
       </w:r>
       <w:r>
+        <w:rPr>
+          <w:noProof/>
+        </w:rPr>
         <w:drawing>
-          <wp:inline distT="0" distB="0" distL="0" distR="0" wp14:anchorId="4181B245" wp14:editId="1590D12B">
-            <wp:extent cx="4413250" cy="2766528"/>
-            <wp:effectExtent l="0" t="0" r="6350" b="0"/>
+          <wp:inline distT="0" distB="0" distL="0" distR="0" wp14:anchorId="4181B245" wp14:editId="04D2C031">
+            <wp:extent cx="3282027" cy="2057400"/>
+            <wp:effectExtent l="0" t="0" r="0" b="0"/>
             <wp:docPr id="3746434" name="Imagen 1"/>
             <wp:cNvGraphicFramePr>
               <a:graphicFrameLocks xmlns:a="http://schemas.openxmlformats.org/drawingml/2006/main" noChangeAspect="1"/>
@@ -4318,7 +4236,7 @@
                   <pic:spPr>
                     <a:xfrm>
                       <a:off x="0" y="0"/>
-                      <a:ext cx="4429125" cy="2776480"/>
+                      <a:ext cx="3298896" cy="2067975"/>
                     </a:xfrm>
                     <a:prstGeom prst="rect">
                       <a:avLst/>
@@ -4330,121 +4248,60 @@
           </wp:inline>
         </w:drawing>
       </w:r>
-      <w:r>
-        <w:rPr>
-          <w:lang w:val="en-GB"/>
-        </w:rPr>
+    </w:p>
+    <w:p>
+      <w:pPr>
+        <w:jc w:val="left"/>
+        <w:rPr>
+          <w:lang w:val="es-ES"/>
+        </w:rPr>
+      </w:pPr>
+      <w:r>
+        <w:t xml:space="preserve">Esta aplicación cuenta con varios tipos de software en su pagina web, centrados en la </w:t>
+      </w:r>
+      <w:r>
+        <w:t>gestión</w:t>
+      </w:r>
+      <w:r>
+        <w:t xml:space="preserve"> medica, tiene para </w:t>
+      </w:r>
+      <w:r>
+        <w:t>clínicas</w:t>
+      </w:r>
+      <w:r>
+        <w:t xml:space="preserve">, laboratorios, farmacias y hospitales, esta dividido por </w:t>
+      </w:r>
+      <w:r>
+        <w:t>módulos</w:t>
+      </w:r>
+      <w:r>
+        <w:t xml:space="preserve"> y es usado en mas de 45 </w:t>
+      </w:r>
+      <w:r>
+        <w:t>países</w:t>
+      </w:r>
+      <w:r>
+        <w:t>.</w:t>
+      </w:r>
+      <w:r>
         <w:br/>
       </w:r>
-      <w:hyperlink r:id="rId12" w:history="1">
-        <w:r>
-          <w:rPr>
-            <w:rStyle w:val="Hipervnculo"/>
-            <w:lang w:val="en-GB"/>
-          </w:rPr>
-          <w:t>https://www.softclinicsoftware.com/</w:t>
-        </w:r>
-      </w:hyperlink>
-    </w:p>
-    <w:p>
-      <w:pPr>
-        <w:jc w:val="left"/>
-        <w:rPr>
-          <w:lang w:val="en-GB"/>
-        </w:rPr>
-      </w:pPr>
-      <w:r>
-        <w:t xml:space="preserve">Esta aplicación cuenta con varios tipos de software en su </w:t>
-      </w:r>
-      <w:proofErr w:type="spellStart"/>
-      <w:r>
-        <w:t>pagina</w:t>
-      </w:r>
-      <w:proofErr w:type="spellEnd"/>
-      <w:r>
-        <w:t xml:space="preserve"> web, centrados en la </w:t>
-      </w:r>
-      <w:proofErr w:type="spellStart"/>
-      <w:r>
-        <w:t>gestion</w:t>
-      </w:r>
-      <w:proofErr w:type="spellEnd"/>
-      <w:r>
-        <w:t xml:space="preserve"> </w:t>
-      </w:r>
-      <w:proofErr w:type="spellStart"/>
-      <w:r>
-        <w:t>medica</w:t>
-      </w:r>
-      <w:proofErr w:type="spellEnd"/>
-      <w:r>
-        <w:t xml:space="preserve">, tiene para </w:t>
-      </w:r>
-      <w:proofErr w:type="spellStart"/>
-      <w:r>
-        <w:t>clinicas</w:t>
-      </w:r>
-      <w:proofErr w:type="spellEnd"/>
-      <w:r>
-        <w:t xml:space="preserve">, laboratorios, farmacias y hospitales, </w:t>
-      </w:r>
-      <w:proofErr w:type="spellStart"/>
-      <w:r>
-        <w:t>esta</w:t>
-      </w:r>
-      <w:proofErr w:type="spellEnd"/>
-      <w:r>
-        <w:t xml:space="preserve"> dividido por </w:t>
-      </w:r>
-      <w:proofErr w:type="spellStart"/>
-      <w:r>
-        <w:t>modulos</w:t>
-      </w:r>
-      <w:proofErr w:type="spellEnd"/>
-      <w:r>
-        <w:t xml:space="preserve"> y es usado en </w:t>
-      </w:r>
-      <w:proofErr w:type="spellStart"/>
-      <w:r>
-        <w:t>mas</w:t>
-      </w:r>
-      <w:proofErr w:type="spellEnd"/>
-      <w:r>
-        <w:t xml:space="preserve"> de 45 </w:t>
-      </w:r>
-      <w:proofErr w:type="spellStart"/>
-      <w:r>
-        <w:t>paises</w:t>
-      </w:r>
-      <w:proofErr w:type="spellEnd"/>
-      <w:r>
-        <w:t>.</w:t>
-      </w:r>
-      <w:r>
-        <w:br/>
-      </w:r>
-      <w:proofErr w:type="spellStart"/>
-      <w:r>
-        <w:t>Centrandonos</w:t>
-      </w:r>
-      <w:proofErr w:type="spellEnd"/>
+      <w:r>
+        <w:t>Centrándonos</w:t>
+      </w:r>
       <w:r>
         <w:t xml:space="preserve"> en la parte de </w:t>
       </w:r>
-      <w:proofErr w:type="spellStart"/>
-      <w:r>
-        <w:t>clinicas</w:t>
-      </w:r>
-      <w:proofErr w:type="spellEnd"/>
+      <w:r>
+        <w:t>clínicas</w:t>
+      </w:r>
       <w:r>
         <w:t xml:space="preserve">, nos definen sus </w:t>
       </w:r>
-      <w:proofErr w:type="spellStart"/>
       <w:proofErr w:type="gramStart"/>
       <w:r>
-        <w:t>caracteristicas</w:t>
-      </w:r>
-      <w:proofErr w:type="spellEnd"/>
+        <w:t>características</w:t>
+      </w:r>
       <w:r>
         <w:t xml:space="preserve"> :</w:t>
       </w:r>
@@ -4501,11 +4358,9 @@
       <w:r>
         <w:t xml:space="preserve">Notas de </w:t>
       </w:r>
-      <w:proofErr w:type="spellStart"/>
-      <w:r>
-        <w:t>enfermeria</w:t>
-      </w:r>
-      <w:proofErr w:type="spellEnd"/>
+      <w:r>
+        <w:t>enfermería</w:t>
+      </w:r>
     </w:p>
     <w:p>
       <w:pPr>
@@ -4516,11 +4371,9 @@
         </w:numPr>
         <w:jc w:val="left"/>
       </w:pPr>
-      <w:proofErr w:type="spellStart"/>
-      <w:r>
-        <w:t>Prescripcion</w:t>
-      </w:r>
-      <w:proofErr w:type="spellEnd"/>
+      <w:r>
+        <w:t>Prescripción</w:t>
+      </w:r>
     </w:p>
     <w:p>
       <w:pPr>
@@ -4649,6 +4502,11 @@
     </w:p>
     <w:p>
       <w:pPr>
+        <w:jc w:val="left"/>
+      </w:pPr>
+    </w:p>
+    <w:p>
+      <w:pPr>
         <w:pStyle w:val="Prrafodelista"/>
         <w:numPr>
           <w:ilvl w:val="0"/>
@@ -4658,22 +4516,17 @@
       </w:pPr>
       <w:r>
         <w:lastRenderedPageBreak/>
-        <w:t xml:space="preserve">The </w:t>
-      </w:r>
-      <w:proofErr w:type="spellStart"/>
-      <w:r>
-        <w:t>WorxHub</w:t>
-      </w:r>
-      <w:proofErr w:type="spellEnd"/>
+        <w:t>Trillian</w:t>
+      </w:r>
       <w:r>
         <w:br/>
       </w:r>
       <w:r>
         <w:drawing>
-          <wp:inline distT="0" distB="0" distL="0" distR="0" wp14:anchorId="3B0E8528" wp14:editId="02EC6EAB">
-            <wp:extent cx="5733415" cy="3668395"/>
-            <wp:effectExtent l="0" t="0" r="635" b="8255"/>
-            <wp:docPr id="1075145580" name="Imagen 1"/>
+          <wp:inline distT="0" distB="0" distL="0" distR="0" wp14:anchorId="6AFC6E13" wp14:editId="5F6AAFEC">
+            <wp:extent cx="3480296" cy="1665909"/>
+            <wp:effectExtent l="0" t="0" r="6350" b="0"/>
+            <wp:docPr id="471590734" name="Imagen 1"/>
             <wp:cNvGraphicFramePr>
               <a:graphicFrameLocks xmlns:a="http://schemas.openxmlformats.org/drawingml/2006/main" noChangeAspect="1"/>
             </wp:cNvGraphicFramePr>
@@ -4681,7 +4534,139 @@
               <a:graphicData uri="http://schemas.openxmlformats.org/drawingml/2006/picture">
                 <pic:pic xmlns:pic="http://schemas.openxmlformats.org/drawingml/2006/picture">
                   <pic:nvPicPr>
-                    <pic:cNvPr id="1075145580" name=""/>
+                    <pic:cNvPr id="471590734" name="Imagen 1"/>
+                    <pic:cNvPicPr/>
+                  </pic:nvPicPr>
+                  <pic:blipFill>
+                    <a:blip r:embed="rId12" cstate="print">
+                      <a:extLst>
+                        <a:ext uri="{28A0092B-C50C-407E-A947-70E740481C1C}">
+                          <a14:useLocalDpi xmlns:a14="http://schemas.microsoft.com/office/drawing/2010/main" val="0"/>
+                        </a:ext>
+                      </a:extLst>
+                    </a:blip>
+                    <a:stretch>
+                      <a:fillRect/>
+                    </a:stretch>
+                  </pic:blipFill>
+                  <pic:spPr>
+                    <a:xfrm>
+                      <a:off x="0" y="0"/>
+                      <a:ext cx="3480296" cy="1665909"/>
+                    </a:xfrm>
+                    <a:prstGeom prst="rect">
+                      <a:avLst/>
+                    </a:prstGeom>
+                  </pic:spPr>
+                </pic:pic>
+              </a:graphicData>
+            </a:graphic>
+          </wp:inline>
+        </w:drawing>
+      </w:r>
+    </w:p>
+    <w:p>
+      <w:pPr>
+        <w:jc w:val="left"/>
+      </w:pPr>
+      <w:r>
+        <w:t>En esta ocasión he podido probar el producto ya que te dan una demo de 7 días gratuita.</w:t>
+      </w:r>
+    </w:p>
+    <w:p>
+      <w:pPr>
+        <w:jc w:val="left"/>
+      </w:pPr>
+      <w:r>
+        <w:t>Es un Gestor de clinicas que se instala en el ordenador. Permite:</w:t>
+      </w:r>
+    </w:p>
+    <w:p>
+      <w:pPr>
+        <w:pStyle w:val="Prrafodelista"/>
+        <w:numPr>
+          <w:ilvl w:val="0"/>
+          <w:numId w:val="32"/>
+        </w:numPr>
+        <w:jc w:val="left"/>
+      </w:pPr>
+      <w:r>
+        <w:t>Configuracion de la clinica</w:t>
+      </w:r>
+    </w:p>
+    <w:p>
+      <w:pPr>
+        <w:pStyle w:val="Prrafodelista"/>
+        <w:numPr>
+          <w:ilvl w:val="0"/>
+          <w:numId w:val="32"/>
+        </w:numPr>
+        <w:jc w:val="left"/>
+      </w:pPr>
+      <w:r>
+        <w:t>Agendar citas</w:t>
+      </w:r>
+    </w:p>
+    <w:p>
+      <w:pPr>
+        <w:pStyle w:val="Prrafodelista"/>
+        <w:numPr>
+          <w:ilvl w:val="0"/>
+          <w:numId w:val="32"/>
+        </w:numPr>
+        <w:jc w:val="left"/>
+      </w:pPr>
+      <w:r>
+        <w:t>Gestion de pacientes</w:t>
+      </w:r>
+    </w:p>
+    <w:p>
+      <w:pPr>
+        <w:pStyle w:val="Prrafodelista"/>
+        <w:numPr>
+          <w:ilvl w:val="0"/>
+          <w:numId w:val="32"/>
+        </w:numPr>
+        <w:jc w:val="left"/>
+      </w:pPr>
+      <w:r>
+        <w:t>Campañas de marketing</w:t>
+      </w:r>
+    </w:p>
+    <w:p>
+      <w:pPr>
+        <w:pStyle w:val="Prrafodelista"/>
+        <w:numPr>
+          <w:ilvl w:val="0"/>
+          <w:numId w:val="32"/>
+        </w:numPr>
+        <w:jc w:val="left"/>
+      </w:pPr>
+      <w:r>
+        <w:t>Stock</w:t>
+      </w:r>
+    </w:p>
+    <w:p>
+      <w:pPr>
+        <w:jc w:val="left"/>
+      </w:pPr>
+      <w:r>
+        <w:rPr>
+          <w:noProof/>
+        </w:rPr>
+        <w:drawing>
+          <wp:inline distT="0" distB="0" distL="0" distR="0" wp14:anchorId="28B9F092" wp14:editId="0D5ED59F">
+            <wp:extent cx="5733415" cy="3050540"/>
+            <wp:effectExtent l="0" t="0" r="635" b="0"/>
+            <wp:docPr id="223416253" name="Imagen 1"/>
+            <wp:cNvGraphicFramePr>
+              <a:graphicFrameLocks xmlns:a="http://schemas.openxmlformats.org/drawingml/2006/main" noChangeAspect="1"/>
+            </wp:cNvGraphicFramePr>
+            <a:graphic xmlns:a="http://schemas.openxmlformats.org/drawingml/2006/main">
+              <a:graphicData uri="http://schemas.openxmlformats.org/drawingml/2006/picture">
+                <pic:pic xmlns:pic="http://schemas.openxmlformats.org/drawingml/2006/picture">
+                  <pic:nvPicPr>
+                    <pic:cNvPr id="223416253" name=""/>
                     <pic:cNvPicPr/>
                   </pic:nvPicPr>
                   <pic:blipFill>
@@ -4693,7 +4678,7 @@
                   <pic:spPr>
                     <a:xfrm>
                       <a:off x="0" y="0"/>
-                      <a:ext cx="5733415" cy="3668395"/>
+                      <a:ext cx="5733415" cy="3050540"/>
                     </a:xfrm>
                     <a:prstGeom prst="rect">
                       <a:avLst/>
@@ -4705,6 +4690,9 @@
           </wp:inline>
         </w:drawing>
       </w:r>
+      <w:r>
+        <w:br/>
+      </w:r>
     </w:p>
     <w:p>
       <w:pPr>
@@ -4715,22 +4703,24 @@
         </w:numPr>
         <w:jc w:val="left"/>
       </w:pPr>
-      <w:proofErr w:type="spellStart"/>
-      <w:r>
-        <w:t>Clinic</w:t>
-      </w:r>
-      <w:proofErr w:type="spellEnd"/>
-      <w:r>
-        <w:t xml:space="preserve"> Cloud</w:t>
+      <w:r>
+        <w:lastRenderedPageBreak/>
+        <w:t>Clinic Clou</w:t>
+      </w:r>
+      <w:r>
+        <w:t>d</w:t>
       </w:r>
       <w:r>
         <w:br/>
       </w:r>
       <w:r>
+        <w:rPr>
+          <w:noProof/>
+        </w:rPr>
         <w:drawing>
-          <wp:inline distT="0" distB="0" distL="0" distR="0" wp14:anchorId="4CE41791" wp14:editId="21AE98FA">
-            <wp:extent cx="5733415" cy="4245610"/>
-            <wp:effectExtent l="0" t="0" r="635" b="2540"/>
+          <wp:inline distT="0" distB="0" distL="0" distR="0" wp14:anchorId="4CE41791" wp14:editId="2B24558F">
+            <wp:extent cx="3474720" cy="2573040"/>
+            <wp:effectExtent l="0" t="0" r="0" b="0"/>
             <wp:docPr id="540363186" name="Imagen 1"/>
             <wp:cNvGraphicFramePr>
               <a:graphicFrameLocks xmlns:a="http://schemas.openxmlformats.org/drawingml/2006/main" noChangeAspect="1"/>
@@ -4751,7 +4741,7 @@
                   <pic:spPr>
                     <a:xfrm>
                       <a:off x="0" y="0"/>
-                      <a:ext cx="5733415" cy="4245610"/>
+                      <a:ext cx="3480619" cy="2577408"/>
                     </a:xfrm>
                     <a:prstGeom prst="rect">
                       <a:avLst/>
@@ -4766,6 +4756,137 @@
     </w:p>
     <w:p>
       <w:pPr>
+        <w:jc w:val="left"/>
+      </w:pPr>
+      <w:r>
+        <w:t xml:space="preserve">Software todo en </w:t>
+      </w:r>
+      <w:proofErr w:type="gramStart"/>
+      <w:r>
+        <w:t xml:space="preserve">uno,  </w:t>
+      </w:r>
+      <w:r>
+        <w:t>gestión</w:t>
+      </w:r>
+      <w:proofErr w:type="gramEnd"/>
+      <w:r>
+        <w:t xml:space="preserve"> integral de pacientes en una </w:t>
+      </w:r>
+      <w:r>
+        <w:t>única</w:t>
+      </w:r>
+      <w:r>
+        <w:t xml:space="preserve"> plataforma</w:t>
+      </w:r>
+      <w:r>
+        <w:t xml:space="preserve"> con el uso de la nube pudiendo acceder desde cualquier lugar.</w:t>
+      </w:r>
+      <w:r>
+        <w:t xml:space="preserve"> </w:t>
+      </w:r>
+      <w:r>
+        <w:t>Reduce las tareas administrativas.</w:t>
+      </w:r>
+      <w:r>
+        <w:t xml:space="preserve"> Permite la personalización.</w:t>
+      </w:r>
+    </w:p>
+    <w:p>
+      <w:pPr>
+        <w:jc w:val="left"/>
+      </w:pPr>
+      <w:r>
+        <w:t>En este gestor web puedes</w:t>
+      </w:r>
+      <w:r>
+        <w:t>:</w:t>
+      </w:r>
+    </w:p>
+    <w:p>
+      <w:pPr>
+        <w:pStyle w:val="Prrafodelista"/>
+        <w:numPr>
+          <w:ilvl w:val="0"/>
+          <w:numId w:val="30"/>
+        </w:numPr>
+        <w:jc w:val="left"/>
+      </w:pPr>
+      <w:r>
+        <w:t>Configurar el centro</w:t>
+      </w:r>
+    </w:p>
+    <w:p>
+      <w:pPr>
+        <w:pStyle w:val="Prrafodelista"/>
+        <w:numPr>
+          <w:ilvl w:val="0"/>
+          <w:numId w:val="30"/>
+        </w:numPr>
+        <w:jc w:val="left"/>
+      </w:pPr>
+      <w:r>
+        <w:t>Gestionar calendario, citas y disponibilidad</w:t>
+      </w:r>
+    </w:p>
+    <w:p>
+      <w:pPr>
+        <w:pStyle w:val="Prrafodelista"/>
+        <w:numPr>
+          <w:ilvl w:val="0"/>
+          <w:numId w:val="30"/>
+        </w:numPr>
+        <w:jc w:val="left"/>
+      </w:pPr>
+      <w:r>
+        <w:t>Gestion de paciente y sus historiales clinicos</w:t>
+      </w:r>
+    </w:p>
+    <w:p>
+      <w:pPr>
+        <w:pStyle w:val="Prrafodelista"/>
+        <w:numPr>
+          <w:ilvl w:val="0"/>
+          <w:numId w:val="30"/>
+        </w:numPr>
+        <w:jc w:val="left"/>
+      </w:pPr>
+      <w:r>
+        <w:t>Facturación, pagos, caja y stock</w:t>
+      </w:r>
+    </w:p>
+    <w:p>
+      <w:pPr>
+        <w:pStyle w:val="Prrafodelista"/>
+        <w:numPr>
+          <w:ilvl w:val="0"/>
+          <w:numId w:val="30"/>
+        </w:numPr>
+        <w:jc w:val="left"/>
+      </w:pPr>
+      <w:r>
+        <w:t>Asistente virtual</w:t>
+      </w:r>
+    </w:p>
+    <w:p>
+      <w:pPr>
+        <w:pStyle w:val="Prrafodelista"/>
+        <w:numPr>
+          <w:ilvl w:val="0"/>
+          <w:numId w:val="30"/>
+        </w:numPr>
+        <w:jc w:val="left"/>
+      </w:pPr>
+      <w:r>
+        <w:t>Modular</w:t>
+      </w:r>
+    </w:p>
+    <w:p>
+      <w:pPr>
+        <w:jc w:val="left"/>
+      </w:pPr>
+    </w:p>
+    <w:p>
+      <w:pPr>
         <w:pStyle w:val="Prrafodelista"/>
         <w:numPr>
           <w:ilvl w:val="0"/>
@@ -4774,17 +4895,19 @@
         <w:jc w:val="left"/>
       </w:pPr>
       <w:r>
-        <w:lastRenderedPageBreak/>
-        <w:t>HMS Pro+</w:t>
+        <w:t>PrognoCIS</w:t>
       </w:r>
       <w:r>
         <w:br/>
       </w:r>
       <w:r>
+        <w:rPr>
+          <w:noProof/>
+        </w:rPr>
         <w:drawing>
-          <wp:inline distT="0" distB="0" distL="0" distR="0" wp14:anchorId="4E833912" wp14:editId="359B4BF4">
-            <wp:extent cx="5733415" cy="3778250"/>
-            <wp:effectExtent l="0" t="0" r="635" b="0"/>
+          <wp:inline distT="0" distB="0" distL="0" distR="0" wp14:anchorId="4E833912" wp14:editId="448A8794">
+            <wp:extent cx="3291254" cy="1619890"/>
+            <wp:effectExtent l="0" t="0" r="4445" b="0"/>
             <wp:docPr id="1494071645" name="Imagen 1"/>
             <wp:cNvGraphicFramePr>
               <a:graphicFrameLocks xmlns:a="http://schemas.openxmlformats.org/drawingml/2006/main" noChangeAspect="1"/>
@@ -4793,11 +4916,17 @@
               <a:graphicData uri="http://schemas.openxmlformats.org/drawingml/2006/picture">
                 <pic:pic xmlns:pic="http://schemas.openxmlformats.org/drawingml/2006/picture">
                   <pic:nvPicPr>
-                    <pic:cNvPr id="1494071645" name=""/>
+                    <pic:cNvPr id="1494071645" name="Imagen 1"/>
                     <pic:cNvPicPr/>
                   </pic:nvPicPr>
                   <pic:blipFill>
-                    <a:blip r:embed="rId15"/>
+                    <a:blip r:embed="rId15" cstate="print">
+                      <a:extLst>
+                        <a:ext uri="{28A0092B-C50C-407E-A947-70E740481C1C}">
+                          <a14:useLocalDpi xmlns:a14="http://schemas.microsoft.com/office/drawing/2010/main" val="0"/>
+                        </a:ext>
+                      </a:extLst>
+                    </a:blip>
                     <a:stretch>
                       <a:fillRect/>
                     </a:stretch>
@@ -4805,7 +4934,7 @@
                   <pic:spPr>
                     <a:xfrm>
                       <a:off x="0" y="0"/>
-                      <a:ext cx="5733415" cy="3778250"/>
+                      <a:ext cx="3291254" cy="1619890"/>
                     </a:xfrm>
                     <a:prstGeom prst="rect">
                       <a:avLst/>
@@ -4820,6 +4949,51 @@
     </w:p>
     <w:p>
       <w:pPr>
+        <w:jc w:val="left"/>
+      </w:pPr>
+    </w:p>
+    <w:p>
+      <w:pPr>
+        <w:jc w:val="left"/>
+      </w:pPr>
+    </w:p>
+    <w:p>
+      <w:pPr>
+        <w:pStyle w:val="Ttulo2"/>
+      </w:pPr>
+      <w:r>
+        <w:lastRenderedPageBreak/>
+        <w:t xml:space="preserve">2.3 </w:t>
+      </w:r>
+      <w:r>
+        <w:t>Comparativa de las soluciones analizadas</w:t>
+      </w:r>
+    </w:p>
+    <w:p>
+      <w:pPr>
+        <w:jc w:val="left"/>
+      </w:pPr>
+      <w:r>
+        <w:t xml:space="preserve">En este apartado comparare las </w:t>
+      </w:r>
+      <w:r>
+        <w:t>características</w:t>
+      </w:r>
+      <w:r>
+        <w:t xml:space="preserve"> que tienen las aplicaciones analizadas con las </w:t>
+      </w:r>
+      <w:r>
+        <w:t>características</w:t>
+      </w:r>
+      <w:r>
+        <w:t xml:space="preserve"> que </w:t>
+      </w:r>
+      <w:r>
+        <w:t>quiero aplicar en mi proyecto y cuales podría adquirir habiendo analizado soluciones ya existentes.</w:t>
+      </w:r>
+    </w:p>
+    <w:p>
+      <w:pPr>
         <w:pStyle w:val="Prrafodelista"/>
         <w:numPr>
           <w:ilvl w:val="0"/>
@@ -4917,13 +5091,8 @@
           <w:numId w:val="3"/>
         </w:numPr>
       </w:pPr>
-      <w:proofErr w:type="spellStart"/>
-      <w:r>
-        <w:t>Hibernate</w:t>
-      </w:r>
-      <w:proofErr w:type="spellEnd"/>
-      <w:r>
-        <w:t xml:space="preserve"> (ORM)</w:t>
+      <w:r>
+        <w:t>Hibernate (ORM)</w:t>
       </w:r>
     </w:p>
     <w:p>
@@ -4975,11 +5144,9 @@
           <w:numId w:val="3"/>
         </w:numPr>
       </w:pPr>
-      <w:proofErr w:type="spellStart"/>
       <w:r>
         <w:t>Kotlin</w:t>
       </w:r>
-      <w:proofErr w:type="spellEnd"/>
     </w:p>
     <w:p>
       <w:pPr>
@@ -5041,13 +5208,8 @@
           <w:numId w:val="3"/>
         </w:numPr>
       </w:pPr>
-      <w:proofErr w:type="spellStart"/>
-      <w:r>
-        <w:t>Backend</w:t>
-      </w:r>
-      <w:proofErr w:type="spellEnd"/>
-      <w:r>
-        <w:t xml:space="preserve">/Servicios: Desarrollo de un servidor propio basado en una capa de Sockets TCP/IP en Java para gestionar las peticiones concurrentes de los clientes sin atacar directamente a la base de datos.   </w:t>
+      <w:r>
+        <w:t xml:space="preserve">Backend/Servicios: Desarrollo de un servidor propio basado en una capa de Sockets TCP/IP en Java para gestionar las peticiones concurrentes de los clientes sin atacar directamente a la base de datos.   </w:t>
       </w:r>
     </w:p>
     <w:p>
@@ -5069,12 +5231,10 @@
       <w:r>
         <w:t xml:space="preserve">Para el Control de Calidad y </w:t>
       </w:r>
-      <w:proofErr w:type="spellStart"/>
       <w:proofErr w:type="gramStart"/>
       <w:r>
         <w:t>Versiones:Pruebas</w:t>
       </w:r>
-      <w:proofErr w:type="spellEnd"/>
       <w:proofErr w:type="gramEnd"/>
       <w:r>
         <w:t xml:space="preserve">: </w:t>
@@ -5088,13 +5248,8 @@
           <w:numId w:val="3"/>
         </w:numPr>
       </w:pPr>
-      <w:proofErr w:type="spellStart"/>
-      <w:r>
-        <w:t>JUnit</w:t>
-      </w:r>
-      <w:proofErr w:type="spellEnd"/>
-      <w:r>
-        <w:t xml:space="preserve"> para las pruebas unitarias.   </w:t>
+      <w:r>
+        <w:t xml:space="preserve">JUnit para las pruebas unitarias.   </w:t>
       </w:r>
     </w:p>
     <w:p>
@@ -5452,35 +5607,7 @@
         <w:rPr>
           <w:lang w:val="es-ES"/>
         </w:rPr>
-        <w:t xml:space="preserve"> El desarrollo de este ecosistema requiere perfiles de Administrador de Bases de Datos (MySQL), Desarrollador </w:t>
-      </w:r>
-      <w:proofErr w:type="spellStart"/>
-      <w:r>
-        <w:rPr>
-          <w:lang w:val="es-ES"/>
-        </w:rPr>
-        <w:t>Backend</w:t>
-      </w:r>
-      <w:proofErr w:type="spellEnd"/>
-      <w:r>
-        <w:rPr>
-          <w:lang w:val="es-ES"/>
-        </w:rPr>
-        <w:t xml:space="preserve"> (Servidor Java Multihilo y Sockets) y Desarrollador </w:t>
-      </w:r>
-      <w:proofErr w:type="spellStart"/>
-      <w:r>
-        <w:rPr>
-          <w:lang w:val="es-ES"/>
-        </w:rPr>
-        <w:t>Frontend</w:t>
-      </w:r>
-      <w:proofErr w:type="spellEnd"/>
-      <w:r>
-        <w:rPr>
-          <w:lang w:val="es-ES"/>
-        </w:rPr>
-        <w:t>/Móvil (</w:t>
+        <w:t xml:space="preserve"> El desarrollo de este ecosistema requiere perfiles de Administrador de Bases de Datos (MySQL), Desarrollador Backend (Servidor Java Multihilo y Sockets) y Desarrollador Frontend/Móvil (</w:t>
       </w:r>
       <w:r>
         <w:t>Java Swing</w:t>
@@ -5492,21 +5619,7 @@
         <w:rPr>
           <w:lang w:val="es-ES"/>
         </w:rPr>
-        <w:t>y Android/</w:t>
-      </w:r>
-      <w:proofErr w:type="spellStart"/>
-      <w:r>
-        <w:rPr>
-          <w:lang w:val="es-ES"/>
-        </w:rPr>
-        <w:t>Kotlin</w:t>
-      </w:r>
-      <w:proofErr w:type="spellEnd"/>
-      <w:r>
-        <w:rPr>
-          <w:lang w:val="es-ES"/>
-        </w:rPr>
-        <w:t>).</w:t>
+        <w:t>y Android/Kotlin).</w:t>
       </w:r>
     </w:p>
     <w:p>
@@ -5609,35 +5722,7 @@
         <w:rPr>
           <w:lang w:val="es-ES"/>
         </w:rPr>
-        <w:t xml:space="preserve"> Uso de conexiones mediante Sockets que proporcionan un control total sobre el flujo de datos. Implementación de hilos (</w:t>
-      </w:r>
-      <w:proofErr w:type="spellStart"/>
-      <w:r>
-        <w:rPr>
-          <w:lang w:val="es-ES"/>
-        </w:rPr>
-        <w:t>multithreading</w:t>
-      </w:r>
-      <w:proofErr w:type="spellEnd"/>
-      <w:r>
-        <w:rPr>
-          <w:lang w:val="es-ES"/>
-        </w:rPr>
-        <w:t>) tanto en el servidor como en la app móvil (</w:t>
-      </w:r>
-      <w:proofErr w:type="spellStart"/>
-      <w:r>
-        <w:rPr>
-          <w:lang w:val="es-ES"/>
-        </w:rPr>
-        <w:t>Coroutines</w:t>
-      </w:r>
-      <w:proofErr w:type="spellEnd"/>
-      <w:r>
-        <w:rPr>
-          <w:lang w:val="es-ES"/>
-        </w:rPr>
-        <w:t>) para evitar bloqueos en la interfaz.</w:t>
+        <w:t xml:space="preserve"> Uso de conexiones mediante Sockets que proporcionan un control total sobre el flujo de datos. Implementación de hilos (multithreading) tanto en el servidor como en la app móvil (Coroutines) para evitar bloqueos en la interfaz.</w:t>
       </w:r>
     </w:p>
     <w:p>
@@ -5662,21 +5747,7 @@
         <w:rPr>
           <w:lang w:val="es-ES"/>
         </w:rPr>
-        <w:t xml:space="preserve"> La gestión manual de Sockets a bajo nivel y el mapeo ORM con </w:t>
-      </w:r>
-      <w:proofErr w:type="spellStart"/>
-      <w:r>
-        <w:rPr>
-          <w:lang w:val="es-ES"/>
-        </w:rPr>
-        <w:t>Hibernate</w:t>
-      </w:r>
-      <w:proofErr w:type="spellEnd"/>
-      <w:r>
-        <w:rPr>
-          <w:lang w:val="es-ES"/>
-        </w:rPr>
-        <w:t xml:space="preserve"> incrementan la complejidad del código y requieren un control de excepciones exhaustivo.</w:t>
+        <w:t xml:space="preserve"> La gestión manual de Sockets a bajo nivel y el mapeo ORM con Hibernate incrementan la complejidad del código y requieren un control de excepciones exhaustivo.</w:t>
       </w:r>
     </w:p>
     <w:p>
@@ -5897,21 +5968,7 @@
         <w:rPr>
           <w:lang w:val="es-ES"/>
         </w:rPr>
-        <w:t xml:space="preserve"> Creación del script DDL, </w:t>
-      </w:r>
-      <w:proofErr w:type="spellStart"/>
-      <w:r>
-        <w:rPr>
-          <w:lang w:val="es-ES"/>
-        </w:rPr>
-        <w:t>triggers</w:t>
-      </w:r>
-      <w:proofErr w:type="spellEnd"/>
-      <w:r>
-        <w:rPr>
-          <w:lang w:val="es-ES"/>
-        </w:rPr>
-        <w:t>, asignación de permisos de usuario y generación de datos de prueba en el entorno local (XAMPP/MySQL).</w:t>
+        <w:t xml:space="preserve"> Creación del script DDL, triggers, asignación de permisos de usuario y generación de datos de prueba en el entorno local (XAMPP/MySQL).</w:t>
       </w:r>
     </w:p>
     <w:p>
@@ -5936,35 +5993,7 @@
         <w:rPr>
           <w:lang w:val="es-ES"/>
         </w:rPr>
-        <w:t xml:space="preserve"> Configuración de </w:t>
-      </w:r>
-      <w:proofErr w:type="spellStart"/>
-      <w:r>
-        <w:rPr>
-          <w:lang w:val="es-ES"/>
-        </w:rPr>
-        <w:t>Hibernate</w:t>
-      </w:r>
-      <w:proofErr w:type="spellEnd"/>
-      <w:r>
-        <w:rPr>
-          <w:lang w:val="es-ES"/>
-        </w:rPr>
-        <w:t xml:space="preserve"> (ORM) y desarrollo del bucle de </w:t>
-      </w:r>
-      <w:proofErr w:type="spellStart"/>
-      <w:r>
-        <w:rPr>
-          <w:lang w:val="es-ES"/>
-        </w:rPr>
-        <w:t>ServerSocket</w:t>
-      </w:r>
-      <w:proofErr w:type="spellEnd"/>
-      <w:r>
-        <w:rPr>
-          <w:lang w:val="es-ES"/>
-        </w:rPr>
-        <w:t xml:space="preserve"> multihilo para gestionar la concurrencia de respuestas a los clientes.</w:t>
+        <w:t xml:space="preserve"> Configuración de Hibernate (ORM) y desarrollo del bucle de ServerSocket multihilo para gestionar la concurrencia de respuestas a los clientes.</w:t>
       </w:r>
     </w:p>
     <w:p>
@@ -6037,35 +6066,7 @@
         <w:rPr>
           <w:lang w:val="es-ES"/>
         </w:rPr>
-        <w:t xml:space="preserve"> Desarrollo de la interfaz en </w:t>
-      </w:r>
-      <w:proofErr w:type="spellStart"/>
-      <w:r>
-        <w:rPr>
-          <w:lang w:val="es-ES"/>
-        </w:rPr>
-        <w:t>Kotlin</w:t>
-      </w:r>
-      <w:proofErr w:type="spellEnd"/>
-      <w:r>
-        <w:rPr>
-          <w:lang w:val="es-ES"/>
-        </w:rPr>
-        <w:t xml:space="preserve">, manejo de conexiones en segundo plano mediante </w:t>
-      </w:r>
-      <w:proofErr w:type="spellStart"/>
-      <w:r>
-        <w:rPr>
-          <w:lang w:val="es-ES"/>
-        </w:rPr>
-        <w:t>corrutinas</w:t>
-      </w:r>
-      <w:proofErr w:type="spellEnd"/>
-      <w:r>
-        <w:rPr>
-          <w:lang w:val="es-ES"/>
-        </w:rPr>
-        <w:t xml:space="preserve"> e integración de la cámara para la lectura del QR.</w:t>
+        <w:t xml:space="preserve"> Desarrollo de la interfaz en Kotlin, manejo de conexiones en segundo plano mediante corrutinas e integración de la cámara para la lectura del QR.</w:t>
       </w:r>
     </w:p>
     <w:p>
@@ -6211,15 +6212,7 @@
         </w:numPr>
       </w:pPr>
       <w:r>
-        <w:t xml:space="preserve">RF5. Comunicación Intermedia Segura: Las aplicaciones cliente (escritorio y móvil) no accederán directamente a la base de datos, sino que enviarán peticiones estructuradas mediante Sockets a un servidor </w:t>
-      </w:r>
-      <w:proofErr w:type="spellStart"/>
-      <w:r>
-        <w:t>backend</w:t>
-      </w:r>
-      <w:proofErr w:type="spellEnd"/>
-      <w:r>
-        <w:t xml:space="preserve"> propio que procesará las consultas.</w:t>
+        <w:t>RF5. Comunicación Intermedia Segura: Las aplicaciones cliente (escritorio y móvil) no accederán directamente a la base de datos, sino que enviarán peticiones estructuradas mediante Sockets a un servidor backend propio que procesará las consultas.</w:t>
       </w:r>
     </w:p>
     <w:p>
@@ -6260,23 +6253,7 @@
         </w:numPr>
       </w:pPr>
       <w:r>
-        <w:t xml:space="preserve">RNF2. Alta Concurrencia: El servidor </w:t>
-      </w:r>
-      <w:proofErr w:type="spellStart"/>
-      <w:r>
-        <w:t>backend</w:t>
-      </w:r>
-      <w:proofErr w:type="spellEnd"/>
-      <w:r>
-        <w:t xml:space="preserve"> Java debe estar estructurado mediante programación multihilo (</w:t>
-      </w:r>
-      <w:proofErr w:type="spellStart"/>
-      <w:r>
-        <w:t>Threads</w:t>
-      </w:r>
-      <w:proofErr w:type="spellEnd"/>
-      <w:r>
-        <w:t>) para ser capaz de recibir y atender peticiones simultáneas de la app móvil y de la app de escritorio sin bloquearse.</w:t>
+        <w:t>RNF2. Alta Concurrencia: El servidor backend Java debe estar estructurado mediante programación multihilo (Threads) para ser capaz de recibir y atender peticiones simultáneas de la app móvil y de la app de escritorio sin bloquearse.</w:t>
       </w:r>
     </w:p>
     <w:p>
@@ -6307,15 +6284,7 @@
       </w:pPr>
       <w:r>
         <w:lastRenderedPageBreak/>
-        <w:t xml:space="preserve">RNF4. Persistencia e Integridad: La base de datos (MySQL) debe mantener una estricta integridad referencial de los datos. La conexión entre el servidor y la base de datos se gestionará de manera segura utilizando </w:t>
-      </w:r>
-      <w:proofErr w:type="spellStart"/>
-      <w:r>
-        <w:t>Hibernate</w:t>
-      </w:r>
-      <w:proofErr w:type="spellEnd"/>
-      <w:r>
-        <w:t xml:space="preserve"> (ORM).   </w:t>
+        <w:t xml:space="preserve">RNF4. Persistencia e Integridad: La base de datos (MySQL) debe mantener una estricta integridad referencial de los datos. La conexión entre el servidor y la base de datos se gestionará de manera segura utilizando Hibernate (ORM).   </w:t>
       </w:r>
     </w:p>
     <w:p>
@@ -6353,15 +6322,7 @@
         </w:numPr>
       </w:pPr>
       <w:r>
-        <w:t xml:space="preserve">Un medico no puede tener en una misma franja horaria de 15 min </w:t>
-      </w:r>
-      <w:proofErr w:type="spellStart"/>
-      <w:r>
-        <w:t>mas</w:t>
-      </w:r>
-      <w:proofErr w:type="spellEnd"/>
-      <w:r>
-        <w:t xml:space="preserve"> de una visita</w:t>
+        <w:t>Un medico no puede tener en una misma franja horaria de 15 min mas de una visita</w:t>
       </w:r>
     </w:p>
     <w:p>
@@ -7256,7 +7217,6 @@
           <w:lang w:val="es-ES"/>
         </w:rPr>
       </w:pPr>
-      <w:proofErr w:type="spellStart"/>
       <w:r>
         <w:rPr>
           <w:color w:val="000000"/>
@@ -7266,7 +7226,6 @@
         </w:rPr>
         <w:t>Historial_Medico</w:t>
       </w:r>
-      <w:proofErr w:type="spellEnd"/>
     </w:p>
     <w:p>
       <w:pPr>
@@ -7414,9 +7373,31 @@
           <w:lang w:val="es-ES"/>
         </w:rPr>
         <w:lastRenderedPageBreak/>
-        <w:t xml:space="preserve">Paciente — </w:t>
-      </w:r>
-      <w:proofErr w:type="spellStart"/>
+        <w:t>Paciente — Historial_Medico (0, N) / (1, 1):</w:t>
+      </w:r>
+      <w:r>
+        <w:rPr>
+          <w:color w:val="000000"/>
+          <w:sz w:val="28"/>
+          <w:szCs w:val="28"/>
+          <w:lang w:val="es-ES"/>
+        </w:rPr>
+        <w:t xml:space="preserve"> Un paciente puede tener de 0 a N registros en su historial; cada registro pertenece a 1 paciente.</w:t>
+      </w:r>
+    </w:p>
+    <w:p>
+      <w:pPr>
+        <w:numPr>
+          <w:ilvl w:val="0"/>
+          <w:numId w:val="22"/>
+        </w:numPr>
+        <w:rPr>
+          <w:color w:val="000000"/>
+          <w:sz w:val="28"/>
+          <w:szCs w:val="28"/>
+          <w:lang w:val="es-ES"/>
+        </w:rPr>
+      </w:pPr>
       <w:r>
         <w:rPr>
           <w:b/>
@@ -7426,9 +7407,27 @@
           <w:szCs w:val="28"/>
           <w:lang w:val="es-ES"/>
         </w:rPr>
-        <w:t>Historial_Medico</w:t>
-      </w:r>
-      <w:proofErr w:type="spellEnd"/>
+        <w:t>Cita — Historial_Medico (0, 1) / (1, 1):</w:t>
+      </w:r>
+      <w:r>
+        <w:rPr>
+          <w:color w:val="000000"/>
+          <w:sz w:val="28"/>
+          <w:szCs w:val="28"/>
+          <w:lang w:val="es-ES"/>
+        </w:rPr>
+        <w:t xml:space="preserve"> Una cita puede generar 0 o 1 informe médico; cada informe proviene de 1 cita.</w:t>
+      </w:r>
+    </w:p>
+    <w:p>
+      <w:pPr>
+        <w:rPr>
+          <w:color w:val="000000"/>
+          <w:sz w:val="28"/>
+          <w:szCs w:val="28"/>
+          <w:lang w:val="es-ES"/>
+        </w:rPr>
+      </w:pPr>
       <w:r>
         <w:rPr>
           <w:b/>
@@ -7438,23 +7437,14 @@
           <w:szCs w:val="28"/>
           <w:lang w:val="es-ES"/>
         </w:rPr>
-        <w:t xml:space="preserve"> (0, N) / (1, 1):</w:t>
-      </w:r>
-      <w:r>
-        <w:rPr>
-          <w:color w:val="000000"/>
-          <w:sz w:val="28"/>
-          <w:szCs w:val="28"/>
-          <w:lang w:val="es-ES"/>
-        </w:rPr>
-        <w:t xml:space="preserve"> Un paciente puede tener de 0 a N registros en su historial; cada registro pertenece a 1 paciente.</w:t>
+        <w:t>Los atributos y claves de cada entidad:</w:t>
       </w:r>
     </w:p>
     <w:p>
       <w:pPr>
         <w:numPr>
           <w:ilvl w:val="0"/>
-          <w:numId w:val="22"/>
+          <w:numId w:val="23"/>
         </w:numPr>
         <w:rPr>
           <w:color w:val="000000"/>
@@ -7472,9 +7462,58 @@
           <w:szCs w:val="28"/>
           <w:lang w:val="es-ES"/>
         </w:rPr>
-        <w:t xml:space="preserve">Cita — </w:t>
-      </w:r>
-      <w:proofErr w:type="spellStart"/>
+        <w:t>Paciente:</w:t>
+      </w:r>
+      <w:r>
+        <w:rPr>
+          <w:color w:val="000000"/>
+          <w:sz w:val="28"/>
+          <w:szCs w:val="28"/>
+          <w:lang w:val="es-ES"/>
+        </w:rPr>
+        <w:t xml:space="preserve"> id_paciente (PK), dni, nombre, apellidos, telefono, email, </w:t>
+      </w:r>
+      <w:r>
+        <w:rPr>
+          <w:color w:val="000000"/>
+          <w:sz w:val="28"/>
+          <w:szCs w:val="28"/>
+          <w:lang w:val="es-ES"/>
+        </w:rPr>
+        <w:t>dirección, fecha_nacimiento</w:t>
+      </w:r>
+      <w:r>
+        <w:rPr>
+          <w:color w:val="000000"/>
+          <w:sz w:val="28"/>
+          <w:szCs w:val="28"/>
+          <w:lang w:val="es-ES"/>
+        </w:rPr>
+        <w:t>, activo</w:t>
+      </w:r>
+      <w:r>
+        <w:rPr>
+          <w:color w:val="000000"/>
+          <w:sz w:val="28"/>
+          <w:szCs w:val="28"/>
+          <w:lang w:val="es-ES"/>
+        </w:rPr>
+        <w:t>.</w:t>
+      </w:r>
+    </w:p>
+    <w:p>
+      <w:pPr>
+        <w:numPr>
+          <w:ilvl w:val="0"/>
+          <w:numId w:val="23"/>
+        </w:numPr>
+        <w:rPr>
+          <w:color w:val="000000"/>
+          <w:sz w:val="28"/>
+          <w:szCs w:val="28"/>
+          <w:lang w:val="es-ES"/>
+        </w:rPr>
+      </w:pPr>
       <w:r>
         <w:rPr>
           <w:b/>
@@ -7484,9 +7523,49 @@
           <w:szCs w:val="28"/>
           <w:lang w:val="es-ES"/>
         </w:rPr>
-        <w:t>Historial_Medico</w:t>
-      </w:r>
-      <w:proofErr w:type="spellEnd"/>
+        <w:t>Trabajador:</w:t>
+      </w:r>
+      <w:r>
+        <w:rPr>
+          <w:color w:val="000000"/>
+          <w:sz w:val="28"/>
+          <w:szCs w:val="28"/>
+          <w:lang w:val="es-ES"/>
+        </w:rPr>
+        <w:t xml:space="preserve"> id_trabajador (PK), dni, nombre, apellidos,</w:t>
+      </w:r>
+      <w:r>
+        <w:rPr>
+          <w:color w:val="000000"/>
+          <w:sz w:val="28"/>
+          <w:szCs w:val="28"/>
+          <w:lang w:val="es-ES"/>
+        </w:rPr>
+        <w:t xml:space="preserve"> teléfono,</w:t>
+      </w:r>
+      <w:r>
+        <w:rPr>
+          <w:color w:val="000000"/>
+          <w:sz w:val="28"/>
+          <w:szCs w:val="28"/>
+          <w:lang w:val="es-ES"/>
+        </w:rPr>
+        <w:t xml:space="preserve"> rol (Recepcionista, Enfermero, Médico), id_especialidad (FK, nullable si no es médico), usuario, password_hash.</w:t>
+      </w:r>
+    </w:p>
+    <w:p>
+      <w:pPr>
+        <w:numPr>
+          <w:ilvl w:val="0"/>
+          <w:numId w:val="23"/>
+        </w:numPr>
+        <w:rPr>
+          <w:color w:val="000000"/>
+          <w:sz w:val="28"/>
+          <w:szCs w:val="28"/>
+          <w:lang w:val="es-ES"/>
+        </w:rPr>
+      </w:pPr>
       <w:r>
         <w:rPr>
           <w:b/>
@@ -7496,7 +7575,7 @@
           <w:szCs w:val="28"/>
           <w:lang w:val="es-ES"/>
         </w:rPr>
-        <w:t xml:space="preserve"> (0, 1) / (1, 1):</w:t>
+        <w:t>Especialidad:</w:t>
       </w:r>
       <w:r>
         <w:rPr>
@@ -7505,11 +7584,15 @@
           <w:szCs w:val="28"/>
           <w:lang w:val="es-ES"/>
         </w:rPr>
-        <w:t xml:space="preserve"> Una cita puede generar 0 o 1 informe médico; cada informe proviene de 1 cita.</w:t>
-      </w:r>
-    </w:p>
-    <w:p>
-      <w:pPr>
+        <w:t xml:space="preserve"> id_especialidad (PK), nombre_especialidad, descripcion.</w:t>
+      </w:r>
+    </w:p>
+    <w:p>
+      <w:pPr>
+        <w:numPr>
+          <w:ilvl w:val="0"/>
+          <w:numId w:val="23"/>
+        </w:numPr>
         <w:rPr>
           <w:color w:val="000000"/>
           <w:sz w:val="28"/>
@@ -7526,7 +7609,16 @@
           <w:szCs w:val="28"/>
           <w:lang w:val="es-ES"/>
         </w:rPr>
-        <w:t>Los atributos y claves de cada entidad:</w:t>
+        <w:t>Cita:</w:t>
+      </w:r>
+      <w:r>
+        <w:rPr>
+          <w:color w:val="000000"/>
+          <w:sz w:val="28"/>
+          <w:szCs w:val="28"/>
+          <w:lang w:val="es-ES"/>
+        </w:rPr>
+        <w:t xml:space="preserve"> id_cita (PK), id_paciente (FK), id_trabajador (FK, médico asignado), fecha_hora, estado (Pendiente, Realizada, Cancelada), motivo_consulta, diagnostico.</w:t>
       </w:r>
     </w:p>
     <w:p>
@@ -7551,7 +7643,7 @@
           <w:szCs w:val="28"/>
           <w:lang w:val="es-ES"/>
         </w:rPr>
-        <w:t>Paciente:</w:t>
+        <w:t>Historial_Medico:</w:t>
       </w:r>
       <w:r>
         <w:rPr>
@@ -7560,117 +7652,140 @@
           <w:szCs w:val="28"/>
           <w:lang w:val="es-ES"/>
         </w:rPr>
-        <w:t xml:space="preserve"> </w:t>
-      </w:r>
-      <w:proofErr w:type="spellStart"/>
-      <w:r>
+        <w:t xml:space="preserve"> id_historial (PK), id_paciente (FK), id_cita (FK), diagnostico, tratamiento, fecha_registro.</w:t>
+      </w:r>
+    </w:p>
+    <w:p>
+      <w:pPr>
         <w:rPr>
           <w:color w:val="000000"/>
           <w:sz w:val="28"/>
           <w:szCs w:val="28"/>
           <w:lang w:val="es-ES"/>
         </w:rPr>
-        <w:t>id_paciente</w:t>
-      </w:r>
-      <w:proofErr w:type="spellEnd"/>
-      <w:r>
+      </w:pPr>
+    </w:p>
+    <w:p>
+      <w:pPr>
         <w:rPr>
           <w:color w:val="000000"/>
           <w:sz w:val="28"/>
           <w:szCs w:val="28"/>
           <w:lang w:val="es-ES"/>
         </w:rPr>
-        <w:t xml:space="preserve"> (PK), </w:t>
-      </w:r>
-      <w:proofErr w:type="spellStart"/>
-      <w:r>
+      </w:pPr>
+    </w:p>
+    <w:p>
+      <w:pPr>
         <w:rPr>
           <w:color w:val="000000"/>
           <w:sz w:val="28"/>
           <w:szCs w:val="28"/>
           <w:lang w:val="es-ES"/>
         </w:rPr>
-        <w:t>dni</w:t>
-      </w:r>
-      <w:proofErr w:type="spellEnd"/>
-      <w:r>
+      </w:pPr>
+    </w:p>
+    <w:p>
+      <w:pPr>
         <w:rPr>
           <w:color w:val="000000"/>
           <w:sz w:val="28"/>
           <w:szCs w:val="28"/>
           <w:lang w:val="es-ES"/>
         </w:rPr>
-        <w:t xml:space="preserve">, nombre, apellidos, </w:t>
-      </w:r>
-      <w:proofErr w:type="spellStart"/>
-      <w:r>
+      </w:pPr>
+    </w:p>
+    <w:p>
+      <w:pPr>
         <w:rPr>
           <w:color w:val="000000"/>
           <w:sz w:val="28"/>
           <w:szCs w:val="28"/>
           <w:lang w:val="es-ES"/>
         </w:rPr>
-        <w:t>telefono</w:t>
-      </w:r>
-      <w:proofErr w:type="spellEnd"/>
-      <w:r>
+      </w:pPr>
+    </w:p>
+    <w:p>
+      <w:pPr>
         <w:rPr>
           <w:color w:val="000000"/>
           <w:sz w:val="28"/>
           <w:szCs w:val="28"/>
           <w:lang w:val="es-ES"/>
         </w:rPr>
-        <w:t xml:space="preserve">, email, </w:t>
-      </w:r>
-      <w:r>
+      </w:pPr>
+    </w:p>
+    <w:p>
+      <w:pPr>
         <w:rPr>
           <w:color w:val="000000"/>
           <w:sz w:val="28"/>
           <w:szCs w:val="28"/>
           <w:lang w:val="es-ES"/>
         </w:rPr>
-        <w:t xml:space="preserve">dirección, </w:t>
-      </w:r>
-      <w:proofErr w:type="spellStart"/>
-      <w:r>
+      </w:pPr>
+    </w:p>
+    <w:p>
+      <w:pPr>
         <w:rPr>
           <w:color w:val="000000"/>
           <w:sz w:val="28"/>
           <w:szCs w:val="28"/>
           <w:lang w:val="es-ES"/>
         </w:rPr>
-        <w:t>fecha_nacimiento</w:t>
-      </w:r>
-      <w:proofErr w:type="spellEnd"/>
-      <w:r>
+      </w:pPr>
+    </w:p>
+    <w:p>
+      <w:pPr>
         <w:rPr>
           <w:color w:val="000000"/>
           <w:sz w:val="28"/>
           <w:szCs w:val="28"/>
           <w:lang w:val="es-ES"/>
         </w:rPr>
-        <w:t>, activo</w:t>
-      </w:r>
-      <w:r>
+      </w:pPr>
+    </w:p>
+    <w:p>
+      <w:pPr>
         <w:rPr>
           <w:color w:val="000000"/>
           <w:sz w:val="28"/>
           <w:szCs w:val="28"/>
           <w:lang w:val="es-ES"/>
         </w:rPr>
-        <w:t>.</w:t>
-      </w:r>
-    </w:p>
-    <w:p>
-      <w:pPr>
-        <w:numPr>
-          <w:ilvl w:val="0"/>
-          <w:numId w:val="23"/>
-        </w:numPr>
+      </w:pPr>
+    </w:p>
+    <w:p>
+      <w:pPr>
         <w:rPr>
           <w:color w:val="000000"/>
           <w:sz w:val="28"/>
           <w:szCs w:val="28"/>
+        </w:rPr>
+      </w:pPr>
+    </w:p>
+    <w:p>
+      <w:pPr>
+        <w:pStyle w:val="Ttulo2"/>
+        <w:numPr>
+          <w:ilvl w:val="1"/>
+          <w:numId w:val="1"/>
+        </w:numPr>
+      </w:pPr>
+      <w:bookmarkStart w:id="26" w:name="_Toc244078914"/>
+      <w:r>
+        <w:t xml:space="preserve">diagramas de </w:t>
+      </w:r>
+      <w:r>
+        <w:t>Clases</w:t>
+      </w:r>
+      <w:bookmarkEnd w:id="26"/>
+    </w:p>
+    <w:p/>
+    <w:p/>
+    <w:p>
+      <w:pPr>
+        <w:rPr>
           <w:lang w:val="es-ES"/>
         </w:rPr>
       </w:pPr>
@@ -7678,151 +7793,24 @@
         <w:rPr>
           <w:b/>
           <w:bCs/>
-          <w:color w:val="000000"/>
-          <w:sz w:val="28"/>
-          <w:szCs w:val="28"/>
-          <w:lang w:val="es-ES"/>
-        </w:rPr>
-        <w:t>Trabajador:</w:t>
-      </w:r>
-      <w:r>
-        <w:rPr>
-          <w:color w:val="000000"/>
-          <w:sz w:val="28"/>
-          <w:szCs w:val="28"/>
-          <w:lang w:val="es-ES"/>
-        </w:rPr>
-        <w:t xml:space="preserve"> </w:t>
-      </w:r>
-      <w:proofErr w:type="spellStart"/>
-      <w:r>
-        <w:rPr>
-          <w:color w:val="000000"/>
-          <w:sz w:val="28"/>
-          <w:szCs w:val="28"/>
-          <w:lang w:val="es-ES"/>
-        </w:rPr>
-        <w:t>id_trabajador</w:t>
-      </w:r>
-      <w:proofErr w:type="spellEnd"/>
-      <w:r>
-        <w:rPr>
-          <w:color w:val="000000"/>
-          <w:sz w:val="28"/>
-          <w:szCs w:val="28"/>
-          <w:lang w:val="es-ES"/>
-        </w:rPr>
-        <w:t xml:space="preserve"> (PK), </w:t>
-      </w:r>
-      <w:proofErr w:type="spellStart"/>
-      <w:r>
-        <w:rPr>
-          <w:color w:val="000000"/>
-          <w:sz w:val="28"/>
-          <w:szCs w:val="28"/>
-          <w:lang w:val="es-ES"/>
-        </w:rPr>
-        <w:t>dni</w:t>
-      </w:r>
-      <w:proofErr w:type="spellEnd"/>
-      <w:r>
-        <w:rPr>
-          <w:color w:val="000000"/>
-          <w:sz w:val="28"/>
-          <w:szCs w:val="28"/>
-          <w:lang w:val="es-ES"/>
-        </w:rPr>
-        <w:t>, nombre, apellidos,</w:t>
-      </w:r>
-      <w:r>
-        <w:rPr>
-          <w:color w:val="000000"/>
-          <w:sz w:val="28"/>
-          <w:szCs w:val="28"/>
-          <w:lang w:val="es-ES"/>
-        </w:rPr>
-        <w:t xml:space="preserve"> teléfono,</w:t>
-      </w:r>
-      <w:r>
-        <w:rPr>
-          <w:color w:val="000000"/>
-          <w:sz w:val="28"/>
-          <w:szCs w:val="28"/>
-          <w:lang w:val="es-ES"/>
-        </w:rPr>
-        <w:t xml:space="preserve"> rol (Recepcionista, Enfermero, Médico), </w:t>
-      </w:r>
-      <w:proofErr w:type="spellStart"/>
-      <w:r>
-        <w:rPr>
-          <w:color w:val="000000"/>
-          <w:sz w:val="28"/>
-          <w:szCs w:val="28"/>
-          <w:lang w:val="es-ES"/>
-        </w:rPr>
-        <w:t>id_especialidad</w:t>
-      </w:r>
-      <w:proofErr w:type="spellEnd"/>
-      <w:r>
-        <w:rPr>
-          <w:color w:val="000000"/>
-          <w:sz w:val="28"/>
-          <w:szCs w:val="28"/>
-          <w:lang w:val="es-ES"/>
-        </w:rPr>
-        <w:t xml:space="preserve"> (FK, </w:t>
-      </w:r>
-      <w:proofErr w:type="spellStart"/>
-      <w:r>
-        <w:rPr>
-          <w:color w:val="000000"/>
-          <w:sz w:val="28"/>
-          <w:szCs w:val="28"/>
-          <w:lang w:val="es-ES"/>
-        </w:rPr>
-        <w:t>nullable</w:t>
-      </w:r>
-      <w:proofErr w:type="spellEnd"/>
-      <w:r>
-        <w:rPr>
-          <w:color w:val="000000"/>
-          <w:sz w:val="28"/>
-          <w:szCs w:val="28"/>
-          <w:lang w:val="es-ES"/>
-        </w:rPr>
-        <w:t xml:space="preserve"> si no es médico), usuario, </w:t>
-      </w:r>
-      <w:proofErr w:type="spellStart"/>
-      <w:r>
-        <w:rPr>
-          <w:color w:val="000000"/>
-          <w:sz w:val="28"/>
-          <w:szCs w:val="28"/>
-          <w:lang w:val="es-ES"/>
-        </w:rPr>
-        <w:t>password_hash</w:t>
-      </w:r>
-      <w:proofErr w:type="spellEnd"/>
-      <w:r>
-        <w:rPr>
-          <w:color w:val="000000"/>
-          <w:sz w:val="28"/>
-          <w:szCs w:val="28"/>
-          <w:lang w:val="es-ES"/>
-        </w:rPr>
-        <w:t>.</w:t>
+          <w:lang w:val="es-ES"/>
+        </w:rPr>
+        <w:t>1. Capa de Dominio (Entidades Hibernate)</w:t>
+      </w:r>
+      <w:r>
+        <w:rPr>
+          <w:lang w:val="es-ES"/>
+        </w:rPr>
+        <w:t xml:space="preserve"> Representa el núcleo de la lógica de negocio y mapea exactamente las tablas de la base de datos relacional mediante el ORM Hibernate. Estas clases son compartidas en la lógica del servidor.</w:t>
       </w:r>
     </w:p>
     <w:p>
       <w:pPr>
         <w:numPr>
           <w:ilvl w:val="0"/>
-          <w:numId w:val="23"/>
-        </w:numPr>
-        <w:rPr>
-          <w:color w:val="000000"/>
-          <w:sz w:val="28"/>
-          <w:szCs w:val="28"/>
+          <w:numId w:val="9"/>
+        </w:numPr>
+        <w:rPr>
           <w:lang w:val="es-ES"/>
         </w:rPr>
       </w:pPr>
@@ -7830,93 +7818,66 @@
         <w:rPr>
           <w:b/>
           <w:bCs/>
-          <w:color w:val="000000"/>
-          <w:sz w:val="28"/>
-          <w:szCs w:val="28"/>
-          <w:lang w:val="es-ES"/>
-        </w:rPr>
-        <w:t>Especialidad:</w:t>
-      </w:r>
-      <w:r>
-        <w:rPr>
-          <w:color w:val="000000"/>
-          <w:sz w:val="28"/>
-          <w:szCs w:val="28"/>
-          <w:lang w:val="es-ES"/>
-        </w:rPr>
-        <w:t xml:space="preserve"> </w:t>
-      </w:r>
-      <w:proofErr w:type="spellStart"/>
-      <w:r>
-        <w:rPr>
-          <w:color w:val="000000"/>
-          <w:sz w:val="28"/>
-          <w:szCs w:val="28"/>
-          <w:lang w:val="es-ES"/>
-        </w:rPr>
-        <w:t>id_especialidad</w:t>
-      </w:r>
-      <w:proofErr w:type="spellEnd"/>
-      <w:r>
-        <w:rPr>
-          <w:color w:val="000000"/>
-          <w:sz w:val="28"/>
-          <w:szCs w:val="28"/>
-          <w:lang w:val="es-ES"/>
-        </w:rPr>
-        <w:t xml:space="preserve"> (PK), </w:t>
-      </w:r>
-      <w:proofErr w:type="spellStart"/>
-      <w:r>
-        <w:rPr>
-          <w:color w:val="000000"/>
-          <w:sz w:val="28"/>
-          <w:szCs w:val="28"/>
-          <w:lang w:val="es-ES"/>
-        </w:rPr>
-        <w:t>nombre_especialidad</w:t>
-      </w:r>
-      <w:proofErr w:type="spellEnd"/>
-      <w:r>
-        <w:rPr>
-          <w:color w:val="000000"/>
-          <w:sz w:val="28"/>
-          <w:szCs w:val="28"/>
+          <w:lang w:val="es-ES"/>
+        </w:rPr>
+        <w:t>Clase Trabajador</w:t>
+      </w:r>
+      <w:r>
+        <w:rPr>
+          <w:lang w:val="es-ES"/>
+        </w:rPr>
+        <w:t xml:space="preserve">: Atributos privados (id, dni, nombre, apellidos, rol, passwordHash). Métodos: </w:t>
+      </w:r>
+      <w:r>
+        <w:rPr>
+          <w:i/>
+          <w:iCs/>
+          <w:lang w:val="es-ES"/>
+        </w:rPr>
+        <w:t>Getters</w:t>
+      </w:r>
+      <w:r>
+        <w:rPr>
           <w:lang w:val="es-ES"/>
         </w:rPr>
         <w:t xml:space="preserve">, </w:t>
       </w:r>
-      <w:proofErr w:type="spellStart"/>
-      <w:r>
-        <w:rPr>
-          <w:color w:val="000000"/>
-          <w:sz w:val="28"/>
-          <w:szCs w:val="28"/>
-          <w:lang w:val="es-ES"/>
-        </w:rPr>
-        <w:t>descripcion</w:t>
-      </w:r>
-      <w:proofErr w:type="spellEnd"/>
-      <w:r>
-        <w:rPr>
-          <w:color w:val="000000"/>
-          <w:sz w:val="28"/>
-          <w:szCs w:val="28"/>
-          <w:lang w:val="es-ES"/>
-        </w:rPr>
-        <w:t>.</w:t>
+      <w:r>
+        <w:rPr>
+          <w:i/>
+          <w:iCs/>
+          <w:lang w:val="es-ES"/>
+        </w:rPr>
+        <w:t>Setters</w:t>
+      </w:r>
+      <w:r>
+        <w:rPr>
+          <w:lang w:val="es-ES"/>
+        </w:rPr>
+        <w:t xml:space="preserve"> y </w:t>
+      </w:r>
+      <w:proofErr w:type="gramStart"/>
+      <w:r>
+        <w:rPr>
+          <w:lang w:val="es-ES"/>
+        </w:rPr>
+        <w:t>validarCredenciales(</w:t>
+      </w:r>
+      <w:proofErr w:type="gramEnd"/>
+      <w:r>
+        <w:rPr>
+          <w:lang w:val="es-ES"/>
+        </w:rPr>
+        <w:t>).</w:t>
       </w:r>
     </w:p>
     <w:p>
       <w:pPr>
         <w:numPr>
           <w:ilvl w:val="0"/>
-          <w:numId w:val="23"/>
-        </w:numPr>
-        <w:rPr>
-          <w:color w:val="000000"/>
-          <w:sz w:val="28"/>
-          <w:szCs w:val="28"/>
+          <w:numId w:val="9"/>
+        </w:numPr>
+        <w:rPr>
           <w:lang w:val="es-ES"/>
         </w:rPr>
       </w:pPr>
@@ -7924,653 +7885,59 @@
         <w:rPr>
           <w:b/>
           <w:bCs/>
-          <w:color w:val="000000"/>
-          <w:sz w:val="28"/>
-          <w:szCs w:val="28"/>
-          <w:lang w:val="es-ES"/>
-        </w:rPr>
-        <w:t>Cita:</w:t>
-      </w:r>
-      <w:r>
-        <w:rPr>
-          <w:color w:val="000000"/>
-          <w:sz w:val="28"/>
-          <w:szCs w:val="28"/>
-          <w:lang w:val="es-ES"/>
-        </w:rPr>
-        <w:t xml:space="preserve"> </w:t>
-      </w:r>
-      <w:proofErr w:type="spellStart"/>
-      <w:r>
-        <w:rPr>
-          <w:color w:val="000000"/>
-          <w:sz w:val="28"/>
-          <w:szCs w:val="28"/>
-          <w:lang w:val="es-ES"/>
-        </w:rPr>
-        <w:t>id_cita</w:t>
-      </w:r>
-      <w:proofErr w:type="spellEnd"/>
-      <w:r>
-        <w:rPr>
-          <w:color w:val="000000"/>
-          <w:sz w:val="28"/>
-          <w:szCs w:val="28"/>
-          <w:lang w:val="es-ES"/>
-        </w:rPr>
-        <w:t xml:space="preserve"> (PK), </w:t>
-      </w:r>
-      <w:proofErr w:type="spellStart"/>
-      <w:r>
-        <w:rPr>
-          <w:color w:val="000000"/>
-          <w:sz w:val="28"/>
-          <w:szCs w:val="28"/>
-          <w:lang w:val="es-ES"/>
-        </w:rPr>
-        <w:t>id_paciente</w:t>
-      </w:r>
-      <w:proofErr w:type="spellEnd"/>
-      <w:r>
-        <w:rPr>
-          <w:color w:val="000000"/>
-          <w:sz w:val="28"/>
-          <w:szCs w:val="28"/>
-          <w:lang w:val="es-ES"/>
-        </w:rPr>
-        <w:t xml:space="preserve"> (FK), </w:t>
-      </w:r>
-      <w:proofErr w:type="spellStart"/>
-      <w:r>
-        <w:rPr>
-          <w:color w:val="000000"/>
-          <w:sz w:val="28"/>
-          <w:szCs w:val="28"/>
-          <w:lang w:val="es-ES"/>
-        </w:rPr>
-        <w:t>id_trabajador</w:t>
-      </w:r>
-      <w:proofErr w:type="spellEnd"/>
-      <w:r>
-        <w:rPr>
-          <w:color w:val="000000"/>
-          <w:sz w:val="28"/>
-          <w:szCs w:val="28"/>
-          <w:lang w:val="es-ES"/>
-        </w:rPr>
-        <w:t xml:space="preserve"> (FK, médico asignado), </w:t>
-      </w:r>
-      <w:proofErr w:type="spellStart"/>
-      <w:r>
-        <w:rPr>
-          <w:color w:val="000000"/>
-          <w:sz w:val="28"/>
-          <w:szCs w:val="28"/>
-          <w:lang w:val="es-ES"/>
-        </w:rPr>
-        <w:t>fecha_hora</w:t>
-      </w:r>
-      <w:proofErr w:type="spellEnd"/>
-      <w:r>
-        <w:rPr>
-          <w:color w:val="000000"/>
-          <w:sz w:val="28"/>
-          <w:szCs w:val="28"/>
-          <w:lang w:val="es-ES"/>
-        </w:rPr>
-        <w:t xml:space="preserve">, estado (Pendiente, Realizada, Cancelada), </w:t>
-      </w:r>
-      <w:proofErr w:type="spellStart"/>
-      <w:r>
-        <w:rPr>
-          <w:color w:val="000000"/>
-          <w:sz w:val="28"/>
-          <w:szCs w:val="28"/>
-          <w:lang w:val="es-ES"/>
-        </w:rPr>
-        <w:t>motivo_consulta</w:t>
-      </w:r>
-      <w:proofErr w:type="spellEnd"/>
-      <w:r>
-        <w:rPr>
-          <w:color w:val="000000"/>
-          <w:sz w:val="28"/>
-          <w:szCs w:val="28"/>
-          <w:lang w:val="es-ES"/>
-        </w:rPr>
-        <w:t>, diagnostico.</w:t>
+          <w:lang w:val="es-ES"/>
+        </w:rPr>
+        <w:t>Clase Paciente</w:t>
+      </w:r>
+      <w:r>
+        <w:rPr>
+          <w:lang w:val="es-ES"/>
+        </w:rPr>
+        <w:t xml:space="preserve">: Atributos privados (id, dni, nombre, telefono, email). Métodos: </w:t>
+      </w:r>
+      <w:r>
+        <w:rPr>
+          <w:i/>
+          <w:iCs/>
+          <w:lang w:val="es-ES"/>
+        </w:rPr>
+        <w:t>Getters</w:t>
+      </w:r>
+      <w:r>
+        <w:rPr>
+          <w:lang w:val="es-ES"/>
+        </w:rPr>
+        <w:t xml:space="preserve"> y </w:t>
+      </w:r>
+      <w:r>
+        <w:rPr>
+          <w:i/>
+          <w:iCs/>
+          <w:lang w:val="es-ES"/>
+        </w:rPr>
+        <w:t>Setters</w:t>
+      </w:r>
+      <w:r>
+        <w:rPr>
+          <w:lang w:val="es-ES"/>
+        </w:rPr>
+        <w:t>.</w:t>
       </w:r>
     </w:p>
     <w:p>
       <w:pPr>
         <w:numPr>
           <w:ilvl w:val="0"/>
-          <w:numId w:val="23"/>
-        </w:numPr>
-        <w:rPr>
-          <w:color w:val="000000"/>
-          <w:sz w:val="28"/>
-          <w:szCs w:val="28"/>
-          <w:lang w:val="es-ES"/>
-        </w:rPr>
-      </w:pPr>
-      <w:proofErr w:type="spellStart"/>
+          <w:numId w:val="9"/>
+        </w:numPr>
+        <w:rPr>
+          <w:lang w:val="es-ES"/>
+        </w:rPr>
+      </w:pPr>
       <w:r>
         <w:rPr>
           <w:b/>
           <w:bCs/>
-          <w:color w:val="000000"/>
-          <w:sz w:val="28"/>
-          <w:szCs w:val="28"/>
-          <w:lang w:val="es-ES"/>
-        </w:rPr>
-        <w:t>Historial_Medico</w:t>
-      </w:r>
-      <w:proofErr w:type="spellEnd"/>
-      <w:r>
-        <w:rPr>
-          <w:b/>
-          <w:bCs/>
-          <w:color w:val="000000"/>
-          <w:sz w:val="28"/>
-          <w:szCs w:val="28"/>
-          <w:lang w:val="es-ES"/>
-        </w:rPr>
-        <w:t>:</w:t>
-      </w:r>
-      <w:r>
-        <w:rPr>
-          <w:color w:val="000000"/>
-          <w:sz w:val="28"/>
-          <w:szCs w:val="28"/>
-          <w:lang w:val="es-ES"/>
-        </w:rPr>
-        <w:t xml:space="preserve"> </w:t>
-      </w:r>
-      <w:proofErr w:type="spellStart"/>
-      <w:r>
-        <w:rPr>
-          <w:color w:val="000000"/>
-          <w:sz w:val="28"/>
-          <w:szCs w:val="28"/>
-          <w:lang w:val="es-ES"/>
-        </w:rPr>
-        <w:t>id_historial</w:t>
-      </w:r>
-      <w:proofErr w:type="spellEnd"/>
-      <w:r>
-        <w:rPr>
-          <w:color w:val="000000"/>
-          <w:sz w:val="28"/>
-          <w:szCs w:val="28"/>
-          <w:lang w:val="es-ES"/>
-        </w:rPr>
-        <w:t xml:space="preserve"> (PK), </w:t>
-      </w:r>
-      <w:proofErr w:type="spellStart"/>
-      <w:r>
-        <w:rPr>
-          <w:color w:val="000000"/>
-          <w:sz w:val="28"/>
-          <w:szCs w:val="28"/>
-          <w:lang w:val="es-ES"/>
-        </w:rPr>
-        <w:t>id_paciente</w:t>
-      </w:r>
-      <w:proofErr w:type="spellEnd"/>
-      <w:r>
-        <w:rPr>
-          <w:color w:val="000000"/>
-          <w:sz w:val="28"/>
-          <w:szCs w:val="28"/>
-          <w:lang w:val="es-ES"/>
-        </w:rPr>
-        <w:t xml:space="preserve"> (FK), </w:t>
-      </w:r>
-      <w:proofErr w:type="spellStart"/>
-      <w:r>
-        <w:rPr>
-          <w:color w:val="000000"/>
-          <w:sz w:val="28"/>
-          <w:szCs w:val="28"/>
-          <w:lang w:val="es-ES"/>
-        </w:rPr>
-        <w:t>id_cita</w:t>
-      </w:r>
-      <w:proofErr w:type="spellEnd"/>
-      <w:r>
-        <w:rPr>
-          <w:color w:val="000000"/>
-          <w:sz w:val="28"/>
-          <w:szCs w:val="28"/>
-          <w:lang w:val="es-ES"/>
-        </w:rPr>
-        <w:t xml:space="preserve"> (FK), </w:t>
-      </w:r>
-      <w:proofErr w:type="spellStart"/>
-      <w:r>
-        <w:rPr>
-          <w:color w:val="000000"/>
-          <w:sz w:val="28"/>
-          <w:szCs w:val="28"/>
-          <w:lang w:val="es-ES"/>
-        </w:rPr>
-        <w:t>diagnostico</w:t>
-      </w:r>
-      <w:proofErr w:type="spellEnd"/>
-      <w:r>
-        <w:rPr>
-          <w:color w:val="000000"/>
-          <w:sz w:val="28"/>
-          <w:szCs w:val="28"/>
-          <w:lang w:val="es-ES"/>
-        </w:rPr>
-        <w:t xml:space="preserve">, tratamiento, </w:t>
-      </w:r>
-      <w:proofErr w:type="spellStart"/>
-      <w:r>
-        <w:rPr>
-          <w:color w:val="000000"/>
-          <w:sz w:val="28"/>
-          <w:szCs w:val="28"/>
-          <w:lang w:val="es-ES"/>
-        </w:rPr>
-        <w:t>fecha_registro</w:t>
-      </w:r>
-      <w:proofErr w:type="spellEnd"/>
-      <w:r>
-        <w:rPr>
-          <w:color w:val="000000"/>
-          <w:sz w:val="28"/>
-          <w:szCs w:val="28"/>
-          <w:lang w:val="es-ES"/>
-        </w:rPr>
-        <w:t>.</w:t>
-      </w:r>
-    </w:p>
-    <w:p>
-      <w:pPr>
-        <w:rPr>
-          <w:color w:val="000000"/>
-          <w:sz w:val="28"/>
-          <w:szCs w:val="28"/>
-          <w:lang w:val="es-ES"/>
-        </w:rPr>
-      </w:pPr>
-    </w:p>
-    <w:p>
-      <w:pPr>
-        <w:rPr>
-          <w:color w:val="000000"/>
-          <w:sz w:val="28"/>
-          <w:szCs w:val="28"/>
-          <w:lang w:val="es-ES"/>
-        </w:rPr>
-      </w:pPr>
-    </w:p>
-    <w:p>
-      <w:pPr>
-        <w:rPr>
-          <w:color w:val="000000"/>
-          <w:sz w:val="28"/>
-          <w:szCs w:val="28"/>
-          <w:lang w:val="es-ES"/>
-        </w:rPr>
-      </w:pPr>
-    </w:p>
-    <w:p>
-      <w:pPr>
-        <w:rPr>
-          <w:color w:val="000000"/>
-          <w:sz w:val="28"/>
-          <w:szCs w:val="28"/>
-          <w:lang w:val="es-ES"/>
-        </w:rPr>
-      </w:pPr>
-    </w:p>
-    <w:p>
-      <w:pPr>
-        <w:rPr>
-          <w:color w:val="000000"/>
-          <w:sz w:val="28"/>
-          <w:szCs w:val="28"/>
-          <w:lang w:val="es-ES"/>
-        </w:rPr>
-      </w:pPr>
-    </w:p>
-    <w:p>
-      <w:pPr>
-        <w:rPr>
-          <w:color w:val="000000"/>
-          <w:sz w:val="28"/>
-          <w:szCs w:val="28"/>
-          <w:lang w:val="es-ES"/>
-        </w:rPr>
-      </w:pPr>
-    </w:p>
-    <w:p>
-      <w:pPr>
-        <w:rPr>
-          <w:color w:val="000000"/>
-          <w:sz w:val="28"/>
-          <w:szCs w:val="28"/>
-          <w:lang w:val="es-ES"/>
-        </w:rPr>
-      </w:pPr>
-    </w:p>
-    <w:p>
-      <w:pPr>
-        <w:rPr>
-          <w:color w:val="000000"/>
-          <w:sz w:val="28"/>
-          <w:szCs w:val="28"/>
-          <w:lang w:val="es-ES"/>
-        </w:rPr>
-      </w:pPr>
-    </w:p>
-    <w:p>
-      <w:pPr>
-        <w:rPr>
-          <w:color w:val="000000"/>
-          <w:sz w:val="28"/>
-          <w:szCs w:val="28"/>
-          <w:lang w:val="es-ES"/>
-        </w:rPr>
-      </w:pPr>
-    </w:p>
-    <w:p>
-      <w:pPr>
-        <w:rPr>
-          <w:color w:val="000000"/>
-          <w:sz w:val="28"/>
-          <w:szCs w:val="28"/>
-          <w:lang w:val="es-ES"/>
-        </w:rPr>
-      </w:pPr>
-    </w:p>
-    <w:p>
-      <w:pPr>
-        <w:rPr>
-          <w:color w:val="000000"/>
-          <w:sz w:val="28"/>
-          <w:szCs w:val="28"/>
-        </w:rPr>
-      </w:pPr>
-    </w:p>
-    <w:p>
-      <w:pPr>
-        <w:pStyle w:val="Ttulo2"/>
-        <w:numPr>
-          <w:ilvl w:val="1"/>
-          <w:numId w:val="1"/>
-        </w:numPr>
-      </w:pPr>
-      <w:bookmarkStart w:id="26" w:name="_Toc244078914"/>
-      <w:r>
-        <w:t xml:space="preserve">diagramas de </w:t>
-      </w:r>
-      <w:r>
-        <w:t>Clases</w:t>
-      </w:r>
-      <w:bookmarkEnd w:id="26"/>
-    </w:p>
-    <w:p/>
-    <w:p/>
-    <w:p>
-      <w:pPr>
-        <w:rPr>
-          <w:lang w:val="es-ES"/>
-        </w:rPr>
-      </w:pPr>
-      <w:r>
-        <w:rPr>
-          <w:b/>
-          <w:bCs/>
-          <w:lang w:val="es-ES"/>
-        </w:rPr>
-        <w:t xml:space="preserve">1. Capa de Dominio (Entidades </w:t>
-      </w:r>
-      <w:proofErr w:type="spellStart"/>
-      <w:r>
-        <w:rPr>
-          <w:b/>
-          <w:bCs/>
-          <w:lang w:val="es-ES"/>
-        </w:rPr>
-        <w:t>Hibernate</w:t>
-      </w:r>
-      <w:proofErr w:type="spellEnd"/>
-      <w:r>
-        <w:rPr>
-          <w:b/>
-          <w:bCs/>
-          <w:lang w:val="es-ES"/>
-        </w:rPr>
-        <w:t>)</w:t>
-      </w:r>
-      <w:r>
-        <w:rPr>
-          <w:lang w:val="es-ES"/>
-        </w:rPr>
-        <w:t xml:space="preserve"> Representa el núcleo de la lógica de negocio y mapea exactamente las tablas de la base de datos relacional mediante el ORM </w:t>
-      </w:r>
-      <w:proofErr w:type="spellStart"/>
-      <w:r>
-        <w:rPr>
-          <w:lang w:val="es-ES"/>
-        </w:rPr>
-        <w:t>Hibernate</w:t>
-      </w:r>
-      <w:proofErr w:type="spellEnd"/>
-      <w:r>
-        <w:rPr>
-          <w:lang w:val="es-ES"/>
-        </w:rPr>
-        <w:t>. Estas clases son compartidas en la lógica del servidor.</w:t>
-      </w:r>
-    </w:p>
-    <w:p>
-      <w:pPr>
-        <w:numPr>
-          <w:ilvl w:val="0"/>
-          <w:numId w:val="9"/>
-        </w:numPr>
-        <w:rPr>
-          <w:lang w:val="es-ES"/>
-        </w:rPr>
-      </w:pPr>
-      <w:r>
-        <w:rPr>
-          <w:b/>
-          <w:bCs/>
-          <w:lang w:val="es-ES"/>
-        </w:rPr>
-        <w:t>Clase Trabajador</w:t>
-      </w:r>
-      <w:r>
-        <w:rPr>
-          <w:lang w:val="es-ES"/>
-        </w:rPr>
-        <w:t xml:space="preserve">: Atributos privados (id, </w:t>
-      </w:r>
-      <w:proofErr w:type="spellStart"/>
-      <w:r>
-        <w:rPr>
-          <w:lang w:val="es-ES"/>
-        </w:rPr>
-        <w:t>dni</w:t>
-      </w:r>
-      <w:proofErr w:type="spellEnd"/>
-      <w:r>
-        <w:rPr>
-          <w:lang w:val="es-ES"/>
-        </w:rPr>
-        <w:t xml:space="preserve">, nombre, apellidos, rol, </w:t>
-      </w:r>
-      <w:proofErr w:type="spellStart"/>
-      <w:r>
-        <w:rPr>
-          <w:lang w:val="es-ES"/>
-        </w:rPr>
-        <w:t>passwordHash</w:t>
-      </w:r>
-      <w:proofErr w:type="spellEnd"/>
-      <w:r>
-        <w:rPr>
-          <w:lang w:val="es-ES"/>
-        </w:rPr>
-        <w:t xml:space="preserve">). Métodos: </w:t>
-      </w:r>
-      <w:proofErr w:type="spellStart"/>
-      <w:r>
-        <w:rPr>
-          <w:i/>
-          <w:iCs/>
-          <w:lang w:val="es-ES"/>
-        </w:rPr>
-        <w:t>Getters</w:t>
-      </w:r>
-      <w:proofErr w:type="spellEnd"/>
-      <w:r>
-        <w:rPr>
-          <w:lang w:val="es-ES"/>
-        </w:rPr>
-        <w:t xml:space="preserve">, </w:t>
-      </w:r>
-      <w:r>
-        <w:rPr>
-          <w:i/>
-          <w:iCs/>
-          <w:lang w:val="es-ES"/>
-        </w:rPr>
-        <w:t>Setters</w:t>
-      </w:r>
-      <w:r>
-        <w:rPr>
-          <w:lang w:val="es-ES"/>
-        </w:rPr>
-        <w:t xml:space="preserve"> y </w:t>
-      </w:r>
-      <w:proofErr w:type="spellStart"/>
-      <w:proofErr w:type="gramStart"/>
-      <w:r>
-        <w:rPr>
-          <w:lang w:val="es-ES"/>
-        </w:rPr>
-        <w:t>validarCredenciales</w:t>
-      </w:r>
-      <w:proofErr w:type="spellEnd"/>
-      <w:r>
-        <w:rPr>
-          <w:lang w:val="es-ES"/>
-        </w:rPr>
-        <w:t>(</w:t>
-      </w:r>
-      <w:proofErr w:type="gramEnd"/>
-      <w:r>
-        <w:rPr>
-          <w:lang w:val="es-ES"/>
-        </w:rPr>
-        <w:t>).</w:t>
-      </w:r>
-    </w:p>
-    <w:p>
-      <w:pPr>
-        <w:numPr>
-          <w:ilvl w:val="0"/>
-          <w:numId w:val="9"/>
-        </w:numPr>
-        <w:rPr>
-          <w:lang w:val="es-ES"/>
-        </w:rPr>
-      </w:pPr>
-      <w:r>
-        <w:rPr>
-          <w:b/>
-          <w:bCs/>
-          <w:lang w:val="es-ES"/>
-        </w:rPr>
-        <w:t>Clase Paciente</w:t>
-      </w:r>
-      <w:r>
-        <w:rPr>
-          <w:lang w:val="es-ES"/>
-        </w:rPr>
-        <w:t xml:space="preserve">: Atributos privados (id, </w:t>
-      </w:r>
-      <w:proofErr w:type="spellStart"/>
-      <w:r>
-        <w:rPr>
-          <w:lang w:val="es-ES"/>
-        </w:rPr>
-        <w:t>dni</w:t>
-      </w:r>
-      <w:proofErr w:type="spellEnd"/>
-      <w:r>
-        <w:rPr>
-          <w:lang w:val="es-ES"/>
-        </w:rPr>
-        <w:t xml:space="preserve">, nombre, </w:t>
-      </w:r>
-      <w:proofErr w:type="spellStart"/>
-      <w:r>
-        <w:rPr>
-          <w:lang w:val="es-ES"/>
-        </w:rPr>
-        <w:t>telefono</w:t>
-      </w:r>
-      <w:proofErr w:type="spellEnd"/>
-      <w:r>
-        <w:rPr>
-          <w:lang w:val="es-ES"/>
-        </w:rPr>
-        <w:t xml:space="preserve">, email). Métodos: </w:t>
-      </w:r>
-      <w:proofErr w:type="spellStart"/>
-      <w:r>
-        <w:rPr>
-          <w:i/>
-          <w:iCs/>
-          <w:lang w:val="es-ES"/>
-        </w:rPr>
-        <w:t>Getters</w:t>
-      </w:r>
-      <w:proofErr w:type="spellEnd"/>
-      <w:r>
-        <w:rPr>
-          <w:lang w:val="es-ES"/>
-        </w:rPr>
-        <w:t xml:space="preserve"> y </w:t>
-      </w:r>
-      <w:r>
-        <w:rPr>
-          <w:i/>
-          <w:iCs/>
-          <w:lang w:val="es-ES"/>
-        </w:rPr>
-        <w:t>Setters</w:t>
-      </w:r>
-      <w:r>
-        <w:rPr>
-          <w:lang w:val="es-ES"/>
-        </w:rPr>
-        <w:t>.</w:t>
-      </w:r>
-    </w:p>
-    <w:p>
-      <w:pPr>
-        <w:numPr>
-          <w:ilvl w:val="0"/>
-          <w:numId w:val="9"/>
-        </w:numPr>
-        <w:rPr>
-          <w:lang w:val="es-ES"/>
-        </w:rPr>
-      </w:pPr>
-      <w:r>
-        <w:rPr>
-          <w:b/>
-          <w:bCs/>
           <w:lang w:val="es-ES"/>
         </w:rPr>
         <w:t>Clase Cita</w:t>
@@ -8579,49 +7946,7 @@
         <w:rPr>
           <w:lang w:val="es-ES"/>
         </w:rPr>
-        <w:t xml:space="preserve">: Atributos privados (id, </w:t>
-      </w:r>
-      <w:proofErr w:type="spellStart"/>
-      <w:r>
-        <w:rPr>
-          <w:lang w:val="es-ES"/>
-        </w:rPr>
-        <w:t>fechaHora</w:t>
-      </w:r>
-      <w:proofErr w:type="spellEnd"/>
-      <w:r>
-        <w:rPr>
-          <w:lang w:val="es-ES"/>
-        </w:rPr>
-        <w:t xml:space="preserve">, estado, motivo, </w:t>
-      </w:r>
-      <w:proofErr w:type="spellStart"/>
-      <w:r>
-        <w:rPr>
-          <w:lang w:val="es-ES"/>
-        </w:rPr>
-        <w:t>paciente_id</w:t>
-      </w:r>
-      <w:proofErr w:type="spellEnd"/>
-      <w:r>
-        <w:rPr>
-          <w:lang w:val="es-ES"/>
-        </w:rPr>
-        <w:t xml:space="preserve">, </w:t>
-      </w:r>
-      <w:proofErr w:type="spellStart"/>
-      <w:r>
-        <w:rPr>
-          <w:lang w:val="es-ES"/>
-        </w:rPr>
-        <w:t>trabajador_id</w:t>
-      </w:r>
-      <w:proofErr w:type="spellEnd"/>
-      <w:r>
-        <w:rPr>
-          <w:lang w:val="es-ES"/>
-        </w:rPr>
-        <w:t>).</w:t>
+        <w:t>: Atributos privados (id, fechaHora, estado, motivo, paciente_id, trabajador_id).</w:t>
       </w:r>
     </w:p>
     <w:p>
@@ -8697,31 +8022,92 @@
           <w:bCs/>
           <w:lang w:val="es-ES"/>
         </w:rPr>
-        <w:t>2. Capa de (</w:t>
-      </w:r>
-      <w:proofErr w:type="spellStart"/>
+        <w:t>2. Capa de (Backend)</w:t>
+      </w:r>
+      <w:r>
+        <w:rPr>
+          <w:lang w:val="es-ES"/>
+        </w:rPr>
+        <w:t xml:space="preserve"> Se encarga de la concurrencia y la gestión de peticiones a la base de datos a través de Sockets TCP/IP.</w:t>
+      </w:r>
+    </w:p>
+    <w:p>
+      <w:pPr>
+        <w:numPr>
+          <w:ilvl w:val="0"/>
+          <w:numId w:val="10"/>
+        </w:numPr>
+        <w:rPr>
+          <w:lang w:val="es-ES"/>
+        </w:rPr>
+      </w:pPr>
       <w:r>
         <w:rPr>
           <w:b/>
           <w:bCs/>
           <w:lang w:val="es-ES"/>
         </w:rPr>
-        <w:t>Backend</w:t>
-      </w:r>
-      <w:proofErr w:type="spellEnd"/>
+        <w:lastRenderedPageBreak/>
+        <w:t>Clase ServidorTCP</w:t>
+      </w:r>
+      <w:r>
+        <w:rPr>
+          <w:lang w:val="es-ES"/>
+        </w:rPr>
+        <w:t xml:space="preserve">: Contiene el método </w:t>
+      </w:r>
+      <w:proofErr w:type="gramStart"/>
+      <w:r>
+        <w:rPr>
+          <w:lang w:val="es-ES"/>
+        </w:rPr>
+        <w:t>main(</w:t>
+      </w:r>
+      <w:proofErr w:type="gramEnd"/>
+      <w:r>
+        <w:rPr>
+          <w:lang w:val="es-ES"/>
+        </w:rPr>
+        <w:t>) del servidor. Atributo ServerSocket. Se encarga de escuchar conexiones entrantes en un puerto específico de forma infinita.</w:t>
+      </w:r>
+    </w:p>
+    <w:p>
+      <w:pPr>
+        <w:numPr>
+          <w:ilvl w:val="0"/>
+          <w:numId w:val="10"/>
+        </w:numPr>
+        <w:rPr>
+          <w:lang w:val="es-ES"/>
+        </w:rPr>
+      </w:pPr>
       <w:r>
         <w:rPr>
           <w:b/>
           <w:bCs/>
           <w:lang w:val="es-ES"/>
         </w:rPr>
-        <w:t>)</w:t>
-      </w:r>
-      <w:r>
-        <w:rPr>
-          <w:lang w:val="es-ES"/>
-        </w:rPr>
-        <w:t xml:space="preserve"> Se encarga de la concurrencia y la gestión de peticiones a la base de datos a través de Sockets TCP/IP.</w:t>
+        <w:t>Clase ManejadorCliente (Hereda de Thread)</w:t>
+      </w:r>
+      <w:r>
+        <w:rPr>
+          <w:lang w:val="es-ES"/>
+        </w:rPr>
+        <w:t xml:space="preserve">: Por cada cliente que se conecta, el servidor instancia un hilo de esta clase. Atributos: Socket, ObjectInputStream, ObjectOutputStream. Método principal: </w:t>
+      </w:r>
+      <w:proofErr w:type="gramStart"/>
+      <w:r>
+        <w:rPr>
+          <w:lang w:val="es-ES"/>
+        </w:rPr>
+        <w:t>run(</w:t>
+      </w:r>
+      <w:proofErr w:type="gramEnd"/>
+      <w:r>
+        <w:rPr>
+          <w:lang w:val="es-ES"/>
+        </w:rPr>
+        <w:t>), donde lee las peticiones del cliente y llama al DAO correspondiente.</w:t>
       </w:r>
     </w:p>
     <w:p>
@@ -8740,277 +8126,48 @@
           <w:bCs/>
           <w:lang w:val="es-ES"/>
         </w:rPr>
-        <w:lastRenderedPageBreak/>
-        <w:t xml:space="preserve">Clase </w:t>
-      </w:r>
-      <w:proofErr w:type="spellStart"/>
-      <w:r>
-        <w:rPr>
-          <w:b/>
-          <w:bCs/>
-          <w:lang w:val="es-ES"/>
-        </w:rPr>
-        <w:t>ServidorTCP</w:t>
-      </w:r>
-      <w:proofErr w:type="spellEnd"/>
-      <w:r>
-        <w:rPr>
-          <w:lang w:val="es-ES"/>
-        </w:rPr>
-        <w:t xml:space="preserve">: Contiene el método </w:t>
-      </w:r>
-      <w:proofErr w:type="spellStart"/>
+        <w:t>Clases DAO (Data Access Object)</w:t>
+      </w:r>
+      <w:r>
+        <w:rPr>
+          <w:lang w:val="es-ES"/>
+        </w:rPr>
+        <w:t>: PacienteDAO, TrabajadorDAO, CitaDAO. Contienen los métodos que interactúan con Hibernate (</w:t>
+      </w:r>
       <w:proofErr w:type="gramStart"/>
       <w:r>
         <w:rPr>
           <w:lang w:val="es-ES"/>
         </w:rPr>
-        <w:t>main</w:t>
-      </w:r>
-      <w:proofErr w:type="spellEnd"/>
-      <w:r>
-        <w:rPr>
-          <w:lang w:val="es-ES"/>
-        </w:rPr>
-        <w:t>(</w:t>
+        <w:t>save(</w:t>
       </w:r>
       <w:proofErr w:type="gramEnd"/>
       <w:r>
         <w:rPr>
           <w:lang w:val="es-ES"/>
         </w:rPr>
-        <w:t xml:space="preserve">) del servidor. Atributo </w:t>
-      </w:r>
-      <w:proofErr w:type="spellStart"/>
-      <w:r>
-        <w:rPr>
-          <w:lang w:val="es-ES"/>
-        </w:rPr>
-        <w:t>ServerSocket</w:t>
-      </w:r>
-      <w:proofErr w:type="spellEnd"/>
-      <w:r>
-        <w:rPr>
-          <w:lang w:val="es-ES"/>
-        </w:rPr>
-        <w:t>. Se encarga de escuchar conexiones entrantes en un puerto específico de forma infinita.</w:t>
-      </w:r>
-    </w:p>
-    <w:p>
-      <w:pPr>
-        <w:numPr>
-          <w:ilvl w:val="0"/>
-          <w:numId w:val="10"/>
-        </w:numPr>
-        <w:rPr>
-          <w:lang w:val="es-ES"/>
-        </w:rPr>
-      </w:pPr>
-      <w:r>
-        <w:rPr>
-          <w:b/>
-          <w:bCs/>
-          <w:lang w:val="es-ES"/>
-        </w:rPr>
-        <w:t xml:space="preserve">Clase </w:t>
-      </w:r>
-      <w:proofErr w:type="spellStart"/>
-      <w:r>
-        <w:rPr>
-          <w:b/>
-          <w:bCs/>
-          <w:lang w:val="es-ES"/>
-        </w:rPr>
-        <w:t>ManejadorCliente</w:t>
-      </w:r>
-      <w:proofErr w:type="spellEnd"/>
-      <w:r>
-        <w:rPr>
-          <w:b/>
-          <w:bCs/>
-          <w:lang w:val="es-ES"/>
-        </w:rPr>
-        <w:t xml:space="preserve"> (Hereda de </w:t>
-      </w:r>
-      <w:proofErr w:type="spellStart"/>
-      <w:r>
-        <w:rPr>
-          <w:b/>
-          <w:bCs/>
-          <w:lang w:val="es-ES"/>
-        </w:rPr>
-        <w:t>Thread</w:t>
-      </w:r>
-      <w:proofErr w:type="spellEnd"/>
-      <w:r>
-        <w:rPr>
-          <w:b/>
-          <w:bCs/>
-          <w:lang w:val="es-ES"/>
-        </w:rPr>
-        <w:t>)</w:t>
-      </w:r>
-      <w:r>
-        <w:rPr>
-          <w:lang w:val="es-ES"/>
-        </w:rPr>
-        <w:t xml:space="preserve">: Por cada cliente que se conecta, el servidor instancia un hilo de esta clase. Atributos: Socket, </w:t>
-      </w:r>
-      <w:proofErr w:type="spellStart"/>
-      <w:r>
-        <w:rPr>
-          <w:lang w:val="es-ES"/>
-        </w:rPr>
-        <w:t>ObjectInputStream</w:t>
-      </w:r>
-      <w:proofErr w:type="spellEnd"/>
-      <w:r>
-        <w:rPr>
-          <w:lang w:val="es-ES"/>
-        </w:rPr>
-        <w:t xml:space="preserve">, </w:t>
-      </w:r>
-      <w:proofErr w:type="spellStart"/>
-      <w:r>
-        <w:rPr>
-          <w:lang w:val="es-ES"/>
-        </w:rPr>
-        <w:t>ObjectOutputStream</w:t>
-      </w:r>
-      <w:proofErr w:type="spellEnd"/>
-      <w:r>
-        <w:rPr>
-          <w:lang w:val="es-ES"/>
-        </w:rPr>
-        <w:t xml:space="preserve">. Método principal: </w:t>
+        <w:t xml:space="preserve">), </w:t>
       </w:r>
       <w:proofErr w:type="gramStart"/>
       <w:r>
         <w:rPr>
           <w:lang w:val="es-ES"/>
         </w:rPr>
-        <w:t>run(</w:t>
+        <w:t>update(</w:t>
       </w:r>
       <w:proofErr w:type="gramEnd"/>
       <w:r>
         <w:rPr>
           <w:lang w:val="es-ES"/>
         </w:rPr>
-        <w:t>), donde lee las peticiones del cliente y llama al DAO correspondiente.</w:t>
-      </w:r>
-    </w:p>
-    <w:p>
-      <w:pPr>
-        <w:numPr>
-          <w:ilvl w:val="0"/>
-          <w:numId w:val="10"/>
-        </w:numPr>
-        <w:rPr>
-          <w:lang w:val="es-ES"/>
-        </w:rPr>
-      </w:pPr>
-      <w:r>
-        <w:rPr>
-          <w:b/>
-          <w:bCs/>
-          <w:lang w:val="es-ES"/>
-        </w:rPr>
-        <w:t xml:space="preserve">Clases DAO (Data Access </w:t>
-      </w:r>
-      <w:proofErr w:type="spellStart"/>
-      <w:r>
-        <w:rPr>
-          <w:b/>
-          <w:bCs/>
-          <w:lang w:val="es-ES"/>
-        </w:rPr>
-        <w:t>Object</w:t>
-      </w:r>
-      <w:proofErr w:type="spellEnd"/>
-      <w:r>
-        <w:rPr>
-          <w:b/>
-          <w:bCs/>
-          <w:lang w:val="es-ES"/>
-        </w:rPr>
-        <w:t>)</w:t>
-      </w:r>
-      <w:r>
-        <w:rPr>
-          <w:lang w:val="es-ES"/>
-        </w:rPr>
-        <w:t xml:space="preserve">: </w:t>
-      </w:r>
-      <w:proofErr w:type="spellStart"/>
-      <w:r>
-        <w:rPr>
-          <w:lang w:val="es-ES"/>
-        </w:rPr>
-        <w:t>PacienteDAO</w:t>
-      </w:r>
-      <w:proofErr w:type="spellEnd"/>
-      <w:r>
-        <w:rPr>
-          <w:lang w:val="es-ES"/>
-        </w:rPr>
-        <w:t xml:space="preserve">, </w:t>
-      </w:r>
-      <w:proofErr w:type="spellStart"/>
-      <w:r>
-        <w:rPr>
-          <w:lang w:val="es-ES"/>
-        </w:rPr>
-        <w:t>TrabajadorDAO</w:t>
-      </w:r>
-      <w:proofErr w:type="spellEnd"/>
-      <w:r>
-        <w:rPr>
-          <w:lang w:val="es-ES"/>
-        </w:rPr>
-        <w:t xml:space="preserve">, </w:t>
-      </w:r>
-      <w:proofErr w:type="spellStart"/>
-      <w:r>
-        <w:rPr>
-          <w:lang w:val="es-ES"/>
-        </w:rPr>
-        <w:t>CitaDAO</w:t>
-      </w:r>
-      <w:proofErr w:type="spellEnd"/>
-      <w:r>
-        <w:rPr>
-          <w:lang w:val="es-ES"/>
-        </w:rPr>
-        <w:t xml:space="preserve">. Contienen los métodos que interactúan con </w:t>
-      </w:r>
-      <w:proofErr w:type="spellStart"/>
-      <w:r>
-        <w:rPr>
-          <w:lang w:val="es-ES"/>
-        </w:rPr>
-        <w:t>Hibernate</w:t>
-      </w:r>
-      <w:proofErr w:type="spellEnd"/>
-      <w:r>
-        <w:rPr>
-          <w:lang w:val="es-ES"/>
-        </w:rPr>
-        <w:t xml:space="preserve"> (</w:t>
-      </w:r>
-      <w:proofErr w:type="spellStart"/>
+        <w:t xml:space="preserve">), </w:t>
+      </w:r>
       <w:proofErr w:type="gramStart"/>
       <w:r>
         <w:rPr>
           <w:lang w:val="es-ES"/>
         </w:rPr>
-        <w:t>save</w:t>
-      </w:r>
-      <w:proofErr w:type="spellEnd"/>
-      <w:r>
-        <w:rPr>
-          <w:lang w:val="es-ES"/>
-        </w:rPr>
-        <w:t>(</w:t>
+        <w:t>delete(</w:t>
       </w:r>
       <w:proofErr w:type="gramEnd"/>
       <w:r>
@@ -9019,64 +8176,12 @@
         </w:rPr>
         <w:t xml:space="preserve">), </w:t>
       </w:r>
-      <w:proofErr w:type="spellStart"/>
       <w:proofErr w:type="gramStart"/>
       <w:r>
         <w:rPr>
           <w:lang w:val="es-ES"/>
         </w:rPr>
-        <w:t>update</w:t>
-      </w:r>
-      <w:proofErr w:type="spellEnd"/>
-      <w:r>
-        <w:rPr>
-          <w:lang w:val="es-ES"/>
-        </w:rPr>
-        <w:t>(</w:t>
-      </w:r>
-      <w:proofErr w:type="gramEnd"/>
-      <w:r>
-        <w:rPr>
-          <w:lang w:val="es-ES"/>
-        </w:rPr>
-        <w:t xml:space="preserve">), </w:t>
-      </w:r>
-      <w:proofErr w:type="spellStart"/>
-      <w:proofErr w:type="gramStart"/>
-      <w:r>
-        <w:rPr>
-          <w:lang w:val="es-ES"/>
-        </w:rPr>
-        <w:t>delete</w:t>
-      </w:r>
-      <w:proofErr w:type="spellEnd"/>
-      <w:r>
-        <w:rPr>
-          <w:lang w:val="es-ES"/>
-        </w:rPr>
-        <w:t>(</w:t>
-      </w:r>
-      <w:proofErr w:type="gramEnd"/>
-      <w:r>
-        <w:rPr>
-          <w:lang w:val="es-ES"/>
-        </w:rPr>
-        <w:t xml:space="preserve">), </w:t>
-      </w:r>
-      <w:proofErr w:type="spellStart"/>
-      <w:proofErr w:type="gramStart"/>
-      <w:r>
-        <w:rPr>
-          <w:lang w:val="es-ES"/>
-        </w:rPr>
-        <w:t>findById</w:t>
-      </w:r>
-      <w:proofErr w:type="spellEnd"/>
-      <w:r>
-        <w:rPr>
-          <w:lang w:val="es-ES"/>
-        </w:rPr>
-        <w:t>(</w:t>
+        <w:t>findById(</w:t>
       </w:r>
       <w:proofErr w:type="gramEnd"/>
       <w:r>
@@ -9172,119 +8277,13 @@
           <w:bCs/>
           <w:lang w:val="es-ES"/>
         </w:rPr>
-        <w:t xml:space="preserve">Clase </w:t>
-      </w:r>
-      <w:proofErr w:type="spellStart"/>
-      <w:r>
-        <w:rPr>
-          <w:b/>
-          <w:bCs/>
-          <w:lang w:val="es-ES"/>
-        </w:rPr>
-        <w:t>PaqueteRed</w:t>
-      </w:r>
-      <w:proofErr w:type="spellEnd"/>
-      <w:r>
-        <w:rPr>
-          <w:b/>
-          <w:bCs/>
-          <w:lang w:val="es-ES"/>
-        </w:rPr>
-        <w:t xml:space="preserve"> (Implementa </w:t>
-      </w:r>
-      <w:proofErr w:type="spellStart"/>
-      <w:r>
-        <w:rPr>
-          <w:b/>
-          <w:bCs/>
-          <w:lang w:val="es-ES"/>
-        </w:rPr>
-        <w:t>Serializable</w:t>
-      </w:r>
-      <w:proofErr w:type="spellEnd"/>
-      <w:r>
-        <w:rPr>
-          <w:b/>
-          <w:bCs/>
-          <w:lang w:val="es-ES"/>
-        </w:rPr>
-        <w:t>)</w:t>
-      </w:r>
-      <w:r>
-        <w:rPr>
-          <w:lang w:val="es-ES"/>
-        </w:rPr>
-        <w:t xml:space="preserve">: Es el objeto vital que viaja por la red entre los clientes y el servidor. Atributos: String </w:t>
-      </w:r>
-      <w:proofErr w:type="spellStart"/>
-      <w:r>
-        <w:rPr>
-          <w:lang w:val="es-ES"/>
-        </w:rPr>
-        <w:t>accion</w:t>
-      </w:r>
-      <w:proofErr w:type="spellEnd"/>
-      <w:r>
-        <w:rPr>
-          <w:lang w:val="es-ES"/>
-        </w:rPr>
-        <w:t xml:space="preserve"> (</w:t>
-      </w:r>
-      <w:proofErr w:type="spellStart"/>
-      <w:r>
-        <w:rPr>
-          <w:lang w:val="es-ES"/>
-        </w:rPr>
-        <w:t>ej</w:t>
-      </w:r>
-      <w:proofErr w:type="spellEnd"/>
-      <w:r>
-        <w:rPr>
-          <w:lang w:val="es-ES"/>
-        </w:rPr>
-        <w:t xml:space="preserve">: "LOGIN", "GET_PACIENTES") y </w:t>
-      </w:r>
-      <w:proofErr w:type="spellStart"/>
-      <w:r>
-        <w:rPr>
-          <w:lang w:val="es-ES"/>
-        </w:rPr>
-        <w:t>Object</w:t>
-      </w:r>
-      <w:proofErr w:type="spellEnd"/>
-      <w:r>
-        <w:rPr>
-          <w:lang w:val="es-ES"/>
-        </w:rPr>
-        <w:t xml:space="preserve"> </w:t>
-      </w:r>
-      <w:proofErr w:type="spellStart"/>
-      <w:r>
-        <w:rPr>
-          <w:lang w:val="es-ES"/>
-        </w:rPr>
-        <w:t>payload</w:t>
-      </w:r>
-      <w:proofErr w:type="spellEnd"/>
-      <w:r>
-        <w:rPr>
-          <w:lang w:val="es-ES"/>
-        </w:rPr>
-        <w:t xml:space="preserve"> (los datos que se envían, como un objeto Paciente o un </w:t>
-      </w:r>
-      <w:proofErr w:type="spellStart"/>
-      <w:r>
-        <w:rPr>
-          <w:lang w:val="es-ES"/>
-        </w:rPr>
-        <w:t>ArrayList</w:t>
-      </w:r>
-      <w:proofErr w:type="spellEnd"/>
-      <w:r>
-        <w:rPr>
-          <w:lang w:val="es-ES"/>
-        </w:rPr>
-        <w:t>).</w:t>
+        <w:t>Clase PaqueteRed (Implementa Serializable)</w:t>
+      </w:r>
+      <w:r>
+        <w:rPr>
+          <w:lang w:val="es-ES"/>
+        </w:rPr>
+        <w:t>: Es el objeto vital que viaja por la red entre los clientes y el servidor. Atributos: String accion (ej: "LOGIN", "GET_PACIENTES") y Object payload (los datos que se envían, como un objeto Paciente o un ArrayList).</w:t>
       </w:r>
     </w:p>
     <w:p/>
@@ -9345,103 +8344,94 @@
           <w:bCs/>
           <w:lang w:val="es-ES"/>
         </w:rPr>
-        <w:t xml:space="preserve">Clase </w:t>
-      </w:r>
-      <w:proofErr w:type="spellStart"/>
+        <w:t>Clase ClienteSocket</w:t>
+      </w:r>
+      <w:r>
+        <w:rPr>
+          <w:lang w:val="es-ES"/>
+        </w:rPr>
+        <w:t xml:space="preserve">: Patrón </w:t>
+      </w:r>
+      <w:r>
+        <w:rPr>
+          <w:i/>
+          <w:iCs/>
+          <w:lang w:val="es-ES"/>
+        </w:rPr>
+        <w:t>Singleton</w:t>
+      </w:r>
+      <w:r>
+        <w:rPr>
+          <w:lang w:val="es-ES"/>
+        </w:rPr>
+        <w:t xml:space="preserve">. Mantiene la conexión abierta con el servidor. Métodos: </w:t>
+      </w:r>
+      <w:proofErr w:type="gramStart"/>
+      <w:r>
+        <w:rPr>
+          <w:lang w:val="es-ES"/>
+        </w:rPr>
+        <w:t>conectar(</w:t>
+      </w:r>
+      <w:proofErr w:type="gramEnd"/>
+      <w:r>
+        <w:rPr>
+          <w:lang w:val="es-ES"/>
+        </w:rPr>
+        <w:t xml:space="preserve">), </w:t>
+      </w:r>
+      <w:proofErr w:type="gramStart"/>
+      <w:r>
+        <w:rPr>
+          <w:lang w:val="es-ES"/>
+        </w:rPr>
+        <w:t>enviarPeticion(</w:t>
+      </w:r>
+      <w:proofErr w:type="gramEnd"/>
+      <w:r>
+        <w:rPr>
+          <w:lang w:val="es-ES"/>
+        </w:rPr>
+        <w:t xml:space="preserve">PaqueteRed p), </w:t>
+      </w:r>
+      <w:proofErr w:type="gramStart"/>
+      <w:r>
+        <w:rPr>
+          <w:lang w:val="es-ES"/>
+        </w:rPr>
+        <w:t>recibirRespuesta(</w:t>
+      </w:r>
+      <w:proofErr w:type="gramEnd"/>
+      <w:r>
+        <w:rPr>
+          <w:lang w:val="es-ES"/>
+        </w:rPr>
+        <w:t>).</w:t>
+      </w:r>
+    </w:p>
+    <w:p>
+      <w:pPr>
+        <w:numPr>
+          <w:ilvl w:val="0"/>
+          <w:numId w:val="11"/>
+        </w:numPr>
+        <w:rPr>
+          <w:lang w:val="es-ES"/>
+        </w:rPr>
+      </w:pPr>
       <w:r>
         <w:rPr>
           <w:b/>
           <w:bCs/>
           <w:lang w:val="es-ES"/>
         </w:rPr>
-        <w:t>ClienteSocket</w:t>
-      </w:r>
-      <w:proofErr w:type="spellEnd"/>
-      <w:r>
-        <w:rPr>
-          <w:lang w:val="es-ES"/>
-        </w:rPr>
-        <w:t xml:space="preserve">: Patrón </w:t>
-      </w:r>
-      <w:r>
-        <w:rPr>
-          <w:i/>
-          <w:iCs/>
-          <w:lang w:val="es-ES"/>
-        </w:rPr>
-        <w:t>Singleton</w:t>
-      </w:r>
-      <w:r>
-        <w:rPr>
-          <w:lang w:val="es-ES"/>
-        </w:rPr>
-        <w:t xml:space="preserve">. Mantiene la conexión abierta con el servidor. Métodos: </w:t>
-      </w:r>
-      <w:proofErr w:type="gramStart"/>
-      <w:r>
-        <w:rPr>
-          <w:lang w:val="es-ES"/>
-        </w:rPr>
-        <w:t>conectar(</w:t>
-      </w:r>
-      <w:proofErr w:type="gramEnd"/>
-      <w:r>
-        <w:rPr>
-          <w:lang w:val="es-ES"/>
-        </w:rPr>
-        <w:t xml:space="preserve">), </w:t>
-      </w:r>
-      <w:proofErr w:type="spellStart"/>
-      <w:proofErr w:type="gramStart"/>
-      <w:r>
-        <w:rPr>
-          <w:lang w:val="es-ES"/>
-        </w:rPr>
-        <w:t>enviarPeticion</w:t>
-      </w:r>
-      <w:proofErr w:type="spellEnd"/>
-      <w:r>
-        <w:rPr>
-          <w:lang w:val="es-ES"/>
-        </w:rPr>
-        <w:t>(</w:t>
-      </w:r>
-      <w:proofErr w:type="spellStart"/>
-      <w:proofErr w:type="gramEnd"/>
-      <w:r>
-        <w:rPr>
-          <w:lang w:val="es-ES"/>
-        </w:rPr>
-        <w:t>PaqueteRed</w:t>
-      </w:r>
-      <w:proofErr w:type="spellEnd"/>
-      <w:r>
-        <w:rPr>
-          <w:lang w:val="es-ES"/>
-        </w:rPr>
-        <w:t xml:space="preserve"> p), </w:t>
-      </w:r>
-      <w:proofErr w:type="spellStart"/>
-      <w:proofErr w:type="gramStart"/>
-      <w:r>
-        <w:rPr>
-          <w:lang w:val="es-ES"/>
-        </w:rPr>
-        <w:t>recibirRespuesta</w:t>
-      </w:r>
-      <w:proofErr w:type="spellEnd"/>
-      <w:r>
-        <w:rPr>
-          <w:lang w:val="es-ES"/>
-        </w:rPr>
-        <w:t>(</w:t>
-      </w:r>
-      <w:proofErr w:type="gramEnd"/>
-      <w:r>
-        <w:rPr>
-          <w:lang w:val="es-ES"/>
-        </w:rPr>
-        <w:t>).</w:t>
+        <w:t>Clases Modelos Locales (Data Transfer):</w:t>
+      </w:r>
+      <w:r>
+        <w:rPr>
+          <w:lang w:val="es-ES"/>
+        </w:rPr>
+        <w:t xml:space="preserve"> Clases réplica de la capa de dominio (Paciente, Cita) que se utilizan temporalmente en el cliente para estructurar la información antes de enviarla o tras recibirla.</w:t>
       </w:r>
     </w:p>
     <w:p>
@@ -9460,13 +8450,13 @@
           <w:bCs/>
           <w:lang w:val="es-ES"/>
         </w:rPr>
-        <w:t>Clases Modelos Locales (Data Transfer):</w:t>
-      </w:r>
-      <w:r>
-        <w:rPr>
-          <w:lang w:val="es-ES"/>
-        </w:rPr>
-        <w:t xml:space="preserve"> Clases réplica de la capa de dominio (Paciente, Cita) que se utilizan temporalmente en el cliente para estructurar la información antes de enviarla o tras recibirla.</w:t>
+        <w:t>Controladores Principales (LoginController, DashboardController)</w:t>
+      </w:r>
+      <w:r>
+        <w:rPr>
+          <w:lang w:val="es-ES"/>
+        </w:rPr>
+        <w:t>: Clases que enlazan los archivos FXML (la interfaz principal) con el código Java.</w:t>
       </w:r>
     </w:p>
     <w:p>
@@ -9485,128 +8475,31 @@
           <w:bCs/>
           <w:lang w:val="es-ES"/>
         </w:rPr>
-        <w:t>Controladores Principales (</w:t>
-      </w:r>
-      <w:proofErr w:type="spellStart"/>
+        <w:t>Controladores de Gestión (Ej: PacienteFormController)</w:t>
+      </w:r>
+      <w:r>
+        <w:rPr>
+          <w:lang w:val="es-ES"/>
+        </w:rPr>
+        <w:t>: Clase encargada de la lógica de creación y modificación de registros.</w:t>
+      </w:r>
+    </w:p>
+    <w:p>
+      <w:pPr>
+        <w:numPr>
+          <w:ilvl w:val="1"/>
+          <w:numId w:val="11"/>
+        </w:numPr>
+        <w:rPr>
+          <w:lang w:val="es-ES"/>
+        </w:rPr>
+      </w:pPr>
       <w:r>
         <w:rPr>
           <w:b/>
           <w:bCs/>
           <w:lang w:val="es-ES"/>
         </w:rPr>
-        <w:t>LoginController</w:t>
-      </w:r>
-      <w:proofErr w:type="spellEnd"/>
-      <w:r>
-        <w:rPr>
-          <w:b/>
-          <w:bCs/>
-          <w:lang w:val="es-ES"/>
-        </w:rPr>
-        <w:t xml:space="preserve">, </w:t>
-      </w:r>
-      <w:proofErr w:type="spellStart"/>
-      <w:r>
-        <w:rPr>
-          <w:b/>
-          <w:bCs/>
-          <w:lang w:val="es-ES"/>
-        </w:rPr>
-        <w:t>DashboardController</w:t>
-      </w:r>
-      <w:proofErr w:type="spellEnd"/>
-      <w:r>
-        <w:rPr>
-          <w:b/>
-          <w:bCs/>
-          <w:lang w:val="es-ES"/>
-        </w:rPr>
-        <w:t>)</w:t>
-      </w:r>
-      <w:r>
-        <w:rPr>
-          <w:lang w:val="es-ES"/>
-        </w:rPr>
-        <w:t>: Clases que enlazan los archivos FXML (la interfaz principal) con el código Java.</w:t>
-      </w:r>
-    </w:p>
-    <w:p>
-      <w:pPr>
-        <w:numPr>
-          <w:ilvl w:val="0"/>
-          <w:numId w:val="11"/>
-        </w:numPr>
-        <w:rPr>
-          <w:lang w:val="es-ES"/>
-        </w:rPr>
-      </w:pPr>
-      <w:r>
-        <w:rPr>
-          <w:b/>
-          <w:bCs/>
-          <w:lang w:val="es-ES"/>
-        </w:rPr>
-        <w:t>Controladores de Gestión (</w:t>
-      </w:r>
-      <w:proofErr w:type="spellStart"/>
-      <w:r>
-        <w:rPr>
-          <w:b/>
-          <w:bCs/>
-          <w:lang w:val="es-ES"/>
-        </w:rPr>
-        <w:t>Ej</w:t>
-      </w:r>
-      <w:proofErr w:type="spellEnd"/>
-      <w:r>
-        <w:rPr>
-          <w:b/>
-          <w:bCs/>
-          <w:lang w:val="es-ES"/>
-        </w:rPr>
-        <w:t xml:space="preserve">: </w:t>
-      </w:r>
-      <w:proofErr w:type="spellStart"/>
-      <w:r>
-        <w:rPr>
-          <w:b/>
-          <w:bCs/>
-          <w:lang w:val="es-ES"/>
-        </w:rPr>
-        <w:t>PacienteFormController</w:t>
-      </w:r>
-      <w:proofErr w:type="spellEnd"/>
-      <w:r>
-        <w:rPr>
-          <w:b/>
-          <w:bCs/>
-          <w:lang w:val="es-ES"/>
-        </w:rPr>
-        <w:t>)</w:t>
-      </w:r>
-      <w:r>
-        <w:rPr>
-          <w:lang w:val="es-ES"/>
-        </w:rPr>
-        <w:t>: Clase encargada de la lógica de creación y modificación de registros.</w:t>
-      </w:r>
-    </w:p>
-    <w:p>
-      <w:pPr>
-        <w:numPr>
-          <w:ilvl w:val="1"/>
-          <w:numId w:val="11"/>
-        </w:numPr>
-        <w:rPr>
-          <w:lang w:val="es-ES"/>
-        </w:rPr>
-      </w:pPr>
-      <w:r>
-        <w:rPr>
-          <w:b/>
-          <w:bCs/>
-          <w:lang w:val="es-ES"/>
-        </w:rPr>
         <w:lastRenderedPageBreak/>
         <w:t>Atributos:</w:t>
       </w:r>
@@ -9614,77 +8507,7 @@
         <w:rPr>
           <w:lang w:val="es-ES"/>
         </w:rPr>
-        <w:t xml:space="preserve"> Elementos de la interfaz gráfica (</w:t>
-      </w:r>
-      <w:proofErr w:type="spellStart"/>
-      <w:r>
-        <w:rPr>
-          <w:lang w:val="es-ES"/>
-        </w:rPr>
-        <w:t>TextField</w:t>
-      </w:r>
-      <w:proofErr w:type="spellEnd"/>
-      <w:r>
-        <w:rPr>
-          <w:lang w:val="es-ES"/>
-        </w:rPr>
-        <w:t xml:space="preserve"> </w:t>
-      </w:r>
-      <w:proofErr w:type="spellStart"/>
-      <w:r>
-        <w:rPr>
-          <w:lang w:val="es-ES"/>
-        </w:rPr>
-        <w:t>txtDni</w:t>
-      </w:r>
-      <w:proofErr w:type="spellEnd"/>
-      <w:r>
-        <w:rPr>
-          <w:lang w:val="es-ES"/>
-        </w:rPr>
-        <w:t xml:space="preserve">, </w:t>
-      </w:r>
-      <w:proofErr w:type="spellStart"/>
-      <w:r>
-        <w:rPr>
-          <w:lang w:val="es-ES"/>
-        </w:rPr>
-        <w:t>TextField</w:t>
-      </w:r>
-      <w:proofErr w:type="spellEnd"/>
-      <w:r>
-        <w:rPr>
-          <w:lang w:val="es-ES"/>
-        </w:rPr>
-        <w:t xml:space="preserve"> </w:t>
-      </w:r>
-      <w:proofErr w:type="spellStart"/>
-      <w:r>
-        <w:rPr>
-          <w:lang w:val="es-ES"/>
-        </w:rPr>
-        <w:t>txtNombre</w:t>
-      </w:r>
-      <w:proofErr w:type="spellEnd"/>
-      <w:r>
-        <w:rPr>
-          <w:lang w:val="es-ES"/>
-        </w:rPr>
-        <w:t xml:space="preserve">, Button </w:t>
-      </w:r>
-      <w:proofErr w:type="spellStart"/>
-      <w:r>
-        <w:rPr>
-          <w:lang w:val="es-ES"/>
-        </w:rPr>
-        <w:t>btnGuardar</w:t>
-      </w:r>
-      <w:proofErr w:type="spellEnd"/>
-      <w:r>
-        <w:rPr>
-          <w:lang w:val="es-ES"/>
-        </w:rPr>
-        <w:t>).</w:t>
+        <w:t xml:space="preserve"> Elementos de la interfaz gráfica (TextField txtDni, TextField txtNombre, Button btnGuardar).</w:t>
       </w:r>
     </w:p>
     <w:p>
@@ -9778,20 +8601,12 @@
         </w:rPr>
         <w:t xml:space="preserve"> </w:t>
       </w:r>
-      <w:proofErr w:type="spellStart"/>
       <w:proofErr w:type="gramStart"/>
       <w:r>
         <w:rPr>
           <w:lang w:val="es-ES"/>
         </w:rPr>
-        <w:t>validarFormulario</w:t>
-      </w:r>
-      <w:proofErr w:type="spellEnd"/>
-      <w:r>
-        <w:rPr>
-          <w:lang w:val="es-ES"/>
-        </w:rPr>
-        <w:t>(</w:t>
+        <w:t>validarFormulario(</w:t>
       </w:r>
       <w:proofErr w:type="gramEnd"/>
       <w:r>
@@ -9800,69 +8615,19 @@
         </w:rPr>
         <w:t xml:space="preserve">) (asegura que no haya campos vacíos) y </w:t>
       </w:r>
-      <w:proofErr w:type="spellStart"/>
       <w:proofErr w:type="gramStart"/>
       <w:r>
         <w:rPr>
           <w:lang w:val="es-ES"/>
         </w:rPr>
-        <w:t>guardarPaciente</w:t>
-      </w:r>
-      <w:proofErr w:type="spellEnd"/>
-      <w:r>
-        <w:rPr>
-          <w:lang w:val="es-ES"/>
-        </w:rPr>
-        <w:t>(</w:t>
+        <w:t>guardarPaciente(</w:t>
       </w:r>
       <w:proofErr w:type="gramEnd"/>
       <w:r>
         <w:rPr>
           <w:lang w:val="es-ES"/>
         </w:rPr>
-        <w:t xml:space="preserve">). Este último captura los datos, instancia un objeto Paciente, crea un </w:t>
-      </w:r>
-      <w:proofErr w:type="spellStart"/>
-      <w:r>
-        <w:rPr>
-          <w:lang w:val="es-ES"/>
-        </w:rPr>
-        <w:t>PaqueteRed</w:t>
-      </w:r>
-      <w:proofErr w:type="spellEnd"/>
-      <w:r>
-        <w:rPr>
-          <w:lang w:val="es-ES"/>
-        </w:rPr>
-        <w:t xml:space="preserve"> con la instrucción "INSERTAR_PACIENTE" y lo transmite al </w:t>
-      </w:r>
-      <w:proofErr w:type="spellStart"/>
-      <w:r>
-        <w:rPr>
-          <w:lang w:val="es-ES"/>
-        </w:rPr>
-        <w:t>backend</w:t>
-      </w:r>
-      <w:proofErr w:type="spellEnd"/>
-      <w:r>
-        <w:rPr>
-          <w:lang w:val="es-ES"/>
-        </w:rPr>
-        <w:t xml:space="preserve"> a través de </w:t>
-      </w:r>
-      <w:proofErr w:type="spellStart"/>
-      <w:r>
-        <w:rPr>
-          <w:lang w:val="es-ES"/>
-        </w:rPr>
-        <w:t>ClienteSocket</w:t>
-      </w:r>
-      <w:proofErr w:type="spellEnd"/>
-      <w:r>
-        <w:rPr>
-          <w:lang w:val="es-ES"/>
-        </w:rPr>
-        <w:t>.</w:t>
+        <w:t>). Este último captura los datos, instancia un objeto Paciente, crea un PaqueteRed con la instrucción "INSERTAR_PACIENTE" y lo transmite al backend a través de ClienteSocket.</w:t>
       </w:r>
     </w:p>
     <w:p/>
@@ -9911,21 +8676,14 @@
         </w:numPr>
       </w:pPr>
       <w:bookmarkStart w:id="28" w:name="_Toc244078916"/>
-      <w:proofErr w:type="spellStart"/>
       <w:r>
         <w:t>Wireframe</w:t>
       </w:r>
       <w:bookmarkEnd w:id="28"/>
-      <w:proofErr w:type="spellEnd"/>
-    </w:p>
-    <w:p>
-      <w:proofErr w:type="spellStart"/>
-      <w:r>
-        <w:t>Wireframe</w:t>
-      </w:r>
-      <w:proofErr w:type="spellEnd"/>
-      <w:r>
-        <w:t xml:space="preserve"> App Android (Enfermera):</w:t>
+    </w:p>
+    <w:p>
+      <w:r>
+        <w:t>Wireframe App Android (Enfermera):</w:t>
       </w:r>
     </w:p>
     <w:p>
@@ -10032,7 +8790,7 @@
           <w:noProof/>
         </w:rPr>
         <w:drawing>
-          <wp:anchor distT="0" distB="0" distL="114300" distR="114300" simplePos="0" relativeHeight="251665408" behindDoc="0" locked="0" layoutInCell="1" allowOverlap="1" wp14:anchorId="6A7ECAE7" wp14:editId="2901425E">
+          <wp:anchor distT="0" distB="0" distL="114300" distR="114300" simplePos="0" relativeHeight="251665408" behindDoc="0" locked="0" layoutInCell="1" allowOverlap="1" wp14:anchorId="6A7ECAE7" wp14:editId="2E453CD3">
             <wp:simplePos x="0" y="0"/>
             <wp:positionH relativeFrom="column">
               <wp:posOffset>3341370</wp:posOffset>
@@ -10099,7 +8857,7 @@
           <w:noProof/>
         </w:rPr>
         <w:drawing>
-          <wp:anchor distT="0" distB="0" distL="114300" distR="114300" simplePos="0" relativeHeight="251664384" behindDoc="0" locked="0" layoutInCell="1" allowOverlap="1" wp14:anchorId="524228E2" wp14:editId="41F32C8F">
+          <wp:anchor distT="0" distB="0" distL="114300" distR="114300" simplePos="0" relativeHeight="251664384" behindDoc="0" locked="0" layoutInCell="1" allowOverlap="1" wp14:anchorId="524228E2" wp14:editId="6688EEFD">
             <wp:simplePos x="0" y="0"/>
             <wp:positionH relativeFrom="margin">
               <wp:posOffset>-22860</wp:posOffset>
@@ -10173,13 +8931,8 @@
     <w:p/>
     <w:p/>
     <w:p>
-      <w:proofErr w:type="spellStart"/>
-      <w:r>
-        <w:t>Wireframe</w:t>
-      </w:r>
-      <w:proofErr w:type="spellEnd"/>
-      <w:r>
-        <w:t xml:space="preserve"> App Escritorio (Administrativo/Médico):</w:t>
+      <w:r>
+        <w:t>Wireframe App Escritorio (Administrativo/Médico):</w:t>
       </w:r>
     </w:p>
     <w:p>
@@ -10203,15 +8956,7 @@
         </w:numPr>
       </w:pPr>
       <w:r>
-        <w:t>Menú principal (</w:t>
-      </w:r>
-      <w:proofErr w:type="spellStart"/>
-      <w:r>
-        <w:t>Dashboard</w:t>
-      </w:r>
-      <w:proofErr w:type="spellEnd"/>
-      <w:r>
-        <w:t>) con el panel lateral de navegación.</w:t>
+        <w:t>Menú principal (Dashboard) con el panel lateral de navegación.</w:t>
       </w:r>
     </w:p>
     <w:p>
@@ -11310,6 +10055,119 @@
     </w:lvl>
   </w:abstractNum>
   <w:abstractNum w:abstractNumId="5" w15:restartNumberingAfterBreak="0">
+    <w:nsid w:val="150B0295"/>
+    <w:multiLevelType w:val="hybridMultilevel"/>
+    <w:tmpl w:val="5E544B1C"/>
+    <w:lvl w:ilvl="0" w:tplc="0C0A0001">
+      <w:start w:val="1"/>
+      <w:numFmt w:val="bullet"/>
+      <w:lvlText w:val=""/>
+      <w:lvlJc w:val="left"/>
+      <w:pPr>
+        <w:ind w:left="720" w:hanging="360"/>
+      </w:pPr>
+      <w:rPr>
+        <w:rFonts w:ascii="Symbol" w:hAnsi="Symbol" w:hint="default"/>
+      </w:rPr>
+    </w:lvl>
+    <w:lvl w:ilvl="1" w:tplc="0C0A0003" w:tentative="1">
+      <w:start w:val="1"/>
+      <w:numFmt w:val="bullet"/>
+      <w:lvlText w:val="o"/>
+      <w:lvlJc w:val="left"/>
+      <w:pPr>
+        <w:ind w:left="1440" w:hanging="360"/>
+      </w:pPr>
+      <w:rPr>
+        <w:rFonts w:ascii="Courier New" w:hAnsi="Courier New" w:cs="Courier New" w:hint="default"/>
+      </w:rPr>
+    </w:lvl>
+    <w:lvl w:ilvl="2" w:tplc="0C0A0005" w:tentative="1">
+      <w:start w:val="1"/>
+      <w:numFmt w:val="bullet"/>
+      <w:lvlText w:val=""/>
+      <w:lvlJc w:val="left"/>
+      <w:pPr>
+        <w:ind w:left="2160" w:hanging="360"/>
+      </w:pPr>
+      <w:rPr>
+        <w:rFonts w:ascii="Wingdings" w:hAnsi="Wingdings" w:hint="default"/>
+      </w:rPr>
+    </w:lvl>
+    <w:lvl w:ilvl="3" w:tplc="0C0A0001" w:tentative="1">
+      <w:start w:val="1"/>
+      <w:numFmt w:val="bullet"/>
+      <w:lvlText w:val=""/>
+      <w:lvlJc w:val="left"/>
+      <w:pPr>
+        <w:ind w:left="2880" w:hanging="360"/>
+      </w:pPr>
+      <w:rPr>
+        <w:rFonts w:ascii="Symbol" w:hAnsi="Symbol" w:hint="default"/>
+      </w:rPr>
+    </w:lvl>
+    <w:lvl w:ilvl="4" w:tplc="0C0A0003" w:tentative="1">
+      <w:start w:val="1"/>
+      <w:numFmt w:val="bullet"/>
+      <w:lvlText w:val="o"/>
+      <w:lvlJc w:val="left"/>
+      <w:pPr>
+        <w:ind w:left="3600" w:hanging="360"/>
+      </w:pPr>
+      <w:rPr>
+        <w:rFonts w:ascii="Courier New" w:hAnsi="Courier New" w:cs="Courier New" w:hint="default"/>
+      </w:rPr>
+    </w:lvl>
+    <w:lvl w:ilvl="5" w:tplc="0C0A0005" w:tentative="1">
+      <w:start w:val="1"/>
+      <w:numFmt w:val="bullet"/>
+      <w:lvlText w:val=""/>
+      <w:lvlJc w:val="left"/>
+      <w:pPr>
+        <w:ind w:left="4320" w:hanging="360"/>
+      </w:pPr>
+      <w:rPr>
+        <w:rFonts w:ascii="Wingdings" w:hAnsi="Wingdings" w:hint="default"/>
+      </w:rPr>
+    </w:lvl>
+    <w:lvl w:ilvl="6" w:tplc="0C0A0001" w:tentative="1">
+      <w:start w:val="1"/>
+      <w:numFmt w:val="bullet"/>
+      <w:lvlText w:val=""/>
+      <w:lvlJc w:val="left"/>
+      <w:pPr>
+        <w:ind w:left="5040" w:hanging="360"/>
+      </w:pPr>
+      <w:rPr>
+        <w:rFonts w:ascii="Symbol" w:hAnsi="Symbol" w:hint="default"/>
+      </w:rPr>
+    </w:lvl>
+    <w:lvl w:ilvl="7" w:tplc="0C0A0003" w:tentative="1">
+      <w:start w:val="1"/>
+      <w:numFmt w:val="bullet"/>
+      <w:lvlText w:val="o"/>
+      <w:lvlJc w:val="left"/>
+      <w:pPr>
+        <w:ind w:left="5760" w:hanging="360"/>
+      </w:pPr>
+      <w:rPr>
+        <w:rFonts w:ascii="Courier New" w:hAnsi="Courier New" w:cs="Courier New" w:hint="default"/>
+      </w:rPr>
+    </w:lvl>
+    <w:lvl w:ilvl="8" w:tplc="0C0A0005" w:tentative="1">
+      <w:start w:val="1"/>
+      <w:numFmt w:val="bullet"/>
+      <w:lvlText w:val=""/>
+      <w:lvlJc w:val="left"/>
+      <w:pPr>
+        <w:ind w:left="6480" w:hanging="360"/>
+      </w:pPr>
+      <w:rPr>
+        <w:rFonts w:ascii="Wingdings" w:hAnsi="Wingdings" w:hint="default"/>
+      </w:rPr>
+    </w:lvl>
+  </w:abstractNum>
+  <w:abstractNum w:abstractNumId="6" w15:restartNumberingAfterBreak="0">
     <w:nsid w:val="153559C5"/>
     <w:multiLevelType w:val="hybridMultilevel"/>
     <w:tmpl w:val="683C6268"/>
@@ -11395,7 +10253,7 @@
       </w:pPr>
     </w:lvl>
   </w:abstractNum>
-  <w:abstractNum w:abstractNumId="6" w15:restartNumberingAfterBreak="0">
+  <w:abstractNum w:abstractNumId="7" w15:restartNumberingAfterBreak="0">
     <w:nsid w:val="16BE1A08"/>
     <w:multiLevelType w:val="multilevel"/>
     <w:tmpl w:val="CAFE20EE"/>
@@ -11544,7 +10402,7 @@
       </w:rPr>
     </w:lvl>
   </w:abstractNum>
-  <w:abstractNum w:abstractNumId="7" w15:restartNumberingAfterBreak="0">
+  <w:abstractNum w:abstractNumId="8" w15:restartNumberingAfterBreak="0">
     <w:nsid w:val="1864790E"/>
     <w:multiLevelType w:val="multilevel"/>
     <w:tmpl w:val="C9CAFF74"/>
@@ -11693,7 +10551,7 @@
       </w:rPr>
     </w:lvl>
   </w:abstractNum>
-  <w:abstractNum w:abstractNumId="8" w15:restartNumberingAfterBreak="0">
+  <w:abstractNum w:abstractNumId="9" w15:restartNumberingAfterBreak="0">
     <w:nsid w:val="19F80738"/>
     <w:multiLevelType w:val="hybridMultilevel"/>
     <w:tmpl w:val="41D4C086"/>
@@ -11782,7 +10640,7 @@
       </w:pPr>
     </w:lvl>
   </w:abstractNum>
-  <w:abstractNum w:abstractNumId="9" w15:restartNumberingAfterBreak="0">
+  <w:abstractNum w:abstractNumId="10" w15:restartNumberingAfterBreak="0">
     <w:nsid w:val="1C5E0A48"/>
     <w:multiLevelType w:val="multilevel"/>
     <w:tmpl w:val="4B8A4B92"/>
@@ -11931,7 +10789,7 @@
       </w:rPr>
     </w:lvl>
   </w:abstractNum>
-  <w:abstractNum w:abstractNumId="10" w15:restartNumberingAfterBreak="0">
+  <w:abstractNum w:abstractNumId="11" w15:restartNumberingAfterBreak="0">
     <w:nsid w:val="1EBC368F"/>
     <w:multiLevelType w:val="multilevel"/>
     <w:tmpl w:val="72DE3258"/>
@@ -12017,7 +10875,7 @@
       </w:pPr>
     </w:lvl>
   </w:abstractNum>
-  <w:abstractNum w:abstractNumId="11" w15:restartNumberingAfterBreak="0">
+  <w:abstractNum w:abstractNumId="12" w15:restartNumberingAfterBreak="0">
     <w:nsid w:val="25A868CF"/>
     <w:multiLevelType w:val="hybridMultilevel"/>
     <w:tmpl w:val="1F3EFD98"/>
@@ -12103,7 +10961,7 @@
       </w:pPr>
     </w:lvl>
   </w:abstractNum>
-  <w:abstractNum w:abstractNumId="12" w15:restartNumberingAfterBreak="0">
+  <w:abstractNum w:abstractNumId="13" w15:restartNumberingAfterBreak="0">
     <w:nsid w:val="27C85B7D"/>
     <w:multiLevelType w:val="multilevel"/>
     <w:tmpl w:val="3564B36C"/>
@@ -12252,7 +11110,7 @@
       </w:rPr>
     </w:lvl>
   </w:abstractNum>
-  <w:abstractNum w:abstractNumId="13" w15:restartNumberingAfterBreak="0">
+  <w:abstractNum w:abstractNumId="14" w15:restartNumberingAfterBreak="0">
     <w:nsid w:val="29E15677"/>
     <w:multiLevelType w:val="hybridMultilevel"/>
     <w:tmpl w:val="DB26BBDE"/>
@@ -12338,7 +11196,7 @@
       </w:pPr>
     </w:lvl>
   </w:abstractNum>
-  <w:abstractNum w:abstractNumId="14" w15:restartNumberingAfterBreak="0">
+  <w:abstractNum w:abstractNumId="15" w15:restartNumberingAfterBreak="0">
     <w:nsid w:val="30AF720B"/>
     <w:multiLevelType w:val="hybridMultilevel"/>
     <w:tmpl w:val="E586F792"/>
@@ -12451,7 +11309,7 @@
       </w:rPr>
     </w:lvl>
   </w:abstractNum>
-  <w:abstractNum w:abstractNumId="15" w15:restartNumberingAfterBreak="0">
+  <w:abstractNum w:abstractNumId="16" w15:restartNumberingAfterBreak="0">
     <w:nsid w:val="315F43C4"/>
     <w:multiLevelType w:val="multilevel"/>
     <w:tmpl w:val="40069E20"/>
@@ -12564,7 +11422,7 @@
       </w:rPr>
     </w:lvl>
   </w:abstractNum>
-  <w:abstractNum w:abstractNumId="16" w15:restartNumberingAfterBreak="0">
+  <w:abstractNum w:abstractNumId="17" w15:restartNumberingAfterBreak="0">
     <w:nsid w:val="394F4EF4"/>
     <w:multiLevelType w:val="multilevel"/>
     <w:tmpl w:val="76540750"/>
@@ -12713,7 +11571,7 @@
       </w:rPr>
     </w:lvl>
   </w:abstractNum>
-  <w:abstractNum w:abstractNumId="17" w15:restartNumberingAfterBreak="0">
+  <w:abstractNum w:abstractNumId="18" w15:restartNumberingAfterBreak="0">
     <w:nsid w:val="39BF1185"/>
     <w:multiLevelType w:val="multilevel"/>
     <w:tmpl w:val="0AF85158"/>
@@ -12802,7 +11660,120 @@
       </w:pPr>
     </w:lvl>
   </w:abstractNum>
-  <w:abstractNum w:abstractNumId="18" w15:restartNumberingAfterBreak="0">
+  <w:abstractNum w:abstractNumId="19" w15:restartNumberingAfterBreak="0">
+    <w:nsid w:val="4B4A1A9A"/>
+    <w:multiLevelType w:val="hybridMultilevel"/>
+    <w:tmpl w:val="91E8D72E"/>
+    <w:lvl w:ilvl="0" w:tplc="0C0A0001">
+      <w:start w:val="1"/>
+      <w:numFmt w:val="bullet"/>
+      <w:lvlText w:val=""/>
+      <w:lvlJc w:val="left"/>
+      <w:pPr>
+        <w:ind w:left="720" w:hanging="360"/>
+      </w:pPr>
+      <w:rPr>
+        <w:rFonts w:ascii="Symbol" w:hAnsi="Symbol" w:hint="default"/>
+      </w:rPr>
+    </w:lvl>
+    <w:lvl w:ilvl="1" w:tplc="0C0A0003" w:tentative="1">
+      <w:start w:val="1"/>
+      <w:numFmt w:val="bullet"/>
+      <w:lvlText w:val="o"/>
+      <w:lvlJc w:val="left"/>
+      <w:pPr>
+        <w:ind w:left="1440" w:hanging="360"/>
+      </w:pPr>
+      <w:rPr>
+        <w:rFonts w:ascii="Courier New" w:hAnsi="Courier New" w:cs="Courier New" w:hint="default"/>
+      </w:rPr>
+    </w:lvl>
+    <w:lvl w:ilvl="2" w:tplc="0C0A0005" w:tentative="1">
+      <w:start w:val="1"/>
+      <w:numFmt w:val="bullet"/>
+      <w:lvlText w:val=""/>
+      <w:lvlJc w:val="left"/>
+      <w:pPr>
+        <w:ind w:left="2160" w:hanging="360"/>
+      </w:pPr>
+      <w:rPr>
+        <w:rFonts w:ascii="Wingdings" w:hAnsi="Wingdings" w:hint="default"/>
+      </w:rPr>
+    </w:lvl>
+    <w:lvl w:ilvl="3" w:tplc="0C0A0001" w:tentative="1">
+      <w:start w:val="1"/>
+      <w:numFmt w:val="bullet"/>
+      <w:lvlText w:val=""/>
+      <w:lvlJc w:val="left"/>
+      <w:pPr>
+        <w:ind w:left="2880" w:hanging="360"/>
+      </w:pPr>
+      <w:rPr>
+        <w:rFonts w:ascii="Symbol" w:hAnsi="Symbol" w:hint="default"/>
+      </w:rPr>
+    </w:lvl>
+    <w:lvl w:ilvl="4" w:tplc="0C0A0003" w:tentative="1">
+      <w:start w:val="1"/>
+      <w:numFmt w:val="bullet"/>
+      <w:lvlText w:val="o"/>
+      <w:lvlJc w:val="left"/>
+      <w:pPr>
+        <w:ind w:left="3600" w:hanging="360"/>
+      </w:pPr>
+      <w:rPr>
+        <w:rFonts w:ascii="Courier New" w:hAnsi="Courier New" w:cs="Courier New" w:hint="default"/>
+      </w:rPr>
+    </w:lvl>
+    <w:lvl w:ilvl="5" w:tplc="0C0A0005" w:tentative="1">
+      <w:start w:val="1"/>
+      <w:numFmt w:val="bullet"/>
+      <w:lvlText w:val=""/>
+      <w:lvlJc w:val="left"/>
+      <w:pPr>
+        <w:ind w:left="4320" w:hanging="360"/>
+      </w:pPr>
+      <w:rPr>
+        <w:rFonts w:ascii="Wingdings" w:hAnsi="Wingdings" w:hint="default"/>
+      </w:rPr>
+    </w:lvl>
+    <w:lvl w:ilvl="6" w:tplc="0C0A0001" w:tentative="1">
+      <w:start w:val="1"/>
+      <w:numFmt w:val="bullet"/>
+      <w:lvlText w:val=""/>
+      <w:lvlJc w:val="left"/>
+      <w:pPr>
+        <w:ind w:left="5040" w:hanging="360"/>
+      </w:pPr>
+      <w:rPr>
+        <w:rFonts w:ascii="Symbol" w:hAnsi="Symbol" w:hint="default"/>
+      </w:rPr>
+    </w:lvl>
+    <w:lvl w:ilvl="7" w:tplc="0C0A0003" w:tentative="1">
+      <w:start w:val="1"/>
+      <w:numFmt w:val="bullet"/>
+      <w:lvlText w:val="o"/>
+      <w:lvlJc w:val="left"/>
+      <w:pPr>
+        <w:ind w:left="5760" w:hanging="360"/>
+      </w:pPr>
+      <w:rPr>
+        <w:rFonts w:ascii="Courier New" w:hAnsi="Courier New" w:cs="Courier New" w:hint="default"/>
+      </w:rPr>
+    </w:lvl>
+    <w:lvl w:ilvl="8" w:tplc="0C0A0005" w:tentative="1">
+      <w:start w:val="1"/>
+      <w:numFmt w:val="bullet"/>
+      <w:lvlText w:val=""/>
+      <w:lvlJc w:val="left"/>
+      <w:pPr>
+        <w:ind w:left="6480" w:hanging="360"/>
+      </w:pPr>
+      <w:rPr>
+        <w:rFonts w:ascii="Wingdings" w:hAnsi="Wingdings" w:hint="default"/>
+      </w:rPr>
+    </w:lvl>
+  </w:abstractNum>
+  <w:abstractNum w:abstractNumId="20" w15:restartNumberingAfterBreak="0">
     <w:nsid w:val="518468B8"/>
     <w:multiLevelType w:val="multilevel"/>
     <w:tmpl w:val="56E2AEBE"/>
@@ -12951,7 +11922,7 @@
       </w:rPr>
     </w:lvl>
   </w:abstractNum>
-  <w:abstractNum w:abstractNumId="19" w15:restartNumberingAfterBreak="0">
+  <w:abstractNum w:abstractNumId="21" w15:restartNumberingAfterBreak="0">
     <w:nsid w:val="53DA2CAB"/>
     <w:multiLevelType w:val="multilevel"/>
     <w:tmpl w:val="BADAF078"/>
@@ -13100,7 +12071,7 @@
       </w:rPr>
     </w:lvl>
   </w:abstractNum>
-  <w:abstractNum w:abstractNumId="20" w15:restartNumberingAfterBreak="0">
+  <w:abstractNum w:abstractNumId="22" w15:restartNumberingAfterBreak="0">
     <w:nsid w:val="551F4C40"/>
     <w:multiLevelType w:val="hybridMultilevel"/>
     <w:tmpl w:val="D3F62BC6"/>
@@ -13213,7 +12184,7 @@
       </w:rPr>
     </w:lvl>
   </w:abstractNum>
-  <w:abstractNum w:abstractNumId="21" w15:restartNumberingAfterBreak="0">
+  <w:abstractNum w:abstractNumId="23" w15:restartNumberingAfterBreak="0">
     <w:nsid w:val="57F942FB"/>
     <w:multiLevelType w:val="hybridMultilevel"/>
     <w:tmpl w:val="D0E0B0E6"/>
@@ -13326,7 +12297,120 @@
       </w:rPr>
     </w:lvl>
   </w:abstractNum>
-  <w:abstractNum w:abstractNumId="22" w15:restartNumberingAfterBreak="0">
+  <w:abstractNum w:abstractNumId="24" w15:restartNumberingAfterBreak="0">
+    <w:nsid w:val="62A1733C"/>
+    <w:multiLevelType w:val="hybridMultilevel"/>
+    <w:tmpl w:val="1F20972A"/>
+    <w:lvl w:ilvl="0" w:tplc="0C0A0001">
+      <w:start w:val="1"/>
+      <w:numFmt w:val="bullet"/>
+      <w:lvlText w:val=""/>
+      <w:lvlJc w:val="left"/>
+      <w:pPr>
+        <w:ind w:left="720" w:hanging="360"/>
+      </w:pPr>
+      <w:rPr>
+        <w:rFonts w:ascii="Symbol" w:hAnsi="Symbol" w:hint="default"/>
+      </w:rPr>
+    </w:lvl>
+    <w:lvl w:ilvl="1" w:tplc="0C0A0003" w:tentative="1">
+      <w:start w:val="1"/>
+      <w:numFmt w:val="bullet"/>
+      <w:lvlText w:val="o"/>
+      <w:lvlJc w:val="left"/>
+      <w:pPr>
+        <w:ind w:left="1440" w:hanging="360"/>
+      </w:pPr>
+      <w:rPr>
+        <w:rFonts w:ascii="Courier New" w:hAnsi="Courier New" w:cs="Courier New" w:hint="default"/>
+      </w:rPr>
+    </w:lvl>
+    <w:lvl w:ilvl="2" w:tplc="0C0A0005" w:tentative="1">
+      <w:start w:val="1"/>
+      <w:numFmt w:val="bullet"/>
+      <w:lvlText w:val=""/>
+      <w:lvlJc w:val="left"/>
+      <w:pPr>
+        <w:ind w:left="2160" w:hanging="360"/>
+      </w:pPr>
+      <w:rPr>
+        <w:rFonts w:ascii="Wingdings" w:hAnsi="Wingdings" w:hint="default"/>
+      </w:rPr>
+    </w:lvl>
+    <w:lvl w:ilvl="3" w:tplc="0C0A0001" w:tentative="1">
+      <w:start w:val="1"/>
+      <w:numFmt w:val="bullet"/>
+      <w:lvlText w:val=""/>
+      <w:lvlJc w:val="left"/>
+      <w:pPr>
+        <w:ind w:left="2880" w:hanging="360"/>
+      </w:pPr>
+      <w:rPr>
+        <w:rFonts w:ascii="Symbol" w:hAnsi="Symbol" w:hint="default"/>
+      </w:rPr>
+    </w:lvl>
+    <w:lvl w:ilvl="4" w:tplc="0C0A0003" w:tentative="1">
+      <w:start w:val="1"/>
+      <w:numFmt w:val="bullet"/>
+      <w:lvlText w:val="o"/>
+      <w:lvlJc w:val="left"/>
+      <w:pPr>
+        <w:ind w:left="3600" w:hanging="360"/>
+      </w:pPr>
+      <w:rPr>
+        <w:rFonts w:ascii="Courier New" w:hAnsi="Courier New" w:cs="Courier New" w:hint="default"/>
+      </w:rPr>
+    </w:lvl>
+    <w:lvl w:ilvl="5" w:tplc="0C0A0005" w:tentative="1">
+      <w:start w:val="1"/>
+      <w:numFmt w:val="bullet"/>
+      <w:lvlText w:val=""/>
+      <w:lvlJc w:val="left"/>
+      <w:pPr>
+        <w:ind w:left="4320" w:hanging="360"/>
+      </w:pPr>
+      <w:rPr>
+        <w:rFonts w:ascii="Wingdings" w:hAnsi="Wingdings" w:hint="default"/>
+      </w:rPr>
+    </w:lvl>
+    <w:lvl w:ilvl="6" w:tplc="0C0A0001" w:tentative="1">
+      <w:start w:val="1"/>
+      <w:numFmt w:val="bullet"/>
+      <w:lvlText w:val=""/>
+      <w:lvlJc w:val="left"/>
+      <w:pPr>
+        <w:ind w:left="5040" w:hanging="360"/>
+      </w:pPr>
+      <w:rPr>
+        <w:rFonts w:ascii="Symbol" w:hAnsi="Symbol" w:hint="default"/>
+      </w:rPr>
+    </w:lvl>
+    <w:lvl w:ilvl="7" w:tplc="0C0A0003" w:tentative="1">
+      <w:start w:val="1"/>
+      <w:numFmt w:val="bullet"/>
+      <w:lvlText w:val="o"/>
+      <w:lvlJc w:val="left"/>
+      <w:pPr>
+        <w:ind w:left="5760" w:hanging="360"/>
+      </w:pPr>
+      <w:rPr>
+        <w:rFonts w:ascii="Courier New" w:hAnsi="Courier New" w:cs="Courier New" w:hint="default"/>
+      </w:rPr>
+    </w:lvl>
+    <w:lvl w:ilvl="8" w:tplc="0C0A0005" w:tentative="1">
+      <w:start w:val="1"/>
+      <w:numFmt w:val="bullet"/>
+      <w:lvlText w:val=""/>
+      <w:lvlJc w:val="left"/>
+      <w:pPr>
+        <w:ind w:left="6480" w:hanging="360"/>
+      </w:pPr>
+      <w:rPr>
+        <w:rFonts w:ascii="Wingdings" w:hAnsi="Wingdings" w:hint="default"/>
+      </w:rPr>
+    </w:lvl>
+  </w:abstractNum>
+  <w:abstractNum w:abstractNumId="25" w15:restartNumberingAfterBreak="0">
     <w:nsid w:val="6DD0147A"/>
     <w:multiLevelType w:val="multilevel"/>
     <w:tmpl w:val="78DE6110"/>
@@ -13475,7 +12559,7 @@
       </w:rPr>
     </w:lvl>
   </w:abstractNum>
-  <w:abstractNum w:abstractNumId="23" w15:restartNumberingAfterBreak="0">
+  <w:abstractNum w:abstractNumId="26" w15:restartNumberingAfterBreak="0">
     <w:nsid w:val="756865E3"/>
     <w:multiLevelType w:val="multilevel"/>
     <w:tmpl w:val="FE96619C"/>
@@ -13624,7 +12708,7 @@
       </w:rPr>
     </w:lvl>
   </w:abstractNum>
-  <w:abstractNum w:abstractNumId="24" w15:restartNumberingAfterBreak="0">
+  <w:abstractNum w:abstractNumId="27" w15:restartNumberingAfterBreak="0">
     <w:nsid w:val="7B912E92"/>
     <w:multiLevelType w:val="multilevel"/>
     <w:tmpl w:val="0AF85158"/>
@@ -13713,7 +12797,7 @@
       </w:pPr>
     </w:lvl>
   </w:abstractNum>
-  <w:abstractNum w:abstractNumId="25" w15:restartNumberingAfterBreak="0">
+  <w:abstractNum w:abstractNumId="28" w15:restartNumberingAfterBreak="0">
     <w:nsid w:val="7C645274"/>
     <w:multiLevelType w:val="multilevel"/>
     <w:tmpl w:val="C93A6E2A"/>
@@ -13862,7 +12946,7 @@
       </w:rPr>
     </w:lvl>
   </w:abstractNum>
-  <w:abstractNum w:abstractNumId="26" w15:restartNumberingAfterBreak="0">
+  <w:abstractNum w:abstractNumId="29" w15:restartNumberingAfterBreak="0">
     <w:nsid w:val="7C6A485C"/>
     <w:multiLevelType w:val="hybridMultilevel"/>
     <w:tmpl w:val="50066974"/>
@@ -13975,7 +13059,7 @@
       </w:rPr>
     </w:lvl>
   </w:abstractNum>
-  <w:abstractNum w:abstractNumId="27" w15:restartNumberingAfterBreak="0">
+  <w:abstractNum w:abstractNumId="30" w15:restartNumberingAfterBreak="0">
     <w:nsid w:val="7FFA5EFB"/>
     <w:multiLevelType w:val="multilevel"/>
     <w:tmpl w:val="3DA2E75C"/>
@@ -14125,64 +13209,64 @@
     </w:lvl>
   </w:abstractNum>
   <w:num w:numId="1" w16cid:durableId="1808430329">
-    <w:abstractNumId w:val="10"/>
+    <w:abstractNumId w:val="11"/>
   </w:num>
   <w:num w:numId="2" w16cid:durableId="1664620931">
-    <w:abstractNumId w:val="15"/>
+    <w:abstractNumId w:val="16"/>
   </w:num>
   <w:num w:numId="3" w16cid:durableId="914556358">
     <w:abstractNumId w:val="3"/>
   </w:num>
   <w:num w:numId="4" w16cid:durableId="253168290">
-    <w:abstractNumId w:val="8"/>
+    <w:abstractNumId w:val="9"/>
   </w:num>
   <w:num w:numId="5" w16cid:durableId="767429265">
-    <w:abstractNumId w:val="26"/>
+    <w:abstractNumId w:val="29"/>
   </w:num>
   <w:num w:numId="6" w16cid:durableId="948513654">
     <w:abstractNumId w:val="0"/>
   </w:num>
   <w:num w:numId="7" w16cid:durableId="1214191891">
-    <w:abstractNumId w:val="6"/>
+    <w:abstractNumId w:val="7"/>
   </w:num>
   <w:num w:numId="8" w16cid:durableId="1992519285">
-    <w:abstractNumId w:val="12"/>
+    <w:abstractNumId w:val="13"/>
   </w:num>
   <w:num w:numId="9" w16cid:durableId="2041280235">
-    <w:abstractNumId w:val="23"/>
+    <w:abstractNumId w:val="26"/>
   </w:num>
   <w:num w:numId="10" w16cid:durableId="474296130">
-    <w:abstractNumId w:val="18"/>
+    <w:abstractNumId w:val="20"/>
   </w:num>
   <w:num w:numId="11" w16cid:durableId="953052016">
-    <w:abstractNumId w:val="27"/>
+    <w:abstractNumId w:val="30"/>
   </w:num>
   <w:num w:numId="12" w16cid:durableId="239216498">
     <w:abstractNumId w:val="2"/>
   </w:num>
   <w:num w:numId="13" w16cid:durableId="1064180269">
-    <w:abstractNumId w:val="21"/>
+    <w:abstractNumId w:val="23"/>
   </w:num>
   <w:num w:numId="14" w16cid:durableId="36203897">
     <w:abstractNumId w:val="1"/>
   </w:num>
   <w:num w:numId="15" w16cid:durableId="1458180953">
-    <w:abstractNumId w:val="9"/>
+    <w:abstractNumId w:val="10"/>
   </w:num>
   <w:num w:numId="16" w16cid:durableId="337778451">
+    <w:abstractNumId w:val="25"/>
+  </w:num>
+  <w:num w:numId="17" w16cid:durableId="514076526">
     <w:abstractNumId w:val="22"/>
   </w:num>
-  <w:num w:numId="17" w16cid:durableId="514076526">
-    <w:abstractNumId w:val="20"/>
-  </w:num>
   <w:num w:numId="18" w16cid:durableId="1336809403">
-    <w:abstractNumId w:val="24"/>
+    <w:abstractNumId w:val="27"/>
   </w:num>
   <w:num w:numId="19" w16cid:durableId="1429932310">
-    <w:abstractNumId w:val="17"/>
+    <w:abstractNumId w:val="18"/>
   </w:num>
   <w:num w:numId="20" w16cid:durableId="229924653">
-    <w:abstractNumId w:val="11"/>
+    <w:abstractNumId w:val="12"/>
     <w:lvlOverride w:ilvl="0">
       <w:startOverride w:val="1"/>
     </w:lvlOverride>
@@ -14212,31 +13296,40 @@
     </w:lvlOverride>
   </w:num>
   <w:num w:numId="21" w16cid:durableId="1729377050">
-    <w:abstractNumId w:val="16"/>
+    <w:abstractNumId w:val="17"/>
   </w:num>
   <w:num w:numId="22" w16cid:durableId="1771466020">
-    <w:abstractNumId w:val="7"/>
+    <w:abstractNumId w:val="8"/>
   </w:num>
   <w:num w:numId="23" w16cid:durableId="1945574721">
-    <w:abstractNumId w:val="19"/>
+    <w:abstractNumId w:val="21"/>
   </w:num>
   <w:num w:numId="24" w16cid:durableId="1497108377">
     <w:abstractNumId w:val="4"/>
   </w:num>
   <w:num w:numId="25" w16cid:durableId="690493405">
-    <w:abstractNumId w:val="11"/>
+    <w:abstractNumId w:val="12"/>
   </w:num>
   <w:num w:numId="26" w16cid:durableId="1639530216">
-    <w:abstractNumId w:val="25"/>
+    <w:abstractNumId w:val="28"/>
   </w:num>
   <w:num w:numId="27" w16cid:durableId="1545480902">
-    <w:abstractNumId w:val="13"/>
+    <w:abstractNumId w:val="14"/>
   </w:num>
   <w:num w:numId="28" w16cid:durableId="1196234239">
-    <w:abstractNumId w:val="5"/>
+    <w:abstractNumId w:val="6"/>
   </w:num>
   <w:num w:numId="29" w16cid:durableId="1746418008">
-    <w:abstractNumId w:val="14"/>
+    <w:abstractNumId w:val="15"/>
+  </w:num>
+  <w:num w:numId="30" w16cid:durableId="1580823701">
+    <w:abstractNumId w:val="19"/>
+  </w:num>
+  <w:num w:numId="31" w16cid:durableId="1932158938">
+    <w:abstractNumId w:val="24"/>
+  </w:num>
+  <w:num w:numId="32" w16cid:durableId="1941449487">
+    <w:abstractNumId w:val="5"/>
   </w:num>
   <w:numIdMacAtCleanup w:val="24"/>
 </w:numbering>
@@ -15329,28 +14422,28 @@
 </file>
 
 <file path=customXml/item1.xml><?xml version="1.0" encoding="utf-8"?>
+<b:Sources xmlns:b="http://schemas.openxmlformats.org/officeDocument/2006/bibliography" xmlns="http://schemas.openxmlformats.org/officeDocument/2006/bibliography" SelectedStyle="\APASixthEditionOfficeOnline.xsl" StyleName="APA" Version="6"/>
+</file>
+
+<file path=customXml/item2.xml><?xml version="1.0" encoding="utf-8"?>
 <go:gDocsCustomXmlDataStorage xmlns:go="http://customooxmlschemas.google.com/" xmlns:r="http://schemas.openxmlformats.org/officeDocument/2006/relationships" uri="GoogleDocsCustomDataVersion2">
   <go:docsCustomData xmlns:go="http://customooxmlschemas.google.com/" roundtripDataSignature="AMtx7mjtTp76A7XcfsA3e8mJS6BPWqp4rA==">CgMxLjAyCGguZ2pkZ3hzMgloLjMwajB6bGwyCWguMWZvYjl0ZTIJaC4zem55c2g3MgloLjJldDkycDAyCGgudHlqY3d0MgloLjNkeTZ2a20yCWguMXQzaDVzZjIJaC40ZDM0b2c4MgloLjJzOGV5bzEyCWguMTdkcDh2dTIJaC4zcmRjcmpuMgloLjI2aW4xcmcyCGgubG54Yno5MgloLjM1bmt1bjIyCWguMWtzdjR1djIJaC40NHNpbmlvMgloLjJqeHN4cWgyCGguejMzN3lhMgloLjNqMnFxbTM4AHIhMW5lMFliWWRuQ3k4bG9vUWRRN2RCbXdrWjQzTkRTd0JD</go:docsCustomData>
 </go:gDocsCustomXmlDataStorage>
 </file>
 
-<file path=customXml/item2.xml><?xml version="1.0" encoding="utf-8"?>
-<b:Sources xmlns:b="http://schemas.openxmlformats.org/officeDocument/2006/bibliography" xmlns="http://schemas.openxmlformats.org/officeDocument/2006/bibliography" SelectedStyle="\APASixthEditionOfficeOnline.xsl" StyleName="APA" Version="6"/>
+<file path=customXml/itemProps1.xml><?xml version="1.0" encoding="utf-8"?>
+<ds:datastoreItem xmlns:ds="http://schemas.openxmlformats.org/officeDocument/2006/customXml" ds:itemID="{E66D56AF-1747-4E2C-9179-14FD0640A7CF}">
+  <ds:schemaRefs>
+    <ds:schemaRef ds:uri="http://schemas.openxmlformats.org/officeDocument/2006/bibliography"/>
+  </ds:schemaRefs>
+</ds:datastoreItem>
 </file>
 
-<file path=customXml/itemProps1.xml><?xml version="1.0" encoding="utf-8"?>
+<file path=customXml/itemProps2.xml><?xml version="1.0" encoding="utf-8"?>
 <ds:datastoreItem xmlns:ds="http://schemas.openxmlformats.org/officeDocument/2006/customXml" ds:itemID="{11111111-1234-1234-1234-123412341234}">
   <ds:schemaRefs>
     <ds:schemaRef ds:uri="http://customooxmlschemas.google.com/"/>
     <ds:schemaRef ds:uri="http://schemas.openxmlformats.org/officeDocument/2006/relationships"/>
   </ds:schemaRefs>
 </ds:datastoreItem>
-</file>
-
-<file path=customXml/itemProps2.xml><?xml version="1.0" encoding="utf-8"?>
-<ds:datastoreItem xmlns:ds="http://schemas.openxmlformats.org/officeDocument/2006/customXml" ds:itemID="{E66D56AF-1747-4E2C-9179-14FD0640A7CF}">
-  <ds:schemaRefs>
-    <ds:schemaRef ds:uri="http://schemas.openxmlformats.org/officeDocument/2006/bibliography"/>
-  </ds:schemaRefs>
-</ds:datastoreItem>
 </file>
--- a/docs/Entregas/DAM Plantilla memoria escrita.docx
+++ b/docs/Entregas/DAM Plantilla memoria escrita.docx
@@ -372,7 +372,7 @@
           <w:r>
             <w:fldChar w:fldCharType="separate"/>
           </w:r>
-          <w:hyperlink w:anchor="_Toc244169072" w:history="1">
+          <w:hyperlink w:anchor="_Toc244175391" w:history="1">
             <w:r>
               <w:rPr>
                 <w:rStyle w:val="Hipervnculo"/>
@@ -417,7 +417,7 @@
                 <w:noProof/>
                 <w:webHidden/>
               </w:rPr>
-              <w:instrText xml:space="preserve"> PAGEREF _Toc244169072 \h </w:instrText>
+              <w:instrText xml:space="preserve"> PAGEREF _Toc244175391 \h </w:instrText>
             </w:r>
             <w:r>
               <w:rPr>
@@ -464,7 +464,7 @@
               <w14:ligatures w14:val="standardContextual"/>
             </w:rPr>
           </w:pPr>
-          <w:hyperlink w:anchor="_Toc244169073" w:history="1">
+          <w:hyperlink w:anchor="_Toc244175392" w:history="1">
             <w:r>
               <w:rPr>
                 <w:rStyle w:val="Hipervnculo"/>
@@ -509,7 +509,7 @@
                 <w:noProof/>
                 <w:webHidden/>
               </w:rPr>
-              <w:instrText xml:space="preserve"> PAGEREF _Toc244169073 \h </w:instrText>
+              <w:instrText xml:space="preserve"> PAGEREF _Toc244175392 \h </w:instrText>
             </w:r>
             <w:r>
               <w:rPr>
@@ -556,7 +556,7 @@
               <w14:ligatures w14:val="standardContextual"/>
             </w:rPr>
           </w:pPr>
-          <w:hyperlink w:anchor="_Toc244169074" w:history="1">
+          <w:hyperlink w:anchor="_Toc244175393" w:history="1">
             <w:r>
               <w:rPr>
                 <w:rStyle w:val="Hipervnculo"/>
@@ -601,7 +601,7 @@
                 <w:noProof/>
                 <w:webHidden/>
               </w:rPr>
-              <w:instrText xml:space="preserve"> PAGEREF _Toc244169074 \h </w:instrText>
+              <w:instrText xml:space="preserve"> PAGEREF _Toc244175393 \h </w:instrText>
             </w:r>
             <w:r>
               <w:rPr>
@@ -648,7 +648,7 @@
               <w14:ligatures w14:val="standardContextual"/>
             </w:rPr>
           </w:pPr>
-          <w:hyperlink w:anchor="_Toc244169075" w:history="1">
+          <w:hyperlink w:anchor="_Toc244175394" w:history="1">
             <w:r>
               <w:rPr>
                 <w:rStyle w:val="Hipervnculo"/>
@@ -693,7 +693,7 @@
                 <w:noProof/>
                 <w:webHidden/>
               </w:rPr>
-              <w:instrText xml:space="preserve"> PAGEREF _Toc244169075 \h </w:instrText>
+              <w:instrText xml:space="preserve"> PAGEREF _Toc244175394 \h </w:instrText>
             </w:r>
             <w:r>
               <w:rPr>
@@ -740,7 +740,7 @@
               <w14:ligatures w14:val="standardContextual"/>
             </w:rPr>
           </w:pPr>
-          <w:hyperlink w:anchor="_Toc244169076" w:history="1">
+          <w:hyperlink w:anchor="_Toc244175395" w:history="1">
             <w:r>
               <w:rPr>
                 <w:rStyle w:val="Hipervnculo"/>
@@ -785,7 +785,7 @@
                 <w:noProof/>
                 <w:webHidden/>
               </w:rPr>
-              <w:instrText xml:space="preserve"> PAGEREF _Toc244169076 \h </w:instrText>
+              <w:instrText xml:space="preserve"> PAGEREF _Toc244175395 \h </w:instrText>
             </w:r>
             <w:r>
               <w:rPr>
@@ -832,7 +832,7 @@
               <w14:ligatures w14:val="standardContextual"/>
             </w:rPr>
           </w:pPr>
-          <w:hyperlink w:anchor="_Toc244169077" w:history="1">
+          <w:hyperlink w:anchor="_Toc244175396" w:history="1">
             <w:r>
               <w:rPr>
                 <w:rStyle w:val="Hipervnculo"/>
@@ -877,7 +877,7 @@
                 <w:noProof/>
                 <w:webHidden/>
               </w:rPr>
-              <w:instrText xml:space="preserve"> PAGEREF _Toc244169077 \h </w:instrText>
+              <w:instrText xml:space="preserve"> PAGEREF _Toc244175396 \h </w:instrText>
             </w:r>
             <w:r>
               <w:rPr>
@@ -924,7 +924,7 @@
               <w14:ligatures w14:val="standardContextual"/>
             </w:rPr>
           </w:pPr>
-          <w:hyperlink w:anchor="_Toc244169078" w:history="1">
+          <w:hyperlink w:anchor="_Toc244175397" w:history="1">
             <w:r>
               <w:rPr>
                 <w:rStyle w:val="Hipervnculo"/>
@@ -969,7 +969,7 @@
                 <w:noProof/>
                 <w:webHidden/>
               </w:rPr>
-              <w:instrText xml:space="preserve"> PAGEREF _Toc244169078 \h </w:instrText>
+              <w:instrText xml:space="preserve"> PAGEREF _Toc244175397 \h </w:instrText>
             </w:r>
             <w:r>
               <w:rPr>
@@ -1016,7 +1016,7 @@
               <w14:ligatures w14:val="standardContextual"/>
             </w:rPr>
           </w:pPr>
-          <w:hyperlink w:anchor="_Toc244169079" w:history="1">
+          <w:hyperlink w:anchor="_Toc244175398" w:history="1">
             <w:r>
               <w:rPr>
                 <w:rStyle w:val="Hipervnculo"/>
@@ -1061,7 +1061,7 @@
                 <w:noProof/>
                 <w:webHidden/>
               </w:rPr>
-              <w:instrText xml:space="preserve"> PAGEREF _Toc244169079 \h </w:instrText>
+              <w:instrText xml:space="preserve"> PAGEREF _Toc244175398 \h </w:instrText>
             </w:r>
             <w:r>
               <w:rPr>
@@ -1107,7 +1107,7 @@
               <w14:ligatures w14:val="standardContextual"/>
             </w:rPr>
           </w:pPr>
-          <w:hyperlink w:anchor="_Toc244169080" w:history="1">
+          <w:hyperlink w:anchor="_Toc244175399" w:history="1">
             <w:r>
               <w:rPr>
                 <w:rStyle w:val="Hipervnculo"/>
@@ -1134,7 +1134,7 @@
                 <w:noProof/>
                 <w:webHidden/>
               </w:rPr>
-              <w:instrText xml:space="preserve"> PAGEREF _Toc244169080 \h </w:instrText>
+              <w:instrText xml:space="preserve"> PAGEREF _Toc244175399 \h </w:instrText>
             </w:r>
             <w:r>
               <w:rPr>
@@ -1180,7 +1180,7 @@
               <w14:ligatures w14:val="standardContextual"/>
             </w:rPr>
           </w:pPr>
-          <w:hyperlink w:anchor="_Toc244169081" w:history="1">
+          <w:hyperlink w:anchor="_Toc244175400" w:history="1">
             <w:r>
               <w:rPr>
                 <w:rStyle w:val="Hipervnculo"/>
@@ -1207,7 +1207,7 @@
                 <w:noProof/>
                 <w:webHidden/>
               </w:rPr>
-              <w:instrText xml:space="preserve"> PAGEREF _Toc244169081 \h </w:instrText>
+              <w:instrText xml:space="preserve"> PAGEREF _Toc244175400 \h </w:instrText>
             </w:r>
             <w:r>
               <w:rPr>
@@ -1253,7 +1253,7 @@
               <w14:ligatures w14:val="standardContextual"/>
             </w:rPr>
           </w:pPr>
-          <w:hyperlink w:anchor="_Toc244169082" w:history="1">
+          <w:hyperlink w:anchor="_Toc244175401" w:history="1">
             <w:r>
               <w:rPr>
                 <w:rStyle w:val="Hipervnculo"/>
@@ -1280,7 +1280,7 @@
                 <w:noProof/>
                 <w:webHidden/>
               </w:rPr>
-              <w:instrText xml:space="preserve"> PAGEREF _Toc244169082 \h </w:instrText>
+              <w:instrText xml:space="preserve"> PAGEREF _Toc244175401 \h </w:instrText>
             </w:r>
             <w:r>
               <w:rPr>
@@ -1326,7 +1326,7 @@
               <w14:ligatures w14:val="standardContextual"/>
             </w:rPr>
           </w:pPr>
-          <w:hyperlink w:anchor="_Toc244169083" w:history="1">
+          <w:hyperlink w:anchor="_Toc244175402" w:history="1">
             <w:r>
               <w:rPr>
                 <w:rStyle w:val="Hipervnculo"/>
@@ -1353,7 +1353,7 @@
                 <w:noProof/>
                 <w:webHidden/>
               </w:rPr>
-              <w:instrText xml:space="preserve"> PAGEREF _Toc244169083 \h </w:instrText>
+              <w:instrText xml:space="preserve"> PAGEREF _Toc244175402 \h </w:instrText>
             </w:r>
             <w:r>
               <w:rPr>
@@ -1400,7 +1400,7 @@
               <w14:ligatures w14:val="standardContextual"/>
             </w:rPr>
           </w:pPr>
-          <w:hyperlink w:anchor="_Toc244169084" w:history="1">
+          <w:hyperlink w:anchor="_Toc244175403" w:history="1">
             <w:r>
               <w:rPr>
                 <w:rStyle w:val="Hipervnculo"/>
@@ -1445,7 +1445,7 @@
                 <w:noProof/>
                 <w:webHidden/>
               </w:rPr>
-              <w:instrText xml:space="preserve"> PAGEREF _Toc244169084 \h </w:instrText>
+              <w:instrText xml:space="preserve"> PAGEREF _Toc244175403 \h </w:instrText>
             </w:r>
             <w:r>
               <w:rPr>
@@ -1492,7 +1492,7 @@
               <w14:ligatures w14:val="standardContextual"/>
             </w:rPr>
           </w:pPr>
-          <w:hyperlink w:anchor="_Toc244169085" w:history="1">
+          <w:hyperlink w:anchor="_Toc244175404" w:history="1">
             <w:r>
               <w:rPr>
                 <w:rStyle w:val="Hipervnculo"/>
@@ -1537,7 +1537,7 @@
                 <w:noProof/>
                 <w:webHidden/>
               </w:rPr>
-              <w:instrText xml:space="preserve"> PAGEREF _Toc244169085 \h </w:instrText>
+              <w:instrText xml:space="preserve"> PAGEREF _Toc244175404 \h </w:instrText>
             </w:r>
             <w:r>
               <w:rPr>
@@ -1584,7 +1584,7 @@
               <w14:ligatures w14:val="standardContextual"/>
             </w:rPr>
           </w:pPr>
-          <w:hyperlink w:anchor="_Toc244169086" w:history="1">
+          <w:hyperlink w:anchor="_Toc244175405" w:history="1">
             <w:r>
               <w:rPr>
                 <w:rStyle w:val="Hipervnculo"/>
@@ -1629,7 +1629,7 @@
                 <w:noProof/>
                 <w:webHidden/>
               </w:rPr>
-              <w:instrText xml:space="preserve"> PAGEREF _Toc244169086 \h </w:instrText>
+              <w:instrText xml:space="preserve"> PAGEREF _Toc244175405 \h </w:instrText>
             </w:r>
             <w:r>
               <w:rPr>
@@ -1675,7 +1675,7 @@
               <w14:ligatures w14:val="standardContextual"/>
             </w:rPr>
           </w:pPr>
-          <w:hyperlink w:anchor="_Toc244169087" w:history="1">
+          <w:hyperlink w:anchor="_Toc244175406" w:history="1">
             <w:r>
               <w:rPr>
                 <w:rStyle w:val="Hipervnculo"/>
@@ -1703,7 +1703,7 @@
                 <w:noProof/>
                 <w:webHidden/>
               </w:rPr>
-              <w:instrText xml:space="preserve"> PAGEREF _Toc244169087 \h </w:instrText>
+              <w:instrText xml:space="preserve"> PAGEREF _Toc244175406 \h </w:instrText>
             </w:r>
             <w:r>
               <w:rPr>
@@ -1749,7 +1749,7 @@
               <w14:ligatures w14:val="standardContextual"/>
             </w:rPr>
           </w:pPr>
-          <w:hyperlink w:anchor="_Toc244169088" w:history="1">
+          <w:hyperlink w:anchor="_Toc244175407" w:history="1">
             <w:r>
               <w:rPr>
                 <w:rStyle w:val="Hipervnculo"/>
@@ -1777,7 +1777,7 @@
                 <w:noProof/>
                 <w:webHidden/>
               </w:rPr>
-              <w:instrText xml:space="preserve"> PAGEREF _Toc244169088 \h </w:instrText>
+              <w:instrText xml:space="preserve"> PAGEREF _Toc244175407 \h </w:instrText>
             </w:r>
             <w:r>
               <w:rPr>
@@ -1823,7 +1823,7 @@
               <w14:ligatures w14:val="standardContextual"/>
             </w:rPr>
           </w:pPr>
-          <w:hyperlink w:anchor="_Toc244169089" w:history="1">
+          <w:hyperlink w:anchor="_Toc244175408" w:history="1">
             <w:r>
               <w:rPr>
                 <w:rStyle w:val="Hipervnculo"/>
@@ -1851,7 +1851,7 @@
                 <w:noProof/>
                 <w:webHidden/>
               </w:rPr>
-              <w:instrText xml:space="preserve"> PAGEREF _Toc244169089 \h </w:instrText>
+              <w:instrText xml:space="preserve"> PAGEREF _Toc244175408 \h </w:instrText>
             </w:r>
             <w:r>
               <w:rPr>
@@ -1897,7 +1897,7 @@
               <w14:ligatures w14:val="standardContextual"/>
             </w:rPr>
           </w:pPr>
-          <w:hyperlink w:anchor="_Toc244169090" w:history="1">
+          <w:hyperlink w:anchor="_Toc244175409" w:history="1">
             <w:r>
               <w:rPr>
                 <w:rStyle w:val="Hipervnculo"/>
@@ -1925,7 +1925,7 @@
                 <w:noProof/>
                 <w:webHidden/>
               </w:rPr>
-              <w:instrText xml:space="preserve"> PAGEREF _Toc244169090 \h </w:instrText>
+              <w:instrText xml:space="preserve"> PAGEREF _Toc244175409 \h </w:instrText>
             </w:r>
             <w:r>
               <w:rPr>
@@ -1972,7 +1972,7 @@
               <w14:ligatures w14:val="standardContextual"/>
             </w:rPr>
           </w:pPr>
-          <w:hyperlink w:anchor="_Toc244169091" w:history="1">
+          <w:hyperlink w:anchor="_Toc244175410" w:history="1">
             <w:r>
               <w:rPr>
                 <w:rStyle w:val="Hipervnculo"/>
@@ -2017,7 +2017,7 @@
                 <w:noProof/>
                 <w:webHidden/>
               </w:rPr>
-              <w:instrText xml:space="preserve"> PAGEREF _Toc244169091 \h </w:instrText>
+              <w:instrText xml:space="preserve"> PAGEREF _Toc244175410 \h </w:instrText>
             </w:r>
             <w:r>
               <w:rPr>
@@ -2064,7 +2064,7 @@
               <w14:ligatures w14:val="standardContextual"/>
             </w:rPr>
           </w:pPr>
-          <w:hyperlink w:anchor="_Toc244169092" w:history="1">
+          <w:hyperlink w:anchor="_Toc244175411" w:history="1">
             <w:r>
               <w:rPr>
                 <w:rStyle w:val="Hipervnculo"/>
@@ -2109,7 +2109,7 @@
                 <w:noProof/>
                 <w:webHidden/>
               </w:rPr>
-              <w:instrText xml:space="preserve"> PAGEREF _Toc244169092 \h </w:instrText>
+              <w:instrText xml:space="preserve"> PAGEREF _Toc244175411 \h </w:instrText>
             </w:r>
             <w:r>
               <w:rPr>
@@ -2156,7 +2156,7 @@
               <w14:ligatures w14:val="standardContextual"/>
             </w:rPr>
           </w:pPr>
-          <w:hyperlink w:anchor="_Toc244169093" w:history="1">
+          <w:hyperlink w:anchor="_Toc244175412" w:history="1">
             <w:r>
               <w:rPr>
                 <w:rStyle w:val="Hipervnculo"/>
@@ -2201,7 +2201,7 @@
                 <w:noProof/>
                 <w:webHidden/>
               </w:rPr>
-              <w:instrText xml:space="preserve"> PAGEREF _Toc244169093 \h </w:instrText>
+              <w:instrText xml:space="preserve"> PAGEREF _Toc244175412 \h </w:instrText>
             </w:r>
             <w:r>
               <w:rPr>
@@ -2248,7 +2248,7 @@
               <w14:ligatures w14:val="standardContextual"/>
             </w:rPr>
           </w:pPr>
-          <w:hyperlink w:anchor="_Toc244169094" w:history="1">
+          <w:hyperlink w:anchor="_Toc244175413" w:history="1">
             <w:r>
               <w:rPr>
                 <w:rStyle w:val="Hipervnculo"/>
@@ -2293,7 +2293,7 @@
                 <w:noProof/>
                 <w:webHidden/>
               </w:rPr>
-              <w:instrText xml:space="preserve"> PAGEREF _Toc244169094 \h </w:instrText>
+              <w:instrText xml:space="preserve"> PAGEREF _Toc244175413 \h </w:instrText>
             </w:r>
             <w:r>
               <w:rPr>
@@ -2340,7 +2340,7 @@
               <w14:ligatures w14:val="standardContextual"/>
             </w:rPr>
           </w:pPr>
-          <w:hyperlink w:anchor="_Toc244169095" w:history="1">
+          <w:hyperlink w:anchor="_Toc244175414" w:history="1">
             <w:r>
               <w:rPr>
                 <w:rStyle w:val="Hipervnculo"/>
@@ -2385,7 +2385,7 @@
                 <w:noProof/>
                 <w:webHidden/>
               </w:rPr>
-              <w:instrText xml:space="preserve"> PAGEREF _Toc244169095 \h </w:instrText>
+              <w:instrText xml:space="preserve"> PAGEREF _Toc244175414 \h </w:instrText>
             </w:r>
             <w:r>
               <w:rPr>
@@ -2432,7 +2432,7 @@
               <w14:ligatures w14:val="standardContextual"/>
             </w:rPr>
           </w:pPr>
-          <w:hyperlink w:anchor="_Toc244169096" w:history="1">
+          <w:hyperlink w:anchor="_Toc244175415" w:history="1">
             <w:r>
               <w:rPr>
                 <w:rStyle w:val="Hipervnculo"/>
@@ -2477,7 +2477,7 @@
                 <w:noProof/>
                 <w:webHidden/>
               </w:rPr>
-              <w:instrText xml:space="preserve"> PAGEREF _Toc244169096 \h </w:instrText>
+              <w:instrText xml:space="preserve"> PAGEREF _Toc244175415 \h </w:instrText>
             </w:r>
             <w:r>
               <w:rPr>
@@ -2524,7 +2524,7 @@
               <w14:ligatures w14:val="standardContextual"/>
             </w:rPr>
           </w:pPr>
-          <w:hyperlink w:anchor="_Toc244169097" w:history="1">
+          <w:hyperlink w:anchor="_Toc244175416" w:history="1">
             <w:r>
               <w:rPr>
                 <w:rStyle w:val="Hipervnculo"/>
@@ -2548,21 +2548,7 @@
                 <w:rStyle w:val="Hipervnculo"/>
                 <w:noProof/>
               </w:rPr>
-              <w:t>diagrama</w:t>
-            </w:r>
-            <w:r>
-              <w:rPr>
-                <w:rStyle w:val="Hipervnculo"/>
-                <w:noProof/>
-              </w:rPr>
-              <w:t>s</w:t>
-            </w:r>
-            <w:r>
-              <w:rPr>
-                <w:rStyle w:val="Hipervnculo"/>
-                <w:noProof/>
-              </w:rPr>
-              <w:t xml:space="preserve"> de Clases</w:t>
+              <w:t>diagramas de Clases</w:t>
             </w:r>
             <w:r>
               <w:rPr>
@@ -2583,7 +2569,7 @@
                 <w:noProof/>
                 <w:webHidden/>
               </w:rPr>
-              <w:instrText xml:space="preserve"> PAGEREF _Toc244169097 \h </w:instrText>
+              <w:instrText xml:space="preserve"> PAGEREF _Toc244175416 \h </w:instrText>
             </w:r>
             <w:r>
               <w:rPr>
@@ -2630,7 +2616,7 @@
               <w14:ligatures w14:val="standardContextual"/>
             </w:rPr>
           </w:pPr>
-          <w:hyperlink w:anchor="_Toc244169098" w:history="1">
+          <w:hyperlink w:anchor="_Toc244175417" w:history="1">
             <w:r>
               <w:rPr>
                 <w:rStyle w:val="Hipervnculo"/>
@@ -2675,7 +2661,7 @@
                 <w:noProof/>
                 <w:webHidden/>
               </w:rPr>
-              <w:instrText xml:space="preserve"> PAGEREF _Toc244169098 \h </w:instrText>
+              <w:instrText xml:space="preserve"> PAGEREF _Toc244175417 \h </w:instrText>
             </w:r>
             <w:r>
               <w:rPr>
@@ -2695,7 +2681,7 @@
                 <w:noProof/>
                 <w:webHidden/>
               </w:rPr>
-              <w:t>25</w:t>
+              <w:t>26</w:t>
             </w:r>
             <w:r>
               <w:rPr>
@@ -2722,7 +2708,7 @@
               <w14:ligatures w14:val="standardContextual"/>
             </w:rPr>
           </w:pPr>
-          <w:hyperlink w:anchor="_Toc244169099" w:history="1">
+          <w:hyperlink w:anchor="_Toc244175418" w:history="1">
             <w:r>
               <w:rPr>
                 <w:rStyle w:val="Hipervnculo"/>
@@ -2767,7 +2753,7 @@
                 <w:noProof/>
                 <w:webHidden/>
               </w:rPr>
-              <w:instrText xml:space="preserve"> PAGEREF _Toc244169099 \h </w:instrText>
+              <w:instrText xml:space="preserve"> PAGEREF _Toc244175418 \h </w:instrText>
             </w:r>
             <w:r>
               <w:rPr>
@@ -2787,7 +2773,7 @@
                 <w:noProof/>
                 <w:webHidden/>
               </w:rPr>
-              <w:t>25</w:t>
+              <w:t>26</w:t>
             </w:r>
             <w:r>
               <w:rPr>
@@ -2814,7 +2800,7 @@
               <w14:ligatures w14:val="standardContextual"/>
             </w:rPr>
           </w:pPr>
-          <w:hyperlink w:anchor="_Toc244169100" w:history="1">
+          <w:hyperlink w:anchor="_Toc244175419" w:history="1">
             <w:r>
               <w:rPr>
                 <w:rStyle w:val="Hipervnculo"/>
@@ -2859,7 +2845,7 @@
                 <w:noProof/>
                 <w:webHidden/>
               </w:rPr>
-              <w:instrText xml:space="preserve"> PAGEREF _Toc244169100 \h </w:instrText>
+              <w:instrText xml:space="preserve"> PAGEREF _Toc244175419 \h </w:instrText>
             </w:r>
             <w:r>
               <w:rPr>
@@ -2879,7 +2865,7 @@
                 <w:noProof/>
                 <w:webHidden/>
               </w:rPr>
-              <w:t>26</w:t>
+              <w:t>27</w:t>
             </w:r>
             <w:r>
               <w:rPr>
@@ -2906,7 +2892,7 @@
               <w14:ligatures w14:val="standardContextual"/>
             </w:rPr>
           </w:pPr>
-          <w:hyperlink w:anchor="_Toc244169101" w:history="1">
+          <w:hyperlink w:anchor="_Toc244175420" w:history="1">
             <w:r>
               <w:rPr>
                 <w:rStyle w:val="Hipervnculo"/>
@@ -2951,7 +2937,7 @@
                 <w:noProof/>
                 <w:webHidden/>
               </w:rPr>
-              <w:instrText xml:space="preserve"> PAGEREF _Toc244169101 \h </w:instrText>
+              <w:instrText xml:space="preserve"> PAGEREF _Toc244175420 \h </w:instrText>
             </w:r>
             <w:r>
               <w:rPr>
@@ -2971,7 +2957,7 @@
                 <w:noProof/>
                 <w:webHidden/>
               </w:rPr>
-              <w:t>27</w:t>
+              <w:t>28</w:t>
             </w:r>
             <w:r>
               <w:rPr>
@@ -2998,7 +2984,7 @@
               <w14:ligatures w14:val="standardContextual"/>
             </w:rPr>
           </w:pPr>
-          <w:hyperlink w:anchor="_Toc244169102" w:history="1">
+          <w:hyperlink w:anchor="_Toc244175421" w:history="1">
             <w:r>
               <w:rPr>
                 <w:rStyle w:val="Hipervnculo"/>
@@ -3043,7 +3029,7 @@
                 <w:noProof/>
                 <w:webHidden/>
               </w:rPr>
-              <w:instrText xml:space="preserve"> PAGEREF _Toc244169102 \h </w:instrText>
+              <w:instrText xml:space="preserve"> PAGEREF _Toc244175421 \h </w:instrText>
             </w:r>
             <w:r>
               <w:rPr>
@@ -3063,7 +3049,7 @@
                 <w:noProof/>
                 <w:webHidden/>
               </w:rPr>
-              <w:t>28</w:t>
+              <w:t>29</w:t>
             </w:r>
             <w:r>
               <w:rPr>
@@ -3090,7 +3076,7 @@
               <w14:ligatures w14:val="standardContextual"/>
             </w:rPr>
           </w:pPr>
-          <w:hyperlink w:anchor="_Toc244169103" w:history="1">
+          <w:hyperlink w:anchor="_Toc244175422" w:history="1">
             <w:r>
               <w:rPr>
                 <w:rStyle w:val="Hipervnculo"/>
@@ -3135,7 +3121,7 @@
                 <w:noProof/>
                 <w:webHidden/>
               </w:rPr>
-              <w:instrText xml:space="preserve"> PAGEREF _Toc244169103 \h </w:instrText>
+              <w:instrText xml:space="preserve"> PAGEREF _Toc244175422 \h </w:instrText>
             </w:r>
             <w:r>
               <w:rPr>
@@ -3155,7 +3141,7 @@
                 <w:noProof/>
                 <w:webHidden/>
               </w:rPr>
-              <w:t>30</w:t>
+              <w:t>31</w:t>
             </w:r>
             <w:r>
               <w:rPr>
@@ -3182,7 +3168,7 @@
               <w14:ligatures w14:val="standardContextual"/>
             </w:rPr>
           </w:pPr>
-          <w:hyperlink w:anchor="_Toc244169104" w:history="1">
+          <w:hyperlink w:anchor="_Toc244175423" w:history="1">
             <w:r>
               <w:rPr>
                 <w:rStyle w:val="Hipervnculo"/>
@@ -3227,7 +3213,7 @@
                 <w:noProof/>
                 <w:webHidden/>
               </w:rPr>
-              <w:instrText xml:space="preserve"> PAGEREF _Toc244169104 \h </w:instrText>
+              <w:instrText xml:space="preserve"> PAGEREF _Toc244175423 \h </w:instrText>
             </w:r>
             <w:r>
               <w:rPr>
@@ -3247,7 +3233,7 @@
                 <w:noProof/>
                 <w:webHidden/>
               </w:rPr>
-              <w:t>31</w:t>
+              <w:t>32</w:t>
             </w:r>
             <w:r>
               <w:rPr>
@@ -3274,7 +3260,7 @@
               <w14:ligatures w14:val="standardContextual"/>
             </w:rPr>
           </w:pPr>
-          <w:hyperlink w:anchor="_Toc244169105" w:history="1">
+          <w:hyperlink w:anchor="_Toc244175424" w:history="1">
             <w:r>
               <w:rPr>
                 <w:rStyle w:val="Hipervnculo"/>
@@ -3319,7 +3305,7 @@
                 <w:noProof/>
                 <w:webHidden/>
               </w:rPr>
-              <w:instrText xml:space="preserve"> PAGEREF _Toc244169105 \h </w:instrText>
+              <w:instrText xml:space="preserve"> PAGEREF _Toc244175424 \h </w:instrText>
             </w:r>
             <w:r>
               <w:rPr>
@@ -3339,7 +3325,7 @@
                 <w:noProof/>
                 <w:webHidden/>
               </w:rPr>
-              <w:t>31</w:t>
+              <w:t>32</w:t>
             </w:r>
             <w:r>
               <w:rPr>
@@ -3366,7 +3352,7 @@
               <w14:ligatures w14:val="standardContextual"/>
             </w:rPr>
           </w:pPr>
-          <w:hyperlink w:anchor="_Toc244169106" w:history="1">
+          <w:hyperlink w:anchor="_Toc244175425" w:history="1">
             <w:r>
               <w:rPr>
                 <w:rStyle w:val="Hipervnculo"/>
@@ -3411,7 +3397,7 @@
                 <w:noProof/>
                 <w:webHidden/>
               </w:rPr>
-              <w:instrText xml:space="preserve"> PAGEREF _Toc244169106 \h </w:instrText>
+              <w:instrText xml:space="preserve"> PAGEREF _Toc244175425 \h </w:instrText>
             </w:r>
             <w:r>
               <w:rPr>
@@ -3431,7 +3417,7 @@
                 <w:noProof/>
                 <w:webHidden/>
               </w:rPr>
-              <w:t>31</w:t>
+              <w:t>32</w:t>
             </w:r>
             <w:r>
               <w:rPr>
@@ -3478,7 +3464,7 @@
           <w:numId w:val="1"/>
         </w:numPr>
       </w:pPr>
-      <w:bookmarkStart w:id="2" w:name="_Toc244169072"/>
+      <w:bookmarkStart w:id="2" w:name="_Toc244175391"/>
       <w:r>
         <w:lastRenderedPageBreak/>
         <w:t>Introducción</w:t>
@@ -3490,25 +3476,13 @@
     </w:p>
     <w:p>
       <w:pPr>
-        <w:pStyle w:val="Prrafodelista"/>
-        <w:numPr>
-          <w:ilvl w:val="1"/>
-          <w:numId w:val="2"/>
-        </w:numPr>
-      </w:pPr>
-      <w:r>
-        <w:t>Páginas)</w:t>
-      </w:r>
-    </w:p>
-    <w:p>
-      <w:pPr>
         <w:pStyle w:val="Ttulo2"/>
         <w:numPr>
           <w:ilvl w:val="1"/>
           <w:numId w:val="1"/>
         </w:numPr>
       </w:pPr>
-      <w:bookmarkStart w:id="3" w:name="_Toc244169073"/>
+      <w:bookmarkStart w:id="3" w:name="_Toc244175392"/>
       <w:r>
         <w:t>Problema y contexto</w:t>
       </w:r>
@@ -3516,83 +3490,54 @@
     </w:p>
     <w:p>
       <w:pPr>
-        <w:pStyle w:val="NormalWeb"/>
+        <w:pStyle w:val="Prrafodelista"/>
         <w:numPr>
           <w:ilvl w:val="0"/>
-          <w:numId w:val="4"/>
-        </w:numPr>
-        <w:spacing w:before="0" w:beforeAutospacing="0"/>
-        <w:rPr>
-          <w:rFonts w:ascii="Arial" w:hAnsi="Arial" w:cs="Arial"/>
-        </w:rPr>
-      </w:pPr>
-      <w:r>
-        <w:rPr>
-          <w:rFonts w:ascii="Arial" w:hAnsi="Arial" w:cs="Arial"/>
+          <w:numId w:val="36"/>
+        </w:numPr>
+      </w:pPr>
+      <w:r>
+        <w:rPr>
           <w:b/>
           <w:bCs/>
         </w:rPr>
         <w:t>Necesidades:</w:t>
       </w:r>
       <w:r>
-        <w:rPr>
-          <w:rFonts w:ascii="Arial" w:hAnsi="Arial" w:cs="Arial"/>
-        </w:rPr>
         <w:t xml:space="preserve"> En el sector sanitario actual, existen clínicas que siguen dependiendo de procesos manuales y documentación física para la gestión de historiales, pruebas médicas y agendas de pacientes. Esta dependencia genera problemas graves de redundancia de datos, lentitud en la atención, dificultades para compartir información de forma inmediata entre el área de recepción y los despachos médicos, y un impacto medioambiental negativo. Además, la falta de un control de acceso digitalizado dificulta la trazabilidad de la información y la gestión segura de los datos sensibles. </w:t>
       </w:r>
     </w:p>
     <w:p>
       <w:pPr>
-        <w:pStyle w:val="NormalWeb"/>
+        <w:pStyle w:val="Prrafodelista"/>
         <w:numPr>
           <w:ilvl w:val="0"/>
-          <w:numId w:val="4"/>
-        </w:numPr>
-        <w:spacing w:before="0" w:beforeAutospacing="0"/>
-      </w:pPr>
-      <w:r>
-        <w:rPr>
-          <w:rFonts w:ascii="Arial" w:hAnsi="Arial" w:cs="Arial"/>
+          <w:numId w:val="36"/>
+        </w:numPr>
+      </w:pPr>
+      <w:r>
+        <w:rPr>
           <w:b/>
           <w:bCs/>
         </w:rPr>
         <w:t>Finalidad:</w:t>
       </w:r>
       <w:r>
-        <w:rPr>
-          <w:rFonts w:ascii="Arial" w:hAnsi="Arial" w:cs="Arial"/>
-        </w:rPr>
         <w:t xml:space="preserve"> La finalidad de </w:t>
       </w:r>
       <w:proofErr w:type="spellStart"/>
       <w:r>
-        <w:rPr>
-          <w:rFonts w:ascii="Arial" w:hAnsi="Arial" w:cs="Arial"/>
-        </w:rPr>
         <w:t>MedManager</w:t>
       </w:r>
       <w:proofErr w:type="spellEnd"/>
       <w:r>
-        <w:rPr>
-          <w:rFonts w:ascii="Arial" w:hAnsi="Arial" w:cs="Arial"/>
-        </w:rPr>
-        <w:t xml:space="preserve"> es resolver estas carencias creando un ecosistema digital unificado de la clínica. El sistema busca automatizar la gestión diaria, garantizar que la información esté sincronizada en tiempo real, </w:t>
-      </w:r>
-      <w:r>
-        <w:rPr>
-          <w:rFonts w:ascii="Arial" w:hAnsi="Arial" w:cs="Arial"/>
-          <w:b/>
-          <w:bCs/>
-          <w:i/>
-          <w:iCs/>
-        </w:rPr>
-        <w:t>y agilizar la identificación de pacientes mediante pulseras impresas con códigos QR</w:t>
-      </w:r>
-      <w:r>
-        <w:rPr>
-          <w:rFonts w:ascii="Arial" w:hAnsi="Arial" w:cs="Arial"/>
-        </w:rPr>
-        <w:t>. Con ello, se persigue mejorar radicalmente la calidad de la asistencia, optimizar los tiempos de trabajo del personal, garantizar la seguridad de la información privada y establecer un modelo de negocio sostenible sin uso de papel.</w:t>
+        <w:t xml:space="preserve"> es resolver estas carencias creando un ecosistema digital unificado de la clínica. El sistema busca automatizar la gestión diaria, garantizar que la información esté sincronizada en tiempo real</w:t>
+      </w:r>
+      <w:r>
+        <w:t xml:space="preserve">. </w:t>
+      </w:r>
+      <w:r>
+        <w:t>Con ello, se persigue mejorar radicalmente la calidad de la asistencia, optimizar los tiempos de trabajo del personal, garantizar la seguridad de la información privada y establecer un modelo de negocio sostenible sin uso de papel.</w:t>
       </w:r>
     </w:p>
     <w:p>
@@ -3603,7 +3548,7 @@
           <w:numId w:val="1"/>
         </w:numPr>
       </w:pPr>
-      <w:bookmarkStart w:id="4" w:name="_Toc244169074"/>
+      <w:bookmarkStart w:id="4" w:name="_Toc244175393"/>
       <w:r>
         <w:t>Usuarios destinatarios</w:t>
       </w:r>
@@ -3625,7 +3570,7 @@
         <w:pStyle w:val="Prrafodelista"/>
         <w:numPr>
           <w:ilvl w:val="0"/>
-          <w:numId w:val="17"/>
+          <w:numId w:val="14"/>
         </w:numPr>
       </w:pPr>
       <w:r>
@@ -3643,11 +3588,17 @@
         <w:pStyle w:val="Prrafodelista"/>
         <w:numPr>
           <w:ilvl w:val="0"/>
-          <w:numId w:val="17"/>
-        </w:numPr>
-      </w:pPr>
-      <w:r>
-        <w:t>Personal de enfermería, podrán acceder a la aplicación de escritorio.</w:t>
+          <w:numId w:val="14"/>
+        </w:numPr>
+      </w:pPr>
+      <w:r>
+        <w:t xml:space="preserve">Personal </w:t>
+      </w:r>
+      <w:r>
+        <w:t>administrativo</w:t>
+      </w:r>
+      <w:r>
+        <w:t>, podrán acceder a la aplicación de escritorio.</w:t>
       </w:r>
     </w:p>
     <w:p>
@@ -3655,11 +3606,20 @@
         <w:pStyle w:val="Prrafodelista"/>
         <w:numPr>
           <w:ilvl w:val="0"/>
-          <w:numId w:val="17"/>
-        </w:numPr>
-      </w:pPr>
-      <w:r>
-        <w:t xml:space="preserve">Personal administrativo, podrán acceder a la aplicación de </w:t>
+          <w:numId w:val="14"/>
+        </w:numPr>
+      </w:pPr>
+      <w:r>
+        <w:t xml:space="preserve">Personal </w:t>
+      </w:r>
+      <w:r>
+        <w:t xml:space="preserve">de </w:t>
+      </w:r>
+      <w:r>
+        <w:t>enfermería</w:t>
+      </w:r>
+      <w:r>
+        <w:t xml:space="preserve">, podrán acceder a la aplicación de </w:t>
       </w:r>
       <w:r>
         <w:t>Android</w:t>
@@ -3676,7 +3636,7 @@
           <w:numId w:val="1"/>
         </w:numPr>
       </w:pPr>
-      <w:bookmarkStart w:id="5" w:name="_Toc244169075"/>
+      <w:bookmarkStart w:id="5" w:name="_Toc244175394"/>
       <w:r>
         <w:t>Alcance</w:t>
       </w:r>
@@ -3705,7 +3665,7 @@
           <w:numId w:val="1"/>
         </w:numPr>
       </w:pPr>
-      <w:bookmarkStart w:id="6" w:name="_Toc244169076"/>
+      <w:bookmarkStart w:id="6" w:name="_Toc244175395"/>
       <w:r>
         <w:lastRenderedPageBreak/>
         <w:t>Motivación</w:t>
@@ -3815,7 +3775,7 @@
           <w:numId w:val="1"/>
         </w:numPr>
       </w:pPr>
-      <w:bookmarkStart w:id="7" w:name="_Toc244169077"/>
+      <w:bookmarkStart w:id="7" w:name="_Toc244175396"/>
       <w:proofErr w:type="spellStart"/>
       <w:r>
         <w:t>Abstract</w:t>
@@ -3844,7 +3804,7 @@
           <w:numId w:val="1"/>
         </w:numPr>
       </w:pPr>
-      <w:bookmarkStart w:id="8" w:name="_Toc244169078"/>
+      <w:bookmarkStart w:id="8" w:name="_Toc244175397"/>
       <w:r>
         <w:t>Objetivos propuestos (generales y específicos)</w:t>
       </w:r>
@@ -3855,7 +3815,7 @@
         <w:pStyle w:val="Prrafodelista"/>
         <w:numPr>
           <w:ilvl w:val="0"/>
-          <w:numId w:val="24"/>
+          <w:numId w:val="18"/>
         </w:numPr>
       </w:pPr>
       <w:r>
@@ -3904,7 +3864,7 @@
         <w:pStyle w:val="Prrafodelista"/>
         <w:numPr>
           <w:ilvl w:val="0"/>
-          <w:numId w:val="24"/>
+          <w:numId w:val="18"/>
         </w:numPr>
       </w:pPr>
       <w:r>
@@ -3936,7 +3896,7 @@
         <w:pStyle w:val="Prrafodelista"/>
         <w:numPr>
           <w:ilvl w:val="1"/>
-          <w:numId w:val="24"/>
+          <w:numId w:val="18"/>
         </w:numPr>
         <w:rPr>
           <w:lang w:val="es-ES"/>
@@ -3954,7 +3914,7 @@
         <w:pStyle w:val="Prrafodelista"/>
         <w:numPr>
           <w:ilvl w:val="2"/>
-          <w:numId w:val="24"/>
+          <w:numId w:val="18"/>
         </w:numPr>
         <w:rPr>
           <w:lang w:val="es-ES"/>
@@ -3972,7 +3932,7 @@
         <w:pStyle w:val="Prrafodelista"/>
         <w:numPr>
           <w:ilvl w:val="2"/>
-          <w:numId w:val="24"/>
+          <w:numId w:val="18"/>
         </w:numPr>
         <w:rPr>
           <w:lang w:val="es-ES"/>
@@ -4004,7 +3964,7 @@
         <w:pStyle w:val="Prrafodelista"/>
         <w:numPr>
           <w:ilvl w:val="1"/>
-          <w:numId w:val="24"/>
+          <w:numId w:val="18"/>
         </w:numPr>
         <w:rPr>
           <w:lang w:val="es-ES"/>
@@ -4022,7 +3982,7 @@
         <w:pStyle w:val="Prrafodelista"/>
         <w:numPr>
           <w:ilvl w:val="2"/>
-          <w:numId w:val="24"/>
+          <w:numId w:val="18"/>
         </w:numPr>
         <w:rPr>
           <w:lang w:val="es-ES"/>
@@ -4040,7 +4000,7 @@
         <w:pStyle w:val="Prrafodelista"/>
         <w:numPr>
           <w:ilvl w:val="2"/>
-          <w:numId w:val="24"/>
+          <w:numId w:val="18"/>
         </w:numPr>
         <w:rPr>
           <w:lang w:val="es-ES"/>
@@ -4058,7 +4018,7 @@
         <w:pStyle w:val="Prrafodelista"/>
         <w:numPr>
           <w:ilvl w:val="2"/>
-          <w:numId w:val="24"/>
+          <w:numId w:val="18"/>
         </w:numPr>
         <w:rPr>
           <w:lang w:val="es-ES"/>
@@ -4076,7 +4036,7 @@
         <w:pStyle w:val="Prrafodelista"/>
         <w:numPr>
           <w:ilvl w:val="2"/>
-          <w:numId w:val="24"/>
+          <w:numId w:val="18"/>
         </w:numPr>
         <w:rPr>
           <w:lang w:val="es-ES"/>
@@ -4096,7 +4056,7 @@
         <w:pStyle w:val="Prrafodelista"/>
         <w:numPr>
           <w:ilvl w:val="1"/>
-          <w:numId w:val="24"/>
+          <w:numId w:val="18"/>
         </w:numPr>
         <w:rPr>
           <w:lang w:val="es-ES"/>
@@ -4114,7 +4074,7 @@
         <w:pStyle w:val="Prrafodelista"/>
         <w:numPr>
           <w:ilvl w:val="2"/>
-          <w:numId w:val="24"/>
+          <w:numId w:val="18"/>
         </w:numPr>
         <w:rPr>
           <w:lang w:val="es-ES"/>
@@ -4132,7 +4092,7 @@
         <w:pStyle w:val="Prrafodelista"/>
         <w:numPr>
           <w:ilvl w:val="2"/>
-          <w:numId w:val="24"/>
+          <w:numId w:val="18"/>
         </w:numPr>
         <w:rPr>
           <w:lang w:val="es-ES"/>
@@ -4150,7 +4110,7 @@
         <w:pStyle w:val="Prrafodelista"/>
         <w:numPr>
           <w:ilvl w:val="2"/>
-          <w:numId w:val="24"/>
+          <w:numId w:val="18"/>
         </w:numPr>
         <w:rPr>
           <w:lang w:val="es-ES"/>
@@ -4170,7 +4130,7 @@
         <w:pStyle w:val="Prrafodelista"/>
         <w:numPr>
           <w:ilvl w:val="1"/>
-          <w:numId w:val="24"/>
+          <w:numId w:val="18"/>
         </w:numPr>
         <w:rPr>
           <w:lang w:val="es-ES"/>
@@ -4188,7 +4148,7 @@
         <w:pStyle w:val="Prrafodelista"/>
         <w:numPr>
           <w:ilvl w:val="2"/>
-          <w:numId w:val="24"/>
+          <w:numId w:val="18"/>
         </w:numPr>
         <w:rPr>
           <w:lang w:val="es-ES"/>
@@ -4225,7 +4185,7 @@
           <w:numId w:val="1"/>
         </w:numPr>
       </w:pPr>
-      <w:bookmarkStart w:id="9" w:name="_Toc244169079"/>
+      <w:bookmarkStart w:id="9" w:name="_Toc244175398"/>
       <w:r>
         <w:lastRenderedPageBreak/>
         <w:t>Estado del Arte</w:t>
@@ -4239,7 +4199,7 @@
       <w:pPr>
         <w:pStyle w:val="Ttulo2"/>
       </w:pPr>
-      <w:bookmarkStart w:id="10" w:name="_Toc244169080"/>
+      <w:bookmarkStart w:id="10" w:name="_Toc244175399"/>
       <w:r>
         <w:t xml:space="preserve">2.1 </w:t>
       </w:r>
@@ -4334,7 +4294,7 @@
       <w:pPr>
         <w:numPr>
           <w:ilvl w:val="0"/>
-          <w:numId w:val="26"/>
+          <w:numId w:val="19"/>
         </w:numPr>
         <w:rPr>
           <w:lang w:val="es-ES"/>
@@ -4359,7 +4319,7 @@
       <w:pPr>
         <w:numPr>
           <w:ilvl w:val="0"/>
-          <w:numId w:val="26"/>
+          <w:numId w:val="19"/>
         </w:numPr>
         <w:rPr>
           <w:lang w:val="es-ES"/>
@@ -4425,7 +4385,7 @@
       <w:pPr>
         <w:pStyle w:val="Ttulo2"/>
       </w:pPr>
-      <w:bookmarkStart w:id="11" w:name="_Toc244169081"/>
+      <w:bookmarkStart w:id="11" w:name="_Toc244175400"/>
       <w:r>
         <w:t xml:space="preserve">2.2 </w:t>
       </w:r>
@@ -4444,7 +4404,7 @@
         <w:pStyle w:val="Prrafodelista"/>
         <w:numPr>
           <w:ilvl w:val="0"/>
-          <w:numId w:val="28"/>
+          <w:numId w:val="20"/>
         </w:numPr>
         <w:rPr>
           <w:lang w:val="en-GB"/>
@@ -4528,7 +4488,7 @@
       <w:pPr>
         <w:numPr>
           <w:ilvl w:val="0"/>
-          <w:numId w:val="38"/>
+          <w:numId w:val="26"/>
         </w:numPr>
         <w:rPr>
           <w:lang w:val="es-ES"/>
@@ -4545,7 +4505,7 @@
       <w:pPr>
         <w:numPr>
           <w:ilvl w:val="0"/>
-          <w:numId w:val="38"/>
+          <w:numId w:val="26"/>
         </w:numPr>
         <w:rPr>
           <w:lang w:val="es-ES"/>
@@ -4562,7 +4522,7 @@
       <w:pPr>
         <w:numPr>
           <w:ilvl w:val="0"/>
-          <w:numId w:val="38"/>
+          <w:numId w:val="26"/>
         </w:numPr>
         <w:rPr>
           <w:lang w:val="es-ES"/>
@@ -4579,7 +4539,7 @@
       <w:pPr>
         <w:numPr>
           <w:ilvl w:val="0"/>
-          <w:numId w:val="38"/>
+          <w:numId w:val="26"/>
         </w:numPr>
         <w:rPr>
           <w:lang w:val="es-ES"/>
@@ -4596,7 +4556,7 @@
       <w:pPr>
         <w:numPr>
           <w:ilvl w:val="0"/>
-          <w:numId w:val="38"/>
+          <w:numId w:val="26"/>
         </w:numPr>
         <w:rPr>
           <w:lang w:val="es-ES"/>
@@ -4613,7 +4573,7 @@
       <w:pPr>
         <w:numPr>
           <w:ilvl w:val="0"/>
-          <w:numId w:val="38"/>
+          <w:numId w:val="26"/>
         </w:numPr>
         <w:rPr>
           <w:lang w:val="es-ES"/>
@@ -4630,7 +4590,7 @@
       <w:pPr>
         <w:numPr>
           <w:ilvl w:val="0"/>
-          <w:numId w:val="38"/>
+          <w:numId w:val="26"/>
         </w:numPr>
         <w:rPr>
           <w:lang w:val="es-ES"/>
@@ -4660,7 +4620,7 @@
       <w:pPr>
         <w:numPr>
           <w:ilvl w:val="0"/>
-          <w:numId w:val="39"/>
+          <w:numId w:val="27"/>
         </w:numPr>
         <w:rPr>
           <w:lang w:val="es-ES"/>
@@ -4685,7 +4645,7 @@
       <w:pPr>
         <w:numPr>
           <w:ilvl w:val="0"/>
-          <w:numId w:val="39"/>
+          <w:numId w:val="27"/>
         </w:numPr>
         <w:rPr>
           <w:lang w:val="es-ES"/>
@@ -4711,7 +4671,7 @@
         <w:pStyle w:val="Prrafodelista"/>
         <w:numPr>
           <w:ilvl w:val="0"/>
-          <w:numId w:val="28"/>
+          <w:numId w:val="20"/>
         </w:numPr>
       </w:pPr>
       <w:proofErr w:type="spellStart"/>
@@ -4787,7 +4747,7 @@
       <w:pPr>
         <w:numPr>
           <w:ilvl w:val="0"/>
-          <w:numId w:val="40"/>
+          <w:numId w:val="28"/>
         </w:numPr>
         <w:rPr>
           <w:lang w:val="es-ES"/>
@@ -4804,7 +4764,7 @@
       <w:pPr>
         <w:numPr>
           <w:ilvl w:val="0"/>
-          <w:numId w:val="40"/>
+          <w:numId w:val="28"/>
         </w:numPr>
         <w:rPr>
           <w:lang w:val="es-ES"/>
@@ -4821,7 +4781,7 @@
       <w:pPr>
         <w:numPr>
           <w:ilvl w:val="0"/>
-          <w:numId w:val="40"/>
+          <w:numId w:val="28"/>
         </w:numPr>
         <w:rPr>
           <w:lang w:val="es-ES"/>
@@ -4838,7 +4798,7 @@
       <w:pPr>
         <w:numPr>
           <w:ilvl w:val="0"/>
-          <w:numId w:val="40"/>
+          <w:numId w:val="28"/>
         </w:numPr>
         <w:rPr>
           <w:lang w:val="es-ES"/>
@@ -4855,7 +4815,7 @@
       <w:pPr>
         <w:numPr>
           <w:ilvl w:val="0"/>
-          <w:numId w:val="40"/>
+          <w:numId w:val="28"/>
         </w:numPr>
         <w:rPr>
           <w:lang w:val="es-ES"/>
@@ -4872,7 +4832,7 @@
       <w:pPr>
         <w:numPr>
           <w:ilvl w:val="0"/>
-          <w:numId w:val="40"/>
+          <w:numId w:val="28"/>
         </w:numPr>
         <w:rPr>
           <w:lang w:val="es-ES"/>
@@ -4944,7 +4904,7 @@
       <w:pPr>
         <w:numPr>
           <w:ilvl w:val="0"/>
-          <w:numId w:val="41"/>
+          <w:numId w:val="29"/>
         </w:numPr>
         <w:rPr>
           <w:lang w:val="es-ES"/>
@@ -4969,7 +4929,7 @@
       <w:pPr>
         <w:numPr>
           <w:ilvl w:val="0"/>
-          <w:numId w:val="41"/>
+          <w:numId w:val="29"/>
         </w:numPr>
         <w:rPr>
           <w:lang w:val="es-ES"/>
@@ -4995,7 +4955,7 @@
         <w:pStyle w:val="Prrafodelista"/>
         <w:numPr>
           <w:ilvl w:val="0"/>
-          <w:numId w:val="28"/>
+          <w:numId w:val="20"/>
         </w:numPr>
       </w:pPr>
       <w:proofErr w:type="spellStart"/>
@@ -5071,7 +5031,7 @@
       <w:pPr>
         <w:numPr>
           <w:ilvl w:val="0"/>
-          <w:numId w:val="42"/>
+          <w:numId w:val="30"/>
         </w:numPr>
         <w:rPr>
           <w:lang w:val="es-ES"/>
@@ -5088,7 +5048,7 @@
       <w:pPr>
         <w:numPr>
           <w:ilvl w:val="0"/>
-          <w:numId w:val="42"/>
+          <w:numId w:val="30"/>
         </w:numPr>
         <w:rPr>
           <w:lang w:val="es-ES"/>
@@ -5105,7 +5065,7 @@
       <w:pPr>
         <w:numPr>
           <w:ilvl w:val="0"/>
-          <w:numId w:val="42"/>
+          <w:numId w:val="30"/>
         </w:numPr>
         <w:rPr>
           <w:lang w:val="es-ES"/>
@@ -5122,7 +5082,7 @@
       <w:pPr>
         <w:numPr>
           <w:ilvl w:val="0"/>
-          <w:numId w:val="42"/>
+          <w:numId w:val="30"/>
         </w:numPr>
         <w:rPr>
           <w:lang w:val="es-ES"/>
@@ -5139,7 +5099,7 @@
       <w:pPr>
         <w:numPr>
           <w:ilvl w:val="0"/>
-          <w:numId w:val="42"/>
+          <w:numId w:val="30"/>
         </w:numPr>
         <w:rPr>
           <w:lang w:val="es-ES"/>
@@ -5169,7 +5129,7 @@
       <w:pPr>
         <w:numPr>
           <w:ilvl w:val="0"/>
-          <w:numId w:val="43"/>
+          <w:numId w:val="31"/>
         </w:numPr>
         <w:rPr>
           <w:lang w:val="es-ES"/>
@@ -5194,7 +5154,7 @@
       <w:pPr>
         <w:numPr>
           <w:ilvl w:val="0"/>
-          <w:numId w:val="43"/>
+          <w:numId w:val="31"/>
         </w:numPr>
         <w:rPr>
           <w:lang w:val="es-ES"/>
@@ -5227,7 +5187,7 @@
         <w:pStyle w:val="Prrafodelista"/>
         <w:numPr>
           <w:ilvl w:val="0"/>
-          <w:numId w:val="28"/>
+          <w:numId w:val="20"/>
         </w:numPr>
       </w:pPr>
       <w:proofErr w:type="spellStart"/>
@@ -5303,7 +5263,7 @@
       <w:pPr>
         <w:numPr>
           <w:ilvl w:val="0"/>
-          <w:numId w:val="44"/>
+          <w:numId w:val="32"/>
         </w:numPr>
         <w:rPr>
           <w:lang w:val="es-ES"/>
@@ -5320,7 +5280,7 @@
       <w:pPr>
         <w:numPr>
           <w:ilvl w:val="0"/>
-          <w:numId w:val="44"/>
+          <w:numId w:val="32"/>
         </w:numPr>
         <w:rPr>
           <w:lang w:val="es-ES"/>
@@ -5337,7 +5297,7 @@
       <w:pPr>
         <w:numPr>
           <w:ilvl w:val="0"/>
-          <w:numId w:val="44"/>
+          <w:numId w:val="32"/>
         </w:numPr>
         <w:rPr>
           <w:lang w:val="es-ES"/>
@@ -5354,7 +5314,7 @@
       <w:pPr>
         <w:numPr>
           <w:ilvl w:val="0"/>
-          <w:numId w:val="44"/>
+          <w:numId w:val="32"/>
         </w:numPr>
         <w:rPr>
           <w:lang w:val="es-ES"/>
@@ -5371,7 +5331,7 @@
       <w:pPr>
         <w:numPr>
           <w:ilvl w:val="0"/>
-          <w:numId w:val="44"/>
+          <w:numId w:val="32"/>
         </w:numPr>
         <w:rPr>
           <w:lang w:val="es-ES"/>
@@ -5401,7 +5361,7 @@
       <w:pPr>
         <w:numPr>
           <w:ilvl w:val="0"/>
-          <w:numId w:val="45"/>
+          <w:numId w:val="33"/>
         </w:numPr>
         <w:rPr>
           <w:lang w:val="es-ES"/>
@@ -5426,7 +5386,7 @@
       <w:pPr>
         <w:numPr>
           <w:ilvl w:val="0"/>
-          <w:numId w:val="45"/>
+          <w:numId w:val="33"/>
         </w:numPr>
         <w:rPr>
           <w:lang w:val="es-ES"/>
@@ -5451,7 +5411,7 @@
       <w:pPr>
         <w:pStyle w:val="Ttulo2"/>
       </w:pPr>
-      <w:bookmarkStart w:id="12" w:name="_Toc244169082"/>
+      <w:bookmarkStart w:id="12" w:name="_Toc244175401"/>
       <w:r>
         <w:t xml:space="preserve">2.3 </w:t>
       </w:r>
@@ -5975,7 +5935,7 @@
         <w:pStyle w:val="Prrafodelista"/>
         <w:numPr>
           <w:ilvl w:val="0"/>
-          <w:numId w:val="47"/>
+          <w:numId w:val="34"/>
         </w:numPr>
         <w:rPr>
           <w:lang w:val="es-ES"/>
@@ -5993,7 +5953,7 @@
         <w:pStyle w:val="Prrafodelista"/>
         <w:numPr>
           <w:ilvl w:val="0"/>
-          <w:numId w:val="47"/>
+          <w:numId w:val="34"/>
         </w:numPr>
         <w:rPr>
           <w:lang w:val="es-ES"/>
@@ -6011,7 +5971,7 @@
         <w:pStyle w:val="Prrafodelista"/>
         <w:numPr>
           <w:ilvl w:val="0"/>
-          <w:numId w:val="47"/>
+          <w:numId w:val="34"/>
         </w:numPr>
         <w:rPr>
           <w:lang w:val="es-ES"/>
@@ -6029,7 +5989,7 @@
         <w:pStyle w:val="Prrafodelista"/>
         <w:numPr>
           <w:ilvl w:val="0"/>
-          <w:numId w:val="47"/>
+          <w:numId w:val="34"/>
         </w:numPr>
         <w:rPr>
           <w:lang w:val="es-ES"/>
@@ -6047,7 +6007,7 @@
         <w:pStyle w:val="Prrafodelista"/>
         <w:numPr>
           <w:ilvl w:val="0"/>
-          <w:numId w:val="47"/>
+          <w:numId w:val="34"/>
         </w:numPr>
         <w:rPr>
           <w:lang w:val="es-ES"/>
@@ -6066,7 +6026,7 @@
           <w:rStyle w:val="Ttulo2Car"/>
         </w:rPr>
       </w:pPr>
-      <w:bookmarkStart w:id="13" w:name="_Toc244169083"/>
+      <w:bookmarkStart w:id="13" w:name="_Toc244175402"/>
       <w:r>
         <w:rPr>
           <w:rStyle w:val="Ttulo2Car"/>
@@ -6088,7 +6048,7 @@
         <w:pStyle w:val="Prrafodelista"/>
         <w:numPr>
           <w:ilvl w:val="0"/>
-          <w:numId w:val="37"/>
+          <w:numId w:val="25"/>
         </w:numPr>
       </w:pPr>
       <w:r>
@@ -6104,7 +6064,7 @@
         <w:pStyle w:val="Prrafodelista"/>
         <w:numPr>
           <w:ilvl w:val="0"/>
-          <w:numId w:val="37"/>
+          <w:numId w:val="25"/>
         </w:numPr>
       </w:pPr>
       <w:r>
@@ -6116,7 +6076,7 @@
         <w:pStyle w:val="Prrafodelista"/>
         <w:numPr>
           <w:ilvl w:val="0"/>
-          <w:numId w:val="37"/>
+          <w:numId w:val="25"/>
         </w:numPr>
       </w:pPr>
       <w:r>
@@ -6141,7 +6101,7 @@
         <w:pStyle w:val="Prrafodelista"/>
         <w:numPr>
           <w:ilvl w:val="0"/>
-          <w:numId w:val="36"/>
+          <w:numId w:val="24"/>
         </w:numPr>
       </w:pPr>
       <w:r>
@@ -6161,7 +6121,7 @@
         <w:pStyle w:val="Prrafodelista"/>
         <w:numPr>
           <w:ilvl w:val="0"/>
-          <w:numId w:val="36"/>
+          <w:numId w:val="24"/>
         </w:numPr>
       </w:pPr>
       <w:r>
@@ -6173,7 +6133,7 @@
         <w:pStyle w:val="Prrafodelista"/>
         <w:numPr>
           <w:ilvl w:val="0"/>
-          <w:numId w:val="36"/>
+          <w:numId w:val="24"/>
         </w:numPr>
       </w:pPr>
       <w:r>
@@ -6202,7 +6162,7 @@
           <w:numId w:val="1"/>
         </w:numPr>
       </w:pPr>
-      <w:bookmarkStart w:id="14" w:name="_Toc244169084"/>
+      <w:bookmarkStart w:id="14" w:name="_Toc244175403"/>
       <w:r>
         <w:lastRenderedPageBreak/>
         <w:t>Metodología usada</w:t>
@@ -6230,7 +6190,7 @@
           <w:numId w:val="1"/>
         </w:numPr>
       </w:pPr>
-      <w:bookmarkStart w:id="15" w:name="_Toc244169085"/>
+      <w:bookmarkStart w:id="15" w:name="_Toc244175404"/>
       <w:r>
         <w:lastRenderedPageBreak/>
         <w:t>Tecnologías y herramientas utilizadas en el proyecto</w:t>
@@ -6254,7 +6214,7 @@
         <w:pStyle w:val="Prrafodelista"/>
         <w:numPr>
           <w:ilvl w:val="0"/>
-          <w:numId w:val="3"/>
+          <w:numId w:val="2"/>
         </w:numPr>
       </w:pPr>
       <w:r>
@@ -6266,7 +6226,7 @@
         <w:pStyle w:val="Prrafodelista"/>
         <w:numPr>
           <w:ilvl w:val="0"/>
-          <w:numId w:val="3"/>
+          <w:numId w:val="2"/>
         </w:numPr>
       </w:pPr>
       <w:r>
@@ -6278,7 +6238,7 @@
         <w:pStyle w:val="Prrafodelista"/>
         <w:numPr>
           <w:ilvl w:val="0"/>
-          <w:numId w:val="3"/>
+          <w:numId w:val="2"/>
         </w:numPr>
       </w:pPr>
       <w:proofErr w:type="spellStart"/>
@@ -6295,7 +6255,7 @@
         <w:pStyle w:val="Prrafodelista"/>
         <w:numPr>
           <w:ilvl w:val="0"/>
-          <w:numId w:val="3"/>
+          <w:numId w:val="2"/>
         </w:numPr>
       </w:pPr>
       <w:r>
@@ -6307,7 +6267,7 @@
         <w:pStyle w:val="Prrafodelista"/>
         <w:numPr>
           <w:ilvl w:val="0"/>
-          <w:numId w:val="3"/>
+          <w:numId w:val="2"/>
         </w:numPr>
       </w:pPr>
       <w:r>
@@ -6324,7 +6284,7 @@
         <w:pStyle w:val="Prrafodelista"/>
         <w:numPr>
           <w:ilvl w:val="0"/>
-          <w:numId w:val="3"/>
+          <w:numId w:val="2"/>
         </w:numPr>
       </w:pPr>
       <w:r>
@@ -6336,7 +6296,7 @@
         <w:pStyle w:val="Prrafodelista"/>
         <w:numPr>
           <w:ilvl w:val="0"/>
-          <w:numId w:val="3"/>
+          <w:numId w:val="2"/>
         </w:numPr>
       </w:pPr>
       <w:proofErr w:type="spellStart"/>
@@ -6350,7 +6310,7 @@
         <w:pStyle w:val="Prrafodelista"/>
         <w:numPr>
           <w:ilvl w:val="0"/>
-          <w:numId w:val="3"/>
+          <w:numId w:val="2"/>
         </w:numPr>
       </w:pPr>
       <w:r>
@@ -6362,7 +6322,7 @@
         <w:pStyle w:val="Prrafodelista"/>
         <w:numPr>
           <w:ilvl w:val="0"/>
-          <w:numId w:val="3"/>
+          <w:numId w:val="2"/>
         </w:numPr>
       </w:pPr>
       <w:r>
@@ -6374,7 +6334,7 @@
         <w:pStyle w:val="Prrafodelista"/>
         <w:numPr>
           <w:ilvl w:val="0"/>
-          <w:numId w:val="3"/>
+          <w:numId w:val="2"/>
         </w:numPr>
       </w:pPr>
       <w:r>
@@ -6402,7 +6362,7 @@
         <w:pStyle w:val="Prrafodelista"/>
         <w:numPr>
           <w:ilvl w:val="0"/>
-          <w:numId w:val="3"/>
+          <w:numId w:val="2"/>
         </w:numPr>
       </w:pPr>
       <w:proofErr w:type="spellStart"/>
@@ -6419,7 +6379,7 @@
         <w:pStyle w:val="Prrafodelista"/>
         <w:numPr>
           <w:ilvl w:val="0"/>
-          <w:numId w:val="3"/>
+          <w:numId w:val="2"/>
         </w:numPr>
       </w:pPr>
       <w:r>
@@ -6449,7 +6409,7 @@
         <w:pStyle w:val="Prrafodelista"/>
         <w:numPr>
           <w:ilvl w:val="0"/>
-          <w:numId w:val="3"/>
+          <w:numId w:val="2"/>
         </w:numPr>
       </w:pPr>
       <w:proofErr w:type="spellStart"/>
@@ -6466,7 +6426,7 @@
         <w:pStyle w:val="Prrafodelista"/>
         <w:numPr>
           <w:ilvl w:val="0"/>
-          <w:numId w:val="3"/>
+          <w:numId w:val="2"/>
         </w:numPr>
       </w:pPr>
       <w:r>
@@ -6491,7 +6451,7 @@
           <w:numId w:val="1"/>
         </w:numPr>
       </w:pPr>
-      <w:bookmarkStart w:id="17" w:name="_Toc244169086"/>
+      <w:bookmarkStart w:id="17" w:name="_Toc244175405"/>
       <w:r>
         <w:lastRenderedPageBreak/>
         <w:t xml:space="preserve">Planificación, Diagnóstico y Contexto Laboral </w:t>
@@ -6508,7 +6468,7 @@
           <w:lang w:val="es-ES"/>
         </w:rPr>
       </w:pPr>
-      <w:bookmarkStart w:id="18" w:name="_Toc244169087"/>
+      <w:bookmarkStart w:id="18" w:name="_Toc244175406"/>
       <w:r>
         <w:rPr>
           <w:lang w:val="es-ES"/>
@@ -6553,7 +6513,7 @@
       <w:pPr>
         <w:numPr>
           <w:ilvl w:val="0"/>
-          <w:numId w:val="14"/>
+          <w:numId w:val="11"/>
         </w:numPr>
         <w:rPr>
           <w:lang w:val="es-ES"/>
@@ -6606,6 +6566,7 @@
         </w:rPr>
         <w:t xml:space="preserve">) para la gestión del CRUD de </w:t>
       </w:r>
+      <w:proofErr w:type="gramStart"/>
       <w:r>
         <w:rPr>
           <w:lang w:val="es-ES"/>
@@ -6616,14 +6577,21 @@
         <w:rPr>
           <w:lang w:val="es-ES"/>
         </w:rPr>
-        <w:t xml:space="preserve"> y generación de códigos QR</w:t>
-      </w:r>
+        <w:t xml:space="preserve"> </w:t>
+      </w:r>
+      <w:r>
+        <w:rPr>
+          <w:lang w:val="es-ES"/>
+        </w:rPr>
+        <w:t>.</w:t>
+      </w:r>
+      <w:proofErr w:type="gramEnd"/>
     </w:p>
     <w:p>
       <w:pPr>
         <w:numPr>
           <w:ilvl w:val="0"/>
-          <w:numId w:val="14"/>
+          <w:numId w:val="11"/>
         </w:numPr>
         <w:rPr>
           <w:lang w:val="es-ES"/>
@@ -6709,7 +6677,7 @@
       <w:pPr>
         <w:numPr>
           <w:ilvl w:val="0"/>
-          <w:numId w:val="14"/>
+          <w:numId w:val="11"/>
         </w:numPr>
         <w:rPr>
           <w:lang w:val="es-ES"/>
@@ -6785,20 +6753,20 @@
         <w:rPr>
           <w:lang w:val="es-ES"/>
         </w:rPr>
-        <w:t>la aplicación móvil (Android) para la lectura de dichos QR</w:t>
-      </w:r>
-      <w:r>
-        <w:rPr>
-          <w:lang w:val="es-ES"/>
-        </w:rPr>
-        <w:t xml:space="preserve"> y con ello poder hacer un cribaje o asistir al paciente de forma informativa. </w:t>
+        <w:t xml:space="preserve">la aplicación móvil (Android) para </w:t>
+      </w:r>
+      <w:r>
+        <w:rPr>
+          <w:lang w:val="es-ES"/>
+        </w:rPr>
+        <w:t xml:space="preserve">poder hacer un cribaje o asistir al paciente de forma informativa. </w:t>
       </w:r>
     </w:p>
     <w:p>
       <w:pPr>
         <w:numPr>
           <w:ilvl w:val="0"/>
-          <w:numId w:val="14"/>
+          <w:numId w:val="11"/>
         </w:numPr>
         <w:rPr>
           <w:lang w:val="es-ES"/>
@@ -6877,7 +6845,7 @@
       <w:pPr>
         <w:numPr>
           <w:ilvl w:val="0"/>
-          <w:numId w:val="14"/>
+          <w:numId w:val="11"/>
         </w:numPr>
         <w:rPr>
           <w:lang w:val="es-ES"/>
@@ -6929,7 +6897,7 @@
           <w:lang w:val="es-ES"/>
         </w:rPr>
       </w:pPr>
-      <w:bookmarkStart w:id="19" w:name="_Toc244169088"/>
+      <w:bookmarkStart w:id="19" w:name="_Toc244175407"/>
       <w:r>
         <w:rPr>
           <w:lang w:val="es-ES"/>
@@ -6940,22 +6908,41 @@
     </w:p>
     <w:p>
       <w:pPr>
-        <w:rPr>
-          <w:lang w:val="es-ES"/>
-        </w:rPr>
-      </w:pPr>
-      <w:r>
-        <w:rPr>
-          <w:lang w:val="es-ES"/>
-        </w:rPr>
-        <w:t xml:space="preserve">Se debe incluir un análisis DAFO aplicado al proyecto. </w:t>
+        <w:ind w:firstLine="360"/>
+        <w:rPr>
+          <w:lang w:val="es-ES"/>
+        </w:rPr>
+      </w:pPr>
+      <w:r>
+        <w:rPr>
+          <w:lang w:val="es-ES"/>
+        </w:rPr>
+        <w:t>A</w:t>
+      </w:r>
+      <w:r>
+        <w:rPr>
+          <w:lang w:val="es-ES"/>
+        </w:rPr>
+        <w:t>nálisis DAFO aplicado al proyecto</w:t>
+      </w:r>
+      <w:r>
+        <w:rPr>
+          <w:lang w:val="es-ES"/>
+        </w:rPr>
+        <w:t>:</w:t>
+      </w:r>
+      <w:r>
+        <w:rPr>
+          <w:lang w:val="es-ES"/>
+        </w:rPr>
+        <w:t xml:space="preserve"> </w:t>
       </w:r>
     </w:p>
     <w:p>
       <w:pPr>
         <w:numPr>
           <w:ilvl w:val="0"/>
-          <w:numId w:val="15"/>
+          <w:numId w:val="12"/>
         </w:numPr>
         <w:rPr>
           <w:lang w:val="es-ES"/>
@@ -7008,7 +6995,7 @@
       <w:pPr>
         <w:numPr>
           <w:ilvl w:val="0"/>
-          <w:numId w:val="15"/>
+          <w:numId w:val="12"/>
         </w:numPr>
         <w:rPr>
           <w:lang w:val="es-ES"/>
@@ -7047,7 +7034,7 @@
       <w:pPr>
         <w:numPr>
           <w:ilvl w:val="0"/>
-          <w:numId w:val="15"/>
+          <w:numId w:val="12"/>
         </w:numPr>
         <w:rPr>
           <w:lang w:val="es-ES"/>
@@ -7072,7 +7059,7 @@
       <w:pPr>
         <w:numPr>
           <w:ilvl w:val="0"/>
-          <w:numId w:val="15"/>
+          <w:numId w:val="12"/>
         </w:numPr>
         <w:rPr>
           <w:lang w:val="es-ES"/>
@@ -7101,7 +7088,7 @@
           <w:lang w:val="es-ES"/>
         </w:rPr>
       </w:pPr>
-      <w:bookmarkStart w:id="20" w:name="_Toc244169089"/>
+      <w:bookmarkStart w:id="20" w:name="_Toc244175408"/>
       <w:r>
         <w:rPr>
           <w:lang w:val="es-ES"/>
@@ -7218,7 +7205,7 @@
       <w:pPr>
         <w:numPr>
           <w:ilvl w:val="0"/>
-          <w:numId w:val="16"/>
+          <w:numId w:val="13"/>
         </w:numPr>
         <w:rPr>
           <w:lang w:val="es-ES"/>
@@ -7243,7 +7230,7 @@
       <w:pPr>
         <w:numPr>
           <w:ilvl w:val="0"/>
-          <w:numId w:val="16"/>
+          <w:numId w:val="13"/>
         </w:numPr>
         <w:rPr>
           <w:lang w:val="es-ES"/>
@@ -7282,7 +7269,7 @@
       <w:pPr>
         <w:numPr>
           <w:ilvl w:val="0"/>
-          <w:numId w:val="16"/>
+          <w:numId w:val="13"/>
         </w:numPr>
         <w:rPr>
           <w:lang w:val="es-ES"/>
@@ -7335,7 +7322,7 @@
       <w:pPr>
         <w:numPr>
           <w:ilvl w:val="0"/>
-          <w:numId w:val="16"/>
+          <w:numId w:val="13"/>
         </w:numPr>
         <w:rPr>
           <w:lang w:val="es-ES"/>
@@ -7376,15 +7363,436 @@
         <w:rPr>
           <w:lang w:val="es-ES"/>
         </w:rPr>
-        <w:t xml:space="preserve"> Diseño de vistas XML, conexión del Socket cliente y desarrollo del CRUD de pacientes con generación de códigos QR.</w:t>
-      </w:r>
-    </w:p>
-    <w:p>
-      <w:pPr>
+        <w:t xml:space="preserve"> Diseño de vistas XML, conexión del Socket cliente y desarrollo del CRUD de pacientes</w:t>
+      </w:r>
+      <w:r>
+        <w:rPr>
+          <w:lang w:val="es-ES"/>
+        </w:rPr>
+        <w:t>.</w:t>
+      </w:r>
+    </w:p>
+    <w:p>
+      <w:pPr>
+        <w:numPr>
+          <w:ilvl w:val="0"/>
+          <w:numId w:val="13"/>
+        </w:numPr>
+        <w:rPr>
+          <w:lang w:val="es-ES"/>
+        </w:rPr>
+      </w:pPr>
+      <w:r>
+        <w:rPr>
+          <w:b/>
+          <w:bCs/>
+          <w:lang w:val="es-ES"/>
+        </w:rPr>
+        <w:t>Aplicación Móvil Android (24-11-26 al 1-12-26):</w:t>
+      </w:r>
+      <w:r>
+        <w:rPr>
+          <w:lang w:val="es-ES"/>
+        </w:rPr>
+        <w:t xml:space="preserve"> Desarrollo de la interfaz en </w:t>
+      </w:r>
+      <w:proofErr w:type="spellStart"/>
+      <w:r>
+        <w:rPr>
+          <w:lang w:val="es-ES"/>
+        </w:rPr>
+        <w:t>Kotlin</w:t>
+      </w:r>
+      <w:proofErr w:type="spellEnd"/>
+      <w:r>
+        <w:rPr>
+          <w:lang w:val="es-ES"/>
+        </w:rPr>
+        <w:t xml:space="preserve">, manejo de conexiones en segundo plano mediante </w:t>
+      </w:r>
+      <w:proofErr w:type="spellStart"/>
+      <w:r>
+        <w:rPr>
+          <w:lang w:val="es-ES"/>
+        </w:rPr>
+        <w:t>corrutina</w:t>
+      </w:r>
+      <w:r>
+        <w:rPr>
+          <w:lang w:val="es-ES"/>
+        </w:rPr>
+        <w:t>s</w:t>
+      </w:r>
+      <w:proofErr w:type="spellEnd"/>
+      <w:r>
+        <w:rPr>
+          <w:lang w:val="es-ES"/>
+        </w:rPr>
+        <w:t>.</w:t>
+      </w:r>
+    </w:p>
+    <w:p>
+      <w:pPr>
+        <w:rPr>
+          <w:lang w:val="es-ES"/>
+        </w:rPr>
+      </w:pPr>
+    </w:p>
+    <w:p>
+      <w:pPr>
+        <w:pStyle w:val="Ttulo2"/>
+        <w:rPr>
+          <w:lang w:val="es-ES"/>
+        </w:rPr>
+      </w:pPr>
+      <w:bookmarkStart w:id="21" w:name="_Toc244175409"/>
+      <w:r>
+        <w:rPr>
+          <w:lang w:val="es-ES"/>
+        </w:rPr>
+        <w:lastRenderedPageBreak/>
+        <w:t>5.4. Planificación Real y Desviaciones</w:t>
+      </w:r>
+      <w:bookmarkEnd w:id="21"/>
+    </w:p>
+    <w:p>
+      <w:pPr>
+        <w:rPr>
+          <w:lang w:val="es-ES"/>
+        </w:rPr>
+      </w:pPr>
+      <w:r>
+        <w:rPr>
+          <w:lang w:val="es-ES"/>
+        </w:rPr>
+        <w:t xml:space="preserve">(Nota: La normativa exige explicar las desviaciones relevantes y mostrar la planificación real. Este apartado debes dejarlo con el título puesto, pero lo rellenarás al final del semestre comparando lo que planeaste en "image_d1c204.png" con lo que realmente tardaste). </w:t>
+      </w:r>
+    </w:p>
+    <w:p>
+      <w:r>
+        <w:br w:type="page"/>
+      </w:r>
+    </w:p>
+    <w:p>
+      <w:pPr>
+        <w:pStyle w:val="Ttulo1"/>
+        <w:numPr>
+          <w:ilvl w:val="0"/>
+          <w:numId w:val="1"/>
+        </w:numPr>
+      </w:pPr>
+      <w:bookmarkStart w:id="22" w:name="_Toc244175410"/>
+      <w:r>
+        <w:lastRenderedPageBreak/>
+        <w:t>Análisis del proyecto</w:t>
+      </w:r>
+      <w:bookmarkEnd w:id="22"/>
+      <w:r>
+        <w:t xml:space="preserve"> </w:t>
+      </w:r>
+    </w:p>
+    <w:p>
+      <w:r>
+        <w:t>(8-16 páginas)</w:t>
+      </w:r>
+    </w:p>
+    <w:p>
+      <w:pPr>
+        <w:pStyle w:val="Ttulo2"/>
+        <w:numPr>
+          <w:ilvl w:val="1"/>
+          <w:numId w:val="1"/>
+        </w:numPr>
+      </w:pPr>
+      <w:bookmarkStart w:id="23" w:name="_Toc244175411"/>
+      <w:r>
+        <w:t>requisitos funcionales</w:t>
+      </w:r>
+      <w:bookmarkEnd w:id="23"/>
+      <w:r>
+        <w:t xml:space="preserve"> </w:t>
+      </w:r>
+    </w:p>
+    <w:p>
+      <w:r>
+        <w:t>Requisitos Funcionales (RF):</w:t>
+      </w:r>
+    </w:p>
+    <w:p>
+      <w:pPr>
+        <w:pStyle w:val="Prrafodelista"/>
+        <w:numPr>
+          <w:ilvl w:val="0"/>
+          <w:numId w:val="3"/>
+        </w:numPr>
+      </w:pPr>
+      <w:r>
+        <w:t xml:space="preserve">RF1. Autenticación y Autorización por Roles: El sistema debe exigir el inicio de sesión validando credenciales y habilitando vistas y funciones específicas según el rol del trabajador (Administrativo, Médico, Enfermero/a).   </w:t>
+      </w:r>
+    </w:p>
+    <w:p>
+      <w:pPr>
+        <w:pStyle w:val="Prrafodelista"/>
+        <w:numPr>
+          <w:ilvl w:val="0"/>
+          <w:numId w:val="3"/>
+        </w:numPr>
+      </w:pPr>
+      <w:r>
+        <w:t>RF2. Gestión Administrativa (CRUD): La aplicación de escritorio debe permitir a los usuarios autorizados crear, visualizar, actualizar y eliminar registros de pacientes, trabajadores, especialidades.</w:t>
+      </w:r>
+    </w:p>
+    <w:p>
+      <w:pPr>
+        <w:pStyle w:val="Prrafodelista"/>
+        <w:numPr>
+          <w:ilvl w:val="0"/>
+          <w:numId w:val="3"/>
+        </w:numPr>
+      </w:pPr>
+      <w:r>
+        <w:t xml:space="preserve">RF3. Generación e Identificación QR: La aplicación de escritorio debe generar e imprimir un código QR con el nombre del cliente para su pulsera. La aplicación móvil Android debe incluir un módulo que utilice la cámara del dispositivo para escanear dicha pulsera y abrir automáticamente la ficha del paciente.   </w:t>
+      </w:r>
+    </w:p>
+    <w:p>
+      <w:pPr>
+        <w:pStyle w:val="Prrafodelista"/>
+        <w:numPr>
+          <w:ilvl w:val="0"/>
+          <w:numId w:val="3"/>
+        </w:numPr>
+      </w:pPr>
+      <w:r>
+        <w:t xml:space="preserve">RF4. Gestión de Citas e Historiales: El personal médico y de enfermería debe poder consultar las citas asignadas para el día </w:t>
+      </w:r>
+      <w:r>
+        <w:t xml:space="preserve">y </w:t>
+      </w:r>
+      <w:r>
+        <w:t xml:space="preserve">el medico podrá </w:t>
+      </w:r>
+      <w:r>
+        <w:t xml:space="preserve">registrar observaciones médicas o pruebas directamente en el historial clínico del </w:t>
+      </w:r>
+      <w:r>
+        <w:t>paciente,</w:t>
+      </w:r>
+      <w:r>
+        <w:t xml:space="preserve"> pero el enfermero solo podrá dejar comentarios, cada uno usando su aplicación.</w:t>
+      </w:r>
+    </w:p>
+    <w:p>
+      <w:pPr>
+        <w:pStyle w:val="Prrafodelista"/>
+        <w:numPr>
+          <w:ilvl w:val="0"/>
+          <w:numId w:val="3"/>
+        </w:numPr>
+      </w:pPr>
+      <w:r>
+        <w:t xml:space="preserve">RF5. Comunicación Intermedia Segura: Las aplicaciones cliente (escritorio y móvil) no accederán directamente a la base de datos, sino que enviarán peticiones estructuradas mediante Sockets a un servidor </w:t>
+      </w:r>
+      <w:proofErr w:type="spellStart"/>
+      <w:r>
+        <w:t>backend</w:t>
+      </w:r>
+      <w:proofErr w:type="spellEnd"/>
+      <w:r>
+        <w:t xml:space="preserve"> propio que procesará las consultas.</w:t>
+      </w:r>
+    </w:p>
+    <w:p>
+      <w:pPr>
+        <w:pStyle w:val="Ttulo2"/>
+        <w:numPr>
+          <w:ilvl w:val="1"/>
+          <w:numId w:val="1"/>
+        </w:numPr>
+      </w:pPr>
+      <w:bookmarkStart w:id="24" w:name="_Toc244175412"/>
+      <w:r>
+        <w:t>requisitos no funcionale</w:t>
+      </w:r>
+      <w:r>
+        <w:t>s</w:t>
+      </w:r>
+      <w:bookmarkEnd w:id="24"/>
+    </w:p>
+    <w:p>
+      <w:pPr>
+        <w:pStyle w:val="Prrafodelista"/>
+        <w:numPr>
+          <w:ilvl w:val="0"/>
+          <w:numId w:val="15"/>
+        </w:numPr>
+      </w:pPr>
+      <w:r>
+        <w:t xml:space="preserve">RNF1. Seguridad y Criptografía: Las contraseñas de los usuarios deben almacenarse de forma unidireccional utilizando algoritmos hash, protegiendo así el acceso a datos sensibles.   </w:t>
+      </w:r>
+    </w:p>
+    <w:p>
+      <w:pPr>
+        <w:pStyle w:val="Prrafodelista"/>
+        <w:numPr>
+          <w:ilvl w:val="0"/>
+          <w:numId w:val="15"/>
+        </w:numPr>
+      </w:pPr>
+      <w:r>
+        <w:t xml:space="preserve">RNF2. Alta Concurrencia: El servidor </w:t>
+      </w:r>
+      <w:proofErr w:type="spellStart"/>
+      <w:r>
+        <w:t>backend</w:t>
+      </w:r>
+      <w:proofErr w:type="spellEnd"/>
+      <w:r>
+        <w:t xml:space="preserve"> Java debe estar estructurado mediante programación multihilo (</w:t>
+      </w:r>
+      <w:proofErr w:type="spellStart"/>
+      <w:r>
+        <w:t>Threads</w:t>
+      </w:r>
+      <w:proofErr w:type="spellEnd"/>
+      <w:r>
+        <w:t>) para ser capaz de recibir y atender peticiones simultáneas de la app móvil y de la app de escritorio sin bloquearse.</w:t>
+      </w:r>
+    </w:p>
+    <w:p>
+      <w:pPr>
+        <w:pStyle w:val="Prrafodelista"/>
+        <w:numPr>
+          <w:ilvl w:val="0"/>
+          <w:numId w:val="15"/>
+        </w:numPr>
+      </w:pPr>
+      <w:r>
+        <w:t>RNF3. Usabilidad (UX/UI): Las interfaces deben estar adaptadas a su entorno de uso: un entorno de escritorio con teclado/ratón (</w:t>
+      </w:r>
+      <w:r>
+        <w:t>Java Swing</w:t>
+      </w:r>
+      <w:r>
+        <w:t xml:space="preserve">) para tareas administrativas </w:t>
+      </w:r>
+      <w:r>
+        <w:lastRenderedPageBreak/>
+        <w:t xml:space="preserve">densas, y un entorno táctil ágil y rápido (Android) para consultas rápidas de pie en planta.   </w:t>
+      </w:r>
+    </w:p>
+    <w:p>
+      <w:pPr>
+        <w:pStyle w:val="Prrafodelista"/>
+        <w:numPr>
+          <w:ilvl w:val="0"/>
+          <w:numId w:val="15"/>
+        </w:numPr>
+      </w:pPr>
+      <w:r>
+        <w:t xml:space="preserve">RNF4. Persistencia e Integridad: La base de datos (MySQL) debe mantener una estricta integridad referencial de los datos. La conexión entre el servidor y la base de datos se gestionará de manera segura utilizando </w:t>
+      </w:r>
+      <w:proofErr w:type="spellStart"/>
+      <w:r>
+        <w:t>Hibernate</w:t>
+      </w:r>
+      <w:proofErr w:type="spellEnd"/>
+      <w:r>
+        <w:t xml:space="preserve"> (ORM).   </w:t>
+      </w:r>
+    </w:p>
+    <w:p>
+      <w:pPr>
+        <w:pStyle w:val="Ttulo2"/>
+        <w:numPr>
+          <w:ilvl w:val="1"/>
+          <w:numId w:val="1"/>
+        </w:numPr>
+      </w:pPr>
+      <w:bookmarkStart w:id="25" w:name="_Toc244175413"/>
+      <w:r>
+        <w:t>Reglas de negocio</w:t>
+      </w:r>
+      <w:bookmarkEnd w:id="25"/>
+    </w:p>
+    <w:p>
+      <w:pPr>
+        <w:pStyle w:val="Prrafodelista"/>
         <w:numPr>
           <w:ilvl w:val="0"/>
           <w:numId w:val="16"/>
         </w:numPr>
+      </w:pPr>
+      <w:r>
+        <w:t>Cliente no puede tener repetida una cita</w:t>
+      </w:r>
+    </w:p>
+    <w:p>
+      <w:pPr>
+        <w:pStyle w:val="Prrafodelista"/>
+        <w:numPr>
+          <w:ilvl w:val="0"/>
+          <w:numId w:val="16"/>
+        </w:numPr>
+      </w:pPr>
+      <w:r>
+        <w:t xml:space="preserve">Un </w:t>
+      </w:r>
+      <w:r>
+        <w:t>médico</w:t>
+      </w:r>
+      <w:r>
+        <w:t xml:space="preserve"> no puede tener en una misma franja horaria de 15 min </w:t>
+      </w:r>
+      <w:r>
+        <w:t>más</w:t>
+      </w:r>
+      <w:r>
+        <w:t xml:space="preserve"> de una visita</w:t>
+      </w:r>
+    </w:p>
+    <w:p>
+      <w:pPr>
+        <w:pStyle w:val="Prrafodelista"/>
+        <w:numPr>
+          <w:ilvl w:val="0"/>
+          <w:numId w:val="16"/>
+        </w:numPr>
+      </w:pPr>
+      <w:r>
+        <w:t>Los administrativos y enfermeros no tendrán acceso de escritura, solo lectura, de los informes de pacientes</w:t>
+      </w:r>
+    </w:p>
+    <w:p>
+      <w:pPr>
+        <w:pStyle w:val="Prrafodelista"/>
+        <w:numPr>
+          <w:ilvl w:val="0"/>
+          <w:numId w:val="16"/>
+        </w:numPr>
+      </w:pPr>
+      <w:r>
+        <w:t>Solo los administrativos podrán generar y modificar citas</w:t>
+      </w:r>
+    </w:p>
+    <w:p>
+      <w:pPr>
+        <w:pStyle w:val="Ttulo2"/>
+        <w:numPr>
+          <w:ilvl w:val="1"/>
+          <w:numId w:val="1"/>
+        </w:numPr>
+      </w:pPr>
+      <w:bookmarkStart w:id="26" w:name="_Toc244175414"/>
+      <w:r>
+        <w:t>Ac</w:t>
+      </w:r>
+      <w:r>
+        <w:t>tores y casos de uso</w:t>
+      </w:r>
+      <w:bookmarkEnd w:id="26"/>
+    </w:p>
+    <w:p>
+      <w:pPr>
         <w:rPr>
           <w:lang w:val="es-ES"/>
         </w:rPr>
@@ -7395,390 +7803,288 @@
           <w:bCs/>
           <w:lang w:val="es-ES"/>
         </w:rPr>
-        <w:t>Aplicación Móvil Android (24-11-26 al 1-12-26):</w:t>
-      </w:r>
-      <w:r>
-        <w:rPr>
-          <w:lang w:val="es-ES"/>
-        </w:rPr>
-        <w:t xml:space="preserve"> Desarrollo de la interfaz en </w:t>
-      </w:r>
-      <w:proofErr w:type="spellStart"/>
-      <w:r>
-        <w:rPr>
-          <w:lang w:val="es-ES"/>
-        </w:rPr>
-        <w:t>Kotlin</w:t>
-      </w:r>
-      <w:proofErr w:type="spellEnd"/>
-      <w:r>
-        <w:rPr>
-          <w:lang w:val="es-ES"/>
-        </w:rPr>
-        <w:t xml:space="preserve">, manejo de conexiones en segundo plano mediante </w:t>
-      </w:r>
-      <w:proofErr w:type="spellStart"/>
-      <w:r>
-        <w:rPr>
-          <w:lang w:val="es-ES"/>
-        </w:rPr>
-        <w:t>corrutinas</w:t>
-      </w:r>
-      <w:proofErr w:type="spellEnd"/>
-      <w:r>
-        <w:rPr>
-          <w:lang w:val="es-ES"/>
-        </w:rPr>
-        <w:t xml:space="preserve"> e integración de la cámara para la lectura del QR.</w:t>
-      </w:r>
-    </w:p>
-    <w:p>
-      <w:pPr>
-        <w:rPr>
-          <w:lang w:val="es-ES"/>
-        </w:rPr>
-      </w:pPr>
-    </w:p>
-    <w:p>
-      <w:pPr>
-        <w:pStyle w:val="Ttulo2"/>
-        <w:rPr>
-          <w:lang w:val="es-ES"/>
-        </w:rPr>
-      </w:pPr>
-      <w:bookmarkStart w:id="21" w:name="_Toc244169090"/>
-      <w:r>
-        <w:rPr>
-          <w:lang w:val="es-ES"/>
-        </w:rPr>
-        <w:t>5.4. Planificación Real y Desviaciones</w:t>
-      </w:r>
-      <w:bookmarkEnd w:id="21"/>
-    </w:p>
-    <w:p>
-      <w:pPr>
-        <w:rPr>
-          <w:lang w:val="es-ES"/>
-        </w:rPr>
-      </w:pPr>
-      <w:r>
-        <w:rPr>
-          <w:lang w:val="es-ES"/>
-        </w:rPr>
-        <w:t xml:space="preserve">(Nota: La normativa exige explicar las desviaciones relevantes y mostrar la planificación real. Este apartado debes dejarlo con el título puesto, pero lo rellenarás al final del semestre comparando lo que planeaste en "image_d1c204.png" con lo que realmente tardaste). </w:t>
-      </w:r>
-    </w:p>
-    <w:p>
-      <w:r>
-        <w:br w:type="page"/>
-      </w:r>
-    </w:p>
-    <w:p>
-      <w:pPr>
-        <w:pStyle w:val="Ttulo1"/>
+        <w:t xml:space="preserve">1. Actor: Administrativo / Recepcionista (Aplicación de Escritorio - </w:t>
+      </w:r>
+      <w:r>
+        <w:rPr>
+          <w:b/>
+          <w:bCs/>
+        </w:rPr>
+        <w:t>Java Swing</w:t>
+      </w:r>
+      <w:r>
+        <w:rPr>
+          <w:b/>
+          <w:bCs/>
+          <w:lang w:val="es-ES"/>
+        </w:rPr>
+        <w:t>)</w:t>
+      </w:r>
+      <w:r>
+        <w:rPr>
+          <w:lang w:val="es-ES"/>
+        </w:rPr>
+        <w:t xml:space="preserve"> Este perfil se encarga de la gestión inicial y del flujo organizativo de la clínica. Sus casos de uso principales son:</w:t>
+      </w:r>
+    </w:p>
+    <w:p>
+      <w:pPr>
         <w:numPr>
           <w:ilvl w:val="0"/>
-          <w:numId w:val="1"/>
-        </w:numPr>
-      </w:pPr>
-      <w:bookmarkStart w:id="22" w:name="_Toc244169091"/>
-      <w:r>
-        <w:lastRenderedPageBreak/>
-        <w:t>Análisis del proyecto</w:t>
-      </w:r>
-      <w:bookmarkEnd w:id="22"/>
-      <w:r>
+          <w:numId w:val="4"/>
+        </w:numPr>
+        <w:rPr>
+          <w:lang w:val="es-ES"/>
+        </w:rPr>
+      </w:pPr>
+      <w:r>
+        <w:rPr>
+          <w:b/>
+          <w:bCs/>
+          <w:lang w:val="es-ES"/>
+        </w:rPr>
+        <w:t>CU-A01. Iniciar sesión:</w:t>
+      </w:r>
+      <w:r>
+        <w:rPr>
+          <w:lang w:val="es-ES"/>
+        </w:rPr>
+        <w:t xml:space="preserve"> Acceder al sistema introduciendo sus credenciales, que serán validadas por el servidor.</w:t>
+      </w:r>
+    </w:p>
+    <w:p>
+      <w:pPr>
+        <w:numPr>
+          <w:ilvl w:val="0"/>
+          <w:numId w:val="4"/>
+        </w:numPr>
+        <w:rPr>
+          <w:lang w:val="es-ES"/>
+        </w:rPr>
+      </w:pPr>
+      <w:r>
+        <w:rPr>
+          <w:b/>
+          <w:bCs/>
+          <w:lang w:val="es-ES"/>
+        </w:rPr>
+        <w:t>CU-A02. Consultar Agenda:</w:t>
+      </w:r>
+      <w:r>
+        <w:rPr>
+          <w:lang w:val="es-ES"/>
+        </w:rPr>
         <w:t xml:space="preserve"> </w:t>
       </w:r>
-    </w:p>
-    <w:p>
-      <w:r>
-        <w:t>(8-16 páginas)</w:t>
-      </w:r>
-    </w:p>
-    <w:p>
-      <w:pPr>
-        <w:pStyle w:val="Ttulo2"/>
-        <w:numPr>
-          <w:ilvl w:val="1"/>
-          <w:numId w:val="1"/>
-        </w:numPr>
-      </w:pPr>
-      <w:bookmarkStart w:id="23" w:name="_Toc244169092"/>
-      <w:r>
-        <w:t>requisitos funcionales</w:t>
-      </w:r>
-      <w:bookmarkEnd w:id="23"/>
-      <w:r>
-        <w:t xml:space="preserve"> </w:t>
-      </w:r>
-    </w:p>
-    <w:p>
-      <w:r>
-        <w:t>Requisitos Funcionales (RF):</w:t>
-      </w:r>
-    </w:p>
-    <w:p>
-      <w:pPr>
-        <w:pStyle w:val="Prrafodelista"/>
+      <w:r>
+        <w:t>Visualizar la agenda de citas médicas programadas</w:t>
+      </w:r>
+    </w:p>
+    <w:p>
+      <w:pPr>
+        <w:numPr>
+          <w:ilvl w:val="0"/>
+          <w:numId w:val="4"/>
+        </w:numPr>
+        <w:rPr>
+          <w:lang w:val="es-ES"/>
+        </w:rPr>
+      </w:pPr>
+      <w:r>
+        <w:rPr>
+          <w:b/>
+          <w:bCs/>
+          <w:lang w:val="es-ES"/>
+        </w:rPr>
+        <w:t>CU-A0</w:t>
+      </w:r>
+      <w:r>
+        <w:rPr>
+          <w:b/>
+          <w:bCs/>
+          <w:lang w:val="es-ES"/>
+        </w:rPr>
+        <w:t>3</w:t>
+      </w:r>
+      <w:r>
+        <w:rPr>
+          <w:b/>
+          <w:bCs/>
+          <w:lang w:val="es-ES"/>
+        </w:rPr>
+        <w:t>. Gestión de Pacientes (CRUD):</w:t>
+      </w:r>
+      <w:r>
+        <w:rPr>
+          <w:lang w:val="es-ES"/>
+        </w:rPr>
+        <w:t xml:space="preserve"> Dar de alta a nuevos pacientes, consultar sus datos personales, modificarlos o darlos de baja.</w:t>
+      </w:r>
+    </w:p>
+    <w:p>
+      <w:pPr>
+        <w:numPr>
+          <w:ilvl w:val="0"/>
+          <w:numId w:val="4"/>
+        </w:numPr>
+        <w:rPr>
+          <w:lang w:val="es-ES"/>
+        </w:rPr>
+      </w:pPr>
+      <w:r>
+        <w:rPr>
+          <w:b/>
+          <w:bCs/>
+          <w:lang w:val="es-ES"/>
+        </w:rPr>
+        <w:t>CU-A0</w:t>
+      </w:r>
+      <w:r>
+        <w:rPr>
+          <w:b/>
+          <w:bCs/>
+          <w:lang w:val="es-ES"/>
+        </w:rPr>
+        <w:t>4</w:t>
+      </w:r>
+      <w:r>
+        <w:rPr>
+          <w:b/>
+          <w:bCs/>
+          <w:lang w:val="es-ES"/>
+        </w:rPr>
+        <w:t>. Gestión de Citas:</w:t>
+      </w:r>
+      <w:r>
+        <w:rPr>
+          <w:lang w:val="es-ES"/>
+        </w:rPr>
+        <w:t xml:space="preserve"> Consultar la disponibilidad de los médicos, asignar una nueva cita a un paciente, modificar la fecha/hora o cancelarla.</w:t>
+      </w:r>
+    </w:p>
+    <w:p>
+      <w:pPr>
+        <w:rPr>
+          <w:lang w:val="es-ES"/>
+        </w:rPr>
+      </w:pPr>
+      <w:r>
+        <w:rPr>
+          <w:b/>
+          <w:bCs/>
+          <w:lang w:val="es-ES"/>
+        </w:rPr>
+        <w:t xml:space="preserve">2. Actor: Médico (Aplicación de Escritorio - </w:t>
+      </w:r>
+      <w:r>
+        <w:rPr>
+          <w:b/>
+          <w:bCs/>
+        </w:rPr>
+        <w:t>Java Swing</w:t>
+      </w:r>
+      <w:r>
+        <w:rPr>
+          <w:b/>
+          <w:bCs/>
+          <w:lang w:val="es-ES"/>
+        </w:rPr>
+        <w:t>)</w:t>
+      </w:r>
+      <w:r>
+        <w:rPr>
+          <w:lang w:val="es-ES"/>
+        </w:rPr>
+        <w:t xml:space="preserve"> El personal médico requiere un entorno de escritorio para poder redactar diagnósticos extensos y revisar historiales con comodidad. Sus casos de uso principales son:</w:t>
+      </w:r>
+    </w:p>
+    <w:p>
+      <w:pPr>
         <w:numPr>
           <w:ilvl w:val="0"/>
           <w:numId w:val="5"/>
         </w:numPr>
-      </w:pPr>
-      <w:r>
-        <w:t xml:space="preserve">RF1. Autenticación y Autorización por Roles: El sistema debe exigir el inicio de sesión validando credenciales y habilitando vistas y funciones específicas según el rol del trabajador (Administrativo, Médico, Enfermero/a).   </w:t>
-      </w:r>
-    </w:p>
-    <w:p>
-      <w:pPr>
-        <w:pStyle w:val="Prrafodelista"/>
+        <w:rPr>
+          <w:lang w:val="es-ES"/>
+        </w:rPr>
+      </w:pPr>
+      <w:r>
+        <w:rPr>
+          <w:b/>
+          <w:bCs/>
+          <w:lang w:val="es-ES"/>
+        </w:rPr>
+        <w:t>CU-M01. Iniciar sesión:</w:t>
+      </w:r>
+      <w:r>
+        <w:rPr>
+          <w:lang w:val="es-ES"/>
+        </w:rPr>
+        <w:t xml:space="preserve"> Acceso al sistema bajo el rol de Médico.</w:t>
+      </w:r>
+    </w:p>
+    <w:p>
+      <w:pPr>
         <w:numPr>
           <w:ilvl w:val="0"/>
           <w:numId w:val="5"/>
         </w:numPr>
-      </w:pPr>
-      <w:r>
-        <w:t>RF2. Gestión Administrativa (CRUD): La aplicación de escritorio debe permitir a los usuarios autorizados crear, visualizar, actualizar y eliminar registros de pacientes, trabajadores, especialidades.</w:t>
-      </w:r>
-    </w:p>
-    <w:p>
-      <w:pPr>
-        <w:pStyle w:val="Prrafodelista"/>
+        <w:rPr>
+          <w:lang w:val="es-ES"/>
+        </w:rPr>
+      </w:pPr>
+      <w:r>
+        <w:rPr>
+          <w:b/>
+          <w:bCs/>
+          <w:lang w:val="es-ES"/>
+        </w:rPr>
+        <w:t>CU-M02. Consultar Agenda:</w:t>
+      </w:r>
+      <w:r>
+        <w:t xml:space="preserve"> </w:t>
+      </w:r>
+      <w:r>
+        <w:t>Visualizar la agenda de citas médicas programadas</w:t>
+      </w:r>
+      <w:r>
+        <w:rPr>
+          <w:lang w:val="es-ES"/>
+        </w:rPr>
+        <w:t>.</w:t>
+      </w:r>
+    </w:p>
+    <w:p>
+      <w:pPr>
         <w:numPr>
           <w:ilvl w:val="0"/>
           <w:numId w:val="5"/>
         </w:numPr>
-      </w:pPr>
-      <w:r>
-        <w:t xml:space="preserve">RF3. Generación e Identificación QR: La aplicación de escritorio debe generar e imprimir un código QR con el nombre del cliente para su pulsera. La aplicación móvil Android debe incluir un módulo que utilice la cámara del dispositivo para escanear dicha pulsera y abrir automáticamente la ficha del paciente.   </w:t>
-      </w:r>
-    </w:p>
-    <w:p>
-      <w:pPr>
-        <w:pStyle w:val="Prrafodelista"/>
+        <w:rPr>
+          <w:lang w:val="es-ES"/>
+        </w:rPr>
+      </w:pPr>
+      <w:r>
+        <w:rPr>
+          <w:b/>
+          <w:bCs/>
+          <w:lang w:val="es-ES"/>
+        </w:rPr>
+        <w:t>CU-M03. Consultar Historial Clínico:</w:t>
+      </w:r>
+      <w:r>
+        <w:rPr>
+          <w:lang w:val="es-ES"/>
+        </w:rPr>
+        <w:t xml:space="preserve"> Acceder al registro médico completo de un paciente asignado.</w:t>
+      </w:r>
+    </w:p>
+    <w:p>
+      <w:pPr>
         <w:numPr>
           <w:ilvl w:val="0"/>
           <w:numId w:val="5"/>
         </w:numPr>
-      </w:pPr>
-      <w:r>
-        <w:t xml:space="preserve">RF4. Gestión de Citas e Historiales: El personal médico y de enfermería debe poder consultar las citas asignadas para el día y registrar observaciones médicas o pruebas directamente en el historial clínico del paciente.   </w:t>
-      </w:r>
-    </w:p>
-    <w:p>
-      <w:pPr>
-        <w:pStyle w:val="Prrafodelista"/>
-        <w:numPr>
-          <w:ilvl w:val="0"/>
-          <w:numId w:val="5"/>
-        </w:numPr>
-      </w:pPr>
-      <w:r>
-        <w:t xml:space="preserve">RF5. Comunicación Intermedia Segura: Las aplicaciones cliente (escritorio y móvil) no accederán directamente a la base de datos, sino que enviarán peticiones estructuradas mediante Sockets a un servidor </w:t>
-      </w:r>
-      <w:proofErr w:type="spellStart"/>
-      <w:r>
-        <w:t>backend</w:t>
-      </w:r>
-      <w:proofErr w:type="spellEnd"/>
-      <w:r>
-        <w:t xml:space="preserve"> propio que procesará las consultas.</w:t>
-      </w:r>
-    </w:p>
-    <w:p>
-      <w:pPr>
-        <w:pStyle w:val="Ttulo2"/>
-        <w:numPr>
-          <w:ilvl w:val="1"/>
-          <w:numId w:val="1"/>
-        </w:numPr>
-      </w:pPr>
-      <w:bookmarkStart w:id="24" w:name="_Toc244169093"/>
-      <w:r>
-        <w:t>requisitos no funcionale</w:t>
-      </w:r>
-      <w:r>
-        <w:t>s</w:t>
-      </w:r>
-      <w:bookmarkEnd w:id="24"/>
-    </w:p>
-    <w:p>
-      <w:pPr>
-        <w:pStyle w:val="Prrafodelista"/>
-        <w:numPr>
-          <w:ilvl w:val="0"/>
-          <w:numId w:val="18"/>
-        </w:numPr>
-      </w:pPr>
-      <w:r>
-        <w:t xml:space="preserve">RNF1. Seguridad y Criptografía: Las contraseñas de los usuarios deben almacenarse de forma unidireccional utilizando algoritmos hash, protegiendo así el acceso a datos sensibles.   </w:t>
-      </w:r>
-    </w:p>
-    <w:p>
-      <w:pPr>
-        <w:pStyle w:val="Prrafodelista"/>
-        <w:numPr>
-          <w:ilvl w:val="0"/>
-          <w:numId w:val="18"/>
-        </w:numPr>
-      </w:pPr>
-      <w:r>
-        <w:t xml:space="preserve">RNF2. Alta Concurrencia: El servidor </w:t>
-      </w:r>
-      <w:proofErr w:type="spellStart"/>
-      <w:r>
-        <w:t>backend</w:t>
-      </w:r>
-      <w:proofErr w:type="spellEnd"/>
-      <w:r>
-        <w:t xml:space="preserve"> Java debe estar estructurado mediante programación multihilo (</w:t>
-      </w:r>
-      <w:proofErr w:type="spellStart"/>
-      <w:r>
-        <w:t>Threads</w:t>
-      </w:r>
-      <w:proofErr w:type="spellEnd"/>
-      <w:r>
-        <w:t>) para ser capaz de recibir y atender peticiones simultáneas de la app móvil y de la app de escritorio sin bloquearse.</w:t>
-      </w:r>
-    </w:p>
-    <w:p>
-      <w:pPr>
-        <w:pStyle w:val="Prrafodelista"/>
-        <w:numPr>
-          <w:ilvl w:val="0"/>
-          <w:numId w:val="18"/>
-        </w:numPr>
-      </w:pPr>
-      <w:r>
-        <w:t>RNF3. Usabilidad (UX/UI): Las interfaces deben estar adaptadas a su entorno de uso: un entorno de escritorio con teclado/ratón (</w:t>
-      </w:r>
-      <w:r>
-        <w:t>Java Swing</w:t>
-      </w:r>
-      <w:r>
-        <w:t xml:space="preserve">) para tareas administrativas densas, y un entorno táctil ágil y rápido (Android) para consultas rápidas de pie en planta.   </w:t>
-      </w:r>
-    </w:p>
-    <w:p>
-      <w:pPr>
-        <w:pStyle w:val="Prrafodelista"/>
-        <w:numPr>
-          <w:ilvl w:val="0"/>
-          <w:numId w:val="18"/>
-        </w:numPr>
-      </w:pPr>
-      <w:r>
-        <w:lastRenderedPageBreak/>
-        <w:t xml:space="preserve">RNF4. Persistencia e Integridad: La base de datos (MySQL) debe mantener una estricta integridad referencial de los datos. La conexión entre el servidor y la base de datos se gestionará de manera segura utilizando </w:t>
-      </w:r>
-      <w:proofErr w:type="spellStart"/>
-      <w:r>
-        <w:t>Hibernate</w:t>
-      </w:r>
-      <w:proofErr w:type="spellEnd"/>
-      <w:r>
-        <w:t xml:space="preserve"> (ORM).   </w:t>
-      </w:r>
-    </w:p>
-    <w:p>
-      <w:pPr>
-        <w:pStyle w:val="Ttulo2"/>
-        <w:numPr>
-          <w:ilvl w:val="1"/>
-          <w:numId w:val="1"/>
-        </w:numPr>
-      </w:pPr>
-      <w:bookmarkStart w:id="25" w:name="_Toc244169094"/>
-      <w:r>
-        <w:t>Reglas de negocio</w:t>
-      </w:r>
-      <w:bookmarkEnd w:id="25"/>
-    </w:p>
-    <w:p>
-      <w:pPr>
-        <w:pStyle w:val="Prrafodelista"/>
-        <w:numPr>
-          <w:ilvl w:val="0"/>
-          <w:numId w:val="19"/>
-        </w:numPr>
-      </w:pPr>
-      <w:r>
-        <w:t>Cliente no puede tener repetida una cita</w:t>
-      </w:r>
-    </w:p>
-    <w:p>
-      <w:pPr>
-        <w:pStyle w:val="Prrafodelista"/>
-        <w:numPr>
-          <w:ilvl w:val="0"/>
-          <w:numId w:val="19"/>
-        </w:numPr>
-      </w:pPr>
-      <w:r>
-        <w:t xml:space="preserve">Un </w:t>
-      </w:r>
-      <w:proofErr w:type="spellStart"/>
-      <w:r>
-        <w:t>medico</w:t>
-      </w:r>
-      <w:proofErr w:type="spellEnd"/>
-      <w:r>
-        <w:t xml:space="preserve"> no puede tener en una misma franja horaria de 15 min </w:t>
-      </w:r>
-      <w:proofErr w:type="spellStart"/>
-      <w:r>
-        <w:t>mas</w:t>
-      </w:r>
-      <w:proofErr w:type="spellEnd"/>
-      <w:r>
-        <w:t xml:space="preserve"> de una visita</w:t>
-      </w:r>
-    </w:p>
-    <w:p>
-      <w:pPr>
-        <w:pStyle w:val="Prrafodelista"/>
-        <w:numPr>
-          <w:ilvl w:val="0"/>
-          <w:numId w:val="19"/>
-        </w:numPr>
-      </w:pPr>
-      <w:r>
-        <w:t>Los administrativos y enfermeros no tendrán acceso de escritura, solo lectura, de los informes de pacientes</w:t>
-      </w:r>
-    </w:p>
-    <w:p>
-      <w:pPr>
-        <w:pStyle w:val="Prrafodelista"/>
-        <w:numPr>
-          <w:ilvl w:val="0"/>
-          <w:numId w:val="19"/>
-        </w:numPr>
-      </w:pPr>
-      <w:r>
-        <w:t>Solo los administrativos podrán generar y modificar citas</w:t>
-      </w:r>
-    </w:p>
-    <w:p>
-      <w:pPr>
-        <w:pStyle w:val="Ttulo2"/>
-        <w:numPr>
-          <w:ilvl w:val="1"/>
-          <w:numId w:val="1"/>
-        </w:numPr>
-      </w:pPr>
-      <w:bookmarkStart w:id="26" w:name="_Toc244169095"/>
-      <w:r>
-        <w:t>Ac</w:t>
-      </w:r>
-      <w:r>
-        <w:t>tores y casos de uso</w:t>
-      </w:r>
-      <w:bookmarkEnd w:id="26"/>
-    </w:p>
-    <w:p>
-      <w:pPr>
         <w:rPr>
           <w:lang w:val="es-ES"/>
         </w:rPr>
@@ -7789,28 +8095,60 @@
           <w:bCs/>
           <w:lang w:val="es-ES"/>
         </w:rPr>
-        <w:t xml:space="preserve">1. Actor: Administrativo / Recepcionista (Aplicación de Escritorio - </w:t>
-      </w:r>
+        <w:lastRenderedPageBreak/>
+        <w:t>CU-M04. Registrar Diagnóstico/Tratamiento:</w:t>
+      </w:r>
+      <w:r>
+        <w:rPr>
+          <w:lang w:val="es-ES"/>
+        </w:rPr>
+        <w:t xml:space="preserve"> Tras la visita, escribir el informe médico, actualizar el diagnóstico y recetar tratamientos, guardando estos datos de forma persistente en el historial.</w:t>
+      </w:r>
+    </w:p>
+    <w:p>
+      <w:pPr>
+        <w:rPr>
+          <w:lang w:val="es-ES"/>
+        </w:rPr>
+      </w:pPr>
       <w:r>
         <w:rPr>
           <w:b/>
           <w:bCs/>
-        </w:rPr>
-        <w:t>Java Swing</w:t>
-      </w:r>
+          <w:lang w:val="es-ES"/>
+        </w:rPr>
+        <w:t>3. Actor: Enfermero/a (Aplicación Móvil - Android)</w:t>
+      </w:r>
+      <w:r>
+        <w:rPr>
+          <w:lang w:val="es-ES"/>
+        </w:rPr>
+        <w:t xml:space="preserve"> Este rol trabaja en movimiento (plantas, boxes, salas de extracción), por lo que interactúa exclusivamente con la aplicación móvil. Sus casos de uso principales son:</w:t>
+      </w:r>
+    </w:p>
+    <w:p>
+      <w:pPr>
+        <w:numPr>
+          <w:ilvl w:val="0"/>
+          <w:numId w:val="6"/>
+        </w:numPr>
+        <w:rPr>
+          <w:lang w:val="es-ES"/>
+        </w:rPr>
+      </w:pPr>
       <w:r>
         <w:rPr>
           <w:b/>
           <w:bCs/>
           <w:lang w:val="es-ES"/>
         </w:rPr>
-        <w:t>)</w:t>
-      </w:r>
-      <w:r>
-        <w:rPr>
-          <w:lang w:val="es-ES"/>
-        </w:rPr>
-        <w:t xml:space="preserve"> Este perfil se encarga de la gestión inicial y del flujo organizativo de la clínica. Sus casos de uso principales son:</w:t>
+        <w:t>CU-E01. Iniciar sesión:</w:t>
+      </w:r>
+      <w:r>
+        <w:rPr>
+          <w:lang w:val="es-ES"/>
+        </w:rPr>
+        <w:t xml:space="preserve"> Acceso al sistema móvil mediante credenciales.</w:t>
       </w:r>
     </w:p>
     <w:p>
@@ -7818,371 +8156,6 @@
         <w:numPr>
           <w:ilvl w:val="0"/>
           <w:numId w:val="6"/>
-        </w:numPr>
-        <w:rPr>
-          <w:lang w:val="es-ES"/>
-        </w:rPr>
-      </w:pPr>
-      <w:r>
-        <w:rPr>
-          <w:b/>
-          <w:bCs/>
-          <w:lang w:val="es-ES"/>
-        </w:rPr>
-        <w:t>CU-A01. Iniciar sesión:</w:t>
-      </w:r>
-      <w:r>
-        <w:rPr>
-          <w:lang w:val="es-ES"/>
-        </w:rPr>
-        <w:t xml:space="preserve"> Acceder al sistema introduciendo sus credenciales, que serán validadas por el servidor.</w:t>
-      </w:r>
-    </w:p>
-    <w:p>
-      <w:pPr>
-        <w:numPr>
-          <w:ilvl w:val="0"/>
-          <w:numId w:val="6"/>
-        </w:numPr>
-        <w:rPr>
-          <w:lang w:val="es-ES"/>
-        </w:rPr>
-      </w:pPr>
-      <w:r>
-        <w:rPr>
-          <w:b/>
-          <w:bCs/>
-          <w:lang w:val="es-ES"/>
-        </w:rPr>
-        <w:t>CU-A02. Consultar Agenda:</w:t>
-      </w:r>
-      <w:r>
-        <w:rPr>
-          <w:lang w:val="es-ES"/>
-        </w:rPr>
-        <w:t xml:space="preserve"> </w:t>
-      </w:r>
-      <w:r>
-        <w:t>Visualizar la agenda de citas médicas programadas</w:t>
-      </w:r>
-    </w:p>
-    <w:p>
-      <w:pPr>
-        <w:numPr>
-          <w:ilvl w:val="0"/>
-          <w:numId w:val="6"/>
-        </w:numPr>
-        <w:rPr>
-          <w:lang w:val="es-ES"/>
-        </w:rPr>
-      </w:pPr>
-      <w:r>
-        <w:rPr>
-          <w:b/>
-          <w:bCs/>
-          <w:lang w:val="es-ES"/>
-        </w:rPr>
-        <w:t>CU-A0</w:t>
-      </w:r>
-      <w:r>
-        <w:rPr>
-          <w:b/>
-          <w:bCs/>
-          <w:lang w:val="es-ES"/>
-        </w:rPr>
-        <w:t>3</w:t>
-      </w:r>
-      <w:r>
-        <w:rPr>
-          <w:b/>
-          <w:bCs/>
-          <w:lang w:val="es-ES"/>
-        </w:rPr>
-        <w:t>. Gestión de Pacientes (CRUD):</w:t>
-      </w:r>
-      <w:r>
-        <w:rPr>
-          <w:lang w:val="es-ES"/>
-        </w:rPr>
-        <w:t xml:space="preserve"> Dar de alta a nuevos pacientes, consultar sus datos personales, modificarlos o darlos de baja.</w:t>
-      </w:r>
-    </w:p>
-    <w:p>
-      <w:pPr>
-        <w:numPr>
-          <w:ilvl w:val="0"/>
-          <w:numId w:val="6"/>
-        </w:numPr>
-        <w:rPr>
-          <w:lang w:val="es-ES"/>
-        </w:rPr>
-      </w:pPr>
-      <w:r>
-        <w:rPr>
-          <w:b/>
-          <w:bCs/>
-          <w:lang w:val="es-ES"/>
-        </w:rPr>
-        <w:t>CU-A0</w:t>
-      </w:r>
-      <w:r>
-        <w:rPr>
-          <w:b/>
-          <w:bCs/>
-          <w:lang w:val="es-ES"/>
-        </w:rPr>
-        <w:t>4</w:t>
-      </w:r>
-      <w:r>
-        <w:rPr>
-          <w:b/>
-          <w:bCs/>
-          <w:lang w:val="es-ES"/>
-        </w:rPr>
-        <w:t>. Gestión de Citas:</w:t>
-      </w:r>
-      <w:r>
-        <w:rPr>
-          <w:lang w:val="es-ES"/>
-        </w:rPr>
-        <w:t xml:space="preserve"> Consultar la disponibilidad de los médicos, asignar una nueva cita a un paciente, modificar la fecha/hora o cancelarla.</w:t>
-      </w:r>
-    </w:p>
-    <w:p>
-      <w:pPr>
-        <w:numPr>
-          <w:ilvl w:val="0"/>
-          <w:numId w:val="6"/>
-        </w:numPr>
-        <w:rPr>
-          <w:lang w:val="es-ES"/>
-        </w:rPr>
-      </w:pPr>
-      <w:r>
-        <w:rPr>
-          <w:b/>
-          <w:bCs/>
-          <w:lang w:val="es-ES"/>
-        </w:rPr>
-        <w:t>CU-A0</w:t>
-      </w:r>
-      <w:r>
-        <w:rPr>
-          <w:b/>
-          <w:bCs/>
-          <w:lang w:val="es-ES"/>
-        </w:rPr>
-        <w:t>5</w:t>
-      </w:r>
-      <w:r>
-        <w:rPr>
-          <w:b/>
-          <w:bCs/>
-          <w:lang w:val="es-ES"/>
-        </w:rPr>
-        <w:t>. Generar Pulsera QR:</w:t>
-      </w:r>
-      <w:r>
-        <w:rPr>
-          <w:lang w:val="es-ES"/>
-        </w:rPr>
-        <w:t xml:space="preserve"> Una vez el paciente llega a la clínica, el administrativo genera e imprime la pulsera con el código QR identificativo para su acceso a planta.</w:t>
-      </w:r>
-    </w:p>
-    <w:p>
-      <w:pPr>
-        <w:rPr>
-          <w:lang w:val="es-ES"/>
-        </w:rPr>
-      </w:pPr>
-      <w:r>
-        <w:rPr>
-          <w:b/>
-          <w:bCs/>
-          <w:lang w:val="es-ES"/>
-        </w:rPr>
-        <w:t xml:space="preserve">2. Actor: Médico (Aplicación de Escritorio - </w:t>
-      </w:r>
-      <w:r>
-        <w:rPr>
-          <w:b/>
-          <w:bCs/>
-        </w:rPr>
-        <w:t>Java Swing</w:t>
-      </w:r>
-      <w:r>
-        <w:rPr>
-          <w:b/>
-          <w:bCs/>
-          <w:lang w:val="es-ES"/>
-        </w:rPr>
-        <w:t>)</w:t>
-      </w:r>
-      <w:r>
-        <w:rPr>
-          <w:lang w:val="es-ES"/>
-        </w:rPr>
-        <w:t xml:space="preserve"> El personal médico requiere un entorno de escritorio para poder redactar diagnósticos extensos y revisar historiales con comodidad. Sus casos de uso principales son:</w:t>
-      </w:r>
-    </w:p>
-    <w:p>
-      <w:pPr>
-        <w:numPr>
-          <w:ilvl w:val="0"/>
-          <w:numId w:val="7"/>
-        </w:numPr>
-        <w:rPr>
-          <w:lang w:val="es-ES"/>
-        </w:rPr>
-      </w:pPr>
-      <w:r>
-        <w:rPr>
-          <w:b/>
-          <w:bCs/>
-          <w:lang w:val="es-ES"/>
-        </w:rPr>
-        <w:t>CU-M01. Iniciar sesión:</w:t>
-      </w:r>
-      <w:r>
-        <w:rPr>
-          <w:lang w:val="es-ES"/>
-        </w:rPr>
-        <w:t xml:space="preserve"> Acceso al sistema bajo el rol de Médico.</w:t>
-      </w:r>
-    </w:p>
-    <w:p>
-      <w:pPr>
-        <w:numPr>
-          <w:ilvl w:val="0"/>
-          <w:numId w:val="7"/>
-        </w:numPr>
-        <w:rPr>
-          <w:lang w:val="es-ES"/>
-        </w:rPr>
-      </w:pPr>
-      <w:r>
-        <w:rPr>
-          <w:b/>
-          <w:bCs/>
-          <w:lang w:val="es-ES"/>
-        </w:rPr>
-        <w:t>CU-M02. Consultar Agenda:</w:t>
-      </w:r>
-      <w:r>
-        <w:t xml:space="preserve"> </w:t>
-      </w:r>
-      <w:r>
-        <w:t>Visualizar la agenda de citas médicas programadas</w:t>
-      </w:r>
-      <w:r>
-        <w:rPr>
-          <w:lang w:val="es-ES"/>
-        </w:rPr>
-        <w:t>.</w:t>
-      </w:r>
-    </w:p>
-    <w:p>
-      <w:pPr>
-        <w:numPr>
-          <w:ilvl w:val="0"/>
-          <w:numId w:val="7"/>
-        </w:numPr>
-        <w:rPr>
-          <w:lang w:val="es-ES"/>
-        </w:rPr>
-      </w:pPr>
-      <w:r>
-        <w:rPr>
-          <w:b/>
-          <w:bCs/>
-          <w:lang w:val="es-ES"/>
-        </w:rPr>
-        <w:t>CU-M03. Consultar Historial Clínico:</w:t>
-      </w:r>
-      <w:r>
-        <w:rPr>
-          <w:lang w:val="es-ES"/>
-        </w:rPr>
-        <w:t xml:space="preserve"> Acceder al registro médico completo de un paciente asignado.</w:t>
-      </w:r>
-    </w:p>
-    <w:p>
-      <w:pPr>
-        <w:numPr>
-          <w:ilvl w:val="0"/>
-          <w:numId w:val="7"/>
-        </w:numPr>
-        <w:rPr>
-          <w:lang w:val="es-ES"/>
-        </w:rPr>
-      </w:pPr>
-      <w:r>
-        <w:rPr>
-          <w:b/>
-          <w:bCs/>
-          <w:lang w:val="es-ES"/>
-        </w:rPr>
-        <w:lastRenderedPageBreak/>
-        <w:t>CU-M04. Registrar Diagnóstico/Tratamiento:</w:t>
-      </w:r>
-      <w:r>
-        <w:rPr>
-          <w:lang w:val="es-ES"/>
-        </w:rPr>
-        <w:t xml:space="preserve"> Tras la visita, escribir el informe médico, actualizar el diagnóstico y recetar tratamientos, guardando estos datos de forma persistente en el historial.</w:t>
-      </w:r>
-    </w:p>
-    <w:p>
-      <w:pPr>
-        <w:rPr>
-          <w:lang w:val="es-ES"/>
-        </w:rPr>
-      </w:pPr>
-      <w:r>
-        <w:rPr>
-          <w:b/>
-          <w:bCs/>
-          <w:lang w:val="es-ES"/>
-        </w:rPr>
-        <w:t>3. Actor: Enfermero/a (Aplicación Móvil - Android)</w:t>
-      </w:r>
-      <w:r>
-        <w:rPr>
-          <w:lang w:val="es-ES"/>
-        </w:rPr>
-        <w:t xml:space="preserve"> Este rol trabaja en movimiento (plantas, boxes, salas de extracción), por lo que interactúa exclusivamente con la aplicación móvil. Sus casos de uso principales son:</w:t>
-      </w:r>
-    </w:p>
-    <w:p>
-      <w:pPr>
-        <w:numPr>
-          <w:ilvl w:val="0"/>
-          <w:numId w:val="8"/>
-        </w:numPr>
-        <w:rPr>
-          <w:lang w:val="es-ES"/>
-        </w:rPr>
-      </w:pPr>
-      <w:r>
-        <w:rPr>
-          <w:b/>
-          <w:bCs/>
-          <w:lang w:val="es-ES"/>
-        </w:rPr>
-        <w:t>CU-E01. Iniciar sesión:</w:t>
-      </w:r>
-      <w:r>
-        <w:rPr>
-          <w:lang w:val="es-ES"/>
-        </w:rPr>
-        <w:t xml:space="preserve"> Acceso al sistema móvil mediante credenciales.</w:t>
-      </w:r>
-    </w:p>
-    <w:p>
-      <w:pPr>
-        <w:numPr>
-          <w:ilvl w:val="0"/>
-          <w:numId w:val="8"/>
         </w:numPr>
         <w:rPr>
           <w:b/>
@@ -8200,23 +8173,66 @@
           <w:iCs/>
           <w:lang w:val="es-ES"/>
         </w:rPr>
-        <w:t>CU-E02. Escanear Código QR: Utilizar la cámara del dispositivo móvil para leer la pulsera del paciente.</w:t>
-      </w:r>
-    </w:p>
-    <w:p>
-      <w:pPr>
-        <w:numPr>
-          <w:ilvl w:val="0"/>
-          <w:numId w:val="8"/>
-        </w:numPr>
-        <w:rPr>
-          <w:lang w:val="es-ES"/>
-        </w:rPr>
-      </w:pPr>
+        <w:t xml:space="preserve">CU-E02. </w:t>
+      </w:r>
       <w:r>
         <w:rPr>
           <w:b/>
           <w:bCs/>
+          <w:i/>
+          <w:iCs/>
+          <w:lang w:val="es-ES"/>
+        </w:rPr>
+        <w:t>Búsqueda de paciente</w:t>
+      </w:r>
+      <w:r>
+        <w:rPr>
+          <w:b/>
+          <w:bCs/>
+          <w:i/>
+          <w:iCs/>
+          <w:lang w:val="es-ES"/>
+        </w:rPr>
+        <w:t>:</w:t>
+      </w:r>
+      <w:r>
+        <w:rPr>
+          <w:b/>
+          <w:bCs/>
+          <w:i/>
+          <w:iCs/>
+          <w:lang w:val="es-ES"/>
+        </w:rPr>
+        <w:t xml:space="preserve"> </w:t>
+      </w:r>
+      <w:r>
+        <w:t>Visualizar la agenda de citas médicas programadas</w:t>
+      </w:r>
+      <w:r>
+        <w:rPr>
+          <w:b/>
+          <w:bCs/>
+          <w:i/>
+          <w:iCs/>
+          <w:lang w:val="es-ES"/>
+        </w:rPr>
+        <w:t>.</w:t>
+      </w:r>
+    </w:p>
+    <w:p>
+      <w:pPr>
+        <w:numPr>
+          <w:ilvl w:val="0"/>
+          <w:numId w:val="6"/>
+        </w:numPr>
+        <w:rPr>
+          <w:lang w:val="es-ES"/>
+        </w:rPr>
+      </w:pPr>
+      <w:r>
+        <w:rPr>
+          <w:b/>
+          <w:bCs/>
           <w:lang w:val="es-ES"/>
         </w:rPr>
         <w:t>CU-E03. Consultar Ficha Rápida:</w:t>
@@ -8225,14 +8241,26 @@
         <w:rPr>
           <w:lang w:val="es-ES"/>
         </w:rPr>
-        <w:t xml:space="preserve"> Tras el escaneo, visualizar instantáneamente la identidad del paciente, alergias destacadas y la prueba o visita que tiene pendiente.</w:t>
+        <w:t xml:space="preserve"> Tras </w:t>
+      </w:r>
+      <w:r>
+        <w:rPr>
+          <w:lang w:val="es-ES"/>
+        </w:rPr>
+        <w:t>la búsqueda</w:t>
+      </w:r>
+      <w:r>
+        <w:rPr>
+          <w:lang w:val="es-ES"/>
+        </w:rPr>
+        <w:t>, visualizar instantáneamente la identidad del paciente, alergias destacadas y la prueba o visita que tiene pendiente.</w:t>
       </w:r>
     </w:p>
     <w:p>
       <w:pPr>
         <w:numPr>
           <w:ilvl w:val="0"/>
-          <w:numId w:val="8"/>
+          <w:numId w:val="6"/>
         </w:numPr>
         <w:rPr>
           <w:lang w:val="es-ES"/>
@@ -8316,7 +8344,13 @@
         <w:rPr>
           <w:lang w:val="es-ES"/>
         </w:rPr>
-        <w:t xml:space="preserve"> Registrar de forma rápida constantes vitales o confirmar la realización de una prueba (por ejemplo, una extracción de sangre) para que el médico la vea reflejada en su sistema</w:t>
+        <w:t xml:space="preserve"> Registrar de forma rápida </w:t>
+      </w:r>
+      <w:r>
+        <w:rPr>
+          <w:lang w:val="es-ES"/>
+        </w:rPr>
+        <w:t>cualquier nota que necesite ya sea de alguna prueba preliminar o actuación.</w:t>
       </w:r>
     </w:p>
     <w:p>
@@ -8327,7 +8361,7 @@
           <w:numId w:val="1"/>
         </w:numPr>
       </w:pPr>
-      <w:bookmarkStart w:id="27" w:name="_Toc244169096"/>
+      <w:bookmarkStart w:id="27" w:name="_Toc244175415"/>
       <w:r>
         <w:t>diagramas de Entidad-Relación</w:t>
       </w:r>
@@ -8351,7 +8385,7 @@
         <w:pStyle w:val="Prrafodelista"/>
         <w:numPr>
           <w:ilvl w:val="0"/>
-          <w:numId w:val="35"/>
+          <w:numId w:val="23"/>
         </w:numPr>
         <w:rPr>
           <w:lang w:val="es-ES"/>
@@ -8369,7 +8403,7 @@
         <w:pStyle w:val="Prrafodelista"/>
         <w:numPr>
           <w:ilvl w:val="0"/>
-          <w:numId w:val="35"/>
+          <w:numId w:val="23"/>
         </w:numPr>
         <w:rPr>
           <w:lang w:val="es-ES"/>
@@ -8387,7 +8421,7 @@
         <w:pStyle w:val="Prrafodelista"/>
         <w:numPr>
           <w:ilvl w:val="0"/>
-          <w:numId w:val="35"/>
+          <w:numId w:val="23"/>
         </w:numPr>
         <w:rPr>
           <w:lang w:val="es-ES"/>
@@ -8405,7 +8439,7 @@
         <w:pStyle w:val="Prrafodelista"/>
         <w:numPr>
           <w:ilvl w:val="0"/>
-          <w:numId w:val="35"/>
+          <w:numId w:val="23"/>
         </w:numPr>
         <w:rPr>
           <w:lang w:val="es-ES"/>
@@ -8423,7 +8457,7 @@
         <w:pStyle w:val="Prrafodelista"/>
         <w:numPr>
           <w:ilvl w:val="0"/>
-          <w:numId w:val="35"/>
+          <w:numId w:val="23"/>
         </w:numPr>
         <w:rPr>
           <w:lang w:val="es-ES"/>
@@ -8441,8 +8475,21 @@
         <w:pStyle w:val="Prrafodelista"/>
         <w:numPr>
           <w:ilvl w:val="0"/>
-          <w:numId w:val="35"/>
-        </w:numPr>
+          <w:numId w:val="23"/>
+        </w:numPr>
+        <w:rPr>
+          <w:lang w:val="es-ES"/>
+        </w:rPr>
+      </w:pPr>
+      <w:r>
+        <w:rPr>
+          <w:lang w:val="es-ES"/>
+        </w:rPr>
+        <w:t>Identificar las claves de cada entidad</w:t>
+      </w:r>
+    </w:p>
+    <w:p>
+      <w:pPr>
         <w:rPr>
           <w:lang w:val="es-ES"/>
         </w:rPr>
@@ -8452,19 +8499,6 @@
           <w:lang w:val="es-ES"/>
         </w:rPr>
         <w:lastRenderedPageBreak/>
-        <w:t>Identificar las claves de cada entidad</w:t>
-      </w:r>
-    </w:p>
-    <w:p>
-      <w:pPr>
-        <w:rPr>
-          <w:lang w:val="es-ES"/>
-        </w:rPr>
-      </w:pPr>
-      <w:r>
-        <w:rPr>
-          <w:lang w:val="es-ES"/>
-        </w:rPr>
         <w:t>El problema es tener una base de datos para que gestione la empresa, tanto para pacientes como para trabajadores y donde se pueda consultar e introducir datos de ellos.</w:t>
       </w:r>
     </w:p>
@@ -8494,7 +8528,7 @@
         <w:pStyle w:val="Prrafodelista"/>
         <w:numPr>
           <w:ilvl w:val="0"/>
-          <w:numId w:val="34"/>
+          <w:numId w:val="22"/>
         </w:numPr>
         <w:rPr>
           <w:lang w:val="es-ES"/>
@@ -8512,7 +8546,7 @@
         <w:pStyle w:val="Prrafodelista"/>
         <w:numPr>
           <w:ilvl w:val="0"/>
-          <w:numId w:val="34"/>
+          <w:numId w:val="22"/>
         </w:numPr>
         <w:rPr>
           <w:lang w:val="es-ES"/>
@@ -8530,7 +8564,7 @@
         <w:pStyle w:val="Prrafodelista"/>
         <w:numPr>
           <w:ilvl w:val="0"/>
-          <w:numId w:val="34"/>
+          <w:numId w:val="22"/>
         </w:numPr>
         <w:rPr>
           <w:lang w:val="es-ES"/>
@@ -8548,7 +8582,7 @@
         <w:pStyle w:val="Prrafodelista"/>
         <w:numPr>
           <w:ilvl w:val="0"/>
-          <w:numId w:val="34"/>
+          <w:numId w:val="22"/>
         </w:numPr>
         <w:rPr>
           <w:lang w:val="es-ES"/>
@@ -8566,7 +8600,7 @@
         <w:pStyle w:val="Prrafodelista"/>
         <w:numPr>
           <w:ilvl w:val="0"/>
-          <w:numId w:val="34"/>
+          <w:numId w:val="22"/>
         </w:numPr>
         <w:rPr>
           <w:lang w:val="es-ES"/>
@@ -8607,7 +8641,7 @@
         <w:pStyle w:val="Prrafodelista"/>
         <w:numPr>
           <w:ilvl w:val="0"/>
-          <w:numId w:val="33"/>
+          <w:numId w:val="21"/>
         </w:numPr>
         <w:rPr>
           <w:lang w:val="es-ES"/>
@@ -8633,7 +8667,7 @@
         <w:pStyle w:val="Prrafodelista"/>
         <w:numPr>
           <w:ilvl w:val="0"/>
-          <w:numId w:val="33"/>
+          <w:numId w:val="21"/>
         </w:numPr>
         <w:rPr>
           <w:lang w:val="es-ES"/>
@@ -8659,7 +8693,7 @@
         <w:pStyle w:val="Prrafodelista"/>
         <w:numPr>
           <w:ilvl w:val="0"/>
-          <w:numId w:val="33"/>
+          <w:numId w:val="21"/>
         </w:numPr>
         <w:rPr>
           <w:lang w:val="es-ES"/>
@@ -8685,7 +8719,7 @@
         <w:pStyle w:val="Prrafodelista"/>
         <w:numPr>
           <w:ilvl w:val="0"/>
-          <w:numId w:val="33"/>
+          <w:numId w:val="21"/>
         </w:numPr>
         <w:rPr>
           <w:lang w:val="es-ES"/>
@@ -8729,7 +8763,7 @@
         <w:pStyle w:val="Prrafodelista"/>
         <w:numPr>
           <w:ilvl w:val="0"/>
-          <w:numId w:val="33"/>
+          <w:numId w:val="21"/>
         </w:numPr>
         <w:rPr>
           <w:lang w:val="es-ES"/>
@@ -8794,7 +8828,7 @@
         <w:pStyle w:val="Prrafodelista"/>
         <w:numPr>
           <w:ilvl w:val="0"/>
-          <w:numId w:val="23"/>
+          <w:numId w:val="17"/>
         </w:numPr>
         <w:rPr>
           <w:lang w:val="es-ES"/>
@@ -8850,7 +8884,7 @@
         <w:pStyle w:val="Prrafodelista"/>
         <w:numPr>
           <w:ilvl w:val="0"/>
-          <w:numId w:val="23"/>
+          <w:numId w:val="17"/>
         </w:numPr>
         <w:rPr>
           <w:lang w:val="es-ES"/>
@@ -8958,7 +8992,7 @@
         <w:pStyle w:val="Prrafodelista"/>
         <w:numPr>
           <w:ilvl w:val="0"/>
-          <w:numId w:val="23"/>
+          <w:numId w:val="17"/>
         </w:numPr>
         <w:rPr>
           <w:lang w:val="es-ES"/>
@@ -9026,7 +9060,7 @@
         <w:pStyle w:val="Prrafodelista"/>
         <w:numPr>
           <w:ilvl w:val="0"/>
-          <w:numId w:val="23"/>
+          <w:numId w:val="17"/>
         </w:numPr>
         <w:rPr>
           <w:lang w:val="es-ES"/>
@@ -9122,7 +9156,7 @@
         <w:pStyle w:val="Prrafodelista"/>
         <w:numPr>
           <w:ilvl w:val="0"/>
-          <w:numId w:val="23"/>
+          <w:numId w:val="17"/>
         </w:numPr>
         <w:rPr>
           <w:lang w:val="es-ES"/>
@@ -9231,7 +9265,7 @@
           <w:numId w:val="1"/>
         </w:numPr>
       </w:pPr>
-      <w:bookmarkStart w:id="28" w:name="_Toc244169097"/>
+      <w:bookmarkStart w:id="28" w:name="_Toc244175416"/>
       <w:r>
         <w:lastRenderedPageBreak/>
         <w:t xml:space="preserve">diagramas de </w:t>
@@ -9298,7 +9332,7 @@
       <w:pPr>
         <w:numPr>
           <w:ilvl w:val="0"/>
-          <w:numId w:val="9"/>
+          <w:numId w:val="7"/>
         </w:numPr>
         <w:rPr>
           <w:lang w:val="es-ES"/>
@@ -9379,7 +9413,7 @@
       <w:pPr>
         <w:numPr>
           <w:ilvl w:val="0"/>
-          <w:numId w:val="9"/>
+          <w:numId w:val="7"/>
         </w:numPr>
         <w:rPr>
           <w:lang w:val="es-ES"/>
@@ -9474,7 +9508,7 @@
       <w:pPr>
         <w:numPr>
           <w:ilvl w:val="0"/>
-          <w:numId w:val="9"/>
+          <w:numId w:val="7"/>
         </w:numPr>
         <w:rPr>
           <w:lang w:val="es-ES"/>
@@ -9541,7 +9575,7 @@
       <w:pPr>
         <w:numPr>
           <w:ilvl w:val="0"/>
-          <w:numId w:val="9"/>
+          <w:numId w:val="7"/>
         </w:numPr>
         <w:rPr>
           <w:lang w:val="es-ES"/>
@@ -9608,7 +9642,7 @@
       <w:pPr>
         <w:numPr>
           <w:ilvl w:val="0"/>
-          <w:numId w:val="9"/>
+          <w:numId w:val="7"/>
         </w:numPr>
         <w:rPr>
           <w:lang w:val="es-ES"/>
@@ -9794,7 +9828,7 @@
       <w:pPr>
         <w:numPr>
           <w:ilvl w:val="0"/>
-          <w:numId w:val="10"/>
+          <w:numId w:val="8"/>
         </w:numPr>
         <w:rPr>
           <w:lang w:val="es-ES"/>
@@ -9865,7 +9899,7 @@
       <w:pPr>
         <w:numPr>
           <w:ilvl w:val="0"/>
-          <w:numId w:val="10"/>
+          <w:numId w:val="8"/>
         </w:numPr>
         <w:rPr>
           <w:lang w:val="es-ES"/>
@@ -9968,7 +10002,7 @@
       <w:pPr>
         <w:numPr>
           <w:ilvl w:val="0"/>
-          <w:numId w:val="10"/>
+          <w:numId w:val="8"/>
         </w:numPr>
         <w:rPr>
           <w:lang w:val="es-ES"/>
@@ -10085,7 +10119,7 @@
       <w:pPr>
         <w:numPr>
           <w:ilvl w:val="0"/>
-          <w:numId w:val="10"/>
+          <w:numId w:val="8"/>
         </w:numPr>
         <w:rPr>
           <w:lang w:val="es-ES"/>
@@ -10407,7 +10441,7 @@
         <w:pStyle w:val="Prrafodelista"/>
         <w:numPr>
           <w:ilvl w:val="0"/>
-          <w:numId w:val="49"/>
+          <w:numId w:val="35"/>
         </w:numPr>
         <w:rPr>
           <w:lang w:val="es-ES"/>
@@ -10443,7 +10477,7 @@
         <w:pStyle w:val="Prrafodelista"/>
         <w:numPr>
           <w:ilvl w:val="0"/>
-          <w:numId w:val="49"/>
+          <w:numId w:val="35"/>
         </w:numPr>
         <w:rPr>
           <w:lang w:val="es-ES"/>
@@ -10536,7 +10570,7 @@
         <w:pStyle w:val="Prrafodelista"/>
         <w:numPr>
           <w:ilvl w:val="0"/>
-          <w:numId w:val="49"/>
+          <w:numId w:val="35"/>
         </w:numPr>
         <w:rPr>
           <w:lang w:val="es-ES"/>
@@ -10636,7 +10670,7 @@
         <w:pStyle w:val="Prrafodelista"/>
         <w:numPr>
           <w:ilvl w:val="0"/>
-          <w:numId w:val="49"/>
+          <w:numId w:val="35"/>
         </w:numPr>
         <w:rPr>
           <w:lang w:val="es-ES"/>
@@ -10845,6 +10879,52 @@
       </w:r>
     </w:p>
     <w:p>
+      <w:pPr>
+        <w:rPr>
+          <w:b/>
+          <w:bCs/>
+        </w:rPr>
+      </w:pPr>
+      <w:r>
+        <w:rPr>
+          <w:b/>
+          <w:bCs/>
+        </w:rPr>
+        <w:t xml:space="preserve">4. </w:t>
+      </w:r>
+      <w:r>
+        <w:rPr>
+          <w:b/>
+          <w:bCs/>
+        </w:rPr>
+        <w:t xml:space="preserve">Capa de Cliente Móvil (Android / </w:t>
+      </w:r>
+      <w:proofErr w:type="spellStart"/>
+      <w:r>
+        <w:rPr>
+          <w:b/>
+          <w:bCs/>
+        </w:rPr>
+        <w:t>Kotlin</w:t>
+      </w:r>
+      <w:proofErr w:type="spellEnd"/>
+      <w:r>
+        <w:rPr>
+          <w:b/>
+          <w:bCs/>
+        </w:rPr>
+        <w:t>)</w:t>
+      </w:r>
+    </w:p>
+    <w:p>
+      <w:pPr>
+        <w:rPr>
+          <w:b/>
+          <w:bCs/>
+        </w:rPr>
+      </w:pPr>
+    </w:p>
+    <w:p>
       <w:r>
         <w:br/>
       </w:r>
@@ -10866,7 +10946,7 @@
           <w:numId w:val="1"/>
         </w:numPr>
       </w:pPr>
-      <w:bookmarkStart w:id="29" w:name="_Toc244169098"/>
+      <w:bookmarkStart w:id="29" w:name="_Toc244175417"/>
       <w:r>
         <w:t>Diseño del proyecto</w:t>
       </w:r>
@@ -10888,7 +10968,7 @@
           <w:numId w:val="1"/>
         </w:numPr>
       </w:pPr>
-      <w:bookmarkStart w:id="30" w:name="_Toc244169099"/>
+      <w:bookmarkStart w:id="30" w:name="_Toc244175418"/>
       <w:proofErr w:type="spellStart"/>
       <w:r>
         <w:t>Wireframe</w:t>
@@ -10911,7 +10991,7 @@
         <w:pStyle w:val="Prrafodelista"/>
         <w:numPr>
           <w:ilvl w:val="0"/>
-          <w:numId w:val="12"/>
+          <w:numId w:val="9"/>
         </w:numPr>
       </w:pPr>
       <w:r>
@@ -10923,7 +11003,7 @@
         <w:pStyle w:val="Prrafodelista"/>
         <w:numPr>
           <w:ilvl w:val="0"/>
-          <w:numId w:val="12"/>
+          <w:numId w:val="9"/>
         </w:numPr>
       </w:pPr>
       <w:r>
@@ -10935,7 +11015,7 @@
         <w:pStyle w:val="Prrafodelista"/>
         <w:numPr>
           <w:ilvl w:val="0"/>
-          <w:numId w:val="12"/>
+          <w:numId w:val="9"/>
         </w:numPr>
       </w:pPr>
       <w:r>
@@ -11164,7 +11244,7 @@
         <w:pStyle w:val="Prrafodelista"/>
         <w:numPr>
           <w:ilvl w:val="0"/>
-          <w:numId w:val="13"/>
+          <w:numId w:val="10"/>
         </w:numPr>
       </w:pPr>
       <w:r>
@@ -11176,10 +11256,11 @@
         <w:pStyle w:val="Prrafodelista"/>
         <w:numPr>
           <w:ilvl w:val="0"/>
-          <w:numId w:val="13"/>
-        </w:numPr>
-      </w:pPr>
-      <w:r>
+          <w:numId w:val="10"/>
+        </w:numPr>
+      </w:pPr>
+      <w:r>
+        <w:lastRenderedPageBreak/>
         <w:t>Menú principal (</w:t>
       </w:r>
       <w:proofErr w:type="spellStart"/>
@@ -11196,7 +11277,7 @@
         <w:pStyle w:val="Prrafodelista"/>
         <w:numPr>
           <w:ilvl w:val="0"/>
-          <w:numId w:val="13"/>
+          <w:numId w:val="10"/>
         </w:numPr>
       </w:pPr>
       <w:r>
@@ -11212,7 +11293,7 @@
           <w:numId w:val="1"/>
         </w:numPr>
       </w:pPr>
-      <w:bookmarkStart w:id="31" w:name="_Toc244169100"/>
+      <w:bookmarkStart w:id="31" w:name="_Toc244175419"/>
       <w:r>
         <w:t>Despliegue y pruebas</w:t>
       </w:r>
@@ -11240,7 +11321,7 @@
           <w:numId w:val="1"/>
         </w:numPr>
       </w:pPr>
-      <w:bookmarkStart w:id="32" w:name="_Toc244169101"/>
+      <w:bookmarkStart w:id="32" w:name="_Toc244175420"/>
       <w:r>
         <w:lastRenderedPageBreak/>
         <w:t>Conclusiones</w:t>
@@ -11268,7 +11349,7 @@
           <w:numId w:val="1"/>
         </w:numPr>
       </w:pPr>
-      <w:bookmarkStart w:id="33" w:name="_Toc244169102"/>
+      <w:bookmarkStart w:id="33" w:name="_Toc244175421"/>
       <w:r>
         <w:lastRenderedPageBreak/>
         <w:t>Vías futuras</w:t>
@@ -11484,7 +11565,7 @@
           <w:numId w:val="1"/>
         </w:numPr>
       </w:pPr>
-      <w:bookmarkStart w:id="34" w:name="_Toc244169103"/>
+      <w:bookmarkStart w:id="34" w:name="_Toc244175422"/>
       <w:r>
         <w:lastRenderedPageBreak/>
         <w:t>Bibliografía/Webgrafía</w:t>
@@ -11512,7 +11593,7 @@
           <w:numId w:val="1"/>
         </w:numPr>
       </w:pPr>
-      <w:bookmarkStart w:id="35" w:name="_Toc244169104"/>
+      <w:bookmarkStart w:id="35" w:name="_Toc244175423"/>
       <w:r>
         <w:lastRenderedPageBreak/>
         <w:t>Anexos</w:t>
@@ -11527,7 +11608,7 @@
           <w:numId w:val="1"/>
         </w:numPr>
       </w:pPr>
-      <w:bookmarkStart w:id="36" w:name="_Toc244169105"/>
+      <w:bookmarkStart w:id="36" w:name="_Toc244175424"/>
       <w:r>
         <w:t>Manual de Instalación</w:t>
       </w:r>
@@ -11542,7 +11623,7 @@
           <w:numId w:val="1"/>
         </w:numPr>
       </w:pPr>
-      <w:bookmarkStart w:id="37" w:name="_Toc244169106"/>
+      <w:bookmarkStart w:id="37" w:name="_Toc244175425"/>
       <w:r>
         <w:t>Manual de Usuario</w:t>
       </w:r>
@@ -12160,155 +12241,6 @@
     </w:lvl>
   </w:abstractNum>
   <w:abstractNum w:abstractNumId="2" w15:restartNumberingAfterBreak="0">
-    <w:nsid w:val="03F2138D"/>
-    <w:multiLevelType w:val="multilevel"/>
-    <w:tmpl w:val="BADAF078"/>
-    <w:lvl w:ilvl="0">
-      <w:start w:val="1"/>
-      <w:numFmt w:val="bullet"/>
-      <w:lvlText w:val=""/>
-      <w:lvlJc w:val="left"/>
-      <w:pPr>
-        <w:tabs>
-          <w:tab w:val="num" w:pos="720"/>
-        </w:tabs>
-        <w:ind w:left="720" w:hanging="360"/>
-      </w:pPr>
-      <w:rPr>
-        <w:rFonts w:ascii="Symbol" w:hAnsi="Symbol" w:hint="default"/>
-        <w:sz w:val="20"/>
-      </w:rPr>
-    </w:lvl>
-    <w:lvl w:ilvl="1" w:tentative="1">
-      <w:start w:val="1"/>
-      <w:numFmt w:val="bullet"/>
-      <w:lvlText w:val="o"/>
-      <w:lvlJc w:val="left"/>
-      <w:pPr>
-        <w:tabs>
-          <w:tab w:val="num" w:pos="1440"/>
-        </w:tabs>
-        <w:ind w:left="1440" w:hanging="360"/>
-      </w:pPr>
-      <w:rPr>
-        <w:rFonts w:ascii="Courier New" w:hAnsi="Courier New" w:hint="default"/>
-        <w:sz w:val="20"/>
-      </w:rPr>
-    </w:lvl>
-    <w:lvl w:ilvl="2" w:tentative="1">
-      <w:start w:val="1"/>
-      <w:numFmt w:val="bullet"/>
-      <w:lvlText w:val=""/>
-      <w:lvlJc w:val="left"/>
-      <w:pPr>
-        <w:tabs>
-          <w:tab w:val="num" w:pos="2160"/>
-        </w:tabs>
-        <w:ind w:left="2160" w:hanging="360"/>
-      </w:pPr>
-      <w:rPr>
-        <w:rFonts w:ascii="Wingdings" w:hAnsi="Wingdings" w:hint="default"/>
-        <w:sz w:val="20"/>
-      </w:rPr>
-    </w:lvl>
-    <w:lvl w:ilvl="3" w:tentative="1">
-      <w:start w:val="1"/>
-      <w:numFmt w:val="bullet"/>
-      <w:lvlText w:val=""/>
-      <w:lvlJc w:val="left"/>
-      <w:pPr>
-        <w:tabs>
-          <w:tab w:val="num" w:pos="2880"/>
-        </w:tabs>
-        <w:ind w:left="2880" w:hanging="360"/>
-      </w:pPr>
-      <w:rPr>
-        <w:rFonts w:ascii="Wingdings" w:hAnsi="Wingdings" w:hint="default"/>
-        <w:sz w:val="20"/>
-      </w:rPr>
-    </w:lvl>
-    <w:lvl w:ilvl="4" w:tentative="1">
-      <w:start w:val="1"/>
-      <w:numFmt w:val="bullet"/>
-      <w:lvlText w:val=""/>
-      <w:lvlJc w:val="left"/>
-      <w:pPr>
-        <w:tabs>
-          <w:tab w:val="num" w:pos="3600"/>
-        </w:tabs>
-        <w:ind w:left="3600" w:hanging="360"/>
-      </w:pPr>
-      <w:rPr>
-        <w:rFonts w:ascii="Wingdings" w:hAnsi="Wingdings" w:hint="default"/>
-        <w:sz w:val="20"/>
-      </w:rPr>
-    </w:lvl>
-    <w:lvl w:ilvl="5" w:tentative="1">
-      <w:start w:val="1"/>
-      <w:numFmt w:val="bullet"/>
-      <w:lvlText w:val=""/>
-      <w:lvlJc w:val="left"/>
-      <w:pPr>
-        <w:tabs>
-          <w:tab w:val="num" w:pos="4320"/>
-        </w:tabs>
-        <w:ind w:left="4320" w:hanging="360"/>
-      </w:pPr>
-      <w:rPr>
-        <w:rFonts w:ascii="Wingdings" w:hAnsi="Wingdings" w:hint="default"/>
-        <w:sz w:val="20"/>
-      </w:rPr>
-    </w:lvl>
-    <w:lvl w:ilvl="6" w:tentative="1">
-      <w:start w:val="1"/>
-      <w:numFmt w:val="bullet"/>
-      <w:lvlText w:val=""/>
-      <w:lvlJc w:val="left"/>
-      <w:pPr>
-        <w:tabs>
-          <w:tab w:val="num" w:pos="5040"/>
-        </w:tabs>
-        <w:ind w:left="5040" w:hanging="360"/>
-      </w:pPr>
-      <w:rPr>
-        <w:rFonts w:ascii="Wingdings" w:hAnsi="Wingdings" w:hint="default"/>
-        <w:sz w:val="20"/>
-      </w:rPr>
-    </w:lvl>
-    <w:lvl w:ilvl="7" w:tentative="1">
-      <w:start w:val="1"/>
-      <w:numFmt w:val="bullet"/>
-      <w:lvlText w:val=""/>
-      <w:lvlJc w:val="left"/>
-      <w:pPr>
-        <w:tabs>
-          <w:tab w:val="num" w:pos="5760"/>
-        </w:tabs>
-        <w:ind w:left="5760" w:hanging="360"/>
-      </w:pPr>
-      <w:rPr>
-        <w:rFonts w:ascii="Wingdings" w:hAnsi="Wingdings" w:hint="default"/>
-        <w:sz w:val="20"/>
-      </w:rPr>
-    </w:lvl>
-    <w:lvl w:ilvl="8" w:tentative="1">
-      <w:start w:val="1"/>
-      <w:numFmt w:val="bullet"/>
-      <w:lvlText w:val=""/>
-      <w:lvlJc w:val="left"/>
-      <w:pPr>
-        <w:tabs>
-          <w:tab w:val="num" w:pos="6480"/>
-        </w:tabs>
-        <w:ind w:left="6480" w:hanging="360"/>
-      </w:pPr>
-      <w:rPr>
-        <w:rFonts w:ascii="Wingdings" w:hAnsi="Wingdings" w:hint="default"/>
-        <w:sz w:val="20"/>
-      </w:rPr>
-    </w:lvl>
-  </w:abstractNum>
-  <w:abstractNum w:abstractNumId="3" w15:restartNumberingAfterBreak="0">
     <w:nsid w:val="04223890"/>
     <w:multiLevelType w:val="multilevel"/>
     <w:tmpl w:val="BADAF078"/>
@@ -12457,7 +12389,7 @@
       </w:rPr>
     </w:lvl>
   </w:abstractNum>
-  <w:abstractNum w:abstractNumId="4" w15:restartNumberingAfterBreak="0">
+  <w:abstractNum w:abstractNumId="3" w15:restartNumberingAfterBreak="0">
     <w:nsid w:val="056C2FD3"/>
     <w:multiLevelType w:val="multilevel"/>
     <w:tmpl w:val="DACA28E4"/>
@@ -12606,7 +12538,7 @@
       </w:rPr>
     </w:lvl>
   </w:abstractNum>
-  <w:abstractNum w:abstractNumId="5" w15:restartNumberingAfterBreak="0">
+  <w:abstractNum w:abstractNumId="4" w15:restartNumberingAfterBreak="0">
     <w:nsid w:val="05D451D1"/>
     <w:multiLevelType w:val="multilevel"/>
     <w:tmpl w:val="BADAF078"/>
@@ -12755,7 +12687,7 @@
       </w:rPr>
     </w:lvl>
   </w:abstractNum>
-  <w:abstractNum w:abstractNumId="6" w15:restartNumberingAfterBreak="0">
+  <w:abstractNum w:abstractNumId="5" w15:restartNumberingAfterBreak="0">
     <w:nsid w:val="0ACC5670"/>
     <w:multiLevelType w:val="multilevel"/>
     <w:tmpl w:val="BADAF078"/>
@@ -12904,7 +12836,7 @@
       </w:rPr>
     </w:lvl>
   </w:abstractNum>
-  <w:abstractNum w:abstractNumId="7" w15:restartNumberingAfterBreak="0">
+  <w:abstractNum w:abstractNumId="6" w15:restartNumberingAfterBreak="0">
     <w:nsid w:val="0B073621"/>
     <w:multiLevelType w:val="hybridMultilevel"/>
     <w:tmpl w:val="94FAA3E6"/>
@@ -13017,7 +12949,7 @@
       </w:rPr>
     </w:lvl>
   </w:abstractNum>
-  <w:abstractNum w:abstractNumId="8" w15:restartNumberingAfterBreak="0">
+  <w:abstractNum w:abstractNumId="7" w15:restartNumberingAfterBreak="0">
     <w:nsid w:val="13A67678"/>
     <w:multiLevelType w:val="hybridMultilevel"/>
     <w:tmpl w:val="64DA93DC"/>
@@ -13106,7 +13038,7 @@
       </w:pPr>
     </w:lvl>
   </w:abstractNum>
-  <w:abstractNum w:abstractNumId="9" w15:restartNumberingAfterBreak="0">
+  <w:abstractNum w:abstractNumId="8" w15:restartNumberingAfterBreak="0">
     <w:nsid w:val="149123F3"/>
     <w:multiLevelType w:val="hybridMultilevel"/>
     <w:tmpl w:val="0F36FE30"/>
@@ -13219,120 +13151,7 @@
       </w:rPr>
     </w:lvl>
   </w:abstractNum>
-  <w:abstractNum w:abstractNumId="10" w15:restartNumberingAfterBreak="0">
-    <w:nsid w:val="150B0295"/>
-    <w:multiLevelType w:val="hybridMultilevel"/>
-    <w:tmpl w:val="5E544B1C"/>
-    <w:lvl w:ilvl="0" w:tplc="0C0A0001">
-      <w:start w:val="1"/>
-      <w:numFmt w:val="bullet"/>
-      <w:lvlText w:val=""/>
-      <w:lvlJc w:val="left"/>
-      <w:pPr>
-        <w:ind w:left="720" w:hanging="360"/>
-      </w:pPr>
-      <w:rPr>
-        <w:rFonts w:ascii="Symbol" w:hAnsi="Symbol" w:hint="default"/>
-      </w:rPr>
-    </w:lvl>
-    <w:lvl w:ilvl="1" w:tplc="0C0A0003" w:tentative="1">
-      <w:start w:val="1"/>
-      <w:numFmt w:val="bullet"/>
-      <w:lvlText w:val="o"/>
-      <w:lvlJc w:val="left"/>
-      <w:pPr>
-        <w:ind w:left="1440" w:hanging="360"/>
-      </w:pPr>
-      <w:rPr>
-        <w:rFonts w:ascii="Courier New" w:hAnsi="Courier New" w:cs="Courier New" w:hint="default"/>
-      </w:rPr>
-    </w:lvl>
-    <w:lvl w:ilvl="2" w:tplc="0C0A0005" w:tentative="1">
-      <w:start w:val="1"/>
-      <w:numFmt w:val="bullet"/>
-      <w:lvlText w:val=""/>
-      <w:lvlJc w:val="left"/>
-      <w:pPr>
-        <w:ind w:left="2160" w:hanging="360"/>
-      </w:pPr>
-      <w:rPr>
-        <w:rFonts w:ascii="Wingdings" w:hAnsi="Wingdings" w:hint="default"/>
-      </w:rPr>
-    </w:lvl>
-    <w:lvl w:ilvl="3" w:tplc="0C0A0001" w:tentative="1">
-      <w:start w:val="1"/>
-      <w:numFmt w:val="bullet"/>
-      <w:lvlText w:val=""/>
-      <w:lvlJc w:val="left"/>
-      <w:pPr>
-        <w:ind w:left="2880" w:hanging="360"/>
-      </w:pPr>
-      <w:rPr>
-        <w:rFonts w:ascii="Symbol" w:hAnsi="Symbol" w:hint="default"/>
-      </w:rPr>
-    </w:lvl>
-    <w:lvl w:ilvl="4" w:tplc="0C0A0003" w:tentative="1">
-      <w:start w:val="1"/>
-      <w:numFmt w:val="bullet"/>
-      <w:lvlText w:val="o"/>
-      <w:lvlJc w:val="left"/>
-      <w:pPr>
-        <w:ind w:left="3600" w:hanging="360"/>
-      </w:pPr>
-      <w:rPr>
-        <w:rFonts w:ascii="Courier New" w:hAnsi="Courier New" w:cs="Courier New" w:hint="default"/>
-      </w:rPr>
-    </w:lvl>
-    <w:lvl w:ilvl="5" w:tplc="0C0A0005" w:tentative="1">
-      <w:start w:val="1"/>
-      <w:numFmt w:val="bullet"/>
-      <w:lvlText w:val=""/>
-      <w:lvlJc w:val="left"/>
-      <w:pPr>
-        <w:ind w:left="4320" w:hanging="360"/>
-      </w:pPr>
-      <w:rPr>
-        <w:rFonts w:ascii="Wingdings" w:hAnsi="Wingdings" w:hint="default"/>
-      </w:rPr>
-    </w:lvl>
-    <w:lvl w:ilvl="6" w:tplc="0C0A0001" w:tentative="1">
-      <w:start w:val="1"/>
-      <w:numFmt w:val="bullet"/>
-      <w:lvlText w:val=""/>
-      <w:lvlJc w:val="left"/>
-      <w:pPr>
-        <w:ind w:left="5040" w:hanging="360"/>
-      </w:pPr>
-      <w:rPr>
-        <w:rFonts w:ascii="Symbol" w:hAnsi="Symbol" w:hint="default"/>
-      </w:rPr>
-    </w:lvl>
-    <w:lvl w:ilvl="7" w:tplc="0C0A0003" w:tentative="1">
-      <w:start w:val="1"/>
-      <w:numFmt w:val="bullet"/>
-      <w:lvlText w:val="o"/>
-      <w:lvlJc w:val="left"/>
-      <w:pPr>
-        <w:ind w:left="5760" w:hanging="360"/>
-      </w:pPr>
-      <w:rPr>
-        <w:rFonts w:ascii="Courier New" w:hAnsi="Courier New" w:cs="Courier New" w:hint="default"/>
-      </w:rPr>
-    </w:lvl>
-    <w:lvl w:ilvl="8" w:tplc="0C0A0005" w:tentative="1">
-      <w:start w:val="1"/>
-      <w:numFmt w:val="bullet"/>
-      <w:lvlText w:val=""/>
-      <w:lvlJc w:val="left"/>
-      <w:pPr>
-        <w:ind w:left="6480" w:hanging="360"/>
-      </w:pPr>
-      <w:rPr>
-        <w:rFonts w:ascii="Wingdings" w:hAnsi="Wingdings" w:hint="default"/>
-      </w:rPr>
-    </w:lvl>
-  </w:abstractNum>
-  <w:abstractNum w:abstractNumId="11" w15:restartNumberingAfterBreak="0">
+  <w:abstractNum w:abstractNumId="9" w15:restartNumberingAfterBreak="0">
     <w:nsid w:val="153559C5"/>
     <w:multiLevelType w:val="hybridMultilevel"/>
     <w:tmpl w:val="81621EB8"/>
@@ -13418,7 +13237,7 @@
       </w:pPr>
     </w:lvl>
   </w:abstractNum>
-  <w:abstractNum w:abstractNumId="12" w15:restartNumberingAfterBreak="0">
+  <w:abstractNum w:abstractNumId="10" w15:restartNumberingAfterBreak="0">
     <w:nsid w:val="16BE1A08"/>
     <w:multiLevelType w:val="multilevel"/>
     <w:tmpl w:val="CAFE20EE"/>
@@ -13567,7 +13386,7 @@
       </w:rPr>
     </w:lvl>
   </w:abstractNum>
-  <w:abstractNum w:abstractNumId="13" w15:restartNumberingAfterBreak="0">
+  <w:abstractNum w:abstractNumId="11" w15:restartNumberingAfterBreak="0">
     <w:nsid w:val="182D2711"/>
     <w:multiLevelType w:val="multilevel"/>
     <w:tmpl w:val="BADAF078"/>
@@ -13716,7 +13535,7 @@
       </w:rPr>
     </w:lvl>
   </w:abstractNum>
-  <w:abstractNum w:abstractNumId="14" w15:restartNumberingAfterBreak="0">
+  <w:abstractNum w:abstractNumId="12" w15:restartNumberingAfterBreak="0">
     <w:nsid w:val="18454917"/>
     <w:multiLevelType w:val="multilevel"/>
     <w:tmpl w:val="BADAF078"/>
@@ -13865,245 +13684,7 @@
       </w:rPr>
     </w:lvl>
   </w:abstractNum>
-  <w:abstractNum w:abstractNumId="15" w15:restartNumberingAfterBreak="0">
-    <w:nsid w:val="1864790E"/>
-    <w:multiLevelType w:val="multilevel"/>
-    <w:tmpl w:val="C9CAFF74"/>
-    <w:lvl w:ilvl="0">
-      <w:start w:val="1"/>
-      <w:numFmt w:val="bullet"/>
-      <w:lvlText w:val=""/>
-      <w:lvlJc w:val="left"/>
-      <w:pPr>
-        <w:tabs>
-          <w:tab w:val="num" w:pos="720"/>
-        </w:tabs>
-        <w:ind w:left="720" w:hanging="360"/>
-      </w:pPr>
-      <w:rPr>
-        <w:rFonts w:ascii="Symbol" w:hAnsi="Symbol" w:hint="default"/>
-        <w:sz w:val="20"/>
-      </w:rPr>
-    </w:lvl>
-    <w:lvl w:ilvl="1" w:tentative="1">
-      <w:start w:val="1"/>
-      <w:numFmt w:val="bullet"/>
-      <w:lvlText w:val="o"/>
-      <w:lvlJc w:val="left"/>
-      <w:pPr>
-        <w:tabs>
-          <w:tab w:val="num" w:pos="1440"/>
-        </w:tabs>
-        <w:ind w:left="1440" w:hanging="360"/>
-      </w:pPr>
-      <w:rPr>
-        <w:rFonts w:ascii="Courier New" w:hAnsi="Courier New" w:hint="default"/>
-        <w:sz w:val="20"/>
-      </w:rPr>
-    </w:lvl>
-    <w:lvl w:ilvl="2" w:tentative="1">
-      <w:start w:val="1"/>
-      <w:numFmt w:val="bullet"/>
-      <w:lvlText w:val=""/>
-      <w:lvlJc w:val="left"/>
-      <w:pPr>
-        <w:tabs>
-          <w:tab w:val="num" w:pos="2160"/>
-        </w:tabs>
-        <w:ind w:left="2160" w:hanging="360"/>
-      </w:pPr>
-      <w:rPr>
-        <w:rFonts w:ascii="Wingdings" w:hAnsi="Wingdings" w:hint="default"/>
-        <w:sz w:val="20"/>
-      </w:rPr>
-    </w:lvl>
-    <w:lvl w:ilvl="3" w:tentative="1">
-      <w:start w:val="1"/>
-      <w:numFmt w:val="bullet"/>
-      <w:lvlText w:val=""/>
-      <w:lvlJc w:val="left"/>
-      <w:pPr>
-        <w:tabs>
-          <w:tab w:val="num" w:pos="2880"/>
-        </w:tabs>
-        <w:ind w:left="2880" w:hanging="360"/>
-      </w:pPr>
-      <w:rPr>
-        <w:rFonts w:ascii="Wingdings" w:hAnsi="Wingdings" w:hint="default"/>
-        <w:sz w:val="20"/>
-      </w:rPr>
-    </w:lvl>
-    <w:lvl w:ilvl="4" w:tentative="1">
-      <w:start w:val="1"/>
-      <w:numFmt w:val="bullet"/>
-      <w:lvlText w:val=""/>
-      <w:lvlJc w:val="left"/>
-      <w:pPr>
-        <w:tabs>
-          <w:tab w:val="num" w:pos="3600"/>
-        </w:tabs>
-        <w:ind w:left="3600" w:hanging="360"/>
-      </w:pPr>
-      <w:rPr>
-        <w:rFonts w:ascii="Wingdings" w:hAnsi="Wingdings" w:hint="default"/>
-        <w:sz w:val="20"/>
-      </w:rPr>
-    </w:lvl>
-    <w:lvl w:ilvl="5" w:tentative="1">
-      <w:start w:val="1"/>
-      <w:numFmt w:val="bullet"/>
-      <w:lvlText w:val=""/>
-      <w:lvlJc w:val="left"/>
-      <w:pPr>
-        <w:tabs>
-          <w:tab w:val="num" w:pos="4320"/>
-        </w:tabs>
-        <w:ind w:left="4320" w:hanging="360"/>
-      </w:pPr>
-      <w:rPr>
-        <w:rFonts w:ascii="Wingdings" w:hAnsi="Wingdings" w:hint="default"/>
-        <w:sz w:val="20"/>
-      </w:rPr>
-    </w:lvl>
-    <w:lvl w:ilvl="6" w:tentative="1">
-      <w:start w:val="1"/>
-      <w:numFmt w:val="bullet"/>
-      <w:lvlText w:val=""/>
-      <w:lvlJc w:val="left"/>
-      <w:pPr>
-        <w:tabs>
-          <w:tab w:val="num" w:pos="5040"/>
-        </w:tabs>
-        <w:ind w:left="5040" w:hanging="360"/>
-      </w:pPr>
-      <w:rPr>
-        <w:rFonts w:ascii="Wingdings" w:hAnsi="Wingdings" w:hint="default"/>
-        <w:sz w:val="20"/>
-      </w:rPr>
-    </w:lvl>
-    <w:lvl w:ilvl="7" w:tentative="1">
-      <w:start w:val="1"/>
-      <w:numFmt w:val="bullet"/>
-      <w:lvlText w:val=""/>
-      <w:lvlJc w:val="left"/>
-      <w:pPr>
-        <w:tabs>
-          <w:tab w:val="num" w:pos="5760"/>
-        </w:tabs>
-        <w:ind w:left="5760" w:hanging="360"/>
-      </w:pPr>
-      <w:rPr>
-        <w:rFonts w:ascii="Wingdings" w:hAnsi="Wingdings" w:hint="default"/>
-        <w:sz w:val="20"/>
-      </w:rPr>
-    </w:lvl>
-    <w:lvl w:ilvl="8" w:tentative="1">
-      <w:start w:val="1"/>
-      <w:numFmt w:val="bullet"/>
-      <w:lvlText w:val=""/>
-      <w:lvlJc w:val="left"/>
-      <w:pPr>
-        <w:tabs>
-          <w:tab w:val="num" w:pos="6480"/>
-        </w:tabs>
-        <w:ind w:left="6480" w:hanging="360"/>
-      </w:pPr>
-      <w:rPr>
-        <w:rFonts w:ascii="Wingdings" w:hAnsi="Wingdings" w:hint="default"/>
-        <w:sz w:val="20"/>
-      </w:rPr>
-    </w:lvl>
-  </w:abstractNum>
-  <w:abstractNum w:abstractNumId="16" w15:restartNumberingAfterBreak="0">
-    <w:nsid w:val="19F80738"/>
-    <w:multiLevelType w:val="hybridMultilevel"/>
-    <w:tmpl w:val="41D4C086"/>
-    <w:lvl w:ilvl="0" w:tplc="0C0A0001">
-      <w:start w:val="1"/>
-      <w:numFmt w:val="bullet"/>
-      <w:lvlText w:val=""/>
-      <w:lvlJc w:val="left"/>
-      <w:pPr>
-        <w:ind w:left="720" w:hanging="360"/>
-      </w:pPr>
-      <w:rPr>
-        <w:rFonts w:ascii="Symbol" w:hAnsi="Symbol" w:hint="default"/>
-      </w:rPr>
-    </w:lvl>
-    <w:lvl w:ilvl="1" w:tplc="FFFFFFFF" w:tentative="1">
-      <w:start w:val="1"/>
-      <w:numFmt w:val="lowerLetter"/>
-      <w:lvlText w:val="%2."/>
-      <w:lvlJc w:val="left"/>
-      <w:pPr>
-        <w:ind w:left="1440" w:hanging="360"/>
-      </w:pPr>
-    </w:lvl>
-    <w:lvl w:ilvl="2" w:tplc="FFFFFFFF" w:tentative="1">
-      <w:start w:val="1"/>
-      <w:numFmt w:val="lowerRoman"/>
-      <w:lvlText w:val="%3."/>
-      <w:lvlJc w:val="right"/>
-      <w:pPr>
-        <w:ind w:left="2160" w:hanging="180"/>
-      </w:pPr>
-    </w:lvl>
-    <w:lvl w:ilvl="3" w:tplc="FFFFFFFF" w:tentative="1">
-      <w:start w:val="1"/>
-      <w:numFmt w:val="decimal"/>
-      <w:lvlText w:val="%4."/>
-      <w:lvlJc w:val="left"/>
-      <w:pPr>
-        <w:ind w:left="2880" w:hanging="360"/>
-      </w:pPr>
-    </w:lvl>
-    <w:lvl w:ilvl="4" w:tplc="FFFFFFFF" w:tentative="1">
-      <w:start w:val="1"/>
-      <w:numFmt w:val="lowerLetter"/>
-      <w:lvlText w:val="%5."/>
-      <w:lvlJc w:val="left"/>
-      <w:pPr>
-        <w:ind w:left="3600" w:hanging="360"/>
-      </w:pPr>
-    </w:lvl>
-    <w:lvl w:ilvl="5" w:tplc="FFFFFFFF" w:tentative="1">
-      <w:start w:val="1"/>
-      <w:numFmt w:val="lowerRoman"/>
-      <w:lvlText w:val="%6."/>
-      <w:lvlJc w:val="right"/>
-      <w:pPr>
-        <w:ind w:left="4320" w:hanging="180"/>
-      </w:pPr>
-    </w:lvl>
-    <w:lvl w:ilvl="6" w:tplc="FFFFFFFF" w:tentative="1">
-      <w:start w:val="1"/>
-      <w:numFmt w:val="decimal"/>
-      <w:lvlText w:val="%7."/>
-      <w:lvlJc w:val="left"/>
-      <w:pPr>
-        <w:ind w:left="5040" w:hanging="360"/>
-      </w:pPr>
-    </w:lvl>
-    <w:lvl w:ilvl="7" w:tplc="FFFFFFFF" w:tentative="1">
-      <w:start w:val="1"/>
-      <w:numFmt w:val="lowerLetter"/>
-      <w:lvlText w:val="%8."/>
-      <w:lvlJc w:val="left"/>
-      <w:pPr>
-        <w:ind w:left="5760" w:hanging="360"/>
-      </w:pPr>
-    </w:lvl>
-    <w:lvl w:ilvl="8" w:tplc="FFFFFFFF" w:tentative="1">
-      <w:start w:val="1"/>
-      <w:numFmt w:val="lowerRoman"/>
-      <w:lvlText w:val="%9."/>
-      <w:lvlJc w:val="right"/>
-      <w:pPr>
-        <w:ind w:left="6480" w:hanging="180"/>
-      </w:pPr>
-    </w:lvl>
-  </w:abstractNum>
-  <w:abstractNum w:abstractNumId="17" w15:restartNumberingAfterBreak="0">
+  <w:abstractNum w:abstractNumId="13" w15:restartNumberingAfterBreak="0">
     <w:nsid w:val="1C5E0A48"/>
     <w:multiLevelType w:val="multilevel"/>
     <w:tmpl w:val="4B8A4B92"/>
@@ -14252,7 +13833,7 @@
       </w:rPr>
     </w:lvl>
   </w:abstractNum>
-  <w:abstractNum w:abstractNumId="18" w15:restartNumberingAfterBreak="0">
+  <w:abstractNum w:abstractNumId="14" w15:restartNumberingAfterBreak="0">
     <w:nsid w:val="1DCE250A"/>
     <w:multiLevelType w:val="multilevel"/>
     <w:tmpl w:val="BADAF078"/>
@@ -14401,7 +13982,7 @@
       </w:rPr>
     </w:lvl>
   </w:abstractNum>
-  <w:abstractNum w:abstractNumId="19" w15:restartNumberingAfterBreak="0">
+  <w:abstractNum w:abstractNumId="15" w15:restartNumberingAfterBreak="0">
     <w:nsid w:val="1EBC368F"/>
     <w:multiLevelType w:val="multilevel"/>
     <w:tmpl w:val="72DE3258"/>
@@ -14487,7 +14068,7 @@
       </w:pPr>
     </w:lvl>
   </w:abstractNum>
-  <w:abstractNum w:abstractNumId="20" w15:restartNumberingAfterBreak="0">
+  <w:abstractNum w:abstractNumId="16" w15:restartNumberingAfterBreak="0">
     <w:nsid w:val="1FE07E9A"/>
     <w:multiLevelType w:val="multilevel"/>
     <w:tmpl w:val="BADAF078"/>
@@ -14636,242 +14217,7 @@
       </w:rPr>
     </w:lvl>
   </w:abstractNum>
-  <w:abstractNum w:abstractNumId="21" w15:restartNumberingAfterBreak="0">
-    <w:nsid w:val="25A868CF"/>
-    <w:multiLevelType w:val="hybridMultilevel"/>
-    <w:tmpl w:val="1F3EFD98"/>
-    <w:lvl w:ilvl="0" w:tplc="0C0A000F">
-      <w:start w:val="1"/>
-      <w:numFmt w:val="decimal"/>
-      <w:lvlText w:val="%1."/>
-      <w:lvlJc w:val="left"/>
-      <w:pPr>
-        <w:ind w:left="720" w:hanging="360"/>
-      </w:pPr>
-    </w:lvl>
-    <w:lvl w:ilvl="1" w:tplc="0C0A0019" w:tentative="1">
-      <w:start w:val="1"/>
-      <w:numFmt w:val="lowerLetter"/>
-      <w:lvlText w:val="%2."/>
-      <w:lvlJc w:val="left"/>
-      <w:pPr>
-        <w:ind w:left="1440" w:hanging="360"/>
-      </w:pPr>
-    </w:lvl>
-    <w:lvl w:ilvl="2" w:tplc="0C0A001B" w:tentative="1">
-      <w:start w:val="1"/>
-      <w:numFmt w:val="lowerRoman"/>
-      <w:lvlText w:val="%3."/>
-      <w:lvlJc w:val="right"/>
-      <w:pPr>
-        <w:ind w:left="2160" w:hanging="180"/>
-      </w:pPr>
-    </w:lvl>
-    <w:lvl w:ilvl="3" w:tplc="0C0A000F" w:tentative="1">
-      <w:start w:val="1"/>
-      <w:numFmt w:val="decimal"/>
-      <w:lvlText w:val="%4."/>
-      <w:lvlJc w:val="left"/>
-      <w:pPr>
-        <w:ind w:left="2880" w:hanging="360"/>
-      </w:pPr>
-    </w:lvl>
-    <w:lvl w:ilvl="4" w:tplc="0C0A0019" w:tentative="1">
-      <w:start w:val="1"/>
-      <w:numFmt w:val="lowerLetter"/>
-      <w:lvlText w:val="%5."/>
-      <w:lvlJc w:val="left"/>
-      <w:pPr>
-        <w:ind w:left="3600" w:hanging="360"/>
-      </w:pPr>
-    </w:lvl>
-    <w:lvl w:ilvl="5" w:tplc="0C0A001B" w:tentative="1">
-      <w:start w:val="1"/>
-      <w:numFmt w:val="lowerRoman"/>
-      <w:lvlText w:val="%6."/>
-      <w:lvlJc w:val="right"/>
-      <w:pPr>
-        <w:ind w:left="4320" w:hanging="180"/>
-      </w:pPr>
-    </w:lvl>
-    <w:lvl w:ilvl="6" w:tplc="0C0A000F" w:tentative="1">
-      <w:start w:val="1"/>
-      <w:numFmt w:val="decimal"/>
-      <w:lvlText w:val="%7."/>
-      <w:lvlJc w:val="left"/>
-      <w:pPr>
-        <w:ind w:left="5040" w:hanging="360"/>
-      </w:pPr>
-    </w:lvl>
-    <w:lvl w:ilvl="7" w:tplc="0C0A0019" w:tentative="1">
-      <w:start w:val="1"/>
-      <w:numFmt w:val="lowerLetter"/>
-      <w:lvlText w:val="%8."/>
-      <w:lvlJc w:val="left"/>
-      <w:pPr>
-        <w:ind w:left="5760" w:hanging="360"/>
-      </w:pPr>
-    </w:lvl>
-    <w:lvl w:ilvl="8" w:tplc="0C0A001B" w:tentative="1">
-      <w:start w:val="1"/>
-      <w:numFmt w:val="lowerRoman"/>
-      <w:lvlText w:val="%9."/>
-      <w:lvlJc w:val="right"/>
-      <w:pPr>
-        <w:ind w:left="6480" w:hanging="180"/>
-      </w:pPr>
-    </w:lvl>
-  </w:abstractNum>
-  <w:abstractNum w:abstractNumId="22" w15:restartNumberingAfterBreak="0">
-    <w:nsid w:val="26647EF7"/>
-    <w:multiLevelType w:val="multilevel"/>
-    <w:tmpl w:val="BADAF078"/>
-    <w:lvl w:ilvl="0">
-      <w:start w:val="1"/>
-      <w:numFmt w:val="bullet"/>
-      <w:lvlText w:val=""/>
-      <w:lvlJc w:val="left"/>
-      <w:pPr>
-        <w:tabs>
-          <w:tab w:val="num" w:pos="720"/>
-        </w:tabs>
-        <w:ind w:left="720" w:hanging="360"/>
-      </w:pPr>
-      <w:rPr>
-        <w:rFonts w:ascii="Symbol" w:hAnsi="Symbol" w:hint="default"/>
-        <w:sz w:val="20"/>
-      </w:rPr>
-    </w:lvl>
-    <w:lvl w:ilvl="1" w:tentative="1">
-      <w:start w:val="1"/>
-      <w:numFmt w:val="bullet"/>
-      <w:lvlText w:val="o"/>
-      <w:lvlJc w:val="left"/>
-      <w:pPr>
-        <w:tabs>
-          <w:tab w:val="num" w:pos="1440"/>
-        </w:tabs>
-        <w:ind w:left="1440" w:hanging="360"/>
-      </w:pPr>
-      <w:rPr>
-        <w:rFonts w:ascii="Courier New" w:hAnsi="Courier New" w:hint="default"/>
-        <w:sz w:val="20"/>
-      </w:rPr>
-    </w:lvl>
-    <w:lvl w:ilvl="2" w:tentative="1">
-      <w:start w:val="1"/>
-      <w:numFmt w:val="bullet"/>
-      <w:lvlText w:val=""/>
-      <w:lvlJc w:val="left"/>
-      <w:pPr>
-        <w:tabs>
-          <w:tab w:val="num" w:pos="2160"/>
-        </w:tabs>
-        <w:ind w:left="2160" w:hanging="360"/>
-      </w:pPr>
-      <w:rPr>
-        <w:rFonts w:ascii="Wingdings" w:hAnsi="Wingdings" w:hint="default"/>
-        <w:sz w:val="20"/>
-      </w:rPr>
-    </w:lvl>
-    <w:lvl w:ilvl="3" w:tentative="1">
-      <w:start w:val="1"/>
-      <w:numFmt w:val="bullet"/>
-      <w:lvlText w:val=""/>
-      <w:lvlJc w:val="left"/>
-      <w:pPr>
-        <w:tabs>
-          <w:tab w:val="num" w:pos="2880"/>
-        </w:tabs>
-        <w:ind w:left="2880" w:hanging="360"/>
-      </w:pPr>
-      <w:rPr>
-        <w:rFonts w:ascii="Wingdings" w:hAnsi="Wingdings" w:hint="default"/>
-        <w:sz w:val="20"/>
-      </w:rPr>
-    </w:lvl>
-    <w:lvl w:ilvl="4" w:tentative="1">
-      <w:start w:val="1"/>
-      <w:numFmt w:val="bullet"/>
-      <w:lvlText w:val=""/>
-      <w:lvlJc w:val="left"/>
-      <w:pPr>
-        <w:tabs>
-          <w:tab w:val="num" w:pos="3600"/>
-        </w:tabs>
-        <w:ind w:left="3600" w:hanging="360"/>
-      </w:pPr>
-      <w:rPr>
-        <w:rFonts w:ascii="Wingdings" w:hAnsi="Wingdings" w:hint="default"/>
-        <w:sz w:val="20"/>
-      </w:rPr>
-    </w:lvl>
-    <w:lvl w:ilvl="5" w:tentative="1">
-      <w:start w:val="1"/>
-      <w:numFmt w:val="bullet"/>
-      <w:lvlText w:val=""/>
-      <w:lvlJc w:val="left"/>
-      <w:pPr>
-        <w:tabs>
-          <w:tab w:val="num" w:pos="4320"/>
-        </w:tabs>
-        <w:ind w:left="4320" w:hanging="360"/>
-      </w:pPr>
-      <w:rPr>
-        <w:rFonts w:ascii="Wingdings" w:hAnsi="Wingdings" w:hint="default"/>
-        <w:sz w:val="20"/>
-      </w:rPr>
-    </w:lvl>
-    <w:lvl w:ilvl="6" w:tentative="1">
-      <w:start w:val="1"/>
-      <w:numFmt w:val="bullet"/>
-      <w:lvlText w:val=""/>
-      <w:lvlJc w:val="left"/>
-      <w:pPr>
-        <w:tabs>
-          <w:tab w:val="num" w:pos="5040"/>
-        </w:tabs>
-        <w:ind w:left="5040" w:hanging="360"/>
-      </w:pPr>
-      <w:rPr>
-        <w:rFonts w:ascii="Wingdings" w:hAnsi="Wingdings" w:hint="default"/>
-        <w:sz w:val="20"/>
-      </w:rPr>
-    </w:lvl>
-    <w:lvl w:ilvl="7" w:tentative="1">
-      <w:start w:val="1"/>
-      <w:numFmt w:val="bullet"/>
-      <w:lvlText w:val=""/>
-      <w:lvlJc w:val="left"/>
-      <w:pPr>
-        <w:tabs>
-          <w:tab w:val="num" w:pos="5760"/>
-        </w:tabs>
-        <w:ind w:left="5760" w:hanging="360"/>
-      </w:pPr>
-      <w:rPr>
-        <w:rFonts w:ascii="Wingdings" w:hAnsi="Wingdings" w:hint="default"/>
-        <w:sz w:val="20"/>
-      </w:rPr>
-    </w:lvl>
-    <w:lvl w:ilvl="8" w:tentative="1">
-      <w:start w:val="1"/>
-      <w:numFmt w:val="bullet"/>
-      <w:lvlText w:val=""/>
-      <w:lvlJc w:val="left"/>
-      <w:pPr>
-        <w:tabs>
-          <w:tab w:val="num" w:pos="6480"/>
-        </w:tabs>
-        <w:ind w:left="6480" w:hanging="360"/>
-      </w:pPr>
-      <w:rPr>
-        <w:rFonts w:ascii="Wingdings" w:hAnsi="Wingdings" w:hint="default"/>
-        <w:sz w:val="20"/>
-      </w:rPr>
-    </w:lvl>
-  </w:abstractNum>
-  <w:abstractNum w:abstractNumId="23" w15:restartNumberingAfterBreak="0">
+  <w:abstractNum w:abstractNumId="17" w15:restartNumberingAfterBreak="0">
     <w:nsid w:val="27C85B7D"/>
     <w:multiLevelType w:val="multilevel"/>
     <w:tmpl w:val="3564B36C"/>
@@ -15020,93 +14366,7 @@
       </w:rPr>
     </w:lvl>
   </w:abstractNum>
-  <w:abstractNum w:abstractNumId="24" w15:restartNumberingAfterBreak="0">
-    <w:nsid w:val="29E15677"/>
-    <w:multiLevelType w:val="hybridMultilevel"/>
-    <w:tmpl w:val="DB26BBDE"/>
-    <w:lvl w:ilvl="0" w:tplc="0C0A000F">
-      <w:start w:val="1"/>
-      <w:numFmt w:val="decimal"/>
-      <w:lvlText w:val="%1."/>
-      <w:lvlJc w:val="left"/>
-      <w:pPr>
-        <w:ind w:left="3600" w:hanging="360"/>
-      </w:pPr>
-    </w:lvl>
-    <w:lvl w:ilvl="1" w:tplc="0C0A0019" w:tentative="1">
-      <w:start w:val="1"/>
-      <w:numFmt w:val="lowerLetter"/>
-      <w:lvlText w:val="%2."/>
-      <w:lvlJc w:val="left"/>
-      <w:pPr>
-        <w:ind w:left="4320" w:hanging="360"/>
-      </w:pPr>
-    </w:lvl>
-    <w:lvl w:ilvl="2" w:tplc="0C0A001B" w:tentative="1">
-      <w:start w:val="1"/>
-      <w:numFmt w:val="lowerRoman"/>
-      <w:lvlText w:val="%3."/>
-      <w:lvlJc w:val="right"/>
-      <w:pPr>
-        <w:ind w:left="5040" w:hanging="180"/>
-      </w:pPr>
-    </w:lvl>
-    <w:lvl w:ilvl="3" w:tplc="0C0A000F" w:tentative="1">
-      <w:start w:val="1"/>
-      <w:numFmt w:val="decimal"/>
-      <w:lvlText w:val="%4."/>
-      <w:lvlJc w:val="left"/>
-      <w:pPr>
-        <w:ind w:left="5760" w:hanging="360"/>
-      </w:pPr>
-    </w:lvl>
-    <w:lvl w:ilvl="4" w:tplc="0C0A0019" w:tentative="1">
-      <w:start w:val="1"/>
-      <w:numFmt w:val="lowerLetter"/>
-      <w:lvlText w:val="%5."/>
-      <w:lvlJc w:val="left"/>
-      <w:pPr>
-        <w:ind w:left="6480" w:hanging="360"/>
-      </w:pPr>
-    </w:lvl>
-    <w:lvl w:ilvl="5" w:tplc="0C0A001B" w:tentative="1">
-      <w:start w:val="1"/>
-      <w:numFmt w:val="lowerRoman"/>
-      <w:lvlText w:val="%6."/>
-      <w:lvlJc w:val="right"/>
-      <w:pPr>
-        <w:ind w:left="7200" w:hanging="180"/>
-      </w:pPr>
-    </w:lvl>
-    <w:lvl w:ilvl="6" w:tplc="0C0A000F" w:tentative="1">
-      <w:start w:val="1"/>
-      <w:numFmt w:val="decimal"/>
-      <w:lvlText w:val="%7."/>
-      <w:lvlJc w:val="left"/>
-      <w:pPr>
-        <w:ind w:left="7920" w:hanging="360"/>
-      </w:pPr>
-    </w:lvl>
-    <w:lvl w:ilvl="7" w:tplc="0C0A0019" w:tentative="1">
-      <w:start w:val="1"/>
-      <w:numFmt w:val="lowerLetter"/>
-      <w:lvlText w:val="%8."/>
-      <w:lvlJc w:val="left"/>
-      <w:pPr>
-        <w:ind w:left="8640" w:hanging="360"/>
-      </w:pPr>
-    </w:lvl>
-    <w:lvl w:ilvl="8" w:tplc="0C0A001B" w:tentative="1">
-      <w:start w:val="1"/>
-      <w:numFmt w:val="lowerRoman"/>
-      <w:lvlText w:val="%9."/>
-      <w:lvlJc w:val="right"/>
-      <w:pPr>
-        <w:ind w:left="9360" w:hanging="180"/>
-      </w:pPr>
-    </w:lvl>
-  </w:abstractNum>
-  <w:abstractNum w:abstractNumId="25" w15:restartNumberingAfterBreak="0">
+  <w:abstractNum w:abstractNumId="18" w15:restartNumberingAfterBreak="0">
     <w:nsid w:val="2A26361B"/>
     <w:multiLevelType w:val="multilevel"/>
     <w:tmpl w:val="BADAF078"/>
@@ -15255,382 +14515,156 @@
       </w:rPr>
     </w:lvl>
   </w:abstractNum>
-  <w:abstractNum w:abstractNumId="26" w15:restartNumberingAfterBreak="0">
-    <w:nsid w:val="30AF720B"/>
-    <w:multiLevelType w:val="hybridMultilevel"/>
-    <w:tmpl w:val="E586F792"/>
-    <w:lvl w:ilvl="0" w:tplc="0C0A0001">
+  <w:abstractNum w:abstractNumId="19" w15:restartNumberingAfterBreak="0">
+    <w:nsid w:val="2F2E36AC"/>
+    <w:multiLevelType w:val="multilevel"/>
+    <w:tmpl w:val="BADAF078"/>
+    <w:lvl w:ilvl="0">
       <w:start w:val="1"/>
       <w:numFmt w:val="bullet"/>
       <w:lvlText w:val=""/>
       <w:lvlJc w:val="left"/>
       <w:pPr>
+        <w:tabs>
+          <w:tab w:val="num" w:pos="720"/>
+        </w:tabs>
         <w:ind w:left="720" w:hanging="360"/>
       </w:pPr>
       <w:rPr>
         <w:rFonts w:ascii="Symbol" w:hAnsi="Symbol" w:hint="default"/>
-      </w:rPr>
-    </w:lvl>
-    <w:lvl w:ilvl="1" w:tplc="0C0A0003" w:tentative="1">
+        <w:sz w:val="20"/>
+      </w:rPr>
+    </w:lvl>
+    <w:lvl w:ilvl="1" w:tentative="1">
       <w:start w:val="1"/>
       <w:numFmt w:val="bullet"/>
       <w:lvlText w:val="o"/>
       <w:lvlJc w:val="left"/>
       <w:pPr>
+        <w:tabs>
+          <w:tab w:val="num" w:pos="1440"/>
+        </w:tabs>
         <w:ind w:left="1440" w:hanging="360"/>
       </w:pPr>
       <w:rPr>
-        <w:rFonts w:ascii="Courier New" w:hAnsi="Courier New" w:cs="Courier New" w:hint="default"/>
-      </w:rPr>
-    </w:lvl>
-    <w:lvl w:ilvl="2" w:tplc="0C0A0005" w:tentative="1">
-      <w:start w:val="1"/>
-      <w:numFmt w:val="bullet"/>
-      <w:lvlText w:val=""/>
-      <w:lvlJc w:val="left"/>
-      <w:pPr>
+        <w:rFonts w:ascii="Courier New" w:hAnsi="Courier New" w:hint="default"/>
+        <w:sz w:val="20"/>
+      </w:rPr>
+    </w:lvl>
+    <w:lvl w:ilvl="2" w:tentative="1">
+      <w:start w:val="1"/>
+      <w:numFmt w:val="bullet"/>
+      <w:lvlText w:val=""/>
+      <w:lvlJc w:val="left"/>
+      <w:pPr>
+        <w:tabs>
+          <w:tab w:val="num" w:pos="2160"/>
+        </w:tabs>
         <w:ind w:left="2160" w:hanging="360"/>
       </w:pPr>
       <w:rPr>
         <w:rFonts w:ascii="Wingdings" w:hAnsi="Wingdings" w:hint="default"/>
-      </w:rPr>
-    </w:lvl>
-    <w:lvl w:ilvl="3" w:tplc="0C0A0001" w:tentative="1">
-      <w:start w:val="1"/>
-      <w:numFmt w:val="bullet"/>
-      <w:lvlText w:val=""/>
-      <w:lvlJc w:val="left"/>
-      <w:pPr>
+        <w:sz w:val="20"/>
+      </w:rPr>
+    </w:lvl>
+    <w:lvl w:ilvl="3" w:tentative="1">
+      <w:start w:val="1"/>
+      <w:numFmt w:val="bullet"/>
+      <w:lvlText w:val=""/>
+      <w:lvlJc w:val="left"/>
+      <w:pPr>
+        <w:tabs>
+          <w:tab w:val="num" w:pos="2880"/>
+        </w:tabs>
         <w:ind w:left="2880" w:hanging="360"/>
       </w:pPr>
       <w:rPr>
-        <w:rFonts w:ascii="Symbol" w:hAnsi="Symbol" w:hint="default"/>
-      </w:rPr>
-    </w:lvl>
-    <w:lvl w:ilvl="4" w:tplc="0C0A0003" w:tentative="1">
-      <w:start w:val="1"/>
-      <w:numFmt w:val="bullet"/>
-      <w:lvlText w:val="o"/>
-      <w:lvlJc w:val="left"/>
-      <w:pPr>
+        <w:rFonts w:ascii="Wingdings" w:hAnsi="Wingdings" w:hint="default"/>
+        <w:sz w:val="20"/>
+      </w:rPr>
+    </w:lvl>
+    <w:lvl w:ilvl="4" w:tentative="1">
+      <w:start w:val="1"/>
+      <w:numFmt w:val="bullet"/>
+      <w:lvlText w:val=""/>
+      <w:lvlJc w:val="left"/>
+      <w:pPr>
+        <w:tabs>
+          <w:tab w:val="num" w:pos="3600"/>
+        </w:tabs>
         <w:ind w:left="3600" w:hanging="360"/>
       </w:pPr>
       <w:rPr>
-        <w:rFonts w:ascii="Courier New" w:hAnsi="Courier New" w:cs="Courier New" w:hint="default"/>
-      </w:rPr>
-    </w:lvl>
-    <w:lvl w:ilvl="5" w:tplc="0C0A0005" w:tentative="1">
-      <w:start w:val="1"/>
-      <w:numFmt w:val="bullet"/>
-      <w:lvlText w:val=""/>
-      <w:lvlJc w:val="left"/>
-      <w:pPr>
+        <w:rFonts w:ascii="Wingdings" w:hAnsi="Wingdings" w:hint="default"/>
+        <w:sz w:val="20"/>
+      </w:rPr>
+    </w:lvl>
+    <w:lvl w:ilvl="5" w:tentative="1">
+      <w:start w:val="1"/>
+      <w:numFmt w:val="bullet"/>
+      <w:lvlText w:val=""/>
+      <w:lvlJc w:val="left"/>
+      <w:pPr>
+        <w:tabs>
+          <w:tab w:val="num" w:pos="4320"/>
+        </w:tabs>
         <w:ind w:left="4320" w:hanging="360"/>
       </w:pPr>
       <w:rPr>
         <w:rFonts w:ascii="Wingdings" w:hAnsi="Wingdings" w:hint="default"/>
-      </w:rPr>
-    </w:lvl>
-    <w:lvl w:ilvl="6" w:tplc="0C0A0001" w:tentative="1">
-      <w:start w:val="1"/>
-      <w:numFmt w:val="bullet"/>
-      <w:lvlText w:val=""/>
-      <w:lvlJc w:val="left"/>
-      <w:pPr>
+        <w:sz w:val="20"/>
+      </w:rPr>
+    </w:lvl>
+    <w:lvl w:ilvl="6" w:tentative="1">
+      <w:start w:val="1"/>
+      <w:numFmt w:val="bullet"/>
+      <w:lvlText w:val=""/>
+      <w:lvlJc w:val="left"/>
+      <w:pPr>
+        <w:tabs>
+          <w:tab w:val="num" w:pos="5040"/>
+        </w:tabs>
         <w:ind w:left="5040" w:hanging="360"/>
       </w:pPr>
       <w:rPr>
-        <w:rFonts w:ascii="Symbol" w:hAnsi="Symbol" w:hint="default"/>
-      </w:rPr>
-    </w:lvl>
-    <w:lvl w:ilvl="7" w:tplc="0C0A0003" w:tentative="1">
-      <w:start w:val="1"/>
-      <w:numFmt w:val="bullet"/>
-      <w:lvlText w:val="o"/>
-      <w:lvlJc w:val="left"/>
-      <w:pPr>
+        <w:rFonts w:ascii="Wingdings" w:hAnsi="Wingdings" w:hint="default"/>
+        <w:sz w:val="20"/>
+      </w:rPr>
+    </w:lvl>
+    <w:lvl w:ilvl="7" w:tentative="1">
+      <w:start w:val="1"/>
+      <w:numFmt w:val="bullet"/>
+      <w:lvlText w:val=""/>
+      <w:lvlJc w:val="left"/>
+      <w:pPr>
+        <w:tabs>
+          <w:tab w:val="num" w:pos="5760"/>
+        </w:tabs>
         <w:ind w:left="5760" w:hanging="360"/>
       </w:pPr>
       <w:rPr>
-        <w:rFonts w:ascii="Courier New" w:hAnsi="Courier New" w:cs="Courier New" w:hint="default"/>
-      </w:rPr>
-    </w:lvl>
-    <w:lvl w:ilvl="8" w:tplc="0C0A0005" w:tentative="1">
-      <w:start w:val="1"/>
-      <w:numFmt w:val="bullet"/>
-      <w:lvlText w:val=""/>
-      <w:lvlJc w:val="left"/>
-      <w:pPr>
+        <w:rFonts w:ascii="Wingdings" w:hAnsi="Wingdings" w:hint="default"/>
+        <w:sz w:val="20"/>
+      </w:rPr>
+    </w:lvl>
+    <w:lvl w:ilvl="8" w:tentative="1">
+      <w:start w:val="1"/>
+      <w:numFmt w:val="bullet"/>
+      <w:lvlText w:val=""/>
+      <w:lvlJc w:val="left"/>
+      <w:pPr>
+        <w:tabs>
+          <w:tab w:val="num" w:pos="6480"/>
+        </w:tabs>
         <w:ind w:left="6480" w:hanging="360"/>
       </w:pPr>
       <w:rPr>
         <w:rFonts w:ascii="Wingdings" w:hAnsi="Wingdings" w:hint="default"/>
+        <w:sz w:val="20"/>
       </w:rPr>
     </w:lvl>
   </w:abstractNum>
-  <w:abstractNum w:abstractNumId="27" w15:restartNumberingAfterBreak="0">
-    <w:nsid w:val="315F43C4"/>
-    <w:multiLevelType w:val="multilevel"/>
-    <w:tmpl w:val="40069E20"/>
-    <w:lvl w:ilvl="0">
-      <w:start w:val="1"/>
-      <w:numFmt w:val="decimal"/>
-      <w:lvlText w:val="%1."/>
-      <w:lvlJc w:val="left"/>
-      <w:pPr>
-        <w:ind w:left="384" w:hanging="384"/>
-      </w:pPr>
-      <w:rPr>
-        <w:rFonts w:hint="default"/>
-      </w:rPr>
-    </w:lvl>
-    <w:lvl w:ilvl="1">
-      <w:start w:val="4"/>
-      <w:numFmt w:val="decimal"/>
-      <w:lvlText w:val="(%1-%2"/>
-      <w:lvlJc w:val="left"/>
-      <w:pPr>
-        <w:ind w:left="720" w:hanging="720"/>
-      </w:pPr>
-      <w:rPr>
-        <w:rFonts w:hint="default"/>
-      </w:rPr>
-    </w:lvl>
-    <w:lvl w:ilvl="2">
-      <w:start w:val="1"/>
-      <w:numFmt w:val="decimal"/>
-      <w:lvlText w:val="(%1-%2.%3"/>
-      <w:lvlJc w:val="left"/>
-      <w:pPr>
-        <w:ind w:left="1080" w:hanging="1080"/>
-      </w:pPr>
-      <w:rPr>
-        <w:rFonts w:hint="default"/>
-      </w:rPr>
-    </w:lvl>
-    <w:lvl w:ilvl="3">
-      <w:start w:val="1"/>
-      <w:numFmt w:val="decimal"/>
-      <w:lvlText w:val="(%1-%2.%3.%4"/>
-      <w:lvlJc w:val="left"/>
-      <w:pPr>
-        <w:ind w:left="1080" w:hanging="1080"/>
-      </w:pPr>
-      <w:rPr>
-        <w:rFonts w:hint="default"/>
-      </w:rPr>
-    </w:lvl>
-    <w:lvl w:ilvl="4">
-      <w:start w:val="1"/>
-      <w:numFmt w:val="decimal"/>
-      <w:lvlText w:val="(%1-%2.%3.%4.%5"/>
-      <w:lvlJc w:val="left"/>
-      <w:pPr>
-        <w:ind w:left="1440" w:hanging="1440"/>
-      </w:pPr>
-      <w:rPr>
-        <w:rFonts w:hint="default"/>
-      </w:rPr>
-    </w:lvl>
-    <w:lvl w:ilvl="5">
-      <w:start w:val="1"/>
-      <w:numFmt w:val="decimal"/>
-      <w:lvlText w:val="(%1-%2.%3.%4.%5.%6"/>
-      <w:lvlJc w:val="left"/>
-      <w:pPr>
-        <w:ind w:left="1440" w:hanging="1440"/>
-      </w:pPr>
-      <w:rPr>
-        <w:rFonts w:hint="default"/>
-      </w:rPr>
-    </w:lvl>
-    <w:lvl w:ilvl="6">
-      <w:start w:val="1"/>
-      <w:numFmt w:val="decimal"/>
-      <w:lvlText w:val="(%1-%2.%3.%4.%5.%6.%7"/>
-      <w:lvlJc w:val="left"/>
-      <w:pPr>
-        <w:ind w:left="1800" w:hanging="1800"/>
-      </w:pPr>
-      <w:rPr>
-        <w:rFonts w:hint="default"/>
-      </w:rPr>
-    </w:lvl>
-    <w:lvl w:ilvl="7">
-      <w:start w:val="1"/>
-      <w:numFmt w:val="decimal"/>
-      <w:lvlText w:val="(%1-%2.%3.%4.%5.%6.%7.%8"/>
-      <w:lvlJc w:val="left"/>
-      <w:pPr>
-        <w:ind w:left="2160" w:hanging="2160"/>
-      </w:pPr>
-      <w:rPr>
-        <w:rFonts w:hint="default"/>
-      </w:rPr>
-    </w:lvl>
-    <w:lvl w:ilvl="8">
-      <w:start w:val="1"/>
-      <w:numFmt w:val="decimal"/>
-      <w:lvlText w:val="(%1-%2.%3.%4.%5.%6.%7.%8.%9"/>
-      <w:lvlJc w:val="left"/>
-      <w:pPr>
-        <w:ind w:left="2160" w:hanging="2160"/>
-      </w:pPr>
-      <w:rPr>
-        <w:rFonts w:hint="default"/>
-      </w:rPr>
-    </w:lvl>
-  </w:abstractNum>
-  <w:abstractNum w:abstractNumId="28" w15:restartNumberingAfterBreak="0">
-    <w:nsid w:val="394F4EF4"/>
-    <w:multiLevelType w:val="multilevel"/>
-    <w:tmpl w:val="76540750"/>
-    <w:lvl w:ilvl="0">
-      <w:start w:val="1"/>
-      <w:numFmt w:val="bullet"/>
-      <w:lvlText w:val=""/>
-      <w:lvlJc w:val="left"/>
-      <w:pPr>
-        <w:tabs>
-          <w:tab w:val="num" w:pos="720"/>
-        </w:tabs>
-        <w:ind w:left="720" w:hanging="360"/>
-      </w:pPr>
-      <w:rPr>
-        <w:rFonts w:ascii="Symbol" w:hAnsi="Symbol" w:hint="default"/>
-        <w:sz w:val="20"/>
-      </w:rPr>
-    </w:lvl>
-    <w:lvl w:ilvl="1" w:tentative="1">
-      <w:start w:val="1"/>
-      <w:numFmt w:val="bullet"/>
-      <w:lvlText w:val="o"/>
-      <w:lvlJc w:val="left"/>
-      <w:pPr>
-        <w:tabs>
-          <w:tab w:val="num" w:pos="1440"/>
-        </w:tabs>
-        <w:ind w:left="1440" w:hanging="360"/>
-      </w:pPr>
-      <w:rPr>
-        <w:rFonts w:ascii="Courier New" w:hAnsi="Courier New" w:hint="default"/>
-        <w:sz w:val="20"/>
-      </w:rPr>
-    </w:lvl>
-    <w:lvl w:ilvl="2" w:tentative="1">
-      <w:start w:val="1"/>
-      <w:numFmt w:val="bullet"/>
-      <w:lvlText w:val=""/>
-      <w:lvlJc w:val="left"/>
-      <w:pPr>
-        <w:tabs>
-          <w:tab w:val="num" w:pos="2160"/>
-        </w:tabs>
-        <w:ind w:left="2160" w:hanging="360"/>
-      </w:pPr>
-      <w:rPr>
-        <w:rFonts w:ascii="Wingdings" w:hAnsi="Wingdings" w:hint="default"/>
-        <w:sz w:val="20"/>
-      </w:rPr>
-    </w:lvl>
-    <w:lvl w:ilvl="3" w:tentative="1">
-      <w:start w:val="1"/>
-      <w:numFmt w:val="bullet"/>
-      <w:lvlText w:val=""/>
-      <w:lvlJc w:val="left"/>
-      <w:pPr>
-        <w:tabs>
-          <w:tab w:val="num" w:pos="2880"/>
-        </w:tabs>
-        <w:ind w:left="2880" w:hanging="360"/>
-      </w:pPr>
-      <w:rPr>
-        <w:rFonts w:ascii="Wingdings" w:hAnsi="Wingdings" w:hint="default"/>
-        <w:sz w:val="20"/>
-      </w:rPr>
-    </w:lvl>
-    <w:lvl w:ilvl="4" w:tentative="1">
-      <w:start w:val="1"/>
-      <w:numFmt w:val="bullet"/>
-      <w:lvlText w:val=""/>
-      <w:lvlJc w:val="left"/>
-      <w:pPr>
-        <w:tabs>
-          <w:tab w:val="num" w:pos="3600"/>
-        </w:tabs>
-        <w:ind w:left="3600" w:hanging="360"/>
-      </w:pPr>
-      <w:rPr>
-        <w:rFonts w:ascii="Wingdings" w:hAnsi="Wingdings" w:hint="default"/>
-        <w:sz w:val="20"/>
-      </w:rPr>
-    </w:lvl>
-    <w:lvl w:ilvl="5" w:tentative="1">
-      <w:start w:val="1"/>
-      <w:numFmt w:val="bullet"/>
-      <w:lvlText w:val=""/>
-      <w:lvlJc w:val="left"/>
-      <w:pPr>
-        <w:tabs>
-          <w:tab w:val="num" w:pos="4320"/>
-        </w:tabs>
-        <w:ind w:left="4320" w:hanging="360"/>
-      </w:pPr>
-      <w:rPr>
-        <w:rFonts w:ascii="Wingdings" w:hAnsi="Wingdings" w:hint="default"/>
-        <w:sz w:val="20"/>
-      </w:rPr>
-    </w:lvl>
-    <w:lvl w:ilvl="6" w:tentative="1">
-      <w:start w:val="1"/>
-      <w:numFmt w:val="bullet"/>
-      <w:lvlText w:val=""/>
-      <w:lvlJc w:val="left"/>
-      <w:pPr>
-        <w:tabs>
-          <w:tab w:val="num" w:pos="5040"/>
-        </w:tabs>
-        <w:ind w:left="5040" w:hanging="360"/>
-      </w:pPr>
-      <w:rPr>
-        <w:rFonts w:ascii="Wingdings" w:hAnsi="Wingdings" w:hint="default"/>
-        <w:sz w:val="20"/>
-      </w:rPr>
-    </w:lvl>
-    <w:lvl w:ilvl="7" w:tentative="1">
-      <w:start w:val="1"/>
-      <w:numFmt w:val="bullet"/>
-      <w:lvlText w:val=""/>
-      <w:lvlJc w:val="left"/>
-      <w:pPr>
-        <w:tabs>
-          <w:tab w:val="num" w:pos="5760"/>
-        </w:tabs>
-        <w:ind w:left="5760" w:hanging="360"/>
-      </w:pPr>
-      <w:rPr>
-        <w:rFonts w:ascii="Wingdings" w:hAnsi="Wingdings" w:hint="default"/>
-        <w:sz w:val="20"/>
-      </w:rPr>
-    </w:lvl>
-    <w:lvl w:ilvl="8" w:tentative="1">
-      <w:start w:val="1"/>
-      <w:numFmt w:val="bullet"/>
-      <w:lvlText w:val=""/>
-      <w:lvlJc w:val="left"/>
-      <w:pPr>
-        <w:tabs>
-          <w:tab w:val="num" w:pos="6480"/>
-        </w:tabs>
-        <w:ind w:left="6480" w:hanging="360"/>
-      </w:pPr>
-      <w:rPr>
-        <w:rFonts w:ascii="Wingdings" w:hAnsi="Wingdings" w:hint="default"/>
-        <w:sz w:val="20"/>
-      </w:rPr>
-    </w:lvl>
-  </w:abstractNum>
-  <w:abstractNum w:abstractNumId="29" w15:restartNumberingAfterBreak="0">
+  <w:abstractNum w:abstractNumId="20" w15:restartNumberingAfterBreak="0">
     <w:nsid w:val="39BF1185"/>
     <w:multiLevelType w:val="multilevel"/>
     <w:tmpl w:val="0AF85158"/>
@@ -15719,7 +14753,7 @@
       </w:pPr>
     </w:lvl>
   </w:abstractNum>
-  <w:abstractNum w:abstractNumId="30" w15:restartNumberingAfterBreak="0">
+  <w:abstractNum w:abstractNumId="21" w15:restartNumberingAfterBreak="0">
     <w:nsid w:val="39DD0D8C"/>
     <w:multiLevelType w:val="multilevel"/>
     <w:tmpl w:val="BADAF078"/>
@@ -15868,120 +14902,7 @@
       </w:rPr>
     </w:lvl>
   </w:abstractNum>
-  <w:abstractNum w:abstractNumId="31" w15:restartNumberingAfterBreak="0">
-    <w:nsid w:val="4B4A1A9A"/>
-    <w:multiLevelType w:val="hybridMultilevel"/>
-    <w:tmpl w:val="91E8D72E"/>
-    <w:lvl w:ilvl="0" w:tplc="0C0A0001">
-      <w:start w:val="1"/>
-      <w:numFmt w:val="bullet"/>
-      <w:lvlText w:val=""/>
-      <w:lvlJc w:val="left"/>
-      <w:pPr>
-        <w:ind w:left="720" w:hanging="360"/>
-      </w:pPr>
-      <w:rPr>
-        <w:rFonts w:ascii="Symbol" w:hAnsi="Symbol" w:hint="default"/>
-      </w:rPr>
-    </w:lvl>
-    <w:lvl w:ilvl="1" w:tplc="0C0A0003" w:tentative="1">
-      <w:start w:val="1"/>
-      <w:numFmt w:val="bullet"/>
-      <w:lvlText w:val="o"/>
-      <w:lvlJc w:val="left"/>
-      <w:pPr>
-        <w:ind w:left="1440" w:hanging="360"/>
-      </w:pPr>
-      <w:rPr>
-        <w:rFonts w:ascii="Courier New" w:hAnsi="Courier New" w:cs="Courier New" w:hint="default"/>
-      </w:rPr>
-    </w:lvl>
-    <w:lvl w:ilvl="2" w:tplc="0C0A0005" w:tentative="1">
-      <w:start w:val="1"/>
-      <w:numFmt w:val="bullet"/>
-      <w:lvlText w:val=""/>
-      <w:lvlJc w:val="left"/>
-      <w:pPr>
-        <w:ind w:left="2160" w:hanging="360"/>
-      </w:pPr>
-      <w:rPr>
-        <w:rFonts w:ascii="Wingdings" w:hAnsi="Wingdings" w:hint="default"/>
-      </w:rPr>
-    </w:lvl>
-    <w:lvl w:ilvl="3" w:tplc="0C0A0001" w:tentative="1">
-      <w:start w:val="1"/>
-      <w:numFmt w:val="bullet"/>
-      <w:lvlText w:val=""/>
-      <w:lvlJc w:val="left"/>
-      <w:pPr>
-        <w:ind w:left="2880" w:hanging="360"/>
-      </w:pPr>
-      <w:rPr>
-        <w:rFonts w:ascii="Symbol" w:hAnsi="Symbol" w:hint="default"/>
-      </w:rPr>
-    </w:lvl>
-    <w:lvl w:ilvl="4" w:tplc="0C0A0003" w:tentative="1">
-      <w:start w:val="1"/>
-      <w:numFmt w:val="bullet"/>
-      <w:lvlText w:val="o"/>
-      <w:lvlJc w:val="left"/>
-      <w:pPr>
-        <w:ind w:left="3600" w:hanging="360"/>
-      </w:pPr>
-      <w:rPr>
-        <w:rFonts w:ascii="Courier New" w:hAnsi="Courier New" w:cs="Courier New" w:hint="default"/>
-      </w:rPr>
-    </w:lvl>
-    <w:lvl w:ilvl="5" w:tplc="0C0A0005" w:tentative="1">
-      <w:start w:val="1"/>
-      <w:numFmt w:val="bullet"/>
-      <w:lvlText w:val=""/>
-      <w:lvlJc w:val="left"/>
-      <w:pPr>
-        <w:ind w:left="4320" w:hanging="360"/>
-      </w:pPr>
-      <w:rPr>
-        <w:rFonts w:ascii="Wingdings" w:hAnsi="Wingdings" w:hint="default"/>
-      </w:rPr>
-    </w:lvl>
-    <w:lvl w:ilvl="6" w:tplc="0C0A0001" w:tentative="1">
-      <w:start w:val="1"/>
-      <w:numFmt w:val="bullet"/>
-      <w:lvlText w:val=""/>
-      <w:lvlJc w:val="left"/>
-      <w:pPr>
-        <w:ind w:left="5040" w:hanging="360"/>
-      </w:pPr>
-      <w:rPr>
-        <w:rFonts w:ascii="Symbol" w:hAnsi="Symbol" w:hint="default"/>
-      </w:rPr>
-    </w:lvl>
-    <w:lvl w:ilvl="7" w:tplc="0C0A0003" w:tentative="1">
-      <w:start w:val="1"/>
-      <w:numFmt w:val="bullet"/>
-      <w:lvlText w:val="o"/>
-      <w:lvlJc w:val="left"/>
-      <w:pPr>
-        <w:ind w:left="5760" w:hanging="360"/>
-      </w:pPr>
-      <w:rPr>
-        <w:rFonts w:ascii="Courier New" w:hAnsi="Courier New" w:cs="Courier New" w:hint="default"/>
-      </w:rPr>
-    </w:lvl>
-    <w:lvl w:ilvl="8" w:tplc="0C0A0005" w:tentative="1">
-      <w:start w:val="1"/>
-      <w:numFmt w:val="bullet"/>
-      <w:lvlText w:val=""/>
-      <w:lvlJc w:val="left"/>
-      <w:pPr>
-        <w:ind w:left="6480" w:hanging="360"/>
-      </w:pPr>
-      <w:rPr>
-        <w:rFonts w:ascii="Wingdings" w:hAnsi="Wingdings" w:hint="default"/>
-      </w:rPr>
-    </w:lvl>
-  </w:abstractNum>
-  <w:abstractNum w:abstractNumId="32" w15:restartNumberingAfterBreak="0">
+  <w:abstractNum w:abstractNumId="22" w15:restartNumberingAfterBreak="0">
     <w:nsid w:val="518468B8"/>
     <w:multiLevelType w:val="multilevel"/>
     <w:tmpl w:val="56E2AEBE"/>
@@ -16130,7 +15051,7 @@
       </w:rPr>
     </w:lvl>
   </w:abstractNum>
-  <w:abstractNum w:abstractNumId="33" w15:restartNumberingAfterBreak="0">
+  <w:abstractNum w:abstractNumId="23" w15:restartNumberingAfterBreak="0">
     <w:nsid w:val="53DA2CAB"/>
     <w:multiLevelType w:val="multilevel"/>
     <w:tmpl w:val="BADAF078"/>
@@ -16279,7 +15200,7 @@
       </w:rPr>
     </w:lvl>
   </w:abstractNum>
-  <w:abstractNum w:abstractNumId="34" w15:restartNumberingAfterBreak="0">
+  <w:abstractNum w:abstractNumId="24" w15:restartNumberingAfterBreak="0">
     <w:nsid w:val="547A06F6"/>
     <w:multiLevelType w:val="multilevel"/>
     <w:tmpl w:val="BADAF078"/>
@@ -16428,7 +15349,7 @@
       </w:rPr>
     </w:lvl>
   </w:abstractNum>
-  <w:abstractNum w:abstractNumId="35" w15:restartNumberingAfterBreak="0">
+  <w:abstractNum w:abstractNumId="25" w15:restartNumberingAfterBreak="0">
     <w:nsid w:val="551F4C40"/>
     <w:multiLevelType w:val="hybridMultilevel"/>
     <w:tmpl w:val="D3F62BC6"/>
@@ -16541,7 +15462,7 @@
       </w:rPr>
     </w:lvl>
   </w:abstractNum>
-  <w:abstractNum w:abstractNumId="36" w15:restartNumberingAfterBreak="0">
+  <w:abstractNum w:abstractNumId="26" w15:restartNumberingAfterBreak="0">
     <w:nsid w:val="57F942FB"/>
     <w:multiLevelType w:val="hybridMultilevel"/>
     <w:tmpl w:val="D0E0B0E6"/>
@@ -16654,120 +15575,7 @@
       </w:rPr>
     </w:lvl>
   </w:abstractNum>
-  <w:abstractNum w:abstractNumId="37" w15:restartNumberingAfterBreak="0">
-    <w:nsid w:val="62A1733C"/>
-    <w:multiLevelType w:val="hybridMultilevel"/>
-    <w:tmpl w:val="1F20972A"/>
-    <w:lvl w:ilvl="0" w:tplc="0C0A0001">
-      <w:start w:val="1"/>
-      <w:numFmt w:val="bullet"/>
-      <w:lvlText w:val=""/>
-      <w:lvlJc w:val="left"/>
-      <w:pPr>
-        <w:ind w:left="720" w:hanging="360"/>
-      </w:pPr>
-      <w:rPr>
-        <w:rFonts w:ascii="Symbol" w:hAnsi="Symbol" w:hint="default"/>
-      </w:rPr>
-    </w:lvl>
-    <w:lvl w:ilvl="1" w:tplc="0C0A0003" w:tentative="1">
-      <w:start w:val="1"/>
-      <w:numFmt w:val="bullet"/>
-      <w:lvlText w:val="o"/>
-      <w:lvlJc w:val="left"/>
-      <w:pPr>
-        <w:ind w:left="1440" w:hanging="360"/>
-      </w:pPr>
-      <w:rPr>
-        <w:rFonts w:ascii="Courier New" w:hAnsi="Courier New" w:cs="Courier New" w:hint="default"/>
-      </w:rPr>
-    </w:lvl>
-    <w:lvl w:ilvl="2" w:tplc="0C0A0005" w:tentative="1">
-      <w:start w:val="1"/>
-      <w:numFmt w:val="bullet"/>
-      <w:lvlText w:val=""/>
-      <w:lvlJc w:val="left"/>
-      <w:pPr>
-        <w:ind w:left="2160" w:hanging="360"/>
-      </w:pPr>
-      <w:rPr>
-        <w:rFonts w:ascii="Wingdings" w:hAnsi="Wingdings" w:hint="default"/>
-      </w:rPr>
-    </w:lvl>
-    <w:lvl w:ilvl="3" w:tplc="0C0A0001" w:tentative="1">
-      <w:start w:val="1"/>
-      <w:numFmt w:val="bullet"/>
-      <w:lvlText w:val=""/>
-      <w:lvlJc w:val="left"/>
-      <w:pPr>
-        <w:ind w:left="2880" w:hanging="360"/>
-      </w:pPr>
-      <w:rPr>
-        <w:rFonts w:ascii="Symbol" w:hAnsi="Symbol" w:hint="default"/>
-      </w:rPr>
-    </w:lvl>
-    <w:lvl w:ilvl="4" w:tplc="0C0A0003" w:tentative="1">
-      <w:start w:val="1"/>
-      <w:numFmt w:val="bullet"/>
-      <w:lvlText w:val="o"/>
-      <w:lvlJc w:val="left"/>
-      <w:pPr>
-        <w:ind w:left="3600" w:hanging="360"/>
-      </w:pPr>
-      <w:rPr>
-        <w:rFonts w:ascii="Courier New" w:hAnsi="Courier New" w:cs="Courier New" w:hint="default"/>
-      </w:rPr>
-    </w:lvl>
-    <w:lvl w:ilvl="5" w:tplc="0C0A0005" w:tentative="1">
-      <w:start w:val="1"/>
-      <w:numFmt w:val="bullet"/>
-      <w:lvlText w:val=""/>
-      <w:lvlJc w:val="left"/>
-      <w:pPr>
-        <w:ind w:left="4320" w:hanging="360"/>
-      </w:pPr>
-      <w:rPr>
-        <w:rFonts w:ascii="Wingdings" w:hAnsi="Wingdings" w:hint="default"/>
-      </w:rPr>
-    </w:lvl>
-    <w:lvl w:ilvl="6" w:tplc="0C0A0001" w:tentative="1">
-      <w:start w:val="1"/>
-      <w:numFmt w:val="bullet"/>
-      <w:lvlText w:val=""/>
-      <w:lvlJc w:val="left"/>
-      <w:pPr>
-        <w:ind w:left="5040" w:hanging="360"/>
-      </w:pPr>
-      <w:rPr>
-        <w:rFonts w:ascii="Symbol" w:hAnsi="Symbol" w:hint="default"/>
-      </w:rPr>
-    </w:lvl>
-    <w:lvl w:ilvl="7" w:tplc="0C0A0003" w:tentative="1">
-      <w:start w:val="1"/>
-      <w:numFmt w:val="bullet"/>
-      <w:lvlText w:val="o"/>
-      <w:lvlJc w:val="left"/>
-      <w:pPr>
-        <w:ind w:left="5760" w:hanging="360"/>
-      </w:pPr>
-      <w:rPr>
-        <w:rFonts w:ascii="Courier New" w:hAnsi="Courier New" w:cs="Courier New" w:hint="default"/>
-      </w:rPr>
-    </w:lvl>
-    <w:lvl w:ilvl="8" w:tplc="0C0A0005" w:tentative="1">
-      <w:start w:val="1"/>
-      <w:numFmt w:val="bullet"/>
-      <w:lvlText w:val=""/>
-      <w:lvlJc w:val="left"/>
-      <w:pPr>
-        <w:ind w:left="6480" w:hanging="360"/>
-      </w:pPr>
-      <w:rPr>
-        <w:rFonts w:ascii="Wingdings" w:hAnsi="Wingdings" w:hint="default"/>
-      </w:rPr>
-    </w:lvl>
-  </w:abstractNum>
-  <w:abstractNum w:abstractNumId="38" w15:restartNumberingAfterBreak="0">
+  <w:abstractNum w:abstractNumId="27" w15:restartNumberingAfterBreak="0">
     <w:nsid w:val="660B0824"/>
     <w:multiLevelType w:val="multilevel"/>
     <w:tmpl w:val="BADAF078"/>
@@ -16916,7 +15724,7 @@
       </w:rPr>
     </w:lvl>
   </w:abstractNum>
-  <w:abstractNum w:abstractNumId="39" w15:restartNumberingAfterBreak="0">
+  <w:abstractNum w:abstractNumId="28" w15:restartNumberingAfterBreak="0">
     <w:nsid w:val="6DD0147A"/>
     <w:multiLevelType w:val="multilevel"/>
     <w:tmpl w:val="78DE6110"/>
@@ -17065,7 +15873,7 @@
       </w:rPr>
     </w:lvl>
   </w:abstractNum>
-  <w:abstractNum w:abstractNumId="40" w15:restartNumberingAfterBreak="0">
+  <w:abstractNum w:abstractNumId="29" w15:restartNumberingAfterBreak="0">
     <w:nsid w:val="711C0946"/>
     <w:multiLevelType w:val="multilevel"/>
     <w:tmpl w:val="BADAF078"/>
@@ -17214,7 +16022,7 @@
       </w:rPr>
     </w:lvl>
   </w:abstractNum>
-  <w:abstractNum w:abstractNumId="41" w15:restartNumberingAfterBreak="0">
+  <w:abstractNum w:abstractNumId="30" w15:restartNumberingAfterBreak="0">
     <w:nsid w:val="756865E3"/>
     <w:multiLevelType w:val="multilevel"/>
     <w:tmpl w:val="FE96619C"/>
@@ -17363,7 +16171,7 @@
       </w:rPr>
     </w:lvl>
   </w:abstractNum>
-  <w:abstractNum w:abstractNumId="42" w15:restartNumberingAfterBreak="0">
+  <w:abstractNum w:abstractNumId="31" w15:restartNumberingAfterBreak="0">
     <w:nsid w:val="77D1625C"/>
     <w:multiLevelType w:val="multilevel"/>
     <w:tmpl w:val="BADAF078"/>
@@ -17512,7 +16320,7 @@
       </w:rPr>
     </w:lvl>
   </w:abstractNum>
-  <w:abstractNum w:abstractNumId="43" w15:restartNumberingAfterBreak="0">
+  <w:abstractNum w:abstractNumId="32" w15:restartNumberingAfterBreak="0">
     <w:nsid w:val="7B610C40"/>
     <w:multiLevelType w:val="hybridMultilevel"/>
     <w:tmpl w:val="EAF0ADEE"/>
@@ -17598,7 +16406,7 @@
       </w:pPr>
     </w:lvl>
   </w:abstractNum>
-  <w:abstractNum w:abstractNumId="44" w15:restartNumberingAfterBreak="0">
+  <w:abstractNum w:abstractNumId="33" w15:restartNumberingAfterBreak="0">
     <w:nsid w:val="7B912E92"/>
     <w:multiLevelType w:val="multilevel"/>
     <w:tmpl w:val="0AF85158"/>
@@ -17687,7 +16495,7 @@
       </w:pPr>
     </w:lvl>
   </w:abstractNum>
-  <w:abstractNum w:abstractNumId="45" w15:restartNumberingAfterBreak="0">
+  <w:abstractNum w:abstractNumId="34" w15:restartNumberingAfterBreak="0">
     <w:nsid w:val="7C645274"/>
     <w:multiLevelType w:val="multilevel"/>
     <w:tmpl w:val="C93A6E2A"/>
@@ -17836,7 +16644,7 @@
       </w:rPr>
     </w:lvl>
   </w:abstractNum>
-  <w:abstractNum w:abstractNumId="46" w15:restartNumberingAfterBreak="0">
+  <w:abstractNum w:abstractNumId="35" w15:restartNumberingAfterBreak="0">
     <w:nsid w:val="7C6A485C"/>
     <w:multiLevelType w:val="hybridMultilevel"/>
     <w:tmpl w:val="50066974"/>
@@ -17949,330 +16757,115 @@
       </w:rPr>
     </w:lvl>
   </w:abstractNum>
-  <w:abstractNum w:abstractNumId="47" w15:restartNumberingAfterBreak="0">
-    <w:nsid w:val="7FFA5EFB"/>
-    <w:multiLevelType w:val="multilevel"/>
-    <w:tmpl w:val="3DA2E75C"/>
-    <w:lvl w:ilvl="0">
-      <w:start w:val="1"/>
-      <w:numFmt w:val="bullet"/>
-      <w:lvlText w:val=""/>
-      <w:lvlJc w:val="left"/>
-      <w:pPr>
-        <w:tabs>
-          <w:tab w:val="num" w:pos="720"/>
-        </w:tabs>
-        <w:ind w:left="720" w:hanging="360"/>
-      </w:pPr>
-      <w:rPr>
-        <w:rFonts w:ascii="Symbol" w:hAnsi="Symbol" w:hint="default"/>
-        <w:sz w:val="20"/>
-      </w:rPr>
-    </w:lvl>
-    <w:lvl w:ilvl="1">
-      <w:start w:val="1"/>
-      <w:numFmt w:val="bullet"/>
-      <w:lvlText w:val="o"/>
-      <w:lvlJc w:val="left"/>
-      <w:pPr>
-        <w:tabs>
-          <w:tab w:val="num" w:pos="1440"/>
-        </w:tabs>
-        <w:ind w:left="1440" w:hanging="360"/>
-      </w:pPr>
-      <w:rPr>
-        <w:rFonts w:ascii="Courier New" w:hAnsi="Courier New" w:hint="default"/>
-        <w:sz w:val="20"/>
-      </w:rPr>
-    </w:lvl>
-    <w:lvl w:ilvl="2" w:tentative="1">
-      <w:start w:val="1"/>
-      <w:numFmt w:val="bullet"/>
-      <w:lvlText w:val=""/>
-      <w:lvlJc w:val="left"/>
-      <w:pPr>
-        <w:tabs>
-          <w:tab w:val="num" w:pos="2160"/>
-        </w:tabs>
-        <w:ind w:left="2160" w:hanging="360"/>
-      </w:pPr>
-      <w:rPr>
-        <w:rFonts w:ascii="Wingdings" w:hAnsi="Wingdings" w:hint="default"/>
-        <w:sz w:val="20"/>
-      </w:rPr>
-    </w:lvl>
-    <w:lvl w:ilvl="3" w:tentative="1">
-      <w:start w:val="1"/>
-      <w:numFmt w:val="bullet"/>
-      <w:lvlText w:val=""/>
-      <w:lvlJc w:val="left"/>
-      <w:pPr>
-        <w:tabs>
-          <w:tab w:val="num" w:pos="2880"/>
-        </w:tabs>
-        <w:ind w:left="2880" w:hanging="360"/>
-      </w:pPr>
-      <w:rPr>
-        <w:rFonts w:ascii="Wingdings" w:hAnsi="Wingdings" w:hint="default"/>
-        <w:sz w:val="20"/>
-      </w:rPr>
-    </w:lvl>
-    <w:lvl w:ilvl="4" w:tentative="1">
-      <w:start w:val="1"/>
-      <w:numFmt w:val="bullet"/>
-      <w:lvlText w:val=""/>
-      <w:lvlJc w:val="left"/>
-      <w:pPr>
-        <w:tabs>
-          <w:tab w:val="num" w:pos="3600"/>
-        </w:tabs>
-        <w:ind w:left="3600" w:hanging="360"/>
-      </w:pPr>
-      <w:rPr>
-        <w:rFonts w:ascii="Wingdings" w:hAnsi="Wingdings" w:hint="default"/>
-        <w:sz w:val="20"/>
-      </w:rPr>
-    </w:lvl>
-    <w:lvl w:ilvl="5" w:tentative="1">
-      <w:start w:val="1"/>
-      <w:numFmt w:val="bullet"/>
-      <w:lvlText w:val=""/>
-      <w:lvlJc w:val="left"/>
-      <w:pPr>
-        <w:tabs>
-          <w:tab w:val="num" w:pos="4320"/>
-        </w:tabs>
-        <w:ind w:left="4320" w:hanging="360"/>
-      </w:pPr>
-      <w:rPr>
-        <w:rFonts w:ascii="Wingdings" w:hAnsi="Wingdings" w:hint="default"/>
-        <w:sz w:val="20"/>
-      </w:rPr>
-    </w:lvl>
-    <w:lvl w:ilvl="6" w:tentative="1">
-      <w:start w:val="1"/>
-      <w:numFmt w:val="bullet"/>
-      <w:lvlText w:val=""/>
-      <w:lvlJc w:val="left"/>
-      <w:pPr>
-        <w:tabs>
-          <w:tab w:val="num" w:pos="5040"/>
-        </w:tabs>
-        <w:ind w:left="5040" w:hanging="360"/>
-      </w:pPr>
-      <w:rPr>
-        <w:rFonts w:ascii="Wingdings" w:hAnsi="Wingdings" w:hint="default"/>
-        <w:sz w:val="20"/>
-      </w:rPr>
-    </w:lvl>
-    <w:lvl w:ilvl="7" w:tentative="1">
-      <w:start w:val="1"/>
-      <w:numFmt w:val="bullet"/>
-      <w:lvlText w:val=""/>
-      <w:lvlJc w:val="left"/>
-      <w:pPr>
-        <w:tabs>
-          <w:tab w:val="num" w:pos="5760"/>
-        </w:tabs>
-        <w:ind w:left="5760" w:hanging="360"/>
-      </w:pPr>
-      <w:rPr>
-        <w:rFonts w:ascii="Wingdings" w:hAnsi="Wingdings" w:hint="default"/>
-        <w:sz w:val="20"/>
-      </w:rPr>
-    </w:lvl>
-    <w:lvl w:ilvl="8" w:tentative="1">
-      <w:start w:val="1"/>
-      <w:numFmt w:val="bullet"/>
-      <w:lvlText w:val=""/>
-      <w:lvlJc w:val="left"/>
-      <w:pPr>
-        <w:tabs>
-          <w:tab w:val="num" w:pos="6480"/>
-        </w:tabs>
-        <w:ind w:left="6480" w:hanging="360"/>
-      </w:pPr>
-      <w:rPr>
-        <w:rFonts w:ascii="Wingdings" w:hAnsi="Wingdings" w:hint="default"/>
-        <w:sz w:val="20"/>
-      </w:rPr>
-    </w:lvl>
-  </w:abstractNum>
   <w:num w:numId="1" w16cid:durableId="1808430329">
+    <w:abstractNumId w:val="15"/>
+  </w:num>
+  <w:num w:numId="2" w16cid:durableId="914556358">
+    <w:abstractNumId w:val="7"/>
+  </w:num>
+  <w:num w:numId="3" w16cid:durableId="767429265">
+    <w:abstractNumId w:val="35"/>
+  </w:num>
+  <w:num w:numId="4" w16cid:durableId="948513654">
+    <w:abstractNumId w:val="1"/>
+  </w:num>
+  <w:num w:numId="5" w16cid:durableId="1214191891">
+    <w:abstractNumId w:val="10"/>
+  </w:num>
+  <w:num w:numId="6" w16cid:durableId="1992519285">
+    <w:abstractNumId w:val="17"/>
+  </w:num>
+  <w:num w:numId="7" w16cid:durableId="2041280235">
+    <w:abstractNumId w:val="30"/>
+  </w:num>
+  <w:num w:numId="8" w16cid:durableId="474296130">
+    <w:abstractNumId w:val="22"/>
+  </w:num>
+  <w:num w:numId="9" w16cid:durableId="239216498">
+    <w:abstractNumId w:val="6"/>
+  </w:num>
+  <w:num w:numId="10" w16cid:durableId="1064180269">
+    <w:abstractNumId w:val="26"/>
+  </w:num>
+  <w:num w:numId="11" w16cid:durableId="36203897">
+    <w:abstractNumId w:val="3"/>
+  </w:num>
+  <w:num w:numId="12" w16cid:durableId="1458180953">
+    <w:abstractNumId w:val="13"/>
+  </w:num>
+  <w:num w:numId="13" w16cid:durableId="337778451">
+    <w:abstractNumId w:val="28"/>
+  </w:num>
+  <w:num w:numId="14" w16cid:durableId="514076526">
+    <w:abstractNumId w:val="25"/>
+  </w:num>
+  <w:num w:numId="15" w16cid:durableId="1336809403">
+    <w:abstractNumId w:val="33"/>
+  </w:num>
+  <w:num w:numId="16" w16cid:durableId="1429932310">
+    <w:abstractNumId w:val="20"/>
+  </w:num>
+  <w:num w:numId="17" w16cid:durableId="1945574721">
+    <w:abstractNumId w:val="23"/>
+  </w:num>
+  <w:num w:numId="18" w16cid:durableId="1497108377">
+    <w:abstractNumId w:val="8"/>
+  </w:num>
+  <w:num w:numId="19" w16cid:durableId="1639530216">
+    <w:abstractNumId w:val="34"/>
+  </w:num>
+  <w:num w:numId="20" w16cid:durableId="1196234239">
+    <w:abstractNumId w:val="9"/>
+  </w:num>
+  <w:num w:numId="21" w16cid:durableId="1538421797">
+    <w:abstractNumId w:val="29"/>
+  </w:num>
+  <w:num w:numId="22" w16cid:durableId="1894848859">
+    <w:abstractNumId w:val="27"/>
+  </w:num>
+  <w:num w:numId="23" w16cid:durableId="643120057">
+    <w:abstractNumId w:val="32"/>
+  </w:num>
+  <w:num w:numId="24" w16cid:durableId="48383667">
+    <w:abstractNumId w:val="4"/>
+  </w:num>
+  <w:num w:numId="25" w16cid:durableId="1629311708">
+    <w:abstractNumId w:val="31"/>
+  </w:num>
+  <w:num w:numId="26" w16cid:durableId="1983150425">
+    <w:abstractNumId w:val="21"/>
+  </w:num>
+  <w:num w:numId="27" w16cid:durableId="1943217986">
+    <w:abstractNumId w:val="11"/>
+  </w:num>
+  <w:num w:numId="28" w16cid:durableId="1059669459">
+    <w:abstractNumId w:val="16"/>
+  </w:num>
+  <w:num w:numId="29" w16cid:durableId="1718577692">
+    <w:abstractNumId w:val="18"/>
+  </w:num>
+  <w:num w:numId="30" w16cid:durableId="1514145648">
+    <w:abstractNumId w:val="5"/>
+  </w:num>
+  <w:num w:numId="31" w16cid:durableId="647633691">
+    <w:abstractNumId w:val="2"/>
+  </w:num>
+  <w:num w:numId="32" w16cid:durableId="1167289782">
+    <w:abstractNumId w:val="12"/>
+  </w:num>
+  <w:num w:numId="33" w16cid:durableId="402799081">
+    <w:abstractNumId w:val="14"/>
+  </w:num>
+  <w:num w:numId="34" w16cid:durableId="1215972529">
+    <w:abstractNumId w:val="0"/>
+  </w:num>
+  <w:num w:numId="35" w16cid:durableId="1916745493">
+    <w:abstractNumId w:val="24"/>
+  </w:num>
+  <w:num w:numId="36" w16cid:durableId="448088229">
     <w:abstractNumId w:val="19"/>
   </w:num>
-  <w:num w:numId="2" w16cid:durableId="1664620931">
-    <w:abstractNumId w:val="27"/>
-  </w:num>
-  <w:num w:numId="3" w16cid:durableId="914556358">
-    <w:abstractNumId w:val="8"/>
-  </w:num>
-  <w:num w:numId="4" w16cid:durableId="253168290">
-    <w:abstractNumId w:val="16"/>
-  </w:num>
-  <w:num w:numId="5" w16cid:durableId="767429265">
-    <w:abstractNumId w:val="46"/>
-  </w:num>
-  <w:num w:numId="6" w16cid:durableId="948513654">
-    <w:abstractNumId w:val="1"/>
-  </w:num>
-  <w:num w:numId="7" w16cid:durableId="1214191891">
-    <w:abstractNumId w:val="12"/>
-  </w:num>
-  <w:num w:numId="8" w16cid:durableId="1992519285">
-    <w:abstractNumId w:val="23"/>
-  </w:num>
-  <w:num w:numId="9" w16cid:durableId="2041280235">
-    <w:abstractNumId w:val="41"/>
-  </w:num>
-  <w:num w:numId="10" w16cid:durableId="474296130">
-    <w:abstractNumId w:val="32"/>
-  </w:num>
-  <w:num w:numId="11" w16cid:durableId="953052016">
-    <w:abstractNumId w:val="47"/>
-  </w:num>
-  <w:num w:numId="12" w16cid:durableId="239216498">
-    <w:abstractNumId w:val="7"/>
-  </w:num>
-  <w:num w:numId="13" w16cid:durableId="1064180269">
-    <w:abstractNumId w:val="36"/>
-  </w:num>
-  <w:num w:numId="14" w16cid:durableId="36203897">
-    <w:abstractNumId w:val="4"/>
-  </w:num>
-  <w:num w:numId="15" w16cid:durableId="1458180953">
-    <w:abstractNumId w:val="17"/>
-  </w:num>
-  <w:num w:numId="16" w16cid:durableId="337778451">
-    <w:abstractNumId w:val="39"/>
-  </w:num>
-  <w:num w:numId="17" w16cid:durableId="514076526">
-    <w:abstractNumId w:val="35"/>
-  </w:num>
-  <w:num w:numId="18" w16cid:durableId="1336809403">
-    <w:abstractNumId w:val="44"/>
-  </w:num>
-  <w:num w:numId="19" w16cid:durableId="1429932310">
-    <w:abstractNumId w:val="29"/>
-  </w:num>
-  <w:num w:numId="20" w16cid:durableId="229924653">
-    <w:abstractNumId w:val="21"/>
-    <w:lvlOverride w:ilvl="0">
-      <w:startOverride w:val="1"/>
-    </w:lvlOverride>
-    <w:lvlOverride w:ilvl="1">
-      <w:startOverride w:val="1"/>
-    </w:lvlOverride>
-    <w:lvlOverride w:ilvl="2">
-      <w:startOverride w:val="1"/>
-    </w:lvlOverride>
-    <w:lvlOverride w:ilvl="3">
-      <w:startOverride w:val="1"/>
-    </w:lvlOverride>
-    <w:lvlOverride w:ilvl="4">
-      <w:startOverride w:val="1"/>
-    </w:lvlOverride>
-    <w:lvlOverride w:ilvl="5">
-      <w:startOverride w:val="1"/>
-    </w:lvlOverride>
-    <w:lvlOverride w:ilvl="6">
-      <w:startOverride w:val="1"/>
-    </w:lvlOverride>
-    <w:lvlOverride w:ilvl="7">
-      <w:startOverride w:val="1"/>
-    </w:lvlOverride>
-    <w:lvlOverride w:ilvl="8">
-      <w:startOverride w:val="1"/>
-    </w:lvlOverride>
-  </w:num>
-  <w:num w:numId="21" w16cid:durableId="1729377050">
-    <w:abstractNumId w:val="28"/>
-  </w:num>
-  <w:num w:numId="22" w16cid:durableId="1771466020">
-    <w:abstractNumId w:val="15"/>
-  </w:num>
-  <w:num w:numId="23" w16cid:durableId="1945574721">
-    <w:abstractNumId w:val="33"/>
-  </w:num>
-  <w:num w:numId="24" w16cid:durableId="1497108377">
-    <w:abstractNumId w:val="9"/>
-  </w:num>
-  <w:num w:numId="25" w16cid:durableId="690493405">
-    <w:abstractNumId w:val="21"/>
-  </w:num>
-  <w:num w:numId="26" w16cid:durableId="1639530216">
-    <w:abstractNumId w:val="45"/>
-  </w:num>
-  <w:num w:numId="27" w16cid:durableId="1545480902">
-    <w:abstractNumId w:val="24"/>
-  </w:num>
-  <w:num w:numId="28" w16cid:durableId="1196234239">
-    <w:abstractNumId w:val="11"/>
-  </w:num>
-  <w:num w:numId="29" w16cid:durableId="1746418008">
-    <w:abstractNumId w:val="26"/>
-  </w:num>
-  <w:num w:numId="30" w16cid:durableId="1580823701">
-    <w:abstractNumId w:val="31"/>
-  </w:num>
-  <w:num w:numId="31" w16cid:durableId="1932158938">
-    <w:abstractNumId w:val="37"/>
-  </w:num>
-  <w:num w:numId="32" w16cid:durableId="1941449487">
-    <w:abstractNumId w:val="10"/>
-  </w:num>
-  <w:num w:numId="33" w16cid:durableId="1538421797">
-    <w:abstractNumId w:val="40"/>
-  </w:num>
-  <w:num w:numId="34" w16cid:durableId="1894848859">
-    <w:abstractNumId w:val="38"/>
-  </w:num>
-  <w:num w:numId="35" w16cid:durableId="643120057">
-    <w:abstractNumId w:val="43"/>
-  </w:num>
-  <w:num w:numId="36" w16cid:durableId="48383667">
-    <w:abstractNumId w:val="5"/>
-  </w:num>
-  <w:num w:numId="37" w16cid:durableId="1629311708">
-    <w:abstractNumId w:val="42"/>
-  </w:num>
-  <w:num w:numId="38" w16cid:durableId="1983150425">
-    <w:abstractNumId w:val="30"/>
-  </w:num>
-  <w:num w:numId="39" w16cid:durableId="1943217986">
-    <w:abstractNumId w:val="13"/>
-  </w:num>
-  <w:num w:numId="40" w16cid:durableId="1059669459">
-    <w:abstractNumId w:val="20"/>
-  </w:num>
-  <w:num w:numId="41" w16cid:durableId="1718577692">
-    <w:abstractNumId w:val="25"/>
-  </w:num>
-  <w:num w:numId="42" w16cid:durableId="1514145648">
-    <w:abstractNumId w:val="6"/>
-  </w:num>
-  <w:num w:numId="43" w16cid:durableId="647633691">
-    <w:abstractNumId w:val="3"/>
-  </w:num>
-  <w:num w:numId="44" w16cid:durableId="1167289782">
-    <w:abstractNumId w:val="14"/>
-  </w:num>
-  <w:num w:numId="45" w16cid:durableId="402799081">
-    <w:abstractNumId w:val="18"/>
-  </w:num>
-  <w:num w:numId="46" w16cid:durableId="14699771">
-    <w:abstractNumId w:val="2"/>
-  </w:num>
-  <w:num w:numId="47" w16cid:durableId="1215972529">
-    <w:abstractNumId w:val="0"/>
-  </w:num>
-  <w:num w:numId="48" w16cid:durableId="1855535688">
-    <w:abstractNumId w:val="22"/>
-  </w:num>
-  <w:num w:numId="49" w16cid:durableId="1916745493">
-    <w:abstractNumId w:val="34"/>
-  </w:num>
-  <w:numIdMacAtCleanup w:val="24"/>
+  <w:numIdMacAtCleanup w:val="36"/>
 </w:numbering>
 </file>
 

--- a/docs/Entregas/DAM Plantilla memoria escrita.docx
+++ b/docs/Entregas/DAM Plantilla memoria escrita.docx
@@ -148,28 +148,12 @@
         </w:rPr>
         <w:t xml:space="preserve">Fecha de entrega: </w:t>
       </w:r>
-      <w:proofErr w:type="spellStart"/>
       <w:r>
         <w:rPr>
           <w:color w:val="7B7B7B"/>
         </w:rPr>
-        <w:t>dd</w:t>
-      </w:r>
-      <w:proofErr w:type="spellEnd"/>
-      <w:r>
-        <w:rPr>
-          <w:color w:val="7B7B7B"/>
-        </w:rPr>
-        <w:t>/mm/</w:t>
-      </w:r>
-      <w:proofErr w:type="spellStart"/>
-      <w:r>
-        <w:rPr>
-          <w:color w:val="7B7B7B"/>
-        </w:rPr>
-        <w:t>aaaa</w:t>
-      </w:r>
-      <w:proofErr w:type="spellEnd"/>
+        <w:t>dd/mm/aaaa</w:t>
+      </w:r>
     </w:p>
     <w:p>
       <w:pPr>
@@ -3523,21 +3507,10 @@
         <w:t>Finalidad:</w:t>
       </w:r>
       <w:r>
-        <w:t xml:space="preserve"> La finalidad de </w:t>
-      </w:r>
-      <w:proofErr w:type="spellStart"/>
-      <w:r>
-        <w:t>MedManager</w:t>
-      </w:r>
-      <w:proofErr w:type="spellEnd"/>
-      <w:r>
-        <w:t xml:space="preserve"> es resolver estas carencias creando un ecosistema digital unificado de la clínica. El sistema busca automatizar la gestión diaria, garantizar que la información esté sincronizada en tiempo real</w:t>
-      </w:r>
-      <w:r>
-        <w:t xml:space="preserve">. </w:t>
-      </w:r>
-      <w:r>
-        <w:t>Con ello, se persigue mejorar radicalmente la calidad de la asistencia, optimizar los tiempos de trabajo del personal, garantizar la seguridad de la información privada y establecer un modelo de negocio sostenible sin uso de papel.</w:t>
+        <w:t xml:space="preserve"> </w:t>
+      </w:r>
+      <w:r>
+        <w:t>La finalidad de MedManager es resolver estas carencias creando un ecosistema digital unificado en la red local de la clínica. El sistema busca automatizar la gestión diaria y centralizar la información en una base de datos única accesible bajo demanda desde los distintos terminales. Con ello, se persigue mejorar la calidad de la asistencia, optimizar los tiempos de trabajo del personal, reforzar la seguridad en el acceso a la información privada y establecer un modelo de trabajo sostenible sin uso de papel.</w:t>
       </w:r>
     </w:p>
     <w:p>
@@ -3644,15 +3617,7 @@
     </w:p>
     <w:p>
       <w:r>
-        <w:t xml:space="preserve">El alcance de </w:t>
-      </w:r>
-      <w:proofErr w:type="spellStart"/>
-      <w:r>
-        <w:t>MedManager</w:t>
-      </w:r>
-      <w:proofErr w:type="spellEnd"/>
-      <w:r>
-        <w:t xml:space="preserve"> abarca la gestión interna del flujo médico y administrativo de la clínica. El proyecto cubrirá el ciclo completo de citas, la creación y consulta de historiales médicos y la gestión de permisos según el perfil del trabajador. El sistema se limitará a la operativa clínica, por lo que no incluirá módulos de facturación, contabilidad, pasarelas de pago ni conexión con bases de datos externas estatales (como la Seguridad Social).</w:t>
+        <w:t>El alcance de MedManager abarca la gestión interna del flujo médico y administrativo de la clínica. El proyecto cubrirá el ciclo completo de citas, la creación y consulta de historiales médicos y la gestión de permisos según el perfil del trabajador. El sistema se limitará a la operativa clínica, por lo que no incluirá módulos de facturación, contabilidad, pasarelas de pago ni conexión con bases de datos externas estatales (como la Seguridad Social).</w:t>
       </w:r>
     </w:p>
     <w:p/>
@@ -3745,25 +3710,7 @@
           <w:sz w:val="22"/>
           <w:szCs w:val="22"/>
         </w:rPr>
-        <w:t xml:space="preserve">Desde el punto de vista académico y profesional dentro del ciclo DAM, este proyecto se convierte en el escenario idóneo para poner en práctica y consolidar de forma integral todo lo aprendido. Desarrollar una solución para este entorno exige abordar la gestión de bases de datos relacionales, el tratamiento riguroso de datos sensibles, el control de concurrencia mediante un servidor propio con Sockets y la creación de interfaces diferenciadas (escritorio en Java Swing para tareas administrativas y aplicación Android en </w:t>
-      </w:r>
-      <w:proofErr w:type="spellStart"/>
-      <w:r>
-        <w:rPr>
-          <w:rFonts w:ascii="Arial" w:hAnsi="Arial" w:cs="Arial"/>
-          <w:sz w:val="22"/>
-          <w:szCs w:val="22"/>
-        </w:rPr>
-        <w:t>Kotlin</w:t>
-      </w:r>
-      <w:proofErr w:type="spellEnd"/>
-      <w:r>
-        <w:rPr>
-          <w:rFonts w:ascii="Arial" w:hAnsi="Arial" w:cs="Arial"/>
-          <w:sz w:val="22"/>
-          <w:szCs w:val="22"/>
-        </w:rPr>
-        <w:t xml:space="preserve"> para el trabajo en movilidad). Con ello, no solo se busca recrear un modelo organizativo eficiente, sino también aportar una alternativa aplicable a centros que necesitan optimizar su flujo diario hacia un modelo sin uso de papel.</w:t>
+        <w:t>Desde el punto de vista académico y profesional dentro del ciclo DAM, este proyecto se convierte en el escenario idóneo para poner en práctica y consolidar de forma integral todo lo aprendido. Desarrollar una solución para este entorno exige abordar la gestión de bases de datos relacionales, el tratamiento riguroso de datos sensibles, el control de concurrencia mediante un servidor propio con Sockets y la creación de interfaces diferenciadas (escritorio en Java Swing para tareas administrativas y aplicación Android en Kotlin para el trabajo en movilidad). Con ello, no solo se busca recrear un modelo organizativo eficiente, sino también aportar una alternativa aplicable a centros que necesitan optimizar su flujo diario hacia un modelo sin uso de papel.</w:t>
       </w:r>
     </w:p>
     <w:p/>
@@ -3776,24 +3723,14 @@
         </w:numPr>
       </w:pPr>
       <w:bookmarkStart w:id="7" w:name="_Toc244175396"/>
-      <w:proofErr w:type="spellStart"/>
       <w:r>
         <w:t>Abstract</w:t>
       </w:r>
       <w:bookmarkEnd w:id="7"/>
-      <w:proofErr w:type="spellEnd"/>
-    </w:p>
-    <w:p>
-      <w:r>
-        <w:t xml:space="preserve">En ingles, resumen de la app, finalidad, tipo, </w:t>
-      </w:r>
-      <w:proofErr w:type="spellStart"/>
-      <w:r>
-        <w:t>tecnologias</w:t>
-      </w:r>
-      <w:proofErr w:type="spellEnd"/>
-      <w:r>
-        <w:t xml:space="preserve"> y resultado.</w:t>
+    </w:p>
+    <w:p>
+      <w:r>
+        <w:t>En ingles, resumen de la app, finalidad, tipo, tecnologias y resultado.</w:t>
       </w:r>
     </w:p>
     <w:p>
@@ -3827,23 +3764,13 @@
         <w:t>Diseñar, desarrollar e implementar</w:t>
       </w:r>
       <w:r>
-        <w:t xml:space="preserve"> un sistema informático multiplataforma y seguro usando tanto aplicaciones de escritorio como de dispositivo móvil para la gestión de </w:t>
-      </w:r>
-      <w:proofErr w:type="gramStart"/>
-      <w:r>
-        <w:t>una  clínica</w:t>
-      </w:r>
-      <w:proofErr w:type="gramEnd"/>
-      <w:r>
-        <w:t xml:space="preserve"> médica a la que llamare </w:t>
-      </w:r>
-      <w:proofErr w:type="spellStart"/>
-      <w:r>
-        <w:t>MedManager</w:t>
-      </w:r>
-      <w:proofErr w:type="spellEnd"/>
-      <w:r>
-        <w:t xml:space="preserve">, que centralice la información administrativa y asistencial en una base de datos </w:t>
+        <w:t xml:space="preserve"> un sistema informático multiplataforma y seguro usando tanto aplicaciones de escritorio como de dispositivo móvil para la gestión de una  clínica médica a la que </w:t>
+      </w:r>
+      <w:r>
+        <w:t>he nombrado</w:t>
+      </w:r>
+      <w:r>
+        <w:t xml:space="preserve"> MedManager, que centralice la información administrativa y asistencial en una base de datos </w:t>
       </w:r>
       <w:r>
         <w:t>única</w:t>
@@ -3942,21 +3869,7 @@
         <w:rPr>
           <w:lang w:val="es-ES"/>
         </w:rPr>
-        <w:t xml:space="preserve">Centralizar el acceso a la base de datos a través de un servidor </w:t>
-      </w:r>
-      <w:proofErr w:type="spellStart"/>
-      <w:r>
-        <w:rPr>
-          <w:lang w:val="es-ES"/>
-        </w:rPr>
-        <w:t>backend</w:t>
-      </w:r>
-      <w:proofErr w:type="spellEnd"/>
-      <w:r>
-        <w:rPr>
-          <w:lang w:val="es-ES"/>
-        </w:rPr>
-        <w:t xml:space="preserve"> concurrente (multihilo) mediante Sockets TCP/IP, evitando la exposición directa de la base de datos a las aplicaciones cliente.</w:t>
+        <w:t>Centralizar el acceso a la base de datos a través de un servidor backend concurrente (multihilo) mediante Sockets TCP/IP, evitando la exposición directa de la base de datos a las aplicaciones cliente.</w:t>
       </w:r>
     </w:p>
     <w:p>
@@ -4030,6 +3943,25 @@
         </w:rPr>
         <w:t>Facilitar al personal facultativo la consulta de su agenda de consultas y la incorporación de diagnósticos y observaciones en el historial clínico de los pacientes.</w:t>
       </w:r>
+      <w:bookmarkStart w:id="9" w:name="_Toc244175398"/>
+    </w:p>
+    <w:p>
+      <w:pPr>
+        <w:pStyle w:val="Prrafodelista"/>
+        <w:numPr>
+          <w:ilvl w:val="1"/>
+          <w:numId w:val="18"/>
+        </w:numPr>
+        <w:rPr>
+          <w:lang w:val="es-ES"/>
+        </w:rPr>
+      </w:pPr>
+      <w:r>
+        <w:rPr>
+          <w:lang w:val="es-ES"/>
+        </w:rPr>
+        <w:t>Asistencia en movilidad (Aplicación Móvil):</w:t>
+      </w:r>
     </w:p>
     <w:p>
       <w:pPr>
@@ -4044,11 +3976,39 @@
       </w:pPr>
       <w:r>
         <w:rPr>
-          <w:i/>
-          <w:iCs/>
-          <w:lang w:val="es-ES"/>
-        </w:rPr>
-        <w:t>Generar de forma opcional identificadores visuales (códigos QR) para agilizar la identificación de pacientes en recepción (mejora futura / funcionalidad pendiente).</w:t>
+          <w:lang w:val="es-ES"/>
+        </w:rPr>
+        <w:t xml:space="preserve">Permitir al personal de enfermería acceder de forma rápida y autenticada </w:t>
+      </w:r>
+      <w:r>
+        <w:rPr>
+          <w:lang w:val="es-ES"/>
+        </w:rPr>
+        <w:t>a</w:t>
+      </w:r>
+      <w:r>
+        <w:rPr>
+          <w:lang w:val="es-ES"/>
+        </w:rPr>
+        <w:t xml:space="preserve"> la ficha esencial del paciente desde un dispositivo móvil Android.</w:t>
+      </w:r>
+    </w:p>
+    <w:p>
+      <w:pPr>
+        <w:pStyle w:val="Prrafodelista"/>
+        <w:numPr>
+          <w:ilvl w:val="2"/>
+          <w:numId w:val="18"/>
+        </w:numPr>
+        <w:rPr>
+          <w:lang w:val="es-ES"/>
+        </w:rPr>
+      </w:pPr>
+      <w:r>
+        <w:rPr>
+          <w:lang w:val="es-ES"/>
+        </w:rPr>
+        <w:t>Registrar observaciones previas y notas de cribaje de enfermería en las citas del día para su consulta por parte del personal médico desde los puestos de escritorio.</w:t>
       </w:r>
     </w:p>
     <w:p>
@@ -4066,7 +4026,7 @@
         <w:rPr>
           <w:lang w:val="es-ES"/>
         </w:rPr>
-        <w:t>Asistencia en movilidad (Aplicación Móvil):</w:t>
+        <w:t>Seguridad y protección de datos:</w:t>
       </w:r>
     </w:p>
     <w:p>
@@ -4084,97 +4044,7 @@
         <w:rPr>
           <w:lang w:val="es-ES"/>
         </w:rPr>
-        <w:t>Permitir al personal sanitario acceder de forma rápida y autenticada a la información esencial del paciente (constantes y pruebas del día) desde un dispositivo móvil.</w:t>
-      </w:r>
-    </w:p>
-    <w:p>
-      <w:pPr>
-        <w:pStyle w:val="Prrafodelista"/>
-        <w:numPr>
-          <w:ilvl w:val="2"/>
-          <w:numId w:val="18"/>
-        </w:numPr>
-        <w:rPr>
-          <w:lang w:val="es-ES"/>
-        </w:rPr>
-      </w:pPr>
-      <w:r>
-        <w:rPr>
-          <w:lang w:val="es-ES"/>
-        </w:rPr>
-        <w:t>Registrar observaciones e incidencias de enfermería en tiempo real para su consulta inmediata desde los puestos de escritorio.</w:t>
-      </w:r>
-    </w:p>
-    <w:p>
-      <w:pPr>
-        <w:pStyle w:val="Prrafodelista"/>
-        <w:numPr>
-          <w:ilvl w:val="2"/>
-          <w:numId w:val="18"/>
-        </w:numPr>
-        <w:rPr>
-          <w:lang w:val="es-ES"/>
-        </w:rPr>
-      </w:pPr>
-      <w:r>
-        <w:rPr>
-          <w:i/>
-          <w:iCs/>
-          <w:lang w:val="es-ES"/>
-        </w:rPr>
-        <w:t>Incorporar de forma opcional un lector de códigos QR mediante la cámara del terminal para la apertura instantánea de fichas médicas (mejora futura / funcionalidad pendiente).</w:t>
-      </w:r>
-    </w:p>
-    <w:p>
-      <w:pPr>
-        <w:pStyle w:val="Prrafodelista"/>
-        <w:numPr>
-          <w:ilvl w:val="1"/>
-          <w:numId w:val="18"/>
-        </w:numPr>
-        <w:rPr>
-          <w:lang w:val="es-ES"/>
-        </w:rPr>
-      </w:pPr>
-      <w:r>
-        <w:rPr>
-          <w:lang w:val="es-ES"/>
-        </w:rPr>
-        <w:t>Seguridad y protección de datos:</w:t>
-      </w:r>
-    </w:p>
-    <w:p>
-      <w:pPr>
-        <w:pStyle w:val="Prrafodelista"/>
-        <w:numPr>
-          <w:ilvl w:val="2"/>
-          <w:numId w:val="18"/>
-        </w:numPr>
-        <w:rPr>
-          <w:lang w:val="es-ES"/>
-        </w:rPr>
-      </w:pPr>
-      <w:r>
-        <w:rPr>
-          <w:lang w:val="es-ES"/>
-        </w:rPr>
-        <w:t xml:space="preserve">Implementar mecanismos de protección de credenciales mediante algoritmos de </w:t>
-      </w:r>
-      <w:proofErr w:type="spellStart"/>
-      <w:r>
-        <w:rPr>
-          <w:i/>
-          <w:iCs/>
-          <w:lang w:val="es-ES"/>
-        </w:rPr>
-        <w:t>hashing</w:t>
-      </w:r>
-      <w:proofErr w:type="spellEnd"/>
-      <w:r>
-        <w:rPr>
-          <w:lang w:val="es-ES"/>
-        </w:rPr>
-        <w:t xml:space="preserve"> unidireccional para garantizar la privacidad de los usuarios y el cumplimiento de la normativa sobre datos sensibles.</w:t>
+        <w:t>Implementar mecanismos de protección de credenciales mediante algoritmos (BCrypt), control de sesiones por rol en el servidor y acceso de mínimo privilegio a la base de datos, contribuyendo a las medidas técnicas de privacidad exigidas para datos sensibles.</w:t>
       </w:r>
     </w:p>
     <w:p>
@@ -4185,7 +4055,6 @@
           <w:numId w:val="1"/>
         </w:numPr>
       </w:pPr>
-      <w:bookmarkStart w:id="9" w:name="_Toc244175398"/>
       <w:r>
         <w:lastRenderedPageBreak/>
         <w:t>Estado del Arte</w:t>
@@ -4218,21 +4087,7 @@
         <w:rPr>
           <w:lang w:val="es-ES"/>
         </w:rPr>
-        <w:t xml:space="preserve">Para el diseño de la aplicación de </w:t>
-      </w:r>
-      <w:proofErr w:type="spellStart"/>
-      <w:r>
-        <w:rPr>
-          <w:lang w:val="es-ES"/>
-        </w:rPr>
-        <w:t>MedManager</w:t>
-      </w:r>
-      <w:proofErr w:type="spellEnd"/>
-      <w:r>
-        <w:rPr>
-          <w:lang w:val="es-ES"/>
-        </w:rPr>
-        <w:t xml:space="preserve">, la base de datos, la aplicación de escritorio, la aplicación móvil y la comunicación, se ha realizado una búsqueda real en el mercado de gestión de clínicas y centros médicos. Esta búsqueda tiene el objetivo de ver cómo funcionan las aplicaciones reales en el sector y poder compararlas con mis ideas para ver si son eficaces o no, pudiendo cubrir problemas que tengan estas y aportando alguna innovación o mejora si es posible. Con este análisis sabremos qué funciones tendrá nuestro proyecto. </w:t>
+        <w:t xml:space="preserve">Para el diseño de la aplicación de MedManager, la base de datos, la aplicación de escritorio, la aplicación móvil y la comunicación, se ha realizado una búsqueda real en el mercado de gestión de clínicas y centros médicos. Esta búsqueda tiene el objetivo de ver cómo funcionan las aplicaciones reales en el sector y poder compararlas con mis ideas para ver si son eficaces o no, pudiendo cubrir problemas que tengan estas y aportando alguna innovación o mejora si es posible. Con este análisis sabremos qué funciones tendrá nuestro proyecto. </w:t>
       </w:r>
     </w:p>
     <w:p>
@@ -4260,34 +4115,14 @@
         </w:rPr>
         <w:t xml:space="preserve">Para la búsqueda de software específico he usado el portal </w:t>
       </w:r>
-      <w:hyperlink r:id="rId10" w:tgtFrame="_blank" w:history="1">
-        <w:r>
-          <w:rPr>
-            <w:rStyle w:val="Hipervnculo"/>
-            <w:lang w:val="es-ES"/>
-          </w:rPr>
-          <w:t>www.capterra.com</w:t>
-        </w:r>
-      </w:hyperlink>
-      <w:r>
-        <w:rPr>
-          <w:lang w:val="es-ES"/>
-        </w:rPr>
-        <w:t xml:space="preserve"> (</w:t>
-      </w:r>
-      <w:proofErr w:type="spellStart"/>
-      <w:r>
-        <w:rPr>
-          <w:lang w:val="es-ES"/>
-        </w:rPr>
-        <w:t>Capterra</w:t>
-      </w:r>
-      <w:proofErr w:type="spellEnd"/>
-      <w:r>
-        <w:rPr>
-          <w:lang w:val="es-ES"/>
-        </w:rPr>
-        <w:t xml:space="preserve">, 2026), ya que ofrece todo tipo de software disponible y explica qué nos puede aportar. Se puede apreciar que hay dos tendencias para el sector de clínicas: </w:t>
+      <w:r>
+        <w:t>https://www.capterra.es/</w:t>
+      </w:r>
+      <w:r>
+        <w:rPr>
+          <w:lang w:val="es-ES"/>
+        </w:rPr>
+        <w:t xml:space="preserve"> (Capterra, 2026), ya que ofrece todo tipo de software disponible y explica qué nos puede aportar. Se puede apreciar que hay dos tendencias para el sector de clínicas: </w:t>
       </w:r>
     </w:p>
     <w:p>
@@ -4410,19 +4245,11 @@
           <w:lang w:val="en-GB"/>
         </w:rPr>
       </w:pPr>
-      <w:proofErr w:type="spellStart"/>
       <w:r>
         <w:rPr>
           <w:lang w:val="en-GB"/>
         </w:rPr>
-        <w:t>SoftClinic</w:t>
-      </w:r>
-      <w:proofErr w:type="spellEnd"/>
-      <w:r>
-        <w:rPr>
-          <w:lang w:val="en-GB"/>
-        </w:rPr>
-        <w:t xml:space="preserve"> GenX</w:t>
+        <w:t>SoftClinic GenX</w:t>
       </w:r>
       <w:r>
         <w:rPr>
@@ -4450,7 +4277,7 @@
                     <pic:cNvPicPr/>
                   </pic:nvPicPr>
                   <pic:blipFill>
-                    <a:blip r:embed="rId11"/>
+                    <a:blip r:embed="rId10"/>
                     <a:stretch>
                       <a:fillRect/>
                     </a:stretch>
@@ -4674,12 +4501,10 @@
           <w:numId w:val="20"/>
         </w:numPr>
       </w:pPr>
-      <w:proofErr w:type="spellStart"/>
       <w:r>
         <w:lastRenderedPageBreak/>
         <w:t>Archivex</w:t>
       </w:r>
-      <w:proofErr w:type="spellEnd"/>
       <w:r>
         <w:br/>
       </w:r>
@@ -4703,7 +4528,7 @@
                     <pic:cNvPicPr/>
                   </pic:nvPicPr>
                   <pic:blipFill>
-                    <a:blip r:embed="rId12" cstate="print">
+                    <a:blip r:embed="rId11" cstate="print">
                       <a:extLst>
                         <a:ext uri="{28A0092B-C50C-407E-A947-70E740481C1C}">
                           <a14:useLocalDpi xmlns:a14="http://schemas.microsoft.com/office/drawing/2010/main" val="0"/>
@@ -4866,7 +4691,7 @@
                     <pic:cNvPicPr/>
                   </pic:nvPicPr>
                   <pic:blipFill>
-                    <a:blip r:embed="rId13"/>
+                    <a:blip r:embed="rId12"/>
                     <a:stretch>
                       <a:fillRect/>
                     </a:stretch>
@@ -4947,7 +4772,7 @@
         <w:rPr>
           <w:lang w:val="es-ES"/>
         </w:rPr>
-        <w:t xml:space="preserve"> Incluye demasiadas opciones comerciales y financieras (marketing, bonos, contabilidad, stock y proveedores) que complican el programa para el personal sanitario. Además, funciona bajo suscripción de pago tras la prueba de 7 días y no incluye recetas electrónicas ni cumple el estándar HIPAA.</w:t>
+        <w:t xml:space="preserve"> Incluye demasiadas opciones comerciales y financieras (marketing, bonos, contabilidad, stock y proveedores) que complican el programa para el personal sanitario. Además, funciona bajo suscripción de pago tras la prueba de 7 días.</w:t>
       </w:r>
     </w:p>
     <w:p>
@@ -4958,14 +4783,9 @@
           <w:numId w:val="20"/>
         </w:numPr>
       </w:pPr>
-      <w:proofErr w:type="spellStart"/>
       <w:r>
         <w:lastRenderedPageBreak/>
-        <w:t>Clinic</w:t>
-      </w:r>
-      <w:proofErr w:type="spellEnd"/>
-      <w:r>
-        <w:t xml:space="preserve"> Clou</w:t>
+        <w:t>Clinic Clou</w:t>
       </w:r>
       <w:r>
         <w:t>d</w:t>
@@ -4993,7 +4813,7 @@
                     <pic:cNvPicPr/>
                   </pic:nvPicPr>
                   <pic:blipFill>
-                    <a:blip r:embed="rId14"/>
+                    <a:blip r:embed="rId13"/>
                     <a:stretch>
                       <a:fillRect/>
                     </a:stretch>
@@ -5172,7 +4992,13 @@
         <w:rPr>
           <w:lang w:val="es-ES"/>
         </w:rPr>
-        <w:t xml:space="preserve"> Depende al 100 % de tener conexión a Internet (si se cae la red no se puede trabajar), obliga a pagar una cuota mensual por usar su nube y no dispone de una aplicación móvil pensada específicamente para el trabajo rápido de enfermería en planta.</w:t>
+        <w:t xml:space="preserve"> Depende al 100 % de tener conexión a Internet (si se cae la red no se puede trabajar), obliga a pagar una cuota mensual por usar su nube</w:t>
+      </w:r>
+      <w:r>
+        <w:rPr>
+          <w:lang w:val="es-ES"/>
+        </w:rPr>
+        <w:t>.</w:t>
       </w:r>
     </w:p>
     <w:p>
@@ -5190,12 +5016,10 @@
           <w:numId w:val="20"/>
         </w:numPr>
       </w:pPr>
-      <w:proofErr w:type="spellStart"/>
       <w:r>
         <w:lastRenderedPageBreak/>
         <w:t>PrognoCIS</w:t>
       </w:r>
-      <w:proofErr w:type="spellEnd"/>
       <w:r>
         <w:br/>
       </w:r>
@@ -5219,7 +5043,7 @@
                     <pic:cNvPicPr/>
                   </pic:nvPicPr>
                   <pic:blipFill>
-                    <a:blip r:embed="rId15" cstate="print">
+                    <a:blip r:embed="rId14" cstate="print">
                       <a:extLst>
                         <a:ext uri="{28A0092B-C50C-407E-A947-70E740481C1C}">
                           <a14:useLocalDpi xmlns:a14="http://schemas.microsoft.com/office/drawing/2010/main" val="0"/>
@@ -5441,27 +5265,29 @@
       </w:r>
     </w:p>
     <w:p/>
+    <w:p/>
     <w:tbl>
       <w:tblPr>
         <w:tblStyle w:val="Tablanormal1"/>
-        <w:tblW w:w="9464" w:type="dxa"/>
+        <w:tblpPr w:leftFromText="141" w:rightFromText="141" w:horzAnchor="margin" w:tblpY="1483"/>
+        <w:tblW w:w="9755" w:type="dxa"/>
         <w:tblLook w:val="06A0" w:firstRow="1" w:lastRow="0" w:firstColumn="1" w:lastColumn="0" w:noHBand="1" w:noVBand="1"/>
       </w:tblPr>
       <w:tblGrid>
-        <w:gridCol w:w="2358"/>
-        <w:gridCol w:w="2374"/>
-        <w:gridCol w:w="2373"/>
-        <w:gridCol w:w="2359"/>
+        <w:gridCol w:w="2430"/>
+        <w:gridCol w:w="2447"/>
+        <w:gridCol w:w="2446"/>
+        <w:gridCol w:w="2432"/>
       </w:tblGrid>
       <w:tr>
         <w:trPr>
           <w:cnfStyle w:val="100000000000" w:firstRow="1" w:lastRow="0" w:firstColumn="0" w:lastColumn="0" w:oddVBand="0" w:evenVBand="0" w:oddHBand="0" w:evenHBand="0" w:firstRowFirstColumn="0" w:firstRowLastColumn="0" w:lastRowFirstColumn="0" w:lastRowLastColumn="0"/>
-          <w:trHeight w:val="1286"/>
+          <w:trHeight w:val="788"/>
         </w:trPr>
         <w:tc>
           <w:tcPr>
             <w:cnfStyle w:val="001000000000" w:firstRow="0" w:lastRow="0" w:firstColumn="1" w:lastColumn="0" w:oddVBand="0" w:evenVBand="0" w:oddHBand="0" w:evenHBand="0" w:firstRowFirstColumn="0" w:firstRowLastColumn="0" w:lastRowFirstColumn="0" w:lastRowLastColumn="0"/>
-            <w:tcW w:w="2358" w:type="dxa"/>
+            <w:tcW w:w="2430" w:type="dxa"/>
             <w:shd w:val="clear" w:color="auto" w:fill="000000" w:themeFill="text1"/>
             <w:hideMark/>
           </w:tcPr>
@@ -5469,11 +5295,15 @@
             <w:pPr>
               <w:jc w:val="center"/>
               <w:rPr>
+                <w:sz w:val="16"/>
+                <w:szCs w:val="16"/>
                 <w:lang w:val="es-ES"/>
               </w:rPr>
             </w:pPr>
             <w:r>
               <w:rPr>
+                <w:sz w:val="16"/>
+                <w:szCs w:val="16"/>
                 <w:lang w:val="es-ES"/>
               </w:rPr>
               <w:lastRenderedPageBreak/>
@@ -5483,7 +5313,7 @@
         </w:tc>
         <w:tc>
           <w:tcPr>
-            <w:tcW w:w="2374" w:type="dxa"/>
+            <w:tcW w:w="2447" w:type="dxa"/>
             <w:shd w:val="clear" w:color="auto" w:fill="000000" w:themeFill="text1"/>
             <w:hideMark/>
           </w:tcPr>
@@ -5492,11 +5322,15 @@
               <w:jc w:val="center"/>
               <w:cnfStyle w:val="100000000000" w:firstRow="1" w:lastRow="0" w:firstColumn="0" w:lastColumn="0" w:oddVBand="0" w:evenVBand="0" w:oddHBand="0" w:evenHBand="0" w:firstRowFirstColumn="0" w:firstRowLastColumn="0" w:lastRowFirstColumn="0" w:lastRowLastColumn="0"/>
               <w:rPr>
+                <w:sz w:val="16"/>
+                <w:szCs w:val="16"/>
                 <w:lang w:val="es-ES"/>
               </w:rPr>
             </w:pPr>
             <w:r>
               <w:rPr>
+                <w:sz w:val="16"/>
+                <w:szCs w:val="16"/>
                 <w:lang w:val="es-ES"/>
               </w:rPr>
               <w:t>Qué hace bien</w:t>
@@ -5505,7 +5339,7 @@
         </w:tc>
         <w:tc>
           <w:tcPr>
-            <w:tcW w:w="2373" w:type="dxa"/>
+            <w:tcW w:w="2446" w:type="dxa"/>
             <w:shd w:val="clear" w:color="auto" w:fill="000000" w:themeFill="text1"/>
             <w:hideMark/>
           </w:tcPr>
@@ -5514,11 +5348,15 @@
               <w:jc w:val="center"/>
               <w:cnfStyle w:val="100000000000" w:firstRow="1" w:lastRow="0" w:firstColumn="0" w:lastColumn="0" w:oddVBand="0" w:evenVBand="0" w:oddHBand="0" w:evenHBand="0" w:firstRowFirstColumn="0" w:firstRowLastColumn="0" w:lastRowFirstColumn="0" w:lastRowLastColumn="0"/>
               <w:rPr>
+                <w:sz w:val="16"/>
+                <w:szCs w:val="16"/>
                 <w:lang w:val="es-ES"/>
               </w:rPr>
             </w:pPr>
             <w:r>
               <w:rPr>
+                <w:sz w:val="16"/>
+                <w:szCs w:val="16"/>
                 <w:lang w:val="es-ES"/>
               </w:rPr>
               <w:t>Limitaciones</w:t>
@@ -5527,7 +5365,7 @@
         </w:tc>
         <w:tc>
           <w:tcPr>
-            <w:tcW w:w="2359" w:type="dxa"/>
+            <w:tcW w:w="2432" w:type="dxa"/>
             <w:shd w:val="clear" w:color="auto" w:fill="000000" w:themeFill="text1"/>
             <w:hideMark/>
           </w:tcPr>
@@ -5536,11 +5374,15 @@
               <w:jc w:val="center"/>
               <w:cnfStyle w:val="100000000000" w:firstRow="1" w:lastRow="0" w:firstColumn="0" w:lastColumn="0" w:oddVBand="0" w:evenVBand="0" w:oddHBand="0" w:evenHBand="0" w:firstRowFirstColumn="0" w:firstRowLastColumn="0" w:lastRowFirstColumn="0" w:lastRowLastColumn="0"/>
               <w:rPr>
+                <w:sz w:val="16"/>
+                <w:szCs w:val="16"/>
                 <w:lang w:val="es-ES"/>
               </w:rPr>
             </w:pPr>
             <w:r>
               <w:rPr>
+                <w:sz w:val="16"/>
+                <w:szCs w:val="16"/>
                 <w:lang w:val="es-ES"/>
               </w:rPr>
               <w:t>Qué aprendo para mi proyecto</w:t>
@@ -5550,58 +5392,50 @@
       </w:tr>
       <w:tr>
         <w:trPr>
-          <w:trHeight w:val="1119"/>
+          <w:trHeight w:val="685"/>
         </w:trPr>
         <w:tc>
           <w:tcPr>
             <w:cnfStyle w:val="001000000000" w:firstRow="0" w:lastRow="0" w:firstColumn="1" w:lastColumn="0" w:oddVBand="0" w:evenVBand="0" w:oddHBand="0" w:evenHBand="0" w:firstRowFirstColumn="0" w:firstRowLastColumn="0" w:lastRowFirstColumn="0" w:lastRowLastColumn="0"/>
-            <w:tcW w:w="2358" w:type="dxa"/>
+            <w:tcW w:w="2430" w:type="dxa"/>
             <w:hideMark/>
           </w:tcPr>
           <w:p>
             <w:pPr>
               <w:rPr>
+                <w:sz w:val="16"/>
+                <w:szCs w:val="16"/>
                 <w:lang w:val="es-ES"/>
               </w:rPr>
             </w:pPr>
-            <w:proofErr w:type="spellStart"/>
-            <w:r>
-              <w:rPr>
+            <w:r>
+              <w:rPr>
+                <w:sz w:val="16"/>
+                <w:szCs w:val="16"/>
                 <w:lang w:val="es-ES"/>
               </w:rPr>
-              <w:t>SoftClinic</w:t>
-            </w:r>
-            <w:proofErr w:type="spellEnd"/>
-            <w:r>
-              <w:rPr>
-                <w:lang w:val="es-ES"/>
-              </w:rPr>
-              <w:t xml:space="preserve"> </w:t>
-            </w:r>
-            <w:proofErr w:type="spellStart"/>
-            <w:r>
-              <w:rPr>
-                <w:lang w:val="es-ES"/>
-              </w:rPr>
-              <w:t>GenX</w:t>
-            </w:r>
-            <w:proofErr w:type="spellEnd"/>
+              <w:t>SoftClinic GenX</w:t>
+            </w:r>
           </w:p>
         </w:tc>
         <w:tc>
           <w:tcPr>
-            <w:tcW w:w="2374" w:type="dxa"/>
+            <w:tcW w:w="2447" w:type="dxa"/>
             <w:hideMark/>
           </w:tcPr>
           <w:p>
             <w:pPr>
               <w:cnfStyle w:val="000000000000" w:firstRow="0" w:lastRow="0" w:firstColumn="0" w:lastColumn="0" w:oddVBand="0" w:evenVBand="0" w:oddHBand="0" w:evenHBand="0" w:firstRowFirstColumn="0" w:firstRowLastColumn="0" w:lastRowFirstColumn="0" w:lastRowLastColumn="0"/>
               <w:rPr>
+                <w:sz w:val="16"/>
+                <w:szCs w:val="16"/>
                 <w:lang w:val="es-ES"/>
               </w:rPr>
             </w:pPr>
             <w:r>
               <w:rPr>
+                <w:sz w:val="16"/>
+                <w:szCs w:val="16"/>
                 <w:lang w:val="es-ES"/>
               </w:rPr>
               <w:t xml:space="preserve">Muy completo, cumple seguridad médica y tiene versión de escritorio. </w:t>
@@ -5610,18 +5444,22 @@
         </w:tc>
         <w:tc>
           <w:tcPr>
-            <w:tcW w:w="2373" w:type="dxa"/>
+            <w:tcW w:w="2446" w:type="dxa"/>
             <w:hideMark/>
           </w:tcPr>
           <w:p>
             <w:pPr>
               <w:cnfStyle w:val="000000000000" w:firstRow="0" w:lastRow="0" w:firstColumn="0" w:lastColumn="0" w:oddVBand="0" w:evenVBand="0" w:oddHBand="0" w:evenHBand="0" w:firstRowFirstColumn="0" w:firstRowLastColumn="0" w:lastRowFirstColumn="0" w:lastRowLastColumn="0"/>
               <w:rPr>
+                <w:sz w:val="16"/>
+                <w:szCs w:val="16"/>
                 <w:lang w:val="es-ES"/>
               </w:rPr>
             </w:pPr>
             <w:r>
               <w:rPr>
+                <w:sz w:val="16"/>
+                <w:szCs w:val="16"/>
                 <w:lang w:val="es-ES"/>
               </w:rPr>
               <w:t xml:space="preserve">Demasiado grande (tipo ERP) y costoso. </w:t>
@@ -5630,18 +5468,22 @@
         </w:tc>
         <w:tc>
           <w:tcPr>
-            <w:tcW w:w="2359" w:type="dxa"/>
+            <w:tcW w:w="2432" w:type="dxa"/>
             <w:hideMark/>
           </w:tcPr>
           <w:p>
             <w:pPr>
               <w:cnfStyle w:val="000000000000" w:firstRow="0" w:lastRow="0" w:firstColumn="0" w:lastColumn="0" w:oddVBand="0" w:evenVBand="0" w:oddHBand="0" w:evenHBand="0" w:firstRowFirstColumn="0" w:firstRowLastColumn="0" w:lastRowFirstColumn="0" w:lastRowLastColumn="0"/>
               <w:rPr>
+                <w:sz w:val="16"/>
+                <w:szCs w:val="16"/>
                 <w:lang w:val="es-ES"/>
               </w:rPr>
             </w:pPr>
             <w:r>
               <w:rPr>
+                <w:sz w:val="16"/>
+                <w:szCs w:val="16"/>
                 <w:lang w:val="es-ES"/>
               </w:rPr>
               <w:t xml:space="preserve">Crear una aplicación de escritorio estable en Java Swing, pero centrada solo en la parte clínica sin contabilidad. </w:t>
@@ -5651,44 +5493,50 @@
       </w:tr>
       <w:tr>
         <w:trPr>
-          <w:trHeight w:val="1201"/>
+          <w:trHeight w:val="736"/>
         </w:trPr>
         <w:tc>
           <w:tcPr>
             <w:cnfStyle w:val="001000000000" w:firstRow="0" w:lastRow="0" w:firstColumn="1" w:lastColumn="0" w:oddVBand="0" w:evenVBand="0" w:oddHBand="0" w:evenHBand="0" w:firstRowFirstColumn="0" w:firstRowLastColumn="0" w:lastRowFirstColumn="0" w:lastRowLastColumn="0"/>
-            <w:tcW w:w="2358" w:type="dxa"/>
+            <w:tcW w:w="2430" w:type="dxa"/>
             <w:hideMark/>
           </w:tcPr>
           <w:p>
             <w:pPr>
               <w:rPr>
+                <w:sz w:val="16"/>
+                <w:szCs w:val="16"/>
                 <w:lang w:val="es-ES"/>
               </w:rPr>
             </w:pPr>
-            <w:proofErr w:type="spellStart"/>
-            <w:r>
-              <w:rPr>
+            <w:r>
+              <w:rPr>
+                <w:sz w:val="16"/>
+                <w:szCs w:val="16"/>
                 <w:lang w:val="es-ES"/>
               </w:rPr>
               <w:t>Archivex</w:t>
             </w:r>
-            <w:proofErr w:type="spellEnd"/>
           </w:p>
         </w:tc>
         <w:tc>
           <w:tcPr>
-            <w:tcW w:w="2374" w:type="dxa"/>
+            <w:tcW w:w="2447" w:type="dxa"/>
             <w:hideMark/>
           </w:tcPr>
           <w:p>
             <w:pPr>
               <w:cnfStyle w:val="000000000000" w:firstRow="0" w:lastRow="0" w:firstColumn="0" w:lastColumn="0" w:oddVBand="0" w:evenVBand="0" w:oddHBand="0" w:evenHBand="0" w:firstRowFirstColumn="0" w:firstRowLastColumn="0" w:lastRowFirstColumn="0" w:lastRowLastColumn="0"/>
               <w:rPr>
+                <w:sz w:val="16"/>
+                <w:szCs w:val="16"/>
                 <w:lang w:val="es-ES"/>
               </w:rPr>
             </w:pPr>
             <w:r>
               <w:rPr>
+                <w:sz w:val="16"/>
+                <w:szCs w:val="16"/>
                 <w:lang w:val="es-ES"/>
               </w:rPr>
               <w:t xml:space="preserve">Interfaz de escritorio muy clara con menú lateral y buena gestión de especialidades. </w:t>
@@ -5697,18 +5545,22 @@
         </w:tc>
         <w:tc>
           <w:tcPr>
-            <w:tcW w:w="2373" w:type="dxa"/>
+            <w:tcW w:w="2446" w:type="dxa"/>
             <w:hideMark/>
           </w:tcPr>
           <w:p>
             <w:pPr>
               <w:cnfStyle w:val="000000000000" w:firstRow="0" w:lastRow="0" w:firstColumn="0" w:lastColumn="0" w:oddVBand="0" w:evenVBand="0" w:oddHBand="0" w:evenHBand="0" w:firstRowFirstColumn="0" w:firstRowLastColumn="0" w:lastRowFirstColumn="0" w:lastRowLastColumn="0"/>
               <w:rPr>
+                <w:sz w:val="16"/>
+                <w:szCs w:val="16"/>
                 <w:lang w:val="es-ES"/>
               </w:rPr>
             </w:pPr>
             <w:r>
               <w:rPr>
+                <w:sz w:val="16"/>
+                <w:szCs w:val="16"/>
                 <w:lang w:val="es-ES"/>
               </w:rPr>
               <w:t xml:space="preserve">Exceso de opciones de marketing, stock y contabilidad; pago tras 7 días de prueba. </w:t>
@@ -5717,18 +5569,22 @@
         </w:tc>
         <w:tc>
           <w:tcPr>
-            <w:tcW w:w="2359" w:type="dxa"/>
+            <w:tcW w:w="2432" w:type="dxa"/>
             <w:hideMark/>
           </w:tcPr>
           <w:p>
             <w:pPr>
               <w:cnfStyle w:val="000000000000" w:firstRow="0" w:lastRow="0" w:firstColumn="0" w:lastColumn="0" w:oddVBand="0" w:evenVBand="0" w:oddHBand="0" w:evenHBand="0" w:firstRowFirstColumn="0" w:firstRowLastColumn="0" w:lastRowFirstColumn="0" w:lastRowLastColumn="0"/>
               <w:rPr>
+                <w:sz w:val="16"/>
+                <w:szCs w:val="16"/>
                 <w:lang w:val="es-ES"/>
               </w:rPr>
             </w:pPr>
             <w:r>
               <w:rPr>
+                <w:sz w:val="16"/>
+                <w:szCs w:val="16"/>
                 <w:lang w:val="es-ES"/>
               </w:rPr>
               <w:t xml:space="preserve">Coger la idea de su diseño limpio por secciones (Pacientes, Calendario, Especialidades) para las pantallas de escritorio. </w:t>
@@ -5738,50 +5594,50 @@
       </w:tr>
       <w:tr>
         <w:trPr>
-          <w:trHeight w:val="1599"/>
+          <w:trHeight w:val="981"/>
         </w:trPr>
         <w:tc>
           <w:tcPr>
             <w:cnfStyle w:val="001000000000" w:firstRow="0" w:lastRow="0" w:firstColumn="1" w:lastColumn="0" w:oddVBand="0" w:evenVBand="0" w:oddHBand="0" w:evenHBand="0" w:firstRowFirstColumn="0" w:firstRowLastColumn="0" w:lastRowFirstColumn="0" w:lastRowLastColumn="0"/>
-            <w:tcW w:w="2358" w:type="dxa"/>
+            <w:tcW w:w="2430" w:type="dxa"/>
             <w:hideMark/>
           </w:tcPr>
           <w:p>
             <w:pPr>
               <w:rPr>
+                <w:sz w:val="16"/>
+                <w:szCs w:val="16"/>
                 <w:lang w:val="es-ES"/>
               </w:rPr>
             </w:pPr>
-            <w:proofErr w:type="spellStart"/>
-            <w:r>
-              <w:rPr>
+            <w:r>
+              <w:rPr>
+                <w:sz w:val="16"/>
+                <w:szCs w:val="16"/>
                 <w:lang w:val="es-ES"/>
               </w:rPr>
-              <w:t>Clinic</w:t>
-            </w:r>
-            <w:proofErr w:type="spellEnd"/>
-            <w:r>
-              <w:rPr>
-                <w:lang w:val="es-ES"/>
-              </w:rPr>
-              <w:t xml:space="preserve"> Cloud</w:t>
+              <w:t>Clinic Cloud</w:t>
             </w:r>
           </w:p>
         </w:tc>
         <w:tc>
           <w:tcPr>
-            <w:tcW w:w="2374" w:type="dxa"/>
+            <w:tcW w:w="2447" w:type="dxa"/>
             <w:hideMark/>
           </w:tcPr>
           <w:p>
             <w:pPr>
               <w:cnfStyle w:val="000000000000" w:firstRow="0" w:lastRow="0" w:firstColumn="0" w:lastColumn="0" w:oddVBand="0" w:evenVBand="0" w:oddHBand="0" w:evenHBand="0" w:firstRowFirstColumn="0" w:firstRowLastColumn="0" w:lastRowFirstColumn="0" w:lastRowLastColumn="0"/>
               <w:rPr>
+                <w:sz w:val="16"/>
+                <w:szCs w:val="16"/>
                 <w:lang w:val="es-ES"/>
               </w:rPr>
             </w:pPr>
             <w:r>
               <w:rPr>
+                <w:sz w:val="16"/>
+                <w:szCs w:val="16"/>
                 <w:lang w:val="es-ES"/>
               </w:rPr>
               <w:t xml:space="preserve">Gestión de citas e historiales muy intuitiva y accesible. </w:t>
@@ -5790,18 +5646,22 @@
         </w:tc>
         <w:tc>
           <w:tcPr>
-            <w:tcW w:w="2373" w:type="dxa"/>
+            <w:tcW w:w="2446" w:type="dxa"/>
             <w:hideMark/>
           </w:tcPr>
           <w:p>
             <w:pPr>
               <w:cnfStyle w:val="000000000000" w:firstRow="0" w:lastRow="0" w:firstColumn="0" w:lastColumn="0" w:oddVBand="0" w:evenVBand="0" w:oddHBand="0" w:evenHBand="0" w:firstRowFirstColumn="0" w:firstRowLastColumn="0" w:lastRowFirstColumn="0" w:lastRowLastColumn="0"/>
               <w:rPr>
+                <w:sz w:val="16"/>
+                <w:szCs w:val="16"/>
                 <w:lang w:val="es-ES"/>
               </w:rPr>
             </w:pPr>
             <w:r>
               <w:rPr>
+                <w:sz w:val="16"/>
+                <w:szCs w:val="16"/>
                 <w:lang w:val="es-ES"/>
               </w:rPr>
               <w:t xml:space="preserve">Funciona solo en navegador web, depende de Internet y exige suscripción mensual. </w:t>
@@ -5810,18 +5670,22 @@
         </w:tc>
         <w:tc>
           <w:tcPr>
-            <w:tcW w:w="2359" w:type="dxa"/>
+            <w:tcW w:w="2432" w:type="dxa"/>
             <w:hideMark/>
           </w:tcPr>
           <w:p>
             <w:pPr>
               <w:cnfStyle w:val="000000000000" w:firstRow="0" w:lastRow="0" w:firstColumn="0" w:lastColumn="0" w:oddVBand="0" w:evenVBand="0" w:oddHBand="0" w:evenHBand="0" w:firstRowFirstColumn="0" w:firstRowLastColumn="0" w:lastRowFirstColumn="0" w:lastRowLastColumn="0"/>
               <w:rPr>
+                <w:sz w:val="16"/>
+                <w:szCs w:val="16"/>
                 <w:lang w:val="es-ES"/>
               </w:rPr>
             </w:pPr>
             <w:r>
               <w:rPr>
+                <w:sz w:val="16"/>
+                <w:szCs w:val="16"/>
                 <w:lang w:val="es-ES"/>
               </w:rPr>
               <w:t xml:space="preserve">Mantener una gestión de citas e informes sencilla, pero guardando los datos en un servidor local propio (MySQL). </w:t>
@@ -5831,44 +5695,50 @@
       </w:tr>
       <w:tr>
         <w:trPr>
-          <w:trHeight w:val="1241"/>
+          <w:trHeight w:val="760"/>
         </w:trPr>
         <w:tc>
           <w:tcPr>
             <w:cnfStyle w:val="001000000000" w:firstRow="0" w:lastRow="0" w:firstColumn="1" w:lastColumn="0" w:oddVBand="0" w:evenVBand="0" w:oddHBand="0" w:evenHBand="0" w:firstRowFirstColumn="0" w:firstRowLastColumn="0" w:lastRowFirstColumn="0" w:lastRowLastColumn="0"/>
-            <w:tcW w:w="2358" w:type="dxa"/>
+            <w:tcW w:w="2430" w:type="dxa"/>
             <w:hideMark/>
           </w:tcPr>
           <w:p>
             <w:pPr>
               <w:rPr>
+                <w:sz w:val="16"/>
+                <w:szCs w:val="16"/>
                 <w:lang w:val="es-ES"/>
               </w:rPr>
             </w:pPr>
-            <w:proofErr w:type="spellStart"/>
-            <w:r>
-              <w:rPr>
+            <w:r>
+              <w:rPr>
+                <w:sz w:val="16"/>
+                <w:szCs w:val="16"/>
                 <w:lang w:val="es-ES"/>
               </w:rPr>
               <w:t>PrognoCIS</w:t>
             </w:r>
-            <w:proofErr w:type="spellEnd"/>
           </w:p>
         </w:tc>
         <w:tc>
           <w:tcPr>
-            <w:tcW w:w="2374" w:type="dxa"/>
+            <w:tcW w:w="2447" w:type="dxa"/>
             <w:hideMark/>
           </w:tcPr>
           <w:p>
             <w:pPr>
               <w:cnfStyle w:val="000000000000" w:firstRow="0" w:lastRow="0" w:firstColumn="0" w:lastColumn="0" w:oddVBand="0" w:evenVBand="0" w:oddHBand="0" w:evenHBand="0" w:firstRowFirstColumn="0" w:firstRowLastColumn="0" w:lastRowFirstColumn="0" w:lastRowLastColumn="0"/>
               <w:rPr>
+                <w:sz w:val="16"/>
+                <w:szCs w:val="16"/>
                 <w:lang w:val="es-ES"/>
               </w:rPr>
             </w:pPr>
             <w:r>
               <w:rPr>
+                <w:sz w:val="16"/>
+                <w:szCs w:val="16"/>
                 <w:lang w:val="es-ES"/>
               </w:rPr>
               <w:t xml:space="preserve">Muy enfocado en la historia clínica, informes y privacidad de datos. </w:t>
@@ -5877,18 +5747,22 @@
         </w:tc>
         <w:tc>
           <w:tcPr>
-            <w:tcW w:w="2373" w:type="dxa"/>
+            <w:tcW w:w="2446" w:type="dxa"/>
             <w:hideMark/>
           </w:tcPr>
           <w:p>
             <w:pPr>
               <w:cnfStyle w:val="000000000000" w:firstRow="0" w:lastRow="0" w:firstColumn="0" w:lastColumn="0" w:oddVBand="0" w:evenVBand="0" w:oddHBand="0" w:evenHBand="0" w:firstRowFirstColumn="0" w:firstRowLastColumn="0" w:lastRowFirstColumn="0" w:lastRowLastColumn="0"/>
               <w:rPr>
+                <w:sz w:val="16"/>
+                <w:szCs w:val="16"/>
                 <w:lang w:val="es-ES"/>
               </w:rPr>
             </w:pPr>
             <w:r>
               <w:rPr>
+                <w:sz w:val="16"/>
+                <w:szCs w:val="16"/>
                 <w:lang w:val="es-ES"/>
               </w:rPr>
               <w:t xml:space="preserve">Basado en la nube externa y mezclado con facturación y reclamaciones. </w:t>
@@ -5897,18 +5771,22 @@
         </w:tc>
         <w:tc>
           <w:tcPr>
-            <w:tcW w:w="2359" w:type="dxa"/>
+            <w:tcW w:w="2432" w:type="dxa"/>
             <w:hideMark/>
           </w:tcPr>
           <w:p>
             <w:pPr>
               <w:cnfStyle w:val="000000000000" w:firstRow="0" w:lastRow="0" w:firstColumn="0" w:lastColumn="0" w:oddVBand="0" w:evenVBand="0" w:oddHBand="0" w:evenHBand="0" w:firstRowFirstColumn="0" w:firstRowLastColumn="0" w:lastRowFirstColumn="0" w:lastRowLastColumn="0"/>
               <w:rPr>
+                <w:sz w:val="16"/>
+                <w:szCs w:val="16"/>
                 <w:lang w:val="es-ES"/>
               </w:rPr>
             </w:pPr>
             <w:r>
               <w:rPr>
+                <w:sz w:val="16"/>
+                <w:szCs w:val="16"/>
                 <w:lang w:val="es-ES"/>
               </w:rPr>
               <w:t xml:space="preserve">Dar prioridad a la seguridad de los datos médicos (usando contraseñas con hash y permisos por rol). </w:t>
@@ -5923,102 +5801,1282 @@
           <w:lang w:val="es-ES"/>
         </w:rPr>
       </w:pPr>
-      <w:r>
-        <w:rPr>
-          <w:lang w:val="es-ES"/>
-        </w:rPr>
-        <w:t>Mi proyecto en frente a los analizados:</w:t>
-      </w:r>
-    </w:p>
-    <w:p>
-      <w:pPr>
-        <w:pStyle w:val="Prrafodelista"/>
-        <w:numPr>
-          <w:ilvl w:val="0"/>
-          <w:numId w:val="34"/>
-        </w:numPr>
-        <w:rPr>
-          <w:lang w:val="es-ES"/>
-        </w:rPr>
-      </w:pPr>
-      <w:r>
-        <w:rPr>
-          <w:lang w:val="es-ES"/>
-        </w:rPr>
-        <w:t>Escritorio (Java Swing) + App Android</w:t>
-      </w:r>
-    </w:p>
-    <w:p>
-      <w:pPr>
-        <w:pStyle w:val="Prrafodelista"/>
-        <w:numPr>
-          <w:ilvl w:val="0"/>
-          <w:numId w:val="34"/>
-        </w:numPr>
-        <w:rPr>
-          <w:lang w:val="es-ES"/>
-        </w:rPr>
-      </w:pPr>
-      <w:r>
-        <w:rPr>
-          <w:lang w:val="es-ES"/>
-        </w:rPr>
-        <w:t>Base de datos local MySQL</w:t>
-      </w:r>
-    </w:p>
-    <w:p>
-      <w:pPr>
-        <w:pStyle w:val="Prrafodelista"/>
-        <w:numPr>
-          <w:ilvl w:val="0"/>
-          <w:numId w:val="34"/>
-        </w:numPr>
-        <w:rPr>
-          <w:lang w:val="es-ES"/>
-        </w:rPr>
-      </w:pPr>
-      <w:r>
-        <w:rPr>
-          <w:lang w:val="es-ES"/>
-        </w:rPr>
-        <w:t>Red local</w:t>
-      </w:r>
-    </w:p>
-    <w:p>
-      <w:pPr>
-        <w:pStyle w:val="Prrafodelista"/>
-        <w:numPr>
-          <w:ilvl w:val="0"/>
-          <w:numId w:val="34"/>
-        </w:numPr>
-        <w:rPr>
-          <w:lang w:val="es-ES"/>
-        </w:rPr>
-      </w:pPr>
-      <w:r>
-        <w:rPr>
-          <w:lang w:val="es-ES"/>
-        </w:rPr>
-        <w:t>Sin cuotas</w:t>
-      </w:r>
-    </w:p>
-    <w:p>
-      <w:pPr>
-        <w:pStyle w:val="Prrafodelista"/>
-        <w:numPr>
-          <w:ilvl w:val="0"/>
-          <w:numId w:val="34"/>
-        </w:numPr>
-        <w:rPr>
-          <w:lang w:val="es-ES"/>
-        </w:rPr>
-      </w:pPr>
-      <w:r>
-        <w:rPr>
-          <w:lang w:val="es-ES"/>
-        </w:rPr>
-        <w:t>Centrado en tareas especificas</w:t>
-      </w:r>
+    </w:p>
+    <w:p>
+      <w:pPr>
+        <w:rPr>
+          <w:lang w:val="es-ES"/>
+        </w:rPr>
+      </w:pPr>
+    </w:p>
+    <w:p>
+      <w:pPr>
+        <w:rPr>
+          <w:lang w:val="es-ES"/>
+        </w:rPr>
+      </w:pPr>
+    </w:p>
+    <w:tbl>
+      <w:tblPr>
+        <w:tblStyle w:val="Tablaconcuadrcula"/>
+        <w:tblpPr w:leftFromText="141" w:rightFromText="141" w:vertAnchor="page" w:horzAnchor="margin" w:tblpY="8662"/>
+        <w:tblW w:w="9745" w:type="dxa"/>
+        <w:tblLayout w:type="fixed"/>
+        <w:tblLook w:val="04A0" w:firstRow="1" w:lastRow="0" w:firstColumn="1" w:lastColumn="0" w:noHBand="0" w:noVBand="1"/>
+      </w:tblPr>
+      <w:tblGrid>
+        <w:gridCol w:w="1532"/>
+        <w:gridCol w:w="1810"/>
+        <w:gridCol w:w="1253"/>
+        <w:gridCol w:w="1531"/>
+        <w:gridCol w:w="1392"/>
+        <w:gridCol w:w="2227"/>
+      </w:tblGrid>
+      <w:tr>
+        <w:trPr>
+          <w:trHeight w:val="308"/>
+        </w:trPr>
+        <w:tc>
+          <w:tcPr>
+            <w:tcW w:w="1532" w:type="dxa"/>
+            <w:shd w:val="clear" w:color="auto" w:fill="000000" w:themeFill="text1"/>
+            <w:hideMark/>
+          </w:tcPr>
+          <w:p>
+            <w:pPr>
+              <w:spacing w:before="120" w:line="360" w:lineRule="auto"/>
+              <w:rPr>
+                <w:sz w:val="16"/>
+                <w:szCs w:val="16"/>
+                <w:lang w:val="es-ES"/>
+              </w:rPr>
+            </w:pPr>
+            <w:r>
+              <w:rPr>
+                <w:b/>
+                <w:bCs/>
+                <w:sz w:val="16"/>
+                <w:szCs w:val="16"/>
+                <w:lang w:val="es-ES"/>
+              </w:rPr>
+              <w:t>Criterio</w:t>
+            </w:r>
+          </w:p>
+        </w:tc>
+        <w:tc>
+          <w:tcPr>
+            <w:tcW w:w="1810" w:type="dxa"/>
+            <w:shd w:val="clear" w:color="auto" w:fill="000000" w:themeFill="text1"/>
+            <w:hideMark/>
+          </w:tcPr>
+          <w:p>
+            <w:pPr>
+              <w:spacing w:before="120" w:line="360" w:lineRule="auto"/>
+              <w:rPr>
+                <w:sz w:val="16"/>
+                <w:szCs w:val="16"/>
+                <w:lang w:val="es-ES"/>
+              </w:rPr>
+            </w:pPr>
+            <w:r>
+              <w:rPr>
+                <w:b/>
+                <w:bCs/>
+                <w:sz w:val="16"/>
+                <w:szCs w:val="16"/>
+                <w:lang w:val="es-ES"/>
+              </w:rPr>
+              <w:t>SoftClinic GenX</w:t>
+            </w:r>
+          </w:p>
+        </w:tc>
+        <w:tc>
+          <w:tcPr>
+            <w:tcW w:w="1253" w:type="dxa"/>
+            <w:shd w:val="clear" w:color="auto" w:fill="000000" w:themeFill="text1"/>
+            <w:hideMark/>
+          </w:tcPr>
+          <w:p>
+            <w:pPr>
+              <w:spacing w:before="120" w:line="360" w:lineRule="auto"/>
+              <w:rPr>
+                <w:sz w:val="16"/>
+                <w:szCs w:val="16"/>
+                <w:lang w:val="es-ES"/>
+              </w:rPr>
+            </w:pPr>
+            <w:r>
+              <w:rPr>
+                <w:b/>
+                <w:bCs/>
+                <w:sz w:val="16"/>
+                <w:szCs w:val="16"/>
+                <w:lang w:val="es-ES"/>
+              </w:rPr>
+              <w:t>Archivex</w:t>
+            </w:r>
+          </w:p>
+        </w:tc>
+        <w:tc>
+          <w:tcPr>
+            <w:tcW w:w="1531" w:type="dxa"/>
+            <w:shd w:val="clear" w:color="auto" w:fill="000000" w:themeFill="text1"/>
+            <w:hideMark/>
+          </w:tcPr>
+          <w:p>
+            <w:pPr>
+              <w:spacing w:before="120" w:line="360" w:lineRule="auto"/>
+              <w:rPr>
+                <w:sz w:val="16"/>
+                <w:szCs w:val="16"/>
+                <w:lang w:val="es-ES"/>
+              </w:rPr>
+            </w:pPr>
+            <w:r>
+              <w:rPr>
+                <w:b/>
+                <w:bCs/>
+                <w:sz w:val="16"/>
+                <w:szCs w:val="16"/>
+                <w:lang w:val="es-ES"/>
+              </w:rPr>
+              <w:t>Clinic Cloud</w:t>
+            </w:r>
+          </w:p>
+        </w:tc>
+        <w:tc>
+          <w:tcPr>
+            <w:tcW w:w="1392" w:type="dxa"/>
+            <w:shd w:val="clear" w:color="auto" w:fill="000000" w:themeFill="text1"/>
+            <w:hideMark/>
+          </w:tcPr>
+          <w:p>
+            <w:pPr>
+              <w:spacing w:before="120" w:line="360" w:lineRule="auto"/>
+              <w:rPr>
+                <w:sz w:val="16"/>
+                <w:szCs w:val="16"/>
+                <w:lang w:val="es-ES"/>
+              </w:rPr>
+            </w:pPr>
+            <w:r>
+              <w:rPr>
+                <w:b/>
+                <w:bCs/>
+                <w:sz w:val="16"/>
+                <w:szCs w:val="16"/>
+                <w:lang w:val="es-ES"/>
+              </w:rPr>
+              <w:t>PrognoCIS</w:t>
+            </w:r>
+          </w:p>
+        </w:tc>
+        <w:tc>
+          <w:tcPr>
+            <w:tcW w:w="2227" w:type="dxa"/>
+            <w:shd w:val="clear" w:color="auto" w:fill="000000" w:themeFill="text1"/>
+            <w:hideMark/>
+          </w:tcPr>
+          <w:p>
+            <w:pPr>
+              <w:spacing w:before="120" w:line="360" w:lineRule="auto"/>
+              <w:rPr>
+                <w:sz w:val="16"/>
+                <w:szCs w:val="16"/>
+                <w:lang w:val="es-ES"/>
+              </w:rPr>
+            </w:pPr>
+            <w:r>
+              <w:rPr>
+                <w:b/>
+                <w:bCs/>
+                <w:sz w:val="16"/>
+                <w:szCs w:val="16"/>
+                <w:lang w:val="es-ES"/>
+              </w:rPr>
+              <w:t xml:space="preserve">MedManager </w:t>
+            </w:r>
+          </w:p>
+        </w:tc>
+      </w:tr>
+      <w:tr>
+        <w:trPr>
+          <w:trHeight w:val="491"/>
+        </w:trPr>
+        <w:tc>
+          <w:tcPr>
+            <w:tcW w:w="1532" w:type="dxa"/>
+            <w:hideMark/>
+          </w:tcPr>
+          <w:p>
+            <w:pPr>
+              <w:spacing w:before="120" w:line="360" w:lineRule="auto"/>
+              <w:rPr>
+                <w:sz w:val="16"/>
+                <w:szCs w:val="16"/>
+                <w:lang w:val="es-ES"/>
+              </w:rPr>
+            </w:pPr>
+            <w:r>
+              <w:rPr>
+                <w:b/>
+                <w:bCs/>
+                <w:sz w:val="16"/>
+                <w:szCs w:val="16"/>
+                <w:lang w:val="es-ES"/>
+              </w:rPr>
+              <w:t>Despliegue</w:t>
+            </w:r>
+          </w:p>
+        </w:tc>
+        <w:tc>
+          <w:tcPr>
+            <w:tcW w:w="1810" w:type="dxa"/>
+            <w:hideMark/>
+          </w:tcPr>
+          <w:p>
+            <w:pPr>
+              <w:spacing w:before="120" w:line="360" w:lineRule="auto"/>
+              <w:rPr>
+                <w:sz w:val="16"/>
+                <w:szCs w:val="16"/>
+                <w:lang w:val="es-ES"/>
+              </w:rPr>
+            </w:pPr>
+            <w:r>
+              <w:rPr>
+                <w:sz w:val="16"/>
+                <w:szCs w:val="16"/>
+                <w:lang w:val="es-ES"/>
+              </w:rPr>
+              <w:t>Nube / Escritorio</w:t>
+            </w:r>
+          </w:p>
+        </w:tc>
+        <w:tc>
+          <w:tcPr>
+            <w:tcW w:w="1253" w:type="dxa"/>
+            <w:hideMark/>
+          </w:tcPr>
+          <w:p>
+            <w:pPr>
+              <w:spacing w:before="120" w:line="360" w:lineRule="auto"/>
+              <w:rPr>
+                <w:sz w:val="16"/>
+                <w:szCs w:val="16"/>
+                <w:lang w:val="es-ES"/>
+              </w:rPr>
+            </w:pPr>
+            <w:r>
+              <w:rPr>
+                <w:sz w:val="16"/>
+                <w:szCs w:val="16"/>
+                <w:lang w:val="es-ES"/>
+              </w:rPr>
+              <w:t>Escritorio local</w:t>
+            </w:r>
+          </w:p>
+        </w:tc>
+        <w:tc>
+          <w:tcPr>
+            <w:tcW w:w="1531" w:type="dxa"/>
+            <w:hideMark/>
+          </w:tcPr>
+          <w:p>
+            <w:pPr>
+              <w:spacing w:before="120" w:line="360" w:lineRule="auto"/>
+              <w:rPr>
+                <w:sz w:val="16"/>
+                <w:szCs w:val="16"/>
+                <w:lang w:val="es-ES"/>
+              </w:rPr>
+            </w:pPr>
+            <w:r>
+              <w:rPr>
+                <w:sz w:val="16"/>
+                <w:szCs w:val="16"/>
+                <w:lang w:val="es-ES"/>
+              </w:rPr>
+              <w:t>Nube (SaaS Web)</w:t>
+            </w:r>
+          </w:p>
+        </w:tc>
+        <w:tc>
+          <w:tcPr>
+            <w:tcW w:w="1392" w:type="dxa"/>
+            <w:hideMark/>
+          </w:tcPr>
+          <w:p>
+            <w:pPr>
+              <w:spacing w:before="120" w:line="360" w:lineRule="auto"/>
+              <w:rPr>
+                <w:sz w:val="16"/>
+                <w:szCs w:val="16"/>
+                <w:lang w:val="es-ES"/>
+              </w:rPr>
+            </w:pPr>
+            <w:r>
+              <w:rPr>
+                <w:sz w:val="16"/>
+                <w:szCs w:val="16"/>
+                <w:lang w:val="es-ES"/>
+              </w:rPr>
+              <w:t>Nube (SaaS Web)</w:t>
+            </w:r>
+          </w:p>
+        </w:tc>
+        <w:tc>
+          <w:tcPr>
+            <w:tcW w:w="2227" w:type="dxa"/>
+            <w:hideMark/>
+          </w:tcPr>
+          <w:p>
+            <w:pPr>
+              <w:spacing w:before="120" w:line="360" w:lineRule="auto"/>
+              <w:rPr>
+                <w:sz w:val="16"/>
+                <w:szCs w:val="16"/>
+                <w:lang w:val="es-ES"/>
+              </w:rPr>
+            </w:pPr>
+            <w:r>
+              <w:rPr>
+                <w:b/>
+                <w:bCs/>
+                <w:sz w:val="16"/>
+                <w:szCs w:val="16"/>
+                <w:lang w:val="es-ES"/>
+              </w:rPr>
+              <w:t>Red Local (Servidor TCP + MySQL)</w:t>
+            </w:r>
+          </w:p>
+        </w:tc>
+      </w:tr>
+      <w:tr>
+        <w:trPr>
+          <w:trHeight w:val="444"/>
+        </w:trPr>
+        <w:tc>
+          <w:tcPr>
+            <w:tcW w:w="1532" w:type="dxa"/>
+            <w:hideMark/>
+          </w:tcPr>
+          <w:p>
+            <w:pPr>
+              <w:spacing w:before="120" w:line="360" w:lineRule="auto"/>
+              <w:rPr>
+                <w:sz w:val="16"/>
+                <w:szCs w:val="16"/>
+                <w:lang w:val="es-ES"/>
+              </w:rPr>
+            </w:pPr>
+            <w:r>
+              <w:rPr>
+                <w:b/>
+                <w:bCs/>
+                <w:sz w:val="16"/>
+                <w:szCs w:val="16"/>
+                <w:lang w:val="es-ES"/>
+              </w:rPr>
+              <w:t>Clientes nativos</w:t>
+            </w:r>
+          </w:p>
+        </w:tc>
+        <w:tc>
+          <w:tcPr>
+            <w:tcW w:w="1810" w:type="dxa"/>
+            <w:hideMark/>
+          </w:tcPr>
+          <w:p>
+            <w:pPr>
+              <w:spacing w:before="120" w:line="360" w:lineRule="auto"/>
+              <w:rPr>
+                <w:sz w:val="16"/>
+                <w:szCs w:val="16"/>
+                <w:lang w:val="es-ES"/>
+              </w:rPr>
+            </w:pPr>
+            <w:r>
+              <w:rPr>
+                <w:sz w:val="16"/>
+                <w:szCs w:val="16"/>
+                <w:lang w:val="es-ES"/>
+              </w:rPr>
+              <w:t>Escritorio / Web</w:t>
+            </w:r>
+          </w:p>
+        </w:tc>
+        <w:tc>
+          <w:tcPr>
+            <w:tcW w:w="1253" w:type="dxa"/>
+            <w:hideMark/>
+          </w:tcPr>
+          <w:p>
+            <w:pPr>
+              <w:spacing w:before="120" w:line="360" w:lineRule="auto"/>
+              <w:rPr>
+                <w:sz w:val="16"/>
+                <w:szCs w:val="16"/>
+                <w:lang w:val="es-ES"/>
+              </w:rPr>
+            </w:pPr>
+            <w:r>
+              <w:rPr>
+                <w:sz w:val="16"/>
+                <w:szCs w:val="16"/>
+                <w:lang w:val="es-ES"/>
+              </w:rPr>
+              <w:t>Escritorio</w:t>
+            </w:r>
+          </w:p>
+        </w:tc>
+        <w:tc>
+          <w:tcPr>
+            <w:tcW w:w="1531" w:type="dxa"/>
+            <w:hideMark/>
+          </w:tcPr>
+          <w:p>
+            <w:pPr>
+              <w:spacing w:before="120" w:line="360" w:lineRule="auto"/>
+              <w:rPr>
+                <w:sz w:val="16"/>
+                <w:szCs w:val="16"/>
+                <w:lang w:val="es-ES"/>
+              </w:rPr>
+            </w:pPr>
+            <w:r>
+              <w:rPr>
+                <w:sz w:val="16"/>
+                <w:szCs w:val="16"/>
+                <w:lang w:val="es-ES"/>
+              </w:rPr>
+              <w:t>Navegador Web</w:t>
+            </w:r>
+          </w:p>
+        </w:tc>
+        <w:tc>
+          <w:tcPr>
+            <w:tcW w:w="1392" w:type="dxa"/>
+            <w:hideMark/>
+          </w:tcPr>
+          <w:p>
+            <w:pPr>
+              <w:spacing w:before="120" w:line="360" w:lineRule="auto"/>
+              <w:rPr>
+                <w:sz w:val="16"/>
+                <w:szCs w:val="16"/>
+                <w:lang w:val="es-ES"/>
+              </w:rPr>
+            </w:pPr>
+            <w:r>
+              <w:rPr>
+                <w:sz w:val="16"/>
+                <w:szCs w:val="16"/>
+                <w:lang w:val="es-ES"/>
+              </w:rPr>
+              <w:t>Navegador Web / App</w:t>
+            </w:r>
+          </w:p>
+        </w:tc>
+        <w:tc>
+          <w:tcPr>
+            <w:tcW w:w="2227" w:type="dxa"/>
+            <w:hideMark/>
+          </w:tcPr>
+          <w:p>
+            <w:pPr>
+              <w:spacing w:before="120" w:line="360" w:lineRule="auto"/>
+              <w:rPr>
+                <w:sz w:val="16"/>
+                <w:szCs w:val="16"/>
+                <w:lang w:val="es-ES"/>
+              </w:rPr>
+            </w:pPr>
+            <w:r>
+              <w:rPr>
+                <w:b/>
+                <w:bCs/>
+                <w:sz w:val="16"/>
+                <w:szCs w:val="16"/>
+                <w:lang w:val="es-ES"/>
+              </w:rPr>
+              <w:t>Escritorio (Java Swing) + App Android</w:t>
+            </w:r>
+          </w:p>
+        </w:tc>
+      </w:tr>
+      <w:tr>
+        <w:trPr>
+          <w:trHeight w:val="661"/>
+        </w:trPr>
+        <w:tc>
+          <w:tcPr>
+            <w:tcW w:w="1532" w:type="dxa"/>
+            <w:hideMark/>
+          </w:tcPr>
+          <w:p>
+            <w:pPr>
+              <w:spacing w:before="120" w:line="360" w:lineRule="auto"/>
+              <w:rPr>
+                <w:sz w:val="16"/>
+                <w:szCs w:val="16"/>
+                <w:lang w:val="es-ES"/>
+              </w:rPr>
+            </w:pPr>
+            <w:r>
+              <w:rPr>
+                <w:b/>
+                <w:bCs/>
+                <w:sz w:val="16"/>
+                <w:szCs w:val="16"/>
+                <w:lang w:val="es-ES"/>
+              </w:rPr>
+              <w:t>Enfoque de Enfermería</w:t>
+            </w:r>
+          </w:p>
+        </w:tc>
+        <w:tc>
+          <w:tcPr>
+            <w:tcW w:w="1810" w:type="dxa"/>
+            <w:hideMark/>
+          </w:tcPr>
+          <w:p>
+            <w:pPr>
+              <w:spacing w:before="120" w:line="360" w:lineRule="auto"/>
+              <w:rPr>
+                <w:sz w:val="16"/>
+                <w:szCs w:val="16"/>
+                <w:lang w:val="es-ES"/>
+              </w:rPr>
+            </w:pPr>
+            <w:r>
+              <w:rPr>
+                <w:sz w:val="16"/>
+                <w:szCs w:val="16"/>
+                <w:lang w:val="es-ES"/>
+              </w:rPr>
+              <w:t>Módulo dentro de ERP</w:t>
+            </w:r>
+          </w:p>
+        </w:tc>
+        <w:tc>
+          <w:tcPr>
+            <w:tcW w:w="1253" w:type="dxa"/>
+            <w:hideMark/>
+          </w:tcPr>
+          <w:p>
+            <w:pPr>
+              <w:spacing w:before="120" w:line="360" w:lineRule="auto"/>
+              <w:rPr>
+                <w:sz w:val="16"/>
+                <w:szCs w:val="16"/>
+                <w:lang w:val="es-ES"/>
+              </w:rPr>
+            </w:pPr>
+            <w:r>
+              <w:rPr>
+                <w:sz w:val="16"/>
+                <w:szCs w:val="16"/>
+                <w:lang w:val="es-ES"/>
+              </w:rPr>
+              <w:t>No específico</w:t>
+            </w:r>
+          </w:p>
+        </w:tc>
+        <w:tc>
+          <w:tcPr>
+            <w:tcW w:w="1531" w:type="dxa"/>
+            <w:hideMark/>
+          </w:tcPr>
+          <w:p>
+            <w:pPr>
+              <w:spacing w:before="120" w:line="360" w:lineRule="auto"/>
+              <w:rPr>
+                <w:sz w:val="16"/>
+                <w:szCs w:val="16"/>
+                <w:lang w:val="es-ES"/>
+              </w:rPr>
+            </w:pPr>
+            <w:r>
+              <w:rPr>
+                <w:sz w:val="16"/>
+                <w:szCs w:val="16"/>
+                <w:lang w:val="es-ES"/>
+              </w:rPr>
+              <w:t>Web generalista</w:t>
+            </w:r>
+          </w:p>
+        </w:tc>
+        <w:tc>
+          <w:tcPr>
+            <w:tcW w:w="1392" w:type="dxa"/>
+            <w:hideMark/>
+          </w:tcPr>
+          <w:p>
+            <w:pPr>
+              <w:spacing w:before="120" w:line="360" w:lineRule="auto"/>
+              <w:rPr>
+                <w:sz w:val="16"/>
+                <w:szCs w:val="16"/>
+                <w:lang w:val="es-ES"/>
+              </w:rPr>
+            </w:pPr>
+            <w:r>
+              <w:rPr>
+                <w:sz w:val="16"/>
+                <w:szCs w:val="16"/>
+                <w:lang w:val="es-ES"/>
+              </w:rPr>
+              <w:t>Orientado a consulta</w:t>
+            </w:r>
+          </w:p>
+        </w:tc>
+        <w:tc>
+          <w:tcPr>
+            <w:tcW w:w="2227" w:type="dxa"/>
+            <w:hideMark/>
+          </w:tcPr>
+          <w:p>
+            <w:pPr>
+              <w:spacing w:before="120" w:line="360" w:lineRule="auto"/>
+              <w:rPr>
+                <w:sz w:val="16"/>
+                <w:szCs w:val="16"/>
+                <w:lang w:val="es-ES"/>
+              </w:rPr>
+            </w:pPr>
+            <w:r>
+              <w:rPr>
+                <w:b/>
+                <w:bCs/>
+                <w:sz w:val="16"/>
+                <w:szCs w:val="16"/>
+                <w:lang w:val="es-ES"/>
+              </w:rPr>
+              <w:t>App Android dedicada a cribaje/notas</w:t>
+            </w:r>
+          </w:p>
+        </w:tc>
+      </w:tr>
+      <w:tr>
+        <w:trPr>
+          <w:trHeight w:val="448"/>
+        </w:trPr>
+        <w:tc>
+          <w:tcPr>
+            <w:tcW w:w="1532" w:type="dxa"/>
+            <w:hideMark/>
+          </w:tcPr>
+          <w:p>
+            <w:pPr>
+              <w:spacing w:before="120" w:line="360" w:lineRule="auto"/>
+              <w:rPr>
+                <w:sz w:val="16"/>
+                <w:szCs w:val="16"/>
+                <w:lang w:val="es-ES"/>
+              </w:rPr>
+            </w:pPr>
+            <w:r>
+              <w:rPr>
+                <w:b/>
+                <w:bCs/>
+                <w:sz w:val="16"/>
+                <w:szCs w:val="16"/>
+                <w:lang w:val="es-ES"/>
+              </w:rPr>
+              <w:t>Módulos financieros</w:t>
+            </w:r>
+          </w:p>
+        </w:tc>
+        <w:tc>
+          <w:tcPr>
+            <w:tcW w:w="1810" w:type="dxa"/>
+            <w:hideMark/>
+          </w:tcPr>
+          <w:p>
+            <w:pPr>
+              <w:spacing w:before="120" w:line="360" w:lineRule="auto"/>
+              <w:rPr>
+                <w:sz w:val="16"/>
+                <w:szCs w:val="16"/>
+                <w:lang w:val="es-ES"/>
+              </w:rPr>
+            </w:pPr>
+            <w:r>
+              <w:rPr>
+                <w:sz w:val="16"/>
+                <w:szCs w:val="16"/>
+                <w:lang w:val="es-ES"/>
+              </w:rPr>
+              <w:t>Sí (Facturación/ERP)</w:t>
+            </w:r>
+          </w:p>
+        </w:tc>
+        <w:tc>
+          <w:tcPr>
+            <w:tcW w:w="1253" w:type="dxa"/>
+            <w:hideMark/>
+          </w:tcPr>
+          <w:p>
+            <w:pPr>
+              <w:spacing w:before="120" w:line="360" w:lineRule="auto"/>
+              <w:rPr>
+                <w:sz w:val="16"/>
+                <w:szCs w:val="16"/>
+                <w:lang w:val="es-ES"/>
+              </w:rPr>
+            </w:pPr>
+            <w:r>
+              <w:rPr>
+                <w:sz w:val="16"/>
+                <w:szCs w:val="16"/>
+                <w:lang w:val="es-ES"/>
+              </w:rPr>
+              <w:t>Sí (Stock/Marketing)</w:t>
+            </w:r>
+          </w:p>
+        </w:tc>
+        <w:tc>
+          <w:tcPr>
+            <w:tcW w:w="1531" w:type="dxa"/>
+            <w:hideMark/>
+          </w:tcPr>
+          <w:p>
+            <w:pPr>
+              <w:spacing w:before="120" w:line="360" w:lineRule="auto"/>
+              <w:rPr>
+                <w:sz w:val="16"/>
+                <w:szCs w:val="16"/>
+                <w:lang w:val="es-ES"/>
+              </w:rPr>
+            </w:pPr>
+            <w:r>
+              <w:rPr>
+                <w:sz w:val="16"/>
+                <w:szCs w:val="16"/>
+                <w:lang w:val="es-ES"/>
+              </w:rPr>
+              <w:t>Sí (Caja/Pagos)</w:t>
+            </w:r>
+          </w:p>
+        </w:tc>
+        <w:tc>
+          <w:tcPr>
+            <w:tcW w:w="1392" w:type="dxa"/>
+            <w:hideMark/>
+          </w:tcPr>
+          <w:p>
+            <w:pPr>
+              <w:spacing w:before="120" w:line="360" w:lineRule="auto"/>
+              <w:rPr>
+                <w:sz w:val="16"/>
+                <w:szCs w:val="16"/>
+                <w:lang w:val="es-ES"/>
+              </w:rPr>
+            </w:pPr>
+            <w:r>
+              <w:rPr>
+                <w:sz w:val="16"/>
+                <w:szCs w:val="16"/>
+                <w:lang w:val="es-ES"/>
+              </w:rPr>
+              <w:t>Sí (Seguros/Cobros)</w:t>
+            </w:r>
+          </w:p>
+        </w:tc>
+        <w:tc>
+          <w:tcPr>
+            <w:tcW w:w="2227" w:type="dxa"/>
+            <w:hideMark/>
+          </w:tcPr>
+          <w:p>
+            <w:pPr>
+              <w:spacing w:before="120" w:line="360" w:lineRule="auto"/>
+              <w:rPr>
+                <w:sz w:val="16"/>
+                <w:szCs w:val="16"/>
+                <w:lang w:val="es-ES"/>
+              </w:rPr>
+            </w:pPr>
+            <w:r>
+              <w:rPr>
+                <w:b/>
+                <w:bCs/>
+                <w:sz w:val="16"/>
+                <w:szCs w:val="16"/>
+                <w:lang w:val="es-ES"/>
+              </w:rPr>
+              <w:t>No (Exclusivo operativa clínica)</w:t>
+            </w:r>
+          </w:p>
+        </w:tc>
+      </w:tr>
+      <w:tr>
+        <w:trPr>
+          <w:trHeight w:val="517"/>
+        </w:trPr>
+        <w:tc>
+          <w:tcPr>
+            <w:tcW w:w="1532" w:type="dxa"/>
+            <w:hideMark/>
+          </w:tcPr>
+          <w:p>
+            <w:pPr>
+              <w:spacing w:before="120" w:line="360" w:lineRule="auto"/>
+              <w:rPr>
+                <w:sz w:val="16"/>
+                <w:szCs w:val="16"/>
+                <w:lang w:val="es-ES"/>
+              </w:rPr>
+            </w:pPr>
+            <w:r>
+              <w:rPr>
+                <w:b/>
+                <w:bCs/>
+                <w:sz w:val="16"/>
+                <w:szCs w:val="16"/>
+                <w:lang w:val="es-ES"/>
+              </w:rPr>
+              <w:t>Dependencia de Internet</w:t>
+            </w:r>
+          </w:p>
+        </w:tc>
+        <w:tc>
+          <w:tcPr>
+            <w:tcW w:w="1810" w:type="dxa"/>
+            <w:hideMark/>
+          </w:tcPr>
+          <w:p>
+            <w:pPr>
+              <w:spacing w:before="120" w:line="360" w:lineRule="auto"/>
+              <w:rPr>
+                <w:sz w:val="16"/>
+                <w:szCs w:val="16"/>
+                <w:lang w:val="es-ES"/>
+              </w:rPr>
+            </w:pPr>
+            <w:r>
+              <w:rPr>
+                <w:sz w:val="16"/>
+                <w:szCs w:val="16"/>
+                <w:lang w:val="es-ES"/>
+              </w:rPr>
+              <w:t>Según modalidad</w:t>
+            </w:r>
+          </w:p>
+        </w:tc>
+        <w:tc>
+          <w:tcPr>
+            <w:tcW w:w="1253" w:type="dxa"/>
+            <w:hideMark/>
+          </w:tcPr>
+          <w:p>
+            <w:pPr>
+              <w:spacing w:before="120" w:line="360" w:lineRule="auto"/>
+              <w:rPr>
+                <w:sz w:val="16"/>
+                <w:szCs w:val="16"/>
+                <w:lang w:val="es-ES"/>
+              </w:rPr>
+            </w:pPr>
+            <w:r>
+              <w:rPr>
+                <w:sz w:val="16"/>
+                <w:szCs w:val="16"/>
+                <w:lang w:val="es-ES"/>
+              </w:rPr>
+              <w:t>Baja</w:t>
+            </w:r>
+          </w:p>
+        </w:tc>
+        <w:tc>
+          <w:tcPr>
+            <w:tcW w:w="1531" w:type="dxa"/>
+            <w:hideMark/>
+          </w:tcPr>
+          <w:p>
+            <w:pPr>
+              <w:spacing w:before="120" w:line="360" w:lineRule="auto"/>
+              <w:rPr>
+                <w:sz w:val="16"/>
+                <w:szCs w:val="16"/>
+                <w:lang w:val="es-ES"/>
+              </w:rPr>
+            </w:pPr>
+            <w:r>
+              <w:rPr>
+                <w:sz w:val="16"/>
+                <w:szCs w:val="16"/>
+                <w:lang w:val="es-ES"/>
+              </w:rPr>
+              <w:t>Total (100% online)</w:t>
+            </w:r>
+          </w:p>
+        </w:tc>
+        <w:tc>
+          <w:tcPr>
+            <w:tcW w:w="1392" w:type="dxa"/>
+            <w:hideMark/>
+          </w:tcPr>
+          <w:p>
+            <w:pPr>
+              <w:spacing w:before="120" w:line="360" w:lineRule="auto"/>
+              <w:rPr>
+                <w:sz w:val="16"/>
+                <w:szCs w:val="16"/>
+                <w:lang w:val="es-ES"/>
+              </w:rPr>
+            </w:pPr>
+            <w:r>
+              <w:rPr>
+                <w:sz w:val="16"/>
+                <w:szCs w:val="16"/>
+                <w:lang w:val="es-ES"/>
+              </w:rPr>
+              <w:t>Total (100% online)</w:t>
+            </w:r>
+          </w:p>
+        </w:tc>
+        <w:tc>
+          <w:tcPr>
+            <w:tcW w:w="2227" w:type="dxa"/>
+            <w:hideMark/>
+          </w:tcPr>
+          <w:p>
+            <w:pPr>
+              <w:spacing w:before="120" w:line="360" w:lineRule="auto"/>
+              <w:rPr>
+                <w:sz w:val="16"/>
+                <w:szCs w:val="16"/>
+                <w:lang w:val="es-ES"/>
+              </w:rPr>
+            </w:pPr>
+            <w:r>
+              <w:rPr>
+                <w:b/>
+                <w:bCs/>
+                <w:sz w:val="16"/>
+                <w:szCs w:val="16"/>
+                <w:lang w:val="es-ES"/>
+              </w:rPr>
+              <w:t>Ninguna (Funciona en LAN local)</w:t>
+            </w:r>
+          </w:p>
+        </w:tc>
+      </w:tr>
+      <w:tr>
+        <w:trPr>
+          <w:trHeight w:val="593"/>
+        </w:trPr>
+        <w:tc>
+          <w:tcPr>
+            <w:tcW w:w="1532" w:type="dxa"/>
+            <w:hideMark/>
+          </w:tcPr>
+          <w:p>
+            <w:pPr>
+              <w:spacing w:before="120" w:line="360" w:lineRule="auto"/>
+              <w:rPr>
+                <w:sz w:val="16"/>
+                <w:szCs w:val="16"/>
+                <w:lang w:val="es-ES"/>
+              </w:rPr>
+            </w:pPr>
+            <w:r>
+              <w:rPr>
+                <w:b/>
+                <w:bCs/>
+                <w:sz w:val="16"/>
+                <w:szCs w:val="16"/>
+                <w:lang w:val="es-ES"/>
+              </w:rPr>
+              <w:t>Marco de privacidad</w:t>
+            </w:r>
+          </w:p>
+        </w:tc>
+        <w:tc>
+          <w:tcPr>
+            <w:tcW w:w="1810" w:type="dxa"/>
+            <w:hideMark/>
+          </w:tcPr>
+          <w:p>
+            <w:pPr>
+              <w:spacing w:before="120" w:line="360" w:lineRule="auto"/>
+              <w:rPr>
+                <w:sz w:val="16"/>
+                <w:szCs w:val="16"/>
+                <w:lang w:val="es-ES"/>
+              </w:rPr>
+            </w:pPr>
+            <w:r>
+              <w:rPr>
+                <w:sz w:val="16"/>
+                <w:szCs w:val="16"/>
+                <w:lang w:val="es-ES"/>
+              </w:rPr>
+              <w:t>HIPAA</w:t>
+            </w:r>
+          </w:p>
+        </w:tc>
+        <w:tc>
+          <w:tcPr>
+            <w:tcW w:w="1253" w:type="dxa"/>
+            <w:hideMark/>
+          </w:tcPr>
+          <w:p>
+            <w:pPr>
+              <w:spacing w:before="120" w:line="360" w:lineRule="auto"/>
+              <w:rPr>
+                <w:sz w:val="16"/>
+                <w:szCs w:val="16"/>
+                <w:lang w:val="es-ES"/>
+              </w:rPr>
+            </w:pPr>
+            <w:r>
+              <w:rPr>
+                <w:sz w:val="16"/>
+                <w:szCs w:val="16"/>
+                <w:lang w:val="es-ES"/>
+              </w:rPr>
+              <w:t>RGPD / LOPDGDD</w:t>
+            </w:r>
+          </w:p>
+        </w:tc>
+        <w:tc>
+          <w:tcPr>
+            <w:tcW w:w="1531" w:type="dxa"/>
+            <w:hideMark/>
+          </w:tcPr>
+          <w:p>
+            <w:pPr>
+              <w:spacing w:before="120" w:line="360" w:lineRule="auto"/>
+              <w:rPr>
+                <w:sz w:val="16"/>
+                <w:szCs w:val="16"/>
+                <w:lang w:val="es-ES"/>
+              </w:rPr>
+            </w:pPr>
+            <w:r>
+              <w:rPr>
+                <w:sz w:val="16"/>
+                <w:szCs w:val="16"/>
+                <w:lang w:val="es-ES"/>
+              </w:rPr>
+              <w:t>RGPD / LOPDGDD</w:t>
+            </w:r>
+          </w:p>
+        </w:tc>
+        <w:tc>
+          <w:tcPr>
+            <w:tcW w:w="1392" w:type="dxa"/>
+            <w:hideMark/>
+          </w:tcPr>
+          <w:p>
+            <w:pPr>
+              <w:spacing w:before="120" w:line="360" w:lineRule="auto"/>
+              <w:rPr>
+                <w:sz w:val="16"/>
+                <w:szCs w:val="16"/>
+                <w:lang w:val="es-ES"/>
+              </w:rPr>
+            </w:pPr>
+            <w:r>
+              <w:rPr>
+                <w:sz w:val="16"/>
+                <w:szCs w:val="16"/>
+                <w:lang w:val="es-ES"/>
+              </w:rPr>
+              <w:t>HIPAA</w:t>
+            </w:r>
+          </w:p>
+        </w:tc>
+        <w:tc>
+          <w:tcPr>
+            <w:tcW w:w="2227" w:type="dxa"/>
+            <w:hideMark/>
+          </w:tcPr>
+          <w:p>
+            <w:pPr>
+              <w:spacing w:before="120" w:line="360" w:lineRule="auto"/>
+              <w:rPr>
+                <w:sz w:val="16"/>
+                <w:szCs w:val="16"/>
+                <w:lang w:val="es-ES"/>
+              </w:rPr>
+            </w:pPr>
+            <w:r>
+              <w:rPr>
+                <w:b/>
+                <w:bCs/>
+                <w:sz w:val="16"/>
+                <w:szCs w:val="16"/>
+                <w:lang w:val="es-ES"/>
+              </w:rPr>
+              <w:t>Medidas técnicas RGPD (LAN + Hash)</w:t>
+            </w:r>
+          </w:p>
+        </w:tc>
+      </w:tr>
+      <w:tr>
+        <w:trPr>
+          <w:trHeight w:val="499"/>
+        </w:trPr>
+        <w:tc>
+          <w:tcPr>
+            <w:tcW w:w="1532" w:type="dxa"/>
+            <w:hideMark/>
+          </w:tcPr>
+          <w:p>
+            <w:pPr>
+              <w:spacing w:before="120" w:line="360" w:lineRule="auto"/>
+              <w:rPr>
+                <w:sz w:val="16"/>
+                <w:szCs w:val="16"/>
+                <w:lang w:val="es-ES"/>
+              </w:rPr>
+            </w:pPr>
+            <w:r>
+              <w:rPr>
+                <w:b/>
+                <w:bCs/>
+                <w:sz w:val="16"/>
+                <w:szCs w:val="16"/>
+                <w:lang w:val="es-ES"/>
+              </w:rPr>
+              <w:t>Modelo de coste</w:t>
+            </w:r>
+          </w:p>
+        </w:tc>
+        <w:tc>
+          <w:tcPr>
+            <w:tcW w:w="1810" w:type="dxa"/>
+            <w:hideMark/>
+          </w:tcPr>
+          <w:p>
+            <w:pPr>
+              <w:spacing w:before="120" w:line="360" w:lineRule="auto"/>
+              <w:rPr>
+                <w:sz w:val="16"/>
+                <w:szCs w:val="16"/>
+                <w:lang w:val="es-ES"/>
+              </w:rPr>
+            </w:pPr>
+            <w:r>
+              <w:rPr>
+                <w:sz w:val="16"/>
+                <w:szCs w:val="16"/>
+                <w:lang w:val="es-ES"/>
+              </w:rPr>
+              <w:t>Licencia / Suscripción</w:t>
+            </w:r>
+          </w:p>
+        </w:tc>
+        <w:tc>
+          <w:tcPr>
+            <w:tcW w:w="1253" w:type="dxa"/>
+            <w:hideMark/>
+          </w:tcPr>
+          <w:p>
+            <w:pPr>
+              <w:spacing w:before="120" w:line="360" w:lineRule="auto"/>
+              <w:rPr>
+                <w:sz w:val="16"/>
+                <w:szCs w:val="16"/>
+                <w:lang w:val="es-ES"/>
+              </w:rPr>
+            </w:pPr>
+            <w:r>
+              <w:rPr>
+                <w:sz w:val="16"/>
+                <w:szCs w:val="16"/>
+                <w:lang w:val="es-ES"/>
+              </w:rPr>
+              <w:t>Suscripción tras demo</w:t>
+            </w:r>
+          </w:p>
+        </w:tc>
+        <w:tc>
+          <w:tcPr>
+            <w:tcW w:w="1531" w:type="dxa"/>
+            <w:hideMark/>
+          </w:tcPr>
+          <w:p>
+            <w:pPr>
+              <w:spacing w:before="120" w:line="360" w:lineRule="auto"/>
+              <w:rPr>
+                <w:sz w:val="16"/>
+                <w:szCs w:val="16"/>
+                <w:lang w:val="es-ES"/>
+              </w:rPr>
+            </w:pPr>
+            <w:r>
+              <w:rPr>
+                <w:sz w:val="16"/>
+                <w:szCs w:val="16"/>
+                <w:lang w:val="es-ES"/>
+              </w:rPr>
+              <w:t>Cuota mensual</w:t>
+            </w:r>
+          </w:p>
+        </w:tc>
+        <w:tc>
+          <w:tcPr>
+            <w:tcW w:w="1392" w:type="dxa"/>
+            <w:hideMark/>
+          </w:tcPr>
+          <w:p>
+            <w:pPr>
+              <w:spacing w:before="120" w:line="360" w:lineRule="auto"/>
+              <w:rPr>
+                <w:sz w:val="16"/>
+                <w:szCs w:val="16"/>
+                <w:lang w:val="es-ES"/>
+              </w:rPr>
+            </w:pPr>
+            <w:r>
+              <w:rPr>
+                <w:sz w:val="16"/>
+                <w:szCs w:val="16"/>
+                <w:lang w:val="es-ES"/>
+              </w:rPr>
+              <w:t>Suscripción mensual</w:t>
+            </w:r>
+          </w:p>
+        </w:tc>
+        <w:tc>
+          <w:tcPr>
+            <w:tcW w:w="2227" w:type="dxa"/>
+            <w:hideMark/>
+          </w:tcPr>
+          <w:p>
+            <w:pPr>
+              <w:spacing w:before="120" w:line="360" w:lineRule="auto"/>
+              <w:rPr>
+                <w:sz w:val="16"/>
+                <w:szCs w:val="16"/>
+                <w:lang w:val="es-ES"/>
+              </w:rPr>
+            </w:pPr>
+            <w:r>
+              <w:rPr>
+                <w:b/>
+                <w:bCs/>
+                <w:sz w:val="16"/>
+                <w:szCs w:val="16"/>
+                <w:lang w:val="es-ES"/>
+              </w:rPr>
+              <w:t xml:space="preserve">Sin cuotas </w:t>
+            </w:r>
+          </w:p>
+        </w:tc>
+      </w:tr>
+    </w:tbl>
+    <w:p>
+      <w:pPr>
+        <w:rPr>
+          <w:lang w:val="es-ES"/>
+        </w:rPr>
+      </w:pPr>
     </w:p>
     <w:p>
       <w:pPr>
@@ -6052,11 +7110,7 @@
         </w:numPr>
       </w:pPr>
       <w:r>
-        <w:t xml:space="preserve">Pagar por funciones que no van a usar: Casi todos los programas meten por defecto módulos de contabilidad, facturación de seguros, control de stock de almacén o </w:t>
-      </w:r>
-      <w:r>
-        <w:lastRenderedPageBreak/>
-        <w:t xml:space="preserve">campañas de marketing por SMS. Esto encarece el producto y llena la pantalla de menús que ni el médico ni el enfermero necesitan.   </w:t>
+        <w:t xml:space="preserve">Pagar por funciones que no van a usar: Casi todos los programas meten por defecto módulos de contabilidad, facturación de seguros, control de stock de almacén o campañas de marketing por SMS. Esto encarece el producto y llena la pantalla de menús que ni el médico ni el enfermero necesitan.   </w:t>
       </w:r>
     </w:p>
     <w:p>
@@ -6085,15 +7139,7 @@
     </w:p>
     <w:p>
       <w:r>
-        <w:t xml:space="preserve">Justificación de </w:t>
-      </w:r>
-      <w:proofErr w:type="spellStart"/>
-      <w:r>
-        <w:t>MedManager</w:t>
-      </w:r>
-      <w:proofErr w:type="spellEnd"/>
-      <w:r>
-        <w:t>:</w:t>
+        <w:t>Justificación de MedManager:</w:t>
       </w:r>
     </w:p>
     <w:p>
@@ -6105,15 +7151,7 @@
         </w:numPr>
       </w:pPr>
       <w:r>
-        <w:t xml:space="preserve">Para solucionar estos puntos, mi proyecto </w:t>
-      </w:r>
-      <w:proofErr w:type="spellStart"/>
-      <w:r>
-        <w:t>MedManager</w:t>
-      </w:r>
-      <w:proofErr w:type="spellEnd"/>
-      <w:r>
-        <w:t xml:space="preserve"> propone una alternativa directa y sin costes de suscripción:   Se centra exclusivamente en lo necesario para el trabajo diario: gestión de pacientes, programación de citas, informes médicos, dejando fuera la facturación y la contabilidad.</w:t>
+        <w:t>Para solucionar estos puntos, mi proyecto MedManager propone una alternativa directa y sin costes de suscripción:   Se centra exclusivamente en lo necesario para el trabajo diario: gestión de pacientes, programación de citas, informes médicos, dejando fuera la facturación y la contabilidad.</w:t>
       </w:r>
     </w:p>
     <w:p>
@@ -6137,15 +7175,7 @@
         </w:numPr>
       </w:pPr>
       <w:r>
-        <w:t>Separa el trabajo en dos aplicaciones adaptadas a cada puesto: una aplicación de escritorio en Java Swing para administrativos y médicos, y una aplicación móvil en Android (</w:t>
-      </w:r>
-      <w:proofErr w:type="spellStart"/>
-      <w:r>
-        <w:t>Kotlin</w:t>
-      </w:r>
-      <w:proofErr w:type="spellEnd"/>
-      <w:r>
-        <w:t>) para el personal de enfermería</w:t>
+        <w:t>Separa el trabajo en dos aplicaciones adaptadas a cada puesto: una aplicación de escritorio en Java Swing para administrativos y médicos, y una aplicación móvil en Android (Kotlin) para el personal de enfermería</w:t>
       </w:r>
       <w:r>
         <w:t>.</w:t>
@@ -6241,13 +7271,8 @@
           <w:numId w:val="2"/>
         </w:numPr>
       </w:pPr>
-      <w:proofErr w:type="spellStart"/>
-      <w:r>
-        <w:t>Hibernate</w:t>
-      </w:r>
-      <w:proofErr w:type="spellEnd"/>
-      <w:r>
-        <w:t xml:space="preserve"> (ORM)</w:t>
+      <w:r>
+        <w:t>Hibernate (ORM)</w:t>
       </w:r>
     </w:p>
     <w:p>
@@ -6299,11 +7324,9 @@
           <w:numId w:val="2"/>
         </w:numPr>
       </w:pPr>
-      <w:proofErr w:type="spellStart"/>
       <w:r>
         <w:t>Kotlin</w:t>
       </w:r>
-      <w:proofErr w:type="spellEnd"/>
     </w:p>
     <w:p>
       <w:pPr>
@@ -6346,15 +7369,7 @@
         <w:ind w:left="360"/>
       </w:pPr>
       <w:r>
-        <w:t xml:space="preserve">Para la Comunicación, Concurrencia y </w:t>
-      </w:r>
-      <w:proofErr w:type="gramStart"/>
-      <w:r>
-        <w:t>Seguridad:.</w:t>
-      </w:r>
-      <w:proofErr w:type="gramEnd"/>
-      <w:r>
-        <w:t xml:space="preserve"> </w:t>
+        <w:t xml:space="preserve">Para la Comunicación, Concurrencia y Seguridad:. </w:t>
       </w:r>
     </w:p>
     <w:p>
@@ -6365,13 +7380,8 @@
           <w:numId w:val="2"/>
         </w:numPr>
       </w:pPr>
-      <w:proofErr w:type="spellStart"/>
-      <w:r>
-        <w:t>Backend</w:t>
-      </w:r>
-      <w:proofErr w:type="spellEnd"/>
-      <w:r>
-        <w:t xml:space="preserve">/Servicios: Desarrollo de un servidor propio basado en una capa de Sockets TCP/IP en Java para gestionar las peticiones concurrentes de los clientes sin atacar directamente a la base de datos.   </w:t>
+      <w:r>
+        <w:t xml:space="preserve">Backend/Servicios: Desarrollo de un servidor propio basado en una capa de Sockets TCP/IP en Java para gestionar las peticiones concurrentes de los clientes sin atacar directamente a la base de datos.   </w:t>
       </w:r>
     </w:p>
     <w:p>
@@ -6391,17 +7401,7 @@
         <w:ind w:left="360"/>
       </w:pPr>
       <w:r>
-        <w:t xml:space="preserve">Para el Control de Calidad y </w:t>
-      </w:r>
-      <w:proofErr w:type="spellStart"/>
-      <w:proofErr w:type="gramStart"/>
-      <w:r>
-        <w:t>Versiones:Pruebas</w:t>
-      </w:r>
-      <w:proofErr w:type="spellEnd"/>
-      <w:proofErr w:type="gramEnd"/>
-      <w:r>
-        <w:t xml:space="preserve">: </w:t>
+        <w:t xml:space="preserve">Para el Control de Calidad y Versiones:Pruebas: </w:t>
       </w:r>
     </w:p>
     <w:p>
@@ -6412,13 +7412,8 @@
           <w:numId w:val="2"/>
         </w:numPr>
       </w:pPr>
-      <w:proofErr w:type="spellStart"/>
-      <w:r>
-        <w:t>JUnit</w:t>
-      </w:r>
-      <w:proofErr w:type="spellEnd"/>
-      <w:r>
-        <w:t xml:space="preserve"> para las pruebas unitarias.   </w:t>
+      <w:r>
+        <w:t xml:space="preserve">JUnit para las pruebas unitarias.   </w:t>
       </w:r>
     </w:p>
     <w:p>
@@ -6555,37 +7550,20 @@
         <w:rPr>
           <w:lang w:val="es-ES"/>
         </w:rPr>
-        <w:t xml:space="preserve"> El personal administrativo utilizará la aplicación de escritorio (</w:t>
-      </w:r>
-      <w:r>
-        <w:t>Java Swing</w:t>
-      </w:r>
-      <w:r>
-        <w:rPr>
-          <w:lang w:val="es-ES"/>
-        </w:rPr>
-        <w:t xml:space="preserve">) para la gestión del CRUD de </w:t>
-      </w:r>
-      <w:proofErr w:type="gramStart"/>
-      <w:r>
-        <w:rPr>
-          <w:lang w:val="es-ES"/>
-        </w:rPr>
-        <w:t>citas</w:t>
-      </w:r>
-      <w:r>
-        <w:rPr>
-          <w:lang w:val="es-ES"/>
-        </w:rPr>
         <w:t xml:space="preserve"> </w:t>
       </w:r>
       <w:r>
         <w:rPr>
           <w:lang w:val="es-ES"/>
         </w:rPr>
+        <w:t>Utilizarán la aplicación de escritorio (Java Swing) para la gestión completa (altas, modificaciones, consultas y bajas lógicas) de pacientes y la programación de la agenda de citas médicas</w:t>
+      </w:r>
+      <w:r>
+        <w:rPr>
+          <w:lang w:val="es-ES"/>
+        </w:rPr>
         <w:t>.</w:t>
       </w:r>
-      <w:proofErr w:type="gramEnd"/>
     </w:p>
     <w:p>
       <w:pPr>
@@ -6603,23 +7581,7 @@
           <w:bCs/>
           <w:lang w:val="es-ES"/>
         </w:rPr>
-        <w:t>Usuarios</w:t>
-      </w:r>
-      <w:r>
-        <w:rPr>
-          <w:b/>
-          <w:bCs/>
-          <w:lang w:val="es-ES"/>
-        </w:rPr>
-        <w:t xml:space="preserve"> Medicos</w:t>
-      </w:r>
-      <w:r>
-        <w:rPr>
-          <w:b/>
-          <w:bCs/>
-          <w:lang w:val="es-ES"/>
-        </w:rPr>
-        <w:t>:</w:t>
+        <w:t>Usuarios Medicos:</w:t>
       </w:r>
       <w:r>
         <w:rPr>
@@ -6628,49 +7590,7 @@
         <w:t xml:space="preserve"> </w:t>
       </w:r>
       <w:r>
-        <w:rPr>
-          <w:lang w:val="es-ES"/>
-        </w:rPr>
-        <w:t>El</w:t>
-      </w:r>
-      <w:r>
-        <w:rPr>
-          <w:lang w:val="es-ES"/>
-        </w:rPr>
-        <w:t xml:space="preserve"> personal médico utilizará </w:t>
-      </w:r>
-      <w:r>
-        <w:rPr>
-          <w:lang w:val="es-ES"/>
-        </w:rPr>
-        <w:t>la aplicación de escritorio (</w:t>
-      </w:r>
-      <w:r>
-        <w:t>Java Swing</w:t>
-      </w:r>
-      <w:r>
-        <w:rPr>
-          <w:lang w:val="es-ES"/>
-        </w:rPr>
-        <w:t>)</w:t>
-      </w:r>
-      <w:r>
-        <w:rPr>
-          <w:lang w:val="es-ES"/>
-        </w:rPr>
-        <w:t xml:space="preserve"> para la gestión </w:t>
-      </w:r>
-      <w:r>
-        <w:rPr>
-          <w:lang w:val="es-ES"/>
-        </w:rPr>
-        <w:t xml:space="preserve">del CRUD de </w:t>
-      </w:r>
-      <w:r>
-        <w:rPr>
-          <w:lang w:val="es-ES"/>
-        </w:rPr>
-        <w:t>informes.</w:t>
+        <w:t>Utilizarán la aplicación de escritorio (Java Swing) para consultar su agenda diaria, revisar las observaciones previas de enfermería y redactar o consultar los informes del historial clínico</w:t>
       </w:r>
     </w:p>
     <w:p>
@@ -6689,65 +7609,13 @@
           <w:bCs/>
           <w:lang w:val="es-ES"/>
         </w:rPr>
-        <w:t>Usuario</w:t>
-      </w:r>
-      <w:r>
-        <w:rPr>
-          <w:b/>
-          <w:bCs/>
-          <w:lang w:val="es-ES"/>
-        </w:rPr>
-        <w:t>s enfermeros</w:t>
-      </w:r>
-      <w:r>
-        <w:rPr>
-          <w:b/>
-          <w:bCs/>
-          <w:lang w:val="es-ES"/>
-        </w:rPr>
-        <w:t>:</w:t>
-      </w:r>
-      <w:r>
-        <w:rPr>
-          <w:lang w:val="es-ES"/>
-        </w:rPr>
-        <w:t xml:space="preserve"> </w:t>
-      </w:r>
-      <w:r>
-        <w:rPr>
-          <w:lang w:val="es-ES"/>
-        </w:rPr>
-        <w:t>El</w:t>
-      </w:r>
-      <w:r>
-        <w:rPr>
-          <w:lang w:val="es-ES"/>
-        </w:rPr>
-        <w:t xml:space="preserve"> personal </w:t>
-      </w:r>
-      <w:r>
-        <w:rPr>
-          <w:lang w:val="es-ES"/>
-        </w:rPr>
-        <w:t>de enfermería y asistentes</w:t>
-      </w:r>
-      <w:r>
-        <w:rPr>
-          <w:lang w:val="es-ES"/>
-        </w:rPr>
-        <w:t xml:space="preserve"> utilizar</w:t>
-      </w:r>
-      <w:r>
-        <w:rPr>
-          <w:lang w:val="es-ES"/>
-        </w:rPr>
-        <w:t>an</w:t>
-      </w:r>
-      <w:r>
-        <w:rPr>
-          <w:lang w:val="es-ES"/>
-        </w:rPr>
-        <w:t xml:space="preserve"> </w:t>
+        <w:t>Usuarios enfermeros:</w:t>
+      </w:r>
+      <w:r>
+        <w:rPr>
+          <w:lang w:val="es-ES"/>
+        </w:rPr>
+        <w:t xml:space="preserve"> El personal de enfermería utilizaran </w:t>
       </w:r>
       <w:r>
         <w:rPr>
@@ -6784,35 +7652,7 @@
         <w:rPr>
           <w:lang w:val="es-ES"/>
         </w:rPr>
-        <w:t xml:space="preserve"> El desarrollo de este ecosistema requiere perfiles de Administrador de Bases de Datos (MySQL), Desarrollador </w:t>
-      </w:r>
-      <w:proofErr w:type="spellStart"/>
-      <w:r>
-        <w:rPr>
-          <w:lang w:val="es-ES"/>
-        </w:rPr>
-        <w:t>Backend</w:t>
-      </w:r>
-      <w:proofErr w:type="spellEnd"/>
-      <w:r>
-        <w:rPr>
-          <w:lang w:val="es-ES"/>
-        </w:rPr>
-        <w:t xml:space="preserve"> (Servidor Java Multihilo y Sockets) y Desarrollador </w:t>
-      </w:r>
-      <w:proofErr w:type="spellStart"/>
-      <w:r>
-        <w:rPr>
-          <w:lang w:val="es-ES"/>
-        </w:rPr>
-        <w:t>Frontend</w:t>
-      </w:r>
-      <w:proofErr w:type="spellEnd"/>
-      <w:r>
-        <w:rPr>
-          <w:lang w:val="es-ES"/>
-        </w:rPr>
-        <w:t>/Móvil (</w:t>
+        <w:t xml:space="preserve"> El desarrollo de este ecosistema requiere perfiles de Administrador de Bases de Datos (MySQL), Desarrollador Backend (Servidor Java Multihilo y Sockets) y Desarrollador Frontend/Móvil (</w:t>
       </w:r>
       <w:r>
         <w:t>Java Swing</w:t>
@@ -6824,21 +7664,7 @@
         <w:rPr>
           <w:lang w:val="es-ES"/>
         </w:rPr>
-        <w:t>y Android/</w:t>
-      </w:r>
-      <w:proofErr w:type="spellStart"/>
-      <w:r>
-        <w:rPr>
-          <w:lang w:val="es-ES"/>
-        </w:rPr>
-        <w:t>Kotlin</w:t>
-      </w:r>
-      <w:proofErr w:type="spellEnd"/>
-      <w:r>
-        <w:rPr>
-          <w:lang w:val="es-ES"/>
-        </w:rPr>
-        <w:t>).</w:t>
+        <w:t>y Android/Kotlin).</w:t>
       </w:r>
     </w:p>
     <w:p>
@@ -6960,35 +7786,7 @@
         <w:rPr>
           <w:lang w:val="es-ES"/>
         </w:rPr>
-        <w:t xml:space="preserve"> Uso de conexiones mediante Sockets que proporcionan un control total sobre el flujo de datos. Implementación de hilos (</w:t>
-      </w:r>
-      <w:proofErr w:type="spellStart"/>
-      <w:r>
-        <w:rPr>
-          <w:lang w:val="es-ES"/>
-        </w:rPr>
-        <w:t>multithreading</w:t>
-      </w:r>
-      <w:proofErr w:type="spellEnd"/>
-      <w:r>
-        <w:rPr>
-          <w:lang w:val="es-ES"/>
-        </w:rPr>
-        <w:t>) tanto en el servidor como en la app móvil (</w:t>
-      </w:r>
-      <w:proofErr w:type="spellStart"/>
-      <w:r>
-        <w:rPr>
-          <w:lang w:val="es-ES"/>
-        </w:rPr>
-        <w:t>Coroutines</w:t>
-      </w:r>
-      <w:proofErr w:type="spellEnd"/>
-      <w:r>
-        <w:rPr>
-          <w:lang w:val="es-ES"/>
-        </w:rPr>
-        <w:t>) para evitar bloqueos en la interfaz.</w:t>
+        <w:t xml:space="preserve"> Uso de conexiones mediante Sockets que proporcionan un control total sobre el flujo de datos. Implementación de hilos (multithreading) tanto en el servidor como en la app móvil (Coroutines) para evitar bloqueos en la interfaz.</w:t>
       </w:r>
     </w:p>
     <w:p>
@@ -7013,21 +7811,7 @@
         <w:rPr>
           <w:lang w:val="es-ES"/>
         </w:rPr>
-        <w:t xml:space="preserve"> La gestión manual de Sockets a bajo nivel y el mapeo ORM con </w:t>
-      </w:r>
-      <w:proofErr w:type="spellStart"/>
-      <w:r>
-        <w:rPr>
-          <w:lang w:val="es-ES"/>
-        </w:rPr>
-        <w:t>Hibernate</w:t>
-      </w:r>
-      <w:proofErr w:type="spellEnd"/>
-      <w:r>
-        <w:rPr>
-          <w:lang w:val="es-ES"/>
-        </w:rPr>
-        <w:t xml:space="preserve"> incrementan la complejidad del código y requieren un control de excepciones exhaustivo.</w:t>
+        <w:t xml:space="preserve"> La gestión manual de Sockets a bajo nivel y el mapeo ORM con Hibernate incrementan la complejidad del código y requieren un control de excepciones exhaustivo.</w:t>
       </w:r>
     </w:p>
     <w:p>
@@ -7052,7 +7836,7 @@
         <w:rPr>
           <w:lang w:val="es-ES"/>
         </w:rPr>
-        <w:t xml:space="preserve"> Alta demanda de digitalización y eliminación de papel en clínicas médicas. La automatización mediante lectura de códigos QR agiliza la atención al paciente.</w:t>
+        <w:t xml:space="preserve"> Alta demanda de digitalización y eliminación de papel en clínicas médicas. </w:t>
       </w:r>
     </w:p>
     <w:p>
@@ -7139,9 +7923,9 @@
           <w:noProof/>
         </w:rPr>
         <w:drawing>
-          <wp:inline distT="0" distB="0" distL="0" distR="0" wp14:anchorId="0CFE10B2" wp14:editId="662D9BE0">
-            <wp:extent cx="5733415" cy="2462564"/>
-            <wp:effectExtent l="0" t="0" r="635" b="0"/>
+          <wp:inline distT="0" distB="0" distL="0" distR="0" wp14:anchorId="0CFE10B2" wp14:editId="696191FE">
+            <wp:extent cx="2948784" cy="3747843"/>
+            <wp:effectExtent l="0" t="0" r="4445" b="5080"/>
             <wp:docPr id="36525412" name="Imagen 1"/>
             <wp:cNvGraphicFramePr>
               <a:graphicFrameLocks xmlns:a="http://schemas.openxmlformats.org/drawingml/2006/main" noChangeAspect="1"/>
@@ -7150,20 +7934,19 @@
               <a:graphicData uri="http://schemas.openxmlformats.org/drawingml/2006/picture">
                 <pic:pic xmlns:pic="http://schemas.openxmlformats.org/drawingml/2006/picture">
                   <pic:nvPicPr>
-                    <pic:cNvPr id="0" name="Picture 1"/>
+                    <pic:cNvPr id="36525412" name="Imagen 1"/>
                     <pic:cNvPicPr>
                       <a:picLocks noChangeAspect="1" noChangeArrowheads="1"/>
                     </pic:cNvPicPr>
                   </pic:nvPicPr>
                   <pic:blipFill>
-                    <a:blip r:embed="rId16">
+                    <a:blip r:embed="rId15">
                       <a:extLst>
                         <a:ext uri="{28A0092B-C50C-407E-A947-70E740481C1C}">
                           <a14:useLocalDpi xmlns:a14="http://schemas.microsoft.com/office/drawing/2010/main" val="0"/>
                         </a:ext>
                       </a:extLst>
                     </a:blip>
-                    <a:srcRect/>
                     <a:stretch>
                       <a:fillRect/>
                     </a:stretch>
@@ -7171,7 +7954,7 @@
                   <pic:spPr bwMode="auto">
                     <a:xfrm>
                       <a:off x="0" y="0"/>
-                      <a:ext cx="5733415" cy="2462564"/>
+                      <a:ext cx="2948784" cy="3747843"/>
                     </a:xfrm>
                     <a:prstGeom prst="rect">
                       <a:avLst/>
@@ -7203,232 +7986,276 @@
     </w:p>
     <w:p>
       <w:pPr>
+        <w:pStyle w:val="NormalWeb"/>
         <w:numPr>
           <w:ilvl w:val="0"/>
-          <w:numId w:val="13"/>
+          <w:numId w:val="12"/>
         </w:numPr>
         <w:rPr>
-          <w:lang w:val="es-ES"/>
-        </w:rPr>
-      </w:pPr>
-      <w:r>
-        <w:rPr>
+          <w:rFonts w:ascii="Arial" w:hAnsi="Arial" w:cs="Arial"/>
+          <w:sz w:val="22"/>
+          <w:szCs w:val="22"/>
+        </w:rPr>
+      </w:pPr>
+      <w:r>
+        <w:rPr>
+          <w:rFonts w:ascii="Arial" w:hAnsi="Arial" w:cs="Arial"/>
           <w:b/>
           <w:bCs/>
-          <w:lang w:val="es-ES"/>
-        </w:rPr>
-        <w:t>Documentación (28-9-26 al 8-12-26):</w:t>
-      </w:r>
-      <w:r>
-        <w:rPr>
-          <w:lang w:val="es-ES"/>
-        </w:rPr>
-        <w:t xml:space="preserve"> Fase transversal que abarca desde la introducción y metodología, hasta el diseño de diagramas (E-R y Clases) y la redacción de anexos.</w:t>
-      </w:r>
-    </w:p>
-    <w:p>
-      <w:pPr>
+          <w:sz w:val="22"/>
+          <w:szCs w:val="22"/>
+        </w:rPr>
+        <w:t>Documentación y Diseño (28-09-2026 al 11-12-2026):</w:t>
+      </w:r>
+      <w:r>
+        <w:rPr>
+          <w:rFonts w:ascii="Arial" w:hAnsi="Arial" w:cs="Arial"/>
+          <w:sz w:val="22"/>
+          <w:szCs w:val="22"/>
+        </w:rPr>
+        <w:t xml:space="preserve"> Fase transversal que comprende el análisis de requisitos, diseño de diagramas (E-R, Relacional, Casos de Uso y Clases), elaboración de </w:t>
+      </w:r>
+      <w:r>
+        <w:rPr>
+          <w:rFonts w:ascii="Arial" w:hAnsi="Arial" w:cs="Arial"/>
+          <w:i/>
+          <w:iCs/>
+          <w:sz w:val="22"/>
+          <w:szCs w:val="22"/>
+        </w:rPr>
+        <w:t>wireframes</w:t>
+      </w:r>
+      <w:r>
+        <w:rPr>
+          <w:rFonts w:ascii="Arial" w:hAnsi="Arial" w:cs="Arial"/>
+          <w:sz w:val="22"/>
+          <w:szCs w:val="22"/>
+        </w:rPr>
+        <w:t>, redacción de manuales y grabación del vídeo de defensa final.</w:t>
+      </w:r>
+    </w:p>
+    <w:p>
+      <w:pPr>
+        <w:pStyle w:val="NormalWeb"/>
         <w:numPr>
           <w:ilvl w:val="0"/>
-          <w:numId w:val="13"/>
+          <w:numId w:val="12"/>
         </w:numPr>
         <w:rPr>
-          <w:lang w:val="es-ES"/>
-        </w:rPr>
-      </w:pPr>
-      <w:r>
-        <w:rPr>
+          <w:rFonts w:ascii="Arial" w:hAnsi="Arial" w:cs="Arial"/>
+          <w:sz w:val="22"/>
+          <w:szCs w:val="22"/>
+        </w:rPr>
+      </w:pPr>
+      <w:r>
+        <w:rPr>
+          <w:rFonts w:ascii="Arial" w:hAnsi="Arial" w:cs="Arial"/>
           <w:b/>
           <w:bCs/>
-          <w:lang w:val="es-ES"/>
-        </w:rPr>
-        <w:t>Base de datos (22-10-26 al 31-10-26):</w:t>
-      </w:r>
-      <w:r>
-        <w:rPr>
-          <w:lang w:val="es-ES"/>
-        </w:rPr>
-        <w:t xml:space="preserve"> Creación del script DDL, </w:t>
-      </w:r>
-      <w:proofErr w:type="spellStart"/>
-      <w:r>
-        <w:rPr>
-          <w:lang w:val="es-ES"/>
-        </w:rPr>
-        <w:t>triggers</w:t>
-      </w:r>
-      <w:proofErr w:type="spellEnd"/>
-      <w:r>
-        <w:rPr>
-          <w:lang w:val="es-ES"/>
-        </w:rPr>
-        <w:t>, asignación de permisos de usuario y generación de datos de prueba en el entorno local (XAMPP/MySQL).</w:t>
-      </w:r>
-    </w:p>
-    <w:p>
-      <w:pPr>
+          <w:sz w:val="22"/>
+          <w:szCs w:val="22"/>
+        </w:rPr>
+        <w:t>Base de Datos (22-10-2026 al 30-10-2026):</w:t>
+      </w:r>
+      <w:r>
+        <w:rPr>
+          <w:rFonts w:ascii="Arial" w:hAnsi="Arial" w:cs="Arial"/>
+          <w:sz w:val="22"/>
+          <w:szCs w:val="22"/>
+        </w:rPr>
+        <w:t xml:space="preserve"> Creación del script DDL en MySQL (XAMPP), definición de restricciones de unicidad para evitar solapamientos de citas, configuración del usuario de conexión con permisos mínimos y carga de datos de prueba.</w:t>
+      </w:r>
+    </w:p>
+    <w:p>
+      <w:pPr>
+        <w:pStyle w:val="NormalWeb"/>
         <w:numPr>
           <w:ilvl w:val="0"/>
-          <w:numId w:val="13"/>
+          <w:numId w:val="12"/>
         </w:numPr>
         <w:rPr>
-          <w:lang w:val="es-ES"/>
-        </w:rPr>
-      </w:pPr>
-      <w:r>
-        <w:rPr>
+          <w:rFonts w:ascii="Arial" w:hAnsi="Arial" w:cs="Arial"/>
+          <w:sz w:val="22"/>
+          <w:szCs w:val="22"/>
+        </w:rPr>
+      </w:pPr>
+      <w:r>
+        <w:rPr>
+          <w:rFonts w:ascii="Arial" w:hAnsi="Arial" w:cs="Arial"/>
           <w:b/>
           <w:bCs/>
-          <w:lang w:val="es-ES"/>
-        </w:rPr>
-        <w:t>Servidor Java y Sockets (1-11-26 al 14-11-26):</w:t>
-      </w:r>
-      <w:r>
-        <w:rPr>
-          <w:lang w:val="es-ES"/>
-        </w:rPr>
-        <w:t xml:space="preserve"> Configuración de </w:t>
-      </w:r>
-      <w:proofErr w:type="spellStart"/>
-      <w:r>
-        <w:rPr>
-          <w:lang w:val="es-ES"/>
-        </w:rPr>
-        <w:t>Hibernate</w:t>
-      </w:r>
-      <w:proofErr w:type="spellEnd"/>
-      <w:r>
-        <w:rPr>
-          <w:lang w:val="es-ES"/>
-        </w:rPr>
-        <w:t xml:space="preserve"> (ORM) y desarrollo del bucle de </w:t>
-      </w:r>
-      <w:proofErr w:type="spellStart"/>
-      <w:r>
-        <w:rPr>
-          <w:lang w:val="es-ES"/>
+          <w:sz w:val="22"/>
+          <w:szCs w:val="22"/>
+        </w:rPr>
+        <w:t>Servidor Java, Seguridad y Pruebas Unitarias (02-11-2026 al 13-11-2026):</w:t>
+      </w:r>
+      <w:r>
+        <w:rPr>
+          <w:rFonts w:ascii="Arial" w:hAnsi="Arial" w:cs="Arial"/>
+          <w:sz w:val="22"/>
+          <w:szCs w:val="22"/>
+        </w:rPr>
+        <w:t xml:space="preserve"> Configuración de Hibernate (ORM), programación del servidor </w:t>
+      </w:r>
+      <w:r>
+        <w:rPr>
+          <w:rStyle w:val="CdigoHTML"/>
+          <w:rFonts w:ascii="Arial" w:hAnsi="Arial" w:cs="Arial"/>
+          <w:sz w:val="22"/>
+          <w:szCs w:val="22"/>
         </w:rPr>
         <w:t>ServerSocket</w:t>
       </w:r>
-      <w:proofErr w:type="spellEnd"/>
-      <w:r>
-        <w:rPr>
-          <w:lang w:val="es-ES"/>
-        </w:rPr>
-        <w:t xml:space="preserve"> multihilo para gestionar la concurrencia de respuestas a los clientes.</w:t>
-      </w:r>
-    </w:p>
-    <w:p>
-      <w:pPr>
+      <w:r>
+        <w:rPr>
+          <w:rFonts w:ascii="Arial" w:hAnsi="Arial" w:cs="Arial"/>
+          <w:sz w:val="22"/>
+          <w:szCs w:val="22"/>
+        </w:rPr>
+        <w:t xml:space="preserve"> multihilo con validación de roles, implementación del </w:t>
+      </w:r>
+      <w:r>
+        <w:rPr>
+          <w:rFonts w:ascii="Arial" w:hAnsi="Arial" w:cs="Arial"/>
+          <w:i/>
+          <w:iCs/>
+          <w:sz w:val="22"/>
+          <w:szCs w:val="22"/>
+        </w:rPr>
+        <w:t>hashing</w:t>
+      </w:r>
+      <w:r>
+        <w:rPr>
+          <w:rFonts w:ascii="Arial" w:hAnsi="Arial" w:cs="Arial"/>
+          <w:sz w:val="22"/>
+          <w:szCs w:val="22"/>
+        </w:rPr>
+        <w:t xml:space="preserve"> de contraseñas y pruebas unitarias con JUnit.</w:t>
+      </w:r>
+    </w:p>
+    <w:p>
+      <w:pPr>
+        <w:pStyle w:val="NormalWeb"/>
         <w:numPr>
           <w:ilvl w:val="0"/>
-          <w:numId w:val="13"/>
+          <w:numId w:val="12"/>
         </w:numPr>
         <w:rPr>
-          <w:lang w:val="es-ES"/>
-        </w:rPr>
-      </w:pPr>
-      <w:r>
-        <w:rPr>
+          <w:rFonts w:ascii="Arial" w:hAnsi="Arial" w:cs="Arial"/>
+          <w:sz w:val="22"/>
+          <w:szCs w:val="22"/>
+        </w:rPr>
+      </w:pPr>
+      <w:r>
+        <w:rPr>
+          <w:rFonts w:ascii="Arial" w:hAnsi="Arial" w:cs="Arial"/>
           <w:b/>
           <w:bCs/>
-          <w:lang w:val="es-ES"/>
-        </w:rPr>
-        <w:t xml:space="preserve">Aplicación Escritorio </w:t>
-      </w:r>
-      <w:r>
-        <w:rPr>
+          <w:sz w:val="22"/>
+          <w:szCs w:val="22"/>
+        </w:rPr>
+        <w:t>Aplicación Escritorio Java Swing (16-11-2026 al 24-11-2026):</w:t>
+      </w:r>
+      <w:r>
+        <w:rPr>
+          <w:rFonts w:ascii="Arial" w:hAnsi="Arial" w:cs="Arial"/>
+          <w:sz w:val="22"/>
+          <w:szCs w:val="22"/>
+        </w:rPr>
+        <w:t xml:space="preserve"> Diseño de ventanas en código Java mediante contenedores Swing (</w:t>
+      </w:r>
+      <w:r>
+        <w:rPr>
+          <w:rStyle w:val="CdigoHTML"/>
+          <w:rFonts w:ascii="Arial" w:hAnsi="Arial" w:cs="Arial"/>
+          <w:sz w:val="22"/>
+          <w:szCs w:val="22"/>
+        </w:rPr>
+        <w:t>JFrame</w:t>
+      </w:r>
+      <w:r>
+        <w:rPr>
+          <w:rFonts w:ascii="Arial" w:hAnsi="Arial" w:cs="Arial"/>
+          <w:sz w:val="22"/>
+          <w:szCs w:val="22"/>
+        </w:rPr>
+        <w:t>/</w:t>
+      </w:r>
+      <w:r>
+        <w:rPr>
+          <w:rStyle w:val="CdigoHTML"/>
+          <w:rFonts w:ascii="Arial" w:hAnsi="Arial" w:cs="Arial"/>
+          <w:sz w:val="22"/>
+          <w:szCs w:val="22"/>
+        </w:rPr>
+        <w:t>JPanel</w:t>
+      </w:r>
+      <w:r>
+        <w:rPr>
+          <w:rFonts w:ascii="Arial" w:hAnsi="Arial" w:cs="Arial"/>
+          <w:sz w:val="22"/>
+          <w:szCs w:val="22"/>
+        </w:rPr>
+        <w:t xml:space="preserve">), integración del </w:t>
+      </w:r>
+      <w:r>
+        <w:rPr>
+          <w:rFonts w:ascii="Arial" w:hAnsi="Arial" w:cs="Arial"/>
+          <w:sz w:val="22"/>
+          <w:szCs w:val="22"/>
+        </w:rPr>
+        <w:lastRenderedPageBreak/>
+        <w:t>cliente Socket y desarrollo de los módulos de pacientes, agenda de citas e historial clínico.</w:t>
+      </w:r>
+    </w:p>
+    <w:p>
+      <w:pPr>
+        <w:pStyle w:val="NormalWeb"/>
+        <w:numPr>
+          <w:ilvl w:val="0"/>
+          <w:numId w:val="12"/>
+        </w:numPr>
+        <w:rPr>
+          <w:rFonts w:ascii="Arial" w:hAnsi="Arial" w:cs="Arial"/>
+          <w:sz w:val="22"/>
+          <w:szCs w:val="22"/>
+        </w:rPr>
+      </w:pPr>
+      <w:r>
+        <w:rPr>
+          <w:rFonts w:ascii="Arial" w:hAnsi="Arial" w:cs="Arial"/>
           <w:b/>
           <w:bCs/>
-        </w:rPr>
-        <w:t>Java Swing</w:t>
-      </w:r>
-      <w:r>
-        <w:rPr>
-          <w:b/>
-          <w:bCs/>
-          <w:lang w:val="es-ES"/>
-        </w:rPr>
-        <w:t xml:space="preserve"> </w:t>
-      </w:r>
-      <w:r>
-        <w:rPr>
-          <w:b/>
-          <w:bCs/>
-          <w:lang w:val="es-ES"/>
-        </w:rPr>
-        <w:t>(15-11-26 al 23-11-26):</w:t>
-      </w:r>
-      <w:r>
-        <w:rPr>
-          <w:lang w:val="es-ES"/>
-        </w:rPr>
-        <w:t xml:space="preserve"> Diseño de vistas XML, conexión del Socket cliente y desarrollo del CRUD de pacientes</w:t>
-      </w:r>
-      <w:r>
-        <w:rPr>
-          <w:lang w:val="es-ES"/>
-        </w:rPr>
-        <w:t>.</w:t>
-      </w:r>
-    </w:p>
-    <w:p>
-      <w:pPr>
-        <w:numPr>
-          <w:ilvl w:val="0"/>
-          <w:numId w:val="13"/>
-        </w:numPr>
-        <w:rPr>
-          <w:lang w:val="es-ES"/>
-        </w:rPr>
-      </w:pPr>
-      <w:r>
-        <w:rPr>
-          <w:b/>
-          <w:bCs/>
-          <w:lang w:val="es-ES"/>
-        </w:rPr>
-        <w:t>Aplicación Móvil Android (24-11-26 al 1-12-26):</w:t>
-      </w:r>
-      <w:r>
-        <w:rPr>
-          <w:lang w:val="es-ES"/>
-        </w:rPr>
-        <w:t xml:space="preserve"> Desarrollo de la interfaz en </w:t>
-      </w:r>
-      <w:proofErr w:type="spellStart"/>
-      <w:r>
-        <w:rPr>
-          <w:lang w:val="es-ES"/>
-        </w:rPr>
-        <w:t>Kotlin</w:t>
-      </w:r>
-      <w:proofErr w:type="spellEnd"/>
-      <w:r>
-        <w:rPr>
-          <w:lang w:val="es-ES"/>
-        </w:rPr>
-        <w:t xml:space="preserve">, manejo de conexiones en segundo plano mediante </w:t>
-      </w:r>
-      <w:proofErr w:type="spellStart"/>
-      <w:r>
-        <w:rPr>
-          <w:lang w:val="es-ES"/>
-        </w:rPr>
-        <w:t>corrutina</w:t>
-      </w:r>
-      <w:r>
-        <w:rPr>
-          <w:lang w:val="es-ES"/>
-        </w:rPr>
-        <w:t>s</w:t>
-      </w:r>
-      <w:proofErr w:type="spellEnd"/>
-      <w:r>
-        <w:rPr>
-          <w:lang w:val="es-ES"/>
-        </w:rPr>
-        <w:t>.</w:t>
+          <w:sz w:val="22"/>
+          <w:szCs w:val="22"/>
+        </w:rPr>
+        <w:t>Aplicación Móvil Android y Pruebas de Integración (25-11-2026 al 04-12-2026):</w:t>
+      </w:r>
+      <w:r>
+        <w:rPr>
+          <w:rFonts w:ascii="Arial" w:hAnsi="Arial" w:cs="Arial"/>
+          <w:sz w:val="22"/>
+          <w:szCs w:val="22"/>
+        </w:rPr>
+        <w:t xml:space="preserve"> Diseño de </w:t>
+      </w:r>
+      <w:r>
+        <w:rPr>
+          <w:rFonts w:ascii="Arial" w:hAnsi="Arial" w:cs="Arial"/>
+          <w:i/>
+          <w:iCs/>
+          <w:sz w:val="22"/>
+          <w:szCs w:val="22"/>
+        </w:rPr>
+        <w:t>layouts</w:t>
+      </w:r>
+      <w:r>
+        <w:rPr>
+          <w:rFonts w:ascii="Arial" w:hAnsi="Arial" w:cs="Arial"/>
+          <w:sz w:val="22"/>
+          <w:szCs w:val="22"/>
+        </w:rPr>
+        <w:t xml:space="preserve"> XML en Android Studio, programación en Kotlin con corrutinas para la comunicación por Sockets, vistas de ficha rápida/observaciones y pruebas integrales del sistema antes del despliegue.</w:t>
       </w:r>
     </w:p>
     <w:p>
@@ -7450,7 +8277,6 @@
         <w:rPr>
           <w:lang w:val="es-ES"/>
         </w:rPr>
-        <w:lastRenderedPageBreak/>
         <w:t>5.4. Planificación Real y Desviaciones</w:t>
       </w:r>
       <w:bookmarkEnd w:id="21"/>
@@ -7523,11 +8349,54 @@
         <w:pStyle w:val="Prrafodelista"/>
         <w:numPr>
           <w:ilvl w:val="0"/>
-          <w:numId w:val="3"/>
+          <w:numId w:val="12"/>
         </w:numPr>
       </w:pPr>
       <w:r>
-        <w:t xml:space="preserve">RF1. Autenticación y Autorización por Roles: El sistema debe exigir el inicio de sesión validando credenciales y habilitando vistas y funciones específicas según el rol del trabajador (Administrativo, Médico, Enfermero/a).   </w:t>
+        <w:rPr>
+          <w:b/>
+          <w:bCs/>
+        </w:rPr>
+        <w:t>RF1. Autenticación y Autorización por Roles en Servidor:</w:t>
+      </w:r>
+      <w:r>
+        <w:t xml:space="preserve"> El sistema exigirá inicio de sesión validando las credenciales contra el servidor, el cual mantendrá el rol de la sesión activa (</w:t>
+      </w:r>
+      <w:r>
+        <w:rPr>
+          <w:rStyle w:val="CdigoHTML"/>
+          <w:rFonts w:ascii="Arial" w:eastAsia="Arial" w:hAnsi="Arial" w:cs="Arial"/>
+          <w:sz w:val="22"/>
+          <w:szCs w:val="22"/>
+        </w:rPr>
+        <w:t>RECEPCIONISTA</w:t>
+      </w:r>
+      <w:r>
+        <w:t xml:space="preserve">, </w:t>
+      </w:r>
+      <w:r>
+        <w:rPr>
+          <w:rStyle w:val="CdigoHTML"/>
+          <w:rFonts w:ascii="Arial" w:eastAsia="Arial" w:hAnsi="Arial" w:cs="Arial"/>
+          <w:sz w:val="22"/>
+          <w:szCs w:val="22"/>
+        </w:rPr>
+        <w:t>MEDICO</w:t>
+      </w:r>
+      <w:r>
+        <w:t xml:space="preserve">, </w:t>
+      </w:r>
+      <w:r>
+        <w:rPr>
+          <w:rStyle w:val="CdigoHTML"/>
+          <w:rFonts w:ascii="Arial" w:eastAsia="Arial" w:hAnsi="Arial" w:cs="Arial"/>
+          <w:sz w:val="22"/>
+          <w:szCs w:val="22"/>
+        </w:rPr>
+        <w:t>ENFERMERO</w:t>
+      </w:r>
+      <w:r>
+        <w:t>) y autorizará o denegará cada petición según dicho perfil.</w:t>
       </w:r>
     </w:p>
     <w:p>
@@ -7535,11 +8404,30 @@
         <w:pStyle w:val="Prrafodelista"/>
         <w:numPr>
           <w:ilvl w:val="0"/>
-          <w:numId w:val="3"/>
+          <w:numId w:val="12"/>
         </w:numPr>
       </w:pPr>
       <w:r>
-        <w:t>RF2. Gestión Administrativa (CRUD): La aplicación de escritorio debe permitir a los usuarios autorizados crear, visualizar, actualizar y eliminar registros de pacientes, trabajadores, especialidades.</w:t>
+        <w:rPr>
+          <w:b/>
+          <w:bCs/>
+        </w:rPr>
+        <w:t>RF2. Gestión Administrativa de Pacientes y Citas:</w:t>
+      </w:r>
+      <w:r>
+        <w:t xml:space="preserve"> La aplicación de escritorio permitirá al perfil administrativo registrar altas, consultas, modificaciones y bajas lógicas (</w:t>
+      </w:r>
+      <w:r>
+        <w:rPr>
+          <w:rStyle w:val="CdigoHTML"/>
+          <w:rFonts w:ascii="Arial" w:eastAsia="Arial" w:hAnsi="Arial" w:cs="Arial"/>
+          <w:sz w:val="22"/>
+          <w:szCs w:val="22"/>
+        </w:rPr>
+        <w:t>activo = false</w:t>
+      </w:r>
+      <w:r>
+        <w:t>) de pacientes, así como programar, reprogramar o cancelar citas médicas.</w:t>
       </w:r>
     </w:p>
     <w:p>
@@ -7547,11 +8435,30 @@
         <w:pStyle w:val="Prrafodelista"/>
         <w:numPr>
           <w:ilvl w:val="0"/>
-          <w:numId w:val="3"/>
+          <w:numId w:val="12"/>
         </w:numPr>
       </w:pPr>
       <w:r>
-        <w:t xml:space="preserve">RF3. Generación e Identificación QR: La aplicación de escritorio debe generar e imprimir un código QR con el nombre del cliente para su pulsera. La aplicación móvil Android debe incluir un módulo que utilice la cámara del dispositivo para escanear dicha pulsera y abrir automáticamente la ficha del paciente.   </w:t>
+        <w:rPr>
+          <w:b/>
+          <w:bCs/>
+        </w:rPr>
+        <w:t>RF3. Gestión Médica de Consultas e Historiales:</w:t>
+      </w:r>
+      <w:r>
+        <w:t xml:space="preserve"> La aplicación de escritorio permitirá al médico consultar sus citas del día, visualizar las observaciones previas registradas por enfermería, redactar el informe clínico (diagnóstico y tratamiento) en el historial del paciente y actualizar el estado de la cita a </w:t>
+      </w:r>
+      <w:r>
+        <w:rPr>
+          <w:rStyle w:val="CdigoHTML"/>
+          <w:rFonts w:ascii="Arial" w:eastAsia="Arial" w:hAnsi="Arial" w:cs="Arial"/>
+          <w:sz w:val="22"/>
+          <w:szCs w:val="22"/>
+        </w:rPr>
+        <w:t>REALIZADA</w:t>
+      </w:r>
+      <w:r>
+        <w:t>.</w:t>
       </w:r>
     </w:p>
     <w:p>
@@ -7559,26 +8466,36 @@
         <w:pStyle w:val="Prrafodelista"/>
         <w:numPr>
           <w:ilvl w:val="0"/>
-          <w:numId w:val="3"/>
+          <w:numId w:val="12"/>
         </w:numPr>
       </w:pPr>
       <w:r>
-        <w:t xml:space="preserve">RF4. Gestión de Citas e Historiales: El personal médico y de enfermería debe poder consultar las citas asignadas para el día </w:t>
-      </w:r>
-      <w:r>
-        <w:t xml:space="preserve">y </w:t>
-      </w:r>
-      <w:r>
-        <w:t xml:space="preserve">el medico podrá </w:t>
-      </w:r>
-      <w:r>
-        <w:t xml:space="preserve">registrar observaciones médicas o pruebas directamente en el historial clínico del </w:t>
-      </w:r>
-      <w:r>
-        <w:t>paciente,</w:t>
-      </w:r>
-      <w:r>
-        <w:t xml:space="preserve"> pero el enfermero solo podrá dejar comentarios, cada uno usando su aplicación.</w:t>
+        <w:rPr>
+          <w:b/>
+          <w:bCs/>
+        </w:rPr>
+        <w:t>RF4. Asistencia y Cribaje en Movilidad (Enfermería):</w:t>
+      </w:r>
+      <w:r>
+        <w:t xml:space="preserve"> La aplicación móvil Android permitirá al personal de enfermería consultar </w:t>
+      </w:r>
+      <w:r>
+        <w:t xml:space="preserve">los </w:t>
+      </w:r>
+      <w:r>
+        <w:t xml:space="preserve"> pacientes por DNI/</w:t>
+      </w:r>
+      <w:r>
+        <w:t>Nombre completo</w:t>
+      </w:r>
+      <w:r>
+        <w:t>, visualizar su ficha rápida y</w:t>
+      </w:r>
+      <w:r>
+        <w:t xml:space="preserve"> sus visitas pudiendo</w:t>
+      </w:r>
+      <w:r>
+        <w:t xml:space="preserve"> añadir observaciones preliminares en la cita correspondiente.</w:t>
       </w:r>
     </w:p>
     <w:p>
@@ -7586,20 +8503,26 @@
         <w:pStyle w:val="Prrafodelista"/>
         <w:numPr>
           <w:ilvl w:val="0"/>
-          <w:numId w:val="3"/>
+          <w:numId w:val="12"/>
         </w:numPr>
       </w:pPr>
       <w:r>
-        <w:t xml:space="preserve">RF5. Comunicación Intermedia Segura: Las aplicaciones cliente (escritorio y móvil) no accederán directamente a la base de datos, sino que enviarán peticiones estructuradas mediante Sockets a un servidor </w:t>
-      </w:r>
-      <w:proofErr w:type="spellStart"/>
-      <w:r>
-        <w:t>backend</w:t>
-      </w:r>
-      <w:proofErr w:type="spellEnd"/>
-      <w:r>
-        <w:t xml:space="preserve"> propio que procesará las consultas.</w:t>
-      </w:r>
+        <w:rPr>
+          <w:b/>
+          <w:bCs/>
+        </w:rPr>
+        <w:t>RF5. Comunicación Intermedia Mediante Sockets:</w:t>
+      </w:r>
+      <w:r>
+        <w:t xml:space="preserve"> Las aplicaciones cliente no se conectarán directamente a MySQL, sino que intercambiarán paquetes estructurados con el servidor backend a través de Sockets TCP/IP.</w:t>
+      </w:r>
+    </w:p>
+    <w:p>
+      <w:pPr>
+        <w:rPr>
+          <w:lang w:val="es-ES"/>
+        </w:rPr>
+      </w:pPr>
     </w:p>
     <w:p>
       <w:pPr>
@@ -7639,23 +8562,7 @@
         </w:numPr>
       </w:pPr>
       <w:r>
-        <w:t xml:space="preserve">RNF2. Alta Concurrencia: El servidor </w:t>
-      </w:r>
-      <w:proofErr w:type="spellStart"/>
-      <w:r>
-        <w:t>backend</w:t>
-      </w:r>
-      <w:proofErr w:type="spellEnd"/>
-      <w:r>
-        <w:t xml:space="preserve"> Java debe estar estructurado mediante programación multihilo (</w:t>
-      </w:r>
-      <w:proofErr w:type="spellStart"/>
-      <w:r>
-        <w:t>Threads</w:t>
-      </w:r>
-      <w:proofErr w:type="spellEnd"/>
-      <w:r>
-        <w:t>) para ser capaz de recibir y atender peticiones simultáneas de la app móvil y de la app de escritorio sin bloquearse.</w:t>
+        <w:t>RNF2. Alta Concurrencia: El servidor backend Java debe estar estructurado mediante programación multihilo (Threads) para ser capaz de recibir y atender peticiones simultáneas de la app móvil y de la app de escritorio sin bloquearse.</w:t>
       </w:r>
     </w:p>
     <w:p>
@@ -7667,17 +8574,14 @@
         </w:numPr>
       </w:pPr>
       <w:r>
+        <w:lastRenderedPageBreak/>
         <w:t>RNF3. Usabilidad (UX/UI): Las interfaces deben estar adaptadas a su entorno de uso: un entorno de escritorio con teclado/ratón (</w:t>
       </w:r>
       <w:r>
         <w:t>Java Swing</w:t>
       </w:r>
       <w:r>
-        <w:t xml:space="preserve">) para tareas administrativas </w:t>
-      </w:r>
-      <w:r>
-        <w:lastRenderedPageBreak/>
-        <w:t xml:space="preserve">densas, y un entorno táctil ágil y rápido (Android) para consultas rápidas de pie en planta.   </w:t>
+        <w:t xml:space="preserve">) para tareas administrativas densas, y un entorno táctil ágil y rápido (Android) para consultas rápidas de pie en planta.   </w:t>
       </w:r>
     </w:p>
     <w:p>
@@ -7689,15 +8593,7 @@
         </w:numPr>
       </w:pPr>
       <w:r>
-        <w:t xml:space="preserve">RNF4. Persistencia e Integridad: La base de datos (MySQL) debe mantener una estricta integridad referencial de los datos. La conexión entre el servidor y la base de datos se gestionará de manera segura utilizando </w:t>
-      </w:r>
-      <w:proofErr w:type="spellStart"/>
-      <w:r>
-        <w:t>Hibernate</w:t>
-      </w:r>
-      <w:proofErr w:type="spellEnd"/>
-      <w:r>
-        <w:t xml:space="preserve"> (ORM).   </w:t>
+        <w:t xml:space="preserve">RNF4. Persistencia e Integridad: La base de datos (MySQL) debe mantener una estricta integridad referencial de los datos. La conexión entre el servidor y la base de datos se gestionará de manera segura utilizando Hibernate (ORM).   </w:t>
       </w:r>
     </w:p>
     <w:p>
@@ -7714,66 +8610,174 @@
       </w:r>
       <w:bookmarkEnd w:id="25"/>
     </w:p>
-    <w:p>
-      <w:pPr>
-        <w:pStyle w:val="Prrafodelista"/>
-        <w:numPr>
-          <w:ilvl w:val="0"/>
-          <w:numId w:val="16"/>
-        </w:numPr>
-      </w:pPr>
-      <w:r>
-        <w:t>Cliente no puede tener repetida una cita</w:t>
-      </w:r>
-    </w:p>
-    <w:p>
-      <w:pPr>
-        <w:pStyle w:val="Prrafodelista"/>
-        <w:numPr>
-          <w:ilvl w:val="0"/>
-          <w:numId w:val="16"/>
-        </w:numPr>
-      </w:pPr>
-      <w:r>
-        <w:t xml:space="preserve">Un </w:t>
-      </w:r>
-      <w:r>
-        <w:t>médico</w:t>
-      </w:r>
-      <w:r>
-        <w:t xml:space="preserve"> no puede tener en una misma franja horaria de 15 min </w:t>
-      </w:r>
-      <w:r>
-        <w:t>más</w:t>
-      </w:r>
-      <w:r>
-        <w:t xml:space="preserve"> de una visita</w:t>
-      </w:r>
-    </w:p>
-    <w:p>
-      <w:pPr>
-        <w:pStyle w:val="Prrafodelista"/>
-        <w:numPr>
-          <w:ilvl w:val="0"/>
-          <w:numId w:val="16"/>
-        </w:numPr>
-      </w:pPr>
-      <w:r>
-        <w:t>Los administrativos y enfermeros no tendrán acceso de escritura, solo lectura, de los informes de pacientes</w:t>
-      </w:r>
-    </w:p>
-    <w:p>
-      <w:pPr>
-        <w:pStyle w:val="Prrafodelista"/>
-        <w:numPr>
-          <w:ilvl w:val="0"/>
-          <w:numId w:val="16"/>
-        </w:numPr>
-      </w:pPr>
-      <w:r>
-        <w:t>Solo los administrativos podrán generar y modificar citas</w:t>
-      </w:r>
-    </w:p>
+    <w:p/>
+    <w:p>
+      <w:pPr>
+        <w:rPr>
+          <w:sz w:val="24"/>
+        </w:rPr>
+      </w:pPr>
+      <w:r>
+        <w:rPr>
+          <w:rFonts w:hAnsi="Symbol"/>
+        </w:rPr>
+        <w:t></w:t>
+      </w:r>
+      <w:r>
+        <w:t xml:space="preserve">  </w:t>
+      </w:r>
+      <w:r>
+        <w:rPr>
+          <w:b/>
+          <w:bCs/>
+        </w:rPr>
+        <w:t>RN1. Unicidad horaria del facultativo:</w:t>
+      </w:r>
+      <w:r>
+        <w:t xml:space="preserve"> Un médico no puede tener dos citas activas (con estado distinto de </w:t>
+      </w:r>
+      <w:r>
+        <w:rPr>
+          <w:rStyle w:val="CdigoHTML"/>
+          <w:rFonts w:eastAsia="Arial"/>
+        </w:rPr>
+        <w:t>CANCELADA</w:t>
+      </w:r>
+      <w:r>
+        <w:t>) en la misma fecha y franja horaria de 15 minutos.</w:t>
+      </w:r>
+    </w:p>
+    <w:p>
+      <w:r>
+        <w:rPr>
+          <w:rFonts w:hAnsi="Symbol"/>
+        </w:rPr>
+        <w:t></w:t>
+      </w:r>
+      <w:r>
+        <w:t xml:space="preserve">  </w:t>
+      </w:r>
+      <w:r>
+        <w:rPr>
+          <w:b/>
+          <w:bCs/>
+        </w:rPr>
+        <w:t>RN2. No duplicidad de cita por paciente:</w:t>
+      </w:r>
+      <w:r>
+        <w:t xml:space="preserve"> Un paciente no puede tener dos citas activas a la misma fecha y hora.</w:t>
+      </w:r>
+    </w:p>
+    <w:p>
+      <w:r>
+        <w:rPr>
+          <w:rFonts w:hAnsi="Symbol"/>
+        </w:rPr>
+        <w:t></w:t>
+      </w:r>
+      <w:r>
+        <w:t xml:space="preserve">  </w:t>
+      </w:r>
+      <w:r>
+        <w:rPr>
+          <w:b/>
+          <w:bCs/>
+        </w:rPr>
+        <w:t>RN3. Privacidad y minimización de datos :</w:t>
+      </w:r>
+      <w:r>
+        <w:t xml:space="preserve"> El personal administrativo solo tiene acceso a los datos identificativos/contacto del paciente y a los datos organizativos de la cita (fecha, hora, médico, estado y motivo), teniendo </w:t>
+      </w:r>
+      <w:r>
+        <w:t>bloqueado el acceso a los informes del historial clínico y a las observaciones sanitarias.</w:t>
+      </w:r>
+    </w:p>
+    <w:p>
+      <w:r>
+        <w:rPr>
+          <w:rFonts w:hAnsi="Symbol"/>
+        </w:rPr>
+        <w:t></w:t>
+      </w:r>
+      <w:r>
+        <w:t xml:space="preserve">  </w:t>
+      </w:r>
+      <w:r>
+        <w:rPr>
+          <w:b/>
+          <w:bCs/>
+        </w:rPr>
+        <w:t>RN4. Delimitación de escritura clínica:</w:t>
+      </w:r>
+      <w:r>
+        <w:t xml:space="preserve"> Los informes del historial médico solo pueden ser creados por usuarios con rol</w:t>
+      </w:r>
+      <w:r>
+        <w:t xml:space="preserve"> Medico</w:t>
+      </w:r>
+      <w:r>
+        <w:t>. El personal con rol</w:t>
+      </w:r>
+      <w:r>
+        <w:t xml:space="preserve"> Enfermero</w:t>
+      </w:r>
+      <w:r>
+        <w:t xml:space="preserve"> tiene acceso de lectura a </w:t>
+      </w:r>
+      <w:r>
+        <w:t>la ficha</w:t>
+      </w:r>
+      <w:r>
+        <w:t xml:space="preserve"> y permiso de escritura únicamente sobre el campo de observaciones previas de la cita.</w:t>
+      </w:r>
+    </w:p>
+    <w:p>
+      <w:r>
+        <w:rPr>
+          <w:rFonts w:hAnsi="Symbol"/>
+        </w:rPr>
+        <w:t></w:t>
+      </w:r>
+      <w:r>
+        <w:t xml:space="preserve">  </w:t>
+      </w:r>
+      <w:r>
+        <w:rPr>
+          <w:b/>
+          <w:bCs/>
+        </w:rPr>
+        <w:t>RN5. Ciclo de vida de las citas y conservación legal:</w:t>
+      </w:r>
+      <w:r>
+        <w:t xml:space="preserve"> Los administrativos crean, reprograman o cancelan citas, mientras que el paso al estado</w:t>
+      </w:r>
+      <w:r>
+        <w:t xml:space="preserve"> realizada</w:t>
+      </w:r>
+      <w:r>
+        <w:t xml:space="preserve"> lo ejecuta el médico al cerrar la consulta. Los pacientes e historiales clínicos nunca sufren borrado </w:t>
+      </w:r>
+      <w:r>
+        <w:t>físico,</w:t>
+      </w:r>
+      <w:r>
+        <w:t xml:space="preserve"> empleándose baja lógica para cumplir el deber legal de conservación (Ley 41/2002).</w:t>
+      </w:r>
+    </w:p>
+    <w:p>
+      <w:pPr>
+        <w:rPr>
+          <w:lang w:val="es-ES"/>
+        </w:rPr>
+      </w:pPr>
+      <w:r>
+        <w:rPr>
+          <w:lang w:val="es-ES"/>
+        </w:rPr>
+        <w:br/>
+      </w:r>
+    </w:p>
+    <w:p/>
     <w:p>
       <w:pPr>
         <w:pStyle w:val="Ttulo2"/>
@@ -7784,6 +8788,7 @@
       </w:pPr>
       <w:bookmarkStart w:id="26" w:name="_Toc244175414"/>
       <w:r>
+        <w:lastRenderedPageBreak/>
         <w:t>Ac</w:t>
       </w:r>
       <w:r>
@@ -8039,13 +9044,26 @@
           <w:bCs/>
           <w:lang w:val="es-ES"/>
         </w:rPr>
-        <w:t>CU-M02. Consultar Agenda:</w:t>
-      </w:r>
-      <w:r>
-        <w:t xml:space="preserve"> </w:t>
-      </w:r>
-      <w:r>
-        <w:t>Visualizar la agenda de citas médicas programadas</w:t>
+        <w:t>CU-M02. Consultar Agenda</w:t>
+      </w:r>
+      <w:r>
+        <w:rPr>
+          <w:b/>
+          <w:bCs/>
+          <w:lang w:val="es-ES"/>
+        </w:rPr>
+        <w:t xml:space="preserve"> Propia</w:t>
+      </w:r>
+      <w:r>
+        <w:rPr>
+          <w:b/>
+          <w:bCs/>
+          <w:lang w:val="es-ES"/>
+        </w:rPr>
+        <w:t>:</w:t>
+      </w:r>
+      <w:r>
+        <w:t xml:space="preserve"> Visualizar la agenda de citas médicas programadas</w:t>
       </w:r>
       <w:r>
         <w:rPr>
@@ -8095,7 +9113,6 @@
           <w:bCs/>
           <w:lang w:val="es-ES"/>
         </w:rPr>
-        <w:lastRenderedPageBreak/>
         <w:t>CU-M04. Registrar Diagnóstico/Tratamiento:</w:t>
       </w:r>
       <w:r>
@@ -8206,7 +9223,7 @@
         <w:t xml:space="preserve"> </w:t>
       </w:r>
       <w:r>
-        <w:t>Visualizar la agenda de citas médicas programadas</w:t>
+        <w:t>Buscar pacientes por dni o nombre</w:t>
       </w:r>
       <w:r>
         <w:rPr>
@@ -8253,7 +9270,19 @@
         <w:rPr>
           <w:lang w:val="es-ES"/>
         </w:rPr>
-        <w:t>, visualizar instantáneamente la identidad del paciente, alergias destacadas y la prueba o visita que tiene pendiente.</w:t>
+        <w:t>, visualizar instantáneamente la identidad del paciente</w:t>
+      </w:r>
+      <w:r>
+        <w:rPr>
+          <w:lang w:val="es-ES"/>
+        </w:rPr>
+        <w:t xml:space="preserve"> </w:t>
+      </w:r>
+      <w:r>
+        <w:rPr>
+          <w:lang w:val="es-ES"/>
+        </w:rPr>
+        <w:t>y la visita que tiene pendiente.</w:t>
       </w:r>
     </w:p>
     <w:p>
@@ -8270,14 +9299,15 @@
         <w:rPr>
           <w:noProof/>
         </w:rPr>
+        <w:lastRenderedPageBreak/>
         <w:drawing>
-          <wp:anchor distT="0" distB="0" distL="114300" distR="114300" simplePos="0" relativeHeight="251668480" behindDoc="0" locked="0" layoutInCell="1" allowOverlap="1" wp14:anchorId="6AD4FA92" wp14:editId="58BDB4B9">
+          <wp:anchor distT="0" distB="0" distL="114300" distR="114300" simplePos="0" relativeHeight="251668480" behindDoc="0" locked="0" layoutInCell="1" allowOverlap="1" wp14:anchorId="6AD4FA92" wp14:editId="7B4CA950">
             <wp:simplePos x="0" y="0"/>
             <wp:positionH relativeFrom="margin">
-              <wp:posOffset>-657860</wp:posOffset>
+              <wp:align>center</wp:align>
             </wp:positionH>
             <wp:positionV relativeFrom="paragraph">
-              <wp:posOffset>798195</wp:posOffset>
+              <wp:posOffset>664210</wp:posOffset>
             </wp:positionV>
             <wp:extent cx="7043420" cy="2888615"/>
             <wp:effectExtent l="0" t="0" r="5080" b="6985"/>
@@ -8296,7 +9326,7 @@
                     </pic:cNvPicPr>
                   </pic:nvPicPr>
                   <pic:blipFill>
-                    <a:blip r:embed="rId17">
+                    <a:blip r:embed="rId16">
                       <a:extLst>
                         <a:ext uri="{28A0092B-C50C-407E-A947-70E740481C1C}">
                           <a14:useLocalDpi xmlns:a14="http://schemas.microsoft.com/office/drawing/2010/main" val="0"/>
@@ -8355,6 +9385,20 @@
     </w:p>
     <w:p>
       <w:pPr>
+        <w:rPr>
+          <w:lang w:val="es-ES"/>
+        </w:rPr>
+      </w:pPr>
+    </w:p>
+    <w:p>
+      <w:pPr>
+        <w:rPr>
+          <w:lang w:val="es-ES"/>
+        </w:rPr>
+      </w:pPr>
+    </w:p>
+    <w:p>
+      <w:pPr>
         <w:pStyle w:val="Ttulo2"/>
         <w:numPr>
           <w:ilvl w:val="1"/>
@@ -8498,8 +9542,19 @@
         <w:rPr>
           <w:lang w:val="es-ES"/>
         </w:rPr>
-        <w:lastRenderedPageBreak/>
-        <w:t>El problema es tener una base de datos para que gestione la empresa, tanto para pacientes como para trabajadores y donde se pueda consultar e introducir datos de ellos.</w:t>
+        <w:t xml:space="preserve">El problema es tener una base de datos para que gestione la </w:t>
+      </w:r>
+      <w:r>
+        <w:rPr>
+          <w:lang w:val="es-ES"/>
+        </w:rPr>
+        <w:t>clínica</w:t>
+      </w:r>
+      <w:r>
+        <w:rPr>
+          <w:lang w:val="es-ES"/>
+        </w:rPr>
+        <w:t>, tanto para pacientes como para trabajadores y donde se pueda consultar e introducir datos de ellos.</w:t>
       </w:r>
     </w:p>
     <w:p>
@@ -8520,110 +9575,8 @@
           <w:szCs w:val="28"/>
           <w:lang w:val="es-ES"/>
         </w:rPr>
-        <w:t>Las entidades:</w:t>
-      </w:r>
-    </w:p>
-    <w:p>
-      <w:pPr>
-        <w:pStyle w:val="Prrafodelista"/>
-        <w:numPr>
-          <w:ilvl w:val="0"/>
-          <w:numId w:val="22"/>
-        </w:numPr>
-        <w:rPr>
-          <w:lang w:val="es-ES"/>
-        </w:rPr>
-      </w:pPr>
-      <w:r>
-        <w:rPr>
-          <w:lang w:val="es-ES"/>
-        </w:rPr>
-        <w:t>Paciente</w:t>
-      </w:r>
-    </w:p>
-    <w:p>
-      <w:pPr>
-        <w:pStyle w:val="Prrafodelista"/>
-        <w:numPr>
-          <w:ilvl w:val="0"/>
-          <w:numId w:val="22"/>
-        </w:numPr>
-        <w:rPr>
-          <w:lang w:val="es-ES"/>
-        </w:rPr>
-      </w:pPr>
-      <w:r>
-        <w:rPr>
-          <w:lang w:val="es-ES"/>
-        </w:rPr>
-        <w:t>Trabajador (Roles: Recepcionista, Enfermero, Médico)</w:t>
-      </w:r>
-    </w:p>
-    <w:p>
-      <w:pPr>
-        <w:pStyle w:val="Prrafodelista"/>
-        <w:numPr>
-          <w:ilvl w:val="0"/>
-          <w:numId w:val="22"/>
-        </w:numPr>
-        <w:rPr>
-          <w:lang w:val="es-ES"/>
-        </w:rPr>
-      </w:pPr>
-      <w:r>
-        <w:rPr>
-          <w:lang w:val="es-ES"/>
-        </w:rPr>
-        <w:t>Especialidad (Ejemplos: Cardiología, Pediatría, Análisis clínicos, etc.)</w:t>
-      </w:r>
-    </w:p>
-    <w:p>
-      <w:pPr>
-        <w:pStyle w:val="Prrafodelista"/>
-        <w:numPr>
-          <w:ilvl w:val="0"/>
-          <w:numId w:val="22"/>
-        </w:numPr>
-        <w:rPr>
-          <w:lang w:val="es-ES"/>
-        </w:rPr>
-      </w:pPr>
-      <w:r>
-        <w:rPr>
-          <w:lang w:val="es-ES"/>
-        </w:rPr>
-        <w:t>Cita</w:t>
-      </w:r>
-    </w:p>
-    <w:p>
-      <w:pPr>
-        <w:pStyle w:val="Prrafodelista"/>
-        <w:numPr>
-          <w:ilvl w:val="0"/>
-          <w:numId w:val="22"/>
-        </w:numPr>
-        <w:rPr>
-          <w:lang w:val="es-ES"/>
-        </w:rPr>
-      </w:pPr>
-      <w:proofErr w:type="spellStart"/>
-      <w:r>
-        <w:rPr>
-          <w:lang w:val="es-ES"/>
-        </w:rPr>
-        <w:t>Historial_Medico</w:t>
-      </w:r>
-      <w:proofErr w:type="spellEnd"/>
-    </w:p>
-    <w:p>
-      <w:pPr>
-        <w:rPr>
-          <w:color w:val="000000"/>
-          <w:sz w:val="28"/>
-          <w:szCs w:val="28"/>
-          <w:lang w:val="es-ES"/>
-        </w:rPr>
-      </w:pPr>
+        <w:t>Las entidades</w:t>
+      </w:r>
       <w:r>
         <w:rPr>
           <w:b/>
@@ -8633,6 +9586,843 @@
           <w:szCs w:val="28"/>
           <w:lang w:val="es-ES"/>
         </w:rPr>
+        <w:t xml:space="preserve">, </w:t>
+      </w:r>
+      <w:r>
+        <w:rPr>
+          <w:b/>
+          <w:bCs/>
+          <w:color w:val="000000"/>
+          <w:sz w:val="28"/>
+          <w:szCs w:val="28"/>
+          <w:lang w:val="es-ES"/>
+        </w:rPr>
+        <w:t>Los atributos y claves de cada entidad:</w:t>
+      </w:r>
+    </w:p>
+    <w:p>
+      <w:pPr>
+        <w:pStyle w:val="Prrafodelista"/>
+        <w:numPr>
+          <w:ilvl w:val="0"/>
+          <w:numId w:val="6"/>
+        </w:numPr>
+        <w:rPr>
+          <w:szCs w:val="22"/>
+        </w:rPr>
+      </w:pPr>
+      <w:r>
+        <w:rPr>
+          <w:b/>
+          <w:bCs/>
+          <w:szCs w:val="22"/>
+        </w:rPr>
+        <w:t>Especialidad:</w:t>
+      </w:r>
+      <w:r>
+        <w:rPr>
+          <w:szCs w:val="22"/>
+        </w:rPr>
+        <w:t xml:space="preserve"> </w:t>
+      </w:r>
+      <w:r>
+        <w:rPr>
+          <w:rStyle w:val="CdigoHTML"/>
+          <w:rFonts w:ascii="Arial" w:eastAsia="Arial" w:hAnsi="Arial" w:cs="Arial"/>
+          <w:sz w:val="22"/>
+          <w:szCs w:val="22"/>
+        </w:rPr>
+        <w:t>id_especialidad</w:t>
+      </w:r>
+      <w:r>
+        <w:rPr>
+          <w:szCs w:val="22"/>
+        </w:rPr>
+        <w:t xml:space="preserve"> (PK), </w:t>
+      </w:r>
+      <w:r>
+        <w:rPr>
+          <w:rStyle w:val="CdigoHTML"/>
+          <w:rFonts w:ascii="Arial" w:eastAsia="Arial" w:hAnsi="Arial" w:cs="Arial"/>
+          <w:sz w:val="22"/>
+          <w:szCs w:val="22"/>
+        </w:rPr>
+        <w:t>nombre_especialidad</w:t>
+      </w:r>
+      <w:r>
+        <w:rPr>
+          <w:szCs w:val="22"/>
+        </w:rPr>
+        <w:t xml:space="preserve"> (UNIQUE), </w:t>
+      </w:r>
+      <w:r>
+        <w:rPr>
+          <w:rStyle w:val="CdigoHTML"/>
+          <w:rFonts w:ascii="Arial" w:eastAsia="Arial" w:hAnsi="Arial" w:cs="Arial"/>
+          <w:sz w:val="22"/>
+          <w:szCs w:val="22"/>
+        </w:rPr>
+        <w:t>descripcion</w:t>
+      </w:r>
+      <w:r>
+        <w:rPr>
+          <w:szCs w:val="22"/>
+        </w:rPr>
+        <w:t>.</w:t>
+      </w:r>
+    </w:p>
+    <w:p>
+      <w:pPr>
+        <w:pStyle w:val="Prrafodelista"/>
+        <w:numPr>
+          <w:ilvl w:val="0"/>
+          <w:numId w:val="6"/>
+        </w:numPr>
+        <w:rPr>
+          <w:szCs w:val="22"/>
+        </w:rPr>
+      </w:pPr>
+      <w:r>
+        <w:rPr>
+          <w:b/>
+          <w:bCs/>
+          <w:szCs w:val="22"/>
+        </w:rPr>
+        <w:t>Trabajador:</w:t>
+      </w:r>
+      <w:r>
+        <w:rPr>
+          <w:szCs w:val="22"/>
+        </w:rPr>
+        <w:t xml:space="preserve"> </w:t>
+      </w:r>
+      <w:r>
+        <w:rPr>
+          <w:rStyle w:val="CdigoHTML"/>
+          <w:rFonts w:ascii="Arial" w:eastAsia="Arial" w:hAnsi="Arial" w:cs="Arial"/>
+          <w:sz w:val="22"/>
+          <w:szCs w:val="22"/>
+        </w:rPr>
+        <w:t>id_trabajador</w:t>
+      </w:r>
+      <w:r>
+        <w:rPr>
+          <w:szCs w:val="22"/>
+        </w:rPr>
+        <w:t xml:space="preserve"> (PK), </w:t>
+      </w:r>
+      <w:r>
+        <w:rPr>
+          <w:rStyle w:val="CdigoHTML"/>
+          <w:rFonts w:ascii="Arial" w:eastAsia="Arial" w:hAnsi="Arial" w:cs="Arial"/>
+          <w:sz w:val="22"/>
+          <w:szCs w:val="22"/>
+        </w:rPr>
+        <w:t>dni</w:t>
+      </w:r>
+      <w:r>
+        <w:rPr>
+          <w:szCs w:val="22"/>
+        </w:rPr>
+        <w:t xml:space="preserve"> (UNIQUE), </w:t>
+      </w:r>
+      <w:r>
+        <w:rPr>
+          <w:rStyle w:val="CdigoHTML"/>
+          <w:rFonts w:ascii="Arial" w:eastAsia="Arial" w:hAnsi="Arial" w:cs="Arial"/>
+          <w:sz w:val="22"/>
+          <w:szCs w:val="22"/>
+        </w:rPr>
+        <w:t>nombre</w:t>
+      </w:r>
+      <w:r>
+        <w:rPr>
+          <w:szCs w:val="22"/>
+        </w:rPr>
+        <w:t xml:space="preserve">, </w:t>
+      </w:r>
+      <w:r>
+        <w:rPr>
+          <w:rStyle w:val="CdigoHTML"/>
+          <w:rFonts w:ascii="Arial" w:eastAsia="Arial" w:hAnsi="Arial" w:cs="Arial"/>
+          <w:sz w:val="22"/>
+          <w:szCs w:val="22"/>
+        </w:rPr>
+        <w:t>apellidos</w:t>
+      </w:r>
+      <w:r>
+        <w:rPr>
+          <w:szCs w:val="22"/>
+        </w:rPr>
+        <w:t xml:space="preserve">, </w:t>
+      </w:r>
+      <w:r>
+        <w:rPr>
+          <w:rStyle w:val="CdigoHTML"/>
+          <w:rFonts w:ascii="Arial" w:eastAsia="Arial" w:hAnsi="Arial" w:cs="Arial"/>
+          <w:sz w:val="22"/>
+          <w:szCs w:val="22"/>
+        </w:rPr>
+        <w:t>telefono</w:t>
+      </w:r>
+      <w:r>
+        <w:rPr>
+          <w:szCs w:val="22"/>
+        </w:rPr>
+        <w:t xml:space="preserve">, </w:t>
+      </w:r>
+      <w:r>
+        <w:rPr>
+          <w:rStyle w:val="CdigoHTML"/>
+          <w:rFonts w:ascii="Arial" w:eastAsia="Arial" w:hAnsi="Arial" w:cs="Arial"/>
+          <w:sz w:val="22"/>
+          <w:szCs w:val="22"/>
+        </w:rPr>
+        <w:t>rol</w:t>
+      </w:r>
+      <w:r>
+        <w:rPr>
+          <w:szCs w:val="22"/>
+        </w:rPr>
+        <w:t xml:space="preserve"> (</w:t>
+      </w:r>
+      <w:r>
+        <w:rPr>
+          <w:rStyle w:val="CdigoHTML"/>
+          <w:rFonts w:ascii="Arial" w:eastAsia="Arial" w:hAnsi="Arial" w:cs="Arial"/>
+          <w:sz w:val="22"/>
+          <w:szCs w:val="22"/>
+        </w:rPr>
+        <w:t>RECEPCIONISTA</w:t>
+      </w:r>
+      <w:r>
+        <w:rPr>
+          <w:szCs w:val="22"/>
+        </w:rPr>
+        <w:t xml:space="preserve">, </w:t>
+      </w:r>
+      <w:r>
+        <w:rPr>
+          <w:rStyle w:val="CdigoHTML"/>
+          <w:rFonts w:ascii="Arial" w:eastAsia="Arial" w:hAnsi="Arial" w:cs="Arial"/>
+          <w:sz w:val="22"/>
+          <w:szCs w:val="22"/>
+        </w:rPr>
+        <w:t>ENFERMERO</w:t>
+      </w:r>
+      <w:r>
+        <w:rPr>
+          <w:szCs w:val="22"/>
+        </w:rPr>
+        <w:t xml:space="preserve">, </w:t>
+      </w:r>
+      <w:r>
+        <w:rPr>
+          <w:rStyle w:val="CdigoHTML"/>
+          <w:rFonts w:ascii="Arial" w:eastAsia="Arial" w:hAnsi="Arial" w:cs="Arial"/>
+          <w:sz w:val="22"/>
+          <w:szCs w:val="22"/>
+        </w:rPr>
+        <w:t>MEDICO</w:t>
+      </w:r>
+      <w:r>
+        <w:rPr>
+          <w:szCs w:val="22"/>
+        </w:rPr>
+        <w:t xml:space="preserve">), </w:t>
+      </w:r>
+      <w:r>
+        <w:rPr>
+          <w:rStyle w:val="CdigoHTML"/>
+          <w:rFonts w:ascii="Arial" w:eastAsia="Arial" w:hAnsi="Arial" w:cs="Arial"/>
+          <w:sz w:val="22"/>
+          <w:szCs w:val="22"/>
+        </w:rPr>
+        <w:t>usuario</w:t>
+      </w:r>
+      <w:r>
+        <w:rPr>
+          <w:szCs w:val="22"/>
+        </w:rPr>
+        <w:t xml:space="preserve"> (UNIQUE), </w:t>
+      </w:r>
+      <w:r>
+        <w:rPr>
+          <w:rStyle w:val="CdigoHTML"/>
+          <w:rFonts w:ascii="Arial" w:eastAsia="Arial" w:hAnsi="Arial" w:cs="Arial"/>
+          <w:sz w:val="22"/>
+          <w:szCs w:val="22"/>
+        </w:rPr>
+        <w:t>password_hash</w:t>
+      </w:r>
+      <w:r>
+        <w:rPr>
+          <w:szCs w:val="22"/>
+        </w:rPr>
+        <w:t xml:space="preserve">, </w:t>
+      </w:r>
+      <w:r>
+        <w:rPr>
+          <w:rStyle w:val="CdigoHTML"/>
+          <w:rFonts w:ascii="Arial" w:eastAsia="Arial" w:hAnsi="Arial" w:cs="Arial"/>
+          <w:sz w:val="22"/>
+          <w:szCs w:val="22"/>
+        </w:rPr>
+        <w:t>id_especialidad</w:t>
+      </w:r>
+      <w:r>
+        <w:rPr>
+          <w:szCs w:val="22"/>
+        </w:rPr>
+        <w:t xml:space="preserve"> (FK hacia </w:t>
+      </w:r>
+      <w:r>
+        <w:rPr>
+          <w:rStyle w:val="CdigoHTML"/>
+          <w:rFonts w:ascii="Arial" w:eastAsia="Arial" w:hAnsi="Arial" w:cs="Arial"/>
+          <w:sz w:val="22"/>
+          <w:szCs w:val="22"/>
+        </w:rPr>
+        <w:t>Especialidad</w:t>
+      </w:r>
+      <w:r>
+        <w:rPr>
+          <w:szCs w:val="22"/>
+        </w:rPr>
+        <w:t xml:space="preserve">, </w:t>
+      </w:r>
+      <w:r>
+        <w:rPr>
+          <w:i/>
+          <w:iCs/>
+          <w:szCs w:val="22"/>
+        </w:rPr>
+        <w:t>nullable</w:t>
+      </w:r>
+      <w:r>
+        <w:rPr>
+          <w:szCs w:val="22"/>
+        </w:rPr>
+        <w:t xml:space="preserve"> para administrativos y enfermeros).</w:t>
+      </w:r>
+    </w:p>
+    <w:p>
+      <w:pPr>
+        <w:pStyle w:val="Prrafodelista"/>
+        <w:numPr>
+          <w:ilvl w:val="0"/>
+          <w:numId w:val="6"/>
+        </w:numPr>
+        <w:rPr>
+          <w:szCs w:val="22"/>
+        </w:rPr>
+      </w:pPr>
+      <w:r>
+        <w:rPr>
+          <w:b/>
+          <w:bCs/>
+          <w:szCs w:val="22"/>
+        </w:rPr>
+        <w:lastRenderedPageBreak/>
+        <w:t>Paciente:</w:t>
+      </w:r>
+      <w:r>
+        <w:rPr>
+          <w:szCs w:val="22"/>
+        </w:rPr>
+        <w:t xml:space="preserve"> </w:t>
+      </w:r>
+      <w:r>
+        <w:rPr>
+          <w:rStyle w:val="CdigoHTML"/>
+          <w:rFonts w:ascii="Arial" w:eastAsia="Arial" w:hAnsi="Arial" w:cs="Arial"/>
+          <w:sz w:val="22"/>
+          <w:szCs w:val="22"/>
+        </w:rPr>
+        <w:t>id_paciente</w:t>
+      </w:r>
+      <w:r>
+        <w:rPr>
+          <w:szCs w:val="22"/>
+        </w:rPr>
+        <w:t xml:space="preserve"> (PK), </w:t>
+      </w:r>
+      <w:r>
+        <w:rPr>
+          <w:rStyle w:val="CdigoHTML"/>
+          <w:rFonts w:ascii="Arial" w:eastAsia="Arial" w:hAnsi="Arial" w:cs="Arial"/>
+          <w:sz w:val="22"/>
+          <w:szCs w:val="22"/>
+        </w:rPr>
+        <w:t>dni</w:t>
+      </w:r>
+      <w:r>
+        <w:rPr>
+          <w:szCs w:val="22"/>
+        </w:rPr>
+        <w:t xml:space="preserve"> (UNIQUE), </w:t>
+      </w:r>
+      <w:r>
+        <w:rPr>
+          <w:rStyle w:val="CdigoHTML"/>
+          <w:rFonts w:ascii="Arial" w:eastAsia="Arial" w:hAnsi="Arial" w:cs="Arial"/>
+          <w:sz w:val="22"/>
+          <w:szCs w:val="22"/>
+        </w:rPr>
+        <w:t>nombre</w:t>
+      </w:r>
+      <w:r>
+        <w:rPr>
+          <w:szCs w:val="22"/>
+        </w:rPr>
+        <w:t xml:space="preserve">, </w:t>
+      </w:r>
+      <w:r>
+        <w:rPr>
+          <w:rStyle w:val="CdigoHTML"/>
+          <w:rFonts w:ascii="Arial" w:eastAsia="Arial" w:hAnsi="Arial" w:cs="Arial"/>
+          <w:sz w:val="22"/>
+          <w:szCs w:val="22"/>
+        </w:rPr>
+        <w:t>apellidos</w:t>
+      </w:r>
+      <w:r>
+        <w:rPr>
+          <w:szCs w:val="22"/>
+        </w:rPr>
+        <w:t xml:space="preserve">, </w:t>
+      </w:r>
+      <w:r>
+        <w:rPr>
+          <w:rStyle w:val="CdigoHTML"/>
+          <w:rFonts w:ascii="Arial" w:eastAsia="Arial" w:hAnsi="Arial" w:cs="Arial"/>
+          <w:sz w:val="22"/>
+          <w:szCs w:val="22"/>
+        </w:rPr>
+        <w:t>telefono</w:t>
+      </w:r>
+      <w:r>
+        <w:rPr>
+          <w:szCs w:val="22"/>
+        </w:rPr>
+        <w:t xml:space="preserve">, </w:t>
+      </w:r>
+      <w:r>
+        <w:rPr>
+          <w:rStyle w:val="CdigoHTML"/>
+          <w:rFonts w:ascii="Arial" w:eastAsia="Arial" w:hAnsi="Arial" w:cs="Arial"/>
+          <w:sz w:val="22"/>
+          <w:szCs w:val="22"/>
+        </w:rPr>
+        <w:t>email</w:t>
+      </w:r>
+      <w:r>
+        <w:rPr>
+          <w:szCs w:val="22"/>
+        </w:rPr>
+        <w:t xml:space="preserve">, </w:t>
+      </w:r>
+      <w:r>
+        <w:rPr>
+          <w:rStyle w:val="CdigoHTML"/>
+          <w:rFonts w:ascii="Arial" w:eastAsia="Arial" w:hAnsi="Arial" w:cs="Arial"/>
+          <w:sz w:val="22"/>
+          <w:szCs w:val="22"/>
+        </w:rPr>
+        <w:t>direccion</w:t>
+      </w:r>
+      <w:r>
+        <w:rPr>
+          <w:szCs w:val="22"/>
+        </w:rPr>
+        <w:t xml:space="preserve">, </w:t>
+      </w:r>
+      <w:r>
+        <w:rPr>
+          <w:rStyle w:val="CdigoHTML"/>
+          <w:rFonts w:ascii="Arial" w:eastAsia="Arial" w:hAnsi="Arial" w:cs="Arial"/>
+          <w:sz w:val="22"/>
+          <w:szCs w:val="22"/>
+        </w:rPr>
+        <w:t>fecha_nacimiento</w:t>
+      </w:r>
+      <w:r>
+        <w:rPr>
+          <w:szCs w:val="22"/>
+        </w:rPr>
+        <w:t xml:space="preserve">, </w:t>
+      </w:r>
+      <w:r>
+        <w:rPr>
+          <w:rStyle w:val="CdigoHTML"/>
+          <w:rFonts w:ascii="Arial" w:eastAsia="Arial" w:hAnsi="Arial" w:cs="Arial"/>
+          <w:sz w:val="22"/>
+          <w:szCs w:val="22"/>
+        </w:rPr>
+        <w:t>alergias</w:t>
+      </w:r>
+      <w:r>
+        <w:rPr>
+          <w:szCs w:val="22"/>
+        </w:rPr>
+        <w:t xml:space="preserve">, </w:t>
+      </w:r>
+      <w:r>
+        <w:rPr>
+          <w:rStyle w:val="CdigoHTML"/>
+          <w:rFonts w:ascii="Arial" w:eastAsia="Arial" w:hAnsi="Arial" w:cs="Arial"/>
+          <w:sz w:val="22"/>
+          <w:szCs w:val="22"/>
+        </w:rPr>
+        <w:t>activo</w:t>
+      </w:r>
+      <w:r>
+        <w:rPr>
+          <w:szCs w:val="22"/>
+        </w:rPr>
+        <w:t xml:space="preserve"> (BOOLEAN).</w:t>
+      </w:r>
+    </w:p>
+    <w:p>
+      <w:pPr>
+        <w:pStyle w:val="Prrafodelista"/>
+        <w:numPr>
+          <w:ilvl w:val="0"/>
+          <w:numId w:val="6"/>
+        </w:numPr>
+        <w:rPr>
+          <w:szCs w:val="22"/>
+        </w:rPr>
+      </w:pPr>
+      <w:r>
+        <w:rPr>
+          <w:b/>
+          <w:bCs/>
+          <w:szCs w:val="22"/>
+        </w:rPr>
+        <w:t>Cita:</w:t>
+      </w:r>
+      <w:r>
+        <w:rPr>
+          <w:szCs w:val="22"/>
+        </w:rPr>
+        <w:t xml:space="preserve"> </w:t>
+      </w:r>
+      <w:r>
+        <w:rPr>
+          <w:rStyle w:val="CdigoHTML"/>
+          <w:rFonts w:ascii="Arial" w:eastAsia="Arial" w:hAnsi="Arial" w:cs="Arial"/>
+          <w:sz w:val="22"/>
+          <w:szCs w:val="22"/>
+        </w:rPr>
+        <w:t>id_cita</w:t>
+      </w:r>
+      <w:r>
+        <w:rPr>
+          <w:szCs w:val="22"/>
+        </w:rPr>
+        <w:t xml:space="preserve"> (PK), </w:t>
+      </w:r>
+      <w:r>
+        <w:rPr>
+          <w:rStyle w:val="CdigoHTML"/>
+          <w:rFonts w:ascii="Arial" w:eastAsia="Arial" w:hAnsi="Arial" w:cs="Arial"/>
+          <w:sz w:val="22"/>
+          <w:szCs w:val="22"/>
+        </w:rPr>
+        <w:t>id_paciente</w:t>
+      </w:r>
+      <w:r>
+        <w:rPr>
+          <w:szCs w:val="22"/>
+        </w:rPr>
+        <w:t xml:space="preserve"> (FK hacia </w:t>
+      </w:r>
+      <w:r>
+        <w:rPr>
+          <w:rStyle w:val="CdigoHTML"/>
+          <w:rFonts w:ascii="Arial" w:eastAsia="Arial" w:hAnsi="Arial" w:cs="Arial"/>
+          <w:sz w:val="22"/>
+          <w:szCs w:val="22"/>
+        </w:rPr>
+        <w:t>Paciente</w:t>
+      </w:r>
+      <w:r>
+        <w:rPr>
+          <w:szCs w:val="22"/>
+        </w:rPr>
+        <w:t xml:space="preserve">), </w:t>
+      </w:r>
+      <w:r>
+        <w:rPr>
+          <w:rStyle w:val="CdigoHTML"/>
+          <w:rFonts w:ascii="Arial" w:eastAsia="Arial" w:hAnsi="Arial" w:cs="Arial"/>
+          <w:sz w:val="22"/>
+          <w:szCs w:val="22"/>
+        </w:rPr>
+        <w:t>id_trabajador</w:t>
+      </w:r>
+      <w:r>
+        <w:rPr>
+          <w:szCs w:val="22"/>
+        </w:rPr>
+        <w:t xml:space="preserve"> (FK hacia </w:t>
+      </w:r>
+      <w:r>
+        <w:rPr>
+          <w:rStyle w:val="CdigoHTML"/>
+          <w:rFonts w:ascii="Arial" w:eastAsia="Arial" w:hAnsi="Arial" w:cs="Arial"/>
+          <w:sz w:val="22"/>
+          <w:szCs w:val="22"/>
+        </w:rPr>
+        <w:t>Trabajador</w:t>
+      </w:r>
+      <w:r>
+        <w:rPr>
+          <w:szCs w:val="22"/>
+        </w:rPr>
+        <w:t xml:space="preserve"> médico), </w:t>
+      </w:r>
+      <w:r>
+        <w:rPr>
+          <w:rStyle w:val="CdigoHTML"/>
+          <w:rFonts w:ascii="Arial" w:eastAsia="Arial" w:hAnsi="Arial" w:cs="Arial"/>
+          <w:sz w:val="22"/>
+          <w:szCs w:val="22"/>
+        </w:rPr>
+        <w:t>fecha_hora</w:t>
+      </w:r>
+      <w:r>
+        <w:rPr>
+          <w:szCs w:val="22"/>
+        </w:rPr>
+        <w:t xml:space="preserve">, </w:t>
+      </w:r>
+      <w:r>
+        <w:rPr>
+          <w:rStyle w:val="CdigoHTML"/>
+          <w:rFonts w:ascii="Arial" w:eastAsia="Arial" w:hAnsi="Arial" w:cs="Arial"/>
+          <w:sz w:val="22"/>
+          <w:szCs w:val="22"/>
+        </w:rPr>
+        <w:t>estado</w:t>
+      </w:r>
+      <w:r>
+        <w:rPr>
+          <w:szCs w:val="22"/>
+        </w:rPr>
+        <w:t xml:space="preserve"> (</w:t>
+      </w:r>
+      <w:r>
+        <w:rPr>
+          <w:rStyle w:val="CdigoHTML"/>
+          <w:rFonts w:ascii="Arial" w:eastAsia="Arial" w:hAnsi="Arial" w:cs="Arial"/>
+          <w:sz w:val="22"/>
+          <w:szCs w:val="22"/>
+        </w:rPr>
+        <w:t>PENDIENTE</w:t>
+      </w:r>
+      <w:r>
+        <w:rPr>
+          <w:szCs w:val="22"/>
+        </w:rPr>
+        <w:t xml:space="preserve">, </w:t>
+      </w:r>
+      <w:r>
+        <w:rPr>
+          <w:rStyle w:val="CdigoHTML"/>
+          <w:rFonts w:ascii="Arial" w:eastAsia="Arial" w:hAnsi="Arial" w:cs="Arial"/>
+          <w:sz w:val="22"/>
+          <w:szCs w:val="22"/>
+        </w:rPr>
+        <w:t>REALIZADA</w:t>
+      </w:r>
+      <w:r>
+        <w:rPr>
+          <w:szCs w:val="22"/>
+        </w:rPr>
+        <w:t xml:space="preserve">, </w:t>
+      </w:r>
+      <w:r>
+        <w:rPr>
+          <w:rStyle w:val="CdigoHTML"/>
+          <w:rFonts w:ascii="Arial" w:eastAsia="Arial" w:hAnsi="Arial" w:cs="Arial"/>
+          <w:sz w:val="22"/>
+          <w:szCs w:val="22"/>
+        </w:rPr>
+        <w:t>CANCELADA</w:t>
+      </w:r>
+      <w:r>
+        <w:rPr>
+          <w:szCs w:val="22"/>
+        </w:rPr>
+        <w:t xml:space="preserve">), </w:t>
+      </w:r>
+      <w:r>
+        <w:rPr>
+          <w:rStyle w:val="CdigoHTML"/>
+          <w:rFonts w:ascii="Arial" w:eastAsia="Arial" w:hAnsi="Arial" w:cs="Arial"/>
+          <w:sz w:val="22"/>
+          <w:szCs w:val="22"/>
+        </w:rPr>
+        <w:t>motivo_consulta</w:t>
+      </w:r>
+      <w:r>
+        <w:rPr>
+          <w:szCs w:val="22"/>
+        </w:rPr>
+        <w:t xml:space="preserve">, </w:t>
+      </w:r>
+      <w:r>
+        <w:rPr>
+          <w:rStyle w:val="CdigoHTML"/>
+          <w:rFonts w:ascii="Arial" w:eastAsia="Arial" w:hAnsi="Arial" w:cs="Arial"/>
+          <w:sz w:val="22"/>
+          <w:szCs w:val="22"/>
+        </w:rPr>
+        <w:t>observaciones_enfermeria</w:t>
+      </w:r>
+      <w:r>
+        <w:rPr>
+          <w:szCs w:val="22"/>
+        </w:rPr>
+        <w:t>.</w:t>
+      </w:r>
+    </w:p>
+    <w:p>
+      <w:pPr>
+        <w:pStyle w:val="Prrafodelista"/>
+        <w:numPr>
+          <w:ilvl w:val="0"/>
+          <w:numId w:val="6"/>
+        </w:numPr>
+        <w:rPr>
+          <w:szCs w:val="22"/>
+        </w:rPr>
+      </w:pPr>
+      <w:r>
+        <w:rPr>
+          <w:b/>
+          <w:bCs/>
+          <w:szCs w:val="22"/>
+        </w:rPr>
+        <w:t>Historial_Medico:</w:t>
+      </w:r>
+      <w:r>
+        <w:rPr>
+          <w:szCs w:val="22"/>
+        </w:rPr>
+        <w:t xml:space="preserve"> </w:t>
+      </w:r>
+      <w:r>
+        <w:rPr>
+          <w:rStyle w:val="CdigoHTML"/>
+          <w:rFonts w:ascii="Arial" w:eastAsia="Arial" w:hAnsi="Arial" w:cs="Arial"/>
+          <w:sz w:val="22"/>
+          <w:szCs w:val="22"/>
+        </w:rPr>
+        <w:t>id_historial</w:t>
+      </w:r>
+      <w:r>
+        <w:rPr>
+          <w:szCs w:val="22"/>
+        </w:rPr>
+        <w:t xml:space="preserve"> (PK), </w:t>
+      </w:r>
+      <w:r>
+        <w:rPr>
+          <w:rStyle w:val="CdigoHTML"/>
+          <w:rFonts w:ascii="Arial" w:eastAsia="Arial" w:hAnsi="Arial" w:cs="Arial"/>
+          <w:sz w:val="22"/>
+          <w:szCs w:val="22"/>
+        </w:rPr>
+        <w:t>id_cita</w:t>
+      </w:r>
+      <w:r>
+        <w:rPr>
+          <w:szCs w:val="22"/>
+        </w:rPr>
+        <w:t xml:space="preserve"> (FK UNIQUE hacia </w:t>
+      </w:r>
+      <w:r>
+        <w:rPr>
+          <w:rStyle w:val="CdigoHTML"/>
+          <w:rFonts w:ascii="Arial" w:eastAsia="Arial" w:hAnsi="Arial" w:cs="Arial"/>
+          <w:sz w:val="22"/>
+          <w:szCs w:val="22"/>
+        </w:rPr>
+        <w:t>Cita</w:t>
+      </w:r>
+      <w:r>
+        <w:rPr>
+          <w:szCs w:val="22"/>
+        </w:rPr>
+        <w:t xml:space="preserve">), </w:t>
+      </w:r>
+      <w:r>
+        <w:rPr>
+          <w:rStyle w:val="CdigoHTML"/>
+          <w:rFonts w:ascii="Arial" w:eastAsia="Arial" w:hAnsi="Arial" w:cs="Arial"/>
+          <w:sz w:val="22"/>
+          <w:szCs w:val="22"/>
+        </w:rPr>
+        <w:t>diagnostico</w:t>
+      </w:r>
+      <w:r>
+        <w:rPr>
+          <w:szCs w:val="22"/>
+        </w:rPr>
+        <w:t xml:space="preserve">, </w:t>
+      </w:r>
+      <w:r>
+        <w:rPr>
+          <w:rStyle w:val="CdigoHTML"/>
+          <w:rFonts w:ascii="Arial" w:eastAsia="Arial" w:hAnsi="Arial" w:cs="Arial"/>
+          <w:sz w:val="22"/>
+          <w:szCs w:val="22"/>
+        </w:rPr>
+        <w:t>tratamiento</w:t>
+      </w:r>
+      <w:r>
+        <w:rPr>
+          <w:szCs w:val="22"/>
+        </w:rPr>
+        <w:t xml:space="preserve">, </w:t>
+      </w:r>
+      <w:r>
+        <w:rPr>
+          <w:rStyle w:val="CdigoHTML"/>
+          <w:rFonts w:ascii="Arial" w:eastAsia="Arial" w:hAnsi="Arial" w:cs="Arial"/>
+          <w:sz w:val="22"/>
+          <w:szCs w:val="22"/>
+        </w:rPr>
+        <w:t>fecha_registro</w:t>
+      </w:r>
+      <w:r>
+        <w:rPr>
+          <w:szCs w:val="22"/>
+        </w:rPr>
+        <w:t xml:space="preserve">. </w:t>
+      </w:r>
+    </w:p>
+    <w:p>
+      <w:pPr>
+        <w:rPr>
+          <w:color w:val="000000"/>
+          <w:sz w:val="28"/>
+          <w:szCs w:val="28"/>
+          <w:lang w:val="es-ES"/>
+        </w:rPr>
+      </w:pPr>
+      <w:r>
+        <w:rPr>
+          <w:b/>
+          <w:bCs/>
+          <w:color w:val="000000"/>
+          <w:sz w:val="28"/>
+          <w:szCs w:val="28"/>
+          <w:lang w:val="es-ES"/>
+        </w:rPr>
         <w:t>Las relaciones y Cardinalidades:</w:t>
       </w:r>
     </w:p>
@@ -8705,13 +10495,41 @@
           <w:bCs/>
           <w:lang w:val="es-ES"/>
         </w:rPr>
-        <w:t>Especialidad — Médico (1, N) / (1, 1):</w:t>
-      </w:r>
-      <w:r>
-        <w:rPr>
-          <w:lang w:val="es-ES"/>
-        </w:rPr>
-        <w:t xml:space="preserve"> Una especialidad cuenta con 1 o varios médicos; cada médico pertenece a 1 especialidad titular.</w:t>
+        <w:t>Especialidad — Médico (</w:t>
+      </w:r>
+      <w:r>
+        <w:rPr>
+          <w:b/>
+          <w:bCs/>
+          <w:lang w:val="es-ES"/>
+        </w:rPr>
+        <w:t>0</w:t>
+      </w:r>
+      <w:r>
+        <w:rPr>
+          <w:b/>
+          <w:bCs/>
+          <w:lang w:val="es-ES"/>
+        </w:rPr>
+        <w:t>, N) / (1, 1):</w:t>
+      </w:r>
+      <w:r>
+        <w:rPr>
+          <w:lang w:val="es-ES"/>
+        </w:rPr>
+        <w:t xml:space="preserve"> Una especialidad cuenta con </w:t>
+      </w:r>
+      <w:r>
+        <w:rPr>
+          <w:lang w:val="es-ES"/>
+        </w:rPr>
+        <w:t>0</w:t>
+      </w:r>
+      <w:r>
+        <w:rPr>
+          <w:lang w:val="es-ES"/>
+        </w:rPr>
+        <w:t xml:space="preserve"> o varios médicos; cada médico pertenece a 1 especialidad titular.</w:t>
       </w:r>
     </w:p>
     <w:p>
@@ -8731,25 +10549,7 @@
           <w:bCs/>
           <w:lang w:val="es-ES"/>
         </w:rPr>
-        <w:t xml:space="preserve">Paciente — </w:t>
-      </w:r>
-      <w:proofErr w:type="spellStart"/>
-      <w:r>
-        <w:rPr>
-          <w:b/>
-          <w:bCs/>
-          <w:lang w:val="es-ES"/>
-        </w:rPr>
-        <w:t>Historial_Medico</w:t>
-      </w:r>
-      <w:proofErr w:type="spellEnd"/>
-      <w:r>
-        <w:rPr>
-          <w:b/>
-          <w:bCs/>
-          <w:lang w:val="es-ES"/>
-        </w:rPr>
-        <w:t xml:space="preserve"> (0, N) / (1, 1):</w:t>
+        <w:t>Paciente — Historial_Medico (0, N) / (1, 1):</w:t>
       </w:r>
       <w:r>
         <w:rPr>
@@ -8775,52 +10575,138 @@
           <w:bCs/>
           <w:lang w:val="es-ES"/>
         </w:rPr>
-        <w:t xml:space="preserve">Cita — </w:t>
-      </w:r>
-      <w:proofErr w:type="spellStart"/>
-      <w:r>
+        <w:t>Cita — Historial_Medico (0, 1) / (1, 1):</w:t>
+      </w:r>
+      <w:r>
+        <w:rPr>
+          <w:lang w:val="es-ES"/>
+        </w:rPr>
+        <w:t xml:space="preserve"> Una cita puede generar 0 o 1 informe médico; cada informe proviene de 1 cita.</w:t>
+      </w:r>
+    </w:p>
+    <w:p>
+      <w:pPr>
         <w:rPr>
           <w:b/>
           <w:bCs/>
-          <w:lang w:val="es-ES"/>
-        </w:rPr>
-        <w:t>Historial_Medico</w:t>
-      </w:r>
-      <w:proofErr w:type="spellEnd"/>
+          <w:sz w:val="28"/>
+          <w:szCs w:val="28"/>
+          <w:lang w:val="es-ES"/>
+        </w:rPr>
+      </w:pPr>
       <w:r>
         <w:rPr>
           <w:b/>
           <w:bCs/>
-          <w:lang w:val="es-ES"/>
-        </w:rPr>
-        <w:t xml:space="preserve"> (0, 1) / (1, 1):</w:t>
-      </w:r>
-      <w:r>
-        <w:rPr>
-          <w:lang w:val="es-ES"/>
-        </w:rPr>
-        <w:t xml:space="preserve"> Una cita puede generar 0 o 1 informe médico; cada informe proviene de 1 cita.</w:t>
-      </w:r>
-    </w:p>
-    <w:p>
-      <w:pPr>
-        <w:rPr>
-          <w:color w:val="000000"/>
           <w:sz w:val="28"/>
           <w:szCs w:val="28"/>
           <w:lang w:val="es-ES"/>
         </w:rPr>
-      </w:pPr>
+        <w:t>Diagrama E-R</w:t>
+      </w:r>
       <w:r>
         <w:rPr>
           <w:b/>
           <w:bCs/>
-          <w:color w:val="000000"/>
           <w:sz w:val="28"/>
           <w:szCs w:val="28"/>
           <w:lang w:val="es-ES"/>
         </w:rPr>
-        <w:t>Los atributos y claves de cada entidad:</w:t>
+        <w:t>:</w:t>
+      </w:r>
+    </w:p>
+    <w:p>
+      <w:pPr>
+        <w:rPr>
+          <w:b/>
+          <w:bCs/>
+          <w:sz w:val="28"/>
+          <w:szCs w:val="28"/>
+          <w:lang w:val="es-ES"/>
+        </w:rPr>
+      </w:pPr>
+      <w:r>
+        <w:rPr>
+          <w:b/>
+          <w:bCs/>
+          <w:sz w:val="28"/>
+          <w:szCs w:val="28"/>
+          <w:lang w:val="es-ES"/>
+        </w:rPr>
+        <w:t xml:space="preserve"> </w:t>
+      </w:r>
+      <w:r>
+        <w:rPr>
+          <w:b/>
+          <w:bCs/>
+          <w:sz w:val="28"/>
+          <w:szCs w:val="28"/>
+          <w:lang w:val="es-ES"/>
+        </w:rPr>
+        <w:drawing>
+          <wp:inline distT="0" distB="0" distL="0" distR="0" wp14:anchorId="2DBD4711" wp14:editId="0FD6FB40">
+            <wp:extent cx="2495550" cy="3395339"/>
+            <wp:effectExtent l="0" t="0" r="0" b="0"/>
+            <wp:docPr id="628142874" name="Imagen 1"/>
+            <wp:cNvGraphicFramePr>
+              <a:graphicFrameLocks xmlns:a="http://schemas.openxmlformats.org/drawingml/2006/main" noChangeAspect="1"/>
+            </wp:cNvGraphicFramePr>
+            <a:graphic xmlns:a="http://schemas.openxmlformats.org/drawingml/2006/main">
+              <a:graphicData uri="http://schemas.openxmlformats.org/drawingml/2006/picture">
+                <pic:pic xmlns:pic="http://schemas.openxmlformats.org/drawingml/2006/picture">
+                  <pic:nvPicPr>
+                    <pic:cNvPr id="628142874" name=""/>
+                    <pic:cNvPicPr/>
+                  </pic:nvPicPr>
+                  <pic:blipFill>
+                    <a:blip r:embed="rId17"/>
+                    <a:stretch>
+                      <a:fillRect/>
+                    </a:stretch>
+                  </pic:blipFill>
+                  <pic:spPr>
+                    <a:xfrm>
+                      <a:off x="0" y="0"/>
+                      <a:ext cx="2511898" cy="3417581"/>
+                    </a:xfrm>
+                    <a:prstGeom prst="rect">
+                      <a:avLst/>
+                    </a:prstGeom>
+                  </pic:spPr>
+                </pic:pic>
+              </a:graphicData>
+            </a:graphic>
+          </wp:inline>
+        </w:drawing>
+      </w:r>
+    </w:p>
+    <w:p>
+      <w:pPr>
+        <w:rPr>
+          <w:b/>
+          <w:bCs/>
+          <w:sz w:val="28"/>
+          <w:szCs w:val="28"/>
+        </w:rPr>
+      </w:pPr>
+      <w:r>
+        <w:rPr>
+          <w:b/>
+          <w:bCs/>
+          <w:sz w:val="28"/>
+          <w:szCs w:val="28"/>
+        </w:rPr>
+        <w:lastRenderedPageBreak/>
+        <w:t>Funciones y Triggers de la Base de Datos</w:t>
+      </w:r>
+      <w:r>
+        <w:rPr>
+          <w:b/>
+          <w:bCs/>
+          <w:sz w:val="28"/>
+          <w:szCs w:val="28"/>
+        </w:rPr>
+        <w:t>:</w:t>
       </w:r>
     </w:p>
     <w:p>
@@ -8828,55 +10714,14 @@
         <w:pStyle w:val="Prrafodelista"/>
         <w:numPr>
           <w:ilvl w:val="0"/>
-          <w:numId w:val="17"/>
+          <w:numId w:val="40"/>
         </w:numPr>
         <w:rPr>
           <w:lang w:val="es-ES"/>
         </w:rPr>
       </w:pPr>
       <w:r>
-        <w:t xml:space="preserve">Paciente: </w:t>
-      </w:r>
-      <w:proofErr w:type="spellStart"/>
-      <w:r>
-        <w:t>id_paciente</w:t>
-      </w:r>
-      <w:proofErr w:type="spellEnd"/>
-      <w:r>
-        <w:t xml:space="preserve"> (PK), </w:t>
-      </w:r>
-      <w:proofErr w:type="spellStart"/>
-      <w:r>
-        <w:t>dni</w:t>
-      </w:r>
-      <w:proofErr w:type="spellEnd"/>
-      <w:r>
-        <w:t xml:space="preserve">, nombre, apellidos, </w:t>
-      </w:r>
-      <w:proofErr w:type="spellStart"/>
-      <w:r>
-        <w:t>telefono</w:t>
-      </w:r>
-      <w:proofErr w:type="spellEnd"/>
-      <w:r>
-        <w:t xml:space="preserve">, email, </w:t>
-      </w:r>
-      <w:r>
-        <w:t xml:space="preserve">dirección, </w:t>
-      </w:r>
-      <w:proofErr w:type="spellStart"/>
-      <w:r>
-        <w:t>fecha_nacimiento</w:t>
-      </w:r>
-      <w:proofErr w:type="spellEnd"/>
-      <w:r>
-        <w:t>, activo</w:t>
-      </w:r>
-      <w:r>
-        <w:rPr>
-          <w:lang w:val="es-ES"/>
-        </w:rPr>
-        <w:t>.</w:t>
+        <w:t>Validación de intervalos temporales (Múltiplos de 15 minutos)</w:t>
       </w:r>
     </w:p>
     <w:p>
@@ -8884,378 +10729,22 @@
         <w:pStyle w:val="Prrafodelista"/>
         <w:numPr>
           <w:ilvl w:val="0"/>
-          <w:numId w:val="17"/>
+          <w:numId w:val="40"/>
         </w:numPr>
         <w:rPr>
           <w:lang w:val="es-ES"/>
         </w:rPr>
       </w:pPr>
       <w:r>
-        <w:rPr>
-          <w:b/>
-          <w:bCs/>
-          <w:lang w:val="es-ES"/>
-        </w:rPr>
-        <w:t>Trabajador:</w:t>
-      </w:r>
-      <w:r>
-        <w:rPr>
-          <w:lang w:val="es-ES"/>
-        </w:rPr>
-        <w:t xml:space="preserve"> </w:t>
-      </w:r>
-      <w:proofErr w:type="spellStart"/>
-      <w:r>
-        <w:rPr>
-          <w:lang w:val="es-ES"/>
-        </w:rPr>
-        <w:t>id_trabajador</w:t>
-      </w:r>
-      <w:proofErr w:type="spellEnd"/>
-      <w:r>
-        <w:rPr>
-          <w:lang w:val="es-ES"/>
-        </w:rPr>
-        <w:t xml:space="preserve"> (PK), </w:t>
-      </w:r>
-      <w:proofErr w:type="spellStart"/>
-      <w:r>
-        <w:rPr>
-          <w:lang w:val="es-ES"/>
-        </w:rPr>
-        <w:t>dni</w:t>
-      </w:r>
-      <w:proofErr w:type="spellEnd"/>
-      <w:r>
-        <w:rPr>
-          <w:lang w:val="es-ES"/>
-        </w:rPr>
-        <w:t>, nombre, apellidos,</w:t>
-      </w:r>
-      <w:r>
-        <w:rPr>
-          <w:lang w:val="es-ES"/>
-        </w:rPr>
-        <w:t xml:space="preserve"> teléfono,</w:t>
-      </w:r>
-      <w:r>
-        <w:rPr>
-          <w:lang w:val="es-ES"/>
-        </w:rPr>
-        <w:t xml:space="preserve"> rol (Recepcionista, Enfermero, Médico), </w:t>
-      </w:r>
-      <w:proofErr w:type="spellStart"/>
-      <w:r>
-        <w:rPr>
-          <w:lang w:val="es-ES"/>
-        </w:rPr>
-        <w:t>id_especialidad</w:t>
-      </w:r>
-      <w:proofErr w:type="spellEnd"/>
-      <w:r>
-        <w:rPr>
-          <w:lang w:val="es-ES"/>
-        </w:rPr>
-        <w:t xml:space="preserve"> (FK, </w:t>
-      </w:r>
-      <w:proofErr w:type="spellStart"/>
-      <w:r>
-        <w:rPr>
-          <w:lang w:val="es-ES"/>
-        </w:rPr>
-        <w:t>nullable</w:t>
-      </w:r>
-      <w:proofErr w:type="spellEnd"/>
-      <w:r>
-        <w:rPr>
-          <w:lang w:val="es-ES"/>
-        </w:rPr>
-        <w:t xml:space="preserve"> si no es médico), usuario, </w:t>
-      </w:r>
-      <w:proofErr w:type="spellStart"/>
-      <w:r>
-        <w:rPr>
-          <w:lang w:val="es-ES"/>
-        </w:rPr>
-        <w:t>password_hash</w:t>
-      </w:r>
-      <w:proofErr w:type="spellEnd"/>
-      <w:r>
-        <w:rPr>
-          <w:lang w:val="es-ES"/>
-        </w:rPr>
-        <w:t>.</w:t>
-      </w:r>
-    </w:p>
-    <w:p>
-      <w:pPr>
-        <w:pStyle w:val="Prrafodelista"/>
-        <w:numPr>
-          <w:ilvl w:val="0"/>
-          <w:numId w:val="17"/>
-        </w:numPr>
-        <w:rPr>
-          <w:lang w:val="es-ES"/>
-        </w:rPr>
-      </w:pPr>
-      <w:r>
-        <w:rPr>
-          <w:b/>
-          <w:bCs/>
-          <w:lang w:val="es-ES"/>
-        </w:rPr>
-        <w:t>Especialidad:</w:t>
-      </w:r>
-      <w:r>
-        <w:rPr>
-          <w:lang w:val="es-ES"/>
-        </w:rPr>
-        <w:t xml:space="preserve"> </w:t>
-      </w:r>
-      <w:proofErr w:type="spellStart"/>
-      <w:r>
-        <w:rPr>
-          <w:lang w:val="es-ES"/>
-        </w:rPr>
-        <w:t>id_especialidad</w:t>
-      </w:r>
-      <w:proofErr w:type="spellEnd"/>
-      <w:r>
-        <w:rPr>
-          <w:lang w:val="es-ES"/>
-        </w:rPr>
-        <w:t xml:space="preserve"> (PK), </w:t>
-      </w:r>
-      <w:proofErr w:type="spellStart"/>
-      <w:r>
-        <w:rPr>
-          <w:lang w:val="es-ES"/>
-        </w:rPr>
-        <w:t>nombre_especialidad</w:t>
-      </w:r>
-      <w:proofErr w:type="spellEnd"/>
-      <w:r>
-        <w:rPr>
-          <w:lang w:val="es-ES"/>
-        </w:rPr>
-        <w:t xml:space="preserve">, </w:t>
-      </w:r>
-      <w:proofErr w:type="spellStart"/>
-      <w:r>
-        <w:rPr>
-          <w:lang w:val="es-ES"/>
-        </w:rPr>
-        <w:t>descripcion</w:t>
-      </w:r>
-      <w:proofErr w:type="spellEnd"/>
-      <w:r>
-        <w:rPr>
-          <w:lang w:val="es-ES"/>
-        </w:rPr>
-        <w:t>.</w:t>
-      </w:r>
-    </w:p>
-    <w:p>
-      <w:pPr>
-        <w:pStyle w:val="Prrafodelista"/>
-        <w:numPr>
-          <w:ilvl w:val="0"/>
-          <w:numId w:val="17"/>
-        </w:numPr>
-        <w:rPr>
-          <w:lang w:val="es-ES"/>
-        </w:rPr>
-      </w:pPr>
-      <w:r>
-        <w:rPr>
-          <w:b/>
-          <w:bCs/>
-          <w:lang w:val="es-ES"/>
-        </w:rPr>
-        <w:t>Cita:</w:t>
-      </w:r>
-      <w:r>
-        <w:rPr>
-          <w:lang w:val="es-ES"/>
-        </w:rPr>
-        <w:t xml:space="preserve"> </w:t>
-      </w:r>
-      <w:proofErr w:type="spellStart"/>
-      <w:r>
-        <w:rPr>
-          <w:lang w:val="es-ES"/>
-        </w:rPr>
-        <w:t>id_cita</w:t>
-      </w:r>
-      <w:proofErr w:type="spellEnd"/>
-      <w:r>
-        <w:rPr>
-          <w:lang w:val="es-ES"/>
-        </w:rPr>
-        <w:t xml:space="preserve"> (PK), </w:t>
-      </w:r>
-      <w:proofErr w:type="spellStart"/>
-      <w:r>
-        <w:rPr>
-          <w:lang w:val="es-ES"/>
-        </w:rPr>
-        <w:t>id_paciente</w:t>
-      </w:r>
-      <w:proofErr w:type="spellEnd"/>
-      <w:r>
-        <w:rPr>
-          <w:lang w:val="es-ES"/>
-        </w:rPr>
-        <w:t xml:space="preserve"> (FK), </w:t>
-      </w:r>
-      <w:proofErr w:type="spellStart"/>
-      <w:r>
-        <w:rPr>
-          <w:lang w:val="es-ES"/>
-        </w:rPr>
-        <w:t>id_trabajador</w:t>
-      </w:r>
-      <w:proofErr w:type="spellEnd"/>
-      <w:r>
-        <w:rPr>
-          <w:lang w:val="es-ES"/>
-        </w:rPr>
-        <w:t xml:space="preserve"> (FK, médico asignado), </w:t>
-      </w:r>
-      <w:proofErr w:type="spellStart"/>
-      <w:r>
-        <w:rPr>
-          <w:lang w:val="es-ES"/>
-        </w:rPr>
-        <w:t>fecha_hora</w:t>
-      </w:r>
-      <w:proofErr w:type="spellEnd"/>
-      <w:r>
-        <w:rPr>
-          <w:lang w:val="es-ES"/>
-        </w:rPr>
-        <w:t xml:space="preserve">, estado (Pendiente, Realizada, Cancelada), </w:t>
-      </w:r>
-      <w:proofErr w:type="spellStart"/>
-      <w:r>
-        <w:rPr>
-          <w:lang w:val="es-ES"/>
-        </w:rPr>
-        <w:t>motivo_consulta</w:t>
-      </w:r>
-      <w:proofErr w:type="spellEnd"/>
-      <w:r>
-        <w:rPr>
-          <w:lang w:val="es-ES"/>
-        </w:rPr>
-        <w:t>, diagnostico.</w:t>
-      </w:r>
-    </w:p>
-    <w:p>
-      <w:pPr>
-        <w:pStyle w:val="Prrafodelista"/>
-        <w:numPr>
-          <w:ilvl w:val="0"/>
-          <w:numId w:val="17"/>
-        </w:numPr>
-        <w:rPr>
-          <w:lang w:val="es-ES"/>
-        </w:rPr>
-      </w:pPr>
-      <w:proofErr w:type="spellStart"/>
-      <w:r>
-        <w:rPr>
-          <w:b/>
-          <w:bCs/>
-          <w:lang w:val="es-ES"/>
-        </w:rPr>
-        <w:t>Historial_Medico</w:t>
-      </w:r>
-      <w:proofErr w:type="spellEnd"/>
-      <w:r>
-        <w:rPr>
-          <w:b/>
-          <w:bCs/>
-          <w:lang w:val="es-ES"/>
-        </w:rPr>
-        <w:t>:</w:t>
-      </w:r>
-      <w:r>
-        <w:rPr>
-          <w:lang w:val="es-ES"/>
-        </w:rPr>
-        <w:t xml:space="preserve"> </w:t>
-      </w:r>
-      <w:proofErr w:type="spellStart"/>
-      <w:r>
-        <w:rPr>
-          <w:lang w:val="es-ES"/>
-        </w:rPr>
-        <w:t>id_historial</w:t>
-      </w:r>
-      <w:proofErr w:type="spellEnd"/>
-      <w:r>
-        <w:rPr>
-          <w:lang w:val="es-ES"/>
-        </w:rPr>
-        <w:t xml:space="preserve"> (PK), </w:t>
-      </w:r>
-      <w:proofErr w:type="spellStart"/>
-      <w:r>
-        <w:rPr>
-          <w:lang w:val="es-ES"/>
-        </w:rPr>
-        <w:t>id_paciente</w:t>
-      </w:r>
-      <w:proofErr w:type="spellEnd"/>
-      <w:r>
-        <w:rPr>
-          <w:lang w:val="es-ES"/>
-        </w:rPr>
-        <w:t xml:space="preserve"> (FK), </w:t>
-      </w:r>
-      <w:proofErr w:type="spellStart"/>
-      <w:r>
-        <w:rPr>
-          <w:lang w:val="es-ES"/>
-        </w:rPr>
-        <w:t>id_cita</w:t>
-      </w:r>
-      <w:proofErr w:type="spellEnd"/>
-      <w:r>
-        <w:rPr>
-          <w:lang w:val="es-ES"/>
-        </w:rPr>
-        <w:t xml:space="preserve"> (FK), </w:t>
-      </w:r>
-      <w:proofErr w:type="spellStart"/>
-      <w:r>
-        <w:rPr>
-          <w:lang w:val="es-ES"/>
-        </w:rPr>
-        <w:t>diagnostico</w:t>
-      </w:r>
-      <w:proofErr w:type="spellEnd"/>
-      <w:r>
-        <w:rPr>
-          <w:lang w:val="es-ES"/>
-        </w:rPr>
-        <w:t xml:space="preserve">, tratamiento, </w:t>
-      </w:r>
-      <w:proofErr w:type="spellStart"/>
-      <w:r>
-        <w:rPr>
-          <w:lang w:val="es-ES"/>
-        </w:rPr>
-        <w:t>fecha_registro</w:t>
-      </w:r>
-      <w:proofErr w:type="spellEnd"/>
-      <w:r>
-        <w:rPr>
-          <w:lang w:val="es-ES"/>
-        </w:rPr>
-        <w:t>.</w:t>
-      </w:r>
+        <w:t>Control de unicidad condicional</w:t>
+      </w:r>
+    </w:p>
+    <w:p>
+      <w:pPr>
+        <w:rPr>
+          <w:lang w:val="es-ES"/>
+        </w:rPr>
+      </w:pPr>
     </w:p>
     <w:p>
       <w:pPr>
@@ -9267,7 +10756,6 @@
       </w:pPr>
       <w:bookmarkStart w:id="28" w:name="_Toc244175416"/>
       <w:r>
-        <w:lastRenderedPageBreak/>
         <w:t xml:space="preserve">diagramas de </w:t>
       </w:r>
       <w:r>
@@ -9287,45 +10775,13 @@
           <w:bCs/>
           <w:lang w:val="es-ES"/>
         </w:rPr>
-        <w:t xml:space="preserve">1. Capa de Dominio (Entidades </w:t>
-      </w:r>
-      <w:proofErr w:type="spellStart"/>
-      <w:r>
-        <w:rPr>
-          <w:b/>
-          <w:bCs/>
-          <w:lang w:val="es-ES"/>
-        </w:rPr>
-        <w:t>Hibernate</w:t>
-      </w:r>
-      <w:proofErr w:type="spellEnd"/>
-      <w:r>
-        <w:rPr>
-          <w:b/>
-          <w:bCs/>
-          <w:lang w:val="es-ES"/>
-        </w:rPr>
-        <w:t>)</w:t>
-      </w:r>
-      <w:r>
-        <w:rPr>
-          <w:lang w:val="es-ES"/>
-        </w:rPr>
-        <w:t xml:space="preserve"> Representa el núcleo de la lógica de negocio y mapea exactamente las tablas de la base de datos relacional mediante el ORM </w:t>
-      </w:r>
-      <w:proofErr w:type="spellStart"/>
-      <w:r>
-        <w:rPr>
-          <w:lang w:val="es-ES"/>
-        </w:rPr>
-        <w:t>Hibernate</w:t>
-      </w:r>
-      <w:proofErr w:type="spellEnd"/>
-      <w:r>
-        <w:rPr>
-          <w:lang w:val="es-ES"/>
-        </w:rPr>
-        <w:t>. Estas clases son compartidas en la lógica del servidor.</w:t>
+        <w:t>1. Capa de Dominio (Entidades Hibernate)</w:t>
+      </w:r>
+      <w:r>
+        <w:rPr>
+          <w:lang w:val="es-ES"/>
+        </w:rPr>
+        <w:t xml:space="preserve"> Representa el núcleo de la lógica de negocio y mapea exactamente las tablas de la base de datos relacional mediante el ORM Hibernate. Estas clases son compartidas en la lógica del servidor.</w:t>
       </w:r>
     </w:p>
     <w:p>
@@ -9350,63 +10806,7 @@
         <w:rPr>
           <w:lang w:val="es-ES"/>
         </w:rPr>
-        <w:t xml:space="preserve">: Atributos privados (id, </w:t>
-      </w:r>
-      <w:proofErr w:type="spellStart"/>
-      <w:r>
-        <w:rPr>
-          <w:lang w:val="es-ES"/>
-        </w:rPr>
-        <w:t>dni</w:t>
-      </w:r>
-      <w:proofErr w:type="spellEnd"/>
-      <w:r>
-        <w:rPr>
-          <w:lang w:val="es-ES"/>
-        </w:rPr>
-        <w:t xml:space="preserve">, nombre, apellidos, </w:t>
-      </w:r>
-      <w:proofErr w:type="spellStart"/>
-      <w:r>
-        <w:rPr>
-          <w:lang w:val="es-ES"/>
-        </w:rPr>
-        <w:t>telefono</w:t>
-      </w:r>
-      <w:proofErr w:type="spellEnd"/>
-      <w:r>
-        <w:rPr>
-          <w:lang w:val="es-ES"/>
-        </w:rPr>
-        <w:t xml:space="preserve">, rol, usuario, </w:t>
-      </w:r>
-      <w:proofErr w:type="spellStart"/>
-      <w:r>
-        <w:rPr>
-          <w:lang w:val="es-ES"/>
-        </w:rPr>
-        <w:t>password_hash</w:t>
-      </w:r>
-      <w:proofErr w:type="spellEnd"/>
-      <w:r>
-        <w:rPr>
-          <w:lang w:val="es-ES"/>
-        </w:rPr>
-        <w:t xml:space="preserve">, especialidad). Métodos: </w:t>
-      </w:r>
-      <w:proofErr w:type="spellStart"/>
-      <w:r>
-        <w:rPr>
-          <w:lang w:val="es-ES"/>
-        </w:rPr>
-        <w:t>Getters</w:t>
-      </w:r>
-      <w:proofErr w:type="spellEnd"/>
-      <w:r>
-        <w:rPr>
-          <w:lang w:val="es-ES"/>
-        </w:rPr>
-        <w:t>, Setters.</w:t>
+        <w:t>: Atributos privados (id, dni, nombre, apellidos, telefono, rol, usuario, password_hash, especialidad). Métodos: Getters, Setters.</w:t>
       </w:r>
     </w:p>
     <w:p>
@@ -9431,77 +10831,157 @@
         <w:rPr>
           <w:lang w:val="es-ES"/>
         </w:rPr>
-        <w:t xml:space="preserve">: Atributos privados (id, </w:t>
-      </w:r>
-      <w:proofErr w:type="spellStart"/>
-      <w:r>
-        <w:rPr>
-          <w:lang w:val="es-ES"/>
+        <w:t>: Atributos privados (</w:t>
+      </w:r>
+      <w:r>
+        <w:rPr>
+          <w:rStyle w:val="CdigoHTML"/>
+          <w:rFonts w:ascii="Arial" w:eastAsia="Arial" w:hAnsi="Arial" w:cs="Arial"/>
+          <w:sz w:val="22"/>
+          <w:szCs w:val="22"/>
+        </w:rPr>
+        <w:t>id_paciente</w:t>
+      </w:r>
+      <w:r>
+        <w:rPr>
+          <w:szCs w:val="22"/>
+        </w:rPr>
+        <w:t xml:space="preserve"> , </w:t>
+      </w:r>
+      <w:r>
+        <w:rPr>
+          <w:rStyle w:val="CdigoHTML"/>
+          <w:rFonts w:ascii="Arial" w:eastAsia="Arial" w:hAnsi="Arial" w:cs="Arial"/>
+          <w:sz w:val="22"/>
+          <w:szCs w:val="22"/>
         </w:rPr>
         <w:t>dni</w:t>
       </w:r>
-      <w:proofErr w:type="spellEnd"/>
-      <w:r>
-        <w:rPr>
-          <w:lang w:val="es-ES"/>
-        </w:rPr>
-        <w:t xml:space="preserve">, nombre, apellidos, </w:t>
-      </w:r>
-      <w:proofErr w:type="spellStart"/>
-      <w:r>
-        <w:rPr>
-          <w:lang w:val="es-ES"/>
+      <w:r>
+        <w:rPr>
+          <w:szCs w:val="22"/>
+        </w:rPr>
+        <w:t xml:space="preserve">, </w:t>
+      </w:r>
+      <w:r>
+        <w:rPr>
+          <w:rStyle w:val="CdigoHTML"/>
+          <w:rFonts w:ascii="Arial" w:eastAsia="Arial" w:hAnsi="Arial" w:cs="Arial"/>
+          <w:sz w:val="22"/>
+          <w:szCs w:val="22"/>
+        </w:rPr>
+        <w:t>nombre</w:t>
+      </w:r>
+      <w:r>
+        <w:rPr>
+          <w:szCs w:val="22"/>
+        </w:rPr>
+        <w:t xml:space="preserve">, </w:t>
+      </w:r>
+      <w:r>
+        <w:rPr>
+          <w:rStyle w:val="CdigoHTML"/>
+          <w:rFonts w:ascii="Arial" w:eastAsia="Arial" w:hAnsi="Arial" w:cs="Arial"/>
+          <w:sz w:val="22"/>
+          <w:szCs w:val="22"/>
+        </w:rPr>
+        <w:t>apellidos</w:t>
+      </w:r>
+      <w:r>
+        <w:rPr>
+          <w:szCs w:val="22"/>
+        </w:rPr>
+        <w:t xml:space="preserve">, </w:t>
+      </w:r>
+      <w:r>
+        <w:rPr>
+          <w:rStyle w:val="CdigoHTML"/>
+          <w:rFonts w:ascii="Arial" w:eastAsia="Arial" w:hAnsi="Arial" w:cs="Arial"/>
+          <w:sz w:val="22"/>
+          <w:szCs w:val="22"/>
         </w:rPr>
         <w:t>telefono</w:t>
       </w:r>
-      <w:proofErr w:type="spellEnd"/>
-      <w:r>
-        <w:rPr>
-          <w:lang w:val="es-ES"/>
-        </w:rPr>
-        <w:t xml:space="preserve">, email, </w:t>
-      </w:r>
-      <w:proofErr w:type="spellStart"/>
-      <w:r>
-        <w:rPr>
-          <w:lang w:val="es-ES"/>
+      <w:r>
+        <w:rPr>
+          <w:szCs w:val="22"/>
+        </w:rPr>
+        <w:t xml:space="preserve">, </w:t>
+      </w:r>
+      <w:r>
+        <w:rPr>
+          <w:rStyle w:val="CdigoHTML"/>
+          <w:rFonts w:ascii="Arial" w:eastAsia="Arial" w:hAnsi="Arial" w:cs="Arial"/>
+          <w:sz w:val="22"/>
+          <w:szCs w:val="22"/>
+        </w:rPr>
+        <w:t>email</w:t>
+      </w:r>
+      <w:r>
+        <w:rPr>
+          <w:szCs w:val="22"/>
+        </w:rPr>
+        <w:t xml:space="preserve">, </w:t>
+      </w:r>
+      <w:r>
+        <w:rPr>
+          <w:rStyle w:val="CdigoHTML"/>
+          <w:rFonts w:ascii="Arial" w:eastAsia="Arial" w:hAnsi="Arial" w:cs="Arial"/>
+          <w:sz w:val="22"/>
+          <w:szCs w:val="22"/>
         </w:rPr>
         <w:t>direccion</w:t>
       </w:r>
-      <w:proofErr w:type="spellEnd"/>
-      <w:r>
-        <w:rPr>
-          <w:lang w:val="es-ES"/>
+      <w:r>
+        <w:rPr>
+          <w:szCs w:val="22"/>
         </w:rPr>
         <w:t xml:space="preserve">, </w:t>
       </w:r>
-      <w:proofErr w:type="spellStart"/>
-      <w:r>
-        <w:rPr>
-          <w:lang w:val="es-ES"/>
+      <w:r>
+        <w:rPr>
+          <w:rStyle w:val="CdigoHTML"/>
+          <w:rFonts w:ascii="Arial" w:eastAsia="Arial" w:hAnsi="Arial" w:cs="Arial"/>
+          <w:sz w:val="22"/>
+          <w:szCs w:val="22"/>
         </w:rPr>
         <w:t>fecha_nacimiento</w:t>
       </w:r>
-      <w:proofErr w:type="spellEnd"/>
-      <w:r>
-        <w:rPr>
-          <w:lang w:val="es-ES"/>
-        </w:rPr>
-        <w:t xml:space="preserve">, activo). Métodos: </w:t>
-      </w:r>
-      <w:proofErr w:type="spellStart"/>
-      <w:r>
-        <w:rPr>
-          <w:lang w:val="es-ES"/>
-        </w:rPr>
-        <w:t>Getters</w:t>
-      </w:r>
-      <w:proofErr w:type="spellEnd"/>
-      <w:r>
-        <w:rPr>
-          <w:lang w:val="es-ES"/>
-        </w:rPr>
-        <w:t xml:space="preserve"> y Setters.</w:t>
+      <w:r>
+        <w:rPr>
+          <w:szCs w:val="22"/>
+        </w:rPr>
+        <w:t xml:space="preserve">, </w:t>
+      </w:r>
+      <w:r>
+        <w:rPr>
+          <w:rStyle w:val="CdigoHTML"/>
+          <w:rFonts w:ascii="Arial" w:eastAsia="Arial" w:hAnsi="Arial" w:cs="Arial"/>
+          <w:sz w:val="22"/>
+          <w:szCs w:val="22"/>
+        </w:rPr>
+        <w:t>alergias</w:t>
+      </w:r>
+      <w:r>
+        <w:rPr>
+          <w:szCs w:val="22"/>
+        </w:rPr>
+        <w:t xml:space="preserve">, </w:t>
+      </w:r>
+      <w:r>
+        <w:rPr>
+          <w:rStyle w:val="CdigoHTML"/>
+          <w:rFonts w:ascii="Arial" w:eastAsia="Arial" w:hAnsi="Arial" w:cs="Arial"/>
+          <w:sz w:val="22"/>
+          <w:szCs w:val="22"/>
+        </w:rPr>
+        <w:t>activo</w:t>
+      </w:r>
+      <w:r>
+        <w:rPr>
+          <w:lang w:val="es-ES"/>
+        </w:rPr>
+        <w:t>). Métodos: Getters y Setters.</w:t>
       </w:r>
     </w:p>
     <w:p>
@@ -9526,49 +11006,127 @@
         <w:rPr>
           <w:lang w:val="es-ES"/>
         </w:rPr>
-        <w:t xml:space="preserve">: Atributos privados (id, paciente, trabajador, </w:t>
-      </w:r>
-      <w:proofErr w:type="spellStart"/>
-      <w:r>
-        <w:rPr>
-          <w:lang w:val="es-ES"/>
+        <w:t>: Atributos privados (</w:t>
+      </w:r>
+      <w:r>
+        <w:rPr>
+          <w:rStyle w:val="CdigoHTML"/>
+          <w:rFonts w:ascii="Arial" w:eastAsia="Arial" w:hAnsi="Arial" w:cs="Arial"/>
+          <w:sz w:val="22"/>
+          <w:szCs w:val="22"/>
+        </w:rPr>
+        <w:t>id_cita</w:t>
+      </w:r>
+      <w:r>
+        <w:rPr>
+          <w:szCs w:val="22"/>
+        </w:rPr>
+        <w:t xml:space="preserve">, </w:t>
+      </w:r>
+      <w:r>
+        <w:rPr>
+          <w:rStyle w:val="CdigoHTML"/>
+          <w:rFonts w:ascii="Arial" w:eastAsia="Arial" w:hAnsi="Arial" w:cs="Arial"/>
+          <w:sz w:val="22"/>
+          <w:szCs w:val="22"/>
+        </w:rPr>
+        <w:t>id_paciente</w:t>
+      </w:r>
+      <w:r>
+        <w:rPr>
+          <w:szCs w:val="22"/>
+        </w:rPr>
+        <w:t xml:space="preserve">, </w:t>
+      </w:r>
+      <w:r>
+        <w:rPr>
+          <w:rStyle w:val="CdigoHTML"/>
+          <w:rFonts w:ascii="Arial" w:eastAsia="Arial" w:hAnsi="Arial" w:cs="Arial"/>
+          <w:sz w:val="22"/>
+          <w:szCs w:val="22"/>
+        </w:rPr>
+        <w:t>id_trabajador</w:t>
+      </w:r>
+      <w:r>
+        <w:rPr>
+          <w:rStyle w:val="CdigoHTML"/>
+          <w:rFonts w:ascii="Arial" w:eastAsia="Arial" w:hAnsi="Arial" w:cs="Arial"/>
+          <w:sz w:val="22"/>
+          <w:szCs w:val="22"/>
+        </w:rPr>
+        <w:t>,</w:t>
+      </w:r>
+      <w:r>
+        <w:rPr>
+          <w:szCs w:val="22"/>
+        </w:rPr>
+        <w:t xml:space="preserve"> </w:t>
+      </w:r>
+      <w:r>
+        <w:rPr>
+          <w:rStyle w:val="CdigoHTML"/>
+          <w:rFonts w:ascii="Arial" w:eastAsia="Arial" w:hAnsi="Arial" w:cs="Arial"/>
+          <w:sz w:val="22"/>
+          <w:szCs w:val="22"/>
         </w:rPr>
         <w:t>fecha_hora</w:t>
       </w:r>
-      <w:proofErr w:type="spellEnd"/>
-      <w:r>
-        <w:rPr>
-          <w:lang w:val="es-ES"/>
-        </w:rPr>
-        <w:t xml:space="preserve">, estado, </w:t>
-      </w:r>
-      <w:proofErr w:type="spellStart"/>
-      <w:r>
-        <w:rPr>
-          <w:lang w:val="es-ES"/>
+      <w:r>
+        <w:rPr>
+          <w:szCs w:val="22"/>
+        </w:rPr>
+        <w:t xml:space="preserve">, </w:t>
+      </w:r>
+      <w:r>
+        <w:rPr>
+          <w:rStyle w:val="CdigoHTML"/>
+          <w:rFonts w:ascii="Arial" w:eastAsia="Arial" w:hAnsi="Arial" w:cs="Arial"/>
+          <w:sz w:val="22"/>
+          <w:szCs w:val="22"/>
+        </w:rPr>
+        <w:t>estado</w:t>
+      </w:r>
+      <w:r>
+        <w:rPr>
+          <w:szCs w:val="22"/>
+        </w:rPr>
+        <w:t xml:space="preserve">, </w:t>
+      </w:r>
+      <w:r>
+        <w:rPr>
+          <w:rStyle w:val="CdigoHTML"/>
+          <w:rFonts w:ascii="Arial" w:eastAsia="Arial" w:hAnsi="Arial" w:cs="Arial"/>
+          <w:sz w:val="22"/>
+          <w:szCs w:val="22"/>
         </w:rPr>
         <w:t>motivo_consulta</w:t>
       </w:r>
-      <w:proofErr w:type="spellEnd"/>
-      <w:r>
-        <w:rPr>
-          <w:lang w:val="es-ES"/>
-        </w:rPr>
-        <w:t xml:space="preserve">, diagnostico, observaciones). Métodos: </w:t>
-      </w:r>
-      <w:proofErr w:type="spellStart"/>
-      <w:r>
-        <w:rPr>
-          <w:lang w:val="es-ES"/>
-        </w:rPr>
-        <w:t>Getters</w:t>
-      </w:r>
-      <w:proofErr w:type="spellEnd"/>
-      <w:r>
-        <w:rPr>
-          <w:lang w:val="es-ES"/>
-        </w:rPr>
-        <w:t xml:space="preserve"> y Setters.</w:t>
+      <w:r>
+        <w:rPr>
+          <w:szCs w:val="22"/>
+        </w:rPr>
+        <w:t xml:space="preserve">, </w:t>
+      </w:r>
+      <w:r>
+        <w:rPr>
+          <w:rStyle w:val="CdigoHTML"/>
+          <w:rFonts w:ascii="Arial" w:eastAsia="Arial" w:hAnsi="Arial" w:cs="Arial"/>
+          <w:sz w:val="22"/>
+          <w:szCs w:val="22"/>
+        </w:rPr>
+        <w:t>observaciones_enfermeria</w:t>
+      </w:r>
+      <w:r>
+        <w:rPr>
+          <w:szCs w:val="22"/>
+        </w:rPr>
+        <w:t>.</w:t>
+      </w:r>
+      <w:r>
+        <w:rPr>
+          <w:lang w:val="es-ES"/>
+        </w:rPr>
+        <w:t>). Métodos: Getters y Setters.</w:t>
       </w:r>
     </w:p>
     <w:p>
@@ -9593,49 +11151,7 @@
         <w:rPr>
           <w:lang w:val="es-ES"/>
         </w:rPr>
-        <w:t xml:space="preserve">: Atributos privados (id, </w:t>
-      </w:r>
-      <w:proofErr w:type="spellStart"/>
-      <w:r>
-        <w:rPr>
-          <w:lang w:val="es-ES"/>
-        </w:rPr>
-        <w:t>nombre_especialidad</w:t>
-      </w:r>
-      <w:proofErr w:type="spellEnd"/>
-      <w:r>
-        <w:rPr>
-          <w:lang w:val="es-ES"/>
-        </w:rPr>
-        <w:t xml:space="preserve">, </w:t>
-      </w:r>
-      <w:proofErr w:type="spellStart"/>
-      <w:r>
-        <w:rPr>
-          <w:lang w:val="es-ES"/>
-        </w:rPr>
-        <w:t>descripcion</w:t>
-      </w:r>
-      <w:proofErr w:type="spellEnd"/>
-      <w:r>
-        <w:rPr>
-          <w:lang w:val="es-ES"/>
-        </w:rPr>
-        <w:t xml:space="preserve">). Métodos: </w:t>
-      </w:r>
-      <w:proofErr w:type="spellStart"/>
-      <w:r>
-        <w:rPr>
-          <w:lang w:val="es-ES"/>
-        </w:rPr>
-        <w:t>Getters</w:t>
-      </w:r>
-      <w:proofErr w:type="spellEnd"/>
-      <w:r>
-        <w:rPr>
-          <w:lang w:val="es-ES"/>
-        </w:rPr>
-        <w:t xml:space="preserve"> y Setters.</w:t>
+        <w:t>: Atributos privados (id, nombre_especialidad, descripcion). Métodos: Getters y Setters.</w:t>
       </w:r>
     </w:p>
     <w:p>
@@ -9654,73 +11170,13 @@
           <w:bCs/>
           <w:lang w:val="es-ES"/>
         </w:rPr>
-        <w:t xml:space="preserve">Clase </w:t>
-      </w:r>
-      <w:proofErr w:type="spellStart"/>
-      <w:r>
-        <w:rPr>
-          <w:b/>
-          <w:bCs/>
-          <w:lang w:val="es-ES"/>
-        </w:rPr>
-        <w:t>Historial_Medico</w:t>
-      </w:r>
-      <w:proofErr w:type="spellEnd"/>
-      <w:r>
-        <w:rPr>
-          <w:b/>
-          <w:bCs/>
-          <w:lang w:val="es-ES"/>
-        </w:rPr>
-        <w:t>:</w:t>
-      </w:r>
-      <w:r>
-        <w:rPr>
-          <w:lang w:val="es-ES"/>
-        </w:rPr>
-        <w:t xml:space="preserve"> Atributos privados (id, paciente, cita, </w:t>
-      </w:r>
-      <w:proofErr w:type="spellStart"/>
-      <w:r>
-        <w:rPr>
-          <w:lang w:val="es-ES"/>
-        </w:rPr>
-        <w:t>diagnostico</w:t>
-      </w:r>
-      <w:proofErr w:type="spellEnd"/>
-      <w:r>
-        <w:rPr>
-          <w:lang w:val="es-ES"/>
-        </w:rPr>
-        <w:t xml:space="preserve">, tratamiento, </w:t>
-      </w:r>
-      <w:proofErr w:type="spellStart"/>
-      <w:r>
-        <w:rPr>
-          <w:lang w:val="es-ES"/>
-        </w:rPr>
-        <w:t>fecha_registro</w:t>
-      </w:r>
-      <w:proofErr w:type="spellEnd"/>
-      <w:r>
-        <w:rPr>
-          <w:lang w:val="es-ES"/>
-        </w:rPr>
-        <w:t xml:space="preserve">). Métodos: </w:t>
-      </w:r>
-      <w:proofErr w:type="spellStart"/>
-      <w:r>
-        <w:rPr>
-          <w:lang w:val="es-ES"/>
-        </w:rPr>
-        <w:t>Getters</w:t>
-      </w:r>
-      <w:proofErr w:type="spellEnd"/>
-      <w:r>
-        <w:rPr>
-          <w:lang w:val="es-ES"/>
-        </w:rPr>
-        <w:t xml:space="preserve"> y Setters.</w:t>
+        <w:t>Clase Historial_Medico:</w:t>
+      </w:r>
+      <w:r>
+        <w:rPr>
+          <w:lang w:val="es-ES"/>
+        </w:rPr>
+        <w:t xml:space="preserve"> Atributos privados (id, paciente, cita, diagnostico, tratamiento, fecha_registro). Métodos: Getters y Setters.</w:t>
       </w:r>
     </w:p>
     <w:p>
@@ -9732,6 +11188,7 @@
         <w:rPr>
           <w:noProof/>
         </w:rPr>
+        <w:lastRenderedPageBreak/>
         <w:drawing>
           <wp:inline distT="0" distB="0" distL="0" distR="0" wp14:anchorId="21DE2BFA" wp14:editId="262A6C4D">
             <wp:extent cx="3692324" cy="3379037"/>
@@ -9796,26 +11253,7 @@
           <w:bCs/>
           <w:lang w:val="es-ES"/>
         </w:rPr>
-        <w:lastRenderedPageBreak/>
-        <w:t>2. Capa de (</w:t>
-      </w:r>
-      <w:proofErr w:type="spellStart"/>
-      <w:r>
-        <w:rPr>
-          <w:b/>
-          <w:bCs/>
-          <w:lang w:val="es-ES"/>
-        </w:rPr>
-        <w:t>Backend</w:t>
-      </w:r>
-      <w:proofErr w:type="spellEnd"/>
-      <w:r>
-        <w:rPr>
-          <w:b/>
-          <w:bCs/>
-          <w:lang w:val="es-ES"/>
-        </w:rPr>
-        <w:t>)</w:t>
+        <w:t>2. Capa de (Backend)</w:t>
       </w:r>
       <w:r>
         <w:rPr>
@@ -9840,59 +11278,13 @@
           <w:bCs/>
           <w:lang w:val="es-ES"/>
         </w:rPr>
-        <w:t xml:space="preserve">Clase </w:t>
-      </w:r>
-      <w:proofErr w:type="spellStart"/>
-      <w:r>
-        <w:rPr>
-          <w:b/>
-          <w:bCs/>
-          <w:lang w:val="es-ES"/>
-        </w:rPr>
-        <w:t>ServidorTCP</w:t>
-      </w:r>
-      <w:proofErr w:type="spellEnd"/>
-      <w:r>
-        <w:rPr>
-          <w:lang w:val="es-ES"/>
-        </w:rPr>
-        <w:t xml:space="preserve">: Contiene el método </w:t>
-      </w:r>
-      <w:proofErr w:type="spellStart"/>
-      <w:proofErr w:type="gramStart"/>
-      <w:r>
-        <w:rPr>
-          <w:lang w:val="es-ES"/>
-        </w:rPr>
-        <w:t>main</w:t>
-      </w:r>
-      <w:proofErr w:type="spellEnd"/>
-      <w:r>
-        <w:rPr>
-          <w:lang w:val="es-ES"/>
-        </w:rPr>
-        <w:t>(</w:t>
-      </w:r>
-      <w:proofErr w:type="gramEnd"/>
-      <w:r>
-        <w:rPr>
-          <w:lang w:val="es-ES"/>
-        </w:rPr>
-        <w:t xml:space="preserve">) del servidor. Atributo </w:t>
-      </w:r>
-      <w:proofErr w:type="spellStart"/>
-      <w:r>
-        <w:rPr>
-          <w:lang w:val="es-ES"/>
-        </w:rPr>
-        <w:t>ServerSocket</w:t>
-      </w:r>
-      <w:proofErr w:type="spellEnd"/>
-      <w:r>
-        <w:rPr>
-          <w:lang w:val="es-ES"/>
-        </w:rPr>
-        <w:t>. Se encarga de escuchar conexiones entrantes en un puerto específico de forma infinita.</w:t>
+        <w:t>Clase ServidorTCP</w:t>
+      </w:r>
+      <w:r>
+        <w:rPr>
+          <w:lang w:val="es-ES"/>
+        </w:rPr>
+        <w:t>: Contiene el método main() del servidor. Atributo ServerSocket. Se encarga de escuchar conexiones entrantes en un puerto específico de forma infinita.</w:t>
       </w:r>
     </w:p>
     <w:p>
@@ -9911,91 +11303,13 @@
           <w:bCs/>
           <w:lang w:val="es-ES"/>
         </w:rPr>
-        <w:t xml:space="preserve">Clase </w:t>
-      </w:r>
-      <w:proofErr w:type="spellStart"/>
-      <w:r>
-        <w:rPr>
-          <w:b/>
-          <w:bCs/>
-          <w:lang w:val="es-ES"/>
-        </w:rPr>
-        <w:t>ManejadorCliente</w:t>
-      </w:r>
-      <w:proofErr w:type="spellEnd"/>
-      <w:r>
-        <w:rPr>
-          <w:b/>
-          <w:bCs/>
-          <w:lang w:val="es-ES"/>
-        </w:rPr>
-        <w:t xml:space="preserve"> (Hereda de </w:t>
-      </w:r>
-      <w:proofErr w:type="spellStart"/>
-      <w:r>
-        <w:rPr>
-          <w:b/>
-          <w:bCs/>
-          <w:lang w:val="es-ES"/>
-        </w:rPr>
-        <w:t>Thread</w:t>
-      </w:r>
-      <w:proofErr w:type="spellEnd"/>
-      <w:r>
-        <w:rPr>
-          <w:b/>
-          <w:bCs/>
-          <w:lang w:val="es-ES"/>
-        </w:rPr>
-        <w:t>)</w:t>
-      </w:r>
-      <w:r>
-        <w:rPr>
-          <w:lang w:val="es-ES"/>
-        </w:rPr>
-        <w:t xml:space="preserve">: Por cada cliente que se conecta, el servidor instancia un hilo de esta clase. Atributos: Socket, </w:t>
-      </w:r>
-      <w:proofErr w:type="spellStart"/>
-      <w:r>
-        <w:rPr>
-          <w:lang w:val="es-ES"/>
-        </w:rPr>
-        <w:t>ObjectInputStream</w:t>
-      </w:r>
-      <w:proofErr w:type="spellEnd"/>
-      <w:r>
-        <w:rPr>
-          <w:lang w:val="es-ES"/>
-        </w:rPr>
-        <w:t xml:space="preserve">, </w:t>
-      </w:r>
-      <w:proofErr w:type="spellStart"/>
-      <w:r>
-        <w:rPr>
-          <w:lang w:val="es-ES"/>
-        </w:rPr>
-        <w:t>ObjectOutputStream</w:t>
-      </w:r>
-      <w:proofErr w:type="spellEnd"/>
-      <w:r>
-        <w:rPr>
-          <w:lang w:val="es-ES"/>
-        </w:rPr>
-        <w:t xml:space="preserve">. Método principal: </w:t>
-      </w:r>
-      <w:proofErr w:type="gramStart"/>
-      <w:r>
-        <w:rPr>
-          <w:lang w:val="es-ES"/>
-        </w:rPr>
-        <w:t>run(</w:t>
-      </w:r>
-      <w:proofErr w:type="gramEnd"/>
-      <w:r>
-        <w:rPr>
-          <w:lang w:val="es-ES"/>
-        </w:rPr>
-        <w:t>), donde lee las peticiones del cliente y llama al DAO correspondiente.</w:t>
+        <w:t>Clase ManejadorCliente (Hereda de Thread)</w:t>
+      </w:r>
+      <w:r>
+        <w:rPr>
+          <w:lang w:val="es-ES"/>
+        </w:rPr>
+        <w:t>: Por cada cliente que se conecta, el servidor instancia un hilo de esta clase. Atributos: Socket, ObjectInputStream, ObjectOutputStream. Método principal: run(), donde lee las peticiones del cliente y llama al DAO correspondiente.</w:t>
       </w:r>
     </w:p>
     <w:p>
@@ -10014,105 +11328,13 @@
           <w:bCs/>
           <w:lang w:val="es-ES"/>
         </w:rPr>
-        <w:t xml:space="preserve">Clase </w:t>
-      </w:r>
-      <w:proofErr w:type="spellStart"/>
-      <w:r>
-        <w:rPr>
-          <w:b/>
-          <w:bCs/>
-          <w:lang w:val="es-ES"/>
-        </w:rPr>
-        <w:t>PaqueteRed</w:t>
-      </w:r>
-      <w:proofErr w:type="spellEnd"/>
-      <w:r>
-        <w:rPr>
-          <w:b/>
-          <w:bCs/>
-          <w:lang w:val="es-ES"/>
-        </w:rPr>
-        <w:t xml:space="preserve"> (Implementa </w:t>
-      </w:r>
-      <w:proofErr w:type="spellStart"/>
-      <w:r>
-        <w:rPr>
-          <w:b/>
-          <w:bCs/>
-          <w:lang w:val="es-ES"/>
-        </w:rPr>
-        <w:t>Serializable</w:t>
-      </w:r>
-      <w:proofErr w:type="spellEnd"/>
-      <w:r>
-        <w:rPr>
-          <w:b/>
-          <w:bCs/>
-          <w:lang w:val="es-ES"/>
-        </w:rPr>
-        <w:t>):</w:t>
-      </w:r>
-      <w:r>
-        <w:rPr>
-          <w:lang w:val="es-ES"/>
-        </w:rPr>
-        <w:t xml:space="preserve"> Objeto que viaja por la red entre clientes y servidor. Atributos: String </w:t>
-      </w:r>
-      <w:proofErr w:type="spellStart"/>
-      <w:r>
-        <w:rPr>
-          <w:lang w:val="es-ES"/>
-        </w:rPr>
-        <w:t>accion</w:t>
-      </w:r>
-      <w:proofErr w:type="spellEnd"/>
-      <w:r>
-        <w:rPr>
-          <w:lang w:val="es-ES"/>
-        </w:rPr>
-        <w:t xml:space="preserve"> (</w:t>
-      </w:r>
-      <w:proofErr w:type="spellStart"/>
-      <w:r>
-        <w:rPr>
-          <w:lang w:val="es-ES"/>
-        </w:rPr>
-        <w:t>ej</w:t>
-      </w:r>
-      <w:proofErr w:type="spellEnd"/>
-      <w:r>
-        <w:rPr>
-          <w:lang w:val="es-ES"/>
-        </w:rPr>
-        <w:t xml:space="preserve">: "LOGIN") y </w:t>
-      </w:r>
-      <w:proofErr w:type="spellStart"/>
-      <w:r>
-        <w:rPr>
-          <w:lang w:val="es-ES"/>
-        </w:rPr>
-        <w:t>Object</w:t>
-      </w:r>
-      <w:proofErr w:type="spellEnd"/>
-      <w:r>
-        <w:rPr>
-          <w:lang w:val="es-ES"/>
-        </w:rPr>
-        <w:t xml:space="preserve"> </w:t>
-      </w:r>
-      <w:proofErr w:type="spellStart"/>
-      <w:r>
-        <w:rPr>
-          <w:lang w:val="es-ES"/>
-        </w:rPr>
-        <w:t>payload</w:t>
-      </w:r>
-      <w:proofErr w:type="spellEnd"/>
-      <w:r>
-        <w:rPr>
-          <w:lang w:val="es-ES"/>
-        </w:rPr>
-        <w:t xml:space="preserve"> (datos).</w:t>
+        <w:t>Clase PaqueteRed (Implementa Serializable):</w:t>
+      </w:r>
+      <w:r>
+        <w:rPr>
+          <w:lang w:val="es-ES"/>
+        </w:rPr>
+        <w:t xml:space="preserve"> Objeto que viaja por la red entre clientes y servidor. Atributos: String accion (ej: "LOGIN") y Object payload (datos).</w:t>
       </w:r>
     </w:p>
     <w:p>
@@ -10131,203 +11353,13 @@
           <w:bCs/>
           <w:lang w:val="es-ES"/>
         </w:rPr>
-        <w:t xml:space="preserve">Clases DAO (Data Access </w:t>
-      </w:r>
-      <w:proofErr w:type="spellStart"/>
-      <w:r>
-        <w:rPr>
-          <w:b/>
-          <w:bCs/>
-          <w:lang w:val="es-ES"/>
-        </w:rPr>
-        <w:t>Object</w:t>
-      </w:r>
-      <w:proofErr w:type="spellEnd"/>
-      <w:r>
-        <w:rPr>
-          <w:b/>
-          <w:bCs/>
-          <w:lang w:val="es-ES"/>
-        </w:rPr>
-        <w:t>):</w:t>
-      </w:r>
-      <w:r>
-        <w:rPr>
-          <w:lang w:val="es-ES"/>
-        </w:rPr>
-        <w:t xml:space="preserve"> Implementan la interfaz genérica IDAO&lt;T&gt;. Son </w:t>
-      </w:r>
-      <w:proofErr w:type="spellStart"/>
-      <w:r>
-        <w:rPr>
-          <w:lang w:val="es-ES"/>
-        </w:rPr>
-        <w:t>PacienteDAO</w:t>
-      </w:r>
-      <w:proofErr w:type="spellEnd"/>
-      <w:r>
-        <w:rPr>
-          <w:lang w:val="es-ES"/>
-        </w:rPr>
-        <w:t xml:space="preserve">, </w:t>
-      </w:r>
-      <w:proofErr w:type="spellStart"/>
-      <w:r>
-        <w:rPr>
-          <w:lang w:val="es-ES"/>
-        </w:rPr>
-        <w:t>TrabajadorDAO</w:t>
-      </w:r>
-      <w:proofErr w:type="spellEnd"/>
-      <w:r>
-        <w:rPr>
-          <w:lang w:val="es-ES"/>
-        </w:rPr>
-        <w:t xml:space="preserve">, </w:t>
-      </w:r>
-      <w:proofErr w:type="spellStart"/>
-      <w:r>
-        <w:rPr>
-          <w:lang w:val="es-ES"/>
-        </w:rPr>
-        <w:t>CitaDAO</w:t>
-      </w:r>
-      <w:proofErr w:type="spellEnd"/>
-      <w:r>
-        <w:rPr>
-          <w:lang w:val="es-ES"/>
-        </w:rPr>
-        <w:t xml:space="preserve">, </w:t>
-      </w:r>
-      <w:proofErr w:type="spellStart"/>
-      <w:r>
-        <w:rPr>
-          <w:lang w:val="es-ES"/>
-        </w:rPr>
-        <w:t>EspecialidadDAO</w:t>
-      </w:r>
-      <w:proofErr w:type="spellEnd"/>
-      <w:r>
-        <w:rPr>
-          <w:lang w:val="es-ES"/>
-        </w:rPr>
-        <w:t xml:space="preserve"> e </w:t>
-      </w:r>
-      <w:proofErr w:type="spellStart"/>
-      <w:r>
-        <w:rPr>
-          <w:lang w:val="es-ES"/>
-        </w:rPr>
-        <w:t>HistorialMedicoDAO</w:t>
-      </w:r>
-      <w:proofErr w:type="spellEnd"/>
-      <w:r>
-        <w:rPr>
-          <w:lang w:val="es-ES"/>
-        </w:rPr>
-        <w:t xml:space="preserve">. Interactúan con </w:t>
-      </w:r>
-      <w:proofErr w:type="spellStart"/>
-      <w:r>
-        <w:rPr>
-          <w:lang w:val="es-ES"/>
-        </w:rPr>
-        <w:t>Hibernate</w:t>
-      </w:r>
-      <w:proofErr w:type="spellEnd"/>
-      <w:r>
-        <w:rPr>
-          <w:lang w:val="es-ES"/>
-        </w:rPr>
-        <w:t xml:space="preserve"> mediante </w:t>
-      </w:r>
-      <w:proofErr w:type="spellStart"/>
-      <w:proofErr w:type="gramStart"/>
-      <w:r>
-        <w:rPr>
-          <w:lang w:val="es-ES"/>
-        </w:rPr>
-        <w:t>save</w:t>
-      </w:r>
-      <w:proofErr w:type="spellEnd"/>
-      <w:r>
-        <w:rPr>
-          <w:lang w:val="es-ES"/>
-        </w:rPr>
-        <w:t>(</w:t>
-      </w:r>
-      <w:proofErr w:type="gramEnd"/>
-      <w:r>
-        <w:rPr>
-          <w:lang w:val="es-ES"/>
-        </w:rPr>
-        <w:t xml:space="preserve">), </w:t>
-      </w:r>
-      <w:proofErr w:type="spellStart"/>
-      <w:proofErr w:type="gramStart"/>
-      <w:r>
-        <w:rPr>
-          <w:lang w:val="es-ES"/>
-        </w:rPr>
-        <w:t>update</w:t>
-      </w:r>
-      <w:proofErr w:type="spellEnd"/>
-      <w:r>
-        <w:rPr>
-          <w:lang w:val="es-ES"/>
-        </w:rPr>
-        <w:t>(</w:t>
-      </w:r>
-      <w:proofErr w:type="gramEnd"/>
-      <w:r>
-        <w:rPr>
-          <w:lang w:val="es-ES"/>
-        </w:rPr>
-        <w:t xml:space="preserve">), </w:t>
-      </w:r>
-      <w:proofErr w:type="spellStart"/>
-      <w:proofErr w:type="gramStart"/>
-      <w:r>
-        <w:rPr>
-          <w:lang w:val="es-ES"/>
-        </w:rPr>
-        <w:t>delete</w:t>
-      </w:r>
-      <w:proofErr w:type="spellEnd"/>
-      <w:r>
-        <w:rPr>
-          <w:lang w:val="es-ES"/>
-        </w:rPr>
-        <w:t>(</w:t>
-      </w:r>
-      <w:proofErr w:type="gramEnd"/>
-      <w:r>
-        <w:rPr>
-          <w:lang w:val="es-ES"/>
-        </w:rPr>
-        <w:t xml:space="preserve">) y </w:t>
-      </w:r>
-      <w:proofErr w:type="spellStart"/>
-      <w:proofErr w:type="gramStart"/>
-      <w:r>
-        <w:rPr>
-          <w:lang w:val="es-ES"/>
-        </w:rPr>
-        <w:t>findById</w:t>
-      </w:r>
-      <w:proofErr w:type="spellEnd"/>
-      <w:r>
-        <w:rPr>
-          <w:lang w:val="es-ES"/>
-        </w:rPr>
-        <w:t>(</w:t>
-      </w:r>
-      <w:proofErr w:type="gramEnd"/>
-      <w:r>
-        <w:rPr>
-          <w:lang w:val="es-ES"/>
-        </w:rPr>
-        <w:t>)</w:t>
+        <w:t>Clases DAO (Data Access Object):</w:t>
+      </w:r>
+      <w:r>
+        <w:rPr>
+          <w:lang w:val="es-ES"/>
+        </w:rPr>
+        <w:t xml:space="preserve"> Implementan la interfaz genérica IDAO&lt;T&gt;. Son PacienteDAO, TrabajadorDAO, CitaDAO, EspecialidadDAO e HistorialMedicoDAO. Interactúan con Hibernate mediante save(), update(), delete() y findById()</w:t>
       </w:r>
     </w:p>
     <w:p>
@@ -10335,6 +11367,7 @@
         <w:rPr>
           <w:noProof/>
         </w:rPr>
+        <w:lastRenderedPageBreak/>
         <w:drawing>
           <wp:inline distT="0" distB="0" distL="0" distR="0" wp14:anchorId="4C4C2496" wp14:editId="741A0B24">
             <wp:extent cx="5860473" cy="2365640"/>
@@ -10453,18 +11486,8 @@
           <w:bCs/>
           <w:lang w:val="es-ES"/>
         </w:rPr>
-        <w:t xml:space="preserve">Clase </w:t>
-      </w:r>
-      <w:proofErr w:type="spellStart"/>
-      <w:r>
-        <w:rPr>
-          <w:b/>
-          <w:bCs/>
-          <w:lang w:val="es-ES"/>
-        </w:rPr>
-        <w:t>ClienteSocket</w:t>
-      </w:r>
-      <w:proofErr w:type="spellEnd"/>
+        <w:t>Clase ClienteSocket</w:t>
+      </w:r>
       <w:r>
         <w:rPr>
           <w:lang w:val="es-ES"/>
@@ -10489,80 +11512,13 @@
           <w:bCs/>
           <w:lang w:val="es-ES"/>
         </w:rPr>
-        <w:t xml:space="preserve">Clases DTO (Data Transfer </w:t>
-      </w:r>
-      <w:proofErr w:type="spellStart"/>
-      <w:r>
-        <w:rPr>
-          <w:b/>
-          <w:bCs/>
-          <w:lang w:val="es-ES"/>
-        </w:rPr>
-        <w:t>Object</w:t>
-      </w:r>
-      <w:proofErr w:type="spellEnd"/>
-      <w:r>
-        <w:rPr>
-          <w:b/>
-          <w:bCs/>
-          <w:lang w:val="es-ES"/>
-        </w:rPr>
-        <w:t>):</w:t>
-      </w:r>
-      <w:r>
-        <w:rPr>
-          <w:lang w:val="es-ES"/>
-        </w:rPr>
-        <w:t xml:space="preserve"> Como </w:t>
-      </w:r>
-      <w:proofErr w:type="spellStart"/>
-      <w:r>
-        <w:rPr>
-          <w:lang w:val="es-ES"/>
-        </w:rPr>
-        <w:t>PacienteDTO</w:t>
-      </w:r>
-      <w:proofErr w:type="spellEnd"/>
-      <w:r>
-        <w:rPr>
-          <w:lang w:val="es-ES"/>
-        </w:rPr>
-        <w:t xml:space="preserve">, </w:t>
-      </w:r>
-      <w:proofErr w:type="spellStart"/>
-      <w:r>
-        <w:rPr>
-          <w:lang w:val="es-ES"/>
-        </w:rPr>
-        <w:t>HistorialDTO</w:t>
-      </w:r>
-      <w:proofErr w:type="spellEnd"/>
-      <w:r>
-        <w:rPr>
-          <w:lang w:val="es-ES"/>
-        </w:rPr>
-        <w:t xml:space="preserve"> y </w:t>
-      </w:r>
-      <w:proofErr w:type="spellStart"/>
-      <w:r>
-        <w:rPr>
-          <w:lang w:val="es-ES"/>
-        </w:rPr>
-        <w:t>CitaDTO</w:t>
-      </w:r>
-      <w:proofErr w:type="spellEnd"/>
-      <w:r>
-        <w:rPr>
-          <w:lang w:val="es-ES"/>
-        </w:rPr>
-        <w:t xml:space="preserve">. Son clases locales simplificadas que se utilizan únicamente para encapsular y </w:t>
-      </w:r>
-      <w:r>
-        <w:rPr>
-          <w:lang w:val="es-ES"/>
-        </w:rPr>
-        <w:lastRenderedPageBreak/>
-        <w:t>estructurar los datos extraídos de los formularios visuales antes de enviarlos por la red.</w:t>
+        <w:t>Clases DTO (Data Transfer Object):</w:t>
+      </w:r>
+      <w:r>
+        <w:rPr>
+          <w:lang w:val="es-ES"/>
+        </w:rPr>
+        <w:t xml:space="preserve"> Como PacienteDTO, HistorialDTO y CitaDTO. Son clases locales simplificadas que se utilizan únicamente para encapsular y estructurar los datos extraídos de los formularios visuales antes de enviarlos por la red.</w:t>
       </w:r>
     </w:p>
     <w:p>
@@ -10582,87 +11538,13 @@
           <w:bCs/>
           <w:lang w:val="es-ES"/>
         </w:rPr>
-        <w:t xml:space="preserve">Clase </w:t>
-      </w:r>
-      <w:proofErr w:type="spellStart"/>
-      <w:r>
-        <w:rPr>
-          <w:b/>
-          <w:bCs/>
-          <w:lang w:val="es-ES"/>
-        </w:rPr>
-        <w:t>PaqueteRed</w:t>
-      </w:r>
-      <w:proofErr w:type="spellEnd"/>
-      <w:r>
-        <w:rPr>
-          <w:b/>
-          <w:bCs/>
-          <w:lang w:val="es-ES"/>
-        </w:rPr>
-        <w:t>:</w:t>
-      </w:r>
-      <w:r>
-        <w:rPr>
-          <w:lang w:val="es-ES"/>
-        </w:rPr>
-        <w:t xml:space="preserve"> Implementa </w:t>
-      </w:r>
-      <w:proofErr w:type="spellStart"/>
-      <w:r>
-        <w:rPr>
-          <w:lang w:val="es-ES"/>
-        </w:rPr>
-        <w:t>Serializable</w:t>
-      </w:r>
-      <w:proofErr w:type="spellEnd"/>
-      <w:r>
-        <w:rPr>
-          <w:lang w:val="es-ES"/>
-        </w:rPr>
-        <w:t xml:space="preserve">. Es el objeto que se envía a través del </w:t>
-      </w:r>
-      <w:proofErr w:type="spellStart"/>
-      <w:r>
-        <w:rPr>
-          <w:lang w:val="es-ES"/>
-        </w:rPr>
-        <w:t>ClienteSocket</w:t>
-      </w:r>
-      <w:proofErr w:type="spellEnd"/>
-      <w:r>
-        <w:rPr>
-          <w:lang w:val="es-ES"/>
-        </w:rPr>
-        <w:t xml:space="preserve">, el cual contiene un String con la acción a realizar (ej. "GUARDAR_PACIENTE") y un </w:t>
-      </w:r>
-      <w:proofErr w:type="spellStart"/>
-      <w:r>
-        <w:rPr>
-          <w:lang w:val="es-ES"/>
-        </w:rPr>
-        <w:t>Object</w:t>
-      </w:r>
-      <w:proofErr w:type="spellEnd"/>
-      <w:r>
-        <w:rPr>
-          <w:lang w:val="es-ES"/>
-        </w:rPr>
-        <w:t xml:space="preserve"> (</w:t>
-      </w:r>
-      <w:proofErr w:type="spellStart"/>
-      <w:r>
-        <w:rPr>
-          <w:lang w:val="es-ES"/>
-        </w:rPr>
-        <w:t>payload</w:t>
-      </w:r>
-      <w:proofErr w:type="spellEnd"/>
-      <w:r>
-        <w:rPr>
-          <w:lang w:val="es-ES"/>
-        </w:rPr>
-        <w:t>) con el DTO correspondiente.</w:t>
+        <w:t>Clase PaqueteRed:</w:t>
+      </w:r>
+      <w:r>
+        <w:rPr>
+          <w:lang w:val="es-ES"/>
+        </w:rPr>
+        <w:t xml:space="preserve"> Implementa Serializable. Es el objeto que se envía a través del ClienteSocket, el cual contiene un String con la acción a realizar (ej. "GUARDAR_PACIENTE") y un Object (payload) con el DTO correspondiente.</w:t>
       </w:r>
     </w:p>
     <w:p>
@@ -10688,133 +11570,7 @@
         <w:rPr>
           <w:lang w:val="es-ES"/>
         </w:rPr>
-        <w:t xml:space="preserve"> Clases que heredan de contenedores nativos de Swing (JFrame o </w:t>
-      </w:r>
-      <w:proofErr w:type="spellStart"/>
-      <w:r>
-        <w:rPr>
-          <w:lang w:val="es-ES"/>
-        </w:rPr>
-        <w:t>JPanel</w:t>
-      </w:r>
-      <w:proofErr w:type="spellEnd"/>
-      <w:r>
-        <w:rPr>
-          <w:lang w:val="es-ES"/>
-        </w:rPr>
-        <w:t xml:space="preserve">), tales como </w:t>
-      </w:r>
-      <w:proofErr w:type="spellStart"/>
-      <w:r>
-        <w:rPr>
-          <w:lang w:val="es-ES"/>
-        </w:rPr>
-        <w:t>LoginFrame</w:t>
-      </w:r>
-      <w:proofErr w:type="spellEnd"/>
-      <w:r>
-        <w:rPr>
-          <w:lang w:val="es-ES"/>
-        </w:rPr>
-        <w:t xml:space="preserve">, </w:t>
-      </w:r>
-      <w:proofErr w:type="spellStart"/>
-      <w:r>
-        <w:rPr>
-          <w:lang w:val="es-ES"/>
-        </w:rPr>
-        <w:t>DashboardFrame</w:t>
-      </w:r>
-      <w:proofErr w:type="spellEnd"/>
-      <w:r>
-        <w:rPr>
-          <w:lang w:val="es-ES"/>
-        </w:rPr>
-        <w:t xml:space="preserve">, </w:t>
-      </w:r>
-      <w:proofErr w:type="spellStart"/>
-      <w:r>
-        <w:rPr>
-          <w:lang w:val="es-ES"/>
-        </w:rPr>
-        <w:t>PacienteFrame</w:t>
-      </w:r>
-      <w:proofErr w:type="spellEnd"/>
-      <w:r>
-        <w:rPr>
-          <w:lang w:val="es-ES"/>
-        </w:rPr>
-        <w:t xml:space="preserve"> e </w:t>
-      </w:r>
-      <w:proofErr w:type="spellStart"/>
-      <w:r>
-        <w:rPr>
-          <w:lang w:val="es-ES"/>
-        </w:rPr>
-        <w:t>HistorialFrame</w:t>
-      </w:r>
-      <w:proofErr w:type="spellEnd"/>
-      <w:r>
-        <w:rPr>
-          <w:lang w:val="es-ES"/>
-        </w:rPr>
-        <w:t>. Estas clases contienen la maquetación de la interfaz generada en código Java puro y los escuchadores de eventos (</w:t>
-      </w:r>
-      <w:proofErr w:type="spellStart"/>
-      <w:r>
-        <w:rPr>
-          <w:lang w:val="es-ES"/>
-        </w:rPr>
-        <w:t>ActionListeners</w:t>
-      </w:r>
-      <w:proofErr w:type="spellEnd"/>
-      <w:r>
-        <w:rPr>
-          <w:lang w:val="es-ES"/>
-        </w:rPr>
-        <w:t xml:space="preserve">) que capturan las interacciones del usuario, instancias los </w:t>
-      </w:r>
-      <w:proofErr w:type="spellStart"/>
-      <w:r>
-        <w:rPr>
-          <w:lang w:val="es-ES"/>
-        </w:rPr>
-        <w:t>DTOs</w:t>
-      </w:r>
-      <w:proofErr w:type="spellEnd"/>
-      <w:r>
-        <w:rPr>
-          <w:lang w:val="es-ES"/>
-        </w:rPr>
-        <w:t xml:space="preserve"> y usan el </w:t>
-      </w:r>
-      <w:proofErr w:type="spellStart"/>
-      <w:r>
-        <w:rPr>
-          <w:lang w:val="es-ES"/>
-        </w:rPr>
-        <w:t>ClienteSocket</w:t>
-      </w:r>
-      <w:proofErr w:type="spellEnd"/>
-      <w:r>
-        <w:rPr>
-          <w:lang w:val="es-ES"/>
-        </w:rPr>
-        <w:t xml:space="preserve"> para enviar la información al </w:t>
-      </w:r>
-      <w:proofErr w:type="spellStart"/>
-      <w:r>
-        <w:rPr>
-          <w:lang w:val="es-ES"/>
-        </w:rPr>
-        <w:t>backend</w:t>
-      </w:r>
-      <w:proofErr w:type="spellEnd"/>
-      <w:r>
-        <w:rPr>
-          <w:lang w:val="es-ES"/>
-        </w:rPr>
-        <w:t>.</w:t>
+        <w:t xml:space="preserve"> Clases que heredan de contenedores nativos de Swing (JFrame o JPanel), tales como LoginFrame, DashboardFrame, PacienteFrame e HistorialFrame. Estas clases contienen la maquetación de la interfaz generada en código Java puro y los escuchadores de eventos (ActionListeners) que capturan las interacciones del usuario, instancias los DTOs y usan el ClienteSocket para enviar la información al backend.</w:t>
       </w:r>
     </w:p>
     <w:p>
@@ -10829,6 +11585,7 @@
         <w:rPr>
           <w:noProof/>
         </w:rPr>
+        <w:lastRenderedPageBreak/>
         <w:drawing>
           <wp:inline distT="0" distB="0" distL="0" distR="0" wp14:anchorId="7D96F75C" wp14:editId="149CB8A8">
             <wp:extent cx="2842612" cy="3707868"/>
@@ -10890,30 +11647,7 @@
           <w:b/>
           <w:bCs/>
         </w:rPr>
-        <w:t xml:space="preserve">4. </w:t>
-      </w:r>
-      <w:r>
-        <w:rPr>
-          <w:b/>
-          <w:bCs/>
-        </w:rPr>
-        <w:t xml:space="preserve">Capa de Cliente Móvil (Android / </w:t>
-      </w:r>
-      <w:proofErr w:type="spellStart"/>
-      <w:r>
-        <w:rPr>
-          <w:b/>
-          <w:bCs/>
-        </w:rPr>
-        <w:t>Kotlin</w:t>
-      </w:r>
-      <w:proofErr w:type="spellEnd"/>
-      <w:r>
-        <w:rPr>
-          <w:b/>
-          <w:bCs/>
-        </w:rPr>
-        <w:t>)</w:t>
+        <w:t>4. Capa de Cliente Móvil (Android / Kotlin)</w:t>
       </w:r>
     </w:p>
     <w:p>
@@ -10969,21 +11703,15 @@
         </w:numPr>
       </w:pPr>
       <w:bookmarkStart w:id="30" w:name="_Toc244175418"/>
-      <w:proofErr w:type="spellStart"/>
-      <w:r>
+      <w:r>
+        <w:lastRenderedPageBreak/>
         <w:t>Wireframe</w:t>
       </w:r>
       <w:bookmarkEnd w:id="30"/>
-      <w:proofErr w:type="spellEnd"/>
-    </w:p>
-    <w:p>
-      <w:proofErr w:type="spellStart"/>
-      <w:r>
-        <w:t>Wireframe</w:t>
-      </w:r>
-      <w:proofErr w:type="spellEnd"/>
-      <w:r>
-        <w:t xml:space="preserve"> App Android (Enfermera):</w:t>
+    </w:p>
+    <w:p>
+      <w:r>
+        <w:t>Wireframe App Android (Enfermera):</w:t>
       </w:r>
     </w:p>
     <w:p>
@@ -11007,7 +11735,10 @@
         </w:numPr>
       </w:pPr>
       <w:r>
-        <w:t>Pantalla principal con el botón gigante de "Escanear QR".</w:t>
+        <w:t xml:space="preserve">Pantalla principal con </w:t>
+      </w:r>
+      <w:r>
+        <w:t>busqueda de paciente</w:t>
       </w:r>
     </w:p>
     <w:p>
@@ -11019,204 +11750,25 @@
         </w:numPr>
       </w:pPr>
       <w:r>
-        <w:rPr>
-          <w:noProof/>
-        </w:rPr>
-        <w:drawing>
-          <wp:anchor distT="0" distB="0" distL="114300" distR="114300" simplePos="0" relativeHeight="251666432" behindDoc="0" locked="0" layoutInCell="1" allowOverlap="1" wp14:anchorId="618DC9BF" wp14:editId="47D19E8C">
-            <wp:simplePos x="0" y="0"/>
-            <wp:positionH relativeFrom="column">
-              <wp:posOffset>1577340</wp:posOffset>
-            </wp:positionH>
-            <wp:positionV relativeFrom="paragraph">
-              <wp:posOffset>283210</wp:posOffset>
-            </wp:positionV>
-            <wp:extent cx="1556385" cy="3371850"/>
-            <wp:effectExtent l="0" t="0" r="0" b="0"/>
-            <wp:wrapSquare wrapText="bothSides"/>
-            <wp:docPr id="299922564" name="Imagen 2"/>
-            <wp:cNvGraphicFramePr>
-              <a:graphicFrameLocks xmlns:a="http://schemas.openxmlformats.org/drawingml/2006/main" noChangeAspect="1"/>
-            </wp:cNvGraphicFramePr>
-            <a:graphic xmlns:a="http://schemas.openxmlformats.org/drawingml/2006/main">
-              <a:graphicData uri="http://schemas.openxmlformats.org/drawingml/2006/picture">
-                <pic:pic xmlns:pic="http://schemas.openxmlformats.org/drawingml/2006/picture">
-                  <pic:nvPicPr>
-                    <pic:cNvPr id="0" name="Picture 2"/>
-                    <pic:cNvPicPr>
-                      <a:picLocks noChangeAspect="1" noChangeArrowheads="1"/>
-                    </pic:cNvPicPr>
-                  </pic:nvPicPr>
-                  <pic:blipFill>
-                    <a:blip r:embed="rId21">
-                      <a:extLst>
-                        <a:ext uri="{28A0092B-C50C-407E-A947-70E740481C1C}">
-                          <a14:useLocalDpi xmlns:a14="http://schemas.microsoft.com/office/drawing/2010/main" val="0"/>
-                        </a:ext>
-                      </a:extLst>
-                    </a:blip>
-                    <a:srcRect/>
-                    <a:stretch>
-                      <a:fillRect/>
-                    </a:stretch>
-                  </pic:blipFill>
-                  <pic:spPr bwMode="auto">
-                    <a:xfrm flipH="1">
-                      <a:off x="0" y="0"/>
-                      <a:ext cx="1556385" cy="3371850"/>
-                    </a:xfrm>
-                    <a:prstGeom prst="rect">
-                      <a:avLst/>
-                    </a:prstGeom>
-                    <a:noFill/>
-                    <a:ln>
-                      <a:noFill/>
-                    </a:ln>
-                  </pic:spPr>
-                </pic:pic>
-              </a:graphicData>
-            </a:graphic>
-          </wp:anchor>
-        </w:drawing>
-      </w:r>
-      <w:r>
-        <w:t>Pantalla del resultado del escáner (Ficha rápida del paciente).</w:t>
-      </w:r>
-    </w:p>
-    <w:p>
-      <w:r>
-        <w:rPr>
-          <w:noProof/>
-        </w:rPr>
-        <w:drawing>
-          <wp:anchor distT="0" distB="0" distL="114300" distR="114300" simplePos="0" relativeHeight="251665408" behindDoc="0" locked="0" layoutInCell="1" allowOverlap="1" wp14:anchorId="6A7ECAE7" wp14:editId="331461DC">
-            <wp:simplePos x="0" y="0"/>
-            <wp:positionH relativeFrom="column">
-              <wp:posOffset>3341370</wp:posOffset>
-            </wp:positionH>
-            <wp:positionV relativeFrom="paragraph">
-              <wp:posOffset>34290</wp:posOffset>
-            </wp:positionV>
-            <wp:extent cx="1512638" cy="3276600"/>
-            <wp:effectExtent l="0" t="0" r="0" b="0"/>
-            <wp:wrapSquare wrapText="bothSides"/>
-            <wp:docPr id="271965869" name="Imagen 3"/>
-            <wp:cNvGraphicFramePr>
-              <a:graphicFrameLocks xmlns:a="http://schemas.openxmlformats.org/drawingml/2006/main" noChangeAspect="1"/>
-            </wp:cNvGraphicFramePr>
-            <a:graphic xmlns:a="http://schemas.openxmlformats.org/drawingml/2006/main">
-              <a:graphicData uri="http://schemas.openxmlformats.org/drawingml/2006/picture">
-                <pic:pic xmlns:pic="http://schemas.openxmlformats.org/drawingml/2006/picture">
-                  <pic:nvPicPr>
-                    <pic:cNvPr id="0" name="Picture 3"/>
-                    <pic:cNvPicPr>
-                      <a:picLocks noChangeAspect="1" noChangeArrowheads="1"/>
-                    </pic:cNvPicPr>
-                  </pic:nvPicPr>
-                  <pic:blipFill>
-                    <a:blip r:embed="rId22" cstate="print">
-                      <a:extLst>
-                        <a:ext uri="{28A0092B-C50C-407E-A947-70E740481C1C}">
-                          <a14:useLocalDpi xmlns:a14="http://schemas.microsoft.com/office/drawing/2010/main" val="0"/>
-                        </a:ext>
-                      </a:extLst>
-                    </a:blip>
-                    <a:srcRect/>
-                    <a:stretch>
-                      <a:fillRect/>
-                    </a:stretch>
-                  </pic:blipFill>
-                  <pic:spPr bwMode="auto">
-                    <a:xfrm>
-                      <a:off x="0" y="0"/>
-                      <a:ext cx="1512638" cy="3276600"/>
-                    </a:xfrm>
-                    <a:prstGeom prst="rect">
-                      <a:avLst/>
-                    </a:prstGeom>
-                    <a:noFill/>
-                    <a:ln>
-                      <a:noFill/>
-                    </a:ln>
-                  </pic:spPr>
-                </pic:pic>
-              </a:graphicData>
-            </a:graphic>
-            <wp14:sizeRelH relativeFrom="margin">
-              <wp14:pctWidth>0</wp14:pctWidth>
-            </wp14:sizeRelH>
-            <wp14:sizeRelV relativeFrom="margin">
-              <wp14:pctHeight>0</wp14:pctHeight>
-            </wp14:sizeRelV>
-          </wp:anchor>
-        </w:drawing>
-      </w:r>
-      <w:r>
-        <w:rPr>
-          <w:noProof/>
-        </w:rPr>
-        <w:drawing>
-          <wp:anchor distT="0" distB="0" distL="114300" distR="114300" simplePos="0" relativeHeight="251664384" behindDoc="0" locked="0" layoutInCell="1" allowOverlap="1" wp14:anchorId="524228E2" wp14:editId="0C4AF7E2">
-            <wp:simplePos x="0" y="0"/>
-            <wp:positionH relativeFrom="margin">
-              <wp:posOffset>-22860</wp:posOffset>
-            </wp:positionH>
-            <wp:positionV relativeFrom="paragraph">
-              <wp:posOffset>132080</wp:posOffset>
-            </wp:positionV>
-            <wp:extent cx="1356995" cy="2939415"/>
-            <wp:effectExtent l="0" t="0" r="0" b="0"/>
-            <wp:wrapSquare wrapText="bothSides"/>
-            <wp:docPr id="1218114558" name="Imagen 4"/>
-            <wp:cNvGraphicFramePr>
-              <a:graphicFrameLocks xmlns:a="http://schemas.openxmlformats.org/drawingml/2006/main" noChangeAspect="1"/>
-            </wp:cNvGraphicFramePr>
-            <a:graphic xmlns:a="http://schemas.openxmlformats.org/drawingml/2006/main">
-              <a:graphicData uri="http://schemas.openxmlformats.org/drawingml/2006/picture">
-                <pic:pic xmlns:pic="http://schemas.openxmlformats.org/drawingml/2006/picture">
-                  <pic:nvPicPr>
-                    <pic:cNvPr id="0" name="Picture 4"/>
-                    <pic:cNvPicPr>
-                      <a:picLocks noChangeAspect="1" noChangeArrowheads="1"/>
-                    </pic:cNvPicPr>
-                  </pic:nvPicPr>
-                  <pic:blipFill>
-                    <a:blip r:embed="rId23" cstate="print">
-                      <a:extLst>
-                        <a:ext uri="{28A0092B-C50C-407E-A947-70E740481C1C}">
-                          <a14:useLocalDpi xmlns:a14="http://schemas.microsoft.com/office/drawing/2010/main" val="0"/>
-                        </a:ext>
-                      </a:extLst>
-                    </a:blip>
-                    <a:srcRect/>
-                    <a:stretch>
-                      <a:fillRect/>
-                    </a:stretch>
-                  </pic:blipFill>
-                  <pic:spPr bwMode="auto">
-                    <a:xfrm>
-                      <a:off x="0" y="0"/>
-                      <a:ext cx="1356995" cy="2939415"/>
-                    </a:xfrm>
-                    <a:prstGeom prst="rect">
-                      <a:avLst/>
-                    </a:prstGeom>
-                    <a:noFill/>
-                    <a:ln>
-                      <a:noFill/>
-                    </a:ln>
-                  </pic:spPr>
-                </pic:pic>
-              </a:graphicData>
-            </a:graphic>
-            <wp14:sizeRelH relativeFrom="margin">
-              <wp14:pctWidth>0</wp14:pctWidth>
-            </wp14:sizeRelH>
-            <wp14:sizeRelV relativeFrom="margin">
-              <wp14:pctHeight>0</wp14:pctHeight>
-            </wp14:sizeRelV>
-          </wp:anchor>
-        </w:drawing>
+        <w:t>Pantalla del resultado de</w:t>
+      </w:r>
+      <w:r>
+        <w:t xml:space="preserve"> la busqueda </w:t>
+      </w:r>
+      <w:r>
+        <w:t>(Ficha rápida del paciente).</w:t>
+      </w:r>
+    </w:p>
+    <w:p>
+      <w:pPr>
+        <w:pStyle w:val="Prrafodelista"/>
+        <w:numPr>
+          <w:ilvl w:val="0"/>
+          <w:numId w:val="9"/>
+        </w:numPr>
+      </w:pPr>
+      <w:r>
+        <w:t>Observaciones de pacientes atendidos</w:t>
       </w:r>
     </w:p>
     <w:p/>
@@ -11229,14 +11781,10 @@
     <w:p/>
     <w:p/>
     <w:p/>
-    <w:p>
-      <w:proofErr w:type="spellStart"/>
-      <w:r>
-        <w:t>Wireframe</w:t>
-      </w:r>
-      <w:proofErr w:type="spellEnd"/>
-      <w:r>
-        <w:t xml:space="preserve"> App Escritorio (Administrativo/Médico):</w:t>
+    <w:p/>
+    <w:p>
+      <w:r>
+        <w:t>Wireframe App Escritorio (Administrativo/Médico):</w:t>
       </w:r>
     </w:p>
     <w:p>
@@ -11260,16 +11808,7 @@
         </w:numPr>
       </w:pPr>
       <w:r>
-        <w:lastRenderedPageBreak/>
-        <w:t>Menú principal (</w:t>
-      </w:r>
-      <w:proofErr w:type="spellStart"/>
-      <w:r>
-        <w:t>Dashboard</w:t>
-      </w:r>
-      <w:proofErr w:type="spellEnd"/>
-      <w:r>
-        <w:t>) con el panel lateral de navegación.</w:t>
+        <w:t>Menú principal (Dashboard) con el panel lateral de navegación.</w:t>
       </w:r>
     </w:p>
     <w:p>
@@ -11281,7 +11820,13 @@
         </w:numPr>
       </w:pPr>
       <w:r>
-        <w:t>Pantalla de gestión de turnos/agenda laboral.</w:t>
+        <w:t xml:space="preserve">Pantalla de gestión </w:t>
+      </w:r>
+      <w:r>
+        <w:t>de informes</w:t>
+      </w:r>
+      <w:r>
+        <w:t>.</w:t>
       </w:r>
     </w:p>
     <w:p/>
@@ -11377,7 +11922,6 @@
         </w:rPr>
         <w:t xml:space="preserve">Como se ha justificado durante el análisis, el proyecto </w:t>
       </w:r>
-      <w:proofErr w:type="spellStart"/>
       <w:r>
         <w:rPr>
           <w:b/>
@@ -11386,7 +11930,6 @@
         </w:rPr>
         <w:t>MedManager</w:t>
       </w:r>
-      <w:proofErr w:type="spellEnd"/>
       <w:r>
         <w:rPr>
           <w:lang w:val="es-ES"/>
@@ -11413,21 +11956,7 @@
         <w:rPr>
           <w:lang w:val="es-ES"/>
         </w:rPr>
-        <w:t xml:space="preserve"> Tal y como se detalló en los requisitos funcionales catalogado como mejora opcional, la evolución técnica más inmediata es la integración del ecosistema QR. Consistiría en programar la generación e impresión de códigos QR desde la aplicación de escritorio (Java Swing) en el mostrador de recepción, y habilitar el lector de cámara en la app móvil (Android / </w:t>
-      </w:r>
-      <w:proofErr w:type="spellStart"/>
-      <w:r>
-        <w:rPr>
-          <w:lang w:val="es-ES"/>
-        </w:rPr>
-        <w:t>Kotlin</w:t>
-      </w:r>
-      <w:proofErr w:type="spellEnd"/>
-      <w:r>
-        <w:rPr>
-          <w:lang w:val="es-ES"/>
-        </w:rPr>
-        <w:t>) para que el personal de enfermería pueda escanear la pulsera del paciente y cargar su historial médico en pantalla de forma instantánea.</w:t>
+        <w:t xml:space="preserve"> Tal y como se detalló en los requisitos funcionales catalogado como mejora opcional, la evolución técnica más inmediata es la integración del ecosistema QR. Consistiría en programar la generación e impresión de códigos QR desde la aplicación de escritorio (Java Swing) en el mostrador de recepción, y habilitar el lector de cámara en la app móvil (Android / Kotlin) para que el personal de enfermería pueda escanear la pulsera del paciente y cargar su historial médico en pantalla de forma instantánea.</w:t>
       </w:r>
     </w:p>
     <w:p>
@@ -11495,41 +12024,13 @@
         </w:rPr>
         <w:t xml:space="preserve"> Para dotar a la clínica de una herramienta de fidelización y seguimiento, se proyecta el desarrollo de un módulo interno CRM (</w:t>
       </w:r>
-      <w:proofErr w:type="spellStart"/>
       <w:r>
         <w:rPr>
           <w:i/>
           <w:iCs/>
           <w:lang w:val="es-ES"/>
         </w:rPr>
-        <w:t>Customer</w:t>
-      </w:r>
-      <w:proofErr w:type="spellEnd"/>
-      <w:r>
-        <w:rPr>
-          <w:i/>
-          <w:iCs/>
-          <w:lang w:val="es-ES"/>
-        </w:rPr>
-        <w:t xml:space="preserve"> </w:t>
-      </w:r>
-      <w:proofErr w:type="spellStart"/>
-      <w:r>
-        <w:rPr>
-          <w:i/>
-          <w:iCs/>
-          <w:lang w:val="es-ES"/>
-        </w:rPr>
-        <w:t>Relationship</w:t>
-      </w:r>
-      <w:proofErr w:type="spellEnd"/>
-      <w:r>
-        <w:rPr>
-          <w:i/>
-          <w:iCs/>
-          <w:lang w:val="es-ES"/>
-        </w:rPr>
-        <w:t xml:space="preserve"> Management</w:t>
+        <w:t>Customer Relationship Management</w:t>
       </w:r>
       <w:r>
         <w:rPr>
@@ -11717,9 +12218,9 @@
       </w:r>
     </w:p>
     <w:sectPr>
-      <w:headerReference w:type="default" r:id="rId24"/>
-      <w:footerReference w:type="default" r:id="rId25"/>
-      <w:headerReference w:type="first" r:id="rId26"/>
+      <w:headerReference w:type="default" r:id="rId21"/>
+      <w:footerReference w:type="default" r:id="rId22"/>
+      <w:headerReference w:type="first" r:id="rId23"/>
       <w:pgSz w:w="11909" w:h="16834"/>
       <w:pgMar w:top="1440" w:right="1440" w:bottom="1440" w:left="1440" w:header="720" w:footer="0" w:gutter="0"/>
       <w:pgNumType w:start="1"/>
@@ -13685,6 +14186,119 @@
     </w:lvl>
   </w:abstractNum>
   <w:abstractNum w:abstractNumId="13" w15:restartNumberingAfterBreak="0">
+    <w:nsid w:val="187B6172"/>
+    <w:multiLevelType w:val="hybridMultilevel"/>
+    <w:tmpl w:val="5E80C5E8"/>
+    <w:lvl w:ilvl="0" w:tplc="0C0A0001">
+      <w:start w:val="1"/>
+      <w:numFmt w:val="bullet"/>
+      <w:lvlText w:val=""/>
+      <w:lvlJc w:val="left"/>
+      <w:pPr>
+        <w:ind w:left="720" w:hanging="360"/>
+      </w:pPr>
+      <w:rPr>
+        <w:rFonts w:ascii="Symbol" w:hAnsi="Symbol" w:hint="default"/>
+      </w:rPr>
+    </w:lvl>
+    <w:lvl w:ilvl="1" w:tplc="0C0A0003" w:tentative="1">
+      <w:start w:val="1"/>
+      <w:numFmt w:val="bullet"/>
+      <w:lvlText w:val="o"/>
+      <w:lvlJc w:val="left"/>
+      <w:pPr>
+        <w:ind w:left="1440" w:hanging="360"/>
+      </w:pPr>
+      <w:rPr>
+        <w:rFonts w:ascii="Courier New" w:hAnsi="Courier New" w:cs="Courier New" w:hint="default"/>
+      </w:rPr>
+    </w:lvl>
+    <w:lvl w:ilvl="2" w:tplc="0C0A0005" w:tentative="1">
+      <w:start w:val="1"/>
+      <w:numFmt w:val="bullet"/>
+      <w:lvlText w:val=""/>
+      <w:lvlJc w:val="left"/>
+      <w:pPr>
+        <w:ind w:left="2160" w:hanging="360"/>
+      </w:pPr>
+      <w:rPr>
+        <w:rFonts w:ascii="Wingdings" w:hAnsi="Wingdings" w:hint="default"/>
+      </w:rPr>
+    </w:lvl>
+    <w:lvl w:ilvl="3" w:tplc="0C0A0001" w:tentative="1">
+      <w:start w:val="1"/>
+      <w:numFmt w:val="bullet"/>
+      <w:lvlText w:val=""/>
+      <w:lvlJc w:val="left"/>
+      <w:pPr>
+        <w:ind w:left="2880" w:hanging="360"/>
+      </w:pPr>
+      <w:rPr>
+        <w:rFonts w:ascii="Symbol" w:hAnsi="Symbol" w:hint="default"/>
+      </w:rPr>
+    </w:lvl>
+    <w:lvl w:ilvl="4" w:tplc="0C0A0003" w:tentative="1">
+      <w:start w:val="1"/>
+      <w:numFmt w:val="bullet"/>
+      <w:lvlText w:val="o"/>
+      <w:lvlJc w:val="left"/>
+      <w:pPr>
+        <w:ind w:left="3600" w:hanging="360"/>
+      </w:pPr>
+      <w:rPr>
+        <w:rFonts w:ascii="Courier New" w:hAnsi="Courier New" w:cs="Courier New" w:hint="default"/>
+      </w:rPr>
+    </w:lvl>
+    <w:lvl w:ilvl="5" w:tplc="0C0A0005" w:tentative="1">
+      <w:start w:val="1"/>
+      <w:numFmt w:val="bullet"/>
+      <w:lvlText w:val=""/>
+      <w:lvlJc w:val="left"/>
+      <w:pPr>
+        <w:ind w:left="4320" w:hanging="360"/>
+      </w:pPr>
+      <w:rPr>
+        <w:rFonts w:ascii="Wingdings" w:hAnsi="Wingdings" w:hint="default"/>
+      </w:rPr>
+    </w:lvl>
+    <w:lvl w:ilvl="6" w:tplc="0C0A0001" w:tentative="1">
+      <w:start w:val="1"/>
+      <w:numFmt w:val="bullet"/>
+      <w:lvlText w:val=""/>
+      <w:lvlJc w:val="left"/>
+      <w:pPr>
+        <w:ind w:left="5040" w:hanging="360"/>
+      </w:pPr>
+      <w:rPr>
+        <w:rFonts w:ascii="Symbol" w:hAnsi="Symbol" w:hint="default"/>
+      </w:rPr>
+    </w:lvl>
+    <w:lvl w:ilvl="7" w:tplc="0C0A0003" w:tentative="1">
+      <w:start w:val="1"/>
+      <w:numFmt w:val="bullet"/>
+      <w:lvlText w:val="o"/>
+      <w:lvlJc w:val="left"/>
+      <w:pPr>
+        <w:ind w:left="5760" w:hanging="360"/>
+      </w:pPr>
+      <w:rPr>
+        <w:rFonts w:ascii="Courier New" w:hAnsi="Courier New" w:cs="Courier New" w:hint="default"/>
+      </w:rPr>
+    </w:lvl>
+    <w:lvl w:ilvl="8" w:tplc="0C0A0005" w:tentative="1">
+      <w:start w:val="1"/>
+      <w:numFmt w:val="bullet"/>
+      <w:lvlText w:val=""/>
+      <w:lvlJc w:val="left"/>
+      <w:pPr>
+        <w:ind w:left="6480" w:hanging="360"/>
+      </w:pPr>
+      <w:rPr>
+        <w:rFonts w:ascii="Wingdings" w:hAnsi="Wingdings" w:hint="default"/>
+      </w:rPr>
+    </w:lvl>
+  </w:abstractNum>
+  <w:abstractNum w:abstractNumId="14" w15:restartNumberingAfterBreak="0">
     <w:nsid w:val="1C5E0A48"/>
     <w:multiLevelType w:val="multilevel"/>
     <w:tmpl w:val="4B8A4B92"/>
@@ -13833,7 +14447,7 @@
       </w:rPr>
     </w:lvl>
   </w:abstractNum>
-  <w:abstractNum w:abstractNumId="14" w15:restartNumberingAfterBreak="0">
+  <w:abstractNum w:abstractNumId="15" w15:restartNumberingAfterBreak="0">
     <w:nsid w:val="1DCE250A"/>
     <w:multiLevelType w:val="multilevel"/>
     <w:tmpl w:val="BADAF078"/>
@@ -13982,7 +14596,7 @@
       </w:rPr>
     </w:lvl>
   </w:abstractNum>
-  <w:abstractNum w:abstractNumId="15" w15:restartNumberingAfterBreak="0">
+  <w:abstractNum w:abstractNumId="16" w15:restartNumberingAfterBreak="0">
     <w:nsid w:val="1EBC368F"/>
     <w:multiLevelType w:val="multilevel"/>
     <w:tmpl w:val="72DE3258"/>
@@ -14068,7 +14682,7 @@
       </w:pPr>
     </w:lvl>
   </w:abstractNum>
-  <w:abstractNum w:abstractNumId="16" w15:restartNumberingAfterBreak="0">
+  <w:abstractNum w:abstractNumId="17" w15:restartNumberingAfterBreak="0">
     <w:nsid w:val="1FE07E9A"/>
     <w:multiLevelType w:val="multilevel"/>
     <w:tmpl w:val="BADAF078"/>
@@ -14217,7 +14831,93 @@
       </w:rPr>
     </w:lvl>
   </w:abstractNum>
-  <w:abstractNum w:abstractNumId="17" w15:restartNumberingAfterBreak="0">
+  <w:abstractNum w:abstractNumId="18" w15:restartNumberingAfterBreak="0">
+    <w:nsid w:val="24F92EC0"/>
+    <w:multiLevelType w:val="hybridMultilevel"/>
+    <w:tmpl w:val="6E400444"/>
+    <w:lvl w:ilvl="0" w:tplc="0C0A000F">
+      <w:start w:val="1"/>
+      <w:numFmt w:val="decimal"/>
+      <w:lvlText w:val="%1."/>
+      <w:lvlJc w:val="left"/>
+      <w:pPr>
+        <w:ind w:left="720" w:hanging="360"/>
+      </w:pPr>
+    </w:lvl>
+    <w:lvl w:ilvl="1" w:tplc="0C0A0019" w:tentative="1">
+      <w:start w:val="1"/>
+      <w:numFmt w:val="lowerLetter"/>
+      <w:lvlText w:val="%2."/>
+      <w:lvlJc w:val="left"/>
+      <w:pPr>
+        <w:ind w:left="1440" w:hanging="360"/>
+      </w:pPr>
+    </w:lvl>
+    <w:lvl w:ilvl="2" w:tplc="0C0A001B" w:tentative="1">
+      <w:start w:val="1"/>
+      <w:numFmt w:val="lowerRoman"/>
+      <w:lvlText w:val="%3."/>
+      <w:lvlJc w:val="right"/>
+      <w:pPr>
+        <w:ind w:left="2160" w:hanging="180"/>
+      </w:pPr>
+    </w:lvl>
+    <w:lvl w:ilvl="3" w:tplc="0C0A000F" w:tentative="1">
+      <w:start w:val="1"/>
+      <w:numFmt w:val="decimal"/>
+      <w:lvlText w:val="%4."/>
+      <w:lvlJc w:val="left"/>
+      <w:pPr>
+        <w:ind w:left="2880" w:hanging="360"/>
+      </w:pPr>
+    </w:lvl>
+    <w:lvl w:ilvl="4" w:tplc="0C0A0019" w:tentative="1">
+      <w:start w:val="1"/>
+      <w:numFmt w:val="lowerLetter"/>
+      <w:lvlText w:val="%5."/>
+      <w:lvlJc w:val="left"/>
+      <w:pPr>
+        <w:ind w:left="3600" w:hanging="360"/>
+      </w:pPr>
+    </w:lvl>
+    <w:lvl w:ilvl="5" w:tplc="0C0A001B" w:tentative="1">
+      <w:start w:val="1"/>
+      <w:numFmt w:val="lowerRoman"/>
+      <w:lvlText w:val="%6."/>
+      <w:lvlJc w:val="right"/>
+      <w:pPr>
+        <w:ind w:left="4320" w:hanging="180"/>
+      </w:pPr>
+    </w:lvl>
+    <w:lvl w:ilvl="6" w:tplc="0C0A000F" w:tentative="1">
+      <w:start w:val="1"/>
+      <w:numFmt w:val="decimal"/>
+      <w:lvlText w:val="%7."/>
+      <w:lvlJc w:val="left"/>
+      <w:pPr>
+        <w:ind w:left="5040" w:hanging="360"/>
+      </w:pPr>
+    </w:lvl>
+    <w:lvl w:ilvl="7" w:tplc="0C0A0019" w:tentative="1">
+      <w:start w:val="1"/>
+      <w:numFmt w:val="lowerLetter"/>
+      <w:lvlText w:val="%8."/>
+      <w:lvlJc w:val="left"/>
+      <w:pPr>
+        <w:ind w:left="5760" w:hanging="360"/>
+      </w:pPr>
+    </w:lvl>
+    <w:lvl w:ilvl="8" w:tplc="0C0A001B" w:tentative="1">
+      <w:start w:val="1"/>
+      <w:numFmt w:val="lowerRoman"/>
+      <w:lvlText w:val="%9."/>
+      <w:lvlJc w:val="right"/>
+      <w:pPr>
+        <w:ind w:left="6480" w:hanging="180"/>
+      </w:pPr>
+    </w:lvl>
+  </w:abstractNum>
+  <w:abstractNum w:abstractNumId="19" w15:restartNumberingAfterBreak="0">
     <w:nsid w:val="27C85B7D"/>
     <w:multiLevelType w:val="multilevel"/>
     <w:tmpl w:val="3564B36C"/>
@@ -14366,7 +15066,7 @@
       </w:rPr>
     </w:lvl>
   </w:abstractNum>
-  <w:abstractNum w:abstractNumId="18" w15:restartNumberingAfterBreak="0">
+  <w:abstractNum w:abstractNumId="20" w15:restartNumberingAfterBreak="0">
     <w:nsid w:val="2A26361B"/>
     <w:multiLevelType w:val="multilevel"/>
     <w:tmpl w:val="BADAF078"/>
@@ -14515,7 +15215,7 @@
       </w:rPr>
     </w:lvl>
   </w:abstractNum>
-  <w:abstractNum w:abstractNumId="19" w15:restartNumberingAfterBreak="0">
+  <w:abstractNum w:abstractNumId="21" w15:restartNumberingAfterBreak="0">
     <w:nsid w:val="2F2E36AC"/>
     <w:multiLevelType w:val="multilevel"/>
     <w:tmpl w:val="BADAF078"/>
@@ -14664,7 +15364,7 @@
       </w:rPr>
     </w:lvl>
   </w:abstractNum>
-  <w:abstractNum w:abstractNumId="20" w15:restartNumberingAfterBreak="0">
+  <w:abstractNum w:abstractNumId="22" w15:restartNumberingAfterBreak="0">
     <w:nsid w:val="39BF1185"/>
     <w:multiLevelType w:val="multilevel"/>
     <w:tmpl w:val="0AF85158"/>
@@ -14753,7 +15453,7 @@
       </w:pPr>
     </w:lvl>
   </w:abstractNum>
-  <w:abstractNum w:abstractNumId="21" w15:restartNumberingAfterBreak="0">
+  <w:abstractNum w:abstractNumId="23" w15:restartNumberingAfterBreak="0">
     <w:nsid w:val="39DD0D8C"/>
     <w:multiLevelType w:val="multilevel"/>
     <w:tmpl w:val="BADAF078"/>
@@ -14902,7 +15602,7 @@
       </w:rPr>
     </w:lvl>
   </w:abstractNum>
-  <w:abstractNum w:abstractNumId="22" w15:restartNumberingAfterBreak="0">
+  <w:abstractNum w:abstractNumId="24" w15:restartNumberingAfterBreak="0">
     <w:nsid w:val="518468B8"/>
     <w:multiLevelType w:val="multilevel"/>
     <w:tmpl w:val="56E2AEBE"/>
@@ -15051,7 +15751,7 @@
       </w:rPr>
     </w:lvl>
   </w:abstractNum>
-  <w:abstractNum w:abstractNumId="23" w15:restartNumberingAfterBreak="0">
+  <w:abstractNum w:abstractNumId="25" w15:restartNumberingAfterBreak="0">
     <w:nsid w:val="53DA2CAB"/>
     <w:multiLevelType w:val="multilevel"/>
     <w:tmpl w:val="BADAF078"/>
@@ -15200,7 +15900,7 @@
       </w:rPr>
     </w:lvl>
   </w:abstractNum>
-  <w:abstractNum w:abstractNumId="24" w15:restartNumberingAfterBreak="0">
+  <w:abstractNum w:abstractNumId="26" w15:restartNumberingAfterBreak="0">
     <w:nsid w:val="547A06F6"/>
     <w:multiLevelType w:val="multilevel"/>
     <w:tmpl w:val="BADAF078"/>
@@ -15349,7 +16049,7 @@
       </w:rPr>
     </w:lvl>
   </w:abstractNum>
-  <w:abstractNum w:abstractNumId="25" w15:restartNumberingAfterBreak="0">
+  <w:abstractNum w:abstractNumId="27" w15:restartNumberingAfterBreak="0">
     <w:nsid w:val="551F4C40"/>
     <w:multiLevelType w:val="hybridMultilevel"/>
     <w:tmpl w:val="D3F62BC6"/>
@@ -15462,7 +16162,7 @@
       </w:rPr>
     </w:lvl>
   </w:abstractNum>
-  <w:abstractNum w:abstractNumId="26" w15:restartNumberingAfterBreak="0">
+  <w:abstractNum w:abstractNumId="28" w15:restartNumberingAfterBreak="0">
     <w:nsid w:val="57F942FB"/>
     <w:multiLevelType w:val="hybridMultilevel"/>
     <w:tmpl w:val="D0E0B0E6"/>
@@ -15575,7 +16275,120 @@
       </w:rPr>
     </w:lvl>
   </w:abstractNum>
-  <w:abstractNum w:abstractNumId="27" w15:restartNumberingAfterBreak="0">
+  <w:abstractNum w:abstractNumId="29" w15:restartNumberingAfterBreak="0">
+    <w:nsid w:val="61460137"/>
+    <w:multiLevelType w:val="hybridMultilevel"/>
+    <w:tmpl w:val="9E34C636"/>
+    <w:lvl w:ilvl="0" w:tplc="0C0A0001">
+      <w:start w:val="1"/>
+      <w:numFmt w:val="bullet"/>
+      <w:lvlText w:val=""/>
+      <w:lvlJc w:val="left"/>
+      <w:pPr>
+        <w:ind w:left="720" w:hanging="360"/>
+      </w:pPr>
+      <w:rPr>
+        <w:rFonts w:ascii="Symbol" w:hAnsi="Symbol" w:hint="default"/>
+      </w:rPr>
+    </w:lvl>
+    <w:lvl w:ilvl="1" w:tplc="0C0A0003" w:tentative="1">
+      <w:start w:val="1"/>
+      <w:numFmt w:val="bullet"/>
+      <w:lvlText w:val="o"/>
+      <w:lvlJc w:val="left"/>
+      <w:pPr>
+        <w:ind w:left="1440" w:hanging="360"/>
+      </w:pPr>
+      <w:rPr>
+        <w:rFonts w:ascii="Courier New" w:hAnsi="Courier New" w:cs="Courier New" w:hint="default"/>
+      </w:rPr>
+    </w:lvl>
+    <w:lvl w:ilvl="2" w:tplc="0C0A0005" w:tentative="1">
+      <w:start w:val="1"/>
+      <w:numFmt w:val="bullet"/>
+      <w:lvlText w:val=""/>
+      <w:lvlJc w:val="left"/>
+      <w:pPr>
+        <w:ind w:left="2160" w:hanging="360"/>
+      </w:pPr>
+      <w:rPr>
+        <w:rFonts w:ascii="Wingdings" w:hAnsi="Wingdings" w:hint="default"/>
+      </w:rPr>
+    </w:lvl>
+    <w:lvl w:ilvl="3" w:tplc="0C0A0001" w:tentative="1">
+      <w:start w:val="1"/>
+      <w:numFmt w:val="bullet"/>
+      <w:lvlText w:val=""/>
+      <w:lvlJc w:val="left"/>
+      <w:pPr>
+        <w:ind w:left="2880" w:hanging="360"/>
+      </w:pPr>
+      <w:rPr>
+        <w:rFonts w:ascii="Symbol" w:hAnsi="Symbol" w:hint="default"/>
+      </w:rPr>
+    </w:lvl>
+    <w:lvl w:ilvl="4" w:tplc="0C0A0003" w:tentative="1">
+      <w:start w:val="1"/>
+      <w:numFmt w:val="bullet"/>
+      <w:lvlText w:val="o"/>
+      <w:lvlJc w:val="left"/>
+      <w:pPr>
+        <w:ind w:left="3600" w:hanging="360"/>
+      </w:pPr>
+      <w:rPr>
+        <w:rFonts w:ascii="Courier New" w:hAnsi="Courier New" w:cs="Courier New" w:hint="default"/>
+      </w:rPr>
+    </w:lvl>
+    <w:lvl w:ilvl="5" w:tplc="0C0A0005" w:tentative="1">
+      <w:start w:val="1"/>
+      <w:numFmt w:val="bullet"/>
+      <w:lvlText w:val=""/>
+      <w:lvlJc w:val="left"/>
+      <w:pPr>
+        <w:ind w:left="4320" w:hanging="360"/>
+      </w:pPr>
+      <w:rPr>
+        <w:rFonts w:ascii="Wingdings" w:hAnsi="Wingdings" w:hint="default"/>
+      </w:rPr>
+    </w:lvl>
+    <w:lvl w:ilvl="6" w:tplc="0C0A0001" w:tentative="1">
+      <w:start w:val="1"/>
+      <w:numFmt w:val="bullet"/>
+      <w:lvlText w:val=""/>
+      <w:lvlJc w:val="left"/>
+      <w:pPr>
+        <w:ind w:left="5040" w:hanging="360"/>
+      </w:pPr>
+      <w:rPr>
+        <w:rFonts w:ascii="Symbol" w:hAnsi="Symbol" w:hint="default"/>
+      </w:rPr>
+    </w:lvl>
+    <w:lvl w:ilvl="7" w:tplc="0C0A0003" w:tentative="1">
+      <w:start w:val="1"/>
+      <w:numFmt w:val="bullet"/>
+      <w:lvlText w:val="o"/>
+      <w:lvlJc w:val="left"/>
+      <w:pPr>
+        <w:ind w:left="5760" w:hanging="360"/>
+      </w:pPr>
+      <w:rPr>
+        <w:rFonts w:ascii="Courier New" w:hAnsi="Courier New" w:cs="Courier New" w:hint="default"/>
+      </w:rPr>
+    </w:lvl>
+    <w:lvl w:ilvl="8" w:tplc="0C0A0005" w:tentative="1">
+      <w:start w:val="1"/>
+      <w:numFmt w:val="bullet"/>
+      <w:lvlText w:val=""/>
+      <w:lvlJc w:val="left"/>
+      <w:pPr>
+        <w:ind w:left="6480" w:hanging="360"/>
+      </w:pPr>
+      <w:rPr>
+        <w:rFonts w:ascii="Wingdings" w:hAnsi="Wingdings" w:hint="default"/>
+      </w:rPr>
+    </w:lvl>
+  </w:abstractNum>
+  <w:abstractNum w:abstractNumId="30" w15:restartNumberingAfterBreak="0">
     <w:nsid w:val="660B0824"/>
     <w:multiLevelType w:val="multilevel"/>
     <w:tmpl w:val="BADAF078"/>
@@ -15724,7 +16537,120 @@
       </w:rPr>
     </w:lvl>
   </w:abstractNum>
-  <w:abstractNum w:abstractNumId="28" w15:restartNumberingAfterBreak="0">
+  <w:abstractNum w:abstractNumId="31" w15:restartNumberingAfterBreak="0">
+    <w:nsid w:val="69BE5EB0"/>
+    <w:multiLevelType w:val="hybridMultilevel"/>
+    <w:tmpl w:val="8AA41B30"/>
+    <w:lvl w:ilvl="0" w:tplc="0C0A0001">
+      <w:start w:val="1"/>
+      <w:numFmt w:val="bullet"/>
+      <w:lvlText w:val=""/>
+      <w:lvlJc w:val="left"/>
+      <w:pPr>
+        <w:ind w:left="720" w:hanging="360"/>
+      </w:pPr>
+      <w:rPr>
+        <w:rFonts w:ascii="Symbol" w:hAnsi="Symbol" w:hint="default"/>
+      </w:rPr>
+    </w:lvl>
+    <w:lvl w:ilvl="1" w:tplc="0C0A0003" w:tentative="1">
+      <w:start w:val="1"/>
+      <w:numFmt w:val="bullet"/>
+      <w:lvlText w:val="o"/>
+      <w:lvlJc w:val="left"/>
+      <w:pPr>
+        <w:ind w:left="1440" w:hanging="360"/>
+      </w:pPr>
+      <w:rPr>
+        <w:rFonts w:ascii="Courier New" w:hAnsi="Courier New" w:cs="Courier New" w:hint="default"/>
+      </w:rPr>
+    </w:lvl>
+    <w:lvl w:ilvl="2" w:tplc="0C0A0005" w:tentative="1">
+      <w:start w:val="1"/>
+      <w:numFmt w:val="bullet"/>
+      <w:lvlText w:val=""/>
+      <w:lvlJc w:val="left"/>
+      <w:pPr>
+        <w:ind w:left="2160" w:hanging="360"/>
+      </w:pPr>
+      <w:rPr>
+        <w:rFonts w:ascii="Wingdings" w:hAnsi="Wingdings" w:hint="default"/>
+      </w:rPr>
+    </w:lvl>
+    <w:lvl w:ilvl="3" w:tplc="0C0A0001" w:tentative="1">
+      <w:start w:val="1"/>
+      <w:numFmt w:val="bullet"/>
+      <w:lvlText w:val=""/>
+      <w:lvlJc w:val="left"/>
+      <w:pPr>
+        <w:ind w:left="2880" w:hanging="360"/>
+      </w:pPr>
+      <w:rPr>
+        <w:rFonts w:ascii="Symbol" w:hAnsi="Symbol" w:hint="default"/>
+      </w:rPr>
+    </w:lvl>
+    <w:lvl w:ilvl="4" w:tplc="0C0A0003" w:tentative="1">
+      <w:start w:val="1"/>
+      <w:numFmt w:val="bullet"/>
+      <w:lvlText w:val="o"/>
+      <w:lvlJc w:val="left"/>
+      <w:pPr>
+        <w:ind w:left="3600" w:hanging="360"/>
+      </w:pPr>
+      <w:rPr>
+        <w:rFonts w:ascii="Courier New" w:hAnsi="Courier New" w:cs="Courier New" w:hint="default"/>
+      </w:rPr>
+    </w:lvl>
+    <w:lvl w:ilvl="5" w:tplc="0C0A0005" w:tentative="1">
+      <w:start w:val="1"/>
+      <w:numFmt w:val="bullet"/>
+      <w:lvlText w:val=""/>
+      <w:lvlJc w:val="left"/>
+      <w:pPr>
+        <w:ind w:left="4320" w:hanging="360"/>
+      </w:pPr>
+      <w:rPr>
+        <w:rFonts w:ascii="Wingdings" w:hAnsi="Wingdings" w:hint="default"/>
+      </w:rPr>
+    </w:lvl>
+    <w:lvl w:ilvl="6" w:tplc="0C0A0001" w:tentative="1">
+      <w:start w:val="1"/>
+      <w:numFmt w:val="bullet"/>
+      <w:lvlText w:val=""/>
+      <w:lvlJc w:val="left"/>
+      <w:pPr>
+        <w:ind w:left="5040" w:hanging="360"/>
+      </w:pPr>
+      <w:rPr>
+        <w:rFonts w:ascii="Symbol" w:hAnsi="Symbol" w:hint="default"/>
+      </w:rPr>
+    </w:lvl>
+    <w:lvl w:ilvl="7" w:tplc="0C0A0003" w:tentative="1">
+      <w:start w:val="1"/>
+      <w:numFmt w:val="bullet"/>
+      <w:lvlText w:val="o"/>
+      <w:lvlJc w:val="left"/>
+      <w:pPr>
+        <w:ind w:left="5760" w:hanging="360"/>
+      </w:pPr>
+      <w:rPr>
+        <w:rFonts w:ascii="Courier New" w:hAnsi="Courier New" w:cs="Courier New" w:hint="default"/>
+      </w:rPr>
+    </w:lvl>
+    <w:lvl w:ilvl="8" w:tplc="0C0A0005" w:tentative="1">
+      <w:start w:val="1"/>
+      <w:numFmt w:val="bullet"/>
+      <w:lvlText w:val=""/>
+      <w:lvlJc w:val="left"/>
+      <w:pPr>
+        <w:ind w:left="6480" w:hanging="360"/>
+      </w:pPr>
+      <w:rPr>
+        <w:rFonts w:ascii="Wingdings" w:hAnsi="Wingdings" w:hint="default"/>
+      </w:rPr>
+    </w:lvl>
+  </w:abstractNum>
+  <w:abstractNum w:abstractNumId="32" w15:restartNumberingAfterBreak="0">
     <w:nsid w:val="6DD0147A"/>
     <w:multiLevelType w:val="multilevel"/>
     <w:tmpl w:val="78DE6110"/>
@@ -15873,7 +16799,7 @@
       </w:rPr>
     </w:lvl>
   </w:abstractNum>
-  <w:abstractNum w:abstractNumId="29" w15:restartNumberingAfterBreak="0">
+  <w:abstractNum w:abstractNumId="33" w15:restartNumberingAfterBreak="0">
     <w:nsid w:val="711C0946"/>
     <w:multiLevelType w:val="multilevel"/>
     <w:tmpl w:val="BADAF078"/>
@@ -16022,7 +16948,7 @@
       </w:rPr>
     </w:lvl>
   </w:abstractNum>
-  <w:abstractNum w:abstractNumId="30" w15:restartNumberingAfterBreak="0">
+  <w:abstractNum w:abstractNumId="34" w15:restartNumberingAfterBreak="0">
     <w:nsid w:val="756865E3"/>
     <w:multiLevelType w:val="multilevel"/>
     <w:tmpl w:val="FE96619C"/>
@@ -16171,7 +17097,7 @@
       </w:rPr>
     </w:lvl>
   </w:abstractNum>
-  <w:abstractNum w:abstractNumId="31" w15:restartNumberingAfterBreak="0">
+  <w:abstractNum w:abstractNumId="35" w15:restartNumberingAfterBreak="0">
     <w:nsid w:val="77D1625C"/>
     <w:multiLevelType w:val="multilevel"/>
     <w:tmpl w:val="BADAF078"/>
@@ -16320,7 +17246,7 @@
       </w:rPr>
     </w:lvl>
   </w:abstractNum>
-  <w:abstractNum w:abstractNumId="32" w15:restartNumberingAfterBreak="0">
+  <w:abstractNum w:abstractNumId="36" w15:restartNumberingAfterBreak="0">
     <w:nsid w:val="7B610C40"/>
     <w:multiLevelType w:val="hybridMultilevel"/>
     <w:tmpl w:val="EAF0ADEE"/>
@@ -16406,7 +17332,7 @@
       </w:pPr>
     </w:lvl>
   </w:abstractNum>
-  <w:abstractNum w:abstractNumId="33" w15:restartNumberingAfterBreak="0">
+  <w:abstractNum w:abstractNumId="37" w15:restartNumberingAfterBreak="0">
     <w:nsid w:val="7B912E92"/>
     <w:multiLevelType w:val="multilevel"/>
     <w:tmpl w:val="0AF85158"/>
@@ -16495,7 +17421,7 @@
       </w:pPr>
     </w:lvl>
   </w:abstractNum>
-  <w:abstractNum w:abstractNumId="34" w15:restartNumberingAfterBreak="0">
+  <w:abstractNum w:abstractNumId="38" w15:restartNumberingAfterBreak="0">
     <w:nsid w:val="7C645274"/>
     <w:multiLevelType w:val="multilevel"/>
     <w:tmpl w:val="C93A6E2A"/>
@@ -16644,7 +17570,7 @@
       </w:rPr>
     </w:lvl>
   </w:abstractNum>
-  <w:abstractNum w:abstractNumId="35" w15:restartNumberingAfterBreak="0">
+  <w:abstractNum w:abstractNumId="39" w15:restartNumberingAfterBreak="0">
     <w:nsid w:val="7C6A485C"/>
     <w:multiLevelType w:val="hybridMultilevel"/>
     <w:tmpl w:val="50066974"/>
@@ -16758,13 +17684,13 @@
     </w:lvl>
   </w:abstractNum>
   <w:num w:numId="1" w16cid:durableId="1808430329">
-    <w:abstractNumId w:val="15"/>
+    <w:abstractNumId w:val="16"/>
   </w:num>
   <w:num w:numId="2" w16cid:durableId="914556358">
     <w:abstractNumId w:val="7"/>
   </w:num>
   <w:num w:numId="3" w16cid:durableId="767429265">
-    <w:abstractNumId w:val="35"/>
+    <w:abstractNumId w:val="39"/>
   </w:num>
   <w:num w:numId="4" w16cid:durableId="948513654">
     <w:abstractNumId w:val="1"/>
@@ -16773,76 +17699,76 @@
     <w:abstractNumId w:val="10"/>
   </w:num>
   <w:num w:numId="6" w16cid:durableId="1992519285">
-    <w:abstractNumId w:val="17"/>
+    <w:abstractNumId w:val="19"/>
   </w:num>
   <w:num w:numId="7" w16cid:durableId="2041280235">
-    <w:abstractNumId w:val="30"/>
+    <w:abstractNumId w:val="34"/>
   </w:num>
   <w:num w:numId="8" w16cid:durableId="474296130">
-    <w:abstractNumId w:val="22"/>
+    <w:abstractNumId w:val="24"/>
   </w:num>
   <w:num w:numId="9" w16cid:durableId="239216498">
     <w:abstractNumId w:val="6"/>
   </w:num>
   <w:num w:numId="10" w16cid:durableId="1064180269">
-    <w:abstractNumId w:val="26"/>
+    <w:abstractNumId w:val="28"/>
   </w:num>
   <w:num w:numId="11" w16cid:durableId="36203897">
     <w:abstractNumId w:val="3"/>
   </w:num>
   <w:num w:numId="12" w16cid:durableId="1458180953">
-    <w:abstractNumId w:val="13"/>
+    <w:abstractNumId w:val="14"/>
   </w:num>
   <w:num w:numId="13" w16cid:durableId="337778451">
-    <w:abstractNumId w:val="28"/>
+    <w:abstractNumId w:val="32"/>
   </w:num>
   <w:num w:numId="14" w16cid:durableId="514076526">
-    <w:abstractNumId w:val="25"/>
+    <w:abstractNumId w:val="27"/>
   </w:num>
   <w:num w:numId="15" w16cid:durableId="1336809403">
-    <w:abstractNumId w:val="33"/>
+    <w:abstractNumId w:val="37"/>
   </w:num>
   <w:num w:numId="16" w16cid:durableId="1429932310">
-    <w:abstractNumId w:val="20"/>
+    <w:abstractNumId w:val="22"/>
   </w:num>
   <w:num w:numId="17" w16cid:durableId="1945574721">
-    <w:abstractNumId w:val="23"/>
+    <w:abstractNumId w:val="25"/>
   </w:num>
   <w:num w:numId="18" w16cid:durableId="1497108377">
     <w:abstractNumId w:val="8"/>
   </w:num>
   <w:num w:numId="19" w16cid:durableId="1639530216">
-    <w:abstractNumId w:val="34"/>
+    <w:abstractNumId w:val="38"/>
   </w:num>
   <w:num w:numId="20" w16cid:durableId="1196234239">
     <w:abstractNumId w:val="9"/>
   </w:num>
   <w:num w:numId="21" w16cid:durableId="1538421797">
-    <w:abstractNumId w:val="29"/>
+    <w:abstractNumId w:val="33"/>
   </w:num>
   <w:num w:numId="22" w16cid:durableId="1894848859">
-    <w:abstractNumId w:val="27"/>
+    <w:abstractNumId w:val="30"/>
   </w:num>
   <w:num w:numId="23" w16cid:durableId="643120057">
-    <w:abstractNumId w:val="32"/>
+    <w:abstractNumId w:val="36"/>
   </w:num>
   <w:num w:numId="24" w16cid:durableId="48383667">
     <w:abstractNumId w:val="4"/>
   </w:num>
   <w:num w:numId="25" w16cid:durableId="1629311708">
-    <w:abstractNumId w:val="31"/>
+    <w:abstractNumId w:val="35"/>
   </w:num>
   <w:num w:numId="26" w16cid:durableId="1983150425">
-    <w:abstractNumId w:val="21"/>
+    <w:abstractNumId w:val="23"/>
   </w:num>
   <w:num w:numId="27" w16cid:durableId="1943217986">
     <w:abstractNumId w:val="11"/>
   </w:num>
   <w:num w:numId="28" w16cid:durableId="1059669459">
-    <w:abstractNumId w:val="16"/>
+    <w:abstractNumId w:val="17"/>
   </w:num>
   <w:num w:numId="29" w16cid:durableId="1718577692">
-    <w:abstractNumId w:val="18"/>
+    <w:abstractNumId w:val="20"/>
   </w:num>
   <w:num w:numId="30" w16cid:durableId="1514145648">
     <w:abstractNumId w:val="5"/>
@@ -16854,16 +17780,28 @@
     <w:abstractNumId w:val="12"/>
   </w:num>
   <w:num w:numId="33" w16cid:durableId="402799081">
-    <w:abstractNumId w:val="14"/>
+    <w:abstractNumId w:val="15"/>
   </w:num>
   <w:num w:numId="34" w16cid:durableId="1215972529">
     <w:abstractNumId w:val="0"/>
   </w:num>
   <w:num w:numId="35" w16cid:durableId="1916745493">
-    <w:abstractNumId w:val="24"/>
+    <w:abstractNumId w:val="26"/>
   </w:num>
   <w:num w:numId="36" w16cid:durableId="448088229">
-    <w:abstractNumId w:val="19"/>
+    <w:abstractNumId w:val="21"/>
+  </w:num>
+  <w:num w:numId="37" w16cid:durableId="1734232274">
+    <w:abstractNumId w:val="31"/>
+  </w:num>
+  <w:num w:numId="38" w16cid:durableId="49691675">
+    <w:abstractNumId w:val="13"/>
+  </w:num>
+  <w:num w:numId="39" w16cid:durableId="1759525063">
+    <w:abstractNumId w:val="29"/>
+  </w:num>
+  <w:num w:numId="40" w16cid:durableId="483591905">
+    <w:abstractNumId w:val="18"/>
   </w:num>
   <w:numIdMacAtCleanup w:val="36"/>
 </w:numbering>
@@ -17726,6 +18664,19 @@
       </w:tcPr>
     </w:tblStylePr>
   </w:style>
+  <w:style w:type="character" w:styleId="CdigoHTML">
+    <w:name w:val="HTML Code"/>
+    <w:basedOn w:val="Fuentedeprrafopredeter"/>
+    <w:uiPriority w:val="99"/>
+    <w:semiHidden/>
+    <w:unhideWhenUsed/>
+    <w:rsid w:val="0076380D"/>
+    <w:rPr>
+      <w:rFonts w:ascii="Courier New" w:eastAsia="Times New Roman" w:hAnsi="Courier New" w:cs="Courier New"/>
+      <w:sz w:val="20"/>
+      <w:szCs w:val="20"/>
+    </w:rPr>
+  </w:style>
 </w:styles>
 </file>
 
@@ -18050,28 +19001,28 @@
 </file>
 
 <file path=customXml/item1.xml><?xml version="1.0" encoding="utf-8"?>
+<b:Sources xmlns:b="http://schemas.openxmlformats.org/officeDocument/2006/bibliography" xmlns="http://schemas.openxmlformats.org/officeDocument/2006/bibliography" SelectedStyle="\APASixthEditionOfficeOnline.xsl" StyleName="APA" Version="6"/>
+</file>
+
+<file path=customXml/item2.xml><?xml version="1.0" encoding="utf-8"?>
 <go:gDocsCustomXmlDataStorage xmlns:go="http://customooxmlschemas.google.com/" xmlns:r="http://schemas.openxmlformats.org/officeDocument/2006/relationships" uri="GoogleDocsCustomDataVersion2">
   <go:docsCustomData xmlns:go="http://customooxmlschemas.google.com/" roundtripDataSignature="AMtx7mjtTp76A7XcfsA3e8mJS6BPWqp4rA==">CgMxLjAyCGguZ2pkZ3hzMgloLjMwajB6bGwyCWguMWZvYjl0ZTIJaC4zem55c2g3MgloLjJldDkycDAyCGgudHlqY3d0MgloLjNkeTZ2a20yCWguMXQzaDVzZjIJaC40ZDM0b2c4MgloLjJzOGV5bzEyCWguMTdkcDh2dTIJaC4zcmRjcmpuMgloLjI2aW4xcmcyCGgubG54Yno5MgloLjM1bmt1bjIyCWguMWtzdjR1djIJaC40NHNpbmlvMgloLjJqeHN4cWgyCGguejMzN3lhMgloLjNqMnFxbTM4AHIhMW5lMFliWWRuQ3k4bG9vUWRRN2RCbXdrWjQzTkRTd0JD</go:docsCustomData>
 </go:gDocsCustomXmlDataStorage>
 </file>
 
-<file path=customXml/item2.xml><?xml version="1.0" encoding="utf-8"?>
-<b:Sources xmlns:b="http://schemas.openxmlformats.org/officeDocument/2006/bibliography" xmlns="http://schemas.openxmlformats.org/officeDocument/2006/bibliography" SelectedStyle="\APASixthEditionOfficeOnline.xsl" StyleName="APA" Version="6"/>
+<file path=customXml/itemProps1.xml><?xml version="1.0" encoding="utf-8"?>
+<ds:datastoreItem xmlns:ds="http://schemas.openxmlformats.org/officeDocument/2006/customXml" ds:itemID="{E66D56AF-1747-4E2C-9179-14FD0640A7CF}">
+  <ds:schemaRefs>
+    <ds:schemaRef ds:uri="http://schemas.openxmlformats.org/officeDocument/2006/bibliography"/>
+  </ds:schemaRefs>
+</ds:datastoreItem>
 </file>
 
-<file path=customXml/itemProps1.xml><?xml version="1.0" encoding="utf-8"?>
+<file path=customXml/itemProps2.xml><?xml version="1.0" encoding="utf-8"?>
 <ds:datastoreItem xmlns:ds="http://schemas.openxmlformats.org/officeDocument/2006/customXml" ds:itemID="{11111111-1234-1234-1234-123412341234}">
   <ds:schemaRefs>
     <ds:schemaRef ds:uri="http://customooxmlschemas.google.com/"/>
     <ds:schemaRef ds:uri="http://schemas.openxmlformats.org/officeDocument/2006/relationships"/>
   </ds:schemaRefs>
 </ds:datastoreItem>
-</file>
-
-<file path=customXml/itemProps2.xml><?xml version="1.0" encoding="utf-8"?>
-<ds:datastoreItem xmlns:ds="http://schemas.openxmlformats.org/officeDocument/2006/customXml" ds:itemID="{E66D56AF-1747-4E2C-9179-14FD0640A7CF}">
-  <ds:schemaRefs>
-    <ds:schemaRef ds:uri="http://schemas.openxmlformats.org/officeDocument/2006/bibliography"/>
-  </ds:schemaRefs>
-</ds:datastoreItem>
 </file>
--- a/docs/Entregas/DAM Plantilla memoria escrita.docx
+++ b/docs/Entregas/DAM Plantilla memoria escrita.docx
@@ -58,7 +58,6 @@
     <w:p>
       <w:pPr>
         <w:spacing w:line="240" w:lineRule="auto"/>
-        <w:ind w:left="720" w:hanging="720"/>
         <w:rPr>
           <w:b/>
           <w:color w:val="434343"/>
@@ -66,6 +65,7 @@
           <w:szCs w:val="56"/>
         </w:rPr>
       </w:pPr>
+      <w:proofErr w:type="spellStart"/>
       <w:r>
         <w:rPr>
           <w:b/>
@@ -73,19 +73,18 @@
           <w:sz w:val="56"/>
           <w:szCs w:val="56"/>
         </w:rPr>
-        <w:t>Título del proyecto</w:t>
-      </w:r>
-    </w:p>
-    <w:p>
-      <w:pPr>
-        <w:spacing w:line="240" w:lineRule="auto"/>
+        <w:t>MedManager</w:t>
+      </w:r>
+      <w:proofErr w:type="spellEnd"/>
+      <w:r>
         <w:rPr>
           <w:b/>
           <w:color w:val="434343"/>
           <w:sz w:val="56"/>
           <w:szCs w:val="56"/>
         </w:rPr>
-      </w:pPr>
+        <w:t xml:space="preserve"> - Sistema de Gestión Clínica Multiplataforma</w:t>
+      </w:r>
     </w:p>
     <w:p>
       <w:pPr>
@@ -152,7 +151,31 @@
         <w:rPr>
           <w:color w:val="7B7B7B"/>
         </w:rPr>
-        <w:t>dd/mm/aaaa</w:t>
+        <w:t>12</w:t>
+      </w:r>
+      <w:r>
+        <w:rPr>
+          <w:color w:val="7B7B7B"/>
+        </w:rPr>
+        <w:t>/</w:t>
+      </w:r>
+      <w:r>
+        <w:rPr>
+          <w:color w:val="7B7B7B"/>
+        </w:rPr>
+        <w:t>12</w:t>
+      </w:r>
+      <w:r>
+        <w:rPr>
+          <w:color w:val="7B7B7B"/>
+        </w:rPr>
+        <w:t>/</w:t>
+      </w:r>
+      <w:r>
+        <w:rPr>
+          <w:color w:val="7B7B7B"/>
+        </w:rPr>
+        <w:t>2026</w:t>
       </w:r>
     </w:p>
     <w:p>
@@ -356,7 +379,7 @@
           <w:r>
             <w:fldChar w:fldCharType="separate"/>
           </w:r>
-          <w:hyperlink w:anchor="_Toc244175391" w:history="1">
+          <w:hyperlink w:anchor="_Toc244293990" w:history="1">
             <w:r>
               <w:rPr>
                 <w:rStyle w:val="Hipervnculo"/>
@@ -401,7 +424,7 @@
                 <w:noProof/>
                 <w:webHidden/>
               </w:rPr>
-              <w:instrText xml:space="preserve"> PAGEREF _Toc244175391 \h </w:instrText>
+              <w:instrText xml:space="preserve"> PAGEREF _Toc244293990 \h </w:instrText>
             </w:r>
             <w:r>
               <w:rPr>
@@ -448,7 +471,7 @@
               <w14:ligatures w14:val="standardContextual"/>
             </w:rPr>
           </w:pPr>
-          <w:hyperlink w:anchor="_Toc244175392" w:history="1">
+          <w:hyperlink w:anchor="_Toc244293991" w:history="1">
             <w:r>
               <w:rPr>
                 <w:rStyle w:val="Hipervnculo"/>
@@ -493,7 +516,7 @@
                 <w:noProof/>
                 <w:webHidden/>
               </w:rPr>
-              <w:instrText xml:space="preserve"> PAGEREF _Toc244175392 \h </w:instrText>
+              <w:instrText xml:space="preserve"> PAGEREF _Toc244293991 \h </w:instrText>
             </w:r>
             <w:r>
               <w:rPr>
@@ -540,7 +563,7 @@
               <w14:ligatures w14:val="standardContextual"/>
             </w:rPr>
           </w:pPr>
-          <w:hyperlink w:anchor="_Toc244175393" w:history="1">
+          <w:hyperlink w:anchor="_Toc244293992" w:history="1">
             <w:r>
               <w:rPr>
                 <w:rStyle w:val="Hipervnculo"/>
@@ -585,7 +608,7 @@
                 <w:noProof/>
                 <w:webHidden/>
               </w:rPr>
-              <w:instrText xml:space="preserve"> PAGEREF _Toc244175393 \h </w:instrText>
+              <w:instrText xml:space="preserve"> PAGEREF _Toc244293992 \h </w:instrText>
             </w:r>
             <w:r>
               <w:rPr>
@@ -632,7 +655,7 @@
               <w14:ligatures w14:val="standardContextual"/>
             </w:rPr>
           </w:pPr>
-          <w:hyperlink w:anchor="_Toc244175394" w:history="1">
+          <w:hyperlink w:anchor="_Toc244293993" w:history="1">
             <w:r>
               <w:rPr>
                 <w:rStyle w:val="Hipervnculo"/>
@@ -677,7 +700,7 @@
                 <w:noProof/>
                 <w:webHidden/>
               </w:rPr>
-              <w:instrText xml:space="preserve"> PAGEREF _Toc244175394 \h </w:instrText>
+              <w:instrText xml:space="preserve"> PAGEREF _Toc244293993 \h </w:instrText>
             </w:r>
             <w:r>
               <w:rPr>
@@ -724,7 +747,7 @@
               <w14:ligatures w14:val="standardContextual"/>
             </w:rPr>
           </w:pPr>
-          <w:hyperlink w:anchor="_Toc244175395" w:history="1">
+          <w:hyperlink w:anchor="_Toc244293994" w:history="1">
             <w:r>
               <w:rPr>
                 <w:rStyle w:val="Hipervnculo"/>
@@ -769,7 +792,7 @@
                 <w:noProof/>
                 <w:webHidden/>
               </w:rPr>
-              <w:instrText xml:space="preserve"> PAGEREF _Toc244175395 \h </w:instrText>
+              <w:instrText xml:space="preserve"> PAGEREF _Toc244293994 \h </w:instrText>
             </w:r>
             <w:r>
               <w:rPr>
@@ -816,7 +839,7 @@
               <w14:ligatures w14:val="standardContextual"/>
             </w:rPr>
           </w:pPr>
-          <w:hyperlink w:anchor="_Toc244175396" w:history="1">
+          <w:hyperlink w:anchor="_Toc244293995" w:history="1">
             <w:r>
               <w:rPr>
                 <w:rStyle w:val="Hipervnculo"/>
@@ -861,7 +884,7 @@
                 <w:noProof/>
                 <w:webHidden/>
               </w:rPr>
-              <w:instrText xml:space="preserve"> PAGEREF _Toc244175396 \h </w:instrText>
+              <w:instrText xml:space="preserve"> PAGEREF _Toc244293995 \h </w:instrText>
             </w:r>
             <w:r>
               <w:rPr>
@@ -908,7 +931,7 @@
               <w14:ligatures w14:val="standardContextual"/>
             </w:rPr>
           </w:pPr>
-          <w:hyperlink w:anchor="_Toc244175397" w:history="1">
+          <w:hyperlink w:anchor="_Toc244293996" w:history="1">
             <w:r>
               <w:rPr>
                 <w:rStyle w:val="Hipervnculo"/>
@@ -953,7 +976,7 @@
                 <w:noProof/>
                 <w:webHidden/>
               </w:rPr>
-              <w:instrText xml:space="preserve"> PAGEREF _Toc244175397 \h </w:instrText>
+              <w:instrText xml:space="preserve"> PAGEREF _Toc244293996 \h </w:instrText>
             </w:r>
             <w:r>
               <w:rPr>
@@ -1000,7 +1023,7 @@
               <w14:ligatures w14:val="standardContextual"/>
             </w:rPr>
           </w:pPr>
-          <w:hyperlink w:anchor="_Toc244175398" w:history="1">
+          <w:hyperlink w:anchor="_Toc244293997" w:history="1">
             <w:r>
               <w:rPr>
                 <w:rStyle w:val="Hipervnculo"/>
@@ -1045,7 +1068,7 @@
                 <w:noProof/>
                 <w:webHidden/>
               </w:rPr>
-              <w:instrText xml:space="preserve"> PAGEREF _Toc244175398 \h </w:instrText>
+              <w:instrText xml:space="preserve"> PAGEREF _Toc244293997 \h </w:instrText>
             </w:r>
             <w:r>
               <w:rPr>
@@ -1091,7 +1114,7 @@
               <w14:ligatures w14:val="standardContextual"/>
             </w:rPr>
           </w:pPr>
-          <w:hyperlink w:anchor="_Toc244175399" w:history="1">
+          <w:hyperlink w:anchor="_Toc244293998" w:history="1">
             <w:r>
               <w:rPr>
                 <w:rStyle w:val="Hipervnculo"/>
@@ -1118,7 +1141,7 @@
                 <w:noProof/>
                 <w:webHidden/>
               </w:rPr>
-              <w:instrText xml:space="preserve"> PAGEREF _Toc244175399 \h </w:instrText>
+              <w:instrText xml:space="preserve"> PAGEREF _Toc244293998 \h </w:instrText>
             </w:r>
             <w:r>
               <w:rPr>
@@ -1164,7 +1187,7 @@
               <w14:ligatures w14:val="standardContextual"/>
             </w:rPr>
           </w:pPr>
-          <w:hyperlink w:anchor="_Toc244175400" w:history="1">
+          <w:hyperlink w:anchor="_Toc244293999" w:history="1">
             <w:r>
               <w:rPr>
                 <w:rStyle w:val="Hipervnculo"/>
@@ -1191,7 +1214,7 @@
                 <w:noProof/>
                 <w:webHidden/>
               </w:rPr>
-              <w:instrText xml:space="preserve"> PAGEREF _Toc244175400 \h </w:instrText>
+              <w:instrText xml:space="preserve"> PAGEREF _Toc244293999 \h </w:instrText>
             </w:r>
             <w:r>
               <w:rPr>
@@ -1237,7 +1260,7 @@
               <w14:ligatures w14:val="standardContextual"/>
             </w:rPr>
           </w:pPr>
-          <w:hyperlink w:anchor="_Toc244175401" w:history="1">
+          <w:hyperlink w:anchor="_Toc244294000" w:history="1">
             <w:r>
               <w:rPr>
                 <w:rStyle w:val="Hipervnculo"/>
@@ -1264,7 +1287,7 @@
                 <w:noProof/>
                 <w:webHidden/>
               </w:rPr>
-              <w:instrText xml:space="preserve"> PAGEREF _Toc244175401 \h </w:instrText>
+              <w:instrText xml:space="preserve"> PAGEREF _Toc244294000 \h </w:instrText>
             </w:r>
             <w:r>
               <w:rPr>
@@ -1310,7 +1333,7 @@
               <w14:ligatures w14:val="standardContextual"/>
             </w:rPr>
           </w:pPr>
-          <w:hyperlink w:anchor="_Toc244175402" w:history="1">
+          <w:hyperlink w:anchor="_Toc244294001" w:history="1">
             <w:r>
               <w:rPr>
                 <w:rStyle w:val="Hipervnculo"/>
@@ -1337,7 +1360,7 @@
                 <w:noProof/>
                 <w:webHidden/>
               </w:rPr>
-              <w:instrText xml:space="preserve"> PAGEREF _Toc244175402 \h </w:instrText>
+              <w:instrText xml:space="preserve"> PAGEREF _Toc244294001 \h </w:instrText>
             </w:r>
             <w:r>
               <w:rPr>
@@ -1357,7 +1380,7 @@
                 <w:noProof/>
                 <w:webHidden/>
               </w:rPr>
-              <w:t>12</w:t>
+              <w:t>13</w:t>
             </w:r>
             <w:r>
               <w:rPr>
@@ -1384,7 +1407,7 @@
               <w14:ligatures w14:val="standardContextual"/>
             </w:rPr>
           </w:pPr>
-          <w:hyperlink w:anchor="_Toc244175403" w:history="1">
+          <w:hyperlink w:anchor="_Toc244294002" w:history="1">
             <w:r>
               <w:rPr>
                 <w:rStyle w:val="Hipervnculo"/>
@@ -1429,7 +1452,7 @@
                 <w:noProof/>
                 <w:webHidden/>
               </w:rPr>
-              <w:instrText xml:space="preserve"> PAGEREF _Toc244175403 \h </w:instrText>
+              <w:instrText xml:space="preserve"> PAGEREF _Toc244294002 \h </w:instrText>
             </w:r>
             <w:r>
               <w:rPr>
@@ -1476,7 +1499,7 @@
               <w14:ligatures w14:val="standardContextual"/>
             </w:rPr>
           </w:pPr>
-          <w:hyperlink w:anchor="_Toc244175404" w:history="1">
+          <w:hyperlink w:anchor="_Toc244294003" w:history="1">
             <w:r>
               <w:rPr>
                 <w:rStyle w:val="Hipervnculo"/>
@@ -1521,7 +1544,7 @@
                 <w:noProof/>
                 <w:webHidden/>
               </w:rPr>
-              <w:instrText xml:space="preserve"> PAGEREF _Toc244175404 \h </w:instrText>
+              <w:instrText xml:space="preserve"> PAGEREF _Toc244294003 \h </w:instrText>
             </w:r>
             <w:r>
               <w:rPr>
@@ -1568,7 +1591,7 @@
               <w14:ligatures w14:val="standardContextual"/>
             </w:rPr>
           </w:pPr>
-          <w:hyperlink w:anchor="_Toc244175405" w:history="1">
+          <w:hyperlink w:anchor="_Toc244294004" w:history="1">
             <w:r>
               <w:rPr>
                 <w:rStyle w:val="Hipervnculo"/>
@@ -1592,7 +1615,7 @@
                 <w:rStyle w:val="Hipervnculo"/>
                 <w:noProof/>
               </w:rPr>
-              <w:t>Planificación, Diagnóstico y Contexto Laboral 3-4pg</w:t>
+              <w:t>Planificación, Diagnóstico y Contexto Laboral</w:t>
             </w:r>
             <w:r>
               <w:rPr>
@@ -1613,7 +1636,7 @@
                 <w:noProof/>
                 <w:webHidden/>
               </w:rPr>
-              <w:instrText xml:space="preserve"> PAGEREF _Toc244175405 \h </w:instrText>
+              <w:instrText xml:space="preserve"> PAGEREF _Toc244294004 \h </w:instrText>
             </w:r>
             <w:r>
               <w:rPr>
@@ -1659,7 +1682,7 @@
               <w14:ligatures w14:val="standardContextual"/>
             </w:rPr>
           </w:pPr>
-          <w:hyperlink w:anchor="_Toc244175406" w:history="1">
+          <w:hyperlink w:anchor="_Toc244294005" w:history="1">
             <w:r>
               <w:rPr>
                 <w:rStyle w:val="Hipervnculo"/>
@@ -1687,7 +1710,7 @@
                 <w:noProof/>
                 <w:webHidden/>
               </w:rPr>
-              <w:instrText xml:space="preserve"> PAGEREF _Toc244175406 \h </w:instrText>
+              <w:instrText xml:space="preserve"> PAGEREF _Toc244294005 \h </w:instrText>
             </w:r>
             <w:r>
               <w:rPr>
@@ -1733,7 +1756,7 @@
               <w14:ligatures w14:val="standardContextual"/>
             </w:rPr>
           </w:pPr>
-          <w:hyperlink w:anchor="_Toc244175407" w:history="1">
+          <w:hyperlink w:anchor="_Toc244294006" w:history="1">
             <w:r>
               <w:rPr>
                 <w:rStyle w:val="Hipervnculo"/>
@@ -1761,7 +1784,7 @@
                 <w:noProof/>
                 <w:webHidden/>
               </w:rPr>
-              <w:instrText xml:space="preserve"> PAGEREF _Toc244175407 \h </w:instrText>
+              <w:instrText xml:space="preserve"> PAGEREF _Toc244294006 \h </w:instrText>
             </w:r>
             <w:r>
               <w:rPr>
@@ -1807,7 +1830,7 @@
               <w14:ligatures w14:val="standardContextual"/>
             </w:rPr>
           </w:pPr>
-          <w:hyperlink w:anchor="_Toc244175408" w:history="1">
+          <w:hyperlink w:anchor="_Toc244294007" w:history="1">
             <w:r>
               <w:rPr>
                 <w:rStyle w:val="Hipervnculo"/>
@@ -1835,7 +1858,7 @@
                 <w:noProof/>
                 <w:webHidden/>
               </w:rPr>
-              <w:instrText xml:space="preserve"> PAGEREF _Toc244175408 \h </w:instrText>
+              <w:instrText xml:space="preserve"> PAGEREF _Toc244294007 \h </w:instrText>
             </w:r>
             <w:r>
               <w:rPr>
@@ -1881,7 +1904,7 @@
               <w14:ligatures w14:val="standardContextual"/>
             </w:rPr>
           </w:pPr>
-          <w:hyperlink w:anchor="_Toc244175409" w:history="1">
+          <w:hyperlink w:anchor="_Toc244294008" w:history="1">
             <w:r>
               <w:rPr>
                 <w:rStyle w:val="Hipervnculo"/>
@@ -1909,7 +1932,7 @@
                 <w:noProof/>
                 <w:webHidden/>
               </w:rPr>
-              <w:instrText xml:space="preserve"> PAGEREF _Toc244175409 \h </w:instrText>
+              <w:instrText xml:space="preserve"> PAGEREF _Toc244294008 \h </w:instrText>
             </w:r>
             <w:r>
               <w:rPr>
@@ -1956,7 +1979,7 @@
               <w14:ligatures w14:val="standardContextual"/>
             </w:rPr>
           </w:pPr>
-          <w:hyperlink w:anchor="_Toc244175410" w:history="1">
+          <w:hyperlink w:anchor="_Toc244294009" w:history="1">
             <w:r>
               <w:rPr>
                 <w:rStyle w:val="Hipervnculo"/>
@@ -2001,7 +2024,7 @@
                 <w:noProof/>
                 <w:webHidden/>
               </w:rPr>
-              <w:instrText xml:space="preserve"> PAGEREF _Toc244175410 \h </w:instrText>
+              <w:instrText xml:space="preserve"> PAGEREF _Toc244294009 \h </w:instrText>
             </w:r>
             <w:r>
               <w:rPr>
@@ -2048,7 +2071,7 @@
               <w14:ligatures w14:val="standardContextual"/>
             </w:rPr>
           </w:pPr>
-          <w:hyperlink w:anchor="_Toc244175411" w:history="1">
+          <w:hyperlink w:anchor="_Toc244294010" w:history="1">
             <w:r>
               <w:rPr>
                 <w:rStyle w:val="Hipervnculo"/>
@@ -2093,7 +2116,7 @@
                 <w:noProof/>
                 <w:webHidden/>
               </w:rPr>
-              <w:instrText xml:space="preserve"> PAGEREF _Toc244175411 \h </w:instrText>
+              <w:instrText xml:space="preserve"> PAGEREF _Toc244294010 \h </w:instrText>
             </w:r>
             <w:r>
               <w:rPr>
@@ -2140,7 +2163,7 @@
               <w14:ligatures w14:val="standardContextual"/>
             </w:rPr>
           </w:pPr>
-          <w:hyperlink w:anchor="_Toc244175412" w:history="1">
+          <w:hyperlink w:anchor="_Toc244294011" w:history="1">
             <w:r>
               <w:rPr>
                 <w:rStyle w:val="Hipervnculo"/>
@@ -2185,7 +2208,7 @@
                 <w:noProof/>
                 <w:webHidden/>
               </w:rPr>
-              <w:instrText xml:space="preserve"> PAGEREF _Toc244175412 \h </w:instrText>
+              <w:instrText xml:space="preserve"> PAGEREF _Toc244294011 \h </w:instrText>
             </w:r>
             <w:r>
               <w:rPr>
@@ -2232,7 +2255,7 @@
               <w14:ligatures w14:val="standardContextual"/>
             </w:rPr>
           </w:pPr>
-          <w:hyperlink w:anchor="_Toc244175413" w:history="1">
+          <w:hyperlink w:anchor="_Toc244294012" w:history="1">
             <w:r>
               <w:rPr>
                 <w:rStyle w:val="Hipervnculo"/>
@@ -2277,7 +2300,7 @@
                 <w:noProof/>
                 <w:webHidden/>
               </w:rPr>
-              <w:instrText xml:space="preserve"> PAGEREF _Toc244175413 \h </w:instrText>
+              <w:instrText xml:space="preserve"> PAGEREF _Toc244294012 \h </w:instrText>
             </w:r>
             <w:r>
               <w:rPr>
@@ -2324,7 +2347,7 @@
               <w14:ligatures w14:val="standardContextual"/>
             </w:rPr>
           </w:pPr>
-          <w:hyperlink w:anchor="_Toc244175414" w:history="1">
+          <w:hyperlink w:anchor="_Toc244294013" w:history="1">
             <w:r>
               <w:rPr>
                 <w:rStyle w:val="Hipervnculo"/>
@@ -2369,7 +2392,7 @@
                 <w:noProof/>
                 <w:webHidden/>
               </w:rPr>
-              <w:instrText xml:space="preserve"> PAGEREF _Toc244175414 \h </w:instrText>
+              <w:instrText xml:space="preserve"> PAGEREF _Toc244294013 \h </w:instrText>
             </w:r>
             <w:r>
               <w:rPr>
@@ -2389,7 +2412,7 @@
                 <w:noProof/>
                 <w:webHidden/>
               </w:rPr>
-              <w:t>20</w:t>
+              <w:t>21</w:t>
             </w:r>
             <w:r>
               <w:rPr>
@@ -2416,7 +2439,7 @@
               <w14:ligatures w14:val="standardContextual"/>
             </w:rPr>
           </w:pPr>
-          <w:hyperlink w:anchor="_Toc244175415" w:history="1">
+          <w:hyperlink w:anchor="_Toc244294014" w:history="1">
             <w:r>
               <w:rPr>
                 <w:rStyle w:val="Hipervnculo"/>
@@ -2461,7 +2484,7 @@
                 <w:noProof/>
                 <w:webHidden/>
               </w:rPr>
-              <w:instrText xml:space="preserve"> PAGEREF _Toc244175415 \h </w:instrText>
+              <w:instrText xml:space="preserve"> PAGEREF _Toc244294014 \h </w:instrText>
             </w:r>
             <w:r>
               <w:rPr>
@@ -2481,7 +2504,7 @@
                 <w:noProof/>
                 <w:webHidden/>
               </w:rPr>
-              <w:t>21</w:t>
+              <w:t>22</w:t>
             </w:r>
             <w:r>
               <w:rPr>
@@ -2508,7 +2531,7 @@
               <w14:ligatures w14:val="standardContextual"/>
             </w:rPr>
           </w:pPr>
-          <w:hyperlink w:anchor="_Toc244175416" w:history="1">
+          <w:hyperlink w:anchor="_Toc244294015" w:history="1">
             <w:r>
               <w:rPr>
                 <w:rStyle w:val="Hipervnculo"/>
@@ -2553,7 +2576,7 @@
                 <w:noProof/>
                 <w:webHidden/>
               </w:rPr>
-              <w:instrText xml:space="preserve"> PAGEREF _Toc244175416 \h </w:instrText>
+              <w:instrText xml:space="preserve"> PAGEREF _Toc244294015 \h </w:instrText>
             </w:r>
             <w:r>
               <w:rPr>
@@ -2573,7 +2596,7 @@
                 <w:noProof/>
                 <w:webHidden/>
               </w:rPr>
-              <w:t>23</w:t>
+              <w:t>24</w:t>
             </w:r>
             <w:r>
               <w:rPr>
@@ -2600,7 +2623,7 @@
               <w14:ligatures w14:val="standardContextual"/>
             </w:rPr>
           </w:pPr>
-          <w:hyperlink w:anchor="_Toc244175417" w:history="1">
+          <w:hyperlink w:anchor="_Toc244294016" w:history="1">
             <w:r>
               <w:rPr>
                 <w:rStyle w:val="Hipervnculo"/>
@@ -2645,7 +2668,7 @@
                 <w:noProof/>
                 <w:webHidden/>
               </w:rPr>
-              <w:instrText xml:space="preserve"> PAGEREF _Toc244175417 \h </w:instrText>
+              <w:instrText xml:space="preserve"> PAGEREF _Toc244294016 \h </w:instrText>
             </w:r>
             <w:r>
               <w:rPr>
@@ -2692,7 +2715,7 @@
               <w14:ligatures w14:val="standardContextual"/>
             </w:rPr>
           </w:pPr>
-          <w:hyperlink w:anchor="_Toc244175418" w:history="1">
+          <w:hyperlink w:anchor="_Toc244294017" w:history="1">
             <w:r>
               <w:rPr>
                 <w:rStyle w:val="Hipervnculo"/>
@@ -2737,7 +2760,7 @@
                 <w:noProof/>
                 <w:webHidden/>
               </w:rPr>
-              <w:instrText xml:space="preserve"> PAGEREF _Toc244175418 \h </w:instrText>
+              <w:instrText xml:space="preserve"> PAGEREF _Toc244294017 \h </w:instrText>
             </w:r>
             <w:r>
               <w:rPr>
@@ -2757,7 +2780,7 @@
                 <w:noProof/>
                 <w:webHidden/>
               </w:rPr>
-              <w:t>26</w:t>
+              <w:t>27</w:t>
             </w:r>
             <w:r>
               <w:rPr>
@@ -2784,7 +2807,7 @@
               <w14:ligatures w14:val="standardContextual"/>
             </w:rPr>
           </w:pPr>
-          <w:hyperlink w:anchor="_Toc244175419" w:history="1">
+          <w:hyperlink w:anchor="_Toc244294018" w:history="1">
             <w:r>
               <w:rPr>
                 <w:rStyle w:val="Hipervnculo"/>
@@ -2829,7 +2852,7 @@
                 <w:noProof/>
                 <w:webHidden/>
               </w:rPr>
-              <w:instrText xml:space="preserve"> PAGEREF _Toc244175419 \h </w:instrText>
+              <w:instrText xml:space="preserve"> PAGEREF _Toc244294018 \h </w:instrText>
             </w:r>
             <w:r>
               <w:rPr>
@@ -2876,7 +2899,7 @@
               <w14:ligatures w14:val="standardContextual"/>
             </w:rPr>
           </w:pPr>
-          <w:hyperlink w:anchor="_Toc244175420" w:history="1">
+          <w:hyperlink w:anchor="_Toc244294019" w:history="1">
             <w:r>
               <w:rPr>
                 <w:rStyle w:val="Hipervnculo"/>
@@ -2921,7 +2944,7 @@
                 <w:noProof/>
                 <w:webHidden/>
               </w:rPr>
-              <w:instrText xml:space="preserve"> PAGEREF _Toc244175420 \h </w:instrText>
+              <w:instrText xml:space="preserve"> PAGEREF _Toc244294019 \h </w:instrText>
             </w:r>
             <w:r>
               <w:rPr>
@@ -2968,7 +2991,7 @@
               <w14:ligatures w14:val="standardContextual"/>
             </w:rPr>
           </w:pPr>
-          <w:hyperlink w:anchor="_Toc244175421" w:history="1">
+          <w:hyperlink w:anchor="_Toc244294020" w:history="1">
             <w:r>
               <w:rPr>
                 <w:rStyle w:val="Hipervnculo"/>
@@ -3013,7 +3036,7 @@
                 <w:noProof/>
                 <w:webHidden/>
               </w:rPr>
-              <w:instrText xml:space="preserve"> PAGEREF _Toc244175421 \h </w:instrText>
+              <w:instrText xml:space="preserve"> PAGEREF _Toc244294020 \h </w:instrText>
             </w:r>
             <w:r>
               <w:rPr>
@@ -3060,7 +3083,7 @@
               <w14:ligatures w14:val="standardContextual"/>
             </w:rPr>
           </w:pPr>
-          <w:hyperlink w:anchor="_Toc244175422" w:history="1">
+          <w:hyperlink w:anchor="_Toc244294021" w:history="1">
             <w:r>
               <w:rPr>
                 <w:rStyle w:val="Hipervnculo"/>
@@ -3105,7 +3128,7 @@
                 <w:noProof/>
                 <w:webHidden/>
               </w:rPr>
-              <w:instrText xml:space="preserve"> PAGEREF _Toc244175422 \h </w:instrText>
+              <w:instrText xml:space="preserve"> PAGEREF _Toc244294021 \h </w:instrText>
             </w:r>
             <w:r>
               <w:rPr>
@@ -3152,7 +3175,7 @@
               <w14:ligatures w14:val="standardContextual"/>
             </w:rPr>
           </w:pPr>
-          <w:hyperlink w:anchor="_Toc244175423" w:history="1">
+          <w:hyperlink w:anchor="_Toc244294022" w:history="1">
             <w:r>
               <w:rPr>
                 <w:rStyle w:val="Hipervnculo"/>
@@ -3197,7 +3220,7 @@
                 <w:noProof/>
                 <w:webHidden/>
               </w:rPr>
-              <w:instrText xml:space="preserve"> PAGEREF _Toc244175423 \h </w:instrText>
+              <w:instrText xml:space="preserve"> PAGEREF _Toc244294022 \h </w:instrText>
             </w:r>
             <w:r>
               <w:rPr>
@@ -3244,7 +3267,7 @@
               <w14:ligatures w14:val="standardContextual"/>
             </w:rPr>
           </w:pPr>
-          <w:hyperlink w:anchor="_Toc244175424" w:history="1">
+          <w:hyperlink w:anchor="_Toc244294023" w:history="1">
             <w:r>
               <w:rPr>
                 <w:rStyle w:val="Hipervnculo"/>
@@ -3289,7 +3312,7 @@
                 <w:noProof/>
                 <w:webHidden/>
               </w:rPr>
-              <w:instrText xml:space="preserve"> PAGEREF _Toc244175424 \h </w:instrText>
+              <w:instrText xml:space="preserve"> PAGEREF _Toc244294023 \h </w:instrText>
             </w:r>
             <w:r>
               <w:rPr>
@@ -3336,7 +3359,7 @@
               <w14:ligatures w14:val="standardContextual"/>
             </w:rPr>
           </w:pPr>
-          <w:hyperlink w:anchor="_Toc244175425" w:history="1">
+          <w:hyperlink w:anchor="_Toc244294024" w:history="1">
             <w:r>
               <w:rPr>
                 <w:rStyle w:val="Hipervnculo"/>
@@ -3381,7 +3404,7 @@
                 <w:noProof/>
                 <w:webHidden/>
               </w:rPr>
-              <w:instrText xml:space="preserve"> PAGEREF _Toc244175425 \h </w:instrText>
+              <w:instrText xml:space="preserve"> PAGEREF _Toc244294024 \h </w:instrText>
             </w:r>
             <w:r>
               <w:rPr>
@@ -3448,7 +3471,7 @@
           <w:numId w:val="1"/>
         </w:numPr>
       </w:pPr>
-      <w:bookmarkStart w:id="2" w:name="_Toc244175391"/>
+      <w:bookmarkStart w:id="2" w:name="_Toc244293990"/>
       <w:r>
         <w:lastRenderedPageBreak/>
         <w:t>Introducción</w:t>
@@ -3466,7 +3489,7 @@
           <w:numId w:val="1"/>
         </w:numPr>
       </w:pPr>
-      <w:bookmarkStart w:id="3" w:name="_Toc244175392"/>
+      <w:bookmarkStart w:id="3" w:name="_Toc244293991"/>
       <w:r>
         <w:t>Problema y contexto</w:t>
       </w:r>
@@ -3510,7 +3533,15 @@
         <w:t xml:space="preserve"> </w:t>
       </w:r>
       <w:r>
-        <w:t>La finalidad de MedManager es resolver estas carencias creando un ecosistema digital unificado en la red local de la clínica. El sistema busca automatizar la gestión diaria y centralizar la información en una base de datos única accesible bajo demanda desde los distintos terminales. Con ello, se persigue mejorar la calidad de la asistencia, optimizar los tiempos de trabajo del personal, reforzar la seguridad en el acceso a la información privada y establecer un modelo de trabajo sostenible sin uso de papel.</w:t>
+        <w:t xml:space="preserve">La finalidad de </w:t>
+      </w:r>
+      <w:proofErr w:type="spellStart"/>
+      <w:r>
+        <w:t>MedManager</w:t>
+      </w:r>
+      <w:proofErr w:type="spellEnd"/>
+      <w:r>
+        <w:t xml:space="preserve"> es resolver estas carencias creando un ecosistema digital unificado en la red local de la clínica. El sistema busca automatizar la gestión diaria y centralizar la información en una base de datos única accesible bajo demanda desde los distintos terminales. Con ello, se persigue mejorar la calidad de la asistencia, optimizar los tiempos de trabajo del personal, reforzar la seguridad en el acceso a la información privada y establecer un modelo de trabajo sostenible sin uso de papel.</w:t>
       </w:r>
     </w:p>
     <w:p>
@@ -3521,7 +3552,7 @@
           <w:numId w:val="1"/>
         </w:numPr>
       </w:pPr>
-      <w:bookmarkStart w:id="4" w:name="_Toc244175393"/>
+      <w:bookmarkStart w:id="4" w:name="_Toc244293992"/>
       <w:r>
         <w:t>Usuarios destinatarios</w:t>
       </w:r>
@@ -3609,7 +3640,7 @@
           <w:numId w:val="1"/>
         </w:numPr>
       </w:pPr>
-      <w:bookmarkStart w:id="5" w:name="_Toc244175394"/>
+      <w:bookmarkStart w:id="5" w:name="_Toc244293993"/>
       <w:r>
         <w:t>Alcance</w:t>
       </w:r>
@@ -3617,7 +3648,15 @@
     </w:p>
     <w:p>
       <w:r>
-        <w:t>El alcance de MedManager abarca la gestión interna del flujo médico y administrativo de la clínica. El proyecto cubrirá el ciclo completo de citas, la creación y consulta de historiales médicos y la gestión de permisos según el perfil del trabajador. El sistema se limitará a la operativa clínica, por lo que no incluirá módulos de facturación, contabilidad, pasarelas de pago ni conexión con bases de datos externas estatales (como la Seguridad Social).</w:t>
+        <w:t xml:space="preserve">El alcance de </w:t>
+      </w:r>
+      <w:proofErr w:type="spellStart"/>
+      <w:r>
+        <w:t>MedManager</w:t>
+      </w:r>
+      <w:proofErr w:type="spellEnd"/>
+      <w:r>
+        <w:t xml:space="preserve"> abarca la gestión interna del flujo médico y administrativo de la clínica. El proyecto cubrirá el ciclo completo de citas, la creación y consulta de historiales médicos y la gestión de permisos según el perfil del trabajador. El sistema se limitará a la operativa clínica, por lo que no incluirá módulos de facturación, contabilidad, pasarelas de pago ni conexión con bases de datos externas estatales (como la Seguridad Social).</w:t>
       </w:r>
     </w:p>
     <w:p/>
@@ -3630,7 +3669,7 @@
           <w:numId w:val="1"/>
         </w:numPr>
       </w:pPr>
-      <w:bookmarkStart w:id="6" w:name="_Toc244175395"/>
+      <w:bookmarkStart w:id="6" w:name="_Toc244293994"/>
       <w:r>
         <w:lastRenderedPageBreak/>
         <w:t>Motivación</w:t>
@@ -3710,7 +3749,25 @@
           <w:sz w:val="22"/>
           <w:szCs w:val="22"/>
         </w:rPr>
-        <w:t>Desde el punto de vista académico y profesional dentro del ciclo DAM, este proyecto se convierte en el escenario idóneo para poner en práctica y consolidar de forma integral todo lo aprendido. Desarrollar una solución para este entorno exige abordar la gestión de bases de datos relacionales, el tratamiento riguroso de datos sensibles, el control de concurrencia mediante un servidor propio con Sockets y la creación de interfaces diferenciadas (escritorio en Java Swing para tareas administrativas y aplicación Android en Kotlin para el trabajo en movilidad). Con ello, no solo se busca recrear un modelo organizativo eficiente, sino también aportar una alternativa aplicable a centros que necesitan optimizar su flujo diario hacia un modelo sin uso de papel.</w:t>
+        <w:t xml:space="preserve">Desde el punto de vista académico y profesional dentro del ciclo DAM, este proyecto se convierte en el escenario idóneo para poner en práctica y consolidar de forma integral todo lo aprendido. Desarrollar una solución para este entorno exige abordar la gestión de bases de datos relacionales, el tratamiento riguroso de datos sensibles, el control de concurrencia mediante un servidor propio con Sockets y la creación de interfaces diferenciadas (escritorio en Java Swing para tareas administrativas y aplicación Android en </w:t>
+      </w:r>
+      <w:proofErr w:type="spellStart"/>
+      <w:r>
+        <w:rPr>
+          <w:rFonts w:ascii="Arial" w:hAnsi="Arial" w:cs="Arial"/>
+          <w:sz w:val="22"/>
+          <w:szCs w:val="22"/>
+        </w:rPr>
+        <w:t>Kotlin</w:t>
+      </w:r>
+      <w:proofErr w:type="spellEnd"/>
+      <w:r>
+        <w:rPr>
+          <w:rFonts w:ascii="Arial" w:hAnsi="Arial" w:cs="Arial"/>
+          <w:sz w:val="22"/>
+          <w:szCs w:val="22"/>
+        </w:rPr>
+        <w:t xml:space="preserve"> para el trabajo en movilidad). Con ello, no solo se busca recrear un modelo organizativo eficiente, sino también aportar una alternativa aplicable a centros que necesitan optimizar su flujo diario hacia un modelo sin uso de papel.</w:t>
       </w:r>
     </w:p>
     <w:p/>
@@ -3722,15 +3779,25 @@
           <w:numId w:val="1"/>
         </w:numPr>
       </w:pPr>
-      <w:bookmarkStart w:id="7" w:name="_Toc244175396"/>
+      <w:bookmarkStart w:id="7" w:name="_Toc244293995"/>
+      <w:proofErr w:type="spellStart"/>
       <w:r>
         <w:t>Abstract</w:t>
       </w:r>
       <w:bookmarkEnd w:id="7"/>
-    </w:p>
-    <w:p>
-      <w:r>
-        <w:t>En ingles, resumen de la app, finalidad, tipo, tecnologias y resultado.</w:t>
+      <w:proofErr w:type="spellEnd"/>
+    </w:p>
+    <w:p>
+      <w:r>
+        <w:t xml:space="preserve">En ingles, resumen de la app, finalidad, tipo, </w:t>
+      </w:r>
+      <w:proofErr w:type="spellStart"/>
+      <w:r>
+        <w:t>tecnologias</w:t>
+      </w:r>
+      <w:proofErr w:type="spellEnd"/>
+      <w:r>
+        <w:t xml:space="preserve"> y resultado.</w:t>
       </w:r>
     </w:p>
     <w:p>
@@ -3741,7 +3808,7 @@
           <w:numId w:val="1"/>
         </w:numPr>
       </w:pPr>
-      <w:bookmarkStart w:id="8" w:name="_Toc244175397"/>
+      <w:bookmarkStart w:id="8" w:name="_Toc244293996"/>
       <w:r>
         <w:t>Objetivos propuestos (generales y específicos)</w:t>
       </w:r>
@@ -3764,22 +3831,53 @@
         <w:t>Diseñar, desarrollar e implementar</w:t>
       </w:r>
       <w:r>
-        <w:t xml:space="preserve"> un sistema informático multiplataforma y seguro usando tanto aplicaciones de escritorio como de dispositivo móvil para la gestión de una  clínica médica a la que </w:t>
+        <w:t xml:space="preserve"> un sistema informático multiplataforma y seguro usando tanto aplicaciones de escritorio como de dispositivo móvil para la gestión de </w:t>
+      </w:r>
+      <w:proofErr w:type="gramStart"/>
+      <w:r>
+        <w:t>una  clínica</w:t>
+      </w:r>
+      <w:proofErr w:type="gramEnd"/>
+      <w:r>
+        <w:t xml:space="preserve"> médica</w:t>
+      </w:r>
+      <w:r>
+        <w:t xml:space="preserve"> creando un sistema</w:t>
+      </w:r>
+      <w:r>
+        <w:t xml:space="preserve"> a</w:t>
+      </w:r>
+      <w:r>
+        <w:t>l</w:t>
+      </w:r>
+      <w:r>
+        <w:t xml:space="preserve"> que </w:t>
       </w:r>
       <w:r>
         <w:t>he nombrado</w:t>
       </w:r>
       <w:r>
-        <w:t xml:space="preserve"> MedManager, que centralice la información administrativa y asistencial en una base de datos </w:t>
+        <w:t xml:space="preserve"> </w:t>
+      </w:r>
+      <w:proofErr w:type="spellStart"/>
+      <w:r>
+        <w:t>MedManager</w:t>
+      </w:r>
+      <w:proofErr w:type="spellEnd"/>
+      <w:r>
+        <w:t xml:space="preserve">, que centralice la información administrativa y asistencial en una base de datos </w:t>
       </w:r>
       <w:r>
         <w:t>única</w:t>
       </w:r>
       <w:r>
-        <w:t xml:space="preserve"> y que se pueda usar por distintos usuarios </w:t>
-      </w:r>
-      <w:r>
-        <w:t>técnicos</w:t>
+        <w:t xml:space="preserve"> y que se pueda usar por distintos</w:t>
+      </w:r>
+      <w:r>
+        <w:t xml:space="preserve"> </w:t>
+      </w:r>
+      <w:r>
+        <w:t>perfiles de usuario</w:t>
       </w:r>
       <w:r>
         <w:t xml:space="preserve"> mediante un servidor intermedio propio.</w:t>
@@ -3869,7 +3967,21 @@
         <w:rPr>
           <w:lang w:val="es-ES"/>
         </w:rPr>
-        <w:t>Centralizar el acceso a la base de datos a través de un servidor backend concurrente (multihilo) mediante Sockets TCP/IP, evitando la exposición directa de la base de datos a las aplicaciones cliente.</w:t>
+        <w:t xml:space="preserve">Centralizar el acceso a la base de datos a través de un servidor </w:t>
+      </w:r>
+      <w:proofErr w:type="spellStart"/>
+      <w:r>
+        <w:rPr>
+          <w:lang w:val="es-ES"/>
+        </w:rPr>
+        <w:t>backend</w:t>
+      </w:r>
+      <w:proofErr w:type="spellEnd"/>
+      <w:r>
+        <w:rPr>
+          <w:lang w:val="es-ES"/>
+        </w:rPr>
+        <w:t xml:space="preserve"> concurrente (multihilo) mediante Sockets TCP/IP, evitando la exposición directa de la base de datos a las aplicaciones cliente.</w:t>
       </w:r>
     </w:p>
     <w:p>
@@ -3923,7 +4035,19 @@
         <w:rPr>
           <w:lang w:val="es-ES"/>
         </w:rPr>
-        <w:t>Permitir al personal administrativo la gestión completa (altas, bajas, modificaciones y consultas) de los datos de pacientes y la programación de citas médicas evitando solapamientos horarios.</w:t>
+        <w:t>Permitir al personal administrativo la gestión completa (altas, bajas</w:t>
+      </w:r>
+      <w:r>
+        <w:rPr>
+          <w:lang w:val="es-ES"/>
+        </w:rPr>
+        <w:t xml:space="preserve"> lógicas</w:t>
+      </w:r>
+      <w:r>
+        <w:rPr>
+          <w:lang w:val="es-ES"/>
+        </w:rPr>
+        <w:t>, modificaciones y consultas) de los datos de pacientes y la programación de citas médicas evitando solapamientos horarios.</w:t>
       </w:r>
     </w:p>
     <w:p>
@@ -3943,7 +4067,6 @@
         </w:rPr>
         <w:t>Facilitar al personal facultativo la consulta de su agenda de consultas y la incorporación de diagnósticos y observaciones en el historial clínico de los pacientes.</w:t>
       </w:r>
-      <w:bookmarkStart w:id="9" w:name="_Toc244175398"/>
     </w:p>
     <w:p>
       <w:pPr>
@@ -3978,19 +4101,19 @@
         <w:rPr>
           <w:lang w:val="es-ES"/>
         </w:rPr>
-        <w:t xml:space="preserve">Permitir al personal de enfermería acceder de forma rápida y autenticada </w:t>
-      </w:r>
-      <w:r>
-        <w:rPr>
-          <w:lang w:val="es-ES"/>
-        </w:rPr>
-        <w:t>a</w:t>
-      </w:r>
-      <w:r>
-        <w:rPr>
-          <w:lang w:val="es-ES"/>
-        </w:rPr>
-        <w:t xml:space="preserve"> la ficha esencial del paciente desde un dispositivo móvil Android.</w:t>
+        <w:t>Proporcionar un sistema de autenticación seguro basado en roles de usuario (</w:t>
+      </w:r>
+      <w:r>
+        <w:rPr>
+          <w:lang w:val="es-ES"/>
+        </w:rPr>
+        <w:t>enfermero</w:t>
+      </w:r>
+      <w:r>
+        <w:rPr>
+          <w:lang w:val="es-ES"/>
+        </w:rPr>
+        <w:t>).</w:t>
       </w:r>
     </w:p>
     <w:p>
@@ -4008,6 +4131,36 @@
         <w:rPr>
           <w:lang w:val="es-ES"/>
         </w:rPr>
+        <w:t xml:space="preserve">Permitir al personal de enfermería acceder de forma rápida y autenticada </w:t>
+      </w:r>
+      <w:r>
+        <w:rPr>
+          <w:lang w:val="es-ES"/>
+        </w:rPr>
+        <w:t>a</w:t>
+      </w:r>
+      <w:r>
+        <w:rPr>
+          <w:lang w:val="es-ES"/>
+        </w:rPr>
+        <w:t xml:space="preserve"> la ficha esencial del paciente desde un dispositivo móvil Android.</w:t>
+      </w:r>
+    </w:p>
+    <w:p>
+      <w:pPr>
+        <w:pStyle w:val="Prrafodelista"/>
+        <w:numPr>
+          <w:ilvl w:val="2"/>
+          <w:numId w:val="18"/>
+        </w:numPr>
+        <w:rPr>
+          <w:lang w:val="es-ES"/>
+        </w:rPr>
+      </w:pPr>
+      <w:r>
+        <w:rPr>
+          <w:lang w:val="es-ES"/>
+        </w:rPr>
         <w:t>Registrar observaciones previas y notas de cribaje de enfermería en las citas del día para su consulta por parte del personal médico desde los puestos de escritorio.</w:t>
       </w:r>
     </w:p>
@@ -4044,7 +4197,21 @@
         <w:rPr>
           <w:lang w:val="es-ES"/>
         </w:rPr>
-        <w:t>Implementar mecanismos de protección de credenciales mediante algoritmos (BCrypt), control de sesiones por rol en el servidor y acceso de mínimo privilegio a la base de datos, contribuyendo a las medidas técnicas de privacidad exigidas para datos sensibles.</w:t>
+        <w:t>Implementar mecanismos de protección de credenciales mediante algoritmos (</w:t>
+      </w:r>
+      <w:proofErr w:type="spellStart"/>
+      <w:r>
+        <w:rPr>
+          <w:lang w:val="es-ES"/>
+        </w:rPr>
+        <w:t>BCrypt</w:t>
+      </w:r>
+      <w:proofErr w:type="spellEnd"/>
+      <w:r>
+        <w:rPr>
+          <w:lang w:val="es-ES"/>
+        </w:rPr>
+        <w:t>), control de sesiones por rol en el servidor y acceso de mínimo privilegio a la base de datos, contribuyendo a las medidas técnicas de privacidad exigidas para datos sensibles.</w:t>
       </w:r>
     </w:p>
     <w:p>
@@ -4055,6 +4222,7 @@
           <w:numId w:val="1"/>
         </w:numPr>
       </w:pPr>
+      <w:bookmarkStart w:id="9" w:name="_Toc244293997"/>
       <w:r>
         <w:lastRenderedPageBreak/>
         <w:t>Estado del Arte</w:t>
@@ -4068,7 +4236,7 @@
       <w:pPr>
         <w:pStyle w:val="Ttulo2"/>
       </w:pPr>
-      <w:bookmarkStart w:id="10" w:name="_Toc244175399"/>
+      <w:bookmarkStart w:id="10" w:name="_Toc244293998"/>
       <w:r>
         <w:t xml:space="preserve">2.1 </w:t>
       </w:r>
@@ -4087,7 +4255,21 @@
         <w:rPr>
           <w:lang w:val="es-ES"/>
         </w:rPr>
-        <w:t xml:space="preserve">Para el diseño de la aplicación de MedManager, la base de datos, la aplicación de escritorio, la aplicación móvil y la comunicación, se ha realizado una búsqueda real en el mercado de gestión de clínicas y centros médicos. Esta búsqueda tiene el objetivo de ver cómo funcionan las aplicaciones reales en el sector y poder compararlas con mis ideas para ver si son eficaces o no, pudiendo cubrir problemas que tengan estas y aportando alguna innovación o mejora si es posible. Con este análisis sabremos qué funciones tendrá nuestro proyecto. </w:t>
+        <w:t xml:space="preserve">Para el diseño de la aplicación de </w:t>
+      </w:r>
+      <w:proofErr w:type="spellStart"/>
+      <w:r>
+        <w:rPr>
+          <w:lang w:val="es-ES"/>
+        </w:rPr>
+        <w:t>MedManager</w:t>
+      </w:r>
+      <w:proofErr w:type="spellEnd"/>
+      <w:r>
+        <w:rPr>
+          <w:lang w:val="es-ES"/>
+        </w:rPr>
+        <w:t xml:space="preserve">, la base de datos, la aplicación de escritorio, la aplicación móvil y la comunicación, se ha realizado una búsqueda real en el mercado de gestión de clínicas y centros médicos. Esta búsqueda tiene el objetivo de ver cómo funcionan las aplicaciones reales en el sector y poder compararlas con mis ideas para ver si son eficaces o no, pudiendo cubrir problemas que tengan estas y aportando alguna innovación o mejora si es posible. Con este análisis sabremos qué funciones tendrá nuestro proyecto. </w:t>
       </w:r>
     </w:p>
     <w:p>
@@ -4122,7 +4304,21 @@
         <w:rPr>
           <w:lang w:val="es-ES"/>
         </w:rPr>
-        <w:t xml:space="preserve"> (Capterra, 2026), ya que ofrece todo tipo de software disponible y explica qué nos puede aportar. Se puede apreciar que hay dos tendencias para el sector de clínicas: </w:t>
+        <w:t xml:space="preserve"> (</w:t>
+      </w:r>
+      <w:proofErr w:type="spellStart"/>
+      <w:r>
+        <w:rPr>
+          <w:lang w:val="es-ES"/>
+        </w:rPr>
+        <w:t>Capterra</w:t>
+      </w:r>
+      <w:proofErr w:type="spellEnd"/>
+      <w:r>
+        <w:rPr>
+          <w:lang w:val="es-ES"/>
+        </w:rPr>
+        <w:t xml:space="preserve">, 2026), ya que ofrece todo tipo de software disponible y explica qué nos puede aportar. Se puede apreciar que hay dos tendencias para el sector de clínicas: </w:t>
       </w:r>
     </w:p>
     <w:p>
@@ -4220,7 +4416,7 @@
       <w:pPr>
         <w:pStyle w:val="Ttulo2"/>
       </w:pPr>
-      <w:bookmarkStart w:id="11" w:name="_Toc244175400"/>
+      <w:bookmarkStart w:id="11" w:name="_Toc244293999"/>
       <w:r>
         <w:t xml:space="preserve">2.2 </w:t>
       </w:r>
@@ -4245,11 +4441,19 @@
           <w:lang w:val="en-GB"/>
         </w:rPr>
       </w:pPr>
+      <w:proofErr w:type="spellStart"/>
       <w:r>
         <w:rPr>
           <w:lang w:val="en-GB"/>
         </w:rPr>
-        <w:t>SoftClinic GenX</w:t>
+        <w:t>SoftClinic</w:t>
+      </w:r>
+      <w:proofErr w:type="spellEnd"/>
+      <w:r>
+        <w:rPr>
+          <w:lang w:val="en-GB"/>
+        </w:rPr>
+        <w:t xml:space="preserve"> GenX</w:t>
       </w:r>
       <w:r>
         <w:rPr>
@@ -4501,10 +4705,12 @@
           <w:numId w:val="20"/>
         </w:numPr>
       </w:pPr>
+      <w:proofErr w:type="spellStart"/>
       <w:r>
         <w:lastRenderedPageBreak/>
         <w:t>Archivex</w:t>
       </w:r>
+      <w:proofErr w:type="spellEnd"/>
       <w:r>
         <w:br/>
       </w:r>
@@ -4783,9 +4989,14 @@
           <w:numId w:val="20"/>
         </w:numPr>
       </w:pPr>
+      <w:proofErr w:type="spellStart"/>
       <w:r>
         <w:lastRenderedPageBreak/>
-        <w:t>Clinic Clou</w:t>
+        <w:t>Clinic</w:t>
+      </w:r>
+      <w:proofErr w:type="spellEnd"/>
+      <w:r>
+        <w:t xml:space="preserve"> Clou</w:t>
       </w:r>
       <w:r>
         <w:t>d</w:t>
@@ -5016,10 +5227,12 @@
           <w:numId w:val="20"/>
         </w:numPr>
       </w:pPr>
+      <w:proofErr w:type="spellStart"/>
       <w:r>
         <w:lastRenderedPageBreak/>
         <w:t>PrognoCIS</w:t>
       </w:r>
+      <w:proofErr w:type="spellEnd"/>
       <w:r>
         <w:br/>
       </w:r>
@@ -5235,7 +5448,7 @@
       <w:pPr>
         <w:pStyle w:val="Ttulo2"/>
       </w:pPr>
-      <w:bookmarkStart w:id="12" w:name="_Toc244175401"/>
+      <w:bookmarkStart w:id="12" w:name="_Toc244294000"/>
       <w:r>
         <w:t xml:space="preserve">2.3 </w:t>
       </w:r>
@@ -5246,7 +5459,13 @@
     </w:p>
     <w:p>
       <w:r>
-        <w:t xml:space="preserve">En este apartado comparare las </w:t>
+        <w:t>En este apartado comparar</w:t>
+      </w:r>
+      <w:r>
+        <w:t>é</w:t>
+      </w:r>
+      <w:r>
+        <w:t xml:space="preserve"> las </w:t>
       </w:r>
       <w:r>
         <w:t>características</w:t>
@@ -5261,7 +5480,16 @@
         <w:t xml:space="preserve"> que </w:t>
       </w:r>
       <w:r>
-        <w:t>quiero aplicar en mi proyecto y cuales podría adquirir habiendo analizado soluciones ya existentes.</w:t>
+        <w:t xml:space="preserve">quiero aplicar en mi proyecto y </w:t>
+      </w:r>
+      <w:r>
+        <w:t>cuáles</w:t>
+      </w:r>
+      <w:r>
+        <w:t xml:space="preserve"> </w:t>
+      </w:r>
+      <w:r>
+        <w:t>podría adquirir habiendo analizado soluciones ya existentes.</w:t>
       </w:r>
     </w:p>
     <w:p/>
@@ -5408,14 +5636,34 @@
                 <w:lang w:val="es-ES"/>
               </w:rPr>
             </w:pPr>
+            <w:proofErr w:type="spellStart"/>
             <w:r>
               <w:rPr>
                 <w:sz w:val="16"/>
                 <w:szCs w:val="16"/>
                 <w:lang w:val="es-ES"/>
               </w:rPr>
-              <w:t>SoftClinic GenX</w:t>
-            </w:r>
+              <w:t>SoftClinic</w:t>
+            </w:r>
+            <w:proofErr w:type="spellEnd"/>
+            <w:r>
+              <w:rPr>
+                <w:sz w:val="16"/>
+                <w:szCs w:val="16"/>
+                <w:lang w:val="es-ES"/>
+              </w:rPr>
+              <w:t xml:space="preserve"> </w:t>
+            </w:r>
+            <w:proofErr w:type="spellStart"/>
+            <w:r>
+              <w:rPr>
+                <w:sz w:val="16"/>
+                <w:szCs w:val="16"/>
+                <w:lang w:val="es-ES"/>
+              </w:rPr>
+              <w:t>GenX</w:t>
+            </w:r>
+            <w:proofErr w:type="spellEnd"/>
           </w:p>
         </w:tc>
         <w:tc>
@@ -5509,6 +5757,7 @@
                 <w:lang w:val="es-ES"/>
               </w:rPr>
             </w:pPr>
+            <w:proofErr w:type="spellStart"/>
             <w:r>
               <w:rPr>
                 <w:sz w:val="16"/>
@@ -5517,6 +5766,7 @@
               </w:rPr>
               <w:t>Archivex</w:t>
             </w:r>
+            <w:proofErr w:type="spellEnd"/>
           </w:p>
         </w:tc>
         <w:tc>
@@ -5610,13 +5860,23 @@
                 <w:lang w:val="es-ES"/>
               </w:rPr>
             </w:pPr>
+            <w:proofErr w:type="spellStart"/>
             <w:r>
               <w:rPr>
                 <w:sz w:val="16"/>
                 <w:szCs w:val="16"/>
                 <w:lang w:val="es-ES"/>
               </w:rPr>
-              <w:t>Clinic Cloud</w:t>
+              <w:t>Clinic</w:t>
+            </w:r>
+            <w:proofErr w:type="spellEnd"/>
+            <w:r>
+              <w:rPr>
+                <w:sz w:val="16"/>
+                <w:szCs w:val="16"/>
+                <w:lang w:val="es-ES"/>
+              </w:rPr>
+              <w:t xml:space="preserve"> Cloud</w:t>
             </w:r>
           </w:p>
         </w:tc>
@@ -5711,6 +5971,7 @@
                 <w:lang w:val="es-ES"/>
               </w:rPr>
             </w:pPr>
+            <w:proofErr w:type="spellStart"/>
             <w:r>
               <w:rPr>
                 <w:sz w:val="16"/>
@@ -5719,6 +5980,7 @@
               </w:rPr>
               <w:t>PrognoCIS</w:t>
             </w:r>
+            <w:proofErr w:type="spellEnd"/>
           </w:p>
         </w:tc>
         <w:tc>
@@ -5878,6 +6140,7 @@
                 <w:lang w:val="es-ES"/>
               </w:rPr>
             </w:pPr>
+            <w:proofErr w:type="spellStart"/>
             <w:r>
               <w:rPr>
                 <w:b/>
@@ -5886,8 +6149,31 @@
                 <w:szCs w:val="16"/>
                 <w:lang w:val="es-ES"/>
               </w:rPr>
-              <w:t>SoftClinic GenX</w:t>
-            </w:r>
+              <w:t>SoftClinic</w:t>
+            </w:r>
+            <w:proofErr w:type="spellEnd"/>
+            <w:r>
+              <w:rPr>
+                <w:b/>
+                <w:bCs/>
+                <w:sz w:val="16"/>
+                <w:szCs w:val="16"/>
+                <w:lang w:val="es-ES"/>
+              </w:rPr>
+              <w:t xml:space="preserve"> </w:t>
+            </w:r>
+            <w:proofErr w:type="spellStart"/>
+            <w:r>
+              <w:rPr>
+                <w:b/>
+                <w:bCs/>
+                <w:sz w:val="16"/>
+                <w:szCs w:val="16"/>
+                <w:lang w:val="es-ES"/>
+              </w:rPr>
+              <w:t>GenX</w:t>
+            </w:r>
+            <w:proofErr w:type="spellEnd"/>
           </w:p>
         </w:tc>
         <w:tc>
@@ -5905,6 +6191,7 @@
                 <w:lang w:val="es-ES"/>
               </w:rPr>
             </w:pPr>
+            <w:proofErr w:type="spellStart"/>
             <w:r>
               <w:rPr>
                 <w:b/>
@@ -5915,6 +6202,7 @@
               </w:rPr>
               <w:t>Archivex</w:t>
             </w:r>
+            <w:proofErr w:type="spellEnd"/>
           </w:p>
         </w:tc>
         <w:tc>
@@ -5932,6 +6220,7 @@
                 <w:lang w:val="es-ES"/>
               </w:rPr>
             </w:pPr>
+            <w:proofErr w:type="spellStart"/>
             <w:r>
               <w:rPr>
                 <w:b/>
@@ -5940,7 +6229,18 @@
                 <w:szCs w:val="16"/>
                 <w:lang w:val="es-ES"/>
               </w:rPr>
-              <w:t>Clinic Cloud</w:t>
+              <w:t>Clinic</w:t>
+            </w:r>
+            <w:proofErr w:type="spellEnd"/>
+            <w:r>
+              <w:rPr>
+                <w:b/>
+                <w:bCs/>
+                <w:sz w:val="16"/>
+                <w:szCs w:val="16"/>
+                <w:lang w:val="es-ES"/>
+              </w:rPr>
+              <w:t xml:space="preserve"> Cloud</w:t>
             </w:r>
           </w:p>
         </w:tc>
@@ -5959,6 +6259,7 @@
                 <w:lang w:val="es-ES"/>
               </w:rPr>
             </w:pPr>
+            <w:proofErr w:type="spellStart"/>
             <w:r>
               <w:rPr>
                 <w:b/>
@@ -5969,6 +6270,7 @@
               </w:rPr>
               <w:t>PrognoCIS</w:t>
             </w:r>
+            <w:proofErr w:type="spellEnd"/>
           </w:p>
         </w:tc>
         <w:tc>
@@ -5986,6 +6288,7 @@
                 <w:lang w:val="es-ES"/>
               </w:rPr>
             </w:pPr>
+            <w:proofErr w:type="spellStart"/>
             <w:r>
               <w:rPr>
                 <w:b/>
@@ -5994,7 +6297,18 @@
                 <w:szCs w:val="16"/>
                 <w:lang w:val="es-ES"/>
               </w:rPr>
-              <w:t xml:space="preserve">MedManager </w:t>
+              <w:t>MedManager</w:t>
+            </w:r>
+            <w:proofErr w:type="spellEnd"/>
+            <w:r>
+              <w:rPr>
+                <w:b/>
+                <w:bCs/>
+                <w:sz w:val="16"/>
+                <w:szCs w:val="16"/>
+                <w:lang w:val="es-ES"/>
+              </w:rPr>
+              <w:t xml:space="preserve"> </w:t>
             </w:r>
           </w:p>
         </w:tc>
@@ -7084,7 +7398,7 @@
           <w:rStyle w:val="Ttulo2Car"/>
         </w:rPr>
       </w:pPr>
-      <w:bookmarkStart w:id="13" w:name="_Toc244175402"/>
+      <w:bookmarkStart w:id="13" w:name="_Toc244294001"/>
       <w:r>
         <w:rPr>
           <w:rStyle w:val="Ttulo2Car"/>
@@ -7139,7 +7453,15 @@
     </w:p>
     <w:p>
       <w:r>
-        <w:t>Justificación de MedManager:</w:t>
+        <w:t xml:space="preserve">Justificación de </w:t>
+      </w:r>
+      <w:proofErr w:type="spellStart"/>
+      <w:r>
+        <w:t>MedManager</w:t>
+      </w:r>
+      <w:proofErr w:type="spellEnd"/>
+      <w:r>
+        <w:t>:</w:t>
       </w:r>
     </w:p>
     <w:p>
@@ -7151,7 +7473,15 @@
         </w:numPr>
       </w:pPr>
       <w:r>
-        <w:t>Para solucionar estos puntos, mi proyecto MedManager propone una alternativa directa y sin costes de suscripción:   Se centra exclusivamente en lo necesario para el trabajo diario: gestión de pacientes, programación de citas, informes médicos, dejando fuera la facturación y la contabilidad.</w:t>
+        <w:t xml:space="preserve">Para solucionar estos puntos, mi proyecto </w:t>
+      </w:r>
+      <w:proofErr w:type="spellStart"/>
+      <w:r>
+        <w:t>MedManager</w:t>
+      </w:r>
+      <w:proofErr w:type="spellEnd"/>
+      <w:r>
+        <w:t xml:space="preserve"> propone una alternativa directa y sin costes de suscripción:   Se centra exclusivamente en lo necesario para el trabajo diario: gestión de pacientes, programación de citas, informes médicos, dejando fuera la facturación y la contabilidad.</w:t>
       </w:r>
     </w:p>
     <w:p>
@@ -7175,7 +7505,15 @@
         </w:numPr>
       </w:pPr>
       <w:r>
-        <w:t>Separa el trabajo en dos aplicaciones adaptadas a cada puesto: una aplicación de escritorio en Java Swing para administrativos y médicos, y una aplicación móvil en Android (Kotlin) para el personal de enfermería</w:t>
+        <w:t>Separa el trabajo en dos aplicaciones adaptadas a cada puesto: una aplicación de escritorio en Java Swing para administrativos y médicos, y una aplicación móvil en Android (</w:t>
+      </w:r>
+      <w:proofErr w:type="spellStart"/>
+      <w:r>
+        <w:t>Kotlin</w:t>
+      </w:r>
+      <w:proofErr w:type="spellEnd"/>
+      <w:r>
+        <w:t>) para el personal de enfermería</w:t>
       </w:r>
       <w:r>
         <w:t>.</w:t>
@@ -7192,7 +7530,7 @@
           <w:numId w:val="1"/>
         </w:numPr>
       </w:pPr>
-      <w:bookmarkStart w:id="14" w:name="_Toc244175403"/>
+      <w:bookmarkStart w:id="14" w:name="_Toc244294002"/>
       <w:r>
         <w:lastRenderedPageBreak/>
         <w:t>Metodología usada</w:t>
@@ -7220,7 +7558,7 @@
           <w:numId w:val="1"/>
         </w:numPr>
       </w:pPr>
-      <w:bookmarkStart w:id="15" w:name="_Toc244175404"/>
+      <w:bookmarkStart w:id="15" w:name="_Toc244294003"/>
       <w:r>
         <w:lastRenderedPageBreak/>
         <w:t>Tecnologías y herramientas utilizadas en el proyecto</w:t>
@@ -7230,202 +7568,6 @@
     <w:p>
       <w:r>
         <w:t>(2-3 páginas)</w:t>
-      </w:r>
-    </w:p>
-    <w:p>
-      <w:bookmarkStart w:id="16" w:name="_Toc241170496"/>
-      <w:r>
-        <w:t>Para la aplicación de escritorio:</w:t>
-      </w:r>
-      <w:bookmarkEnd w:id="16"/>
-    </w:p>
-    <w:p>
-      <w:pPr>
-        <w:pStyle w:val="Prrafodelista"/>
-        <w:numPr>
-          <w:ilvl w:val="0"/>
-          <w:numId w:val="2"/>
-        </w:numPr>
-      </w:pPr>
-      <w:r>
-        <w:t>Java Swing</w:t>
-      </w:r>
-    </w:p>
-    <w:p>
-      <w:pPr>
-        <w:pStyle w:val="Prrafodelista"/>
-        <w:numPr>
-          <w:ilvl w:val="0"/>
-          <w:numId w:val="2"/>
-        </w:numPr>
-      </w:pPr>
-      <w:r>
-        <w:t>Eclipse</w:t>
-      </w:r>
-    </w:p>
-    <w:p>
-      <w:pPr>
-        <w:pStyle w:val="Prrafodelista"/>
-        <w:numPr>
-          <w:ilvl w:val="0"/>
-          <w:numId w:val="2"/>
-        </w:numPr>
-      </w:pPr>
-      <w:r>
-        <w:t>Hibernate (ORM)</w:t>
-      </w:r>
-    </w:p>
-    <w:p>
-      <w:pPr>
-        <w:pStyle w:val="Prrafodelista"/>
-        <w:numPr>
-          <w:ilvl w:val="0"/>
-          <w:numId w:val="2"/>
-        </w:numPr>
-      </w:pPr>
-      <w:r>
-        <w:t xml:space="preserve">Algoritmos hash </w:t>
-      </w:r>
-    </w:p>
-    <w:p>
-      <w:pPr>
-        <w:pStyle w:val="Prrafodelista"/>
-        <w:numPr>
-          <w:ilvl w:val="0"/>
-          <w:numId w:val="2"/>
-        </w:numPr>
-      </w:pPr>
-      <w:r>
-        <w:t>Junit</w:t>
-      </w:r>
-    </w:p>
-    <w:p>
-      <w:r>
-        <w:t>Para la aplicación Android:</w:t>
-      </w:r>
-    </w:p>
-    <w:p>
-      <w:pPr>
-        <w:pStyle w:val="Prrafodelista"/>
-        <w:numPr>
-          <w:ilvl w:val="0"/>
-          <w:numId w:val="2"/>
-        </w:numPr>
-      </w:pPr>
-      <w:r>
-        <w:t>Android Studio</w:t>
-      </w:r>
-    </w:p>
-    <w:p>
-      <w:pPr>
-        <w:pStyle w:val="Prrafodelista"/>
-        <w:numPr>
-          <w:ilvl w:val="0"/>
-          <w:numId w:val="2"/>
-        </w:numPr>
-      </w:pPr>
-      <w:r>
-        <w:t>Kotlin</w:t>
-      </w:r>
-    </w:p>
-    <w:p>
-      <w:pPr>
-        <w:pStyle w:val="Prrafodelista"/>
-        <w:numPr>
-          <w:ilvl w:val="0"/>
-          <w:numId w:val="2"/>
-        </w:numPr>
-      </w:pPr>
-      <w:r>
-        <w:t>Para la Base de datos:</w:t>
-      </w:r>
-    </w:p>
-    <w:p>
-      <w:pPr>
-        <w:pStyle w:val="Prrafodelista"/>
-        <w:numPr>
-          <w:ilvl w:val="0"/>
-          <w:numId w:val="2"/>
-        </w:numPr>
-      </w:pPr>
-      <w:r>
-        <w:t>SQL</w:t>
-      </w:r>
-    </w:p>
-    <w:p>
-      <w:pPr>
-        <w:pStyle w:val="Prrafodelista"/>
-        <w:numPr>
-          <w:ilvl w:val="0"/>
-          <w:numId w:val="2"/>
-        </w:numPr>
-      </w:pPr>
-      <w:r>
-        <w:t>MySQL</w:t>
-      </w:r>
-    </w:p>
-    <w:p>
-      <w:pPr>
-        <w:ind w:left="360"/>
-      </w:pPr>
-      <w:r>
-        <w:t xml:space="preserve">Para la Comunicación, Concurrencia y Seguridad:. </w:t>
-      </w:r>
-    </w:p>
-    <w:p>
-      <w:pPr>
-        <w:pStyle w:val="Prrafodelista"/>
-        <w:numPr>
-          <w:ilvl w:val="0"/>
-          <w:numId w:val="2"/>
-        </w:numPr>
-      </w:pPr>
-      <w:r>
-        <w:t xml:space="preserve">Backend/Servicios: Desarrollo de un servidor propio basado en una capa de Sockets TCP/IP en Java para gestionar las peticiones concurrentes de los clientes sin atacar directamente a la base de datos.   </w:t>
-      </w:r>
-    </w:p>
-    <w:p>
-      <w:pPr>
-        <w:pStyle w:val="Prrafodelista"/>
-        <w:numPr>
-          <w:ilvl w:val="0"/>
-          <w:numId w:val="2"/>
-        </w:numPr>
-      </w:pPr>
-      <w:r>
-        <w:t xml:space="preserve">Seguridad: Librerías criptográficas de Java para aplicar algoritmos hash y cifrado de datos.  </w:t>
-      </w:r>
-    </w:p>
-    <w:p>
-      <w:pPr>
-        <w:ind w:left="360"/>
-      </w:pPr>
-      <w:r>
-        <w:t xml:space="preserve">Para el Control de Calidad y Versiones:Pruebas: </w:t>
-      </w:r>
-    </w:p>
-    <w:p>
-      <w:pPr>
-        <w:pStyle w:val="Prrafodelista"/>
-        <w:numPr>
-          <w:ilvl w:val="0"/>
-          <w:numId w:val="2"/>
-        </w:numPr>
-      </w:pPr>
-      <w:r>
-        <w:t xml:space="preserve">JUnit para las pruebas unitarias.   </w:t>
-      </w:r>
-    </w:p>
-    <w:p>
-      <w:pPr>
-        <w:pStyle w:val="Prrafodelista"/>
-        <w:numPr>
-          <w:ilvl w:val="0"/>
-          <w:numId w:val="2"/>
-        </w:numPr>
-      </w:pPr>
-      <w:r>
-        <w:t>Repositorio: Git/GitHub para el control de versiones del código fuente</w:t>
       </w:r>
     </w:p>
     <w:p>
@@ -7446,31 +7588,31 @@
           <w:numId w:val="1"/>
         </w:numPr>
       </w:pPr>
-      <w:bookmarkStart w:id="17" w:name="_Toc244175405"/>
+      <w:bookmarkStart w:id="16" w:name="_Toc244294004"/>
       <w:r>
         <w:lastRenderedPageBreak/>
-        <w:t xml:space="preserve">Planificación, Diagnóstico y Contexto Laboral </w:t>
-      </w:r>
-      <w:r>
-        <w:t>3-4pg</w:t>
+        <w:t>Planificación, Diagnóstico y Contexto Laboral</w:t>
+      </w:r>
+      <w:bookmarkEnd w:id="16"/>
+      <w:r>
+        <w:t xml:space="preserve"> </w:t>
+      </w:r>
+    </w:p>
+    <w:p>
+      <w:pPr>
+        <w:pStyle w:val="Ttulo2"/>
+        <w:rPr>
+          <w:lang w:val="es-ES"/>
+        </w:rPr>
+      </w:pPr>
+      <w:bookmarkStart w:id="17" w:name="_Toc244294005"/>
+      <w:r>
+        <w:rPr>
+          <w:lang w:val="es-ES"/>
+        </w:rPr>
+        <w:t>5.1. Contexto Laboral</w:t>
       </w:r>
       <w:bookmarkEnd w:id="17"/>
-    </w:p>
-    <w:p>
-      <w:pPr>
-        <w:pStyle w:val="Ttulo2"/>
-        <w:rPr>
-          <w:lang w:val="es-ES"/>
-        </w:rPr>
-      </w:pPr>
-      <w:bookmarkStart w:id="18" w:name="_Toc244175406"/>
-      <w:r>
-        <w:rPr>
-          <w:lang w:val="es-ES"/>
-        </w:rPr>
-        <w:t>5.1. Contexto Laboral</w:t>
-      </w:r>
-      <w:bookmarkEnd w:id="18"/>
     </w:p>
     <w:p>
       <w:pPr>
@@ -7556,7 +7698,19 @@
         <w:rPr>
           <w:lang w:val="es-ES"/>
         </w:rPr>
-        <w:t>Utilizarán la aplicación de escritorio (Java Swing) para la gestión completa (altas, modificaciones, consultas y bajas lógicas) de pacientes y la programación de la agenda de citas médicas</w:t>
+        <w:t>Utilizarán la aplicación de escritorio (Java Swing) para la gestión completa (altas, modificaciones, consultas y bajas</w:t>
+      </w:r>
+      <w:r>
+        <w:rPr>
+          <w:lang w:val="es-ES"/>
+        </w:rPr>
+        <w:t xml:space="preserve"> lógicas</w:t>
+      </w:r>
+      <w:r>
+        <w:rPr>
+          <w:lang w:val="es-ES"/>
+        </w:rPr>
+        <w:t>) de pacientes y la programación de la agenda de citas médicas</w:t>
       </w:r>
       <w:r>
         <w:rPr>
@@ -7652,7 +7806,35 @@
         <w:rPr>
           <w:lang w:val="es-ES"/>
         </w:rPr>
-        <w:t xml:space="preserve"> El desarrollo de este ecosistema requiere perfiles de Administrador de Bases de Datos (MySQL), Desarrollador Backend (Servidor Java Multihilo y Sockets) y Desarrollador Frontend/Móvil (</w:t>
+        <w:t xml:space="preserve"> El desarrollo de este ecosistema requiere perfiles de Administrador de Bases de Datos (MySQL), Desarrollador </w:t>
+      </w:r>
+      <w:proofErr w:type="spellStart"/>
+      <w:r>
+        <w:rPr>
+          <w:lang w:val="es-ES"/>
+        </w:rPr>
+        <w:t>Backend</w:t>
+      </w:r>
+      <w:proofErr w:type="spellEnd"/>
+      <w:r>
+        <w:rPr>
+          <w:lang w:val="es-ES"/>
+        </w:rPr>
+        <w:t xml:space="preserve"> (Servidor Java Multihilo y Sockets) y Desarrollador </w:t>
+      </w:r>
+      <w:proofErr w:type="spellStart"/>
+      <w:r>
+        <w:rPr>
+          <w:lang w:val="es-ES"/>
+        </w:rPr>
+        <w:t>Frontend</w:t>
+      </w:r>
+      <w:proofErr w:type="spellEnd"/>
+      <w:r>
+        <w:rPr>
+          <w:lang w:val="es-ES"/>
+        </w:rPr>
+        <w:t>/Móvil (</w:t>
       </w:r>
       <w:r>
         <w:t>Java Swing</w:t>
@@ -7664,7 +7846,21 @@
         <w:rPr>
           <w:lang w:val="es-ES"/>
         </w:rPr>
-        <w:t>y Android/Kotlin).</w:t>
+        <w:t>y Android/</w:t>
+      </w:r>
+      <w:proofErr w:type="spellStart"/>
+      <w:r>
+        <w:rPr>
+          <w:lang w:val="es-ES"/>
+        </w:rPr>
+        <w:t>Kotlin</w:t>
+      </w:r>
+      <w:proofErr w:type="spellEnd"/>
+      <w:r>
+        <w:rPr>
+          <w:lang w:val="es-ES"/>
+        </w:rPr>
+        <w:t>).</w:t>
       </w:r>
     </w:p>
     <w:p>
@@ -7723,14 +7919,14 @@
           <w:lang w:val="es-ES"/>
         </w:rPr>
       </w:pPr>
-      <w:bookmarkStart w:id="19" w:name="_Toc244175407"/>
+      <w:bookmarkStart w:id="18" w:name="_Toc244294006"/>
       <w:r>
         <w:rPr>
           <w:lang w:val="es-ES"/>
         </w:rPr>
         <w:t>5.2. Análisis DAFO</w:t>
       </w:r>
-      <w:bookmarkEnd w:id="19"/>
+      <w:bookmarkEnd w:id="18"/>
     </w:p>
     <w:p>
       <w:pPr>
@@ -7786,7 +7982,35 @@
         <w:rPr>
           <w:lang w:val="es-ES"/>
         </w:rPr>
-        <w:t xml:space="preserve"> Uso de conexiones mediante Sockets que proporcionan un control total sobre el flujo de datos. Implementación de hilos (multithreading) tanto en el servidor como en la app móvil (Coroutines) para evitar bloqueos en la interfaz.</w:t>
+        <w:t xml:space="preserve"> Uso de conexiones mediante Sockets que proporcionan un control total sobre el flujo de datos. Implementación de hilos (</w:t>
+      </w:r>
+      <w:proofErr w:type="spellStart"/>
+      <w:r>
+        <w:rPr>
+          <w:lang w:val="es-ES"/>
+        </w:rPr>
+        <w:t>multithreading</w:t>
+      </w:r>
+      <w:proofErr w:type="spellEnd"/>
+      <w:r>
+        <w:rPr>
+          <w:lang w:val="es-ES"/>
+        </w:rPr>
+        <w:t>) tanto en el servidor como en la app móvil (</w:t>
+      </w:r>
+      <w:proofErr w:type="spellStart"/>
+      <w:r>
+        <w:rPr>
+          <w:lang w:val="es-ES"/>
+        </w:rPr>
+        <w:t>Coroutines</w:t>
+      </w:r>
+      <w:proofErr w:type="spellEnd"/>
+      <w:r>
+        <w:rPr>
+          <w:lang w:val="es-ES"/>
+        </w:rPr>
+        <w:t>) para evitar bloqueos en la interfaz.</w:t>
       </w:r>
     </w:p>
     <w:p>
@@ -7811,7 +8035,21 @@
         <w:rPr>
           <w:lang w:val="es-ES"/>
         </w:rPr>
-        <w:t xml:space="preserve"> La gestión manual de Sockets a bajo nivel y el mapeo ORM con Hibernate incrementan la complejidad del código y requieren un control de excepciones exhaustivo.</w:t>
+        <w:t xml:space="preserve"> La gestión manual de Sockets a bajo nivel y el mapeo ORM con </w:t>
+      </w:r>
+      <w:proofErr w:type="spellStart"/>
+      <w:r>
+        <w:rPr>
+          <w:lang w:val="es-ES"/>
+        </w:rPr>
+        <w:t>Hibernate</w:t>
+      </w:r>
+      <w:proofErr w:type="spellEnd"/>
+      <w:r>
+        <w:rPr>
+          <w:lang w:val="es-ES"/>
+        </w:rPr>
+        <w:t xml:space="preserve"> incrementan la complejidad del código y requieren un control de excepciones exhaustivo.</w:t>
       </w:r>
     </w:p>
     <w:p>
@@ -7872,14 +8110,14 @@
           <w:lang w:val="es-ES"/>
         </w:rPr>
       </w:pPr>
-      <w:bookmarkStart w:id="20" w:name="_Toc244175408"/>
+      <w:bookmarkStart w:id="19" w:name="_Toc244294007"/>
       <w:r>
         <w:rPr>
           <w:lang w:val="es-ES"/>
         </w:rPr>
         <w:t>5.3. Planificación Inicial</w:t>
       </w:r>
-      <w:bookmarkEnd w:id="20"/>
+      <w:bookmarkEnd w:id="19"/>
     </w:p>
     <w:p>
       <w:pPr>
@@ -8015,6 +8253,7 @@
         </w:rPr>
         <w:t xml:space="preserve"> Fase transversal que comprende el análisis de requisitos, diseño de diagramas (E-R, Relacional, Casos de Uso y Clases), elaboración de </w:t>
       </w:r>
+      <w:proofErr w:type="spellStart"/>
       <w:r>
         <w:rPr>
           <w:rFonts w:ascii="Arial" w:hAnsi="Arial" w:cs="Arial"/>
@@ -8025,6 +8264,7 @@
         </w:rPr>
         <w:t>wireframes</w:t>
       </w:r>
+      <w:proofErr w:type="spellEnd"/>
       <w:r>
         <w:rPr>
           <w:rFonts w:ascii="Arial" w:hAnsi="Arial" w:cs="Arial"/>
@@ -8095,8 +8335,27 @@
           <w:sz w:val="22"/>
           <w:szCs w:val="22"/>
         </w:rPr>
-        <w:t xml:space="preserve"> Configuración de Hibernate (ORM), programación del servidor </w:t>
-      </w:r>
+        <w:t xml:space="preserve"> Configuración de </w:t>
+      </w:r>
+      <w:proofErr w:type="spellStart"/>
+      <w:r>
+        <w:rPr>
+          <w:rFonts w:ascii="Arial" w:hAnsi="Arial" w:cs="Arial"/>
+          <w:sz w:val="22"/>
+          <w:szCs w:val="22"/>
+        </w:rPr>
+        <w:t>Hibernate</w:t>
+      </w:r>
+      <w:proofErr w:type="spellEnd"/>
+      <w:r>
+        <w:rPr>
+          <w:rFonts w:ascii="Arial" w:hAnsi="Arial" w:cs="Arial"/>
+          <w:sz w:val="22"/>
+          <w:szCs w:val="22"/>
+        </w:rPr>
+        <w:t xml:space="preserve"> (ORM), programación del servidor </w:t>
+      </w:r>
+      <w:proofErr w:type="spellStart"/>
       <w:r>
         <w:rPr>
           <w:rStyle w:val="CdigoHTML"/>
@@ -8106,6 +8365,7 @@
         </w:rPr>
         <w:t>ServerSocket</w:t>
       </w:r>
+      <w:proofErr w:type="spellEnd"/>
       <w:r>
         <w:rPr>
           <w:rFonts w:ascii="Arial" w:hAnsi="Arial" w:cs="Arial"/>
@@ -8114,6 +8374,7 @@
         </w:rPr>
         <w:t xml:space="preserve"> multihilo con validación de roles, implementación del </w:t>
       </w:r>
+      <w:proofErr w:type="spellStart"/>
       <w:r>
         <w:rPr>
           <w:rFonts w:ascii="Arial" w:hAnsi="Arial" w:cs="Arial"/>
@@ -8124,13 +8385,32 @@
         </w:rPr>
         <w:t>hashing</w:t>
       </w:r>
+      <w:proofErr w:type="spellEnd"/>
       <w:r>
         <w:rPr>
           <w:rFonts w:ascii="Arial" w:hAnsi="Arial" w:cs="Arial"/>
           <w:sz w:val="22"/>
           <w:szCs w:val="22"/>
         </w:rPr>
-        <w:t xml:space="preserve"> de contraseñas y pruebas unitarias con JUnit.</w:t>
+        <w:t xml:space="preserve"> de contraseñas y pruebas unitarias con </w:t>
+      </w:r>
+      <w:proofErr w:type="spellStart"/>
+      <w:r>
+        <w:rPr>
+          <w:rFonts w:ascii="Arial" w:hAnsi="Arial" w:cs="Arial"/>
+          <w:sz w:val="22"/>
+          <w:szCs w:val="22"/>
+        </w:rPr>
+        <w:t>JUnit</w:t>
+      </w:r>
+      <w:proofErr w:type="spellEnd"/>
+      <w:r>
+        <w:rPr>
+          <w:rFonts w:ascii="Arial" w:hAnsi="Arial" w:cs="Arial"/>
+          <w:sz w:val="22"/>
+          <w:szCs w:val="22"/>
+        </w:rPr>
+        <w:t>.</w:t>
       </w:r>
     </w:p>
     <w:p>
@@ -8181,6 +8461,7 @@
         </w:rPr>
         <w:t>/</w:t>
       </w:r>
+      <w:proofErr w:type="spellStart"/>
       <w:r>
         <w:rPr>
           <w:rStyle w:val="CdigoHTML"/>
@@ -8190,6 +8471,7 @@
         </w:rPr>
         <w:t>JPanel</w:t>
       </w:r>
+      <w:proofErr w:type="spellEnd"/>
       <w:r>
         <w:rPr>
           <w:rFonts w:ascii="Arial" w:hAnsi="Arial" w:cs="Arial"/>
@@ -8239,6 +8521,7 @@
         </w:rPr>
         <w:t xml:space="preserve"> Diseño de </w:t>
       </w:r>
+      <w:proofErr w:type="spellStart"/>
       <w:r>
         <w:rPr>
           <w:rFonts w:ascii="Arial" w:hAnsi="Arial" w:cs="Arial"/>
@@ -8249,13 +8532,50 @@
         </w:rPr>
         <w:t>layouts</w:t>
       </w:r>
+      <w:proofErr w:type="spellEnd"/>
       <w:r>
         <w:rPr>
           <w:rFonts w:ascii="Arial" w:hAnsi="Arial" w:cs="Arial"/>
           <w:sz w:val="22"/>
           <w:szCs w:val="22"/>
         </w:rPr>
-        <w:t xml:space="preserve"> XML en Android Studio, programación en Kotlin con corrutinas para la comunicación por Sockets, vistas de ficha rápida/observaciones y pruebas integrales del sistema antes del despliegue.</w:t>
+        <w:t xml:space="preserve"> XML en Android Studio, programación en </w:t>
+      </w:r>
+      <w:proofErr w:type="spellStart"/>
+      <w:r>
+        <w:rPr>
+          <w:rFonts w:ascii="Arial" w:hAnsi="Arial" w:cs="Arial"/>
+          <w:sz w:val="22"/>
+          <w:szCs w:val="22"/>
+        </w:rPr>
+        <w:t>Kotlin</w:t>
+      </w:r>
+      <w:proofErr w:type="spellEnd"/>
+      <w:r>
+        <w:rPr>
+          <w:rFonts w:ascii="Arial" w:hAnsi="Arial" w:cs="Arial"/>
+          <w:sz w:val="22"/>
+          <w:szCs w:val="22"/>
+        </w:rPr>
+        <w:t xml:space="preserve"> con </w:t>
+      </w:r>
+      <w:proofErr w:type="spellStart"/>
+      <w:r>
+        <w:rPr>
+          <w:rFonts w:ascii="Arial" w:hAnsi="Arial" w:cs="Arial"/>
+          <w:sz w:val="22"/>
+          <w:szCs w:val="22"/>
+        </w:rPr>
+        <w:t>corrutinas</w:t>
+      </w:r>
+      <w:proofErr w:type="spellEnd"/>
+      <w:r>
+        <w:rPr>
+          <w:rFonts w:ascii="Arial" w:hAnsi="Arial" w:cs="Arial"/>
+          <w:sz w:val="22"/>
+          <w:szCs w:val="22"/>
+        </w:rPr>
+        <w:t xml:space="preserve"> para la comunicación por Sockets, vistas de ficha rápida/observaciones y pruebas integrales del sistema antes del despliegue.</w:t>
       </w:r>
     </w:p>
     <w:p>
@@ -8272,14 +8592,14 @@
           <w:lang w:val="es-ES"/>
         </w:rPr>
       </w:pPr>
-      <w:bookmarkStart w:id="21" w:name="_Toc244175409"/>
+      <w:bookmarkStart w:id="20" w:name="_Toc244294008"/>
       <w:r>
         <w:rPr>
           <w:lang w:val="es-ES"/>
         </w:rPr>
         <w:t>5.4. Planificación Real y Desviaciones</w:t>
       </w:r>
-      <w:bookmarkEnd w:id="21"/>
+      <w:bookmarkEnd w:id="20"/>
     </w:p>
     <w:p>
       <w:pPr>
@@ -8307,12 +8627,12 @@
           <w:numId w:val="1"/>
         </w:numPr>
       </w:pPr>
-      <w:bookmarkStart w:id="22" w:name="_Toc244175410"/>
+      <w:bookmarkStart w:id="21" w:name="_Toc244294009"/>
       <w:r>
         <w:lastRenderedPageBreak/>
         <w:t>Análisis del proyecto</w:t>
       </w:r>
-      <w:bookmarkEnd w:id="22"/>
+      <w:bookmarkEnd w:id="21"/>
       <w:r>
         <w:t xml:space="preserve"> </w:t>
       </w:r>
@@ -8330,11 +8650,11 @@
           <w:numId w:val="1"/>
         </w:numPr>
       </w:pPr>
-      <w:bookmarkStart w:id="23" w:name="_Toc244175411"/>
+      <w:bookmarkStart w:id="22" w:name="_Toc244294010"/>
       <w:r>
         <w:t>requisitos funcionales</w:t>
       </w:r>
-      <w:bookmarkEnd w:id="23"/>
+      <w:bookmarkEnd w:id="22"/>
       <w:r>
         <w:t xml:space="preserve"> </w:t>
       </w:r>
@@ -8479,11 +8799,16 @@
       <w:r>
         <w:t xml:space="preserve"> La aplicación móvil Android permitirá al personal de enfermería consultar </w:t>
       </w:r>
+      <w:proofErr w:type="gramStart"/>
       <w:r>
         <w:t xml:space="preserve">los </w:t>
       </w:r>
       <w:r>
-        <w:t xml:space="preserve"> pacientes por DNI/</w:t>
+        <w:t xml:space="preserve"> pacientes</w:t>
+      </w:r>
+      <w:proofErr w:type="gramEnd"/>
+      <w:r>
+        <w:t xml:space="preserve"> por DNI/</w:t>
       </w:r>
       <w:r>
         <w:t>Nombre completo</w:t>
@@ -8514,7 +8839,15 @@
         <w:t>RF5. Comunicación Intermedia Mediante Sockets:</w:t>
       </w:r>
       <w:r>
-        <w:t xml:space="preserve"> Las aplicaciones cliente no se conectarán directamente a MySQL, sino que intercambiarán paquetes estructurados con el servidor backend a través de Sockets TCP/IP.</w:t>
+        <w:t xml:space="preserve"> Las aplicaciones cliente no se conectarán directamente a MySQL, sino que intercambiarán paquetes estructurados con el servidor </w:t>
+      </w:r>
+      <w:proofErr w:type="spellStart"/>
+      <w:r>
+        <w:t>backend</w:t>
+      </w:r>
+      <w:proofErr w:type="spellEnd"/>
+      <w:r>
+        <w:t xml:space="preserve"> a través de Sockets TCP/IP.</w:t>
       </w:r>
     </w:p>
     <w:p>
@@ -8532,14 +8865,14 @@
           <w:numId w:val="1"/>
         </w:numPr>
       </w:pPr>
-      <w:bookmarkStart w:id="24" w:name="_Toc244175412"/>
+      <w:bookmarkStart w:id="23" w:name="_Toc244294011"/>
       <w:r>
         <w:t>requisitos no funcionale</w:t>
       </w:r>
       <w:r>
         <w:t>s</w:t>
       </w:r>
-      <w:bookmarkEnd w:id="24"/>
+      <w:bookmarkEnd w:id="23"/>
     </w:p>
     <w:p>
       <w:pPr>
@@ -8562,7 +8895,23 @@
         </w:numPr>
       </w:pPr>
       <w:r>
-        <w:t>RNF2. Alta Concurrencia: El servidor backend Java debe estar estructurado mediante programación multihilo (Threads) para ser capaz de recibir y atender peticiones simultáneas de la app móvil y de la app de escritorio sin bloquearse.</w:t>
+        <w:t xml:space="preserve">RNF2. Alta Concurrencia: El servidor </w:t>
+      </w:r>
+      <w:proofErr w:type="spellStart"/>
+      <w:r>
+        <w:t>backend</w:t>
+      </w:r>
+      <w:proofErr w:type="spellEnd"/>
+      <w:r>
+        <w:t xml:space="preserve"> Java debe estar estructurado mediante programación multihilo (</w:t>
+      </w:r>
+      <w:proofErr w:type="spellStart"/>
+      <w:r>
+        <w:t>Threads</w:t>
+      </w:r>
+      <w:proofErr w:type="spellEnd"/>
+      <w:r>
+        <w:t>) para ser capaz de recibir y atender peticiones simultáneas de la app móvil y de la app de escritorio sin bloquearse.</w:t>
       </w:r>
     </w:p>
     <w:p>
@@ -8593,7 +8942,15 @@
         </w:numPr>
       </w:pPr>
       <w:r>
-        <w:t xml:space="preserve">RNF4. Persistencia e Integridad: La base de datos (MySQL) debe mantener una estricta integridad referencial de los datos. La conexión entre el servidor y la base de datos se gestionará de manera segura utilizando Hibernate (ORM).   </w:t>
+        <w:t xml:space="preserve">RNF4. Persistencia e Integridad: La base de datos (MySQL) debe mantener una estricta integridad referencial de los datos. La conexión entre el servidor y la base de datos se gestionará de manera segura utilizando </w:t>
+      </w:r>
+      <w:proofErr w:type="spellStart"/>
+      <w:r>
+        <w:t>Hibernate</w:t>
+      </w:r>
+      <w:proofErr w:type="spellEnd"/>
+      <w:r>
+        <w:t xml:space="preserve"> (ORM).   </w:t>
       </w:r>
     </w:p>
     <w:p>
@@ -8604,34 +8961,32 @@
           <w:numId w:val="1"/>
         </w:numPr>
       </w:pPr>
-      <w:bookmarkStart w:id="25" w:name="_Toc244175413"/>
+      <w:bookmarkStart w:id="24" w:name="_Toc244294012"/>
       <w:r>
         <w:t>Reglas de negocio</w:t>
       </w:r>
-      <w:bookmarkEnd w:id="25"/>
-    </w:p>
-    <w:p/>
-    <w:p>
-      <w:pPr>
+      <w:bookmarkEnd w:id="24"/>
+    </w:p>
+    <w:p>
+      <w:pPr>
+        <w:pStyle w:val="Prrafodelista"/>
+        <w:numPr>
+          <w:ilvl w:val="0"/>
+          <w:numId w:val="15"/>
+        </w:numPr>
         <w:rPr>
           <w:sz w:val="24"/>
         </w:rPr>
       </w:pPr>
       <w:r>
-        <w:rPr>
-          <w:rFonts w:hAnsi="Symbol"/>
-        </w:rPr>
-        <w:t></w:t>
-      </w:r>
-      <w:r>
-        <w:t xml:space="preserve">  </w:t>
+        <w:t>RN</w:t>
       </w:r>
       <w:r>
         <w:rPr>
           <w:b/>
           <w:bCs/>
         </w:rPr>
-        <w:t>RN1. Unicidad horaria del facultativo:</w:t>
+        <w:t>1. Unicidad horaria del facultativo:</w:t>
       </w:r>
       <w:r>
         <w:t xml:space="preserve"> Un médico no puede tener dos citas activas (con estado distinto de </w:t>
@@ -8648,136 +9003,105 @@
       </w:r>
     </w:p>
     <w:p>
-      <w:r>
-        <w:rPr>
-          <w:rFonts w:hAnsi="Symbol"/>
-        </w:rPr>
-        <w:t></w:t>
-      </w:r>
-      <w:r>
-        <w:t xml:space="preserve">  </w:t>
+      <w:pPr>
+        <w:pStyle w:val="Prrafodelista"/>
+        <w:numPr>
+          <w:ilvl w:val="0"/>
+          <w:numId w:val="15"/>
+        </w:numPr>
+      </w:pPr>
+      <w:r>
+        <w:t>RN</w:t>
       </w:r>
       <w:r>
         <w:rPr>
           <w:b/>
           <w:bCs/>
         </w:rPr>
-        <w:t>RN2. No duplicidad de cita por paciente:</w:t>
+        <w:t>2. No duplicidad de cita por paciente:</w:t>
       </w:r>
       <w:r>
         <w:t xml:space="preserve"> Un paciente no puede tener dos citas activas a la misma fecha y hora.</w:t>
       </w:r>
     </w:p>
     <w:p>
-      <w:r>
-        <w:rPr>
-          <w:rFonts w:hAnsi="Symbol"/>
-        </w:rPr>
-        <w:t></w:t>
-      </w:r>
-      <w:r>
-        <w:t xml:space="preserve">  </w:t>
+      <w:pPr>
+        <w:pStyle w:val="Prrafodelista"/>
+        <w:numPr>
+          <w:ilvl w:val="0"/>
+          <w:numId w:val="15"/>
+        </w:numPr>
+      </w:pPr>
+      <w:r>
+        <w:t>RN</w:t>
       </w:r>
       <w:r>
         <w:rPr>
           <w:b/>
           <w:bCs/>
         </w:rPr>
-        <w:t>RN3. Privacidad y minimización de datos :</w:t>
-      </w:r>
-      <w:r>
-        <w:t xml:space="preserve"> El personal administrativo solo tiene acceso a los datos identificativos/contacto del paciente y a los datos organizativos de la cita (fecha, hora, médico, estado y motivo), teniendo </w:t>
-      </w:r>
-      <w:r>
-        <w:t>bloqueado el acceso a los informes del historial clínico y a las observaciones sanitarias.</w:t>
-      </w:r>
-    </w:p>
-    <w:p>
-      <w:r>
-        <w:rPr>
-          <w:rFonts w:hAnsi="Symbol"/>
-        </w:rPr>
-        <w:t></w:t>
-      </w:r>
-      <w:r>
-        <w:t xml:space="preserve">  </w:t>
-      </w:r>
+        <w:t xml:space="preserve">3. Privacidad y minimización de </w:t>
+      </w:r>
+      <w:proofErr w:type="gramStart"/>
       <w:r>
         <w:rPr>
           <w:b/>
           <w:bCs/>
         </w:rPr>
-        <w:t>RN4. Delimitación de escritura clínica:</w:t>
-      </w:r>
-      <w:r>
-        <w:t xml:space="preserve"> Los informes del historial médico solo pueden ser creados por usuarios con rol</w:t>
-      </w:r>
-      <w:r>
-        <w:t xml:space="preserve"> Medico</w:t>
-      </w:r>
-      <w:r>
-        <w:t>. El personal con rol</w:t>
-      </w:r>
-      <w:r>
-        <w:t xml:space="preserve"> Enfermero</w:t>
-      </w:r>
-      <w:r>
-        <w:t xml:space="preserve"> tiene acceso de lectura a </w:t>
-      </w:r>
-      <w:r>
-        <w:t>la ficha</w:t>
-      </w:r>
-      <w:r>
-        <w:t xml:space="preserve"> y permiso de escritura únicamente sobre el campo de observaciones previas de la cita.</w:t>
-      </w:r>
-    </w:p>
-    <w:p>
-      <w:r>
-        <w:rPr>
-          <w:rFonts w:hAnsi="Symbol"/>
-        </w:rPr>
-        <w:t></w:t>
-      </w:r>
-      <w:r>
-        <w:t xml:space="preserve">  </w:t>
+        <w:t>datos :</w:t>
+      </w:r>
+      <w:proofErr w:type="gramEnd"/>
+      <w:r>
+        <w:t xml:space="preserve"> El personal administrativo solo tiene acceso a los datos identificativos/contacto del paciente y a los datos organizativos de la cita (fecha, hora, médico, estado y motivo), teniendo </w:t>
+      </w:r>
+      <w:r>
+        <w:t>bloqueado el acceso a los informes del historial clínico y a las observaciones sanitarias.</w:t>
+      </w:r>
+    </w:p>
+    <w:p>
+      <w:pPr>
+        <w:pStyle w:val="Prrafodelista"/>
+        <w:numPr>
+          <w:ilvl w:val="0"/>
+          <w:numId w:val="15"/>
+        </w:numPr>
+      </w:pPr>
+      <w:r>
+        <w:t>RN</w:t>
       </w:r>
       <w:r>
         <w:rPr>
           <w:b/>
           <w:bCs/>
         </w:rPr>
-        <w:t>RN5. Ciclo de vida de las citas y conservación legal:</w:t>
-      </w:r>
-      <w:r>
-        <w:t xml:space="preserve"> Los administrativos crean, reprograman o cancelan citas, mientras que el paso al estado</w:t>
-      </w:r>
-      <w:r>
-        <w:t xml:space="preserve"> realizada</w:t>
-      </w:r>
-      <w:r>
-        <w:t xml:space="preserve"> lo ejecuta el médico al cerrar la consulta. Los pacientes e historiales clínicos nunca sufren borrado </w:t>
-      </w:r>
-      <w:r>
-        <w:t>físico,</w:t>
-      </w:r>
-      <w:r>
-        <w:t xml:space="preserve"> empleándose baja lógica para cumplir el deber legal de conservación (Ley 41/2002).</w:t>
-      </w:r>
-    </w:p>
-    <w:p>
-      <w:pPr>
-        <w:rPr>
-          <w:lang w:val="es-ES"/>
-        </w:rPr>
-      </w:pPr>
-      <w:r>
-        <w:rPr>
-          <w:lang w:val="es-ES"/>
-        </w:rPr>
-        <w:br/>
-      </w:r>
-    </w:p>
-    <w:p/>
+        <w:t>4. Delimitación de escritura clínica:</w:t>
+      </w:r>
+      <w:r>
+        <w:t xml:space="preserve"> Los informes del historial médico solo pueden ser creados por usuarios con rol Medico. El personal con rol Enfermero tiene acceso de lectura a la ficha y permiso de escritura únicamente sobre el campo de observaciones previas de la cita.</w:t>
+      </w:r>
+    </w:p>
+    <w:p>
+      <w:pPr>
+        <w:pStyle w:val="Prrafodelista"/>
+        <w:numPr>
+          <w:ilvl w:val="0"/>
+          <w:numId w:val="15"/>
+        </w:numPr>
+      </w:pPr>
+      <w:r>
+        <w:t>RN</w:t>
+      </w:r>
+      <w:r>
+        <w:rPr>
+          <w:b/>
+          <w:bCs/>
+        </w:rPr>
+        <w:t>5. Ciclo de vida de las citas y conservación legal:</w:t>
+      </w:r>
+      <w:r>
+        <w:t xml:space="preserve"> Los administrativos crean, reprograman o cancelan citas, mientras que el paso al estado realizada lo ejecuta el médico al cerrar la consulta. Los pacientes e historiales clínicos nunca sufren borrado físico, empleándose baja lógica para cumplir el deber legal de conservación (Ley 41/2002).</w:t>
+      </w:r>
+    </w:p>
     <w:p>
       <w:pPr>
         <w:pStyle w:val="Ttulo2"/>
@@ -8786,15 +9110,14 @@
           <w:numId w:val="1"/>
         </w:numPr>
       </w:pPr>
-      <w:bookmarkStart w:id="26" w:name="_Toc244175414"/>
-      <w:r>
-        <w:lastRenderedPageBreak/>
+      <w:bookmarkStart w:id="25" w:name="_Toc244294013"/>
+      <w:r>
         <w:t>Ac</w:t>
       </w:r>
       <w:r>
         <w:t>tores y casos de uso</w:t>
       </w:r>
-      <w:bookmarkEnd w:id="26"/>
+      <w:bookmarkEnd w:id="25"/>
     </w:p>
     <w:p>
       <w:pPr>
@@ -8901,6 +9224,7 @@
           <w:bCs/>
           <w:lang w:val="es-ES"/>
         </w:rPr>
+        <w:lastRenderedPageBreak/>
         <w:t>CU-A0</w:t>
       </w:r>
       <w:r>
@@ -9223,7 +9547,15 @@
         <w:t xml:space="preserve"> </w:t>
       </w:r>
       <w:r>
-        <w:t>Buscar pacientes por dni o nombre</w:t>
+        <w:t xml:space="preserve">Buscar pacientes por </w:t>
+      </w:r>
+      <w:proofErr w:type="spellStart"/>
+      <w:r>
+        <w:t>dni</w:t>
+      </w:r>
+      <w:proofErr w:type="spellEnd"/>
+      <w:r>
+        <w:t xml:space="preserve"> o nombre</w:t>
       </w:r>
       <w:r>
         <w:rPr>
@@ -9297,17 +9629,44 @@
       </w:pPr>
       <w:r>
         <w:rPr>
+          <w:b/>
+          <w:bCs/>
+          <w:lang w:val="es-ES"/>
+        </w:rPr>
+        <w:t>CU-E04. Añadir Observaciones:</w:t>
+      </w:r>
+      <w:r>
+        <w:rPr>
+          <w:lang w:val="es-ES"/>
+        </w:rPr>
+        <w:t xml:space="preserve"> Registrar de forma rápida </w:t>
+      </w:r>
+      <w:r>
+        <w:rPr>
+          <w:lang w:val="es-ES"/>
+        </w:rPr>
+        <w:t>cualquier nota que necesite ya sea de alguna prueba preliminar o actuación.</w:t>
+      </w:r>
+    </w:p>
+    <w:p>
+      <w:pPr>
+        <w:rPr>
+          <w:lang w:val="es-ES"/>
+        </w:rPr>
+      </w:pPr>
+      <w:r>
+        <w:rPr>
           <w:noProof/>
         </w:rPr>
         <w:lastRenderedPageBreak/>
         <w:drawing>
-          <wp:anchor distT="0" distB="0" distL="114300" distR="114300" simplePos="0" relativeHeight="251668480" behindDoc="0" locked="0" layoutInCell="1" allowOverlap="1" wp14:anchorId="6AD4FA92" wp14:editId="7B4CA950">
+          <wp:anchor distT="0" distB="0" distL="114300" distR="114300" simplePos="0" relativeHeight="251668480" behindDoc="0" locked="0" layoutInCell="1" allowOverlap="1" wp14:anchorId="6AD4FA92" wp14:editId="602B91E6">
             <wp:simplePos x="0" y="0"/>
             <wp:positionH relativeFrom="margin">
-              <wp:align>center</wp:align>
+              <wp:posOffset>-559386</wp:posOffset>
             </wp:positionH>
             <wp:positionV relativeFrom="paragraph">
-              <wp:posOffset>664210</wp:posOffset>
+              <wp:posOffset>249799</wp:posOffset>
             </wp:positionV>
             <wp:extent cx="7043420" cy="2888615"/>
             <wp:effectExtent l="0" t="0" r="5080" b="6985"/>
@@ -9362,33 +9721,6 @@
           </wp:anchor>
         </w:drawing>
       </w:r>
-      <w:r>
-        <w:rPr>
-          <w:b/>
-          <w:bCs/>
-          <w:lang w:val="es-ES"/>
-        </w:rPr>
-        <w:t>CU-E04. Añadir Observaciones:</w:t>
-      </w:r>
-      <w:r>
-        <w:rPr>
-          <w:lang w:val="es-ES"/>
-        </w:rPr>
-        <w:t xml:space="preserve"> Registrar de forma rápida </w:t>
-      </w:r>
-      <w:r>
-        <w:rPr>
-          <w:lang w:val="es-ES"/>
-        </w:rPr>
-        <w:t>cualquier nota que necesite ya sea de alguna prueba preliminar o actuación.</w:t>
-      </w:r>
-    </w:p>
-    <w:p>
-      <w:pPr>
-        <w:rPr>
-          <w:lang w:val="es-ES"/>
-        </w:rPr>
-      </w:pPr>
     </w:p>
     <w:p>
       <w:pPr>
@@ -9405,132 +9737,11 @@
           <w:numId w:val="1"/>
         </w:numPr>
       </w:pPr>
-      <w:bookmarkStart w:id="27" w:name="_Toc244175415"/>
+      <w:bookmarkStart w:id="26" w:name="_Toc244294014"/>
       <w:r>
         <w:t>diagramas de Entidad-Relación</w:t>
       </w:r>
-      <w:bookmarkEnd w:id="27"/>
-    </w:p>
-    <w:p>
-      <w:pPr>
-        <w:rPr>
-          <w:lang w:val="es-ES"/>
-        </w:rPr>
-      </w:pPr>
-      <w:r>
-        <w:rPr>
-          <w:lang w:val="es-ES"/>
-        </w:rPr>
-        <w:t>Guia para la construcción de E-R:</w:t>
-      </w:r>
-    </w:p>
-    <w:p>
-      <w:pPr>
-        <w:pStyle w:val="Prrafodelista"/>
-        <w:numPr>
-          <w:ilvl w:val="0"/>
-          <w:numId w:val="23"/>
-        </w:numPr>
-        <w:rPr>
-          <w:lang w:val="es-ES"/>
-        </w:rPr>
-      </w:pPr>
-      <w:r>
-        <w:rPr>
-          <w:lang w:val="es-ES"/>
-        </w:rPr>
-        <w:t>Entender el problema</w:t>
-      </w:r>
-    </w:p>
-    <w:p>
-      <w:pPr>
-        <w:pStyle w:val="Prrafodelista"/>
-        <w:numPr>
-          <w:ilvl w:val="0"/>
-          <w:numId w:val="23"/>
-        </w:numPr>
-        <w:rPr>
-          <w:lang w:val="es-ES"/>
-        </w:rPr>
-      </w:pPr>
-      <w:r>
-        <w:rPr>
-          <w:lang w:val="es-ES"/>
-        </w:rPr>
-        <w:t>Identificar tipos de entidades</w:t>
-      </w:r>
-    </w:p>
-    <w:p>
-      <w:pPr>
-        <w:pStyle w:val="Prrafodelista"/>
-        <w:numPr>
-          <w:ilvl w:val="0"/>
-          <w:numId w:val="23"/>
-        </w:numPr>
-        <w:rPr>
-          <w:lang w:val="es-ES"/>
-        </w:rPr>
-      </w:pPr>
-      <w:r>
-        <w:rPr>
-          <w:lang w:val="es-ES"/>
-        </w:rPr>
-        <w:t>Identificar tipos de relaciones</w:t>
-      </w:r>
-    </w:p>
-    <w:p>
-      <w:pPr>
-        <w:pStyle w:val="Prrafodelista"/>
-        <w:numPr>
-          <w:ilvl w:val="0"/>
-          <w:numId w:val="23"/>
-        </w:numPr>
-        <w:rPr>
-          <w:lang w:val="es-ES"/>
-        </w:rPr>
-      </w:pPr>
-      <w:r>
-        <w:rPr>
-          <w:lang w:val="es-ES"/>
-        </w:rPr>
-        <w:t>Buscar las cardinalidades</w:t>
-      </w:r>
-    </w:p>
-    <w:p>
-      <w:pPr>
-        <w:pStyle w:val="Prrafodelista"/>
-        <w:numPr>
-          <w:ilvl w:val="0"/>
-          <w:numId w:val="23"/>
-        </w:numPr>
-        <w:rPr>
-          <w:lang w:val="es-ES"/>
-        </w:rPr>
-      </w:pPr>
-      <w:r>
-        <w:rPr>
-          <w:lang w:val="es-ES"/>
-        </w:rPr>
-        <w:t>Identificar los atributos de cada entidad</w:t>
-      </w:r>
-    </w:p>
-    <w:p>
-      <w:pPr>
-        <w:pStyle w:val="Prrafodelista"/>
-        <w:numPr>
-          <w:ilvl w:val="0"/>
-          <w:numId w:val="23"/>
-        </w:numPr>
-        <w:rPr>
-          <w:lang w:val="es-ES"/>
-        </w:rPr>
-      </w:pPr>
-      <w:r>
-        <w:rPr>
-          <w:lang w:val="es-ES"/>
-        </w:rPr>
-        <w:t>Identificar las claves de cada entidad</w:t>
-      </w:r>
+      <w:bookmarkEnd w:id="26"/>
     </w:p>
     <w:p>
       <w:pPr>
@@ -9625,6 +9836,7 @@
         </w:rPr>
         <w:t xml:space="preserve"> </w:t>
       </w:r>
+      <w:proofErr w:type="spellStart"/>
       <w:r>
         <w:rPr>
           <w:rStyle w:val="CdigoHTML"/>
@@ -9634,12 +9846,14 @@
         </w:rPr>
         <w:t>id_especialidad</w:t>
       </w:r>
+      <w:proofErr w:type="spellEnd"/>
       <w:r>
         <w:rPr>
           <w:szCs w:val="22"/>
         </w:rPr>
         <w:t xml:space="preserve"> (PK), </w:t>
       </w:r>
+      <w:proofErr w:type="spellStart"/>
       <w:r>
         <w:rPr>
           <w:rStyle w:val="CdigoHTML"/>
@@ -9649,12 +9863,14 @@
         </w:rPr>
         <w:t>nombre_especialidad</w:t>
       </w:r>
+      <w:proofErr w:type="spellEnd"/>
       <w:r>
         <w:rPr>
           <w:szCs w:val="22"/>
         </w:rPr>
         <w:t xml:space="preserve"> (UNIQUE), </w:t>
       </w:r>
+      <w:proofErr w:type="spellStart"/>
       <w:r>
         <w:rPr>
           <w:rStyle w:val="CdigoHTML"/>
@@ -9664,6 +9880,7 @@
         </w:rPr>
         <w:t>descripcion</w:t>
       </w:r>
+      <w:proofErr w:type="spellEnd"/>
       <w:r>
         <w:rPr>
           <w:szCs w:val="22"/>
@@ -9696,6 +9913,7 @@
         </w:rPr>
         <w:t xml:space="preserve"> </w:t>
       </w:r>
+      <w:proofErr w:type="spellStart"/>
       <w:r>
         <w:rPr>
           <w:rStyle w:val="CdigoHTML"/>
@@ -9705,12 +9923,14 @@
         </w:rPr>
         <w:t>id_trabajador</w:t>
       </w:r>
+      <w:proofErr w:type="spellEnd"/>
       <w:r>
         <w:rPr>
           <w:szCs w:val="22"/>
         </w:rPr>
         <w:t xml:space="preserve"> (PK), </w:t>
       </w:r>
+      <w:proofErr w:type="spellStart"/>
       <w:r>
         <w:rPr>
           <w:rStyle w:val="CdigoHTML"/>
@@ -9720,6 +9940,7 @@
         </w:rPr>
         <w:t>dni</w:t>
       </w:r>
+      <w:proofErr w:type="spellEnd"/>
       <w:r>
         <w:rPr>
           <w:szCs w:val="22"/>
@@ -9756,6 +9977,7 @@
         </w:rPr>
         <w:t xml:space="preserve">, </w:t>
       </w:r>
+      <w:proofErr w:type="spellStart"/>
       <w:r>
         <w:rPr>
           <w:rStyle w:val="CdigoHTML"/>
@@ -9765,6 +9987,7 @@
         </w:rPr>
         <w:t>telefono</w:t>
       </w:r>
+      <w:proofErr w:type="spellEnd"/>
       <w:r>
         <w:rPr>
           <w:szCs w:val="22"/>
@@ -9846,6 +10069,7 @@
         </w:rPr>
         <w:t xml:space="preserve"> (UNIQUE), </w:t>
       </w:r>
+      <w:proofErr w:type="spellStart"/>
       <w:r>
         <w:rPr>
           <w:rStyle w:val="CdigoHTML"/>
@@ -9855,12 +10079,14 @@
         </w:rPr>
         <w:t>password_hash</w:t>
       </w:r>
+      <w:proofErr w:type="spellEnd"/>
       <w:r>
         <w:rPr>
           <w:szCs w:val="22"/>
         </w:rPr>
         <w:t xml:space="preserve">, </w:t>
       </w:r>
+      <w:proofErr w:type="spellStart"/>
       <w:r>
         <w:rPr>
           <w:rStyle w:val="CdigoHTML"/>
@@ -9870,6 +10096,7 @@
         </w:rPr>
         <w:t>id_especialidad</w:t>
       </w:r>
+      <w:proofErr w:type="spellEnd"/>
       <w:r>
         <w:rPr>
           <w:szCs w:val="22"/>
@@ -9891,6 +10118,7 @@
         </w:rPr>
         <w:t xml:space="preserve">, </w:t>
       </w:r>
+      <w:proofErr w:type="spellStart"/>
       <w:r>
         <w:rPr>
           <w:i/>
@@ -9899,6 +10127,7 @@
         </w:rPr>
         <w:t>nullable</w:t>
       </w:r>
+      <w:proofErr w:type="spellEnd"/>
       <w:r>
         <w:rPr>
           <w:szCs w:val="22"/>
@@ -9923,7 +10152,6 @@
           <w:bCs/>
           <w:szCs w:val="22"/>
         </w:rPr>
-        <w:lastRenderedPageBreak/>
         <w:t>Paciente:</w:t>
       </w:r>
       <w:r>
@@ -9932,6 +10160,7 @@
         </w:rPr>
         <w:t xml:space="preserve"> </w:t>
       </w:r>
+      <w:proofErr w:type="spellStart"/>
       <w:r>
         <w:rPr>
           <w:rStyle w:val="CdigoHTML"/>
@@ -9941,12 +10170,14 @@
         </w:rPr>
         <w:t>id_paciente</w:t>
       </w:r>
+      <w:proofErr w:type="spellEnd"/>
       <w:r>
         <w:rPr>
           <w:szCs w:val="22"/>
         </w:rPr>
         <w:t xml:space="preserve"> (PK), </w:t>
       </w:r>
+      <w:proofErr w:type="spellStart"/>
       <w:r>
         <w:rPr>
           <w:rStyle w:val="CdigoHTML"/>
@@ -9956,6 +10187,7 @@
         </w:rPr>
         <w:t>dni</w:t>
       </w:r>
+      <w:proofErr w:type="spellEnd"/>
       <w:r>
         <w:rPr>
           <w:szCs w:val="22"/>
@@ -9992,6 +10224,7 @@
         </w:rPr>
         <w:t xml:space="preserve">, </w:t>
       </w:r>
+      <w:proofErr w:type="spellStart"/>
       <w:r>
         <w:rPr>
           <w:rStyle w:val="CdigoHTML"/>
@@ -10001,6 +10234,7 @@
         </w:rPr>
         <w:t>telefono</w:t>
       </w:r>
+      <w:proofErr w:type="spellEnd"/>
       <w:r>
         <w:rPr>
           <w:szCs w:val="22"/>
@@ -10022,6 +10256,7 @@
         </w:rPr>
         <w:t xml:space="preserve">, </w:t>
       </w:r>
+      <w:proofErr w:type="spellStart"/>
       <w:r>
         <w:rPr>
           <w:rStyle w:val="CdigoHTML"/>
@@ -10031,12 +10266,14 @@
         </w:rPr>
         <w:t>direccion</w:t>
       </w:r>
+      <w:proofErr w:type="spellEnd"/>
       <w:r>
         <w:rPr>
           <w:szCs w:val="22"/>
         </w:rPr>
         <w:t xml:space="preserve">, </w:t>
       </w:r>
+      <w:proofErr w:type="spellStart"/>
       <w:r>
         <w:rPr>
           <w:rStyle w:val="CdigoHTML"/>
@@ -10046,6 +10283,7 @@
         </w:rPr>
         <w:t>fecha_nacimiento</w:t>
       </w:r>
+      <w:proofErr w:type="spellEnd"/>
       <w:r>
         <w:rPr>
           <w:szCs w:val="22"/>
@@ -10108,6 +10346,7 @@
         </w:rPr>
         <w:t xml:space="preserve"> </w:t>
       </w:r>
+      <w:proofErr w:type="spellStart"/>
       <w:r>
         <w:rPr>
           <w:rStyle w:val="CdigoHTML"/>
@@ -10117,12 +10356,14 @@
         </w:rPr>
         <w:t>id_cita</w:t>
       </w:r>
+      <w:proofErr w:type="spellEnd"/>
       <w:r>
         <w:rPr>
           <w:szCs w:val="22"/>
         </w:rPr>
         <w:t xml:space="preserve"> (PK), </w:t>
       </w:r>
+      <w:proofErr w:type="spellStart"/>
       <w:r>
         <w:rPr>
           <w:rStyle w:val="CdigoHTML"/>
@@ -10132,6 +10373,7 @@
         </w:rPr>
         <w:t>id_paciente</w:t>
       </w:r>
+      <w:proofErr w:type="spellEnd"/>
       <w:r>
         <w:rPr>
           <w:szCs w:val="22"/>
@@ -10153,6 +10395,7 @@
         </w:rPr>
         <w:t xml:space="preserve">), </w:t>
       </w:r>
+      <w:proofErr w:type="spellStart"/>
       <w:r>
         <w:rPr>
           <w:rStyle w:val="CdigoHTML"/>
@@ -10162,6 +10405,7 @@
         </w:rPr>
         <w:t>id_trabajador</w:t>
       </w:r>
+      <w:proofErr w:type="spellEnd"/>
       <w:r>
         <w:rPr>
           <w:szCs w:val="22"/>
@@ -10183,6 +10427,7 @@
         </w:rPr>
         <w:t xml:space="preserve"> médico), </w:t>
       </w:r>
+      <w:proofErr w:type="spellStart"/>
       <w:r>
         <w:rPr>
           <w:rStyle w:val="CdigoHTML"/>
@@ -10192,6 +10437,7 @@
         </w:rPr>
         <w:t>fecha_hora</w:t>
       </w:r>
+      <w:proofErr w:type="spellEnd"/>
       <w:r>
         <w:rPr>
           <w:szCs w:val="22"/>
@@ -10258,6 +10504,7 @@
         </w:rPr>
         <w:t xml:space="preserve">), </w:t>
       </w:r>
+      <w:proofErr w:type="spellStart"/>
       <w:r>
         <w:rPr>
           <w:rStyle w:val="CdigoHTML"/>
@@ -10267,12 +10514,14 @@
         </w:rPr>
         <w:t>motivo_consulta</w:t>
       </w:r>
+      <w:proofErr w:type="spellEnd"/>
       <w:r>
         <w:rPr>
           <w:szCs w:val="22"/>
         </w:rPr>
         <w:t xml:space="preserve">, </w:t>
       </w:r>
+      <w:proofErr w:type="spellStart"/>
       <w:r>
         <w:rPr>
           <w:rStyle w:val="CdigoHTML"/>
@@ -10282,6 +10531,7 @@
         </w:rPr>
         <w:t>observaciones_enfermeria</w:t>
       </w:r>
+      <w:proofErr w:type="spellEnd"/>
       <w:r>
         <w:rPr>
           <w:szCs w:val="22"/>
@@ -10300,20 +10550,31 @@
           <w:szCs w:val="22"/>
         </w:rPr>
       </w:pPr>
+      <w:proofErr w:type="spellStart"/>
       <w:r>
         <w:rPr>
           <w:b/>
           <w:bCs/>
           <w:szCs w:val="22"/>
         </w:rPr>
-        <w:t>Historial_Medico:</w:t>
-      </w:r>
-      <w:r>
-        <w:rPr>
+        <w:t>Historial_Medico</w:t>
+      </w:r>
+      <w:proofErr w:type="spellEnd"/>
+      <w:r>
+        <w:rPr>
+          <w:b/>
+          <w:bCs/>
           <w:szCs w:val="22"/>
         </w:rPr>
+        <w:t>:</w:t>
+      </w:r>
+      <w:r>
+        <w:rPr>
+          <w:szCs w:val="22"/>
+        </w:rPr>
         <w:t xml:space="preserve"> </w:t>
       </w:r>
+      <w:proofErr w:type="spellStart"/>
       <w:r>
         <w:rPr>
           <w:rStyle w:val="CdigoHTML"/>
@@ -10323,12 +10584,14 @@
         </w:rPr>
         <w:t>id_historial</w:t>
       </w:r>
+      <w:proofErr w:type="spellEnd"/>
       <w:r>
         <w:rPr>
           <w:szCs w:val="22"/>
         </w:rPr>
         <w:t xml:space="preserve"> (PK), </w:t>
       </w:r>
+      <w:proofErr w:type="spellStart"/>
       <w:r>
         <w:rPr>
           <w:rStyle w:val="CdigoHTML"/>
@@ -10338,6 +10601,7 @@
         </w:rPr>
         <w:t>id_cita</w:t>
       </w:r>
+      <w:proofErr w:type="spellEnd"/>
       <w:r>
         <w:rPr>
           <w:szCs w:val="22"/>
@@ -10357,8 +10621,38 @@
         <w:rPr>
           <w:szCs w:val="22"/>
         </w:rPr>
-        <w:t xml:space="preserve">), </w:t>
-      </w:r>
+        <w:t>),</w:t>
+      </w:r>
+      <w:r>
+        <w:t xml:space="preserve"> </w:t>
+      </w:r>
+      <w:proofErr w:type="spellStart"/>
+      <w:r>
+        <w:rPr>
+          <w:szCs w:val="22"/>
+        </w:rPr>
+        <w:t>id_paciente</w:t>
+      </w:r>
+      <w:proofErr w:type="spellEnd"/>
+      <w:r>
+        <w:rPr>
+          <w:szCs w:val="22"/>
+        </w:rPr>
+        <w:t xml:space="preserve"> (FK hacia Paciente</w:t>
+      </w:r>
+      <w:r>
+        <w:rPr>
+          <w:szCs w:val="22"/>
+        </w:rPr>
+        <w:t>),</w:t>
+      </w:r>
+      <w:r>
+        <w:rPr>
+          <w:szCs w:val="22"/>
+        </w:rPr>
+        <w:t xml:space="preserve"> </w:t>
+      </w:r>
+      <w:proofErr w:type="spellStart"/>
       <w:r>
         <w:rPr>
           <w:rStyle w:val="CdigoHTML"/>
@@ -10368,6 +10662,7 @@
         </w:rPr>
         <w:t>diagnostico</w:t>
       </w:r>
+      <w:proofErr w:type="spellEnd"/>
       <w:r>
         <w:rPr>
           <w:szCs w:val="22"/>
@@ -10389,6 +10684,7 @@
         </w:rPr>
         <w:t xml:space="preserve">, </w:t>
       </w:r>
+      <w:proofErr w:type="spellStart"/>
       <w:r>
         <w:rPr>
           <w:rStyle w:val="CdigoHTML"/>
@@ -10398,12 +10694,21 @@
         </w:rPr>
         <w:t>fecha_registro</w:t>
       </w:r>
+      <w:proofErr w:type="spellEnd"/>
       <w:r>
         <w:rPr>
           <w:szCs w:val="22"/>
         </w:rPr>
         <w:t xml:space="preserve">. </w:t>
       </w:r>
+    </w:p>
+    <w:p>
+      <w:pPr>
+        <w:pStyle w:val="Prrafodelista"/>
+        <w:rPr>
+          <w:szCs w:val="22"/>
+        </w:rPr>
+      </w:pPr>
     </w:p>
     <w:p>
       <w:pPr>
@@ -10469,6 +10774,7 @@
           <w:bCs/>
           <w:lang w:val="es-ES"/>
         </w:rPr>
+        <w:lastRenderedPageBreak/>
         <w:t>Médico — Cita (0, N) / (1, 1):</w:t>
       </w:r>
       <w:r>
@@ -10549,7 +10855,25 @@
           <w:bCs/>
           <w:lang w:val="es-ES"/>
         </w:rPr>
-        <w:t>Paciente — Historial_Medico (0, N) / (1, 1):</w:t>
+        <w:t xml:space="preserve">Paciente — </w:t>
+      </w:r>
+      <w:proofErr w:type="spellStart"/>
+      <w:r>
+        <w:rPr>
+          <w:b/>
+          <w:bCs/>
+          <w:lang w:val="es-ES"/>
+        </w:rPr>
+        <w:t>Historial_Medico</w:t>
+      </w:r>
+      <w:proofErr w:type="spellEnd"/>
+      <w:r>
+        <w:rPr>
+          <w:b/>
+          <w:bCs/>
+          <w:lang w:val="es-ES"/>
+        </w:rPr>
+        <w:t xml:space="preserve"> (0, N) / (1, 1):</w:t>
       </w:r>
       <w:r>
         <w:rPr>
@@ -10575,7 +10899,25 @@
           <w:bCs/>
           <w:lang w:val="es-ES"/>
         </w:rPr>
-        <w:t>Cita — Historial_Medico (0, 1) / (1, 1):</w:t>
+        <w:t xml:space="preserve">Cita — </w:t>
+      </w:r>
+      <w:proofErr w:type="spellStart"/>
+      <w:r>
+        <w:rPr>
+          <w:b/>
+          <w:bCs/>
+          <w:lang w:val="es-ES"/>
+        </w:rPr>
+        <w:t>Historial_Medico</w:t>
+      </w:r>
+      <w:proofErr w:type="spellEnd"/>
+      <w:r>
+        <w:rPr>
+          <w:b/>
+          <w:bCs/>
+          <w:lang w:val="es-ES"/>
+        </w:rPr>
+        <w:t xml:space="preserve"> (0, 1) / (1, 1):</w:t>
       </w:r>
       <w:r>
         <w:rPr>
@@ -10618,35 +10960,34 @@
     <w:p>
       <w:pPr>
         <w:rPr>
+          <w:sz w:val="28"/>
+          <w:szCs w:val="28"/>
+          <w:lang w:val="es-ES"/>
+        </w:rPr>
+      </w:pPr>
+      <w:r>
+        <w:rPr>
           <w:b/>
           <w:bCs/>
           <w:sz w:val="28"/>
           <w:szCs w:val="28"/>
           <w:lang w:val="es-ES"/>
         </w:rPr>
-      </w:pPr>
+        <w:t xml:space="preserve"> </w:t>
+      </w:r>
       <w:r>
         <w:rPr>
           <w:b/>
           <w:bCs/>
+          <w:noProof/>
           <w:sz w:val="28"/>
           <w:szCs w:val="28"/>
           <w:lang w:val="es-ES"/>
         </w:rPr>
-        <w:t xml:space="preserve"> </w:t>
-      </w:r>
-      <w:r>
-        <w:rPr>
-          <w:b/>
-          <w:bCs/>
-          <w:sz w:val="28"/>
-          <w:szCs w:val="28"/>
-          <w:lang w:val="es-ES"/>
-        </w:rPr>
         <w:drawing>
-          <wp:inline distT="0" distB="0" distL="0" distR="0" wp14:anchorId="2DBD4711" wp14:editId="0FD6FB40">
-            <wp:extent cx="2495550" cy="3395339"/>
-            <wp:effectExtent l="0" t="0" r="0" b="0"/>
+          <wp:inline distT="0" distB="0" distL="0" distR="0" wp14:anchorId="2DBD4711" wp14:editId="5BB56069">
+            <wp:extent cx="2509981" cy="3417581"/>
+            <wp:effectExtent l="0" t="0" r="5080" b="0"/>
             <wp:docPr id="628142874" name="Imagen 1"/>
             <wp:cNvGraphicFramePr>
               <a:graphicFrameLocks xmlns:a="http://schemas.openxmlformats.org/drawingml/2006/main" noChangeAspect="1"/>
@@ -10655,11 +10996,17 @@
               <a:graphicData uri="http://schemas.openxmlformats.org/drawingml/2006/picture">
                 <pic:pic xmlns:pic="http://schemas.openxmlformats.org/drawingml/2006/picture">
                   <pic:nvPicPr>
-                    <pic:cNvPr id="628142874" name=""/>
+                    <pic:cNvPr id="628142874" name="Imagen 1"/>
                     <pic:cNvPicPr/>
                   </pic:nvPicPr>
                   <pic:blipFill>
-                    <a:blip r:embed="rId17"/>
+                    <a:blip r:embed="rId17" cstate="print">
+                      <a:extLst>
+                        <a:ext uri="{28A0092B-C50C-407E-A947-70E740481C1C}">
+                          <a14:useLocalDpi xmlns:a14="http://schemas.microsoft.com/office/drawing/2010/main" val="0"/>
+                        </a:ext>
+                      </a:extLst>
+                    </a:blip>
                     <a:stretch>
                       <a:fillRect/>
                     </a:stretch>
@@ -10667,7 +11014,7 @@
                   <pic:spPr>
                     <a:xfrm>
                       <a:off x="0" y="0"/>
-                      <a:ext cx="2511898" cy="3417581"/>
+                      <a:ext cx="2509981" cy="3417581"/>
                     </a:xfrm>
                     <a:prstGeom prst="rect">
                       <a:avLst/>
@@ -10696,9 +11043,9 @@
           <w:sz w:val="28"/>
           <w:szCs w:val="28"/>
         </w:rPr>
-        <w:lastRenderedPageBreak/>
-        <w:t>Funciones y Triggers de la Base de Datos</w:t>
-      </w:r>
+        <w:t xml:space="preserve">Funciones y </w:t>
+      </w:r>
+      <w:proofErr w:type="spellStart"/>
       <w:r>
         <w:rPr>
           <w:b/>
@@ -10706,37 +11053,175 @@
           <w:sz w:val="28"/>
           <w:szCs w:val="28"/>
         </w:rPr>
+        <w:t>Triggers</w:t>
+      </w:r>
+      <w:proofErr w:type="spellEnd"/>
+      <w:r>
+        <w:rPr>
+          <w:b/>
+          <w:bCs/>
+          <w:sz w:val="28"/>
+          <w:szCs w:val="28"/>
+        </w:rPr>
+        <w:t xml:space="preserve"> (</w:t>
+      </w:r>
+      <w:r>
+        <w:rPr>
+          <w:b/>
+          <w:bCs/>
+          <w:sz w:val="28"/>
+          <w:szCs w:val="28"/>
+        </w:rPr>
+        <w:t>Integridad y restricciones</w:t>
+      </w:r>
+      <w:r>
+        <w:rPr>
+          <w:b/>
+          <w:bCs/>
+          <w:sz w:val="28"/>
+          <w:szCs w:val="28"/>
+        </w:rPr>
+        <w:t>)</w:t>
+      </w:r>
+      <w:r>
+        <w:rPr>
+          <w:b/>
+          <w:bCs/>
+          <w:sz w:val="28"/>
+          <w:szCs w:val="28"/>
+        </w:rPr>
+        <w:t xml:space="preserve"> de la Base de Datos</w:t>
+      </w:r>
+      <w:r>
+        <w:rPr>
+          <w:b/>
+          <w:bCs/>
+          <w:sz w:val="28"/>
+          <w:szCs w:val="28"/>
+        </w:rPr>
         <w:t>:</w:t>
       </w:r>
     </w:p>
     <w:p>
       <w:pPr>
-        <w:pStyle w:val="Prrafodelista"/>
+        <w:rPr>
+          <w:lang w:val="es-ES"/>
+        </w:rPr>
+      </w:pPr>
+      <w:r>
+        <w:rPr>
+          <w:lang w:val="es-ES"/>
+        </w:rPr>
+        <w:t>Para garantizar la coherencia del negocio y evitar condiciones de carrera en las agendas, se diseñará un disparador (</w:t>
+      </w:r>
+      <w:proofErr w:type="spellStart"/>
+      <w:r>
+        <w:rPr>
+          <w:i/>
+          <w:iCs/>
+          <w:lang w:val="es-ES"/>
+        </w:rPr>
+        <w:t>trigger</w:t>
+      </w:r>
+      <w:proofErr w:type="spellEnd"/>
+      <w:r>
+        <w:rPr>
+          <w:lang w:val="es-ES"/>
+        </w:rPr>
+        <w:t>) en la tabla Cita (ejecutado en el evento BEFORE INSERT) con dos responsabilidades lógicas:</w:t>
+      </w:r>
+    </w:p>
+    <w:p>
+      <w:pPr>
         <w:numPr>
           <w:ilvl w:val="0"/>
-          <w:numId w:val="40"/>
+          <w:numId w:val="41"/>
         </w:numPr>
         <w:rPr>
           <w:lang w:val="es-ES"/>
         </w:rPr>
       </w:pPr>
       <w:r>
-        <w:t>Validación de intervalos temporales (Múltiplos de 15 minutos)</w:t>
-      </w:r>
-    </w:p>
-    <w:p>
-      <w:pPr>
-        <w:pStyle w:val="Prrafodelista"/>
+        <w:rPr>
+          <w:b/>
+          <w:bCs/>
+          <w:lang w:val="es-ES"/>
+        </w:rPr>
+        <w:t>Validación de intervalos temporales:</w:t>
+      </w:r>
+      <w:r>
+        <w:rPr>
+          <w:lang w:val="es-ES"/>
+        </w:rPr>
+        <w:t xml:space="preserve"> El sistema comprobará mediante el operador módulo que los minutos de la nueva cita correspondan estrictamente a franjas válidas de 15 minutos (00, 15, 30 o 45). Si se intenta registrar una cita en un minuto no autorizado (ej. 10:07), el </w:t>
+      </w:r>
+      <w:proofErr w:type="spellStart"/>
+      <w:r>
+        <w:rPr>
+          <w:lang w:val="es-ES"/>
+        </w:rPr>
+        <w:t>trigger</w:t>
+      </w:r>
+      <w:proofErr w:type="spellEnd"/>
+      <w:r>
+        <w:rPr>
+          <w:lang w:val="es-ES"/>
+        </w:rPr>
+        <w:t xml:space="preserve"> cancelará la inserción.</w:t>
+      </w:r>
+    </w:p>
+    <w:p>
+      <w:pPr>
         <w:numPr>
           <w:ilvl w:val="0"/>
-          <w:numId w:val="40"/>
+          <w:numId w:val="41"/>
         </w:numPr>
         <w:rPr>
           <w:lang w:val="es-ES"/>
         </w:rPr>
       </w:pPr>
       <w:r>
-        <w:t>Control de unicidad condicional</w:t>
+        <w:rPr>
+          <w:b/>
+          <w:bCs/>
+          <w:lang w:val="es-ES"/>
+        </w:rPr>
+        <w:lastRenderedPageBreak/>
+        <w:t>Control de unicidad condicional (Solapamientos):</w:t>
+      </w:r>
+      <w:r>
+        <w:rPr>
+          <w:lang w:val="es-ES"/>
+        </w:rPr>
+        <w:t xml:space="preserve"> Dado que MySQL no soporta índices únicos parciales de forma nativa, el </w:t>
+      </w:r>
+      <w:proofErr w:type="spellStart"/>
+      <w:r>
+        <w:rPr>
+          <w:lang w:val="es-ES"/>
+        </w:rPr>
+        <w:t>trigger</w:t>
+      </w:r>
+      <w:proofErr w:type="spellEnd"/>
+      <w:r>
+        <w:rPr>
+          <w:lang w:val="es-ES"/>
+        </w:rPr>
+        <w:t xml:space="preserve"> evaluará si el médico asignado ya posee una cita activa (</w:t>
+      </w:r>
+      <w:proofErr w:type="gramStart"/>
+      <w:r>
+        <w:rPr>
+          <w:lang w:val="es-ES"/>
+        </w:rPr>
+        <w:t>estado !</w:t>
+      </w:r>
+      <w:proofErr w:type="gramEnd"/>
+      <w:r>
+        <w:rPr>
+          <w:lang w:val="es-ES"/>
+        </w:rPr>
+        <w:t>= 'CANCELADA') en exactamente el mismo intervalo de tiempo, previniendo duplicidades sin bloquear la reutilización de huecos de citas anuladas.</w:t>
       </w:r>
     </w:p>
     <w:p>
@@ -10754,14 +11239,14 @@
           <w:numId w:val="1"/>
         </w:numPr>
       </w:pPr>
-      <w:bookmarkStart w:id="28" w:name="_Toc244175416"/>
+      <w:bookmarkStart w:id="27" w:name="_Toc244294015"/>
       <w:r>
         <w:t xml:space="preserve">diagramas de </w:t>
       </w:r>
       <w:r>
         <w:t>Clases</w:t>
       </w:r>
-      <w:bookmarkEnd w:id="28"/>
+      <w:bookmarkEnd w:id="27"/>
     </w:p>
     <w:p>
       <w:pPr>
@@ -10775,13 +11260,45 @@
           <w:bCs/>
           <w:lang w:val="es-ES"/>
         </w:rPr>
-        <w:t>1. Capa de Dominio (Entidades Hibernate)</w:t>
-      </w:r>
-      <w:r>
-        <w:rPr>
-          <w:lang w:val="es-ES"/>
-        </w:rPr>
-        <w:t xml:space="preserve"> Representa el núcleo de la lógica de negocio y mapea exactamente las tablas de la base de datos relacional mediante el ORM Hibernate. Estas clases son compartidas en la lógica del servidor.</w:t>
+        <w:t xml:space="preserve">1. Capa de Dominio (Entidades </w:t>
+      </w:r>
+      <w:proofErr w:type="spellStart"/>
+      <w:r>
+        <w:rPr>
+          <w:b/>
+          <w:bCs/>
+          <w:lang w:val="es-ES"/>
+        </w:rPr>
+        <w:t>Hibernate</w:t>
+      </w:r>
+      <w:proofErr w:type="spellEnd"/>
+      <w:r>
+        <w:rPr>
+          <w:b/>
+          <w:bCs/>
+          <w:lang w:val="es-ES"/>
+        </w:rPr>
+        <w:t>)</w:t>
+      </w:r>
+      <w:r>
+        <w:rPr>
+          <w:lang w:val="es-ES"/>
+        </w:rPr>
+        <w:t xml:space="preserve"> Representa el núcleo de la lógica de negocio y mapea exactamente las tablas de la base de datos relacional mediante el ORM </w:t>
+      </w:r>
+      <w:proofErr w:type="spellStart"/>
+      <w:r>
+        <w:rPr>
+          <w:lang w:val="es-ES"/>
+        </w:rPr>
+        <w:t>Hibernate</w:t>
+      </w:r>
+      <w:proofErr w:type="spellEnd"/>
+      <w:r>
+        <w:rPr>
+          <w:lang w:val="es-ES"/>
+        </w:rPr>
+        <w:t>. Estas clases son compartidas en la lógica del servidor.</w:t>
       </w:r>
     </w:p>
     <w:p>
@@ -10806,7 +11323,63 @@
         <w:rPr>
           <w:lang w:val="es-ES"/>
         </w:rPr>
-        <w:t>: Atributos privados (id, dni, nombre, apellidos, telefono, rol, usuario, password_hash, especialidad). Métodos: Getters, Setters.</w:t>
+        <w:t xml:space="preserve">: Atributos privados (id, </w:t>
+      </w:r>
+      <w:proofErr w:type="spellStart"/>
+      <w:r>
+        <w:rPr>
+          <w:lang w:val="es-ES"/>
+        </w:rPr>
+        <w:t>dni</w:t>
+      </w:r>
+      <w:proofErr w:type="spellEnd"/>
+      <w:r>
+        <w:rPr>
+          <w:lang w:val="es-ES"/>
+        </w:rPr>
+        <w:t xml:space="preserve">, nombre, apellidos, </w:t>
+      </w:r>
+      <w:proofErr w:type="spellStart"/>
+      <w:r>
+        <w:rPr>
+          <w:lang w:val="es-ES"/>
+        </w:rPr>
+        <w:t>telefono</w:t>
+      </w:r>
+      <w:proofErr w:type="spellEnd"/>
+      <w:r>
+        <w:rPr>
+          <w:lang w:val="es-ES"/>
+        </w:rPr>
+        <w:t xml:space="preserve">, rol, usuario, </w:t>
+      </w:r>
+      <w:proofErr w:type="spellStart"/>
+      <w:r>
+        <w:rPr>
+          <w:lang w:val="es-ES"/>
+        </w:rPr>
+        <w:t>password_hash</w:t>
+      </w:r>
+      <w:proofErr w:type="spellEnd"/>
+      <w:r>
+        <w:rPr>
+          <w:lang w:val="es-ES"/>
+        </w:rPr>
+        <w:t xml:space="preserve">, especialidad). Métodos: </w:t>
+      </w:r>
+      <w:proofErr w:type="spellStart"/>
+      <w:r>
+        <w:rPr>
+          <w:lang w:val="es-ES"/>
+        </w:rPr>
+        <w:t>Getters</w:t>
+      </w:r>
+      <w:proofErr w:type="spellEnd"/>
+      <w:r>
+        <w:rPr>
+          <w:lang w:val="es-ES"/>
+        </w:rPr>
+        <w:t>, Setters.</w:t>
       </w:r>
     </w:p>
     <w:p>
@@ -10833,6 +11406,7 @@
         </w:rPr>
         <w:t>: Atributos privados (</w:t>
       </w:r>
+      <w:proofErr w:type="spellStart"/>
       <w:r>
         <w:rPr>
           <w:rStyle w:val="CdigoHTML"/>
@@ -10840,14 +11414,9 @@
           <w:sz w:val="22"/>
           <w:szCs w:val="22"/>
         </w:rPr>
-        <w:t>id_paciente</w:t>
-      </w:r>
-      <w:r>
-        <w:rPr>
-          <w:szCs w:val="22"/>
-        </w:rPr>
-        <w:t xml:space="preserve"> , </w:t>
-      </w:r>
+        <w:t>id_</w:t>
+      </w:r>
+      <w:proofErr w:type="gramStart"/>
       <w:r>
         <w:rPr>
           <w:rStyle w:val="CdigoHTML"/>
@@ -10855,14 +11424,23 @@
           <w:sz w:val="22"/>
           <w:szCs w:val="22"/>
         </w:rPr>
-        <w:t>dni</w:t>
-      </w:r>
+        <w:t>paciente</w:t>
+      </w:r>
+      <w:proofErr w:type="spellEnd"/>
       <w:r>
         <w:rPr>
           <w:szCs w:val="22"/>
         </w:rPr>
-        <w:t xml:space="preserve">, </w:t>
-      </w:r>
+        <w:t xml:space="preserve"> ,</w:t>
+      </w:r>
+      <w:proofErr w:type="gramEnd"/>
+      <w:r>
+        <w:rPr>
+          <w:szCs w:val="22"/>
+        </w:rPr>
+        <w:t xml:space="preserve"> </w:t>
+      </w:r>
+      <w:proofErr w:type="spellStart"/>
       <w:r>
         <w:rPr>
           <w:rStyle w:val="CdigoHTML"/>
@@ -10870,8 +11448,9 @@
           <w:sz w:val="22"/>
           <w:szCs w:val="22"/>
         </w:rPr>
-        <w:t>nombre</w:t>
-      </w:r>
+        <w:t>dni</w:t>
+      </w:r>
+      <w:proofErr w:type="spellEnd"/>
       <w:r>
         <w:rPr>
           <w:szCs w:val="22"/>
@@ -10885,7 +11464,7 @@
           <w:sz w:val="22"/>
           <w:szCs w:val="22"/>
         </w:rPr>
-        <w:t>apellidos</w:t>
+        <w:t>nombre</w:t>
       </w:r>
       <w:r>
         <w:rPr>
@@ -10900,7 +11479,7 @@
           <w:sz w:val="22"/>
           <w:szCs w:val="22"/>
         </w:rPr>
-        <w:t>telefono</w:t>
+        <w:t>apellidos</w:t>
       </w:r>
       <w:r>
         <w:rPr>
@@ -10908,6 +11487,7 @@
         </w:rPr>
         <w:t xml:space="preserve">, </w:t>
       </w:r>
+      <w:proofErr w:type="spellStart"/>
       <w:r>
         <w:rPr>
           <w:rStyle w:val="CdigoHTML"/>
@@ -10915,8 +11495,9 @@
           <w:sz w:val="22"/>
           <w:szCs w:val="22"/>
         </w:rPr>
-        <w:t>email</w:t>
-      </w:r>
+        <w:t>telefono</w:t>
+      </w:r>
+      <w:proofErr w:type="spellEnd"/>
       <w:r>
         <w:rPr>
           <w:szCs w:val="22"/>
@@ -10930,7 +11511,7 @@
           <w:sz w:val="22"/>
           <w:szCs w:val="22"/>
         </w:rPr>
-        <w:t>direccion</w:t>
+        <w:t>email</w:t>
       </w:r>
       <w:r>
         <w:rPr>
@@ -10938,6 +11519,7 @@
         </w:rPr>
         <w:t xml:space="preserve">, </w:t>
       </w:r>
+      <w:proofErr w:type="spellStart"/>
       <w:r>
         <w:rPr>
           <w:rStyle w:val="CdigoHTML"/>
@@ -10945,14 +11527,16 @@
           <w:sz w:val="22"/>
           <w:szCs w:val="22"/>
         </w:rPr>
-        <w:t>fecha_nacimiento</w:t>
-      </w:r>
+        <w:t>direccion</w:t>
+      </w:r>
+      <w:proofErr w:type="spellEnd"/>
       <w:r>
         <w:rPr>
           <w:szCs w:val="22"/>
         </w:rPr>
         <w:t xml:space="preserve">, </w:t>
       </w:r>
+      <w:proofErr w:type="spellStart"/>
       <w:r>
         <w:rPr>
           <w:rStyle w:val="CdigoHTML"/>
@@ -10960,8 +11544,9 @@
           <w:sz w:val="22"/>
           <w:szCs w:val="22"/>
         </w:rPr>
-        <w:t>alergias</w:t>
-      </w:r>
+        <w:t>fecha_nacimiento</w:t>
+      </w:r>
+      <w:proofErr w:type="spellEnd"/>
       <w:r>
         <w:rPr>
           <w:szCs w:val="22"/>
@@ -10975,13 +11560,42 @@
           <w:sz w:val="22"/>
           <w:szCs w:val="22"/>
         </w:rPr>
+        <w:t>alergias</w:t>
+      </w:r>
+      <w:r>
+        <w:rPr>
+          <w:szCs w:val="22"/>
+        </w:rPr>
+        <w:t xml:space="preserve">, </w:t>
+      </w:r>
+      <w:r>
+        <w:rPr>
+          <w:rStyle w:val="CdigoHTML"/>
+          <w:rFonts w:ascii="Arial" w:eastAsia="Arial" w:hAnsi="Arial" w:cs="Arial"/>
+          <w:sz w:val="22"/>
+          <w:szCs w:val="22"/>
+        </w:rPr>
         <w:t>activo</w:t>
       </w:r>
       <w:r>
         <w:rPr>
           <w:lang w:val="es-ES"/>
         </w:rPr>
-        <w:t>). Métodos: Getters y Setters.</w:t>
+        <w:t xml:space="preserve">). Métodos: </w:t>
+      </w:r>
+      <w:proofErr w:type="spellStart"/>
+      <w:r>
+        <w:rPr>
+          <w:lang w:val="es-ES"/>
+        </w:rPr>
+        <w:t>Getters</w:t>
+      </w:r>
+      <w:proofErr w:type="spellEnd"/>
+      <w:r>
+        <w:rPr>
+          <w:lang w:val="es-ES"/>
+        </w:rPr>
+        <w:t xml:space="preserve"> y Setters.</w:t>
       </w:r>
     </w:p>
     <w:p>
@@ -11008,6 +11622,7 @@
         </w:rPr>
         <w:t>: Atributos privados (</w:t>
       </w:r>
+      <w:proofErr w:type="spellStart"/>
       <w:r>
         <w:rPr>
           <w:rStyle w:val="CdigoHTML"/>
@@ -11017,12 +11632,14 @@
         </w:rPr>
         <w:t>id_cita</w:t>
       </w:r>
+      <w:proofErr w:type="spellEnd"/>
       <w:r>
         <w:rPr>
           <w:szCs w:val="22"/>
         </w:rPr>
         <w:t xml:space="preserve">, </w:t>
       </w:r>
+      <w:proofErr w:type="spellStart"/>
       <w:r>
         <w:rPr>
           <w:rStyle w:val="CdigoHTML"/>
@@ -11032,12 +11649,14 @@
         </w:rPr>
         <w:t>id_paciente</w:t>
       </w:r>
+      <w:proofErr w:type="spellEnd"/>
       <w:r>
         <w:rPr>
           <w:szCs w:val="22"/>
         </w:rPr>
         <w:t xml:space="preserve">, </w:t>
       </w:r>
+      <w:proofErr w:type="spellStart"/>
       <w:r>
         <w:rPr>
           <w:rStyle w:val="CdigoHTML"/>
@@ -11047,6 +11666,7 @@
         </w:rPr>
         <w:t>id_trabajador</w:t>
       </w:r>
+      <w:proofErr w:type="spellEnd"/>
       <w:r>
         <w:rPr>
           <w:rStyle w:val="CdigoHTML"/>
@@ -11062,6 +11682,7 @@
         </w:rPr>
         <w:t xml:space="preserve"> </w:t>
       </w:r>
+      <w:proofErr w:type="spellStart"/>
       <w:r>
         <w:rPr>
           <w:rStyle w:val="CdigoHTML"/>
@@ -11071,6 +11692,7 @@
         </w:rPr>
         <w:t>fecha_hora</w:t>
       </w:r>
+      <w:proofErr w:type="spellEnd"/>
       <w:r>
         <w:rPr>
           <w:szCs w:val="22"/>
@@ -11092,6 +11714,7 @@
         </w:rPr>
         <w:t xml:space="preserve">, </w:t>
       </w:r>
+      <w:proofErr w:type="spellStart"/>
       <w:r>
         <w:rPr>
           <w:rStyle w:val="CdigoHTML"/>
@@ -11101,12 +11724,14 @@
         </w:rPr>
         <w:t>motivo_consulta</w:t>
       </w:r>
+      <w:proofErr w:type="spellEnd"/>
       <w:r>
         <w:rPr>
           <w:szCs w:val="22"/>
         </w:rPr>
         <w:t xml:space="preserve">, </w:t>
       </w:r>
+      <w:proofErr w:type="spellStart"/>
       <w:r>
         <w:rPr>
           <w:rStyle w:val="CdigoHTML"/>
@@ -11116,6 +11741,7 @@
         </w:rPr>
         <w:t>observaciones_enfermeria</w:t>
       </w:r>
+      <w:proofErr w:type="spellEnd"/>
       <w:r>
         <w:rPr>
           <w:szCs w:val="22"/>
@@ -11126,7 +11752,21 @@
         <w:rPr>
           <w:lang w:val="es-ES"/>
         </w:rPr>
-        <w:t>). Métodos: Getters y Setters.</w:t>
+        <w:t xml:space="preserve">). Métodos: </w:t>
+      </w:r>
+      <w:proofErr w:type="spellStart"/>
+      <w:r>
+        <w:rPr>
+          <w:lang w:val="es-ES"/>
+        </w:rPr>
+        <w:t>Getters</w:t>
+      </w:r>
+      <w:proofErr w:type="spellEnd"/>
+      <w:r>
+        <w:rPr>
+          <w:lang w:val="es-ES"/>
+        </w:rPr>
+        <w:t xml:space="preserve"> y Setters.</w:t>
       </w:r>
     </w:p>
     <w:p>
@@ -11151,7 +11791,49 @@
         <w:rPr>
           <w:lang w:val="es-ES"/>
         </w:rPr>
-        <w:t>: Atributos privados (id, nombre_especialidad, descripcion). Métodos: Getters y Setters.</w:t>
+        <w:t xml:space="preserve">: Atributos privados (id, </w:t>
+      </w:r>
+      <w:proofErr w:type="spellStart"/>
+      <w:r>
+        <w:rPr>
+          <w:lang w:val="es-ES"/>
+        </w:rPr>
+        <w:t>nombre_especialidad</w:t>
+      </w:r>
+      <w:proofErr w:type="spellEnd"/>
+      <w:r>
+        <w:rPr>
+          <w:lang w:val="es-ES"/>
+        </w:rPr>
+        <w:t xml:space="preserve">, </w:t>
+      </w:r>
+      <w:proofErr w:type="spellStart"/>
+      <w:r>
+        <w:rPr>
+          <w:lang w:val="es-ES"/>
+        </w:rPr>
+        <w:t>descripcion</w:t>
+      </w:r>
+      <w:proofErr w:type="spellEnd"/>
+      <w:r>
+        <w:rPr>
+          <w:lang w:val="es-ES"/>
+        </w:rPr>
+        <w:t xml:space="preserve">). Métodos: </w:t>
+      </w:r>
+      <w:proofErr w:type="spellStart"/>
+      <w:r>
+        <w:rPr>
+          <w:lang w:val="es-ES"/>
+        </w:rPr>
+        <w:t>Getters</w:t>
+      </w:r>
+      <w:proofErr w:type="spellEnd"/>
+      <w:r>
+        <w:rPr>
+          <w:lang w:val="es-ES"/>
+        </w:rPr>
+        <w:t xml:space="preserve"> y Setters.</w:t>
       </w:r>
     </w:p>
     <w:p>
@@ -11170,13 +11852,73 @@
           <w:bCs/>
           <w:lang w:val="es-ES"/>
         </w:rPr>
-        <w:t>Clase Historial_Medico:</w:t>
-      </w:r>
-      <w:r>
-        <w:rPr>
-          <w:lang w:val="es-ES"/>
-        </w:rPr>
-        <w:t xml:space="preserve"> Atributos privados (id, paciente, cita, diagnostico, tratamiento, fecha_registro). Métodos: Getters y Setters.</w:t>
+        <w:t xml:space="preserve">Clase </w:t>
+      </w:r>
+      <w:proofErr w:type="spellStart"/>
+      <w:r>
+        <w:rPr>
+          <w:b/>
+          <w:bCs/>
+          <w:lang w:val="es-ES"/>
+        </w:rPr>
+        <w:t>Historial_Medico</w:t>
+      </w:r>
+      <w:proofErr w:type="spellEnd"/>
+      <w:r>
+        <w:rPr>
+          <w:b/>
+          <w:bCs/>
+          <w:lang w:val="es-ES"/>
+        </w:rPr>
+        <w:t>:</w:t>
+      </w:r>
+      <w:r>
+        <w:rPr>
+          <w:lang w:val="es-ES"/>
+        </w:rPr>
+        <w:t xml:space="preserve"> Atributos privados (id, paciente, cita, </w:t>
+      </w:r>
+      <w:proofErr w:type="spellStart"/>
+      <w:r>
+        <w:rPr>
+          <w:lang w:val="es-ES"/>
+        </w:rPr>
+        <w:t>diagnostico</w:t>
+      </w:r>
+      <w:proofErr w:type="spellEnd"/>
+      <w:r>
+        <w:rPr>
+          <w:lang w:val="es-ES"/>
+        </w:rPr>
+        <w:t xml:space="preserve">, tratamiento, </w:t>
+      </w:r>
+      <w:proofErr w:type="spellStart"/>
+      <w:r>
+        <w:rPr>
+          <w:lang w:val="es-ES"/>
+        </w:rPr>
+        <w:t>fecha_registro</w:t>
+      </w:r>
+      <w:proofErr w:type="spellEnd"/>
+      <w:r>
+        <w:rPr>
+          <w:lang w:val="es-ES"/>
+        </w:rPr>
+        <w:t xml:space="preserve">). Métodos: </w:t>
+      </w:r>
+      <w:proofErr w:type="spellStart"/>
+      <w:r>
+        <w:rPr>
+          <w:lang w:val="es-ES"/>
+        </w:rPr>
+        <w:t>Getters</w:t>
+      </w:r>
+      <w:proofErr w:type="spellEnd"/>
+      <w:r>
+        <w:rPr>
+          <w:lang w:val="es-ES"/>
+        </w:rPr>
+        <w:t xml:space="preserve"> y Setters.</w:t>
       </w:r>
     </w:p>
     <w:p>
@@ -11188,11 +11930,10 @@
         <w:rPr>
           <w:noProof/>
         </w:rPr>
-        <w:lastRenderedPageBreak/>
         <w:drawing>
-          <wp:inline distT="0" distB="0" distL="0" distR="0" wp14:anchorId="21DE2BFA" wp14:editId="262A6C4D">
-            <wp:extent cx="3692324" cy="3379037"/>
-            <wp:effectExtent l="0" t="0" r="3810" b="0"/>
+          <wp:inline distT="0" distB="0" distL="0" distR="0" wp14:anchorId="21DE2BFA" wp14:editId="4C1AD322">
+            <wp:extent cx="5232941" cy="1879600"/>
+            <wp:effectExtent l="0" t="0" r="6350" b="6350"/>
             <wp:docPr id="1029008735" name="Imagen 1"/>
             <wp:cNvGraphicFramePr>
               <a:graphicFrameLocks xmlns:a="http://schemas.openxmlformats.org/drawingml/2006/main" noChangeAspect="1"/>
@@ -11201,7 +11942,7 @@
               <a:graphicData uri="http://schemas.openxmlformats.org/drawingml/2006/picture">
                 <pic:pic xmlns:pic="http://schemas.openxmlformats.org/drawingml/2006/picture">
                   <pic:nvPicPr>
-                    <pic:cNvPr id="0" name="Picture 1"/>
+                    <pic:cNvPr id="1029008735" name="Imagen 1"/>
                     <pic:cNvPicPr>
                       <a:picLocks noChangeAspect="1" noChangeArrowheads="1"/>
                     </pic:cNvPicPr>
@@ -11214,7 +11955,6 @@
                         </a:ext>
                       </a:extLst>
                     </a:blip>
-                    <a:srcRect/>
                     <a:stretch>
                       <a:fillRect/>
                     </a:stretch>
@@ -11222,7 +11962,7 @@
                   <pic:spPr bwMode="auto">
                     <a:xfrm>
                       <a:off x="0" y="0"/>
-                      <a:ext cx="3709598" cy="3394845"/>
+                      <a:ext cx="5236420" cy="1880850"/>
                     </a:xfrm>
                     <a:prstGeom prst="rect">
                       <a:avLst/>
@@ -11253,7 +11993,26 @@
           <w:bCs/>
           <w:lang w:val="es-ES"/>
         </w:rPr>
-        <w:t>2. Capa de (Backend)</w:t>
+        <w:lastRenderedPageBreak/>
+        <w:t>2. Capa de (</w:t>
+      </w:r>
+      <w:proofErr w:type="spellStart"/>
+      <w:r>
+        <w:rPr>
+          <w:b/>
+          <w:bCs/>
+          <w:lang w:val="es-ES"/>
+        </w:rPr>
+        <w:t>Backend</w:t>
+      </w:r>
+      <w:proofErr w:type="spellEnd"/>
+      <w:r>
+        <w:rPr>
+          <w:b/>
+          <w:bCs/>
+          <w:lang w:val="es-ES"/>
+        </w:rPr>
+        <w:t>)</w:t>
       </w:r>
       <w:r>
         <w:rPr>
@@ -11278,13 +12037,59 @@
           <w:bCs/>
           <w:lang w:val="es-ES"/>
         </w:rPr>
-        <w:t>Clase ServidorTCP</w:t>
-      </w:r>
-      <w:r>
-        <w:rPr>
-          <w:lang w:val="es-ES"/>
-        </w:rPr>
-        <w:t>: Contiene el método main() del servidor. Atributo ServerSocket. Se encarga de escuchar conexiones entrantes en un puerto específico de forma infinita.</w:t>
+        <w:t xml:space="preserve">Clase </w:t>
+      </w:r>
+      <w:proofErr w:type="spellStart"/>
+      <w:r>
+        <w:rPr>
+          <w:b/>
+          <w:bCs/>
+          <w:lang w:val="es-ES"/>
+        </w:rPr>
+        <w:t>ServidorTCP</w:t>
+      </w:r>
+      <w:proofErr w:type="spellEnd"/>
+      <w:r>
+        <w:rPr>
+          <w:lang w:val="es-ES"/>
+        </w:rPr>
+        <w:t xml:space="preserve">: Contiene el método </w:t>
+      </w:r>
+      <w:proofErr w:type="spellStart"/>
+      <w:proofErr w:type="gramStart"/>
+      <w:r>
+        <w:rPr>
+          <w:lang w:val="es-ES"/>
+        </w:rPr>
+        <w:t>main</w:t>
+      </w:r>
+      <w:proofErr w:type="spellEnd"/>
+      <w:r>
+        <w:rPr>
+          <w:lang w:val="es-ES"/>
+        </w:rPr>
+        <w:t>(</w:t>
+      </w:r>
+      <w:proofErr w:type="gramEnd"/>
+      <w:r>
+        <w:rPr>
+          <w:lang w:val="es-ES"/>
+        </w:rPr>
+        <w:t xml:space="preserve">) del servidor. Atributo </w:t>
+      </w:r>
+      <w:proofErr w:type="spellStart"/>
+      <w:r>
+        <w:rPr>
+          <w:lang w:val="es-ES"/>
+        </w:rPr>
+        <w:t>ServerSocket</w:t>
+      </w:r>
+      <w:proofErr w:type="spellEnd"/>
+      <w:r>
+        <w:rPr>
+          <w:lang w:val="es-ES"/>
+        </w:rPr>
+        <w:t>. Se encarga de escuchar conexiones entrantes en un puerto específico de forma infinita.</w:t>
       </w:r>
     </w:p>
     <w:p>
@@ -11303,13 +12108,91 @@
           <w:bCs/>
           <w:lang w:val="es-ES"/>
         </w:rPr>
-        <w:t>Clase ManejadorCliente (Hereda de Thread)</w:t>
-      </w:r>
-      <w:r>
-        <w:rPr>
-          <w:lang w:val="es-ES"/>
-        </w:rPr>
-        <w:t>: Por cada cliente que se conecta, el servidor instancia un hilo de esta clase. Atributos: Socket, ObjectInputStream, ObjectOutputStream. Método principal: run(), donde lee las peticiones del cliente y llama al DAO correspondiente.</w:t>
+        <w:t xml:space="preserve">Clase </w:t>
+      </w:r>
+      <w:proofErr w:type="spellStart"/>
+      <w:r>
+        <w:rPr>
+          <w:b/>
+          <w:bCs/>
+          <w:lang w:val="es-ES"/>
+        </w:rPr>
+        <w:t>ManejadorCliente</w:t>
+      </w:r>
+      <w:proofErr w:type="spellEnd"/>
+      <w:r>
+        <w:rPr>
+          <w:b/>
+          <w:bCs/>
+          <w:lang w:val="es-ES"/>
+        </w:rPr>
+        <w:t xml:space="preserve"> (Hereda de </w:t>
+      </w:r>
+      <w:proofErr w:type="spellStart"/>
+      <w:r>
+        <w:rPr>
+          <w:b/>
+          <w:bCs/>
+          <w:lang w:val="es-ES"/>
+        </w:rPr>
+        <w:t>Thread</w:t>
+      </w:r>
+      <w:proofErr w:type="spellEnd"/>
+      <w:r>
+        <w:rPr>
+          <w:b/>
+          <w:bCs/>
+          <w:lang w:val="es-ES"/>
+        </w:rPr>
+        <w:t>)</w:t>
+      </w:r>
+      <w:r>
+        <w:rPr>
+          <w:lang w:val="es-ES"/>
+        </w:rPr>
+        <w:t xml:space="preserve">: Por cada cliente que se conecta, el servidor instancia un hilo de esta clase. Atributos: Socket, </w:t>
+      </w:r>
+      <w:proofErr w:type="spellStart"/>
+      <w:r>
+        <w:rPr>
+          <w:lang w:val="es-ES"/>
+        </w:rPr>
+        <w:t>ObjectInputStream</w:t>
+      </w:r>
+      <w:proofErr w:type="spellEnd"/>
+      <w:r>
+        <w:rPr>
+          <w:lang w:val="es-ES"/>
+        </w:rPr>
+        <w:t xml:space="preserve">, </w:t>
+      </w:r>
+      <w:proofErr w:type="spellStart"/>
+      <w:r>
+        <w:rPr>
+          <w:lang w:val="es-ES"/>
+        </w:rPr>
+        <w:t>ObjectOutputStream</w:t>
+      </w:r>
+      <w:proofErr w:type="spellEnd"/>
+      <w:r>
+        <w:rPr>
+          <w:lang w:val="es-ES"/>
+        </w:rPr>
+        <w:t xml:space="preserve">. Método principal: </w:t>
+      </w:r>
+      <w:proofErr w:type="gramStart"/>
+      <w:r>
+        <w:rPr>
+          <w:lang w:val="es-ES"/>
+        </w:rPr>
+        <w:t>run(</w:t>
+      </w:r>
+      <w:proofErr w:type="gramEnd"/>
+      <w:r>
+        <w:rPr>
+          <w:lang w:val="es-ES"/>
+        </w:rPr>
+        <w:t>), donde lee las peticiones del cliente y llama al DAO correspondiente.</w:t>
       </w:r>
     </w:p>
     <w:p>
@@ -11328,13 +12211,105 @@
           <w:bCs/>
           <w:lang w:val="es-ES"/>
         </w:rPr>
-        <w:t>Clase PaqueteRed (Implementa Serializable):</w:t>
-      </w:r>
-      <w:r>
-        <w:rPr>
-          <w:lang w:val="es-ES"/>
-        </w:rPr>
-        <w:t xml:space="preserve"> Objeto que viaja por la red entre clientes y servidor. Atributos: String accion (ej: "LOGIN") y Object payload (datos).</w:t>
+        <w:t xml:space="preserve">Clase </w:t>
+      </w:r>
+      <w:proofErr w:type="spellStart"/>
+      <w:r>
+        <w:rPr>
+          <w:b/>
+          <w:bCs/>
+          <w:lang w:val="es-ES"/>
+        </w:rPr>
+        <w:t>PaqueteRed</w:t>
+      </w:r>
+      <w:proofErr w:type="spellEnd"/>
+      <w:r>
+        <w:rPr>
+          <w:b/>
+          <w:bCs/>
+          <w:lang w:val="es-ES"/>
+        </w:rPr>
+        <w:t xml:space="preserve"> (Implementa </w:t>
+      </w:r>
+      <w:proofErr w:type="spellStart"/>
+      <w:r>
+        <w:rPr>
+          <w:b/>
+          <w:bCs/>
+          <w:lang w:val="es-ES"/>
+        </w:rPr>
+        <w:t>Serializable</w:t>
+      </w:r>
+      <w:proofErr w:type="spellEnd"/>
+      <w:r>
+        <w:rPr>
+          <w:b/>
+          <w:bCs/>
+          <w:lang w:val="es-ES"/>
+        </w:rPr>
+        <w:t>):</w:t>
+      </w:r>
+      <w:r>
+        <w:rPr>
+          <w:lang w:val="es-ES"/>
+        </w:rPr>
+        <w:t xml:space="preserve"> Objeto que viaja por la red entre clientes y servidor. Atributos: String </w:t>
+      </w:r>
+      <w:proofErr w:type="spellStart"/>
+      <w:r>
+        <w:rPr>
+          <w:lang w:val="es-ES"/>
+        </w:rPr>
+        <w:t>accion</w:t>
+      </w:r>
+      <w:proofErr w:type="spellEnd"/>
+      <w:r>
+        <w:rPr>
+          <w:lang w:val="es-ES"/>
+        </w:rPr>
+        <w:t xml:space="preserve"> (</w:t>
+      </w:r>
+      <w:proofErr w:type="spellStart"/>
+      <w:r>
+        <w:rPr>
+          <w:lang w:val="es-ES"/>
+        </w:rPr>
+        <w:t>ej</w:t>
+      </w:r>
+      <w:proofErr w:type="spellEnd"/>
+      <w:r>
+        <w:rPr>
+          <w:lang w:val="es-ES"/>
+        </w:rPr>
+        <w:t xml:space="preserve">: "LOGIN") y </w:t>
+      </w:r>
+      <w:proofErr w:type="spellStart"/>
+      <w:r>
+        <w:rPr>
+          <w:lang w:val="es-ES"/>
+        </w:rPr>
+        <w:t>Object</w:t>
+      </w:r>
+      <w:proofErr w:type="spellEnd"/>
+      <w:r>
+        <w:rPr>
+          <w:lang w:val="es-ES"/>
+        </w:rPr>
+        <w:t xml:space="preserve"> </w:t>
+      </w:r>
+      <w:proofErr w:type="spellStart"/>
+      <w:r>
+        <w:rPr>
+          <w:lang w:val="es-ES"/>
+        </w:rPr>
+        <w:t>payload</w:t>
+      </w:r>
+      <w:proofErr w:type="spellEnd"/>
+      <w:r>
+        <w:rPr>
+          <w:lang w:val="es-ES"/>
+        </w:rPr>
+        <w:t xml:space="preserve"> (datos).</w:t>
       </w:r>
     </w:p>
     <w:p>
@@ -11353,13 +12328,203 @@
           <w:bCs/>
           <w:lang w:val="es-ES"/>
         </w:rPr>
-        <w:t>Clases DAO (Data Access Object):</w:t>
-      </w:r>
-      <w:r>
-        <w:rPr>
-          <w:lang w:val="es-ES"/>
-        </w:rPr>
-        <w:t xml:space="preserve"> Implementan la interfaz genérica IDAO&lt;T&gt;. Son PacienteDAO, TrabajadorDAO, CitaDAO, EspecialidadDAO e HistorialMedicoDAO. Interactúan con Hibernate mediante save(), update(), delete() y findById()</w:t>
+        <w:t xml:space="preserve">Clases DAO (Data Access </w:t>
+      </w:r>
+      <w:proofErr w:type="spellStart"/>
+      <w:r>
+        <w:rPr>
+          <w:b/>
+          <w:bCs/>
+          <w:lang w:val="es-ES"/>
+        </w:rPr>
+        <w:t>Object</w:t>
+      </w:r>
+      <w:proofErr w:type="spellEnd"/>
+      <w:r>
+        <w:rPr>
+          <w:b/>
+          <w:bCs/>
+          <w:lang w:val="es-ES"/>
+        </w:rPr>
+        <w:t>):</w:t>
+      </w:r>
+      <w:r>
+        <w:rPr>
+          <w:lang w:val="es-ES"/>
+        </w:rPr>
+        <w:t xml:space="preserve"> Implementan la interfaz genérica IDAO&lt;T&gt;. Son </w:t>
+      </w:r>
+      <w:proofErr w:type="spellStart"/>
+      <w:r>
+        <w:rPr>
+          <w:lang w:val="es-ES"/>
+        </w:rPr>
+        <w:t>PacienteDAO</w:t>
+      </w:r>
+      <w:proofErr w:type="spellEnd"/>
+      <w:r>
+        <w:rPr>
+          <w:lang w:val="es-ES"/>
+        </w:rPr>
+        <w:t xml:space="preserve">, </w:t>
+      </w:r>
+      <w:proofErr w:type="spellStart"/>
+      <w:r>
+        <w:rPr>
+          <w:lang w:val="es-ES"/>
+        </w:rPr>
+        <w:t>TrabajadorDAO</w:t>
+      </w:r>
+      <w:proofErr w:type="spellEnd"/>
+      <w:r>
+        <w:rPr>
+          <w:lang w:val="es-ES"/>
+        </w:rPr>
+        <w:t xml:space="preserve">, </w:t>
+      </w:r>
+      <w:proofErr w:type="spellStart"/>
+      <w:r>
+        <w:rPr>
+          <w:lang w:val="es-ES"/>
+        </w:rPr>
+        <w:t>CitaDAO</w:t>
+      </w:r>
+      <w:proofErr w:type="spellEnd"/>
+      <w:r>
+        <w:rPr>
+          <w:lang w:val="es-ES"/>
+        </w:rPr>
+        <w:t xml:space="preserve">, </w:t>
+      </w:r>
+      <w:proofErr w:type="spellStart"/>
+      <w:r>
+        <w:rPr>
+          <w:lang w:val="es-ES"/>
+        </w:rPr>
+        <w:t>EspecialidadDAO</w:t>
+      </w:r>
+      <w:proofErr w:type="spellEnd"/>
+      <w:r>
+        <w:rPr>
+          <w:lang w:val="es-ES"/>
+        </w:rPr>
+        <w:t xml:space="preserve"> e </w:t>
+      </w:r>
+      <w:proofErr w:type="spellStart"/>
+      <w:r>
+        <w:rPr>
+          <w:lang w:val="es-ES"/>
+        </w:rPr>
+        <w:t>HistorialMedicoDAO</w:t>
+      </w:r>
+      <w:proofErr w:type="spellEnd"/>
+      <w:r>
+        <w:rPr>
+          <w:lang w:val="es-ES"/>
+        </w:rPr>
+        <w:t xml:space="preserve">. Interactúan con </w:t>
+      </w:r>
+      <w:proofErr w:type="spellStart"/>
+      <w:r>
+        <w:rPr>
+          <w:lang w:val="es-ES"/>
+        </w:rPr>
+        <w:t>Hibernate</w:t>
+      </w:r>
+      <w:proofErr w:type="spellEnd"/>
+      <w:r>
+        <w:rPr>
+          <w:lang w:val="es-ES"/>
+        </w:rPr>
+        <w:t xml:space="preserve"> mediante </w:t>
+      </w:r>
+      <w:proofErr w:type="spellStart"/>
+      <w:proofErr w:type="gramStart"/>
+      <w:r>
+        <w:rPr>
+          <w:lang w:val="es-ES"/>
+        </w:rPr>
+        <w:t>save</w:t>
+      </w:r>
+      <w:proofErr w:type="spellEnd"/>
+      <w:r>
+        <w:rPr>
+          <w:lang w:val="es-ES"/>
+        </w:rPr>
+        <w:t>(</w:t>
+      </w:r>
+      <w:proofErr w:type="gramEnd"/>
+      <w:r>
+        <w:rPr>
+          <w:lang w:val="es-ES"/>
+        </w:rPr>
+        <w:t xml:space="preserve">), </w:t>
+      </w:r>
+      <w:proofErr w:type="spellStart"/>
+      <w:proofErr w:type="gramStart"/>
+      <w:r>
+        <w:rPr>
+          <w:lang w:val="es-ES"/>
+        </w:rPr>
+        <w:t>update</w:t>
+      </w:r>
+      <w:proofErr w:type="spellEnd"/>
+      <w:r>
+        <w:rPr>
+          <w:lang w:val="es-ES"/>
+        </w:rPr>
+        <w:t>(</w:t>
+      </w:r>
+      <w:proofErr w:type="gramEnd"/>
+      <w:r>
+        <w:rPr>
+          <w:lang w:val="es-ES"/>
+        </w:rPr>
+        <w:t xml:space="preserve">), </w:t>
+      </w:r>
+      <w:proofErr w:type="spellStart"/>
+      <w:proofErr w:type="gramStart"/>
+      <w:r>
+        <w:rPr>
+          <w:lang w:val="es-ES"/>
+        </w:rPr>
+        <w:t>delete</w:t>
+      </w:r>
+      <w:proofErr w:type="spellEnd"/>
+      <w:r>
+        <w:rPr>
+          <w:lang w:val="es-ES"/>
+        </w:rPr>
+        <w:t>(</w:t>
+      </w:r>
+      <w:proofErr w:type="gramEnd"/>
+      <w:r>
+        <w:rPr>
+          <w:lang w:val="es-ES"/>
+        </w:rPr>
+        <w:t xml:space="preserve">) y </w:t>
+      </w:r>
+      <w:proofErr w:type="spellStart"/>
+      <w:proofErr w:type="gramStart"/>
+      <w:r>
+        <w:rPr>
+          <w:lang w:val="es-ES"/>
+        </w:rPr>
+        <w:t>findById</w:t>
+      </w:r>
+      <w:proofErr w:type="spellEnd"/>
+      <w:r>
+        <w:rPr>
+          <w:lang w:val="es-ES"/>
+        </w:rPr>
+        <w:t>(</w:t>
+      </w:r>
+      <w:proofErr w:type="gramEnd"/>
+      <w:r>
+        <w:rPr>
+          <w:lang w:val="es-ES"/>
+        </w:rPr>
+        <w:t>)</w:t>
       </w:r>
     </w:p>
     <w:p>
@@ -11367,7 +12532,6 @@
         <w:rPr>
           <w:noProof/>
         </w:rPr>
-        <w:lastRenderedPageBreak/>
         <w:drawing>
           <wp:inline distT="0" distB="0" distL="0" distR="0" wp14:anchorId="4C4C2496" wp14:editId="741A0B24">
             <wp:extent cx="5860473" cy="2365640"/>
@@ -11486,8 +12650,18 @@
           <w:bCs/>
           <w:lang w:val="es-ES"/>
         </w:rPr>
-        <w:t>Clase ClienteSocket</w:t>
-      </w:r>
+        <w:t xml:space="preserve">Clase </w:t>
+      </w:r>
+      <w:proofErr w:type="spellStart"/>
+      <w:r>
+        <w:rPr>
+          <w:b/>
+          <w:bCs/>
+          <w:lang w:val="es-ES"/>
+        </w:rPr>
+        <w:t>ClienteSocket</w:t>
+      </w:r>
+      <w:proofErr w:type="spellEnd"/>
       <w:r>
         <w:rPr>
           <w:lang w:val="es-ES"/>
@@ -11512,13 +12686,80 @@
           <w:bCs/>
           <w:lang w:val="es-ES"/>
         </w:rPr>
-        <w:t>Clases DTO (Data Transfer Object):</w:t>
-      </w:r>
-      <w:r>
-        <w:rPr>
-          <w:lang w:val="es-ES"/>
-        </w:rPr>
-        <w:t xml:space="preserve"> Como PacienteDTO, HistorialDTO y CitaDTO. Son clases locales simplificadas que se utilizan únicamente para encapsular y estructurar los datos extraídos de los formularios visuales antes de enviarlos por la red.</w:t>
+        <w:t xml:space="preserve">Clases DTO (Data Transfer </w:t>
+      </w:r>
+      <w:proofErr w:type="spellStart"/>
+      <w:r>
+        <w:rPr>
+          <w:b/>
+          <w:bCs/>
+          <w:lang w:val="es-ES"/>
+        </w:rPr>
+        <w:t>Object</w:t>
+      </w:r>
+      <w:proofErr w:type="spellEnd"/>
+      <w:r>
+        <w:rPr>
+          <w:b/>
+          <w:bCs/>
+          <w:lang w:val="es-ES"/>
+        </w:rPr>
+        <w:t>):</w:t>
+      </w:r>
+      <w:r>
+        <w:rPr>
+          <w:lang w:val="es-ES"/>
+        </w:rPr>
+        <w:t xml:space="preserve"> Como </w:t>
+      </w:r>
+      <w:proofErr w:type="spellStart"/>
+      <w:r>
+        <w:rPr>
+          <w:lang w:val="es-ES"/>
+        </w:rPr>
+        <w:t>PacienteDTO</w:t>
+      </w:r>
+      <w:proofErr w:type="spellEnd"/>
+      <w:r>
+        <w:rPr>
+          <w:lang w:val="es-ES"/>
+        </w:rPr>
+        <w:t xml:space="preserve">, </w:t>
+      </w:r>
+      <w:proofErr w:type="spellStart"/>
+      <w:r>
+        <w:rPr>
+          <w:lang w:val="es-ES"/>
+        </w:rPr>
+        <w:t>HistorialDTO</w:t>
+      </w:r>
+      <w:proofErr w:type="spellEnd"/>
+      <w:r>
+        <w:rPr>
+          <w:lang w:val="es-ES"/>
+        </w:rPr>
+        <w:t xml:space="preserve"> y </w:t>
+      </w:r>
+      <w:proofErr w:type="spellStart"/>
+      <w:r>
+        <w:rPr>
+          <w:lang w:val="es-ES"/>
+        </w:rPr>
+        <w:t>CitaDTO</w:t>
+      </w:r>
+      <w:proofErr w:type="spellEnd"/>
+      <w:r>
+        <w:rPr>
+          <w:lang w:val="es-ES"/>
+        </w:rPr>
+        <w:t xml:space="preserve">. Son clases locales simplificadas que se utilizan únicamente para encapsular y </w:t>
+      </w:r>
+      <w:r>
+        <w:rPr>
+          <w:lang w:val="es-ES"/>
+        </w:rPr>
+        <w:lastRenderedPageBreak/>
+        <w:t>estructurar los datos extraídos de los formularios visuales antes de enviarlos por la red.</w:t>
       </w:r>
     </w:p>
     <w:p>
@@ -11538,13 +12779,87 @@
           <w:bCs/>
           <w:lang w:val="es-ES"/>
         </w:rPr>
-        <w:t>Clase PaqueteRed:</w:t>
-      </w:r>
-      <w:r>
-        <w:rPr>
-          <w:lang w:val="es-ES"/>
-        </w:rPr>
-        <w:t xml:space="preserve"> Implementa Serializable. Es el objeto que se envía a través del ClienteSocket, el cual contiene un String con la acción a realizar (ej. "GUARDAR_PACIENTE") y un Object (payload) con el DTO correspondiente.</w:t>
+        <w:t xml:space="preserve">Clase </w:t>
+      </w:r>
+      <w:proofErr w:type="spellStart"/>
+      <w:r>
+        <w:rPr>
+          <w:b/>
+          <w:bCs/>
+          <w:lang w:val="es-ES"/>
+        </w:rPr>
+        <w:t>PaqueteRed</w:t>
+      </w:r>
+      <w:proofErr w:type="spellEnd"/>
+      <w:r>
+        <w:rPr>
+          <w:b/>
+          <w:bCs/>
+          <w:lang w:val="es-ES"/>
+        </w:rPr>
+        <w:t>:</w:t>
+      </w:r>
+      <w:r>
+        <w:rPr>
+          <w:lang w:val="es-ES"/>
+        </w:rPr>
+        <w:t xml:space="preserve"> Implementa </w:t>
+      </w:r>
+      <w:proofErr w:type="spellStart"/>
+      <w:r>
+        <w:rPr>
+          <w:lang w:val="es-ES"/>
+        </w:rPr>
+        <w:t>Serializable</w:t>
+      </w:r>
+      <w:proofErr w:type="spellEnd"/>
+      <w:r>
+        <w:rPr>
+          <w:lang w:val="es-ES"/>
+        </w:rPr>
+        <w:t xml:space="preserve">. Es el objeto que se envía a través del </w:t>
+      </w:r>
+      <w:proofErr w:type="spellStart"/>
+      <w:r>
+        <w:rPr>
+          <w:lang w:val="es-ES"/>
+        </w:rPr>
+        <w:t>ClienteSocket</w:t>
+      </w:r>
+      <w:proofErr w:type="spellEnd"/>
+      <w:r>
+        <w:rPr>
+          <w:lang w:val="es-ES"/>
+        </w:rPr>
+        <w:t xml:space="preserve">, el cual contiene un String con la acción a realizar (ej. "GUARDAR_PACIENTE") y un </w:t>
+      </w:r>
+      <w:proofErr w:type="spellStart"/>
+      <w:r>
+        <w:rPr>
+          <w:lang w:val="es-ES"/>
+        </w:rPr>
+        <w:t>Object</w:t>
+      </w:r>
+      <w:proofErr w:type="spellEnd"/>
+      <w:r>
+        <w:rPr>
+          <w:lang w:val="es-ES"/>
+        </w:rPr>
+        <w:t xml:space="preserve"> (</w:t>
+      </w:r>
+      <w:proofErr w:type="spellStart"/>
+      <w:r>
+        <w:rPr>
+          <w:lang w:val="es-ES"/>
+        </w:rPr>
+        <w:t>payload</w:t>
+      </w:r>
+      <w:proofErr w:type="spellEnd"/>
+      <w:r>
+        <w:rPr>
+          <w:lang w:val="es-ES"/>
+        </w:rPr>
+        <w:t>) con el DTO correspondiente.</w:t>
       </w:r>
     </w:p>
     <w:p>
@@ -11570,26 +12885,154 @@
         <w:rPr>
           <w:lang w:val="es-ES"/>
         </w:rPr>
-        <w:t xml:space="preserve"> Clases que heredan de contenedores nativos de Swing (JFrame o JPanel), tales como LoginFrame, DashboardFrame, PacienteFrame e HistorialFrame. Estas clases contienen la maquetación de la interfaz generada en código Java puro y los escuchadores de eventos (ActionListeners) que capturan las interacciones del usuario, instancias los DTOs y usan el ClienteSocket para enviar la información al backend.</w:t>
-      </w:r>
-    </w:p>
-    <w:p>
-      <w:pPr>
-        <w:rPr>
-          <w:lang w:val="es-ES"/>
-        </w:rPr>
-      </w:pPr>
-    </w:p>
-    <w:p>
+        <w:t xml:space="preserve"> Clases que heredan de contenedores nativos de Swing (JFrame o </w:t>
+      </w:r>
+      <w:proofErr w:type="spellStart"/>
+      <w:r>
+        <w:rPr>
+          <w:lang w:val="es-ES"/>
+        </w:rPr>
+        <w:t>JPanel</w:t>
+      </w:r>
+      <w:proofErr w:type="spellEnd"/>
+      <w:r>
+        <w:rPr>
+          <w:lang w:val="es-ES"/>
+        </w:rPr>
+        <w:t xml:space="preserve">), tales como </w:t>
+      </w:r>
+      <w:proofErr w:type="spellStart"/>
+      <w:r>
+        <w:rPr>
+          <w:lang w:val="es-ES"/>
+        </w:rPr>
+        <w:t>LoginFrame</w:t>
+      </w:r>
+      <w:proofErr w:type="spellEnd"/>
+      <w:r>
+        <w:rPr>
+          <w:lang w:val="es-ES"/>
+        </w:rPr>
+        <w:t xml:space="preserve">, </w:t>
+      </w:r>
+      <w:proofErr w:type="spellStart"/>
+      <w:r>
+        <w:rPr>
+          <w:lang w:val="es-ES"/>
+        </w:rPr>
+        <w:t>DashboardFrame</w:t>
+      </w:r>
+      <w:proofErr w:type="spellEnd"/>
+      <w:r>
+        <w:rPr>
+          <w:lang w:val="es-ES"/>
+        </w:rPr>
+        <w:t xml:space="preserve">, </w:t>
+      </w:r>
+      <w:proofErr w:type="spellStart"/>
+      <w:r>
+        <w:rPr>
+          <w:lang w:val="es-ES"/>
+        </w:rPr>
+        <w:t>PacienteFrame</w:t>
+      </w:r>
+      <w:proofErr w:type="spellEnd"/>
+      <w:r>
+        <w:rPr>
+          <w:lang w:val="es-ES"/>
+        </w:rPr>
+        <w:t xml:space="preserve"> e </w:t>
+      </w:r>
+      <w:proofErr w:type="spellStart"/>
+      <w:r>
+        <w:rPr>
+          <w:lang w:val="es-ES"/>
+        </w:rPr>
+        <w:t>HistorialFrame</w:t>
+      </w:r>
+      <w:proofErr w:type="spellEnd"/>
+      <w:r>
+        <w:rPr>
+          <w:lang w:val="es-ES"/>
+        </w:rPr>
+        <w:t>. Estas clases contienen la maquetación de la interfaz generada en código Java puro y los escuchadores de eventos (</w:t>
+      </w:r>
+      <w:proofErr w:type="spellStart"/>
+      <w:r>
+        <w:rPr>
+          <w:lang w:val="es-ES"/>
+        </w:rPr>
+        <w:t>ActionListeners</w:t>
+      </w:r>
+      <w:proofErr w:type="spellEnd"/>
+      <w:r>
+        <w:rPr>
+          <w:lang w:val="es-ES"/>
+        </w:rPr>
+        <w:t xml:space="preserve">) que capturan las interacciones del usuario, instancias los </w:t>
+      </w:r>
+      <w:proofErr w:type="spellStart"/>
+      <w:r>
+        <w:rPr>
+          <w:lang w:val="es-ES"/>
+        </w:rPr>
+        <w:t>DTOs</w:t>
+      </w:r>
+      <w:proofErr w:type="spellEnd"/>
+      <w:r>
+        <w:rPr>
+          <w:lang w:val="es-ES"/>
+        </w:rPr>
+        <w:t xml:space="preserve"> y usan el </w:t>
+      </w:r>
+      <w:proofErr w:type="spellStart"/>
+      <w:r>
+        <w:rPr>
+          <w:lang w:val="es-ES"/>
+        </w:rPr>
+        <w:t>ClienteSocket</w:t>
+      </w:r>
+      <w:proofErr w:type="spellEnd"/>
+      <w:r>
+        <w:rPr>
+          <w:lang w:val="es-ES"/>
+        </w:rPr>
+        <w:t xml:space="preserve"> para enviar la información al </w:t>
+      </w:r>
+      <w:proofErr w:type="spellStart"/>
+      <w:r>
+        <w:rPr>
+          <w:lang w:val="es-ES"/>
+        </w:rPr>
+        <w:t>backend</w:t>
+      </w:r>
+      <w:proofErr w:type="spellEnd"/>
+      <w:r>
+        <w:rPr>
+          <w:lang w:val="es-ES"/>
+        </w:rPr>
+        <w:t>.</w:t>
+      </w:r>
+    </w:p>
+    <w:p>
+      <w:pPr>
+        <w:rPr>
+          <w:lang w:val="es-ES"/>
+        </w:rPr>
+      </w:pPr>
+    </w:p>
+    <w:p>
+      <w:pPr>
+        <w:ind w:left="720" w:hanging="720"/>
+      </w:pPr>
       <w:r>
         <w:rPr>
           <w:noProof/>
         </w:rPr>
-        <w:lastRenderedPageBreak/>
         <w:drawing>
-          <wp:inline distT="0" distB="0" distL="0" distR="0" wp14:anchorId="7D96F75C" wp14:editId="149CB8A8">
-            <wp:extent cx="2842612" cy="3707868"/>
-            <wp:effectExtent l="0" t="0" r="0" b="6985"/>
+          <wp:inline distT="0" distB="0" distL="0" distR="0" wp14:anchorId="7D96F75C" wp14:editId="5A6DB7F5">
+            <wp:extent cx="2842612" cy="2728058"/>
+            <wp:effectExtent l="0" t="0" r="0" b="0"/>
             <wp:docPr id="167515392" name="Imagen 1"/>
             <wp:cNvGraphicFramePr>
               <a:graphicFrameLocks xmlns:a="http://schemas.openxmlformats.org/drawingml/2006/main" noChangeAspect="1"/>
@@ -11604,7 +13047,7 @@
                     </pic:cNvPicPr>
                   </pic:nvPicPr>
                   <pic:blipFill>
-                    <a:blip r:embed="rId20" cstate="print">
+                    <a:blip r:embed="rId20">
                       <a:extLst>
                         <a:ext uri="{28A0092B-C50C-407E-A947-70E740481C1C}">
                           <a14:useLocalDpi xmlns:a14="http://schemas.microsoft.com/office/drawing/2010/main" val="0"/>
@@ -11618,7 +13061,7 @@
                   <pic:spPr bwMode="auto">
                     <a:xfrm>
                       <a:off x="0" y="0"/>
-                      <a:ext cx="2842612" cy="3707868"/>
+                      <a:ext cx="2842612" cy="2728058"/>
                     </a:xfrm>
                     <a:prstGeom prst="rect">
                       <a:avLst/>
@@ -11647,7 +13090,23 @@
           <w:b/>
           <w:bCs/>
         </w:rPr>
-        <w:t>4. Capa de Cliente Móvil (Android / Kotlin)</w:t>
+        <w:t xml:space="preserve">4. Capa de Cliente Móvil (Android / </w:t>
+      </w:r>
+      <w:proofErr w:type="spellStart"/>
+      <w:r>
+        <w:rPr>
+          <w:b/>
+          <w:bCs/>
+        </w:rPr>
+        <w:t>Kotlin</w:t>
+      </w:r>
+      <w:proofErr w:type="spellEnd"/>
+      <w:r>
+        <w:rPr>
+          <w:b/>
+          <w:bCs/>
+        </w:rPr>
+        <w:t>)</w:t>
       </w:r>
     </w:p>
     <w:p>
@@ -11680,11 +13139,11 @@
           <w:numId w:val="1"/>
         </w:numPr>
       </w:pPr>
-      <w:bookmarkStart w:id="29" w:name="_Toc244175417"/>
+      <w:bookmarkStart w:id="28" w:name="_Toc244294016"/>
       <w:r>
         <w:t>Diseño del proyecto</w:t>
       </w:r>
-      <w:bookmarkEnd w:id="29"/>
+      <w:bookmarkEnd w:id="28"/>
       <w:r>
         <w:t xml:space="preserve"> </w:t>
       </w:r>
@@ -11702,16 +13161,22 @@
           <w:numId w:val="1"/>
         </w:numPr>
       </w:pPr>
-      <w:bookmarkStart w:id="30" w:name="_Toc244175418"/>
-      <w:r>
-        <w:lastRenderedPageBreak/>
+      <w:bookmarkStart w:id="29" w:name="_Toc244294017"/>
+      <w:proofErr w:type="spellStart"/>
+      <w:r>
         <w:t>Wireframe</w:t>
       </w:r>
-      <w:bookmarkEnd w:id="30"/>
-    </w:p>
-    <w:p>
-      <w:r>
-        <w:t>Wireframe App Android (Enfermera):</w:t>
+      <w:bookmarkEnd w:id="29"/>
+      <w:proofErr w:type="spellEnd"/>
+    </w:p>
+    <w:p>
+      <w:proofErr w:type="spellStart"/>
+      <w:r>
+        <w:t>Wireframe</w:t>
+      </w:r>
+      <w:proofErr w:type="spellEnd"/>
+      <w:r>
+        <w:t xml:space="preserve"> App Android (Enfermera):</w:t>
       </w:r>
     </w:p>
     <w:p>
@@ -11737,8 +13202,13 @@
       <w:r>
         <w:t xml:space="preserve">Pantalla principal con </w:t>
       </w:r>
-      <w:r>
-        <w:t>busqueda de paciente</w:t>
+      <w:proofErr w:type="spellStart"/>
+      <w:r>
+        <w:t>busqueda</w:t>
+      </w:r>
+      <w:proofErr w:type="spellEnd"/>
+      <w:r>
+        <w:t xml:space="preserve"> de paciente</w:t>
       </w:r>
     </w:p>
     <w:p>
@@ -11753,7 +13223,15 @@
         <w:t>Pantalla del resultado de</w:t>
       </w:r>
       <w:r>
-        <w:t xml:space="preserve"> la busqueda </w:t>
+        <w:t xml:space="preserve"> la </w:t>
+      </w:r>
+      <w:proofErr w:type="spellStart"/>
+      <w:r>
+        <w:t>busqueda</w:t>
+      </w:r>
+      <w:proofErr w:type="spellEnd"/>
+      <w:r>
+        <w:t xml:space="preserve"> </w:t>
       </w:r>
       <w:r>
         <w:t>(Ficha rápida del paciente).</w:t>
@@ -11769,6 +13247,66 @@
       </w:pPr>
       <w:r>
         <w:t>Observaciones de pacientes atendidos</w:t>
+      </w:r>
+    </w:p>
+    <w:p>
+      <w:proofErr w:type="spellStart"/>
+      <w:r>
+        <w:t>Wireframe</w:t>
+      </w:r>
+      <w:proofErr w:type="spellEnd"/>
+      <w:r>
+        <w:t xml:space="preserve"> App Escritorio (Administrativo/Médico):</w:t>
+      </w:r>
+    </w:p>
+    <w:p>
+      <w:pPr>
+        <w:pStyle w:val="Prrafodelista"/>
+        <w:numPr>
+          <w:ilvl w:val="0"/>
+          <w:numId w:val="10"/>
+        </w:numPr>
+      </w:pPr>
+      <w:r>
+        <w:t>Pantalla de Login.</w:t>
+      </w:r>
+    </w:p>
+    <w:p>
+      <w:pPr>
+        <w:pStyle w:val="Prrafodelista"/>
+        <w:numPr>
+          <w:ilvl w:val="0"/>
+          <w:numId w:val="10"/>
+        </w:numPr>
+      </w:pPr>
+      <w:r>
+        <w:t>Menú principal (</w:t>
+      </w:r>
+      <w:proofErr w:type="spellStart"/>
+      <w:r>
+        <w:t>Dashboard</w:t>
+      </w:r>
+      <w:proofErr w:type="spellEnd"/>
+      <w:r>
+        <w:t>) con el panel lateral de navegación.</w:t>
+      </w:r>
+    </w:p>
+    <w:p>
+      <w:pPr>
+        <w:pStyle w:val="Prrafodelista"/>
+        <w:numPr>
+          <w:ilvl w:val="0"/>
+          <w:numId w:val="10"/>
+        </w:numPr>
+      </w:pPr>
+      <w:r>
+        <w:t xml:space="preserve">Pantalla de gestión </w:t>
+      </w:r>
+      <w:r>
+        <w:t>de informes</w:t>
+      </w:r>
+      <w:r>
+        <w:t>.</w:t>
       </w:r>
     </w:p>
     <w:p/>
@@ -11781,55 +13319,6 @@
     <w:p/>
     <w:p/>
     <w:p/>
-    <w:p/>
-    <w:p>
-      <w:r>
-        <w:t>Wireframe App Escritorio (Administrativo/Médico):</w:t>
-      </w:r>
-    </w:p>
-    <w:p>
-      <w:pPr>
-        <w:pStyle w:val="Prrafodelista"/>
-        <w:numPr>
-          <w:ilvl w:val="0"/>
-          <w:numId w:val="10"/>
-        </w:numPr>
-      </w:pPr>
-      <w:r>
-        <w:t>Pantalla de Login.</w:t>
-      </w:r>
-    </w:p>
-    <w:p>
-      <w:pPr>
-        <w:pStyle w:val="Prrafodelista"/>
-        <w:numPr>
-          <w:ilvl w:val="0"/>
-          <w:numId w:val="10"/>
-        </w:numPr>
-      </w:pPr>
-      <w:r>
-        <w:t>Menú principal (Dashboard) con el panel lateral de navegación.</w:t>
-      </w:r>
-    </w:p>
-    <w:p>
-      <w:pPr>
-        <w:pStyle w:val="Prrafodelista"/>
-        <w:numPr>
-          <w:ilvl w:val="0"/>
-          <w:numId w:val="10"/>
-        </w:numPr>
-      </w:pPr>
-      <w:r>
-        <w:t xml:space="preserve">Pantalla de gestión </w:t>
-      </w:r>
-      <w:r>
-        <w:t>de informes</w:t>
-      </w:r>
-      <w:r>
-        <w:t>.</w:t>
-      </w:r>
-    </w:p>
-    <w:p/>
     <w:p>
       <w:pPr>
         <w:pStyle w:val="Ttulo1"/>
@@ -11838,11 +13327,12 @@
           <w:numId w:val="1"/>
         </w:numPr>
       </w:pPr>
-      <w:bookmarkStart w:id="31" w:name="_Toc244175419"/>
-      <w:r>
+      <w:bookmarkStart w:id="30" w:name="_Toc244294018"/>
+      <w:r>
+        <w:lastRenderedPageBreak/>
         <w:t>Despliegue y pruebas</w:t>
       </w:r>
-      <w:bookmarkEnd w:id="31"/>
+      <w:bookmarkEnd w:id="30"/>
       <w:r>
         <w:t xml:space="preserve"> </w:t>
       </w:r>
@@ -11866,12 +13356,12 @@
           <w:numId w:val="1"/>
         </w:numPr>
       </w:pPr>
-      <w:bookmarkStart w:id="32" w:name="_Toc244175420"/>
+      <w:bookmarkStart w:id="31" w:name="_Toc244294019"/>
       <w:r>
         <w:lastRenderedPageBreak/>
         <w:t>Conclusiones</w:t>
       </w:r>
-      <w:bookmarkEnd w:id="32"/>
+      <w:bookmarkEnd w:id="31"/>
       <w:r>
         <w:t xml:space="preserve"> </w:t>
       </w:r>
@@ -11894,12 +13384,12 @@
           <w:numId w:val="1"/>
         </w:numPr>
       </w:pPr>
-      <w:bookmarkStart w:id="33" w:name="_Toc244175421"/>
+      <w:bookmarkStart w:id="32" w:name="_Toc244294020"/>
       <w:r>
         <w:lastRenderedPageBreak/>
         <w:t>Vías futuras</w:t>
       </w:r>
-      <w:bookmarkEnd w:id="33"/>
+      <w:bookmarkEnd w:id="32"/>
       <w:r>
         <w:t xml:space="preserve"> </w:t>
       </w:r>
@@ -11922,6 +13412,7 @@
         </w:rPr>
         <w:t xml:space="preserve">Como se ha justificado durante el análisis, el proyecto </w:t>
       </w:r>
+      <w:proofErr w:type="spellStart"/>
       <w:r>
         <w:rPr>
           <w:b/>
@@ -11930,6 +13421,7 @@
         </w:rPr>
         <w:t>MedManager</w:t>
       </w:r>
+      <w:proofErr w:type="spellEnd"/>
       <w:r>
         <w:rPr>
           <w:lang w:val="es-ES"/>
@@ -11956,7 +13448,30 @@
         <w:rPr>
           <w:lang w:val="es-ES"/>
         </w:rPr>
-        <w:t xml:space="preserve"> Tal y como se detalló en los requisitos funcionales catalogado como mejora opcional, la evolución técnica más inmediata es la integración del ecosistema QR. Consistiría en programar la generación e impresión de códigos QR desde la aplicación de escritorio (Java Swing) en el mostrador de recepción, y habilitar el lector de cámara en la app móvil (Android / Kotlin) para que el personal de enfermería pueda escanear la pulsera del paciente y cargar su historial médico en pantalla de forma instantánea.</w:t>
+        <w:t xml:space="preserve"> </w:t>
+      </w:r>
+      <w:r>
+        <w:t>Como evolución técnica inmediata tras el desarrollo del MVP, se plantea la integración de un ecosistema de códigos QR</w:t>
+      </w:r>
+      <w:r>
+        <w:rPr>
+          <w:lang w:val="es-ES"/>
+        </w:rPr>
+        <w:t xml:space="preserve">. Consistiría en programar la generación e impresión de códigos QR desde la aplicación de escritorio (Java Swing) en el mostrador de recepción, y habilitar el lector de cámara en la app móvil (Android / </w:t>
+      </w:r>
+      <w:proofErr w:type="spellStart"/>
+      <w:r>
+        <w:rPr>
+          <w:lang w:val="es-ES"/>
+        </w:rPr>
+        <w:t>Kotlin</w:t>
+      </w:r>
+      <w:proofErr w:type="spellEnd"/>
+      <w:r>
+        <w:rPr>
+          <w:lang w:val="es-ES"/>
+        </w:rPr>
+        <w:t>) para que el personal de enfermería pueda escanear la pulsera del paciente y cargar su historial médico en pantalla de forma instantánea.</w:t>
       </w:r>
     </w:p>
     <w:p>
@@ -12024,26 +13539,47 @@
         </w:rPr>
         <w:t xml:space="preserve"> Para dotar a la clínica de una herramienta de fidelización y seguimiento, se proyecta el desarrollo de un módulo interno CRM (</w:t>
       </w:r>
+      <w:proofErr w:type="spellStart"/>
       <w:r>
         <w:rPr>
           <w:i/>
           <w:iCs/>
           <w:lang w:val="es-ES"/>
         </w:rPr>
-        <w:t>Customer Relationship Management</w:t>
-      </w:r>
-      <w:r>
-        <w:rPr>
-          <w:lang w:val="es-ES"/>
-        </w:rPr>
-        <w:t xml:space="preserve">). Este módulo utilizaría los datos del historial y de contacto de los pacientes para automatizar procesos clave, tales como: el envío de recordatorios de citas por correo electrónico o SMS para reducir el absentismo, la </w:t>
-      </w:r>
-      <w:r>
-        <w:rPr>
-          <w:lang w:val="es-ES"/>
-        </w:rPr>
-        <w:lastRenderedPageBreak/>
-        <w:t>programación de avisos automatizados para revisiones médicas anuales, o la segmentación de pacientes para campañas de prevención de salud específicas.</w:t>
+        <w:t>Customer</w:t>
+      </w:r>
+      <w:proofErr w:type="spellEnd"/>
+      <w:r>
+        <w:rPr>
+          <w:i/>
+          <w:iCs/>
+          <w:lang w:val="es-ES"/>
+        </w:rPr>
+        <w:t xml:space="preserve"> </w:t>
+      </w:r>
+      <w:proofErr w:type="spellStart"/>
+      <w:r>
+        <w:rPr>
+          <w:i/>
+          <w:iCs/>
+          <w:lang w:val="es-ES"/>
+        </w:rPr>
+        <w:t>Relationship</w:t>
+      </w:r>
+      <w:proofErr w:type="spellEnd"/>
+      <w:r>
+        <w:rPr>
+          <w:i/>
+          <w:iCs/>
+          <w:lang w:val="es-ES"/>
+        </w:rPr>
+        <w:t xml:space="preserve"> Management</w:t>
+      </w:r>
+      <w:r>
+        <w:rPr>
+          <w:lang w:val="es-ES"/>
+        </w:rPr>
+        <w:t>). Este módulo utilizaría los datos del historial y de contacto de los pacientes para automatizar procesos clave, tales como: el envío de recordatorios de citas por correo electrónico o SMS para reducir el absentismo, la programación de avisos automatizados para revisiones médicas anuales, o la segmentación de pacientes para campañas de prevención de salud específicas.</w:t>
       </w:r>
     </w:p>
     <w:p>
@@ -12066,12 +13602,12 @@
           <w:numId w:val="1"/>
         </w:numPr>
       </w:pPr>
-      <w:bookmarkStart w:id="34" w:name="_Toc244175422"/>
+      <w:bookmarkStart w:id="33" w:name="_Toc244294021"/>
       <w:r>
         <w:lastRenderedPageBreak/>
         <w:t>Bibliografía/Webgrafía</w:t>
       </w:r>
-      <w:bookmarkEnd w:id="34"/>
+      <w:bookmarkEnd w:id="33"/>
       <w:r>
         <w:t xml:space="preserve"> </w:t>
       </w:r>
@@ -12094,12 +13630,12 @@
           <w:numId w:val="1"/>
         </w:numPr>
       </w:pPr>
-      <w:bookmarkStart w:id="35" w:name="_Toc244175423"/>
+      <w:bookmarkStart w:id="34" w:name="_Toc244294022"/>
       <w:r>
         <w:lastRenderedPageBreak/>
         <w:t>Anexos</w:t>
       </w:r>
-      <w:bookmarkEnd w:id="35"/>
+      <w:bookmarkEnd w:id="34"/>
     </w:p>
     <w:p>
       <w:pPr>
@@ -12109,11 +13645,11 @@
           <w:numId w:val="1"/>
         </w:numPr>
       </w:pPr>
-      <w:bookmarkStart w:id="36" w:name="_Toc244175424"/>
+      <w:bookmarkStart w:id="35" w:name="_Toc244294023"/>
       <w:r>
         <w:t>Manual de Instalación</w:t>
       </w:r>
-      <w:bookmarkEnd w:id="36"/>
+      <w:bookmarkEnd w:id="35"/>
     </w:p>
     <w:p/>
     <w:p>
@@ -12124,11 +13660,11 @@
           <w:numId w:val="1"/>
         </w:numPr>
       </w:pPr>
-      <w:bookmarkStart w:id="37" w:name="_Toc244175425"/>
+      <w:bookmarkStart w:id="36" w:name="_Toc244294024"/>
       <w:r>
         <w:t>Manual de Usuario</w:t>
       </w:r>
-      <w:bookmarkEnd w:id="37"/>
+      <w:bookmarkEnd w:id="36"/>
     </w:p>
     <w:p/>
     <w:p>
@@ -12154,12 +13690,12 @@
           <w:vertAlign w:val="subscript"/>
         </w:rPr>
       </w:pPr>
-      <w:bookmarkStart w:id="38" w:name="_heading=h.z337ya" w:colFirst="0" w:colLast="0"/>
+      <w:bookmarkStart w:id="37" w:name="_heading=h.z337ya" w:colFirst="0" w:colLast="0"/>
+      <w:bookmarkEnd w:id="37"/>
+    </w:p>
+    <w:p>
+      <w:bookmarkStart w:id="38" w:name="_heading=h.3j2qqm3" w:colFirst="0" w:colLast="0"/>
       <w:bookmarkEnd w:id="38"/>
-    </w:p>
-    <w:p>
-      <w:bookmarkStart w:id="39" w:name="_heading=h.3j2qqm3" w:colFirst="0" w:colLast="0"/>
-      <w:bookmarkEnd w:id="39"/>
     </w:p>
     <w:p>
       <w:pPr>
@@ -13451,6 +14987,119 @@
     </w:lvl>
   </w:abstractNum>
   <w:abstractNum w:abstractNumId="7" w15:restartNumberingAfterBreak="0">
+    <w:nsid w:val="0E340812"/>
+    <w:multiLevelType w:val="multilevel"/>
+    <w:tmpl w:val="B52277B0"/>
+    <w:lvl w:ilvl="0">
+      <w:start w:val="1"/>
+      <w:numFmt w:val="decimal"/>
+      <w:lvlText w:val="%1."/>
+      <w:lvlJc w:val="left"/>
+      <w:pPr>
+        <w:tabs>
+          <w:tab w:val="num" w:pos="720"/>
+        </w:tabs>
+        <w:ind w:left="720" w:hanging="360"/>
+      </w:pPr>
+    </w:lvl>
+    <w:lvl w:ilvl="1" w:tentative="1">
+      <w:start w:val="1"/>
+      <w:numFmt w:val="decimal"/>
+      <w:lvlText w:val="%2."/>
+      <w:lvlJc w:val="left"/>
+      <w:pPr>
+        <w:tabs>
+          <w:tab w:val="num" w:pos="1440"/>
+        </w:tabs>
+        <w:ind w:left="1440" w:hanging="360"/>
+      </w:pPr>
+    </w:lvl>
+    <w:lvl w:ilvl="2" w:tentative="1">
+      <w:start w:val="1"/>
+      <w:numFmt w:val="decimal"/>
+      <w:lvlText w:val="%3."/>
+      <w:lvlJc w:val="left"/>
+      <w:pPr>
+        <w:tabs>
+          <w:tab w:val="num" w:pos="2160"/>
+        </w:tabs>
+        <w:ind w:left="2160" w:hanging="360"/>
+      </w:pPr>
+    </w:lvl>
+    <w:lvl w:ilvl="3" w:tentative="1">
+      <w:start w:val="1"/>
+      <w:numFmt w:val="decimal"/>
+      <w:lvlText w:val="%4."/>
+      <w:lvlJc w:val="left"/>
+      <w:pPr>
+        <w:tabs>
+          <w:tab w:val="num" w:pos="2880"/>
+        </w:tabs>
+        <w:ind w:left="2880" w:hanging="360"/>
+      </w:pPr>
+    </w:lvl>
+    <w:lvl w:ilvl="4" w:tentative="1">
+      <w:start w:val="1"/>
+      <w:numFmt w:val="decimal"/>
+      <w:lvlText w:val="%5."/>
+      <w:lvlJc w:val="left"/>
+      <w:pPr>
+        <w:tabs>
+          <w:tab w:val="num" w:pos="3600"/>
+        </w:tabs>
+        <w:ind w:left="3600" w:hanging="360"/>
+      </w:pPr>
+    </w:lvl>
+    <w:lvl w:ilvl="5" w:tentative="1">
+      <w:start w:val="1"/>
+      <w:numFmt w:val="decimal"/>
+      <w:lvlText w:val="%6."/>
+      <w:lvlJc w:val="left"/>
+      <w:pPr>
+        <w:tabs>
+          <w:tab w:val="num" w:pos="4320"/>
+        </w:tabs>
+        <w:ind w:left="4320" w:hanging="360"/>
+      </w:pPr>
+    </w:lvl>
+    <w:lvl w:ilvl="6" w:tentative="1">
+      <w:start w:val="1"/>
+      <w:numFmt w:val="decimal"/>
+      <w:lvlText w:val="%7."/>
+      <w:lvlJc w:val="left"/>
+      <w:pPr>
+        <w:tabs>
+          <w:tab w:val="num" w:pos="5040"/>
+        </w:tabs>
+        <w:ind w:left="5040" w:hanging="360"/>
+      </w:pPr>
+    </w:lvl>
+    <w:lvl w:ilvl="7" w:tentative="1">
+      <w:start w:val="1"/>
+      <w:numFmt w:val="decimal"/>
+      <w:lvlText w:val="%8."/>
+      <w:lvlJc w:val="left"/>
+      <w:pPr>
+        <w:tabs>
+          <w:tab w:val="num" w:pos="5760"/>
+        </w:tabs>
+        <w:ind w:left="5760" w:hanging="360"/>
+      </w:pPr>
+    </w:lvl>
+    <w:lvl w:ilvl="8" w:tentative="1">
+      <w:start w:val="1"/>
+      <w:numFmt w:val="decimal"/>
+      <w:lvlText w:val="%9."/>
+      <w:lvlJc w:val="left"/>
+      <w:pPr>
+        <w:tabs>
+          <w:tab w:val="num" w:pos="6480"/>
+        </w:tabs>
+        <w:ind w:left="6480" w:hanging="360"/>
+      </w:pPr>
+    </w:lvl>
+  </w:abstractNum>
+  <w:abstractNum w:abstractNumId="8" w15:restartNumberingAfterBreak="0">
     <w:nsid w:val="13A67678"/>
     <w:multiLevelType w:val="hybridMultilevel"/>
     <w:tmpl w:val="64DA93DC"/>
@@ -13539,10 +15188,10 @@
       </w:pPr>
     </w:lvl>
   </w:abstractNum>
-  <w:abstractNum w:abstractNumId="8" w15:restartNumberingAfterBreak="0">
+  <w:abstractNum w:abstractNumId="9" w15:restartNumberingAfterBreak="0">
     <w:nsid w:val="149123F3"/>
     <w:multiLevelType w:val="hybridMultilevel"/>
-    <w:tmpl w:val="0F36FE30"/>
+    <w:tmpl w:val="8326A70A"/>
     <w:lvl w:ilvl="0" w:tplc="0C0A0001">
       <w:start w:val="1"/>
       <w:numFmt w:val="bullet"/>
@@ -13652,7 +15301,7 @@
       </w:rPr>
     </w:lvl>
   </w:abstractNum>
-  <w:abstractNum w:abstractNumId="9" w15:restartNumberingAfterBreak="0">
+  <w:abstractNum w:abstractNumId="10" w15:restartNumberingAfterBreak="0">
     <w:nsid w:val="153559C5"/>
     <w:multiLevelType w:val="hybridMultilevel"/>
     <w:tmpl w:val="81621EB8"/>
@@ -13738,7 +15387,7 @@
       </w:pPr>
     </w:lvl>
   </w:abstractNum>
-  <w:abstractNum w:abstractNumId="10" w15:restartNumberingAfterBreak="0">
+  <w:abstractNum w:abstractNumId="11" w15:restartNumberingAfterBreak="0">
     <w:nsid w:val="16BE1A08"/>
     <w:multiLevelType w:val="multilevel"/>
     <w:tmpl w:val="CAFE20EE"/>
@@ -13887,7 +15536,7 @@
       </w:rPr>
     </w:lvl>
   </w:abstractNum>
-  <w:abstractNum w:abstractNumId="11" w15:restartNumberingAfterBreak="0">
+  <w:abstractNum w:abstractNumId="12" w15:restartNumberingAfterBreak="0">
     <w:nsid w:val="182D2711"/>
     <w:multiLevelType w:val="multilevel"/>
     <w:tmpl w:val="BADAF078"/>
@@ -14036,7 +15685,7 @@
       </w:rPr>
     </w:lvl>
   </w:abstractNum>
-  <w:abstractNum w:abstractNumId="12" w15:restartNumberingAfterBreak="0">
+  <w:abstractNum w:abstractNumId="13" w15:restartNumberingAfterBreak="0">
     <w:nsid w:val="18454917"/>
     <w:multiLevelType w:val="multilevel"/>
     <w:tmpl w:val="BADAF078"/>
@@ -14185,7 +15834,7 @@
       </w:rPr>
     </w:lvl>
   </w:abstractNum>
-  <w:abstractNum w:abstractNumId="13" w15:restartNumberingAfterBreak="0">
+  <w:abstractNum w:abstractNumId="14" w15:restartNumberingAfterBreak="0">
     <w:nsid w:val="187B6172"/>
     <w:multiLevelType w:val="hybridMultilevel"/>
     <w:tmpl w:val="5E80C5E8"/>
@@ -14298,7 +15947,7 @@
       </w:rPr>
     </w:lvl>
   </w:abstractNum>
-  <w:abstractNum w:abstractNumId="14" w15:restartNumberingAfterBreak="0">
+  <w:abstractNum w:abstractNumId="15" w15:restartNumberingAfterBreak="0">
     <w:nsid w:val="1C5E0A48"/>
     <w:multiLevelType w:val="multilevel"/>
     <w:tmpl w:val="4B8A4B92"/>
@@ -14447,7 +16096,7 @@
       </w:rPr>
     </w:lvl>
   </w:abstractNum>
-  <w:abstractNum w:abstractNumId="15" w15:restartNumberingAfterBreak="0">
+  <w:abstractNum w:abstractNumId="16" w15:restartNumberingAfterBreak="0">
     <w:nsid w:val="1DCE250A"/>
     <w:multiLevelType w:val="multilevel"/>
     <w:tmpl w:val="BADAF078"/>
@@ -14596,7 +16245,7 @@
       </w:rPr>
     </w:lvl>
   </w:abstractNum>
-  <w:abstractNum w:abstractNumId="16" w15:restartNumberingAfterBreak="0">
+  <w:abstractNum w:abstractNumId="17" w15:restartNumberingAfterBreak="0">
     <w:nsid w:val="1EBC368F"/>
     <w:multiLevelType w:val="multilevel"/>
     <w:tmpl w:val="72DE3258"/>
@@ -14682,7 +16331,7 @@
       </w:pPr>
     </w:lvl>
   </w:abstractNum>
-  <w:abstractNum w:abstractNumId="17" w15:restartNumberingAfterBreak="0">
+  <w:abstractNum w:abstractNumId="18" w15:restartNumberingAfterBreak="0">
     <w:nsid w:val="1FE07E9A"/>
     <w:multiLevelType w:val="multilevel"/>
     <w:tmpl w:val="BADAF078"/>
@@ -14831,7 +16480,7 @@
       </w:rPr>
     </w:lvl>
   </w:abstractNum>
-  <w:abstractNum w:abstractNumId="18" w15:restartNumberingAfterBreak="0">
+  <w:abstractNum w:abstractNumId="19" w15:restartNumberingAfterBreak="0">
     <w:nsid w:val="24F92EC0"/>
     <w:multiLevelType w:val="hybridMultilevel"/>
     <w:tmpl w:val="6E400444"/>
@@ -14917,7 +16566,7 @@
       </w:pPr>
     </w:lvl>
   </w:abstractNum>
-  <w:abstractNum w:abstractNumId="19" w15:restartNumberingAfterBreak="0">
+  <w:abstractNum w:abstractNumId="20" w15:restartNumberingAfterBreak="0">
     <w:nsid w:val="27C85B7D"/>
     <w:multiLevelType w:val="multilevel"/>
     <w:tmpl w:val="3564B36C"/>
@@ -15066,7 +16715,7 @@
       </w:rPr>
     </w:lvl>
   </w:abstractNum>
-  <w:abstractNum w:abstractNumId="20" w15:restartNumberingAfterBreak="0">
+  <w:abstractNum w:abstractNumId="21" w15:restartNumberingAfterBreak="0">
     <w:nsid w:val="2A26361B"/>
     <w:multiLevelType w:val="multilevel"/>
     <w:tmpl w:val="BADAF078"/>
@@ -15215,7 +16864,7 @@
       </w:rPr>
     </w:lvl>
   </w:abstractNum>
-  <w:abstractNum w:abstractNumId="21" w15:restartNumberingAfterBreak="0">
+  <w:abstractNum w:abstractNumId="22" w15:restartNumberingAfterBreak="0">
     <w:nsid w:val="2F2E36AC"/>
     <w:multiLevelType w:val="multilevel"/>
     <w:tmpl w:val="BADAF078"/>
@@ -15364,7 +17013,7 @@
       </w:rPr>
     </w:lvl>
   </w:abstractNum>
-  <w:abstractNum w:abstractNumId="22" w15:restartNumberingAfterBreak="0">
+  <w:abstractNum w:abstractNumId="23" w15:restartNumberingAfterBreak="0">
     <w:nsid w:val="39BF1185"/>
     <w:multiLevelType w:val="multilevel"/>
     <w:tmpl w:val="0AF85158"/>
@@ -15453,7 +17102,7 @@
       </w:pPr>
     </w:lvl>
   </w:abstractNum>
-  <w:abstractNum w:abstractNumId="23" w15:restartNumberingAfterBreak="0">
+  <w:abstractNum w:abstractNumId="24" w15:restartNumberingAfterBreak="0">
     <w:nsid w:val="39DD0D8C"/>
     <w:multiLevelType w:val="multilevel"/>
     <w:tmpl w:val="BADAF078"/>
@@ -15602,7 +17251,7 @@
       </w:rPr>
     </w:lvl>
   </w:abstractNum>
-  <w:abstractNum w:abstractNumId="24" w15:restartNumberingAfterBreak="0">
+  <w:abstractNum w:abstractNumId="25" w15:restartNumberingAfterBreak="0">
     <w:nsid w:val="518468B8"/>
     <w:multiLevelType w:val="multilevel"/>
     <w:tmpl w:val="56E2AEBE"/>
@@ -15751,7 +17400,7 @@
       </w:rPr>
     </w:lvl>
   </w:abstractNum>
-  <w:abstractNum w:abstractNumId="25" w15:restartNumberingAfterBreak="0">
+  <w:abstractNum w:abstractNumId="26" w15:restartNumberingAfterBreak="0">
     <w:nsid w:val="53DA2CAB"/>
     <w:multiLevelType w:val="multilevel"/>
     <w:tmpl w:val="BADAF078"/>
@@ -15900,7 +17549,7 @@
       </w:rPr>
     </w:lvl>
   </w:abstractNum>
-  <w:abstractNum w:abstractNumId="26" w15:restartNumberingAfterBreak="0">
+  <w:abstractNum w:abstractNumId="27" w15:restartNumberingAfterBreak="0">
     <w:nsid w:val="547A06F6"/>
     <w:multiLevelType w:val="multilevel"/>
     <w:tmpl w:val="BADAF078"/>
@@ -16049,7 +17698,7 @@
       </w:rPr>
     </w:lvl>
   </w:abstractNum>
-  <w:abstractNum w:abstractNumId="27" w15:restartNumberingAfterBreak="0">
+  <w:abstractNum w:abstractNumId="28" w15:restartNumberingAfterBreak="0">
     <w:nsid w:val="551F4C40"/>
     <w:multiLevelType w:val="hybridMultilevel"/>
     <w:tmpl w:val="D3F62BC6"/>
@@ -16162,7 +17811,7 @@
       </w:rPr>
     </w:lvl>
   </w:abstractNum>
-  <w:abstractNum w:abstractNumId="28" w15:restartNumberingAfterBreak="0">
+  <w:abstractNum w:abstractNumId="29" w15:restartNumberingAfterBreak="0">
     <w:nsid w:val="57F942FB"/>
     <w:multiLevelType w:val="hybridMultilevel"/>
     <w:tmpl w:val="D0E0B0E6"/>
@@ -16275,7 +17924,7 @@
       </w:rPr>
     </w:lvl>
   </w:abstractNum>
-  <w:abstractNum w:abstractNumId="29" w15:restartNumberingAfterBreak="0">
+  <w:abstractNum w:abstractNumId="30" w15:restartNumberingAfterBreak="0">
     <w:nsid w:val="61460137"/>
     <w:multiLevelType w:val="hybridMultilevel"/>
     <w:tmpl w:val="9E34C636"/>
@@ -16388,7 +18037,7 @@
       </w:rPr>
     </w:lvl>
   </w:abstractNum>
-  <w:abstractNum w:abstractNumId="30" w15:restartNumberingAfterBreak="0">
+  <w:abstractNum w:abstractNumId="31" w15:restartNumberingAfterBreak="0">
     <w:nsid w:val="660B0824"/>
     <w:multiLevelType w:val="multilevel"/>
     <w:tmpl w:val="BADAF078"/>
@@ -16537,7 +18186,7 @@
       </w:rPr>
     </w:lvl>
   </w:abstractNum>
-  <w:abstractNum w:abstractNumId="31" w15:restartNumberingAfterBreak="0">
+  <w:abstractNum w:abstractNumId="32" w15:restartNumberingAfterBreak="0">
     <w:nsid w:val="69BE5EB0"/>
     <w:multiLevelType w:val="hybridMultilevel"/>
     <w:tmpl w:val="8AA41B30"/>
@@ -16650,7 +18299,7 @@
       </w:rPr>
     </w:lvl>
   </w:abstractNum>
-  <w:abstractNum w:abstractNumId="32" w15:restartNumberingAfterBreak="0">
+  <w:abstractNum w:abstractNumId="33" w15:restartNumberingAfterBreak="0">
     <w:nsid w:val="6DD0147A"/>
     <w:multiLevelType w:val="multilevel"/>
     <w:tmpl w:val="78DE6110"/>
@@ -16799,7 +18448,7 @@
       </w:rPr>
     </w:lvl>
   </w:abstractNum>
-  <w:abstractNum w:abstractNumId="33" w15:restartNumberingAfterBreak="0">
+  <w:abstractNum w:abstractNumId="34" w15:restartNumberingAfterBreak="0">
     <w:nsid w:val="711C0946"/>
     <w:multiLevelType w:val="multilevel"/>
     <w:tmpl w:val="BADAF078"/>
@@ -16948,7 +18597,7 @@
       </w:rPr>
     </w:lvl>
   </w:abstractNum>
-  <w:abstractNum w:abstractNumId="34" w15:restartNumberingAfterBreak="0">
+  <w:abstractNum w:abstractNumId="35" w15:restartNumberingAfterBreak="0">
     <w:nsid w:val="756865E3"/>
     <w:multiLevelType w:val="multilevel"/>
     <w:tmpl w:val="FE96619C"/>
@@ -17097,7 +18746,7 @@
       </w:rPr>
     </w:lvl>
   </w:abstractNum>
-  <w:abstractNum w:abstractNumId="35" w15:restartNumberingAfterBreak="0">
+  <w:abstractNum w:abstractNumId="36" w15:restartNumberingAfterBreak="0">
     <w:nsid w:val="77D1625C"/>
     <w:multiLevelType w:val="multilevel"/>
     <w:tmpl w:val="BADAF078"/>
@@ -17246,7 +18895,7 @@
       </w:rPr>
     </w:lvl>
   </w:abstractNum>
-  <w:abstractNum w:abstractNumId="36" w15:restartNumberingAfterBreak="0">
+  <w:abstractNum w:abstractNumId="37" w15:restartNumberingAfterBreak="0">
     <w:nsid w:val="7B610C40"/>
     <w:multiLevelType w:val="hybridMultilevel"/>
     <w:tmpl w:val="EAF0ADEE"/>
@@ -17332,7 +18981,7 @@
       </w:pPr>
     </w:lvl>
   </w:abstractNum>
-  <w:abstractNum w:abstractNumId="37" w15:restartNumberingAfterBreak="0">
+  <w:abstractNum w:abstractNumId="38" w15:restartNumberingAfterBreak="0">
     <w:nsid w:val="7B912E92"/>
     <w:multiLevelType w:val="multilevel"/>
     <w:tmpl w:val="0AF85158"/>
@@ -17421,7 +19070,7 @@
       </w:pPr>
     </w:lvl>
   </w:abstractNum>
-  <w:abstractNum w:abstractNumId="38" w15:restartNumberingAfterBreak="0">
+  <w:abstractNum w:abstractNumId="39" w15:restartNumberingAfterBreak="0">
     <w:nsid w:val="7C645274"/>
     <w:multiLevelType w:val="multilevel"/>
     <w:tmpl w:val="C93A6E2A"/>
@@ -17570,7 +19219,7 @@
       </w:rPr>
     </w:lvl>
   </w:abstractNum>
-  <w:abstractNum w:abstractNumId="39" w15:restartNumberingAfterBreak="0">
+  <w:abstractNum w:abstractNumId="40" w15:restartNumberingAfterBreak="0">
     <w:nsid w:val="7C6A485C"/>
     <w:multiLevelType w:val="hybridMultilevel"/>
     <w:tmpl w:val="50066974"/>
@@ -17684,91 +19333,91 @@
     </w:lvl>
   </w:abstractNum>
   <w:num w:numId="1" w16cid:durableId="1808430329">
-    <w:abstractNumId w:val="16"/>
+    <w:abstractNumId w:val="17"/>
   </w:num>
   <w:num w:numId="2" w16cid:durableId="914556358">
-    <w:abstractNumId w:val="7"/>
+    <w:abstractNumId w:val="8"/>
   </w:num>
   <w:num w:numId="3" w16cid:durableId="767429265">
-    <w:abstractNumId w:val="39"/>
+    <w:abstractNumId w:val="40"/>
   </w:num>
   <w:num w:numId="4" w16cid:durableId="948513654">
     <w:abstractNumId w:val="1"/>
   </w:num>
   <w:num w:numId="5" w16cid:durableId="1214191891">
-    <w:abstractNumId w:val="10"/>
+    <w:abstractNumId w:val="11"/>
   </w:num>
   <w:num w:numId="6" w16cid:durableId="1992519285">
-    <w:abstractNumId w:val="19"/>
+    <w:abstractNumId w:val="20"/>
   </w:num>
   <w:num w:numId="7" w16cid:durableId="2041280235">
-    <w:abstractNumId w:val="34"/>
+    <w:abstractNumId w:val="35"/>
   </w:num>
   <w:num w:numId="8" w16cid:durableId="474296130">
-    <w:abstractNumId w:val="24"/>
+    <w:abstractNumId w:val="25"/>
   </w:num>
   <w:num w:numId="9" w16cid:durableId="239216498">
     <w:abstractNumId w:val="6"/>
   </w:num>
   <w:num w:numId="10" w16cid:durableId="1064180269">
-    <w:abstractNumId w:val="28"/>
+    <w:abstractNumId w:val="29"/>
   </w:num>
   <w:num w:numId="11" w16cid:durableId="36203897">
     <w:abstractNumId w:val="3"/>
   </w:num>
   <w:num w:numId="12" w16cid:durableId="1458180953">
-    <w:abstractNumId w:val="14"/>
+    <w:abstractNumId w:val="15"/>
   </w:num>
   <w:num w:numId="13" w16cid:durableId="337778451">
-    <w:abstractNumId w:val="32"/>
+    <w:abstractNumId w:val="33"/>
   </w:num>
   <w:num w:numId="14" w16cid:durableId="514076526">
-    <w:abstractNumId w:val="27"/>
+    <w:abstractNumId w:val="28"/>
   </w:num>
   <w:num w:numId="15" w16cid:durableId="1336809403">
-    <w:abstractNumId w:val="37"/>
+    <w:abstractNumId w:val="38"/>
   </w:num>
   <w:num w:numId="16" w16cid:durableId="1429932310">
-    <w:abstractNumId w:val="22"/>
+    <w:abstractNumId w:val="23"/>
   </w:num>
   <w:num w:numId="17" w16cid:durableId="1945574721">
-    <w:abstractNumId w:val="25"/>
+    <w:abstractNumId w:val="26"/>
   </w:num>
   <w:num w:numId="18" w16cid:durableId="1497108377">
-    <w:abstractNumId w:val="8"/>
+    <w:abstractNumId w:val="9"/>
   </w:num>
   <w:num w:numId="19" w16cid:durableId="1639530216">
-    <w:abstractNumId w:val="38"/>
+    <w:abstractNumId w:val="39"/>
   </w:num>
   <w:num w:numId="20" w16cid:durableId="1196234239">
-    <w:abstractNumId w:val="9"/>
+    <w:abstractNumId w:val="10"/>
   </w:num>
   <w:num w:numId="21" w16cid:durableId="1538421797">
-    <w:abstractNumId w:val="33"/>
+    <w:abstractNumId w:val="34"/>
   </w:num>
   <w:num w:numId="22" w16cid:durableId="1894848859">
-    <w:abstractNumId w:val="30"/>
+    <w:abstractNumId w:val="31"/>
   </w:num>
   <w:num w:numId="23" w16cid:durableId="643120057">
-    <w:abstractNumId w:val="36"/>
+    <w:abstractNumId w:val="37"/>
   </w:num>
   <w:num w:numId="24" w16cid:durableId="48383667">
     <w:abstractNumId w:val="4"/>
   </w:num>
   <w:num w:numId="25" w16cid:durableId="1629311708">
-    <w:abstractNumId w:val="35"/>
+    <w:abstractNumId w:val="36"/>
   </w:num>
   <w:num w:numId="26" w16cid:durableId="1983150425">
-    <w:abstractNumId w:val="23"/>
+    <w:abstractNumId w:val="24"/>
   </w:num>
   <w:num w:numId="27" w16cid:durableId="1943217986">
-    <w:abstractNumId w:val="11"/>
+    <w:abstractNumId w:val="12"/>
   </w:num>
   <w:num w:numId="28" w16cid:durableId="1059669459">
-    <w:abstractNumId w:val="17"/>
+    <w:abstractNumId w:val="18"/>
   </w:num>
   <w:num w:numId="29" w16cid:durableId="1718577692">
-    <w:abstractNumId w:val="20"/>
+    <w:abstractNumId w:val="21"/>
   </w:num>
   <w:num w:numId="30" w16cid:durableId="1514145648">
     <w:abstractNumId w:val="5"/>
@@ -17777,31 +19426,34 @@
     <w:abstractNumId w:val="2"/>
   </w:num>
   <w:num w:numId="32" w16cid:durableId="1167289782">
-    <w:abstractNumId w:val="12"/>
+    <w:abstractNumId w:val="13"/>
   </w:num>
   <w:num w:numId="33" w16cid:durableId="402799081">
-    <w:abstractNumId w:val="15"/>
+    <w:abstractNumId w:val="16"/>
   </w:num>
   <w:num w:numId="34" w16cid:durableId="1215972529">
     <w:abstractNumId w:val="0"/>
   </w:num>
   <w:num w:numId="35" w16cid:durableId="1916745493">
-    <w:abstractNumId w:val="26"/>
+    <w:abstractNumId w:val="27"/>
   </w:num>
   <w:num w:numId="36" w16cid:durableId="448088229">
-    <w:abstractNumId w:val="21"/>
+    <w:abstractNumId w:val="22"/>
   </w:num>
   <w:num w:numId="37" w16cid:durableId="1734232274">
-    <w:abstractNumId w:val="31"/>
+    <w:abstractNumId w:val="32"/>
   </w:num>
   <w:num w:numId="38" w16cid:durableId="49691675">
-    <w:abstractNumId w:val="13"/>
+    <w:abstractNumId w:val="14"/>
   </w:num>
   <w:num w:numId="39" w16cid:durableId="1759525063">
-    <w:abstractNumId w:val="29"/>
+    <w:abstractNumId w:val="30"/>
   </w:num>
   <w:num w:numId="40" w16cid:durableId="483591905">
-    <w:abstractNumId w:val="18"/>
+    <w:abstractNumId w:val="19"/>
+  </w:num>
+  <w:num w:numId="41" w16cid:durableId="86388709">
+    <w:abstractNumId w:val="7"/>
   </w:num>
   <w:numIdMacAtCleanup w:val="36"/>
 </w:numbering>
@@ -19001,28 +20653,28 @@
 </file>
 
 <file path=customXml/item1.xml><?xml version="1.0" encoding="utf-8"?>
-<b:Sources xmlns:b="http://schemas.openxmlformats.org/officeDocument/2006/bibliography" xmlns="http://schemas.openxmlformats.org/officeDocument/2006/bibliography" SelectedStyle="\APASixthEditionOfficeOnline.xsl" StyleName="APA" Version="6"/>
-</file>
-
-<file path=customXml/item2.xml><?xml version="1.0" encoding="utf-8"?>
 <go:gDocsCustomXmlDataStorage xmlns:go="http://customooxmlschemas.google.com/" xmlns:r="http://schemas.openxmlformats.org/officeDocument/2006/relationships" uri="GoogleDocsCustomDataVersion2">
   <go:docsCustomData xmlns:go="http://customooxmlschemas.google.com/" roundtripDataSignature="AMtx7mjtTp76A7XcfsA3e8mJS6BPWqp4rA==">CgMxLjAyCGguZ2pkZ3hzMgloLjMwajB6bGwyCWguMWZvYjl0ZTIJaC4zem55c2g3MgloLjJldDkycDAyCGgudHlqY3d0MgloLjNkeTZ2a20yCWguMXQzaDVzZjIJaC40ZDM0b2c4MgloLjJzOGV5bzEyCWguMTdkcDh2dTIJaC4zcmRjcmpuMgloLjI2aW4xcmcyCGgubG54Yno5MgloLjM1bmt1bjIyCWguMWtzdjR1djIJaC40NHNpbmlvMgloLjJqeHN4cWgyCGguejMzN3lhMgloLjNqMnFxbTM4AHIhMW5lMFliWWRuQ3k4bG9vUWRRN2RCbXdrWjQzTkRTd0JD</go:docsCustomData>
 </go:gDocsCustomXmlDataStorage>
 </file>
 
-<file path=customXml/itemProps1.xml><?xml version="1.0" encoding="utf-8"?>
-<ds:datastoreItem xmlns:ds="http://schemas.openxmlformats.org/officeDocument/2006/customXml" ds:itemID="{E66D56AF-1747-4E2C-9179-14FD0640A7CF}">
-  <ds:schemaRefs>
-    <ds:schemaRef ds:uri="http://schemas.openxmlformats.org/officeDocument/2006/bibliography"/>
-  </ds:schemaRefs>
-</ds:datastoreItem>
+<file path=customXml/item2.xml><?xml version="1.0" encoding="utf-8"?>
+<b:Sources xmlns:b="http://schemas.openxmlformats.org/officeDocument/2006/bibliography" xmlns="http://schemas.openxmlformats.org/officeDocument/2006/bibliography" SelectedStyle="\APASixthEditionOfficeOnline.xsl" StyleName="APA" Version="6"/>
 </file>
 
-<file path=customXml/itemProps2.xml><?xml version="1.0" encoding="utf-8"?>
+<file path=customXml/itemProps1.xml><?xml version="1.0" encoding="utf-8"?>
 <ds:datastoreItem xmlns:ds="http://schemas.openxmlformats.org/officeDocument/2006/customXml" ds:itemID="{11111111-1234-1234-1234-123412341234}">
   <ds:schemaRefs>
     <ds:schemaRef ds:uri="http://customooxmlschemas.google.com/"/>
     <ds:schemaRef ds:uri="http://schemas.openxmlformats.org/officeDocument/2006/relationships"/>
   </ds:schemaRefs>
 </ds:datastoreItem>
+</file>
+
+<file path=customXml/itemProps2.xml><?xml version="1.0" encoding="utf-8"?>
+<ds:datastoreItem xmlns:ds="http://schemas.openxmlformats.org/officeDocument/2006/customXml" ds:itemID="{E66D56AF-1747-4E2C-9179-14FD0640A7CF}">
+  <ds:schemaRefs>
+    <ds:schemaRef ds:uri="http://schemas.openxmlformats.org/officeDocument/2006/bibliography"/>
+  </ds:schemaRefs>
+</ds:datastoreItem>
 </file>